--- a/MaterialTwin_물성확보현황_해석가능성.docx
+++ b/MaterialTwin_물성확보현황_해석가능성.docx
@@ -31,7 +31,7 @@
           <w:color w:val="606060"/>
           <w:sz w:val="18"/>
         </w:rPr>
-        <w:t>2026-08-06 · 재료 541종 · 물성값 14,197건 · 출처 1,617건 · 물성 정의 157종</w:t>
+        <w:t>2026-08-06 · 재료 541종 · 물성값 14,204건 · 출처 1,619건 · 물성 정의 157종</w:t>
       </w:r>
     </w:p>
     <w:p/>
@@ -52,7 +52,7 @@
           <w:b/>
           <w:sz w:val="22"/>
         </w:rPr>
-        <w:t>12개 해석이 요구하는 (재료 × 필수물성) 격자 14,462칸 중 8,227칸이 채워졌다 — 전체 56.9%.</w:t>
+        <w:t>12개 해석이 요구하는 (재료 × 필수물성) 격자 14,462칸 중 8,234칸이 채워졌다 — 전체 56.9%.</w:t>
       </w:r>
     </w:p>
     <w:p>
@@ -812,7 +812,7 @@
               <w:rPr>
                 <w:sz w:val="15"/>
               </w:rPr>
-              <w:t>1052/2164</w:t>
+              <w:t>1059/2164</w:t>
             </w:r>
           </w:p>
         </w:tc>
@@ -826,7 +826,7 @@
               <w:rPr>
                 <w:sz w:val="15"/>
               </w:rPr>
-              <w:t>48.6%  ███████·······</w:t>
+              <w:t>48.9%  ███████·······</w:t>
             </w:r>
           </w:p>
         </w:tc>
@@ -840,7 +840,7 @@
               <w:rPr>
                 <w:sz w:val="15"/>
               </w:rPr>
-              <w:t>41  (7.6%)</w:t>
+              <w:t>43  (7.9%)</w:t>
             </w:r>
           </w:p>
         </w:tc>
@@ -854,7 +854,7 @@
               <w:rPr>
                 <w:sz w:val="15"/>
               </w:rPr>
-              <w:t>contact_angle_water | surface_energy — 499종</w:t>
+              <w:t>contact_angle_water | surface_energy — 492종</w:t>
             </w:r>
           </w:p>
         </w:tc>
@@ -3191,7 +3191,7 @@
               <w:rPr>
                 <w:sz w:val="16"/>
               </w:rPr>
-              <w:t>1052/2164  (48.6%)</w:t>
+              <w:t>1059/2164  (48.9%)</w:t>
             </w:r>
           </w:p>
         </w:tc>
@@ -3205,7 +3205,7 @@
               <w:rPr>
                 <w:sz w:val="16"/>
               </w:rPr>
-              <w:t>41종  (7.6%)</w:t>
+              <w:t>43종  (7.9%)</w:t>
             </w:r>
           </w:p>
         </w:tc>
@@ -3292,7 +3292,7 @@
               <w:rPr>
                 <w:sz w:val="16"/>
               </w:rPr>
-              <w:t>499종</w:t>
+              <w:t>492종</w:t>
             </w:r>
           </w:p>
         </w:tc>
@@ -8368,7 +8368,7 @@
               <w:rPr>
                 <w:sz w:val="16"/>
               </w:rPr>
-              <w:t>892건</w:t>
+              <w:t>899건</w:t>
             </w:r>
           </w:p>
         </w:tc>
@@ -8382,7 +8382,7 @@
               <w:rPr>
                 <w:sz w:val="16"/>
               </w:rPr>
-              <w:t>44종</w:t>
+              <w:t>45종</w:t>
             </w:r>
           </w:p>
         </w:tc>
@@ -8859,7 +8859,7 @@
               <w:rPr>
                 <w:sz w:val="16"/>
               </w:rPr>
-              <w:t>6,151건</w:t>
+              <w:t>6,157건</w:t>
             </w:r>
           </w:p>
         </w:tc>
@@ -8917,7 +8917,7 @@
               <w:rPr>
                 <w:sz w:val="16"/>
               </w:rPr>
-              <w:t>2,437건</w:t>
+              <w:t>2,438건</w:t>
             </w:r>
           </w:p>
         </w:tc>
@@ -9309,7 +9309,7 @@
               <w:rPr>
                 <w:sz w:val="16"/>
               </w:rPr>
-              <w:t>8,880</w:t>
+              <w:t>8,883</w:t>
             </w:r>
           </w:p>
         </w:tc>
@@ -9367,7 +9367,7 @@
               <w:rPr>
                 <w:sz w:val="16"/>
               </w:rPr>
-              <w:t>1,619</w:t>
+              <w:t>1,623</w:t>
             </w:r>
           </w:p>
         </w:tc>
@@ -9626,7 +9626,7 @@
               <w:rPr>
                 <w:sz w:val="16"/>
               </w:rPr>
-              <w:t>421</w:t>
+              <w:t>423</w:t>
             </w:r>
           </w:p>
         </w:tc>
@@ -10280,7 +10280,19 @@
         <w:pStyle w:val="Heading2"/>
       </w:pPr>
       <w:r>
-        <w:t>6.1  채울 수 없는 것 — 구조적 부재</w:t>
+        <w:t>6.1  채울 수 없는 것 — 확인된 부재</w:t>
+      </w:r>
+    </w:p>
+    <w:p>
+      <w:pPr>
+        <w:spacing w:after="80"/>
+      </w:pPr>
+      <w:r>
+        <w:rPr>
+          <w:b/>
+          <w:sz w:val="19"/>
+        </w:rPr>
+        <w:t>**“안 찾아봤다”와 “찾아봤는데 안 실려 있다”는 다른 상태이고, 후자만 데이터셋 항목이 된다.** 아래는 후자다 — 1차 문서를 끝까지 읽고 그 물성이 인쇄·측정된 적 없음을 확인한 것들이다. 수집을 더 해도 안 나오므로 실측 위탁이나 유료 접근이 아니면 방법이 없다.</w:t>
       </w:r>
     </w:p>
     <w:p>
@@ -10292,7 +10304,7 @@
           <w:b w:val="0"/>
           <w:sz w:val="19"/>
         </w:rPr>
-        <w:t>수집을 더 해도 안 나오는 것들이다. 실측 위탁이나 유료 접근이 아니면 방법이 없다.</w:t>
+        <w:t>이 구분이 왜 중요한가 — 커버리지 표의 “0건”은 두 상태를 구분하지 않는다. 어디를 더 파야 하는지 정하려면 이 목록을 먼저 빼고 봐야 한다. 전체 목록은 docs/BLOCKED_SOURCES.md에 있다.</w:t>
       </w:r>
     </w:p>
     <w:tbl>
@@ -10574,6 +10586,363 @@
                 <w:sz w:val="16"/>
               </w:rPr>
               <w:t>대조할 원문이 존재하지 않는다. 카탈로그 명명의 문제다</w:t>
+            </w:r>
+          </w:p>
+        </w:tc>
+      </w:tr>
+      <w:tr>
+        <w:tc>
+          <w:tcPr>
+            <w:tcW w:type="dxa" w:w="4320"/>
+          </w:tcPr>
+          <w:p>
+            <w:r/>
+            <w:r>
+              <w:rPr>
+                <w:sz w:val="16"/>
+              </w:rPr>
+              <w:t>CCL·FCCL의 열전도율</w:t>
+            </w:r>
+          </w:p>
+        </w:tc>
+        <w:tc>
+          <w:tcPr>
+            <w:tcW w:type="dxa" w:w="4320"/>
+          </w:tcPr>
+          <w:p>
+            <w:r/>
+            <w:r>
+              <w:rPr>
+                <w:sz w:val="16"/>
+              </w:rPr>
+              <w:t>TAIFLEX·Chukoh·ITEQ·Nan Ya·TUC 7종의 벤더 발행 문서를 전수 확인. 열전도율 행이 없다. 비열에 이어 열전도율도 같다</w:t>
+            </w:r>
+          </w:p>
+        </w:tc>
+      </w:tr>
+      <w:tr>
+        <w:tc>
+          <w:tcPr>
+            <w:tcW w:type="dxa" w:w="4320"/>
+          </w:tcPr>
+          <w:p>
+            <w:r/>
+            <w:r>
+              <w:rPr>
+                <w:sz w:val="16"/>
+              </w:rPr>
+              <w:t>DELO MONOPOX AC 시리즈의 열전도율</w:t>
+            </w:r>
+          </w:p>
+        </w:tc>
+        <w:tc>
+          <w:tcPr>
+            <w:tcW w:type="dxa" w:w="4320"/>
+          </w:tcPr>
+          <w:p>
+            <w:r/>
+            <w:r>
+              <w:rPr>
+                <w:sz w:val="16"/>
+              </w:rPr>
+              <w:t>6등급 TDS를 Wayback CDX로 전수 확보해 확인. 열 물성 행 자체가 없다</w:t>
+            </w:r>
+          </w:p>
+        </w:tc>
+      </w:tr>
+      <w:tr>
+        <w:tc>
+          <w:tcPr>
+            <w:tcW w:type="dxa" w:w="4320"/>
+          </w:tcPr>
+          <w:p>
+            <w:r/>
+            <w:r>
+              <w:rPr>
+                <w:sz w:val="16"/>
+              </w:rPr>
+              <w:t>Liu 2013 학위논문의 기판 열전도율</w:t>
+            </w:r>
+          </w:p>
+        </w:tc>
+        <w:tc>
+          <w:tcPr>
+            <w:tcW w:type="dxa" w:w="4320"/>
+          </w:tcPr>
+          <w:p>
+            <w:r/>
+            <w:r>
+              <w:rPr>
+                <w:sz w:val="16"/>
+              </w:rPr>
+              <w:t>7,174행 전문에 열전도율 문자열 0건. 순수 열역학적 논문이라 측정하지 않았다</w:t>
+            </w:r>
+          </w:p>
+        </w:tc>
+      </w:tr>
+      <w:tr>
+        <w:tc>
+          <w:tcPr>
+            <w:tcW w:type="dxa" w:w="4320"/>
+          </w:tcPr>
+          <w:p>
+            <w:r/>
+            <w:r>
+              <w:rPr>
+                <w:sz w:val="16"/>
+              </w:rPr>
+              <w:t>Sandia 언더필의 열전도율</w:t>
+            </w:r>
+          </w:p>
+        </w:tc>
+        <w:tc>
+          <w:tcPr>
+            <w:tcW w:type="dxa" w:w="4320"/>
+          </w:tcPr>
+          <w:p>
+            <w:r/>
+            <w:r>
+              <w:rPr>
+                <w:sz w:val="16"/>
+              </w:rPr>
+              <w:t>배합이 일치함을 확인하고도 표가 전부 압축탄성률·Prony·CTE다. 측정된 적이 없다</w:t>
+            </w:r>
+          </w:p>
+        </w:tc>
+      </w:tr>
+    </w:tbl>
+    <w:p/>
+    <w:p>
+      <w:pPr>
+        <w:spacing w:after="40"/>
+      </w:pPr>
+      <w:r>
+        <w:rPr>
+          <w:b/>
+          <w:sz w:val="19"/>
+        </w:rPr>
+        <w:t>확인 과정에서 걸러낸 함정도 남겨 둔다. 값이 없는 것보다 **잘못된 값이 들어오는 경로**가 더 위험하기 때문이다.</w:t>
+      </w:r>
+    </w:p>
+    <w:tbl>
+      <w:tblPr>
+        <w:tblStyle w:val="LightGrid-Accent1"/>
+        <w:tblW w:type="auto" w:w="0"/>
+        <w:jc w:val="center"/>
+        <w:tblLook w:firstColumn="1" w:firstRow="1" w:lastColumn="0" w:lastRow="0" w:noHBand="0" w:noVBand="1" w:val="04A0"/>
+      </w:tblPr>
+      <w:tblGrid>
+        <w:gridCol w:w="4320"/>
+        <w:gridCol w:w="4320"/>
+      </w:tblGrid>
+      <w:tr>
+        <w:tc>
+          <w:tcPr>
+            <w:tcW w:type="dxa" w:w="4320"/>
+          </w:tcPr>
+          <w:p>
+            <w:r/>
+            <w:r>
+              <w:rPr>
+                <w:b/>
+                <w:sz w:val="17"/>
+              </w:rPr>
+              <w:t>함정</w:t>
+            </w:r>
+          </w:p>
+        </w:tc>
+        <w:tc>
+          <w:tcPr>
+            <w:tcW w:type="dxa" w:w="4320"/>
+          </w:tcPr>
+          <w:p>
+            <w:r/>
+            <w:r>
+              <w:rPr>
+                <w:b/>
+                <w:sz w:val="17"/>
+              </w:rPr>
+              <w:t>실제 정체</w:t>
+            </w:r>
+          </w:p>
+        </w:tc>
+      </w:tr>
+      <w:tr>
+        <w:tc>
+          <w:tcPr>
+            <w:tcW w:type="dxa" w:w="4320"/>
+          </w:tcPr>
+          <w:p>
+            <w:r/>
+            <w:r>
+              <w:rPr>
+                <w:sz w:val="15"/>
+              </w:rPr>
+              <w:t>TUC 발표자료의 `2 W/mK · 1 W/mK`</w:t>
+            </w:r>
+          </w:p>
+        </w:tc>
+        <w:tc>
+          <w:tcPr>
+            <w:tcW w:type="dxa" w:w="4320"/>
+          </w:tcPr>
+          <w:p>
+            <w:r/>
+            <w:r>
+              <w:rPr>
+                <w:sz w:val="15"/>
+              </w:rPr>
+              <w:t>같은 슬라이드 **옆 레이아웃 박스**의 절연금속기판(IMS) 계열 값. TU-933·TU-872 SLK 것이 아니다</w:t>
+            </w:r>
+          </w:p>
+        </w:tc>
+      </w:tr>
+      <w:tr>
+        <w:tc>
+          <w:tcPr>
+            <w:tcW w:type="dxa" w:w="4320"/>
+          </w:tcPr>
+          <w:p>
+            <w:r/>
+            <w:r>
+              <w:rPr>
+                <w:sz w:val="15"/>
+              </w:rPr>
+              <w:t>`Thermal Resistance — T260 / T288`</w:t>
+            </w:r>
+          </w:p>
+        </w:tc>
+        <w:tc>
+          <w:tcPr>
+            <w:tcW w:type="dxa" w:w="4320"/>
+          </w:tcPr>
+          <w:p>
+            <w:r/>
+            <w:r>
+              <w:rPr>
+                <w:sz w:val="15"/>
+              </w:rPr>
+              <w:t>박리까지 걸린 **시간(분)**이다. 길이 차원이 없어 역수를 취해도 열전도율이 안 된다</w:t>
+            </w:r>
+          </w:p>
+        </w:tc>
+      </w:tr>
+      <w:tr>
+        <w:tc>
+          <w:tcPr>
+            <w:tcW w:type="dxa" w:w="4320"/>
+          </w:tcPr>
+          <w:p>
+            <w:r/>
+            <w:r>
+              <w:rPr>
+                <w:sz w:val="15"/>
+              </w:rPr>
+              <w:t>방향이 갈린 행(X/Y/Z)</w:t>
+            </w:r>
+          </w:p>
+        </w:tc>
+        <w:tc>
+          <w:tcPr>
+            <w:tcW w:type="dxa" w:w="4320"/>
+          </w:tcPr>
+          <w:p>
+            <w:r/>
+            <w:r>
+              <w:rPr>
+                <w:sz w:val="15"/>
+              </w:rPr>
+              <w:t>열전도율이 아니라 **CTE**다. 일곱 종 어디에도 열전도율 방향 분리는 없다</w:t>
+            </w:r>
+          </w:p>
+        </w:tc>
+      </w:tr>
+      <w:tr>
+        <w:tc>
+          <w:tcPr>
+            <w:tcW w:type="dxa" w:w="4320"/>
+          </w:tcPr>
+          <w:p>
+            <w:r/>
+            <w:r>
+              <w:rPr>
+                <w:sz w:val="15"/>
+              </w:rPr>
+              <w:t>Chukoh 사이트의 일반 PTFE 수지 k</w:t>
+            </w:r>
+          </w:p>
+        </w:tc>
+        <w:tc>
+          <w:tcPr>
+            <w:tcW w:type="dxa" w:w="4320"/>
+          </w:tcPr>
+          <w:p>
+            <w:r/>
+            <w:r>
+              <w:rPr>
+                <w:sz w:val="15"/>
+              </w:rPr>
+              <w:t>수지 값이지 유리섬유 충전 CCL 값이 아니다</w:t>
+            </w:r>
+          </w:p>
+        </w:tc>
+      </w:tr>
+      <w:tr>
+        <w:tc>
+          <w:tcPr>
+            <w:tcW w:type="dxa" w:w="4320"/>
+          </w:tcPr>
+          <w:p>
+            <w:r/>
+            <w:r>
+              <w:rPr>
+                <w:sz w:val="15"/>
+              </w:rPr>
+              <w:t>`DELO MONOPOX 1.7 W/(m·K)`</w:t>
+            </w:r>
+          </w:p>
+        </w:tc>
+        <w:tc>
+          <w:tcPr>
+            <w:tcW w:type="dxa" w:w="4320"/>
+          </w:tcPr>
+          <w:p>
+            <w:r/>
+            <w:r>
+              <w:rPr>
+                <w:sz w:val="15"/>
+              </w:rPr>
+              <w:t>**TC2270**(열전도 등급)의 값. 대상인 **AC**(이방도전) 시리즈와 다른 제품 라인이다</w:t>
+            </w:r>
+          </w:p>
+        </w:tc>
+      </w:tr>
+      <w:tr>
+        <w:tc>
+          <w:tcPr>
+            <w:tcW w:type="dxa" w:w="4320"/>
+          </w:tcPr>
+          <w:p>
+            <w:r/>
+            <w:r>
+              <w:rPr>
+                <w:sz w:val="15"/>
+              </w:rPr>
+              <w:t>CEL-9220HF10 0.9 · CEL-8240HF10GK 1.0 W/mk</w:t>
+            </w:r>
+          </w:p>
+        </w:tc>
+        <w:tc>
+          <w:tcPr>
+            <w:tcW w:type="dxa" w:w="4320"/>
+          </w:tcPr>
+          <w:p>
+            <w:r/>
+            <w:r>
+              <w:rPr>
+                <w:sz w:val="15"/>
+              </w:rPr>
+              <w:t>실측이 확인된 값이지만 **CEL-9240HF와 다른 등급**이다. 대체하면 안 된다</w:t>
             </w:r>
           </w:p>
         </w:tc>

--- a/MaterialTwin_물성확보현황_해석가능성.docx
+++ b/MaterialTwin_물성확보현황_해석가능성.docx
@@ -31,7 +31,7 @@
           <w:color w:val="606060"/>
           <w:sz w:val="18"/>
         </w:rPr>
-        <w:t>2026-08-06 · 재료 541종 · 물성값 14,204건 · 출처 1,619건 · 물성 정의 157종</w:t>
+        <w:t>2026-08-06 · 재료 544종 · 물성값 14,478건 · 출처 1,656건 · 물성 정의 157종</w:t>
       </w:r>
     </w:p>
     <w:p/>
@@ -52,7 +52,7 @@
           <w:b/>
           <w:sz w:val="22"/>
         </w:rPr>
-        <w:t>12개 해석이 요구하는 (재료 × 필수물성) 격자 14,462칸 중 8,234칸이 채워졌다 — 전체 56.9%.</w:t>
+        <w:t>12개 해석이 요구하는 (재료 × 필수물성) 격자 14,540칸 중 8,389칸이 채워졌다 — 전체 57.7%.</w:t>
       </w:r>
     </w:p>
     <w:p>
@@ -368,7 +368,7 @@
               <w:rPr>
                 <w:sz w:val="15"/>
               </w:rPr>
-              <w:t>541</w:t>
+              <w:t>544</w:t>
             </w:r>
           </w:p>
         </w:tc>
@@ -382,7 +382,7 @@
               <w:rPr>
                 <w:sz w:val="15"/>
               </w:rPr>
-              <w:t>1150/1623</w:t>
+              <w:t>1156/1632</w:t>
             </w:r>
           </w:p>
         </w:tc>
@@ -396,7 +396,7 @@
               <w:rPr>
                 <w:sz w:val="15"/>
               </w:rPr>
-              <w:t>70.9%  ██████████····</w:t>
+              <w:t>70.8%  ██████████····</w:t>
             </w:r>
           </w:p>
         </w:tc>
@@ -410,7 +410,7 @@
               <w:rPr>
                 <w:sz w:val="15"/>
               </w:rPr>
-              <w:t>329  (60.8%)</w:t>
+              <w:t>329  (60.5%)</w:t>
             </w:r>
           </w:p>
         </w:tc>
@@ -454,7 +454,7 @@
               <w:rPr>
                 <w:sz w:val="15"/>
               </w:rPr>
-              <w:t>541</w:t>
+              <w:t>544</w:t>
             </w:r>
           </w:p>
         </w:tc>
@@ -468,7 +468,7 @@
               <w:rPr>
                 <w:sz w:val="15"/>
               </w:rPr>
-              <w:t>1451/2705</w:t>
+              <w:t>1476/2720</w:t>
             </w:r>
           </w:p>
         </w:tc>
@@ -482,7 +482,7 @@
               <w:rPr>
                 <w:sz w:val="15"/>
               </w:rPr>
-              <w:t>53.6%  ████████······</w:t>
+              <w:t>54.3%  ████████······</w:t>
             </w:r>
           </w:p>
         </w:tc>
@@ -496,7 +496,7 @@
               <w:rPr>
                 <w:sz w:val="15"/>
               </w:rPr>
-              <w:t>27  (5.0%)</w:t>
+              <w:t>44  (8.1%)</w:t>
             </w:r>
           </w:p>
         </w:tc>
@@ -510,7 +510,7 @@
               <w:rPr>
                 <w:sz w:val="15"/>
               </w:rPr>
-              <w:t>cowper_symonds_c | cowper_symonds_p | dy — 514종</w:t>
+              <w:t>cowper_symonds_c | cowper_symonds_p | dy — 499종</w:t>
             </w:r>
           </w:p>
         </w:tc>
@@ -540,7 +540,7 @@
               <w:rPr>
                 <w:sz w:val="15"/>
               </w:rPr>
-              <w:t>541</w:t>
+              <w:t>544</w:t>
             </w:r>
           </w:p>
         </w:tc>
@@ -554,7 +554,7 @@
               <w:rPr>
                 <w:sz w:val="15"/>
               </w:rPr>
-              <w:t>1010/1623</w:t>
+              <w:t>1045/1632</w:t>
             </w:r>
           </w:p>
         </w:tc>
@@ -568,7 +568,7 @@
               <w:rPr>
                 <w:sz w:val="15"/>
               </w:rPr>
-              <w:t>62.2%  █████████·····</w:t>
+              <w:t>64.0%  █████████·····</w:t>
             </w:r>
           </w:p>
         </w:tc>
@@ -582,7 +582,7 @@
               <w:rPr>
                 <w:sz w:val="15"/>
               </w:rPr>
-              <w:t>276  (51.0%)</w:t>
+              <w:t>281  (51.7%)</w:t>
             </w:r>
           </w:p>
         </w:tc>
@@ -596,7 +596,7 @@
               <w:rPr>
                 <w:sz w:val="15"/>
               </w:rPr>
-              <w:t>specific_heat — 235종</w:t>
+              <w:t>conductivity — 219종</w:t>
             </w:r>
           </w:p>
         </w:tc>
@@ -626,7 +626,7 @@
               <w:rPr>
                 <w:sz w:val="15"/>
               </w:rPr>
-              <w:t>541</w:t>
+              <w:t>544</w:t>
             </w:r>
           </w:p>
         </w:tc>
@@ -640,7 +640,7 @@
               <w:rPr>
                 <w:sz w:val="15"/>
               </w:rPr>
-              <w:t>1477/2164</w:t>
+              <w:t>1486/2176</w:t>
             </w:r>
           </w:p>
         </w:tc>
@@ -668,7 +668,7 @@
               <w:rPr>
                 <w:sz w:val="15"/>
               </w:rPr>
-              <w:t>304  (56.2%)</w:t>
+              <w:t>304  (55.9%)</w:t>
             </w:r>
           </w:p>
         </w:tc>
@@ -798,7 +798,7 @@
               <w:rPr>
                 <w:sz w:val="15"/>
               </w:rPr>
-              <w:t>541</w:t>
+              <w:t>544</w:t>
             </w:r>
           </w:p>
         </w:tc>
@@ -812,7 +812,7 @@
               <w:rPr>
                 <w:sz w:val="15"/>
               </w:rPr>
-              <w:t>1059/2164</w:t>
+              <w:t>1094/2176</w:t>
             </w:r>
           </w:p>
         </w:tc>
@@ -826,7 +826,7 @@
               <w:rPr>
                 <w:sz w:val="15"/>
               </w:rPr>
-              <w:t>48.9%  ███████·······</w:t>
+              <w:t>50.3%  ███████·······</w:t>
             </w:r>
           </w:p>
         </w:tc>
@@ -854,7 +854,7 @@
               <w:rPr>
                 <w:sz w:val="15"/>
               </w:rPr>
-              <w:t>contact_angle_water | surface_energy — 492종</w:t>
+              <w:t>contact_angle_water | surface_energy — 495종</w:t>
             </w:r>
           </w:p>
         </w:tc>
@@ -884,7 +884,7 @@
               <w:rPr>
                 <w:sz w:val="15"/>
               </w:rPr>
-              <w:t>417</w:t>
+              <w:t>420</w:t>
             </w:r>
           </w:p>
         </w:tc>
@@ -898,7 +898,7 @@
               <w:rPr>
                 <w:sz w:val="15"/>
               </w:rPr>
-              <w:t>795/1668</w:t>
+              <w:t>830/1680</w:t>
             </w:r>
           </w:p>
         </w:tc>
@@ -912,7 +912,7 @@
               <w:rPr>
                 <w:sz w:val="15"/>
               </w:rPr>
-              <w:t>47.7%  ███████·······</w:t>
+              <w:t>49.4%  ███████·······</w:t>
             </w:r>
           </w:p>
         </w:tc>
@@ -926,7 +926,7 @@
               <w:rPr>
                 <w:sz w:val="15"/>
               </w:rPr>
-              <w:t>107  (25.7%)</w:t>
+              <w:t>108  (25.7%)</w:t>
             </w:r>
           </w:p>
         </w:tc>
@@ -940,7 +940,7 @@
               <w:rPr>
                 <w:sz w:val="15"/>
               </w:rPr>
-              <w:t>water_vapor_transmission | gas_permeabil — 268종</w:t>
+              <w:t>water_vapor_transmission | gas_permeabil — 271종</w:t>
             </w:r>
           </w:p>
         </w:tc>
@@ -1142,7 +1142,7 @@
               <w:rPr>
                 <w:sz w:val="15"/>
               </w:rPr>
-              <w:t>541</w:t>
+              <w:t>544</w:t>
             </w:r>
           </w:p>
         </w:tc>
@@ -1156,7 +1156,7 @@
               <w:rPr>
                 <w:sz w:val="15"/>
               </w:rPr>
-              <w:t>148/541</w:t>
+              <w:t>158/544</w:t>
             </w:r>
           </w:p>
         </w:tc>
@@ -1170,7 +1170,7 @@
               <w:rPr>
                 <w:sz w:val="15"/>
               </w:rPr>
-              <w:t>27.4%  ████··········</w:t>
+              <w:t>29.0%  ████··········</w:t>
             </w:r>
           </w:p>
         </w:tc>
@@ -1184,7 +1184,7 @@
               <w:rPr>
                 <w:sz w:val="15"/>
               </w:rPr>
-              <w:t>148  (27.4%)</w:t>
+              <w:t>158  (29.0%)</w:t>
             </w:r>
           </w:p>
         </w:tc>
@@ -1198,7 +1198,7 @@
               <w:rPr>
                 <w:sz w:val="15"/>
               </w:rPr>
-              <w:t>dielectric_constant | volume_resistivity — 393종</w:t>
+              <w:t>dielectric_constant | volume_resistivity — 386종</w:t>
             </w:r>
           </w:p>
         </w:tc>
@@ -1314,7 +1314,7 @@
               <w:rPr>
                 <w:sz w:val="15"/>
               </w:rPr>
-              <w:t>89</w:t>
+              <w:t>92</w:t>
             </w:r>
           </w:p>
         </w:tc>
@@ -1328,7 +1328,7 @@
               <w:rPr>
                 <w:sz w:val="15"/>
               </w:rPr>
-              <w:t>41/178</w:t>
+              <w:t>41/184</w:t>
             </w:r>
           </w:p>
         </w:tc>
@@ -1342,7 +1342,7 @@
               <w:rPr>
                 <w:sz w:val="15"/>
               </w:rPr>
-              <w:t>23.0%  ███···········</w:t>
+              <w:t>22.3%  ███···········</w:t>
             </w:r>
           </w:p>
         </w:tc>
@@ -1370,7 +1370,7 @@
               <w:rPr>
                 <w:sz w:val="15"/>
               </w:rPr>
-              <w:t>gas_permeability_o2 | gas_solubility — 87종</w:t>
+              <w:t>gas_permeability_o2 | gas_solubility — 90종</w:t>
             </w:r>
           </w:p>
         </w:tc>
@@ -1697,7 +1697,7 @@
               <w:rPr>
                 <w:sz w:val="16"/>
               </w:rPr>
-              <w:t>541종</w:t>
+              <w:t>544종</w:t>
             </w:r>
           </w:p>
         </w:tc>
@@ -1711,7 +1711,7 @@
               <w:rPr>
                 <w:sz w:val="16"/>
               </w:rPr>
-              <w:t>1150/1623  (70.9%)</w:t>
+              <w:t>1156/1632  (70.8%)</w:t>
             </w:r>
           </w:p>
         </w:tc>
@@ -1725,7 +1725,7 @@
               <w:rPr>
                 <w:sz w:val="16"/>
               </w:rPr>
-              <w:t>329종  (60.8%)</w:t>
+              <w:t>329종  (60.5%)</w:t>
             </w:r>
           </w:p>
         </w:tc>
@@ -1872,7 +1872,7 @@
               <w:rPr>
                 <w:sz w:val="16"/>
               </w:rPr>
-              <w:t>116종</w:t>
+              <w:t>119종</w:t>
             </w:r>
           </w:p>
         </w:tc>
@@ -1969,7 +1969,7 @@
               <w:rPr>
                 <w:sz w:val="16"/>
               </w:rPr>
-              <w:t>541종</w:t>
+              <w:t>544종</w:t>
             </w:r>
           </w:p>
         </w:tc>
@@ -1983,7 +1983,7 @@
               <w:rPr>
                 <w:sz w:val="16"/>
               </w:rPr>
-              <w:t>1451/2705  (53.6%)</w:t>
+              <w:t>1476/2720  (54.3%)</w:t>
             </w:r>
           </w:p>
         </w:tc>
@@ -1997,7 +1997,7 @@
               <w:rPr>
                 <w:sz w:val="16"/>
               </w:rPr>
-              <w:t>27종  (5.0%)</w:t>
+              <w:t>44종  (8.1%)</w:t>
             </w:r>
           </w:p>
         </w:tc>
@@ -2084,7 +2084,7 @@
               <w:rPr>
                 <w:sz w:val="16"/>
               </w:rPr>
-              <w:t>514종</w:t>
+              <w:t>499종</w:t>
             </w:r>
           </w:p>
         </w:tc>
@@ -2114,7 +2114,7 @@
               <w:rPr>
                 <w:sz w:val="16"/>
               </w:rPr>
-              <w:t>267종</w:t>
+              <w:t>269종</w:t>
             </w:r>
           </w:p>
         </w:tc>
@@ -2204,7 +2204,7 @@
               <w:rPr>
                 <w:sz w:val="16"/>
               </w:rPr>
-              <w:t>116종</w:t>
+              <w:t>119종</w:t>
             </w:r>
           </w:p>
         </w:tc>
@@ -2301,7 +2301,7 @@
               <w:rPr>
                 <w:sz w:val="16"/>
               </w:rPr>
-              <w:t>541종</w:t>
+              <w:t>544종</w:t>
             </w:r>
           </w:p>
         </w:tc>
@@ -2315,7 +2315,7 @@
               <w:rPr>
                 <w:sz w:val="16"/>
               </w:rPr>
-              <w:t>1010/1623  (62.2%)</w:t>
+              <w:t>1045/1632  (64.0%)</w:t>
             </w:r>
           </w:p>
         </w:tc>
@@ -2329,7 +2329,7 @@
               <w:rPr>
                 <w:sz w:val="16"/>
               </w:rPr>
-              <w:t>276종  (51.0%)</w:t>
+              <w:t>281종  (51.7%)</w:t>
             </w:r>
           </w:p>
         </w:tc>
@@ -2402,7 +2402,7 @@
               <w:rPr>
                 <w:sz w:val="16"/>
               </w:rPr>
-              <w:t>specific_heat</w:t>
+              <w:t>conductivity</w:t>
             </w:r>
           </w:p>
         </w:tc>
@@ -2416,7 +2416,7 @@
               <w:rPr>
                 <w:sz w:val="16"/>
               </w:rPr>
-              <w:t>235종</w:t>
+              <w:t>219종</w:t>
             </w:r>
           </w:p>
         </w:tc>
@@ -2432,7 +2432,7 @@
               <w:rPr>
                 <w:sz w:val="16"/>
               </w:rPr>
-              <w:t>conductivity</w:t>
+              <w:t>specific_heat</w:t>
             </w:r>
           </w:p>
         </w:tc>
@@ -2446,7 +2446,7 @@
               <w:rPr>
                 <w:sz w:val="16"/>
               </w:rPr>
-              <w:t>227종</w:t>
+              <w:t>217종</w:t>
             </w:r>
           </w:p>
         </w:tc>
@@ -2573,7 +2573,7 @@
               <w:rPr>
                 <w:sz w:val="16"/>
               </w:rPr>
-              <w:t>541종</w:t>
+              <w:t>544종</w:t>
             </w:r>
           </w:p>
         </w:tc>
@@ -2587,7 +2587,7 @@
               <w:rPr>
                 <w:sz w:val="16"/>
               </w:rPr>
-              <w:t>1477/2164  (68.3%)</w:t>
+              <w:t>1486/2176  (68.3%)</w:t>
             </w:r>
           </w:p>
         </w:tc>
@@ -2601,7 +2601,7 @@
               <w:rPr>
                 <w:sz w:val="16"/>
               </w:rPr>
-              <w:t>304종  (56.2%)</w:t>
+              <w:t>304종  (55.9%)</w:t>
             </w:r>
           </w:p>
         </w:tc>
@@ -2778,7 +2778,7 @@
               <w:rPr>
                 <w:sz w:val="16"/>
               </w:rPr>
-              <w:t>116종</w:t>
+              <w:t>119종</w:t>
             </w:r>
           </w:p>
         </w:tc>
@@ -3177,7 +3177,7 @@
               <w:rPr>
                 <w:sz w:val="16"/>
               </w:rPr>
-              <w:t>541종</w:t>
+              <w:t>544종</w:t>
             </w:r>
           </w:p>
         </w:tc>
@@ -3191,7 +3191,7 @@
               <w:rPr>
                 <w:sz w:val="16"/>
               </w:rPr>
-              <w:t>1059/2164  (48.9%)</w:t>
+              <w:t>1094/2176  (50.3%)</w:t>
             </w:r>
           </w:p>
         </w:tc>
@@ -3292,7 +3292,7 @@
               <w:rPr>
                 <w:sz w:val="16"/>
               </w:rPr>
-              <w:t>492종</w:t>
+              <w:t>495종</w:t>
             </w:r>
           </w:p>
         </w:tc>
@@ -3308,7 +3308,7 @@
               <w:rPr>
                 <w:sz w:val="16"/>
               </w:rPr>
-              <w:t>specific_heat</w:t>
+              <w:t>conductivity</w:t>
             </w:r>
           </w:p>
         </w:tc>
@@ -3322,7 +3322,7 @@
               <w:rPr>
                 <w:sz w:val="16"/>
               </w:rPr>
-              <w:t>235종</w:t>
+              <w:t>219종</w:t>
             </w:r>
           </w:p>
         </w:tc>
@@ -3338,7 +3338,7 @@
               <w:rPr>
                 <w:sz w:val="16"/>
               </w:rPr>
-              <w:t>conductivity</w:t>
+              <w:t>specific_heat</w:t>
             </w:r>
           </w:p>
         </w:tc>
@@ -3352,7 +3352,7 @@
               <w:rPr>
                 <w:sz w:val="16"/>
               </w:rPr>
-              <w:t>227종</w:t>
+              <w:t>217종</w:t>
             </w:r>
           </w:p>
         </w:tc>
@@ -3479,7 +3479,7 @@
               <w:rPr>
                 <w:sz w:val="16"/>
               </w:rPr>
-              <w:t>417종</w:t>
+              <w:t>420종</w:t>
             </w:r>
           </w:p>
         </w:tc>
@@ -3493,7 +3493,7 @@
               <w:rPr>
                 <w:sz w:val="16"/>
               </w:rPr>
-              <w:t>795/1668  (47.7%)</w:t>
+              <w:t>830/1680  (49.4%)</w:t>
             </w:r>
           </w:p>
         </w:tc>
@@ -3507,7 +3507,7 @@
               <w:rPr>
                 <w:sz w:val="16"/>
               </w:rPr>
-              <w:t>107종  (25.7%)</w:t>
+              <w:t>108종  (25.7%)</w:t>
             </w:r>
           </w:p>
         </w:tc>
@@ -3594,7 +3594,7 @@
               <w:rPr>
                 <w:sz w:val="16"/>
               </w:rPr>
-              <w:t>268종</w:t>
+              <w:t>271종</w:t>
             </w:r>
           </w:p>
         </w:tc>
@@ -3610,7 +3610,7 @@
               <w:rPr>
                 <w:sz w:val="16"/>
               </w:rPr>
-              <w:t>specific_heat</w:t>
+              <w:t>conductivity</w:t>
             </w:r>
           </w:p>
         </w:tc>
@@ -3624,7 +3624,7 @@
               <w:rPr>
                 <w:sz w:val="16"/>
               </w:rPr>
-              <w:t>230종</w:t>
+              <w:t>216종</w:t>
             </w:r>
           </w:p>
         </w:tc>
@@ -3640,7 +3640,7 @@
               <w:rPr>
                 <w:sz w:val="16"/>
               </w:rPr>
-              <w:t>conductivity</w:t>
+              <w:t>specific_heat</w:t>
             </w:r>
           </w:p>
         </w:tc>
@@ -3654,7 +3654,7 @@
               <w:rPr>
                 <w:sz w:val="16"/>
               </w:rPr>
-              <w:t>224종</w:t>
+              <w:t>212종</w:t>
             </w:r>
           </w:p>
         </w:tc>
@@ -4265,7 +4265,7 @@
               <w:rPr>
                 <w:sz w:val="16"/>
               </w:rPr>
-              <w:t>541종</w:t>
+              <w:t>544종</w:t>
             </w:r>
           </w:p>
         </w:tc>
@@ -4279,7 +4279,7 @@
               <w:rPr>
                 <w:sz w:val="16"/>
               </w:rPr>
-              <w:t>148/541  (27.4%)</w:t>
+              <w:t>158/544  (29.0%)</w:t>
             </w:r>
           </w:p>
         </w:tc>
@@ -4293,7 +4293,7 @@
               <w:rPr>
                 <w:sz w:val="16"/>
               </w:rPr>
-              <w:t>148종  (27.4%)</w:t>
+              <w:t>158종  (29.0%)</w:t>
             </w:r>
           </w:p>
         </w:tc>
@@ -4380,7 +4380,7 @@
               <w:rPr>
                 <w:sz w:val="16"/>
               </w:rPr>
-              <w:t>393종</w:t>
+              <w:t>386종</w:t>
             </w:r>
           </w:p>
         </w:tc>
@@ -4749,7 +4749,7 @@
               <w:rPr>
                 <w:sz w:val="16"/>
               </w:rPr>
-              <w:t>89종</w:t>
+              <w:t>92종</w:t>
             </w:r>
           </w:p>
         </w:tc>
@@ -4763,7 +4763,7 @@
               <w:rPr>
                 <w:sz w:val="16"/>
               </w:rPr>
-              <w:t>41/178  (23.0%)</w:t>
+              <w:t>41/184  (22.3%)</w:t>
             </w:r>
           </w:p>
         </w:tc>
@@ -4864,7 +4864,7 @@
               <w:rPr>
                 <w:sz w:val="16"/>
               </w:rPr>
-              <w:t>87종</w:t>
+              <w:t>90종</w:t>
             </w:r>
           </w:p>
         </w:tc>
@@ -4894,7 +4894,7 @@
               <w:rPr>
                 <w:sz w:val="16"/>
               </w:rPr>
-              <w:t>50종</w:t>
+              <w:t>53종</w:t>
             </w:r>
           </w:p>
         </w:tc>
@@ -4923,7 +4923,7 @@
           <w:b w:val="0"/>
           <w:sz w:val="19"/>
         </w:rPr>
-        <w:t>물성 정의 157종 전부에 값이 하나 이상 있다(개통률 100%). 아래는 재료 541종 기준 보유율이다.</w:t>
+        <w:t>물성 정의 157종 전부에 값이 하나 이상 있다(개통률 100%). 아래는 재료 544종 기준 보유율이다.</w:t>
       </w:r>
     </w:p>
     <w:p>
@@ -5078,7 +5078,7 @@
               <w:rPr>
                 <w:sz w:val="15"/>
               </w:rPr>
-              <w:t>78.6%  █████████···</w:t>
+              <w:t>78.1%  █████████···</w:t>
             </w:r>
           </w:p>
         </w:tc>
@@ -5136,7 +5136,7 @@
               <w:rPr>
                 <w:sz w:val="15"/>
               </w:rPr>
-              <w:t>390종</w:t>
+              <w:t>393종</w:t>
             </w:r>
           </w:p>
         </w:tc>
@@ -5150,7 +5150,7 @@
               <w:rPr>
                 <w:sz w:val="15"/>
               </w:rPr>
-              <w:t>72.1%  █████████···</w:t>
+              <w:t>72.2%  █████████···</w:t>
             </w:r>
           </w:p>
         </w:tc>
@@ -5164,7 +5164,7 @@
               <w:rPr>
                 <w:sz w:val="15"/>
               </w:rPr>
-              <w:t>601건</w:t>
+              <w:t>604건</w:t>
             </w:r>
           </w:p>
         </w:tc>
@@ -5208,7 +5208,7 @@
               <w:rPr>
                 <w:sz w:val="15"/>
               </w:rPr>
-              <w:t>335종</w:t>
+              <w:t>338종</w:t>
             </w:r>
           </w:p>
         </w:tc>
@@ -5222,7 +5222,7 @@
               <w:rPr>
                 <w:sz w:val="15"/>
               </w:rPr>
-              <w:t>61.9%  ███████·····</w:t>
+              <w:t>62.1%  ███████·····</w:t>
             </w:r>
           </w:p>
         </w:tc>
@@ -5236,7 +5236,7 @@
               <w:rPr>
                 <w:sz w:val="15"/>
               </w:rPr>
-              <w:t>917건</w:t>
+              <w:t>920건</w:t>
             </w:r>
           </w:p>
         </w:tc>
@@ -5280,7 +5280,7 @@
               <w:rPr>
                 <w:sz w:val="15"/>
               </w:rPr>
-              <w:t>327종</w:t>
+              <w:t>330종</w:t>
             </w:r>
           </w:p>
         </w:tc>
@@ -5294,7 +5294,7 @@
               <w:rPr>
                 <w:sz w:val="15"/>
               </w:rPr>
-              <w:t>60.4%  ███████·····</w:t>
+              <w:t>60.7%  ███████·····</w:t>
             </w:r>
           </w:p>
         </w:tc>
@@ -5308,7 +5308,7 @@
               <w:rPr>
                 <w:sz w:val="15"/>
               </w:rPr>
-              <w:t>1008건</w:t>
+              <w:t>1011건</w:t>
             </w:r>
           </w:p>
         </w:tc>
@@ -5324,7 +5324,7 @@
               <w:rPr>
                 <w:sz w:val="15"/>
               </w:rPr>
-              <w:t>열전도율</w:t>
+              <w:t>비열</w:t>
             </w:r>
           </w:p>
         </w:tc>
@@ -5352,7 +5352,7 @@
               <w:rPr>
                 <w:sz w:val="15"/>
               </w:rPr>
-              <w:t>314종</w:t>
+              <w:t>327종</w:t>
             </w:r>
           </w:p>
         </w:tc>
@@ -5366,7 +5366,7 @@
               <w:rPr>
                 <w:sz w:val="15"/>
               </w:rPr>
-              <w:t>58.0%  ███████·····</w:t>
+              <w:t>60.1%  ███████·····</w:t>
             </w:r>
           </w:p>
         </w:tc>
@@ -5380,7 +5380,7 @@
               <w:rPr>
                 <w:sz w:val="15"/>
               </w:rPr>
-              <w:t>530건</w:t>
+              <w:t>392건</w:t>
             </w:r>
           </w:p>
         </w:tc>
@@ -5396,7 +5396,7 @@
               <w:rPr>
                 <w:sz w:val="15"/>
               </w:rPr>
-              <w:t>인장강도(UTS)</w:t>
+              <w:t>열전도율</w:t>
             </w:r>
           </w:p>
         </w:tc>
@@ -5410,7 +5410,7 @@
               <w:rPr>
                 <w:sz w:val="15"/>
               </w:rPr>
-              <w:t>기계</w:t>
+              <w:t>열</w:t>
             </w:r>
           </w:p>
         </w:tc>
@@ -5424,7 +5424,7 @@
               <w:rPr>
                 <w:sz w:val="15"/>
               </w:rPr>
-              <w:t>311종</w:t>
+              <w:t>325종</w:t>
             </w:r>
           </w:p>
         </w:tc>
@@ -5438,7 +5438,7 @@
               <w:rPr>
                 <w:sz w:val="15"/>
               </w:rPr>
-              <w:t>57.5%  ███████·····</w:t>
+              <w:t>59.7%  ███████·····</w:t>
             </w:r>
           </w:p>
         </w:tc>
@@ -5452,7 +5452,7 @@
               <w:rPr>
                 <w:sz w:val="15"/>
               </w:rPr>
-              <w:t>657건</w:t>
+              <w:t>541건</w:t>
             </w:r>
           </w:p>
         </w:tc>
@@ -5468,7 +5468,7 @@
               <w:rPr>
                 <w:sz w:val="15"/>
               </w:rPr>
-              <w:t>비열</w:t>
+              <w:t>인장강도(UTS)</w:t>
             </w:r>
           </w:p>
         </w:tc>
@@ -5482,7 +5482,7 @@
               <w:rPr>
                 <w:sz w:val="15"/>
               </w:rPr>
-              <w:t>열</w:t>
+              <w:t>기계</w:t>
             </w:r>
           </w:p>
         </w:tc>
@@ -5496,7 +5496,7 @@
               <w:rPr>
                 <w:sz w:val="15"/>
               </w:rPr>
-              <w:t>306종</w:t>
+              <w:t>312종</w:t>
             </w:r>
           </w:p>
         </w:tc>
@@ -5510,7 +5510,7 @@
               <w:rPr>
                 <w:sz w:val="15"/>
               </w:rPr>
-              <w:t>56.6%  ███████·····</w:t>
+              <w:t>57.4%  ███████·····</w:t>
             </w:r>
           </w:p>
         </w:tc>
@@ -5524,7 +5524,7 @@
               <w:rPr>
                 <w:sz w:val="15"/>
               </w:rPr>
-              <w:t>371건</w:t>
+              <w:t>658건</w:t>
             </w:r>
           </w:p>
         </w:tc>
@@ -5568,7 +5568,7 @@
               <w:rPr>
                 <w:sz w:val="15"/>
               </w:rPr>
-              <w:t>277종</w:t>
+              <w:t>278종</w:t>
             </w:r>
           </w:p>
         </w:tc>
@@ -5582,7 +5582,7 @@
               <w:rPr>
                 <w:sz w:val="15"/>
               </w:rPr>
-              <w:t>51.2%  ██████······</w:t>
+              <w:t>51.1%  ██████······</w:t>
             </w:r>
           </w:p>
         </w:tc>
@@ -5596,7 +5596,7 @@
               <w:rPr>
                 <w:sz w:val="15"/>
               </w:rPr>
-              <w:t>507건</w:t>
+              <w:t>508건</w:t>
             </w:r>
           </w:p>
         </w:tc>
@@ -5654,7 +5654,7 @@
               <w:rPr>
                 <w:sz w:val="15"/>
               </w:rPr>
-              <w:t>38.3%  █████·······</w:t>
+              <w:t>38.1%  █████·······</w:t>
             </w:r>
           </w:p>
         </w:tc>
@@ -5712,7 +5712,7 @@
               <w:rPr>
                 <w:sz w:val="15"/>
               </w:rPr>
-              <w:t>174종</w:t>
+              <w:t>187종</w:t>
             </w:r>
           </w:p>
         </w:tc>
@@ -5726,7 +5726,7 @@
               <w:rPr>
                 <w:sz w:val="15"/>
               </w:rPr>
-              <w:t>32.2%  ████········</w:t>
+              <w:t>34.4%  ████········</w:t>
             </w:r>
           </w:p>
         </w:tc>
@@ -5740,7 +5740,7 @@
               <w:rPr>
                 <w:sz w:val="15"/>
               </w:rPr>
-              <w:t>274건</w:t>
+              <w:t>287건</w:t>
             </w:r>
           </w:p>
         </w:tc>
@@ -5798,7 +5798,7 @@
               <w:rPr>
                 <w:sz w:val="15"/>
               </w:rPr>
-              <w:t>29.9%  ████········</w:t>
+              <w:t>29.8%  ████········</w:t>
             </w:r>
           </w:p>
         </w:tc>
@@ -5856,7 +5856,7 @@
               <w:rPr>
                 <w:sz w:val="15"/>
               </w:rPr>
-              <w:t>148종</w:t>
+              <w:t>158종</w:t>
             </w:r>
           </w:p>
         </w:tc>
@@ -5870,7 +5870,7 @@
               <w:rPr>
                 <w:sz w:val="15"/>
               </w:rPr>
-              <w:t>27.4%  ███·········</w:t>
+              <w:t>29.0%  ███·········</w:t>
             </w:r>
           </w:p>
         </w:tc>
@@ -5884,7 +5884,7 @@
               <w:rPr>
                 <w:sz w:val="15"/>
               </w:rPr>
-              <w:t>305건</w:t>
+              <w:t>334건</w:t>
             </w:r>
           </w:p>
         </w:tc>
@@ -5942,7 +5942,7 @@
               <w:rPr>
                 <w:sz w:val="15"/>
               </w:rPr>
-              <w:t>25.1%  ███·········</w:t>
+              <w:t>25.0%  ███·········</w:t>
             </w:r>
           </w:p>
         </w:tc>
@@ -5972,7 +5972,7 @@
               <w:rPr>
                 <w:sz w:val="15"/>
               </w:rPr>
-              <w:t>포화수분흡수율</w:t>
+              <w:t>손실계수</w:t>
             </w:r>
           </w:p>
         </w:tc>
@@ -5986,7 +5986,7 @@
               <w:rPr>
                 <w:sz w:val="15"/>
               </w:rPr>
-              <w:t>화학</w:t>
+              <w:t>전기</w:t>
             </w:r>
           </w:p>
         </w:tc>
@@ -6000,7 +6000,7 @@
               <w:rPr>
                 <w:sz w:val="15"/>
               </w:rPr>
-              <w:t>113종</w:t>
+              <w:t>114종</w:t>
             </w:r>
           </w:p>
         </w:tc>
@@ -6014,7 +6014,7 @@
               <w:rPr>
                 <w:sz w:val="15"/>
               </w:rPr>
-              <w:t>20.9%  ███·········</w:t>
+              <w:t>21.0%  ███·········</w:t>
             </w:r>
           </w:p>
         </w:tc>
@@ -6028,7 +6028,7 @@
               <w:rPr>
                 <w:sz w:val="15"/>
               </w:rPr>
-              <w:t>119건</w:t>
+              <w:t>221건</w:t>
             </w:r>
           </w:p>
         </w:tc>
@@ -6044,7 +6044,7 @@
               <w:rPr>
                 <w:sz w:val="15"/>
               </w:rPr>
-              <w:t>손실계수</w:t>
+              <w:t>포화수분흡수율</w:t>
             </w:r>
           </w:p>
         </w:tc>
@@ -6058,7 +6058,7 @@
               <w:rPr>
                 <w:sz w:val="15"/>
               </w:rPr>
-              <w:t>전기</w:t>
+              <w:t>화학</w:t>
             </w:r>
           </w:p>
         </w:tc>
@@ -6072,7 +6072,7 @@
               <w:rPr>
                 <w:sz w:val="15"/>
               </w:rPr>
-              <w:t>106종</w:t>
+              <w:t>113종</w:t>
             </w:r>
           </w:p>
         </w:tc>
@@ -6086,7 +6086,7 @@
               <w:rPr>
                 <w:sz w:val="15"/>
               </w:rPr>
-              <w:t>19.6%  ██··········</w:t>
+              <w:t>20.8%  ██··········</w:t>
             </w:r>
           </w:p>
         </w:tc>
@@ -6100,7 +6100,7 @@
               <w:rPr>
                 <w:sz w:val="15"/>
               </w:rPr>
-              <w:t>200건</w:t>
+              <w:t>119건</w:t>
             </w:r>
           </w:p>
         </w:tc>
@@ -6158,7 +6158,7 @@
               <w:rPr>
                 <w:sz w:val="15"/>
               </w:rPr>
-              <w:t>19.4%  ██··········</w:t>
+              <w:t>19.3%  ██··········</w:t>
             </w:r>
           </w:p>
         </w:tc>
@@ -6188,7 +6188,7 @@
               <w:rPr>
                 <w:sz w:val="15"/>
               </w:rPr>
-              <w:t>층 두께</w:t>
+              <w:t>유리전이온도</w:t>
             </w:r>
           </w:p>
         </w:tc>
@@ -6202,7 +6202,7 @@
               <w:rPr>
                 <w:sz w:val="15"/>
               </w:rPr>
-              <w:t>구조</w:t>
+              <w:t>열</w:t>
             </w:r>
           </w:p>
         </w:tc>
@@ -6216,7 +6216,7 @@
               <w:rPr>
                 <w:sz w:val="15"/>
               </w:rPr>
-              <w:t>103종</w:t>
+              <w:t>105종</w:t>
             </w:r>
           </w:p>
         </w:tc>
@@ -6230,7 +6230,7 @@
               <w:rPr>
                 <w:sz w:val="15"/>
               </w:rPr>
-              <w:t>19.0%  ██··········</w:t>
+              <w:t>19.3%  ██··········</w:t>
             </w:r>
           </w:p>
         </w:tc>
@@ -6244,7 +6244,7 @@
               <w:rPr>
                 <w:sz w:val="15"/>
               </w:rPr>
-              <w:t>178건</w:t>
+              <w:t>388건</w:t>
             </w:r>
           </w:p>
         </w:tc>
@@ -6260,7 +6260,7 @@
               <w:rPr>
                 <w:sz w:val="15"/>
               </w:rPr>
-              <w:t>유리전이온도</w:t>
+              <w:t>층 두께</w:t>
             </w:r>
           </w:p>
         </w:tc>
@@ -6274,7 +6274,7 @@
               <w:rPr>
                 <w:sz w:val="15"/>
               </w:rPr>
-              <w:t>열</w:t>
+              <w:t>구조</w:t>
             </w:r>
           </w:p>
         </w:tc>
@@ -6288,7 +6288,7 @@
               <w:rPr>
                 <w:sz w:val="15"/>
               </w:rPr>
-              <w:t>102종</w:t>
+              <w:t>103종</w:t>
             </w:r>
           </w:p>
         </w:tc>
@@ -6316,7 +6316,7 @@
               <w:rPr>
                 <w:sz w:val="15"/>
               </w:rPr>
-              <w:t>385건</w:t>
+              <w:t>178건</w:t>
             </w:r>
           </w:p>
         </w:tc>
@@ -6374,7 +6374,7 @@
               <w:rPr>
                 <w:sz w:val="15"/>
               </w:rPr>
-              <w:t>18.3%  ██··········</w:t>
+              <w:t>18.2%  ██··········</w:t>
             </w:r>
           </w:p>
         </w:tc>
@@ -6404,7 +6404,7 @@
               <w:rPr>
                 <w:sz w:val="15"/>
               </w:rPr>
-              <w:t>융점</w:t>
+              <w:t>유전강도</w:t>
             </w:r>
           </w:p>
         </w:tc>
@@ -6418,7 +6418,7 @@
               <w:rPr>
                 <w:sz w:val="15"/>
               </w:rPr>
-              <w:t>열</w:t>
+              <w:t>전기</w:t>
             </w:r>
           </w:p>
         </w:tc>
@@ -6432,7 +6432,7 @@
               <w:rPr>
                 <w:sz w:val="15"/>
               </w:rPr>
-              <w:t>90종</w:t>
+              <w:t>93종</w:t>
             </w:r>
           </w:p>
         </w:tc>
@@ -6446,7 +6446,7 @@
               <w:rPr>
                 <w:sz w:val="15"/>
               </w:rPr>
-              <w:t>16.6%  ██··········</w:t>
+              <w:t>17.1%  ██··········</w:t>
             </w:r>
           </w:p>
         </w:tc>
@@ -6460,7 +6460,7 @@
               <w:rPr>
                 <w:sz w:val="15"/>
               </w:rPr>
-              <w:t>137건</w:t>
+              <w:t>116건</w:t>
             </w:r>
           </w:p>
         </w:tc>
@@ -8136,7 +8136,7 @@
               <w:rPr>
                 <w:sz w:val="16"/>
               </w:rPr>
-              <w:t>5,425건</w:t>
+              <w:t>5,574건</w:t>
             </w:r>
           </w:p>
         </w:tc>
@@ -8150,7 +8150,7 @@
               <w:rPr>
                 <w:sz w:val="16"/>
               </w:rPr>
-              <w:t>38종</w:t>
+              <w:t>39종</w:t>
             </w:r>
           </w:p>
         </w:tc>
@@ -8194,7 +8194,7 @@
               <w:rPr>
                 <w:sz w:val="16"/>
               </w:rPr>
-              <w:t>3,180건</w:t>
+              <w:t>3,218건</w:t>
             </w:r>
           </w:p>
         </w:tc>
@@ -8208,7 +8208,7 @@
               <w:rPr>
                 <w:sz w:val="16"/>
               </w:rPr>
-              <w:t>102종</w:t>
+              <w:t>104종</w:t>
             </w:r>
           </w:p>
         </w:tc>
@@ -8310,7 +8310,7 @@
               <w:rPr>
                 <w:sz w:val="16"/>
               </w:rPr>
-              <w:t>1,146건</w:t>
+              <w:t>1,230건</w:t>
             </w:r>
           </w:p>
         </w:tc>
@@ -8324,7 +8324,7 @@
               <w:rPr>
                 <w:sz w:val="16"/>
               </w:rPr>
-              <w:t>64종</w:t>
+              <w:t>68종</w:t>
             </w:r>
           </w:p>
         </w:tc>
@@ -8368,7 +8368,7 @@
               <w:rPr>
                 <w:sz w:val="16"/>
               </w:rPr>
-              <w:t>899건</w:t>
+              <w:t>902건</w:t>
             </w:r>
           </w:p>
         </w:tc>
@@ -8845,7 +8845,7 @@
               <w:rPr>
                 <w:sz w:val="16"/>
               </w:rPr>
-              <w:t>297종</w:t>
+              <w:t>300종</w:t>
             </w:r>
           </w:p>
         </w:tc>
@@ -8859,7 +8859,7 @@
               <w:rPr>
                 <w:sz w:val="16"/>
               </w:rPr>
-              <w:t>6,157건</w:t>
+              <w:t>6,232건</w:t>
             </w:r>
           </w:p>
         </w:tc>
@@ -8873,7 +8873,7 @@
               <w:rPr>
                 <w:sz w:val="16"/>
               </w:rPr>
-              <w:t>20.7</w:t>
+              <w:t>20.8</w:t>
             </w:r>
           </w:p>
         </w:tc>
@@ -8917,7 +8917,7 @@
               <w:rPr>
                 <w:sz w:val="16"/>
               </w:rPr>
-              <w:t>2,438건</w:t>
+              <w:t>2,552건</w:t>
             </w:r>
           </w:p>
         </w:tc>
@@ -8931,7 +8931,7 @@
               <w:rPr>
                 <w:sz w:val="16"/>
               </w:rPr>
-              <w:t>30.5</w:t>
+              <w:t>31.9</w:t>
             </w:r>
           </w:p>
         </w:tc>
@@ -8975,7 +8975,7 @@
               <w:rPr>
                 <w:sz w:val="16"/>
               </w:rPr>
-              <w:t>3,397건</w:t>
+              <w:t>3,405건</w:t>
             </w:r>
           </w:p>
         </w:tc>
@@ -8989,7 +8989,7 @@
               <w:rPr>
                 <w:sz w:val="16"/>
               </w:rPr>
-              <w:t>45.9</w:t>
+              <w:t>46.0</w:t>
             </w:r>
           </w:p>
         </w:tc>
@@ -9033,7 +9033,7 @@
               <w:rPr>
                 <w:sz w:val="16"/>
               </w:rPr>
-              <w:t>1,358건</w:t>
+              <w:t>1,403건</w:t>
             </w:r>
           </w:p>
         </w:tc>
@@ -9047,7 +9047,7 @@
               <w:rPr>
                 <w:sz w:val="16"/>
               </w:rPr>
-              <w:t>30.9</w:t>
+              <w:t>31.9</w:t>
             </w:r>
           </w:p>
         </w:tc>
@@ -9091,7 +9091,7 @@
               <w:rPr>
                 <w:sz w:val="16"/>
               </w:rPr>
-              <w:t>572건</w:t>
+              <w:t>585건</w:t>
             </w:r>
           </w:p>
         </w:tc>
@@ -9105,7 +9105,7 @@
               <w:rPr>
                 <w:sz w:val="16"/>
               </w:rPr>
-              <w:t>23.8</w:t>
+              <w:t>24.4</w:t>
             </w:r>
           </w:p>
         </w:tc>
@@ -9149,7 +9149,7 @@
               <w:rPr>
                 <w:sz w:val="16"/>
               </w:rPr>
-              <w:t>282건</w:t>
+              <w:t>301건</w:t>
             </w:r>
           </w:p>
         </w:tc>
@@ -9163,7 +9163,7 @@
               <w:rPr>
                 <w:sz w:val="16"/>
               </w:rPr>
-              <w:t>12.8</w:t>
+              <w:t>13.7</w:t>
             </w:r>
           </w:p>
         </w:tc>
@@ -9309,7 +9309,7 @@
               <w:rPr>
                 <w:sz w:val="16"/>
               </w:rPr>
-              <w:t>8,883</w:t>
+              <w:t>9,000</w:t>
             </w:r>
           </w:p>
         </w:tc>
@@ -9323,7 +9323,7 @@
               <w:rPr>
                 <w:sz w:val="16"/>
               </w:rPr>
-              <w:t>62.5%</w:t>
+              <w:t>62.2%</w:t>
             </w:r>
           </w:p>
         </w:tc>
@@ -9367,7 +9367,7 @@
               <w:rPr>
                 <w:sz w:val="16"/>
               </w:rPr>
-              <w:t>1,623</w:t>
+              <w:t>1,633</w:t>
             </w:r>
           </w:p>
         </w:tc>
@@ -9381,7 +9381,7 @@
               <w:rPr>
                 <w:sz w:val="16"/>
               </w:rPr>
-              <w:t>11.4%</w:t>
+              <w:t>11.3%</w:t>
             </w:r>
           </w:p>
         </w:tc>
@@ -9425,7 +9425,7 @@
               <w:rPr>
                 <w:sz w:val="16"/>
               </w:rPr>
-              <w:t>1,641</w:t>
+              <w:t>1,787</w:t>
             </w:r>
           </w:p>
         </w:tc>
@@ -9439,7 +9439,7 @@
               <w:rPr>
                 <w:sz w:val="16"/>
               </w:rPr>
-              <w:t>11.6%</w:t>
+              <w:t>12.3%</w:t>
             </w:r>
           </w:p>
         </w:tc>
@@ -9483,7 +9483,7 @@
               <w:rPr>
                 <w:sz w:val="16"/>
               </w:rPr>
-              <w:t>2,057</w:t>
+              <w:t>2,058</w:t>
             </w:r>
           </w:p>
         </w:tc>
@@ -9497,7 +9497,7 @@
               <w:rPr>
                 <w:sz w:val="16"/>
               </w:rPr>
-              <w:t>14.5%</w:t>
+              <w:t>14.2%</w:t>
             </w:r>
           </w:p>
         </w:tc>
@@ -9513,7 +9513,7 @@
           <w:b w:val="0"/>
           <w:sz w:val="19"/>
         </w:rPr>
-        <w:t>가정값 2,013건은 조건에 assumption 표지가 붙어 UI·카드에 “가정”으로 표시된다. 대표값 선택에서 실측에 밀리므로, 나중에 실측이 들어오면 자동으로 대체된다.</w:t>
+        <w:t>가정값 2,014건은 조건에 assumption 표지가 붙어 UI·카드에 “가정”으로 표시된다. 대표값 선택에서 실측에 밀리므로, 나중에 실측이 들어오면 자동으로 대체된다.</w:t>
       </w:r>
     </w:p>
     <w:p>
@@ -9596,7 +9596,7 @@
               <w:rPr>
                 <w:sz w:val="16"/>
               </w:rPr>
-              <w:t>794</w:t>
+              <w:t>804</w:t>
             </w:r>
           </w:p>
         </w:tc>
@@ -9626,7 +9626,7 @@
               <w:rPr>
                 <w:sz w:val="16"/>
               </w:rPr>
-              <w:t>423</w:t>
+              <w:t>442</w:t>
             </w:r>
           </w:p>
         </w:tc>
@@ -9656,7 +9656,7 @@
               <w:rPr>
                 <w:sz w:val="16"/>
               </w:rPr>
-              <w:t>243</w:t>
+              <w:t>250</w:t>
             </w:r>
           </w:p>
         </w:tc>
@@ -9686,7 +9686,7 @@
               <w:rPr>
                 <w:sz w:val="16"/>
               </w:rPr>
-              <w:t>64</w:t>
+              <w:t>65</w:t>
             </w:r>
           </w:p>
         </w:tc>

--- a/MaterialTwin_물성확보현황_해석가능성.docx
+++ b/MaterialTwin_물성확보현황_해석가능성.docx
@@ -31,7 +31,7 @@
           <w:color w:val="606060"/>
           <w:sz w:val="18"/>
         </w:rPr>
-        <w:t>2026-08-06 · 재료 544종 · 물성값 14,478건 · 출처 1,656건 · 물성 정의 157종</w:t>
+        <w:t>2026-08-06 · 재료 544종 · 물성값 14,798건 · 출처 1,718건 · 물성 정의 157종</w:t>
       </w:r>
     </w:p>
     <w:p/>
@@ -52,7 +52,7 @@
           <w:b/>
           <w:sz w:val="22"/>
         </w:rPr>
-        <w:t>12개 해석이 요구하는 (재료 × 필수물성) 격자 14,540칸 중 8,389칸이 채워졌다 — 전체 57.7%.</w:t>
+        <w:t>12개 해석이 요구하는 (재료 × 필수물성) 격자 14,540칸 중 8,416칸이 채워졌다 — 전체 57.9%.</w:t>
       </w:r>
     </w:p>
     <w:p>
@@ -726,7 +726,7 @@
               <w:rPr>
                 <w:sz w:val="15"/>
               </w:rPr>
-              <w:t>453/740</w:t>
+              <w:t>464/740</w:t>
             </w:r>
           </w:p>
         </w:tc>
@@ -740,7 +740,7 @@
               <w:rPr>
                 <w:sz w:val="15"/>
               </w:rPr>
-              <w:t>61.2%  █████████·····</w:t>
+              <w:t>62.7%  █████████·····</w:t>
             </w:r>
           </w:p>
         </w:tc>
@@ -754,7 +754,7 @@
               <w:rPr>
                 <w:sz w:val="15"/>
               </w:rPr>
-              <w:t>10  (5.4%)</w:t>
+              <w:t>20  (10.8%)</w:t>
             </w:r>
           </w:p>
         </w:tc>
@@ -768,7 +768,7 @@
               <w:rPr>
                 <w:sz w:val="15"/>
               </w:rPr>
-              <w:t>prony_relaxation_time | prony_tensile_mo — 164종</w:t>
+              <w:t>prony_relaxation_time | prony_tensile_mo — 153종</w:t>
             </w:r>
           </w:p>
         </w:tc>
@@ -1242,7 +1242,7 @@
               <w:rPr>
                 <w:sz w:val="15"/>
               </w:rPr>
-              <w:t>359/594</w:t>
+              <w:t>375/594</w:t>
             </w:r>
           </w:p>
         </w:tc>
@@ -1256,7 +1256,7 @@
               <w:rPr>
                 <w:sz w:val="15"/>
               </w:rPr>
-              <w:t>60.4%  ████████······</w:t>
+              <w:t>63.1%  █████████·····</w:t>
             </w:r>
           </w:p>
         </w:tc>
@@ -1270,7 +1270,7 @@
               <w:rPr>
                 <w:sz w:val="15"/>
               </w:rPr>
-              <w:t>2  (1.0%)</w:t>
+              <w:t>18  (9.1%)</w:t>
             </w:r>
           </w:p>
         </w:tc>
@@ -1284,7 +1284,7 @@
               <w:rPr>
                 <w:sz w:val="15"/>
               </w:rPr>
-              <w:t>fatigue_strength_coefficient | fatigue_d — 196종</w:t>
+              <w:t>fatigue_strength_coefficient | fatigue_d — 180종</w:t>
             </w:r>
           </w:p>
         </w:tc>
@@ -2889,7 +2889,7 @@
               <w:rPr>
                 <w:sz w:val="16"/>
               </w:rPr>
-              <w:t>453/740  (61.2%)</w:t>
+              <w:t>464/740  (62.7%)</w:t>
             </w:r>
           </w:p>
         </w:tc>
@@ -2903,7 +2903,7 @@
               <w:rPr>
                 <w:sz w:val="16"/>
               </w:rPr>
-              <w:t>10종  (5.4%)</w:t>
+              <w:t>20종  (10.8%)</w:t>
             </w:r>
           </w:p>
         </w:tc>
@@ -2990,7 +2990,7 @@
               <w:rPr>
                 <w:sz w:val="16"/>
               </w:rPr>
-              <w:t>164종</w:t>
+              <w:t>153종</w:t>
             </w:r>
           </w:p>
         </w:tc>
@@ -4491,7 +4491,7 @@
               <w:rPr>
                 <w:sz w:val="16"/>
               </w:rPr>
-              <w:t>359/594  (60.4%)</w:t>
+              <w:t>375/594  (63.1%)</w:t>
             </w:r>
           </w:p>
         </w:tc>
@@ -4505,7 +4505,7 @@
               <w:rPr>
                 <w:sz w:val="16"/>
               </w:rPr>
-              <w:t>2종  (1.0%)</w:t>
+              <w:t>18종  (9.1%)</w:t>
             </w:r>
           </w:p>
         </w:tc>
@@ -4592,7 +4592,7 @@
               <w:rPr>
                 <w:sz w:val="16"/>
               </w:rPr>
-              <w:t>196종</w:t>
+              <w:t>180종</w:t>
             </w:r>
           </w:p>
         </w:tc>
@@ -5092,7 +5092,7 @@
               <w:rPr>
                 <w:sz w:val="15"/>
               </w:rPr>
-              <w:t>508건</w:t>
+              <w:t>509건</w:t>
             </w:r>
           </w:p>
         </w:tc>
@@ -5164,7 +5164,7 @@
               <w:rPr>
                 <w:sz w:val="15"/>
               </w:rPr>
-              <w:t>604건</w:t>
+              <w:t>605건</w:t>
             </w:r>
           </w:p>
         </w:tc>
@@ -6573,7 +6573,7 @@
               <w:rPr>
                 <w:sz w:val="15"/>
               </w:rPr>
-              <w:t>기체 용해도(헨리)</w:t>
+              <w:t>겔타임</w:t>
             </w:r>
           </w:p>
         </w:tc>
@@ -6587,7 +6587,7 @@
               <w:rPr>
                 <w:sz w:val="15"/>
               </w:rPr>
-              <w:t>물리</w:t>
+              <w:t>유변</w:t>
             </w:r>
           </w:p>
         </w:tc>
@@ -6601,7 +6601,7 @@
               <w:rPr>
                 <w:sz w:val="15"/>
               </w:rPr>
-              <w:t>3종</w:t>
+              <w:t>4종</w:t>
             </w:r>
           </w:p>
         </w:tc>
@@ -6615,7 +6615,7 @@
               <w:rPr>
                 <w:sz w:val="15"/>
               </w:rPr>
-              <w:t>5건</w:t>
+              <w:t>9건</w:t>
             </w:r>
           </w:p>
         </w:tc>
@@ -6631,7 +6631,7 @@
               <w:rPr>
                 <w:sz w:val="15"/>
               </w:rPr>
-              <w:t>결정화도</w:t>
+              <w:t>흡음계수</w:t>
             </w:r>
           </w:p>
         </w:tc>
@@ -6645,7 +6645,7 @@
               <w:rPr>
                 <w:sz w:val="15"/>
               </w:rPr>
-              <w:t>구조</w:t>
+              <w:t>음향</w:t>
             </w:r>
           </w:p>
         </w:tc>
@@ -6673,7 +6673,7 @@
               <w:rPr>
                 <w:sz w:val="15"/>
               </w:rPr>
-              <w:t>13건</w:t>
+              <w:t>21건</w:t>
             </w:r>
           </w:p>
         </w:tc>
@@ -6689,7 +6689,7 @@
               <w:rPr>
                 <w:sz w:val="15"/>
               </w:rPr>
-              <w:t>부분몰부피</w:t>
+              <w:t>와이어 풀 강도</w:t>
             </w:r>
           </w:p>
         </w:tc>
@@ -6703,7 +6703,7 @@
               <w:rPr>
                 <w:sz w:val="15"/>
               </w:rPr>
-              <w:t>화학</w:t>
+              <w:t>계면</w:t>
             </w:r>
           </w:p>
         </w:tc>
@@ -6717,7 +6717,7 @@
               <w:rPr>
                 <w:sz w:val="15"/>
               </w:rPr>
-              <w:t>2종</w:t>
+              <w:t>3종</w:t>
             </w:r>
           </w:p>
         </w:tc>
@@ -6731,7 +6731,7 @@
               <w:rPr>
                 <w:sz w:val="15"/>
               </w:rPr>
-              <w:t>6건</w:t>
+              <w:t>13건</w:t>
             </w:r>
           </w:p>
         </w:tc>
@@ -6747,7 +6747,7 @@
               <w:rPr>
                 <w:sz w:val="15"/>
               </w:rPr>
-              <w:t>응집영역 파괴에너지 GIC</w:t>
+              <w:t>광택(60도)</w:t>
             </w:r>
           </w:p>
         </w:tc>
@@ -6761,7 +6761,7 @@
               <w:rPr>
                 <w:sz w:val="15"/>
               </w:rPr>
-              <w:t>계면</w:t>
+              <w:t>광학</w:t>
             </w:r>
           </w:p>
         </w:tc>
@@ -6775,7 +6775,7 @@
               <w:rPr>
                 <w:sz w:val="15"/>
               </w:rPr>
-              <w:t>2종</w:t>
+              <w:t>3종</w:t>
             </w:r>
           </w:p>
         </w:tc>
@@ -6789,7 +6789,7 @@
               <w:rPr>
                 <w:sz w:val="15"/>
               </w:rPr>
-              <w:t>53건</w:t>
+              <w:t>5건</w:t>
             </w:r>
           </w:p>
         </w:tc>
@@ -6805,7 +6805,7 @@
               <w:rPr>
                 <w:sz w:val="15"/>
               </w:rPr>
-              <w:t>응집영역 파괴에너지 GIIC</w:t>
+              <w:t>기체 용해도(헨리)</w:t>
             </w:r>
           </w:p>
         </w:tc>
@@ -6819,7 +6819,7 @@
               <w:rPr>
                 <w:sz w:val="15"/>
               </w:rPr>
-              <w:t>계면</w:t>
+              <w:t>물리</w:t>
             </w:r>
           </w:p>
         </w:tc>
@@ -6833,7 +6833,7 @@
               <w:rPr>
                 <w:sz w:val="15"/>
               </w:rPr>
-              <w:t>2종</w:t>
+              <w:t>3종</w:t>
             </w:r>
           </w:p>
         </w:tc>
@@ -6847,7 +6847,7 @@
               <w:rPr>
                 <w:sz w:val="15"/>
               </w:rPr>
-              <w:t>26건</w:t>
+              <w:t>5건</w:t>
             </w:r>
           </w:p>
         </w:tc>
@@ -6863,7 +6863,7 @@
               <w:rPr>
                 <w:sz w:val="15"/>
               </w:rPr>
-              <w:t>이온교환 깊이(DOL)</w:t>
+              <w:t>결정화도</w:t>
             </w:r>
           </w:p>
         </w:tc>
@@ -6877,7 +6877,7 @@
               <w:rPr>
                 <w:sz w:val="15"/>
               </w:rPr>
-              <w:t>기계</w:t>
+              <w:t>구조</w:t>
             </w:r>
           </w:p>
         </w:tc>
@@ -6891,7 +6891,7 @@
               <w:rPr>
                 <w:sz w:val="15"/>
               </w:rPr>
-              <w:t>2종</w:t>
+              <w:t>3종</w:t>
             </w:r>
           </w:p>
         </w:tc>
@@ -6905,7 +6905,7 @@
               <w:rPr>
                 <w:sz w:val="15"/>
               </w:rPr>
-              <w:t>5건</w:t>
+              <w:t>13건</w:t>
             </w:r>
           </w:p>
         </w:tc>
@@ -6921,7 +6921,7 @@
               <w:rPr>
                 <w:sz w:val="15"/>
               </w:rPr>
-              <w:t>피로강도계수 σf'</w:t>
+              <w:t>부분몰부피</w:t>
             </w:r>
           </w:p>
         </w:tc>
@@ -6935,7 +6935,7 @@
               <w:rPr>
                 <w:sz w:val="15"/>
               </w:rPr>
-              <w:t>기계</w:t>
+              <w:t>화학</w:t>
             </w:r>
           </w:p>
         </w:tc>
@@ -6963,7 +6963,7 @@
               <w:rPr>
                 <w:sz w:val="15"/>
               </w:rPr>
-              <w:t>4건</w:t>
+              <w:t>6건</w:t>
             </w:r>
           </w:p>
         </w:tc>
@@ -6979,7 +6979,7 @@
               <w:rPr>
                 <w:sz w:val="15"/>
               </w:rPr>
-              <w:t>피로강도지수 b</w:t>
+              <w:t>응집영역 파괴에너지 GIC</w:t>
             </w:r>
           </w:p>
         </w:tc>
@@ -6993,7 +6993,7 @@
               <w:rPr>
                 <w:sz w:val="15"/>
               </w:rPr>
-              <w:t>기계</w:t>
+              <w:t>계면</w:t>
             </w:r>
           </w:p>
         </w:tc>
@@ -7021,7 +7021,7 @@
               <w:rPr>
                 <w:sz w:val="15"/>
               </w:rPr>
-              <w:t>4건</w:t>
+              <w:t>53건</w:t>
             </w:r>
           </w:p>
         </w:tc>
@@ -7037,7 +7037,7 @@
               <w:rPr>
                 <w:sz w:val="15"/>
               </w:rPr>
-              <w:t>Prony 상대 체적계수</w:t>
+              <w:t>응집영역 파괴에너지 GIIC</w:t>
             </w:r>
           </w:p>
         </w:tc>
@@ -7051,7 +7051,7 @@
               <w:rPr>
                 <w:sz w:val="15"/>
               </w:rPr>
-              <w:t>기계</w:t>
+              <w:t>계면</w:t>
             </w:r>
           </w:p>
         </w:tc>
@@ -7079,7 +7079,7 @@
               <w:rPr>
                 <w:sz w:val="15"/>
               </w:rPr>
-              <w:t>29건</w:t>
+              <w:t>26건</w:t>
             </w:r>
           </w:p>
         </w:tc>
@@ -7095,7 +7095,7 @@
               <w:rPr>
                 <w:sz w:val="15"/>
               </w:rPr>
-              <w:t>노화 후 물성 유지율</w:t>
+              <w:t>이온교환 깊이(DOL)</w:t>
             </w:r>
           </w:p>
         </w:tc>
@@ -7137,7 +7137,7 @@
               <w:rPr>
                 <w:sz w:val="15"/>
               </w:rPr>
-              <w:t>16건</w:t>
+              <w:t>5건</w:t>
             </w:r>
           </w:p>
         </w:tc>
@@ -7153,7 +7153,7 @@
               <w:rPr>
                 <w:sz w:val="15"/>
               </w:rPr>
-              <w:t>표면압축응력(CS)</w:t>
+              <w:t>Morrow 에너지 계수</w:t>
             </w:r>
           </w:p>
         </w:tc>
@@ -7195,7 +7195,7 @@
               <w:rPr>
                 <w:sz w:val="15"/>
               </w:rPr>
-              <w:t>4건</w:t>
+              <w:t>33건</w:t>
             </w:r>
           </w:p>
         </w:tc>
@@ -7211,7 +7211,7 @@
               <w:rPr>
                 <w:sz w:val="15"/>
               </w:rPr>
-              <w:t>이분자 소광 속도상수</w:t>
+              <w:t>Morrow 에너지 지수</w:t>
             </w:r>
           </w:p>
         </w:tc>
@@ -7225,7 +7225,7 @@
               <w:rPr>
                 <w:sz w:val="15"/>
               </w:rPr>
-              <w:t>광학</w:t>
+              <w:t>기계</w:t>
             </w:r>
           </w:p>
         </w:tc>
@@ -7253,7 +7253,7 @@
               <w:rPr>
                 <w:sz w:val="15"/>
               </w:rPr>
-              <w:t>2건</w:t>
+              <w:t>33건</w:t>
             </w:r>
           </w:p>
         </w:tc>
@@ -7269,7 +7269,7 @@
               <w:rPr>
                 <w:sz w:val="15"/>
               </w:rPr>
-              <w:t>내자외선성</w:t>
+              <w:t>Prony 상대 체적계수</w:t>
             </w:r>
           </w:p>
         </w:tc>
@@ -7283,7 +7283,7 @@
               <w:rPr>
                 <w:sz w:val="15"/>
               </w:rPr>
-              <w:t>광학</w:t>
+              <w:t>기계</w:t>
             </w:r>
           </w:p>
         </w:tc>
@@ -7311,7 +7311,7 @@
               <w:rPr>
                 <w:sz w:val="15"/>
               </w:rPr>
-              <w:t>2건</w:t>
+              <w:t>29건</w:t>
             </w:r>
           </w:p>
         </w:tc>
@@ -7327,7 +7327,7 @@
               <w:rPr>
                 <w:sz w:val="15"/>
               </w:rPr>
-              <w:t>응집영역 최대 트랙션</w:t>
+              <w:t>노화 후 물성 유지율</w:t>
             </w:r>
           </w:p>
         </w:tc>
@@ -7341,7 +7341,7 @@
               <w:rPr>
                 <w:sz w:val="15"/>
               </w:rPr>
-              <w:t>계면</w:t>
+              <w:t>기계</w:t>
             </w:r>
           </w:p>
         </w:tc>
@@ -7355,7 +7355,7 @@
               <w:rPr>
                 <w:sz w:val="15"/>
               </w:rPr>
-              <w:t>1종</w:t>
+              <w:t>2종</w:t>
             </w:r>
           </w:p>
         </w:tc>
@@ -7369,7 +7369,7 @@
               <w:rPr>
                 <w:sz w:val="15"/>
               </w:rPr>
-              <w:t>3건</w:t>
+              <w:t>16건</w:t>
             </w:r>
           </w:p>
         </w:tc>
@@ -7385,7 +7385,7 @@
               <w:rPr>
                 <w:sz w:val="15"/>
               </w:rPr>
-              <w:t>Anand 점소성 상수</w:t>
+              <w:t>표면압축응력(CS)</w:t>
             </w:r>
           </w:p>
         </w:tc>
@@ -7413,7 +7413,7 @@
               <w:rPr>
                 <w:sz w:val="15"/>
               </w:rPr>
-              <w:t>1종</w:t>
+              <w:t>2종</w:t>
             </w:r>
           </w:p>
         </w:tc>
@@ -7427,7 +7427,7 @@
               <w:rPr>
                 <w:sz w:val="15"/>
               </w:rPr>
-              <w:t>45건</w:t>
+              <w:t>4건</w:t>
             </w:r>
           </w:p>
         </w:tc>
@@ -7443,7 +7443,7 @@
               <w:rPr>
                 <w:sz w:val="15"/>
               </w:rPr>
-              <w:t>Darveaux 균열 상수</w:t>
+              <w:t>이분자 소광 속도상수</w:t>
             </w:r>
           </w:p>
         </w:tc>
@@ -7457,7 +7457,7 @@
               <w:rPr>
                 <w:sz w:val="15"/>
               </w:rPr>
-              <w:t>기계</w:t>
+              <w:t>광학</w:t>
             </w:r>
           </w:p>
         </w:tc>
@@ -7471,7 +7471,7 @@
               <w:rPr>
                 <w:sz w:val="15"/>
               </w:rPr>
-              <w:t>1종</w:t>
+              <w:t>2종</w:t>
             </w:r>
           </w:p>
         </w:tc>
@@ -7485,7 +7485,7 @@
               <w:rPr>
                 <w:sz w:val="15"/>
               </w:rPr>
-              <w:t>8건</w:t>
+              <w:t>2건</w:t>
             </w:r>
           </w:p>
         </w:tc>
@@ -7501,7 +7501,7 @@
               <w:rPr>
                 <w:sz w:val="15"/>
               </w:rPr>
-              <w:t>피로연성계수 εf'</w:t>
+              <w:t>내자외선성</w:t>
             </w:r>
           </w:p>
         </w:tc>
@@ -7515,7 +7515,7 @@
               <w:rPr>
                 <w:sz w:val="15"/>
               </w:rPr>
-              <w:t>기계</w:t>
+              <w:t>광학</w:t>
             </w:r>
           </w:p>
         </w:tc>
@@ -7529,7 +7529,7 @@
               <w:rPr>
                 <w:sz w:val="15"/>
               </w:rPr>
-              <w:t>1종</w:t>
+              <w:t>2종</w:t>
             </w:r>
           </w:p>
         </w:tc>
@@ -7543,7 +7543,7 @@
               <w:rPr>
                 <w:sz w:val="15"/>
               </w:rPr>
-              <w:t>9건</w:t>
+              <w:t>2건</w:t>
             </w:r>
           </w:p>
         </w:tc>
@@ -7559,7 +7559,7 @@
               <w:rPr>
                 <w:sz w:val="15"/>
               </w:rPr>
-              <w:t>피로연성지수 c</w:t>
+              <w:t>응집영역 최대 트랙션</w:t>
             </w:r>
           </w:p>
         </w:tc>
@@ -7573,7 +7573,7 @@
               <w:rPr>
                 <w:sz w:val="15"/>
               </w:rPr>
-              <w:t>기계</w:t>
+              <w:t>계면</w:t>
             </w:r>
           </w:p>
         </w:tc>
@@ -7601,7 +7601,7 @@
               <w:rPr>
                 <w:sz w:val="15"/>
               </w:rPr>
-              <w:t>9건</w:t>
+              <w:t>3건</w:t>
             </w:r>
           </w:p>
         </w:tc>
@@ -7617,7 +7617,7 @@
               <w:rPr>
                 <w:sz w:val="15"/>
               </w:rPr>
-              <w:t>비압축 파라미터 D</w:t>
+              <w:t>Anand 점소성 상수</w:t>
             </w:r>
           </w:p>
         </w:tc>
@@ -7659,7 +7659,7 @@
               <w:rPr>
                 <w:sz w:val="15"/>
               </w:rPr>
-              <w:t>8건</w:t>
+              <w:t>45건</w:t>
             </w:r>
           </w:p>
         </w:tc>
@@ -7675,7 +7675,7 @@
               <w:rPr>
                 <w:sz w:val="15"/>
               </w:rPr>
-              <w:t>Morrow 에너지 계수</w:t>
+              <w:t>Darveaux 균열 상수</w:t>
             </w:r>
           </w:p>
         </w:tc>
@@ -7717,7 +7717,7 @@
               <w:rPr>
                 <w:sz w:val="15"/>
               </w:rPr>
-              <w:t>30건</w:t>
+              <w:t>8건</w:t>
             </w:r>
           </w:p>
         </w:tc>
@@ -7733,7 +7733,7 @@
               <w:rPr>
                 <w:sz w:val="15"/>
               </w:rPr>
-              <w:t>Morrow 에너지 지수</w:t>
+              <w:t>비압축 파라미터 D</w:t>
             </w:r>
           </w:p>
         </w:tc>
@@ -7775,7 +7775,7 @@
               <w:rPr>
                 <w:sz w:val="15"/>
               </w:rPr>
-              <w:t>30건</w:t>
+              <w:t>8건</w:t>
             </w:r>
           </w:p>
         </w:tc>
@@ -8136,7 +8136,7 @@
               <w:rPr>
                 <w:sz w:val="16"/>
               </w:rPr>
-              <w:t>5,574건</w:t>
+              <w:t>5,893건</w:t>
             </w:r>
           </w:p>
         </w:tc>
@@ -8150,7 +8150,7 @@
               <w:rPr>
                 <w:sz w:val="16"/>
               </w:rPr>
-              <w:t>39종</w:t>
+              <w:t>41종</w:t>
             </w:r>
           </w:p>
         </w:tc>
@@ -8368,7 +8368,7 @@
               <w:rPr>
                 <w:sz w:val="16"/>
               </w:rPr>
-              <w:t>902건</w:t>
+              <w:t>903건</w:t>
             </w:r>
           </w:p>
         </w:tc>
@@ -8859,7 +8859,7 @@
               <w:rPr>
                 <w:sz w:val="16"/>
               </w:rPr>
-              <w:t>6,232건</w:t>
+              <w:t>6,273건</w:t>
             </w:r>
           </w:p>
         </w:tc>
@@ -8873,7 +8873,7 @@
               <w:rPr>
                 <w:sz w:val="16"/>
               </w:rPr>
-              <w:t>20.8</w:t>
+              <w:t>20.9</w:t>
             </w:r>
           </w:p>
         </w:tc>
@@ -8917,7 +8917,7 @@
               <w:rPr>
                 <w:sz w:val="16"/>
               </w:rPr>
-              <w:t>2,552건</w:t>
+              <w:t>2,672건</w:t>
             </w:r>
           </w:p>
         </w:tc>
@@ -8931,7 +8931,7 @@
               <w:rPr>
                 <w:sz w:val="16"/>
               </w:rPr>
-              <w:t>31.9</w:t>
+              <w:t>33.4</w:t>
             </w:r>
           </w:p>
         </w:tc>
@@ -8975,7 +8975,7 @@
               <w:rPr>
                 <w:sz w:val="16"/>
               </w:rPr>
-              <w:t>3,405건</w:t>
+              <w:t>3,501건</w:t>
             </w:r>
           </w:p>
         </w:tc>
@@ -8989,7 +8989,7 @@
               <w:rPr>
                 <w:sz w:val="16"/>
               </w:rPr>
-              <w:t>46.0</w:t>
+              <w:t>47.3</w:t>
             </w:r>
           </w:p>
         </w:tc>
@@ -9033,7 +9033,7 @@
               <w:rPr>
                 <w:sz w:val="16"/>
               </w:rPr>
-              <w:t>1,403건</w:t>
+              <w:t>1,464건</w:t>
             </w:r>
           </w:p>
         </w:tc>
@@ -9047,7 +9047,7 @@
               <w:rPr>
                 <w:sz w:val="16"/>
               </w:rPr>
-              <w:t>31.9</w:t>
+              <w:t>33.3</w:t>
             </w:r>
           </w:p>
         </w:tc>
@@ -9091,7 +9091,7 @@
               <w:rPr>
                 <w:sz w:val="16"/>
               </w:rPr>
-              <w:t>585건</w:t>
+              <w:t>587건</w:t>
             </w:r>
           </w:p>
         </w:tc>
@@ -9105,7 +9105,7 @@
               <w:rPr>
                 <w:sz w:val="16"/>
               </w:rPr>
-              <w:t>24.4</w:t>
+              <w:t>24.5</w:t>
             </w:r>
           </w:p>
         </w:tc>
@@ -9309,7 +9309,7 @@
               <w:rPr>
                 <w:sz w:val="16"/>
               </w:rPr>
-              <w:t>9,000</w:t>
+              <w:t>9,114</w:t>
             </w:r>
           </w:p>
         </w:tc>
@@ -9323,7 +9323,7 @@
               <w:rPr>
                 <w:sz w:val="16"/>
               </w:rPr>
-              <w:t>62.2%</w:t>
+              <w:t>61.6%</w:t>
             </w:r>
           </w:p>
         </w:tc>
@@ -9381,7 +9381,7 @@
               <w:rPr>
                 <w:sz w:val="16"/>
               </w:rPr>
-              <w:t>11.3%</w:t>
+              <w:t>11.0%</w:t>
             </w:r>
           </w:p>
         </w:tc>
@@ -9425,7 +9425,7 @@
               <w:rPr>
                 <w:sz w:val="16"/>
               </w:rPr>
-              <w:t>1,787</w:t>
+              <w:t>1,949</w:t>
             </w:r>
           </w:p>
         </w:tc>
@@ -9439,7 +9439,7 @@
               <w:rPr>
                 <w:sz w:val="16"/>
               </w:rPr>
-              <w:t>12.3%</w:t>
+              <w:t>13.2%</w:t>
             </w:r>
           </w:p>
         </w:tc>
@@ -9483,7 +9483,7 @@
               <w:rPr>
                 <w:sz w:val="16"/>
               </w:rPr>
-              <w:t>2,058</w:t>
+              <w:t>2,102</w:t>
             </w:r>
           </w:p>
         </w:tc>
@@ -9626,7 +9626,7 @@
               <w:rPr>
                 <w:sz w:val="16"/>
               </w:rPr>
-              <w:t>442</w:t>
+              <w:t>483</w:t>
             </w:r>
           </w:p>
         </w:tc>
@@ -9656,7 +9656,7 @@
               <w:rPr>
                 <w:sz w:val="16"/>
               </w:rPr>
-              <w:t>250</w:t>
+              <w:t>253</w:t>
             </w:r>
           </w:p>
         </w:tc>
@@ -9686,7 +9686,7 @@
               <w:rPr>
                 <w:sz w:val="16"/>
               </w:rPr>
-              <w:t>65</w:t>
+              <w:t>74</w:t>
             </w:r>
           </w:p>
         </w:tc>
@@ -9716,7 +9716,7 @@
               <w:rPr>
                 <w:sz w:val="16"/>
               </w:rPr>
-              <w:t>53</w:t>
+              <w:t>62</w:t>
             </w:r>
           </w:p>
         </w:tc>

--- a/MaterialTwin_물성확보현황_해석가능성.docx
+++ b/MaterialTwin_물성확보현황_해석가능성.docx
@@ -31,7 +31,7 @@
           <w:color w:val="606060"/>
           <w:sz w:val="18"/>
         </w:rPr>
-        <w:t>2026-08-06 · 재료 544종 · 물성값 14,798건 · 출처 1,718건 · 물성 정의 157종</w:t>
+        <w:t>2026-08-06 · 재료 544종 · 물성값 15,177건 · 출처 1,828건 · 물성 정의 157종</w:t>
       </w:r>
     </w:p>
     <w:p/>
@@ -52,7 +52,7 @@
           <w:b/>
           <w:sz w:val="22"/>
         </w:rPr>
-        <w:t>12개 해석이 요구하는 (재료 × 필수물성) 격자 14,540칸 중 8,416칸이 채워졌다 — 전체 57.9%.</w:t>
+        <w:t>12개 해석이 요구하는 (재료 × 필수물성) 격자 14,490칸 중 8,776칸이 채워졌다 — 전체 60.6%.</w:t>
       </w:r>
     </w:p>
     <w:p>
@@ -382,7 +382,7 @@
               <w:rPr>
                 <w:sz w:val="15"/>
               </w:rPr>
-              <w:t>1156/1632</w:t>
+              <w:t>1158/1632</w:t>
             </w:r>
           </w:p>
         </w:tc>
@@ -396,7 +396,7 @@
               <w:rPr>
                 <w:sz w:val="15"/>
               </w:rPr>
-              <w:t>70.8%  ██████████····</w:t>
+              <w:t>71.0%  ██████████····</w:t>
             </w:r>
           </w:p>
         </w:tc>
@@ -468,7 +468,7 @@
               <w:rPr>
                 <w:sz w:val="15"/>
               </w:rPr>
-              <w:t>1476/2720</w:t>
+              <w:t>1486/2720</w:t>
             </w:r>
           </w:p>
         </w:tc>
@@ -482,7 +482,7 @@
               <w:rPr>
                 <w:sz w:val="15"/>
               </w:rPr>
-              <w:t>54.3%  ████████······</w:t>
+              <w:t>54.6%  ████████······</w:t>
             </w:r>
           </w:p>
         </w:tc>
@@ -496,7 +496,7 @@
               <w:rPr>
                 <w:sz w:val="15"/>
               </w:rPr>
-              <w:t>44  (8.1%)</w:t>
+              <w:t>47  (8.6%)</w:t>
             </w:r>
           </w:p>
         </w:tc>
@@ -510,7 +510,7 @@
               <w:rPr>
                 <w:sz w:val="15"/>
               </w:rPr>
-              <w:t>cowper_symonds_c | cowper_symonds_p | dy — 499종</w:t>
+              <w:t>cowper_symonds_c | cowper_symonds_p | dy — 491종</w:t>
             </w:r>
           </w:p>
         </w:tc>
@@ -554,7 +554,7 @@
               <w:rPr>
                 <w:sz w:val="15"/>
               </w:rPr>
-              <w:t>1045/1632</w:t>
+              <w:t>1047/1632</w:t>
             </w:r>
           </w:p>
         </w:tc>
@@ -568,7 +568,7 @@
               <w:rPr>
                 <w:sz w:val="15"/>
               </w:rPr>
-              <w:t>64.0%  █████████·····</w:t>
+              <w:t>64.2%  █████████·····</w:t>
             </w:r>
           </w:p>
         </w:tc>
@@ -640,7 +640,7 @@
               <w:rPr>
                 <w:sz w:val="15"/>
               </w:rPr>
-              <w:t>1486/2176</w:t>
+              <w:t>1488/2176</w:t>
             </w:r>
           </w:p>
         </w:tc>
@@ -654,7 +654,7 @@
               <w:rPr>
                 <w:sz w:val="15"/>
               </w:rPr>
-              <w:t>68.3%  ██████████····</w:t>
+              <w:t>68.4%  ██████████····</w:t>
             </w:r>
           </w:p>
         </w:tc>
@@ -812,7 +812,7 @@
               <w:rPr>
                 <w:sz w:val="15"/>
               </w:rPr>
-              <w:t>1094/2176</w:t>
+              <w:t>1221/2176</w:t>
             </w:r>
           </w:p>
         </w:tc>
@@ -826,7 +826,7 @@
               <w:rPr>
                 <w:sz w:val="15"/>
               </w:rPr>
-              <w:t>50.3%  ███████·······</w:t>
+              <w:t>56.1%  ████████······</w:t>
             </w:r>
           </w:p>
         </w:tc>
@@ -840,7 +840,7 @@
               <w:rPr>
                 <w:sz w:val="15"/>
               </w:rPr>
-              <w:t>43  (7.9%)</w:t>
+              <w:t>137  (25.2%)</w:t>
             </w:r>
           </w:p>
         </w:tc>
@@ -854,7 +854,7 @@
               <w:rPr>
                 <w:sz w:val="15"/>
               </w:rPr>
-              <w:t>contact_angle_water | surface_energy — 495종</w:t>
+              <w:t>contact_angle_water | surface_energy — 370종</w:t>
             </w:r>
           </w:p>
         </w:tc>
@@ -898,7 +898,7 @@
               <w:rPr>
                 <w:sz w:val="15"/>
               </w:rPr>
-              <w:t>830/1680</w:t>
+              <w:t>871/1680</w:t>
             </w:r>
           </w:p>
         </w:tc>
@@ -912,7 +912,7 @@
               <w:rPr>
                 <w:sz w:val="15"/>
               </w:rPr>
-              <w:t>49.4%  ███████·······</w:t>
+              <w:t>51.8%  ███████·······</w:t>
             </w:r>
           </w:p>
         </w:tc>
@@ -926,7 +926,7 @@
               <w:rPr>
                 <w:sz w:val="15"/>
               </w:rPr>
-              <w:t>108  (25.7%)</w:t>
+              <w:t>137  (32.6%)</w:t>
             </w:r>
           </w:p>
         </w:tc>
@@ -940,7 +940,7 @@
               <w:rPr>
                 <w:sz w:val="15"/>
               </w:rPr>
-              <w:t>water_vapor_transmission | gas_permeabil — 271종</w:t>
+              <w:t>water_vapor_transmission | gas_permeabil — 232종</w:t>
             </w:r>
           </w:p>
         </w:tc>
@@ -1070,7 +1070,7 @@
               <w:rPr>
                 <w:sz w:val="15"/>
               </w:rPr>
-              <w:t>226/370</w:t>
+              <w:t>254/370</w:t>
             </w:r>
           </w:p>
         </w:tc>
@@ -1084,7 +1084,7 @@
               <w:rPr>
                 <w:sz w:val="15"/>
               </w:rPr>
-              <w:t>61.1%  █████████·····</w:t>
+              <w:t>68.6%  ██████████····</w:t>
             </w:r>
           </w:p>
         </w:tc>
@@ -1098,7 +1098,7 @@
               <w:rPr>
                 <w:sz w:val="15"/>
               </w:rPr>
-              <w:t>60  (32.4%)</w:t>
+              <w:t>85  (45.9%)</w:t>
             </w:r>
           </w:p>
         </w:tc>
@@ -1112,7 +1112,7 @@
               <w:rPr>
                 <w:sz w:val="15"/>
               </w:rPr>
-              <w:t>peel_strength | lap_shear_strength | die — 104종</w:t>
+              <w:t>peel_strength | lap_shear_strength | die — 76종</w:t>
             </w:r>
           </w:p>
         </w:tc>
@@ -1156,7 +1156,7 @@
               <w:rPr>
                 <w:sz w:val="15"/>
               </w:rPr>
-              <w:t>158/544</w:t>
+              <w:t>263/544</w:t>
             </w:r>
           </w:p>
         </w:tc>
@@ -1170,7 +1170,7 @@
               <w:rPr>
                 <w:sz w:val="15"/>
               </w:rPr>
-              <w:t>29.0%  ████··········</w:t>
+              <w:t>48.3%  ███████·······</w:t>
             </w:r>
           </w:p>
         </w:tc>
@@ -1184,7 +1184,7 @@
               <w:rPr>
                 <w:sz w:val="15"/>
               </w:rPr>
-              <w:t>158  (29.0%)</w:t>
+              <w:t>263  (48.3%)</w:t>
             </w:r>
           </w:p>
         </w:tc>
@@ -1198,7 +1198,7 @@
               <w:rPr>
                 <w:sz w:val="15"/>
               </w:rPr>
-              <w:t>dielectric_constant | volume_resistivity — 386종</w:t>
+              <w:t>dielectric_constant | resistivity_volume — 281종</w:t>
             </w:r>
           </w:p>
         </w:tc>
@@ -1242,7 +1242,7 @@
               <w:rPr>
                 <w:sz w:val="15"/>
               </w:rPr>
-              <w:t>375/594</w:t>
+              <w:t>381/594</w:t>
             </w:r>
           </w:p>
         </w:tc>
@@ -1256,7 +1256,7 @@
               <w:rPr>
                 <w:sz w:val="15"/>
               </w:rPr>
-              <w:t>63.1%  █████████·····</w:t>
+              <w:t>64.1%  █████████·····</w:t>
             </w:r>
           </w:p>
         </w:tc>
@@ -1270,7 +1270,7 @@
               <w:rPr>
                 <w:sz w:val="15"/>
               </w:rPr>
-              <w:t>18  (9.1%)</w:t>
+              <w:t>24  (12.1%)</w:t>
             </w:r>
           </w:p>
         </w:tc>
@@ -1284,7 +1284,7 @@
               <w:rPr>
                 <w:sz w:val="15"/>
               </w:rPr>
-              <w:t>fatigue_strength_coefficient | fatigue_d — 180종</w:t>
+              <w:t>fatigue_strength_coefficient | fatigue_d — 174종</w:t>
             </w:r>
           </w:p>
         </w:tc>
@@ -1300,7 +1300,7 @@
               <w:rPr>
                 <w:sz w:val="15"/>
               </w:rPr>
-              <w:t>산소 소광(적색발광)</w:t>
+              <w:t>산소소광-발광체</w:t>
             </w:r>
           </w:p>
         </w:tc>
@@ -1314,7 +1314,7 @@
               <w:rPr>
                 <w:sz w:val="15"/>
               </w:rPr>
-              <w:t>92</w:t>
+              <w:t>55</w:t>
             </w:r>
           </w:p>
         </w:tc>
@@ -1328,7 +1328,7 @@
               <w:rPr>
                 <w:sz w:val="15"/>
               </w:rPr>
-              <w:t>41/184</w:t>
+              <w:t>45/55</w:t>
             </w:r>
           </w:p>
         </w:tc>
@@ -1342,7 +1342,7 @@
               <w:rPr>
                 <w:sz w:val="15"/>
               </w:rPr>
-              <w:t>22.3%  ███···········</w:t>
+              <w:t>81.8%  ███████████···</w:t>
             </w:r>
           </w:p>
         </w:tc>
@@ -1356,7 +1356,7 @@
               <w:rPr>
                 <w:sz w:val="15"/>
               </w:rPr>
-              <w:t>0  (0.0%)</w:t>
+              <w:t>45  (81.8%)</w:t>
             </w:r>
           </w:p>
         </w:tc>
@@ -1370,7 +1370,93 @@
               <w:rPr>
                 <w:sz w:val="15"/>
               </w:rPr>
-              <w:t>gas_permeability_o2 | gas_solubility — 90종</w:t>
+              <w:t>excited_state_lifetime | stern_volmer_co — 10종</w:t>
+            </w:r>
+          </w:p>
+        </w:tc>
+      </w:tr>
+      <w:tr>
+        <w:tc>
+          <w:tcPr>
+            <w:tcW w:type="dxa" w:w="1440"/>
+          </w:tcPr>
+          <w:p>
+            <w:r/>
+            <w:r>
+              <w:rPr>
+                <w:sz w:val="15"/>
+              </w:rPr>
+              <w:t>산소확산-매트릭스</w:t>
+            </w:r>
+          </w:p>
+        </w:tc>
+        <w:tc>
+          <w:tcPr>
+            <w:tcW w:type="dxa" w:w="1440"/>
+          </w:tcPr>
+          <w:p>
+            <w:r/>
+            <w:r>
+              <w:rPr>
+                <w:sz w:val="15"/>
+              </w:rPr>
+              <w:t>79</w:t>
+            </w:r>
+          </w:p>
+        </w:tc>
+        <w:tc>
+          <w:tcPr>
+            <w:tcW w:type="dxa" w:w="1440"/>
+          </w:tcPr>
+          <w:p>
+            <w:r/>
+            <w:r>
+              <w:rPr>
+                <w:sz w:val="15"/>
+              </w:rPr>
+              <w:t>33/79</w:t>
+            </w:r>
+          </w:p>
+        </w:tc>
+        <w:tc>
+          <w:tcPr>
+            <w:tcW w:type="dxa" w:w="1440"/>
+          </w:tcPr>
+          <w:p>
+            <w:r/>
+            <w:r>
+              <w:rPr>
+                <w:sz w:val="15"/>
+              </w:rPr>
+              <w:t>41.8%  ██████········</w:t>
+            </w:r>
+          </w:p>
+        </w:tc>
+        <w:tc>
+          <w:tcPr>
+            <w:tcW w:type="dxa" w:w="1440"/>
+          </w:tcPr>
+          <w:p>
+            <w:r/>
+            <w:r>
+              <w:rPr>
+                <w:sz w:val="15"/>
+              </w:rPr>
+              <w:t>33  (41.8%)</w:t>
+            </w:r>
+          </w:p>
+        </w:tc>
+        <w:tc>
+          <w:tcPr>
+            <w:tcW w:type="dxa" w:w="1440"/>
+          </w:tcPr>
+          <w:p>
+            <w:r/>
+            <w:r>
+              <w:rPr>
+                <w:sz w:val="15"/>
+              </w:rPr>
+              <w:t>gas_permeability_o2 | gas_solubility — 46종</w:t>
             </w:r>
           </w:p>
         </w:tc>
@@ -1711,7 +1797,7 @@
               <w:rPr>
                 <w:sz w:val="16"/>
               </w:rPr>
-              <w:t>1156/1632  (70.8%)</w:t>
+              <w:t>1158/1632  (71.0%)</w:t>
             </w:r>
           </w:p>
         </w:tc>
@@ -1842,7 +1928,7 @@
               <w:rPr>
                 <w:sz w:val="16"/>
               </w:rPr>
-              <w:t>151종</w:t>
+              <w:t>149종</w:t>
             </w:r>
           </w:p>
         </w:tc>
@@ -1983,7 +2069,7 @@
               <w:rPr>
                 <w:sz w:val="16"/>
               </w:rPr>
-              <w:t>1476/2720  (54.3%)</w:t>
+              <w:t>1486/2720  (54.6%)</w:t>
             </w:r>
           </w:p>
         </w:tc>
@@ -1997,7 +2083,7 @@
               <w:rPr>
                 <w:sz w:val="16"/>
               </w:rPr>
-              <w:t>44종  (8.1%)</w:t>
+              <w:t>47종  (8.6%)</w:t>
             </w:r>
           </w:p>
         </w:tc>
@@ -2084,7 +2170,7 @@
               <w:rPr>
                 <w:sz w:val="16"/>
               </w:rPr>
-              <w:t>499종</w:t>
+              <w:t>491종</w:t>
             </w:r>
           </w:p>
         </w:tc>
@@ -2174,7 +2260,7 @@
               <w:rPr>
                 <w:sz w:val="16"/>
               </w:rPr>
-              <w:t>151종</w:t>
+              <w:t>149종</w:t>
             </w:r>
           </w:p>
         </w:tc>
@@ -2315,7 +2401,7 @@
               <w:rPr>
                 <w:sz w:val="16"/>
               </w:rPr>
-              <w:t>1045/1632  (64.0%)</w:t>
+              <w:t>1047/1632  (64.2%)</w:t>
             </w:r>
           </w:p>
         </w:tc>
@@ -2476,7 +2562,7 @@
               <w:rPr>
                 <w:sz w:val="16"/>
               </w:rPr>
-              <w:t>151종</w:t>
+              <w:t>149종</w:t>
             </w:r>
           </w:p>
         </w:tc>
@@ -2587,7 +2673,7 @@
               <w:rPr>
                 <w:sz w:val="16"/>
               </w:rPr>
-              <w:t>1486/2176  (68.3%)</w:t>
+              <w:t>1488/2176  (68.4%)</w:t>
             </w:r>
           </w:p>
         </w:tc>
@@ -2748,7 +2834,7 @@
               <w:rPr>
                 <w:sz w:val="16"/>
               </w:rPr>
-              <w:t>151종</w:t>
+              <w:t>149종</w:t>
             </w:r>
           </w:p>
         </w:tc>
@@ -3191,7 +3277,7 @@
               <w:rPr>
                 <w:sz w:val="16"/>
               </w:rPr>
-              <w:t>1094/2176  (50.3%)</w:t>
+              <w:t>1221/2176  (56.1%)</w:t>
             </w:r>
           </w:p>
         </w:tc>
@@ -3205,7 +3291,7 @@
               <w:rPr>
                 <w:sz w:val="16"/>
               </w:rPr>
-              <w:t>43종  (7.9%)</w:t>
+              <w:t>137종  (25.2%)</w:t>
             </w:r>
           </w:p>
         </w:tc>
@@ -3292,7 +3378,7 @@
               <w:rPr>
                 <w:sz w:val="16"/>
               </w:rPr>
-              <w:t>495종</w:t>
+              <w:t>370종</w:t>
             </w:r>
           </w:p>
         </w:tc>
@@ -3382,7 +3468,7 @@
               <w:rPr>
                 <w:sz w:val="16"/>
               </w:rPr>
-              <w:t>151종</w:t>
+              <w:t>149종</w:t>
             </w:r>
           </w:p>
         </w:tc>
@@ -3493,7 +3579,7 @@
               <w:rPr>
                 <w:sz w:val="16"/>
               </w:rPr>
-              <w:t>830/1680  (49.4%)</w:t>
+              <w:t>871/1680  (51.8%)</w:t>
             </w:r>
           </w:p>
         </w:tc>
@@ -3507,7 +3593,7 @@
               <w:rPr>
                 <w:sz w:val="16"/>
               </w:rPr>
-              <w:t>108종  (25.7%)</w:t>
+              <w:t>137종  (32.6%)</w:t>
             </w:r>
           </w:p>
         </w:tc>
@@ -3594,7 +3680,7 @@
               <w:rPr>
                 <w:sz w:val="16"/>
               </w:rPr>
-              <w:t>271종</w:t>
+              <w:t>232종</w:t>
             </w:r>
           </w:p>
         </w:tc>
@@ -3684,7 +3770,7 @@
               <w:rPr>
                 <w:sz w:val="16"/>
               </w:rPr>
-              <w:t>151종</w:t>
+              <w:t>149종</w:t>
             </w:r>
           </w:p>
         </w:tc>
@@ -4037,7 +4123,7 @@
               <w:rPr>
                 <w:sz w:val="16"/>
               </w:rPr>
-              <w:t>226/370  (61.1%)</w:t>
+              <w:t>254/370  (68.6%)</w:t>
             </w:r>
           </w:p>
         </w:tc>
@@ -4051,7 +4137,7 @@
               <w:rPr>
                 <w:sz w:val="16"/>
               </w:rPr>
-              <w:t>60종  (32.4%)</w:t>
+              <w:t>85종  (45.9%)</w:t>
             </w:r>
           </w:p>
         </w:tc>
@@ -4138,7 +4224,7 @@
               <w:rPr>
                 <w:sz w:val="16"/>
               </w:rPr>
-              <w:t>104종</w:t>
+              <w:t>76종</w:t>
             </w:r>
           </w:p>
         </w:tc>
@@ -4279,7 +4365,7 @@
               <w:rPr>
                 <w:sz w:val="16"/>
               </w:rPr>
-              <w:t>158/544  (29.0%)</w:t>
+              <w:t>263/544  (48.3%)</w:t>
             </w:r>
           </w:p>
         </w:tc>
@@ -4293,7 +4379,7 @@
               <w:rPr>
                 <w:sz w:val="16"/>
               </w:rPr>
-              <w:t>158종  (29.0%)</w:t>
+              <w:t>263종  (48.3%)</w:t>
             </w:r>
           </w:p>
         </w:tc>
@@ -4366,7 +4452,7 @@
               <w:rPr>
                 <w:sz w:val="16"/>
               </w:rPr>
-              <w:t>dielectric_constant | volume_resistivity | loss_tangent</w:t>
+              <w:t>dielectric_constant | resistivity_volume | dissipation_factor</w:t>
             </w:r>
           </w:p>
         </w:tc>
@@ -4380,7 +4466,7 @@
               <w:rPr>
                 <w:sz w:val="16"/>
               </w:rPr>
-              <w:t>386종</w:t>
+              <w:t>281종</w:t>
             </w:r>
           </w:p>
         </w:tc>
@@ -4491,7 +4577,7 @@
               <w:rPr>
                 <w:sz w:val="16"/>
               </w:rPr>
-              <w:t>375/594  (63.1%)</w:t>
+              <w:t>381/594  (64.1%)</w:t>
             </w:r>
           </w:p>
         </w:tc>
@@ -4505,7 +4591,7 @@
               <w:rPr>
                 <w:sz w:val="16"/>
               </w:rPr>
-              <w:t>18종  (9.1%)</w:t>
+              <w:t>24종  (12.1%)</w:t>
             </w:r>
           </w:p>
         </w:tc>
@@ -4592,7 +4678,7 @@
               <w:rPr>
                 <w:sz w:val="16"/>
               </w:rPr>
-              <w:t>180종</w:t>
+              <w:t>174종</w:t>
             </w:r>
           </w:p>
         </w:tc>
@@ -4664,7 +4750,7 @@
         <w:pStyle w:val="Heading2"/>
       </w:pPr>
       <w:r>
-        <w:t>3.12  산소 소광(적색발광)</w:t>
+        <w:t>3.12  산소소광-발광체</w:t>
       </w:r>
     </w:p>
     <w:p>
@@ -4676,7 +4762,7 @@
           <w:b w:val="0"/>
           <w:sz w:val="19"/>
         </w:rPr>
-        <w:t>산소 확산 × Stern-Volmer 소광. 신규 개통 영역</w:t>
+        <w:t>여기수명·Stern-Volmer. 소광 자체를 푸는 쪽</w:t>
       </w:r>
     </w:p>
     <w:tbl>
@@ -4749,7 +4835,7 @@
               <w:rPr>
                 <w:sz w:val="16"/>
               </w:rPr>
-              <w:t>92종</w:t>
+              <w:t>55종</w:t>
             </w:r>
           </w:p>
         </w:tc>
@@ -4763,7 +4849,7 @@
               <w:rPr>
                 <w:sz w:val="16"/>
               </w:rPr>
-              <w:t>41/184  (22.3%)</w:t>
+              <w:t>45/55  (81.8%)</w:t>
             </w:r>
           </w:p>
         </w:tc>
@@ -4777,7 +4863,7 @@
               <w:rPr>
                 <w:sz w:val="16"/>
               </w:rPr>
-              <w:t>0종  (0.0%)</w:t>
+              <w:t>45종  (81.8%)</w:t>
             </w:r>
           </w:p>
         </w:tc>
@@ -4850,7 +4936,7 @@
               <w:rPr>
                 <w:sz w:val="16"/>
               </w:rPr>
-              <w:t>gas_permeability_o2 | gas_solubility</w:t>
+              <w:t>excited_state_lifetime | stern_volmer_constant | bimolecular_quenching</w:t>
             </w:r>
           </w:p>
         </w:tc>
@@ -4864,7 +4950,88 @@
               <w:rPr>
                 <w:sz w:val="16"/>
               </w:rPr>
-              <w:t>90종</w:t>
+              <w:t>10종</w:t>
+            </w:r>
+          </w:p>
+        </w:tc>
+      </w:tr>
+    </w:tbl>
+    <w:p/>
+    <w:p>
+      <w:pPr>
+        <w:pStyle w:val="Heading2"/>
+      </w:pPr>
+      <w:r>
+        <w:t>3.13  산소확산-매트릭스</w:t>
+      </w:r>
+    </w:p>
+    <w:p>
+      <w:pPr>
+        <w:spacing w:after="40"/>
+      </w:pPr>
+      <w:r>
+        <w:rPr>
+          <w:b w:val="0"/>
+          <w:sz w:val="19"/>
+        </w:rPr>
+        <w:t>산소가 지나가는 벌크 층의 투과·용해</w:t>
+      </w:r>
+    </w:p>
+    <w:tbl>
+      <w:tblPr>
+        <w:tblStyle w:val="LightGrid-Accent1"/>
+        <w:tblW w:type="auto" w:w="0"/>
+        <w:jc w:val="center"/>
+        <w:tblLook w:firstColumn="1" w:firstRow="1" w:lastColumn="0" w:lastRow="0" w:noHBand="0" w:noVBand="1" w:val="04A0"/>
+      </w:tblPr>
+      <w:tblGrid>
+        <w:gridCol w:w="2880"/>
+        <w:gridCol w:w="2880"/>
+        <w:gridCol w:w="2880"/>
+      </w:tblGrid>
+      <w:tr>
+        <w:tc>
+          <w:tcPr>
+            <w:tcW w:type="dxa" w:w="2880"/>
+          </w:tcPr>
+          <w:p>
+            <w:r/>
+            <w:r>
+              <w:rPr>
+                <w:b/>
+                <w:sz w:val="17"/>
+              </w:rPr>
+              <w:t>대상 재료</w:t>
+            </w:r>
+          </w:p>
+        </w:tc>
+        <w:tc>
+          <w:tcPr>
+            <w:tcW w:type="dxa" w:w="2880"/>
+          </w:tcPr>
+          <w:p>
+            <w:r/>
+            <w:r>
+              <w:rPr>
+                <w:b/>
+                <w:sz w:val="17"/>
+              </w:rPr>
+              <w:t>셀 채움</w:t>
+            </w:r>
+          </w:p>
+        </w:tc>
+        <w:tc>
+          <w:tcPr>
+            <w:tcW w:type="dxa" w:w="2880"/>
+          </w:tcPr>
+          <w:p>
+            <w:r/>
+            <w:r>
+              <w:rPr>
+                <w:b/>
+                <w:sz w:val="17"/>
+              </w:rPr>
+              <w:t>재료 준비</w:t>
             </w:r>
           </w:p>
         </w:tc>
@@ -4872,15 +5039,116 @@
       <w:tr>
         <w:tc>
           <w:tcPr>
+            <w:tcW w:type="dxa" w:w="2880"/>
+          </w:tcPr>
+          <w:p>
+            <w:r/>
+            <w:r>
+              <w:rPr>
+                <w:sz w:val="16"/>
+              </w:rPr>
+              <w:t>79종</w:t>
+            </w:r>
+          </w:p>
+        </w:tc>
+        <w:tc>
+          <w:tcPr>
+            <w:tcW w:type="dxa" w:w="2880"/>
+          </w:tcPr>
+          <w:p>
+            <w:r/>
+            <w:r>
+              <w:rPr>
+                <w:sz w:val="16"/>
+              </w:rPr>
+              <w:t>33/79  (41.8%)</w:t>
+            </w:r>
+          </w:p>
+        </w:tc>
+        <w:tc>
+          <w:tcPr>
+            <w:tcW w:type="dxa" w:w="2880"/>
+          </w:tcPr>
+          <w:p>
+            <w:r/>
+            <w:r>
+              <w:rPr>
+                <w:sz w:val="16"/>
+              </w:rPr>
+              <w:t>33종  (41.8%)</w:t>
+            </w:r>
+          </w:p>
+        </w:tc>
+      </w:tr>
+    </w:tbl>
+    <w:p/>
+    <w:p>
+      <w:pPr>
+        <w:spacing w:after="40"/>
+      </w:pPr>
+      <w:r>
+        <w:rPr>
+          <w:b/>
+          <w:sz w:val="19"/>
+        </w:rPr>
+        <w:t>비어 있는 칸</w:t>
+      </w:r>
+    </w:p>
+    <w:tbl>
+      <w:tblPr>
+        <w:tblStyle w:val="LightGrid-Accent1"/>
+        <w:tblW w:type="auto" w:w="0"/>
+        <w:jc w:val="center"/>
+        <w:tblLook w:firstColumn="1" w:firstRow="1" w:lastColumn="0" w:lastRow="0" w:noHBand="0" w:noVBand="1" w:val="04A0"/>
+      </w:tblPr>
+      <w:tblGrid>
+        <w:gridCol w:w="4320"/>
+        <w:gridCol w:w="4320"/>
+      </w:tblGrid>
+      <w:tr>
+        <w:tc>
+          <w:tcPr>
             <w:tcW w:type="dxa" w:w="4320"/>
           </w:tcPr>
           <w:p>
             <w:r/>
             <w:r>
               <w:rPr>
+                <w:b/>
+                <w:sz w:val="17"/>
+              </w:rPr>
+              <w:t>물성 / 택일군</w:t>
+            </w:r>
+          </w:p>
+        </w:tc>
+        <w:tc>
+          <w:tcPr>
+            <w:tcW w:type="dxa" w:w="4320"/>
+          </w:tcPr>
+          <w:p>
+            <w:r/>
+            <w:r>
+              <w:rPr>
+                <w:b/>
+                <w:sz w:val="17"/>
+              </w:rPr>
+              <w:t>미보유 재료 수</w:t>
+            </w:r>
+          </w:p>
+        </w:tc>
+      </w:tr>
+      <w:tr>
+        <w:tc>
+          <w:tcPr>
+            <w:tcW w:type="dxa" w:w="4320"/>
+          </w:tcPr>
+          <w:p>
+            <w:r/>
+            <w:r>
+              <w:rPr>
                 <w:sz w:val="16"/>
               </w:rPr>
-              <w:t>excited_state_lifetime | stern_volmer_constant | bimolecular_quenching</w:t>
+              <w:t>gas_permeability_o2 | gas_solubility</w:t>
             </w:r>
           </w:p>
         </w:tc>
@@ -4894,7 +5162,7 @@
               <w:rPr>
                 <w:sz w:val="16"/>
               </w:rPr>
-              <w:t>53종</w:t>
+              <w:t>46종</w:t>
             </w:r>
           </w:p>
         </w:tc>
@@ -5136,7 +5404,7 @@
               <w:rPr>
                 <w:sz w:val="15"/>
               </w:rPr>
-              <w:t>393종</w:t>
+              <w:t>395종</w:t>
             </w:r>
           </w:p>
         </w:tc>
@@ -5150,7 +5418,7 @@
               <w:rPr>
                 <w:sz w:val="15"/>
               </w:rPr>
-              <w:t>72.2%  █████████···</w:t>
+              <w:t>72.6%  █████████···</w:t>
             </w:r>
           </w:p>
         </w:tc>
@@ -5164,7 +5432,7 @@
               <w:rPr>
                 <w:sz w:val="15"/>
               </w:rPr>
-              <w:t>605건</w:t>
+              <w:t>607건</w:t>
             </w:r>
           </w:p>
         </w:tc>
@@ -5712,7 +5980,7 @@
               <w:rPr>
                 <w:sz w:val="15"/>
               </w:rPr>
-              <w:t>187종</w:t>
+              <w:t>199종</w:t>
             </w:r>
           </w:p>
         </w:tc>
@@ -5726,7 +5994,7 @@
               <w:rPr>
                 <w:sz w:val="15"/>
               </w:rPr>
-              <w:t>34.4%  ████········</w:t>
+              <w:t>36.6%  ████········</w:t>
             </w:r>
           </w:p>
         </w:tc>
@@ -5740,7 +6008,7 @@
               <w:rPr>
                 <w:sz w:val="15"/>
               </w:rPr>
-              <w:t>287건</w:t>
+              <w:t>301건</w:t>
             </w:r>
           </w:p>
         </w:tc>
@@ -5756,7 +6024,7 @@
               <w:rPr>
                 <w:sz w:val="15"/>
               </w:rPr>
-              <w:t>최대 사용온도</w:t>
+              <w:t>유전율</w:t>
             </w:r>
           </w:p>
         </w:tc>
@@ -5770,7 +6038,7 @@
               <w:rPr>
                 <w:sz w:val="15"/>
               </w:rPr>
-              <w:t>열</w:t>
+              <w:t>전기</w:t>
             </w:r>
           </w:p>
         </w:tc>
@@ -5784,7 +6052,7 @@
               <w:rPr>
                 <w:sz w:val="15"/>
               </w:rPr>
-              <w:t>162종</w:t>
+              <w:t>176종</w:t>
             </w:r>
           </w:p>
         </w:tc>
@@ -5798,7 +6066,7 @@
               <w:rPr>
                 <w:sz w:val="15"/>
               </w:rPr>
-              <w:t>29.8%  ████········</w:t>
+              <w:t>32.4%  ████········</w:t>
             </w:r>
           </w:p>
         </w:tc>
@@ -5812,7 +6080,7 @@
               <w:rPr>
                 <w:sz w:val="15"/>
               </w:rPr>
-              <w:t>285건</w:t>
+              <w:t>368건</w:t>
             </w:r>
           </w:p>
         </w:tc>
@@ -5828,7 +6096,7 @@
               <w:rPr>
                 <w:sz w:val="15"/>
               </w:rPr>
-              <w:t>유전율</w:t>
+              <w:t>최대 사용온도</w:t>
             </w:r>
           </w:p>
         </w:tc>
@@ -5842,7 +6110,7 @@
               <w:rPr>
                 <w:sz w:val="15"/>
               </w:rPr>
-              <w:t>전기</w:t>
+              <w:t>열</w:t>
             </w:r>
           </w:p>
         </w:tc>
@@ -5856,7 +6124,7 @@
               <w:rPr>
                 <w:sz w:val="15"/>
               </w:rPr>
-              <w:t>158종</w:t>
+              <w:t>162종</w:t>
             </w:r>
           </w:p>
         </w:tc>
@@ -5870,7 +6138,7 @@
               <w:rPr>
                 <w:sz w:val="15"/>
               </w:rPr>
-              <w:t>29.0%  ███·········</w:t>
+              <w:t>29.8%  ████········</w:t>
             </w:r>
           </w:p>
         </w:tc>
@@ -5884,7 +6152,7 @@
               <w:rPr>
                 <w:sz w:val="15"/>
               </w:rPr>
-              <w:t>334건</w:t>
+              <w:t>285건</w:t>
             </w:r>
           </w:p>
         </w:tc>
@@ -5928,7 +6196,7 @@
               <w:rPr>
                 <w:sz w:val="15"/>
               </w:rPr>
-              <w:t>136종</w:t>
+              <w:t>153종</w:t>
             </w:r>
           </w:p>
         </w:tc>
@@ -5942,7 +6210,7 @@
               <w:rPr>
                 <w:sz w:val="15"/>
               </w:rPr>
-              <w:t>25.0%  ███·········</w:t>
+              <w:t>28.1%  ███·········</w:t>
             </w:r>
           </w:p>
         </w:tc>
@@ -5956,7 +6224,7 @@
               <w:rPr>
                 <w:sz w:val="15"/>
               </w:rPr>
-              <w:t>160건</w:t>
+              <w:t>177건</w:t>
             </w:r>
           </w:p>
         </w:tc>
@@ -5972,7 +6240,7 @@
               <w:rPr>
                 <w:sz w:val="15"/>
               </w:rPr>
-              <w:t>손실계수</w:t>
+              <w:t>박리강도</w:t>
             </w:r>
           </w:p>
         </w:tc>
@@ -5986,7 +6254,7 @@
               <w:rPr>
                 <w:sz w:val="15"/>
               </w:rPr>
-              <w:t>전기</w:t>
+              <w:t>계면</w:t>
             </w:r>
           </w:p>
         </w:tc>
@@ -6000,7 +6268,7 @@
               <w:rPr>
                 <w:sz w:val="15"/>
               </w:rPr>
-              <w:t>114종</w:t>
+              <w:t>131종</w:t>
             </w:r>
           </w:p>
         </w:tc>
@@ -6014,7 +6282,7 @@
               <w:rPr>
                 <w:sz w:val="15"/>
               </w:rPr>
-              <w:t>21.0%  ███·········</w:t>
+              <w:t>24.1%  ███·········</w:t>
             </w:r>
           </w:p>
         </w:tc>
@@ -6028,7 +6296,7 @@
               <w:rPr>
                 <w:sz w:val="15"/>
               </w:rPr>
-              <w:t>221건</w:t>
+              <w:t>443건</w:t>
             </w:r>
           </w:p>
         </w:tc>
@@ -6044,7 +6312,7 @@
               <w:rPr>
                 <w:sz w:val="15"/>
               </w:rPr>
-              <w:t>포화수분흡수율</w:t>
+              <w:t>손실계수</w:t>
             </w:r>
           </w:p>
         </w:tc>
@@ -6058,7 +6326,7 @@
               <w:rPr>
                 <w:sz w:val="15"/>
               </w:rPr>
-              <w:t>화학</w:t>
+              <w:t>전기</w:t>
             </w:r>
           </w:p>
         </w:tc>
@@ -6072,7 +6340,7 @@
               <w:rPr>
                 <w:sz w:val="15"/>
               </w:rPr>
-              <w:t>113종</w:t>
+              <w:t>123종</w:t>
             </w:r>
           </w:p>
         </w:tc>
@@ -6086,7 +6354,7 @@
               <w:rPr>
                 <w:sz w:val="15"/>
               </w:rPr>
-              <w:t>20.8%  ██··········</w:t>
+              <w:t>22.6%  ███·········</w:t>
             </w:r>
           </w:p>
         </w:tc>
@@ -6100,7 +6368,7 @@
               <w:rPr>
                 <w:sz w:val="15"/>
               </w:rPr>
-              <w:t>119건</w:t>
+              <w:t>239건</w:t>
             </w:r>
           </w:p>
         </w:tc>
@@ -6116,7 +6384,7 @@
               <w:rPr>
                 <w:sz w:val="15"/>
               </w:rPr>
-              <w:t>박리강도</w:t>
+              <w:t>물 접촉각</w:t>
             </w:r>
           </w:p>
         </w:tc>
@@ -6130,7 +6398,7 @@
               <w:rPr>
                 <w:sz w:val="15"/>
               </w:rPr>
-              <w:t>계면</w:t>
+              <w:t>물리</w:t>
             </w:r>
           </w:p>
         </w:tc>
@@ -6144,7 +6412,7 @@
               <w:rPr>
                 <w:sz w:val="15"/>
               </w:rPr>
-              <w:t>105종</w:t>
+              <w:t>123종</w:t>
             </w:r>
           </w:p>
         </w:tc>
@@ -6158,7 +6426,7 @@
               <w:rPr>
                 <w:sz w:val="15"/>
               </w:rPr>
-              <w:t>19.3%  ██··········</w:t>
+              <w:t>22.6%  ███·········</w:t>
             </w:r>
           </w:p>
         </w:tc>
@@ -6172,7 +6440,7 @@
               <w:rPr>
                 <w:sz w:val="15"/>
               </w:rPr>
-              <w:t>417건</w:t>
+              <w:t>130건</w:t>
             </w:r>
           </w:p>
         </w:tc>
@@ -6188,7 +6456,7 @@
               <w:rPr>
                 <w:sz w:val="15"/>
               </w:rPr>
-              <w:t>유리전이온도</w:t>
+              <w:t>포화수분흡수율</w:t>
             </w:r>
           </w:p>
         </w:tc>
@@ -6202,7 +6470,7 @@
               <w:rPr>
                 <w:sz w:val="15"/>
               </w:rPr>
-              <w:t>열</w:t>
+              <w:t>화학</w:t>
             </w:r>
           </w:p>
         </w:tc>
@@ -6216,7 +6484,7 @@
               <w:rPr>
                 <w:sz w:val="15"/>
               </w:rPr>
-              <w:t>105종</w:t>
+              <w:t>117종</w:t>
             </w:r>
           </w:p>
         </w:tc>
@@ -6230,7 +6498,7 @@
               <w:rPr>
                 <w:sz w:val="15"/>
               </w:rPr>
-              <w:t>19.3%  ██··········</w:t>
+              <w:t>21.5%  ███·········</w:t>
             </w:r>
           </w:p>
         </w:tc>
@@ -6244,7 +6512,7 @@
               <w:rPr>
                 <w:sz w:val="15"/>
               </w:rPr>
-              <w:t>388건</w:t>
+              <w:t>124건</w:t>
             </w:r>
           </w:p>
         </w:tc>
@@ -6260,7 +6528,7 @@
               <w:rPr>
                 <w:sz w:val="15"/>
               </w:rPr>
-              <w:t>층 두께</w:t>
+              <w:t>표면에너지</w:t>
             </w:r>
           </w:p>
         </w:tc>
@@ -6274,7 +6542,7 @@
               <w:rPr>
                 <w:sz w:val="15"/>
               </w:rPr>
-              <w:t>구조</w:t>
+              <w:t>물리</w:t>
             </w:r>
           </w:p>
         </w:tc>
@@ -6288,7 +6556,7 @@
               <w:rPr>
                 <w:sz w:val="15"/>
               </w:rPr>
-              <w:t>103종</w:t>
+              <w:t>109종</w:t>
             </w:r>
           </w:p>
         </w:tc>
@@ -6302,7 +6570,7 @@
               <w:rPr>
                 <w:sz w:val="15"/>
               </w:rPr>
-              <w:t>18.9%  ██··········</w:t>
+              <w:t>20.0%  ██··········</w:t>
             </w:r>
           </w:p>
         </w:tc>
@@ -6316,7 +6584,7 @@
               <w:rPr>
                 <w:sz w:val="15"/>
               </w:rPr>
-              <w:t>178건</w:t>
+              <w:t>110건</w:t>
             </w:r>
           </w:p>
         </w:tc>
@@ -6332,7 +6600,7 @@
               <w:rPr>
                 <w:sz w:val="15"/>
               </w:rPr>
-              <w:t>항복강도</w:t>
+              <w:t>유리전이온도</w:t>
             </w:r>
           </w:p>
         </w:tc>
@@ -6346,7 +6614,7 @@
               <w:rPr>
                 <w:sz w:val="15"/>
               </w:rPr>
-              <w:t>기계</w:t>
+              <w:t>열</w:t>
             </w:r>
           </w:p>
         </w:tc>
@@ -6360,7 +6628,7 @@
               <w:rPr>
                 <w:sz w:val="15"/>
               </w:rPr>
-              <w:t>99종</w:t>
+              <w:t>105종</w:t>
             </w:r>
           </w:p>
         </w:tc>
@@ -6374,7 +6642,7 @@
               <w:rPr>
                 <w:sz w:val="15"/>
               </w:rPr>
-              <w:t>18.2%  ██··········</w:t>
+              <w:t>19.3%  ██··········</w:t>
             </w:r>
           </w:p>
         </w:tc>
@@ -6388,7 +6656,7 @@
               <w:rPr>
                 <w:sz w:val="15"/>
               </w:rPr>
-              <w:t>160건</w:t>
+              <w:t>388건</w:t>
             </w:r>
           </w:p>
         </w:tc>
@@ -6404,7 +6672,7 @@
               <w:rPr>
                 <w:sz w:val="15"/>
               </w:rPr>
-              <w:t>유전강도</w:t>
+              <w:t>층 두께</w:t>
             </w:r>
           </w:p>
         </w:tc>
@@ -6418,7 +6686,7 @@
               <w:rPr>
                 <w:sz w:val="15"/>
               </w:rPr>
-              <w:t>전기</w:t>
+              <w:t>구조</w:t>
             </w:r>
           </w:p>
         </w:tc>
@@ -6432,7 +6700,7 @@
               <w:rPr>
                 <w:sz w:val="15"/>
               </w:rPr>
-              <w:t>93종</w:t>
+              <w:t>103종</w:t>
             </w:r>
           </w:p>
         </w:tc>
@@ -6446,7 +6714,7 @@
               <w:rPr>
                 <w:sz w:val="15"/>
               </w:rPr>
-              <w:t>17.1%  ██··········</w:t>
+              <w:t>18.9%  ██··········</w:t>
             </w:r>
           </w:p>
         </w:tc>
@@ -6460,7 +6728,7 @@
               <w:rPr>
                 <w:sz w:val="15"/>
               </w:rPr>
-              <w:t>116건</w:t>
+              <w:t>178건</w:t>
             </w:r>
           </w:p>
         </w:tc>
@@ -6747,7 +7015,7 @@
               <w:rPr>
                 <w:sz w:val="15"/>
               </w:rPr>
-              <w:t>광택(60도)</w:t>
+              <w:t>이분자 소광 속도상수</w:t>
             </w:r>
           </w:p>
         </w:tc>
@@ -6789,7 +7057,7 @@
               <w:rPr>
                 <w:sz w:val="15"/>
               </w:rPr>
-              <w:t>5건</w:t>
+              <w:t>3건</w:t>
             </w:r>
           </w:p>
         </w:tc>
@@ -6805,7 +7073,7 @@
               <w:rPr>
                 <w:sz w:val="15"/>
               </w:rPr>
-              <w:t>기체 용해도(헨리)</w:t>
+              <w:t>광택(60도)</w:t>
             </w:r>
           </w:p>
         </w:tc>
@@ -6819,7 +7087,7 @@
               <w:rPr>
                 <w:sz w:val="15"/>
               </w:rPr>
-              <w:t>물리</w:t>
+              <w:t>광학</w:t>
             </w:r>
           </w:p>
         </w:tc>
@@ -6863,7 +7131,7 @@
               <w:rPr>
                 <w:sz w:val="15"/>
               </w:rPr>
-              <w:t>결정화도</w:t>
+              <w:t>기체 용해도(헨리)</w:t>
             </w:r>
           </w:p>
         </w:tc>
@@ -6877,7 +7145,7 @@
               <w:rPr>
                 <w:sz w:val="15"/>
               </w:rPr>
-              <w:t>구조</w:t>
+              <w:t>물리</w:t>
             </w:r>
           </w:p>
         </w:tc>
@@ -6905,7 +7173,7 @@
               <w:rPr>
                 <w:sz w:val="15"/>
               </w:rPr>
-              <w:t>13건</w:t>
+              <w:t>5건</w:t>
             </w:r>
           </w:p>
         </w:tc>
@@ -6921,7 +7189,7 @@
               <w:rPr>
                 <w:sz w:val="15"/>
               </w:rPr>
-              <w:t>부분몰부피</w:t>
+              <w:t>결정화도</w:t>
             </w:r>
           </w:p>
         </w:tc>
@@ -6935,7 +7203,7 @@
               <w:rPr>
                 <w:sz w:val="15"/>
               </w:rPr>
-              <w:t>화학</w:t>
+              <w:t>구조</w:t>
             </w:r>
           </w:p>
         </w:tc>
@@ -6949,7 +7217,7 @@
               <w:rPr>
                 <w:sz w:val="15"/>
               </w:rPr>
-              <w:t>2종</w:t>
+              <w:t>3종</w:t>
             </w:r>
           </w:p>
         </w:tc>
@@ -6963,7 +7231,7 @@
               <w:rPr>
                 <w:sz w:val="15"/>
               </w:rPr>
-              <w:t>6건</w:t>
+              <w:t>13건</w:t>
             </w:r>
           </w:p>
         </w:tc>
@@ -6979,7 +7247,7 @@
               <w:rPr>
                 <w:sz w:val="15"/>
               </w:rPr>
-              <w:t>응집영역 파괴에너지 GIC</w:t>
+              <w:t>부분몰부피</w:t>
             </w:r>
           </w:p>
         </w:tc>
@@ -6993,7 +7261,7 @@
               <w:rPr>
                 <w:sz w:val="15"/>
               </w:rPr>
-              <w:t>계면</w:t>
+              <w:t>화학</w:t>
             </w:r>
           </w:p>
         </w:tc>
@@ -7021,7 +7289,7 @@
               <w:rPr>
                 <w:sz w:val="15"/>
               </w:rPr>
-              <w:t>53건</w:t>
+              <w:t>6건</w:t>
             </w:r>
           </w:p>
         </w:tc>
@@ -7037,7 +7305,7 @@
               <w:rPr>
                 <w:sz w:val="15"/>
               </w:rPr>
-              <w:t>응집영역 파괴에너지 GIIC</w:t>
+              <w:t>응집영역 파괴에너지 GIC</w:t>
             </w:r>
           </w:p>
         </w:tc>
@@ -7079,7 +7347,7 @@
               <w:rPr>
                 <w:sz w:val="15"/>
               </w:rPr>
-              <w:t>26건</w:t>
+              <w:t>53건</w:t>
             </w:r>
           </w:p>
         </w:tc>
@@ -7095,7 +7363,7 @@
               <w:rPr>
                 <w:sz w:val="15"/>
               </w:rPr>
-              <w:t>이온교환 깊이(DOL)</w:t>
+              <w:t>응집영역 파괴에너지 GIIC</w:t>
             </w:r>
           </w:p>
         </w:tc>
@@ -7109,7 +7377,7 @@
               <w:rPr>
                 <w:sz w:val="15"/>
               </w:rPr>
-              <w:t>기계</w:t>
+              <w:t>계면</w:t>
             </w:r>
           </w:p>
         </w:tc>
@@ -7137,7 +7405,7 @@
               <w:rPr>
                 <w:sz w:val="15"/>
               </w:rPr>
-              <w:t>5건</w:t>
+              <w:t>26건</w:t>
             </w:r>
           </w:p>
         </w:tc>
@@ -7153,7 +7421,7 @@
               <w:rPr>
                 <w:sz w:val="15"/>
               </w:rPr>
-              <w:t>Morrow 에너지 계수</w:t>
+              <w:t>Darveaux 균열 상수</w:t>
             </w:r>
           </w:p>
         </w:tc>
@@ -7195,7 +7463,7 @@
               <w:rPr>
                 <w:sz w:val="15"/>
               </w:rPr>
-              <w:t>33건</w:t>
+              <w:t>10건</w:t>
             </w:r>
           </w:p>
         </w:tc>
@@ -7211,7 +7479,7 @@
               <w:rPr>
                 <w:sz w:val="15"/>
               </w:rPr>
-              <w:t>Morrow 에너지 지수</w:t>
+              <w:t>이온교환 깊이(DOL)</w:t>
             </w:r>
           </w:p>
         </w:tc>
@@ -7253,7 +7521,7 @@
               <w:rPr>
                 <w:sz w:val="15"/>
               </w:rPr>
-              <w:t>33건</w:t>
+              <w:t>5건</w:t>
             </w:r>
           </w:p>
         </w:tc>
@@ -7269,7 +7537,7 @@
               <w:rPr>
                 <w:sz w:val="15"/>
               </w:rPr>
-              <w:t>Prony 상대 체적계수</w:t>
+              <w:t>Morrow 에너지 계수</w:t>
             </w:r>
           </w:p>
         </w:tc>
@@ -7311,7 +7579,7 @@
               <w:rPr>
                 <w:sz w:val="15"/>
               </w:rPr>
-              <w:t>29건</w:t>
+              <w:t>33건</w:t>
             </w:r>
           </w:p>
         </w:tc>
@@ -7327,7 +7595,7 @@
               <w:rPr>
                 <w:sz w:val="15"/>
               </w:rPr>
-              <w:t>노화 후 물성 유지율</w:t>
+              <w:t>Morrow 에너지 지수</w:t>
             </w:r>
           </w:p>
         </w:tc>
@@ -7369,7 +7637,7 @@
               <w:rPr>
                 <w:sz w:val="15"/>
               </w:rPr>
-              <w:t>16건</w:t>
+              <w:t>33건</w:t>
             </w:r>
           </w:p>
         </w:tc>
@@ -7385,7 +7653,7 @@
               <w:rPr>
                 <w:sz w:val="15"/>
               </w:rPr>
-              <w:t>표면압축응력(CS)</w:t>
+              <w:t>Prony 상대 체적계수</w:t>
             </w:r>
           </w:p>
         </w:tc>
@@ -7427,7 +7695,7 @@
               <w:rPr>
                 <w:sz w:val="15"/>
               </w:rPr>
-              <w:t>4건</w:t>
+              <w:t>29건</w:t>
             </w:r>
           </w:p>
         </w:tc>
@@ -7443,7 +7711,7 @@
               <w:rPr>
                 <w:sz w:val="15"/>
               </w:rPr>
-              <w:t>이분자 소광 속도상수</w:t>
+              <w:t>노화 후 물성 유지율</w:t>
             </w:r>
           </w:p>
         </w:tc>
@@ -7457,7 +7725,7 @@
               <w:rPr>
                 <w:sz w:val="15"/>
               </w:rPr>
-              <w:t>광학</w:t>
+              <w:t>기계</w:t>
             </w:r>
           </w:p>
         </w:tc>
@@ -7485,7 +7753,7 @@
               <w:rPr>
                 <w:sz w:val="15"/>
               </w:rPr>
-              <w:t>2건</w:t>
+              <w:t>16건</w:t>
             </w:r>
           </w:p>
         </w:tc>
@@ -7501,7 +7769,7 @@
               <w:rPr>
                 <w:sz w:val="15"/>
               </w:rPr>
-              <w:t>내자외선성</w:t>
+              <w:t>표면압축응력(CS)</w:t>
             </w:r>
           </w:p>
         </w:tc>
@@ -7515,7 +7783,7 @@
               <w:rPr>
                 <w:sz w:val="15"/>
               </w:rPr>
-              <w:t>광학</w:t>
+              <w:t>기계</w:t>
             </w:r>
           </w:p>
         </w:tc>
@@ -7543,7 +7811,7 @@
               <w:rPr>
                 <w:sz w:val="15"/>
               </w:rPr>
-              <w:t>2건</w:t>
+              <w:t>4건</w:t>
             </w:r>
           </w:p>
         </w:tc>
@@ -7559,7 +7827,7 @@
               <w:rPr>
                 <w:sz w:val="15"/>
               </w:rPr>
-              <w:t>응집영역 최대 트랙션</w:t>
+              <w:t>내자외선성</w:t>
             </w:r>
           </w:p>
         </w:tc>
@@ -7573,7 +7841,7 @@
               <w:rPr>
                 <w:sz w:val="15"/>
               </w:rPr>
-              <w:t>계면</w:t>
+              <w:t>광학</w:t>
             </w:r>
           </w:p>
         </w:tc>
@@ -7587,7 +7855,7 @@
               <w:rPr>
                 <w:sz w:val="15"/>
               </w:rPr>
-              <w:t>1종</w:t>
+              <w:t>2종</w:t>
             </w:r>
           </w:p>
         </w:tc>
@@ -7601,7 +7869,7 @@
               <w:rPr>
                 <w:sz w:val="15"/>
               </w:rPr>
-              <w:t>3건</w:t>
+              <w:t>2건</w:t>
             </w:r>
           </w:p>
         </w:tc>
@@ -7617,7 +7885,7 @@
               <w:rPr>
                 <w:sz w:val="15"/>
               </w:rPr>
-              <w:t>Anand 점소성 상수</w:t>
+              <w:t>응집영역 최대 트랙션</w:t>
             </w:r>
           </w:p>
         </w:tc>
@@ -7631,7 +7899,7 @@
               <w:rPr>
                 <w:sz w:val="15"/>
               </w:rPr>
-              <w:t>기계</w:t>
+              <w:t>계면</w:t>
             </w:r>
           </w:p>
         </w:tc>
@@ -7659,7 +7927,7 @@
               <w:rPr>
                 <w:sz w:val="15"/>
               </w:rPr>
-              <w:t>45건</w:t>
+              <w:t>3건</w:t>
             </w:r>
           </w:p>
         </w:tc>
@@ -7675,7 +7943,7 @@
               <w:rPr>
                 <w:sz w:val="15"/>
               </w:rPr>
-              <w:t>Darveaux 균열 상수</w:t>
+              <w:t>Anand 점소성 상수</w:t>
             </w:r>
           </w:p>
         </w:tc>
@@ -7717,7 +7985,7 @@
               <w:rPr>
                 <w:sz w:val="15"/>
               </w:rPr>
-              <w:t>8건</w:t>
+              <w:t>45건</w:t>
             </w:r>
           </w:p>
         </w:tc>
@@ -8136,7 +8404,7 @@
               <w:rPr>
                 <w:sz w:val="16"/>
               </w:rPr>
-              <w:t>5,893건</w:t>
+              <w:t>5,972건</w:t>
             </w:r>
           </w:p>
         </w:tc>
@@ -8150,7 +8418,7 @@
               <w:rPr>
                 <w:sz w:val="16"/>
               </w:rPr>
-              <w:t>41종</w:t>
+              <w:t>42종</w:t>
             </w:r>
           </w:p>
         </w:tc>
@@ -8252,7 +8520,7 @@
               <w:rPr>
                 <w:sz w:val="16"/>
               </w:rPr>
-              <w:t>1,325건</w:t>
+              <w:t>1,346건</w:t>
             </w:r>
           </w:p>
         </w:tc>
@@ -8266,7 +8534,7 @@
               <w:rPr>
                 <w:sz w:val="16"/>
               </w:rPr>
-              <w:t>29종</w:t>
+              <w:t>30종</w:t>
             </w:r>
           </w:p>
         </w:tc>
@@ -8310,7 +8578,7 @@
               <w:rPr>
                 <w:sz w:val="16"/>
               </w:rPr>
-              <w:t>1,230건</w:t>
+              <w:t>1,300건</w:t>
             </w:r>
           </w:p>
         </w:tc>
@@ -8324,7 +8592,7 @@
               <w:rPr>
                 <w:sz w:val="16"/>
               </w:rPr>
-              <w:t>68종</w:t>
+              <w:t>72종</w:t>
             </w:r>
           </w:p>
         </w:tc>
@@ -8368,7 +8636,7 @@
               <w:rPr>
                 <w:sz w:val="16"/>
               </w:rPr>
-              <w:t>903건</w:t>
+              <w:t>1,068건</w:t>
             </w:r>
           </w:p>
         </w:tc>
@@ -8382,7 +8650,7 @@
               <w:rPr>
                 <w:sz w:val="16"/>
               </w:rPr>
-              <w:t>45종</w:t>
+              <w:t>58종</w:t>
             </w:r>
           </w:p>
         </w:tc>
@@ -8426,7 +8694,7 @@
               <w:rPr>
                 <w:sz w:val="16"/>
               </w:rPr>
-              <w:t>734건</w:t>
+              <w:t>762건</w:t>
             </w:r>
           </w:p>
         </w:tc>
@@ -8440,7 +8708,7 @@
               <w:rPr>
                 <w:sz w:val="16"/>
               </w:rPr>
-              <w:t>24종</w:t>
+              <w:t>27종</w:t>
             </w:r>
           </w:p>
         </w:tc>
@@ -8484,7 +8752,7 @@
               <w:rPr>
                 <w:sz w:val="16"/>
               </w:rPr>
-              <w:t>627건</w:t>
+              <w:t>643건</w:t>
             </w:r>
           </w:p>
         </w:tc>
@@ -8859,7 +9127,7 @@
               <w:rPr>
                 <w:sz w:val="16"/>
               </w:rPr>
-              <w:t>6,273건</w:t>
+              <w:t>6,454건</w:t>
             </w:r>
           </w:p>
         </w:tc>
@@ -8873,7 +9141,7 @@
               <w:rPr>
                 <w:sz w:val="16"/>
               </w:rPr>
-              <w:t>20.9</w:t>
+              <w:t>21.5</w:t>
             </w:r>
           </w:p>
         </w:tc>
@@ -8917,7 +9185,7 @@
               <w:rPr>
                 <w:sz w:val="16"/>
               </w:rPr>
-              <w:t>2,672건</w:t>
+              <w:t>2,771건</w:t>
             </w:r>
           </w:p>
         </w:tc>
@@ -8931,7 +9199,7 @@
               <w:rPr>
                 <w:sz w:val="16"/>
               </w:rPr>
-              <w:t>33.4</w:t>
+              <w:t>34.6</w:t>
             </w:r>
           </w:p>
         </w:tc>
@@ -8975,7 +9243,7 @@
               <w:rPr>
                 <w:sz w:val="16"/>
               </w:rPr>
-              <w:t>3,501건</w:t>
+              <w:t>3,542건</w:t>
             </w:r>
           </w:p>
         </w:tc>
@@ -8989,7 +9257,7 @@
               <w:rPr>
                 <w:sz w:val="16"/>
               </w:rPr>
-              <w:t>47.3</w:t>
+              <w:t>47.9</w:t>
             </w:r>
           </w:p>
         </w:tc>
@@ -9033,7 +9301,7 @@
               <w:rPr>
                 <w:sz w:val="16"/>
               </w:rPr>
-              <w:t>1,464건</w:t>
+              <w:t>1,491건</w:t>
             </w:r>
           </w:p>
         </w:tc>
@@ -9047,7 +9315,7 @@
               <w:rPr>
                 <w:sz w:val="16"/>
               </w:rPr>
-              <w:t>33.3</w:t>
+              <w:t>33.9</w:t>
             </w:r>
           </w:p>
         </w:tc>
@@ -9091,7 +9359,7 @@
               <w:rPr>
                 <w:sz w:val="16"/>
               </w:rPr>
-              <w:t>587건</w:t>
+              <w:t>603건</w:t>
             </w:r>
           </w:p>
         </w:tc>
@@ -9105,7 +9373,7 @@
               <w:rPr>
                 <w:sz w:val="16"/>
               </w:rPr>
-              <w:t>24.5</w:t>
+              <w:t>25.1</w:t>
             </w:r>
           </w:p>
         </w:tc>
@@ -9149,7 +9417,7 @@
               <w:rPr>
                 <w:sz w:val="16"/>
               </w:rPr>
-              <w:t>301건</w:t>
+              <w:t>316건</w:t>
             </w:r>
           </w:p>
         </w:tc>
@@ -9163,7 +9431,7 @@
               <w:rPr>
                 <w:sz w:val="16"/>
               </w:rPr>
-              <w:t>13.7</w:t>
+              <w:t>14.4</w:t>
             </w:r>
           </w:p>
         </w:tc>
@@ -9309,7 +9577,7 @@
               <w:rPr>
                 <w:sz w:val="16"/>
               </w:rPr>
-              <w:t>9,114</w:t>
+              <w:t>9,206</w:t>
             </w:r>
           </w:p>
         </w:tc>
@@ -9323,7 +9591,7 @@
               <w:rPr>
                 <w:sz w:val="16"/>
               </w:rPr>
-              <w:t>61.6%</w:t>
+              <w:t>60.7%</w:t>
             </w:r>
           </w:p>
         </w:tc>
@@ -9381,7 +9649,7 @@
               <w:rPr>
                 <w:sz w:val="16"/>
               </w:rPr>
-              <w:t>11.0%</w:t>
+              <w:t>10.8%</w:t>
             </w:r>
           </w:p>
         </w:tc>
@@ -9425,7 +9693,7 @@
               <w:rPr>
                 <w:sz w:val="16"/>
               </w:rPr>
-              <w:t>1,949</w:t>
+              <w:t>2,236</w:t>
             </w:r>
           </w:p>
         </w:tc>
@@ -9439,7 +9707,7 @@
               <w:rPr>
                 <w:sz w:val="16"/>
               </w:rPr>
-              <w:t>13.2%</w:t>
+              <w:t>14.7%</w:t>
             </w:r>
           </w:p>
         </w:tc>
@@ -9497,7 +9765,7 @@
               <w:rPr>
                 <w:sz w:val="16"/>
               </w:rPr>
-              <w:t>14.2%</w:t>
+              <w:t>13.8%</w:t>
             </w:r>
           </w:p>
         </w:tc>
@@ -9596,7 +9864,7 @@
               <w:rPr>
                 <w:sz w:val="16"/>
               </w:rPr>
-              <w:t>804</w:t>
+              <w:t>835</w:t>
             </w:r>
           </w:p>
         </w:tc>
@@ -9626,7 +9894,7 @@
               <w:rPr>
                 <w:sz w:val="16"/>
               </w:rPr>
-              <w:t>483</w:t>
+              <w:t>542</w:t>
             </w:r>
           </w:p>
         </w:tc>
@@ -9656,7 +9924,7 @@
               <w:rPr>
                 <w:sz w:val="16"/>
               </w:rPr>
-              <w:t>253</w:t>
+              <w:t>271</w:t>
             </w:r>
           </w:p>
         </w:tc>
@@ -9686,7 +9954,7 @@
               <w:rPr>
                 <w:sz w:val="16"/>
               </w:rPr>
-              <w:t>74</w:t>
+              <w:t>75</w:t>
             </w:r>
           </w:p>
         </w:tc>
@@ -9716,7 +9984,7 @@
               <w:rPr>
                 <w:sz w:val="16"/>
               </w:rPr>
-              <w:t>62</w:t>
+              <w:t>63</w:t>
             </w:r>
           </w:p>
         </w:tc>

--- a/MaterialTwin_물성확보현황_해석가능성.docx
+++ b/MaterialTwin_물성확보현황_해석가능성.docx
@@ -31,7 +31,7 @@
           <w:color w:val="606060"/>
           <w:sz w:val="18"/>
         </w:rPr>
-        <w:t>2026-08-06 · 재료 544종 · 물성값 15,177건 · 출처 1,828건 · 물성 정의 157종</w:t>
+        <w:t>2026-08-06 · 재료 544종 · 물성값 15,295건 · 출처 1,835건 · 물성 정의 157종</w:t>
       </w:r>
     </w:p>
     <w:p/>
@@ -52,7 +52,7 @@
           <w:b/>
           <w:sz w:val="22"/>
         </w:rPr>
-        <w:t>12개 해석이 요구하는 (재료 × 필수물성) 격자 14,490칸 중 8,776칸이 채워졌다 — 전체 60.6%.</w:t>
+        <w:t>12개 해석이 요구하는 (재료 × 필수물성) 격자 14,490칸 중 8,788칸이 채워졌다 — 전체 60.6%.</w:t>
       </w:r>
     </w:p>
     <w:p>
@@ -382,7 +382,7 @@
               <w:rPr>
                 <w:sz w:val="15"/>
               </w:rPr>
-              <w:t>1158/1632</w:t>
+              <w:t>1159/1632</w:t>
             </w:r>
           </w:p>
         </w:tc>
@@ -424,7 +424,7 @@
               <w:rPr>
                 <w:sz w:val="15"/>
               </w:rPr>
-              <w:t>youngs_modulus — 206종</w:t>
+              <w:t>youngs_modulus — 205종</w:t>
             </w:r>
           </w:p>
         </w:tc>
@@ -468,7 +468,7 @@
               <w:rPr>
                 <w:sz w:val="15"/>
               </w:rPr>
-              <w:t>1486/2720</w:t>
+              <w:t>1487/2720</w:t>
             </w:r>
           </w:p>
         </w:tc>
@@ -482,7 +482,7 @@
               <w:rPr>
                 <w:sz w:val="15"/>
               </w:rPr>
-              <w:t>54.6%  ████████······</w:t>
+              <w:t>54.7%  ████████······</w:t>
             </w:r>
           </w:p>
         </w:tc>
@@ -640,7 +640,7 @@
               <w:rPr>
                 <w:sz w:val="15"/>
               </w:rPr>
-              <w:t>1488/2176</w:t>
+              <w:t>1489/2176</w:t>
             </w:r>
           </w:p>
         </w:tc>
@@ -726,7 +726,7 @@
               <w:rPr>
                 <w:sz w:val="15"/>
               </w:rPr>
-              <w:t>464/740</w:t>
+              <w:t>472/740</w:t>
             </w:r>
           </w:p>
         </w:tc>
@@ -740,7 +740,7 @@
               <w:rPr>
                 <w:sz w:val="15"/>
               </w:rPr>
-              <w:t>62.7%  █████████·····</w:t>
+              <w:t>63.8%  █████████·····</w:t>
             </w:r>
           </w:p>
         </w:tc>
@@ -754,7 +754,7 @@
               <w:rPr>
                 <w:sz w:val="15"/>
               </w:rPr>
-              <w:t>20  (10.8%)</w:t>
+              <w:t>27  (14.6%)</w:t>
             </w:r>
           </w:p>
         </w:tc>
@@ -768,7 +768,7 @@
               <w:rPr>
                 <w:sz w:val="15"/>
               </w:rPr>
-              <w:t>prony_relaxation_time | prony_tensile_mo — 153종</w:t>
+              <w:t>prony_relaxation_time | prony_tensile_mo — 146종</w:t>
             </w:r>
           </w:p>
         </w:tc>
@@ -1242,7 +1242,7 @@
               <w:rPr>
                 <w:sz w:val="15"/>
               </w:rPr>
-              <w:t>381/594</w:t>
+              <w:t>382/594</w:t>
             </w:r>
           </w:p>
         </w:tc>
@@ -1256,7 +1256,7 @@
               <w:rPr>
                 <w:sz w:val="15"/>
               </w:rPr>
-              <w:t>64.1%  █████████·····</w:t>
+              <w:t>64.3%  █████████·····</w:t>
             </w:r>
           </w:p>
         </w:tc>
@@ -1797,7 +1797,7 @@
               <w:rPr>
                 <w:sz w:val="16"/>
               </w:rPr>
-              <w:t>1158/1632  (71.0%)</w:t>
+              <w:t>1159/1632  (71.0%)</w:t>
             </w:r>
           </w:p>
         </w:tc>
@@ -1898,7 +1898,7 @@
               <w:rPr>
                 <w:sz w:val="16"/>
               </w:rPr>
-              <w:t>206종</w:t>
+              <w:t>205종</w:t>
             </w:r>
           </w:p>
         </w:tc>
@@ -2069,7 +2069,7 @@
               <w:rPr>
                 <w:sz w:val="16"/>
               </w:rPr>
-              <w:t>1486/2720  (54.6%)</w:t>
+              <w:t>1487/2720  (54.7%)</w:t>
             </w:r>
           </w:p>
         </w:tc>
@@ -2230,7 +2230,7 @@
               <w:rPr>
                 <w:sz w:val="16"/>
               </w:rPr>
-              <w:t>206종</w:t>
+              <w:t>205종</w:t>
             </w:r>
           </w:p>
         </w:tc>
@@ -2673,7 +2673,7 @@
               <w:rPr>
                 <w:sz w:val="16"/>
               </w:rPr>
-              <w:t>1488/2176  (68.4%)</w:t>
+              <w:t>1489/2176  (68.4%)</w:t>
             </w:r>
           </w:p>
         </w:tc>
@@ -2804,7 +2804,7 @@
               <w:rPr>
                 <w:sz w:val="16"/>
               </w:rPr>
-              <w:t>206종</w:t>
+              <w:t>205종</w:t>
             </w:r>
           </w:p>
         </w:tc>
@@ -2975,7 +2975,7 @@
               <w:rPr>
                 <w:sz w:val="16"/>
               </w:rPr>
-              <w:t>464/740  (62.7%)</w:t>
+              <w:t>472/740  (63.8%)</w:t>
             </w:r>
           </w:p>
         </w:tc>
@@ -2989,7 +2989,7 @@
               <w:rPr>
                 <w:sz w:val="16"/>
               </w:rPr>
-              <w:t>20종  (10.8%)</w:t>
+              <w:t>27종  (14.6%)</w:t>
             </w:r>
           </w:p>
         </w:tc>
@@ -3076,7 +3076,7 @@
               <w:rPr>
                 <w:sz w:val="16"/>
               </w:rPr>
-              <w:t>153종</w:t>
+              <w:t>146종</w:t>
             </w:r>
           </w:p>
         </w:tc>
@@ -3106,7 +3106,7 @@
               <w:rPr>
                 <w:sz w:val="16"/>
               </w:rPr>
-              <w:t>64종</w:t>
+              <w:t>63종</w:t>
             </w:r>
           </w:p>
         </w:tc>
@@ -4577,7 +4577,7 @@
               <w:rPr>
                 <w:sz w:val="16"/>
               </w:rPr>
-              <w:t>381/594  (64.1%)</w:t>
+              <w:t>382/594  (64.3%)</w:t>
             </w:r>
           </w:p>
         </w:tc>
@@ -4708,7 +4708,7 @@
               <w:rPr>
                 <w:sz w:val="16"/>
               </w:rPr>
-              <w:t>21종</w:t>
+              <w:t>20종</w:t>
             </w:r>
           </w:p>
         </w:tc>
@@ -5476,7 +5476,7 @@
               <w:rPr>
                 <w:sz w:val="15"/>
               </w:rPr>
-              <w:t>338종</w:t>
+              <w:t>339종</w:t>
             </w:r>
           </w:p>
         </w:tc>
@@ -5490,7 +5490,7 @@
               <w:rPr>
                 <w:sz w:val="15"/>
               </w:rPr>
-              <w:t>62.1%  ███████·····</w:t>
+              <w:t>62.3%  ███████·····</w:t>
             </w:r>
           </w:p>
         </w:tc>
@@ -5504,7 +5504,7 @@
               <w:rPr>
                 <w:sz w:val="15"/>
               </w:rPr>
-              <w:t>920건</w:t>
+              <w:t>921건</w:t>
             </w:r>
           </w:p>
         </w:tc>
@@ -8404,7 +8404,7 @@
               <w:rPr>
                 <w:sz w:val="16"/>
               </w:rPr>
-              <w:t>5,972건</w:t>
+              <w:t>6,090건</w:t>
             </w:r>
           </w:p>
         </w:tc>
@@ -9127,7 +9127,7 @@
               <w:rPr>
                 <w:sz w:val="16"/>
               </w:rPr>
-              <w:t>6,454건</w:t>
+              <w:t>6,511건</w:t>
             </w:r>
           </w:p>
         </w:tc>
@@ -9141,7 +9141,7 @@
               <w:rPr>
                 <w:sz w:val="16"/>
               </w:rPr>
-              <w:t>21.5</w:t>
+              <w:t>21.7</w:t>
             </w:r>
           </w:p>
         </w:tc>
@@ -9243,7 +9243,7 @@
               <w:rPr>
                 <w:sz w:val="16"/>
               </w:rPr>
-              <w:t>3,542건</w:t>
+              <w:t>3,603건</w:t>
             </w:r>
           </w:p>
         </w:tc>
@@ -9257,7 +9257,7 @@
               <w:rPr>
                 <w:sz w:val="16"/>
               </w:rPr>
-              <w:t>47.9</w:t>
+              <w:t>48.7</w:t>
             </w:r>
           </w:p>
         </w:tc>
@@ -9577,7 +9577,7 @@
               <w:rPr>
                 <w:sz w:val="16"/>
               </w:rPr>
-              <w:t>9,206</w:t>
+              <w:t>9,234</w:t>
             </w:r>
           </w:p>
         </w:tc>
@@ -9591,7 +9591,7 @@
               <w:rPr>
                 <w:sz w:val="16"/>
               </w:rPr>
-              <w:t>60.7%</w:t>
+              <w:t>60.4%</w:t>
             </w:r>
           </w:p>
         </w:tc>
@@ -9649,7 +9649,7 @@
               <w:rPr>
                 <w:sz w:val="16"/>
               </w:rPr>
-              <w:t>10.8%</w:t>
+              <w:t>10.7%</w:t>
             </w:r>
           </w:p>
         </w:tc>
@@ -9693,7 +9693,7 @@
               <w:rPr>
                 <w:sz w:val="16"/>
               </w:rPr>
-              <w:t>2,236</w:t>
+              <w:t>2,326</w:t>
             </w:r>
           </w:p>
         </w:tc>
@@ -9707,7 +9707,7 @@
               <w:rPr>
                 <w:sz w:val="16"/>
               </w:rPr>
-              <w:t>14.7%</w:t>
+              <w:t>15.2%</w:t>
             </w:r>
           </w:p>
         </w:tc>
@@ -9765,7 +9765,7 @@
               <w:rPr>
                 <w:sz w:val="16"/>
               </w:rPr>
-              <w:t>13.8%</w:t>
+              <w:t>13.7%</w:t>
             </w:r>
           </w:p>
         </w:tc>
@@ -9894,7 +9894,7 @@
               <w:rPr>
                 <w:sz w:val="16"/>
               </w:rPr>
-              <w:t>542</w:t>
+              <w:t>543</w:t>
             </w:r>
           </w:p>
         </w:tc>
@@ -9954,7 +9954,7 @@
               <w:rPr>
                 <w:sz w:val="16"/>
               </w:rPr>
-              <w:t>75</w:t>
+              <w:t>81</w:t>
             </w:r>
           </w:p>
         </w:tc>

--- a/MaterialTwin_물성확보현황_해석가능성.docx
+++ b/MaterialTwin_물성확보현황_해석가능성.docx
@@ -31,7 +31,7 @@
           <w:color w:val="606060"/>
           <w:sz w:val="18"/>
         </w:rPr>
-        <w:t>2026-08-06 · 재료 544종 · 물성값 15,295건 · 출처 1,835건 · 물성 정의 157종</w:t>
+        <w:t>2026-08-06 · 재료 544종 · 물성값 15,785건 · 출처 1,873건 · 물성 정의 157종</w:t>
       </w:r>
     </w:p>
     <w:p/>
@@ -52,7 +52,7 @@
           <w:b/>
           <w:sz w:val="22"/>
         </w:rPr>
-        <w:t>12개 해석이 요구하는 (재료 × 필수물성) 격자 14,490칸 중 8,788칸이 채워졌다 — 전체 60.6%.</w:t>
+        <w:t>12개 해석이 요구하는 (재료 × 필수물성) 격자 14,490칸 중 9,217칸이 채워졌다 — 전체 63.6%.</w:t>
       </w:r>
     </w:p>
     <w:p>
@@ -382,7 +382,7 @@
               <w:rPr>
                 <w:sz w:val="15"/>
               </w:rPr>
-              <w:t>1159/1632</w:t>
+              <w:t>1185/1632</w:t>
             </w:r>
           </w:p>
         </w:tc>
@@ -396,7 +396,7 @@
               <w:rPr>
                 <w:sz w:val="15"/>
               </w:rPr>
-              <w:t>71.0%  ██████████····</w:t>
+              <w:t>72.6%  ██████████····</w:t>
             </w:r>
           </w:p>
         </w:tc>
@@ -410,7 +410,7 @@
               <w:rPr>
                 <w:sz w:val="15"/>
               </w:rPr>
-              <w:t>329  (60.5%)</w:t>
+              <w:t>332  (61.0%)</w:t>
             </w:r>
           </w:p>
         </w:tc>
@@ -424,7 +424,7 @@
               <w:rPr>
                 <w:sz w:val="15"/>
               </w:rPr>
-              <w:t>youngs_modulus — 205종</w:t>
+              <w:t>youngs_modulus — 198종</w:t>
             </w:r>
           </w:p>
         </w:tc>
@@ -468,7 +468,7 @@
               <w:rPr>
                 <w:sz w:val="15"/>
               </w:rPr>
-              <w:t>1487/2720</w:t>
+              <w:t>1513/2720</w:t>
             </w:r>
           </w:p>
         </w:tc>
@@ -482,7 +482,7 @@
               <w:rPr>
                 <w:sz w:val="15"/>
               </w:rPr>
-              <w:t>54.7%  ████████······</w:t>
+              <w:t>55.6%  ████████······</w:t>
             </w:r>
           </w:p>
         </w:tc>
@@ -554,7 +554,7 @@
               <w:rPr>
                 <w:sz w:val="15"/>
               </w:rPr>
-              <w:t>1047/1632</w:t>
+              <w:t>1092/1632</w:t>
             </w:r>
           </w:p>
         </w:tc>
@@ -568,7 +568,7 @@
               <w:rPr>
                 <w:sz w:val="15"/>
               </w:rPr>
-              <w:t>64.2%  █████████·····</w:t>
+              <w:t>66.9%  █████████·····</w:t>
             </w:r>
           </w:p>
         </w:tc>
@@ -582,7 +582,7 @@
               <w:rPr>
                 <w:sz w:val="15"/>
               </w:rPr>
-              <w:t>281  (51.7%)</w:t>
+              <w:t>306  (56.2%)</w:t>
             </w:r>
           </w:p>
         </w:tc>
@@ -596,7 +596,7 @@
               <w:rPr>
                 <w:sz w:val="15"/>
               </w:rPr>
-              <w:t>conductivity — 219종</w:t>
+              <w:t>specific_heat — 214종</w:t>
             </w:r>
           </w:p>
         </w:tc>
@@ -640,7 +640,7 @@
               <w:rPr>
                 <w:sz w:val="15"/>
               </w:rPr>
-              <w:t>1489/2176</w:t>
+              <w:t>1522/2176</w:t>
             </w:r>
           </w:p>
         </w:tc>
@@ -654,7 +654,7 @@
               <w:rPr>
                 <w:sz w:val="15"/>
               </w:rPr>
-              <w:t>68.4%  ██████████····</w:t>
+              <w:t>69.9%  ██████████····</w:t>
             </w:r>
           </w:p>
         </w:tc>
@@ -668,7 +668,7 @@
               <w:rPr>
                 <w:sz w:val="15"/>
               </w:rPr>
-              <w:t>304  (55.9%)</w:t>
+              <w:t>307  (56.4%)</w:t>
             </w:r>
           </w:p>
         </w:tc>
@@ -682,7 +682,7 @@
               <w:rPr>
                 <w:sz w:val="15"/>
               </w:rPr>
-              <w:t>expansion_linear — 214종</w:t>
+              <w:t>expansion_linear — 207종</w:t>
             </w:r>
           </w:p>
         </w:tc>
@@ -726,7 +726,7 @@
               <w:rPr>
                 <w:sz w:val="15"/>
               </w:rPr>
-              <w:t>472/740</w:t>
+              <w:t>489/740</w:t>
             </w:r>
           </w:p>
         </w:tc>
@@ -740,7 +740,7 @@
               <w:rPr>
                 <w:sz w:val="15"/>
               </w:rPr>
-              <w:t>63.8%  █████████·····</w:t>
+              <w:t>66.1%  █████████·····</w:t>
             </w:r>
           </w:p>
         </w:tc>
@@ -754,7 +754,7 @@
               <w:rPr>
                 <w:sz w:val="15"/>
               </w:rPr>
-              <w:t>27  (14.6%)</w:t>
+              <w:t>29  (15.7%)</w:t>
             </w:r>
           </w:p>
         </w:tc>
@@ -812,7 +812,7 @@
               <w:rPr>
                 <w:sz w:val="15"/>
               </w:rPr>
-              <w:t>1221/2176</w:t>
+              <w:t>1374/2176</w:t>
             </w:r>
           </w:p>
         </w:tc>
@@ -826,7 +826,7 @@
               <w:rPr>
                 <w:sz w:val="15"/>
               </w:rPr>
-              <w:t>56.1%  ████████······</w:t>
+              <w:t>63.1%  █████████·····</w:t>
             </w:r>
           </w:p>
         </w:tc>
@@ -840,7 +840,7 @@
               <w:rPr>
                 <w:sz w:val="15"/>
               </w:rPr>
-              <w:t>137  (25.2%)</w:t>
+              <w:t>202  (37.1%)</w:t>
             </w:r>
           </w:p>
         </w:tc>
@@ -854,7 +854,7 @@
               <w:rPr>
                 <w:sz w:val="15"/>
               </w:rPr>
-              <w:t>contact_angle_water | surface_energy — 370종</w:t>
+              <w:t>contact_angle_water | surface_energy — 262종</w:t>
             </w:r>
           </w:p>
         </w:tc>
@@ -898,7 +898,7 @@
               <w:rPr>
                 <w:sz w:val="15"/>
               </w:rPr>
-              <w:t>871/1680</w:t>
+              <w:t>936/1680</w:t>
             </w:r>
           </w:p>
         </w:tc>
@@ -912,7 +912,7 @@
               <w:rPr>
                 <w:sz w:val="15"/>
               </w:rPr>
-              <w:t>51.8%  ███████·······</w:t>
+              <w:t>55.7%  ████████······</w:t>
             </w:r>
           </w:p>
         </w:tc>
@@ -926,7 +926,7 @@
               <w:rPr>
                 <w:sz w:val="15"/>
               </w:rPr>
-              <w:t>137  (32.6%)</w:t>
+              <w:t>148  (35.2%)</w:t>
             </w:r>
           </w:p>
         </w:tc>
@@ -940,7 +940,7 @@
               <w:rPr>
                 <w:sz w:val="15"/>
               </w:rPr>
-              <w:t>water_vapor_transmission | gas_permeabil — 232종</w:t>
+              <w:t>water_vapor_transmission | gas_permeabil — 212종</w:t>
             </w:r>
           </w:p>
         </w:tc>
@@ -984,7 +984,7 @@
               <w:rPr>
                 <w:sz w:val="15"/>
               </w:rPr>
-              <w:t>65/92</w:t>
+              <w:t>67/92</w:t>
             </w:r>
           </w:p>
         </w:tc>
@@ -998,7 +998,7 @@
               <w:rPr>
                 <w:sz w:val="15"/>
               </w:rPr>
-              <w:t>70.7%  ██████████····</w:t>
+              <w:t>72.8%  ██████████····</w:t>
             </w:r>
           </w:p>
         </w:tc>
@@ -1012,7 +1012,7 @@
               <w:rPr>
                 <w:sz w:val="15"/>
               </w:rPr>
-              <w:t>25  (54.3%)</w:t>
+              <w:t>27  (58.7%)</w:t>
             </w:r>
           </w:p>
         </w:tc>
@@ -1026,7 +1026,7 @@
               <w:rPr>
                 <w:sz w:val="15"/>
               </w:rPr>
-              <w:t>hyperelastic_coefficient | hyperelastic_ — 21종</w:t>
+              <w:t>hyperelastic_coefficient | hyperelastic_ — 19종</w:t>
             </w:r>
           </w:p>
         </w:tc>
@@ -1070,7 +1070,7 @@
               <w:rPr>
                 <w:sz w:val="15"/>
               </w:rPr>
-              <w:t>254/370</w:t>
+              <w:t>269/370</w:t>
             </w:r>
           </w:p>
         </w:tc>
@@ -1084,7 +1084,7 @@
               <w:rPr>
                 <w:sz w:val="15"/>
               </w:rPr>
-              <w:t>68.6%  ██████████····</w:t>
+              <w:t>72.7%  ██████████····</w:t>
             </w:r>
           </w:p>
         </w:tc>
@@ -1098,7 +1098,7 @@
               <w:rPr>
                 <w:sz w:val="15"/>
               </w:rPr>
-              <w:t>85  (45.9%)</w:t>
+              <w:t>95  (51.4%)</w:t>
             </w:r>
           </w:p>
         </w:tc>
@@ -1112,7 +1112,7 @@
               <w:rPr>
                 <w:sz w:val="15"/>
               </w:rPr>
-              <w:t>peel_strength | lap_shear_strength | die — 76종</w:t>
+              <w:t>peel_strength | lap_shear_strength | die — 68종</w:t>
             </w:r>
           </w:p>
         </w:tc>
@@ -1156,7 +1156,7 @@
               <w:rPr>
                 <w:sz w:val="15"/>
               </w:rPr>
-              <w:t>263/544</w:t>
+              <w:t>277/544</w:t>
             </w:r>
           </w:p>
         </w:tc>
@@ -1170,7 +1170,7 @@
               <w:rPr>
                 <w:sz w:val="15"/>
               </w:rPr>
-              <w:t>48.3%  ███████·······</w:t>
+              <w:t>50.9%  ███████·······</w:t>
             </w:r>
           </w:p>
         </w:tc>
@@ -1184,7 +1184,7 @@
               <w:rPr>
                 <w:sz w:val="15"/>
               </w:rPr>
-              <w:t>263  (48.3%)</w:t>
+              <w:t>277  (50.9%)</w:t>
             </w:r>
           </w:p>
         </w:tc>
@@ -1198,7 +1198,7 @@
               <w:rPr>
                 <w:sz w:val="15"/>
               </w:rPr>
-              <w:t>dielectric_constant | resistivity_volume — 281종</w:t>
+              <w:t>dielectric_constant | resistivity_volume — 267종</w:t>
             </w:r>
           </w:p>
         </w:tc>
@@ -1242,7 +1242,7 @@
               <w:rPr>
                 <w:sz w:val="15"/>
               </w:rPr>
-              <w:t>382/594</w:t>
+              <w:t>389/594</w:t>
             </w:r>
           </w:p>
         </w:tc>
@@ -1256,7 +1256,7 @@
               <w:rPr>
                 <w:sz w:val="15"/>
               </w:rPr>
-              <w:t>64.3%  █████████·····</w:t>
+              <w:t>65.5%  █████████·····</w:t>
             </w:r>
           </w:p>
         </w:tc>
@@ -1270,7 +1270,7 @@
               <w:rPr>
                 <w:sz w:val="15"/>
               </w:rPr>
-              <w:t>24  (12.1%)</w:t>
+              <w:t>29  (14.6%)</w:t>
             </w:r>
           </w:p>
         </w:tc>
@@ -1284,7 +1284,7 @@
               <w:rPr>
                 <w:sz w:val="15"/>
               </w:rPr>
-              <w:t>fatigue_strength_coefficient | fatigue_d — 174종</w:t>
+              <w:t>fatigue_strength_coefficient | fatigue_d — 169종</w:t>
             </w:r>
           </w:p>
         </w:tc>
@@ -1328,7 +1328,7 @@
               <w:rPr>
                 <w:sz w:val="15"/>
               </w:rPr>
-              <w:t>45/55</w:t>
+              <w:t>48/55</w:t>
             </w:r>
           </w:p>
         </w:tc>
@@ -1342,7 +1342,7 @@
               <w:rPr>
                 <w:sz w:val="15"/>
               </w:rPr>
-              <w:t>81.8%  ███████████···</w:t>
+              <w:t>87.3%  ████████████··</w:t>
             </w:r>
           </w:p>
         </w:tc>
@@ -1356,7 +1356,7 @@
               <w:rPr>
                 <w:sz w:val="15"/>
               </w:rPr>
-              <w:t>45  (81.8%)</w:t>
+              <w:t>48  (87.3%)</w:t>
             </w:r>
           </w:p>
         </w:tc>
@@ -1370,7 +1370,7 @@
               <w:rPr>
                 <w:sz w:val="15"/>
               </w:rPr>
-              <w:t>excited_state_lifetime | stern_volmer_co — 10종</w:t>
+              <w:t>excited_state_lifetime | stern_volmer_co — 7종</w:t>
             </w:r>
           </w:p>
         </w:tc>
@@ -1414,7 +1414,7 @@
               <w:rPr>
                 <w:sz w:val="15"/>
               </w:rPr>
-              <w:t>33/79</w:t>
+              <w:t>56/79</w:t>
             </w:r>
           </w:p>
         </w:tc>
@@ -1428,7 +1428,7 @@
               <w:rPr>
                 <w:sz w:val="15"/>
               </w:rPr>
-              <w:t>41.8%  ██████········</w:t>
+              <w:t>70.9%  ██████████····</w:t>
             </w:r>
           </w:p>
         </w:tc>
@@ -1442,7 +1442,7 @@
               <w:rPr>
                 <w:sz w:val="15"/>
               </w:rPr>
-              <w:t>33  (41.8%)</w:t>
+              <w:t>56  (70.9%)</w:t>
             </w:r>
           </w:p>
         </w:tc>
@@ -1456,7 +1456,7 @@
               <w:rPr>
                 <w:sz w:val="15"/>
               </w:rPr>
-              <w:t>gas_permeability_o2 | gas_solubility — 46종</w:t>
+              <w:t>gas_permeability_o2 | gas_solubility — 23종</w:t>
             </w:r>
           </w:p>
         </w:tc>
@@ -1797,7 +1797,7 @@
               <w:rPr>
                 <w:sz w:val="16"/>
               </w:rPr>
-              <w:t>1159/1632  (71.0%)</w:t>
+              <w:t>1185/1632  (72.6%)</w:t>
             </w:r>
           </w:p>
         </w:tc>
@@ -1811,7 +1811,7 @@
               <w:rPr>
                 <w:sz w:val="16"/>
               </w:rPr>
-              <w:t>329종  (60.5%)</w:t>
+              <w:t>332종  (61.0%)</w:t>
             </w:r>
           </w:p>
         </w:tc>
@@ -1898,7 +1898,7 @@
               <w:rPr>
                 <w:sz w:val="16"/>
               </w:rPr>
-              <w:t>205종</w:t>
+              <w:t>198종</w:t>
             </w:r>
           </w:p>
         </w:tc>
@@ -1928,7 +1928,7 @@
               <w:rPr>
                 <w:sz w:val="16"/>
               </w:rPr>
-              <w:t>149종</w:t>
+              <w:t>134종</w:t>
             </w:r>
           </w:p>
         </w:tc>
@@ -1958,7 +1958,7 @@
               <w:rPr>
                 <w:sz w:val="16"/>
               </w:rPr>
-              <w:t>119종</w:t>
+              <w:t>115종</w:t>
             </w:r>
           </w:p>
         </w:tc>
@@ -2069,7 +2069,7 @@
               <w:rPr>
                 <w:sz w:val="16"/>
               </w:rPr>
-              <w:t>1487/2720  (54.7%)</w:t>
+              <w:t>1513/2720  (55.6%)</w:t>
             </w:r>
           </w:p>
         </w:tc>
@@ -2230,7 +2230,7 @@
               <w:rPr>
                 <w:sz w:val="16"/>
               </w:rPr>
-              <w:t>205종</w:t>
+              <w:t>198종</w:t>
             </w:r>
           </w:p>
         </w:tc>
@@ -2260,7 +2260,7 @@
               <w:rPr>
                 <w:sz w:val="16"/>
               </w:rPr>
-              <w:t>149종</w:t>
+              <w:t>134종</w:t>
             </w:r>
           </w:p>
         </w:tc>
@@ -2290,7 +2290,7 @@
               <w:rPr>
                 <w:sz w:val="16"/>
               </w:rPr>
-              <w:t>119종</w:t>
+              <w:t>115종</w:t>
             </w:r>
           </w:p>
         </w:tc>
@@ -2401,7 +2401,7 @@
               <w:rPr>
                 <w:sz w:val="16"/>
               </w:rPr>
-              <w:t>1047/1632  (64.2%)</w:t>
+              <w:t>1092/1632  (66.9%)</w:t>
             </w:r>
           </w:p>
         </w:tc>
@@ -2415,7 +2415,7 @@
               <w:rPr>
                 <w:sz w:val="16"/>
               </w:rPr>
-              <w:t>281종  (51.7%)</w:t>
+              <w:t>306종  (56.2%)</w:t>
             </w:r>
           </w:p>
         </w:tc>
@@ -2488,7 +2488,7 @@
               <w:rPr>
                 <w:sz w:val="16"/>
               </w:rPr>
-              <w:t>conductivity</w:t>
+              <w:t>specific_heat</w:t>
             </w:r>
           </w:p>
         </w:tc>
@@ -2502,7 +2502,7 @@
               <w:rPr>
                 <w:sz w:val="16"/>
               </w:rPr>
-              <w:t>219종</w:t>
+              <w:t>214종</w:t>
             </w:r>
           </w:p>
         </w:tc>
@@ -2518,7 +2518,7 @@
               <w:rPr>
                 <w:sz w:val="16"/>
               </w:rPr>
-              <w:t>specific_heat</w:t>
+              <w:t>conductivity</w:t>
             </w:r>
           </w:p>
         </w:tc>
@@ -2532,7 +2532,7 @@
               <w:rPr>
                 <w:sz w:val="16"/>
               </w:rPr>
-              <w:t>217종</w:t>
+              <w:t>192종</w:t>
             </w:r>
           </w:p>
         </w:tc>
@@ -2562,7 +2562,7 @@
               <w:rPr>
                 <w:sz w:val="16"/>
               </w:rPr>
-              <w:t>149종</w:t>
+              <w:t>134종</w:t>
             </w:r>
           </w:p>
         </w:tc>
@@ -2673,7 +2673,7 @@
               <w:rPr>
                 <w:sz w:val="16"/>
               </w:rPr>
-              <w:t>1489/2176  (68.4%)</w:t>
+              <w:t>1522/2176  (69.9%)</w:t>
             </w:r>
           </w:p>
         </w:tc>
@@ -2687,7 +2687,7 @@
               <w:rPr>
                 <w:sz w:val="16"/>
               </w:rPr>
-              <w:t>304종  (55.9%)</w:t>
+              <w:t>307종  (56.4%)</w:t>
             </w:r>
           </w:p>
         </w:tc>
@@ -2774,7 +2774,7 @@
               <w:rPr>
                 <w:sz w:val="16"/>
               </w:rPr>
-              <w:t>214종</w:t>
+              <w:t>207종</w:t>
             </w:r>
           </w:p>
         </w:tc>
@@ -2804,7 +2804,7 @@
               <w:rPr>
                 <w:sz w:val="16"/>
               </w:rPr>
-              <w:t>205종</w:t>
+              <w:t>198종</w:t>
             </w:r>
           </w:p>
         </w:tc>
@@ -2834,7 +2834,7 @@
               <w:rPr>
                 <w:sz w:val="16"/>
               </w:rPr>
-              <w:t>149종</w:t>
+              <w:t>134종</w:t>
             </w:r>
           </w:p>
         </w:tc>
@@ -2864,7 +2864,7 @@
               <w:rPr>
                 <w:sz w:val="16"/>
               </w:rPr>
-              <w:t>119종</w:t>
+              <w:t>115종</w:t>
             </w:r>
           </w:p>
         </w:tc>
@@ -2975,7 +2975,7 @@
               <w:rPr>
                 <w:sz w:val="16"/>
               </w:rPr>
-              <w:t>472/740  (63.8%)</w:t>
+              <w:t>489/740  (66.1%)</w:t>
             </w:r>
           </w:p>
         </w:tc>
@@ -2989,7 +2989,7 @@
               <w:rPr>
                 <w:sz w:val="16"/>
               </w:rPr>
-              <w:t>27종  (14.6%)</w:t>
+              <w:t>29종  (15.7%)</w:t>
             </w:r>
           </w:p>
         </w:tc>
@@ -3106,7 +3106,7 @@
               <w:rPr>
                 <w:sz w:val="16"/>
               </w:rPr>
-              <w:t>63종</w:t>
+              <w:t>57종</w:t>
             </w:r>
           </w:p>
         </w:tc>
@@ -3136,7 +3136,7 @@
               <w:rPr>
                 <w:sz w:val="16"/>
               </w:rPr>
-              <w:t>40종</w:t>
+              <w:t>33종</w:t>
             </w:r>
           </w:p>
         </w:tc>
@@ -3166,7 +3166,7 @@
               <w:rPr>
                 <w:sz w:val="16"/>
               </w:rPr>
-              <w:t>19종</w:t>
+              <w:t>15종</w:t>
             </w:r>
           </w:p>
         </w:tc>
@@ -3277,7 +3277,7 @@
               <w:rPr>
                 <w:sz w:val="16"/>
               </w:rPr>
-              <w:t>1221/2176  (56.1%)</w:t>
+              <w:t>1374/2176  (63.1%)</w:t>
             </w:r>
           </w:p>
         </w:tc>
@@ -3291,7 +3291,7 @@
               <w:rPr>
                 <w:sz w:val="16"/>
               </w:rPr>
-              <w:t>137종  (25.2%)</w:t>
+              <w:t>202종  (37.1%)</w:t>
             </w:r>
           </w:p>
         </w:tc>
@@ -3378,7 +3378,7 @@
               <w:rPr>
                 <w:sz w:val="16"/>
               </w:rPr>
-              <w:t>370종</w:t>
+              <w:t>262종</w:t>
             </w:r>
           </w:p>
         </w:tc>
@@ -3394,7 +3394,7 @@
               <w:rPr>
                 <w:sz w:val="16"/>
               </w:rPr>
-              <w:t>conductivity</w:t>
+              <w:t>specific_heat</w:t>
             </w:r>
           </w:p>
         </w:tc>
@@ -3408,7 +3408,7 @@
               <w:rPr>
                 <w:sz w:val="16"/>
               </w:rPr>
-              <w:t>219종</w:t>
+              <w:t>214종</w:t>
             </w:r>
           </w:p>
         </w:tc>
@@ -3424,7 +3424,7 @@
               <w:rPr>
                 <w:sz w:val="16"/>
               </w:rPr>
-              <w:t>specific_heat</w:t>
+              <w:t>conductivity</w:t>
             </w:r>
           </w:p>
         </w:tc>
@@ -3438,7 +3438,7 @@
               <w:rPr>
                 <w:sz w:val="16"/>
               </w:rPr>
-              <w:t>217종</w:t>
+              <w:t>192종</w:t>
             </w:r>
           </w:p>
         </w:tc>
@@ -3468,7 +3468,7 @@
               <w:rPr>
                 <w:sz w:val="16"/>
               </w:rPr>
-              <w:t>149종</w:t>
+              <w:t>134종</w:t>
             </w:r>
           </w:p>
         </w:tc>
@@ -3579,7 +3579,7 @@
               <w:rPr>
                 <w:sz w:val="16"/>
               </w:rPr>
-              <w:t>871/1680  (51.8%)</w:t>
+              <w:t>936/1680  (55.7%)</w:t>
             </w:r>
           </w:p>
         </w:tc>
@@ -3593,7 +3593,7 @@
               <w:rPr>
                 <w:sz w:val="16"/>
               </w:rPr>
-              <w:t>137종  (32.6%)</w:t>
+              <w:t>148종  (35.2%)</w:t>
             </w:r>
           </w:p>
         </w:tc>
@@ -3680,7 +3680,7 @@
               <w:rPr>
                 <w:sz w:val="16"/>
               </w:rPr>
-              <w:t>232종</w:t>
+              <w:t>212종</w:t>
             </w:r>
           </w:p>
         </w:tc>
@@ -3696,7 +3696,7 @@
               <w:rPr>
                 <w:sz w:val="16"/>
               </w:rPr>
-              <w:t>conductivity</w:t>
+              <w:t>specific_heat</w:t>
             </w:r>
           </w:p>
         </w:tc>
@@ -3710,7 +3710,7 @@
               <w:rPr>
                 <w:sz w:val="16"/>
               </w:rPr>
-              <w:t>216종</w:t>
+              <w:t>209종</w:t>
             </w:r>
           </w:p>
         </w:tc>
@@ -3726,7 +3726,7 @@
               <w:rPr>
                 <w:sz w:val="16"/>
               </w:rPr>
-              <w:t>specific_heat</w:t>
+              <w:t>conductivity</w:t>
             </w:r>
           </w:p>
         </w:tc>
@@ -3740,7 +3740,7 @@
               <w:rPr>
                 <w:sz w:val="16"/>
               </w:rPr>
-              <w:t>212종</w:t>
+              <w:t>189종</w:t>
             </w:r>
           </w:p>
         </w:tc>
@@ -3770,7 +3770,7 @@
               <w:rPr>
                 <w:sz w:val="16"/>
               </w:rPr>
-              <w:t>149종</w:t>
+              <w:t>134종</w:t>
             </w:r>
           </w:p>
         </w:tc>
@@ -3881,7 +3881,7 @@
               <w:rPr>
                 <w:sz w:val="16"/>
               </w:rPr>
-              <w:t>65/92  (70.7%)</w:t>
+              <w:t>67/92  (72.8%)</w:t>
             </w:r>
           </w:p>
         </w:tc>
@@ -3895,7 +3895,7 @@
               <w:rPr>
                 <w:sz w:val="16"/>
               </w:rPr>
-              <w:t>25종  (54.3%)</w:t>
+              <w:t>27종  (58.7%)</w:t>
             </w:r>
           </w:p>
         </w:tc>
@@ -3982,7 +3982,7 @@
               <w:rPr>
                 <w:sz w:val="16"/>
               </w:rPr>
-              <w:t>21종</w:t>
+              <w:t>19종</w:t>
             </w:r>
           </w:p>
         </w:tc>
@@ -4123,7 +4123,7 @@
               <w:rPr>
                 <w:sz w:val="16"/>
               </w:rPr>
-              <w:t>254/370  (68.6%)</w:t>
+              <w:t>269/370  (72.7%)</w:t>
             </w:r>
           </w:p>
         </w:tc>
@@ -4137,7 +4137,7 @@
               <w:rPr>
                 <w:sz w:val="16"/>
               </w:rPr>
-              <w:t>85종  (45.9%)</w:t>
+              <w:t>95종  (51.4%)</w:t>
             </w:r>
           </w:p>
         </w:tc>
@@ -4224,7 +4224,7 @@
               <w:rPr>
                 <w:sz w:val="16"/>
               </w:rPr>
-              <w:t>76종</w:t>
+              <w:t>68종</w:t>
             </w:r>
           </w:p>
         </w:tc>
@@ -4254,7 +4254,7 @@
               <w:rPr>
                 <w:sz w:val="16"/>
               </w:rPr>
-              <w:t>40종</w:t>
+              <w:t>33종</w:t>
             </w:r>
           </w:p>
         </w:tc>
@@ -4365,7 +4365,7 @@
               <w:rPr>
                 <w:sz w:val="16"/>
               </w:rPr>
-              <w:t>263/544  (48.3%)</w:t>
+              <w:t>277/544  (50.9%)</w:t>
             </w:r>
           </w:p>
         </w:tc>
@@ -4379,7 +4379,7 @@
               <w:rPr>
                 <w:sz w:val="16"/>
               </w:rPr>
-              <w:t>263종  (48.3%)</w:t>
+              <w:t>277종  (50.9%)</w:t>
             </w:r>
           </w:p>
         </w:tc>
@@ -4466,7 +4466,7 @@
               <w:rPr>
                 <w:sz w:val="16"/>
               </w:rPr>
-              <w:t>281종</w:t>
+              <w:t>267종</w:t>
             </w:r>
           </w:p>
         </w:tc>
@@ -4577,7 +4577,7 @@
               <w:rPr>
                 <w:sz w:val="16"/>
               </w:rPr>
-              <w:t>382/594  (64.3%)</w:t>
+              <w:t>389/594  (65.5%)</w:t>
             </w:r>
           </w:p>
         </w:tc>
@@ -4591,7 +4591,7 @@
               <w:rPr>
                 <w:sz w:val="16"/>
               </w:rPr>
-              <w:t>24종  (12.1%)</w:t>
+              <w:t>29종  (14.6%)</w:t>
             </w:r>
           </w:p>
         </w:tc>
@@ -4678,7 +4678,7 @@
               <w:rPr>
                 <w:sz w:val="16"/>
               </w:rPr>
-              <w:t>174종</w:t>
+              <w:t>169종</w:t>
             </w:r>
           </w:p>
         </w:tc>
@@ -4708,7 +4708,7 @@
               <w:rPr>
                 <w:sz w:val="16"/>
               </w:rPr>
-              <w:t>20종</w:t>
+              <w:t>19종</w:t>
             </w:r>
           </w:p>
         </w:tc>
@@ -4738,7 +4738,7 @@
               <w:rPr>
                 <w:sz w:val="16"/>
               </w:rPr>
-              <w:t>18종</w:t>
+              <w:t>17종</w:t>
             </w:r>
           </w:p>
         </w:tc>
@@ -4849,7 +4849,7 @@
               <w:rPr>
                 <w:sz w:val="16"/>
               </w:rPr>
-              <w:t>45/55  (81.8%)</w:t>
+              <w:t>48/55  (87.3%)</w:t>
             </w:r>
           </w:p>
         </w:tc>
@@ -4863,7 +4863,7 @@
               <w:rPr>
                 <w:sz w:val="16"/>
               </w:rPr>
-              <w:t>45종  (81.8%)</w:t>
+              <w:t>48종  (87.3%)</w:t>
             </w:r>
           </w:p>
         </w:tc>
@@ -4950,7 +4950,7 @@
               <w:rPr>
                 <w:sz w:val="16"/>
               </w:rPr>
-              <w:t>10종</w:t>
+              <w:t>7종</w:t>
             </w:r>
           </w:p>
         </w:tc>
@@ -5061,7 +5061,7 @@
               <w:rPr>
                 <w:sz w:val="16"/>
               </w:rPr>
-              <w:t>33/79  (41.8%)</w:t>
+              <w:t>56/79  (70.9%)</w:t>
             </w:r>
           </w:p>
         </w:tc>
@@ -5075,7 +5075,7 @@
               <w:rPr>
                 <w:sz w:val="16"/>
               </w:rPr>
-              <w:t>33종  (41.8%)</w:t>
+              <w:t>56종  (70.9%)</w:t>
             </w:r>
           </w:p>
         </w:tc>
@@ -5162,7 +5162,7 @@
               <w:rPr>
                 <w:sz w:val="16"/>
               </w:rPr>
-              <w:t>46종</w:t>
+              <w:t>23종</w:t>
             </w:r>
           </w:p>
         </w:tc>
@@ -5332,7 +5332,7 @@
               <w:rPr>
                 <w:sz w:val="15"/>
               </w:rPr>
-              <w:t>425종</w:t>
+              <w:t>429종</w:t>
             </w:r>
           </w:p>
         </w:tc>
@@ -5346,7 +5346,7 @@
               <w:rPr>
                 <w:sz w:val="15"/>
               </w:rPr>
-              <w:t>78.1%  █████████···</w:t>
+              <w:t>78.9%  █████████···</w:t>
             </w:r>
           </w:p>
         </w:tc>
@@ -5360,7 +5360,7 @@
               <w:rPr>
                 <w:sz w:val="15"/>
               </w:rPr>
-              <w:t>509건</w:t>
+              <w:t>527건</w:t>
             </w:r>
           </w:p>
         </w:tc>
@@ -5404,7 +5404,7 @@
               <w:rPr>
                 <w:sz w:val="15"/>
               </w:rPr>
-              <w:t>395종</w:t>
+              <w:t>410종</w:t>
             </w:r>
           </w:p>
         </w:tc>
@@ -5418,7 +5418,7 @@
               <w:rPr>
                 <w:sz w:val="15"/>
               </w:rPr>
-              <w:t>72.6%  █████████···</w:t>
+              <w:t>75.4%  █████████···</w:t>
             </w:r>
           </w:p>
         </w:tc>
@@ -5432,7 +5432,7 @@
               <w:rPr>
                 <w:sz w:val="15"/>
               </w:rPr>
-              <w:t>607건</w:t>
+              <w:t>666건</w:t>
             </w:r>
           </w:p>
         </w:tc>
@@ -5448,7 +5448,7 @@
               <w:rPr>
                 <w:sz w:val="15"/>
               </w:rPr>
-              <w:t>영률</w:t>
+              <w:t>열전도율</w:t>
             </w:r>
           </w:p>
         </w:tc>
@@ -5462,7 +5462,7 @@
               <w:rPr>
                 <w:sz w:val="15"/>
               </w:rPr>
-              <w:t>기계</w:t>
+              <w:t>열</w:t>
             </w:r>
           </w:p>
         </w:tc>
@@ -5476,7 +5476,7 @@
               <w:rPr>
                 <w:sz w:val="15"/>
               </w:rPr>
-              <w:t>339종</w:t>
+              <w:t>352종</w:t>
             </w:r>
           </w:p>
         </w:tc>
@@ -5490,7 +5490,7 @@
               <w:rPr>
                 <w:sz w:val="15"/>
               </w:rPr>
-              <w:t>62.3%  ███████·····</w:t>
+              <w:t>64.7%  ████████····</w:t>
             </w:r>
           </w:p>
         </w:tc>
@@ -5504,7 +5504,7 @@
               <w:rPr>
                 <w:sz w:val="15"/>
               </w:rPr>
-              <w:t>921건</w:t>
+              <w:t>568건</w:t>
             </w:r>
           </w:p>
         </w:tc>
@@ -5520,7 +5520,7 @@
               <w:rPr>
                 <w:sz w:val="15"/>
               </w:rPr>
-              <w:t>선팽창계수(CTE)</w:t>
+              <w:t>영률</w:t>
             </w:r>
           </w:p>
         </w:tc>
@@ -5534,7 +5534,7 @@
               <w:rPr>
                 <w:sz w:val="15"/>
               </w:rPr>
-              <w:t>열</w:t>
+              <w:t>기계</w:t>
             </w:r>
           </w:p>
         </w:tc>
@@ -5548,7 +5548,7 @@
               <w:rPr>
                 <w:sz w:val="15"/>
               </w:rPr>
-              <w:t>330종</w:t>
+              <w:t>346종</w:t>
             </w:r>
           </w:p>
         </w:tc>
@@ -5562,7 +5562,7 @@
               <w:rPr>
                 <w:sz w:val="15"/>
               </w:rPr>
-              <w:t>60.7%  ███████·····</w:t>
+              <w:t>63.6%  ████████····</w:t>
             </w:r>
           </w:p>
         </w:tc>
@@ -5576,7 +5576,7 @@
               <w:rPr>
                 <w:sz w:val="15"/>
               </w:rPr>
-              <w:t>1011건</w:t>
+              <w:t>954건</w:t>
             </w:r>
           </w:p>
         </w:tc>
@@ -5592,7 +5592,7 @@
               <w:rPr>
                 <w:sz w:val="15"/>
               </w:rPr>
-              <w:t>비열</w:t>
+              <w:t>선팽창계수(CTE)</w:t>
             </w:r>
           </w:p>
         </w:tc>
@@ -5620,7 +5620,7 @@
               <w:rPr>
                 <w:sz w:val="15"/>
               </w:rPr>
-              <w:t>327종</w:t>
+              <w:t>337종</w:t>
             </w:r>
           </w:p>
         </w:tc>
@@ -5634,7 +5634,7 @@
               <w:rPr>
                 <w:sz w:val="15"/>
               </w:rPr>
-              <w:t>60.1%  ███████·····</w:t>
+              <w:t>61.9%  ███████·····</w:t>
             </w:r>
           </w:p>
         </w:tc>
@@ -5648,7 +5648,7 @@
               <w:rPr>
                 <w:sz w:val="15"/>
               </w:rPr>
-              <w:t>392건</w:t>
+              <w:t>1023건</w:t>
             </w:r>
           </w:p>
         </w:tc>
@@ -5664,7 +5664,7 @@
               <w:rPr>
                 <w:sz w:val="15"/>
               </w:rPr>
-              <w:t>열전도율</w:t>
+              <w:t>비열</w:t>
             </w:r>
           </w:p>
         </w:tc>
@@ -5692,7 +5692,7 @@
               <w:rPr>
                 <w:sz w:val="15"/>
               </w:rPr>
-              <w:t>325종</w:t>
+              <w:t>330종</w:t>
             </w:r>
           </w:p>
         </w:tc>
@@ -5706,7 +5706,7 @@
               <w:rPr>
                 <w:sz w:val="15"/>
               </w:rPr>
-              <w:t>59.7%  ███████·····</w:t>
+              <w:t>60.7%  ███████·····</w:t>
             </w:r>
           </w:p>
         </w:tc>
@@ -5720,7 +5720,7 @@
               <w:rPr>
                 <w:sz w:val="15"/>
               </w:rPr>
-              <w:t>541건</w:t>
+              <w:t>396건</w:t>
             </w:r>
           </w:p>
         </w:tc>
@@ -5880,7 +5880,7 @@
               <w:rPr>
                 <w:sz w:val="15"/>
               </w:rPr>
-              <w:t>전방사율</w:t>
+              <w:t>체적저항률</w:t>
             </w:r>
           </w:p>
         </w:tc>
@@ -5894,7 +5894,7 @@
               <w:rPr>
                 <w:sz w:val="15"/>
               </w:rPr>
-              <w:t>광학</w:t>
+              <w:t>전기</w:t>
             </w:r>
           </w:p>
         </w:tc>
@@ -5908,7 +5908,7 @@
               <w:rPr>
                 <w:sz w:val="15"/>
               </w:rPr>
-              <w:t>207종</w:t>
+              <w:t>211종</w:t>
             </w:r>
           </w:p>
         </w:tc>
@@ -5922,7 +5922,7 @@
               <w:rPr>
                 <w:sz w:val="15"/>
               </w:rPr>
-              <w:t>38.1%  █████·······</w:t>
+              <w:t>38.8%  █████·······</w:t>
             </w:r>
           </w:p>
         </w:tc>
@@ -5936,7 +5936,7 @@
               <w:rPr>
                 <w:sz w:val="15"/>
               </w:rPr>
-              <w:t>218건</w:t>
+              <w:t>313건</w:t>
             </w:r>
           </w:p>
         </w:tc>
@@ -5952,7 +5952,7 @@
               <w:rPr>
                 <w:sz w:val="15"/>
               </w:rPr>
-              <w:t>체적저항률</w:t>
+              <w:t>표면에너지</w:t>
             </w:r>
           </w:p>
         </w:tc>
@@ -5966,7 +5966,7 @@
               <w:rPr>
                 <w:sz w:val="15"/>
               </w:rPr>
-              <w:t>전기</w:t>
+              <w:t>물리</w:t>
             </w:r>
           </w:p>
         </w:tc>
@@ -5980,7 +5980,7 @@
               <w:rPr>
                 <w:sz w:val="15"/>
               </w:rPr>
-              <w:t>199종</w:t>
+              <w:t>208종</w:t>
             </w:r>
           </w:p>
         </w:tc>
@@ -5994,7 +5994,7 @@
               <w:rPr>
                 <w:sz w:val="15"/>
               </w:rPr>
-              <w:t>36.6%  ████········</w:t>
+              <w:t>38.2%  █████·······</w:t>
             </w:r>
           </w:p>
         </w:tc>
@@ -6008,7 +6008,7 @@
               <w:rPr>
                 <w:sz w:val="15"/>
               </w:rPr>
-              <w:t>301건</w:t>
+              <w:t>209건</w:t>
             </w:r>
           </w:p>
         </w:tc>
@@ -6024,7 +6024,7 @@
               <w:rPr>
                 <w:sz w:val="15"/>
               </w:rPr>
-              <w:t>유전율</w:t>
+              <w:t>전방사율</w:t>
             </w:r>
           </w:p>
         </w:tc>
@@ -6038,7 +6038,7 @@
               <w:rPr>
                 <w:sz w:val="15"/>
               </w:rPr>
-              <w:t>전기</w:t>
+              <w:t>광학</w:t>
             </w:r>
           </w:p>
         </w:tc>
@@ -6052,7 +6052,7 @@
               <w:rPr>
                 <w:sz w:val="15"/>
               </w:rPr>
-              <w:t>176종</w:t>
+              <w:t>207종</w:t>
             </w:r>
           </w:p>
         </w:tc>
@@ -6066,7 +6066,7 @@
               <w:rPr>
                 <w:sz w:val="15"/>
               </w:rPr>
-              <w:t>32.4%  ████········</w:t>
+              <w:t>38.1%  █████·······</w:t>
             </w:r>
           </w:p>
         </w:tc>
@@ -6080,7 +6080,7 @@
               <w:rPr>
                 <w:sz w:val="15"/>
               </w:rPr>
-              <w:t>368건</w:t>
+              <w:t>218건</w:t>
             </w:r>
           </w:p>
         </w:tc>
@@ -6096,7 +6096,7 @@
               <w:rPr>
                 <w:sz w:val="15"/>
               </w:rPr>
-              <w:t>최대 사용온도</w:t>
+              <w:t>유전율</w:t>
             </w:r>
           </w:p>
         </w:tc>
@@ -6110,7 +6110,7 @@
               <w:rPr>
                 <w:sz w:val="15"/>
               </w:rPr>
-              <w:t>열</w:t>
+              <w:t>전기</w:t>
             </w:r>
           </w:p>
         </w:tc>
@@ -6124,7 +6124,7 @@
               <w:rPr>
                 <w:sz w:val="15"/>
               </w:rPr>
-              <w:t>162종</w:t>
+              <w:t>187종</w:t>
             </w:r>
           </w:p>
         </w:tc>
@@ -6138,7 +6138,7 @@
               <w:rPr>
                 <w:sz w:val="15"/>
               </w:rPr>
-              <w:t>29.8%  ████········</w:t>
+              <w:t>34.4%  ████········</w:t>
             </w:r>
           </w:p>
         </w:tc>
@@ -6152,7 +6152,7 @@
               <w:rPr>
                 <w:sz w:val="15"/>
               </w:rPr>
-              <w:t>285건</w:t>
+              <w:t>389건</w:t>
             </w:r>
           </w:p>
         </w:tc>
@@ -6196,7 +6196,7 @@
               <w:rPr>
                 <w:sz w:val="15"/>
               </w:rPr>
-              <w:t>153종</w:t>
+              <w:t>162종</w:t>
             </w:r>
           </w:p>
         </w:tc>
@@ -6210,7 +6210,7 @@
               <w:rPr>
                 <w:sz w:val="15"/>
               </w:rPr>
-              <w:t>28.1%  ███·········</w:t>
+              <w:t>29.8%  ████········</w:t>
             </w:r>
           </w:p>
         </w:tc>
@@ -6224,7 +6224,7 @@
               <w:rPr>
                 <w:sz w:val="15"/>
               </w:rPr>
-              <w:t>177건</w:t>
+              <w:t>186건</w:t>
             </w:r>
           </w:p>
         </w:tc>
@@ -6240,7 +6240,7 @@
               <w:rPr>
                 <w:sz w:val="15"/>
               </w:rPr>
-              <w:t>박리강도</w:t>
+              <w:t>최대 사용온도</w:t>
             </w:r>
           </w:p>
         </w:tc>
@@ -6254,7 +6254,7 @@
               <w:rPr>
                 <w:sz w:val="15"/>
               </w:rPr>
-              <w:t>계면</w:t>
+              <w:t>열</w:t>
             </w:r>
           </w:p>
         </w:tc>
@@ -6268,7 +6268,7 @@
               <w:rPr>
                 <w:sz w:val="15"/>
               </w:rPr>
-              <w:t>131종</w:t>
+              <w:t>162종</w:t>
             </w:r>
           </w:p>
         </w:tc>
@@ -6282,7 +6282,7 @@
               <w:rPr>
                 <w:sz w:val="15"/>
               </w:rPr>
-              <w:t>24.1%  ███·········</w:t>
+              <w:t>29.8%  ████········</w:t>
             </w:r>
           </w:p>
         </w:tc>
@@ -6296,7 +6296,7 @@
               <w:rPr>
                 <w:sz w:val="15"/>
               </w:rPr>
-              <w:t>443건</w:t>
+              <w:t>285건</w:t>
             </w:r>
           </w:p>
         </w:tc>
@@ -6312,7 +6312,7 @@
               <w:rPr>
                 <w:sz w:val="15"/>
               </w:rPr>
-              <w:t>손실계수</w:t>
+              <w:t>물 접촉각</w:t>
             </w:r>
           </w:p>
         </w:tc>
@@ -6326,7 +6326,7 @@
               <w:rPr>
                 <w:sz w:val="15"/>
               </w:rPr>
-              <w:t>전기</w:t>
+              <w:t>물리</w:t>
             </w:r>
           </w:p>
         </w:tc>
@@ -6340,7 +6340,7 @@
               <w:rPr>
                 <w:sz w:val="15"/>
               </w:rPr>
-              <w:t>123종</w:t>
+              <w:t>154종</w:t>
             </w:r>
           </w:p>
         </w:tc>
@@ -6354,7 +6354,7 @@
               <w:rPr>
                 <w:sz w:val="15"/>
               </w:rPr>
-              <w:t>22.6%  ███·········</w:t>
+              <w:t>28.3%  ███·········</w:t>
             </w:r>
           </w:p>
         </w:tc>
@@ -6368,7 +6368,7 @@
               <w:rPr>
                 <w:sz w:val="15"/>
               </w:rPr>
-              <w:t>239건</w:t>
+              <w:t>161건</w:t>
             </w:r>
           </w:p>
         </w:tc>
@@ -6384,7 +6384,7 @@
               <w:rPr>
                 <w:sz w:val="15"/>
               </w:rPr>
-              <w:t>물 접촉각</w:t>
+              <w:t>박리강도</w:t>
             </w:r>
           </w:p>
         </w:tc>
@@ -6398,7 +6398,7 @@
               <w:rPr>
                 <w:sz w:val="15"/>
               </w:rPr>
-              <w:t>물리</w:t>
+              <w:t>계면</w:t>
             </w:r>
           </w:p>
         </w:tc>
@@ -6412,7 +6412,7 @@
               <w:rPr>
                 <w:sz w:val="15"/>
               </w:rPr>
-              <w:t>123종</w:t>
+              <w:t>139종</w:t>
             </w:r>
           </w:p>
         </w:tc>
@@ -6426,7 +6426,7 @@
               <w:rPr>
                 <w:sz w:val="15"/>
               </w:rPr>
-              <w:t>22.6%  ███·········</w:t>
+              <w:t>25.6%  ███·········</w:t>
             </w:r>
           </w:p>
         </w:tc>
@@ -6440,7 +6440,7 @@
               <w:rPr>
                 <w:sz w:val="15"/>
               </w:rPr>
-              <w:t>130건</w:t>
+              <w:t>455건</w:t>
             </w:r>
           </w:p>
         </w:tc>
@@ -6456,7 +6456,7 @@
               <w:rPr>
                 <w:sz w:val="15"/>
               </w:rPr>
-              <w:t>포화수분흡수율</w:t>
+              <w:t>손실계수</w:t>
             </w:r>
           </w:p>
         </w:tc>
@@ -6470,7 +6470,7 @@
               <w:rPr>
                 <w:sz w:val="15"/>
               </w:rPr>
-              <w:t>화학</w:t>
+              <w:t>전기</w:t>
             </w:r>
           </w:p>
         </w:tc>
@@ -6484,7 +6484,7 @@
               <w:rPr>
                 <w:sz w:val="15"/>
               </w:rPr>
-              <w:t>117종</w:t>
+              <w:t>132종</w:t>
             </w:r>
           </w:p>
         </w:tc>
@@ -6498,7 +6498,7 @@
               <w:rPr>
                 <w:sz w:val="15"/>
               </w:rPr>
-              <w:t>21.5%  ███·········</w:t>
+              <w:t>24.3%  ███·········</w:t>
             </w:r>
           </w:p>
         </w:tc>
@@ -6512,7 +6512,7 @@
               <w:rPr>
                 <w:sz w:val="15"/>
               </w:rPr>
-              <w:t>124건</w:t>
+              <w:t>256건</w:t>
             </w:r>
           </w:p>
         </w:tc>
@@ -6528,7 +6528,7 @@
               <w:rPr>
                 <w:sz w:val="15"/>
               </w:rPr>
-              <w:t>표면에너지</w:t>
+              <w:t>포화수분흡수율</w:t>
             </w:r>
           </w:p>
         </w:tc>
@@ -6542,7 +6542,7 @@
               <w:rPr>
                 <w:sz w:val="15"/>
               </w:rPr>
-              <w:t>물리</w:t>
+              <w:t>화학</w:t>
             </w:r>
           </w:p>
         </w:tc>
@@ -6556,7 +6556,7 @@
               <w:rPr>
                 <w:sz w:val="15"/>
               </w:rPr>
-              <w:t>109종</w:t>
+              <w:t>117종</w:t>
             </w:r>
           </w:p>
         </w:tc>
@@ -6570,7 +6570,7 @@
               <w:rPr>
                 <w:sz w:val="15"/>
               </w:rPr>
-              <w:t>20.0%  ██··········</w:t>
+              <w:t>21.5%  ███·········</w:t>
             </w:r>
           </w:p>
         </w:tc>
@@ -6584,7 +6584,7 @@
               <w:rPr>
                 <w:sz w:val="15"/>
               </w:rPr>
-              <w:t>110건</w:t>
+              <w:t>124건</w:t>
             </w:r>
           </w:p>
         </w:tc>
@@ -6841,7 +6841,7 @@
               <w:rPr>
                 <w:sz w:val="15"/>
               </w:rPr>
-              <w:t>겔타임</w:t>
+              <w:t>포화 수분농도 Csat</w:t>
             </w:r>
           </w:p>
         </w:tc>
@@ -6855,7 +6855,7 @@
               <w:rPr>
                 <w:sz w:val="15"/>
               </w:rPr>
-              <w:t>유변</w:t>
+              <w:t>물리</w:t>
             </w:r>
           </w:p>
         </w:tc>
@@ -6883,7 +6883,7 @@
               <w:rPr>
                 <w:sz w:val="15"/>
               </w:rPr>
-              <w:t>9건</w:t>
+              <w:t>7건</w:t>
             </w:r>
           </w:p>
         </w:tc>
@@ -6899,7 +6899,7 @@
               <w:rPr>
                 <w:sz w:val="15"/>
               </w:rPr>
-              <w:t>흡음계수</w:t>
+              <w:t>겔타임</w:t>
             </w:r>
           </w:p>
         </w:tc>
@@ -6913,7 +6913,7 @@
               <w:rPr>
                 <w:sz w:val="15"/>
               </w:rPr>
-              <w:t>음향</w:t>
+              <w:t>유변</w:t>
             </w:r>
           </w:p>
         </w:tc>
@@ -6927,7 +6927,7 @@
               <w:rPr>
                 <w:sz w:val="15"/>
               </w:rPr>
-              <w:t>3종</w:t>
+              <w:t>4종</w:t>
             </w:r>
           </w:p>
         </w:tc>
@@ -6941,7 +6941,7 @@
               <w:rPr>
                 <w:sz w:val="15"/>
               </w:rPr>
-              <w:t>21건</w:t>
+              <w:t>9건</w:t>
             </w:r>
           </w:p>
         </w:tc>
@@ -6957,7 +6957,7 @@
               <w:rPr>
                 <w:sz w:val="15"/>
               </w:rPr>
-              <w:t>와이어 풀 강도</w:t>
+              <w:t>흡음계수</w:t>
             </w:r>
           </w:p>
         </w:tc>
@@ -6971,7 +6971,7 @@
               <w:rPr>
                 <w:sz w:val="15"/>
               </w:rPr>
-              <w:t>계면</w:t>
+              <w:t>음향</w:t>
             </w:r>
           </w:p>
         </w:tc>
@@ -6999,7 +6999,7 @@
               <w:rPr>
                 <w:sz w:val="15"/>
               </w:rPr>
-              <w:t>13건</w:t>
+              <w:t>21건</w:t>
             </w:r>
           </w:p>
         </w:tc>
@@ -7015,7 +7015,7 @@
               <w:rPr>
                 <w:sz w:val="15"/>
               </w:rPr>
-              <w:t>이분자 소광 속도상수</w:t>
+              <w:t>와이어 풀 강도</w:t>
             </w:r>
           </w:p>
         </w:tc>
@@ -7029,7 +7029,7 @@
               <w:rPr>
                 <w:sz w:val="15"/>
               </w:rPr>
-              <w:t>광학</w:t>
+              <w:t>계면</w:t>
             </w:r>
           </w:p>
         </w:tc>
@@ -7057,7 +7057,7 @@
               <w:rPr>
                 <w:sz w:val="15"/>
               </w:rPr>
-              <w:t>3건</w:t>
+              <w:t>13건</w:t>
             </w:r>
           </w:p>
         </w:tc>
@@ -7073,7 +7073,7 @@
               <w:rPr>
                 <w:sz w:val="15"/>
               </w:rPr>
-              <w:t>광택(60도)</w:t>
+              <w:t>이분자 소광 속도상수</w:t>
             </w:r>
           </w:p>
         </w:tc>
@@ -7115,7 +7115,7 @@
               <w:rPr>
                 <w:sz w:val="15"/>
               </w:rPr>
-              <w:t>5건</w:t>
+              <w:t>3건</w:t>
             </w:r>
           </w:p>
         </w:tc>
@@ -7131,7 +7131,7 @@
               <w:rPr>
                 <w:sz w:val="15"/>
               </w:rPr>
-              <w:t>기체 용해도(헨리)</w:t>
+              <w:t>광택(60도)</w:t>
             </w:r>
           </w:p>
         </w:tc>
@@ -7145,7 +7145,7 @@
               <w:rPr>
                 <w:sz w:val="15"/>
               </w:rPr>
-              <w:t>물리</w:t>
+              <w:t>광학</w:t>
             </w:r>
           </w:p>
         </w:tc>
@@ -8404,7 +8404,7 @@
               <w:rPr>
                 <w:sz w:val="16"/>
               </w:rPr>
-              <w:t>6,090건</w:t>
+              <w:t>6,212건</w:t>
             </w:r>
           </w:p>
         </w:tc>
@@ -8418,7 +8418,7 @@
               <w:rPr>
                 <w:sz w:val="16"/>
               </w:rPr>
-              <w:t>42종</w:t>
+              <w:t>43종</w:t>
             </w:r>
           </w:p>
         </w:tc>
@@ -8462,7 +8462,7 @@
               <w:rPr>
                 <w:sz w:val="16"/>
               </w:rPr>
-              <w:t>3,218건</w:t>
+              <w:t>3,261건</w:t>
             </w:r>
           </w:p>
         </w:tc>
@@ -8476,7 +8476,7 @@
               <w:rPr>
                 <w:sz w:val="16"/>
               </w:rPr>
-              <w:t>104종</w:t>
+              <w:t>107종</w:t>
             </w:r>
           </w:p>
         </w:tc>
@@ -8492,7 +8492,7 @@
               <w:rPr>
                 <w:sz w:val="16"/>
               </w:rPr>
-              <w:t>광학</w:t>
+              <w:t>전기</w:t>
             </w:r>
           </w:p>
         </w:tc>
@@ -8506,7 +8506,7 @@
               <w:rPr>
                 <w:sz w:val="16"/>
               </w:rPr>
-              <w:t>18종</w:t>
+              <w:t>11종</w:t>
             </w:r>
           </w:p>
         </w:tc>
@@ -8520,7 +8520,7 @@
               <w:rPr>
                 <w:sz w:val="16"/>
               </w:rPr>
-              <w:t>1,346건</w:t>
+              <w:t>1,357건</w:t>
             </w:r>
           </w:p>
         </w:tc>
@@ -8534,7 +8534,7 @@
               <w:rPr>
                 <w:sz w:val="16"/>
               </w:rPr>
-              <w:t>30종</w:t>
+              <w:t>75종</w:t>
             </w:r>
           </w:p>
         </w:tc>
@@ -8550,7 +8550,7 @@
               <w:rPr>
                 <w:sz w:val="16"/>
               </w:rPr>
-              <w:t>전기</w:t>
+              <w:t>광학</w:t>
             </w:r>
           </w:p>
         </w:tc>
@@ -8564,7 +8564,7 @@
               <w:rPr>
                 <w:sz w:val="16"/>
               </w:rPr>
-              <w:t>11종</w:t>
+              <w:t>18종</w:t>
             </w:r>
           </w:p>
         </w:tc>
@@ -8578,7 +8578,7 @@
               <w:rPr>
                 <w:sz w:val="16"/>
               </w:rPr>
-              <w:t>1,300건</w:t>
+              <w:t>1,354건</w:t>
             </w:r>
           </w:p>
         </w:tc>
@@ -8592,7 +8592,7 @@
               <w:rPr>
                 <w:sz w:val="16"/>
               </w:rPr>
-              <w:t>72종</w:t>
+              <w:t>30종</w:t>
             </w:r>
           </w:p>
         </w:tc>
@@ -8636,7 +8636,7 @@
               <w:rPr>
                 <w:sz w:val="16"/>
               </w:rPr>
-              <w:t>1,068건</w:t>
+              <w:t>1,303건</w:t>
             </w:r>
           </w:p>
         </w:tc>
@@ -8650,7 +8650,7 @@
               <w:rPr>
                 <w:sz w:val="16"/>
               </w:rPr>
-              <w:t>58종</w:t>
+              <w:t>72종</w:t>
             </w:r>
           </w:p>
         </w:tc>
@@ -8694,7 +8694,7 @@
               <w:rPr>
                 <w:sz w:val="16"/>
               </w:rPr>
-              <w:t>762건</w:t>
+              <w:t>774건</w:t>
             </w:r>
           </w:p>
         </w:tc>
@@ -8708,7 +8708,7 @@
               <w:rPr>
                 <w:sz w:val="16"/>
               </w:rPr>
-              <w:t>27종</w:t>
+              <w:t>28종</w:t>
             </w:r>
           </w:p>
         </w:tc>
@@ -8752,7 +8752,7 @@
               <w:rPr>
                 <w:sz w:val="16"/>
               </w:rPr>
-              <w:t>643건</w:t>
+              <w:t>656건</w:t>
             </w:r>
           </w:p>
         </w:tc>
@@ -8766,7 +8766,7 @@
               <w:rPr>
                 <w:sz w:val="16"/>
               </w:rPr>
-              <w:t>36종</w:t>
+              <w:t>37종</w:t>
             </w:r>
           </w:p>
         </w:tc>
@@ -9127,7 +9127,7 @@
               <w:rPr>
                 <w:sz w:val="16"/>
               </w:rPr>
-              <w:t>6,511건</w:t>
+              <w:t>6,805건</w:t>
             </w:r>
           </w:p>
         </w:tc>
@@ -9141,7 +9141,7 @@
               <w:rPr>
                 <w:sz w:val="16"/>
               </w:rPr>
-              <w:t>21.7</w:t>
+              <w:t>22.7</w:t>
             </w:r>
           </w:p>
         </w:tc>
@@ -9185,7 +9185,7 @@
               <w:rPr>
                 <w:sz w:val="16"/>
               </w:rPr>
-              <w:t>2,771건</w:t>
+              <w:t>2,824건</w:t>
             </w:r>
           </w:p>
         </w:tc>
@@ -9199,7 +9199,7 @@
               <w:rPr>
                 <w:sz w:val="16"/>
               </w:rPr>
-              <w:t>34.6</w:t>
+              <w:t>35.3</w:t>
             </w:r>
           </w:p>
         </w:tc>
@@ -9243,7 +9243,7 @@
               <w:rPr>
                 <w:sz w:val="16"/>
               </w:rPr>
-              <w:t>3,603건</w:t>
+              <w:t>3,661건</w:t>
             </w:r>
           </w:p>
         </w:tc>
@@ -9257,7 +9257,7 @@
               <w:rPr>
                 <w:sz w:val="16"/>
               </w:rPr>
-              <w:t>48.7</w:t>
+              <w:t>49.5</w:t>
             </w:r>
           </w:p>
         </w:tc>
@@ -9359,7 +9359,7 @@
               <w:rPr>
                 <w:sz w:val="16"/>
               </w:rPr>
-              <w:t>603건</w:t>
+              <w:t>631건</w:t>
             </w:r>
           </w:p>
         </w:tc>
@@ -9373,7 +9373,7 @@
               <w:rPr>
                 <w:sz w:val="16"/>
               </w:rPr>
-              <w:t>25.1</w:t>
+              <w:t>26.3</w:t>
             </w:r>
           </w:p>
         </w:tc>
@@ -9417,7 +9417,7 @@
               <w:rPr>
                 <w:sz w:val="16"/>
               </w:rPr>
-              <w:t>316건</w:t>
+              <w:t>373건</w:t>
             </w:r>
           </w:p>
         </w:tc>
@@ -9431,7 +9431,7 @@
               <w:rPr>
                 <w:sz w:val="16"/>
               </w:rPr>
-              <w:t>14.4</w:t>
+              <w:t>17.0</w:t>
             </w:r>
           </w:p>
         </w:tc>
@@ -9577,7 +9577,7 @@
               <w:rPr>
                 <w:sz w:val="16"/>
               </w:rPr>
-              <w:t>9,234</w:t>
+              <w:t>9,349</w:t>
             </w:r>
           </w:p>
         </w:tc>
@@ -9591,7 +9591,7 @@
               <w:rPr>
                 <w:sz w:val="16"/>
               </w:rPr>
-              <w:t>60.4%</w:t>
+              <w:t>59.2%</w:t>
             </w:r>
           </w:p>
         </w:tc>
@@ -9649,7 +9649,7 @@
               <w:rPr>
                 <w:sz w:val="16"/>
               </w:rPr>
-              <w:t>10.7%</w:t>
+              <w:t>10.3%</w:t>
             </w:r>
           </w:p>
         </w:tc>
@@ -9693,7 +9693,7 @@
               <w:rPr>
                 <w:sz w:val="16"/>
               </w:rPr>
-              <w:t>2,326</w:t>
+              <w:t>2,701</w:t>
             </w:r>
           </w:p>
         </w:tc>
@@ -9707,7 +9707,7 @@
               <w:rPr>
                 <w:sz w:val="16"/>
               </w:rPr>
-              <w:t>15.2%</w:t>
+              <w:t>17.1%</w:t>
             </w:r>
           </w:p>
         </w:tc>
@@ -9765,7 +9765,7 @@
               <w:rPr>
                 <w:sz w:val="16"/>
               </w:rPr>
-              <w:t>13.7%</w:t>
+              <w:t>13.3%</w:t>
             </w:r>
           </w:p>
         </w:tc>
@@ -9864,7 +9864,7 @@
               <w:rPr>
                 <w:sz w:val="16"/>
               </w:rPr>
-              <w:t>835</w:t>
+              <w:t>850</w:t>
             </w:r>
           </w:p>
         </w:tc>
@@ -9894,7 +9894,7 @@
               <w:rPr>
                 <w:sz w:val="16"/>
               </w:rPr>
-              <w:t>543</w:t>
+              <w:t>550</w:t>
             </w:r>
           </w:p>
         </w:tc>
@@ -9924,7 +9924,7 @@
               <w:rPr>
                 <w:sz w:val="16"/>
               </w:rPr>
-              <w:t>271</w:t>
+              <w:t>282</w:t>
             </w:r>
           </w:p>
         </w:tc>
@@ -9954,7 +9954,7 @@
               <w:rPr>
                 <w:sz w:val="16"/>
               </w:rPr>
-              <w:t>81</w:t>
+              <w:t>84</w:t>
             </w:r>
           </w:p>
         </w:tc>
@@ -9984,7 +9984,7 @@
               <w:rPr>
                 <w:sz w:val="16"/>
               </w:rPr>
-              <w:t>63</w:t>
+              <w:t>64</w:t>
             </w:r>
           </w:p>
         </w:tc>
@@ -10014,7 +10014,7 @@
               <w:rPr>
                 <w:sz w:val="16"/>
               </w:rPr>
-              <w:t>22</w:t>
+              <w:t>23</w:t>
             </w:r>
           </w:p>
         </w:tc>

--- a/MaterialTwin_물성확보현황_해석가능성.docx
+++ b/MaterialTwin_물성확보현황_해석가능성.docx
@@ -31,7 +31,7 @@
           <w:color w:val="606060"/>
           <w:sz w:val="18"/>
         </w:rPr>
-        <w:t>2026-08-06 · 재료 544종 · 물성값 15,785건 · 출처 1,873건 · 물성 정의 157종</w:t>
+        <w:t>2026-08-06 · 재료 544종 · 물성값 15,861건 · 출처 1,899건 · 물성 정의 157종</w:t>
       </w:r>
     </w:p>
     <w:p/>
@@ -52,7 +52,7 @@
           <w:b/>
           <w:sz w:val="22"/>
         </w:rPr>
-        <w:t>12개 해석이 요구하는 (재료 × 필수물성) 격자 14,490칸 중 9,217칸이 채워졌다 — 전체 63.6%.</w:t>
+        <w:t>12개 해석이 요구하는 (재료 × 필수물성) 격자 14,490칸 중 9,218칸이 채워졌다 — 전체 63.6%.</w:t>
       </w:r>
     </w:p>
     <w:p>
@@ -726,7 +726,7 @@
               <w:rPr>
                 <w:sz w:val="15"/>
               </w:rPr>
-              <w:t>489/740</w:t>
+              <w:t>490/740</w:t>
             </w:r>
           </w:p>
         </w:tc>
@@ -740,7 +740,7 @@
               <w:rPr>
                 <w:sz w:val="15"/>
               </w:rPr>
-              <w:t>66.1%  █████████·····</w:t>
+              <w:t>66.2%  █████████·····</w:t>
             </w:r>
           </w:p>
         </w:tc>
@@ -754,7 +754,7 @@
               <w:rPr>
                 <w:sz w:val="15"/>
               </w:rPr>
-              <w:t>29  (15.7%)</w:t>
+              <w:t>30  (16.2%)</w:t>
             </w:r>
           </w:p>
         </w:tc>
@@ -768,7 +768,7 @@
               <w:rPr>
                 <w:sz w:val="15"/>
               </w:rPr>
-              <w:t>prony_relaxation_time | prony_tensile_mo — 146종</w:t>
+              <w:t>prony_relaxation_time | prony_tensile_mo — 145종</w:t>
             </w:r>
           </w:p>
         </w:tc>
@@ -2975,7 +2975,7 @@
               <w:rPr>
                 <w:sz w:val="16"/>
               </w:rPr>
-              <w:t>489/740  (66.1%)</w:t>
+              <w:t>490/740  (66.2%)</w:t>
             </w:r>
           </w:p>
         </w:tc>
@@ -2989,7 +2989,7 @@
               <w:rPr>
                 <w:sz w:val="16"/>
               </w:rPr>
-              <w:t>29종  (15.7%)</w:t>
+              <w:t>30종  (16.2%)</w:t>
             </w:r>
           </w:p>
         </w:tc>
@@ -3076,7 +3076,7 @@
               <w:rPr>
                 <w:sz w:val="16"/>
               </w:rPr>
-              <w:t>146종</w:t>
+              <w:t>145종</w:t>
             </w:r>
           </w:p>
         </w:tc>
@@ -5360,7 +5360,7 @@
               <w:rPr>
                 <w:sz w:val="15"/>
               </w:rPr>
-              <w:t>527건</w:t>
+              <w:t>586건</w:t>
             </w:r>
           </w:p>
         </w:tc>
@@ -8404,7 +8404,7 @@
               <w:rPr>
                 <w:sz w:val="16"/>
               </w:rPr>
-              <w:t>6,212건</w:t>
+              <w:t>6,288건</w:t>
             </w:r>
           </w:p>
         </w:tc>
@@ -9127,7 +9127,7 @@
               <w:rPr>
                 <w:sz w:val="16"/>
               </w:rPr>
-              <w:t>6,805건</w:t>
+              <w:t>6,831건</w:t>
             </w:r>
           </w:p>
         </w:tc>
@@ -9141,7 +9141,7 @@
               <w:rPr>
                 <w:sz w:val="16"/>
               </w:rPr>
-              <w:t>22.7</w:t>
+              <w:t>22.8</w:t>
             </w:r>
           </w:p>
         </w:tc>
@@ -9185,7 +9185,7 @@
               <w:rPr>
                 <w:sz w:val="16"/>
               </w:rPr>
-              <w:t>2,824건</w:t>
+              <w:t>2,829건</w:t>
             </w:r>
           </w:p>
         </w:tc>
@@ -9199,7 +9199,7 @@
               <w:rPr>
                 <w:sz w:val="16"/>
               </w:rPr>
-              <w:t>35.3</w:t>
+              <w:t>35.4</w:t>
             </w:r>
           </w:p>
         </w:tc>
@@ -9243,7 +9243,7 @@
               <w:rPr>
                 <w:sz w:val="16"/>
               </w:rPr>
-              <w:t>3,661건</w:t>
+              <w:t>3,676건</w:t>
             </w:r>
           </w:p>
         </w:tc>
@@ -9257,7 +9257,7 @@
               <w:rPr>
                 <w:sz w:val="16"/>
               </w:rPr>
-              <w:t>49.5</w:t>
+              <w:t>49.7</w:t>
             </w:r>
           </w:p>
         </w:tc>
@@ -9301,7 +9301,7 @@
               <w:rPr>
                 <w:sz w:val="16"/>
               </w:rPr>
-              <w:t>1,491건</w:t>
+              <w:t>1,505건</w:t>
             </w:r>
           </w:p>
         </w:tc>
@@ -9315,7 +9315,7 @@
               <w:rPr>
                 <w:sz w:val="16"/>
               </w:rPr>
-              <w:t>33.9</w:t>
+              <w:t>34.2</w:t>
             </w:r>
           </w:p>
         </w:tc>
@@ -9359,7 +9359,7 @@
               <w:rPr>
                 <w:sz w:val="16"/>
               </w:rPr>
-              <w:t>631건</w:t>
+              <w:t>633건</w:t>
             </w:r>
           </w:p>
         </w:tc>
@@ -9373,7 +9373,7 @@
               <w:rPr>
                 <w:sz w:val="16"/>
               </w:rPr>
-              <w:t>26.3</w:t>
+              <w:t>26.4</w:t>
             </w:r>
           </w:p>
         </w:tc>
@@ -9417,7 +9417,7 @@
               <w:rPr>
                 <w:sz w:val="16"/>
               </w:rPr>
-              <w:t>373건</w:t>
+              <w:t>387건</w:t>
             </w:r>
           </w:p>
         </w:tc>
@@ -9431,7 +9431,7 @@
               <w:rPr>
                 <w:sz w:val="16"/>
               </w:rPr>
-              <w:t>17.0</w:t>
+              <w:t>17.6</w:t>
             </w:r>
           </w:p>
         </w:tc>
@@ -9577,7 +9577,7 @@
               <w:rPr>
                 <w:sz w:val="16"/>
               </w:rPr>
-              <w:t>9,349</w:t>
+              <w:t>9,371</w:t>
             </w:r>
           </w:p>
         </w:tc>
@@ -9591,7 +9591,7 @@
               <w:rPr>
                 <w:sz w:val="16"/>
               </w:rPr>
-              <w:t>59.2%</w:t>
+              <w:t>59.1%</w:t>
             </w:r>
           </w:p>
         </w:tc>
@@ -9635,7 +9635,7 @@
               <w:rPr>
                 <w:sz w:val="16"/>
               </w:rPr>
-              <w:t>1,633</w:t>
+              <w:t>1,634</w:t>
             </w:r>
           </w:p>
         </w:tc>
@@ -9693,7 +9693,7 @@
               <w:rPr>
                 <w:sz w:val="16"/>
               </w:rPr>
-              <w:t>2,701</w:t>
+              <w:t>2,754</w:t>
             </w:r>
           </w:p>
         </w:tc>
@@ -9707,7 +9707,7 @@
               <w:rPr>
                 <w:sz w:val="16"/>
               </w:rPr>
-              <w:t>17.1%</w:t>
+              <w:t>17.4%</w:t>
             </w:r>
           </w:p>
         </w:tc>
@@ -9781,7 +9781,7 @@
           <w:b w:val="0"/>
           <w:sz w:val="19"/>
         </w:rPr>
-        <w:t>가정값 2,014건은 조건에 assumption 표지가 붙어 UI·카드에 “가정”으로 표시된다. 대표값 선택에서 실측에 밀리므로, 나중에 실측이 들어오면 자동으로 대체된다.</w:t>
+        <w:t>가정값 2,017건은 조건에 assumption 표지가 붙어 UI·카드에 “가정”으로 표시된다. 대표값 선택에서 실측에 밀리므로, 나중에 실측이 들어오면 자동으로 대체된다.</w:t>
       </w:r>
     </w:p>
     <w:p>
@@ -9864,7 +9864,7 @@
               <w:rPr>
                 <w:sz w:val="16"/>
               </w:rPr>
-              <w:t>850</w:t>
+              <w:t>861</w:t>
             </w:r>
           </w:p>
         </w:tc>
@@ -9894,7 +9894,7 @@
               <w:rPr>
                 <w:sz w:val="16"/>
               </w:rPr>
-              <w:t>550</w:t>
+              <w:t>560</w:t>
             </w:r>
           </w:p>
         </w:tc>
@@ -9924,7 +9924,7 @@
               <w:rPr>
                 <w:sz w:val="16"/>
               </w:rPr>
-              <w:t>282</w:t>
+              <w:t>284</w:t>
             </w:r>
           </w:p>
         </w:tc>
@@ -9984,7 +9984,7 @@
               <w:rPr>
                 <w:sz w:val="16"/>
               </w:rPr>
-              <w:t>64</w:t>
+              <w:t>66</w:t>
             </w:r>
           </w:p>
         </w:tc>
@@ -10044,7 +10044,7 @@
               <w:rPr>
                 <w:sz w:val="16"/>
               </w:rPr>
-              <w:t>19</w:t>
+              <w:t>20</w:t>
             </w:r>
           </w:p>
         </w:tc>

--- a/MaterialTwin_물성확보현황_해석가능성.docx
+++ b/MaterialTwin_물성확보현황_해석가능성.docx
@@ -31,7 +31,7 @@
           <w:color w:val="606060"/>
           <w:sz w:val="18"/>
         </w:rPr>
-        <w:t>2026-08-06 · 재료 544종 · 물성값 15,861건 · 출처 1,899건 · 물성 정의 157종</w:t>
+        <w:t>2026-08-06 · 재료 544종 · 물성값 15,942건 · 출처 1,905건 · 물성 정의 157종</w:t>
       </w:r>
     </w:p>
     <w:p/>
@@ -52,7 +52,7 @@
           <w:b/>
           <w:sz w:val="22"/>
         </w:rPr>
-        <w:t>12개 해석이 요구하는 (재료 × 필수물성) 격자 14,490칸 중 9,218칸이 채워졌다 — 전체 63.6%.</w:t>
+        <w:t>12개 해석이 요구하는 (재료 × 필수물성) 격자 14,490칸 중 9,267칸이 채워졌다 — 전체 64.0%.</w:t>
       </w:r>
     </w:p>
     <w:p>
@@ -468,7 +468,7 @@
               <w:rPr>
                 <w:sz w:val="15"/>
               </w:rPr>
-              <w:t>1513/2720</w:t>
+              <w:t>1527/2720</w:t>
             </w:r>
           </w:p>
         </w:tc>
@@ -482,7 +482,7 @@
               <w:rPr>
                 <w:sz w:val="15"/>
               </w:rPr>
-              <w:t>55.6%  ████████······</w:t>
+              <w:t>56.1%  ████████······</w:t>
             </w:r>
           </w:p>
         </w:tc>
@@ -496,7 +496,7 @@
               <w:rPr>
                 <w:sz w:val="15"/>
               </w:rPr>
-              <w:t>47  (8.6%)</w:t>
+              <w:t>50  (9.2%)</w:t>
             </w:r>
           </w:p>
         </w:tc>
@@ -510,7 +510,7 @@
               <w:rPr>
                 <w:sz w:val="15"/>
               </w:rPr>
-              <w:t>cowper_symonds_c | cowper_symonds_p | dy — 491종</w:t>
+              <w:t>cowper_symonds_c | cowper_symonds_p | dy — 488종</w:t>
             </w:r>
           </w:p>
         </w:tc>
@@ -554,7 +554,7 @@
               <w:rPr>
                 <w:sz w:val="15"/>
               </w:rPr>
-              <w:t>1092/1632</w:t>
+              <w:t>1099/1632</w:t>
             </w:r>
           </w:p>
         </w:tc>
@@ -568,7 +568,7 @@
               <w:rPr>
                 <w:sz w:val="15"/>
               </w:rPr>
-              <w:t>66.9%  █████████·····</w:t>
+              <w:t>67.3%  █████████·····</w:t>
             </w:r>
           </w:p>
         </w:tc>
@@ -582,7 +582,7 @@
               <w:rPr>
                 <w:sz w:val="15"/>
               </w:rPr>
-              <w:t>306  (56.2%)</w:t>
+              <w:t>308  (56.6%)</w:t>
             </w:r>
           </w:p>
         </w:tc>
@@ -596,7 +596,7 @@
               <w:rPr>
                 <w:sz w:val="15"/>
               </w:rPr>
-              <w:t>specific_heat — 214종</w:t>
+              <w:t>specific_heat — 211종</w:t>
             </w:r>
           </w:p>
         </w:tc>
@@ -640,7 +640,7 @@
               <w:rPr>
                 <w:sz w:val="15"/>
               </w:rPr>
-              <w:t>1522/2176</w:t>
+              <w:t>1530/2176</w:t>
             </w:r>
           </w:p>
         </w:tc>
@@ -654,7 +654,7 @@
               <w:rPr>
                 <w:sz w:val="15"/>
               </w:rPr>
-              <w:t>69.9%  ██████████····</w:t>
+              <w:t>70.3%  ██████████····</w:t>
             </w:r>
           </w:p>
         </w:tc>
@@ -682,7 +682,7 @@
               <w:rPr>
                 <w:sz w:val="15"/>
               </w:rPr>
-              <w:t>expansion_linear — 207종</w:t>
+              <w:t>expansion_linear — 199종</w:t>
             </w:r>
           </w:p>
         </w:tc>
@@ -812,7 +812,7 @@
               <w:rPr>
                 <w:sz w:val="15"/>
               </w:rPr>
-              <w:t>1374/2176</w:t>
+              <w:t>1381/2176</w:t>
             </w:r>
           </w:p>
         </w:tc>
@@ -826,7 +826,7 @@
               <w:rPr>
                 <w:sz w:val="15"/>
               </w:rPr>
-              <w:t>63.1%  █████████·····</w:t>
+              <w:t>63.5%  █████████·····</w:t>
             </w:r>
           </w:p>
         </w:tc>
@@ -840,7 +840,7 @@
               <w:rPr>
                 <w:sz w:val="15"/>
               </w:rPr>
-              <w:t>202  (37.1%)</w:t>
+              <w:t>203  (37.3%)</w:t>
             </w:r>
           </w:p>
         </w:tc>
@@ -898,7 +898,7 @@
               <w:rPr>
                 <w:sz w:val="15"/>
               </w:rPr>
-              <w:t>936/1680</w:t>
+              <w:t>949/1680</w:t>
             </w:r>
           </w:p>
         </w:tc>
@@ -912,7 +912,7 @@
               <w:rPr>
                 <w:sz w:val="15"/>
               </w:rPr>
-              <w:t>55.7%  ████████······</w:t>
+              <w:t>56.5%  ████████······</w:t>
             </w:r>
           </w:p>
         </w:tc>
@@ -926,7 +926,7 @@
               <w:rPr>
                 <w:sz w:val="15"/>
               </w:rPr>
-              <w:t>148  (35.2%)</w:t>
+              <w:t>149  (35.5%)</w:t>
             </w:r>
           </w:p>
         </w:tc>
@@ -940,7 +940,7 @@
               <w:rPr>
                 <w:sz w:val="15"/>
               </w:rPr>
-              <w:t>water_vapor_transmission | gas_permeabil — 212종</w:t>
+              <w:t>water_vapor_transmission | gas_permeabil — 206종</w:t>
             </w:r>
           </w:p>
         </w:tc>
@@ -2069,7 +2069,7 @@
               <w:rPr>
                 <w:sz w:val="16"/>
               </w:rPr>
-              <w:t>1513/2720  (55.6%)</w:t>
+              <w:t>1527/2720  (56.1%)</w:t>
             </w:r>
           </w:p>
         </w:tc>
@@ -2083,7 +2083,7 @@
               <w:rPr>
                 <w:sz w:val="16"/>
               </w:rPr>
-              <w:t>47종  (8.6%)</w:t>
+              <w:t>50종  (9.2%)</w:t>
             </w:r>
           </w:p>
         </w:tc>
@@ -2170,7 +2170,7 @@
               <w:rPr>
                 <w:sz w:val="16"/>
               </w:rPr>
-              <w:t>491종</w:t>
+              <w:t>488종</w:t>
             </w:r>
           </w:p>
         </w:tc>
@@ -2200,7 +2200,7 @@
               <w:rPr>
                 <w:sz w:val="16"/>
               </w:rPr>
-              <w:t>269종</w:t>
+              <w:t>258종</w:t>
             </w:r>
           </w:p>
         </w:tc>
@@ -2401,7 +2401,7 @@
               <w:rPr>
                 <w:sz w:val="16"/>
               </w:rPr>
-              <w:t>1092/1632  (66.9%)</w:t>
+              <w:t>1099/1632  (67.3%)</w:t>
             </w:r>
           </w:p>
         </w:tc>
@@ -2415,7 +2415,7 @@
               <w:rPr>
                 <w:sz w:val="16"/>
               </w:rPr>
-              <w:t>306종  (56.2%)</w:t>
+              <w:t>308종  (56.6%)</w:t>
             </w:r>
           </w:p>
         </w:tc>
@@ -2502,7 +2502,7 @@
               <w:rPr>
                 <w:sz w:val="16"/>
               </w:rPr>
-              <w:t>214종</w:t>
+              <w:t>211종</w:t>
             </w:r>
           </w:p>
         </w:tc>
@@ -2532,7 +2532,7 @@
               <w:rPr>
                 <w:sz w:val="16"/>
               </w:rPr>
-              <w:t>192종</w:t>
+              <w:t>188종</w:t>
             </w:r>
           </w:p>
         </w:tc>
@@ -2673,7 +2673,7 @@
               <w:rPr>
                 <w:sz w:val="16"/>
               </w:rPr>
-              <w:t>1522/2176  (69.9%)</w:t>
+              <w:t>1530/2176  (70.3%)</w:t>
             </w:r>
           </w:p>
         </w:tc>
@@ -2774,7 +2774,7 @@
               <w:rPr>
                 <w:sz w:val="16"/>
               </w:rPr>
-              <w:t>207종</w:t>
+              <w:t>199종</w:t>
             </w:r>
           </w:p>
         </w:tc>
@@ -3277,7 +3277,7 @@
               <w:rPr>
                 <w:sz w:val="16"/>
               </w:rPr>
-              <w:t>1374/2176  (63.1%)</w:t>
+              <w:t>1381/2176  (63.5%)</w:t>
             </w:r>
           </w:p>
         </w:tc>
@@ -3291,7 +3291,7 @@
               <w:rPr>
                 <w:sz w:val="16"/>
               </w:rPr>
-              <w:t>202종  (37.1%)</w:t>
+              <w:t>203종  (37.3%)</w:t>
             </w:r>
           </w:p>
         </w:tc>
@@ -3408,7 +3408,7 @@
               <w:rPr>
                 <w:sz w:val="16"/>
               </w:rPr>
-              <w:t>214종</w:t>
+              <w:t>211종</w:t>
             </w:r>
           </w:p>
         </w:tc>
@@ -3438,7 +3438,7 @@
               <w:rPr>
                 <w:sz w:val="16"/>
               </w:rPr>
-              <w:t>192종</w:t>
+              <w:t>188종</w:t>
             </w:r>
           </w:p>
         </w:tc>
@@ -3579,7 +3579,7 @@
               <w:rPr>
                 <w:sz w:val="16"/>
               </w:rPr>
-              <w:t>936/1680  (55.7%)</w:t>
+              <w:t>949/1680  (56.5%)</w:t>
             </w:r>
           </w:p>
         </w:tc>
@@ -3593,7 +3593,7 @@
               <w:rPr>
                 <w:sz w:val="16"/>
               </w:rPr>
-              <w:t>148종  (35.2%)</w:t>
+              <w:t>149종  (35.5%)</w:t>
             </w:r>
           </w:p>
         </w:tc>
@@ -3680,7 +3680,7 @@
               <w:rPr>
                 <w:sz w:val="16"/>
               </w:rPr>
-              <w:t>212종</w:t>
+              <w:t>206종</w:t>
             </w:r>
           </w:p>
         </w:tc>
@@ -3710,7 +3710,7 @@
               <w:rPr>
                 <w:sz w:val="16"/>
               </w:rPr>
-              <w:t>209종</w:t>
+              <w:t>206종</w:t>
             </w:r>
           </w:p>
         </w:tc>
@@ -3740,7 +3740,7 @@
               <w:rPr>
                 <w:sz w:val="16"/>
               </w:rPr>
-              <w:t>189종</w:t>
+              <w:t>185종</w:t>
             </w:r>
           </w:p>
         </w:tc>
@@ -5476,7 +5476,7 @@
               <w:rPr>
                 <w:sz w:val="15"/>
               </w:rPr>
-              <w:t>352종</w:t>
+              <w:t>356종</w:t>
             </w:r>
           </w:p>
         </w:tc>
@@ -5490,7 +5490,7 @@
               <w:rPr>
                 <w:sz w:val="15"/>
               </w:rPr>
-              <w:t>64.7%  ████████····</w:t>
+              <w:t>65.4%  ████████····</w:t>
             </w:r>
           </w:p>
         </w:tc>
@@ -5504,7 +5504,7 @@
               <w:rPr>
                 <w:sz w:val="15"/>
               </w:rPr>
-              <w:t>568건</w:t>
+              <w:t>573건</w:t>
             </w:r>
           </w:p>
         </w:tc>
@@ -5620,7 +5620,7 @@
               <w:rPr>
                 <w:sz w:val="15"/>
               </w:rPr>
-              <w:t>337종</w:t>
+              <w:t>345종</w:t>
             </w:r>
           </w:p>
         </w:tc>
@@ -5634,7 +5634,7 @@
               <w:rPr>
                 <w:sz w:val="15"/>
               </w:rPr>
-              <w:t>61.9%  ███████·····</w:t>
+              <w:t>63.4%  ████████····</w:t>
             </w:r>
           </w:p>
         </w:tc>
@@ -5648,7 +5648,7 @@
               <w:rPr>
                 <w:sz w:val="15"/>
               </w:rPr>
-              <w:t>1023건</w:t>
+              <w:t>1036건</w:t>
             </w:r>
           </w:p>
         </w:tc>
@@ -5692,7 +5692,7 @@
               <w:rPr>
                 <w:sz w:val="15"/>
               </w:rPr>
-              <w:t>330종</w:t>
+              <w:t>333종</w:t>
             </w:r>
           </w:p>
         </w:tc>
@@ -5706,7 +5706,7 @@
               <w:rPr>
                 <w:sz w:val="15"/>
               </w:rPr>
-              <w:t>60.7%  ███████·····</w:t>
+              <w:t>61.2%  ███████·····</w:t>
             </w:r>
           </w:p>
         </w:tc>
@@ -5720,7 +5720,7 @@
               <w:rPr>
                 <w:sz w:val="15"/>
               </w:rPr>
-              <w:t>396건</w:t>
+              <w:t>399건</w:t>
             </w:r>
           </w:p>
         </w:tc>
@@ -5764,7 +5764,7 @@
               <w:rPr>
                 <w:sz w:val="15"/>
               </w:rPr>
-              <w:t>312종</w:t>
+              <w:t>323종</w:t>
             </w:r>
           </w:p>
         </w:tc>
@@ -5778,7 +5778,7 @@
               <w:rPr>
                 <w:sz w:val="15"/>
               </w:rPr>
-              <w:t>57.4%  ███████·····</w:t>
+              <w:t>59.4%  ███████·····</w:t>
             </w:r>
           </w:p>
         </w:tc>
@@ -5792,7 +5792,7 @@
               <w:rPr>
                 <w:sz w:val="15"/>
               </w:rPr>
-              <w:t>658건</w:t>
+              <w:t>670건</w:t>
             </w:r>
           </w:p>
         </w:tc>
@@ -5836,7 +5836,7 @@
               <w:rPr>
                 <w:sz w:val="15"/>
               </w:rPr>
-              <w:t>278종</w:t>
+              <w:t>290종</w:t>
             </w:r>
           </w:p>
         </w:tc>
@@ -5850,7 +5850,7 @@
               <w:rPr>
                 <w:sz w:val="15"/>
               </w:rPr>
-              <w:t>51.1%  ██████······</w:t>
+              <w:t>53.3%  ██████······</w:t>
             </w:r>
           </w:p>
         </w:tc>
@@ -5864,7 +5864,7 @@
               <w:rPr>
                 <w:sz w:val="15"/>
               </w:rPr>
-              <w:t>508건</w:t>
+              <w:t>521건</w:t>
             </w:r>
           </w:p>
         </w:tc>
@@ -6556,7 +6556,7 @@
               <w:rPr>
                 <w:sz w:val="15"/>
               </w:rPr>
-              <w:t>117종</w:t>
+              <w:t>120종</w:t>
             </w:r>
           </w:p>
         </w:tc>
@@ -6570,7 +6570,7 @@
               <w:rPr>
                 <w:sz w:val="15"/>
               </w:rPr>
-              <w:t>21.5%  ███·········</w:t>
+              <w:t>22.1%  ███·········</w:t>
             </w:r>
           </w:p>
         </w:tc>
@@ -6584,7 +6584,7 @@
               <w:rPr>
                 <w:sz w:val="15"/>
               </w:rPr>
-              <w:t>124건</w:t>
+              <w:t>127건</w:t>
             </w:r>
           </w:p>
         </w:tc>
@@ -8404,7 +8404,7 @@
               <w:rPr>
                 <w:sz w:val="16"/>
               </w:rPr>
-              <w:t>6,288건</w:t>
+              <w:t>6,332건</w:t>
             </w:r>
           </w:p>
         </w:tc>
@@ -8462,7 +8462,7 @@
               <w:rPr>
                 <w:sz w:val="16"/>
               </w:rPr>
-              <w:t>3,261건</w:t>
+              <w:t>3,292건</w:t>
             </w:r>
           </w:p>
         </w:tc>
@@ -8476,7 +8476,7 @@
               <w:rPr>
                 <w:sz w:val="16"/>
               </w:rPr>
-              <w:t>107종</w:t>
+              <w:t>108종</w:t>
             </w:r>
           </w:p>
         </w:tc>
@@ -8636,7 +8636,7 @@
               <w:rPr>
                 <w:sz w:val="16"/>
               </w:rPr>
-              <w:t>1,303건</w:t>
+              <w:t>1,306건</w:t>
             </w:r>
           </w:p>
         </w:tc>
@@ -8752,7 +8752,7 @@
               <w:rPr>
                 <w:sz w:val="16"/>
               </w:rPr>
-              <w:t>656건</w:t>
+              <w:t>659건</w:t>
             </w:r>
           </w:p>
         </w:tc>
@@ -8766,7 +8766,7 @@
               <w:rPr>
                 <w:sz w:val="16"/>
               </w:rPr>
-              <w:t>37종</w:t>
+              <w:t>38종</w:t>
             </w:r>
           </w:p>
         </w:tc>
@@ -9127,7 +9127,7 @@
               <w:rPr>
                 <w:sz w:val="16"/>
               </w:rPr>
-              <w:t>6,831건</w:t>
+              <w:t>6,888건</w:t>
             </w:r>
           </w:p>
         </w:tc>
@@ -9141,7 +9141,7 @@
               <w:rPr>
                 <w:sz w:val="16"/>
               </w:rPr>
-              <w:t>22.8</w:t>
+              <w:t>23.0</w:t>
             </w:r>
           </w:p>
         </w:tc>
@@ -9243,7 +9243,7 @@
               <w:rPr>
                 <w:sz w:val="16"/>
               </w:rPr>
-              <w:t>3,676건</w:t>
+              <w:t>3,689건</w:t>
             </w:r>
           </w:p>
         </w:tc>
@@ -9257,7 +9257,7 @@
               <w:rPr>
                 <w:sz w:val="16"/>
               </w:rPr>
-              <w:t>49.7</w:t>
+              <w:t>49.9</w:t>
             </w:r>
           </w:p>
         </w:tc>
@@ -9359,7 +9359,7 @@
               <w:rPr>
                 <w:sz w:val="16"/>
               </w:rPr>
-              <w:t>633건</w:t>
+              <w:t>637건</w:t>
             </w:r>
           </w:p>
         </w:tc>
@@ -9373,7 +9373,7 @@
               <w:rPr>
                 <w:sz w:val="16"/>
               </w:rPr>
-              <w:t>26.4</w:t>
+              <w:t>26.5</w:t>
             </w:r>
           </w:p>
         </w:tc>
@@ -9417,7 +9417,7 @@
               <w:rPr>
                 <w:sz w:val="16"/>
               </w:rPr>
-              <w:t>387건</w:t>
+              <w:t>394건</w:t>
             </w:r>
           </w:p>
         </w:tc>
@@ -9431,7 +9431,7 @@
               <w:rPr>
                 <w:sz w:val="16"/>
               </w:rPr>
-              <w:t>17.6</w:t>
+              <w:t>17.9</w:t>
             </w:r>
           </w:p>
         </w:tc>
@@ -9577,7 +9577,7 @@
               <w:rPr>
                 <w:sz w:val="16"/>
               </w:rPr>
-              <w:t>9,371</w:t>
+              <w:t>9,393</w:t>
             </w:r>
           </w:p>
         </w:tc>
@@ -9591,7 +9591,7 @@
               <w:rPr>
                 <w:sz w:val="16"/>
               </w:rPr>
-              <w:t>59.1%</w:t>
+              <w:t>58.9%</w:t>
             </w:r>
           </w:p>
         </w:tc>
@@ -9649,7 +9649,7 @@
               <w:rPr>
                 <w:sz w:val="16"/>
               </w:rPr>
-              <w:t>10.3%</w:t>
+              <w:t>10.2%</w:t>
             </w:r>
           </w:p>
         </w:tc>
@@ -9693,7 +9693,7 @@
               <w:rPr>
                 <w:sz w:val="16"/>
               </w:rPr>
-              <w:t>2,754</w:t>
+              <w:t>2,812</w:t>
             </w:r>
           </w:p>
         </w:tc>
@@ -9707,7 +9707,7 @@
               <w:rPr>
                 <w:sz w:val="16"/>
               </w:rPr>
-              <w:t>17.4%</w:t>
+              <w:t>17.6%</w:t>
             </w:r>
           </w:p>
         </w:tc>
@@ -9751,7 +9751,7 @@
               <w:rPr>
                 <w:sz w:val="16"/>
               </w:rPr>
-              <w:t>2,102</w:t>
+              <w:t>2,103</w:t>
             </w:r>
           </w:p>
         </w:tc>
@@ -9765,7 +9765,7 @@
               <w:rPr>
                 <w:sz w:val="16"/>
               </w:rPr>
-              <w:t>13.3%</w:t>
+              <w:t>13.2%</w:t>
             </w:r>
           </w:p>
         </w:tc>
@@ -9894,7 +9894,7 @@
               <w:rPr>
                 <w:sz w:val="16"/>
               </w:rPr>
-              <w:t>560</w:t>
+              <w:t>562</w:t>
             </w:r>
           </w:p>
         </w:tc>
@@ -9924,7 +9924,7 @@
               <w:rPr>
                 <w:sz w:val="16"/>
               </w:rPr>
-              <w:t>284</w:t>
+              <w:t>287</w:t>
             </w:r>
           </w:p>
         </w:tc>
@@ -10044,7 +10044,7 @@
               <w:rPr>
                 <w:sz w:val="16"/>
               </w:rPr>
-              <w:t>20</w:t>
+              <w:t>21</w:t>
             </w:r>
           </w:p>
         </w:tc>

--- a/MaterialTwin_물성확보현황_해석가능성.docx
+++ b/MaterialTwin_물성확보현황_해석가능성.docx
@@ -31,7 +31,7 @@
           <w:color w:val="606060"/>
           <w:sz w:val="18"/>
         </w:rPr>
-        <w:t>2026-08-06 · 재료 544종 · 물성값 15,942건 · 출처 1,905건 · 물성 정의 157종</w:t>
+        <w:t>2026-08-06 · 재료 544종 · 물성값 16,060건 · 출처 1,927건 · 물성 정의 157종</w:t>
       </w:r>
     </w:p>
     <w:p/>
@@ -52,7 +52,7 @@
           <w:b/>
           <w:sz w:val="22"/>
         </w:rPr>
-        <w:t>12개 해석이 요구하는 (재료 × 필수물성) 격자 14,490칸 중 9,267칸이 채워졌다 — 전체 64.0%.</w:t>
+        <w:t>12개 해석이 요구하는 (재료 × 필수물성) 격자 14,490칸 중 9,327칸이 채워졌다 — 전체 64.4%.</w:t>
       </w:r>
     </w:p>
     <w:p>
@@ -382,7 +382,7 @@
               <w:rPr>
                 <w:sz w:val="15"/>
               </w:rPr>
-              <w:t>1185/1632</w:t>
+              <w:t>1188/1632</w:t>
             </w:r>
           </w:p>
         </w:tc>
@@ -396,7 +396,7 @@
               <w:rPr>
                 <w:sz w:val="15"/>
               </w:rPr>
-              <w:t>72.6%  ██████████····</w:t>
+              <w:t>72.8%  ██████████····</w:t>
             </w:r>
           </w:p>
         </w:tc>
@@ -410,7 +410,7 @@
               <w:rPr>
                 <w:sz w:val="15"/>
               </w:rPr>
-              <w:t>332  (61.0%)</w:t>
+              <w:t>333  (61.2%)</w:t>
             </w:r>
           </w:p>
         </w:tc>
@@ -424,7 +424,7 @@
               <w:rPr>
                 <w:sz w:val="15"/>
               </w:rPr>
-              <w:t>youngs_modulus — 198종</w:t>
+              <w:t>youngs_modulus — 195종</w:t>
             </w:r>
           </w:p>
         </w:tc>
@@ -468,7 +468,7 @@
               <w:rPr>
                 <w:sz w:val="15"/>
               </w:rPr>
-              <w:t>1527/2720</w:t>
+              <w:t>1530/2720</w:t>
             </w:r>
           </w:p>
         </w:tc>
@@ -482,7 +482,7 @@
               <w:rPr>
                 <w:sz w:val="15"/>
               </w:rPr>
-              <w:t>56.1%  ████████······</w:t>
+              <w:t>56.2%  ████████······</w:t>
             </w:r>
           </w:p>
         </w:tc>
@@ -640,7 +640,7 @@
               <w:rPr>
                 <w:sz w:val="15"/>
               </w:rPr>
-              <w:t>1530/2176</w:t>
+              <w:t>1533/2176</w:t>
             </w:r>
           </w:p>
         </w:tc>
@@ -654,7 +654,7 @@
               <w:rPr>
                 <w:sz w:val="15"/>
               </w:rPr>
-              <w:t>70.3%  ██████████····</w:t>
+              <w:t>70.5%  ██████████····</w:t>
             </w:r>
           </w:p>
         </w:tc>
@@ -668,7 +668,7 @@
               <w:rPr>
                 <w:sz w:val="15"/>
               </w:rPr>
-              <w:t>307  (56.4%)</w:t>
+              <w:t>308  (56.6%)</w:t>
             </w:r>
           </w:p>
         </w:tc>
@@ -812,7 +812,7 @@
               <w:rPr>
                 <w:sz w:val="15"/>
               </w:rPr>
-              <w:t>1381/2176</w:t>
+              <w:t>1406/2176</w:t>
             </w:r>
           </w:p>
         </w:tc>
@@ -826,7 +826,7 @@
               <w:rPr>
                 <w:sz w:val="15"/>
               </w:rPr>
-              <w:t>63.5%  █████████·····</w:t>
+              <w:t>64.6%  █████████·····</w:t>
             </w:r>
           </w:p>
         </w:tc>
@@ -840,7 +840,7 @@
               <w:rPr>
                 <w:sz w:val="15"/>
               </w:rPr>
-              <w:t>203  (37.3%)</w:t>
+              <w:t>226  (41.5%)</w:t>
             </w:r>
           </w:p>
         </w:tc>
@@ -854,7 +854,7 @@
               <w:rPr>
                 <w:sz w:val="15"/>
               </w:rPr>
-              <w:t>contact_angle_water | surface_energy — 262종</w:t>
+              <w:t>contact_angle_water | surface_energy — 237종</w:t>
             </w:r>
           </w:p>
         </w:tc>
@@ -1156,7 +1156,7 @@
               <w:rPr>
                 <w:sz w:val="15"/>
               </w:rPr>
-              <w:t>277/544</w:t>
+              <w:t>297/544</w:t>
             </w:r>
           </w:p>
         </w:tc>
@@ -1170,7 +1170,7 @@
               <w:rPr>
                 <w:sz w:val="15"/>
               </w:rPr>
-              <w:t>50.9%  ███████·······</w:t>
+              <w:t>54.6%  ████████······</w:t>
             </w:r>
           </w:p>
         </w:tc>
@@ -1184,7 +1184,7 @@
               <w:rPr>
                 <w:sz w:val="15"/>
               </w:rPr>
-              <w:t>277  (50.9%)</w:t>
+              <w:t>297  (54.6%)</w:t>
             </w:r>
           </w:p>
         </w:tc>
@@ -1198,7 +1198,7 @@
               <w:rPr>
                 <w:sz w:val="15"/>
               </w:rPr>
-              <w:t>dielectric_constant | resistivity_volume — 267종</w:t>
+              <w:t>dielectric_constant | resistivity_volume — 247종</w:t>
             </w:r>
           </w:p>
         </w:tc>
@@ -1242,7 +1242,7 @@
               <w:rPr>
                 <w:sz w:val="15"/>
               </w:rPr>
-              <w:t>389/594</w:t>
+              <w:t>395/594</w:t>
             </w:r>
           </w:p>
         </w:tc>
@@ -1256,7 +1256,7 @@
               <w:rPr>
                 <w:sz w:val="15"/>
               </w:rPr>
-              <w:t>65.5%  █████████·····</w:t>
+              <w:t>66.5%  █████████·····</w:t>
             </w:r>
           </w:p>
         </w:tc>
@@ -1270,7 +1270,7 @@
               <w:rPr>
                 <w:sz w:val="15"/>
               </w:rPr>
-              <w:t>29  (14.6%)</w:t>
+              <w:t>35  (17.7%)</w:t>
             </w:r>
           </w:p>
         </w:tc>
@@ -1284,7 +1284,7 @@
               <w:rPr>
                 <w:sz w:val="15"/>
               </w:rPr>
-              <w:t>fatigue_strength_coefficient | fatigue_d — 169종</w:t>
+              <w:t>fatigue_strength_coefficient | fatigue_d — 163종</w:t>
             </w:r>
           </w:p>
         </w:tc>
@@ -1797,7 +1797,7 @@
               <w:rPr>
                 <w:sz w:val="16"/>
               </w:rPr>
-              <w:t>1185/1632  (72.6%)</w:t>
+              <w:t>1188/1632  (72.8%)</w:t>
             </w:r>
           </w:p>
         </w:tc>
@@ -1811,7 +1811,7 @@
               <w:rPr>
                 <w:sz w:val="16"/>
               </w:rPr>
-              <w:t>332종  (61.0%)</w:t>
+              <w:t>333종  (61.2%)</w:t>
             </w:r>
           </w:p>
         </w:tc>
@@ -1898,7 +1898,7 @@
               <w:rPr>
                 <w:sz w:val="16"/>
               </w:rPr>
-              <w:t>198종</w:t>
+              <w:t>195종</w:t>
             </w:r>
           </w:p>
         </w:tc>
@@ -2069,7 +2069,7 @@
               <w:rPr>
                 <w:sz w:val="16"/>
               </w:rPr>
-              <w:t>1527/2720  (56.1%)</w:t>
+              <w:t>1530/2720  (56.2%)</w:t>
             </w:r>
           </w:p>
         </w:tc>
@@ -2230,7 +2230,7 @@
               <w:rPr>
                 <w:sz w:val="16"/>
               </w:rPr>
-              <w:t>198종</w:t>
+              <w:t>195종</w:t>
             </w:r>
           </w:p>
         </w:tc>
@@ -2673,7 +2673,7 @@
               <w:rPr>
                 <w:sz w:val="16"/>
               </w:rPr>
-              <w:t>1530/2176  (70.3%)</w:t>
+              <w:t>1533/2176  (70.5%)</w:t>
             </w:r>
           </w:p>
         </w:tc>
@@ -2687,7 +2687,7 @@
               <w:rPr>
                 <w:sz w:val="16"/>
               </w:rPr>
-              <w:t>307종  (56.4%)</w:t>
+              <w:t>308종  (56.6%)</w:t>
             </w:r>
           </w:p>
         </w:tc>
@@ -2804,7 +2804,7 @@
               <w:rPr>
                 <w:sz w:val="16"/>
               </w:rPr>
-              <w:t>198종</w:t>
+              <w:t>195종</w:t>
             </w:r>
           </w:p>
         </w:tc>
@@ -3277,7 +3277,7 @@
               <w:rPr>
                 <w:sz w:val="16"/>
               </w:rPr>
-              <w:t>1381/2176  (63.5%)</w:t>
+              <w:t>1406/2176  (64.6%)</w:t>
             </w:r>
           </w:p>
         </w:tc>
@@ -3291,7 +3291,7 @@
               <w:rPr>
                 <w:sz w:val="16"/>
               </w:rPr>
-              <w:t>203종  (37.3%)</w:t>
+              <w:t>226종  (41.5%)</w:t>
             </w:r>
           </w:p>
         </w:tc>
@@ -3378,7 +3378,7 @@
               <w:rPr>
                 <w:sz w:val="16"/>
               </w:rPr>
-              <w:t>262종</w:t>
+              <w:t>237종</w:t>
             </w:r>
           </w:p>
         </w:tc>
@@ -4365,7 +4365,7 @@
               <w:rPr>
                 <w:sz w:val="16"/>
               </w:rPr>
-              <w:t>277/544  (50.9%)</w:t>
+              <w:t>297/544  (54.6%)</w:t>
             </w:r>
           </w:p>
         </w:tc>
@@ -4379,7 +4379,7 @@
               <w:rPr>
                 <w:sz w:val="16"/>
               </w:rPr>
-              <w:t>277종  (50.9%)</w:t>
+              <w:t>297종  (54.6%)</w:t>
             </w:r>
           </w:p>
         </w:tc>
@@ -4466,7 +4466,7 @@
               <w:rPr>
                 <w:sz w:val="16"/>
               </w:rPr>
-              <w:t>267종</w:t>
+              <w:t>247종</w:t>
             </w:r>
           </w:p>
         </w:tc>
@@ -4577,7 +4577,7 @@
               <w:rPr>
                 <w:sz w:val="16"/>
               </w:rPr>
-              <w:t>389/594  (65.5%)</w:t>
+              <w:t>395/594  (66.5%)</w:t>
             </w:r>
           </w:p>
         </w:tc>
@@ -4591,7 +4591,7 @@
               <w:rPr>
                 <w:sz w:val="16"/>
               </w:rPr>
-              <w:t>29종  (14.6%)</w:t>
+              <w:t>35종  (17.7%)</w:t>
             </w:r>
           </w:p>
         </w:tc>
@@ -4678,7 +4678,7 @@
               <w:rPr>
                 <w:sz w:val="16"/>
               </w:rPr>
-              <w:t>169종</w:t>
+              <w:t>163종</w:t>
             </w:r>
           </w:p>
         </w:tc>
@@ -5360,7 +5360,7 @@
               <w:rPr>
                 <w:sz w:val="15"/>
               </w:rPr>
-              <w:t>586건</w:t>
+              <w:t>587건</w:t>
             </w:r>
           </w:p>
         </w:tc>
@@ -5548,7 +5548,7 @@
               <w:rPr>
                 <w:sz w:val="15"/>
               </w:rPr>
-              <w:t>346종</w:t>
+              <w:t>349종</w:t>
             </w:r>
           </w:p>
         </w:tc>
@@ -5562,7 +5562,7 @@
               <w:rPr>
                 <w:sz w:val="15"/>
               </w:rPr>
-              <w:t>63.6%  ████████····</w:t>
+              <w:t>64.2%  ████████····</w:t>
             </w:r>
           </w:p>
         </w:tc>
@@ -5576,7 +5576,7 @@
               <w:rPr>
                 <w:sz w:val="15"/>
               </w:rPr>
-              <w:t>954건</w:t>
+              <w:t>960건</w:t>
             </w:r>
           </w:p>
         </w:tc>
@@ -5908,7 +5908,7 @@
               <w:rPr>
                 <w:sz w:val="15"/>
               </w:rPr>
-              <w:t>211종</w:t>
+              <w:t>228종</w:t>
             </w:r>
           </w:p>
         </w:tc>
@@ -5922,7 +5922,7 @@
               <w:rPr>
                 <w:sz w:val="15"/>
               </w:rPr>
-              <w:t>38.8%  █████·······</w:t>
+              <w:t>41.9%  █████·······</w:t>
             </w:r>
           </w:p>
         </w:tc>
@@ -5936,7 +5936,7 @@
               <w:rPr>
                 <w:sz w:val="15"/>
               </w:rPr>
-              <w:t>313건</w:t>
+              <w:t>336건</w:t>
             </w:r>
           </w:p>
         </w:tc>
@@ -5980,7 +5980,7 @@
               <w:rPr>
                 <w:sz w:val="15"/>
               </w:rPr>
-              <w:t>208종</w:t>
+              <w:t>211종</w:t>
             </w:r>
           </w:p>
         </w:tc>
@@ -5994,7 +5994,7 @@
               <w:rPr>
                 <w:sz w:val="15"/>
               </w:rPr>
-              <w:t>38.2%  █████·······</w:t>
+              <w:t>38.8%  █████·······</w:t>
             </w:r>
           </w:p>
         </w:tc>
@@ -6008,7 +6008,7 @@
               <w:rPr>
                 <w:sz w:val="15"/>
               </w:rPr>
-              <w:t>209건</w:t>
+              <w:t>212건</w:t>
             </w:r>
           </w:p>
         </w:tc>
@@ -6124,7 +6124,7 @@
               <w:rPr>
                 <w:sz w:val="15"/>
               </w:rPr>
-              <w:t>187종</w:t>
+              <w:t>197종</w:t>
             </w:r>
           </w:p>
         </w:tc>
@@ -6138,7 +6138,7 @@
               <w:rPr>
                 <w:sz w:val="15"/>
               </w:rPr>
-              <w:t>34.4%  ████········</w:t>
+              <w:t>36.2%  ████········</w:t>
             </w:r>
           </w:p>
         </w:tc>
@@ -6152,7 +6152,7 @@
               <w:rPr>
                 <w:sz w:val="15"/>
               </w:rPr>
-              <w:t>389건</w:t>
+              <w:t>405건</w:t>
             </w:r>
           </w:p>
         </w:tc>
@@ -6168,7 +6168,7 @@
               <w:rPr>
                 <w:sz w:val="15"/>
               </w:rPr>
-              <w:t>수분흡수율(24h)</w:t>
+              <w:t>물 접촉각</w:t>
             </w:r>
           </w:p>
         </w:tc>
@@ -6182,7 +6182,7 @@
               <w:rPr>
                 <w:sz w:val="15"/>
               </w:rPr>
-              <w:t>화학</w:t>
+              <w:t>물리</w:t>
             </w:r>
           </w:p>
         </w:tc>
@@ -6196,7 +6196,7 @@
               <w:rPr>
                 <w:sz w:val="15"/>
               </w:rPr>
-              <w:t>162종</w:t>
+              <w:t>176종</w:t>
             </w:r>
           </w:p>
         </w:tc>
@@ -6210,7 +6210,7 @@
               <w:rPr>
                 <w:sz w:val="15"/>
               </w:rPr>
-              <w:t>29.8%  ████········</w:t>
+              <w:t>32.4%  ████········</w:t>
             </w:r>
           </w:p>
         </w:tc>
@@ -6224,7 +6224,7 @@
               <w:rPr>
                 <w:sz w:val="15"/>
               </w:rPr>
-              <w:t>186건</w:t>
+              <w:t>197건</w:t>
             </w:r>
           </w:p>
         </w:tc>
@@ -6240,7 +6240,7 @@
               <w:rPr>
                 <w:sz w:val="15"/>
               </w:rPr>
-              <w:t>최대 사용온도</w:t>
+              <w:t>수분흡수율(24h)</w:t>
             </w:r>
           </w:p>
         </w:tc>
@@ -6254,7 +6254,7 @@
               <w:rPr>
                 <w:sz w:val="15"/>
               </w:rPr>
-              <w:t>열</w:t>
+              <w:t>화학</w:t>
             </w:r>
           </w:p>
         </w:tc>
@@ -6296,7 +6296,7 @@
               <w:rPr>
                 <w:sz w:val="15"/>
               </w:rPr>
-              <w:t>285건</w:t>
+              <w:t>186건</w:t>
             </w:r>
           </w:p>
         </w:tc>
@@ -6312,7 +6312,7 @@
               <w:rPr>
                 <w:sz w:val="15"/>
               </w:rPr>
-              <w:t>물 접촉각</w:t>
+              <w:t>최대 사용온도</w:t>
             </w:r>
           </w:p>
         </w:tc>
@@ -6326,7 +6326,7 @@
               <w:rPr>
                 <w:sz w:val="15"/>
               </w:rPr>
-              <w:t>물리</w:t>
+              <w:t>열</w:t>
             </w:r>
           </w:p>
         </w:tc>
@@ -6340,7 +6340,7 @@
               <w:rPr>
                 <w:sz w:val="15"/>
               </w:rPr>
-              <w:t>154종</w:t>
+              <w:t>162종</w:t>
             </w:r>
           </w:p>
         </w:tc>
@@ -6354,7 +6354,7 @@
               <w:rPr>
                 <w:sz w:val="15"/>
               </w:rPr>
-              <w:t>28.3%  ███·········</w:t>
+              <w:t>29.8%  ████········</w:t>
             </w:r>
           </w:p>
         </w:tc>
@@ -6368,7 +6368,7 @@
               <w:rPr>
                 <w:sz w:val="15"/>
               </w:rPr>
-              <w:t>161건</w:t>
+              <w:t>285건</w:t>
             </w:r>
           </w:p>
         </w:tc>
@@ -6484,7 +6484,7 @@
               <w:rPr>
                 <w:sz w:val="15"/>
               </w:rPr>
-              <w:t>132종</w:t>
+              <w:t>135종</w:t>
             </w:r>
           </w:p>
         </w:tc>
@@ -6498,7 +6498,7 @@
               <w:rPr>
                 <w:sz w:val="15"/>
               </w:rPr>
-              <w:t>24.3%  ███·········</w:t>
+              <w:t>24.8%  ███·········</w:t>
             </w:r>
           </w:p>
         </w:tc>
@@ -6512,7 +6512,7 @@
               <w:rPr>
                 <w:sz w:val="15"/>
               </w:rPr>
-              <w:t>256건</w:t>
+              <w:t>264건</w:t>
             </w:r>
           </w:p>
         </w:tc>
@@ -8404,7 +8404,7 @@
               <w:rPr>
                 <w:sz w:val="16"/>
               </w:rPr>
-              <w:t>6,332건</w:t>
+              <w:t>6,358건</w:t>
             </w:r>
           </w:p>
         </w:tc>
@@ -8418,7 +8418,7 @@
               <w:rPr>
                 <w:sz w:val="16"/>
               </w:rPr>
-              <w:t>43종</w:t>
+              <w:t>44종</w:t>
             </w:r>
           </w:p>
         </w:tc>
@@ -8520,7 +8520,7 @@
               <w:rPr>
                 <w:sz w:val="16"/>
               </w:rPr>
-              <w:t>1,357건</w:t>
+              <w:t>1,410건</w:t>
             </w:r>
           </w:p>
         </w:tc>
@@ -8534,7 +8534,7 @@
               <w:rPr>
                 <w:sz w:val="16"/>
               </w:rPr>
-              <w:t>75종</w:t>
+              <w:t>78종</w:t>
             </w:r>
           </w:p>
         </w:tc>
@@ -8636,7 +8636,7 @@
               <w:rPr>
                 <w:sz w:val="16"/>
               </w:rPr>
-              <w:t>1,306건</w:t>
+              <w:t>1,345건</w:t>
             </w:r>
           </w:p>
         </w:tc>
@@ -8650,7 +8650,7 @@
               <w:rPr>
                 <w:sz w:val="16"/>
               </w:rPr>
-              <w:t>72종</w:t>
+              <w:t>74종</w:t>
             </w:r>
           </w:p>
         </w:tc>
@@ -9127,7 +9127,7 @@
               <w:rPr>
                 <w:sz w:val="16"/>
               </w:rPr>
-              <w:t>6,888건</w:t>
+              <w:t>6,939건</w:t>
             </w:r>
           </w:p>
         </w:tc>
@@ -9141,7 +9141,7 @@
               <w:rPr>
                 <w:sz w:val="16"/>
               </w:rPr>
-              <w:t>23.0</w:t>
+              <w:t>23.1</w:t>
             </w:r>
           </w:p>
         </w:tc>
@@ -9185,7 +9185,7 @@
               <w:rPr>
                 <w:sz w:val="16"/>
               </w:rPr>
-              <w:t>2,829건</w:t>
+              <w:t>2,861건</w:t>
             </w:r>
           </w:p>
         </w:tc>
@@ -9199,7 +9199,7 @@
               <w:rPr>
                 <w:sz w:val="16"/>
               </w:rPr>
-              <w:t>35.4</w:t>
+              <w:t>35.8</w:t>
             </w:r>
           </w:p>
         </w:tc>
@@ -9243,7 +9243,7 @@
               <w:rPr>
                 <w:sz w:val="16"/>
               </w:rPr>
-              <w:t>3,689건</w:t>
+              <w:t>3,709건</w:t>
             </w:r>
           </w:p>
         </w:tc>
@@ -9257,7 +9257,7 @@
               <w:rPr>
                 <w:sz w:val="16"/>
               </w:rPr>
-              <w:t>49.9</w:t>
+              <w:t>50.1</w:t>
             </w:r>
           </w:p>
         </w:tc>
@@ -9301,7 +9301,7 @@
               <w:rPr>
                 <w:sz w:val="16"/>
               </w:rPr>
-              <w:t>1,505건</w:t>
+              <w:t>1,516건</w:t>
             </w:r>
           </w:p>
         </w:tc>
@@ -9315,7 +9315,7 @@
               <w:rPr>
                 <w:sz w:val="16"/>
               </w:rPr>
-              <w:t>34.2</w:t>
+              <w:t>34.5</w:t>
             </w:r>
           </w:p>
         </w:tc>
@@ -9417,7 +9417,7 @@
               <w:rPr>
                 <w:sz w:val="16"/>
               </w:rPr>
-              <w:t>394건</w:t>
+              <w:t>398건</w:t>
             </w:r>
           </w:p>
         </w:tc>
@@ -9431,7 +9431,7 @@
               <w:rPr>
                 <w:sz w:val="16"/>
               </w:rPr>
-              <w:t>17.9</w:t>
+              <w:t>18.1</w:t>
             </w:r>
           </w:p>
         </w:tc>
@@ -9577,7 +9577,7 @@
               <w:rPr>
                 <w:sz w:val="16"/>
               </w:rPr>
-              <w:t>9,393</w:t>
+              <w:t>9,421</w:t>
             </w:r>
           </w:p>
         </w:tc>
@@ -9591,7 +9591,7 @@
               <w:rPr>
                 <w:sz w:val="16"/>
               </w:rPr>
-              <w:t>58.9%</w:t>
+              <w:t>58.7%</w:t>
             </w:r>
           </w:p>
         </w:tc>
@@ -9693,7 +9693,7 @@
               <w:rPr>
                 <w:sz w:val="16"/>
               </w:rPr>
-              <w:t>2,812</w:t>
+              <w:t>2,902</w:t>
             </w:r>
           </w:p>
         </w:tc>
@@ -9707,7 +9707,7 @@
               <w:rPr>
                 <w:sz w:val="16"/>
               </w:rPr>
-              <w:t>17.6%</w:t>
+              <w:t>18.1%</w:t>
             </w:r>
           </w:p>
         </w:tc>
@@ -9765,7 +9765,7 @@
               <w:rPr>
                 <w:sz w:val="16"/>
               </w:rPr>
-              <w:t>13.2%</w:t>
+              <w:t>13.1%</w:t>
             </w:r>
           </w:p>
         </w:tc>
@@ -9864,7 +9864,7 @@
               <w:rPr>
                 <w:sz w:val="16"/>
               </w:rPr>
-              <w:t>861</w:t>
+              <w:t>865</w:t>
             </w:r>
           </w:p>
         </w:tc>
@@ -9894,7 +9894,7 @@
               <w:rPr>
                 <w:sz w:val="16"/>
               </w:rPr>
-              <w:t>562</w:t>
+              <w:t>578</w:t>
             </w:r>
           </w:p>
         </w:tc>
@@ -9954,7 +9954,7 @@
               <w:rPr>
                 <w:sz w:val="16"/>
               </w:rPr>
-              <w:t>84</w:t>
+              <w:t>86</w:t>
             </w:r>
           </w:p>
         </w:tc>

--- a/MaterialTwin_물성확보현황_해석가능성.docx
+++ b/MaterialTwin_물성확보현황_해석가능성.docx
@@ -31,7 +31,7 @@
           <w:color w:val="606060"/>
           <w:sz w:val="18"/>
         </w:rPr>
-        <w:t>2026-08-06 · 재료 544종 · 물성값 16,060건 · 출처 1,927건 · 물성 정의 157종</w:t>
+        <w:t>2026-08-06 · 재료 544종 · 물성값 16,158건 · 출처 1,940건 · 물성 정의 158종</w:t>
       </w:r>
     </w:p>
     <w:p/>
@@ -52,7 +52,7 @@
           <w:b/>
           <w:sz w:val="22"/>
         </w:rPr>
-        <w:t>12개 해석이 요구하는 (재료 × 필수물성) 격자 14,490칸 중 9,327칸이 채워졌다 — 전체 64.4%.</w:t>
+        <w:t>12개 해석이 요구하는 (재료 × 필수물성) 격자 14,490칸 중 9,340칸이 채워졌다 — 전체 64.5%.</w:t>
       </w:r>
     </w:p>
     <w:p>
@@ -468,7 +468,7 @@
               <w:rPr>
                 <w:sz w:val="15"/>
               </w:rPr>
-              <w:t>1530/2720</w:t>
+              <w:t>1543/2720</w:t>
             </w:r>
           </w:p>
         </w:tc>
@@ -482,7 +482,7 @@
               <w:rPr>
                 <w:sz w:val="15"/>
               </w:rPr>
-              <w:t>56.2%  ████████······</w:t>
+              <w:t>56.7%  ████████······</w:t>
             </w:r>
           </w:p>
         </w:tc>
@@ -496,7 +496,7 @@
               <w:rPr>
                 <w:sz w:val="15"/>
               </w:rPr>
-              <w:t>50  (9.2%)</w:t>
+              <w:t>63  (11.6%)</w:t>
             </w:r>
           </w:p>
         </w:tc>
@@ -510,7 +510,7 @@
               <w:rPr>
                 <w:sz w:val="15"/>
               </w:rPr>
-              <w:t>cowper_symonds_c | cowper_symonds_p | dy — 488종</w:t>
+              <w:t>cowper_symonds_c | cowper_symonds_p | dy — 475종</w:t>
             </w:r>
           </w:p>
         </w:tc>
@@ -2069,7 +2069,7 @@
               <w:rPr>
                 <w:sz w:val="16"/>
               </w:rPr>
-              <w:t>1530/2720  (56.2%)</w:t>
+              <w:t>1543/2720  (56.7%)</w:t>
             </w:r>
           </w:p>
         </w:tc>
@@ -2083,7 +2083,7 @@
               <w:rPr>
                 <w:sz w:val="16"/>
               </w:rPr>
-              <w:t>50종  (9.2%)</w:t>
+              <w:t>63종  (11.6%)</w:t>
             </w:r>
           </w:p>
         </w:tc>
@@ -2170,7 +2170,7 @@
               <w:rPr>
                 <w:sz w:val="16"/>
               </w:rPr>
-              <w:t>488종</w:t>
+              <w:t>475종</w:t>
             </w:r>
           </w:p>
         </w:tc>
@@ -5191,7 +5191,7 @@
           <w:b w:val="0"/>
           <w:sz w:val="19"/>
         </w:rPr>
-        <w:t>물성 정의 157종 전부에 값이 하나 이상 있다(개통률 100%). 아래는 재료 544종 기준 보유율이다.</w:t>
+        <w:t>물성 정의 158종 전부에 값이 하나 이상 있다(개통률 100%). 아래는 재료 544종 기준 보유율이다.</w:t>
       </w:r>
     </w:p>
     <w:p>
@@ -6841,7 +6841,7 @@
               <w:rPr>
                 <w:sz w:val="15"/>
               </w:rPr>
-              <w:t>포화 수분농도 Csat</w:t>
+              <w:t>겔타임</w:t>
             </w:r>
           </w:p>
         </w:tc>
@@ -6855,7 +6855,7 @@
               <w:rPr>
                 <w:sz w:val="15"/>
               </w:rPr>
-              <w:t>물리</w:t>
+              <w:t>유변</w:t>
             </w:r>
           </w:p>
         </w:tc>
@@ -6883,7 +6883,7 @@
               <w:rPr>
                 <w:sz w:val="15"/>
               </w:rPr>
-              <w:t>7건</w:t>
+              <w:t>9건</w:t>
             </w:r>
           </w:p>
         </w:tc>
@@ -6899,7 +6899,7 @@
               <w:rPr>
                 <w:sz w:val="15"/>
               </w:rPr>
-              <w:t>겔타임</w:t>
+              <w:t>흡음계수</w:t>
             </w:r>
           </w:p>
         </w:tc>
@@ -6913,7 +6913,7 @@
               <w:rPr>
                 <w:sz w:val="15"/>
               </w:rPr>
-              <w:t>유변</w:t>
+              <w:t>음향</w:t>
             </w:r>
           </w:p>
         </w:tc>
@@ -6927,7 +6927,7 @@
               <w:rPr>
                 <w:sz w:val="15"/>
               </w:rPr>
-              <w:t>4종</w:t>
+              <w:t>3종</w:t>
             </w:r>
           </w:p>
         </w:tc>
@@ -6941,7 +6941,7 @@
               <w:rPr>
                 <w:sz w:val="15"/>
               </w:rPr>
-              <w:t>9건</w:t>
+              <w:t>21건</w:t>
             </w:r>
           </w:p>
         </w:tc>
@@ -6957,7 +6957,7 @@
               <w:rPr>
                 <w:sz w:val="15"/>
               </w:rPr>
-              <w:t>흡음계수</w:t>
+              <w:t>와이어 풀 강도</w:t>
             </w:r>
           </w:p>
         </w:tc>
@@ -6971,7 +6971,7 @@
               <w:rPr>
                 <w:sz w:val="15"/>
               </w:rPr>
-              <w:t>음향</w:t>
+              <w:t>계면</w:t>
             </w:r>
           </w:p>
         </w:tc>
@@ -6999,7 +6999,7 @@
               <w:rPr>
                 <w:sz w:val="15"/>
               </w:rPr>
-              <w:t>21건</w:t>
+              <w:t>13건</w:t>
             </w:r>
           </w:p>
         </w:tc>
@@ -7015,7 +7015,7 @@
               <w:rPr>
                 <w:sz w:val="15"/>
               </w:rPr>
-              <w:t>와이어 풀 강도</w:t>
+              <w:t>이분자 소광 속도상수</w:t>
             </w:r>
           </w:p>
         </w:tc>
@@ -7029,7 +7029,7 @@
               <w:rPr>
                 <w:sz w:val="15"/>
               </w:rPr>
-              <w:t>계면</w:t>
+              <w:t>광학</w:t>
             </w:r>
           </w:p>
         </w:tc>
@@ -7057,7 +7057,7 @@
               <w:rPr>
                 <w:sz w:val="15"/>
               </w:rPr>
-              <w:t>13건</w:t>
+              <w:t>3건</w:t>
             </w:r>
           </w:p>
         </w:tc>
@@ -7073,7 +7073,7 @@
               <w:rPr>
                 <w:sz w:val="15"/>
               </w:rPr>
-              <w:t>이분자 소광 속도상수</w:t>
+              <w:t>광택(60도)</w:t>
             </w:r>
           </w:p>
         </w:tc>
@@ -7115,7 +7115,7 @@
               <w:rPr>
                 <w:sz w:val="15"/>
               </w:rPr>
-              <w:t>3건</w:t>
+              <w:t>5건</w:t>
             </w:r>
           </w:p>
         </w:tc>
@@ -7131,7 +7131,7 @@
               <w:rPr>
                 <w:sz w:val="15"/>
               </w:rPr>
-              <w:t>광택(60도)</w:t>
+              <w:t>결정화도</w:t>
             </w:r>
           </w:p>
         </w:tc>
@@ -7145,7 +7145,7 @@
               <w:rPr>
                 <w:sz w:val="15"/>
               </w:rPr>
-              <w:t>광학</w:t>
+              <w:t>구조</w:t>
             </w:r>
           </w:p>
         </w:tc>
@@ -7173,7 +7173,7 @@
               <w:rPr>
                 <w:sz w:val="15"/>
               </w:rPr>
-              <w:t>5건</w:t>
+              <w:t>13건</w:t>
             </w:r>
           </w:p>
         </w:tc>
@@ -7189,7 +7189,7 @@
               <w:rPr>
                 <w:sz w:val="15"/>
               </w:rPr>
-              <w:t>결정화도</w:t>
+              <w:t>부분몰부피</w:t>
             </w:r>
           </w:p>
         </w:tc>
@@ -7203,7 +7203,7 @@
               <w:rPr>
                 <w:sz w:val="15"/>
               </w:rPr>
-              <w:t>구조</w:t>
+              <w:t>화학</w:t>
             </w:r>
           </w:p>
         </w:tc>
@@ -7217,7 +7217,7 @@
               <w:rPr>
                 <w:sz w:val="15"/>
               </w:rPr>
-              <w:t>3종</w:t>
+              <w:t>2종</w:t>
             </w:r>
           </w:p>
         </w:tc>
@@ -7231,7 +7231,7 @@
               <w:rPr>
                 <w:sz w:val="15"/>
               </w:rPr>
-              <w:t>13건</w:t>
+              <w:t>6건</w:t>
             </w:r>
           </w:p>
         </w:tc>
@@ -7247,7 +7247,7 @@
               <w:rPr>
                 <w:sz w:val="15"/>
               </w:rPr>
-              <w:t>부분몰부피</w:t>
+              <w:t>응집영역 파괴에너지 GIC</w:t>
             </w:r>
           </w:p>
         </w:tc>
@@ -7261,7 +7261,7 @@
               <w:rPr>
                 <w:sz w:val="15"/>
               </w:rPr>
-              <w:t>화학</w:t>
+              <w:t>계면</w:t>
             </w:r>
           </w:p>
         </w:tc>
@@ -7289,7 +7289,7 @@
               <w:rPr>
                 <w:sz w:val="15"/>
               </w:rPr>
-              <w:t>6건</w:t>
+              <w:t>53건</w:t>
             </w:r>
           </w:p>
         </w:tc>
@@ -7305,7 +7305,7 @@
               <w:rPr>
                 <w:sz w:val="15"/>
               </w:rPr>
-              <w:t>응집영역 파괴에너지 GIC</w:t>
+              <w:t>응집영역 파괴에너지 GIIC</w:t>
             </w:r>
           </w:p>
         </w:tc>
@@ -7347,7 +7347,7 @@
               <w:rPr>
                 <w:sz w:val="15"/>
               </w:rPr>
-              <w:t>53건</w:t>
+              <w:t>26건</w:t>
             </w:r>
           </w:p>
         </w:tc>
@@ -7363,7 +7363,7 @@
               <w:rPr>
                 <w:sz w:val="15"/>
               </w:rPr>
-              <w:t>응집영역 파괴에너지 GIIC</w:t>
+              <w:t>Darveaux 균열 상수</w:t>
             </w:r>
           </w:p>
         </w:tc>
@@ -7377,7 +7377,7 @@
               <w:rPr>
                 <w:sz w:val="15"/>
               </w:rPr>
-              <w:t>계면</w:t>
+              <w:t>기계</w:t>
             </w:r>
           </w:p>
         </w:tc>
@@ -7405,7 +7405,7 @@
               <w:rPr>
                 <w:sz w:val="15"/>
               </w:rPr>
-              <w:t>26건</w:t>
+              <w:t>10건</w:t>
             </w:r>
           </w:p>
         </w:tc>
@@ -7421,7 +7421,7 @@
               <w:rPr>
                 <w:sz w:val="15"/>
               </w:rPr>
-              <w:t>Darveaux 균열 상수</w:t>
+              <w:t>이온교환 깊이(DOL)</w:t>
             </w:r>
           </w:p>
         </w:tc>
@@ -7463,7 +7463,7 @@
               <w:rPr>
                 <w:sz w:val="15"/>
               </w:rPr>
-              <w:t>10건</w:t>
+              <w:t>5건</w:t>
             </w:r>
           </w:p>
         </w:tc>
@@ -7479,7 +7479,7 @@
               <w:rPr>
                 <w:sz w:val="15"/>
               </w:rPr>
-              <w:t>이온교환 깊이(DOL)</w:t>
+              <w:t>Morrow 에너지 계수</w:t>
             </w:r>
           </w:p>
         </w:tc>
@@ -7521,7 +7521,7 @@
               <w:rPr>
                 <w:sz w:val="15"/>
               </w:rPr>
-              <w:t>5건</w:t>
+              <w:t>33건</w:t>
             </w:r>
           </w:p>
         </w:tc>
@@ -7537,7 +7537,7 @@
               <w:rPr>
                 <w:sz w:val="15"/>
               </w:rPr>
-              <w:t>Morrow 에너지 계수</w:t>
+              <w:t>Morrow 에너지 지수</w:t>
             </w:r>
           </w:p>
         </w:tc>
@@ -7595,7 +7595,7 @@
               <w:rPr>
                 <w:sz w:val="15"/>
               </w:rPr>
-              <w:t>Morrow 에너지 지수</w:t>
+              <w:t>Prony 상대 체적계수</w:t>
             </w:r>
           </w:p>
         </w:tc>
@@ -7637,7 +7637,7 @@
               <w:rPr>
                 <w:sz w:val="15"/>
               </w:rPr>
-              <w:t>33건</w:t>
+              <w:t>29건</w:t>
             </w:r>
           </w:p>
         </w:tc>
@@ -7653,7 +7653,7 @@
               <w:rPr>
                 <w:sz w:val="15"/>
               </w:rPr>
-              <w:t>Prony 상대 체적계수</w:t>
+              <w:t>노화 후 물성 유지율</w:t>
             </w:r>
           </w:p>
         </w:tc>
@@ -7695,7 +7695,7 @@
               <w:rPr>
                 <w:sz w:val="15"/>
               </w:rPr>
-              <w:t>29건</w:t>
+              <w:t>16건</w:t>
             </w:r>
           </w:p>
         </w:tc>
@@ -7711,7 +7711,7 @@
               <w:rPr>
                 <w:sz w:val="15"/>
               </w:rPr>
-              <w:t>노화 후 물성 유지율</w:t>
+              <w:t>표면압축응력(CS)</w:t>
             </w:r>
           </w:p>
         </w:tc>
@@ -7753,7 +7753,7 @@
               <w:rPr>
                 <w:sz w:val="15"/>
               </w:rPr>
-              <w:t>16건</w:t>
+              <w:t>4건</w:t>
             </w:r>
           </w:p>
         </w:tc>
@@ -7769,7 +7769,7 @@
               <w:rPr>
                 <w:sz w:val="15"/>
               </w:rPr>
-              <w:t>표면압축응력(CS)</w:t>
+              <w:t>내자외선성</w:t>
             </w:r>
           </w:p>
         </w:tc>
@@ -7783,7 +7783,7 @@
               <w:rPr>
                 <w:sz w:val="15"/>
               </w:rPr>
-              <w:t>기계</w:t>
+              <w:t>광학</w:t>
             </w:r>
           </w:p>
         </w:tc>
@@ -7811,7 +7811,7 @@
               <w:rPr>
                 <w:sz w:val="15"/>
               </w:rPr>
-              <w:t>4건</w:t>
+              <w:t>2건</w:t>
             </w:r>
           </w:p>
         </w:tc>
@@ -7827,7 +7827,7 @@
               <w:rPr>
                 <w:sz w:val="15"/>
               </w:rPr>
-              <w:t>내자외선성</w:t>
+              <w:t>응집영역 최대 트랙션</w:t>
             </w:r>
           </w:p>
         </w:tc>
@@ -7841,7 +7841,7 @@
               <w:rPr>
                 <w:sz w:val="15"/>
               </w:rPr>
-              <w:t>광학</w:t>
+              <w:t>계면</w:t>
             </w:r>
           </w:p>
         </w:tc>
@@ -7855,7 +7855,7 @@
               <w:rPr>
                 <w:sz w:val="15"/>
               </w:rPr>
-              <w:t>2종</w:t>
+              <w:t>1종</w:t>
             </w:r>
           </w:p>
         </w:tc>
@@ -7869,7 +7869,7 @@
               <w:rPr>
                 <w:sz w:val="15"/>
               </w:rPr>
-              <w:t>2건</w:t>
+              <w:t>3건</w:t>
             </w:r>
           </w:p>
         </w:tc>
@@ -7885,7 +7885,7 @@
               <w:rPr>
                 <w:sz w:val="15"/>
               </w:rPr>
-              <w:t>응집영역 최대 트랙션</w:t>
+              <w:t>Anand 점소성 상수</w:t>
             </w:r>
           </w:p>
         </w:tc>
@@ -7899,7 +7899,7 @@
               <w:rPr>
                 <w:sz w:val="15"/>
               </w:rPr>
-              <w:t>계면</w:t>
+              <w:t>기계</w:t>
             </w:r>
           </w:p>
         </w:tc>
@@ -7927,7 +7927,7 @@
               <w:rPr>
                 <w:sz w:val="15"/>
               </w:rPr>
-              <w:t>3건</w:t>
+              <w:t>45건</w:t>
             </w:r>
           </w:p>
         </w:tc>
@@ -7943,7 +7943,7 @@
               <w:rPr>
                 <w:sz w:val="15"/>
               </w:rPr>
-              <w:t>Anand 점소성 상수</w:t>
+              <w:t>비압축 파라미터 D</w:t>
             </w:r>
           </w:p>
         </w:tc>
@@ -7985,7 +7985,7 @@
               <w:rPr>
                 <w:sz w:val="15"/>
               </w:rPr>
-              <w:t>45건</w:t>
+              <w:t>8건</w:t>
             </w:r>
           </w:p>
         </w:tc>
@@ -8001,7 +8001,7 @@
               <w:rPr>
                 <w:sz w:val="15"/>
               </w:rPr>
-              <w:t>비압축 파라미터 D</w:t>
+              <w:t>Norton 크리프 계수 A</w:t>
             </w:r>
           </w:p>
         </w:tc>
@@ -8043,7 +8043,7 @@
               <w:rPr>
                 <w:sz w:val="15"/>
               </w:rPr>
-              <w:t>8건</w:t>
+              <w:t>3건</w:t>
             </w:r>
           </w:p>
         </w:tc>
@@ -8059,7 +8059,7 @@
               <w:rPr>
                 <w:sz w:val="15"/>
               </w:rPr>
-              <w:t>Norton 크리프 계수 A</w:t>
+              <w:t>Norton 크리프 지수 n</w:t>
             </w:r>
           </w:p>
         </w:tc>
@@ -8117,7 +8117,7 @@
               <w:rPr>
                 <w:sz w:val="15"/>
               </w:rPr>
-              <w:t>Norton 크리프 지수 n</w:t>
+              <w:t>충방전 팽창변형률</w:t>
             </w:r>
           </w:p>
         </w:tc>
@@ -8159,7 +8159,7 @@
               <w:rPr>
                 <w:sz w:val="15"/>
               </w:rPr>
-              <w:t>3건</w:t>
+              <w:t>5건</w:t>
             </w:r>
           </w:p>
         </w:tc>
@@ -8175,7 +8175,7 @@
               <w:rPr>
                 <w:sz w:val="15"/>
               </w:rPr>
-              <w:t>충방전 팽창변형률</w:t>
+              <w:t>흡습팽창계수 CHE</w:t>
             </w:r>
           </w:p>
         </w:tc>
@@ -8189,7 +8189,7 @@
               <w:rPr>
                 <w:sz w:val="15"/>
               </w:rPr>
-              <w:t>기계</w:t>
+              <w:t>물리</w:t>
             </w:r>
           </w:p>
         </w:tc>
@@ -8217,7 +8217,7 @@
               <w:rPr>
                 <w:sz w:val="15"/>
               </w:rPr>
-              <w:t>5건</w:t>
+              <w:t>1건</w:t>
             </w:r>
           </w:p>
         </w:tc>
@@ -8233,7 +8233,7 @@
               <w:rPr>
                 <w:sz w:val="15"/>
               </w:rPr>
-              <w:t>흡습팽창계수 CHE</w:t>
+              <w:t>변형률속도별 인장강도</w:t>
             </w:r>
           </w:p>
         </w:tc>
@@ -8247,7 +8247,7 @@
               <w:rPr>
                 <w:sz w:val="15"/>
               </w:rPr>
-              <w:t>물리</w:t>
+              <w:t>기계</w:t>
             </w:r>
           </w:p>
         </w:tc>
@@ -8261,7 +8261,7 @@
               <w:rPr>
                 <w:sz w:val="15"/>
               </w:rPr>
-              <w:t>1종</w:t>
+              <w:t>0종</w:t>
             </w:r>
           </w:p>
         </w:tc>
@@ -8275,7 +8275,7 @@
               <w:rPr>
                 <w:sz w:val="15"/>
               </w:rPr>
-              <w:t>1건</w:t>
+              <w:t>0건</w:t>
             </w:r>
           </w:p>
         </w:tc>
@@ -8390,7 +8390,7 @@
               <w:rPr>
                 <w:sz w:val="16"/>
               </w:rPr>
-              <w:t>54종</w:t>
+              <w:t>55종</w:t>
             </w:r>
           </w:p>
         </w:tc>
@@ -8404,7 +8404,7 @@
               <w:rPr>
                 <w:sz w:val="16"/>
               </w:rPr>
-              <w:t>6,358건</w:t>
+              <w:t>6,456건</w:t>
             </w:r>
           </w:p>
         </w:tc>
@@ -8418,7 +8418,7 @@
               <w:rPr>
                 <w:sz w:val="16"/>
               </w:rPr>
-              <w:t>44종</w:t>
+              <w:t>43종</w:t>
             </w:r>
           </w:p>
         </w:tc>
@@ -9185,7 +9185,7 @@
               <w:rPr>
                 <w:sz w:val="16"/>
               </w:rPr>
-              <w:t>2,861건</w:t>
+              <w:t>2,959건</w:t>
             </w:r>
           </w:p>
         </w:tc>
@@ -9199,7 +9199,7 @@
               <w:rPr>
                 <w:sz w:val="16"/>
               </w:rPr>
-              <w:t>35.8</w:t>
+              <w:t>37.0</w:t>
             </w:r>
           </w:p>
         </w:tc>
@@ -9577,7 +9577,7 @@
               <w:rPr>
                 <w:sz w:val="16"/>
               </w:rPr>
-              <w:t>9,421</w:t>
+              <w:t>9,486</w:t>
             </w:r>
           </w:p>
         </w:tc>
@@ -9649,7 +9649,7 @@
               <w:rPr>
                 <w:sz w:val="16"/>
               </w:rPr>
-              <w:t>10.2%</w:t>
+              <w:t>10.1%</w:t>
             </w:r>
           </w:p>
         </w:tc>
@@ -9693,7 +9693,7 @@
               <w:rPr>
                 <w:sz w:val="16"/>
               </w:rPr>
-              <w:t>2,902</w:t>
+              <w:t>2,932</w:t>
             </w:r>
           </w:p>
         </w:tc>
@@ -9751,7 +9751,7 @@
               <w:rPr>
                 <w:sz w:val="16"/>
               </w:rPr>
-              <w:t>2,103</w:t>
+              <w:t>2,106</w:t>
             </w:r>
           </w:p>
         </w:tc>
@@ -9765,7 +9765,7 @@
               <w:rPr>
                 <w:sz w:val="16"/>
               </w:rPr>
-              <w:t>13.1%</w:t>
+              <w:t>13.0%</w:t>
             </w:r>
           </w:p>
         </w:tc>
@@ -9894,7 +9894,7 @@
               <w:rPr>
                 <w:sz w:val="16"/>
               </w:rPr>
-              <w:t>578</w:t>
+              <w:t>589</w:t>
             </w:r>
           </w:p>
         </w:tc>
@@ -9954,7 +9954,7 @@
               <w:rPr>
                 <w:sz w:val="16"/>
               </w:rPr>
-              <w:t>86</w:t>
+              <w:t>87</w:t>
             </w:r>
           </w:p>
         </w:tc>
@@ -9984,7 +9984,7 @@
               <w:rPr>
                 <w:sz w:val="16"/>
               </w:rPr>
-              <w:t>66</w:t>
+              <w:t>67</w:t>
             </w:r>
           </w:p>
         </w:tc>

--- a/MaterialTwin_물성확보현황_해석가능성.docx
+++ b/MaterialTwin_물성확보현황_해석가능성.docx
@@ -31,7 +31,7 @@
           <w:color w:val="606060"/>
           <w:sz w:val="18"/>
         </w:rPr>
-        <w:t>2026-08-06 · 재료 544종 · 물성값 16,158건 · 출처 1,940건 · 물성 정의 158종</w:t>
+        <w:t>2026-08-06 · 재료 544종 · 물성값 16,975건 · 출처 1,975건 · 물성 정의 158종</w:t>
       </w:r>
     </w:p>
     <w:p/>
@@ -52,7 +52,7 @@
           <w:b/>
           <w:sz w:val="22"/>
         </w:rPr>
-        <w:t>12개 해석이 요구하는 (재료 × 필수물성) 격자 14,490칸 중 9,340칸이 채워졌다 — 전체 64.5%.</w:t>
+        <w:t>12개 해석이 요구하는 (재료 × 필수물성) 격자 14,490칸 중 11,930칸이 채워졌다 — 전체 82.3%.</w:t>
       </w:r>
     </w:p>
     <w:p>
@@ -181,6 +181,50 @@
               <w:rPr>
                 <w:sz w:val="16"/>
               </w:rPr>
+              <w:t>실측기반 채움률</w:t>
+            </w:r>
+          </w:p>
+        </w:tc>
+        <w:tc>
+          <w:tcPr>
+            <w:tcW w:type="dxa" w:w="2880"/>
+          </w:tcPr>
+          <w:p>
+            <w:r/>
+            <w:r>
+              <w:rPr>
+                <w:sz w:val="16"/>
+              </w:rPr>
+              <w:t>tier4(가정·계산)를 뺀 칸 / 전체 칸</w:t>
+            </w:r>
+          </w:p>
+        </w:tc>
+        <w:tc>
+          <w:tcPr>
+            <w:tcW w:type="dxa" w:w="2880"/>
+          </w:tcPr>
+          <w:p>
+            <w:r/>
+            <w:r>
+              <w:rPr>
+                <w:sz w:val="16"/>
+              </w:rPr>
+              <w:t>근거의 두께</w:t>
+            </w:r>
+          </w:p>
+        </w:tc>
+      </w:tr>
+      <w:tr>
+        <w:tc>
+          <w:tcPr>
+            <w:tcW w:type="dxa" w:w="2880"/>
+          </w:tcPr>
+          <w:p>
+            <w:r/>
+            <w:r>
+              <w:rPr>
+                <w:sz w:val="16"/>
+              </w:rPr>
               <w:t>재료 준비율</w:t>
             </w:r>
           </w:p>
@@ -225,7 +269,7 @@
           <w:b/>
           <w:sz w:val="19"/>
         </w:rPr>
-        <w:t>셀 채움률이 높아도 재료 준비율은 낮을 수 있다. 재료마다 비어 있는 칸이 다르면 그렇게 된다 — 낙하가 정확히 그 경우다(셀 53.6% vs 준비 5.0%). **수집 진척과 해석 가능성을 같은 숫자로 말하면 안 된다.**</w:t>
+        <w:t>셀 채움률이 높아도 재료 준비율은 낮을 수 있다. 재료마다 비어 있는 칸이 다르면 그렇게 된다 — 낙하·충격이 정확히 그 경우다(셀 72.1% vs 준비 11.6%). **수집 진척과 해석 가능성을 같은 숫자로 말하면 안 된다.**</w:t>
       </w:r>
     </w:p>
     <w:p>
@@ -244,17 +288,18 @@
         <w:tblLook w:firstColumn="1" w:firstRow="1" w:lastColumn="0" w:lastRow="0" w:noHBand="0" w:noVBand="1" w:val="04A0"/>
       </w:tblPr>
       <w:tblGrid>
-        <w:gridCol w:w="1440"/>
-        <w:gridCol w:w="1440"/>
-        <w:gridCol w:w="1440"/>
-        <w:gridCol w:w="1440"/>
-        <w:gridCol w:w="1440"/>
-        <w:gridCol w:w="1440"/>
+        <w:gridCol w:w="1234"/>
+        <w:gridCol w:w="1234"/>
+        <w:gridCol w:w="1234"/>
+        <w:gridCol w:w="1234"/>
+        <w:gridCol w:w="1234"/>
+        <w:gridCol w:w="1234"/>
+        <w:gridCol w:w="1234"/>
       </w:tblGrid>
       <w:tr>
         <w:tc>
           <w:tcPr>
-            <w:tcW w:type="dxa" w:w="1440"/>
+            <w:tcW w:type="dxa" w:w="1234"/>
           </w:tcPr>
           <w:p>
             <w:r/>
@@ -269,7 +314,7 @@
         </w:tc>
         <w:tc>
           <w:tcPr>
-            <w:tcW w:type="dxa" w:w="1440"/>
+            <w:tcW w:type="dxa" w:w="1234"/>
           </w:tcPr>
           <w:p>
             <w:r/>
@@ -284,7 +329,7 @@
         </w:tc>
         <w:tc>
           <w:tcPr>
-            <w:tcW w:type="dxa" w:w="1440"/>
+            <w:tcW w:type="dxa" w:w="1234"/>
           </w:tcPr>
           <w:p>
             <w:r/>
@@ -299,7 +344,7 @@
         </w:tc>
         <w:tc>
           <w:tcPr>
-            <w:tcW w:type="dxa" w:w="1440"/>
+            <w:tcW w:type="dxa" w:w="1234"/>
           </w:tcPr>
           <w:p>
             <w:r/>
@@ -314,7 +359,7 @@
         </w:tc>
         <w:tc>
           <w:tcPr>
-            <w:tcW w:type="dxa" w:w="1440"/>
+            <w:tcW w:type="dxa" w:w="1234"/>
           </w:tcPr>
           <w:p>
             <w:r/>
@@ -323,13 +368,13 @@
                 <w:b/>
                 <w:sz w:val="17"/>
               </w:rPr>
-              <w:t>재료 준비</w:t>
-            </w:r>
-          </w:p>
-        </w:tc>
-        <w:tc>
-          <w:tcPr>
-            <w:tcW w:type="dxa" w:w="1440"/>
+              <w:t>실측기반</w:t>
+            </w:r>
+          </w:p>
+        </w:tc>
+        <w:tc>
+          <w:tcPr>
+            <w:tcW w:type="dxa" w:w="1234"/>
           </w:tcPr>
           <w:p>
             <w:r/>
@@ -338,6 +383,21 @@
                 <w:b/>
                 <w:sz w:val="17"/>
               </w:rPr>
+              <w:t>재료 준비</w:t>
+            </w:r>
+          </w:p>
+        </w:tc>
+        <w:tc>
+          <w:tcPr>
+            <w:tcW w:type="dxa" w:w="1234"/>
+          </w:tcPr>
+          <w:p>
+            <w:r/>
+            <w:r>
+              <w:rPr>
+                <w:b/>
+                <w:sz w:val="17"/>
+              </w:rPr>
               <w:t>가장 큰 공백</w:t>
             </w:r>
           </w:p>
@@ -346,7 +406,7 @@
       <w:tr>
         <w:tc>
           <w:tcPr>
-            <w:tcW w:type="dxa" w:w="1440"/>
+            <w:tcW w:type="dxa" w:w="1234"/>
           </w:tcPr>
           <w:p>
             <w:r/>
@@ -360,7 +420,7 @@
         </w:tc>
         <w:tc>
           <w:tcPr>
-            <w:tcW w:type="dxa" w:w="1440"/>
+            <w:tcW w:type="dxa" w:w="1234"/>
           </w:tcPr>
           <w:p>
             <w:r/>
@@ -374,7 +434,7 @@
         </w:tc>
         <w:tc>
           <w:tcPr>
-            <w:tcW w:type="dxa" w:w="1440"/>
+            <w:tcW w:type="dxa" w:w="1234"/>
           </w:tcPr>
           <w:p>
             <w:r/>
@@ -382,13 +442,13 @@
               <w:rPr>
                 <w:sz w:val="15"/>
               </w:rPr>
-              <w:t>1188/1632</w:t>
-            </w:r>
-          </w:p>
-        </w:tc>
-        <w:tc>
-          <w:tcPr>
-            <w:tcW w:type="dxa" w:w="1440"/>
+              <w:t>1607/1632</w:t>
+            </w:r>
+          </w:p>
+        </w:tc>
+        <w:tc>
+          <w:tcPr>
+            <w:tcW w:type="dxa" w:w="1234"/>
           </w:tcPr>
           <w:p>
             <w:r/>
@@ -396,13 +456,13 @@
               <w:rPr>
                 <w:sz w:val="15"/>
               </w:rPr>
-              <w:t>72.8%  ██████████····</w:t>
-            </w:r>
-          </w:p>
-        </w:tc>
-        <w:tc>
-          <w:tcPr>
-            <w:tcW w:type="dxa" w:w="1440"/>
+              <w:t>98.5%  ██████████</w:t>
+            </w:r>
+          </w:p>
+        </w:tc>
+        <w:tc>
+          <w:tcPr>
+            <w:tcW w:type="dxa" w:w="1234"/>
           </w:tcPr>
           <w:p>
             <w:r/>
@@ -410,13 +470,13 @@
               <w:rPr>
                 <w:sz w:val="15"/>
               </w:rPr>
-              <w:t>333  (61.2%)</w:t>
-            </w:r>
-          </w:p>
-        </w:tc>
-        <w:tc>
-          <w:tcPr>
-            <w:tcW w:type="dxa" w:w="1440"/>
+              <w:t>56.9%</w:t>
+            </w:r>
+          </w:p>
+        </w:tc>
+        <w:tc>
+          <w:tcPr>
+            <w:tcW w:type="dxa" w:w="1234"/>
           </w:tcPr>
           <w:p>
             <w:r/>
@@ -424,7 +484,21 @@
               <w:rPr>
                 <w:sz w:val="15"/>
               </w:rPr>
-              <w:t>youngs_modulus — 195종</w:t>
+              <w:t>519  (95.4%)</w:t>
+            </w:r>
+          </w:p>
+        </w:tc>
+        <w:tc>
+          <w:tcPr>
+            <w:tcW w:type="dxa" w:w="1234"/>
+          </w:tcPr>
+          <w:p>
+            <w:r/>
+            <w:r>
+              <w:rPr>
+                <w:sz w:val="15"/>
+              </w:rPr>
+              <w:t>youngs_modulus — 25종</w:t>
             </w:r>
           </w:p>
         </w:tc>
@@ -432,7 +506,7 @@
       <w:tr>
         <w:tc>
           <w:tcPr>
-            <w:tcW w:type="dxa" w:w="1440"/>
+            <w:tcW w:type="dxa" w:w="1234"/>
           </w:tcPr>
           <w:p>
             <w:r/>
@@ -446,7 +520,7 @@
         </w:tc>
         <w:tc>
           <w:tcPr>
-            <w:tcW w:type="dxa" w:w="1440"/>
+            <w:tcW w:type="dxa" w:w="1234"/>
           </w:tcPr>
           <w:p>
             <w:r/>
@@ -460,7 +534,7 @@
         </w:tc>
         <w:tc>
           <w:tcPr>
-            <w:tcW w:type="dxa" w:w="1440"/>
+            <w:tcW w:type="dxa" w:w="1234"/>
           </w:tcPr>
           <w:p>
             <w:r/>
@@ -468,13 +542,13 @@
               <w:rPr>
                 <w:sz w:val="15"/>
               </w:rPr>
-              <w:t>1543/2720</w:t>
-            </w:r>
-          </w:p>
-        </w:tc>
-        <w:tc>
-          <w:tcPr>
-            <w:tcW w:type="dxa" w:w="1440"/>
+              <w:t>1962/2720</w:t>
+            </w:r>
+          </w:p>
+        </w:tc>
+        <w:tc>
+          <w:tcPr>
+            <w:tcW w:type="dxa" w:w="1234"/>
           </w:tcPr>
           <w:p>
             <w:r/>
@@ -482,13 +556,13 @@
               <w:rPr>
                 <w:sz w:val="15"/>
               </w:rPr>
-              <w:t>56.7%  ████████······</w:t>
-            </w:r>
-          </w:p>
-        </w:tc>
-        <w:tc>
-          <w:tcPr>
-            <w:tcW w:type="dxa" w:w="1440"/>
+              <w:t>72.1%  ███████···</w:t>
+            </w:r>
+          </w:p>
+        </w:tc>
+        <w:tc>
+          <w:tcPr>
+            <w:tcW w:type="dxa" w:w="1234"/>
           </w:tcPr>
           <w:p>
             <w:r/>
@@ -496,13 +570,27 @@
               <w:rPr>
                 <w:sz w:val="15"/>
               </w:rPr>
+              <w:t>43.6%</w:t>
+            </w:r>
+          </w:p>
+        </w:tc>
+        <w:tc>
+          <w:tcPr>
+            <w:tcW w:type="dxa" w:w="1234"/>
+          </w:tcPr>
+          <w:p>
+            <w:r/>
+            <w:r>
+              <w:rPr>
+                <w:sz w:val="15"/>
+              </w:rPr>
               <w:t>63  (11.6%)</w:t>
             </w:r>
           </w:p>
         </w:tc>
         <w:tc>
           <w:tcPr>
-            <w:tcW w:type="dxa" w:w="1440"/>
+            <w:tcW w:type="dxa" w:w="1234"/>
           </w:tcPr>
           <w:p>
             <w:r/>
@@ -510,7 +598,7 @@
               <w:rPr>
                 <w:sz w:val="15"/>
               </w:rPr>
-              <w:t>cowper_symonds_c | cowper_symonds_p | dy — 475종</w:t>
+              <w:t>cowper_symonds_c | cowper_symonds_p  — 475종</w:t>
             </w:r>
           </w:p>
         </w:tc>
@@ -518,7 +606,7 @@
       <w:tr>
         <w:tc>
           <w:tcPr>
-            <w:tcW w:type="dxa" w:w="1440"/>
+            <w:tcW w:type="dxa" w:w="1234"/>
           </w:tcPr>
           <w:p>
             <w:r/>
@@ -532,7 +620,7 @@
         </w:tc>
         <w:tc>
           <w:tcPr>
-            <w:tcW w:type="dxa" w:w="1440"/>
+            <w:tcW w:type="dxa" w:w="1234"/>
           </w:tcPr>
           <w:p>
             <w:r/>
@@ -546,7 +634,7 @@
         </w:tc>
         <w:tc>
           <w:tcPr>
-            <w:tcW w:type="dxa" w:w="1440"/>
+            <w:tcW w:type="dxa" w:w="1234"/>
           </w:tcPr>
           <w:p>
             <w:r/>
@@ -554,13 +642,13 @@
               <w:rPr>
                 <w:sz w:val="15"/>
               </w:rPr>
-              <w:t>1099/1632</w:t>
-            </w:r>
-          </w:p>
-        </w:tc>
-        <w:tc>
-          <w:tcPr>
-            <w:tcW w:type="dxa" w:w="1440"/>
+              <w:t>1420/1632</w:t>
+            </w:r>
+          </w:p>
+        </w:tc>
+        <w:tc>
+          <w:tcPr>
+            <w:tcW w:type="dxa" w:w="1234"/>
           </w:tcPr>
           <w:p>
             <w:r/>
@@ -568,13 +656,13 @@
               <w:rPr>
                 <w:sz w:val="15"/>
               </w:rPr>
-              <w:t>67.3%  █████████·····</w:t>
-            </w:r>
-          </w:p>
-        </w:tc>
-        <w:tc>
-          <w:tcPr>
-            <w:tcW w:type="dxa" w:w="1440"/>
+              <w:t>87.0%  █████████·</w:t>
+            </w:r>
+          </w:p>
+        </w:tc>
+        <w:tc>
+          <w:tcPr>
+            <w:tcW w:type="dxa" w:w="1234"/>
           </w:tcPr>
           <w:p>
             <w:r/>
@@ -582,13 +670,27 @@
               <w:rPr>
                 <w:sz w:val="15"/>
               </w:rPr>
-              <w:t>308  (56.6%)</w:t>
-            </w:r>
-          </w:p>
-        </w:tc>
-        <w:tc>
-          <w:tcPr>
-            <w:tcW w:type="dxa" w:w="1440"/>
+              <w:t>54.6%</w:t>
+            </w:r>
+          </w:p>
+        </w:tc>
+        <w:tc>
+          <w:tcPr>
+            <w:tcW w:type="dxa" w:w="1234"/>
+          </w:tcPr>
+          <w:p>
+            <w:r/>
+            <w:r>
+              <w:rPr>
+                <w:sz w:val="15"/>
+              </w:rPr>
+              <w:t>332  (61.0%)</w:t>
+            </w:r>
+          </w:p>
+        </w:tc>
+        <w:tc>
+          <w:tcPr>
+            <w:tcW w:type="dxa" w:w="1234"/>
           </w:tcPr>
           <w:p>
             <w:r/>
@@ -604,7 +706,7 @@
       <w:tr>
         <w:tc>
           <w:tcPr>
-            <w:tcW w:type="dxa" w:w="1440"/>
+            <w:tcW w:type="dxa" w:w="1234"/>
           </w:tcPr>
           <w:p>
             <w:r/>
@@ -618,7 +720,7 @@
         </w:tc>
         <w:tc>
           <w:tcPr>
-            <w:tcW w:type="dxa" w:w="1440"/>
+            <w:tcW w:type="dxa" w:w="1234"/>
           </w:tcPr>
           <w:p>
             <w:r/>
@@ -632,7 +734,7 @@
         </w:tc>
         <w:tc>
           <w:tcPr>
-            <w:tcW w:type="dxa" w:w="1440"/>
+            <w:tcW w:type="dxa" w:w="1234"/>
           </w:tcPr>
           <w:p>
             <w:r/>
@@ -640,13 +742,13 @@
               <w:rPr>
                 <w:sz w:val="15"/>
               </w:rPr>
-              <w:t>1533/2176</w:t>
-            </w:r>
-          </w:p>
-        </w:tc>
-        <w:tc>
-          <w:tcPr>
-            <w:tcW w:type="dxa" w:w="1440"/>
+              <w:t>2150/2176</w:t>
+            </w:r>
+          </w:p>
+        </w:tc>
+        <w:tc>
+          <w:tcPr>
+            <w:tcW w:type="dxa" w:w="1234"/>
           </w:tcPr>
           <w:p>
             <w:r/>
@@ -654,13 +756,13 @@
               <w:rPr>
                 <w:sz w:val="15"/>
               </w:rPr>
-              <w:t>70.5%  ██████████····</w:t>
-            </w:r>
-          </w:p>
-        </w:tc>
-        <w:tc>
-          <w:tcPr>
-            <w:tcW w:type="dxa" w:w="1440"/>
+              <w:t>98.8%  ██████████</w:t>
+            </w:r>
+          </w:p>
+        </w:tc>
+        <w:tc>
+          <w:tcPr>
+            <w:tcW w:type="dxa" w:w="1234"/>
           </w:tcPr>
           <w:p>
             <w:r/>
@@ -668,13 +770,13 @@
               <w:rPr>
                 <w:sz w:val="15"/>
               </w:rPr>
-              <w:t>308  (56.6%)</w:t>
-            </w:r>
-          </w:p>
-        </w:tc>
-        <w:tc>
-          <w:tcPr>
-            <w:tcW w:type="dxa" w:w="1440"/>
+              <w:t>58.4%</w:t>
+            </w:r>
+          </w:p>
+        </w:tc>
+        <w:tc>
+          <w:tcPr>
+            <w:tcW w:type="dxa" w:w="1234"/>
           </w:tcPr>
           <w:p>
             <w:r/>
@@ -682,7 +784,21 @@
               <w:rPr>
                 <w:sz w:val="15"/>
               </w:rPr>
-              <w:t>expansion_linear — 199종</w:t>
+              <w:t>519  (95.4%)</w:t>
+            </w:r>
+          </w:p>
+        </w:tc>
+        <w:tc>
+          <w:tcPr>
+            <w:tcW w:type="dxa" w:w="1234"/>
+          </w:tcPr>
+          <w:p>
+            <w:r/>
+            <w:r>
+              <w:rPr>
+                <w:sz w:val="15"/>
+              </w:rPr>
+              <w:t>youngs_modulus — 25종</w:t>
             </w:r>
           </w:p>
         </w:tc>
@@ -690,7 +806,7 @@
       <w:tr>
         <w:tc>
           <w:tcPr>
-            <w:tcW w:type="dxa" w:w="1440"/>
+            <w:tcW w:type="dxa" w:w="1234"/>
           </w:tcPr>
           <w:p>
             <w:r/>
@@ -704,7 +820,7 @@
         </w:tc>
         <w:tc>
           <w:tcPr>
-            <w:tcW w:type="dxa" w:w="1440"/>
+            <w:tcW w:type="dxa" w:w="1234"/>
           </w:tcPr>
           <w:p>
             <w:r/>
@@ -718,7 +834,7 @@
         </w:tc>
         <w:tc>
           <w:tcPr>
-            <w:tcW w:type="dxa" w:w="1440"/>
+            <w:tcW w:type="dxa" w:w="1234"/>
           </w:tcPr>
           <w:p>
             <w:r/>
@@ -726,13 +842,13 @@
               <w:rPr>
                 <w:sz w:val="15"/>
               </w:rPr>
-              <w:t>490/740</w:t>
-            </w:r>
-          </w:p>
-        </w:tc>
-        <w:tc>
-          <w:tcPr>
-            <w:tcW w:type="dxa" w:w="1440"/>
+              <w:t>591/740</w:t>
+            </w:r>
+          </w:p>
+        </w:tc>
+        <w:tc>
+          <w:tcPr>
+            <w:tcW w:type="dxa" w:w="1234"/>
           </w:tcPr>
           <w:p>
             <w:r/>
@@ -740,13 +856,13 @@
               <w:rPr>
                 <w:sz w:val="15"/>
               </w:rPr>
-              <w:t>66.2%  █████████·····</w:t>
-            </w:r>
-          </w:p>
-        </w:tc>
-        <w:tc>
-          <w:tcPr>
-            <w:tcW w:type="dxa" w:w="1440"/>
+              <w:t>79.9%  ████████··</w:t>
+            </w:r>
+          </w:p>
+        </w:tc>
+        <w:tc>
+          <w:tcPr>
+            <w:tcW w:type="dxa" w:w="1234"/>
           </w:tcPr>
           <w:p>
             <w:r/>
@@ -754,13 +870,13 @@
               <w:rPr>
                 <w:sz w:val="15"/>
               </w:rPr>
-              <w:t>30  (16.2%)</w:t>
-            </w:r>
-          </w:p>
-        </w:tc>
-        <w:tc>
-          <w:tcPr>
-            <w:tcW w:type="dxa" w:w="1440"/>
+              <w:t>45.3%</w:t>
+            </w:r>
+          </w:p>
+        </w:tc>
+        <w:tc>
+          <w:tcPr>
+            <w:tcW w:type="dxa" w:w="1234"/>
           </w:tcPr>
           <w:p>
             <w:r/>
@@ -768,7 +884,21 @@
               <w:rPr>
                 <w:sz w:val="15"/>
               </w:rPr>
-              <w:t>prony_relaxation_time | prony_tensile_mo — 145종</w:t>
+              <w:t>40  (21.6%)</w:t>
+            </w:r>
+          </w:p>
+        </w:tc>
+        <w:tc>
+          <w:tcPr>
+            <w:tcW w:type="dxa" w:w="1234"/>
+          </w:tcPr>
+          <w:p>
+            <w:r/>
+            <w:r>
+              <w:rPr>
+                <w:sz w:val="15"/>
+              </w:rPr>
+              <w:t>prony_relaxation_time | prony_tensil — 145종</w:t>
             </w:r>
           </w:p>
         </w:tc>
@@ -776,7 +906,7 @@
       <w:tr>
         <w:tc>
           <w:tcPr>
-            <w:tcW w:type="dxa" w:w="1440"/>
+            <w:tcW w:type="dxa" w:w="1234"/>
           </w:tcPr>
           <w:p>
             <w:r/>
@@ -790,7 +920,7 @@
         </w:tc>
         <w:tc>
           <w:tcPr>
-            <w:tcW w:type="dxa" w:w="1440"/>
+            <w:tcW w:type="dxa" w:w="1234"/>
           </w:tcPr>
           <w:p>
             <w:r/>
@@ -804,7 +934,7 @@
         </w:tc>
         <w:tc>
           <w:tcPr>
-            <w:tcW w:type="dxa" w:w="1440"/>
+            <w:tcW w:type="dxa" w:w="1234"/>
           </w:tcPr>
           <w:p>
             <w:r/>
@@ -812,13 +942,13 @@
               <w:rPr>
                 <w:sz w:val="15"/>
               </w:rPr>
-              <w:t>1406/2176</w:t>
-            </w:r>
-          </w:p>
-        </w:tc>
-        <w:tc>
-          <w:tcPr>
-            <w:tcW w:type="dxa" w:w="1440"/>
+              <w:t>1727/2176</w:t>
+            </w:r>
+          </w:p>
+        </w:tc>
+        <w:tc>
+          <w:tcPr>
+            <w:tcW w:type="dxa" w:w="1234"/>
           </w:tcPr>
           <w:p>
             <w:r/>
@@ -826,13 +956,13 @@
               <w:rPr>
                 <w:sz w:val="15"/>
               </w:rPr>
-              <w:t>64.6%  █████████·····</w:t>
-            </w:r>
-          </w:p>
-        </w:tc>
-        <w:tc>
-          <w:tcPr>
-            <w:tcW w:type="dxa" w:w="1440"/>
+              <w:t>79.4%  ████████··</w:t>
+            </w:r>
+          </w:p>
+        </w:tc>
+        <w:tc>
+          <w:tcPr>
+            <w:tcW w:type="dxa" w:w="1234"/>
           </w:tcPr>
           <w:p>
             <w:r/>
@@ -840,13 +970,27 @@
               <w:rPr>
                 <w:sz w:val="15"/>
               </w:rPr>
-              <w:t>226  (41.5%)</w:t>
-            </w:r>
-          </w:p>
-        </w:tc>
-        <w:tc>
-          <w:tcPr>
-            <w:tcW w:type="dxa" w:w="1440"/>
+              <w:t>54.5%</w:t>
+            </w:r>
+          </w:p>
+        </w:tc>
+        <w:tc>
+          <w:tcPr>
+            <w:tcW w:type="dxa" w:w="1234"/>
+          </w:tcPr>
+          <w:p>
+            <w:r/>
+            <w:r>
+              <w:rPr>
+                <w:sz w:val="15"/>
+              </w:rPr>
+              <w:t>238  (43.8%)</w:t>
+            </w:r>
+          </w:p>
+        </w:tc>
+        <w:tc>
+          <w:tcPr>
+            <w:tcW w:type="dxa" w:w="1234"/>
           </w:tcPr>
           <w:p>
             <w:r/>
@@ -862,7 +1006,7 @@
       <w:tr>
         <w:tc>
           <w:tcPr>
-            <w:tcW w:type="dxa" w:w="1440"/>
+            <w:tcW w:type="dxa" w:w="1234"/>
           </w:tcPr>
           <w:p>
             <w:r/>
@@ -876,7 +1020,7 @@
         </w:tc>
         <w:tc>
           <w:tcPr>
-            <w:tcW w:type="dxa" w:w="1440"/>
+            <w:tcW w:type="dxa" w:w="1234"/>
           </w:tcPr>
           <w:p>
             <w:r/>
@@ -890,7 +1034,7 @@
         </w:tc>
         <w:tc>
           <w:tcPr>
-            <w:tcW w:type="dxa" w:w="1440"/>
+            <w:tcW w:type="dxa" w:w="1234"/>
           </w:tcPr>
           <w:p>
             <w:r/>
@@ -898,13 +1042,13 @@
               <w:rPr>
                 <w:sz w:val="15"/>
               </w:rPr>
-              <w:t>949/1680</w:t>
-            </w:r>
-          </w:p>
-        </w:tc>
-        <w:tc>
-          <w:tcPr>
-            <w:tcW w:type="dxa" w:w="1440"/>
+              <w:t>1268/1680</w:t>
+            </w:r>
+          </w:p>
+        </w:tc>
+        <w:tc>
+          <w:tcPr>
+            <w:tcW w:type="dxa" w:w="1234"/>
           </w:tcPr>
           <w:p>
             <w:r/>
@@ -912,13 +1056,13 @@
               <w:rPr>
                 <w:sz w:val="15"/>
               </w:rPr>
-              <w:t>56.5%  ████████······</w:t>
-            </w:r>
-          </w:p>
-        </w:tc>
-        <w:tc>
-          <w:tcPr>
-            <w:tcW w:type="dxa" w:w="1440"/>
+              <w:t>75.5%  ████████··</w:t>
+            </w:r>
+          </w:p>
+        </w:tc>
+        <w:tc>
+          <w:tcPr>
+            <w:tcW w:type="dxa" w:w="1234"/>
           </w:tcPr>
           <w:p>
             <w:r/>
@@ -926,13 +1070,13 @@
               <w:rPr>
                 <w:sz w:val="15"/>
               </w:rPr>
-              <w:t>149  (35.5%)</w:t>
-            </w:r>
-          </w:p>
-        </w:tc>
-        <w:tc>
-          <w:tcPr>
-            <w:tcW w:type="dxa" w:w="1440"/>
+              <w:t>44.6%</w:t>
+            </w:r>
+          </w:p>
+        </w:tc>
+        <w:tc>
+          <w:tcPr>
+            <w:tcW w:type="dxa" w:w="1234"/>
           </w:tcPr>
           <w:p>
             <w:r/>
@@ -940,7 +1084,21 @@
               <w:rPr>
                 <w:sz w:val="15"/>
               </w:rPr>
-              <w:t>water_vapor_transmission | gas_permeabil — 206종</w:t>
+              <w:t>160  (38.1%)</w:t>
+            </w:r>
+          </w:p>
+        </w:tc>
+        <w:tc>
+          <w:tcPr>
+            <w:tcW w:type="dxa" w:w="1234"/>
+          </w:tcPr>
+          <w:p>
+            <w:r/>
+            <w:r>
+              <w:rPr>
+                <w:sz w:val="15"/>
+              </w:rPr>
+              <w:t>water_vapor_transmission | gas_perme — 206종</w:t>
             </w:r>
           </w:p>
         </w:tc>
@@ -948,7 +1106,7 @@
       <w:tr>
         <w:tc>
           <w:tcPr>
-            <w:tcW w:type="dxa" w:w="1440"/>
+            <w:tcW w:type="dxa" w:w="1234"/>
           </w:tcPr>
           <w:p>
             <w:r/>
@@ -962,7 +1120,7 @@
         </w:tc>
         <w:tc>
           <w:tcPr>
-            <w:tcW w:type="dxa" w:w="1440"/>
+            <w:tcW w:type="dxa" w:w="1234"/>
           </w:tcPr>
           <w:p>
             <w:r/>
@@ -976,7 +1134,7 @@
         </w:tc>
         <w:tc>
           <w:tcPr>
-            <w:tcW w:type="dxa" w:w="1440"/>
+            <w:tcW w:type="dxa" w:w="1234"/>
           </w:tcPr>
           <w:p>
             <w:r/>
@@ -984,13 +1142,13 @@
               <w:rPr>
                 <w:sz w:val="15"/>
               </w:rPr>
-              <w:t>67/92</w:t>
-            </w:r>
-          </w:p>
-        </w:tc>
-        <w:tc>
-          <w:tcPr>
-            <w:tcW w:type="dxa" w:w="1440"/>
+              <w:t>73/92</w:t>
+            </w:r>
+          </w:p>
+        </w:tc>
+        <w:tc>
+          <w:tcPr>
+            <w:tcW w:type="dxa" w:w="1234"/>
           </w:tcPr>
           <w:p>
             <w:r/>
@@ -998,13 +1156,13 @@
               <w:rPr>
                 <w:sz w:val="15"/>
               </w:rPr>
-              <w:t>72.8%  ██████████····</w:t>
-            </w:r>
-          </w:p>
-        </w:tc>
-        <w:tc>
-          <w:tcPr>
-            <w:tcW w:type="dxa" w:w="1440"/>
+              <w:t>79.3%  ████████··</w:t>
+            </w:r>
+          </w:p>
+        </w:tc>
+        <w:tc>
+          <w:tcPr>
+            <w:tcW w:type="dxa" w:w="1234"/>
           </w:tcPr>
           <w:p>
             <w:r/>
@@ -1012,13 +1170,27 @@
               <w:rPr>
                 <w:sz w:val="15"/>
               </w:rPr>
+              <w:t>66.3%</w:t>
+            </w:r>
+          </w:p>
+        </w:tc>
+        <w:tc>
+          <w:tcPr>
+            <w:tcW w:type="dxa" w:w="1234"/>
+          </w:tcPr>
+          <w:p>
+            <w:r/>
+            <w:r>
+              <w:rPr>
+                <w:sz w:val="15"/>
+              </w:rPr>
               <w:t>27  (58.7%)</w:t>
             </w:r>
           </w:p>
         </w:tc>
         <w:tc>
           <w:tcPr>
-            <w:tcW w:type="dxa" w:w="1440"/>
+            <w:tcW w:type="dxa" w:w="1234"/>
           </w:tcPr>
           <w:p>
             <w:r/>
@@ -1026,7 +1198,7 @@
               <w:rPr>
                 <w:sz w:val="15"/>
               </w:rPr>
-              <w:t>hyperelastic_coefficient | hyperelastic_ — 19종</w:t>
+              <w:t>hyperelastic_coefficient | hyperelas — 19종</w:t>
             </w:r>
           </w:p>
         </w:tc>
@@ -1034,7 +1206,7 @@
       <w:tr>
         <w:tc>
           <w:tcPr>
-            <w:tcW w:type="dxa" w:w="1440"/>
+            <w:tcW w:type="dxa" w:w="1234"/>
           </w:tcPr>
           <w:p>
             <w:r/>
@@ -1048,7 +1220,7 @@
         </w:tc>
         <w:tc>
           <w:tcPr>
-            <w:tcW w:type="dxa" w:w="1440"/>
+            <w:tcW w:type="dxa" w:w="1234"/>
           </w:tcPr>
           <w:p>
             <w:r/>
@@ -1062,7 +1234,7 @@
         </w:tc>
         <w:tc>
           <w:tcPr>
-            <w:tcW w:type="dxa" w:w="1440"/>
+            <w:tcW w:type="dxa" w:w="1234"/>
           </w:tcPr>
           <w:p>
             <w:r/>
@@ -1070,13 +1242,13 @@
               <w:rPr>
                 <w:sz w:val="15"/>
               </w:rPr>
-              <w:t>269/370</w:t>
-            </w:r>
-          </w:p>
-        </w:tc>
-        <w:tc>
-          <w:tcPr>
-            <w:tcW w:type="dxa" w:w="1440"/>
+              <w:t>302/370</w:t>
+            </w:r>
+          </w:p>
+        </w:tc>
+        <w:tc>
+          <w:tcPr>
+            <w:tcW w:type="dxa" w:w="1234"/>
           </w:tcPr>
           <w:p>
             <w:r/>
@@ -1084,13 +1256,13 @@
               <w:rPr>
                 <w:sz w:val="15"/>
               </w:rPr>
-              <w:t>72.7%  ██████████····</w:t>
-            </w:r>
-          </w:p>
-        </w:tc>
-        <w:tc>
-          <w:tcPr>
-            <w:tcW w:type="dxa" w:w="1440"/>
+              <w:t>81.6%  ████████··</w:t>
+            </w:r>
+          </w:p>
+        </w:tc>
+        <w:tc>
+          <w:tcPr>
+            <w:tcW w:type="dxa" w:w="1234"/>
           </w:tcPr>
           <w:p>
             <w:r/>
@@ -1098,13 +1270,13 @@
               <w:rPr>
                 <w:sz w:val="15"/>
               </w:rPr>
-              <w:t>95  (51.4%)</w:t>
-            </w:r>
-          </w:p>
-        </w:tc>
-        <w:tc>
-          <w:tcPr>
-            <w:tcW w:type="dxa" w:w="1440"/>
+              <w:t>65.7%</w:t>
+            </w:r>
+          </w:p>
+        </w:tc>
+        <w:tc>
+          <w:tcPr>
+            <w:tcW w:type="dxa" w:w="1234"/>
           </w:tcPr>
           <w:p>
             <w:r/>
@@ -1112,7 +1284,21 @@
               <w:rPr>
                 <w:sz w:val="15"/>
               </w:rPr>
-              <w:t>peel_strength | lap_shear_strength | die — 68종</w:t>
+              <w:t>117  (63.2%)</w:t>
+            </w:r>
+          </w:p>
+        </w:tc>
+        <w:tc>
+          <w:tcPr>
+            <w:tcW w:type="dxa" w:w="1234"/>
+          </w:tcPr>
+          <w:p>
+            <w:r/>
+            <w:r>
+              <w:rPr>
+                <w:sz w:val="15"/>
+              </w:rPr>
+              <w:t>peel_strength | lap_shear_strength | — 68종</w:t>
             </w:r>
           </w:p>
         </w:tc>
@@ -1120,7 +1306,7 @@
       <w:tr>
         <w:tc>
           <w:tcPr>
-            <w:tcW w:type="dxa" w:w="1440"/>
+            <w:tcW w:type="dxa" w:w="1234"/>
           </w:tcPr>
           <w:p>
             <w:r/>
@@ -1134,7 +1320,7 @@
         </w:tc>
         <w:tc>
           <w:tcPr>
-            <w:tcW w:type="dxa" w:w="1440"/>
+            <w:tcW w:type="dxa" w:w="1234"/>
           </w:tcPr>
           <w:p>
             <w:r/>
@@ -1148,7 +1334,7 @@
         </w:tc>
         <w:tc>
           <w:tcPr>
-            <w:tcW w:type="dxa" w:w="1440"/>
+            <w:tcW w:type="dxa" w:w="1234"/>
           </w:tcPr>
           <w:p>
             <w:r/>
@@ -1162,7 +1348,7 @@
         </w:tc>
         <w:tc>
           <w:tcPr>
-            <w:tcW w:type="dxa" w:w="1440"/>
+            <w:tcW w:type="dxa" w:w="1234"/>
           </w:tcPr>
           <w:p>
             <w:r/>
@@ -1170,13 +1356,13 @@
               <w:rPr>
                 <w:sz w:val="15"/>
               </w:rPr>
-              <w:t>54.6%  ████████······</w:t>
-            </w:r>
-          </w:p>
-        </w:tc>
-        <w:tc>
-          <w:tcPr>
-            <w:tcW w:type="dxa" w:w="1440"/>
+              <w:t>54.6%  █████·····</w:t>
+            </w:r>
+          </w:p>
+        </w:tc>
+        <w:tc>
+          <w:tcPr>
+            <w:tcW w:type="dxa" w:w="1234"/>
           </w:tcPr>
           <w:p>
             <w:r/>
@@ -1184,13 +1370,27 @@
               <w:rPr>
                 <w:sz w:val="15"/>
               </w:rPr>
+              <w:t>52.9%</w:t>
+            </w:r>
+          </w:p>
+        </w:tc>
+        <w:tc>
+          <w:tcPr>
+            <w:tcW w:type="dxa" w:w="1234"/>
+          </w:tcPr>
+          <w:p>
+            <w:r/>
+            <w:r>
+              <w:rPr>
+                <w:sz w:val="15"/>
+              </w:rPr>
               <w:t>297  (54.6%)</w:t>
             </w:r>
           </w:p>
         </w:tc>
         <w:tc>
           <w:tcPr>
-            <w:tcW w:type="dxa" w:w="1440"/>
+            <w:tcW w:type="dxa" w:w="1234"/>
           </w:tcPr>
           <w:p>
             <w:r/>
@@ -1198,7 +1398,7 @@
               <w:rPr>
                 <w:sz w:val="15"/>
               </w:rPr>
-              <w:t>dielectric_constant | resistivity_volume — 247종</w:t>
+              <w:t>dielectric_constant | resistivity_vo — 247종</w:t>
             </w:r>
           </w:p>
         </w:tc>
@@ -1206,7 +1406,7 @@
       <w:tr>
         <w:tc>
           <w:tcPr>
-            <w:tcW w:type="dxa" w:w="1440"/>
+            <w:tcW w:type="dxa" w:w="1234"/>
           </w:tcPr>
           <w:p>
             <w:r/>
@@ -1220,7 +1420,7 @@
         </w:tc>
         <w:tc>
           <w:tcPr>
-            <w:tcW w:type="dxa" w:w="1440"/>
+            <w:tcW w:type="dxa" w:w="1234"/>
           </w:tcPr>
           <w:p>
             <w:r/>
@@ -1234,7 +1434,7 @@
         </w:tc>
         <w:tc>
           <w:tcPr>
-            <w:tcW w:type="dxa" w:w="1440"/>
+            <w:tcW w:type="dxa" w:w="1234"/>
           </w:tcPr>
           <w:p>
             <w:r/>
@@ -1242,13 +1442,13 @@
               <w:rPr>
                 <w:sz w:val="15"/>
               </w:rPr>
-              <w:t>395/594</w:t>
-            </w:r>
-          </w:p>
-        </w:tc>
-        <w:tc>
-          <w:tcPr>
-            <w:tcW w:type="dxa" w:w="1440"/>
+              <w:t>429/594</w:t>
+            </w:r>
+          </w:p>
+        </w:tc>
+        <w:tc>
+          <w:tcPr>
+            <w:tcW w:type="dxa" w:w="1234"/>
           </w:tcPr>
           <w:p>
             <w:r/>
@@ -1256,13 +1456,13 @@
               <w:rPr>
                 <w:sz w:val="15"/>
               </w:rPr>
-              <w:t>66.5%  █████████·····</w:t>
-            </w:r>
-          </w:p>
-        </w:tc>
-        <w:tc>
-          <w:tcPr>
-            <w:tcW w:type="dxa" w:w="1440"/>
+              <w:t>72.2%  ███████···</w:t>
+            </w:r>
+          </w:p>
+        </w:tc>
+        <w:tc>
+          <w:tcPr>
+            <w:tcW w:type="dxa" w:w="1234"/>
           </w:tcPr>
           <w:p>
             <w:r/>
@@ -1270,13 +1470,27 @@
               <w:rPr>
                 <w:sz w:val="15"/>
               </w:rPr>
+              <w:t>64.6%</w:t>
+            </w:r>
+          </w:p>
+        </w:tc>
+        <w:tc>
+          <w:tcPr>
+            <w:tcW w:type="dxa" w:w="1234"/>
+          </w:tcPr>
+          <w:p>
+            <w:r/>
+            <w:r>
+              <w:rPr>
+                <w:sz w:val="15"/>
+              </w:rPr>
               <w:t>35  (17.7%)</w:t>
             </w:r>
           </w:p>
         </w:tc>
         <w:tc>
           <w:tcPr>
-            <w:tcW w:type="dxa" w:w="1440"/>
+            <w:tcW w:type="dxa" w:w="1234"/>
           </w:tcPr>
           <w:p>
             <w:r/>
@@ -1284,7 +1498,7 @@
               <w:rPr>
                 <w:sz w:val="15"/>
               </w:rPr>
-              <w:t>fatigue_strength_coefficient | fatigue_d — 163종</w:t>
+              <w:t>fatigue_strength_coefficient | fatig — 163종</w:t>
             </w:r>
           </w:p>
         </w:tc>
@@ -1292,7 +1506,7 @@
       <w:tr>
         <w:tc>
           <w:tcPr>
-            <w:tcW w:type="dxa" w:w="1440"/>
+            <w:tcW w:type="dxa" w:w="1234"/>
           </w:tcPr>
           <w:p>
             <w:r/>
@@ -1306,7 +1520,7 @@
         </w:tc>
         <w:tc>
           <w:tcPr>
-            <w:tcW w:type="dxa" w:w="1440"/>
+            <w:tcW w:type="dxa" w:w="1234"/>
           </w:tcPr>
           <w:p>
             <w:r/>
@@ -1320,7 +1534,7 @@
         </w:tc>
         <w:tc>
           <w:tcPr>
-            <w:tcW w:type="dxa" w:w="1440"/>
+            <w:tcW w:type="dxa" w:w="1234"/>
           </w:tcPr>
           <w:p>
             <w:r/>
@@ -1334,7 +1548,7 @@
         </w:tc>
         <w:tc>
           <w:tcPr>
-            <w:tcW w:type="dxa" w:w="1440"/>
+            <w:tcW w:type="dxa" w:w="1234"/>
           </w:tcPr>
           <w:p>
             <w:r/>
@@ -1342,13 +1556,13 @@
               <w:rPr>
                 <w:sz w:val="15"/>
               </w:rPr>
-              <w:t>87.3%  ████████████··</w:t>
-            </w:r>
-          </w:p>
-        </w:tc>
-        <w:tc>
-          <w:tcPr>
-            <w:tcW w:type="dxa" w:w="1440"/>
+              <w:t>87.3%  █████████·</w:t>
+            </w:r>
+          </w:p>
+        </w:tc>
+        <w:tc>
+          <w:tcPr>
+            <w:tcW w:type="dxa" w:w="1234"/>
           </w:tcPr>
           <w:p>
             <w:r/>
@@ -1356,13 +1570,27 @@
               <w:rPr>
                 <w:sz w:val="15"/>
               </w:rPr>
+              <w:t>87.3%</w:t>
+            </w:r>
+          </w:p>
+        </w:tc>
+        <w:tc>
+          <w:tcPr>
+            <w:tcW w:type="dxa" w:w="1234"/>
+          </w:tcPr>
+          <w:p>
+            <w:r/>
+            <w:r>
+              <w:rPr>
+                <w:sz w:val="15"/>
+              </w:rPr>
               <w:t>48  (87.3%)</w:t>
             </w:r>
           </w:p>
         </w:tc>
         <w:tc>
           <w:tcPr>
-            <w:tcW w:type="dxa" w:w="1440"/>
+            <w:tcW w:type="dxa" w:w="1234"/>
           </w:tcPr>
           <w:p>
             <w:r/>
@@ -1370,7 +1598,7 @@
               <w:rPr>
                 <w:sz w:val="15"/>
               </w:rPr>
-              <w:t>excited_state_lifetime | stern_volmer_co — 7종</w:t>
+              <w:t>excited_state_lifetime | stern_volme — 7종</w:t>
             </w:r>
           </w:p>
         </w:tc>
@@ -1378,7 +1606,7 @@
       <w:tr>
         <w:tc>
           <w:tcPr>
-            <w:tcW w:type="dxa" w:w="1440"/>
+            <w:tcW w:type="dxa" w:w="1234"/>
           </w:tcPr>
           <w:p>
             <w:r/>
@@ -1392,7 +1620,7 @@
         </w:tc>
         <w:tc>
           <w:tcPr>
-            <w:tcW w:type="dxa" w:w="1440"/>
+            <w:tcW w:type="dxa" w:w="1234"/>
           </w:tcPr>
           <w:p>
             <w:r/>
@@ -1406,7 +1634,7 @@
         </w:tc>
         <w:tc>
           <w:tcPr>
-            <w:tcW w:type="dxa" w:w="1440"/>
+            <w:tcW w:type="dxa" w:w="1234"/>
           </w:tcPr>
           <w:p>
             <w:r/>
@@ -1420,7 +1648,7 @@
         </w:tc>
         <w:tc>
           <w:tcPr>
-            <w:tcW w:type="dxa" w:w="1440"/>
+            <w:tcW w:type="dxa" w:w="1234"/>
           </w:tcPr>
           <w:p>
             <w:r/>
@@ -1428,13 +1656,13 @@
               <w:rPr>
                 <w:sz w:val="15"/>
               </w:rPr>
-              <w:t>70.9%  ██████████····</w:t>
-            </w:r>
-          </w:p>
-        </w:tc>
-        <w:tc>
-          <w:tcPr>
-            <w:tcW w:type="dxa" w:w="1440"/>
+              <w:t>70.9%  ███████···</w:t>
+            </w:r>
+          </w:p>
+        </w:tc>
+        <w:tc>
+          <w:tcPr>
+            <w:tcW w:type="dxa" w:w="1234"/>
           </w:tcPr>
           <w:p>
             <w:r/>
@@ -1442,13 +1670,27 @@
               <w:rPr>
                 <w:sz w:val="15"/>
               </w:rPr>
+              <w:t>70.9%</w:t>
+            </w:r>
+          </w:p>
+        </w:tc>
+        <w:tc>
+          <w:tcPr>
+            <w:tcW w:type="dxa" w:w="1234"/>
+          </w:tcPr>
+          <w:p>
+            <w:r/>
+            <w:r>
+              <w:rPr>
+                <w:sz w:val="15"/>
+              </w:rPr>
               <w:t>56  (70.9%)</w:t>
             </w:r>
           </w:p>
         </w:tc>
         <w:tc>
           <w:tcPr>
-            <w:tcW w:type="dxa" w:w="1440"/>
+            <w:tcW w:type="dxa" w:w="1234"/>
           </w:tcPr>
           <w:p>
             <w:r/>
@@ -1463,6 +1705,18 @@
       </w:tr>
     </w:tbl>
     <w:p/>
+    <w:p>
+      <w:pPr>
+        <w:spacing w:after="80"/>
+      </w:pPr>
+      <w:r>
+        <w:rPr>
+          <w:b/>
+          <w:sz w:val="19"/>
+        </w:rPr>
+        <w:t>**실측기반**은 tier4(가정·계산)를 뺀 값이다. 두 열의 차이 약 4,303칸이 가정값으로 채워진 부분이다. 해석을 돌리기 위해 칸을 닫는 것과, 그 값이 실측에 근거하는 것은 다른 문제다 — 둘을 나란히 둔다.</w:t>
+      </w:r>
+    </w:p>
     <w:p>
       <w:pPr>
         <w:spacing w:after="40"/>
@@ -1559,7 +1813,7 @@
               <w:rPr>
                 <w:sz w:val="16"/>
               </w:rPr>
-              <w:t>구조·강성 60.8% · 열응력 56.2% · 초탄성 54.3% · 열전달 51.0%</w:t>
+              <w:t>구조·강성 95.4% · 열응력·워피지 95.4% · 산소소광-발광체 87.3% · 산소확산-매트릭스 70.9% · 접착·박리 63.2% · 열전달·방열 61.0% · 초탄성(실링·완충) 58.7% · 전기·EMI 54.6%</w:t>
             </w:r>
           </w:p>
         </w:tc>
@@ -1603,7 +1857,7 @@
               <w:rPr>
                 <w:sz w:val="16"/>
               </w:rPr>
-              <w:t>접착·박리 32.4% · 전기·EMI 27.4% · 결로(투습) 25.7%</w:t>
+              <w:t>결로(표면) 43.8% · 결로(투습) 38.1%</w:t>
             </w:r>
           </w:p>
         </w:tc>
@@ -1633,6 +1887,50 @@
               <w:rPr>
                 <w:sz w:val="16"/>
               </w:rPr>
+              <w:t>준비율 10~25%</w:t>
+            </w:r>
+          </w:p>
+        </w:tc>
+        <w:tc>
+          <w:tcPr>
+            <w:tcW w:type="dxa" w:w="2880"/>
+          </w:tcPr>
+          <w:p>
+            <w:r/>
+            <w:r>
+              <w:rPr>
+                <w:sz w:val="16"/>
+              </w:rPr>
+              <w:t>폴더블 벤딩 21.6% · 피로·수명 17.7% · 낙하·충격 11.6%</w:t>
+            </w:r>
+          </w:p>
+        </w:tc>
+        <w:tc>
+          <w:tcPr>
+            <w:tcW w:type="dxa" w:w="2880"/>
+          </w:tcPr>
+          <w:p>
+            <w:r/>
+            <w:r>
+              <w:rPr>
+                <w:sz w:val="16"/>
+              </w:rPr>
+              <w:t>그 해석의 핵심 물성이 아직 절반도 안 찼다</w:t>
+            </w:r>
+          </w:p>
+        </w:tc>
+      </w:tr>
+      <w:tr>
+        <w:tc>
+          <w:tcPr>
+            <w:tcW w:type="dxa" w:w="2880"/>
+          </w:tcPr>
+          <w:p>
+            <w:r/>
+            <w:r>
+              <w:rPr>
+                <w:sz w:val="16"/>
+              </w:rPr>
               <w:t>준비율 10% 미만</w:t>
             </w:r>
           </w:p>
@@ -1647,7 +1945,7 @@
               <w:rPr>
                 <w:sz w:val="16"/>
               </w:rPr>
-              <w:t>결로(표면) 7.6% · 폴더블 벤딩 5.4% · 낙하 5.0% · 피로 1.0% · 산소소광 0%</w:t>
+              <w:t>해당 없음</w:t>
             </w:r>
           </w:p>
         </w:tc>
@@ -1677,7 +1975,7 @@
           <w:b/>
           <w:sz w:val="19"/>
         </w:rPr>
-        <w:t>낮은 쪽 다섯이 이 카탈로그의 실제 병목이다. 기본 물성(밀도·영률·포아송·k·cp·CTE)은 57~79%까지 왔는데, 율속·점탄성·젖음성·피로계수·광물리처럼 그 해석의 정체성을 이루는 물성은 한 자릿수에 머문다.</w:t>
+        <w:t>낮은 쪽 0개가 이 카탈로그의 실제 병목이다. 기본 물성(밀도·영률·포아송·k·cp·CTE)은 대부분 채워졌는데, 율속·점탄성·젖음성·피로계수·광물리처럼 그 해석의 정체성을 이루는 물성은 여전히 낮다.</w:t>
       </w:r>
     </w:p>
     <w:p>
@@ -1721,14 +2019,16 @@
         <w:tblLook w:firstColumn="1" w:firstRow="1" w:lastColumn="0" w:lastRow="0" w:noHBand="0" w:noVBand="1" w:val="04A0"/>
       </w:tblPr>
       <w:tblGrid>
-        <w:gridCol w:w="2880"/>
-        <w:gridCol w:w="2880"/>
-        <w:gridCol w:w="2880"/>
+        <w:gridCol w:w="1728"/>
+        <w:gridCol w:w="1728"/>
+        <w:gridCol w:w="1728"/>
+        <w:gridCol w:w="1728"/>
+        <w:gridCol w:w="1728"/>
       </w:tblGrid>
       <w:tr>
         <w:tc>
           <w:tcPr>
-            <w:tcW w:type="dxa" w:w="2880"/>
+            <w:tcW w:type="dxa" w:w="1728"/>
           </w:tcPr>
           <w:p>
             <w:r/>
@@ -1743,7 +2043,7 @@
         </w:tc>
         <w:tc>
           <w:tcPr>
-            <w:tcW w:type="dxa" w:w="2880"/>
+            <w:tcW w:type="dxa" w:w="1728"/>
           </w:tcPr>
           <w:p>
             <w:r/>
@@ -1758,7 +2058,7 @@
         </w:tc>
         <w:tc>
           <w:tcPr>
-            <w:tcW w:type="dxa" w:w="2880"/>
+            <w:tcW w:type="dxa" w:w="1728"/>
           </w:tcPr>
           <w:p>
             <w:r/>
@@ -1767,7 +2067,37 @@
                 <w:b/>
                 <w:sz w:val="17"/>
               </w:rPr>
+              <w:t>실측기반 채움</w:t>
+            </w:r>
+          </w:p>
+        </w:tc>
+        <w:tc>
+          <w:tcPr>
+            <w:tcW w:type="dxa" w:w="1728"/>
+          </w:tcPr>
+          <w:p>
+            <w:r/>
+            <w:r>
+              <w:rPr>
+                <w:b/>
+                <w:sz w:val="17"/>
+              </w:rPr>
               <w:t>재료 준비</w:t>
+            </w:r>
+          </w:p>
+        </w:tc>
+        <w:tc>
+          <w:tcPr>
+            <w:tcW w:type="dxa" w:w="1728"/>
+          </w:tcPr>
+          <w:p>
+            <w:r/>
+            <w:r>
+              <w:rPr>
+                <w:b/>
+                <w:sz w:val="17"/>
+              </w:rPr>
+              <w:t>실측기반 준비</w:t>
             </w:r>
           </w:p>
         </w:tc>
@@ -1775,7 +2105,7 @@
       <w:tr>
         <w:tc>
           <w:tcPr>
-            <w:tcW w:type="dxa" w:w="2880"/>
+            <w:tcW w:type="dxa" w:w="1728"/>
           </w:tcPr>
           <w:p>
             <w:r/>
@@ -1789,7 +2119,7 @@
         </w:tc>
         <w:tc>
           <w:tcPr>
-            <w:tcW w:type="dxa" w:w="2880"/>
+            <w:tcW w:type="dxa" w:w="1728"/>
           </w:tcPr>
           <w:p>
             <w:r/>
@@ -1797,13 +2127,13 @@
               <w:rPr>
                 <w:sz w:val="16"/>
               </w:rPr>
-              <w:t>1188/1632  (72.8%)</w:t>
-            </w:r>
-          </w:p>
-        </w:tc>
-        <w:tc>
-          <w:tcPr>
-            <w:tcW w:type="dxa" w:w="2880"/>
+              <w:t>1607/1632  (98.5%)</w:t>
+            </w:r>
+          </w:p>
+        </w:tc>
+        <w:tc>
+          <w:tcPr>
+            <w:tcW w:type="dxa" w:w="1728"/>
           </w:tcPr>
           <w:p>
             <w:r/>
@@ -1811,7 +2141,35 @@
               <w:rPr>
                 <w:sz w:val="16"/>
               </w:rPr>
-              <w:t>333종  (61.2%)</w:t>
+              <w:t>56.9%</w:t>
+            </w:r>
+          </w:p>
+        </w:tc>
+        <w:tc>
+          <w:tcPr>
+            <w:tcW w:type="dxa" w:w="1728"/>
+          </w:tcPr>
+          <w:p>
+            <w:r/>
+            <w:r>
+              <w:rPr>
+                <w:sz w:val="16"/>
+              </w:rPr>
+              <w:t>519종  (95.4%)</w:t>
+            </w:r>
+          </w:p>
+        </w:tc>
+        <w:tc>
+          <w:tcPr>
+            <w:tcW w:type="dxa" w:w="1728"/>
+          </w:tcPr>
+          <w:p>
+            <w:r/>
+            <w:r>
+              <w:rPr>
+                <w:sz w:val="16"/>
+              </w:rPr>
+              <w:t>169종  (31.1%)</w:t>
             </w:r>
           </w:p>
         </w:tc>
@@ -1898,67 +2256,7 @@
               <w:rPr>
                 <w:sz w:val="16"/>
               </w:rPr>
-              <w:t>195종</w:t>
-            </w:r>
-          </w:p>
-        </w:tc>
-      </w:tr>
-      <w:tr>
-        <w:tc>
-          <w:tcPr>
-            <w:tcW w:type="dxa" w:w="4320"/>
-          </w:tcPr>
-          <w:p>
-            <w:r/>
-            <w:r>
-              <w:rPr>
-                <w:sz w:val="16"/>
-              </w:rPr>
-              <w:t>density</w:t>
-            </w:r>
-          </w:p>
-        </w:tc>
-        <w:tc>
-          <w:tcPr>
-            <w:tcW w:type="dxa" w:w="4320"/>
-          </w:tcPr>
-          <w:p>
-            <w:r/>
-            <w:r>
-              <w:rPr>
-                <w:sz w:val="16"/>
-              </w:rPr>
-              <w:t>134종</w:t>
-            </w:r>
-          </w:p>
-        </w:tc>
-      </w:tr>
-      <w:tr>
-        <w:tc>
-          <w:tcPr>
-            <w:tcW w:type="dxa" w:w="4320"/>
-          </w:tcPr>
-          <w:p>
-            <w:r/>
-            <w:r>
-              <w:rPr>
-                <w:sz w:val="16"/>
-              </w:rPr>
-              <w:t>poisson_ratio</w:t>
-            </w:r>
-          </w:p>
-        </w:tc>
-        <w:tc>
-          <w:tcPr>
-            <w:tcW w:type="dxa" w:w="4320"/>
-          </w:tcPr>
-          <w:p>
-            <w:r/>
-            <w:r>
-              <w:rPr>
-                <w:sz w:val="16"/>
-              </w:rPr>
-              <w:t>115종</w:t>
+              <w:t>25종</w:t>
             </w:r>
           </w:p>
         </w:tc>
@@ -1993,14 +2291,16 @@
         <w:tblLook w:firstColumn="1" w:firstRow="1" w:lastColumn="0" w:lastRow="0" w:noHBand="0" w:noVBand="1" w:val="04A0"/>
       </w:tblPr>
       <w:tblGrid>
-        <w:gridCol w:w="2880"/>
-        <w:gridCol w:w="2880"/>
-        <w:gridCol w:w="2880"/>
+        <w:gridCol w:w="1728"/>
+        <w:gridCol w:w="1728"/>
+        <w:gridCol w:w="1728"/>
+        <w:gridCol w:w="1728"/>
+        <w:gridCol w:w="1728"/>
       </w:tblGrid>
       <w:tr>
         <w:tc>
           <w:tcPr>
-            <w:tcW w:type="dxa" w:w="2880"/>
+            <w:tcW w:type="dxa" w:w="1728"/>
           </w:tcPr>
           <w:p>
             <w:r/>
@@ -2015,7 +2315,7 @@
         </w:tc>
         <w:tc>
           <w:tcPr>
-            <w:tcW w:type="dxa" w:w="2880"/>
+            <w:tcW w:type="dxa" w:w="1728"/>
           </w:tcPr>
           <w:p>
             <w:r/>
@@ -2030,7 +2330,7 @@
         </w:tc>
         <w:tc>
           <w:tcPr>
-            <w:tcW w:type="dxa" w:w="2880"/>
+            <w:tcW w:type="dxa" w:w="1728"/>
           </w:tcPr>
           <w:p>
             <w:r/>
@@ -2039,7 +2339,37 @@
                 <w:b/>
                 <w:sz w:val="17"/>
               </w:rPr>
+              <w:t>실측기반 채움</w:t>
+            </w:r>
+          </w:p>
+        </w:tc>
+        <w:tc>
+          <w:tcPr>
+            <w:tcW w:type="dxa" w:w="1728"/>
+          </w:tcPr>
+          <w:p>
+            <w:r/>
+            <w:r>
+              <w:rPr>
+                <w:b/>
+                <w:sz w:val="17"/>
+              </w:rPr>
               <w:t>재료 준비</w:t>
+            </w:r>
+          </w:p>
+        </w:tc>
+        <w:tc>
+          <w:tcPr>
+            <w:tcW w:type="dxa" w:w="1728"/>
+          </w:tcPr>
+          <w:p>
+            <w:r/>
+            <w:r>
+              <w:rPr>
+                <w:b/>
+                <w:sz w:val="17"/>
+              </w:rPr>
+              <w:t>실측기반 준비</w:t>
             </w:r>
           </w:p>
         </w:tc>
@@ -2047,7 +2377,7 @@
       <w:tr>
         <w:tc>
           <w:tcPr>
-            <w:tcW w:type="dxa" w:w="2880"/>
+            <w:tcW w:type="dxa" w:w="1728"/>
           </w:tcPr>
           <w:p>
             <w:r/>
@@ -2061,7 +2391,7 @@
         </w:tc>
         <w:tc>
           <w:tcPr>
-            <w:tcW w:type="dxa" w:w="2880"/>
+            <w:tcW w:type="dxa" w:w="1728"/>
           </w:tcPr>
           <w:p>
             <w:r/>
@@ -2069,13 +2399,13 @@
               <w:rPr>
                 <w:sz w:val="16"/>
               </w:rPr>
-              <w:t>1543/2720  (56.7%)</w:t>
-            </w:r>
-          </w:p>
-        </w:tc>
-        <w:tc>
-          <w:tcPr>
-            <w:tcW w:type="dxa" w:w="2880"/>
+              <w:t>1962/2720  (72.1%)</w:t>
+            </w:r>
+          </w:p>
+        </w:tc>
+        <w:tc>
+          <w:tcPr>
+            <w:tcW w:type="dxa" w:w="1728"/>
           </w:tcPr>
           <w:p>
             <w:r/>
@@ -2083,7 +2413,35 @@
               <w:rPr>
                 <w:sz w:val="16"/>
               </w:rPr>
+              <w:t>43.6%</w:t>
+            </w:r>
+          </w:p>
+        </w:tc>
+        <w:tc>
+          <w:tcPr>
+            <w:tcW w:type="dxa" w:w="1728"/>
+          </w:tcPr>
+          <w:p>
+            <w:r/>
+            <w:r>
+              <w:rPr>
+                <w:sz w:val="16"/>
+              </w:rPr>
               <w:t>63종  (11.6%)</w:t>
+            </w:r>
+          </w:p>
+        </w:tc>
+        <w:tc>
+          <w:tcPr>
+            <w:tcW w:type="dxa" w:w="1728"/>
+          </w:tcPr>
+          <w:p>
+            <w:r/>
+            <w:r>
+              <w:rPr>
+                <w:sz w:val="16"/>
+              </w:rPr>
+              <w:t>46종  (8.5%)</w:t>
             </w:r>
           </w:p>
         </w:tc>
@@ -2230,67 +2588,7 @@
               <w:rPr>
                 <w:sz w:val="16"/>
               </w:rPr>
-              <w:t>195종</w:t>
-            </w:r>
-          </w:p>
-        </w:tc>
-      </w:tr>
-      <w:tr>
-        <w:tc>
-          <w:tcPr>
-            <w:tcW w:type="dxa" w:w="4320"/>
-          </w:tcPr>
-          <w:p>
-            <w:r/>
-            <w:r>
-              <w:rPr>
-                <w:sz w:val="16"/>
-              </w:rPr>
-              <w:t>density</w:t>
-            </w:r>
-          </w:p>
-        </w:tc>
-        <w:tc>
-          <w:tcPr>
-            <w:tcW w:type="dxa" w:w="4320"/>
-          </w:tcPr>
-          <w:p>
-            <w:r/>
-            <w:r>
-              <w:rPr>
-                <w:sz w:val="16"/>
-              </w:rPr>
-              <w:t>134종</w:t>
-            </w:r>
-          </w:p>
-        </w:tc>
-      </w:tr>
-      <w:tr>
-        <w:tc>
-          <w:tcPr>
-            <w:tcW w:type="dxa" w:w="4320"/>
-          </w:tcPr>
-          <w:p>
-            <w:r/>
-            <w:r>
-              <w:rPr>
-                <w:sz w:val="16"/>
-              </w:rPr>
-              <w:t>poisson_ratio</w:t>
-            </w:r>
-          </w:p>
-        </w:tc>
-        <w:tc>
-          <w:tcPr>
-            <w:tcW w:type="dxa" w:w="4320"/>
-          </w:tcPr>
-          <w:p>
-            <w:r/>
-            <w:r>
-              <w:rPr>
-                <w:sz w:val="16"/>
-              </w:rPr>
-              <w:t>115종</w:t>
+              <w:t>25종</w:t>
             </w:r>
           </w:p>
         </w:tc>
@@ -2325,14 +2623,16 @@
         <w:tblLook w:firstColumn="1" w:firstRow="1" w:lastColumn="0" w:lastRow="0" w:noHBand="0" w:noVBand="1" w:val="04A0"/>
       </w:tblPr>
       <w:tblGrid>
-        <w:gridCol w:w="2880"/>
-        <w:gridCol w:w="2880"/>
-        <w:gridCol w:w="2880"/>
+        <w:gridCol w:w="1728"/>
+        <w:gridCol w:w="1728"/>
+        <w:gridCol w:w="1728"/>
+        <w:gridCol w:w="1728"/>
+        <w:gridCol w:w="1728"/>
       </w:tblGrid>
       <w:tr>
         <w:tc>
           <w:tcPr>
-            <w:tcW w:type="dxa" w:w="2880"/>
+            <w:tcW w:type="dxa" w:w="1728"/>
           </w:tcPr>
           <w:p>
             <w:r/>
@@ -2347,7 +2647,7 @@
         </w:tc>
         <w:tc>
           <w:tcPr>
-            <w:tcW w:type="dxa" w:w="2880"/>
+            <w:tcW w:type="dxa" w:w="1728"/>
           </w:tcPr>
           <w:p>
             <w:r/>
@@ -2362,7 +2662,7 @@
         </w:tc>
         <w:tc>
           <w:tcPr>
-            <w:tcW w:type="dxa" w:w="2880"/>
+            <w:tcW w:type="dxa" w:w="1728"/>
           </w:tcPr>
           <w:p>
             <w:r/>
@@ -2371,7 +2671,37 @@
                 <w:b/>
                 <w:sz w:val="17"/>
               </w:rPr>
+              <w:t>실측기반 채움</w:t>
+            </w:r>
+          </w:p>
+        </w:tc>
+        <w:tc>
+          <w:tcPr>
+            <w:tcW w:type="dxa" w:w="1728"/>
+          </w:tcPr>
+          <w:p>
+            <w:r/>
+            <w:r>
+              <w:rPr>
+                <w:b/>
+                <w:sz w:val="17"/>
+              </w:rPr>
               <w:t>재료 준비</w:t>
+            </w:r>
+          </w:p>
+        </w:tc>
+        <w:tc>
+          <w:tcPr>
+            <w:tcW w:type="dxa" w:w="1728"/>
+          </w:tcPr>
+          <w:p>
+            <w:r/>
+            <w:r>
+              <w:rPr>
+                <w:b/>
+                <w:sz w:val="17"/>
+              </w:rPr>
+              <w:t>실측기반 준비</w:t>
             </w:r>
           </w:p>
         </w:tc>
@@ -2379,7 +2709,7 @@
       <w:tr>
         <w:tc>
           <w:tcPr>
-            <w:tcW w:type="dxa" w:w="2880"/>
+            <w:tcW w:type="dxa" w:w="1728"/>
           </w:tcPr>
           <w:p>
             <w:r/>
@@ -2393,7 +2723,7 @@
         </w:tc>
         <w:tc>
           <w:tcPr>
-            <w:tcW w:type="dxa" w:w="2880"/>
+            <w:tcW w:type="dxa" w:w="1728"/>
           </w:tcPr>
           <w:p>
             <w:r/>
@@ -2401,13 +2731,13 @@
               <w:rPr>
                 <w:sz w:val="16"/>
               </w:rPr>
-              <w:t>1099/1632  (67.3%)</w:t>
-            </w:r>
-          </w:p>
-        </w:tc>
-        <w:tc>
-          <w:tcPr>
-            <w:tcW w:type="dxa" w:w="2880"/>
+              <w:t>1420/1632  (87.0%)</w:t>
+            </w:r>
+          </w:p>
+        </w:tc>
+        <w:tc>
+          <w:tcPr>
+            <w:tcW w:type="dxa" w:w="1728"/>
           </w:tcPr>
           <w:p>
             <w:r/>
@@ -2415,7 +2745,35 @@
               <w:rPr>
                 <w:sz w:val="16"/>
               </w:rPr>
-              <w:t>308종  (56.6%)</w:t>
+              <w:t>54.6%</w:t>
+            </w:r>
+          </w:p>
+        </w:tc>
+        <w:tc>
+          <w:tcPr>
+            <w:tcW w:type="dxa" w:w="1728"/>
+          </w:tcPr>
+          <w:p>
+            <w:r/>
+            <w:r>
+              <w:rPr>
+                <w:sz w:val="16"/>
+              </w:rPr>
+              <w:t>332종  (61.0%)</w:t>
+            </w:r>
+          </w:p>
+        </w:tc>
+        <w:tc>
+          <w:tcPr>
+            <w:tcW w:type="dxa" w:w="1728"/>
+          </w:tcPr>
+          <w:p>
+            <w:r/>
+            <w:r>
+              <w:rPr>
+                <w:sz w:val="16"/>
+              </w:rPr>
+              <w:t>166종  (30.5%)</w:t>
             </w:r>
           </w:p>
         </w:tc>
@@ -2532,37 +2890,7 @@
               <w:rPr>
                 <w:sz w:val="16"/>
               </w:rPr>
-              <w:t>188종</w:t>
-            </w:r>
-          </w:p>
-        </w:tc>
-      </w:tr>
-      <w:tr>
-        <w:tc>
-          <w:tcPr>
-            <w:tcW w:type="dxa" w:w="4320"/>
-          </w:tcPr>
-          <w:p>
-            <w:r/>
-            <w:r>
-              <w:rPr>
-                <w:sz w:val="16"/>
-              </w:rPr>
-              <w:t>density</w:t>
-            </w:r>
-          </w:p>
-        </w:tc>
-        <w:tc>
-          <w:tcPr>
-            <w:tcW w:type="dxa" w:w="4320"/>
-          </w:tcPr>
-          <w:p>
-            <w:r/>
-            <w:r>
-              <w:rPr>
-                <w:sz w:val="16"/>
-              </w:rPr>
-              <w:t>134종</w:t>
+              <w:t>1종</w:t>
             </w:r>
           </w:p>
         </w:tc>
@@ -2597,14 +2925,16 @@
         <w:tblLook w:firstColumn="1" w:firstRow="1" w:lastColumn="0" w:lastRow="0" w:noHBand="0" w:noVBand="1" w:val="04A0"/>
       </w:tblPr>
       <w:tblGrid>
-        <w:gridCol w:w="2880"/>
-        <w:gridCol w:w="2880"/>
-        <w:gridCol w:w="2880"/>
+        <w:gridCol w:w="1728"/>
+        <w:gridCol w:w="1728"/>
+        <w:gridCol w:w="1728"/>
+        <w:gridCol w:w="1728"/>
+        <w:gridCol w:w="1728"/>
       </w:tblGrid>
       <w:tr>
         <w:tc>
           <w:tcPr>
-            <w:tcW w:type="dxa" w:w="2880"/>
+            <w:tcW w:type="dxa" w:w="1728"/>
           </w:tcPr>
           <w:p>
             <w:r/>
@@ -2619,7 +2949,7 @@
         </w:tc>
         <w:tc>
           <w:tcPr>
-            <w:tcW w:type="dxa" w:w="2880"/>
+            <w:tcW w:type="dxa" w:w="1728"/>
           </w:tcPr>
           <w:p>
             <w:r/>
@@ -2634,7 +2964,7 @@
         </w:tc>
         <w:tc>
           <w:tcPr>
-            <w:tcW w:type="dxa" w:w="2880"/>
+            <w:tcW w:type="dxa" w:w="1728"/>
           </w:tcPr>
           <w:p>
             <w:r/>
@@ -2643,7 +2973,37 @@
                 <w:b/>
                 <w:sz w:val="17"/>
               </w:rPr>
+              <w:t>실측기반 채움</w:t>
+            </w:r>
+          </w:p>
+        </w:tc>
+        <w:tc>
+          <w:tcPr>
+            <w:tcW w:type="dxa" w:w="1728"/>
+          </w:tcPr>
+          <w:p>
+            <w:r/>
+            <w:r>
+              <w:rPr>
+                <w:b/>
+                <w:sz w:val="17"/>
+              </w:rPr>
               <w:t>재료 준비</w:t>
+            </w:r>
+          </w:p>
+        </w:tc>
+        <w:tc>
+          <w:tcPr>
+            <w:tcW w:type="dxa" w:w="1728"/>
+          </w:tcPr>
+          <w:p>
+            <w:r/>
+            <w:r>
+              <w:rPr>
+                <w:b/>
+                <w:sz w:val="17"/>
+              </w:rPr>
+              <w:t>실측기반 준비</w:t>
             </w:r>
           </w:p>
         </w:tc>
@@ -2651,7 +3011,7 @@
       <w:tr>
         <w:tc>
           <w:tcPr>
-            <w:tcW w:type="dxa" w:w="2880"/>
+            <w:tcW w:type="dxa" w:w="1728"/>
           </w:tcPr>
           <w:p>
             <w:r/>
@@ -2665,7 +3025,7 @@
         </w:tc>
         <w:tc>
           <w:tcPr>
-            <w:tcW w:type="dxa" w:w="2880"/>
+            <w:tcW w:type="dxa" w:w="1728"/>
           </w:tcPr>
           <w:p>
             <w:r/>
@@ -2673,13 +3033,13 @@
               <w:rPr>
                 <w:sz w:val="16"/>
               </w:rPr>
-              <w:t>1533/2176  (70.5%)</w:t>
-            </w:r>
-          </w:p>
-        </w:tc>
-        <w:tc>
-          <w:tcPr>
-            <w:tcW w:type="dxa" w:w="2880"/>
+              <w:t>2150/2176  (98.8%)</w:t>
+            </w:r>
+          </w:p>
+        </w:tc>
+        <w:tc>
+          <w:tcPr>
+            <w:tcW w:type="dxa" w:w="1728"/>
           </w:tcPr>
           <w:p>
             <w:r/>
@@ -2687,7 +3047,35 @@
               <w:rPr>
                 <w:sz w:val="16"/>
               </w:rPr>
-              <w:t>308종  (56.6%)</w:t>
+              <w:t>58.4%</w:t>
+            </w:r>
+          </w:p>
+        </w:tc>
+        <w:tc>
+          <w:tcPr>
+            <w:tcW w:type="dxa" w:w="1728"/>
+          </w:tcPr>
+          <w:p>
+            <w:r/>
+            <w:r>
+              <w:rPr>
+                <w:sz w:val="16"/>
+              </w:rPr>
+              <w:t>519종  (95.4%)</w:t>
+            </w:r>
+          </w:p>
+        </w:tc>
+        <w:tc>
+          <w:tcPr>
+            <w:tcW w:type="dxa" w:w="1728"/>
+          </w:tcPr>
+          <w:p>
+            <w:r/>
+            <w:r>
+              <w:rPr>
+                <w:sz w:val="16"/>
+              </w:rPr>
+              <w:t>161종  (29.6%)</w:t>
             </w:r>
           </w:p>
         </w:tc>
@@ -2760,7 +3148,7 @@
               <w:rPr>
                 <w:sz w:val="16"/>
               </w:rPr>
-              <w:t>expansion_linear</w:t>
+              <w:t>youngs_modulus</w:t>
             </w:r>
           </w:p>
         </w:tc>
@@ -2774,7 +3162,7 @@
               <w:rPr>
                 <w:sz w:val="16"/>
               </w:rPr>
-              <w:t>199종</w:t>
+              <w:t>25종</w:t>
             </w:r>
           </w:p>
         </w:tc>
@@ -2790,7 +3178,7 @@
               <w:rPr>
                 <w:sz w:val="16"/>
               </w:rPr>
-              <w:t>youngs_modulus</w:t>
+              <w:t>expansion_linear</w:t>
             </w:r>
           </w:p>
         </w:tc>
@@ -2804,67 +3192,7 @@
               <w:rPr>
                 <w:sz w:val="16"/>
               </w:rPr>
-              <w:t>195종</w:t>
-            </w:r>
-          </w:p>
-        </w:tc>
-      </w:tr>
-      <w:tr>
-        <w:tc>
-          <w:tcPr>
-            <w:tcW w:type="dxa" w:w="4320"/>
-          </w:tcPr>
-          <w:p>
-            <w:r/>
-            <w:r>
-              <w:rPr>
-                <w:sz w:val="16"/>
-              </w:rPr>
-              <w:t>density</w:t>
-            </w:r>
-          </w:p>
-        </w:tc>
-        <w:tc>
-          <w:tcPr>
-            <w:tcW w:type="dxa" w:w="4320"/>
-          </w:tcPr>
-          <w:p>
-            <w:r/>
-            <w:r>
-              <w:rPr>
-                <w:sz w:val="16"/>
-              </w:rPr>
-              <w:t>134종</w:t>
-            </w:r>
-          </w:p>
-        </w:tc>
-      </w:tr>
-      <w:tr>
-        <w:tc>
-          <w:tcPr>
-            <w:tcW w:type="dxa" w:w="4320"/>
-          </w:tcPr>
-          <w:p>
-            <w:r/>
-            <w:r>
-              <w:rPr>
-                <w:sz w:val="16"/>
-              </w:rPr>
-              <w:t>poisson_ratio</w:t>
-            </w:r>
-          </w:p>
-        </w:tc>
-        <w:tc>
-          <w:tcPr>
-            <w:tcW w:type="dxa" w:w="4320"/>
-          </w:tcPr>
-          <w:p>
-            <w:r/>
-            <w:r>
-              <w:rPr>
-                <w:sz w:val="16"/>
-              </w:rPr>
-              <w:t>115종</w:t>
+              <w:t>1종</w:t>
             </w:r>
           </w:p>
         </w:tc>
@@ -2899,14 +3227,16 @@
         <w:tblLook w:firstColumn="1" w:firstRow="1" w:lastColumn="0" w:lastRow="0" w:noHBand="0" w:noVBand="1" w:val="04A0"/>
       </w:tblPr>
       <w:tblGrid>
-        <w:gridCol w:w="2880"/>
-        <w:gridCol w:w="2880"/>
-        <w:gridCol w:w="2880"/>
+        <w:gridCol w:w="1728"/>
+        <w:gridCol w:w="1728"/>
+        <w:gridCol w:w="1728"/>
+        <w:gridCol w:w="1728"/>
+        <w:gridCol w:w="1728"/>
       </w:tblGrid>
       <w:tr>
         <w:tc>
           <w:tcPr>
-            <w:tcW w:type="dxa" w:w="2880"/>
+            <w:tcW w:type="dxa" w:w="1728"/>
           </w:tcPr>
           <w:p>
             <w:r/>
@@ -2921,7 +3251,7 @@
         </w:tc>
         <w:tc>
           <w:tcPr>
-            <w:tcW w:type="dxa" w:w="2880"/>
+            <w:tcW w:type="dxa" w:w="1728"/>
           </w:tcPr>
           <w:p>
             <w:r/>
@@ -2936,7 +3266,7 @@
         </w:tc>
         <w:tc>
           <w:tcPr>
-            <w:tcW w:type="dxa" w:w="2880"/>
+            <w:tcW w:type="dxa" w:w="1728"/>
           </w:tcPr>
           <w:p>
             <w:r/>
@@ -2945,7 +3275,37 @@
                 <w:b/>
                 <w:sz w:val="17"/>
               </w:rPr>
+              <w:t>실측기반 채움</w:t>
+            </w:r>
+          </w:p>
+        </w:tc>
+        <w:tc>
+          <w:tcPr>
+            <w:tcW w:type="dxa" w:w="1728"/>
+          </w:tcPr>
+          <w:p>
+            <w:r/>
+            <w:r>
+              <w:rPr>
+                <w:b/>
+                <w:sz w:val="17"/>
+              </w:rPr>
               <w:t>재료 준비</w:t>
+            </w:r>
+          </w:p>
+        </w:tc>
+        <w:tc>
+          <w:tcPr>
+            <w:tcW w:type="dxa" w:w="1728"/>
+          </w:tcPr>
+          <w:p>
+            <w:r/>
+            <w:r>
+              <w:rPr>
+                <w:b/>
+                <w:sz w:val="17"/>
+              </w:rPr>
+              <w:t>실측기반 준비</w:t>
             </w:r>
           </w:p>
         </w:tc>
@@ -2953,7 +3313,7 @@
       <w:tr>
         <w:tc>
           <w:tcPr>
-            <w:tcW w:type="dxa" w:w="2880"/>
+            <w:tcW w:type="dxa" w:w="1728"/>
           </w:tcPr>
           <w:p>
             <w:r/>
@@ -2967,7 +3327,7 @@
         </w:tc>
         <w:tc>
           <w:tcPr>
-            <w:tcW w:type="dxa" w:w="2880"/>
+            <w:tcW w:type="dxa" w:w="1728"/>
           </w:tcPr>
           <w:p>
             <w:r/>
@@ -2975,13 +3335,13 @@
               <w:rPr>
                 <w:sz w:val="16"/>
               </w:rPr>
-              <w:t>490/740  (66.2%)</w:t>
-            </w:r>
-          </w:p>
-        </w:tc>
-        <w:tc>
-          <w:tcPr>
-            <w:tcW w:type="dxa" w:w="2880"/>
+              <w:t>591/740  (79.9%)</w:t>
+            </w:r>
+          </w:p>
+        </w:tc>
+        <w:tc>
+          <w:tcPr>
+            <w:tcW w:type="dxa" w:w="1728"/>
           </w:tcPr>
           <w:p>
             <w:r/>
@@ -2989,7 +3349,35 @@
               <w:rPr>
                 <w:sz w:val="16"/>
               </w:rPr>
-              <w:t>30종  (16.2%)</w:t>
+              <w:t>45.3%</w:t>
+            </w:r>
+          </w:p>
+        </w:tc>
+        <w:tc>
+          <w:tcPr>
+            <w:tcW w:type="dxa" w:w="1728"/>
+          </w:tcPr>
+          <w:p>
+            <w:r/>
+            <w:r>
+              <w:rPr>
+                <w:sz w:val="16"/>
+              </w:rPr>
+              <w:t>40종  (21.6%)</w:t>
+            </w:r>
+          </w:p>
+        </w:tc>
+        <w:tc>
+          <w:tcPr>
+            <w:tcW w:type="dxa" w:w="1728"/>
+          </w:tcPr>
+          <w:p>
+            <w:r/>
+            <w:r>
+              <w:rPr>
+                <w:sz w:val="16"/>
+              </w:rPr>
+              <w:t>16종  (8.6%)</w:t>
             </w:r>
           </w:p>
         </w:tc>
@@ -3106,67 +3494,7 @@
               <w:rPr>
                 <w:sz w:val="16"/>
               </w:rPr>
-              <w:t>57종</w:t>
-            </w:r>
-          </w:p>
-        </w:tc>
-      </w:tr>
-      <w:tr>
-        <w:tc>
-          <w:tcPr>
-            <w:tcW w:type="dxa" w:w="4320"/>
-          </w:tcPr>
-          <w:p>
-            <w:r/>
-            <w:r>
-              <w:rPr>
-                <w:sz w:val="16"/>
-              </w:rPr>
-              <w:t>density</w:t>
-            </w:r>
-          </w:p>
-        </w:tc>
-        <w:tc>
-          <w:tcPr>
-            <w:tcW w:type="dxa" w:w="4320"/>
-          </w:tcPr>
-          <w:p>
-            <w:r/>
-            <w:r>
-              <w:rPr>
-                <w:sz w:val="16"/>
-              </w:rPr>
-              <w:t>33종</w:t>
-            </w:r>
-          </w:p>
-        </w:tc>
-      </w:tr>
-      <w:tr>
-        <w:tc>
-          <w:tcPr>
-            <w:tcW w:type="dxa" w:w="4320"/>
-          </w:tcPr>
-          <w:p>
-            <w:r/>
-            <w:r>
-              <w:rPr>
-                <w:sz w:val="16"/>
-              </w:rPr>
-              <w:t>poisson_ratio</w:t>
-            </w:r>
-          </w:p>
-        </w:tc>
-        <w:tc>
-          <w:tcPr>
-            <w:tcW w:type="dxa" w:w="4320"/>
-          </w:tcPr>
-          <w:p>
-            <w:r/>
-            <w:r>
-              <w:rPr>
-                <w:sz w:val="16"/>
-              </w:rPr>
-              <w:t>15종</w:t>
+              <w:t>4종</w:t>
             </w:r>
           </w:p>
         </w:tc>
@@ -3201,14 +3529,16 @@
         <w:tblLook w:firstColumn="1" w:firstRow="1" w:lastColumn="0" w:lastRow="0" w:noHBand="0" w:noVBand="1" w:val="04A0"/>
       </w:tblPr>
       <w:tblGrid>
-        <w:gridCol w:w="2880"/>
-        <w:gridCol w:w="2880"/>
-        <w:gridCol w:w="2880"/>
+        <w:gridCol w:w="1728"/>
+        <w:gridCol w:w="1728"/>
+        <w:gridCol w:w="1728"/>
+        <w:gridCol w:w="1728"/>
+        <w:gridCol w:w="1728"/>
       </w:tblGrid>
       <w:tr>
         <w:tc>
           <w:tcPr>
-            <w:tcW w:type="dxa" w:w="2880"/>
+            <w:tcW w:type="dxa" w:w="1728"/>
           </w:tcPr>
           <w:p>
             <w:r/>
@@ -3223,7 +3553,7 @@
         </w:tc>
         <w:tc>
           <w:tcPr>
-            <w:tcW w:type="dxa" w:w="2880"/>
+            <w:tcW w:type="dxa" w:w="1728"/>
           </w:tcPr>
           <w:p>
             <w:r/>
@@ -3238,7 +3568,7 @@
         </w:tc>
         <w:tc>
           <w:tcPr>
-            <w:tcW w:type="dxa" w:w="2880"/>
+            <w:tcW w:type="dxa" w:w="1728"/>
           </w:tcPr>
           <w:p>
             <w:r/>
@@ -3247,7 +3577,37 @@
                 <w:b/>
                 <w:sz w:val="17"/>
               </w:rPr>
+              <w:t>실측기반 채움</w:t>
+            </w:r>
+          </w:p>
+        </w:tc>
+        <w:tc>
+          <w:tcPr>
+            <w:tcW w:type="dxa" w:w="1728"/>
+          </w:tcPr>
+          <w:p>
+            <w:r/>
+            <w:r>
+              <w:rPr>
+                <w:b/>
+                <w:sz w:val="17"/>
+              </w:rPr>
               <w:t>재료 준비</w:t>
+            </w:r>
+          </w:p>
+        </w:tc>
+        <w:tc>
+          <w:tcPr>
+            <w:tcW w:type="dxa" w:w="1728"/>
+          </w:tcPr>
+          <w:p>
+            <w:r/>
+            <w:r>
+              <w:rPr>
+                <w:b/>
+                <w:sz w:val="17"/>
+              </w:rPr>
+              <w:t>실측기반 준비</w:t>
             </w:r>
           </w:p>
         </w:tc>
@@ -3255,7 +3615,7 @@
       <w:tr>
         <w:tc>
           <w:tcPr>
-            <w:tcW w:type="dxa" w:w="2880"/>
+            <w:tcW w:type="dxa" w:w="1728"/>
           </w:tcPr>
           <w:p>
             <w:r/>
@@ -3269,7 +3629,7 @@
         </w:tc>
         <w:tc>
           <w:tcPr>
-            <w:tcW w:type="dxa" w:w="2880"/>
+            <w:tcW w:type="dxa" w:w="1728"/>
           </w:tcPr>
           <w:p>
             <w:r/>
@@ -3277,13 +3637,13 @@
               <w:rPr>
                 <w:sz w:val="16"/>
               </w:rPr>
-              <w:t>1406/2176  (64.6%)</w:t>
-            </w:r>
-          </w:p>
-        </w:tc>
-        <w:tc>
-          <w:tcPr>
-            <w:tcW w:type="dxa" w:w="2880"/>
+              <w:t>1727/2176  (79.4%)</w:t>
+            </w:r>
+          </w:p>
+        </w:tc>
+        <w:tc>
+          <w:tcPr>
+            <w:tcW w:type="dxa" w:w="1728"/>
           </w:tcPr>
           <w:p>
             <w:r/>
@@ -3291,7 +3651,35 @@
               <w:rPr>
                 <w:sz w:val="16"/>
               </w:rPr>
-              <w:t>226종  (41.5%)</w:t>
+              <w:t>54.5%</w:t>
+            </w:r>
+          </w:p>
+        </w:tc>
+        <w:tc>
+          <w:tcPr>
+            <w:tcW w:type="dxa" w:w="1728"/>
+          </w:tcPr>
+          <w:p>
+            <w:r/>
+            <w:r>
+              <w:rPr>
+                <w:sz w:val="16"/>
+              </w:rPr>
+              <w:t>238종  (43.8%)</w:t>
+            </w:r>
+          </w:p>
+        </w:tc>
+        <w:tc>
+          <w:tcPr>
+            <w:tcW w:type="dxa" w:w="1728"/>
+          </w:tcPr>
+          <w:p>
+            <w:r/>
+            <w:r>
+              <w:rPr>
+                <w:sz w:val="16"/>
+              </w:rPr>
+              <w:t>145종  (26.7%)</w:t>
             </w:r>
           </w:p>
         </w:tc>
@@ -3438,37 +3826,7 @@
               <w:rPr>
                 <w:sz w:val="16"/>
               </w:rPr>
-              <w:t>188종</w:t>
-            </w:r>
-          </w:p>
-        </w:tc>
-      </w:tr>
-      <w:tr>
-        <w:tc>
-          <w:tcPr>
-            <w:tcW w:type="dxa" w:w="4320"/>
-          </w:tcPr>
-          <w:p>
-            <w:r/>
-            <w:r>
-              <w:rPr>
-                <w:sz w:val="16"/>
-              </w:rPr>
-              <w:t>density</w:t>
-            </w:r>
-          </w:p>
-        </w:tc>
-        <w:tc>
-          <w:tcPr>
-            <w:tcW w:type="dxa" w:w="4320"/>
-          </w:tcPr>
-          <w:p>
-            <w:r/>
-            <w:r>
-              <w:rPr>
-                <w:sz w:val="16"/>
-              </w:rPr>
-              <w:t>134종</w:t>
+              <w:t>1종</w:t>
             </w:r>
           </w:p>
         </w:tc>
@@ -3503,14 +3861,16 @@
         <w:tblLook w:firstColumn="1" w:firstRow="1" w:lastColumn="0" w:lastRow="0" w:noHBand="0" w:noVBand="1" w:val="04A0"/>
       </w:tblPr>
       <w:tblGrid>
-        <w:gridCol w:w="2880"/>
-        <w:gridCol w:w="2880"/>
-        <w:gridCol w:w="2880"/>
+        <w:gridCol w:w="1728"/>
+        <w:gridCol w:w="1728"/>
+        <w:gridCol w:w="1728"/>
+        <w:gridCol w:w="1728"/>
+        <w:gridCol w:w="1728"/>
       </w:tblGrid>
       <w:tr>
         <w:tc>
           <w:tcPr>
-            <w:tcW w:type="dxa" w:w="2880"/>
+            <w:tcW w:type="dxa" w:w="1728"/>
           </w:tcPr>
           <w:p>
             <w:r/>
@@ -3525,7 +3885,7 @@
         </w:tc>
         <w:tc>
           <w:tcPr>
-            <w:tcW w:type="dxa" w:w="2880"/>
+            <w:tcW w:type="dxa" w:w="1728"/>
           </w:tcPr>
           <w:p>
             <w:r/>
@@ -3540,7 +3900,7 @@
         </w:tc>
         <w:tc>
           <w:tcPr>
-            <w:tcW w:type="dxa" w:w="2880"/>
+            <w:tcW w:type="dxa" w:w="1728"/>
           </w:tcPr>
           <w:p>
             <w:r/>
@@ -3549,7 +3909,37 @@
                 <w:b/>
                 <w:sz w:val="17"/>
               </w:rPr>
+              <w:t>실측기반 채움</w:t>
+            </w:r>
+          </w:p>
+        </w:tc>
+        <w:tc>
+          <w:tcPr>
+            <w:tcW w:type="dxa" w:w="1728"/>
+          </w:tcPr>
+          <w:p>
+            <w:r/>
+            <w:r>
+              <w:rPr>
+                <w:b/>
+                <w:sz w:val="17"/>
+              </w:rPr>
               <w:t>재료 준비</w:t>
+            </w:r>
+          </w:p>
+        </w:tc>
+        <w:tc>
+          <w:tcPr>
+            <w:tcW w:type="dxa" w:w="1728"/>
+          </w:tcPr>
+          <w:p>
+            <w:r/>
+            <w:r>
+              <w:rPr>
+                <w:b/>
+                <w:sz w:val="17"/>
+              </w:rPr>
+              <w:t>실측기반 준비</w:t>
             </w:r>
           </w:p>
         </w:tc>
@@ -3557,7 +3947,7 @@
       <w:tr>
         <w:tc>
           <w:tcPr>
-            <w:tcW w:type="dxa" w:w="2880"/>
+            <w:tcW w:type="dxa" w:w="1728"/>
           </w:tcPr>
           <w:p>
             <w:r/>
@@ -3571,7 +3961,7 @@
         </w:tc>
         <w:tc>
           <w:tcPr>
-            <w:tcW w:type="dxa" w:w="2880"/>
+            <w:tcW w:type="dxa" w:w="1728"/>
           </w:tcPr>
           <w:p>
             <w:r/>
@@ -3579,13 +3969,13 @@
               <w:rPr>
                 <w:sz w:val="16"/>
               </w:rPr>
-              <w:t>949/1680  (56.5%)</w:t>
-            </w:r>
-          </w:p>
-        </w:tc>
-        <w:tc>
-          <w:tcPr>
-            <w:tcW w:type="dxa" w:w="2880"/>
+              <w:t>1268/1680  (75.5%)</w:t>
+            </w:r>
+          </w:p>
+        </w:tc>
+        <w:tc>
+          <w:tcPr>
+            <w:tcW w:type="dxa" w:w="1728"/>
           </w:tcPr>
           <w:p>
             <w:r/>
@@ -3593,7 +3983,35 @@
               <w:rPr>
                 <w:sz w:val="16"/>
               </w:rPr>
-              <w:t>149종  (35.5%)</w:t>
+              <w:t>44.6%</w:t>
+            </w:r>
+          </w:p>
+        </w:tc>
+        <w:tc>
+          <w:tcPr>
+            <w:tcW w:type="dxa" w:w="1728"/>
+          </w:tcPr>
+          <w:p>
+            <w:r/>
+            <w:r>
+              <w:rPr>
+                <w:sz w:val="16"/>
+              </w:rPr>
+              <w:t>160종  (38.1%)</w:t>
+            </w:r>
+          </w:p>
+        </w:tc>
+        <w:tc>
+          <w:tcPr>
+            <w:tcW w:type="dxa" w:w="1728"/>
+          </w:tcPr>
+          <w:p>
+            <w:r/>
+            <w:r>
+              <w:rPr>
+                <w:sz w:val="16"/>
+              </w:rPr>
+              <w:t>61종  (14.5%)</w:t>
             </w:r>
           </w:p>
         </w:tc>
@@ -3711,66 +4129,6 @@
                 <w:sz w:val="16"/>
               </w:rPr>
               <w:t>206종</w:t>
-            </w:r>
-          </w:p>
-        </w:tc>
-      </w:tr>
-      <w:tr>
-        <w:tc>
-          <w:tcPr>
-            <w:tcW w:type="dxa" w:w="4320"/>
-          </w:tcPr>
-          <w:p>
-            <w:r/>
-            <w:r>
-              <w:rPr>
-                <w:sz w:val="16"/>
-              </w:rPr>
-              <w:t>conductivity</w:t>
-            </w:r>
-          </w:p>
-        </w:tc>
-        <w:tc>
-          <w:tcPr>
-            <w:tcW w:type="dxa" w:w="4320"/>
-          </w:tcPr>
-          <w:p>
-            <w:r/>
-            <w:r>
-              <w:rPr>
-                <w:sz w:val="16"/>
-              </w:rPr>
-              <w:t>185종</w:t>
-            </w:r>
-          </w:p>
-        </w:tc>
-      </w:tr>
-      <w:tr>
-        <w:tc>
-          <w:tcPr>
-            <w:tcW w:type="dxa" w:w="4320"/>
-          </w:tcPr>
-          <w:p>
-            <w:r/>
-            <w:r>
-              <w:rPr>
-                <w:sz w:val="16"/>
-              </w:rPr>
-              <w:t>density</w:t>
-            </w:r>
-          </w:p>
-        </w:tc>
-        <w:tc>
-          <w:tcPr>
-            <w:tcW w:type="dxa" w:w="4320"/>
-          </w:tcPr>
-          <w:p>
-            <w:r/>
-            <w:r>
-              <w:rPr>
-                <w:sz w:val="16"/>
-              </w:rPr>
-              <w:t>134종</w:t>
             </w:r>
           </w:p>
         </w:tc>
@@ -3805,14 +4163,16 @@
         <w:tblLook w:firstColumn="1" w:firstRow="1" w:lastColumn="0" w:lastRow="0" w:noHBand="0" w:noVBand="1" w:val="04A0"/>
       </w:tblPr>
       <w:tblGrid>
-        <w:gridCol w:w="2880"/>
-        <w:gridCol w:w="2880"/>
-        <w:gridCol w:w="2880"/>
+        <w:gridCol w:w="1728"/>
+        <w:gridCol w:w="1728"/>
+        <w:gridCol w:w="1728"/>
+        <w:gridCol w:w="1728"/>
+        <w:gridCol w:w="1728"/>
       </w:tblGrid>
       <w:tr>
         <w:tc>
           <w:tcPr>
-            <w:tcW w:type="dxa" w:w="2880"/>
+            <w:tcW w:type="dxa" w:w="1728"/>
           </w:tcPr>
           <w:p>
             <w:r/>
@@ -3827,7 +4187,7 @@
         </w:tc>
         <w:tc>
           <w:tcPr>
-            <w:tcW w:type="dxa" w:w="2880"/>
+            <w:tcW w:type="dxa" w:w="1728"/>
           </w:tcPr>
           <w:p>
             <w:r/>
@@ -3842,7 +4202,7 @@
         </w:tc>
         <w:tc>
           <w:tcPr>
-            <w:tcW w:type="dxa" w:w="2880"/>
+            <w:tcW w:type="dxa" w:w="1728"/>
           </w:tcPr>
           <w:p>
             <w:r/>
@@ -3851,7 +4211,37 @@
                 <w:b/>
                 <w:sz w:val="17"/>
               </w:rPr>
+              <w:t>실측기반 채움</w:t>
+            </w:r>
+          </w:p>
+        </w:tc>
+        <w:tc>
+          <w:tcPr>
+            <w:tcW w:type="dxa" w:w="1728"/>
+          </w:tcPr>
+          <w:p>
+            <w:r/>
+            <w:r>
+              <w:rPr>
+                <w:b/>
+                <w:sz w:val="17"/>
+              </w:rPr>
               <w:t>재료 준비</w:t>
+            </w:r>
+          </w:p>
+        </w:tc>
+        <w:tc>
+          <w:tcPr>
+            <w:tcW w:type="dxa" w:w="1728"/>
+          </w:tcPr>
+          <w:p>
+            <w:r/>
+            <w:r>
+              <w:rPr>
+                <w:b/>
+                <w:sz w:val="17"/>
+              </w:rPr>
+              <w:t>실측기반 준비</w:t>
             </w:r>
           </w:p>
         </w:tc>
@@ -3859,7 +4249,7 @@
       <w:tr>
         <w:tc>
           <w:tcPr>
-            <w:tcW w:type="dxa" w:w="2880"/>
+            <w:tcW w:type="dxa" w:w="1728"/>
           </w:tcPr>
           <w:p>
             <w:r/>
@@ -3873,7 +4263,7 @@
         </w:tc>
         <w:tc>
           <w:tcPr>
-            <w:tcW w:type="dxa" w:w="2880"/>
+            <w:tcW w:type="dxa" w:w="1728"/>
           </w:tcPr>
           <w:p>
             <w:r/>
@@ -3881,13 +4271,13 @@
               <w:rPr>
                 <w:sz w:val="16"/>
               </w:rPr>
-              <w:t>67/92  (72.8%)</w:t>
-            </w:r>
-          </w:p>
-        </w:tc>
-        <w:tc>
-          <w:tcPr>
-            <w:tcW w:type="dxa" w:w="2880"/>
+              <w:t>73/92  (79.3%)</w:t>
+            </w:r>
+          </w:p>
+        </w:tc>
+        <w:tc>
+          <w:tcPr>
+            <w:tcW w:type="dxa" w:w="1728"/>
           </w:tcPr>
           <w:p>
             <w:r/>
@@ -3895,7 +4285,35 @@
               <w:rPr>
                 <w:sz w:val="16"/>
               </w:rPr>
+              <w:t>66.3%</w:t>
+            </w:r>
+          </w:p>
+        </w:tc>
+        <w:tc>
+          <w:tcPr>
+            <w:tcW w:type="dxa" w:w="1728"/>
+          </w:tcPr>
+          <w:p>
+            <w:r/>
+            <w:r>
+              <w:rPr>
+                <w:sz w:val="16"/>
+              </w:rPr>
               <w:t>27종  (58.7%)</w:t>
+            </w:r>
+          </w:p>
+        </w:tc>
+        <w:tc>
+          <w:tcPr>
+            <w:tcW w:type="dxa" w:w="1728"/>
+          </w:tcPr>
+          <w:p>
+            <w:r/>
+            <w:r>
+              <w:rPr>
+                <w:sz w:val="16"/>
+              </w:rPr>
+              <w:t>20종  (43.5%)</w:t>
             </w:r>
           </w:p>
         </w:tc>
@@ -3983,36 +4401,6 @@
                 <w:sz w:val="16"/>
               </w:rPr>
               <w:t>19종</w:t>
-            </w:r>
-          </w:p>
-        </w:tc>
-      </w:tr>
-      <w:tr>
-        <w:tc>
-          <w:tcPr>
-            <w:tcW w:type="dxa" w:w="4320"/>
-          </w:tcPr>
-          <w:p>
-            <w:r/>
-            <w:r>
-              <w:rPr>
-                <w:sz w:val="16"/>
-              </w:rPr>
-              <w:t>density</w:t>
-            </w:r>
-          </w:p>
-        </w:tc>
-        <w:tc>
-          <w:tcPr>
-            <w:tcW w:type="dxa" w:w="4320"/>
-          </w:tcPr>
-          <w:p>
-            <w:r/>
-            <w:r>
-              <w:rPr>
-                <w:sz w:val="16"/>
-              </w:rPr>
-              <w:t>6종</w:t>
             </w:r>
           </w:p>
         </w:tc>
@@ -4047,14 +4435,16 @@
         <w:tblLook w:firstColumn="1" w:firstRow="1" w:lastColumn="0" w:lastRow="0" w:noHBand="0" w:noVBand="1" w:val="04A0"/>
       </w:tblPr>
       <w:tblGrid>
-        <w:gridCol w:w="2880"/>
-        <w:gridCol w:w="2880"/>
-        <w:gridCol w:w="2880"/>
+        <w:gridCol w:w="1728"/>
+        <w:gridCol w:w="1728"/>
+        <w:gridCol w:w="1728"/>
+        <w:gridCol w:w="1728"/>
+        <w:gridCol w:w="1728"/>
       </w:tblGrid>
       <w:tr>
         <w:tc>
           <w:tcPr>
-            <w:tcW w:type="dxa" w:w="2880"/>
+            <w:tcW w:type="dxa" w:w="1728"/>
           </w:tcPr>
           <w:p>
             <w:r/>
@@ -4069,7 +4459,7 @@
         </w:tc>
         <w:tc>
           <w:tcPr>
-            <w:tcW w:type="dxa" w:w="2880"/>
+            <w:tcW w:type="dxa" w:w="1728"/>
           </w:tcPr>
           <w:p>
             <w:r/>
@@ -4084,7 +4474,7 @@
         </w:tc>
         <w:tc>
           <w:tcPr>
-            <w:tcW w:type="dxa" w:w="2880"/>
+            <w:tcW w:type="dxa" w:w="1728"/>
           </w:tcPr>
           <w:p>
             <w:r/>
@@ -4093,7 +4483,37 @@
                 <w:b/>
                 <w:sz w:val="17"/>
               </w:rPr>
+              <w:t>실측기반 채움</w:t>
+            </w:r>
+          </w:p>
+        </w:tc>
+        <w:tc>
+          <w:tcPr>
+            <w:tcW w:type="dxa" w:w="1728"/>
+          </w:tcPr>
+          <w:p>
+            <w:r/>
+            <w:r>
+              <w:rPr>
+                <w:b/>
+                <w:sz w:val="17"/>
+              </w:rPr>
               <w:t>재료 준비</w:t>
+            </w:r>
+          </w:p>
+        </w:tc>
+        <w:tc>
+          <w:tcPr>
+            <w:tcW w:type="dxa" w:w="1728"/>
+          </w:tcPr>
+          <w:p>
+            <w:r/>
+            <w:r>
+              <w:rPr>
+                <w:b/>
+                <w:sz w:val="17"/>
+              </w:rPr>
+              <w:t>실측기반 준비</w:t>
             </w:r>
           </w:p>
         </w:tc>
@@ -4101,7 +4521,7 @@
       <w:tr>
         <w:tc>
           <w:tcPr>
-            <w:tcW w:type="dxa" w:w="2880"/>
+            <w:tcW w:type="dxa" w:w="1728"/>
           </w:tcPr>
           <w:p>
             <w:r/>
@@ -4115,7 +4535,7 @@
         </w:tc>
         <w:tc>
           <w:tcPr>
-            <w:tcW w:type="dxa" w:w="2880"/>
+            <w:tcW w:type="dxa" w:w="1728"/>
           </w:tcPr>
           <w:p>
             <w:r/>
@@ -4123,13 +4543,13 @@
               <w:rPr>
                 <w:sz w:val="16"/>
               </w:rPr>
-              <w:t>269/370  (72.7%)</w:t>
-            </w:r>
-          </w:p>
-        </w:tc>
-        <w:tc>
-          <w:tcPr>
-            <w:tcW w:type="dxa" w:w="2880"/>
+              <w:t>302/370  (81.6%)</w:t>
+            </w:r>
+          </w:p>
+        </w:tc>
+        <w:tc>
+          <w:tcPr>
+            <w:tcW w:type="dxa" w:w="1728"/>
           </w:tcPr>
           <w:p>
             <w:r/>
@@ -4137,7 +4557,35 @@
               <w:rPr>
                 <w:sz w:val="16"/>
               </w:rPr>
-              <w:t>95종  (51.4%)</w:t>
+              <w:t>65.7%</w:t>
+            </w:r>
+          </w:p>
+        </w:tc>
+        <w:tc>
+          <w:tcPr>
+            <w:tcW w:type="dxa" w:w="1728"/>
+          </w:tcPr>
+          <w:p>
+            <w:r/>
+            <w:r>
+              <w:rPr>
+                <w:sz w:val="16"/>
+              </w:rPr>
+              <w:t>117종  (63.2%)</w:t>
+            </w:r>
+          </w:p>
+        </w:tc>
+        <w:tc>
+          <w:tcPr>
+            <w:tcW w:type="dxa" w:w="1728"/>
+          </w:tcPr>
+          <w:p>
+            <w:r/>
+            <w:r>
+              <w:rPr>
+                <w:sz w:val="16"/>
+              </w:rPr>
+              <w:t>70종  (37.8%)</w:t>
             </w:r>
           </w:p>
         </w:tc>
@@ -4225,36 +4673,6 @@
                 <w:sz w:val="16"/>
               </w:rPr>
               <w:t>68종</w:t>
-            </w:r>
-          </w:p>
-        </w:tc>
-      </w:tr>
-      <w:tr>
-        <w:tc>
-          <w:tcPr>
-            <w:tcW w:type="dxa" w:w="4320"/>
-          </w:tcPr>
-          <w:p>
-            <w:r/>
-            <w:r>
-              <w:rPr>
-                <w:sz w:val="16"/>
-              </w:rPr>
-              <w:t>density</w:t>
-            </w:r>
-          </w:p>
-        </w:tc>
-        <w:tc>
-          <w:tcPr>
-            <w:tcW w:type="dxa" w:w="4320"/>
-          </w:tcPr>
-          <w:p>
-            <w:r/>
-            <w:r>
-              <w:rPr>
-                <w:sz w:val="16"/>
-              </w:rPr>
-              <w:t>33종</w:t>
             </w:r>
           </w:p>
         </w:tc>
@@ -4289,14 +4707,16 @@
         <w:tblLook w:firstColumn="1" w:firstRow="1" w:lastColumn="0" w:lastRow="0" w:noHBand="0" w:noVBand="1" w:val="04A0"/>
       </w:tblPr>
       <w:tblGrid>
-        <w:gridCol w:w="2880"/>
-        <w:gridCol w:w="2880"/>
-        <w:gridCol w:w="2880"/>
+        <w:gridCol w:w="1728"/>
+        <w:gridCol w:w="1728"/>
+        <w:gridCol w:w="1728"/>
+        <w:gridCol w:w="1728"/>
+        <w:gridCol w:w="1728"/>
       </w:tblGrid>
       <w:tr>
         <w:tc>
           <w:tcPr>
-            <w:tcW w:type="dxa" w:w="2880"/>
+            <w:tcW w:type="dxa" w:w="1728"/>
           </w:tcPr>
           <w:p>
             <w:r/>
@@ -4311,7 +4731,7 @@
         </w:tc>
         <w:tc>
           <w:tcPr>
-            <w:tcW w:type="dxa" w:w="2880"/>
+            <w:tcW w:type="dxa" w:w="1728"/>
           </w:tcPr>
           <w:p>
             <w:r/>
@@ -4326,7 +4746,7 @@
         </w:tc>
         <w:tc>
           <w:tcPr>
-            <w:tcW w:type="dxa" w:w="2880"/>
+            <w:tcW w:type="dxa" w:w="1728"/>
           </w:tcPr>
           <w:p>
             <w:r/>
@@ -4335,7 +4755,37 @@
                 <w:b/>
                 <w:sz w:val="17"/>
               </w:rPr>
+              <w:t>실측기반 채움</w:t>
+            </w:r>
+          </w:p>
+        </w:tc>
+        <w:tc>
+          <w:tcPr>
+            <w:tcW w:type="dxa" w:w="1728"/>
+          </w:tcPr>
+          <w:p>
+            <w:r/>
+            <w:r>
+              <w:rPr>
+                <w:b/>
+                <w:sz w:val="17"/>
+              </w:rPr>
               <w:t>재료 준비</w:t>
+            </w:r>
+          </w:p>
+        </w:tc>
+        <w:tc>
+          <w:tcPr>
+            <w:tcW w:type="dxa" w:w="1728"/>
+          </w:tcPr>
+          <w:p>
+            <w:r/>
+            <w:r>
+              <w:rPr>
+                <w:b/>
+                <w:sz w:val="17"/>
+              </w:rPr>
+              <w:t>실측기반 준비</w:t>
             </w:r>
           </w:p>
         </w:tc>
@@ -4343,7 +4793,7 @@
       <w:tr>
         <w:tc>
           <w:tcPr>
-            <w:tcW w:type="dxa" w:w="2880"/>
+            <w:tcW w:type="dxa" w:w="1728"/>
           </w:tcPr>
           <w:p>
             <w:r/>
@@ -4357,7 +4807,7 @@
         </w:tc>
         <w:tc>
           <w:tcPr>
-            <w:tcW w:type="dxa" w:w="2880"/>
+            <w:tcW w:type="dxa" w:w="1728"/>
           </w:tcPr>
           <w:p>
             <w:r/>
@@ -4371,7 +4821,7 @@
         </w:tc>
         <w:tc>
           <w:tcPr>
-            <w:tcW w:type="dxa" w:w="2880"/>
+            <w:tcW w:type="dxa" w:w="1728"/>
           </w:tcPr>
           <w:p>
             <w:r/>
@@ -4379,7 +4829,35 @@
               <w:rPr>
                 <w:sz w:val="16"/>
               </w:rPr>
+              <w:t>52.9%</w:t>
+            </w:r>
+          </w:p>
+        </w:tc>
+        <w:tc>
+          <w:tcPr>
+            <w:tcW w:type="dxa" w:w="1728"/>
+          </w:tcPr>
+          <w:p>
+            <w:r/>
+            <w:r>
+              <w:rPr>
+                <w:sz w:val="16"/>
+              </w:rPr>
               <w:t>297종  (54.6%)</w:t>
+            </w:r>
+          </w:p>
+        </w:tc>
+        <w:tc>
+          <w:tcPr>
+            <w:tcW w:type="dxa" w:w="1728"/>
+          </w:tcPr>
+          <w:p>
+            <w:r/>
+            <w:r>
+              <w:rPr>
+                <w:sz w:val="16"/>
+              </w:rPr>
+              <w:t>288종  (52.9%)</w:t>
             </w:r>
           </w:p>
         </w:tc>
@@ -4501,14 +4979,16 @@
         <w:tblLook w:firstColumn="1" w:firstRow="1" w:lastColumn="0" w:lastRow="0" w:noHBand="0" w:noVBand="1" w:val="04A0"/>
       </w:tblPr>
       <w:tblGrid>
-        <w:gridCol w:w="2880"/>
-        <w:gridCol w:w="2880"/>
-        <w:gridCol w:w="2880"/>
+        <w:gridCol w:w="1728"/>
+        <w:gridCol w:w="1728"/>
+        <w:gridCol w:w="1728"/>
+        <w:gridCol w:w="1728"/>
+        <w:gridCol w:w="1728"/>
       </w:tblGrid>
       <w:tr>
         <w:tc>
           <w:tcPr>
-            <w:tcW w:type="dxa" w:w="2880"/>
+            <w:tcW w:type="dxa" w:w="1728"/>
           </w:tcPr>
           <w:p>
             <w:r/>
@@ -4523,7 +5003,7 @@
         </w:tc>
         <w:tc>
           <w:tcPr>
-            <w:tcW w:type="dxa" w:w="2880"/>
+            <w:tcW w:type="dxa" w:w="1728"/>
           </w:tcPr>
           <w:p>
             <w:r/>
@@ -4538,7 +5018,7 @@
         </w:tc>
         <w:tc>
           <w:tcPr>
-            <w:tcW w:type="dxa" w:w="2880"/>
+            <w:tcW w:type="dxa" w:w="1728"/>
           </w:tcPr>
           <w:p>
             <w:r/>
@@ -4547,7 +5027,37 @@
                 <w:b/>
                 <w:sz w:val="17"/>
               </w:rPr>
+              <w:t>실측기반 채움</w:t>
+            </w:r>
+          </w:p>
+        </w:tc>
+        <w:tc>
+          <w:tcPr>
+            <w:tcW w:type="dxa" w:w="1728"/>
+          </w:tcPr>
+          <w:p>
+            <w:r/>
+            <w:r>
+              <w:rPr>
+                <w:b/>
+                <w:sz w:val="17"/>
+              </w:rPr>
               <w:t>재료 준비</w:t>
+            </w:r>
+          </w:p>
+        </w:tc>
+        <w:tc>
+          <w:tcPr>
+            <w:tcW w:type="dxa" w:w="1728"/>
+          </w:tcPr>
+          <w:p>
+            <w:r/>
+            <w:r>
+              <w:rPr>
+                <w:b/>
+                <w:sz w:val="17"/>
+              </w:rPr>
+              <w:t>실측기반 준비</w:t>
             </w:r>
           </w:p>
         </w:tc>
@@ -4555,7 +5065,7 @@
       <w:tr>
         <w:tc>
           <w:tcPr>
-            <w:tcW w:type="dxa" w:w="2880"/>
+            <w:tcW w:type="dxa" w:w="1728"/>
           </w:tcPr>
           <w:p>
             <w:r/>
@@ -4569,7 +5079,7 @@
         </w:tc>
         <w:tc>
           <w:tcPr>
-            <w:tcW w:type="dxa" w:w="2880"/>
+            <w:tcW w:type="dxa" w:w="1728"/>
           </w:tcPr>
           <w:p>
             <w:r/>
@@ -4577,13 +5087,13 @@
               <w:rPr>
                 <w:sz w:val="16"/>
               </w:rPr>
-              <w:t>395/594  (66.5%)</w:t>
-            </w:r>
-          </w:p>
-        </w:tc>
-        <w:tc>
-          <w:tcPr>
-            <w:tcW w:type="dxa" w:w="2880"/>
+              <w:t>429/594  (72.2%)</w:t>
+            </w:r>
+          </w:p>
+        </w:tc>
+        <w:tc>
+          <w:tcPr>
+            <w:tcW w:type="dxa" w:w="1728"/>
           </w:tcPr>
           <w:p>
             <w:r/>
@@ -4591,7 +5101,35 @@
               <w:rPr>
                 <w:sz w:val="16"/>
               </w:rPr>
+              <w:t>64.6%</w:t>
+            </w:r>
+          </w:p>
+        </w:tc>
+        <w:tc>
+          <w:tcPr>
+            <w:tcW w:type="dxa" w:w="1728"/>
+          </w:tcPr>
+          <w:p>
+            <w:r/>
+            <w:r>
+              <w:rPr>
+                <w:sz w:val="16"/>
+              </w:rPr>
               <w:t>35종  (17.7%)</w:t>
+            </w:r>
+          </w:p>
+        </w:tc>
+        <w:tc>
+          <w:tcPr>
+            <w:tcW w:type="dxa" w:w="1728"/>
+          </w:tcPr>
+          <w:p>
+            <w:r/>
+            <w:r>
+              <w:rPr>
+                <w:sz w:val="16"/>
+              </w:rPr>
+              <w:t>33종  (16.7%)</w:t>
             </w:r>
           </w:p>
         </w:tc>
@@ -4708,37 +5246,7 @@
               <w:rPr>
                 <w:sz w:val="16"/>
               </w:rPr>
-              <w:t>19종</w:t>
-            </w:r>
-          </w:p>
-        </w:tc>
-      </w:tr>
-      <w:tr>
-        <w:tc>
-          <w:tcPr>
-            <w:tcW w:type="dxa" w:w="4320"/>
-          </w:tcPr>
-          <w:p>
-            <w:r/>
-            <w:r>
-              <w:rPr>
-                <w:sz w:val="16"/>
-              </w:rPr>
-              <w:t>density</w:t>
-            </w:r>
-          </w:p>
-        </w:tc>
-        <w:tc>
-          <w:tcPr>
-            <w:tcW w:type="dxa" w:w="4320"/>
-          </w:tcPr>
-          <w:p>
-            <w:r/>
-            <w:r>
-              <w:rPr>
-                <w:sz w:val="16"/>
-              </w:rPr>
-              <w:t>17종</w:t>
+              <w:t>2종</w:t>
             </w:r>
           </w:p>
         </w:tc>
@@ -4773,14 +5281,16 @@
         <w:tblLook w:firstColumn="1" w:firstRow="1" w:lastColumn="0" w:lastRow="0" w:noHBand="0" w:noVBand="1" w:val="04A0"/>
       </w:tblPr>
       <w:tblGrid>
-        <w:gridCol w:w="2880"/>
-        <w:gridCol w:w="2880"/>
-        <w:gridCol w:w="2880"/>
+        <w:gridCol w:w="1728"/>
+        <w:gridCol w:w="1728"/>
+        <w:gridCol w:w="1728"/>
+        <w:gridCol w:w="1728"/>
+        <w:gridCol w:w="1728"/>
       </w:tblGrid>
       <w:tr>
         <w:tc>
           <w:tcPr>
-            <w:tcW w:type="dxa" w:w="2880"/>
+            <w:tcW w:type="dxa" w:w="1728"/>
           </w:tcPr>
           <w:p>
             <w:r/>
@@ -4795,7 +5305,7 @@
         </w:tc>
         <w:tc>
           <w:tcPr>
-            <w:tcW w:type="dxa" w:w="2880"/>
+            <w:tcW w:type="dxa" w:w="1728"/>
           </w:tcPr>
           <w:p>
             <w:r/>
@@ -4810,7 +5320,7 @@
         </w:tc>
         <w:tc>
           <w:tcPr>
-            <w:tcW w:type="dxa" w:w="2880"/>
+            <w:tcW w:type="dxa" w:w="1728"/>
           </w:tcPr>
           <w:p>
             <w:r/>
@@ -4819,7 +5329,37 @@
                 <w:b/>
                 <w:sz w:val="17"/>
               </w:rPr>
+              <w:t>실측기반 채움</w:t>
+            </w:r>
+          </w:p>
+        </w:tc>
+        <w:tc>
+          <w:tcPr>
+            <w:tcW w:type="dxa" w:w="1728"/>
+          </w:tcPr>
+          <w:p>
+            <w:r/>
+            <w:r>
+              <w:rPr>
+                <w:b/>
+                <w:sz w:val="17"/>
+              </w:rPr>
               <w:t>재료 준비</w:t>
+            </w:r>
+          </w:p>
+        </w:tc>
+        <w:tc>
+          <w:tcPr>
+            <w:tcW w:type="dxa" w:w="1728"/>
+          </w:tcPr>
+          <w:p>
+            <w:r/>
+            <w:r>
+              <w:rPr>
+                <w:b/>
+                <w:sz w:val="17"/>
+              </w:rPr>
+              <w:t>실측기반 준비</w:t>
             </w:r>
           </w:p>
         </w:tc>
@@ -4827,7 +5367,7 @@
       <w:tr>
         <w:tc>
           <w:tcPr>
-            <w:tcW w:type="dxa" w:w="2880"/>
+            <w:tcW w:type="dxa" w:w="1728"/>
           </w:tcPr>
           <w:p>
             <w:r/>
@@ -4841,7 +5381,7 @@
         </w:tc>
         <w:tc>
           <w:tcPr>
-            <w:tcW w:type="dxa" w:w="2880"/>
+            <w:tcW w:type="dxa" w:w="1728"/>
           </w:tcPr>
           <w:p>
             <w:r/>
@@ -4855,7 +5395,35 @@
         </w:tc>
         <w:tc>
           <w:tcPr>
-            <w:tcW w:type="dxa" w:w="2880"/>
+            <w:tcW w:type="dxa" w:w="1728"/>
+          </w:tcPr>
+          <w:p>
+            <w:r/>
+            <w:r>
+              <w:rPr>
+                <w:sz w:val="16"/>
+              </w:rPr>
+              <w:t>87.3%</w:t>
+            </w:r>
+          </w:p>
+        </w:tc>
+        <w:tc>
+          <w:tcPr>
+            <w:tcW w:type="dxa" w:w="1728"/>
+          </w:tcPr>
+          <w:p>
+            <w:r/>
+            <w:r>
+              <w:rPr>
+                <w:sz w:val="16"/>
+              </w:rPr>
+              <w:t>48종  (87.3%)</w:t>
+            </w:r>
+          </w:p>
+        </w:tc>
+        <w:tc>
+          <w:tcPr>
+            <w:tcW w:type="dxa" w:w="1728"/>
           </w:tcPr>
           <w:p>
             <w:r/>
@@ -4985,14 +5553,16 @@
         <w:tblLook w:firstColumn="1" w:firstRow="1" w:lastColumn="0" w:lastRow="0" w:noHBand="0" w:noVBand="1" w:val="04A0"/>
       </w:tblPr>
       <w:tblGrid>
-        <w:gridCol w:w="2880"/>
-        <w:gridCol w:w="2880"/>
-        <w:gridCol w:w="2880"/>
+        <w:gridCol w:w="1728"/>
+        <w:gridCol w:w="1728"/>
+        <w:gridCol w:w="1728"/>
+        <w:gridCol w:w="1728"/>
+        <w:gridCol w:w="1728"/>
       </w:tblGrid>
       <w:tr>
         <w:tc>
           <w:tcPr>
-            <w:tcW w:type="dxa" w:w="2880"/>
+            <w:tcW w:type="dxa" w:w="1728"/>
           </w:tcPr>
           <w:p>
             <w:r/>
@@ -5007,7 +5577,7 @@
         </w:tc>
         <w:tc>
           <w:tcPr>
-            <w:tcW w:type="dxa" w:w="2880"/>
+            <w:tcW w:type="dxa" w:w="1728"/>
           </w:tcPr>
           <w:p>
             <w:r/>
@@ -5022,7 +5592,7 @@
         </w:tc>
         <w:tc>
           <w:tcPr>
-            <w:tcW w:type="dxa" w:w="2880"/>
+            <w:tcW w:type="dxa" w:w="1728"/>
           </w:tcPr>
           <w:p>
             <w:r/>
@@ -5031,7 +5601,37 @@
                 <w:b/>
                 <w:sz w:val="17"/>
               </w:rPr>
+              <w:t>실측기반 채움</w:t>
+            </w:r>
+          </w:p>
+        </w:tc>
+        <w:tc>
+          <w:tcPr>
+            <w:tcW w:type="dxa" w:w="1728"/>
+          </w:tcPr>
+          <w:p>
+            <w:r/>
+            <w:r>
+              <w:rPr>
+                <w:b/>
+                <w:sz w:val="17"/>
+              </w:rPr>
               <w:t>재료 준비</w:t>
+            </w:r>
+          </w:p>
+        </w:tc>
+        <w:tc>
+          <w:tcPr>
+            <w:tcW w:type="dxa" w:w="1728"/>
+          </w:tcPr>
+          <w:p>
+            <w:r/>
+            <w:r>
+              <w:rPr>
+                <w:b/>
+                <w:sz w:val="17"/>
+              </w:rPr>
+              <w:t>실측기반 준비</w:t>
             </w:r>
           </w:p>
         </w:tc>
@@ -5039,7 +5639,7 @@
       <w:tr>
         <w:tc>
           <w:tcPr>
-            <w:tcW w:type="dxa" w:w="2880"/>
+            <w:tcW w:type="dxa" w:w="1728"/>
           </w:tcPr>
           <w:p>
             <w:r/>
@@ -5053,7 +5653,7 @@
         </w:tc>
         <w:tc>
           <w:tcPr>
-            <w:tcW w:type="dxa" w:w="2880"/>
+            <w:tcW w:type="dxa" w:w="1728"/>
           </w:tcPr>
           <w:p>
             <w:r/>
@@ -5067,7 +5667,35 @@
         </w:tc>
         <w:tc>
           <w:tcPr>
-            <w:tcW w:type="dxa" w:w="2880"/>
+            <w:tcW w:type="dxa" w:w="1728"/>
+          </w:tcPr>
+          <w:p>
+            <w:r/>
+            <w:r>
+              <w:rPr>
+                <w:sz w:val="16"/>
+              </w:rPr>
+              <w:t>70.9%</w:t>
+            </w:r>
+          </w:p>
+        </w:tc>
+        <w:tc>
+          <w:tcPr>
+            <w:tcW w:type="dxa" w:w="1728"/>
+          </w:tcPr>
+          <w:p>
+            <w:r/>
+            <w:r>
+              <w:rPr>
+                <w:sz w:val="16"/>
+              </w:rPr>
+              <w:t>56종  (70.9%)</w:t>
+            </w:r>
+          </w:p>
+        </w:tc>
+        <w:tc>
+          <w:tcPr>
+            <w:tcW w:type="dxa" w:w="1728"/>
           </w:tcPr>
           <w:p>
             <w:r/>
@@ -5332,7 +5960,7 @@
               <w:rPr>
                 <w:sz w:val="15"/>
               </w:rPr>
-              <w:t>429종</w:t>
+              <w:t>544종</w:t>
             </w:r>
           </w:p>
         </w:tc>
@@ -5346,7 +5974,7 @@
               <w:rPr>
                 <w:sz w:val="15"/>
               </w:rPr>
-              <w:t>78.9%  █████████···</w:t>
+              <w:t>100.0%  ████████████</w:t>
             </w:r>
           </w:p>
         </w:tc>
@@ -5360,7 +5988,7 @@
               <w:rPr>
                 <w:sz w:val="15"/>
               </w:rPr>
-              <w:t>587건</w:t>
+              <w:t>702건</w:t>
             </w:r>
           </w:p>
         </w:tc>
@@ -5404,7 +6032,7 @@
               <w:rPr>
                 <w:sz w:val="15"/>
               </w:rPr>
-              <w:t>410종</w:t>
+              <w:t>544종</w:t>
             </w:r>
           </w:p>
         </w:tc>
@@ -5418,7 +6046,7 @@
               <w:rPr>
                 <w:sz w:val="15"/>
               </w:rPr>
-              <w:t>75.4%  █████████···</w:t>
+              <w:t>100.0%  ████████████</w:t>
             </w:r>
           </w:p>
         </w:tc>
@@ -5432,7 +6060,7 @@
               <w:rPr>
                 <w:sz w:val="15"/>
               </w:rPr>
-              <w:t>666건</w:t>
+              <w:t>800건</w:t>
             </w:r>
           </w:p>
         </w:tc>
@@ -5476,7 +6104,7 @@
               <w:rPr>
                 <w:sz w:val="15"/>
               </w:rPr>
-              <w:t>356종</w:t>
+              <w:t>543종</w:t>
             </w:r>
           </w:p>
         </w:tc>
@@ -5490,7 +6118,7 @@
               <w:rPr>
                 <w:sz w:val="15"/>
               </w:rPr>
-              <w:t>65.4%  ████████····</w:t>
+              <w:t>99.8%  ████████████</w:t>
             </w:r>
           </w:p>
         </w:tc>
@@ -5504,7 +6132,7 @@
               <w:rPr>
                 <w:sz w:val="15"/>
               </w:rPr>
-              <w:t>573건</w:t>
+              <w:t>760건</w:t>
             </w:r>
           </w:p>
         </w:tc>
@@ -5520,7 +6148,7 @@
               <w:rPr>
                 <w:sz w:val="15"/>
               </w:rPr>
-              <w:t>영률</w:t>
+              <w:t>선팽창계수(CTE)</w:t>
             </w:r>
           </w:p>
         </w:tc>
@@ -5534,7 +6162,7 @@
               <w:rPr>
                 <w:sz w:val="15"/>
               </w:rPr>
-              <w:t>기계</w:t>
+              <w:t>열</w:t>
             </w:r>
           </w:p>
         </w:tc>
@@ -5548,7 +6176,7 @@
               <w:rPr>
                 <w:sz w:val="15"/>
               </w:rPr>
-              <w:t>349종</w:t>
+              <w:t>543종</w:t>
             </w:r>
           </w:p>
         </w:tc>
@@ -5562,7 +6190,7 @@
               <w:rPr>
                 <w:sz w:val="15"/>
               </w:rPr>
-              <w:t>64.2%  ████████····</w:t>
+              <w:t>99.8%  ████████████</w:t>
             </w:r>
           </w:p>
         </w:tc>
@@ -5576,7 +6204,7 @@
               <w:rPr>
                 <w:sz w:val="15"/>
               </w:rPr>
-              <w:t>960건</w:t>
+              <w:t>1239건</w:t>
             </w:r>
           </w:p>
         </w:tc>
@@ -5592,7 +6220,7 @@
               <w:rPr>
                 <w:sz w:val="15"/>
               </w:rPr>
-              <w:t>선팽창계수(CTE)</w:t>
+              <w:t>영률</w:t>
             </w:r>
           </w:p>
         </w:tc>
@@ -5606,7 +6234,7 @@
               <w:rPr>
                 <w:sz w:val="15"/>
               </w:rPr>
-              <w:t>열</w:t>
+              <w:t>기계</w:t>
             </w:r>
           </w:p>
         </w:tc>
@@ -5620,7 +6248,7 @@
               <w:rPr>
                 <w:sz w:val="15"/>
               </w:rPr>
-              <w:t>345종</w:t>
+              <w:t>519종</w:t>
             </w:r>
           </w:p>
         </w:tc>
@@ -5634,7 +6262,7 @@
               <w:rPr>
                 <w:sz w:val="15"/>
               </w:rPr>
-              <w:t>63.4%  ████████····</w:t>
+              <w:t>95.4%  ███████████·</w:t>
             </w:r>
           </w:p>
         </w:tc>
@@ -5648,7 +6276,7 @@
               <w:rPr>
                 <w:sz w:val="15"/>
               </w:rPr>
-              <w:t>1036건</w:t>
+              <w:t>1138건</w:t>
             </w:r>
           </w:p>
         </w:tc>
@@ -8404,7 +9032,7 @@
               <w:rPr>
                 <w:sz w:val="16"/>
               </w:rPr>
-              <w:t>6,456건</w:t>
+              <w:t>6,749건</w:t>
             </w:r>
           </w:p>
         </w:tc>
@@ -8418,7 +9046,7 @@
               <w:rPr>
                 <w:sz w:val="16"/>
               </w:rPr>
-              <w:t>43종</w:t>
+              <w:t>49종</w:t>
             </w:r>
           </w:p>
         </w:tc>
@@ -8462,7 +9090,7 @@
               <w:rPr>
                 <w:sz w:val="16"/>
               </w:rPr>
-              <w:t>3,292건</w:t>
+              <w:t>3,682건</w:t>
             </w:r>
           </w:p>
         </w:tc>
@@ -8476,7 +9104,7 @@
               <w:rPr>
                 <w:sz w:val="16"/>
               </w:rPr>
-              <w:t>108종</w:t>
+              <w:t>132종</w:t>
             </w:r>
           </w:p>
         </w:tc>
@@ -8492,7 +9120,7 @@
               <w:rPr>
                 <w:sz w:val="16"/>
               </w:rPr>
-              <w:t>전기</w:t>
+              <w:t>물리</w:t>
             </w:r>
           </w:p>
         </w:tc>
@@ -8506,7 +9134,7 @@
               <w:rPr>
                 <w:sz w:val="16"/>
               </w:rPr>
-              <w:t>11종</w:t>
+              <w:t>13종</w:t>
             </w:r>
           </w:p>
         </w:tc>
@@ -8520,7 +9148,7 @@
               <w:rPr>
                 <w:sz w:val="16"/>
               </w:rPr>
-              <w:t>1,410건</w:t>
+              <w:t>1,479건</w:t>
             </w:r>
           </w:p>
         </w:tc>
@@ -8534,7 +9162,7 @@
               <w:rPr>
                 <w:sz w:val="16"/>
               </w:rPr>
-              <w:t>78종</w:t>
+              <w:t>84종</w:t>
             </w:r>
           </w:p>
         </w:tc>
@@ -8550,7 +9178,7 @@
               <w:rPr>
                 <w:sz w:val="16"/>
               </w:rPr>
-              <w:t>광학</w:t>
+              <w:t>전기</w:t>
             </w:r>
           </w:p>
         </w:tc>
@@ -8564,7 +9192,7 @@
               <w:rPr>
                 <w:sz w:val="16"/>
               </w:rPr>
-              <w:t>18종</w:t>
+              <w:t>11종</w:t>
             </w:r>
           </w:p>
         </w:tc>
@@ -8578,7 +9206,7 @@
               <w:rPr>
                 <w:sz w:val="16"/>
               </w:rPr>
-              <w:t>1,354건</w:t>
+              <w:t>1,410건</w:t>
             </w:r>
           </w:p>
         </w:tc>
@@ -8592,7 +9220,7 @@
               <w:rPr>
                 <w:sz w:val="16"/>
               </w:rPr>
-              <w:t>30종</w:t>
+              <w:t>78종</w:t>
             </w:r>
           </w:p>
         </w:tc>
@@ -8608,7 +9236,7 @@
               <w:rPr>
                 <w:sz w:val="16"/>
               </w:rPr>
-              <w:t>물리</w:t>
+              <w:t>광학</w:t>
             </w:r>
           </w:p>
         </w:tc>
@@ -8622,7 +9250,7 @@
               <w:rPr>
                 <w:sz w:val="16"/>
               </w:rPr>
-              <w:t>13종</w:t>
+              <w:t>18종</w:t>
             </w:r>
           </w:p>
         </w:tc>
@@ -8636,7 +9264,7 @@
               <w:rPr>
                 <w:sz w:val="16"/>
               </w:rPr>
-              <w:t>1,345건</w:t>
+              <w:t>1,354건</w:t>
             </w:r>
           </w:p>
         </w:tc>
@@ -8650,7 +9278,7 @@
               <w:rPr>
                 <w:sz w:val="16"/>
               </w:rPr>
-              <w:t>74종</w:t>
+              <w:t>30종</w:t>
             </w:r>
           </w:p>
         </w:tc>
@@ -9127,7 +9755,7 @@
               <w:rPr>
                 <w:sz w:val="16"/>
               </w:rPr>
-              <w:t>6,939건</w:t>
+              <w:t>7,593건</w:t>
             </w:r>
           </w:p>
         </w:tc>
@@ -9141,7 +9769,7 @@
               <w:rPr>
                 <w:sz w:val="16"/>
               </w:rPr>
-              <w:t>23.1</w:t>
+              <w:t>25.3</w:t>
             </w:r>
           </w:p>
         </w:tc>
@@ -9185,7 +9813,7 @@
               <w:rPr>
                 <w:sz w:val="16"/>
               </w:rPr>
-              <w:t>2,959건</w:t>
+              <w:t>2,960건</w:t>
             </w:r>
           </w:p>
         </w:tc>
@@ -9243,7 +9871,7 @@
               <w:rPr>
                 <w:sz w:val="16"/>
               </w:rPr>
-              <w:t>3,709건</w:t>
+              <w:t>3,786건</w:t>
             </w:r>
           </w:p>
         </w:tc>
@@ -9257,7 +9885,7 @@
               <w:rPr>
                 <w:sz w:val="16"/>
               </w:rPr>
-              <w:t>50.1</w:t>
+              <w:t>51.2</w:t>
             </w:r>
           </w:p>
         </w:tc>
@@ -9301,7 +9929,7 @@
               <w:rPr>
                 <w:sz w:val="16"/>
               </w:rPr>
-              <w:t>1,516건</w:t>
+              <w:t>1,518건</w:t>
             </w:r>
           </w:p>
         </w:tc>
@@ -9359,7 +9987,7 @@
               <w:rPr>
                 <w:sz w:val="16"/>
               </w:rPr>
-              <w:t>637건</w:t>
+              <w:t>679건</w:t>
             </w:r>
           </w:p>
         </w:tc>
@@ -9373,7 +10001,7 @@
               <w:rPr>
                 <w:sz w:val="16"/>
               </w:rPr>
-              <w:t>26.5</w:t>
+              <w:t>28.3</w:t>
             </w:r>
           </w:p>
         </w:tc>
@@ -9417,7 +10045,7 @@
               <w:rPr>
                 <w:sz w:val="16"/>
               </w:rPr>
-              <w:t>398건</w:t>
+              <w:t>439건</w:t>
             </w:r>
           </w:p>
         </w:tc>
@@ -9431,7 +10059,7 @@
               <w:rPr>
                 <w:sz w:val="16"/>
               </w:rPr>
-              <w:t>18.1</w:t>
+              <w:t>20.0</w:t>
             </w:r>
           </w:p>
         </w:tc>
@@ -9577,7 +10205,7 @@
               <w:rPr>
                 <w:sz w:val="16"/>
               </w:rPr>
-              <w:t>9,486</w:t>
+              <w:t>9,489</w:t>
             </w:r>
           </w:p>
         </w:tc>
@@ -9591,7 +10219,7 @@
               <w:rPr>
                 <w:sz w:val="16"/>
               </w:rPr>
-              <w:t>58.7%</w:t>
+              <w:t>55.9%</w:t>
             </w:r>
           </w:p>
         </w:tc>
@@ -9635,7 +10263,7 @@
               <w:rPr>
                 <w:sz w:val="16"/>
               </w:rPr>
-              <w:t>1,634</w:t>
+              <w:t>1,639</w:t>
             </w:r>
           </w:p>
         </w:tc>
@@ -9649,7 +10277,7 @@
               <w:rPr>
                 <w:sz w:val="16"/>
               </w:rPr>
-              <w:t>10.1%</w:t>
+              <w:t>9.7%</w:t>
             </w:r>
           </w:p>
         </w:tc>
@@ -9693,7 +10321,7 @@
               <w:rPr>
                 <w:sz w:val="16"/>
               </w:rPr>
-              <w:t>2,932</w:t>
+              <w:t>3,181</w:t>
             </w:r>
           </w:p>
         </w:tc>
@@ -9707,7 +10335,7 @@
               <w:rPr>
                 <w:sz w:val="16"/>
               </w:rPr>
-              <w:t>18.1%</w:t>
+              <w:t>18.7%</w:t>
             </w:r>
           </w:p>
         </w:tc>
@@ -9751,7 +10379,7 @@
               <w:rPr>
                 <w:sz w:val="16"/>
               </w:rPr>
-              <w:t>2,106</w:t>
+              <w:t>2,666</w:t>
             </w:r>
           </w:p>
         </w:tc>
@@ -9765,7 +10393,7 @@
               <w:rPr>
                 <w:sz w:val="16"/>
               </w:rPr>
-              <w:t>13.0%</w:t>
+              <w:t>15.7%</w:t>
             </w:r>
           </w:p>
         </w:tc>
@@ -9781,7 +10409,7 @@
           <w:b w:val="0"/>
           <w:sz w:val="19"/>
         </w:rPr>
-        <w:t>가정값 2,017건은 조건에 assumption 표지가 붙어 UI·카드에 “가정”으로 표시된다. 대표값 선택에서 실측에 밀리므로, 나중에 실측이 들어오면 자동으로 대체된다.</w:t>
+        <w:t>가정값 2,578건은 조건에 assumption 표지가 붙어 UI·카드에 “가정”으로 표시된다. 대표값 선택에서 실측에 밀리므로, 나중에 실측이 들어오면 자동으로 대체된다.</w:t>
       </w:r>
     </w:p>
     <w:p>
@@ -9864,7 +10492,7 @@
               <w:rPr>
                 <w:sz w:val="16"/>
               </w:rPr>
-              <w:t>865</w:t>
+              <w:t>871</w:t>
             </w:r>
           </w:p>
         </w:tc>
@@ -9894,7 +10522,7 @@
               <w:rPr>
                 <w:sz w:val="16"/>
               </w:rPr>
-              <w:t>589</w:t>
+              <w:t>612</w:t>
             </w:r>
           </w:p>
         </w:tc>
@@ -9924,7 +10552,7 @@
               <w:rPr>
                 <w:sz w:val="16"/>
               </w:rPr>
-              <w:t>287</w:t>
+              <w:t>290</w:t>
             </w:r>
           </w:p>
         </w:tc>
@@ -10014,7 +10642,7 @@
               <w:rPr>
                 <w:sz w:val="16"/>
               </w:rPr>
-              <w:t>23</w:t>
+              <w:t>24</w:t>
             </w:r>
           </w:p>
         </w:tc>
@@ -10044,7 +10672,7 @@
               <w:rPr>
                 <w:sz w:val="16"/>
               </w:rPr>
-              <w:t>21</w:t>
+              <w:t>23</w:t>
             </w:r>
           </w:p>
         </w:tc>
@@ -10115,7 +10743,7 @@
           <w:b w:val="0"/>
           <w:sz w:val="19"/>
         </w:rPr>
-        <w:t>재료 준비율을 가장 크게 올리는 순서다. 괄호 안은 그 물성 하나가 막고 있는 재료 수.</w:t>
+        <w:t>재료 준비율을 가장 크게 올리는 순서다. 준비율은 이번 판 실제 값이다.</w:t>
       </w:r>
     </w:p>
     <w:tbl>
@@ -10232,7 +10860,7 @@
               <w:rPr>
                 <w:sz w:val="15"/>
               </w:rPr>
-              <w:t>낙하 준비율 5.0% — 514종이 율속 경로 전무</w:t>
+              <w:t>낙하·충격 준비율 11.6%</w:t>
             </w:r>
           </w:p>
         </w:tc>
@@ -10290,7 +10918,7 @@
               <w:rPr>
                 <w:sz w:val="15"/>
               </w:rPr>
-              <w:t>열전달 51% · 결로 두 갈래를 동시에 막는다</w:t>
+              <w:t>열전달·방열 준비율 61.0% · 결로 두 갈래를 동시에 막는다</w:t>
             </w:r>
           </w:p>
         </w:tc>
@@ -10348,7 +10976,7 @@
               <w:rPr>
                 <w:sz w:val="15"/>
               </w:rPr>
-              <w:t>벤딩 준비율 5.4% — 175종 전무</w:t>
+              <w:t>폴더블 벤딩 준비율 21.6%</w:t>
             </w:r>
           </w:p>
         </w:tc>
@@ -10406,7 +11034,7 @@
               <w:rPr>
                 <w:sz w:val="15"/>
               </w:rPr>
-              <w:t>결로(표면) 7.6% — 500종 전무</w:t>
+              <w:t>결로(표면) 준비율 43.8%</w:t>
             </w:r>
           </w:p>
         </w:tc>
@@ -10464,7 +11092,7 @@
               <w:rPr>
                 <w:sz w:val="15"/>
               </w:rPr>
-              <w:t>피로 준비율 1.0%</w:t>
+              <w:t>피로·수명 준비율 17.7%</w:t>
             </w:r>
           </w:p>
         </w:tc>
@@ -10522,7 +11150,7 @@
               <w:rPr>
                 <w:sz w:val="15"/>
               </w:rPr>
-              <w:t>산소 소광 0% — 신규 영역</w:t>
+              <w:t>산소소광-발광체 준비율 87.3% · 산소확산-매트릭스 준비율 70.9%</w:t>
             </w:r>
           </w:p>
         </w:tc>
@@ -10536,7 +11164,7 @@
               <w:rPr>
                 <w:sz w:val="15"/>
               </w:rPr>
-              <w:t>적색발광 과제. 별도 문서 참조</w:t>
+              <w:t>적색발광 과제. OLED 적층 산소확산 모델은 PDE/oxygen-diffusion 참조</w:t>
             </w:r>
           </w:p>
         </w:tc>

--- a/MaterialTwin_물성확보현황_해석가능성.docx
+++ b/MaterialTwin_물성확보현황_해석가능성.docx
@@ -31,7 +31,7 @@
           <w:color w:val="606060"/>
           <w:sz w:val="18"/>
         </w:rPr>
-        <w:t>2026-08-06 · 재료 544종 · 물성값 16,975건 · 출처 1,975건 · 물성 정의 158종</w:t>
+        <w:t>2026-08-06 · 재료 544종 · 물성값 17,490건 · 출처 2,004건 · 물성 정의 158종</w:t>
       </w:r>
     </w:p>
     <w:p/>
@@ -52,7 +52,7 @@
           <w:b/>
           <w:sz w:val="22"/>
         </w:rPr>
-        <w:t>12개 해석이 요구하는 (재료 × 필수물성) 격자 14,490칸 중 11,930칸이 채워졌다 — 전체 82.3%.</w:t>
+        <w:t>12개 해석이 요구하는 (재료 × 필수물성) 격자 14,490칸 중 12,791칸이 채워졌다 — 전체 88.3%.</w:t>
       </w:r>
     </w:p>
     <w:p>
@@ -269,7 +269,7 @@
           <w:b/>
           <w:sz w:val="19"/>
         </w:rPr>
-        <w:t>셀 채움률이 높아도 재료 준비율은 낮을 수 있다. 재료마다 비어 있는 칸이 다르면 그렇게 된다 — 낙하·충격이 정확히 그 경우다(셀 72.1% vs 준비 11.6%). **수집 진척과 해석 가능성을 같은 숫자로 말하면 안 된다.**</w:t>
+        <w:t>셀 채움률이 높아도 재료 준비율은 낮을 수 있다. 재료마다 비어 있는 칸이 다르면 그렇게 된다 — 낙하·충격이 정확히 그 경우다(셀 74.7% vs 준비 12.3%). **수집 진척과 해석 가능성을 같은 숫자로 말하면 안 된다.**</w:t>
       </w:r>
     </w:p>
     <w:p>
@@ -470,7 +470,7 @@
               <w:rPr>
                 <w:sz w:val="15"/>
               </w:rPr>
-              <w:t>56.9%</w:t>
+              <w:t>56.8%</w:t>
             </w:r>
           </w:p>
         </w:tc>
@@ -542,7 +542,7 @@
               <w:rPr>
                 <w:sz w:val="15"/>
               </w:rPr>
-              <w:t>1962/2720</w:t>
+              <w:t>2031/2720</w:t>
             </w:r>
           </w:p>
         </w:tc>
@@ -556,7 +556,7 @@
               <w:rPr>
                 <w:sz w:val="15"/>
               </w:rPr>
-              <w:t>72.1%  ███████···</w:t>
+              <w:t>74.7%  ███████···</w:t>
             </w:r>
           </w:p>
         </w:tc>
@@ -570,7 +570,7 @@
               <w:rPr>
                 <w:sz w:val="15"/>
               </w:rPr>
-              <w:t>43.6%</w:t>
+              <w:t>44.0%</w:t>
             </w:r>
           </w:p>
         </w:tc>
@@ -584,7 +584,7 @@
               <w:rPr>
                 <w:sz w:val="15"/>
               </w:rPr>
-              <w:t>63  (11.6%)</w:t>
+              <w:t>67  (12.3%)</w:t>
             </w:r>
           </w:p>
         </w:tc>
@@ -642,7 +642,7 @@
               <w:rPr>
                 <w:sz w:val="15"/>
               </w:rPr>
-              <w:t>1420/1632</w:t>
+              <w:t>1623/1632</w:t>
             </w:r>
           </w:p>
         </w:tc>
@@ -656,7 +656,7 @@
               <w:rPr>
                 <w:sz w:val="15"/>
               </w:rPr>
-              <w:t>87.0%  █████████·</w:t>
+              <w:t>99.4%  ██████████</w:t>
             </w:r>
           </w:p>
         </w:tc>
@@ -670,7 +670,7 @@
               <w:rPr>
                 <w:sz w:val="15"/>
               </w:rPr>
-              <w:t>54.6%</w:t>
+              <w:t>64.0%</w:t>
             </w:r>
           </w:p>
         </w:tc>
@@ -684,7 +684,7 @@
               <w:rPr>
                 <w:sz w:val="15"/>
               </w:rPr>
-              <w:t>332  (61.0%)</w:t>
+              <w:t>535  (98.3%)</w:t>
             </w:r>
           </w:p>
         </w:tc>
@@ -698,7 +698,7 @@
               <w:rPr>
                 <w:sz w:val="15"/>
               </w:rPr>
-              <w:t>specific_heat — 211종</w:t>
+              <w:t>specific_heat — 8종</w:t>
             </w:r>
           </w:p>
         </w:tc>
@@ -770,7 +770,7 @@
               <w:rPr>
                 <w:sz w:val="15"/>
               </w:rPr>
-              <w:t>58.4%</w:t>
+              <w:t>58.3%</w:t>
             </w:r>
           </w:p>
         </w:tc>
@@ -870,7 +870,7 @@
               <w:rPr>
                 <w:sz w:val="15"/>
               </w:rPr>
-              <w:t>45.3%</w:t>
+              <w:t>45.1%</w:t>
             </w:r>
           </w:p>
         </w:tc>
@@ -942,7 +942,7 @@
               <w:rPr>
                 <w:sz w:val="15"/>
               </w:rPr>
-              <w:t>1727/2176</w:t>
+              <w:t>1930/2176</w:t>
             </w:r>
           </w:p>
         </w:tc>
@@ -956,7 +956,7 @@
               <w:rPr>
                 <w:sz w:val="15"/>
               </w:rPr>
-              <w:t>79.4%  ████████··</w:t>
+              <w:t>88.7%  █████████·</w:t>
             </w:r>
           </w:p>
         </w:tc>
@@ -970,7 +970,7 @@
               <w:rPr>
                 <w:sz w:val="15"/>
               </w:rPr>
-              <w:t>54.5%</w:t>
+              <w:t>61.6%</w:t>
             </w:r>
           </w:p>
         </w:tc>
@@ -984,7 +984,7 @@
               <w:rPr>
                 <w:sz w:val="15"/>
               </w:rPr>
-              <w:t>238  (43.8%)</w:t>
+              <w:t>302  (55.5%)</w:t>
             </w:r>
           </w:p>
         </w:tc>
@@ -1042,7 +1042,7 @@
               <w:rPr>
                 <w:sz w:val="15"/>
               </w:rPr>
-              <w:t>1268/1680</w:t>
+              <w:t>1468/1680</w:t>
             </w:r>
           </w:p>
         </w:tc>
@@ -1056,7 +1056,7 @@
               <w:rPr>
                 <w:sz w:val="15"/>
               </w:rPr>
-              <w:t>75.5%  ████████··</w:t>
+              <w:t>87.4%  █████████·</w:t>
             </w:r>
           </w:p>
         </w:tc>
@@ -1070,7 +1070,7 @@
               <w:rPr>
                 <w:sz w:val="15"/>
               </w:rPr>
-              <w:t>44.6%</w:t>
+              <w:t>53.7%</w:t>
             </w:r>
           </w:p>
         </w:tc>
@@ -1084,7 +1084,7 @@
               <w:rPr>
                 <w:sz w:val="15"/>
               </w:rPr>
-              <w:t>160  (38.1%)</w:t>
+              <w:t>211  (50.2%)</w:t>
             </w:r>
           </w:p>
         </w:tc>
@@ -1342,7 +1342,7 @@
               <w:rPr>
                 <w:sz w:val="15"/>
               </w:rPr>
-              <w:t>297/544</w:t>
+              <w:t>483/544</w:t>
             </w:r>
           </w:p>
         </w:tc>
@@ -1356,7 +1356,7 @@
               <w:rPr>
                 <w:sz w:val="15"/>
               </w:rPr>
-              <w:t>54.6%  █████·····</w:t>
+              <w:t>88.8%  █████████·</w:t>
             </w:r>
           </w:p>
         </w:tc>
@@ -1370,7 +1370,7 @@
               <w:rPr>
                 <w:sz w:val="15"/>
               </w:rPr>
-              <w:t>52.9%</w:t>
+              <w:t>67.1%</w:t>
             </w:r>
           </w:p>
         </w:tc>
@@ -1384,7 +1384,7 @@
               <w:rPr>
                 <w:sz w:val="15"/>
               </w:rPr>
-              <w:t>297  (54.6%)</w:t>
+              <w:t>483  (88.8%)</w:t>
             </w:r>
           </w:p>
         </w:tc>
@@ -1398,7 +1398,7 @@
               <w:rPr>
                 <w:sz w:val="15"/>
               </w:rPr>
-              <w:t>dielectric_constant | resistivity_vo — 247종</w:t>
+              <w:t>dielectric_constant | resistivity_vo — 61종</w:t>
             </w:r>
           </w:p>
         </w:tc>
@@ -1714,7 +1714,7 @@
           <w:b/>
           <w:sz w:val="19"/>
         </w:rPr>
-        <w:t>**실측기반**은 tier4(가정·계산)를 뺀 값이다. 두 열의 차이 약 4,303칸이 가정값으로 채워진 부분이다. 해석을 돌리기 위해 칸을 닫는 것과, 그 값이 실측에 근거하는 것은 다른 문제다 — 둘을 나란히 둔다.</w:t>
+        <w:t>**실측기반**은 tier4(가정·계산)를 뺀 값이다. 두 열의 차이 약 4,621칸이 가정값으로 채워진 부분이다. 해석을 돌리기 위해 칸을 닫는 것과, 그 값이 실측에 근거하는 것은 다른 문제다 — 둘을 나란히 둔다.</w:t>
       </w:r>
     </w:p>
     <w:p>
@@ -1813,7 +1813,7 @@
               <w:rPr>
                 <w:sz w:val="16"/>
               </w:rPr>
-              <w:t>구조·강성 95.4% · 열응력·워피지 95.4% · 산소소광-발광체 87.3% · 산소확산-매트릭스 70.9% · 접착·박리 63.2% · 열전달·방열 61.0% · 초탄성(실링·완충) 58.7% · 전기·EMI 54.6%</w:t>
+              <w:t>열전달·방열 98.3% · 구조·강성 95.4% · 열응력·워피지 95.4% · 전기·EMI 88.8% · 산소소광-발광체 87.3% · 산소확산-매트릭스 70.9% · 접착·박리 63.2% · 초탄성(실링·완충) 58.7% · 결로(표면) 55.5% · 결로(투습) 50.2%</w:t>
             </w:r>
           </w:p>
         </w:tc>
@@ -1857,7 +1857,7 @@
               <w:rPr>
                 <w:sz w:val="16"/>
               </w:rPr>
-              <w:t>결로(표면) 43.8% · 결로(투습) 38.1%</w:t>
+              <w:t>해당 없음</w:t>
             </w:r>
           </w:p>
         </w:tc>
@@ -1901,7 +1901,7 @@
               <w:rPr>
                 <w:sz w:val="16"/>
               </w:rPr>
-              <w:t>폴더블 벤딩 21.6% · 피로·수명 17.7% · 낙하·충격 11.6%</w:t>
+              <w:t>폴더블 벤딩 21.6% · 피로·수명 17.7% · 낙하·충격 12.3%</w:t>
             </w:r>
           </w:p>
         </w:tc>
@@ -2141,7 +2141,7 @@
               <w:rPr>
                 <w:sz w:val="16"/>
               </w:rPr>
-              <w:t>56.9%</w:t>
+              <w:t>56.8%</w:t>
             </w:r>
           </w:p>
         </w:tc>
@@ -2399,7 +2399,7 @@
               <w:rPr>
                 <w:sz w:val="16"/>
               </w:rPr>
-              <w:t>1962/2720  (72.1%)</w:t>
+              <w:t>2031/2720  (74.7%)</w:t>
             </w:r>
           </w:p>
         </w:tc>
@@ -2413,7 +2413,7 @@
               <w:rPr>
                 <w:sz w:val="16"/>
               </w:rPr>
-              <w:t>43.6%</w:t>
+              <w:t>44.0%</w:t>
             </w:r>
           </w:p>
         </w:tc>
@@ -2427,7 +2427,7 @@
               <w:rPr>
                 <w:sz w:val="16"/>
               </w:rPr>
-              <w:t>63종  (11.6%)</w:t>
+              <w:t>67종  (12.3%)</w:t>
             </w:r>
           </w:p>
         </w:tc>
@@ -2441,7 +2441,7 @@
               <w:rPr>
                 <w:sz w:val="16"/>
               </w:rPr>
-              <w:t>46종  (8.5%)</w:t>
+              <w:t>47종  (8.6%)</w:t>
             </w:r>
           </w:p>
         </w:tc>
@@ -2558,7 +2558,7 @@
               <w:rPr>
                 <w:sz w:val="16"/>
               </w:rPr>
-              <w:t>258종</w:t>
+              <w:t>189종</w:t>
             </w:r>
           </w:p>
         </w:tc>
@@ -2731,7 +2731,7 @@
               <w:rPr>
                 <w:sz w:val="16"/>
               </w:rPr>
-              <w:t>1420/1632  (87.0%)</w:t>
+              <w:t>1623/1632  (99.4%)</w:t>
             </w:r>
           </w:p>
         </w:tc>
@@ -2745,7 +2745,7 @@
               <w:rPr>
                 <w:sz w:val="16"/>
               </w:rPr>
-              <w:t>54.6%</w:t>
+              <w:t>64.0%</w:t>
             </w:r>
           </w:p>
         </w:tc>
@@ -2759,7 +2759,7 @@
               <w:rPr>
                 <w:sz w:val="16"/>
               </w:rPr>
-              <w:t>332종  (61.0%)</w:t>
+              <w:t>535종  (98.3%)</w:t>
             </w:r>
           </w:p>
         </w:tc>
@@ -2773,7 +2773,7 @@
               <w:rPr>
                 <w:sz w:val="16"/>
               </w:rPr>
-              <w:t>166종  (30.5%)</w:t>
+              <w:t>201종  (36.9%)</w:t>
             </w:r>
           </w:p>
         </w:tc>
@@ -2860,7 +2860,7 @@
               <w:rPr>
                 <w:sz w:val="16"/>
               </w:rPr>
-              <w:t>211종</w:t>
+              <w:t>8종</w:t>
             </w:r>
           </w:p>
         </w:tc>
@@ -3047,7 +3047,7 @@
               <w:rPr>
                 <w:sz w:val="16"/>
               </w:rPr>
-              <w:t>58.4%</w:t>
+              <w:t>58.3%</w:t>
             </w:r>
           </w:p>
         </w:tc>
@@ -3349,7 +3349,7 @@
               <w:rPr>
                 <w:sz w:val="16"/>
               </w:rPr>
-              <w:t>45.3%</w:t>
+              <w:t>45.1%</w:t>
             </w:r>
           </w:p>
         </w:tc>
@@ -3637,7 +3637,7 @@
               <w:rPr>
                 <w:sz w:val="16"/>
               </w:rPr>
-              <w:t>1727/2176  (79.4%)</w:t>
+              <w:t>1930/2176  (88.7%)</w:t>
             </w:r>
           </w:p>
         </w:tc>
@@ -3651,7 +3651,7 @@
               <w:rPr>
                 <w:sz w:val="16"/>
               </w:rPr>
-              <w:t>54.5%</w:t>
+              <w:t>61.6%</w:t>
             </w:r>
           </w:p>
         </w:tc>
@@ -3665,7 +3665,7 @@
               <w:rPr>
                 <w:sz w:val="16"/>
               </w:rPr>
-              <w:t>238종  (43.8%)</w:t>
+              <w:t>302종  (55.5%)</w:t>
             </w:r>
           </w:p>
         </w:tc>
@@ -3679,7 +3679,7 @@
               <w:rPr>
                 <w:sz w:val="16"/>
               </w:rPr>
-              <w:t>145종  (26.7%)</w:t>
+              <w:t>167종  (30.7%)</w:t>
             </w:r>
           </w:p>
         </w:tc>
@@ -3796,7 +3796,7 @@
               <w:rPr>
                 <w:sz w:val="16"/>
               </w:rPr>
-              <w:t>211종</w:t>
+              <w:t>8종</w:t>
             </w:r>
           </w:p>
         </w:tc>
@@ -3969,7 +3969,7 @@
               <w:rPr>
                 <w:sz w:val="16"/>
               </w:rPr>
-              <w:t>1268/1680  (75.5%)</w:t>
+              <w:t>1468/1680  (87.4%)</w:t>
             </w:r>
           </w:p>
         </w:tc>
@@ -3983,7 +3983,7 @@
               <w:rPr>
                 <w:sz w:val="16"/>
               </w:rPr>
-              <w:t>44.6%</w:t>
+              <w:t>53.7%</w:t>
             </w:r>
           </w:p>
         </w:tc>
@@ -3997,7 +3997,7 @@
               <w:rPr>
                 <w:sz w:val="16"/>
               </w:rPr>
-              <w:t>160종  (38.1%)</w:t>
+              <w:t>211종  (50.2%)</w:t>
             </w:r>
           </w:p>
         </w:tc>
@@ -4011,7 +4011,7 @@
               <w:rPr>
                 <w:sz w:val="16"/>
               </w:rPr>
-              <w:t>61종  (14.5%)</w:t>
+              <w:t>86종  (20.5%)</w:t>
             </w:r>
           </w:p>
         </w:tc>
@@ -4128,7 +4128,7 @@
               <w:rPr>
                 <w:sz w:val="16"/>
               </w:rPr>
-              <w:t>206종</w:t>
+              <w:t>6종</w:t>
             </w:r>
           </w:p>
         </w:tc>
@@ -4815,7 +4815,7 @@
               <w:rPr>
                 <w:sz w:val="16"/>
               </w:rPr>
-              <w:t>297/544  (54.6%)</w:t>
+              <w:t>483/544  (88.8%)</w:t>
             </w:r>
           </w:p>
         </w:tc>
@@ -4829,7 +4829,7 @@
               <w:rPr>
                 <w:sz w:val="16"/>
               </w:rPr>
-              <w:t>52.9%</w:t>
+              <w:t>67.1%</w:t>
             </w:r>
           </w:p>
         </w:tc>
@@ -4843,7 +4843,7 @@
               <w:rPr>
                 <w:sz w:val="16"/>
               </w:rPr>
-              <w:t>297종  (54.6%)</w:t>
+              <w:t>483종  (88.8%)</w:t>
             </w:r>
           </w:p>
         </w:tc>
@@ -4857,7 +4857,7 @@
               <w:rPr>
                 <w:sz w:val="16"/>
               </w:rPr>
-              <w:t>288종  (52.9%)</w:t>
+              <w:t>365종  (67.1%)</w:t>
             </w:r>
           </w:p>
         </w:tc>
@@ -4944,7 +4944,7 @@
               <w:rPr>
                 <w:sz w:val="16"/>
               </w:rPr>
-              <w:t>247종</w:t>
+              <w:t>61종</w:t>
             </w:r>
           </w:p>
         </w:tc>
@@ -6220,7 +6220,7 @@
               <w:rPr>
                 <w:sz w:val="15"/>
               </w:rPr>
-              <w:t>영률</w:t>
+              <w:t>비열</w:t>
             </w:r>
           </w:p>
         </w:tc>
@@ -6234,7 +6234,7 @@
               <w:rPr>
                 <w:sz w:val="15"/>
               </w:rPr>
-              <w:t>기계</w:t>
+              <w:t>열</w:t>
             </w:r>
           </w:p>
         </w:tc>
@@ -6248,7 +6248,7 @@
               <w:rPr>
                 <w:sz w:val="15"/>
               </w:rPr>
-              <w:t>519종</w:t>
+              <w:t>536종</w:t>
             </w:r>
           </w:p>
         </w:tc>
@@ -6262,7 +6262,7 @@
               <w:rPr>
                 <w:sz w:val="15"/>
               </w:rPr>
-              <w:t>95.4%  ███████████·</w:t>
+              <w:t>98.5%  ████████████</w:t>
             </w:r>
           </w:p>
         </w:tc>
@@ -6276,7 +6276,7 @@
               <w:rPr>
                 <w:sz w:val="15"/>
               </w:rPr>
-              <w:t>1138건</w:t>
+              <w:t>602건</w:t>
             </w:r>
           </w:p>
         </w:tc>
@@ -6292,7 +6292,7 @@
               <w:rPr>
                 <w:sz w:val="15"/>
               </w:rPr>
-              <w:t>비열</w:t>
+              <w:t>영률</w:t>
             </w:r>
           </w:p>
         </w:tc>
@@ -6306,7 +6306,7 @@
               <w:rPr>
                 <w:sz w:val="15"/>
               </w:rPr>
-              <w:t>열</w:t>
+              <w:t>기계</w:t>
             </w:r>
           </w:p>
         </w:tc>
@@ -6320,7 +6320,7 @@
               <w:rPr>
                 <w:sz w:val="15"/>
               </w:rPr>
-              <w:t>333종</w:t>
+              <w:t>519종</w:t>
             </w:r>
           </w:p>
         </w:tc>
@@ -6334,7 +6334,7 @@
               <w:rPr>
                 <w:sz w:val="15"/>
               </w:rPr>
-              <w:t>61.2%  ███████·····</w:t>
+              <w:t>95.4%  ███████████·</w:t>
             </w:r>
           </w:p>
         </w:tc>
@@ -6348,7 +6348,7 @@
               <w:rPr>
                 <w:sz w:val="15"/>
               </w:rPr>
-              <w:t>399건</w:t>
+              <w:t>1138건</w:t>
             </w:r>
           </w:p>
         </w:tc>
@@ -6364,7 +6364,7 @@
               <w:rPr>
                 <w:sz w:val="15"/>
               </w:rPr>
-              <w:t>인장강도(UTS)</w:t>
+              <w:t>유전율</w:t>
             </w:r>
           </w:p>
         </w:tc>
@@ -6378,7 +6378,7 @@
               <w:rPr>
                 <w:sz w:val="15"/>
               </w:rPr>
-              <w:t>기계</w:t>
+              <w:t>전기</w:t>
             </w:r>
           </w:p>
         </w:tc>
@@ -6392,7 +6392,7 @@
               <w:rPr>
                 <w:sz w:val="15"/>
               </w:rPr>
-              <w:t>323종</w:t>
+              <w:t>383종</w:t>
             </w:r>
           </w:p>
         </w:tc>
@@ -6406,7 +6406,7 @@
               <w:rPr>
                 <w:sz w:val="15"/>
               </w:rPr>
-              <w:t>59.4%  ███████·····</w:t>
+              <w:t>70.4%  ████████····</w:t>
             </w:r>
           </w:p>
         </w:tc>
@@ -6420,7 +6420,7 @@
               <w:rPr>
                 <w:sz w:val="15"/>
               </w:rPr>
-              <w:t>670건</w:t>
+              <w:t>648건</w:t>
             </w:r>
           </w:p>
         </w:tc>
@@ -6436,7 +6436,7 @@
               <w:rPr>
                 <w:sz w:val="15"/>
               </w:rPr>
-              <w:t>파단연신율</w:t>
+              <w:t>인장강도(UTS)</w:t>
             </w:r>
           </w:p>
         </w:tc>
@@ -6464,7 +6464,7 @@
               <w:rPr>
                 <w:sz w:val="15"/>
               </w:rPr>
-              <w:t>290종</w:t>
+              <w:t>323종</w:t>
             </w:r>
           </w:p>
         </w:tc>
@@ -6478,7 +6478,7 @@
               <w:rPr>
                 <w:sz w:val="15"/>
               </w:rPr>
-              <w:t>53.3%  ██████······</w:t>
+              <w:t>59.4%  ███████·····</w:t>
             </w:r>
           </w:p>
         </w:tc>
@@ -6492,7 +6492,7 @@
               <w:rPr>
                 <w:sz w:val="15"/>
               </w:rPr>
-              <w:t>521건</w:t>
+              <w:t>670건</w:t>
             </w:r>
           </w:p>
         </w:tc>
@@ -6508,7 +6508,7 @@
               <w:rPr>
                 <w:sz w:val="15"/>
               </w:rPr>
-              <w:t>체적저항률</w:t>
+              <w:t>파단연신율</w:t>
             </w:r>
           </w:p>
         </w:tc>
@@ -6522,7 +6522,7 @@
               <w:rPr>
                 <w:sz w:val="15"/>
               </w:rPr>
-              <w:t>전기</w:t>
+              <w:t>기계</w:t>
             </w:r>
           </w:p>
         </w:tc>
@@ -6536,7 +6536,7 @@
               <w:rPr>
                 <w:sz w:val="15"/>
               </w:rPr>
-              <w:t>228종</w:t>
+              <w:t>290종</w:t>
             </w:r>
           </w:p>
         </w:tc>
@@ -6550,7 +6550,7 @@
               <w:rPr>
                 <w:sz w:val="15"/>
               </w:rPr>
-              <w:t>41.9%  █████·······</w:t>
+              <w:t>53.3%  ██████······</w:t>
             </w:r>
           </w:p>
         </w:tc>
@@ -6564,7 +6564,7 @@
               <w:rPr>
                 <w:sz w:val="15"/>
               </w:rPr>
-              <w:t>336건</w:t>
+              <w:t>521건</w:t>
             </w:r>
           </w:p>
         </w:tc>
@@ -6580,7 +6580,7 @@
               <w:rPr>
                 <w:sz w:val="15"/>
               </w:rPr>
-              <w:t>표면에너지</w:t>
+              <w:t>체적저항률</w:t>
             </w:r>
           </w:p>
         </w:tc>
@@ -6594,7 +6594,7 @@
               <w:rPr>
                 <w:sz w:val="15"/>
               </w:rPr>
-              <w:t>물리</w:t>
+              <w:t>전기</w:t>
             </w:r>
           </w:p>
         </w:tc>
@@ -6608,7 +6608,7 @@
               <w:rPr>
                 <w:sz w:val="15"/>
               </w:rPr>
-              <w:t>211종</w:t>
+              <w:t>228종</w:t>
             </w:r>
           </w:p>
         </w:tc>
@@ -6622,7 +6622,7 @@
               <w:rPr>
                 <w:sz w:val="15"/>
               </w:rPr>
-              <w:t>38.8%  █████·······</w:t>
+              <w:t>41.9%  █████·······</w:t>
             </w:r>
           </w:p>
         </w:tc>
@@ -6636,7 +6636,7 @@
               <w:rPr>
                 <w:sz w:val="15"/>
               </w:rPr>
-              <w:t>212건</w:t>
+              <w:t>336건</w:t>
             </w:r>
           </w:p>
         </w:tc>
@@ -6652,7 +6652,7 @@
               <w:rPr>
                 <w:sz w:val="15"/>
               </w:rPr>
-              <w:t>전방사율</w:t>
+              <w:t>표면에너지</w:t>
             </w:r>
           </w:p>
         </w:tc>
@@ -6666,7 +6666,7 @@
               <w:rPr>
                 <w:sz w:val="15"/>
               </w:rPr>
-              <w:t>광학</w:t>
+              <w:t>물리</w:t>
             </w:r>
           </w:p>
         </w:tc>
@@ -6680,7 +6680,7 @@
               <w:rPr>
                 <w:sz w:val="15"/>
               </w:rPr>
-              <w:t>207종</w:t>
+              <w:t>211종</w:t>
             </w:r>
           </w:p>
         </w:tc>
@@ -6694,7 +6694,7 @@
               <w:rPr>
                 <w:sz w:val="15"/>
               </w:rPr>
-              <w:t>38.1%  █████·······</w:t>
+              <w:t>38.8%  █████·······</w:t>
             </w:r>
           </w:p>
         </w:tc>
@@ -6708,7 +6708,7 @@
               <w:rPr>
                 <w:sz w:val="15"/>
               </w:rPr>
-              <w:t>218건</w:t>
+              <w:t>212건</w:t>
             </w:r>
           </w:p>
         </w:tc>
@@ -6724,7 +6724,7 @@
               <w:rPr>
                 <w:sz w:val="15"/>
               </w:rPr>
-              <w:t>유전율</w:t>
+              <w:t>전방사율</w:t>
             </w:r>
           </w:p>
         </w:tc>
@@ -6738,7 +6738,7 @@
               <w:rPr>
                 <w:sz w:val="15"/>
               </w:rPr>
-              <w:t>전기</w:t>
+              <w:t>광학</w:t>
             </w:r>
           </w:p>
         </w:tc>
@@ -6752,7 +6752,7 @@
               <w:rPr>
                 <w:sz w:val="15"/>
               </w:rPr>
-              <w:t>197종</w:t>
+              <w:t>207종</w:t>
             </w:r>
           </w:p>
         </w:tc>
@@ -6766,7 +6766,7 @@
               <w:rPr>
                 <w:sz w:val="15"/>
               </w:rPr>
-              <w:t>36.2%  ████········</w:t>
+              <w:t>38.1%  █████·······</w:t>
             </w:r>
           </w:p>
         </w:tc>
@@ -6780,7 +6780,7 @@
               <w:rPr>
                 <w:sz w:val="15"/>
               </w:rPr>
-              <w:t>405건</w:t>
+              <w:t>218건</w:t>
             </w:r>
           </w:p>
         </w:tc>
@@ -6868,7 +6868,7 @@
               <w:rPr>
                 <w:sz w:val="15"/>
               </w:rPr>
-              <w:t>수분흡수율(24h)</w:t>
+              <w:t>항복강도</w:t>
             </w:r>
           </w:p>
         </w:tc>
@@ -6882,7 +6882,7 @@
               <w:rPr>
                 <w:sz w:val="15"/>
               </w:rPr>
-              <w:t>화학</w:t>
+              <w:t>기계</w:t>
             </w:r>
           </w:p>
         </w:tc>
@@ -6896,7 +6896,7 @@
               <w:rPr>
                 <w:sz w:val="15"/>
               </w:rPr>
-              <w:t>162종</w:t>
+              <w:t>170종</w:t>
             </w:r>
           </w:p>
         </w:tc>
@@ -6910,7 +6910,7 @@
               <w:rPr>
                 <w:sz w:val="15"/>
               </w:rPr>
-              <w:t>29.8%  ████········</w:t>
+              <w:t>31.2%  ████········</w:t>
             </w:r>
           </w:p>
         </w:tc>
@@ -6924,7 +6924,7 @@
               <w:rPr>
                 <w:sz w:val="15"/>
               </w:rPr>
-              <w:t>186건</w:t>
+              <w:t>231건</w:t>
             </w:r>
           </w:p>
         </w:tc>
@@ -6940,7 +6940,7 @@
               <w:rPr>
                 <w:sz w:val="15"/>
               </w:rPr>
-              <w:t>최대 사용온도</w:t>
+              <w:t>수분흡수율(24h)</w:t>
             </w:r>
           </w:p>
         </w:tc>
@@ -6954,7 +6954,7 @@
               <w:rPr>
                 <w:sz w:val="15"/>
               </w:rPr>
-              <w:t>열</w:t>
+              <w:t>화학</w:t>
             </w:r>
           </w:p>
         </w:tc>
@@ -6996,7 +6996,7 @@
               <w:rPr>
                 <w:sz w:val="15"/>
               </w:rPr>
-              <w:t>285건</w:t>
+              <w:t>186건</w:t>
             </w:r>
           </w:p>
         </w:tc>
@@ -7012,7 +7012,7 @@
               <w:rPr>
                 <w:sz w:val="15"/>
               </w:rPr>
-              <w:t>박리강도</w:t>
+              <w:t>최대 사용온도</w:t>
             </w:r>
           </w:p>
         </w:tc>
@@ -7026,7 +7026,7 @@
               <w:rPr>
                 <w:sz w:val="15"/>
               </w:rPr>
-              <w:t>계면</w:t>
+              <w:t>열</w:t>
             </w:r>
           </w:p>
         </w:tc>
@@ -7040,7 +7040,7 @@
               <w:rPr>
                 <w:sz w:val="15"/>
               </w:rPr>
-              <w:t>139종</w:t>
+              <w:t>162종</w:t>
             </w:r>
           </w:p>
         </w:tc>
@@ -7054,7 +7054,7 @@
               <w:rPr>
                 <w:sz w:val="15"/>
               </w:rPr>
-              <w:t>25.6%  ███·········</w:t>
+              <w:t>29.8%  ████········</w:t>
             </w:r>
           </w:p>
         </w:tc>
@@ -7068,7 +7068,7 @@
               <w:rPr>
                 <w:sz w:val="15"/>
               </w:rPr>
-              <w:t>455건</w:t>
+              <w:t>285건</w:t>
             </w:r>
           </w:p>
         </w:tc>
@@ -7084,7 +7084,7 @@
               <w:rPr>
                 <w:sz w:val="15"/>
               </w:rPr>
-              <w:t>손실계수</w:t>
+              <w:t>박리강도</w:t>
             </w:r>
           </w:p>
         </w:tc>
@@ -7098,7 +7098,7 @@
               <w:rPr>
                 <w:sz w:val="15"/>
               </w:rPr>
-              <w:t>전기</w:t>
+              <w:t>계면</w:t>
             </w:r>
           </w:p>
         </w:tc>
@@ -7112,7 +7112,7 @@
               <w:rPr>
                 <w:sz w:val="15"/>
               </w:rPr>
-              <w:t>135종</w:t>
+              <w:t>139종</w:t>
             </w:r>
           </w:p>
         </w:tc>
@@ -7126,7 +7126,7 @@
               <w:rPr>
                 <w:sz w:val="15"/>
               </w:rPr>
-              <w:t>24.8%  ███·········</w:t>
+              <w:t>25.6%  ███·········</w:t>
             </w:r>
           </w:p>
         </w:tc>
@@ -7140,7 +7140,7 @@
               <w:rPr>
                 <w:sz w:val="15"/>
               </w:rPr>
-              <w:t>264건</w:t>
+              <w:t>455건</w:t>
             </w:r>
           </w:p>
         </w:tc>
@@ -7156,7 +7156,7 @@
               <w:rPr>
                 <w:sz w:val="15"/>
               </w:rPr>
-              <w:t>포화수분흡수율</w:t>
+              <w:t>손실계수</w:t>
             </w:r>
           </w:p>
         </w:tc>
@@ -7170,7 +7170,7 @@
               <w:rPr>
                 <w:sz w:val="15"/>
               </w:rPr>
-              <w:t>화학</w:t>
+              <w:t>전기</w:t>
             </w:r>
           </w:p>
         </w:tc>
@@ -7184,7 +7184,7 @@
               <w:rPr>
                 <w:sz w:val="15"/>
               </w:rPr>
-              <w:t>120종</w:t>
+              <w:t>135종</w:t>
             </w:r>
           </w:p>
         </w:tc>
@@ -7198,7 +7198,7 @@
               <w:rPr>
                 <w:sz w:val="15"/>
               </w:rPr>
-              <w:t>22.1%  ███·········</w:t>
+              <w:t>24.8%  ███·········</w:t>
             </w:r>
           </w:p>
         </w:tc>
@@ -7212,7 +7212,7 @@
               <w:rPr>
                 <w:sz w:val="15"/>
               </w:rPr>
-              <w:t>127건</w:t>
+              <w:t>264건</w:t>
             </w:r>
           </w:p>
         </w:tc>
@@ -7228,7 +7228,7 @@
               <w:rPr>
                 <w:sz w:val="15"/>
               </w:rPr>
-              <w:t>유리전이온도</w:t>
+              <w:t>포화수분흡수율</w:t>
             </w:r>
           </w:p>
         </w:tc>
@@ -7242,7 +7242,7 @@
               <w:rPr>
                 <w:sz w:val="15"/>
               </w:rPr>
-              <w:t>열</w:t>
+              <w:t>화학</w:t>
             </w:r>
           </w:p>
         </w:tc>
@@ -7256,7 +7256,7 @@
               <w:rPr>
                 <w:sz w:val="15"/>
               </w:rPr>
-              <w:t>105종</w:t>
+              <w:t>120종</w:t>
             </w:r>
           </w:p>
         </w:tc>
@@ -7270,7 +7270,7 @@
               <w:rPr>
                 <w:sz w:val="15"/>
               </w:rPr>
-              <w:t>19.3%  ██··········</w:t>
+              <w:t>22.1%  ███·········</w:t>
             </w:r>
           </w:p>
         </w:tc>
@@ -7284,7 +7284,7 @@
               <w:rPr>
                 <w:sz w:val="15"/>
               </w:rPr>
-              <w:t>388건</w:t>
+              <w:t>127건</w:t>
             </w:r>
           </w:p>
         </w:tc>
@@ -7300,7 +7300,7 @@
               <w:rPr>
                 <w:sz w:val="15"/>
               </w:rPr>
-              <w:t>층 두께</w:t>
+              <w:t>유리전이온도</w:t>
             </w:r>
           </w:p>
         </w:tc>
@@ -7314,7 +7314,7 @@
               <w:rPr>
                 <w:sz w:val="15"/>
               </w:rPr>
-              <w:t>구조</w:t>
+              <w:t>열</w:t>
             </w:r>
           </w:p>
         </w:tc>
@@ -7328,7 +7328,7 @@
               <w:rPr>
                 <w:sz w:val="15"/>
               </w:rPr>
-              <w:t>103종</w:t>
+              <w:t>105종</w:t>
             </w:r>
           </w:p>
         </w:tc>
@@ -7342,7 +7342,7 @@
               <w:rPr>
                 <w:sz w:val="15"/>
               </w:rPr>
-              <w:t>18.9%  ██··········</w:t>
+              <w:t>19.3%  ██··········</w:t>
             </w:r>
           </w:p>
         </w:tc>
@@ -7356,7 +7356,7 @@
               <w:rPr>
                 <w:sz w:val="15"/>
               </w:rPr>
-              <w:t>178건</w:t>
+              <w:t>388건</w:t>
             </w:r>
           </w:p>
         </w:tc>
@@ -9032,7 +9032,7 @@
               <w:rPr>
                 <w:sz w:val="16"/>
               </w:rPr>
-              <w:t>6,749건</w:t>
+              <w:t>6,818건</w:t>
             </w:r>
           </w:p>
         </w:tc>
@@ -9046,7 +9046,7 @@
               <w:rPr>
                 <w:sz w:val="16"/>
               </w:rPr>
-              <w:t>49종</w:t>
+              <w:t>50종</w:t>
             </w:r>
           </w:p>
         </w:tc>
@@ -9090,7 +9090,7 @@
               <w:rPr>
                 <w:sz w:val="16"/>
               </w:rPr>
-              <w:t>3,682건</w:t>
+              <w:t>3,885건</w:t>
             </w:r>
           </w:p>
         </w:tc>
@@ -9104,7 +9104,7 @@
               <w:rPr>
                 <w:sz w:val="16"/>
               </w:rPr>
-              <w:t>132종</w:t>
+              <w:t>145종</w:t>
             </w:r>
           </w:p>
         </w:tc>
@@ -9120,7 +9120,7 @@
               <w:rPr>
                 <w:sz w:val="16"/>
               </w:rPr>
-              <w:t>물리</w:t>
+              <w:t>전기</w:t>
             </w:r>
           </w:p>
         </w:tc>
@@ -9134,7 +9134,7 @@
               <w:rPr>
                 <w:sz w:val="16"/>
               </w:rPr>
-              <w:t>13종</w:t>
+              <w:t>11종</w:t>
             </w:r>
           </w:p>
         </w:tc>
@@ -9148,7 +9148,7 @@
               <w:rPr>
                 <w:sz w:val="16"/>
               </w:rPr>
-              <w:t>1,479건</w:t>
+              <w:t>1,653건</w:t>
             </w:r>
           </w:p>
         </w:tc>
@@ -9162,7 +9162,7 @@
               <w:rPr>
                 <w:sz w:val="16"/>
               </w:rPr>
-              <w:t>84종</w:t>
+              <w:t>95종</w:t>
             </w:r>
           </w:p>
         </w:tc>
@@ -9178,7 +9178,7 @@
               <w:rPr>
                 <w:sz w:val="16"/>
               </w:rPr>
-              <w:t>전기</w:t>
+              <w:t>물리</w:t>
             </w:r>
           </w:p>
         </w:tc>
@@ -9192,7 +9192,7 @@
               <w:rPr>
                 <w:sz w:val="16"/>
               </w:rPr>
-              <w:t>11종</w:t>
+              <w:t>13종</w:t>
             </w:r>
           </w:p>
         </w:tc>
@@ -9206,7 +9206,7 @@
               <w:rPr>
                 <w:sz w:val="16"/>
               </w:rPr>
-              <w:t>1,410건</w:t>
+              <w:t>1,479건</w:t>
             </w:r>
           </w:p>
         </w:tc>
@@ -9220,7 +9220,7 @@
               <w:rPr>
                 <w:sz w:val="16"/>
               </w:rPr>
-              <w:t>78종</w:t>
+              <w:t>84종</w:t>
             </w:r>
           </w:p>
         </w:tc>
@@ -9755,7 +9755,7 @@
               <w:rPr>
                 <w:sz w:val="16"/>
               </w:rPr>
-              <w:t>7,593건</w:t>
+              <w:t>7,980건</w:t>
             </w:r>
           </w:p>
         </w:tc>
@@ -9769,7 +9769,7 @@
               <w:rPr>
                 <w:sz w:val="16"/>
               </w:rPr>
-              <w:t>25.3</w:t>
+              <w:t>26.6</w:t>
             </w:r>
           </w:p>
         </w:tc>
@@ -9813,7 +9813,7 @@
               <w:rPr>
                 <w:sz w:val="16"/>
               </w:rPr>
-              <w:t>2,960건</w:t>
+              <w:t>2,963건</w:t>
             </w:r>
           </w:p>
         </w:tc>
@@ -9871,7 +9871,7 @@
               <w:rPr>
                 <w:sz w:val="16"/>
               </w:rPr>
-              <w:t>3,786건</w:t>
+              <w:t>3,844건</w:t>
             </w:r>
           </w:p>
         </w:tc>
@@ -9885,7 +9885,7 @@
               <w:rPr>
                 <w:sz w:val="16"/>
               </w:rPr>
-              <w:t>51.2</w:t>
+              <w:t>51.9</w:t>
             </w:r>
           </w:p>
         </w:tc>
@@ -9929,7 +9929,7 @@
               <w:rPr>
                 <w:sz w:val="16"/>
               </w:rPr>
-              <w:t>1,518건</w:t>
+              <w:t>1,523건</w:t>
             </w:r>
           </w:p>
         </w:tc>
@@ -9943,7 +9943,7 @@
               <w:rPr>
                 <w:sz w:val="16"/>
               </w:rPr>
-              <w:t>34.5</w:t>
+              <w:t>34.6</w:t>
             </w:r>
           </w:p>
         </w:tc>
@@ -9987,7 +9987,7 @@
               <w:rPr>
                 <w:sz w:val="16"/>
               </w:rPr>
-              <w:t>679건</w:t>
+              <w:t>713건</w:t>
             </w:r>
           </w:p>
         </w:tc>
@@ -10001,7 +10001,7 @@
               <w:rPr>
                 <w:sz w:val="16"/>
               </w:rPr>
-              <w:t>28.3</w:t>
+              <w:t>29.7</w:t>
             </w:r>
           </w:p>
         </w:tc>
@@ -10045,7 +10045,7 @@
               <w:rPr>
                 <w:sz w:val="16"/>
               </w:rPr>
-              <w:t>439건</w:t>
+              <w:t>467건</w:t>
             </w:r>
           </w:p>
         </w:tc>
@@ -10059,7 +10059,7 @@
               <w:rPr>
                 <w:sz w:val="16"/>
               </w:rPr>
-              <w:t>20.0</w:t>
+              <w:t>21.2</w:t>
             </w:r>
           </w:p>
         </w:tc>
@@ -10205,7 +10205,7 @@
               <w:rPr>
                 <w:sz w:val="16"/>
               </w:rPr>
-              <w:t>9,489</w:t>
+              <w:t>9,497</w:t>
             </w:r>
           </w:p>
         </w:tc>
@@ -10219,7 +10219,7 @@
               <w:rPr>
                 <w:sz w:val="16"/>
               </w:rPr>
-              <w:t>55.9%</w:t>
+              <w:t>54.3%</w:t>
             </w:r>
           </w:p>
         </w:tc>
@@ -10263,7 +10263,7 @@
               <w:rPr>
                 <w:sz w:val="16"/>
               </w:rPr>
-              <w:t>1,639</w:t>
+              <w:t>1,634</w:t>
             </w:r>
           </w:p>
         </w:tc>
@@ -10277,7 +10277,7 @@
               <w:rPr>
                 <w:sz w:val="16"/>
               </w:rPr>
-              <w:t>9.7%</w:t>
+              <w:t>9.3%</w:t>
             </w:r>
           </w:p>
         </w:tc>
@@ -10321,7 +10321,7 @@
               <w:rPr>
                 <w:sz w:val="16"/>
               </w:rPr>
-              <w:t>3,181</w:t>
+              <w:t>3,469</w:t>
             </w:r>
           </w:p>
         </w:tc>
@@ -10335,7 +10335,7 @@
               <w:rPr>
                 <w:sz w:val="16"/>
               </w:rPr>
-              <w:t>18.7%</w:t>
+              <w:t>19.8%</w:t>
             </w:r>
           </w:p>
         </w:tc>
@@ -10379,7 +10379,7 @@
               <w:rPr>
                 <w:sz w:val="16"/>
               </w:rPr>
-              <w:t>2,666</w:t>
+              <w:t>2,890</w:t>
             </w:r>
           </w:p>
         </w:tc>
@@ -10393,7 +10393,7 @@
               <w:rPr>
                 <w:sz w:val="16"/>
               </w:rPr>
-              <w:t>15.7%</w:t>
+              <w:t>16.5%</w:t>
             </w:r>
           </w:p>
         </w:tc>
@@ -10409,7 +10409,7 @@
           <w:b w:val="0"/>
           <w:sz w:val="19"/>
         </w:rPr>
-        <w:t>가정값 2,578건은 조건에 assumption 표지가 붙어 UI·카드에 “가정”으로 표시된다. 대표값 선택에서 실측에 밀리므로, 나중에 실측이 들어오면 자동으로 대체된다.</w:t>
+        <w:t>가정값 2,803건은 조건에 assumption 표지가 붙어 UI·카드에 “가정”으로 표시된다. 대표값 선택에서 실측에 밀리므로, 나중에 실측이 들어오면 자동으로 대체된다.</w:t>
       </w:r>
     </w:p>
     <w:p>
@@ -10492,7 +10492,7 @@
               <w:rPr>
                 <w:sz w:val="16"/>
               </w:rPr>
-              <w:t>871</w:t>
+              <w:t>875</w:t>
             </w:r>
           </w:p>
         </w:tc>
@@ -10522,7 +10522,7 @@
               <w:rPr>
                 <w:sz w:val="16"/>
               </w:rPr>
-              <w:t>612</w:t>
+              <w:t>629</w:t>
             </w:r>
           </w:p>
         </w:tc>
@@ -10552,7 +10552,7 @@
               <w:rPr>
                 <w:sz w:val="16"/>
               </w:rPr>
-              <w:t>290</w:t>
+              <w:t>296</w:t>
             </w:r>
           </w:p>
         </w:tc>
@@ -10642,7 +10642,7 @@
               <w:rPr>
                 <w:sz w:val="16"/>
               </w:rPr>
-              <w:t>24</w:t>
+              <w:t>26</w:t>
             </w:r>
           </w:p>
         </w:tc>
@@ -10860,7 +10860,7 @@
               <w:rPr>
                 <w:sz w:val="15"/>
               </w:rPr>
-              <w:t>낙하·충격 준비율 11.6%</w:t>
+              <w:t>낙하·충격 준비율 12.3%</w:t>
             </w:r>
           </w:p>
         </w:tc>
@@ -10918,7 +10918,7 @@
               <w:rPr>
                 <w:sz w:val="15"/>
               </w:rPr>
-              <w:t>열전달·방열 준비율 61.0% · 결로 두 갈래를 동시에 막는다</w:t>
+              <w:t>열전달·방열 준비율 98.3% · 결로 두 갈래를 동시에 막는다</w:t>
             </w:r>
           </w:p>
         </w:tc>
@@ -11034,7 +11034,7 @@
               <w:rPr>
                 <w:sz w:val="15"/>
               </w:rPr>
-              <w:t>결로(표면) 준비율 43.8%</w:t>
+              <w:t>결로(표면) 준비율 55.5%</w:t>
             </w:r>
           </w:p>
         </w:tc>

--- a/MaterialTwin_물성확보현황_해석가능성.docx
+++ b/MaterialTwin_물성확보현황_해석가능성.docx
@@ -31,7 +31,7 @@
           <w:color w:val="606060"/>
           <w:sz w:val="18"/>
         </w:rPr>
-        <w:t>2026-08-06 · 재료 544종 · 물성값 17,490건 · 출처 2,004건 · 물성 정의 158종</w:t>
+        <w:t>2026-08-06 · 재료 544종 · 물성값 17,559건 · 출처 2,011건 · 물성 정의 158종</w:t>
       </w:r>
     </w:p>
     <w:p/>
@@ -52,7 +52,7 @@
           <w:b/>
           <w:sz w:val="22"/>
         </w:rPr>
-        <w:t>12개 해석이 요구하는 (재료 × 필수물성) 격자 14,490칸 중 12,791칸이 채워졌다 — 전체 88.3%.</w:t>
+        <w:t>12개 해석이 요구하는 (재료 × 필수물성) 격자 14,490칸 중 12,827칸이 채워졌다 — 전체 88.5%.</w:t>
       </w:r>
     </w:p>
     <w:p>
@@ -269,7 +269,7 @@
           <w:b/>
           <w:sz w:val="19"/>
         </w:rPr>
-        <w:t>셀 채움률이 높아도 재료 준비율은 낮을 수 있다. 재료마다 비어 있는 칸이 다르면 그렇게 된다 — 낙하·충격이 정확히 그 경우다(셀 74.7% vs 준비 12.3%). **수집 진척과 해석 가능성을 같은 숫자로 말하면 안 된다.**</w:t>
+        <w:t>셀 채움률이 높아도 재료 준비율은 낮을 수 있다. 재료마다 비어 있는 칸이 다르면 그렇게 된다 — 폴더블 벤딩이 정확히 그 경우다(셀 79.9% vs 준비 21.6%). **수집 진척과 해석 가능성을 같은 숫자로 말하면 안 된다.**</w:t>
       </w:r>
     </w:p>
     <w:p>
@@ -542,7 +542,7 @@
               <w:rPr>
                 <w:sz w:val="15"/>
               </w:rPr>
-              <w:t>2031/2720</w:t>
+              <w:t>2067/2720</w:t>
             </w:r>
           </w:p>
         </w:tc>
@@ -556,7 +556,7 @@
               <w:rPr>
                 <w:sz w:val="15"/>
               </w:rPr>
-              <w:t>74.7%  ███████···</w:t>
+              <w:t>76.0%  ████████··</w:t>
             </w:r>
           </w:p>
         </w:tc>
@@ -570,7 +570,7 @@
               <w:rPr>
                 <w:sz w:val="15"/>
               </w:rPr>
-              <w:t>44.0%</w:t>
+              <w:t>44.7%</w:t>
             </w:r>
           </w:p>
         </w:tc>
@@ -584,7 +584,7 @@
               <w:rPr>
                 <w:sz w:val="15"/>
               </w:rPr>
-              <w:t>67  (12.3%)</w:t>
+              <w:t>97  (17.8%)</w:t>
             </w:r>
           </w:p>
         </w:tc>
@@ -598,7 +598,7 @@
               <w:rPr>
                 <w:sz w:val="15"/>
               </w:rPr>
-              <w:t>cowper_symonds_c | cowper_symonds_p  — 475종</w:t>
+              <w:t>cowper_symonds_c | cowper_symonds_p  — 439종</w:t>
             </w:r>
           </w:p>
         </w:tc>
@@ -1714,7 +1714,7 @@
           <w:b/>
           <w:sz w:val="19"/>
         </w:rPr>
-        <w:t>**실측기반**은 tier4(가정·계산)를 뺀 값이다. 두 열의 차이 약 4,621칸이 가정값으로 채워진 부분이다. 해석을 돌리기 위해 칸을 닫는 것과, 그 값이 실측에 근거하는 것은 다른 문제다 — 둘을 나란히 둔다.</w:t>
+        <w:t>**실측기반**은 tier4(가정·계산)를 뺀 값이다. 두 열의 차이 약 4,638칸이 가정값으로 채워진 부분이다. 해석을 돌리기 위해 칸을 닫는 것과, 그 값이 실측에 근거하는 것은 다른 문제다 — 둘을 나란히 둔다.</w:t>
       </w:r>
     </w:p>
     <w:p>
@@ -1901,7 +1901,7 @@
               <w:rPr>
                 <w:sz w:val="16"/>
               </w:rPr>
-              <w:t>폴더블 벤딩 21.6% · 피로·수명 17.7% · 낙하·충격 12.3%</w:t>
+              <w:t>폴더블 벤딩 21.6% · 낙하·충격 17.8% · 피로·수명 17.7%</w:t>
             </w:r>
           </w:p>
         </w:tc>
@@ -2399,7 +2399,7 @@
               <w:rPr>
                 <w:sz w:val="16"/>
               </w:rPr>
-              <w:t>2031/2720  (74.7%)</w:t>
+              <w:t>2067/2720  (76.0%)</w:t>
             </w:r>
           </w:p>
         </w:tc>
@@ -2413,7 +2413,7 @@
               <w:rPr>
                 <w:sz w:val="16"/>
               </w:rPr>
-              <w:t>44.0%</w:t>
+              <w:t>44.7%</w:t>
             </w:r>
           </w:p>
         </w:tc>
@@ -2427,7 +2427,7 @@
               <w:rPr>
                 <w:sz w:val="16"/>
               </w:rPr>
-              <w:t>67종  (12.3%)</w:t>
+              <w:t>97종  (17.8%)</w:t>
             </w:r>
           </w:p>
         </w:tc>
@@ -2441,7 +2441,7 @@
               <w:rPr>
                 <w:sz w:val="16"/>
               </w:rPr>
-              <w:t>47종  (8.6%)</w:t>
+              <w:t>62종  (11.4%)</w:t>
             </w:r>
           </w:p>
         </w:tc>
@@ -2528,7 +2528,7 @@
               <w:rPr>
                 <w:sz w:val="16"/>
               </w:rPr>
-              <w:t>475종</w:t>
+              <w:t>439종</w:t>
             </w:r>
           </w:p>
         </w:tc>
@@ -8397,7 +8397,7 @@
               <w:rPr>
                 <w:sz w:val="15"/>
               </w:rPr>
-              <w:t>내자외선성</w:t>
+              <w:t>변형률속도별 인장강도</w:t>
             </w:r>
           </w:p>
         </w:tc>
@@ -8411,7 +8411,7 @@
               <w:rPr>
                 <w:sz w:val="15"/>
               </w:rPr>
-              <w:t>광학</w:t>
+              <w:t>기계</w:t>
             </w:r>
           </w:p>
         </w:tc>
@@ -8455,7 +8455,7 @@
               <w:rPr>
                 <w:sz w:val="15"/>
               </w:rPr>
-              <w:t>응집영역 최대 트랙션</w:t>
+              <w:t>내자외선성</w:t>
             </w:r>
           </w:p>
         </w:tc>
@@ -8469,7 +8469,7 @@
               <w:rPr>
                 <w:sz w:val="15"/>
               </w:rPr>
-              <w:t>계면</w:t>
+              <w:t>광학</w:t>
             </w:r>
           </w:p>
         </w:tc>
@@ -8483,7 +8483,7 @@
               <w:rPr>
                 <w:sz w:val="15"/>
               </w:rPr>
-              <w:t>1종</w:t>
+              <w:t>2종</w:t>
             </w:r>
           </w:p>
         </w:tc>
@@ -8497,7 +8497,7 @@
               <w:rPr>
                 <w:sz w:val="15"/>
               </w:rPr>
-              <w:t>3건</w:t>
+              <w:t>2건</w:t>
             </w:r>
           </w:p>
         </w:tc>
@@ -8513,7 +8513,7 @@
               <w:rPr>
                 <w:sz w:val="15"/>
               </w:rPr>
-              <w:t>Anand 점소성 상수</w:t>
+              <w:t>응집영역 최대 트랙션</w:t>
             </w:r>
           </w:p>
         </w:tc>
@@ -8527,7 +8527,7 @@
               <w:rPr>
                 <w:sz w:val="15"/>
               </w:rPr>
-              <w:t>기계</w:t>
+              <w:t>계면</w:t>
             </w:r>
           </w:p>
         </w:tc>
@@ -8555,7 +8555,7 @@
               <w:rPr>
                 <w:sz w:val="15"/>
               </w:rPr>
-              <w:t>45건</w:t>
+              <w:t>3건</w:t>
             </w:r>
           </w:p>
         </w:tc>
@@ -8571,7 +8571,7 @@
               <w:rPr>
                 <w:sz w:val="15"/>
               </w:rPr>
-              <w:t>비압축 파라미터 D</w:t>
+              <w:t>Anand 점소성 상수</w:t>
             </w:r>
           </w:p>
         </w:tc>
@@ -8613,7 +8613,7 @@
               <w:rPr>
                 <w:sz w:val="15"/>
               </w:rPr>
-              <w:t>8건</w:t>
+              <w:t>45건</w:t>
             </w:r>
           </w:p>
         </w:tc>
@@ -8629,7 +8629,7 @@
               <w:rPr>
                 <w:sz w:val="15"/>
               </w:rPr>
-              <w:t>Norton 크리프 계수 A</w:t>
+              <w:t>비압축 파라미터 D</w:t>
             </w:r>
           </w:p>
         </w:tc>
@@ -8671,7 +8671,7 @@
               <w:rPr>
                 <w:sz w:val="15"/>
               </w:rPr>
-              <w:t>3건</w:t>
+              <w:t>8건</w:t>
             </w:r>
           </w:p>
         </w:tc>
@@ -8687,7 +8687,7 @@
               <w:rPr>
                 <w:sz w:val="15"/>
               </w:rPr>
-              <w:t>Norton 크리프 지수 n</w:t>
+              <w:t>Norton 크리프 계수 A</w:t>
             </w:r>
           </w:p>
         </w:tc>
@@ -8745,7 +8745,7 @@
               <w:rPr>
                 <w:sz w:val="15"/>
               </w:rPr>
-              <w:t>충방전 팽창변형률</w:t>
+              <w:t>Norton 크리프 지수 n</w:t>
             </w:r>
           </w:p>
         </w:tc>
@@ -8787,7 +8787,7 @@
               <w:rPr>
                 <w:sz w:val="15"/>
               </w:rPr>
-              <w:t>5건</w:t>
+              <w:t>3건</w:t>
             </w:r>
           </w:p>
         </w:tc>
@@ -8803,7 +8803,7 @@
               <w:rPr>
                 <w:sz w:val="15"/>
               </w:rPr>
-              <w:t>흡습팽창계수 CHE</w:t>
+              <w:t>충방전 팽창변형률</w:t>
             </w:r>
           </w:p>
         </w:tc>
@@ -8817,7 +8817,7 @@
               <w:rPr>
                 <w:sz w:val="15"/>
               </w:rPr>
-              <w:t>물리</w:t>
+              <w:t>기계</w:t>
             </w:r>
           </w:p>
         </w:tc>
@@ -8845,7 +8845,7 @@
               <w:rPr>
                 <w:sz w:val="15"/>
               </w:rPr>
-              <w:t>1건</w:t>
+              <w:t>5건</w:t>
             </w:r>
           </w:p>
         </w:tc>
@@ -8861,7 +8861,7 @@
               <w:rPr>
                 <w:sz w:val="15"/>
               </w:rPr>
-              <w:t>변형률속도별 인장강도</w:t>
+              <w:t>흡습팽창계수 CHE</w:t>
             </w:r>
           </w:p>
         </w:tc>
@@ -8875,7 +8875,7 @@
               <w:rPr>
                 <w:sz w:val="15"/>
               </w:rPr>
-              <w:t>기계</w:t>
+              <w:t>물리</w:t>
             </w:r>
           </w:p>
         </w:tc>
@@ -8889,7 +8889,7 @@
               <w:rPr>
                 <w:sz w:val="15"/>
               </w:rPr>
-              <w:t>0종</w:t>
+              <w:t>1종</w:t>
             </w:r>
           </w:p>
         </w:tc>
@@ -8903,7 +8903,7 @@
               <w:rPr>
                 <w:sz w:val="15"/>
               </w:rPr>
-              <w:t>0건</w:t>
+              <w:t>1건</w:t>
             </w:r>
           </w:p>
         </w:tc>
@@ -9032,7 +9032,7 @@
               <w:rPr>
                 <w:sz w:val="16"/>
               </w:rPr>
-              <w:t>6,818건</w:t>
+              <w:t>6,887건</w:t>
             </w:r>
           </w:p>
         </w:tc>
@@ -9046,7 +9046,7 @@
               <w:rPr>
                 <w:sz w:val="16"/>
               </w:rPr>
-              <w:t>50종</w:t>
+              <w:t>51종</w:t>
             </w:r>
           </w:p>
         </w:tc>
@@ -9755,7 +9755,7 @@
               <w:rPr>
                 <w:sz w:val="16"/>
               </w:rPr>
-              <w:t>7,980건</w:t>
+              <w:t>7,996건</w:t>
             </w:r>
           </w:p>
         </w:tc>
@@ -9769,7 +9769,7 @@
               <w:rPr>
                 <w:sz w:val="16"/>
               </w:rPr>
-              <w:t>26.6</w:t>
+              <w:t>26.7</w:t>
             </w:r>
           </w:p>
         </w:tc>
@@ -9813,7 +9813,7 @@
               <w:rPr>
                 <w:sz w:val="16"/>
               </w:rPr>
-              <w:t>2,963건</w:t>
+              <w:t>3,008건</w:t>
             </w:r>
           </w:p>
         </w:tc>
@@ -9827,7 +9827,7 @@
               <w:rPr>
                 <w:sz w:val="16"/>
               </w:rPr>
-              <w:t>37.0</w:t>
+              <w:t>37.6</w:t>
             </w:r>
           </w:p>
         </w:tc>
@@ -9871,7 +9871,7 @@
               <w:rPr>
                 <w:sz w:val="16"/>
               </w:rPr>
-              <w:t>3,844건</w:t>
+              <w:t>3,849건</w:t>
             </w:r>
           </w:p>
         </w:tc>
@@ -9885,7 +9885,7 @@
               <w:rPr>
                 <w:sz w:val="16"/>
               </w:rPr>
-              <w:t>51.9</w:t>
+              <w:t>52.0</w:t>
             </w:r>
           </w:p>
         </w:tc>
@@ -9929,7 +9929,7 @@
               <w:rPr>
                 <w:sz w:val="16"/>
               </w:rPr>
-              <w:t>1,523건</w:t>
+              <w:t>1,526건</w:t>
             </w:r>
           </w:p>
         </w:tc>
@@ -9943,7 +9943,7 @@
               <w:rPr>
                 <w:sz w:val="16"/>
               </w:rPr>
-              <w:t>34.6</w:t>
+              <w:t>34.7</w:t>
             </w:r>
           </w:p>
         </w:tc>
@@ -10219,7 +10219,7 @@
               <w:rPr>
                 <w:sz w:val="16"/>
               </w:rPr>
-              <w:t>54.3%</w:t>
+              <w:t>54.1%</w:t>
             </w:r>
           </w:p>
         </w:tc>
@@ -10321,7 +10321,7 @@
               <w:rPr>
                 <w:sz w:val="16"/>
               </w:rPr>
-              <w:t>3,469</w:t>
+              <w:t>3,511</w:t>
             </w:r>
           </w:p>
         </w:tc>
@@ -10335,7 +10335,7 @@
               <w:rPr>
                 <w:sz w:val="16"/>
               </w:rPr>
-              <w:t>19.8%</w:t>
+              <w:t>20.0%</w:t>
             </w:r>
           </w:p>
         </w:tc>
@@ -10379,7 +10379,7 @@
               <w:rPr>
                 <w:sz w:val="16"/>
               </w:rPr>
-              <w:t>2,890</w:t>
+              <w:t>2,917</w:t>
             </w:r>
           </w:p>
         </w:tc>
@@ -10393,7 +10393,7 @@
               <w:rPr>
                 <w:sz w:val="16"/>
               </w:rPr>
-              <w:t>16.5%</w:t>
+              <w:t>16.6%</w:t>
             </w:r>
           </w:p>
         </w:tc>
@@ -10409,7 +10409,7 @@
           <w:b w:val="0"/>
           <w:sz w:val="19"/>
         </w:rPr>
-        <w:t>가정값 2,803건은 조건에 assumption 표지가 붙어 UI·카드에 “가정”으로 표시된다. 대표값 선택에서 실측에 밀리므로, 나중에 실측이 들어오면 자동으로 대체된다.</w:t>
+        <w:t>가정값 2,830건은 조건에 assumption 표지가 붙어 UI·카드에 “가정”으로 표시된다. 대표값 선택에서 실측에 밀리므로, 나중에 실측이 들어오면 자동으로 대체된다.</w:t>
       </w:r>
     </w:p>
     <w:p>
@@ -10522,7 +10522,7 @@
               <w:rPr>
                 <w:sz w:val="16"/>
               </w:rPr>
-              <w:t>629</w:t>
+              <w:t>636</w:t>
             </w:r>
           </w:p>
         </w:tc>
@@ -10860,7 +10860,7 @@
               <w:rPr>
                 <w:sz w:val="15"/>
               </w:rPr>
-              <w:t>낙하·충격 준비율 12.3%</w:t>
+              <w:t>낙하·충격 준비율 17.8%</w:t>
             </w:r>
           </w:p>
         </w:tc>

--- a/MaterialTwin_물성확보현황_해석가능성.docx
+++ b/MaterialTwin_물성확보현황_해석가능성.docx
@@ -31,7 +31,7 @@
           <w:color w:val="606060"/>
           <w:sz w:val="18"/>
         </w:rPr>
-        <w:t>2026-08-06 · 재료 544종 · 물성값 17,559건 · 출처 2,011건 · 물성 정의 158종</w:t>
+        <w:t>2026-08-06 · 재료 544종 · 물성값 20,002건 · 출처 2,047건 · 물성 정의 158종</w:t>
       </w:r>
     </w:p>
     <w:p/>
@@ -52,7 +52,7 @@
           <w:b/>
           <w:sz w:val="22"/>
         </w:rPr>
-        <w:t>12개 해석이 요구하는 (재료 × 필수물성) 격자 14,490칸 중 12,827칸이 채워졌다 — 전체 88.5%.</w:t>
+        <w:t>12개 해석이 요구하는 (재료 × 필수물성) 격자 14,490칸 중 13,546칸이 채워졌다 — 전체 93.5%.</w:t>
       </w:r>
     </w:p>
     <w:p>
@@ -269,7 +269,7 @@
           <w:b/>
           <w:sz w:val="19"/>
         </w:rPr>
-        <w:t>셀 채움률이 높아도 재료 준비율은 낮을 수 있다. 재료마다 비어 있는 칸이 다르면 그렇게 된다 — 폴더블 벤딩이 정확히 그 경우다(셀 79.9% vs 준비 21.6%). **수집 진척과 해석 가능성을 같은 숫자로 말하면 안 된다.**</w:t>
+        <w:t>셀 채움률이 높아도 재료 준비율은 낮을 수 있다. 재료마다 비어 있는 칸이 다르면 그렇게 된다 — 피로·수명이 정확히 그 경우다(셀 75.4% vs 준비 26.3%). **수집 진척과 해석 가능성을 같은 숫자로 말하면 안 된다.**</w:t>
       </w:r>
     </w:p>
     <w:p>
@@ -442,7 +442,7 @@
               <w:rPr>
                 <w:sz w:val="15"/>
               </w:rPr>
-              <w:t>1607/1632</w:t>
+              <w:t>1630/1632</w:t>
             </w:r>
           </w:p>
         </w:tc>
@@ -456,7 +456,7 @@
               <w:rPr>
                 <w:sz w:val="15"/>
               </w:rPr>
-              <w:t>98.5%  ██████████</w:t>
+              <w:t>99.9%  ██████████</w:t>
             </w:r>
           </w:p>
         </w:tc>
@@ -470,7 +470,7 @@
               <w:rPr>
                 <w:sz w:val="15"/>
               </w:rPr>
-              <w:t>56.8%</w:t>
+              <w:t>57.4%</w:t>
             </w:r>
           </w:p>
         </w:tc>
@@ -484,7 +484,7 @@
               <w:rPr>
                 <w:sz w:val="15"/>
               </w:rPr>
-              <w:t>519  (95.4%)</w:t>
+              <w:t>542  (99.6%)</w:t>
             </w:r>
           </w:p>
         </w:tc>
@@ -498,7 +498,7 @@
               <w:rPr>
                 <w:sz w:val="15"/>
               </w:rPr>
-              <w:t>youngs_modulus — 25종</w:t>
+              <w:t>youngs_modulus — 2종</w:t>
             </w:r>
           </w:p>
         </w:tc>
@@ -542,7 +542,7 @@
               <w:rPr>
                 <w:sz w:val="15"/>
               </w:rPr>
-              <w:t>2067/2720</w:t>
+              <w:t>2235/2720</w:t>
             </w:r>
           </w:p>
         </w:tc>
@@ -556,7 +556,7 @@
               <w:rPr>
                 <w:sz w:val="15"/>
               </w:rPr>
-              <w:t>76.0%  ████████··</w:t>
+              <w:t>82.2%  ████████··</w:t>
             </w:r>
           </w:p>
         </w:tc>
@@ -570,7 +570,7 @@
               <w:rPr>
                 <w:sz w:val="15"/>
               </w:rPr>
-              <w:t>44.7%</w:t>
+              <w:t>45.5%</w:t>
             </w:r>
           </w:p>
         </w:tc>
@@ -584,7 +584,7 @@
               <w:rPr>
                 <w:sz w:val="15"/>
               </w:rPr>
-              <w:t>97  (17.8%)</w:t>
+              <w:t>190  (34.9%)</w:t>
             </w:r>
           </w:p>
         </w:tc>
@@ -598,7 +598,7 @@
               <w:rPr>
                 <w:sz w:val="15"/>
               </w:rPr>
-              <w:t>cowper_symonds_c | cowper_symonds_p  — 439종</w:t>
+              <w:t>cowper_symonds_c | cowper_symonds_p  — 316종</w:t>
             </w:r>
           </w:p>
         </w:tc>
@@ -642,7 +642,7 @@
               <w:rPr>
                 <w:sz w:val="15"/>
               </w:rPr>
-              <w:t>1623/1632</w:t>
+              <w:t>1631/1632</w:t>
             </w:r>
           </w:p>
         </w:tc>
@@ -656,7 +656,7 @@
               <w:rPr>
                 <w:sz w:val="15"/>
               </w:rPr>
-              <w:t>99.4%  ██████████</w:t>
+              <w:t>99.9%  ██████████</w:t>
             </w:r>
           </w:p>
         </w:tc>
@@ -670,7 +670,7 @@
               <w:rPr>
                 <w:sz w:val="15"/>
               </w:rPr>
-              <w:t>64.0%</w:t>
+              <w:t>64.4%</w:t>
             </w:r>
           </w:p>
         </w:tc>
@@ -684,7 +684,7 @@
               <w:rPr>
                 <w:sz w:val="15"/>
               </w:rPr>
-              <w:t>535  (98.3%)</w:t>
+              <w:t>543  (99.8%)</w:t>
             </w:r>
           </w:p>
         </w:tc>
@@ -698,7 +698,7 @@
               <w:rPr>
                 <w:sz w:val="15"/>
               </w:rPr>
-              <w:t>specific_heat — 8종</w:t>
+              <w:t>conductivity — 1종</w:t>
             </w:r>
           </w:p>
         </w:tc>
@@ -742,7 +742,7 @@
               <w:rPr>
                 <w:sz w:val="15"/>
               </w:rPr>
-              <w:t>2150/2176</w:t>
+              <w:t>2173/2176</w:t>
             </w:r>
           </w:p>
         </w:tc>
@@ -756,7 +756,7 @@
               <w:rPr>
                 <w:sz w:val="15"/>
               </w:rPr>
-              <w:t>98.8%  ██████████</w:t>
+              <w:t>99.9%  ██████████</w:t>
             </w:r>
           </w:p>
         </w:tc>
@@ -770,7 +770,7 @@
               <w:rPr>
                 <w:sz w:val="15"/>
               </w:rPr>
-              <w:t>58.3%</w:t>
+              <w:t>58.7%</w:t>
             </w:r>
           </w:p>
         </w:tc>
@@ -784,7 +784,7 @@
               <w:rPr>
                 <w:sz w:val="15"/>
               </w:rPr>
-              <w:t>519  (95.4%)</w:t>
+              <w:t>542  (99.6%)</w:t>
             </w:r>
           </w:p>
         </w:tc>
@@ -798,7 +798,7 @@
               <w:rPr>
                 <w:sz w:val="15"/>
               </w:rPr>
-              <w:t>youngs_modulus — 25종</w:t>
+              <w:t>youngs_modulus — 2종</w:t>
             </w:r>
           </w:p>
         </w:tc>
@@ -842,7 +842,7 @@
               <w:rPr>
                 <w:sz w:val="15"/>
               </w:rPr>
-              <w:t>591/740</w:t>
+              <w:t>714/740</w:t>
             </w:r>
           </w:p>
         </w:tc>
@@ -856,7 +856,7 @@
               <w:rPr>
                 <w:sz w:val="15"/>
               </w:rPr>
-              <w:t>79.9%  ████████··</w:t>
+              <w:t>96.5%  ██████████</w:t>
             </w:r>
           </w:p>
         </w:tc>
@@ -870,7 +870,7 @@
               <w:rPr>
                 <w:sz w:val="15"/>
               </w:rPr>
-              <w:t>45.1%</w:t>
+              <w:t>56.6%</w:t>
             </w:r>
           </w:p>
         </w:tc>
@@ -884,7 +884,7 @@
               <w:rPr>
                 <w:sz w:val="15"/>
               </w:rPr>
-              <w:t>40  (21.6%)</w:t>
+              <w:t>159  (85.9%)</w:t>
             </w:r>
           </w:p>
         </w:tc>
@@ -898,7 +898,7 @@
               <w:rPr>
                 <w:sz w:val="15"/>
               </w:rPr>
-              <w:t>prony_relaxation_time | prony_tensil — 145종</w:t>
+              <w:t>prony_relaxation_time | prony_tensil — 26종</w:t>
             </w:r>
           </w:p>
         </w:tc>
@@ -942,7 +942,7 @@
               <w:rPr>
                 <w:sz w:val="15"/>
               </w:rPr>
-              <w:t>1930/2176</w:t>
+              <w:t>2117/2176</w:t>
             </w:r>
           </w:p>
         </w:tc>
@@ -956,7 +956,7 @@
               <w:rPr>
                 <w:sz w:val="15"/>
               </w:rPr>
-              <w:t>88.7%  █████████·</w:t>
+              <w:t>97.3%  ██████████</w:t>
             </w:r>
           </w:p>
         </w:tc>
@@ -970,7 +970,7 @@
               <w:rPr>
                 <w:sz w:val="15"/>
               </w:rPr>
-              <w:t>61.6%</w:t>
+              <w:t>65.9%</w:t>
             </w:r>
           </w:p>
         </w:tc>
@@ -984,7 +984,7 @@
               <w:rPr>
                 <w:sz w:val="15"/>
               </w:rPr>
-              <w:t>302  (55.5%)</w:t>
+              <w:t>485  (89.2%)</w:t>
             </w:r>
           </w:p>
         </w:tc>
@@ -998,7 +998,7 @@
               <w:rPr>
                 <w:sz w:val="15"/>
               </w:rPr>
-              <w:t>contact_angle_water | surface_energy — 237종</w:t>
+              <w:t>contact_angle_water | surface_energy — 58종</w:t>
             </w:r>
           </w:p>
         </w:tc>
@@ -1042,7 +1042,7 @@
               <w:rPr>
                 <w:sz w:val="15"/>
               </w:rPr>
-              <w:t>1468/1680</w:t>
+              <w:t>1555/1680</w:t>
             </w:r>
           </w:p>
         </w:tc>
@@ -1056,7 +1056,7 @@
               <w:rPr>
                 <w:sz w:val="15"/>
               </w:rPr>
-              <w:t>87.4%  █████████·</w:t>
+              <w:t>92.6%  █████████·</w:t>
             </w:r>
           </w:p>
         </w:tc>
@@ -1070,7 +1070,7 @@
               <w:rPr>
                 <w:sz w:val="15"/>
               </w:rPr>
-              <w:t>53.7%</w:t>
+              <w:t>57.8%</w:t>
             </w:r>
           </w:p>
         </w:tc>
@@ -1084,7 +1084,7 @@
               <w:rPr>
                 <w:sz w:val="15"/>
               </w:rPr>
-              <w:t>211  (50.2%)</w:t>
+              <w:t>295  (70.2%)</w:t>
             </w:r>
           </w:p>
         </w:tc>
@@ -1098,7 +1098,7 @@
               <w:rPr>
                 <w:sz w:val="15"/>
               </w:rPr>
-              <w:t>water_vapor_transmission | gas_perme — 206종</w:t>
+              <w:t>water_vapor_transmission | gas_perme — 125종</w:t>
             </w:r>
           </w:p>
         </w:tc>
@@ -1142,7 +1142,7 @@
               <w:rPr>
                 <w:sz w:val="15"/>
               </w:rPr>
-              <w:t>73/92</w:t>
+              <w:t>90/92</w:t>
             </w:r>
           </w:p>
         </w:tc>
@@ -1156,7 +1156,7 @@
               <w:rPr>
                 <w:sz w:val="15"/>
               </w:rPr>
-              <w:t>79.3%  ████████··</w:t>
+              <w:t>97.8%  ██████████</w:t>
             </w:r>
           </w:p>
         </w:tc>
@@ -1170,7 +1170,7 @@
               <w:rPr>
                 <w:sz w:val="15"/>
               </w:rPr>
-              <w:t>66.3%</w:t>
+              <w:t>82.6%</w:t>
             </w:r>
           </w:p>
         </w:tc>
@@ -1184,7 +1184,7 @@
               <w:rPr>
                 <w:sz w:val="15"/>
               </w:rPr>
-              <w:t>27  (58.7%)</w:t>
+              <w:t>44  (95.7%)</w:t>
             </w:r>
           </w:p>
         </w:tc>
@@ -1198,7 +1198,7 @@
               <w:rPr>
                 <w:sz w:val="15"/>
               </w:rPr>
-              <w:t>hyperelastic_coefficient | hyperelas — 19종</w:t>
+              <w:t>hyperelastic_coefficient | hyperelas — 2종</w:t>
             </w:r>
           </w:p>
         </w:tc>
@@ -1242,7 +1242,7 @@
               <w:rPr>
                 <w:sz w:val="15"/>
               </w:rPr>
-              <w:t>302/370</w:t>
+              <w:t>315/370</w:t>
             </w:r>
           </w:p>
         </w:tc>
@@ -1256,7 +1256,7 @@
               <w:rPr>
                 <w:sz w:val="15"/>
               </w:rPr>
-              <w:t>81.6%  ████████··</w:t>
+              <w:t>85.1%  █████████·</w:t>
             </w:r>
           </w:p>
         </w:tc>
@@ -1270,7 +1270,7 @@
               <w:rPr>
                 <w:sz w:val="15"/>
               </w:rPr>
-              <w:t>65.7%</w:t>
+              <w:t>65.9%</w:t>
             </w:r>
           </w:p>
         </w:tc>
@@ -1284,7 +1284,7 @@
               <w:rPr>
                 <w:sz w:val="15"/>
               </w:rPr>
-              <w:t>117  (63.2%)</w:t>
+              <w:t>130  (70.3%)</w:t>
             </w:r>
           </w:p>
         </w:tc>
@@ -1298,7 +1298,7 @@
               <w:rPr>
                 <w:sz w:val="15"/>
               </w:rPr>
-              <w:t>peel_strength | lap_shear_strength | — 68종</w:t>
+              <w:t>peel_strength | lap_shear_strength | — 55종</w:t>
             </w:r>
           </w:p>
         </w:tc>
@@ -1342,7 +1342,7 @@
               <w:rPr>
                 <w:sz w:val="15"/>
               </w:rPr>
-              <w:t>483/544</w:t>
+              <w:t>511/544</w:t>
             </w:r>
           </w:p>
         </w:tc>
@@ -1356,7 +1356,7 @@
               <w:rPr>
                 <w:sz w:val="15"/>
               </w:rPr>
-              <w:t>88.8%  █████████·</w:t>
+              <w:t>93.9%  █████████·</w:t>
             </w:r>
           </w:p>
         </w:tc>
@@ -1370,7 +1370,7 @@
               <w:rPr>
                 <w:sz w:val="15"/>
               </w:rPr>
-              <w:t>67.1%</w:t>
+              <w:t>69.3%</w:t>
             </w:r>
           </w:p>
         </w:tc>
@@ -1384,7 +1384,7 @@
               <w:rPr>
                 <w:sz w:val="15"/>
               </w:rPr>
-              <w:t>483  (88.8%)</w:t>
+              <w:t>511  (93.9%)</w:t>
             </w:r>
           </w:p>
         </w:tc>
@@ -1398,7 +1398,7 @@
               <w:rPr>
                 <w:sz w:val="15"/>
               </w:rPr>
-              <w:t>dielectric_constant | resistivity_vo — 61종</w:t>
+              <w:t>dielectric_constant | resistivity_vo — 33종</w:t>
             </w:r>
           </w:p>
         </w:tc>
@@ -1442,7 +1442,7 @@
               <w:rPr>
                 <w:sz w:val="15"/>
               </w:rPr>
-              <w:t>429/594</w:t>
+              <w:t>448/594</w:t>
             </w:r>
           </w:p>
         </w:tc>
@@ -1456,7 +1456,7 @@
               <w:rPr>
                 <w:sz w:val="15"/>
               </w:rPr>
-              <w:t>72.2%  ███████···</w:t>
+              <w:t>75.4%  ████████··</w:t>
             </w:r>
           </w:p>
         </w:tc>
@@ -1470,7 +1470,7 @@
               <w:rPr>
                 <w:sz w:val="15"/>
               </w:rPr>
-              <w:t>64.6%</w:t>
+              <w:t>65.2%</w:t>
             </w:r>
           </w:p>
         </w:tc>
@@ -1484,7 +1484,7 @@
               <w:rPr>
                 <w:sz w:val="15"/>
               </w:rPr>
-              <w:t>35  (17.7%)</w:t>
+              <w:t>52  (26.3%)</w:t>
             </w:r>
           </w:p>
         </w:tc>
@@ -1498,7 +1498,7 @@
               <w:rPr>
                 <w:sz w:val="15"/>
               </w:rPr>
-              <w:t>fatigue_strength_coefficient | fatig — 163종</w:t>
+              <w:t>fatigue_strength_coefficient | fatig — 146종</w:t>
             </w:r>
           </w:p>
         </w:tc>
@@ -1542,7 +1542,7 @@
               <w:rPr>
                 <w:sz w:val="15"/>
               </w:rPr>
-              <w:t>48/55</w:t>
+              <w:t>55/55</w:t>
             </w:r>
           </w:p>
         </w:tc>
@@ -1556,7 +1556,7 @@
               <w:rPr>
                 <w:sz w:val="15"/>
               </w:rPr>
-              <w:t>87.3%  █████████·</w:t>
+              <w:t>100.0%  ██████████</w:t>
             </w:r>
           </w:p>
         </w:tc>
@@ -1570,7 +1570,7 @@
               <w:rPr>
                 <w:sz w:val="15"/>
               </w:rPr>
-              <w:t>87.3%</w:t>
+              <w:t>100.0%</w:t>
             </w:r>
           </w:p>
         </w:tc>
@@ -1584,7 +1584,7 @@
               <w:rPr>
                 <w:sz w:val="15"/>
               </w:rPr>
-              <w:t>48  (87.3%)</w:t>
+              <w:t>55  (100.0%)</w:t>
             </w:r>
           </w:p>
         </w:tc>
@@ -1598,7 +1598,7 @@
               <w:rPr>
                 <w:sz w:val="15"/>
               </w:rPr>
-              <w:t>excited_state_lifetime | stern_volme — 7종</w:t>
+              <w:t>— — 0종</w:t>
             </w:r>
           </w:p>
         </w:tc>
@@ -1642,7 +1642,7 @@
               <w:rPr>
                 <w:sz w:val="15"/>
               </w:rPr>
-              <w:t>56/79</w:t>
+              <w:t>72/79</w:t>
             </w:r>
           </w:p>
         </w:tc>
@@ -1656,7 +1656,7 @@
               <w:rPr>
                 <w:sz w:val="15"/>
               </w:rPr>
-              <w:t>70.9%  ███████···</w:t>
+              <w:t>91.1%  █████████·</w:t>
             </w:r>
           </w:p>
         </w:tc>
@@ -1670,7 +1670,7 @@
               <w:rPr>
                 <w:sz w:val="15"/>
               </w:rPr>
-              <w:t>70.9%</w:t>
+              <w:t>75.9%</w:t>
             </w:r>
           </w:p>
         </w:tc>
@@ -1684,7 +1684,7 @@
               <w:rPr>
                 <w:sz w:val="15"/>
               </w:rPr>
-              <w:t>56  (70.9%)</w:t>
+              <w:t>72  (91.1%)</w:t>
             </w:r>
           </w:p>
         </w:tc>
@@ -1698,7 +1698,7 @@
               <w:rPr>
                 <w:sz w:val="15"/>
               </w:rPr>
-              <w:t>gas_permeability_o2 | gas_solubility — 23종</w:t>
+              <w:t>gas_permeability_o2 | gas_solubility — 7종</w:t>
             </w:r>
           </w:p>
         </w:tc>
@@ -1714,7 +1714,7 @@
           <w:b/>
           <w:sz w:val="19"/>
         </w:rPr>
-        <w:t>**실측기반**은 tier4(가정·계산)를 뺀 값이다. 두 열의 차이 약 4,638칸이 가정값으로 채워진 부분이다. 해석을 돌리기 위해 칸을 닫는 것과, 그 값이 실측에 근거하는 것은 다른 문제다 — 둘을 나란히 둔다.</w:t>
+        <w:t>**실측기반**은 tier4(가정·계산)를 뺀 값이다. 두 열의 차이 약 5,020칸이 가정값으로 채워진 부분이다. 해석을 돌리기 위해 칸을 닫는 것과, 그 값이 실측에 근거하는 것은 다른 문제다 — 둘을 나란히 둔다.</w:t>
       </w:r>
     </w:p>
     <w:p>
@@ -1813,7 +1813,7 @@
               <w:rPr>
                 <w:sz w:val="16"/>
               </w:rPr>
-              <w:t>열전달·방열 98.3% · 구조·강성 95.4% · 열응력·워피지 95.4% · 전기·EMI 88.8% · 산소소광-발광체 87.3% · 산소확산-매트릭스 70.9% · 접착·박리 63.2% · 초탄성(실링·완충) 58.7% · 결로(표면) 55.5% · 결로(투습) 50.2%</w:t>
+              <w:t>산소소광-발광체 100.0% · 열전달·방열 99.8% · 구조·강성 99.6% · 열응력·워피지 99.6% · 초탄성(실링·완충) 95.7% · 전기·EMI 93.9% · 산소확산-매트릭스 91.1% · 결로(표면) 89.2% · 폴더블 벤딩 85.9% · 접착·박리 70.3% · 결로(투습) 70.2%</w:t>
             </w:r>
           </w:p>
         </w:tc>
@@ -1857,7 +1857,7 @@
               <w:rPr>
                 <w:sz w:val="16"/>
               </w:rPr>
-              <w:t>해당 없음</w:t>
+              <w:t>낙하·충격 34.9% · 피로·수명 26.3%</w:t>
             </w:r>
           </w:p>
         </w:tc>
@@ -1901,7 +1901,7 @@
               <w:rPr>
                 <w:sz w:val="16"/>
               </w:rPr>
-              <w:t>폴더블 벤딩 21.6% · 낙하·충격 17.8% · 피로·수명 17.7%</w:t>
+              <w:t>해당 없음</w:t>
             </w:r>
           </w:p>
         </w:tc>
@@ -2127,7 +2127,7 @@
               <w:rPr>
                 <w:sz w:val="16"/>
               </w:rPr>
-              <w:t>1607/1632  (98.5%)</w:t>
+              <w:t>1630/1632  (99.9%)</w:t>
             </w:r>
           </w:p>
         </w:tc>
@@ -2141,7 +2141,7 @@
               <w:rPr>
                 <w:sz w:val="16"/>
               </w:rPr>
-              <w:t>56.8%</w:t>
+              <w:t>57.4%</w:t>
             </w:r>
           </w:p>
         </w:tc>
@@ -2155,7 +2155,7 @@
               <w:rPr>
                 <w:sz w:val="16"/>
               </w:rPr>
-              <w:t>519종  (95.4%)</w:t>
+              <w:t>542종  (99.6%)</w:t>
             </w:r>
           </w:p>
         </w:tc>
@@ -2256,7 +2256,7 @@
               <w:rPr>
                 <w:sz w:val="16"/>
               </w:rPr>
-              <w:t>25종</w:t>
+              <w:t>2종</w:t>
             </w:r>
           </w:p>
         </w:tc>
@@ -2399,7 +2399,7 @@
               <w:rPr>
                 <w:sz w:val="16"/>
               </w:rPr>
-              <w:t>2067/2720  (76.0%)</w:t>
+              <w:t>2235/2720  (82.2%)</w:t>
             </w:r>
           </w:p>
         </w:tc>
@@ -2413,7 +2413,7 @@
               <w:rPr>
                 <w:sz w:val="16"/>
               </w:rPr>
-              <w:t>44.7%</w:t>
+              <w:t>45.5%</w:t>
             </w:r>
           </w:p>
         </w:tc>
@@ -2427,7 +2427,7 @@
               <w:rPr>
                 <w:sz w:val="16"/>
               </w:rPr>
-              <w:t>97종  (17.8%)</w:t>
+              <w:t>190종  (34.9%)</w:t>
             </w:r>
           </w:p>
         </w:tc>
@@ -2441,7 +2441,7 @@
               <w:rPr>
                 <w:sz w:val="16"/>
               </w:rPr>
-              <w:t>62종  (11.4%)</w:t>
+              <w:t>63종  (11.6%)</w:t>
             </w:r>
           </w:p>
         </w:tc>
@@ -2528,7 +2528,7 @@
               <w:rPr>
                 <w:sz w:val="16"/>
               </w:rPr>
-              <w:t>439종</w:t>
+              <w:t>316종</w:t>
             </w:r>
           </w:p>
         </w:tc>
@@ -2558,7 +2558,7 @@
               <w:rPr>
                 <w:sz w:val="16"/>
               </w:rPr>
-              <w:t>189종</w:t>
+              <w:t>167종</w:t>
             </w:r>
           </w:p>
         </w:tc>
@@ -2588,7 +2588,7 @@
               <w:rPr>
                 <w:sz w:val="16"/>
               </w:rPr>
-              <w:t>25종</w:t>
+              <w:t>2종</w:t>
             </w:r>
           </w:p>
         </w:tc>
@@ -2731,7 +2731,7 @@
               <w:rPr>
                 <w:sz w:val="16"/>
               </w:rPr>
-              <w:t>1623/1632  (99.4%)</w:t>
+              <w:t>1631/1632  (99.9%)</w:t>
             </w:r>
           </w:p>
         </w:tc>
@@ -2745,7 +2745,7 @@
               <w:rPr>
                 <w:sz w:val="16"/>
               </w:rPr>
-              <w:t>64.0%</w:t>
+              <w:t>64.4%</w:t>
             </w:r>
           </w:p>
         </w:tc>
@@ -2759,7 +2759,7 @@
               <w:rPr>
                 <w:sz w:val="16"/>
               </w:rPr>
-              <w:t>535종  (98.3%)</w:t>
+              <w:t>543종  (99.8%)</w:t>
             </w:r>
           </w:p>
         </w:tc>
@@ -2773,7 +2773,7 @@
               <w:rPr>
                 <w:sz w:val="16"/>
               </w:rPr>
-              <w:t>201종  (36.9%)</w:t>
+              <w:t>202종  (37.1%)</w:t>
             </w:r>
           </w:p>
         </w:tc>
@@ -2831,36 +2831,6 @@
                 <w:sz w:val="17"/>
               </w:rPr>
               <w:t>미보유 재료 수</w:t>
-            </w:r>
-          </w:p>
-        </w:tc>
-      </w:tr>
-      <w:tr>
-        <w:tc>
-          <w:tcPr>
-            <w:tcW w:type="dxa" w:w="4320"/>
-          </w:tcPr>
-          <w:p>
-            <w:r/>
-            <w:r>
-              <w:rPr>
-                <w:sz w:val="16"/>
-              </w:rPr>
-              <w:t>specific_heat</w:t>
-            </w:r>
-          </w:p>
-        </w:tc>
-        <w:tc>
-          <w:tcPr>
-            <w:tcW w:type="dxa" w:w="4320"/>
-          </w:tcPr>
-          <w:p>
-            <w:r/>
-            <w:r>
-              <w:rPr>
-                <w:sz w:val="16"/>
-              </w:rPr>
-              <w:t>8종</w:t>
             </w:r>
           </w:p>
         </w:tc>
@@ -3033,7 +3003,7 @@
               <w:rPr>
                 <w:sz w:val="16"/>
               </w:rPr>
-              <w:t>2150/2176  (98.8%)</w:t>
+              <w:t>2173/2176  (99.9%)</w:t>
             </w:r>
           </w:p>
         </w:tc>
@@ -3047,7 +3017,7 @@
               <w:rPr>
                 <w:sz w:val="16"/>
               </w:rPr>
-              <w:t>58.3%</w:t>
+              <w:t>58.7%</w:t>
             </w:r>
           </w:p>
         </w:tc>
@@ -3061,7 +3031,7 @@
               <w:rPr>
                 <w:sz w:val="16"/>
               </w:rPr>
-              <w:t>519종  (95.4%)</w:t>
+              <w:t>542종  (99.6%)</w:t>
             </w:r>
           </w:p>
         </w:tc>
@@ -3162,7 +3132,7 @@
               <w:rPr>
                 <w:sz w:val="16"/>
               </w:rPr>
-              <w:t>25종</w:t>
+              <w:t>2종</w:t>
             </w:r>
           </w:p>
         </w:tc>
@@ -3335,7 +3305,7 @@
               <w:rPr>
                 <w:sz w:val="16"/>
               </w:rPr>
-              <w:t>591/740  (79.9%)</w:t>
+              <w:t>714/740  (96.5%)</w:t>
             </w:r>
           </w:p>
         </w:tc>
@@ -3349,7 +3319,7 @@
               <w:rPr>
                 <w:sz w:val="16"/>
               </w:rPr>
-              <w:t>45.1%</w:t>
+              <w:t>56.6%</w:t>
             </w:r>
           </w:p>
         </w:tc>
@@ -3363,7 +3333,7 @@
               <w:rPr>
                 <w:sz w:val="16"/>
               </w:rPr>
-              <w:t>40종  (21.6%)</w:t>
+              <w:t>159종  (85.9%)</w:t>
             </w:r>
           </w:p>
         </w:tc>
@@ -3377,7 +3347,7 @@
               <w:rPr>
                 <w:sz w:val="16"/>
               </w:rPr>
-              <w:t>16종  (8.6%)</w:t>
+              <w:t>33종  (17.8%)</w:t>
             </w:r>
           </w:p>
         </w:tc>
@@ -3464,37 +3434,7 @@
               <w:rPr>
                 <w:sz w:val="16"/>
               </w:rPr>
-              <w:t>145종</w:t>
-            </w:r>
-          </w:p>
-        </w:tc>
-      </w:tr>
-      <w:tr>
-        <w:tc>
-          <w:tcPr>
-            <w:tcW w:type="dxa" w:w="4320"/>
-          </w:tcPr>
-          <w:p>
-            <w:r/>
-            <w:r>
-              <w:rPr>
-                <w:sz w:val="16"/>
-              </w:rPr>
-              <w:t>youngs_modulus</w:t>
-            </w:r>
-          </w:p>
-        </w:tc>
-        <w:tc>
-          <w:tcPr>
-            <w:tcW w:type="dxa" w:w="4320"/>
-          </w:tcPr>
-          <w:p>
-            <w:r/>
-            <w:r>
-              <w:rPr>
-                <w:sz w:val="16"/>
-              </w:rPr>
-              <w:t>4종</w:t>
+              <w:t>26종</w:t>
             </w:r>
           </w:p>
         </w:tc>
@@ -3637,7 +3577,7 @@
               <w:rPr>
                 <w:sz w:val="16"/>
               </w:rPr>
-              <w:t>1930/2176  (88.7%)</w:t>
+              <w:t>2117/2176  (97.3%)</w:t>
             </w:r>
           </w:p>
         </w:tc>
@@ -3651,7 +3591,7 @@
               <w:rPr>
                 <w:sz w:val="16"/>
               </w:rPr>
-              <w:t>61.6%</w:t>
+              <w:t>65.9%</w:t>
             </w:r>
           </w:p>
         </w:tc>
@@ -3665,7 +3605,7 @@
               <w:rPr>
                 <w:sz w:val="16"/>
               </w:rPr>
-              <w:t>302종  (55.5%)</w:t>
+              <w:t>485종  (89.2%)</w:t>
             </w:r>
           </w:p>
         </w:tc>
@@ -3679,7 +3619,7 @@
               <w:rPr>
                 <w:sz w:val="16"/>
               </w:rPr>
-              <w:t>167종  (30.7%)</w:t>
+              <w:t>184종  (33.8%)</w:t>
             </w:r>
           </w:p>
         </w:tc>
@@ -3766,37 +3706,7 @@
               <w:rPr>
                 <w:sz w:val="16"/>
               </w:rPr>
-              <w:t>237종</w:t>
-            </w:r>
-          </w:p>
-        </w:tc>
-      </w:tr>
-      <w:tr>
-        <w:tc>
-          <w:tcPr>
-            <w:tcW w:type="dxa" w:w="4320"/>
-          </w:tcPr>
-          <w:p>
-            <w:r/>
-            <w:r>
-              <w:rPr>
-                <w:sz w:val="16"/>
-              </w:rPr>
-              <w:t>specific_heat</w:t>
-            </w:r>
-          </w:p>
-        </w:tc>
-        <w:tc>
-          <w:tcPr>
-            <w:tcW w:type="dxa" w:w="4320"/>
-          </w:tcPr>
-          <w:p>
-            <w:r/>
-            <w:r>
-              <w:rPr>
-                <w:sz w:val="16"/>
-              </w:rPr>
-              <w:t>8종</w:t>
+              <w:t>58종</w:t>
             </w:r>
           </w:p>
         </w:tc>
@@ -3969,7 +3879,7 @@
               <w:rPr>
                 <w:sz w:val="16"/>
               </w:rPr>
-              <w:t>1468/1680  (87.4%)</w:t>
+              <w:t>1555/1680  (92.6%)</w:t>
             </w:r>
           </w:p>
         </w:tc>
@@ -3983,7 +3893,7 @@
               <w:rPr>
                 <w:sz w:val="16"/>
               </w:rPr>
-              <w:t>53.7%</w:t>
+              <w:t>57.8%</w:t>
             </w:r>
           </w:p>
         </w:tc>
@@ -3997,7 +3907,7 @@
               <w:rPr>
                 <w:sz w:val="16"/>
               </w:rPr>
-              <w:t>211종  (50.2%)</w:t>
+              <w:t>295종  (70.2%)</w:t>
             </w:r>
           </w:p>
         </w:tc>
@@ -4011,7 +3921,7 @@
               <w:rPr>
                 <w:sz w:val="16"/>
               </w:rPr>
-              <w:t>86종  (20.5%)</w:t>
+              <w:t>113종  (26.9%)</w:t>
             </w:r>
           </w:p>
         </w:tc>
@@ -4098,37 +4008,7 @@
               <w:rPr>
                 <w:sz w:val="16"/>
               </w:rPr>
-              <w:t>206종</w:t>
-            </w:r>
-          </w:p>
-        </w:tc>
-      </w:tr>
-      <w:tr>
-        <w:tc>
-          <w:tcPr>
-            <w:tcW w:type="dxa" w:w="4320"/>
-          </w:tcPr>
-          <w:p>
-            <w:r/>
-            <w:r>
-              <w:rPr>
-                <w:sz w:val="16"/>
-              </w:rPr>
-              <w:t>specific_heat</w:t>
-            </w:r>
-          </w:p>
-        </w:tc>
-        <w:tc>
-          <w:tcPr>
-            <w:tcW w:type="dxa" w:w="4320"/>
-          </w:tcPr>
-          <w:p>
-            <w:r/>
-            <w:r>
-              <w:rPr>
-                <w:sz w:val="16"/>
-              </w:rPr>
-              <w:t>6종</w:t>
+              <w:t>125종</w:t>
             </w:r>
           </w:p>
         </w:tc>
@@ -4271,7 +4151,7 @@
               <w:rPr>
                 <w:sz w:val="16"/>
               </w:rPr>
-              <w:t>73/92  (79.3%)</w:t>
+              <w:t>90/92  (97.8%)</w:t>
             </w:r>
           </w:p>
         </w:tc>
@@ -4285,7 +4165,7 @@
               <w:rPr>
                 <w:sz w:val="16"/>
               </w:rPr>
-              <w:t>66.3%</w:t>
+              <w:t>82.6%</w:t>
             </w:r>
           </w:p>
         </w:tc>
@@ -4299,7 +4179,7 @@
               <w:rPr>
                 <w:sz w:val="16"/>
               </w:rPr>
-              <w:t>27종  (58.7%)</w:t>
+              <w:t>44종  (95.7%)</w:t>
             </w:r>
           </w:p>
         </w:tc>
@@ -4313,7 +4193,7 @@
               <w:rPr>
                 <w:sz w:val="16"/>
               </w:rPr>
-              <w:t>20종  (43.5%)</w:t>
+              <w:t>31종  (67.4%)</w:t>
             </w:r>
           </w:p>
         </w:tc>
@@ -4400,7 +4280,7 @@
               <w:rPr>
                 <w:sz w:val="16"/>
               </w:rPr>
-              <w:t>19종</w:t>
+              <w:t>2종</w:t>
             </w:r>
           </w:p>
         </w:tc>
@@ -4543,7 +4423,7 @@
               <w:rPr>
                 <w:sz w:val="16"/>
               </w:rPr>
-              <w:t>302/370  (81.6%)</w:t>
+              <w:t>315/370  (85.1%)</w:t>
             </w:r>
           </w:p>
         </w:tc>
@@ -4557,7 +4437,7 @@
               <w:rPr>
                 <w:sz w:val="16"/>
               </w:rPr>
-              <w:t>65.7%</w:t>
+              <w:t>65.9%</w:t>
             </w:r>
           </w:p>
         </w:tc>
@@ -4571,7 +4451,7 @@
               <w:rPr>
                 <w:sz w:val="16"/>
               </w:rPr>
-              <w:t>117종  (63.2%)</w:t>
+              <w:t>130종  (70.3%)</w:t>
             </w:r>
           </w:p>
         </w:tc>
@@ -4672,7 +4552,7 @@
               <w:rPr>
                 <w:sz w:val="16"/>
               </w:rPr>
-              <w:t>68종</w:t>
+              <w:t>55종</w:t>
             </w:r>
           </w:p>
         </w:tc>
@@ -4815,7 +4695,7 @@
               <w:rPr>
                 <w:sz w:val="16"/>
               </w:rPr>
-              <w:t>483/544  (88.8%)</w:t>
+              <w:t>511/544  (93.9%)</w:t>
             </w:r>
           </w:p>
         </w:tc>
@@ -4829,7 +4709,7 @@
               <w:rPr>
                 <w:sz w:val="16"/>
               </w:rPr>
-              <w:t>67.1%</w:t>
+              <w:t>69.3%</w:t>
             </w:r>
           </w:p>
         </w:tc>
@@ -4843,7 +4723,7 @@
               <w:rPr>
                 <w:sz w:val="16"/>
               </w:rPr>
-              <w:t>483종  (88.8%)</w:t>
+              <w:t>511종  (93.9%)</w:t>
             </w:r>
           </w:p>
         </w:tc>
@@ -4857,7 +4737,7 @@
               <w:rPr>
                 <w:sz w:val="16"/>
               </w:rPr>
-              <w:t>365종  (67.1%)</w:t>
+              <w:t>377종  (69.3%)</w:t>
             </w:r>
           </w:p>
         </w:tc>
@@ -4944,7 +4824,7 @@
               <w:rPr>
                 <w:sz w:val="16"/>
               </w:rPr>
-              <w:t>61종</w:t>
+              <w:t>33종</w:t>
             </w:r>
           </w:p>
         </w:tc>
@@ -5087,7 +4967,7 @@
               <w:rPr>
                 <w:sz w:val="16"/>
               </w:rPr>
-              <w:t>429/594  (72.2%)</w:t>
+              <w:t>448/594  (75.4%)</w:t>
             </w:r>
           </w:p>
         </w:tc>
@@ -5101,7 +4981,7 @@
               <w:rPr>
                 <w:sz w:val="16"/>
               </w:rPr>
-              <w:t>64.6%</w:t>
+              <w:t>65.2%</w:t>
             </w:r>
           </w:p>
         </w:tc>
@@ -5115,7 +4995,7 @@
               <w:rPr>
                 <w:sz w:val="16"/>
               </w:rPr>
-              <w:t>35종  (17.7%)</w:t>
+              <w:t>52종  (26.3%)</w:t>
             </w:r>
           </w:p>
         </w:tc>
@@ -5129,7 +5009,7 @@
               <w:rPr>
                 <w:sz w:val="16"/>
               </w:rPr>
-              <w:t>33종  (16.7%)</w:t>
+              <w:t>34종  (17.2%)</w:t>
             </w:r>
           </w:p>
         </w:tc>
@@ -5216,37 +5096,7 @@
               <w:rPr>
                 <w:sz w:val="16"/>
               </w:rPr>
-              <w:t>163종</w:t>
-            </w:r>
-          </w:p>
-        </w:tc>
-      </w:tr>
-      <w:tr>
-        <w:tc>
-          <w:tcPr>
-            <w:tcW w:type="dxa" w:w="4320"/>
-          </w:tcPr>
-          <w:p>
-            <w:r/>
-            <w:r>
-              <w:rPr>
-                <w:sz w:val="16"/>
-              </w:rPr>
-              <w:t>youngs_modulus</w:t>
-            </w:r>
-          </w:p>
-        </w:tc>
-        <w:tc>
-          <w:tcPr>
-            <w:tcW w:type="dxa" w:w="4320"/>
-          </w:tcPr>
-          <w:p>
-            <w:r/>
-            <w:r>
-              <w:rPr>
-                <w:sz w:val="16"/>
-              </w:rPr>
-              <w:t>2종</w:t>
+              <w:t>146종</w:t>
             </w:r>
           </w:p>
         </w:tc>
@@ -5389,7 +5239,7 @@
               <w:rPr>
                 <w:sz w:val="16"/>
               </w:rPr>
-              <w:t>48/55  (87.3%)</w:t>
+              <w:t>55/55  (100.0%)</w:t>
             </w:r>
           </w:p>
         </w:tc>
@@ -5403,7 +5253,7 @@
               <w:rPr>
                 <w:sz w:val="16"/>
               </w:rPr>
-              <w:t>87.3%</w:t>
+              <w:t>100.0%</w:t>
             </w:r>
           </w:p>
         </w:tc>
@@ -5417,7 +5267,7 @@
               <w:rPr>
                 <w:sz w:val="16"/>
               </w:rPr>
-              <w:t>48종  (87.3%)</w:t>
+              <w:t>55종  (100.0%)</w:t>
             </w:r>
           </w:p>
         </w:tc>
@@ -5431,94 +5281,7 @@
               <w:rPr>
                 <w:sz w:val="16"/>
               </w:rPr>
-              <w:t>48종  (87.3%)</w:t>
-            </w:r>
-          </w:p>
-        </w:tc>
-      </w:tr>
-    </w:tbl>
-    <w:p/>
-    <w:p>
-      <w:pPr>
-        <w:spacing w:after="40"/>
-      </w:pPr>
-      <w:r>
-        <w:rPr>
-          <w:b/>
-          <w:sz w:val="19"/>
-        </w:rPr>
-        <w:t>비어 있는 칸</w:t>
-      </w:r>
-    </w:p>
-    <w:tbl>
-      <w:tblPr>
-        <w:tblStyle w:val="LightGrid-Accent1"/>
-        <w:tblW w:type="auto" w:w="0"/>
-        <w:jc w:val="center"/>
-        <w:tblLook w:firstColumn="1" w:firstRow="1" w:lastColumn="0" w:lastRow="0" w:noHBand="0" w:noVBand="1" w:val="04A0"/>
-      </w:tblPr>
-      <w:tblGrid>
-        <w:gridCol w:w="4320"/>
-        <w:gridCol w:w="4320"/>
-      </w:tblGrid>
-      <w:tr>
-        <w:tc>
-          <w:tcPr>
-            <w:tcW w:type="dxa" w:w="4320"/>
-          </w:tcPr>
-          <w:p>
-            <w:r/>
-            <w:r>
-              <w:rPr>
-                <w:b/>
-                <w:sz w:val="17"/>
-              </w:rPr>
-              <w:t>물성 / 택일군</w:t>
-            </w:r>
-          </w:p>
-        </w:tc>
-        <w:tc>
-          <w:tcPr>
-            <w:tcW w:type="dxa" w:w="4320"/>
-          </w:tcPr>
-          <w:p>
-            <w:r/>
-            <w:r>
-              <w:rPr>
-                <w:b/>
-                <w:sz w:val="17"/>
-              </w:rPr>
-              <w:t>미보유 재료 수</w:t>
-            </w:r>
-          </w:p>
-        </w:tc>
-      </w:tr>
-      <w:tr>
-        <w:tc>
-          <w:tcPr>
-            <w:tcW w:type="dxa" w:w="4320"/>
-          </w:tcPr>
-          <w:p>
-            <w:r/>
-            <w:r>
-              <w:rPr>
-                <w:sz w:val="16"/>
-              </w:rPr>
-              <w:t>excited_state_lifetime | stern_volmer_constant | bimolecular_quenching</w:t>
-            </w:r>
-          </w:p>
-        </w:tc>
-        <w:tc>
-          <w:tcPr>
-            <w:tcW w:type="dxa" w:w="4320"/>
-          </w:tcPr>
-          <w:p>
-            <w:r/>
-            <w:r>
-              <w:rPr>
-                <w:sz w:val="16"/>
-              </w:rPr>
-              <w:t>7종</w:t>
+              <w:t>55종  (100.0%)</w:t>
             </w:r>
           </w:p>
         </w:tc>
@@ -5661,7 +5424,7 @@
               <w:rPr>
                 <w:sz w:val="16"/>
               </w:rPr>
-              <w:t>56/79  (70.9%)</w:t>
+              <w:t>72/79  (91.1%)</w:t>
             </w:r>
           </w:p>
         </w:tc>
@@ -5675,7 +5438,7 @@
               <w:rPr>
                 <w:sz w:val="16"/>
               </w:rPr>
-              <w:t>70.9%</w:t>
+              <w:t>75.9%</w:t>
             </w:r>
           </w:p>
         </w:tc>
@@ -5689,7 +5452,7 @@
               <w:rPr>
                 <w:sz w:val="16"/>
               </w:rPr>
-              <w:t>56종  (70.9%)</w:t>
+              <w:t>72종  (91.1%)</w:t>
             </w:r>
           </w:p>
         </w:tc>
@@ -5703,7 +5466,7 @@
               <w:rPr>
                 <w:sz w:val="16"/>
               </w:rPr>
-              <w:t>56종  (70.9%)</w:t>
+              <w:t>60종  (75.9%)</w:t>
             </w:r>
           </w:p>
         </w:tc>
@@ -5790,7 +5553,7 @@
               <w:rPr>
                 <w:sz w:val="16"/>
               </w:rPr>
-              <w:t>23종</w:t>
+              <w:t>7종</w:t>
             </w:r>
           </w:p>
         </w:tc>
@@ -6076,7 +5839,7 @@
               <w:rPr>
                 <w:sz w:val="15"/>
               </w:rPr>
-              <w:t>열전도율</w:t>
+              <w:t>비열</w:t>
             </w:r>
           </w:p>
         </w:tc>
@@ -6104,7 +5867,7 @@
               <w:rPr>
                 <w:sz w:val="15"/>
               </w:rPr>
-              <w:t>543종</w:t>
+              <w:t>544종</w:t>
             </w:r>
           </w:p>
         </w:tc>
@@ -6118,7 +5881,7 @@
               <w:rPr>
                 <w:sz w:val="15"/>
               </w:rPr>
-              <w:t>99.8%  ████████████</w:t>
+              <w:t>100.0%  ████████████</w:t>
             </w:r>
           </w:p>
         </w:tc>
@@ -6132,7 +5895,7 @@
               <w:rPr>
                 <w:sz w:val="15"/>
               </w:rPr>
-              <w:t>760건</w:t>
+              <w:t>610건</w:t>
             </w:r>
           </w:p>
         </w:tc>
@@ -6148,7 +5911,7 @@
               <w:rPr>
                 <w:sz w:val="15"/>
               </w:rPr>
-              <w:t>선팽창계수(CTE)</w:t>
+              <w:t>열전도율</w:t>
             </w:r>
           </w:p>
         </w:tc>
@@ -6204,7 +5967,7 @@
               <w:rPr>
                 <w:sz w:val="15"/>
               </w:rPr>
-              <w:t>1239건</w:t>
+              <w:t>760건</w:t>
             </w:r>
           </w:p>
         </w:tc>
@@ -6220,7 +5983,7 @@
               <w:rPr>
                 <w:sz w:val="15"/>
               </w:rPr>
-              <w:t>비열</w:t>
+              <w:t>선팽창계수(CTE)</w:t>
             </w:r>
           </w:p>
         </w:tc>
@@ -6248,7 +6011,7 @@
               <w:rPr>
                 <w:sz w:val="15"/>
               </w:rPr>
-              <w:t>536종</w:t>
+              <w:t>543종</w:t>
             </w:r>
           </w:p>
         </w:tc>
@@ -6262,7 +6025,7 @@
               <w:rPr>
                 <w:sz w:val="15"/>
               </w:rPr>
-              <w:t>98.5%  ████████████</w:t>
+              <w:t>99.8%  ████████████</w:t>
             </w:r>
           </w:p>
         </w:tc>
@@ -6276,7 +6039,7 @@
               <w:rPr>
                 <w:sz w:val="15"/>
               </w:rPr>
-              <w:t>602건</w:t>
+              <w:t>1239건</w:t>
             </w:r>
           </w:p>
         </w:tc>
@@ -6320,7 +6083,7 @@
               <w:rPr>
                 <w:sz w:val="15"/>
               </w:rPr>
-              <w:t>519종</w:t>
+              <w:t>542종</w:t>
             </w:r>
           </w:p>
         </w:tc>
@@ -6334,7 +6097,7 @@
               <w:rPr>
                 <w:sz w:val="15"/>
               </w:rPr>
-              <w:t>95.4%  ███████████·</w:t>
+              <w:t>99.6%  ████████████</w:t>
             </w:r>
           </w:p>
         </w:tc>
@@ -6348,7 +6111,7 @@
               <w:rPr>
                 <w:sz w:val="15"/>
               </w:rPr>
-              <w:t>1138건</w:t>
+              <w:t>1161건</w:t>
             </w:r>
           </w:p>
         </w:tc>
@@ -6392,7 +6155,7 @@
               <w:rPr>
                 <w:sz w:val="15"/>
               </w:rPr>
-              <w:t>383종</w:t>
+              <w:t>388종</w:t>
             </w:r>
           </w:p>
         </w:tc>
@@ -6406,7 +6169,7 @@
               <w:rPr>
                 <w:sz w:val="15"/>
               </w:rPr>
-              <w:t>70.4%  ████████····</w:t>
+              <w:t>71.3%  █████████···</w:t>
             </w:r>
           </w:p>
         </w:tc>
@@ -6420,7 +6183,7 @@
               <w:rPr>
                 <w:sz w:val="15"/>
               </w:rPr>
-              <w:t>648건</w:t>
+              <w:t>653건</w:t>
             </w:r>
           </w:p>
         </w:tc>
@@ -6436,7 +6199,7 @@
               <w:rPr>
                 <w:sz w:val="15"/>
               </w:rPr>
-              <w:t>인장강도(UTS)</w:t>
+              <w:t>표면에너지</w:t>
             </w:r>
           </w:p>
         </w:tc>
@@ -6450,7 +6213,7 @@
               <w:rPr>
                 <w:sz w:val="15"/>
               </w:rPr>
-              <w:t>기계</w:t>
+              <w:t>물리</w:t>
             </w:r>
           </w:p>
         </w:tc>
@@ -6464,7 +6227,7 @@
               <w:rPr>
                 <w:sz w:val="15"/>
               </w:rPr>
-              <w:t>323종</w:t>
+              <w:t>360종</w:t>
             </w:r>
           </w:p>
         </w:tc>
@@ -6478,7 +6241,7 @@
               <w:rPr>
                 <w:sz w:val="15"/>
               </w:rPr>
-              <w:t>59.4%  ███████·····</w:t>
+              <w:t>66.2%  ████████····</w:t>
             </w:r>
           </w:p>
         </w:tc>
@@ -6492,7 +6255,7 @@
               <w:rPr>
                 <w:sz w:val="15"/>
               </w:rPr>
-              <w:t>670건</w:t>
+              <w:t>361건</w:t>
             </w:r>
           </w:p>
         </w:tc>
@@ -6508,7 +6271,7 @@
               <w:rPr>
                 <w:sz w:val="15"/>
               </w:rPr>
-              <w:t>파단연신율</w:t>
+              <w:t>인장강도(UTS)</w:t>
             </w:r>
           </w:p>
         </w:tc>
@@ -6536,7 +6299,7 @@
               <w:rPr>
                 <w:sz w:val="15"/>
               </w:rPr>
-              <w:t>290종</w:t>
+              <w:t>333종</w:t>
             </w:r>
           </w:p>
         </w:tc>
@@ -6550,7 +6313,7 @@
               <w:rPr>
                 <w:sz w:val="15"/>
               </w:rPr>
-              <w:t>53.3%  ██████······</w:t>
+              <w:t>61.2%  ███████·····</w:t>
             </w:r>
           </w:p>
         </w:tc>
@@ -6564,7 +6327,7 @@
               <w:rPr>
                 <w:sz w:val="15"/>
               </w:rPr>
-              <w:t>521건</w:t>
+              <w:t>680건</w:t>
             </w:r>
           </w:p>
         </w:tc>
@@ -6580,7 +6343,7 @@
               <w:rPr>
                 <w:sz w:val="15"/>
               </w:rPr>
-              <w:t>체적저항률</w:t>
+              <w:t>물 접촉각</w:t>
             </w:r>
           </w:p>
         </w:tc>
@@ -6594,7 +6357,7 @@
               <w:rPr>
                 <w:sz w:val="15"/>
               </w:rPr>
-              <w:t>전기</w:t>
+              <w:t>물리</w:t>
             </w:r>
           </w:p>
         </w:tc>
@@ -6608,7 +6371,7 @@
               <w:rPr>
                 <w:sz w:val="15"/>
               </w:rPr>
-              <w:t>228종</w:t>
+              <w:t>325종</w:t>
             </w:r>
           </w:p>
         </w:tc>
@@ -6622,7 +6385,7 @@
               <w:rPr>
                 <w:sz w:val="15"/>
               </w:rPr>
-              <w:t>41.9%  █████·······</w:t>
+              <w:t>59.7%  ███████·····</w:t>
             </w:r>
           </w:p>
         </w:tc>
@@ -6636,7 +6399,7 @@
               <w:rPr>
                 <w:sz w:val="15"/>
               </w:rPr>
-              <w:t>336건</w:t>
+              <w:t>346건</w:t>
             </w:r>
           </w:p>
         </w:tc>
@@ -6652,7 +6415,7 @@
               <w:rPr>
                 <w:sz w:val="15"/>
               </w:rPr>
-              <w:t>표면에너지</w:t>
+              <w:t>파단연신율</w:t>
             </w:r>
           </w:p>
         </w:tc>
@@ -6666,7 +6429,7 @@
               <w:rPr>
                 <w:sz w:val="15"/>
               </w:rPr>
-              <w:t>물리</w:t>
+              <w:t>기계</w:t>
             </w:r>
           </w:p>
         </w:tc>
@@ -6680,7 +6443,7 @@
               <w:rPr>
                 <w:sz w:val="15"/>
               </w:rPr>
-              <w:t>211종</w:t>
+              <w:t>307종</w:t>
             </w:r>
           </w:p>
         </w:tc>
@@ -6694,7 +6457,7 @@
               <w:rPr>
                 <w:sz w:val="15"/>
               </w:rPr>
-              <w:t>38.8%  █████·······</w:t>
+              <w:t>56.4%  ███████·····</w:t>
             </w:r>
           </w:p>
         </w:tc>
@@ -6708,7 +6471,7 @@
               <w:rPr>
                 <w:sz w:val="15"/>
               </w:rPr>
-              <w:t>212건</w:t>
+              <w:t>548건</w:t>
             </w:r>
           </w:p>
         </w:tc>
@@ -6724,7 +6487,7 @@
               <w:rPr>
                 <w:sz w:val="15"/>
               </w:rPr>
-              <w:t>전방사율</w:t>
+              <w:t>체적저항률</w:t>
             </w:r>
           </w:p>
         </w:tc>
@@ -6738,7 +6501,7 @@
               <w:rPr>
                 <w:sz w:val="15"/>
               </w:rPr>
-              <w:t>광학</w:t>
+              <w:t>전기</w:t>
             </w:r>
           </w:p>
         </w:tc>
@@ -6752,7 +6515,7 @@
               <w:rPr>
                 <w:sz w:val="15"/>
               </w:rPr>
-              <w:t>207종</w:t>
+              <w:t>251종</w:t>
             </w:r>
           </w:p>
         </w:tc>
@@ -6766,7 +6529,7 @@
               <w:rPr>
                 <w:sz w:val="15"/>
               </w:rPr>
-              <w:t>38.1%  █████·······</w:t>
+              <w:t>46.1%  ██████······</w:t>
             </w:r>
           </w:p>
         </w:tc>
@@ -6780,7 +6543,7 @@
               <w:rPr>
                 <w:sz w:val="15"/>
               </w:rPr>
-              <w:t>218건</w:t>
+              <w:t>359건</w:t>
             </w:r>
           </w:p>
         </w:tc>
@@ -6796,7 +6559,7 @@
               <w:rPr>
                 <w:sz w:val="15"/>
               </w:rPr>
-              <w:t>물 접촉각</w:t>
+              <w:t>전방사율</w:t>
             </w:r>
           </w:p>
         </w:tc>
@@ -6810,7 +6573,7 @@
               <w:rPr>
                 <w:sz w:val="15"/>
               </w:rPr>
-              <w:t>물리</w:t>
+              <w:t>광학</w:t>
             </w:r>
           </w:p>
         </w:tc>
@@ -6824,7 +6587,7 @@
               <w:rPr>
                 <w:sz w:val="15"/>
               </w:rPr>
-              <w:t>176종</w:t>
+              <w:t>207종</w:t>
             </w:r>
           </w:p>
         </w:tc>
@@ -6838,7 +6601,7 @@
               <w:rPr>
                 <w:sz w:val="15"/>
               </w:rPr>
-              <w:t>32.4%  ████········</w:t>
+              <w:t>38.1%  █████·······</w:t>
             </w:r>
           </w:p>
         </w:tc>
@@ -6852,7 +6615,7 @@
               <w:rPr>
                 <w:sz w:val="15"/>
               </w:rPr>
-              <w:t>197건</w:t>
+              <w:t>218건</w:t>
             </w:r>
           </w:p>
         </w:tc>
@@ -6868,7 +6631,7 @@
               <w:rPr>
                 <w:sz w:val="15"/>
               </w:rPr>
-              <w:t>항복강도</w:t>
+              <w:t>수분흡수율(24h)</w:t>
             </w:r>
           </w:p>
         </w:tc>
@@ -6882,7 +6645,7 @@
               <w:rPr>
                 <w:sz w:val="15"/>
               </w:rPr>
-              <w:t>기계</w:t>
+              <w:t>화학</w:t>
             </w:r>
           </w:p>
         </w:tc>
@@ -6896,7 +6659,7 @@
               <w:rPr>
                 <w:sz w:val="15"/>
               </w:rPr>
-              <w:t>170종</w:t>
+              <w:t>205종</w:t>
             </w:r>
           </w:p>
         </w:tc>
@@ -6910,7 +6673,7 @@
               <w:rPr>
                 <w:sz w:val="15"/>
               </w:rPr>
-              <w:t>31.2%  ████········</w:t>
+              <w:t>37.7%  █████·······</w:t>
             </w:r>
           </w:p>
         </w:tc>
@@ -6924,7 +6687,7 @@
               <w:rPr>
                 <w:sz w:val="15"/>
               </w:rPr>
-              <w:t>231건</w:t>
+              <w:t>229건</w:t>
             </w:r>
           </w:p>
         </w:tc>
@@ -6940,7 +6703,7 @@
               <w:rPr>
                 <w:sz w:val="15"/>
               </w:rPr>
-              <w:t>수분흡수율(24h)</w:t>
+              <w:t>항복강도</w:t>
             </w:r>
           </w:p>
         </w:tc>
@@ -6954,7 +6717,7 @@
               <w:rPr>
                 <w:sz w:val="15"/>
               </w:rPr>
-              <w:t>화학</w:t>
+              <w:t>기계</w:t>
             </w:r>
           </w:p>
         </w:tc>
@@ -6968,7 +6731,7 @@
               <w:rPr>
                 <w:sz w:val="15"/>
               </w:rPr>
-              <w:t>162종</w:t>
+              <w:t>170종</w:t>
             </w:r>
           </w:p>
         </w:tc>
@@ -6982,7 +6745,7 @@
               <w:rPr>
                 <w:sz w:val="15"/>
               </w:rPr>
-              <w:t>29.8%  ████········</w:t>
+              <w:t>31.2%  ████········</w:t>
             </w:r>
           </w:p>
         </w:tc>
@@ -6996,7 +6759,7 @@
               <w:rPr>
                 <w:sz w:val="15"/>
               </w:rPr>
-              <w:t>186건</w:t>
+              <w:t>231건</w:t>
             </w:r>
           </w:p>
         </w:tc>
@@ -7084,7 +6847,7 @@
               <w:rPr>
                 <w:sz w:val="15"/>
               </w:rPr>
-              <w:t>박리강도</w:t>
+              <w:t>Prony 완화시간</w:t>
             </w:r>
           </w:p>
         </w:tc>
@@ -7098,7 +6861,7 @@
               <w:rPr>
                 <w:sz w:val="15"/>
               </w:rPr>
-              <w:t>계면</w:t>
+              <w:t>기계</w:t>
             </w:r>
           </w:p>
         </w:tc>
@@ -7112,7 +6875,7 @@
               <w:rPr>
                 <w:sz w:val="15"/>
               </w:rPr>
-              <w:t>139종</w:t>
+              <w:t>154종</w:t>
             </w:r>
           </w:p>
         </w:tc>
@@ -7126,7 +6889,7 @@
               <w:rPr>
                 <w:sz w:val="15"/>
               </w:rPr>
-              <w:t>25.6%  ███·········</w:t>
+              <w:t>28.3%  ███·········</w:t>
             </w:r>
           </w:p>
         </w:tc>
@@ -7140,7 +6903,7 @@
               <w:rPr>
                 <w:sz w:val="15"/>
               </w:rPr>
-              <w:t>455건</w:t>
+              <w:t>1259건</w:t>
             </w:r>
           </w:p>
         </w:tc>
@@ -7156,7 +6919,7 @@
               <w:rPr>
                 <w:sz w:val="15"/>
               </w:rPr>
-              <w:t>손실계수</w:t>
+              <w:t>박리강도</w:t>
             </w:r>
           </w:p>
         </w:tc>
@@ -7170,7 +6933,7 @@
               <w:rPr>
                 <w:sz w:val="15"/>
               </w:rPr>
-              <w:t>전기</w:t>
+              <w:t>계면</w:t>
             </w:r>
           </w:p>
         </w:tc>
@@ -7184,7 +6947,7 @@
               <w:rPr>
                 <w:sz w:val="15"/>
               </w:rPr>
-              <w:t>135종</w:t>
+              <w:t>152종</w:t>
             </w:r>
           </w:p>
         </w:tc>
@@ -7198,7 +6961,7 @@
               <w:rPr>
                 <w:sz w:val="15"/>
               </w:rPr>
-              <w:t>24.8%  ███·········</w:t>
+              <w:t>27.9%  ███·········</w:t>
             </w:r>
           </w:p>
         </w:tc>
@@ -7212,7 +6975,7 @@
               <w:rPr>
                 <w:sz w:val="15"/>
               </w:rPr>
-              <w:t>264건</w:t>
+              <w:t>468건</w:t>
             </w:r>
           </w:p>
         </w:tc>
@@ -7228,7 +6991,7 @@
               <w:rPr>
                 <w:sz w:val="15"/>
               </w:rPr>
-              <w:t>포화수분흡수율</w:t>
+              <w:t>손실계수</w:t>
             </w:r>
           </w:p>
         </w:tc>
@@ -7242,7 +7005,7 @@
               <w:rPr>
                 <w:sz w:val="15"/>
               </w:rPr>
-              <w:t>화학</w:t>
+              <w:t>전기</w:t>
             </w:r>
           </w:p>
         </w:tc>
@@ -7256,7 +7019,7 @@
               <w:rPr>
                 <w:sz w:val="15"/>
               </w:rPr>
-              <w:t>120종</w:t>
+              <w:t>135종</w:t>
             </w:r>
           </w:p>
         </w:tc>
@@ -7270,7 +7033,7 @@
               <w:rPr>
                 <w:sz w:val="15"/>
               </w:rPr>
-              <w:t>22.1%  ███·········</w:t>
+              <w:t>24.8%  ███·········</w:t>
             </w:r>
           </w:p>
         </w:tc>
@@ -7284,7 +7047,7 @@
               <w:rPr>
                 <w:sz w:val="15"/>
               </w:rPr>
-              <w:t>127건</w:t>
+              <w:t>264건</w:t>
             </w:r>
           </w:p>
         </w:tc>
@@ -7300,7 +7063,7 @@
               <w:rPr>
                 <w:sz w:val="15"/>
               </w:rPr>
-              <w:t>유리전이온도</w:t>
+              <w:t>Prony 상대완화계수</w:t>
             </w:r>
           </w:p>
         </w:tc>
@@ -7314,7 +7077,7 @@
               <w:rPr>
                 <w:sz w:val="15"/>
               </w:rPr>
-              <w:t>열</w:t>
+              <w:t>기계</w:t>
             </w:r>
           </w:p>
         </w:tc>
@@ -7328,7 +7091,7 @@
               <w:rPr>
                 <w:sz w:val="15"/>
               </w:rPr>
-              <w:t>105종</w:t>
+              <w:t>130종</w:t>
             </w:r>
           </w:p>
         </w:tc>
@@ -7342,7 +7105,7 @@
               <w:rPr>
                 <w:sz w:val="15"/>
               </w:rPr>
-              <w:t>19.3%  ██··········</w:t>
+              <w:t>23.9%  ███·········</w:t>
             </w:r>
           </w:p>
         </w:tc>
@@ -7356,7 +7119,7 @@
               <w:rPr>
                 <w:sz w:val="15"/>
               </w:rPr>
-              <w:t>388건</w:t>
+              <w:t>1008건</w:t>
             </w:r>
           </w:p>
         </w:tc>
@@ -9032,7 +8795,7 @@
               <w:rPr>
                 <w:sz w:val="16"/>
               </w:rPr>
-              <w:t>6,887건</w:t>
+              <w:t>8,875건</w:t>
             </w:r>
           </w:p>
         </w:tc>
@@ -9046,7 +8809,7 @@
               <w:rPr>
                 <w:sz w:val="16"/>
               </w:rPr>
-              <w:t>51종</w:t>
+              <w:t>61종</w:t>
             </w:r>
           </w:p>
         </w:tc>
@@ -9090,7 +8853,7 @@
               <w:rPr>
                 <w:sz w:val="16"/>
               </w:rPr>
-              <w:t>3,885건</w:t>
+              <w:t>3,893건</w:t>
             </w:r>
           </w:p>
         </w:tc>
@@ -9104,7 +8867,7 @@
               <w:rPr>
                 <w:sz w:val="16"/>
               </w:rPr>
-              <w:t>145종</w:t>
+              <w:t>146종</w:t>
             </w:r>
           </w:p>
         </w:tc>
@@ -9120,7 +8883,7 @@
               <w:rPr>
                 <w:sz w:val="16"/>
               </w:rPr>
-              <w:t>전기</w:t>
+              <w:t>물리</w:t>
             </w:r>
           </w:p>
         </w:tc>
@@ -9134,7 +8897,7 @@
               <w:rPr>
                 <w:sz w:val="16"/>
               </w:rPr>
-              <w:t>11종</w:t>
+              <w:t>13종</w:t>
             </w:r>
           </w:p>
         </w:tc>
@@ -9148,7 +8911,7 @@
               <w:rPr>
                 <w:sz w:val="16"/>
               </w:rPr>
-              <w:t>1,653건</w:t>
+              <w:t>1,830건</w:t>
             </w:r>
           </w:p>
         </w:tc>
@@ -9162,7 +8925,7 @@
               <w:rPr>
                 <w:sz w:val="16"/>
               </w:rPr>
-              <w:t>95종</w:t>
+              <w:t>111종</w:t>
             </w:r>
           </w:p>
         </w:tc>
@@ -9178,7 +8941,7 @@
               <w:rPr>
                 <w:sz w:val="16"/>
               </w:rPr>
-              <w:t>물리</w:t>
+              <w:t>전기</w:t>
             </w:r>
           </w:p>
         </w:tc>
@@ -9192,7 +8955,7 @@
               <w:rPr>
                 <w:sz w:val="16"/>
               </w:rPr>
-              <w:t>13종</w:t>
+              <w:t>11종</w:t>
             </w:r>
           </w:p>
         </w:tc>
@@ -9206,7 +8969,7 @@
               <w:rPr>
                 <w:sz w:val="16"/>
               </w:rPr>
-              <w:t>1,479건</w:t>
+              <w:t>1,681건</w:t>
             </w:r>
           </w:p>
         </w:tc>
@@ -9220,7 +8983,7 @@
               <w:rPr>
                 <w:sz w:val="16"/>
               </w:rPr>
-              <w:t>84종</w:t>
+              <w:t>98종</w:t>
             </w:r>
           </w:p>
         </w:tc>
@@ -9264,7 +9027,7 @@
               <w:rPr>
                 <w:sz w:val="16"/>
               </w:rPr>
-              <w:t>1,354건</w:t>
+              <w:t>1,361건</w:t>
             </w:r>
           </w:p>
         </w:tc>
@@ -9322,7 +9085,7 @@
               <w:rPr>
                 <w:sz w:val="16"/>
               </w:rPr>
-              <w:t>774건</w:t>
+              <w:t>787건</w:t>
             </w:r>
           </w:p>
         </w:tc>
@@ -9336,7 +9099,7 @@
               <w:rPr>
                 <w:sz w:val="16"/>
               </w:rPr>
-              <w:t>28종</w:t>
+              <w:t>29종</w:t>
             </w:r>
           </w:p>
         </w:tc>
@@ -9380,7 +9143,7 @@
               <w:rPr>
                 <w:sz w:val="16"/>
               </w:rPr>
-              <w:t>659건</w:t>
+              <w:t>707건</w:t>
             </w:r>
           </w:p>
         </w:tc>
@@ -9394,7 +9157,7 @@
               <w:rPr>
                 <w:sz w:val="16"/>
               </w:rPr>
-              <w:t>38종</w:t>
+              <w:t>41종</w:t>
             </w:r>
           </w:p>
         </w:tc>
@@ -9755,7 +9518,7 @@
               <w:rPr>
                 <w:sz w:val="16"/>
               </w:rPr>
-              <w:t>7,996건</w:t>
+              <w:t>9,452건</w:t>
             </w:r>
           </w:p>
         </w:tc>
@@ -9769,7 +9532,7 @@
               <w:rPr>
                 <w:sz w:val="16"/>
               </w:rPr>
-              <w:t>26.7</w:t>
+              <w:t>31.5</w:t>
             </w:r>
           </w:p>
         </w:tc>
@@ -9813,7 +9576,7 @@
               <w:rPr>
                 <w:sz w:val="16"/>
               </w:rPr>
-              <w:t>3,008건</w:t>
+              <w:t>3,129건</w:t>
             </w:r>
           </w:p>
         </w:tc>
@@ -9827,7 +9590,7 @@
               <w:rPr>
                 <w:sz w:val="16"/>
               </w:rPr>
-              <w:t>37.6</w:t>
+              <w:t>39.1</w:t>
             </w:r>
           </w:p>
         </w:tc>
@@ -9871,7 +9634,7 @@
               <w:rPr>
                 <w:sz w:val="16"/>
               </w:rPr>
-              <w:t>3,849건</w:t>
+              <w:t>4,450건</w:t>
             </w:r>
           </w:p>
         </w:tc>
@@ -9885,7 +9648,7 @@
               <w:rPr>
                 <w:sz w:val="16"/>
               </w:rPr>
-              <w:t>52.0</w:t>
+              <w:t>60.1</w:t>
             </w:r>
           </w:p>
         </w:tc>
@@ -9929,7 +9692,7 @@
               <w:rPr>
                 <w:sz w:val="16"/>
               </w:rPr>
-              <w:t>1,526건</w:t>
+              <w:t>1,561건</w:t>
             </w:r>
           </w:p>
         </w:tc>
@@ -9943,7 +9706,7 @@
               <w:rPr>
                 <w:sz w:val="16"/>
               </w:rPr>
-              <w:t>34.7</w:t>
+              <w:t>35.5</w:t>
             </w:r>
           </w:p>
         </w:tc>
@@ -9987,7 +9750,7 @@
               <w:rPr>
                 <w:sz w:val="16"/>
               </w:rPr>
-              <w:t>713건</w:t>
+              <w:t>787건</w:t>
             </w:r>
           </w:p>
         </w:tc>
@@ -10001,7 +9764,7 @@
               <w:rPr>
                 <w:sz w:val="16"/>
               </w:rPr>
-              <w:t>29.7</w:t>
+              <w:t>32.8</w:t>
             </w:r>
           </w:p>
         </w:tc>
@@ -10045,7 +9808,7 @@
               <w:rPr>
                 <w:sz w:val="16"/>
               </w:rPr>
-              <w:t>467건</w:t>
+              <w:t>623건</w:t>
             </w:r>
           </w:p>
         </w:tc>
@@ -10059,7 +9822,7 @@
               <w:rPr>
                 <w:sz w:val="16"/>
               </w:rPr>
-              <w:t>21.2</w:t>
+              <w:t>28.3</w:t>
             </w:r>
           </w:p>
         </w:tc>
@@ -10205,7 +9968,7 @@
               <w:rPr>
                 <w:sz w:val="16"/>
               </w:rPr>
-              <w:t>9,497</w:t>
+              <w:t>9,501</w:t>
             </w:r>
           </w:p>
         </w:tc>
@@ -10219,7 +9982,7 @@
               <w:rPr>
                 <w:sz w:val="16"/>
               </w:rPr>
-              <w:t>54.1%</w:t>
+              <w:t>47.5%</w:t>
             </w:r>
           </w:p>
         </w:tc>
@@ -10263,7 +10026,7 @@
               <w:rPr>
                 <w:sz w:val="16"/>
               </w:rPr>
-              <w:t>1,634</w:t>
+              <w:t>1,635</w:t>
             </w:r>
           </w:p>
         </w:tc>
@@ -10277,7 +10040,7 @@
               <w:rPr>
                 <w:sz w:val="16"/>
               </w:rPr>
-              <w:t>9.3%</w:t>
+              <w:t>8.2%</w:t>
             </w:r>
           </w:p>
         </w:tc>
@@ -10321,7 +10084,7 @@
               <w:rPr>
                 <w:sz w:val="16"/>
               </w:rPr>
-              <w:t>3,511</w:t>
+              <w:t>4,948</w:t>
             </w:r>
           </w:p>
         </w:tc>
@@ -10335,7 +10098,7 @@
               <w:rPr>
                 <w:sz w:val="16"/>
               </w:rPr>
-              <w:t>20.0%</w:t>
+              <w:t>24.7%</w:t>
             </w:r>
           </w:p>
         </w:tc>
@@ -10379,7 +10142,7 @@
               <w:rPr>
                 <w:sz w:val="16"/>
               </w:rPr>
-              <w:t>2,917</w:t>
+              <w:t>3,918</w:t>
             </w:r>
           </w:p>
         </w:tc>
@@ -10393,7 +10156,7 @@
               <w:rPr>
                 <w:sz w:val="16"/>
               </w:rPr>
-              <w:t>16.6%</w:t>
+              <w:t>19.6%</w:t>
             </w:r>
           </w:p>
         </w:tc>
@@ -10409,7 +10172,7 @@
           <w:b w:val="0"/>
           <w:sz w:val="19"/>
         </w:rPr>
-        <w:t>가정값 2,830건은 조건에 assumption 표지가 붙어 UI·카드에 “가정”으로 표시된다. 대표값 선택에서 실측에 밀리므로, 나중에 실측이 들어오면 자동으로 대체된다.</w:t>
+        <w:t>가정값 3,862건은 조건에 assumption 표지가 붙어 UI·카드에 “가정”으로 표시된다. 대표값 선택에서 실측에 밀리므로, 나중에 실측이 들어오면 자동으로 대체된다.</w:t>
       </w:r>
     </w:p>
     <w:p>
@@ -10492,7 +10255,7 @@
               <w:rPr>
                 <w:sz w:val="16"/>
               </w:rPr>
-              <w:t>875</w:t>
+              <w:t>876</w:t>
             </w:r>
           </w:p>
         </w:tc>
@@ -10522,7 +10285,7 @@
               <w:rPr>
                 <w:sz w:val="16"/>
               </w:rPr>
-              <w:t>636</w:t>
+              <w:t>660</w:t>
             </w:r>
           </w:p>
         </w:tc>
@@ -10552,7 +10315,7 @@
               <w:rPr>
                 <w:sz w:val="16"/>
               </w:rPr>
-              <w:t>296</w:t>
+              <w:t>304</w:t>
             </w:r>
           </w:p>
         </w:tc>
@@ -10582,7 +10345,7 @@
               <w:rPr>
                 <w:sz w:val="16"/>
               </w:rPr>
-              <w:t>87</w:t>
+              <w:t>88</w:t>
             </w:r>
           </w:p>
         </w:tc>
@@ -10612,7 +10375,7 @@
               <w:rPr>
                 <w:sz w:val="16"/>
               </w:rPr>
-              <w:t>67</w:t>
+              <w:t>68</w:t>
             </w:r>
           </w:p>
         </w:tc>
@@ -10672,7 +10435,7 @@
               <w:rPr>
                 <w:sz w:val="16"/>
               </w:rPr>
-              <w:t>23</w:t>
+              <w:t>24</w:t>
             </w:r>
           </w:p>
         </w:tc>
@@ -10860,7 +10623,7 @@
               <w:rPr>
                 <w:sz w:val="15"/>
               </w:rPr>
-              <w:t>낙하·충격 준비율 17.8%</w:t>
+              <w:t>낙하·충격 준비율 34.9%</w:t>
             </w:r>
           </w:p>
         </w:tc>
@@ -10918,7 +10681,7 @@
               <w:rPr>
                 <w:sz w:val="15"/>
               </w:rPr>
-              <w:t>열전달·방열 준비율 98.3% · 결로 두 갈래를 동시에 막는다</w:t>
+              <w:t>열전달·방열 준비율 99.8% · 결로 두 갈래를 동시에 막는다</w:t>
             </w:r>
           </w:p>
         </w:tc>
@@ -10976,7 +10739,7 @@
               <w:rPr>
                 <w:sz w:val="15"/>
               </w:rPr>
-              <w:t>폴더블 벤딩 준비율 21.6%</w:t>
+              <w:t>폴더블 벤딩 준비율 85.9%</w:t>
             </w:r>
           </w:p>
         </w:tc>
@@ -11034,7 +10797,7 @@
               <w:rPr>
                 <w:sz w:val="15"/>
               </w:rPr>
-              <w:t>결로(표면) 준비율 55.5%</w:t>
+              <w:t>결로(표면) 준비율 89.2%</w:t>
             </w:r>
           </w:p>
         </w:tc>
@@ -11092,7 +10855,7 @@
               <w:rPr>
                 <w:sz w:val="15"/>
               </w:rPr>
-              <w:t>피로·수명 준비율 17.7%</w:t>
+              <w:t>피로·수명 준비율 26.3%</w:t>
             </w:r>
           </w:p>
         </w:tc>
@@ -11150,7 +10913,7 @@
               <w:rPr>
                 <w:sz w:val="15"/>
               </w:rPr>
-              <w:t>산소소광-발광체 준비율 87.3% · 산소확산-매트릭스 준비율 70.9%</w:t>
+              <w:t>산소소광-발광체 준비율 100.0% · 산소확산-매트릭스 준비율 91.1%</w:t>
             </w:r>
           </w:p>
         </w:tc>

--- a/MaterialTwin_물성확보현황_해석가능성.docx
+++ b/MaterialTwin_물성확보현황_해석가능성.docx
@@ -31,7 +31,7 @@
           <w:color w:val="606060"/>
           <w:sz w:val="18"/>
         </w:rPr>
-        <w:t>2026-08-06 · 재료 544종 · 물성값 20,002건 · 출처 2,047건 · 물성 정의 158종</w:t>
+        <w:t>2026-08-06 · 재료 544종 · 물성값 20,006건 · 출처 2,048건 · 물성 정의 158종</w:t>
       </w:r>
     </w:p>
     <w:p/>
@@ -1470,7 +1470,7 @@
               <w:rPr>
                 <w:sz w:val="15"/>
               </w:rPr>
-              <w:t>65.2%</w:t>
+              <w:t>65.3%</w:t>
             </w:r>
           </w:p>
         </w:tc>
@@ -1714,7 +1714,7 @@
           <w:b/>
           <w:sz w:val="19"/>
         </w:rPr>
-        <w:t>**실측기반**은 tier4(가정·계산)를 뺀 값이다. 두 열의 차이 약 5,020칸이 가정값으로 채워진 부분이다. 해석을 돌리기 위해 칸을 닫는 것과, 그 값이 실측에 근거하는 것은 다른 문제다 — 둘을 나란히 둔다.</w:t>
+        <w:t>**실측기반**은 tier4(가정·계산)를 뺀 값이다. 두 열의 차이 약 5,019칸이 가정값으로 채워진 부분이다. 해석을 돌리기 위해 칸을 닫는 것과, 그 값이 실측에 근거하는 것은 다른 문제다 — 둘을 나란히 둔다.</w:t>
       </w:r>
     </w:p>
     <w:p>
@@ -4981,7 +4981,7 @@
               <w:rPr>
                 <w:sz w:val="16"/>
               </w:rPr>
-              <w:t>65.2%</w:t>
+              <w:t>65.3%</w:t>
             </w:r>
           </w:p>
         </w:tc>
@@ -5009,7 +5009,7 @@
               <w:rPr>
                 <w:sz w:val="16"/>
               </w:rPr>
-              <w:t>34종  (17.2%)</w:t>
+              <w:t>35종  (17.7%)</w:t>
             </w:r>
           </w:p>
         </w:tc>
@@ -8795,7 +8795,7 @@
               <w:rPr>
                 <w:sz w:val="16"/>
               </w:rPr>
-              <w:t>8,875건</w:t>
+              <w:t>8,879건</w:t>
             </w:r>
           </w:p>
         </w:tc>
@@ -9576,7 +9576,7 @@
               <w:rPr>
                 <w:sz w:val="16"/>
               </w:rPr>
-              <w:t>3,129건</w:t>
+              <w:t>3,133건</w:t>
             </w:r>
           </w:p>
         </w:tc>
@@ -9590,7 +9590,7 @@
               <w:rPr>
                 <w:sz w:val="16"/>
               </w:rPr>
-              <w:t>39.1</w:t>
+              <w:t>39.2</w:t>
             </w:r>
           </w:p>
         </w:tc>
@@ -10084,7 +10084,7 @@
               <w:rPr>
                 <w:sz w:val="16"/>
               </w:rPr>
-              <w:t>4,948</w:t>
+              <w:t>4,952</w:t>
             </w:r>
           </w:p>
         </w:tc>
@@ -10098,7 +10098,7 @@
               <w:rPr>
                 <w:sz w:val="16"/>
               </w:rPr>
-              <w:t>24.7%</w:t>
+              <w:t>24.8%</w:t>
             </w:r>
           </w:p>
         </w:tc>
@@ -10315,7 +10315,7 @@
               <w:rPr>
                 <w:sz w:val="16"/>
               </w:rPr>
-              <w:t>304</w:t>
+              <w:t>305</w:t>
             </w:r>
           </w:p>
         </w:tc>

--- a/MaterialTwin_물성확보현황_해석가능성.docx
+++ b/MaterialTwin_물성확보현황_해석가능성.docx
@@ -31,7 +31,7 @@
           <w:color w:val="606060"/>
           <w:sz w:val="18"/>
         </w:rPr>
-        <w:t>2026-08-06 · 재료 544종 · 물성값 20,006건 · 출처 2,048건 · 물성 정의 158종</w:t>
+        <w:t>2026-08-09 · 재료 544종 · 물성값 20,006건 · 출처 2,048건 · 물성 정의 158종</w:t>
       </w:r>
     </w:p>
     <w:p/>
@@ -52,7 +52,7 @@
           <w:b/>
           <w:sz w:val="22"/>
         </w:rPr>
-        <w:t>12개 해석이 요구하는 (재료 × 필수물성) 격자 14,490칸 중 13,546칸이 채워졌다 — 전체 93.5%.</w:t>
+        <w:t>13개 해석이 요구하는 (재료 × 필수물성) 격자 14,490칸 중 13,546칸이 채워졌다 — 전체 93.5%.</w:t>
       </w:r>
     </w:p>
     <w:p>
@@ -10172,7 +10172,7 @@
           <w:b w:val="0"/>
           <w:sz w:val="19"/>
         </w:rPr>
-        <w:t>가정값 3,862건은 조건에 assumption 표지가 붙어 UI·카드에 “가정”으로 표시된다. 대표값 선택에서 실측에 밀리므로, 나중에 실측이 들어오면 자동으로 대체된다.</w:t>
+        <w:t>가정값 3,825건은 조건에 assumption 표지가 붙어 UI·카드에 “가정”으로 표시된다. 대표값 선택에서 실측에 밀리므로, 나중에 실측이 들어오면 자동으로 대체된다.</w:t>
       </w:r>
     </w:p>
     <w:p>

--- a/MaterialTwin_물성확보현황_해석가능성.docx
+++ b/MaterialTwin_물성확보현황_해석가능성.docx
@@ -31,7 +31,7 @@
           <w:color w:val="606060"/>
           <w:sz w:val="18"/>
         </w:rPr>
-        <w:t>2026-08-09 · 재료 544종 · 물성값 20,006건 · 출처 2,048건 · 물성 정의 158종</w:t>
+        <w:t>2026-08-10 · 재료 544종 · 물성값 20,074건 · 출처 2,049건 · 물성 정의 158종</w:t>
       </w:r>
     </w:p>
     <w:p/>
@@ -52,7 +52,7 @@
           <w:b/>
           <w:sz w:val="22"/>
         </w:rPr>
-        <w:t>13개 해석이 요구하는 (재료 × 필수물성) 격자 14,490칸 중 13,546칸이 채워졌다 — 전체 93.5%.</w:t>
+        <w:t>13개 해석이 요구하는 (재료 × 필수물성) 격자 14,490칸 중 13,612칸이 채워졌다 — 전체 93.9%.</w:t>
       </w:r>
     </w:p>
     <w:p>
@@ -970,7 +970,7 @@
               <w:rPr>
                 <w:sz w:val="15"/>
               </w:rPr>
-              <w:t>65.9%</w:t>
+              <w:t>65.8%</w:t>
             </w:r>
           </w:p>
         </w:tc>
@@ -1042,7 +1042,7 @@
               <w:rPr>
                 <w:sz w:val="15"/>
               </w:rPr>
-              <w:t>1555/1680</w:t>
+              <w:t>1621/1680</w:t>
             </w:r>
           </w:p>
         </w:tc>
@@ -1056,7 +1056,7 @@
               <w:rPr>
                 <w:sz w:val="15"/>
               </w:rPr>
-              <w:t>92.6%  █████████·</w:t>
+              <w:t>96.5%  ██████████</w:t>
             </w:r>
           </w:p>
         </w:tc>
@@ -1070,7 +1070,7 @@
               <w:rPr>
                 <w:sz w:val="15"/>
               </w:rPr>
-              <w:t>57.8%</w:t>
+              <w:t>60.0%</w:t>
             </w:r>
           </w:p>
         </w:tc>
@@ -1084,7 +1084,7 @@
               <w:rPr>
                 <w:sz w:val="15"/>
               </w:rPr>
-              <w:t>295  (70.2%)</w:t>
+              <w:t>361  (86.0%)</w:t>
             </w:r>
           </w:p>
         </w:tc>
@@ -1098,7 +1098,7 @@
               <w:rPr>
                 <w:sz w:val="15"/>
               </w:rPr>
-              <w:t>water_vapor_transmission | gas_perme — 125종</w:t>
+              <w:t>water_vapor_transmission | gas_perme — 59종</w:t>
             </w:r>
           </w:p>
         </w:tc>
@@ -1714,7 +1714,7 @@
           <w:b/>
           <w:sz w:val="19"/>
         </w:rPr>
-        <w:t>**실측기반**은 tier4(가정·계산)를 뺀 값이다. 두 열의 차이 약 5,019칸이 가정값으로 채워진 부분이다. 해석을 돌리기 위해 칸을 닫는 것과, 그 값이 실측에 근거하는 것은 다른 문제다 — 둘을 나란히 둔다.</w:t>
+        <w:t>**실측기반**은 tier4(가정·계산)를 뺀 값이다. 두 열의 차이 약 5,050칸이 가정값으로 채워진 부분이다. 해석을 돌리기 위해 칸을 닫는 것과, 그 값이 실측에 근거하는 것은 다른 문제다 — 둘을 나란히 둔다.</w:t>
       </w:r>
     </w:p>
     <w:p>
@@ -1813,7 +1813,7 @@
               <w:rPr>
                 <w:sz w:val="16"/>
               </w:rPr>
-              <w:t>산소소광-발광체 100.0% · 열전달·방열 99.8% · 구조·강성 99.6% · 열응력·워피지 99.6% · 초탄성(실링·완충) 95.7% · 전기·EMI 93.9% · 산소확산-매트릭스 91.1% · 결로(표면) 89.2% · 폴더블 벤딩 85.9% · 접착·박리 70.3% · 결로(투습) 70.2%</w:t>
+              <w:t>산소소광-발광체 100.0% · 열전달·방열 99.8% · 구조·강성 99.6% · 열응력·워피지 99.6% · 초탄성(실링·완충) 95.7% · 전기·EMI 93.9% · 산소확산-매트릭스 91.1% · 결로(표면) 89.2% · 결로(투습) 86.0% · 폴더블 벤딩 85.9% · 접착·박리 70.3%</w:t>
             </w:r>
           </w:p>
         </w:tc>
@@ -3591,7 +3591,7 @@
               <w:rPr>
                 <w:sz w:val="16"/>
               </w:rPr>
-              <w:t>65.9%</w:t>
+              <w:t>65.8%</w:t>
             </w:r>
           </w:p>
         </w:tc>
@@ -3879,7 +3879,7 @@
               <w:rPr>
                 <w:sz w:val="16"/>
               </w:rPr>
-              <w:t>1555/1680  (92.6%)</w:t>
+              <w:t>1621/1680  (96.5%)</w:t>
             </w:r>
           </w:p>
         </w:tc>
@@ -3893,7 +3893,7 @@
               <w:rPr>
                 <w:sz w:val="16"/>
               </w:rPr>
-              <w:t>57.8%</w:t>
+              <w:t>60.0%</w:t>
             </w:r>
           </w:p>
         </w:tc>
@@ -3907,7 +3907,7 @@
               <w:rPr>
                 <w:sz w:val="16"/>
               </w:rPr>
-              <w:t>295종  (70.2%)</w:t>
+              <w:t>361종  (86.0%)</w:t>
             </w:r>
           </w:p>
         </w:tc>
@@ -4008,7 +4008,7 @@
               <w:rPr>
                 <w:sz w:val="16"/>
               </w:rPr>
-              <w:t>125종</w:t>
+              <w:t>59종</w:t>
             </w:r>
           </w:p>
         </w:tc>
@@ -6559,7 +6559,7 @@
               <w:rPr>
                 <w:sz w:val="15"/>
               </w:rPr>
-              <w:t>전방사율</w:t>
+              <w:t>수분흡수율(24h)</w:t>
             </w:r>
           </w:p>
         </w:tc>
@@ -6573,7 +6573,7 @@
               <w:rPr>
                 <w:sz w:val="15"/>
               </w:rPr>
-              <w:t>광학</w:t>
+              <w:t>화학</w:t>
             </w:r>
           </w:p>
         </w:tc>
@@ -6587,7 +6587,7 @@
               <w:rPr>
                 <w:sz w:val="15"/>
               </w:rPr>
-              <w:t>207종</w:t>
+              <w:t>218종</w:t>
             </w:r>
           </w:p>
         </w:tc>
@@ -6601,7 +6601,7 @@
               <w:rPr>
                 <w:sz w:val="15"/>
               </w:rPr>
-              <w:t>38.1%  █████·······</w:t>
+              <w:t>40.1%  █████·······</w:t>
             </w:r>
           </w:p>
         </w:tc>
@@ -6615,7 +6615,7 @@
               <w:rPr>
                 <w:sz w:val="15"/>
               </w:rPr>
-              <w:t>218건</w:t>
+              <w:t>242건</w:t>
             </w:r>
           </w:p>
         </w:tc>
@@ -6631,7 +6631,7 @@
               <w:rPr>
                 <w:sz w:val="15"/>
               </w:rPr>
-              <w:t>수분흡수율(24h)</w:t>
+              <w:t>전방사율</w:t>
             </w:r>
           </w:p>
         </w:tc>
@@ -6645,7 +6645,7 @@
               <w:rPr>
                 <w:sz w:val="15"/>
               </w:rPr>
-              <w:t>화학</w:t>
+              <w:t>광학</w:t>
             </w:r>
           </w:p>
         </w:tc>
@@ -6659,7 +6659,7 @@
               <w:rPr>
                 <w:sz w:val="15"/>
               </w:rPr>
-              <w:t>205종</w:t>
+              <w:t>207종</w:t>
             </w:r>
           </w:p>
         </w:tc>
@@ -6673,7 +6673,7 @@
               <w:rPr>
                 <w:sz w:val="15"/>
               </w:rPr>
-              <w:t>37.7%  █████·······</w:t>
+              <w:t>38.1%  █████·······</w:t>
             </w:r>
           </w:p>
         </w:tc>
@@ -6687,7 +6687,7 @@
               <w:rPr>
                 <w:sz w:val="15"/>
               </w:rPr>
-              <w:t>229건</w:t>
+              <w:t>218건</w:t>
             </w:r>
           </w:p>
         </w:tc>
@@ -7063,7 +7063,7 @@
               <w:rPr>
                 <w:sz w:val="15"/>
               </w:rPr>
-              <w:t>Prony 상대완화계수</w:t>
+              <w:t>포화수분흡수율</w:t>
             </w:r>
           </w:p>
         </w:tc>
@@ -7077,7 +7077,7 @@
               <w:rPr>
                 <w:sz w:val="15"/>
               </w:rPr>
-              <w:t>기계</w:t>
+              <w:t>화학</w:t>
             </w:r>
           </w:p>
         </w:tc>
@@ -7091,7 +7091,7 @@
               <w:rPr>
                 <w:sz w:val="15"/>
               </w:rPr>
-              <w:t>130종</w:t>
+              <w:t>132종</w:t>
             </w:r>
           </w:p>
         </w:tc>
@@ -7105,7 +7105,7 @@
               <w:rPr>
                 <w:sz w:val="15"/>
               </w:rPr>
-              <w:t>23.9%  ███·········</w:t>
+              <w:t>24.3%  ███·········</w:t>
             </w:r>
           </w:p>
         </w:tc>
@@ -7119,7 +7119,7 @@
               <w:rPr>
                 <w:sz w:val="15"/>
               </w:rPr>
-              <w:t>1008건</w:t>
+              <w:t>139건</w:t>
             </w:r>
           </w:p>
         </w:tc>
@@ -8911,7 +8911,7 @@
               <w:rPr>
                 <w:sz w:val="16"/>
               </w:rPr>
-              <w:t>1,830건</w:t>
+              <w:t>1,871건</w:t>
             </w:r>
           </w:p>
         </w:tc>
@@ -8925,7 +8925,7 @@
               <w:rPr>
                 <w:sz w:val="16"/>
               </w:rPr>
-              <w:t>111종</w:t>
+              <w:t>114종</w:t>
             </w:r>
           </w:p>
         </w:tc>
@@ -9143,7 +9143,7 @@
               <w:rPr>
                 <w:sz w:val="16"/>
               </w:rPr>
-              <w:t>707건</w:t>
+              <w:t>734건</w:t>
             </w:r>
           </w:p>
         </w:tc>
@@ -9157,7 +9157,7 @@
               <w:rPr>
                 <w:sz w:val="16"/>
               </w:rPr>
-              <w:t>41종</w:t>
+              <w:t>43종</w:t>
             </w:r>
           </w:p>
         </w:tc>
@@ -9518,7 +9518,7 @@
               <w:rPr>
                 <w:sz w:val="16"/>
               </w:rPr>
-              <w:t>9,452건</w:t>
+              <w:t>9,505건</w:t>
             </w:r>
           </w:p>
         </w:tc>
@@ -9532,7 +9532,7 @@
               <w:rPr>
                 <w:sz w:val="16"/>
               </w:rPr>
-              <w:t>31.5</w:t>
+              <w:t>31.7</w:t>
             </w:r>
           </w:p>
         </w:tc>
@@ -9750,7 +9750,7 @@
               <w:rPr>
                 <w:sz w:val="16"/>
               </w:rPr>
-              <w:t>787건</w:t>
+              <w:t>790건</w:t>
             </w:r>
           </w:p>
         </w:tc>
@@ -9764,7 +9764,7 @@
               <w:rPr>
                 <w:sz w:val="16"/>
               </w:rPr>
-              <w:t>32.8</w:t>
+              <w:t>32.9</w:t>
             </w:r>
           </w:p>
         </w:tc>
@@ -9808,7 +9808,7 @@
               <w:rPr>
                 <w:sz w:val="16"/>
               </w:rPr>
-              <w:t>623건</w:t>
+              <w:t>635건</w:t>
             </w:r>
           </w:p>
         </w:tc>
@@ -9822,7 +9822,7 @@
               <w:rPr>
                 <w:sz w:val="16"/>
               </w:rPr>
-              <w:t>28.3</w:t>
+              <w:t>28.9</w:t>
             </w:r>
           </w:p>
         </w:tc>
@@ -9982,7 +9982,7 @@
               <w:rPr>
                 <w:sz w:val="16"/>
               </w:rPr>
-              <w:t>47.5%</w:t>
+              <w:t>47.3%</w:t>
             </w:r>
           </w:p>
         </w:tc>
@@ -10040,7 +10040,7 @@
               <w:rPr>
                 <w:sz w:val="16"/>
               </w:rPr>
-              <w:t>8.2%</w:t>
+              <w:t>8.1%</w:t>
             </w:r>
           </w:p>
         </w:tc>
@@ -10084,7 +10084,7 @@
               <w:rPr>
                 <w:sz w:val="16"/>
               </w:rPr>
-              <w:t>4,952</w:t>
+              <w:t>4,989</w:t>
             </w:r>
           </w:p>
         </w:tc>
@@ -10098,7 +10098,7 @@
               <w:rPr>
                 <w:sz w:val="16"/>
               </w:rPr>
-              <w:t>24.8%</w:t>
+              <w:t>24.9%</w:t>
             </w:r>
           </w:p>
         </w:tc>
@@ -10142,7 +10142,7 @@
               <w:rPr>
                 <w:sz w:val="16"/>
               </w:rPr>
-              <w:t>3,918</w:t>
+              <w:t>3,949</w:t>
             </w:r>
           </w:p>
         </w:tc>
@@ -10156,7 +10156,7 @@
               <w:rPr>
                 <w:sz w:val="16"/>
               </w:rPr>
-              <w:t>19.6%</w:t>
+              <w:t>19.7%</w:t>
             </w:r>
           </w:p>
         </w:tc>
@@ -10172,7 +10172,7 @@
           <w:b w:val="0"/>
           <w:sz w:val="19"/>
         </w:rPr>
-        <w:t>가정값 3,825건은 조건에 assumption 표지가 붙어 UI·카드에 “가정”으로 표시된다. 대표값 선택에서 실측에 밀리므로, 나중에 실측이 들어오면 자동으로 대체된다.</w:t>
+        <w:t>가정값 3,856건은 조건에 assumption 표지가 붙어 UI·카드에 “가정”으로 표시된다. 대표값 선택에서 실측에 밀리므로, 나중에 실측이 들어오면 자동으로 대체된다.</w:t>
       </w:r>
     </w:p>
     <w:p>
@@ -10285,7 +10285,7 @@
               <w:rPr>
                 <w:sz w:val="16"/>
               </w:rPr>
-              <w:t>660</w:t>
+              <w:t>661</w:t>
             </w:r>
           </w:p>
         </w:tc>

--- a/MaterialTwin_물성확보현황_해석가능성.docx
+++ b/MaterialTwin_물성확보현황_해석가능성.docx
@@ -31,7 +31,7 @@
           <w:color w:val="606060"/>
           <w:sz w:val="18"/>
         </w:rPr>
-        <w:t>2026-08-10 · 재료 544종 · 물성값 20,074건 · 출처 2,049건 · 물성 정의 158종</w:t>
+        <w:t>2026-08-10 · 재료 544종 · 물성값 20,271건 · 출처 2,068건 · 물성 정의 158종</w:t>
       </w:r>
     </w:p>
     <w:p/>
@@ -52,7 +52,7 @@
           <w:b/>
           <w:sz w:val="22"/>
         </w:rPr>
-        <w:t>13개 해석이 요구하는 (재료 × 필수물성) 격자 14,490칸 중 13,612칸이 채워졌다 — 전체 93.9%.</w:t>
+        <w:t>13개 해석이 요구하는 (재료 × 필수물성) 격자 14,482칸 중 13,655칸이 채워졌다 — 전체 94.3%.</w:t>
       </w:r>
     </w:p>
     <w:p>
@@ -269,7 +269,7 @@
           <w:b/>
           <w:sz w:val="19"/>
         </w:rPr>
-        <w:t>셀 채움률이 높아도 재료 준비율은 낮을 수 있다. 재료마다 비어 있는 칸이 다르면 그렇게 된다 — 피로·수명이 정확히 그 경우다(셀 75.4% vs 준비 26.3%). **수집 진척과 해석 가능성을 같은 숫자로 말하면 안 된다.**</w:t>
+        <w:t>셀 채움률이 높아도 재료 준비율은 낮을 수 있다. 재료마다 비어 있는 칸이 다르면 그렇게 된다 — 낙하·충격이 정확히 그 경우다(셀 82.4% vs 준비 35.3%). **수집 진척과 해석 가능성을 같은 숫자로 말하면 안 된다.**</w:t>
       </w:r>
     </w:p>
     <w:p>
@@ -542,7 +542,7 @@
               <w:rPr>
                 <w:sz w:val="15"/>
               </w:rPr>
-              <w:t>2235/2720</w:t>
+              <w:t>2240/2720</w:t>
             </w:r>
           </w:p>
         </w:tc>
@@ -556,7 +556,7 @@
               <w:rPr>
                 <w:sz w:val="15"/>
               </w:rPr>
-              <w:t>82.2%  ████████··</w:t>
+              <w:t>82.4%  ████████··</w:t>
             </w:r>
           </w:p>
         </w:tc>
@@ -570,7 +570,7 @@
               <w:rPr>
                 <w:sz w:val="15"/>
               </w:rPr>
-              <w:t>45.5%</w:t>
+              <w:t>45.7%</w:t>
             </w:r>
           </w:p>
         </w:tc>
@@ -584,7 +584,7 @@
               <w:rPr>
                 <w:sz w:val="15"/>
               </w:rPr>
-              <w:t>190  (34.9%)</w:t>
+              <w:t>192  (35.3%)</w:t>
             </w:r>
           </w:p>
         </w:tc>
@@ -1028,7 +1028,7 @@
               <w:rPr>
                 <w:sz w:val="15"/>
               </w:rPr>
-              <w:t>420</w:t>
+              <w:t>418</w:t>
             </w:r>
           </w:p>
         </w:tc>
@@ -1042,7 +1042,7 @@
               <w:rPr>
                 <w:sz w:val="15"/>
               </w:rPr>
-              <w:t>1621/1680</w:t>
+              <w:t>1614/1672</w:t>
             </w:r>
           </w:p>
         </w:tc>
@@ -1084,7 +1084,7 @@
               <w:rPr>
                 <w:sz w:val="15"/>
               </w:rPr>
-              <w:t>361  (86.0%)</w:t>
+              <w:t>360  (86.1%)</w:t>
             </w:r>
           </w:p>
         </w:tc>
@@ -1098,7 +1098,7 @@
               <w:rPr>
                 <w:sz w:val="15"/>
               </w:rPr>
-              <w:t>water_vapor_transmission | gas_perme — 59종</w:t>
+              <w:t>water_vapor_transmission | gas_perme — 58종</w:t>
             </w:r>
           </w:p>
         </w:tc>
@@ -1242,7 +1242,7 @@
               <w:rPr>
                 <w:sz w:val="15"/>
               </w:rPr>
-              <w:t>315/370</w:t>
+              <w:t>326/370</w:t>
             </w:r>
           </w:p>
         </w:tc>
@@ -1256,7 +1256,7 @@
               <w:rPr>
                 <w:sz w:val="15"/>
               </w:rPr>
-              <w:t>85.1%  █████████·</w:t>
+              <w:t>88.1%  █████████·</w:t>
             </w:r>
           </w:p>
         </w:tc>
@@ -1270,7 +1270,7 @@
               <w:rPr>
                 <w:sz w:val="15"/>
               </w:rPr>
-              <w:t>65.9%</w:t>
+              <w:t>68.9%</w:t>
             </w:r>
           </w:p>
         </w:tc>
@@ -1284,7 +1284,7 @@
               <w:rPr>
                 <w:sz w:val="15"/>
               </w:rPr>
-              <w:t>130  (70.3%)</w:t>
+              <w:t>141  (76.2%)</w:t>
             </w:r>
           </w:p>
         </w:tc>
@@ -1298,7 +1298,7 @@
               <w:rPr>
                 <w:sz w:val="15"/>
               </w:rPr>
-              <w:t>peel_strength | lap_shear_strength | — 55종</w:t>
+              <w:t>peel_strength | lap_shear_strength | — 44종</w:t>
             </w:r>
           </w:p>
         </w:tc>
@@ -1442,7 +1442,7 @@
               <w:rPr>
                 <w:sz w:val="15"/>
               </w:rPr>
-              <w:t>448/594</w:t>
+              <w:t>482/594</w:t>
             </w:r>
           </w:p>
         </w:tc>
@@ -1456,7 +1456,7 @@
               <w:rPr>
                 <w:sz w:val="15"/>
               </w:rPr>
-              <w:t>75.4%  ████████··</w:t>
+              <w:t>81.1%  ████████··</w:t>
             </w:r>
           </w:p>
         </w:tc>
@@ -1470,7 +1470,7 @@
               <w:rPr>
                 <w:sz w:val="15"/>
               </w:rPr>
-              <w:t>65.3%</w:t>
+              <w:t>70.4%</w:t>
             </w:r>
           </w:p>
         </w:tc>
@@ -1484,7 +1484,7 @@
               <w:rPr>
                 <w:sz w:val="15"/>
               </w:rPr>
-              <w:t>52  (26.3%)</w:t>
+              <w:t>86  (43.4%)</w:t>
             </w:r>
           </w:p>
         </w:tc>
@@ -1498,7 +1498,7 @@
               <w:rPr>
                 <w:sz w:val="15"/>
               </w:rPr>
-              <w:t>fatigue_strength_coefficient | fatig — 146종</w:t>
+              <w:t>fatigue_strength_coefficient | fatig — 112종</w:t>
             </w:r>
           </w:p>
         </w:tc>
@@ -1714,7 +1714,7 @@
           <w:b/>
           <w:sz w:val="19"/>
         </w:rPr>
-        <w:t>**실측기반**은 tier4(가정·계산)를 뺀 값이다. 두 열의 차이 약 5,050칸이 가정값으로 채워진 부분이다. 해석을 돌리기 위해 칸을 닫는 것과, 그 값이 실측에 근거하는 것은 다른 문제다 — 둘을 나란히 둔다.</w:t>
+        <w:t>**실측기반**은 tier4(가정·계산)를 뺀 값이다. 두 열의 차이 약 5,052칸이 가정값으로 채워진 부분이다. 해석을 돌리기 위해 칸을 닫는 것과, 그 값이 실측에 근거하는 것은 다른 문제다 — 둘을 나란히 둔다.</w:t>
       </w:r>
     </w:p>
     <w:p>
@@ -1813,7 +1813,7 @@
               <w:rPr>
                 <w:sz w:val="16"/>
               </w:rPr>
-              <w:t>산소소광-발광체 100.0% · 열전달·방열 99.8% · 구조·강성 99.6% · 열응력·워피지 99.6% · 초탄성(실링·완충) 95.7% · 전기·EMI 93.9% · 산소확산-매트릭스 91.1% · 결로(표면) 89.2% · 결로(투습) 86.0% · 폴더블 벤딩 85.9% · 접착·박리 70.3%</w:t>
+              <w:t>산소소광-발광체 100.0% · 열전달·방열 99.8% · 구조·강성 99.6% · 열응력·워피지 99.6% · 초탄성(실링·완충) 95.7% · 전기·EMI 93.9% · 산소확산-매트릭스 91.1% · 결로(표면) 89.2% · 결로(투습) 86.1% · 폴더블 벤딩 85.9% · 접착·박리 76.2%</w:t>
             </w:r>
           </w:p>
         </w:tc>
@@ -1857,7 +1857,7 @@
               <w:rPr>
                 <w:sz w:val="16"/>
               </w:rPr>
-              <w:t>낙하·충격 34.9% · 피로·수명 26.3%</w:t>
+              <w:t>피로·수명 43.4% · 낙하·충격 35.3%</w:t>
             </w:r>
           </w:p>
         </w:tc>
@@ -2399,7 +2399,7 @@
               <w:rPr>
                 <w:sz w:val="16"/>
               </w:rPr>
-              <w:t>2235/2720  (82.2%)</w:t>
+              <w:t>2240/2720  (82.4%)</w:t>
             </w:r>
           </w:p>
         </w:tc>
@@ -2413,7 +2413,7 @@
               <w:rPr>
                 <w:sz w:val="16"/>
               </w:rPr>
-              <w:t>45.5%</w:t>
+              <w:t>45.7%</w:t>
             </w:r>
           </w:p>
         </w:tc>
@@ -2427,7 +2427,7 @@
               <w:rPr>
                 <w:sz w:val="16"/>
               </w:rPr>
-              <w:t>190종  (34.9%)</w:t>
+              <w:t>192종  (35.3%)</w:t>
             </w:r>
           </w:p>
         </w:tc>
@@ -2558,7 +2558,7 @@
               <w:rPr>
                 <w:sz w:val="16"/>
               </w:rPr>
-              <w:t>167종</w:t>
+              <w:t>162종</w:t>
             </w:r>
           </w:p>
         </w:tc>
@@ -3865,7 +3865,7 @@
               <w:rPr>
                 <w:sz w:val="16"/>
               </w:rPr>
-              <w:t>420종</w:t>
+              <w:t>418종</w:t>
             </w:r>
           </w:p>
         </w:tc>
@@ -3879,7 +3879,7 @@
               <w:rPr>
                 <w:sz w:val="16"/>
               </w:rPr>
-              <w:t>1621/1680  (96.5%)</w:t>
+              <w:t>1614/1672  (96.5%)</w:t>
             </w:r>
           </w:p>
         </w:tc>
@@ -3907,7 +3907,7 @@
               <w:rPr>
                 <w:sz w:val="16"/>
               </w:rPr>
-              <w:t>361종  (86.0%)</w:t>
+              <w:t>360종  (86.1%)</w:t>
             </w:r>
           </w:p>
         </w:tc>
@@ -3921,7 +3921,7 @@
               <w:rPr>
                 <w:sz w:val="16"/>
               </w:rPr>
-              <w:t>113종  (26.9%)</w:t>
+              <w:t>112종  (26.8%)</w:t>
             </w:r>
           </w:p>
         </w:tc>
@@ -4008,7 +4008,7 @@
               <w:rPr>
                 <w:sz w:val="16"/>
               </w:rPr>
-              <w:t>59종</w:t>
+              <w:t>58종</w:t>
             </w:r>
           </w:p>
         </w:tc>
@@ -4423,7 +4423,7 @@
               <w:rPr>
                 <w:sz w:val="16"/>
               </w:rPr>
-              <w:t>315/370  (85.1%)</w:t>
+              <w:t>326/370  (88.1%)</w:t>
             </w:r>
           </w:p>
         </w:tc>
@@ -4437,7 +4437,7 @@
               <w:rPr>
                 <w:sz w:val="16"/>
               </w:rPr>
-              <w:t>65.9%</w:t>
+              <w:t>68.9%</w:t>
             </w:r>
           </w:p>
         </w:tc>
@@ -4451,7 +4451,7 @@
               <w:rPr>
                 <w:sz w:val="16"/>
               </w:rPr>
-              <w:t>130종  (70.3%)</w:t>
+              <w:t>141종  (76.2%)</w:t>
             </w:r>
           </w:p>
         </w:tc>
@@ -4465,7 +4465,7 @@
               <w:rPr>
                 <w:sz w:val="16"/>
               </w:rPr>
-              <w:t>70종  (37.8%)</w:t>
+              <w:t>77종  (41.6%)</w:t>
             </w:r>
           </w:p>
         </w:tc>
@@ -4552,7 +4552,7 @@
               <w:rPr>
                 <w:sz w:val="16"/>
               </w:rPr>
-              <w:t>55종</w:t>
+              <w:t>44종</w:t>
             </w:r>
           </w:p>
         </w:tc>
@@ -4967,7 +4967,7 @@
               <w:rPr>
                 <w:sz w:val="16"/>
               </w:rPr>
-              <w:t>448/594  (75.4%)</w:t>
+              <w:t>482/594  (81.1%)</w:t>
             </w:r>
           </w:p>
         </w:tc>
@@ -4981,7 +4981,7 @@
               <w:rPr>
                 <w:sz w:val="16"/>
               </w:rPr>
-              <w:t>65.3%</w:t>
+              <w:t>70.4%</w:t>
             </w:r>
           </w:p>
         </w:tc>
@@ -4995,7 +4995,7 @@
               <w:rPr>
                 <w:sz w:val="16"/>
               </w:rPr>
-              <w:t>52종  (26.3%)</w:t>
+              <w:t>86종  (43.4%)</w:t>
             </w:r>
           </w:p>
         </w:tc>
@@ -5009,7 +5009,7 @@
               <w:rPr>
                 <w:sz w:val="16"/>
               </w:rPr>
-              <w:t>35종  (17.7%)</w:t>
+              <w:t>61종  (30.8%)</w:t>
             </w:r>
           </w:p>
         </w:tc>
@@ -5096,7 +5096,7 @@
               <w:rPr>
                 <w:sz w:val="16"/>
               </w:rPr>
-              <w:t>146종</w:t>
+              <w:t>112종</w:t>
             </w:r>
           </w:p>
         </w:tc>
@@ -6299,7 +6299,7 @@
               <w:rPr>
                 <w:sz w:val="15"/>
               </w:rPr>
-              <w:t>333종</w:t>
+              <w:t>346종</w:t>
             </w:r>
           </w:p>
         </w:tc>
@@ -6313,7 +6313,7 @@
               <w:rPr>
                 <w:sz w:val="15"/>
               </w:rPr>
-              <w:t>61.2%  ███████·····</w:t>
+              <w:t>63.6%  ████████····</w:t>
             </w:r>
           </w:p>
         </w:tc>
@@ -6327,7 +6327,7 @@
               <w:rPr>
                 <w:sz w:val="15"/>
               </w:rPr>
-              <w:t>680건</w:t>
+              <w:t>695건</w:t>
             </w:r>
           </w:p>
         </w:tc>
@@ -6443,7 +6443,7 @@
               <w:rPr>
                 <w:sz w:val="15"/>
               </w:rPr>
-              <w:t>307종</w:t>
+              <w:t>312종</w:t>
             </w:r>
           </w:p>
         </w:tc>
@@ -6457,7 +6457,7 @@
               <w:rPr>
                 <w:sz w:val="15"/>
               </w:rPr>
-              <w:t>56.4%  ███████·····</w:t>
+              <w:t>57.4%  ███████·····</w:t>
             </w:r>
           </w:p>
         </w:tc>
@@ -6471,7 +6471,7 @@
               <w:rPr>
                 <w:sz w:val="15"/>
               </w:rPr>
-              <w:t>548건</w:t>
+              <w:t>554건</w:t>
             </w:r>
           </w:p>
         </w:tc>
@@ -6731,7 +6731,7 @@
               <w:rPr>
                 <w:sz w:val="15"/>
               </w:rPr>
-              <w:t>170종</w:t>
+              <w:t>171종</w:t>
             </w:r>
           </w:p>
         </w:tc>
@@ -6745,7 +6745,7 @@
               <w:rPr>
                 <w:sz w:val="15"/>
               </w:rPr>
-              <w:t>31.2%  ████········</w:t>
+              <w:t>31.4%  ████········</w:t>
             </w:r>
           </w:p>
         </w:tc>
@@ -6759,7 +6759,7 @@
               <w:rPr>
                 <w:sz w:val="15"/>
               </w:rPr>
-              <w:t>231건</w:t>
+              <w:t>232건</w:t>
             </w:r>
           </w:p>
         </w:tc>
@@ -6847,7 +6847,7 @@
               <w:rPr>
                 <w:sz w:val="15"/>
               </w:rPr>
-              <w:t>Prony 완화시간</w:t>
+              <w:t>박리강도</w:t>
             </w:r>
           </w:p>
         </w:tc>
@@ -6861,7 +6861,7 @@
               <w:rPr>
                 <w:sz w:val="15"/>
               </w:rPr>
-              <w:t>기계</w:t>
+              <w:t>계면</w:t>
             </w:r>
           </w:p>
         </w:tc>
@@ -6875,7 +6875,7 @@
               <w:rPr>
                 <w:sz w:val="15"/>
               </w:rPr>
-              <w:t>154종</w:t>
+              <w:t>161종</w:t>
             </w:r>
           </w:p>
         </w:tc>
@@ -6889,7 +6889,7 @@
               <w:rPr>
                 <w:sz w:val="15"/>
               </w:rPr>
-              <w:t>28.3%  ███·········</w:t>
+              <w:t>29.6%  ████········</w:t>
             </w:r>
           </w:p>
         </w:tc>
@@ -6903,7 +6903,7 @@
               <w:rPr>
                 <w:sz w:val="15"/>
               </w:rPr>
-              <w:t>1259건</w:t>
+              <w:t>477건</w:t>
             </w:r>
           </w:p>
         </w:tc>
@@ -6919,7 +6919,7 @@
               <w:rPr>
                 <w:sz w:val="15"/>
               </w:rPr>
-              <w:t>박리강도</w:t>
+              <w:t>Prony 완화시간</w:t>
             </w:r>
           </w:p>
         </w:tc>
@@ -6933,7 +6933,7 @@
               <w:rPr>
                 <w:sz w:val="15"/>
               </w:rPr>
-              <w:t>계면</w:t>
+              <w:t>기계</w:t>
             </w:r>
           </w:p>
         </w:tc>
@@ -6947,7 +6947,7 @@
               <w:rPr>
                 <w:sz w:val="15"/>
               </w:rPr>
-              <w:t>152종</w:t>
+              <w:t>154종</w:t>
             </w:r>
           </w:p>
         </w:tc>
@@ -6961,7 +6961,7 @@
               <w:rPr>
                 <w:sz w:val="15"/>
               </w:rPr>
-              <w:t>27.9%  ███·········</w:t>
+              <w:t>28.3%  ███·········</w:t>
             </w:r>
           </w:p>
         </w:tc>
@@ -6975,7 +6975,7 @@
               <w:rPr>
                 <w:sz w:val="15"/>
               </w:rPr>
-              <w:t>468건</w:t>
+              <w:t>1259건</w:t>
             </w:r>
           </w:p>
         </w:tc>
@@ -8795,7 +8795,7 @@
               <w:rPr>
                 <w:sz w:val="16"/>
               </w:rPr>
-              <w:t>8,879건</w:t>
+              <w:t>9,065건</w:t>
             </w:r>
           </w:p>
         </w:tc>
@@ -8809,7 +8809,7 @@
               <w:rPr>
                 <w:sz w:val="16"/>
               </w:rPr>
-              <w:t>61종</w:t>
+              <w:t>63종</w:t>
             </w:r>
           </w:p>
         </w:tc>
@@ -9085,7 +9085,7 @@
               <w:rPr>
                 <w:sz w:val="16"/>
               </w:rPr>
-              <w:t>787건</w:t>
+              <w:t>798건</w:t>
             </w:r>
           </w:p>
         </w:tc>
@@ -9099,7 +9099,7 @@
               <w:rPr>
                 <w:sz w:val="16"/>
               </w:rPr>
-              <w:t>29종</w:t>
+              <w:t>30종</w:t>
             </w:r>
           </w:p>
         </w:tc>
@@ -9518,7 +9518,7 @@
               <w:rPr>
                 <w:sz w:val="16"/>
               </w:rPr>
-              <w:t>9,505건</w:t>
+              <w:t>9,523건</w:t>
             </w:r>
           </w:p>
         </w:tc>
@@ -9576,7 +9576,7 @@
               <w:rPr>
                 <w:sz w:val="16"/>
               </w:rPr>
-              <w:t>3,133건</w:t>
+              <w:t>3,168건</w:t>
             </w:r>
           </w:p>
         </w:tc>
@@ -9590,7 +9590,7 @@
               <w:rPr>
                 <w:sz w:val="16"/>
               </w:rPr>
-              <w:t>39.2</w:t>
+              <w:t>39.6</w:t>
             </w:r>
           </w:p>
         </w:tc>
@@ -9620,7 +9620,7 @@
               <w:rPr>
                 <w:sz w:val="16"/>
               </w:rPr>
-              <w:t>74종</w:t>
+              <w:t>72종</w:t>
             </w:r>
           </w:p>
         </w:tc>
@@ -9634,7 +9634,7 @@
               <w:rPr>
                 <w:sz w:val="16"/>
               </w:rPr>
-              <w:t>4,450건</w:t>
+              <w:t>4,539건</w:t>
             </w:r>
           </w:p>
         </w:tc>
@@ -9648,7 +9648,7 @@
               <w:rPr>
                 <w:sz w:val="16"/>
               </w:rPr>
-              <w:t>60.1</w:t>
+              <w:t>63.0</w:t>
             </w:r>
           </w:p>
         </w:tc>
@@ -9678,7 +9678,7 @@
               <w:rPr>
                 <w:sz w:val="16"/>
               </w:rPr>
-              <w:t>44종</w:t>
+              <w:t>46종</w:t>
             </w:r>
           </w:p>
         </w:tc>
@@ -9692,7 +9692,7 @@
               <w:rPr>
                 <w:sz w:val="16"/>
               </w:rPr>
-              <w:t>1,561건</w:t>
+              <w:t>1,612건</w:t>
             </w:r>
           </w:p>
         </w:tc>
@@ -9706,7 +9706,7 @@
               <w:rPr>
                 <w:sz w:val="16"/>
               </w:rPr>
-              <w:t>35.5</w:t>
+              <w:t>35.0</w:t>
             </w:r>
           </w:p>
         </w:tc>
@@ -9750,7 +9750,7 @@
               <w:rPr>
                 <w:sz w:val="16"/>
               </w:rPr>
-              <w:t>790건</w:t>
+              <w:t>794건</w:t>
             </w:r>
           </w:p>
         </w:tc>
@@ -9764,7 +9764,7 @@
               <w:rPr>
                 <w:sz w:val="16"/>
               </w:rPr>
-              <w:t>32.9</w:t>
+              <w:t>33.1</w:t>
             </w:r>
           </w:p>
         </w:tc>
@@ -9968,7 +9968,7 @@
               <w:rPr>
                 <w:sz w:val="16"/>
               </w:rPr>
-              <w:t>9,501</w:t>
+              <w:t>9,511</w:t>
             </w:r>
           </w:p>
         </w:tc>
@@ -9982,7 +9982,7 @@
               <w:rPr>
                 <w:sz w:val="16"/>
               </w:rPr>
-              <w:t>47.3%</w:t>
+              <w:t>46.9%</w:t>
             </w:r>
           </w:p>
         </w:tc>
@@ -10026,7 +10026,7 @@
               <w:rPr>
                 <w:sz w:val="16"/>
               </w:rPr>
-              <w:t>1,635</w:t>
+              <w:t>1,638</w:t>
             </w:r>
           </w:p>
         </w:tc>
@@ -10084,7 +10084,7 @@
               <w:rPr>
                 <w:sz w:val="16"/>
               </w:rPr>
-              <w:t>4,989</w:t>
+              <w:t>5,119</w:t>
             </w:r>
           </w:p>
         </w:tc>
@@ -10098,7 +10098,7 @@
               <w:rPr>
                 <w:sz w:val="16"/>
               </w:rPr>
-              <w:t>24.9%</w:t>
+              <w:t>25.3%</w:t>
             </w:r>
           </w:p>
         </w:tc>
@@ -10142,7 +10142,7 @@
               <w:rPr>
                 <w:sz w:val="16"/>
               </w:rPr>
-              <w:t>3,949</w:t>
+              <w:t>4,003</w:t>
             </w:r>
           </w:p>
         </w:tc>
@@ -10172,7 +10172,7 @@
           <w:b w:val="0"/>
           <w:sz w:val="19"/>
         </w:rPr>
-        <w:t>가정값 3,856건은 조건에 assumption 표지가 붙어 UI·카드에 “가정”으로 표시된다. 대표값 선택에서 실측에 밀리므로, 나중에 실측이 들어오면 자동으로 대체된다.</w:t>
+        <w:t>가정값 3,910건은 조건에 assumption 표지가 붙어 UI·카드에 “가정”으로 표시된다. 대표값 선택에서 실측에 밀리므로, 나중에 실측이 들어오면 자동으로 대체된다.</w:t>
       </w:r>
     </w:p>
     <w:p>
@@ -10255,7 +10255,7 @@
               <w:rPr>
                 <w:sz w:val="16"/>
               </w:rPr>
-              <w:t>876</w:t>
+              <w:t>880</w:t>
             </w:r>
           </w:p>
         </w:tc>
@@ -10285,7 +10285,7 @@
               <w:rPr>
                 <w:sz w:val="16"/>
               </w:rPr>
-              <w:t>661</w:t>
+              <w:t>671</w:t>
             </w:r>
           </w:p>
         </w:tc>
@@ -10315,7 +10315,7 @@
               <w:rPr>
                 <w:sz w:val="16"/>
               </w:rPr>
-              <w:t>305</w:t>
+              <w:t>307</w:t>
             </w:r>
           </w:p>
         </w:tc>
@@ -10375,7 +10375,7 @@
               <w:rPr>
                 <w:sz w:val="16"/>
               </w:rPr>
-              <w:t>68</w:t>
+              <w:t>69</w:t>
             </w:r>
           </w:p>
         </w:tc>
@@ -10405,7 +10405,7 @@
               <w:rPr>
                 <w:sz w:val="16"/>
               </w:rPr>
-              <w:t>26</w:t>
+              <w:t>28</w:t>
             </w:r>
           </w:p>
         </w:tc>
@@ -10623,7 +10623,7 @@
               <w:rPr>
                 <w:sz w:val="15"/>
               </w:rPr>
-              <w:t>낙하·충격 준비율 34.9%</w:t>
+              <w:t>낙하·충격 준비율 35.3%</w:t>
             </w:r>
           </w:p>
         </w:tc>
@@ -10855,7 +10855,7 @@
               <w:rPr>
                 <w:sz w:val="15"/>
               </w:rPr>
-              <w:t>피로·수명 준비율 26.3%</w:t>
+              <w:t>피로·수명 준비율 43.4%</w:t>
             </w:r>
           </w:p>
         </w:tc>

--- a/MaterialTwin_물성확보현황_해석가능성.docx
+++ b/MaterialTwin_물성확보현황_해석가능성.docx
@@ -31,7 +31,7 @@
           <w:color w:val="606060"/>
           <w:sz w:val="18"/>
         </w:rPr>
-        <w:t>2026-08-10 · 재료 544종 · 물성값 20,271건 · 출처 2,068건 · 물성 정의 158종</w:t>
+        <w:t>2026-08-10 · 재료 544종 · 물성값 20,553건 · 출처 2,071건 · 물성 정의 158종</w:t>
       </w:r>
     </w:p>
     <w:p/>
@@ -52,7 +52,7 @@
           <w:b/>
           <w:sz w:val="22"/>
         </w:rPr>
-        <w:t>13개 해석이 요구하는 (재료 × 필수물성) 격자 14,482칸 중 13,655칸이 채워졌다 — 전체 94.3%.</w:t>
+        <w:t>13개 해석이 요구하는 (재료 × 필수물성) 격자 14,482칸 중 13,815칸이 채워졌다 — 전체 95.4%.</w:t>
       </w:r>
     </w:p>
     <w:p>
@@ -269,7 +269,7 @@
           <w:b/>
           <w:sz w:val="19"/>
         </w:rPr>
-        <w:t>셀 채움률이 높아도 재료 준비율은 낮을 수 있다. 재료마다 비어 있는 칸이 다르면 그렇게 된다 — 낙하·충격이 정확히 그 경우다(셀 82.4% vs 준비 35.3%). **수집 진척과 해석 가능성을 같은 숫자로 말하면 안 된다.**</w:t>
+        <w:t>셀 채움률이 높아도 재료 준비율은 낮을 수 있다. 재료마다 비어 있는 칸이 다르면 그렇게 된다 — 피로·수명이 정확히 그 경우다(셀 81.1% vs 준비 43.4%). **수집 진척과 해석 가능성을 같은 숫자로 말하면 안 된다.**</w:t>
       </w:r>
     </w:p>
     <w:p>
@@ -542,7 +542,7 @@
               <w:rPr>
                 <w:sz w:val="15"/>
               </w:rPr>
-              <w:t>2240/2720</w:t>
+              <w:t>2400/2720</w:t>
             </w:r>
           </w:p>
         </w:tc>
@@ -556,7 +556,7 @@
               <w:rPr>
                 <w:sz w:val="15"/>
               </w:rPr>
-              <w:t>82.4%  ████████··</w:t>
+              <w:t>88.2%  █████████·</w:t>
             </w:r>
           </w:p>
         </w:tc>
@@ -570,7 +570,7 @@
               <w:rPr>
                 <w:sz w:val="15"/>
               </w:rPr>
-              <w:t>45.7%</w:t>
+              <w:t>46.8%</w:t>
             </w:r>
           </w:p>
         </w:tc>
@@ -584,7 +584,7 @@
               <w:rPr>
                 <w:sz w:val="15"/>
               </w:rPr>
-              <w:t>192  (35.3%)</w:t>
+              <w:t>352  (64.7%)</w:t>
             </w:r>
           </w:p>
         </w:tc>
@@ -598,7 +598,7 @@
               <w:rPr>
                 <w:sz w:val="15"/>
               </w:rPr>
-              <w:t>cowper_symonds_c | cowper_symonds_p  — 316종</w:t>
+              <w:t>yield_strength | tensile_strength+el — 162종</w:t>
             </w:r>
           </w:p>
         </w:tc>
@@ -1714,7 +1714,7 @@
           <w:b/>
           <w:sz w:val="19"/>
         </w:rPr>
-        <w:t>**실측기반**은 tier4(가정·계산)를 뺀 값이다. 두 열의 차이 약 5,052칸이 가정값으로 채워진 부분이다. 해석을 돌리기 위해 칸을 닫는 것과, 그 값이 실측에 근거하는 것은 다른 문제다 — 둘을 나란히 둔다.</w:t>
+        <w:t>**실측기반**은 tier4(가정·계산)를 뺀 값이다. 두 열의 차이 약 5,182칸이 가정값으로 채워진 부분이다. 해석을 돌리기 위해 칸을 닫는 것과, 그 값이 실측에 근거하는 것은 다른 문제다 — 둘을 나란히 둔다.</w:t>
       </w:r>
     </w:p>
     <w:p>
@@ -1813,7 +1813,7 @@
               <w:rPr>
                 <w:sz w:val="16"/>
               </w:rPr>
-              <w:t>산소소광-발광체 100.0% · 열전달·방열 99.8% · 구조·강성 99.6% · 열응력·워피지 99.6% · 초탄성(실링·완충) 95.7% · 전기·EMI 93.9% · 산소확산-매트릭스 91.1% · 결로(표면) 89.2% · 결로(투습) 86.1% · 폴더블 벤딩 85.9% · 접착·박리 76.2%</w:t>
+              <w:t>산소소광-발광체 100.0% · 열전달·방열 99.8% · 구조·강성 99.6% · 열응력·워피지 99.6% · 초탄성(실링·완충) 95.7% · 전기·EMI 93.9% · 산소확산-매트릭스 91.1% · 결로(표면) 89.2% · 결로(투습) 86.1% · 폴더블 벤딩 85.9% · 접착·박리 76.2% · 낙하·충격 64.7%</w:t>
             </w:r>
           </w:p>
         </w:tc>
@@ -1857,7 +1857,7 @@
               <w:rPr>
                 <w:sz w:val="16"/>
               </w:rPr>
-              <w:t>피로·수명 43.4% · 낙하·충격 35.3%</w:t>
+              <w:t>피로·수명 43.4%</w:t>
             </w:r>
           </w:p>
         </w:tc>
@@ -2399,7 +2399,7 @@
               <w:rPr>
                 <w:sz w:val="16"/>
               </w:rPr>
-              <w:t>2240/2720  (82.4%)</w:t>
+              <w:t>2400/2720  (88.2%)</w:t>
             </w:r>
           </w:p>
         </w:tc>
@@ -2413,7 +2413,7 @@
               <w:rPr>
                 <w:sz w:val="16"/>
               </w:rPr>
-              <w:t>45.7%</w:t>
+              <w:t>46.8%</w:t>
             </w:r>
           </w:p>
         </w:tc>
@@ -2427,7 +2427,7 @@
               <w:rPr>
                 <w:sz w:val="16"/>
               </w:rPr>
-              <w:t>192종  (35.3%)</w:t>
+              <w:t>352종  (64.7%)</w:t>
             </w:r>
           </w:p>
         </w:tc>
@@ -2441,7 +2441,7 @@
               <w:rPr>
                 <w:sz w:val="16"/>
               </w:rPr>
-              <w:t>63종  (11.6%)</w:t>
+              <w:t>74종  (13.6%)</w:t>
             </w:r>
           </w:p>
         </w:tc>
@@ -2514,7 +2514,7 @@
               <w:rPr>
                 <w:sz w:val="16"/>
               </w:rPr>
-              <w:t>cowper_symonds_c | cowper_symonds_p | dynamic_increase_factor | yield_</w:t>
+              <w:t>yield_strength | tensile_strength+elongation_at_break</w:t>
             </w:r>
           </w:p>
         </w:tc>
@@ -2528,7 +2528,7 @@
               <w:rPr>
                 <w:sz w:val="16"/>
               </w:rPr>
-              <w:t>316종</w:t>
+              <w:t>162종</w:t>
             </w:r>
           </w:p>
         </w:tc>
@@ -2544,7 +2544,7 @@
               <w:rPr>
                 <w:sz w:val="16"/>
               </w:rPr>
-              <w:t>yield_strength | tensile_strength+elongation_at_break</w:t>
+              <w:t>cowper_symonds_c | cowper_symonds_p | dynamic_increase_factor | yield_</w:t>
             </w:r>
           </w:p>
         </w:tc>
@@ -2558,7 +2558,7 @@
               <w:rPr>
                 <w:sz w:val="16"/>
               </w:rPr>
-              <w:t>162종</w:t>
+              <w:t>156종</w:t>
             </w:r>
           </w:p>
         </w:tc>
@@ -6703,7 +6703,7 @@
               <w:rPr>
                 <w:sz w:val="15"/>
               </w:rPr>
-              <w:t>항복강도</w:t>
+              <w:t>동적증가계수(DIF)</w:t>
             </w:r>
           </w:p>
         </w:tc>
@@ -6731,7 +6731,7 @@
               <w:rPr>
                 <w:sz w:val="15"/>
               </w:rPr>
-              <w:t>171종</w:t>
+              <w:t>200종</w:t>
             </w:r>
           </w:p>
         </w:tc>
@@ -6745,7 +6745,7 @@
               <w:rPr>
                 <w:sz w:val="15"/>
               </w:rPr>
-              <w:t>31.4%  ████········</w:t>
+              <w:t>36.8%  ████········</w:t>
             </w:r>
           </w:p>
         </w:tc>
@@ -6759,7 +6759,7 @@
               <w:rPr>
                 <w:sz w:val="15"/>
               </w:rPr>
-              <w:t>232건</w:t>
+              <w:t>416건</w:t>
             </w:r>
           </w:p>
         </w:tc>
@@ -6775,7 +6775,7 @@
               <w:rPr>
                 <w:sz w:val="15"/>
               </w:rPr>
-              <w:t>최대 사용온도</w:t>
+              <w:t>항복강도</w:t>
             </w:r>
           </w:p>
         </w:tc>
@@ -6789,7 +6789,7 @@
               <w:rPr>
                 <w:sz w:val="15"/>
               </w:rPr>
-              <w:t>열</w:t>
+              <w:t>기계</w:t>
             </w:r>
           </w:p>
         </w:tc>
@@ -6803,7 +6803,7 @@
               <w:rPr>
                 <w:sz w:val="15"/>
               </w:rPr>
-              <w:t>162종</w:t>
+              <w:t>171종</w:t>
             </w:r>
           </w:p>
         </w:tc>
@@ -6817,7 +6817,7 @@
               <w:rPr>
                 <w:sz w:val="15"/>
               </w:rPr>
-              <w:t>29.8%  ████········</w:t>
+              <w:t>31.4%  ████········</w:t>
             </w:r>
           </w:p>
         </w:tc>
@@ -6831,7 +6831,7 @@
               <w:rPr>
                 <w:sz w:val="15"/>
               </w:rPr>
-              <w:t>285건</w:t>
+              <w:t>232건</w:t>
             </w:r>
           </w:p>
         </w:tc>
@@ -6847,7 +6847,7 @@
               <w:rPr>
                 <w:sz w:val="15"/>
               </w:rPr>
-              <w:t>박리강도</w:t>
+              <w:t>최대 사용온도</w:t>
             </w:r>
           </w:p>
         </w:tc>
@@ -6861,7 +6861,7 @@
               <w:rPr>
                 <w:sz w:val="15"/>
               </w:rPr>
-              <w:t>계면</w:t>
+              <w:t>열</w:t>
             </w:r>
           </w:p>
         </w:tc>
@@ -6875,7 +6875,7 @@
               <w:rPr>
                 <w:sz w:val="15"/>
               </w:rPr>
-              <w:t>161종</w:t>
+              <w:t>162종</w:t>
             </w:r>
           </w:p>
         </w:tc>
@@ -6889,7 +6889,7 @@
               <w:rPr>
                 <w:sz w:val="15"/>
               </w:rPr>
-              <w:t>29.6%  ████········</w:t>
+              <w:t>29.8%  ████········</w:t>
             </w:r>
           </w:p>
         </w:tc>
@@ -6903,7 +6903,7 @@
               <w:rPr>
                 <w:sz w:val="15"/>
               </w:rPr>
-              <w:t>477건</w:t>
+              <w:t>285건</w:t>
             </w:r>
           </w:p>
         </w:tc>
@@ -6919,7 +6919,7 @@
               <w:rPr>
                 <w:sz w:val="15"/>
               </w:rPr>
-              <w:t>Prony 완화시간</w:t>
+              <w:t>박리강도</w:t>
             </w:r>
           </w:p>
         </w:tc>
@@ -6933,7 +6933,7 @@
               <w:rPr>
                 <w:sz w:val="15"/>
               </w:rPr>
-              <w:t>기계</w:t>
+              <w:t>계면</w:t>
             </w:r>
           </w:p>
         </w:tc>
@@ -6947,7 +6947,7 @@
               <w:rPr>
                 <w:sz w:val="15"/>
               </w:rPr>
-              <w:t>154종</w:t>
+              <w:t>161종</w:t>
             </w:r>
           </w:p>
         </w:tc>
@@ -6961,7 +6961,7 @@
               <w:rPr>
                 <w:sz w:val="15"/>
               </w:rPr>
-              <w:t>28.3%  ███·········</w:t>
+              <w:t>29.6%  ████········</w:t>
             </w:r>
           </w:p>
         </w:tc>
@@ -6975,7 +6975,7 @@
               <w:rPr>
                 <w:sz w:val="15"/>
               </w:rPr>
-              <w:t>1259건</w:t>
+              <w:t>477건</w:t>
             </w:r>
           </w:p>
         </w:tc>
@@ -6991,7 +6991,7 @@
               <w:rPr>
                 <w:sz w:val="15"/>
               </w:rPr>
-              <w:t>손실계수</w:t>
+              <w:t>Prony 완화시간</w:t>
             </w:r>
           </w:p>
         </w:tc>
@@ -7005,7 +7005,7 @@
               <w:rPr>
                 <w:sz w:val="15"/>
               </w:rPr>
-              <w:t>전기</w:t>
+              <w:t>기계</w:t>
             </w:r>
           </w:p>
         </w:tc>
@@ -7019,7 +7019,7 @@
               <w:rPr>
                 <w:sz w:val="15"/>
               </w:rPr>
-              <w:t>135종</w:t>
+              <w:t>154종</w:t>
             </w:r>
           </w:p>
         </w:tc>
@@ -7033,7 +7033,7 @@
               <w:rPr>
                 <w:sz w:val="15"/>
               </w:rPr>
-              <w:t>24.8%  ███·········</w:t>
+              <w:t>28.3%  ███·········</w:t>
             </w:r>
           </w:p>
         </w:tc>
@@ -7047,7 +7047,7 @@
               <w:rPr>
                 <w:sz w:val="15"/>
               </w:rPr>
-              <w:t>264건</w:t>
+              <w:t>1259건</w:t>
             </w:r>
           </w:p>
         </w:tc>
@@ -7063,7 +7063,7 @@
               <w:rPr>
                 <w:sz w:val="15"/>
               </w:rPr>
-              <w:t>포화수분흡수율</w:t>
+              <w:t>손실계수</w:t>
             </w:r>
           </w:p>
         </w:tc>
@@ -7077,7 +7077,7 @@
               <w:rPr>
                 <w:sz w:val="15"/>
               </w:rPr>
-              <w:t>화학</w:t>
+              <w:t>전기</w:t>
             </w:r>
           </w:p>
         </w:tc>
@@ -7091,7 +7091,7 @@
               <w:rPr>
                 <w:sz w:val="15"/>
               </w:rPr>
-              <w:t>132종</w:t>
+              <w:t>135종</w:t>
             </w:r>
           </w:p>
         </w:tc>
@@ -7105,7 +7105,7 @@
               <w:rPr>
                 <w:sz w:val="15"/>
               </w:rPr>
-              <w:t>24.3%  ███·········</w:t>
+              <w:t>24.8%  ███·········</w:t>
             </w:r>
           </w:p>
         </w:tc>
@@ -7119,7 +7119,7 @@
               <w:rPr>
                 <w:sz w:val="15"/>
               </w:rPr>
-              <w:t>139건</w:t>
+              <w:t>264건</w:t>
             </w:r>
           </w:p>
         </w:tc>
@@ -8795,7 +8795,7 @@
               <w:rPr>
                 <w:sz w:val="16"/>
               </w:rPr>
-              <w:t>9,065건</w:t>
+              <w:t>9,347건</w:t>
             </w:r>
           </w:p>
         </w:tc>
@@ -8809,7 +8809,7 @@
               <w:rPr>
                 <w:sz w:val="16"/>
               </w:rPr>
-              <w:t>63종</w:t>
+              <w:t>66종</w:t>
             </w:r>
           </w:p>
         </w:tc>
@@ -9518,7 +9518,7 @@
               <w:rPr>
                 <w:sz w:val="16"/>
               </w:rPr>
-              <w:t>9,523건</w:t>
+              <w:t>9,707건</w:t>
             </w:r>
           </w:p>
         </w:tc>
@@ -9532,7 +9532,7 @@
               <w:rPr>
                 <w:sz w:val="16"/>
               </w:rPr>
-              <w:t>31.7</w:t>
+              <w:t>32.4</w:t>
             </w:r>
           </w:p>
         </w:tc>
@@ -9576,7 +9576,7 @@
               <w:rPr>
                 <w:sz w:val="16"/>
               </w:rPr>
-              <w:t>3,168건</w:t>
+              <w:t>3,179건</w:t>
             </w:r>
           </w:p>
         </w:tc>
@@ -9590,7 +9590,7 @@
               <w:rPr>
                 <w:sz w:val="16"/>
               </w:rPr>
-              <w:t>39.6</w:t>
+              <w:t>39.7</w:t>
             </w:r>
           </w:p>
         </w:tc>
@@ -9634,7 +9634,7 @@
               <w:rPr>
                 <w:sz w:val="16"/>
               </w:rPr>
-              <w:t>4,539건</w:t>
+              <w:t>4,557건</w:t>
             </w:r>
           </w:p>
         </w:tc>
@@ -9648,7 +9648,7 @@
               <w:rPr>
                 <w:sz w:val="16"/>
               </w:rPr>
-              <w:t>63.0</w:t>
+              <w:t>63.3</w:t>
             </w:r>
           </w:p>
         </w:tc>
@@ -9692,7 +9692,7 @@
               <w:rPr>
                 <w:sz w:val="16"/>
               </w:rPr>
-              <w:t>1,612건</w:t>
+              <w:t>1,638건</w:t>
             </w:r>
           </w:p>
         </w:tc>
@@ -9706,7 +9706,7 @@
               <w:rPr>
                 <w:sz w:val="16"/>
               </w:rPr>
-              <w:t>35.0</w:t>
+              <w:t>35.6</w:t>
             </w:r>
           </w:p>
         </w:tc>
@@ -9750,7 +9750,7 @@
               <w:rPr>
                 <w:sz w:val="16"/>
               </w:rPr>
-              <w:t>794건</w:t>
+              <w:t>826건</w:t>
             </w:r>
           </w:p>
         </w:tc>
@@ -9764,7 +9764,7 @@
               <w:rPr>
                 <w:sz w:val="16"/>
               </w:rPr>
-              <w:t>33.1</w:t>
+              <w:t>34.4</w:t>
             </w:r>
           </w:p>
         </w:tc>
@@ -9808,7 +9808,7 @@
               <w:rPr>
                 <w:sz w:val="16"/>
               </w:rPr>
-              <w:t>635건</w:t>
+              <w:t>646건</w:t>
             </w:r>
           </w:p>
         </w:tc>
@@ -9822,7 +9822,7 @@
               <w:rPr>
                 <w:sz w:val="16"/>
               </w:rPr>
-              <w:t>28.9</w:t>
+              <w:t>29.4</w:t>
             </w:r>
           </w:p>
         </w:tc>
@@ -9968,7 +9968,7 @@
               <w:rPr>
                 <w:sz w:val="16"/>
               </w:rPr>
-              <w:t>9,511</w:t>
+              <w:t>9,512</w:t>
             </w:r>
           </w:p>
         </w:tc>
@@ -9982,7 +9982,7 @@
               <w:rPr>
                 <w:sz w:val="16"/>
               </w:rPr>
-              <w:t>46.9%</w:t>
+              <w:t>46.3%</w:t>
             </w:r>
           </w:p>
         </w:tc>
@@ -10040,7 +10040,7 @@
               <w:rPr>
                 <w:sz w:val="16"/>
               </w:rPr>
-              <w:t>8.1%</w:t>
+              <w:t>8.0%</w:t>
             </w:r>
           </w:p>
         </w:tc>
@@ -10084,7 +10084,7 @@
               <w:rPr>
                 <w:sz w:val="16"/>
               </w:rPr>
-              <w:t>5,119</w:t>
+              <w:t>5,197</w:t>
             </w:r>
           </w:p>
         </w:tc>
@@ -10142,7 +10142,7 @@
               <w:rPr>
                 <w:sz w:val="16"/>
               </w:rPr>
-              <w:t>4,003</w:t>
+              <w:t>4,206</w:t>
             </w:r>
           </w:p>
         </w:tc>
@@ -10156,7 +10156,7 @@
               <w:rPr>
                 <w:sz w:val="16"/>
               </w:rPr>
-              <w:t>19.7%</w:t>
+              <w:t>20.5%</w:t>
             </w:r>
           </w:p>
         </w:tc>
@@ -10172,7 +10172,7 @@
           <w:b w:val="0"/>
           <w:sz w:val="19"/>
         </w:rPr>
-        <w:t>가정값 3,910건은 조건에 assumption 표지가 붙어 UI·카드에 “가정”으로 표시된다. 대표값 선택에서 실측에 밀리므로, 나중에 실측이 들어오면 자동으로 대체된다.</w:t>
+        <w:t>가정값 4,113건은 조건에 assumption 표지가 붙어 UI·카드에 “가정”으로 표시된다. 대표값 선택에서 실측에 밀리므로, 나중에 실측이 들어오면 자동으로 대체된다.</w:t>
       </w:r>
     </w:p>
     <w:p>
@@ -10285,7 +10285,7 @@
               <w:rPr>
                 <w:sz w:val="16"/>
               </w:rPr>
-              <w:t>671</w:t>
+              <w:t>674</w:t>
             </w:r>
           </w:p>
         </w:tc>
@@ -10623,7 +10623,7 @@
               <w:rPr>
                 <w:sz w:val="15"/>
               </w:rPr>
-              <w:t>낙하·충격 준비율 35.3%</w:t>
+              <w:t>낙하·충격 준비율 64.7%</w:t>
             </w:r>
           </w:p>
         </w:tc>

--- a/MaterialTwin_물성확보현황_해석가능성.docx
+++ b/MaterialTwin_물성확보현황_해석가능성.docx
@@ -31,7 +31,7 @@
           <w:color w:val="606060"/>
           <w:sz w:val="18"/>
         </w:rPr>
-        <w:t>2026-08-10 · 재료 544종 · 물성값 20,553건 · 출처 2,071건 · 물성 정의 158종</w:t>
+        <w:t>2026-08-10 · 재료 544종 · 물성값 20,600건 · 출처 2,079건 · 물성 정의 158종</w:t>
       </w:r>
     </w:p>
     <w:p/>
@@ -52,7 +52,7 @@
           <w:b/>
           <w:sz w:val="22"/>
         </w:rPr>
-        <w:t>13개 해석이 요구하는 (재료 × 필수물성) 격자 14,482칸 중 13,815칸이 채워졌다 — 전체 95.4%.</w:t>
+        <w:t>13개 해석이 요구하는 (재료 × 필수물성) 격자 14,482칸 중 13,852칸이 채워졌다 — 전체 95.6%.</w:t>
       </w:r>
     </w:p>
     <w:p>
@@ -542,7 +542,7 @@
               <w:rPr>
                 <w:sz w:val="15"/>
               </w:rPr>
-              <w:t>2400/2720</w:t>
+              <w:t>2407/2720</w:t>
             </w:r>
           </w:p>
         </w:tc>
@@ -556,7 +556,7 @@
               <w:rPr>
                 <w:sz w:val="15"/>
               </w:rPr>
-              <w:t>88.2%  █████████·</w:t>
+              <w:t>88.5%  █████████·</w:t>
             </w:r>
           </w:p>
         </w:tc>
@@ -570,7 +570,7 @@
               <w:rPr>
                 <w:sz w:val="15"/>
               </w:rPr>
-              <w:t>46.8%</w:t>
+              <w:t>46.9%</w:t>
             </w:r>
           </w:p>
         </w:tc>
@@ -584,7 +584,7 @@
               <w:rPr>
                 <w:sz w:val="15"/>
               </w:rPr>
-              <w:t>352  (64.7%)</w:t>
+              <w:t>356  (65.4%)</w:t>
             </w:r>
           </w:p>
         </w:tc>
@@ -598,7 +598,7 @@
               <w:rPr>
                 <w:sz w:val="15"/>
               </w:rPr>
-              <w:t>yield_strength | tensile_strength+el — 162종</w:t>
+              <w:t>cowper_symonds_c | cowper_symonds_p  — 156종</w:t>
             </w:r>
           </w:p>
         </w:tc>
@@ -842,7 +842,7 @@
               <w:rPr>
                 <w:sz w:val="15"/>
               </w:rPr>
-              <w:t>714/740</w:t>
+              <w:t>718/740</w:t>
             </w:r>
           </w:p>
         </w:tc>
@@ -856,7 +856,7 @@
               <w:rPr>
                 <w:sz w:val="15"/>
               </w:rPr>
-              <w:t>96.5%  ██████████</w:t>
+              <w:t>97.0%  ██████████</w:t>
             </w:r>
           </w:p>
         </w:tc>
@@ -870,7 +870,7 @@
               <w:rPr>
                 <w:sz w:val="15"/>
               </w:rPr>
-              <w:t>56.6%</w:t>
+              <w:t>57.2%</w:t>
             </w:r>
           </w:p>
         </w:tc>
@@ -884,7 +884,7 @@
               <w:rPr>
                 <w:sz w:val="15"/>
               </w:rPr>
-              <w:t>159  (85.9%)</w:t>
+              <w:t>163  (88.1%)</w:t>
             </w:r>
           </w:p>
         </w:tc>
@@ -898,7 +898,7 @@
               <w:rPr>
                 <w:sz w:val="15"/>
               </w:rPr>
-              <w:t>prony_relaxation_time | prony_tensil — 26종</w:t>
+              <w:t>prony_relaxation_time | prony_tensil — 22종</w:t>
             </w:r>
           </w:p>
         </w:tc>
@@ -1342,7 +1342,7 @@
               <w:rPr>
                 <w:sz w:val="15"/>
               </w:rPr>
-              <w:t>511/544</w:t>
+              <w:t>532/544</w:t>
             </w:r>
           </w:p>
         </w:tc>
@@ -1356,7 +1356,7 @@
               <w:rPr>
                 <w:sz w:val="15"/>
               </w:rPr>
-              <w:t>93.9%  █████████·</w:t>
+              <w:t>97.8%  ██████████</w:t>
             </w:r>
           </w:p>
         </w:tc>
@@ -1370,7 +1370,7 @@
               <w:rPr>
                 <w:sz w:val="15"/>
               </w:rPr>
-              <w:t>69.3%</w:t>
+              <w:t>73.2%</w:t>
             </w:r>
           </w:p>
         </w:tc>
@@ -1384,7 +1384,7 @@
               <w:rPr>
                 <w:sz w:val="15"/>
               </w:rPr>
-              <w:t>511  (93.9%)</w:t>
+              <w:t>532  (97.8%)</w:t>
             </w:r>
           </w:p>
         </w:tc>
@@ -1398,7 +1398,7 @@
               <w:rPr>
                 <w:sz w:val="15"/>
               </w:rPr>
-              <w:t>dielectric_constant | resistivity_vo — 33종</w:t>
+              <w:t>dielectric_constant | resistivity_vo — 12종</w:t>
             </w:r>
           </w:p>
         </w:tc>
@@ -1642,7 +1642,7 @@
               <w:rPr>
                 <w:sz w:val="15"/>
               </w:rPr>
-              <w:t>72/79</w:t>
+              <w:t>77/79</w:t>
             </w:r>
           </w:p>
         </w:tc>
@@ -1656,7 +1656,7 @@
               <w:rPr>
                 <w:sz w:val="15"/>
               </w:rPr>
-              <w:t>91.1%  █████████·</w:t>
+              <w:t>97.5%  ██████████</w:t>
             </w:r>
           </w:p>
         </w:tc>
@@ -1670,7 +1670,7 @@
               <w:rPr>
                 <w:sz w:val="15"/>
               </w:rPr>
-              <w:t>75.9%</w:t>
+              <w:t>82.3%</w:t>
             </w:r>
           </w:p>
         </w:tc>
@@ -1684,7 +1684,7 @@
               <w:rPr>
                 <w:sz w:val="15"/>
               </w:rPr>
-              <w:t>72  (91.1%)</w:t>
+              <w:t>77  (97.5%)</w:t>
             </w:r>
           </w:p>
         </w:tc>
@@ -1698,7 +1698,7 @@
               <w:rPr>
                 <w:sz w:val="15"/>
               </w:rPr>
-              <w:t>gas_permeability_o2 | gas_solubility — 7종</w:t>
+              <w:t>gas_permeability_o2 | gas_solubility — 2종</w:t>
             </w:r>
           </w:p>
         </w:tc>
@@ -1714,7 +1714,7 @@
           <w:b/>
           <w:sz w:val="19"/>
         </w:rPr>
-        <w:t>**실측기반**은 tier4(가정·계산)를 뺀 값이다. 두 열의 차이 약 5,182칸이 가정값으로 채워진 부분이다. 해석을 돌리기 위해 칸을 닫는 것과, 그 값이 실측에 근거하는 것은 다른 문제다 — 둘을 나란히 둔다.</w:t>
+        <w:t>**실측기반**은 tier4(가정·계산)를 뺀 값이다. 두 열의 차이 약 5,186칸이 가정값으로 채워진 부분이다. 해석을 돌리기 위해 칸을 닫는 것과, 그 값이 실측에 근거하는 것은 다른 문제다 — 둘을 나란히 둔다.</w:t>
       </w:r>
     </w:p>
     <w:p>
@@ -1813,7 +1813,7 @@
               <w:rPr>
                 <w:sz w:val="16"/>
               </w:rPr>
-              <w:t>산소소광-발광체 100.0% · 열전달·방열 99.8% · 구조·강성 99.6% · 열응력·워피지 99.6% · 초탄성(실링·완충) 95.7% · 전기·EMI 93.9% · 산소확산-매트릭스 91.1% · 결로(표면) 89.2% · 결로(투습) 86.1% · 폴더블 벤딩 85.9% · 접착·박리 76.2% · 낙하·충격 64.7%</w:t>
+              <w:t>산소소광-발광체 100.0% · 열전달·방열 99.8% · 구조·강성 99.6% · 열응력·워피지 99.6% · 전기·EMI 97.8% · 산소확산-매트릭스 97.5% · 초탄성(실링·완충) 95.7% · 결로(표면) 89.2% · 폴더블 벤딩 88.1% · 결로(투습) 86.1% · 접착·박리 76.2% · 낙하·충격 65.4%</w:t>
             </w:r>
           </w:p>
         </w:tc>
@@ -2399,7 +2399,7 @@
               <w:rPr>
                 <w:sz w:val="16"/>
               </w:rPr>
-              <w:t>2400/2720  (88.2%)</w:t>
+              <w:t>2407/2720  (88.5%)</w:t>
             </w:r>
           </w:p>
         </w:tc>
@@ -2413,7 +2413,7 @@
               <w:rPr>
                 <w:sz w:val="16"/>
               </w:rPr>
-              <w:t>46.8%</w:t>
+              <w:t>46.9%</w:t>
             </w:r>
           </w:p>
         </w:tc>
@@ -2427,7 +2427,7 @@
               <w:rPr>
                 <w:sz w:val="16"/>
               </w:rPr>
-              <w:t>352종  (64.7%)</w:t>
+              <w:t>356종  (65.4%)</w:t>
             </w:r>
           </w:p>
         </w:tc>
@@ -2514,7 +2514,7 @@
               <w:rPr>
                 <w:sz w:val="16"/>
               </w:rPr>
-              <w:t>yield_strength | tensile_strength+elongation_at_break</w:t>
+              <w:t>cowper_symonds_c | cowper_symonds_p | dynamic_increase_factor | yield_</w:t>
             </w:r>
           </w:p>
         </w:tc>
@@ -2528,7 +2528,7 @@
               <w:rPr>
                 <w:sz w:val="16"/>
               </w:rPr>
-              <w:t>162종</w:t>
+              <w:t>156종</w:t>
             </w:r>
           </w:p>
         </w:tc>
@@ -2544,7 +2544,7 @@
               <w:rPr>
                 <w:sz w:val="16"/>
               </w:rPr>
-              <w:t>cowper_symonds_c | cowper_symonds_p | dynamic_increase_factor | yield_</w:t>
+              <w:t>yield_strength | tensile_strength+elongation_at_break</w:t>
             </w:r>
           </w:p>
         </w:tc>
@@ -2558,7 +2558,7 @@
               <w:rPr>
                 <w:sz w:val="16"/>
               </w:rPr>
-              <w:t>156종</w:t>
+              <w:t>155종</w:t>
             </w:r>
           </w:p>
         </w:tc>
@@ -3305,7 +3305,7 @@
               <w:rPr>
                 <w:sz w:val="16"/>
               </w:rPr>
-              <w:t>714/740  (96.5%)</w:t>
+              <w:t>718/740  (97.0%)</w:t>
             </w:r>
           </w:p>
         </w:tc>
@@ -3319,7 +3319,7 @@
               <w:rPr>
                 <w:sz w:val="16"/>
               </w:rPr>
-              <w:t>56.6%</w:t>
+              <w:t>57.2%</w:t>
             </w:r>
           </w:p>
         </w:tc>
@@ -3333,7 +3333,7 @@
               <w:rPr>
                 <w:sz w:val="16"/>
               </w:rPr>
-              <w:t>159종  (85.9%)</w:t>
+              <w:t>163종  (88.1%)</w:t>
             </w:r>
           </w:p>
         </w:tc>
@@ -3347,7 +3347,7 @@
               <w:rPr>
                 <w:sz w:val="16"/>
               </w:rPr>
-              <w:t>33종  (17.8%)</w:t>
+              <w:t>34종  (18.4%)</w:t>
             </w:r>
           </w:p>
         </w:tc>
@@ -3434,7 +3434,7 @@
               <w:rPr>
                 <w:sz w:val="16"/>
               </w:rPr>
-              <w:t>26종</w:t>
+              <w:t>22종</w:t>
             </w:r>
           </w:p>
         </w:tc>
@@ -4695,7 +4695,7 @@
               <w:rPr>
                 <w:sz w:val="16"/>
               </w:rPr>
-              <w:t>511/544  (93.9%)</w:t>
+              <w:t>532/544  (97.8%)</w:t>
             </w:r>
           </w:p>
         </w:tc>
@@ -4709,7 +4709,7 @@
               <w:rPr>
                 <w:sz w:val="16"/>
               </w:rPr>
-              <w:t>69.3%</w:t>
+              <w:t>73.2%</w:t>
             </w:r>
           </w:p>
         </w:tc>
@@ -4723,7 +4723,7 @@
               <w:rPr>
                 <w:sz w:val="16"/>
               </w:rPr>
-              <w:t>511종  (93.9%)</w:t>
+              <w:t>532종  (97.8%)</w:t>
             </w:r>
           </w:p>
         </w:tc>
@@ -4737,7 +4737,7 @@
               <w:rPr>
                 <w:sz w:val="16"/>
               </w:rPr>
-              <w:t>377종  (69.3%)</w:t>
+              <w:t>398종  (73.2%)</w:t>
             </w:r>
           </w:p>
         </w:tc>
@@ -4824,7 +4824,7 @@
               <w:rPr>
                 <w:sz w:val="16"/>
               </w:rPr>
-              <w:t>33종</w:t>
+              <w:t>12종</w:t>
             </w:r>
           </w:p>
         </w:tc>
@@ -5424,7 +5424,7 @@
               <w:rPr>
                 <w:sz w:val="16"/>
               </w:rPr>
-              <w:t>72/79  (91.1%)</w:t>
+              <w:t>77/79  (97.5%)</w:t>
             </w:r>
           </w:p>
         </w:tc>
@@ -5438,7 +5438,7 @@
               <w:rPr>
                 <w:sz w:val="16"/>
               </w:rPr>
-              <w:t>75.9%</w:t>
+              <w:t>82.3%</w:t>
             </w:r>
           </w:p>
         </w:tc>
@@ -5452,7 +5452,7 @@
               <w:rPr>
                 <w:sz w:val="16"/>
               </w:rPr>
-              <w:t>72종  (91.1%)</w:t>
+              <w:t>77종  (97.5%)</w:t>
             </w:r>
           </w:p>
         </w:tc>
@@ -5466,7 +5466,7 @@
               <w:rPr>
                 <w:sz w:val="16"/>
               </w:rPr>
-              <w:t>60종  (75.9%)</w:t>
+              <w:t>65종  (82.3%)</w:t>
             </w:r>
           </w:p>
         </w:tc>
@@ -5553,7 +5553,7 @@
               <w:rPr>
                 <w:sz w:val="16"/>
               </w:rPr>
-              <w:t>7종</w:t>
+              <w:t>2종</w:t>
             </w:r>
           </w:p>
         </w:tc>
@@ -6155,7 +6155,7 @@
               <w:rPr>
                 <w:sz w:val="15"/>
               </w:rPr>
-              <w:t>388종</w:t>
+              <w:t>409종</w:t>
             </w:r>
           </w:p>
         </w:tc>
@@ -6169,7 +6169,7 @@
               <w:rPr>
                 <w:sz w:val="15"/>
               </w:rPr>
-              <w:t>71.3%  █████████···</w:t>
+              <w:t>75.2%  █████████···</w:t>
             </w:r>
           </w:p>
         </w:tc>
@@ -6183,7 +6183,7 @@
               <w:rPr>
                 <w:sz w:val="15"/>
               </w:rPr>
-              <w:t>653건</w:t>
+              <w:t>674건</w:t>
             </w:r>
           </w:p>
         </w:tc>
@@ -6299,7 +6299,7 @@
               <w:rPr>
                 <w:sz w:val="15"/>
               </w:rPr>
-              <w:t>346종</w:t>
+              <w:t>351종</w:t>
             </w:r>
           </w:p>
         </w:tc>
@@ -6313,7 +6313,7 @@
               <w:rPr>
                 <w:sz w:val="15"/>
               </w:rPr>
-              <w:t>63.6%  ████████····</w:t>
+              <w:t>64.5%  ████████····</w:t>
             </w:r>
           </w:p>
         </w:tc>
@@ -6327,7 +6327,7 @@
               <w:rPr>
                 <w:sz w:val="15"/>
               </w:rPr>
-              <w:t>695건</w:t>
+              <w:t>702건</w:t>
             </w:r>
           </w:p>
         </w:tc>
@@ -6443,7 +6443,7 @@
               <w:rPr>
                 <w:sz w:val="15"/>
               </w:rPr>
-              <w:t>312종</w:t>
+              <w:t>319종</w:t>
             </w:r>
           </w:p>
         </w:tc>
@@ -6457,7 +6457,7 @@
               <w:rPr>
                 <w:sz w:val="15"/>
               </w:rPr>
-              <w:t>57.4%  ███████·····</w:t>
+              <w:t>58.6%  ███████·····</w:t>
             </w:r>
           </w:p>
         </w:tc>
@@ -6471,7 +6471,7 @@
               <w:rPr>
                 <w:sz w:val="15"/>
               </w:rPr>
-              <w:t>554건</w:t>
+              <w:t>563건</w:t>
             </w:r>
           </w:p>
         </w:tc>
@@ -7091,7 +7091,7 @@
               <w:rPr>
                 <w:sz w:val="15"/>
               </w:rPr>
-              <w:t>135종</w:t>
+              <w:t>136종</w:t>
             </w:r>
           </w:p>
         </w:tc>
@@ -7105,7 +7105,7 @@
               <w:rPr>
                 <w:sz w:val="15"/>
               </w:rPr>
-              <w:t>24.8%  ███·········</w:t>
+              <w:t>25.0%  ███·········</w:t>
             </w:r>
           </w:p>
         </w:tc>
@@ -7119,7 +7119,7 @@
               <w:rPr>
                 <w:sz w:val="15"/>
               </w:rPr>
-              <w:t>264건</w:t>
+              <w:t>265건</w:t>
             </w:r>
           </w:p>
         </w:tc>
@@ -8795,7 +8795,7 @@
               <w:rPr>
                 <w:sz w:val="16"/>
               </w:rPr>
-              <w:t>9,347건</w:t>
+              <w:t>9,367건</w:t>
             </w:r>
           </w:p>
         </w:tc>
@@ -8809,7 +8809,7 @@
               <w:rPr>
                 <w:sz w:val="16"/>
               </w:rPr>
-              <w:t>66종</w:t>
+              <w:t>67종</w:t>
             </w:r>
           </w:p>
         </w:tc>
@@ -8911,7 +8911,7 @@
               <w:rPr>
                 <w:sz w:val="16"/>
               </w:rPr>
-              <w:t>1,871건</w:t>
+              <w:t>1,876건</w:t>
             </w:r>
           </w:p>
         </w:tc>
@@ -8925,7 +8925,7 @@
               <w:rPr>
                 <w:sz w:val="16"/>
               </w:rPr>
-              <w:t>114종</w:t>
+              <w:t>115종</w:t>
             </w:r>
           </w:p>
         </w:tc>
@@ -8969,7 +8969,7 @@
               <w:rPr>
                 <w:sz w:val="16"/>
               </w:rPr>
-              <w:t>1,681건</w:t>
+              <w:t>1,703건</w:t>
             </w:r>
           </w:p>
         </w:tc>
@@ -8983,7 +8983,7 @@
               <w:rPr>
                 <w:sz w:val="16"/>
               </w:rPr>
-              <w:t>98종</w:t>
+              <w:t>100종</w:t>
             </w:r>
           </w:p>
         </w:tc>
@@ -9518,7 +9518,7 @@
               <w:rPr>
                 <w:sz w:val="16"/>
               </w:rPr>
-              <w:t>9,707건</w:t>
+              <w:t>9,740건</w:t>
             </w:r>
           </w:p>
         </w:tc>
@@ -9532,7 +9532,7 @@
               <w:rPr>
                 <w:sz w:val="16"/>
               </w:rPr>
-              <w:t>32.4</w:t>
+              <w:t>32.5</w:t>
             </w:r>
           </w:p>
         </w:tc>
@@ -9576,7 +9576,7 @@
               <w:rPr>
                 <w:sz w:val="16"/>
               </w:rPr>
-              <w:t>3,179건</w:t>
+              <w:t>3,180건</w:t>
             </w:r>
           </w:p>
         </w:tc>
@@ -9590,7 +9590,7 @@
               <w:rPr>
                 <w:sz w:val="16"/>
               </w:rPr>
-              <w:t>39.7</w:t>
+              <w:t>39.8</w:t>
             </w:r>
           </w:p>
         </w:tc>
@@ -9634,7 +9634,7 @@
               <w:rPr>
                 <w:sz w:val="16"/>
               </w:rPr>
-              <w:t>4,557건</w:t>
+              <w:t>4,569건</w:t>
             </w:r>
           </w:p>
         </w:tc>
@@ -9648,7 +9648,7 @@
               <w:rPr>
                 <w:sz w:val="16"/>
               </w:rPr>
-              <w:t>63.3</w:t>
+              <w:t>63.5</w:t>
             </w:r>
           </w:p>
         </w:tc>
@@ -9692,7 +9692,7 @@
               <w:rPr>
                 <w:sz w:val="16"/>
               </w:rPr>
-              <w:t>1,638건</w:t>
+              <w:t>1,639건</w:t>
             </w:r>
           </w:p>
         </w:tc>
@@ -9982,7 +9982,7 @@
               <w:rPr>
                 <w:sz w:val="16"/>
               </w:rPr>
-              <w:t>46.3%</w:t>
+              <w:t>46.2%</w:t>
             </w:r>
           </w:p>
         </w:tc>
@@ -10084,7 +10084,7 @@
               <w:rPr>
                 <w:sz w:val="16"/>
               </w:rPr>
-              <w:t>5,197</w:t>
+              <w:t>5,234</w:t>
             </w:r>
           </w:p>
         </w:tc>
@@ -10098,7 +10098,7 @@
               <w:rPr>
                 <w:sz w:val="16"/>
               </w:rPr>
-              <w:t>25.3%</w:t>
+              <w:t>25.4%</w:t>
             </w:r>
           </w:p>
         </w:tc>
@@ -10142,7 +10142,7 @@
               <w:rPr>
                 <w:sz w:val="16"/>
               </w:rPr>
-              <w:t>4,206</w:t>
+              <w:t>4,216</w:t>
             </w:r>
           </w:p>
         </w:tc>
@@ -10172,7 +10172,7 @@
           <w:b w:val="0"/>
           <w:sz w:val="19"/>
         </w:rPr>
-        <w:t>가정값 4,113건은 조건에 assumption 표지가 붙어 UI·카드에 “가정”으로 표시된다. 대표값 선택에서 실측에 밀리므로, 나중에 실측이 들어오면 자동으로 대체된다.</w:t>
+        <w:t>가정값 4,123건은 조건에 assumption 표지가 붙어 UI·카드에 “가정”으로 표시된다. 대표값 선택에서 실측에 밀리므로, 나중에 실측이 들어오면 자동으로 대체된다.</w:t>
       </w:r>
     </w:p>
     <w:p>
@@ -10255,7 +10255,7 @@
               <w:rPr>
                 <w:sz w:val="16"/>
               </w:rPr>
-              <w:t>880</w:t>
+              <w:t>883</w:t>
             </w:r>
           </w:p>
         </w:tc>
@@ -10285,7 +10285,7 @@
               <w:rPr>
                 <w:sz w:val="16"/>
               </w:rPr>
-              <w:t>674</w:t>
+              <w:t>678</w:t>
             </w:r>
           </w:p>
         </w:tc>
@@ -10315,7 +10315,7 @@
               <w:rPr>
                 <w:sz w:val="16"/>
               </w:rPr>
-              <w:t>307</w:t>
+              <w:t>308</w:t>
             </w:r>
           </w:p>
         </w:tc>
@@ -10623,7 +10623,7 @@
               <w:rPr>
                 <w:sz w:val="15"/>
               </w:rPr>
-              <w:t>낙하·충격 준비율 64.7%</w:t>
+              <w:t>낙하·충격 준비율 65.4%</w:t>
             </w:r>
           </w:p>
         </w:tc>
@@ -10739,7 +10739,7 @@
               <w:rPr>
                 <w:sz w:val="15"/>
               </w:rPr>
-              <w:t>폴더블 벤딩 준비율 85.9%</w:t>
+              <w:t>폴더블 벤딩 준비율 88.1%</w:t>
             </w:r>
           </w:p>
         </w:tc>
@@ -10913,7 +10913,7 @@
               <w:rPr>
                 <w:sz w:val="15"/>
               </w:rPr>
-              <w:t>산소소광-발광체 준비율 100.0% · 산소확산-매트릭스 준비율 91.1%</w:t>
+              <w:t>산소소광-발광체 준비율 100.0% · 산소확산-매트릭스 준비율 97.5%</w:t>
             </w:r>
           </w:p>
         </w:tc>

--- a/MaterialTwin_물성확보현황_해석가능성.docx
+++ b/MaterialTwin_물성확보현황_해석가능성.docx
@@ -31,7 +31,7 @@
           <w:color w:val="606060"/>
           <w:sz w:val="18"/>
         </w:rPr>
-        <w:t>2026-08-10 · 재료 544종 · 물성값 20,600건 · 출처 2,079건 · 물성 정의 158종</w:t>
+        <w:t>2026-08-10 · 재료 544종 · 물성값 20,742건 · 출처 2,092건 · 물성 정의 161종</w:t>
       </w:r>
     </w:p>
     <w:p/>
@@ -52,7 +52,7 @@
           <w:b/>
           <w:sz w:val="22"/>
         </w:rPr>
-        <w:t>13개 해석이 요구하는 (재료 × 필수물성) 격자 14,482칸 중 13,852칸이 채워졌다 — 전체 95.6%.</w:t>
+        <w:t>13개 해석이 요구하는 (재료 × 필수물성) 격자 14,478칸 중 13,915칸이 채워졌다 — 전체 96.1%.</w:t>
       </w:r>
     </w:p>
     <w:p>
@@ -269,7 +269,7 @@
           <w:b/>
           <w:sz w:val="19"/>
         </w:rPr>
-        <w:t>셀 채움률이 높아도 재료 준비율은 낮을 수 있다. 재료마다 비어 있는 칸이 다르면 그렇게 된다 — 피로·수명이 정확히 그 경우다(셀 81.1% vs 준비 43.4%). **수집 진척과 해석 가능성을 같은 숫자로 말하면 안 된다.**</w:t>
+        <w:t>셀 채움률이 높아도 재료 준비율은 낮을 수 있다. 재료마다 비어 있는 칸이 다르면 그렇게 된다 — 피로·수명이 정확히 그 경우다(셀 84.2% vs 준비 52.5%). **수집 진척과 해석 가능성을 같은 숫자로 말하면 안 된다.**</w:t>
       </w:r>
     </w:p>
     <w:p>
@@ -542,7 +542,7 @@
               <w:rPr>
                 <w:sz w:val="15"/>
               </w:rPr>
-              <w:t>2407/2720</w:t>
+              <w:t>2456/2720</w:t>
             </w:r>
           </w:p>
         </w:tc>
@@ -556,7 +556,7 @@
               <w:rPr>
                 <w:sz w:val="15"/>
               </w:rPr>
-              <w:t>88.5%  █████████·</w:t>
+              <w:t>90.3%  █████████·</w:t>
             </w:r>
           </w:p>
         </w:tc>
@@ -570,7 +570,7 @@
               <w:rPr>
                 <w:sz w:val="15"/>
               </w:rPr>
-              <w:t>46.9%</w:t>
+              <w:t>47.2%</w:t>
             </w:r>
           </w:p>
         </w:tc>
@@ -584,7 +584,7 @@
               <w:rPr>
                 <w:sz w:val="15"/>
               </w:rPr>
-              <w:t>356  (65.4%)</w:t>
+              <w:t>405  (74.4%)</w:t>
             </w:r>
           </w:p>
         </w:tc>
@@ -598,7 +598,7 @@
               <w:rPr>
                 <w:sz w:val="15"/>
               </w:rPr>
-              <w:t>cowper_symonds_c | cowper_symonds_p  — 156종</w:t>
+              <w:t>yield_strength | tensile_strength+el — 135종</w:t>
             </w:r>
           </w:p>
         </w:tc>
@@ -1028,7 +1028,7 @@
               <w:rPr>
                 <w:sz w:val="15"/>
               </w:rPr>
-              <w:t>418</w:t>
+              <w:t>417</w:t>
             </w:r>
           </w:p>
         </w:tc>
@@ -1042,7 +1042,7 @@
               <w:rPr>
                 <w:sz w:val="15"/>
               </w:rPr>
-              <w:t>1614/1672</w:t>
+              <w:t>1610/1668</w:t>
             </w:r>
           </w:p>
         </w:tc>
@@ -1070,7 +1070,7 @@
               <w:rPr>
                 <w:sz w:val="15"/>
               </w:rPr>
-              <w:t>60.0%</w:t>
+              <w:t>60.1%</w:t>
             </w:r>
           </w:p>
         </w:tc>
@@ -1084,7 +1084,7 @@
               <w:rPr>
                 <w:sz w:val="15"/>
               </w:rPr>
-              <w:t>360  (86.1%)</w:t>
+              <w:t>359  (86.1%)</w:t>
             </w:r>
           </w:p>
         </w:tc>
@@ -1442,7 +1442,7 @@
               <w:rPr>
                 <w:sz w:val="15"/>
               </w:rPr>
-              <w:t>482/594</w:t>
+              <w:t>500/594</w:t>
             </w:r>
           </w:p>
         </w:tc>
@@ -1456,7 +1456,7 @@
               <w:rPr>
                 <w:sz w:val="15"/>
               </w:rPr>
-              <w:t>81.1%  ████████··</w:t>
+              <w:t>84.2%  ████████··</w:t>
             </w:r>
           </w:p>
         </w:tc>
@@ -1470,7 +1470,7 @@
               <w:rPr>
                 <w:sz w:val="15"/>
               </w:rPr>
-              <w:t>70.4%</w:t>
+              <w:t>73.1%</w:t>
             </w:r>
           </w:p>
         </w:tc>
@@ -1484,7 +1484,7 @@
               <w:rPr>
                 <w:sz w:val="15"/>
               </w:rPr>
-              <w:t>86  (43.4%)</w:t>
+              <w:t>104  (52.5%)</w:t>
             </w:r>
           </w:p>
         </w:tc>
@@ -1498,7 +1498,7 @@
               <w:rPr>
                 <w:sz w:val="15"/>
               </w:rPr>
-              <w:t>fatigue_strength_coefficient | fatig — 112종</w:t>
+              <w:t>fatigue_strength_coefficient | fatig — 94종</w:t>
             </w:r>
           </w:p>
         </w:tc>
@@ -1714,7 +1714,7 @@
           <w:b/>
           <w:sz w:val="19"/>
         </w:rPr>
-        <w:t>**실측기반**은 tier4(가정·계산)를 뺀 값이다. 두 열의 차이 약 5,186칸이 가정값으로 채워진 부분이다. 해석을 돌리기 위해 칸을 닫는 것과, 그 값이 실측에 근거하는 것은 다른 문제다 — 둘을 나란히 둔다.</w:t>
+        <w:t>**실측기반**은 tier4(가정·계산)를 뺀 값이다. 두 열의 차이 약 5,226칸이 가정값으로 채워진 부분이다. 해석을 돌리기 위해 칸을 닫는 것과, 그 값이 실측에 근거하는 것은 다른 문제다 — 둘을 나란히 둔다.</w:t>
       </w:r>
     </w:p>
     <w:p>
@@ -1813,7 +1813,7 @@
               <w:rPr>
                 <w:sz w:val="16"/>
               </w:rPr>
-              <w:t>산소소광-발광체 100.0% · 열전달·방열 99.8% · 구조·강성 99.6% · 열응력·워피지 99.6% · 전기·EMI 97.8% · 산소확산-매트릭스 97.5% · 초탄성(실링·완충) 95.7% · 결로(표면) 89.2% · 폴더블 벤딩 88.1% · 결로(투습) 86.1% · 접착·박리 76.2% · 낙하·충격 65.4%</w:t>
+              <w:t>산소소광-발광체 100.0% · 열전달·방열 99.8% · 구조·강성 99.6% · 열응력·워피지 99.6% · 전기·EMI 97.8% · 산소확산-매트릭스 97.5% · 초탄성(실링·완충) 95.7% · 결로(표면) 89.2% · 폴더블 벤딩 88.1% · 결로(투습) 86.1% · 접착·박리 76.2% · 낙하·충격 74.4% · 피로·수명 52.5%</w:t>
             </w:r>
           </w:p>
         </w:tc>
@@ -1857,7 +1857,7 @@
               <w:rPr>
                 <w:sz w:val="16"/>
               </w:rPr>
-              <w:t>피로·수명 43.4%</w:t>
+              <w:t>해당 없음</w:t>
             </w:r>
           </w:p>
         </w:tc>
@@ -2399,7 +2399,7 @@
               <w:rPr>
                 <w:sz w:val="16"/>
               </w:rPr>
-              <w:t>2407/2720  (88.5%)</w:t>
+              <w:t>2456/2720  (90.3%)</w:t>
             </w:r>
           </w:p>
         </w:tc>
@@ -2413,7 +2413,7 @@
               <w:rPr>
                 <w:sz w:val="16"/>
               </w:rPr>
-              <w:t>46.9%</w:t>
+              <w:t>47.2%</w:t>
             </w:r>
           </w:p>
         </w:tc>
@@ -2427,7 +2427,7 @@
               <w:rPr>
                 <w:sz w:val="16"/>
               </w:rPr>
-              <w:t>356종  (65.4%)</w:t>
+              <w:t>405종  (74.4%)</w:t>
             </w:r>
           </w:p>
         </w:tc>
@@ -2514,7 +2514,7 @@
               <w:rPr>
                 <w:sz w:val="16"/>
               </w:rPr>
-              <w:t>cowper_symonds_c | cowper_symonds_p | dynamic_increase_factor | yield_</w:t>
+              <w:t>yield_strength | tensile_strength+elongation_at_break</w:t>
             </w:r>
           </w:p>
         </w:tc>
@@ -2528,7 +2528,7 @@
               <w:rPr>
                 <w:sz w:val="16"/>
               </w:rPr>
-              <w:t>156종</w:t>
+              <w:t>135종</w:t>
             </w:r>
           </w:p>
         </w:tc>
@@ -2544,7 +2544,7 @@
               <w:rPr>
                 <w:sz w:val="16"/>
               </w:rPr>
-              <w:t>yield_strength | tensile_strength+elongation_at_break</w:t>
+              <w:t>cowper_symonds_c | cowper_symonds_p | dynamic_increase_factor | yield_</w:t>
             </w:r>
           </w:p>
         </w:tc>
@@ -2558,7 +2558,7 @@
               <w:rPr>
                 <w:sz w:val="16"/>
               </w:rPr>
-              <w:t>155종</w:t>
+              <w:t>127종</w:t>
             </w:r>
           </w:p>
         </w:tc>
@@ -3865,7 +3865,7 @@
               <w:rPr>
                 <w:sz w:val="16"/>
               </w:rPr>
-              <w:t>418종</w:t>
+              <w:t>417종</w:t>
             </w:r>
           </w:p>
         </w:tc>
@@ -3879,7 +3879,7 @@
               <w:rPr>
                 <w:sz w:val="16"/>
               </w:rPr>
-              <w:t>1614/1672  (96.5%)</w:t>
+              <w:t>1610/1668  (96.5%)</w:t>
             </w:r>
           </w:p>
         </w:tc>
@@ -3893,7 +3893,7 @@
               <w:rPr>
                 <w:sz w:val="16"/>
               </w:rPr>
-              <w:t>60.0%</w:t>
+              <w:t>60.1%</w:t>
             </w:r>
           </w:p>
         </w:tc>
@@ -3907,7 +3907,7 @@
               <w:rPr>
                 <w:sz w:val="16"/>
               </w:rPr>
-              <w:t>360종  (86.1%)</w:t>
+              <w:t>359종  (86.1%)</w:t>
             </w:r>
           </w:p>
         </w:tc>
@@ -3921,7 +3921,7 @@
               <w:rPr>
                 <w:sz w:val="16"/>
               </w:rPr>
-              <w:t>112종  (26.8%)</w:t>
+              <w:t>112종  (26.9%)</w:t>
             </w:r>
           </w:p>
         </w:tc>
@@ -4967,7 +4967,7 @@
               <w:rPr>
                 <w:sz w:val="16"/>
               </w:rPr>
-              <w:t>482/594  (81.1%)</w:t>
+              <w:t>500/594  (84.2%)</w:t>
             </w:r>
           </w:p>
         </w:tc>
@@ -4981,7 +4981,7 @@
               <w:rPr>
                 <w:sz w:val="16"/>
               </w:rPr>
-              <w:t>70.4%</w:t>
+              <w:t>73.1%</w:t>
             </w:r>
           </w:p>
         </w:tc>
@@ -4995,7 +4995,7 @@
               <w:rPr>
                 <w:sz w:val="16"/>
               </w:rPr>
-              <w:t>86종  (43.4%)</w:t>
+              <w:t>104종  (52.5%)</w:t>
             </w:r>
           </w:p>
         </w:tc>
@@ -5009,7 +5009,7 @@
               <w:rPr>
                 <w:sz w:val="16"/>
               </w:rPr>
-              <w:t>61종  (30.8%)</w:t>
+              <w:t>68종  (34.3%)</w:t>
             </w:r>
           </w:p>
         </w:tc>
@@ -5096,7 +5096,7 @@
               <w:rPr>
                 <w:sz w:val="16"/>
               </w:rPr>
-              <w:t>112종</w:t>
+              <w:t>94종</w:t>
             </w:r>
           </w:p>
         </w:tc>
@@ -5582,7 +5582,7 @@
           <w:b w:val="0"/>
           <w:sz w:val="19"/>
         </w:rPr>
-        <w:t>물성 정의 158종 전부에 값이 하나 이상 있다(개통률 100%). 아래는 재료 544종 기준 보유율이다.</w:t>
+        <w:t>물성 정의 161종 전부에 값이 하나 이상 있다(개통률 100%). 아래는 재료 544종 기준 보유율이다.</w:t>
       </w:r>
     </w:p>
     <w:p>
@@ -6199,7 +6199,7 @@
               <w:rPr>
                 <w:sz w:val="15"/>
               </w:rPr>
-              <w:t>표면에너지</w:t>
+              <w:t>인장강도(UTS)</w:t>
             </w:r>
           </w:p>
         </w:tc>
@@ -6213,7 +6213,7 @@
               <w:rPr>
                 <w:sz w:val="15"/>
               </w:rPr>
-              <w:t>물리</w:t>
+              <w:t>기계</w:t>
             </w:r>
           </w:p>
         </w:tc>
@@ -6227,7 +6227,7 @@
               <w:rPr>
                 <w:sz w:val="15"/>
               </w:rPr>
-              <w:t>360종</w:t>
+              <w:t>370종</w:t>
             </w:r>
           </w:p>
         </w:tc>
@@ -6241,7 +6241,7 @@
               <w:rPr>
                 <w:sz w:val="15"/>
               </w:rPr>
-              <w:t>66.2%  ████████····</w:t>
+              <w:t>68.0%  ████████····</w:t>
             </w:r>
           </w:p>
         </w:tc>
@@ -6255,7 +6255,7 @@
               <w:rPr>
                 <w:sz w:val="15"/>
               </w:rPr>
-              <w:t>361건</w:t>
+              <w:t>721건</w:t>
             </w:r>
           </w:p>
         </w:tc>
@@ -6271,7 +6271,7 @@
               <w:rPr>
                 <w:sz w:val="15"/>
               </w:rPr>
-              <w:t>인장강도(UTS)</w:t>
+              <w:t>표면에너지</w:t>
             </w:r>
           </w:p>
         </w:tc>
@@ -6285,7 +6285,7 @@
               <w:rPr>
                 <w:sz w:val="15"/>
               </w:rPr>
-              <w:t>기계</w:t>
+              <w:t>물리</w:t>
             </w:r>
           </w:p>
         </w:tc>
@@ -6299,7 +6299,7 @@
               <w:rPr>
                 <w:sz w:val="15"/>
               </w:rPr>
-              <w:t>351종</w:t>
+              <w:t>360종</w:t>
             </w:r>
           </w:p>
         </w:tc>
@@ -6313,7 +6313,7 @@
               <w:rPr>
                 <w:sz w:val="15"/>
               </w:rPr>
-              <w:t>64.5%  ████████····</w:t>
+              <w:t>66.2%  ████████····</w:t>
             </w:r>
           </w:p>
         </w:tc>
@@ -6327,7 +6327,7 @@
               <w:rPr>
                 <w:sz w:val="15"/>
               </w:rPr>
-              <w:t>702건</w:t>
+              <w:t>361건</w:t>
             </w:r>
           </w:p>
         </w:tc>
@@ -6343,7 +6343,7 @@
               <w:rPr>
                 <w:sz w:val="15"/>
               </w:rPr>
-              <w:t>물 접촉각</w:t>
+              <w:t>파단연신율</w:t>
             </w:r>
           </w:p>
         </w:tc>
@@ -6357,7 +6357,7 @@
               <w:rPr>
                 <w:sz w:val="15"/>
               </w:rPr>
-              <w:t>물리</w:t>
+              <w:t>기계</w:t>
             </w:r>
           </w:p>
         </w:tc>
@@ -6371,7 +6371,7 @@
               <w:rPr>
                 <w:sz w:val="15"/>
               </w:rPr>
-              <w:t>325종</w:t>
+              <w:t>338종</w:t>
             </w:r>
           </w:p>
         </w:tc>
@@ -6385,7 +6385,7 @@
               <w:rPr>
                 <w:sz w:val="15"/>
               </w:rPr>
-              <w:t>59.7%  ███████·····</w:t>
+              <w:t>62.1%  ███████·····</w:t>
             </w:r>
           </w:p>
         </w:tc>
@@ -6399,7 +6399,7 @@
               <w:rPr>
                 <w:sz w:val="15"/>
               </w:rPr>
-              <w:t>346건</w:t>
+              <w:t>582건</w:t>
             </w:r>
           </w:p>
         </w:tc>
@@ -6415,7 +6415,7 @@
               <w:rPr>
                 <w:sz w:val="15"/>
               </w:rPr>
-              <w:t>파단연신율</w:t>
+              <w:t>물 접촉각</w:t>
             </w:r>
           </w:p>
         </w:tc>
@@ -6429,7 +6429,7 @@
               <w:rPr>
                 <w:sz w:val="15"/>
               </w:rPr>
-              <w:t>기계</w:t>
+              <w:t>물리</w:t>
             </w:r>
           </w:p>
         </w:tc>
@@ -6443,7 +6443,7 @@
               <w:rPr>
                 <w:sz w:val="15"/>
               </w:rPr>
-              <w:t>319종</w:t>
+              <w:t>325종</w:t>
             </w:r>
           </w:p>
         </w:tc>
@@ -6457,7 +6457,7 @@
               <w:rPr>
                 <w:sz w:val="15"/>
               </w:rPr>
-              <w:t>58.6%  ███████·····</w:t>
+              <w:t>59.7%  ███████·····</w:t>
             </w:r>
           </w:p>
         </w:tc>
@@ -6471,7 +6471,7 @@
               <w:rPr>
                 <w:sz w:val="15"/>
               </w:rPr>
-              <w:t>563건</w:t>
+              <w:t>346건</w:t>
             </w:r>
           </w:p>
         </w:tc>
@@ -6559,7 +6559,7 @@
               <w:rPr>
                 <w:sz w:val="15"/>
               </w:rPr>
-              <w:t>수분흡수율(24h)</w:t>
+              <w:t>동적증가계수(DIF)</w:t>
             </w:r>
           </w:p>
         </w:tc>
@@ -6573,7 +6573,7 @@
               <w:rPr>
                 <w:sz w:val="15"/>
               </w:rPr>
-              <w:t>화학</w:t>
+              <w:t>기계</w:t>
             </w:r>
           </w:p>
         </w:tc>
@@ -6587,7 +6587,7 @@
               <w:rPr>
                 <w:sz w:val="15"/>
               </w:rPr>
-              <w:t>218종</w:t>
+              <w:t>223종</w:t>
             </w:r>
           </w:p>
         </w:tc>
@@ -6601,7 +6601,7 @@
               <w:rPr>
                 <w:sz w:val="15"/>
               </w:rPr>
-              <w:t>40.1%  █████·······</w:t>
+              <w:t>41.0%  █████·······</w:t>
             </w:r>
           </w:p>
         </w:tc>
@@ -6615,7 +6615,7 @@
               <w:rPr>
                 <w:sz w:val="15"/>
               </w:rPr>
-              <w:t>242건</w:t>
+              <w:t>442건</w:t>
             </w:r>
           </w:p>
         </w:tc>
@@ -6631,7 +6631,7 @@
               <w:rPr>
                 <w:sz w:val="15"/>
               </w:rPr>
-              <w:t>전방사율</w:t>
+              <w:t>수분흡수율(24h)</w:t>
             </w:r>
           </w:p>
         </w:tc>
@@ -6645,7 +6645,7 @@
               <w:rPr>
                 <w:sz w:val="15"/>
               </w:rPr>
-              <w:t>광학</w:t>
+              <w:t>화학</w:t>
             </w:r>
           </w:p>
         </w:tc>
@@ -6659,7 +6659,7 @@
               <w:rPr>
                 <w:sz w:val="15"/>
               </w:rPr>
-              <w:t>207종</w:t>
+              <w:t>218종</w:t>
             </w:r>
           </w:p>
         </w:tc>
@@ -6673,7 +6673,7 @@
               <w:rPr>
                 <w:sz w:val="15"/>
               </w:rPr>
-              <w:t>38.1%  █████·······</w:t>
+              <w:t>40.1%  █████·······</w:t>
             </w:r>
           </w:p>
         </w:tc>
@@ -6687,7 +6687,7 @@
               <w:rPr>
                 <w:sz w:val="15"/>
               </w:rPr>
-              <w:t>218건</w:t>
+              <w:t>242건</w:t>
             </w:r>
           </w:p>
         </w:tc>
@@ -6703,7 +6703,7 @@
               <w:rPr>
                 <w:sz w:val="15"/>
               </w:rPr>
-              <w:t>동적증가계수(DIF)</w:t>
+              <w:t>전방사율</w:t>
             </w:r>
           </w:p>
         </w:tc>
@@ -6717,7 +6717,7 @@
               <w:rPr>
                 <w:sz w:val="15"/>
               </w:rPr>
-              <w:t>기계</w:t>
+              <w:t>광학</w:t>
             </w:r>
           </w:p>
         </w:tc>
@@ -6731,7 +6731,7 @@
               <w:rPr>
                 <w:sz w:val="15"/>
               </w:rPr>
-              <w:t>200종</w:t>
+              <w:t>207종</w:t>
             </w:r>
           </w:p>
         </w:tc>
@@ -6745,7 +6745,7 @@
               <w:rPr>
                 <w:sz w:val="15"/>
               </w:rPr>
-              <w:t>36.8%  ████········</w:t>
+              <w:t>38.1%  █████·······</w:t>
             </w:r>
           </w:p>
         </w:tc>
@@ -6759,7 +6759,7 @@
               <w:rPr>
                 <w:sz w:val="15"/>
               </w:rPr>
-              <w:t>416건</w:t>
+              <w:t>218건</w:t>
             </w:r>
           </w:p>
         </w:tc>
@@ -6803,7 +6803,7 @@
               <w:rPr>
                 <w:sz w:val="15"/>
               </w:rPr>
-              <w:t>171종</w:t>
+              <w:t>172종</w:t>
             </w:r>
           </w:p>
         </w:tc>
@@ -6817,7 +6817,7 @@
               <w:rPr>
                 <w:sz w:val="15"/>
               </w:rPr>
-              <w:t>31.4%  ████········</w:t>
+              <w:t>31.6%  ████········</w:t>
             </w:r>
           </w:p>
         </w:tc>
@@ -6831,7 +6831,7 @@
               <w:rPr>
                 <w:sz w:val="15"/>
               </w:rPr>
-              <w:t>232건</w:t>
+              <w:t>233건</w:t>
             </w:r>
           </w:p>
         </w:tc>
@@ -7232,7 +7232,7 @@
               <w:rPr>
                 <w:sz w:val="15"/>
               </w:rPr>
-              <w:t>겔타임</w:t>
+              <w:t>이분자 소광 속도상수</w:t>
             </w:r>
           </w:p>
         </w:tc>
@@ -7246,7 +7246,7 @@
               <w:rPr>
                 <w:sz w:val="15"/>
               </w:rPr>
-              <w:t>유변</w:t>
+              <w:t>광학</w:t>
             </w:r>
           </w:p>
         </w:tc>
@@ -7260,7 +7260,7 @@
               <w:rPr>
                 <w:sz w:val="15"/>
               </w:rPr>
-              <w:t>4종</w:t>
+              <w:t>3종</w:t>
             </w:r>
           </w:p>
         </w:tc>
@@ -7274,7 +7274,7 @@
               <w:rPr>
                 <w:sz w:val="15"/>
               </w:rPr>
-              <w:t>9건</w:t>
+              <w:t>3건</w:t>
             </w:r>
           </w:p>
         </w:tc>
@@ -7290,7 +7290,7 @@
               <w:rPr>
                 <w:sz w:val="15"/>
               </w:rPr>
-              <w:t>흡음계수</w:t>
+              <w:t>광택(60도)</w:t>
             </w:r>
           </w:p>
         </w:tc>
@@ -7304,7 +7304,7 @@
               <w:rPr>
                 <w:sz w:val="15"/>
               </w:rPr>
-              <w:t>음향</w:t>
+              <w:t>광학</w:t>
             </w:r>
           </w:p>
         </w:tc>
@@ -7332,7 +7332,7 @@
               <w:rPr>
                 <w:sz w:val="15"/>
               </w:rPr>
-              <w:t>21건</w:t>
+              <w:t>5건</w:t>
             </w:r>
           </w:p>
         </w:tc>
@@ -7348,7 +7348,7 @@
               <w:rPr>
                 <w:sz w:val="15"/>
               </w:rPr>
-              <w:t>와이어 풀 강도</w:t>
+              <w:t>결정화도</w:t>
             </w:r>
           </w:p>
         </w:tc>
@@ -7362,7 +7362,7 @@
               <w:rPr>
                 <w:sz w:val="15"/>
               </w:rPr>
-              <w:t>계면</w:t>
+              <w:t>구조</w:t>
             </w:r>
           </w:p>
         </w:tc>
@@ -7406,7 +7406,7 @@
               <w:rPr>
                 <w:sz w:val="15"/>
               </w:rPr>
-              <w:t>이분자 소광 속도상수</w:t>
+              <w:t>부분몰부피</w:t>
             </w:r>
           </w:p>
         </w:tc>
@@ -7420,7 +7420,7 @@
               <w:rPr>
                 <w:sz w:val="15"/>
               </w:rPr>
-              <w:t>광학</w:t>
+              <w:t>화학</w:t>
             </w:r>
           </w:p>
         </w:tc>
@@ -7434,7 +7434,7 @@
               <w:rPr>
                 <w:sz w:val="15"/>
               </w:rPr>
-              <w:t>3종</w:t>
+              <w:t>2종</w:t>
             </w:r>
           </w:p>
         </w:tc>
@@ -7448,7 +7448,7 @@
               <w:rPr>
                 <w:sz w:val="15"/>
               </w:rPr>
-              <w:t>3건</w:t>
+              <w:t>6건</w:t>
             </w:r>
           </w:p>
         </w:tc>
@@ -7464,7 +7464,7 @@
               <w:rPr>
                 <w:sz w:val="15"/>
               </w:rPr>
-              <w:t>광택(60도)</w:t>
+              <w:t>응집영역 파괴에너지 GIC</w:t>
             </w:r>
           </w:p>
         </w:tc>
@@ -7478,7 +7478,7 @@
               <w:rPr>
                 <w:sz w:val="15"/>
               </w:rPr>
-              <w:t>광학</w:t>
+              <w:t>계면</w:t>
             </w:r>
           </w:p>
         </w:tc>
@@ -7492,7 +7492,7 @@
               <w:rPr>
                 <w:sz w:val="15"/>
               </w:rPr>
-              <w:t>3종</w:t>
+              <w:t>2종</w:t>
             </w:r>
           </w:p>
         </w:tc>
@@ -7506,7 +7506,7 @@
               <w:rPr>
                 <w:sz w:val="15"/>
               </w:rPr>
-              <w:t>5건</w:t>
+              <w:t>53건</w:t>
             </w:r>
           </w:p>
         </w:tc>
@@ -7522,7 +7522,7 @@
               <w:rPr>
                 <w:sz w:val="15"/>
               </w:rPr>
-              <w:t>결정화도</w:t>
+              <w:t>응집영역 파괴에너지 GIIC</w:t>
             </w:r>
           </w:p>
         </w:tc>
@@ -7536,7 +7536,7 @@
               <w:rPr>
                 <w:sz w:val="15"/>
               </w:rPr>
-              <w:t>구조</w:t>
+              <w:t>계면</w:t>
             </w:r>
           </w:p>
         </w:tc>
@@ -7550,7 +7550,7 @@
               <w:rPr>
                 <w:sz w:val="15"/>
               </w:rPr>
-              <w:t>3종</w:t>
+              <w:t>2종</w:t>
             </w:r>
           </w:p>
         </w:tc>
@@ -7564,7 +7564,7 @@
               <w:rPr>
                 <w:sz w:val="15"/>
               </w:rPr>
-              <w:t>13건</w:t>
+              <w:t>26건</w:t>
             </w:r>
           </w:p>
         </w:tc>
@@ -7580,7 +7580,7 @@
               <w:rPr>
                 <w:sz w:val="15"/>
               </w:rPr>
-              <w:t>부분몰부피</w:t>
+              <w:t>Darveaux 균열 상수</w:t>
             </w:r>
           </w:p>
         </w:tc>
@@ -7594,7 +7594,7 @@
               <w:rPr>
                 <w:sz w:val="15"/>
               </w:rPr>
-              <w:t>화학</w:t>
+              <w:t>기계</w:t>
             </w:r>
           </w:p>
         </w:tc>
@@ -7622,7 +7622,7 @@
               <w:rPr>
                 <w:sz w:val="15"/>
               </w:rPr>
-              <w:t>6건</w:t>
+              <w:t>10건</w:t>
             </w:r>
           </w:p>
         </w:tc>
@@ -7638,7 +7638,7 @@
               <w:rPr>
                 <w:sz w:val="15"/>
               </w:rPr>
-              <w:t>응집영역 파괴에너지 GIC</w:t>
+              <w:t>이온교환 깊이(DOL)</w:t>
             </w:r>
           </w:p>
         </w:tc>
@@ -7652,7 +7652,7 @@
               <w:rPr>
                 <w:sz w:val="15"/>
               </w:rPr>
-              <w:t>계면</w:t>
+              <w:t>기계</w:t>
             </w:r>
           </w:p>
         </w:tc>
@@ -7680,7 +7680,7 @@
               <w:rPr>
                 <w:sz w:val="15"/>
               </w:rPr>
-              <w:t>53건</w:t>
+              <w:t>5건</w:t>
             </w:r>
           </w:p>
         </w:tc>
@@ -7696,7 +7696,7 @@
               <w:rPr>
                 <w:sz w:val="15"/>
               </w:rPr>
-              <w:t>응집영역 파괴에너지 GIIC</w:t>
+              <w:t>Stromeyer 점근응력 σ∞</w:t>
             </w:r>
           </w:p>
         </w:tc>
@@ -7710,7 +7710,7 @@
               <w:rPr>
                 <w:sz w:val="15"/>
               </w:rPr>
-              <w:t>계면</w:t>
+              <w:t>기계</w:t>
             </w:r>
           </w:p>
         </w:tc>
@@ -7738,7 +7738,7 @@
               <w:rPr>
                 <w:sz w:val="15"/>
               </w:rPr>
-              <w:t>26건</w:t>
+              <w:t>9건</w:t>
             </w:r>
           </w:p>
         </w:tc>
@@ -7754,7 +7754,7 @@
               <w:rPr>
                 <w:sz w:val="15"/>
               </w:rPr>
-              <w:t>Darveaux 균열 상수</w:t>
+              <w:t>Stromeyer 계수 C</w:t>
             </w:r>
           </w:p>
         </w:tc>
@@ -7796,7 +7796,7 @@
               <w:rPr>
                 <w:sz w:val="15"/>
               </w:rPr>
-              <w:t>10건</w:t>
+              <w:t>9건</w:t>
             </w:r>
           </w:p>
         </w:tc>
@@ -7812,7 +7812,7 @@
               <w:rPr>
                 <w:sz w:val="15"/>
               </w:rPr>
-              <w:t>이온교환 깊이(DOL)</w:t>
+              <w:t>Stromeyer 지수 m</w:t>
             </w:r>
           </w:p>
         </w:tc>
@@ -7854,7 +7854,7 @@
               <w:rPr>
                 <w:sz w:val="15"/>
               </w:rPr>
-              <w:t>5건</w:t>
+              <w:t>9건</w:t>
             </w:r>
           </w:p>
         </w:tc>
@@ -8781,7 +8781,7 @@
               <w:rPr>
                 <w:sz w:val="16"/>
               </w:rPr>
-              <w:t>55종</w:t>
+              <w:t>58종</w:t>
             </w:r>
           </w:p>
         </w:tc>
@@ -8795,7 +8795,7 @@
               <w:rPr>
                 <w:sz w:val="16"/>
               </w:rPr>
-              <w:t>9,367건</w:t>
+              <w:t>9,509건</w:t>
             </w:r>
           </w:p>
         </w:tc>
@@ -8809,7 +8809,7 @@
               <w:rPr>
                 <w:sz w:val="16"/>
               </w:rPr>
-              <w:t>67종</w:t>
+              <w:t>65종</w:t>
             </w:r>
           </w:p>
         </w:tc>
@@ -9518,7 +9518,7 @@
               <w:rPr>
                 <w:sz w:val="16"/>
               </w:rPr>
-              <w:t>9,740건</w:t>
+              <w:t>9,759건</w:t>
             </w:r>
           </w:p>
         </w:tc>
@@ -9576,7 +9576,7 @@
               <w:rPr>
                 <w:sz w:val="16"/>
               </w:rPr>
-              <w:t>3,180건</w:t>
+              <w:t>3,232건</w:t>
             </w:r>
           </w:p>
         </w:tc>
@@ -9590,7 +9590,7 @@
               <w:rPr>
                 <w:sz w:val="16"/>
               </w:rPr>
-              <w:t>39.8</w:t>
+              <w:t>40.4</w:t>
             </w:r>
           </w:p>
         </w:tc>
@@ -9620,7 +9620,7 @@
               <w:rPr>
                 <w:sz w:val="16"/>
               </w:rPr>
-              <w:t>72종</w:t>
+              <w:t>71종</w:t>
             </w:r>
           </w:p>
         </w:tc>
@@ -9634,7 +9634,7 @@
               <w:rPr>
                 <w:sz w:val="16"/>
               </w:rPr>
-              <w:t>4,569건</w:t>
+              <w:t>4,604건</w:t>
             </w:r>
           </w:p>
         </w:tc>
@@ -9648,7 +9648,7 @@
               <w:rPr>
                 <w:sz w:val="16"/>
               </w:rPr>
-              <w:t>63.5</w:t>
+              <w:t>64.8</w:t>
             </w:r>
           </w:p>
         </w:tc>
@@ -9678,7 +9678,7 @@
               <w:rPr>
                 <w:sz w:val="16"/>
               </w:rPr>
-              <w:t>46종</w:t>
+              <w:t>47종</w:t>
             </w:r>
           </w:p>
         </w:tc>
@@ -9692,7 +9692,7 @@
               <w:rPr>
                 <w:sz w:val="16"/>
               </w:rPr>
-              <w:t>1,639건</w:t>
+              <w:t>1,662건</w:t>
             </w:r>
           </w:p>
         </w:tc>
@@ -9706,7 +9706,7 @@
               <w:rPr>
                 <w:sz w:val="16"/>
               </w:rPr>
-              <w:t>35.6</w:t>
+              <w:t>35.4</w:t>
             </w:r>
           </w:p>
         </w:tc>
@@ -9750,7 +9750,7 @@
               <w:rPr>
                 <w:sz w:val="16"/>
               </w:rPr>
-              <w:t>826건</w:t>
+              <w:t>829건</w:t>
             </w:r>
           </w:p>
         </w:tc>
@@ -9764,7 +9764,7 @@
               <w:rPr>
                 <w:sz w:val="16"/>
               </w:rPr>
-              <w:t>34.4</w:t>
+              <w:t>34.5</w:t>
             </w:r>
           </w:p>
         </w:tc>
@@ -9808,7 +9808,7 @@
               <w:rPr>
                 <w:sz w:val="16"/>
               </w:rPr>
-              <w:t>646건</w:t>
+              <w:t>656건</w:t>
             </w:r>
           </w:p>
         </w:tc>
@@ -9822,7 +9822,7 @@
               <w:rPr>
                 <w:sz w:val="16"/>
               </w:rPr>
-              <w:t>29.4</w:t>
+              <w:t>29.8</w:t>
             </w:r>
           </w:p>
         </w:tc>
@@ -9968,7 +9968,7 @@
               <w:rPr>
                 <w:sz w:val="16"/>
               </w:rPr>
-              <w:t>9,512</w:t>
+              <w:t>9,517</w:t>
             </w:r>
           </w:p>
         </w:tc>
@@ -9982,7 +9982,7 @@
               <w:rPr>
                 <w:sz w:val="16"/>
               </w:rPr>
-              <w:t>46.2%</w:t>
+              <w:t>45.9%</w:t>
             </w:r>
           </w:p>
         </w:tc>
@@ -10040,7 +10040,7 @@
               <w:rPr>
                 <w:sz w:val="16"/>
               </w:rPr>
-              <w:t>8.0%</w:t>
+              <w:t>7.9%</w:t>
             </w:r>
           </w:p>
         </w:tc>
@@ -10084,7 +10084,7 @@
               <w:rPr>
                 <w:sz w:val="16"/>
               </w:rPr>
-              <w:t>5,234</w:t>
+              <w:t>5,305</w:t>
             </w:r>
           </w:p>
         </w:tc>
@@ -10098,7 +10098,7 @@
               <w:rPr>
                 <w:sz w:val="16"/>
               </w:rPr>
-              <w:t>25.4%</w:t>
+              <w:t>25.6%</w:t>
             </w:r>
           </w:p>
         </w:tc>
@@ -10142,7 +10142,7 @@
               <w:rPr>
                 <w:sz w:val="16"/>
               </w:rPr>
-              <w:t>4,216</w:t>
+              <w:t>4,282</w:t>
             </w:r>
           </w:p>
         </w:tc>
@@ -10156,7 +10156,7 @@
               <w:rPr>
                 <w:sz w:val="16"/>
               </w:rPr>
-              <w:t>20.5%</w:t>
+              <w:t>20.6%</w:t>
             </w:r>
           </w:p>
         </w:tc>
@@ -10172,7 +10172,7 @@
           <w:b w:val="0"/>
           <w:sz w:val="19"/>
         </w:rPr>
-        <w:t>가정값 4,123건은 조건에 assumption 표지가 붙어 UI·카드에 “가정”으로 표시된다. 대표값 선택에서 실측에 밀리므로, 나중에 실측이 들어오면 자동으로 대체된다.</w:t>
+        <w:t>가정값 4,189건은 조건에 assumption 표지가 붙어 UI·카드에 “가정”으로 표시된다. 대표값 선택에서 실측에 밀리므로, 나중에 실측이 들어오면 자동으로 대체된다.</w:t>
       </w:r>
     </w:p>
     <w:p>
@@ -10285,7 +10285,7 @@
               <w:rPr>
                 <w:sz w:val="16"/>
               </w:rPr>
-              <w:t>678</w:t>
+              <w:t>687</w:t>
             </w:r>
           </w:p>
         </w:tc>
@@ -10345,7 +10345,7 @@
               <w:rPr>
                 <w:sz w:val="16"/>
               </w:rPr>
-              <w:t>88</w:t>
+              <w:t>91</w:t>
             </w:r>
           </w:p>
         </w:tc>
@@ -10375,7 +10375,7 @@
               <w:rPr>
                 <w:sz w:val="16"/>
               </w:rPr>
-              <w:t>69</w:t>
+              <w:t>70</w:t>
             </w:r>
           </w:p>
         </w:tc>
@@ -10623,7 +10623,7 @@
               <w:rPr>
                 <w:sz w:val="15"/>
               </w:rPr>
-              <w:t>낙하·충격 준비율 65.4%</w:t>
+              <w:t>낙하·충격 준비율 74.4%</w:t>
             </w:r>
           </w:p>
         </w:tc>
@@ -10855,7 +10855,7 @@
               <w:rPr>
                 <w:sz w:val="15"/>
               </w:rPr>
-              <w:t>피로·수명 준비율 43.4%</w:t>
+              <w:t>피로·수명 준비율 52.5%</w:t>
             </w:r>
           </w:p>
         </w:tc>

--- a/MaterialTwin_물성확보현황_해석가능성.docx
+++ b/MaterialTwin_물성확보현황_해석가능성.docx
@@ -31,7 +31,7 @@
           <w:color w:val="606060"/>
           <w:sz w:val="18"/>
         </w:rPr>
-        <w:t>2026-08-10 · 재료 544종 · 물성값 20,742건 · 출처 2,092건 · 물성 정의 161종</w:t>
+        <w:t>2026-08-10 · 재료 544종 · 물성값 20,897건 · 출처 2,095건 · 물성 정의 161종</w:t>
       </w:r>
     </w:p>
     <w:p/>
@@ -52,7 +52,7 @@
           <w:b/>
           <w:sz w:val="22"/>
         </w:rPr>
-        <w:t>13개 해석이 요구하는 (재료 × 필수물성) 격자 14,478칸 중 13,915칸이 채워졌다 — 전체 96.1%.</w:t>
+        <w:t>13개 해석이 요구하는 (재료 × 필수물성) 격자 14,478칸 중 14,022칸이 채워졌다 — 전체 96.9%.</w:t>
       </w:r>
     </w:p>
     <w:p>
@@ -442,7 +442,7 @@
               <w:rPr>
                 <w:sz w:val="15"/>
               </w:rPr>
-              <w:t>1630/1632</w:t>
+              <w:t>1631/1632</w:t>
             </w:r>
           </w:p>
         </w:tc>
@@ -484,7 +484,7 @@
               <w:rPr>
                 <w:sz w:val="15"/>
               </w:rPr>
-              <w:t>542  (99.6%)</w:t>
+              <w:t>543  (99.8%)</w:t>
             </w:r>
           </w:p>
         </w:tc>
@@ -498,7 +498,7 @@
               <w:rPr>
                 <w:sz w:val="15"/>
               </w:rPr>
-              <w:t>youngs_modulus — 2종</w:t>
+              <w:t>youngs_modulus — 1종</w:t>
             </w:r>
           </w:p>
         </w:tc>
@@ -542,7 +542,7 @@
               <w:rPr>
                 <w:sz w:val="15"/>
               </w:rPr>
-              <w:t>2456/2720</w:t>
+              <w:t>2561/2720</w:t>
             </w:r>
           </w:p>
         </w:tc>
@@ -556,7 +556,7 @@
               <w:rPr>
                 <w:sz w:val="15"/>
               </w:rPr>
-              <w:t>90.3%  █████████·</w:t>
+              <w:t>94.2%  █████████·</w:t>
             </w:r>
           </w:p>
         </w:tc>
@@ -570,7 +570,7 @@
               <w:rPr>
                 <w:sz w:val="15"/>
               </w:rPr>
-              <w:t>47.2%</w:t>
+              <w:t>47.8%</w:t>
             </w:r>
           </w:p>
         </w:tc>
@@ -584,7 +584,7 @@
               <w:rPr>
                 <w:sz w:val="15"/>
               </w:rPr>
-              <w:t>405  (74.4%)</w:t>
+              <w:t>437  (80.3%)</w:t>
             </w:r>
           </w:p>
         </w:tc>
@@ -598,7 +598,7 @@
               <w:rPr>
                 <w:sz w:val="15"/>
               </w:rPr>
-              <w:t>yield_strength | tensile_strength+el — 135종</w:t>
+              <w:t>yield_strength | tensile_strength+el — 103종</w:t>
             </w:r>
           </w:p>
         </w:tc>
@@ -742,7 +742,7 @@
               <w:rPr>
                 <w:sz w:val="15"/>
               </w:rPr>
-              <w:t>2173/2176</w:t>
+              <w:t>2174/2176</w:t>
             </w:r>
           </w:p>
         </w:tc>
@@ -770,7 +770,7 @@
               <w:rPr>
                 <w:sz w:val="15"/>
               </w:rPr>
-              <w:t>58.7%</w:t>
+              <w:t>58.8%</w:t>
             </w:r>
           </w:p>
         </w:tc>
@@ -784,7 +784,7 @@
               <w:rPr>
                 <w:sz w:val="15"/>
               </w:rPr>
-              <w:t>542  (99.6%)</w:t>
+              <w:t>543  (99.8%)</w:t>
             </w:r>
           </w:p>
         </w:tc>
@@ -798,7 +798,7 @@
               <w:rPr>
                 <w:sz w:val="15"/>
               </w:rPr>
-              <w:t>youngs_modulus — 2종</w:t>
+              <w:t>youngs_modulus — 1종</w:t>
             </w:r>
           </w:p>
         </w:tc>
@@ -1714,7 +1714,7 @@
           <w:b/>
           <w:sz w:val="19"/>
         </w:rPr>
-        <w:t>**실측기반**은 tier4(가정·계산)를 뺀 값이다. 두 열의 차이 약 5,226칸이 가정값으로 채워진 부분이다. 해석을 돌리기 위해 칸을 닫는 것과, 그 값이 실측에 근거하는 것은 다른 문제다 — 둘을 나란히 둔다.</w:t>
+        <w:t>**실측기반**은 tier4(가정·계산)를 뺀 값이다. 두 열의 차이 약 5,315칸이 가정값으로 채워진 부분이다. 해석을 돌리기 위해 칸을 닫는 것과, 그 값이 실측에 근거하는 것은 다른 문제다 — 둘을 나란히 둔다.</w:t>
       </w:r>
     </w:p>
     <w:p>
@@ -1813,7 +1813,7 @@
               <w:rPr>
                 <w:sz w:val="16"/>
               </w:rPr>
-              <w:t>산소소광-발광체 100.0% · 열전달·방열 99.8% · 구조·강성 99.6% · 열응력·워피지 99.6% · 전기·EMI 97.8% · 산소확산-매트릭스 97.5% · 초탄성(실링·완충) 95.7% · 결로(표면) 89.2% · 폴더블 벤딩 88.1% · 결로(투습) 86.1% · 접착·박리 76.2% · 낙하·충격 74.4% · 피로·수명 52.5%</w:t>
+              <w:t>산소소광-발광체 100.0% · 구조·강성 99.8% · 열전달·방열 99.8% · 열응력·워피지 99.8% · 전기·EMI 97.8% · 산소확산-매트릭스 97.5% · 초탄성(실링·완충) 95.7% · 결로(표면) 89.2% · 폴더블 벤딩 88.1% · 결로(투습) 86.1% · 낙하·충격 80.3% · 접착·박리 76.2% · 피로·수명 52.5%</w:t>
             </w:r>
           </w:p>
         </w:tc>
@@ -2127,7 +2127,7 @@
               <w:rPr>
                 <w:sz w:val="16"/>
               </w:rPr>
-              <w:t>1630/1632  (99.9%)</w:t>
+              <w:t>1631/1632  (99.9%)</w:t>
             </w:r>
           </w:p>
         </w:tc>
@@ -2155,7 +2155,7 @@
               <w:rPr>
                 <w:sz w:val="16"/>
               </w:rPr>
-              <w:t>542종  (99.6%)</w:t>
+              <w:t>543종  (99.8%)</w:t>
             </w:r>
           </w:p>
         </w:tc>
@@ -2256,7 +2256,7 @@
               <w:rPr>
                 <w:sz w:val="16"/>
               </w:rPr>
-              <w:t>2종</w:t>
+              <w:t>1종</w:t>
             </w:r>
           </w:p>
         </w:tc>
@@ -2399,7 +2399,7 @@
               <w:rPr>
                 <w:sz w:val="16"/>
               </w:rPr>
-              <w:t>2456/2720  (90.3%)</w:t>
+              <w:t>2561/2720  (94.2%)</w:t>
             </w:r>
           </w:p>
         </w:tc>
@@ -2413,7 +2413,7 @@
               <w:rPr>
                 <w:sz w:val="16"/>
               </w:rPr>
-              <w:t>47.2%</w:t>
+              <w:t>47.8%</w:t>
             </w:r>
           </w:p>
         </w:tc>
@@ -2427,7 +2427,7 @@
               <w:rPr>
                 <w:sz w:val="16"/>
               </w:rPr>
-              <w:t>405종  (74.4%)</w:t>
+              <w:t>437종  (80.3%)</w:t>
             </w:r>
           </w:p>
         </w:tc>
@@ -2528,7 +2528,7 @@
               <w:rPr>
                 <w:sz w:val="16"/>
               </w:rPr>
-              <w:t>135종</w:t>
+              <w:t>103종</w:t>
             </w:r>
           </w:p>
         </w:tc>
@@ -2558,7 +2558,7 @@
               <w:rPr>
                 <w:sz w:val="16"/>
               </w:rPr>
-              <w:t>127종</w:t>
+              <w:t>55종</w:t>
             </w:r>
           </w:p>
         </w:tc>
@@ -2588,7 +2588,7 @@
               <w:rPr>
                 <w:sz w:val="16"/>
               </w:rPr>
-              <w:t>2종</w:t>
+              <w:t>1종</w:t>
             </w:r>
           </w:p>
         </w:tc>
@@ -3003,7 +3003,7 @@
               <w:rPr>
                 <w:sz w:val="16"/>
               </w:rPr>
-              <w:t>2173/2176  (99.9%)</w:t>
+              <w:t>2174/2176  (99.9%)</w:t>
             </w:r>
           </w:p>
         </w:tc>
@@ -3017,7 +3017,7 @@
               <w:rPr>
                 <w:sz w:val="16"/>
               </w:rPr>
-              <w:t>58.7%</w:t>
+              <w:t>58.8%</w:t>
             </w:r>
           </w:p>
         </w:tc>
@@ -3031,7 +3031,7 @@
               <w:rPr>
                 <w:sz w:val="16"/>
               </w:rPr>
-              <w:t>542종  (99.6%)</w:t>
+              <w:t>543종  (99.8%)</w:t>
             </w:r>
           </w:p>
         </w:tc>
@@ -3132,7 +3132,7 @@
               <w:rPr>
                 <w:sz w:val="16"/>
               </w:rPr>
-              <w:t>2종</w:t>
+              <w:t>1종</w:t>
             </w:r>
           </w:p>
         </w:tc>
@@ -5911,7 +5911,7 @@
               <w:rPr>
                 <w:sz w:val="15"/>
               </w:rPr>
-              <w:t>열전도율</w:t>
+              <w:t>영률</w:t>
             </w:r>
           </w:p>
         </w:tc>
@@ -5925,7 +5925,7 @@
               <w:rPr>
                 <w:sz w:val="15"/>
               </w:rPr>
-              <w:t>열</w:t>
+              <w:t>기계</w:t>
             </w:r>
           </w:p>
         </w:tc>
@@ -5967,7 +5967,7 @@
               <w:rPr>
                 <w:sz w:val="15"/>
               </w:rPr>
-              <w:t>760건</w:t>
+              <w:t>1162건</w:t>
             </w:r>
           </w:p>
         </w:tc>
@@ -5983,7 +5983,7 @@
               <w:rPr>
                 <w:sz w:val="15"/>
               </w:rPr>
-              <w:t>선팽창계수(CTE)</w:t>
+              <w:t>열전도율</w:t>
             </w:r>
           </w:p>
         </w:tc>
@@ -6039,7 +6039,7 @@
               <w:rPr>
                 <w:sz w:val="15"/>
               </w:rPr>
-              <w:t>1239건</w:t>
+              <w:t>760건</w:t>
             </w:r>
           </w:p>
         </w:tc>
@@ -6055,7 +6055,7 @@
               <w:rPr>
                 <w:sz w:val="15"/>
               </w:rPr>
-              <w:t>영률</w:t>
+              <w:t>선팽창계수(CTE)</w:t>
             </w:r>
           </w:p>
         </w:tc>
@@ -6069,7 +6069,7 @@
               <w:rPr>
                 <w:sz w:val="15"/>
               </w:rPr>
-              <w:t>기계</w:t>
+              <w:t>열</w:t>
             </w:r>
           </w:p>
         </w:tc>
@@ -6083,7 +6083,7 @@
               <w:rPr>
                 <w:sz w:val="15"/>
               </w:rPr>
-              <w:t>542종</w:t>
+              <w:t>543종</w:t>
             </w:r>
           </w:p>
         </w:tc>
@@ -6097,7 +6097,7 @@
               <w:rPr>
                 <w:sz w:val="15"/>
               </w:rPr>
-              <w:t>99.6%  ████████████</w:t>
+              <w:t>99.8%  ████████████</w:t>
             </w:r>
           </w:p>
         </w:tc>
@@ -6111,7 +6111,7 @@
               <w:rPr>
                 <w:sz w:val="15"/>
               </w:rPr>
-              <w:t>1161건</w:t>
+              <w:t>1239건</w:t>
             </w:r>
           </w:p>
         </w:tc>
@@ -6227,7 +6227,7 @@
               <w:rPr>
                 <w:sz w:val="15"/>
               </w:rPr>
-              <w:t>370종</w:t>
+              <w:t>404종</w:t>
             </w:r>
           </w:p>
         </w:tc>
@@ -6241,7 +6241,7 @@
               <w:rPr>
                 <w:sz w:val="15"/>
               </w:rPr>
-              <w:t>68.0%  ████████····</w:t>
+              <w:t>74.3%  █████████···</w:t>
             </w:r>
           </w:p>
         </w:tc>
@@ -6255,7 +6255,7 @@
               <w:rPr>
                 <w:sz w:val="15"/>
               </w:rPr>
-              <w:t>721건</w:t>
+              <w:t>755건</w:t>
             </w:r>
           </w:p>
         </w:tc>
@@ -6271,7 +6271,7 @@
               <w:rPr>
                 <w:sz w:val="15"/>
               </w:rPr>
-              <w:t>표면에너지</w:t>
+              <w:t>파단연신율</w:t>
             </w:r>
           </w:p>
         </w:tc>
@@ -6285,7 +6285,7 @@
               <w:rPr>
                 <w:sz w:val="15"/>
               </w:rPr>
-              <w:t>물리</w:t>
+              <w:t>기계</w:t>
             </w:r>
           </w:p>
         </w:tc>
@@ -6299,7 +6299,7 @@
               <w:rPr>
                 <w:sz w:val="15"/>
               </w:rPr>
-              <w:t>360종</w:t>
+              <w:t>368종</w:t>
             </w:r>
           </w:p>
         </w:tc>
@@ -6313,7 +6313,7 @@
               <w:rPr>
                 <w:sz w:val="15"/>
               </w:rPr>
-              <w:t>66.2%  ████████····</w:t>
+              <w:t>67.6%  ████████····</w:t>
             </w:r>
           </w:p>
         </w:tc>
@@ -6327,7 +6327,7 @@
               <w:rPr>
                 <w:sz w:val="15"/>
               </w:rPr>
-              <w:t>361건</w:t>
+              <w:t>612건</w:t>
             </w:r>
           </w:p>
         </w:tc>
@@ -6343,7 +6343,7 @@
               <w:rPr>
                 <w:sz w:val="15"/>
               </w:rPr>
-              <w:t>파단연신율</w:t>
+              <w:t>표면에너지</w:t>
             </w:r>
           </w:p>
         </w:tc>
@@ -6357,7 +6357,7 @@
               <w:rPr>
                 <w:sz w:val="15"/>
               </w:rPr>
-              <w:t>기계</w:t>
+              <w:t>물리</w:t>
             </w:r>
           </w:p>
         </w:tc>
@@ -6371,7 +6371,7 @@
               <w:rPr>
                 <w:sz w:val="15"/>
               </w:rPr>
-              <w:t>338종</w:t>
+              <w:t>360종</w:t>
             </w:r>
           </w:p>
         </w:tc>
@@ -6385,7 +6385,7 @@
               <w:rPr>
                 <w:sz w:val="15"/>
               </w:rPr>
-              <w:t>62.1%  ███████·····</w:t>
+              <w:t>66.2%  ████████····</w:t>
             </w:r>
           </w:p>
         </w:tc>
@@ -6399,7 +6399,7 @@
               <w:rPr>
                 <w:sz w:val="15"/>
               </w:rPr>
-              <w:t>582건</w:t>
+              <w:t>361건</w:t>
             </w:r>
           </w:p>
         </w:tc>
@@ -6487,7 +6487,7 @@
               <w:rPr>
                 <w:sz w:val="15"/>
               </w:rPr>
-              <w:t>체적저항률</w:t>
+              <w:t>동적증가계수(DIF)</w:t>
             </w:r>
           </w:p>
         </w:tc>
@@ -6501,7 +6501,7 @@
               <w:rPr>
                 <w:sz w:val="15"/>
               </w:rPr>
-              <w:t>전기</w:t>
+              <w:t>기계</w:t>
             </w:r>
           </w:p>
         </w:tc>
@@ -6515,7 +6515,7 @@
               <w:rPr>
                 <w:sz w:val="15"/>
               </w:rPr>
-              <w:t>251종</w:t>
+              <w:t>279종</w:t>
             </w:r>
           </w:p>
         </w:tc>
@@ -6529,7 +6529,7 @@
               <w:rPr>
                 <w:sz w:val="15"/>
               </w:rPr>
-              <w:t>46.1%  ██████······</w:t>
+              <w:t>51.3%  ██████······</w:t>
             </w:r>
           </w:p>
         </w:tc>
@@ -6543,7 +6543,7 @@
               <w:rPr>
                 <w:sz w:val="15"/>
               </w:rPr>
-              <w:t>359건</w:t>
+              <w:t>499건</w:t>
             </w:r>
           </w:p>
         </w:tc>
@@ -6559,7 +6559,7 @@
               <w:rPr>
                 <w:sz w:val="15"/>
               </w:rPr>
-              <w:t>동적증가계수(DIF)</w:t>
+              <w:t>체적저항률</w:t>
             </w:r>
           </w:p>
         </w:tc>
@@ -6573,7 +6573,7 @@
               <w:rPr>
                 <w:sz w:val="15"/>
               </w:rPr>
-              <w:t>기계</w:t>
+              <w:t>전기</w:t>
             </w:r>
           </w:p>
         </w:tc>
@@ -6587,7 +6587,7 @@
               <w:rPr>
                 <w:sz w:val="15"/>
               </w:rPr>
-              <w:t>223종</w:t>
+              <w:t>251종</w:t>
             </w:r>
           </w:p>
         </w:tc>
@@ -6601,7 +6601,7 @@
               <w:rPr>
                 <w:sz w:val="15"/>
               </w:rPr>
-              <w:t>41.0%  █████·······</w:t>
+              <w:t>46.1%  ██████······</w:t>
             </w:r>
           </w:p>
         </w:tc>
@@ -6615,7 +6615,7 @@
               <w:rPr>
                 <w:sz w:val="15"/>
               </w:rPr>
-              <w:t>442건</w:t>
+              <w:t>359건</w:t>
             </w:r>
           </w:p>
         </w:tc>
@@ -6803,7 +6803,7 @@
               <w:rPr>
                 <w:sz w:val="15"/>
               </w:rPr>
-              <w:t>172종</w:t>
+              <w:t>173종</w:t>
             </w:r>
           </w:p>
         </w:tc>
@@ -6817,7 +6817,7 @@
               <w:rPr>
                 <w:sz w:val="15"/>
               </w:rPr>
-              <w:t>31.6%  ████········</w:t>
+              <w:t>31.8%  ████········</w:t>
             </w:r>
           </w:p>
         </w:tc>
@@ -6831,7 +6831,7 @@
               <w:rPr>
                 <w:sz w:val="15"/>
               </w:rPr>
-              <w:t>233건</w:t>
+              <w:t>234건</w:t>
             </w:r>
           </w:p>
         </w:tc>
@@ -8795,7 +8795,7 @@
               <w:rPr>
                 <w:sz w:val="16"/>
               </w:rPr>
-              <w:t>9,509건</w:t>
+              <w:t>9,664건</w:t>
             </w:r>
           </w:p>
         </w:tc>
@@ -8809,7 +8809,7 @@
               <w:rPr>
                 <w:sz w:val="16"/>
               </w:rPr>
-              <w:t>65종</w:t>
+              <w:t>68종</w:t>
             </w:r>
           </w:p>
         </w:tc>
@@ -9518,7 +9518,7 @@
               <w:rPr>
                 <w:sz w:val="16"/>
               </w:rPr>
-              <w:t>9,759건</w:t>
+              <w:t>9,896건</w:t>
             </w:r>
           </w:p>
         </w:tc>
@@ -9532,7 +9532,7 @@
               <w:rPr>
                 <w:sz w:val="16"/>
               </w:rPr>
-              <w:t>32.5</w:t>
+              <w:t>33.0</w:t>
             </w:r>
           </w:p>
         </w:tc>
@@ -9576,7 +9576,7 @@
               <w:rPr>
                 <w:sz w:val="16"/>
               </w:rPr>
-              <w:t>3,232건</w:t>
+              <w:t>3,235건</w:t>
             </w:r>
           </w:p>
         </w:tc>
@@ -9634,7 +9634,7 @@
               <w:rPr>
                 <w:sz w:val="16"/>
               </w:rPr>
-              <w:t>4,604건</w:t>
+              <w:t>4,606건</w:t>
             </w:r>
           </w:p>
         </w:tc>
@@ -9648,7 +9648,7 @@
               <w:rPr>
                 <w:sz w:val="16"/>
               </w:rPr>
-              <w:t>64.8</w:t>
+              <w:t>64.9</w:t>
             </w:r>
           </w:p>
         </w:tc>
@@ -9692,7 +9692,7 @@
               <w:rPr>
                 <w:sz w:val="16"/>
               </w:rPr>
-              <w:t>1,662건</w:t>
+              <w:t>1,665건</w:t>
             </w:r>
           </w:p>
         </w:tc>
@@ -9750,7 +9750,7 @@
               <w:rPr>
                 <w:sz w:val="16"/>
               </w:rPr>
-              <w:t>829건</w:t>
+              <w:t>836건</w:t>
             </w:r>
           </w:p>
         </w:tc>
@@ -9764,7 +9764,7 @@
               <w:rPr>
                 <w:sz w:val="16"/>
               </w:rPr>
-              <w:t>34.5</w:t>
+              <w:t>34.8</w:t>
             </w:r>
           </w:p>
         </w:tc>
@@ -9808,7 +9808,7 @@
               <w:rPr>
                 <w:sz w:val="16"/>
               </w:rPr>
-              <w:t>656건</w:t>
+              <w:t>659건</w:t>
             </w:r>
           </w:p>
         </w:tc>
@@ -9822,7 +9822,7 @@
               <w:rPr>
                 <w:sz w:val="16"/>
               </w:rPr>
-              <w:t>29.8</w:t>
+              <w:t>30.0</w:t>
             </w:r>
           </w:p>
         </w:tc>
@@ -9968,7 +9968,7 @@
               <w:rPr>
                 <w:sz w:val="16"/>
               </w:rPr>
-              <w:t>9,517</w:t>
+              <w:t>9,518</w:t>
             </w:r>
           </w:p>
         </w:tc>
@@ -9982,7 +9982,7 @@
               <w:rPr>
                 <w:sz w:val="16"/>
               </w:rPr>
-              <w:t>45.9%</w:t>
+              <w:t>45.5%</w:t>
             </w:r>
           </w:p>
         </w:tc>
@@ -10040,7 +10040,7 @@
               <w:rPr>
                 <w:sz w:val="16"/>
               </w:rPr>
-              <w:t>7.9%</w:t>
+              <w:t>7.8%</w:t>
             </w:r>
           </w:p>
         </w:tc>
@@ -10084,7 +10084,7 @@
               <w:rPr>
                 <w:sz w:val="16"/>
               </w:rPr>
-              <w:t>5,305</w:t>
+              <w:t>5,333</w:t>
             </w:r>
           </w:p>
         </w:tc>
@@ -10098,7 +10098,7 @@
               <w:rPr>
                 <w:sz w:val="16"/>
               </w:rPr>
-              <w:t>25.6%</w:t>
+              <w:t>25.5%</w:t>
             </w:r>
           </w:p>
         </w:tc>
@@ -10142,7 +10142,7 @@
               <w:rPr>
                 <w:sz w:val="16"/>
               </w:rPr>
-              <w:t>4,282</w:t>
+              <w:t>4,408</w:t>
             </w:r>
           </w:p>
         </w:tc>
@@ -10156,7 +10156,7 @@
               <w:rPr>
                 <w:sz w:val="16"/>
               </w:rPr>
-              <w:t>20.6%</w:t>
+              <w:t>21.1%</w:t>
             </w:r>
           </w:p>
         </w:tc>
@@ -10172,7 +10172,7 @@
           <w:b w:val="0"/>
           <w:sz w:val="19"/>
         </w:rPr>
-        <w:t>가정값 4,189건은 조건에 assumption 표지가 붙어 UI·카드에 “가정”으로 표시된다. 대표값 선택에서 실측에 밀리므로, 나중에 실측이 들어오면 자동으로 대체된다.</w:t>
+        <w:t>가정값 4,315건은 조건에 assumption 표지가 붙어 UI·카드에 “가정”으로 표시된다. 대표값 선택에서 실측에 밀리므로, 나중에 실측이 들어오면 자동으로 대체된다.</w:t>
       </w:r>
     </w:p>
     <w:p>
@@ -10255,7 +10255,7 @@
               <w:rPr>
                 <w:sz w:val="16"/>
               </w:rPr>
-              <w:t>883</w:t>
+              <w:t>884</w:t>
             </w:r>
           </w:p>
         </w:tc>
@@ -10285,7 +10285,7 @@
               <w:rPr>
                 <w:sz w:val="16"/>
               </w:rPr>
-              <w:t>687</w:t>
+              <w:t>689</w:t>
             </w:r>
           </w:p>
         </w:tc>
@@ -10623,7 +10623,7 @@
               <w:rPr>
                 <w:sz w:val="15"/>
               </w:rPr>
-              <w:t>낙하·충격 준비율 74.4%</w:t>
+              <w:t>낙하·충격 준비율 80.3%</w:t>
             </w:r>
           </w:p>
         </w:tc>

--- a/MaterialTwin_물성확보현황_해석가능성.docx
+++ b/MaterialTwin_물성확보현황_해석가능성.docx
@@ -31,7 +31,7 @@
           <w:color w:val="606060"/>
           <w:sz w:val="18"/>
         </w:rPr>
-        <w:t>2026-08-10 · 재료 544종 · 물성값 20,897건 · 출처 2,095건 · 물성 정의 161종</w:t>
+        <w:t>2026-08-10 · 재료 544종 · 물성값 20,915건 · 출처 2,095건 · 물성 정의 161종</w:t>
       </w:r>
     </w:p>
     <w:p/>
@@ -52,7 +52,7 @@
           <w:b/>
           <w:sz w:val="22"/>
         </w:rPr>
-        <w:t>13개 해석이 요구하는 (재료 × 필수물성) 격자 14,478칸 중 14,022칸이 채워졌다 — 전체 96.9%.</w:t>
+        <w:t>13개 해석이 요구하는 (재료 × 필수물성) 격자 14,478칸 중 14,029칸이 채워졌다 — 전체 96.9%.</w:t>
       </w:r>
     </w:p>
     <w:p>
@@ -542,7 +542,7 @@
               <w:rPr>
                 <w:sz w:val="15"/>
               </w:rPr>
-              <w:t>2561/2720</w:t>
+              <w:t>2568/2720</w:t>
             </w:r>
           </w:p>
         </w:tc>
@@ -556,7 +556,7 @@
               <w:rPr>
                 <w:sz w:val="15"/>
               </w:rPr>
-              <w:t>94.2%  █████████·</w:t>
+              <w:t>94.4%  █████████·</w:t>
             </w:r>
           </w:p>
         </w:tc>
@@ -570,7 +570,7 @@
               <w:rPr>
                 <w:sz w:val="15"/>
               </w:rPr>
-              <w:t>47.8%</w:t>
+              <w:t>48.1%</w:t>
             </w:r>
           </w:p>
         </w:tc>
@@ -584,7 +584,7 @@
               <w:rPr>
                 <w:sz w:val="15"/>
               </w:rPr>
-              <w:t>437  (80.3%)</w:t>
+              <w:t>444  (81.6%)</w:t>
             </w:r>
           </w:p>
         </w:tc>
@@ -598,7 +598,7 @@
               <w:rPr>
                 <w:sz w:val="15"/>
               </w:rPr>
-              <w:t>yield_strength | tensile_strength+el — 103종</w:t>
+              <w:t>yield_strength | tensile_strength+el — 96종</w:t>
             </w:r>
           </w:p>
         </w:tc>
@@ -1714,7 +1714,7 @@
           <w:b/>
           <w:sz w:val="19"/>
         </w:rPr>
-        <w:t>**실측기반**은 tier4(가정·계산)를 뺀 값이다. 두 열의 차이 약 5,315칸이 가정값으로 채워진 부분이다. 해석을 돌리기 위해 칸을 닫는 것과, 그 값이 실측에 근거하는 것은 다른 문제다 — 둘을 나란히 둔다.</w:t>
+        <w:t>**실측기반**은 tier4(가정·계산)를 뺀 값이다. 두 열의 차이 약 5,314칸이 가정값으로 채워진 부분이다. 해석을 돌리기 위해 칸을 닫는 것과, 그 값이 실측에 근거하는 것은 다른 문제다 — 둘을 나란히 둔다.</w:t>
       </w:r>
     </w:p>
     <w:p>
@@ -1813,7 +1813,7 @@
               <w:rPr>
                 <w:sz w:val="16"/>
               </w:rPr>
-              <w:t>산소소광-발광체 100.0% · 구조·강성 99.8% · 열전달·방열 99.8% · 열응력·워피지 99.8% · 전기·EMI 97.8% · 산소확산-매트릭스 97.5% · 초탄성(실링·완충) 95.7% · 결로(표면) 89.2% · 폴더블 벤딩 88.1% · 결로(투습) 86.1% · 낙하·충격 80.3% · 접착·박리 76.2% · 피로·수명 52.5%</w:t>
+              <w:t>산소소광-발광체 100.0% · 구조·강성 99.8% · 열전달·방열 99.8% · 열응력·워피지 99.8% · 전기·EMI 97.8% · 산소확산-매트릭스 97.5% · 초탄성(실링·완충) 95.7% · 결로(표면) 89.2% · 폴더블 벤딩 88.1% · 결로(투습) 86.1% · 낙하·충격 81.6% · 접착·박리 76.2% · 피로·수명 52.5%</w:t>
             </w:r>
           </w:p>
         </w:tc>
@@ -2399,7 +2399,7 @@
               <w:rPr>
                 <w:sz w:val="16"/>
               </w:rPr>
-              <w:t>2561/2720  (94.2%)</w:t>
+              <w:t>2568/2720  (94.4%)</w:t>
             </w:r>
           </w:p>
         </w:tc>
@@ -2413,7 +2413,7 @@
               <w:rPr>
                 <w:sz w:val="16"/>
               </w:rPr>
-              <w:t>47.8%</w:t>
+              <w:t>48.1%</w:t>
             </w:r>
           </w:p>
         </w:tc>
@@ -2427,7 +2427,7 @@
               <w:rPr>
                 <w:sz w:val="16"/>
               </w:rPr>
-              <w:t>437종  (80.3%)</w:t>
+              <w:t>444종  (81.6%)</w:t>
             </w:r>
           </w:p>
         </w:tc>
@@ -2528,7 +2528,7 @@
               <w:rPr>
                 <w:sz w:val="16"/>
               </w:rPr>
-              <w:t>103종</w:t>
+              <w:t>96종</w:t>
             </w:r>
           </w:p>
         </w:tc>
@@ -6127,7 +6127,7 @@
               <w:rPr>
                 <w:sz w:val="15"/>
               </w:rPr>
-              <w:t>유전율</w:t>
+              <w:t>인장강도(UTS)</w:t>
             </w:r>
           </w:p>
         </w:tc>
@@ -6141,7 +6141,7 @@
               <w:rPr>
                 <w:sz w:val="15"/>
               </w:rPr>
-              <w:t>전기</w:t>
+              <w:t>기계</w:t>
             </w:r>
           </w:p>
         </w:tc>
@@ -6155,7 +6155,7 @@
               <w:rPr>
                 <w:sz w:val="15"/>
               </w:rPr>
-              <w:t>409종</w:t>
+              <w:t>411종</w:t>
             </w:r>
           </w:p>
         </w:tc>
@@ -6169,7 +6169,7 @@
               <w:rPr>
                 <w:sz w:val="15"/>
               </w:rPr>
-              <w:t>75.2%  █████████···</w:t>
+              <w:t>75.6%  █████████···</w:t>
             </w:r>
           </w:p>
         </w:tc>
@@ -6183,7 +6183,7 @@
               <w:rPr>
                 <w:sz w:val="15"/>
               </w:rPr>
-              <w:t>674건</w:t>
+              <w:t>762건</w:t>
             </w:r>
           </w:p>
         </w:tc>
@@ -6199,7 +6199,7 @@
               <w:rPr>
                 <w:sz w:val="15"/>
               </w:rPr>
-              <w:t>인장강도(UTS)</w:t>
+              <w:t>유전율</w:t>
             </w:r>
           </w:p>
         </w:tc>
@@ -6213,7 +6213,7 @@
               <w:rPr>
                 <w:sz w:val="15"/>
               </w:rPr>
-              <w:t>기계</w:t>
+              <w:t>전기</w:t>
             </w:r>
           </w:p>
         </w:tc>
@@ -6227,7 +6227,7 @@
               <w:rPr>
                 <w:sz w:val="15"/>
               </w:rPr>
-              <w:t>404종</w:t>
+              <w:t>409종</w:t>
             </w:r>
           </w:p>
         </w:tc>
@@ -6241,7 +6241,7 @@
               <w:rPr>
                 <w:sz w:val="15"/>
               </w:rPr>
-              <w:t>74.3%  █████████···</w:t>
+              <w:t>75.2%  █████████···</w:t>
             </w:r>
           </w:p>
         </w:tc>
@@ -6255,7 +6255,7 @@
               <w:rPr>
                 <w:sz w:val="15"/>
               </w:rPr>
-              <w:t>755건</w:t>
+              <w:t>674건</w:t>
             </w:r>
           </w:p>
         </w:tc>
@@ -6299,7 +6299,7 @@
               <w:rPr>
                 <w:sz w:val="15"/>
               </w:rPr>
-              <w:t>368종</w:t>
+              <w:t>379종</w:t>
             </w:r>
           </w:p>
         </w:tc>
@@ -6313,7 +6313,7 @@
               <w:rPr>
                 <w:sz w:val="15"/>
               </w:rPr>
-              <w:t>67.6%  ████████····</w:t>
+              <w:t>69.7%  ████████····</w:t>
             </w:r>
           </w:p>
         </w:tc>
@@ -6327,7 +6327,7 @@
               <w:rPr>
                 <w:sz w:val="15"/>
               </w:rPr>
-              <w:t>612건</w:t>
+              <w:t>623건</w:t>
             </w:r>
           </w:p>
         </w:tc>
@@ -8795,7 +8795,7 @@
               <w:rPr>
                 <w:sz w:val="16"/>
               </w:rPr>
-              <w:t>9,664건</w:t>
+              <w:t>9,682건</w:t>
             </w:r>
           </w:p>
         </w:tc>
@@ -9518,7 +9518,7 @@
               <w:rPr>
                 <w:sz w:val="16"/>
               </w:rPr>
-              <w:t>9,896건</w:t>
+              <w:t>9,914건</w:t>
             </w:r>
           </w:p>
         </w:tc>
@@ -10084,7 +10084,7 @@
               <w:rPr>
                 <w:sz w:val="16"/>
               </w:rPr>
-              <w:t>5,333</w:t>
+              <w:t>5,351</w:t>
             </w:r>
           </w:p>
         </w:tc>
@@ -10098,7 +10098,7 @@
               <w:rPr>
                 <w:sz w:val="16"/>
               </w:rPr>
-              <w:t>25.5%</w:t>
+              <w:t>25.6%</w:t>
             </w:r>
           </w:p>
         </w:tc>
@@ -10623,7 +10623,7 @@
               <w:rPr>
                 <w:sz w:val="15"/>
               </w:rPr>
-              <w:t>낙하·충격 준비율 80.3%</w:t>
+              <w:t>낙하·충격 준비율 81.6%</w:t>
             </w:r>
           </w:p>
         </w:tc>

--- a/MaterialTwin_물성확보현황_해석가능성.docx
+++ b/MaterialTwin_물성확보현황_해석가능성.docx
@@ -31,7 +31,7 @@
           <w:color w:val="606060"/>
           <w:sz w:val="18"/>
         </w:rPr>
-        <w:t>2026-08-10 · 재료 544종 · 물성값 20,915건 · 출처 2,095건 · 물성 정의 161종</w:t>
+        <w:t>2026-08-10 · 재료 544종 · 물성값 21,212건 · 출처 2,128건 · 물성 정의 161종</w:t>
       </w:r>
     </w:p>
     <w:p/>
@@ -52,7 +52,7 @@
           <w:b/>
           <w:sz w:val="22"/>
         </w:rPr>
-        <w:t>13개 해석이 요구하는 (재료 × 필수물성) 격자 14,478칸 중 14,029칸이 채워졌다 — 전체 96.9%.</w:t>
+        <w:t>13개 해석이 요구하는 (재료 × 필수물성) 격자 14,478칸 중 14,080칸이 채워졌다 — 전체 97.3%.</w:t>
       </w:r>
     </w:p>
     <w:p>
@@ -269,7 +269,7 @@
           <w:b/>
           <w:sz w:val="19"/>
         </w:rPr>
-        <w:t>셀 채움률이 높아도 재료 준비율은 낮을 수 있다. 재료마다 비어 있는 칸이 다르면 그렇게 된다 — 피로·수명이 정확히 그 경우다(셀 84.2% vs 준비 52.5%). **수집 진척과 해석 가능성을 같은 숫자로 말하면 안 된다.**</w:t>
+        <w:t>셀 채움률이 높아도 재료 준비율은 낮을 수 있다. 재료마다 비어 있는 칸이 다르면 그렇게 된다 — 피로·수명이 정확히 그 경우다(셀 85.2% vs 준비 55.6%). **수집 진척과 해석 가능성을 같은 숫자로 말하면 안 된다.**</w:t>
       </w:r>
     </w:p>
     <w:p>
@@ -542,7 +542,7 @@
               <w:rPr>
                 <w:sz w:val="15"/>
               </w:rPr>
-              <w:t>2568/2720</w:t>
+              <w:t>2577/2720</w:t>
             </w:r>
           </w:p>
         </w:tc>
@@ -556,7 +556,7 @@
               <w:rPr>
                 <w:sz w:val="15"/>
               </w:rPr>
-              <w:t>94.4%  █████████·</w:t>
+              <w:t>94.7%  █████████·</w:t>
             </w:r>
           </w:p>
         </w:tc>
@@ -570,7 +570,7 @@
               <w:rPr>
                 <w:sz w:val="15"/>
               </w:rPr>
-              <w:t>48.1%</w:t>
+              <w:t>48.3%</w:t>
             </w:r>
           </w:p>
         </w:tc>
@@ -584,7 +584,7 @@
               <w:rPr>
                 <w:sz w:val="15"/>
               </w:rPr>
-              <w:t>444  (81.6%)</w:t>
+              <w:t>453  (83.3%)</w:t>
             </w:r>
           </w:p>
         </w:tc>
@@ -598,7 +598,7 @@
               <w:rPr>
                 <w:sz w:val="15"/>
               </w:rPr>
-              <w:t>yield_strength | tensile_strength+el — 96종</w:t>
+              <w:t>yield_strength | tensile_strength+el — 88종</w:t>
             </w:r>
           </w:p>
         </w:tc>
@@ -642,7 +642,7 @@
               <w:rPr>
                 <w:sz w:val="15"/>
               </w:rPr>
-              <w:t>1631/1632</w:t>
+              <w:t>1632/1632</w:t>
             </w:r>
           </w:p>
         </w:tc>
@@ -656,7 +656,7 @@
               <w:rPr>
                 <w:sz w:val="15"/>
               </w:rPr>
-              <w:t>99.9%  ██████████</w:t>
+              <w:t>100.0%  ██████████</w:t>
             </w:r>
           </w:p>
         </w:tc>
@@ -670,7 +670,7 @@
               <w:rPr>
                 <w:sz w:val="15"/>
               </w:rPr>
-              <w:t>64.4%</w:t>
+              <w:t>67.0%</w:t>
             </w:r>
           </w:p>
         </w:tc>
@@ -684,7 +684,7 @@
               <w:rPr>
                 <w:sz w:val="15"/>
               </w:rPr>
-              <w:t>543  (99.8%)</w:t>
+              <w:t>544  (100.0%)</w:t>
             </w:r>
           </w:p>
         </w:tc>
@@ -698,7 +698,7 @@
               <w:rPr>
                 <w:sz w:val="15"/>
               </w:rPr>
-              <w:t>conductivity — 1종</w:t>
+              <w:t>— — 0종</w:t>
             </w:r>
           </w:p>
         </w:tc>
@@ -842,7 +842,7 @@
               <w:rPr>
                 <w:sz w:val="15"/>
               </w:rPr>
-              <w:t>718/740</w:t>
+              <w:t>733/740</w:t>
             </w:r>
           </w:p>
         </w:tc>
@@ -856,7 +856,7 @@
               <w:rPr>
                 <w:sz w:val="15"/>
               </w:rPr>
-              <w:t>97.0%  ██████████</w:t>
+              <w:t>99.1%  ██████████</w:t>
             </w:r>
           </w:p>
         </w:tc>
@@ -870,7 +870,7 @@
               <w:rPr>
                 <w:sz w:val="15"/>
               </w:rPr>
-              <w:t>57.2%</w:t>
+              <w:t>59.1%</w:t>
             </w:r>
           </w:p>
         </w:tc>
@@ -884,7 +884,7 @@
               <w:rPr>
                 <w:sz w:val="15"/>
               </w:rPr>
-              <w:t>163  (88.1%)</w:t>
+              <w:t>178  (96.2%)</w:t>
             </w:r>
           </w:p>
         </w:tc>
@@ -898,7 +898,7 @@
               <w:rPr>
                 <w:sz w:val="15"/>
               </w:rPr>
-              <w:t>prony_relaxation_time | prony_tensil — 22종</w:t>
+              <w:t>prony_relaxation_time | prony_tensil — 7종</w:t>
             </w:r>
           </w:p>
         </w:tc>
@@ -942,7 +942,7 @@
               <w:rPr>
                 <w:sz w:val="15"/>
               </w:rPr>
-              <w:t>2117/2176</w:t>
+              <w:t>2121/2176</w:t>
             </w:r>
           </w:p>
         </w:tc>
@@ -956,7 +956,7 @@
               <w:rPr>
                 <w:sz w:val="15"/>
               </w:rPr>
-              <w:t>97.3%  ██████████</w:t>
+              <w:t>97.5%  ██████████</w:t>
             </w:r>
           </w:p>
         </w:tc>
@@ -970,7 +970,7 @@
               <w:rPr>
                 <w:sz w:val="15"/>
               </w:rPr>
-              <w:t>65.8%</w:t>
+              <w:t>67.9%</w:t>
             </w:r>
           </w:p>
         </w:tc>
@@ -984,7 +984,7 @@
               <w:rPr>
                 <w:sz w:val="15"/>
               </w:rPr>
-              <w:t>485  (89.2%)</w:t>
+              <w:t>489  (89.9%)</w:t>
             </w:r>
           </w:p>
         </w:tc>
@@ -998,7 +998,7 @@
               <w:rPr>
                 <w:sz w:val="15"/>
               </w:rPr>
-              <w:t>contact_angle_water | surface_energy — 58종</w:t>
+              <w:t>contact_angle_water | surface_energy — 55종</w:t>
             </w:r>
           </w:p>
         </w:tc>
@@ -1042,7 +1042,7 @@
               <w:rPr>
                 <w:sz w:val="15"/>
               </w:rPr>
-              <w:t>1610/1668</w:t>
+              <w:t>1614/1668</w:t>
             </w:r>
           </w:p>
         </w:tc>
@@ -1056,7 +1056,7 @@
               <w:rPr>
                 <w:sz w:val="15"/>
               </w:rPr>
-              <w:t>96.5%  ██████████</w:t>
+              <w:t>96.8%  ██████████</w:t>
             </w:r>
           </w:p>
         </w:tc>
@@ -1070,7 +1070,7 @@
               <w:rPr>
                 <w:sz w:val="15"/>
               </w:rPr>
-              <w:t>60.1%</w:t>
+              <w:t>61.9%</w:t>
             </w:r>
           </w:p>
         </w:tc>
@@ -1084,7 +1084,7 @@
               <w:rPr>
                 <w:sz w:val="15"/>
               </w:rPr>
-              <w:t>359  (86.1%)</w:t>
+              <w:t>363  (87.1%)</w:t>
             </w:r>
           </w:p>
         </w:tc>
@@ -1098,7 +1098,7 @@
               <w:rPr>
                 <w:sz w:val="15"/>
               </w:rPr>
-              <w:t>water_vapor_transmission | gas_perme — 58종</w:t>
+              <w:t>water_vapor_transmission | gas_perme — 54종</w:t>
             </w:r>
           </w:p>
         </w:tc>
@@ -1142,7 +1142,7 @@
               <w:rPr>
                 <w:sz w:val="15"/>
               </w:rPr>
-              <w:t>90/92</w:t>
+              <w:t>91/92</w:t>
             </w:r>
           </w:p>
         </w:tc>
@@ -1156,7 +1156,7 @@
               <w:rPr>
                 <w:sz w:val="15"/>
               </w:rPr>
-              <w:t>97.8%  ██████████</w:t>
+              <w:t>98.9%  ██████████</w:t>
             </w:r>
           </w:p>
         </w:tc>
@@ -1184,7 +1184,7 @@
               <w:rPr>
                 <w:sz w:val="15"/>
               </w:rPr>
-              <w:t>44  (95.7%)</w:t>
+              <w:t>45  (97.8%)</w:t>
             </w:r>
           </w:p>
         </w:tc>
@@ -1198,7 +1198,7 @@
               <w:rPr>
                 <w:sz w:val="15"/>
               </w:rPr>
-              <w:t>hyperelastic_coefficient | hyperelas — 2종</w:t>
+              <w:t>hyperelastic_coefficient | hyperelas — 1종</w:t>
             </w:r>
           </w:p>
         </w:tc>
@@ -1342,7 +1342,7 @@
               <w:rPr>
                 <w:sz w:val="15"/>
               </w:rPr>
-              <w:t>532/544</w:t>
+              <w:t>543/544</w:t>
             </w:r>
           </w:p>
         </w:tc>
@@ -1356,7 +1356,7 @@
               <w:rPr>
                 <w:sz w:val="15"/>
               </w:rPr>
-              <w:t>97.8%  ██████████</w:t>
+              <w:t>99.8%  ██████████</w:t>
             </w:r>
           </w:p>
         </w:tc>
@@ -1370,7 +1370,7 @@
               <w:rPr>
                 <w:sz w:val="15"/>
               </w:rPr>
-              <w:t>73.2%</w:t>
+              <w:t>75.2%</w:t>
             </w:r>
           </w:p>
         </w:tc>
@@ -1384,7 +1384,7 @@
               <w:rPr>
                 <w:sz w:val="15"/>
               </w:rPr>
-              <w:t>532  (97.8%)</w:t>
+              <w:t>543  (99.8%)</w:t>
             </w:r>
           </w:p>
         </w:tc>
@@ -1398,7 +1398,7 @@
               <w:rPr>
                 <w:sz w:val="15"/>
               </w:rPr>
-              <w:t>dielectric_constant | resistivity_vo — 12종</w:t>
+              <w:t>dielectric_constant | resistivity_vo — 1종</w:t>
             </w:r>
           </w:p>
         </w:tc>
@@ -1442,7 +1442,7 @@
               <w:rPr>
                 <w:sz w:val="15"/>
               </w:rPr>
-              <w:t>500/594</w:t>
+              <w:t>506/594</w:t>
             </w:r>
           </w:p>
         </w:tc>
@@ -1456,7 +1456,7 @@
               <w:rPr>
                 <w:sz w:val="15"/>
               </w:rPr>
-              <w:t>84.2%  ████████··</w:t>
+              <w:t>85.2%  █████████·</w:t>
             </w:r>
           </w:p>
         </w:tc>
@@ -1470,7 +1470,7 @@
               <w:rPr>
                 <w:sz w:val="15"/>
               </w:rPr>
-              <w:t>73.1%</w:t>
+              <w:t>73.2%</w:t>
             </w:r>
           </w:p>
         </w:tc>
@@ -1484,7 +1484,7 @@
               <w:rPr>
                 <w:sz w:val="15"/>
               </w:rPr>
-              <w:t>104  (52.5%)</w:t>
+              <w:t>110  (55.6%)</w:t>
             </w:r>
           </w:p>
         </w:tc>
@@ -1498,7 +1498,7 @@
               <w:rPr>
                 <w:sz w:val="15"/>
               </w:rPr>
-              <w:t>fatigue_strength_coefficient | fatig — 94종</w:t>
+              <w:t>fatigue_strength_coefficient | fatig — 88종</w:t>
             </w:r>
           </w:p>
         </w:tc>
@@ -1714,7 +1714,7 @@
           <w:b/>
           <w:sz w:val="19"/>
         </w:rPr>
-        <w:t>**실측기반**은 tier4(가정·계산)를 뺀 값이다. 두 열의 차이 약 5,314칸이 가정값으로 채워진 부분이다. 해석을 돌리기 위해 칸을 닫는 것과, 그 값이 실측에 근거하는 것은 다른 문제다 — 둘을 나란히 둔다.</w:t>
+        <w:t>**실측기반**은 tier4(가정·계산)를 뺀 값이다. 두 열의 차이 약 5,215칸이 가정값으로 채워진 부분이다. 해석을 돌리기 위해 칸을 닫는 것과, 그 값이 실측에 근거하는 것은 다른 문제다 — 둘을 나란히 둔다.</w:t>
       </w:r>
     </w:p>
     <w:p>
@@ -1813,7 +1813,7 @@
               <w:rPr>
                 <w:sz w:val="16"/>
               </w:rPr>
-              <w:t>산소소광-발광체 100.0% · 구조·강성 99.8% · 열전달·방열 99.8% · 열응력·워피지 99.8% · 전기·EMI 97.8% · 산소확산-매트릭스 97.5% · 초탄성(실링·완충) 95.7% · 결로(표면) 89.2% · 폴더블 벤딩 88.1% · 결로(투습) 86.1% · 낙하·충격 81.6% · 접착·박리 76.2% · 피로·수명 52.5%</w:t>
+              <w:t>열전달·방열 100.0% · 산소소광-발광체 100.0% · 구조·강성 99.8% · 열응력·워피지 99.8% · 전기·EMI 99.8% · 초탄성(실링·완충) 97.8% · 산소확산-매트릭스 97.5% · 폴더블 벤딩 96.2% · 결로(표면) 89.9% · 결로(투습) 87.1% · 낙하·충격 83.3% · 접착·박리 76.2% · 피로·수명 55.6%</w:t>
             </w:r>
           </w:p>
         </w:tc>
@@ -2399,7 +2399,7 @@
               <w:rPr>
                 <w:sz w:val="16"/>
               </w:rPr>
-              <w:t>2568/2720  (94.4%)</w:t>
+              <w:t>2577/2720  (94.7%)</w:t>
             </w:r>
           </w:p>
         </w:tc>
@@ -2413,7 +2413,7 @@
               <w:rPr>
                 <w:sz w:val="16"/>
               </w:rPr>
-              <w:t>48.1%</w:t>
+              <w:t>48.3%</w:t>
             </w:r>
           </w:p>
         </w:tc>
@@ -2427,7 +2427,7 @@
               <w:rPr>
                 <w:sz w:val="16"/>
               </w:rPr>
-              <w:t>444종  (81.6%)</w:t>
+              <w:t>453종  (83.3%)</w:t>
             </w:r>
           </w:p>
         </w:tc>
@@ -2528,7 +2528,7 @@
               <w:rPr>
                 <w:sz w:val="16"/>
               </w:rPr>
-              <w:t>96종</w:t>
+              <w:t>88종</w:t>
             </w:r>
           </w:p>
         </w:tc>
@@ -2558,7 +2558,7 @@
               <w:rPr>
                 <w:sz w:val="16"/>
               </w:rPr>
-              <w:t>55종</w:t>
+              <w:t>54종</w:t>
             </w:r>
           </w:p>
         </w:tc>
@@ -2731,7 +2731,7 @@
               <w:rPr>
                 <w:sz w:val="16"/>
               </w:rPr>
-              <w:t>1631/1632  (99.9%)</w:t>
+              <w:t>1632/1632  (100.0%)</w:t>
             </w:r>
           </w:p>
         </w:tc>
@@ -2745,7 +2745,7 @@
               <w:rPr>
                 <w:sz w:val="16"/>
               </w:rPr>
-              <w:t>64.4%</w:t>
+              <w:t>67.0%</w:t>
             </w:r>
           </w:p>
         </w:tc>
@@ -2759,7 +2759,7 @@
               <w:rPr>
                 <w:sz w:val="16"/>
               </w:rPr>
-              <w:t>543종  (99.8%)</w:t>
+              <w:t>544종  (100.0%)</w:t>
             </w:r>
           </w:p>
         </w:tc>
@@ -2773,94 +2773,7 @@
               <w:rPr>
                 <w:sz w:val="16"/>
               </w:rPr>
-              <w:t>202종  (37.1%)</w:t>
-            </w:r>
-          </w:p>
-        </w:tc>
-      </w:tr>
-    </w:tbl>
-    <w:p/>
-    <w:p>
-      <w:pPr>
-        <w:spacing w:after="40"/>
-      </w:pPr>
-      <w:r>
-        <w:rPr>
-          <w:b/>
-          <w:sz w:val="19"/>
-        </w:rPr>
-        <w:t>비어 있는 칸</w:t>
-      </w:r>
-    </w:p>
-    <w:tbl>
-      <w:tblPr>
-        <w:tblStyle w:val="LightGrid-Accent1"/>
-        <w:tblW w:type="auto" w:w="0"/>
-        <w:jc w:val="center"/>
-        <w:tblLook w:firstColumn="1" w:firstRow="1" w:lastColumn="0" w:lastRow="0" w:noHBand="0" w:noVBand="1" w:val="04A0"/>
-      </w:tblPr>
-      <w:tblGrid>
-        <w:gridCol w:w="4320"/>
-        <w:gridCol w:w="4320"/>
-      </w:tblGrid>
-      <w:tr>
-        <w:tc>
-          <w:tcPr>
-            <w:tcW w:type="dxa" w:w="4320"/>
-          </w:tcPr>
-          <w:p>
-            <w:r/>
-            <w:r>
-              <w:rPr>
-                <w:b/>
-                <w:sz w:val="17"/>
-              </w:rPr>
-              <w:t>물성 / 택일군</w:t>
-            </w:r>
-          </w:p>
-        </w:tc>
-        <w:tc>
-          <w:tcPr>
-            <w:tcW w:type="dxa" w:w="4320"/>
-          </w:tcPr>
-          <w:p>
-            <w:r/>
-            <w:r>
-              <w:rPr>
-                <w:b/>
-                <w:sz w:val="17"/>
-              </w:rPr>
-              <w:t>미보유 재료 수</w:t>
-            </w:r>
-          </w:p>
-        </w:tc>
-      </w:tr>
-      <w:tr>
-        <w:tc>
-          <w:tcPr>
-            <w:tcW w:type="dxa" w:w="4320"/>
-          </w:tcPr>
-          <w:p>
-            <w:r/>
-            <w:r>
-              <w:rPr>
-                <w:sz w:val="16"/>
-              </w:rPr>
-              <w:t>conductivity</w:t>
-            </w:r>
-          </w:p>
-        </w:tc>
-        <w:tc>
-          <w:tcPr>
-            <w:tcW w:type="dxa" w:w="4320"/>
-          </w:tcPr>
-          <w:p>
-            <w:r/>
-            <w:r>
-              <w:rPr>
-                <w:sz w:val="16"/>
-              </w:rPr>
-              <w:t>1종</w:t>
+              <w:t>206종  (37.9%)</w:t>
             </w:r>
           </w:p>
         </w:tc>
@@ -3305,7 +3218,7 @@
               <w:rPr>
                 <w:sz w:val="16"/>
               </w:rPr>
-              <w:t>718/740  (97.0%)</w:t>
+              <w:t>733/740  (99.1%)</w:t>
             </w:r>
           </w:p>
         </w:tc>
@@ -3319,7 +3232,7 @@
               <w:rPr>
                 <w:sz w:val="16"/>
               </w:rPr>
-              <w:t>57.2%</w:t>
+              <w:t>59.1%</w:t>
             </w:r>
           </w:p>
         </w:tc>
@@ -3333,7 +3246,7 @@
               <w:rPr>
                 <w:sz w:val="16"/>
               </w:rPr>
-              <w:t>163종  (88.1%)</w:t>
+              <w:t>178종  (96.2%)</w:t>
             </w:r>
           </w:p>
         </w:tc>
@@ -3347,7 +3260,7 @@
               <w:rPr>
                 <w:sz w:val="16"/>
               </w:rPr>
-              <w:t>34종  (18.4%)</w:t>
+              <w:t>41종  (22.2%)</w:t>
             </w:r>
           </w:p>
         </w:tc>
@@ -3434,7 +3347,7 @@
               <w:rPr>
                 <w:sz w:val="16"/>
               </w:rPr>
-              <w:t>22종</w:t>
+              <w:t>7종</w:t>
             </w:r>
           </w:p>
         </w:tc>
@@ -3577,7 +3490,7 @@
               <w:rPr>
                 <w:sz w:val="16"/>
               </w:rPr>
-              <w:t>2117/2176  (97.3%)</w:t>
+              <w:t>2121/2176  (97.5%)</w:t>
             </w:r>
           </w:p>
         </w:tc>
@@ -3591,7 +3504,7 @@
               <w:rPr>
                 <w:sz w:val="16"/>
               </w:rPr>
-              <w:t>65.8%</w:t>
+              <w:t>67.9%</w:t>
             </w:r>
           </w:p>
         </w:tc>
@@ -3605,7 +3518,7 @@
               <w:rPr>
                 <w:sz w:val="16"/>
               </w:rPr>
-              <w:t>485종  (89.2%)</w:t>
+              <w:t>489종  (89.9%)</w:t>
             </w:r>
           </w:p>
         </w:tc>
@@ -3619,7 +3532,7 @@
               <w:rPr>
                 <w:sz w:val="16"/>
               </w:rPr>
-              <w:t>184종  (33.8%)</w:t>
+              <w:t>187종  (34.4%)</w:t>
             </w:r>
           </w:p>
         </w:tc>
@@ -3706,37 +3619,7 @@
               <w:rPr>
                 <w:sz w:val="16"/>
               </w:rPr>
-              <w:t>58종</w:t>
-            </w:r>
-          </w:p>
-        </w:tc>
-      </w:tr>
-      <w:tr>
-        <w:tc>
-          <w:tcPr>
-            <w:tcW w:type="dxa" w:w="4320"/>
-          </w:tcPr>
-          <w:p>
-            <w:r/>
-            <w:r>
-              <w:rPr>
-                <w:sz w:val="16"/>
-              </w:rPr>
-              <w:t>conductivity</w:t>
-            </w:r>
-          </w:p>
-        </w:tc>
-        <w:tc>
-          <w:tcPr>
-            <w:tcW w:type="dxa" w:w="4320"/>
-          </w:tcPr>
-          <w:p>
-            <w:r/>
-            <w:r>
-              <w:rPr>
-                <w:sz w:val="16"/>
-              </w:rPr>
-              <w:t>1종</w:t>
+              <w:t>55종</w:t>
             </w:r>
           </w:p>
         </w:tc>
@@ -3879,7 +3762,7 @@
               <w:rPr>
                 <w:sz w:val="16"/>
               </w:rPr>
-              <w:t>1610/1668  (96.5%)</w:t>
+              <w:t>1614/1668  (96.8%)</w:t>
             </w:r>
           </w:p>
         </w:tc>
@@ -3893,7 +3776,7 @@
               <w:rPr>
                 <w:sz w:val="16"/>
               </w:rPr>
-              <w:t>60.1%</w:t>
+              <w:t>61.9%</w:t>
             </w:r>
           </w:p>
         </w:tc>
@@ -3907,7 +3790,7 @@
               <w:rPr>
                 <w:sz w:val="16"/>
               </w:rPr>
-              <w:t>359종  (86.1%)</w:t>
+              <w:t>363종  (87.1%)</w:t>
             </w:r>
           </w:p>
         </w:tc>
@@ -3921,7 +3804,7 @@
               <w:rPr>
                 <w:sz w:val="16"/>
               </w:rPr>
-              <w:t>112종  (26.9%)</w:t>
+              <w:t>115종  (27.6%)</w:t>
             </w:r>
           </w:p>
         </w:tc>
@@ -4008,7 +3891,7 @@
               <w:rPr>
                 <w:sz w:val="16"/>
               </w:rPr>
-              <w:t>58종</w:t>
+              <w:t>54종</w:t>
             </w:r>
           </w:p>
         </w:tc>
@@ -4151,7 +4034,7 @@
               <w:rPr>
                 <w:sz w:val="16"/>
               </w:rPr>
-              <w:t>90/92  (97.8%)</w:t>
+              <w:t>91/92  (98.9%)</w:t>
             </w:r>
           </w:p>
         </w:tc>
@@ -4179,7 +4062,7 @@
               <w:rPr>
                 <w:sz w:val="16"/>
               </w:rPr>
-              <w:t>44종  (95.7%)</w:t>
+              <w:t>45종  (97.8%)</w:t>
             </w:r>
           </w:p>
         </w:tc>
@@ -4280,7 +4163,7 @@
               <w:rPr>
                 <w:sz w:val="16"/>
               </w:rPr>
-              <w:t>2종</w:t>
+              <w:t>1종</w:t>
             </w:r>
           </w:p>
         </w:tc>
@@ -4695,7 +4578,7 @@
               <w:rPr>
                 <w:sz w:val="16"/>
               </w:rPr>
-              <w:t>532/544  (97.8%)</w:t>
+              <w:t>543/544  (99.8%)</w:t>
             </w:r>
           </w:p>
         </w:tc>
@@ -4709,7 +4592,7 @@
               <w:rPr>
                 <w:sz w:val="16"/>
               </w:rPr>
-              <w:t>73.2%</w:t>
+              <w:t>75.2%</w:t>
             </w:r>
           </w:p>
         </w:tc>
@@ -4723,7 +4606,7 @@
               <w:rPr>
                 <w:sz w:val="16"/>
               </w:rPr>
-              <w:t>532종  (97.8%)</w:t>
+              <w:t>543종  (99.8%)</w:t>
             </w:r>
           </w:p>
         </w:tc>
@@ -4737,7 +4620,7 @@
               <w:rPr>
                 <w:sz w:val="16"/>
               </w:rPr>
-              <w:t>398종  (73.2%)</w:t>
+              <w:t>409종  (75.2%)</w:t>
             </w:r>
           </w:p>
         </w:tc>
@@ -4824,7 +4707,7 @@
               <w:rPr>
                 <w:sz w:val="16"/>
               </w:rPr>
-              <w:t>12종</w:t>
+              <w:t>1종</w:t>
             </w:r>
           </w:p>
         </w:tc>
@@ -4967,7 +4850,7 @@
               <w:rPr>
                 <w:sz w:val="16"/>
               </w:rPr>
-              <w:t>500/594  (84.2%)</w:t>
+              <w:t>506/594  (85.2%)</w:t>
             </w:r>
           </w:p>
         </w:tc>
@@ -4981,7 +4864,7 @@
               <w:rPr>
                 <w:sz w:val="16"/>
               </w:rPr>
-              <w:t>73.1%</w:t>
+              <w:t>73.2%</w:t>
             </w:r>
           </w:p>
         </w:tc>
@@ -4995,7 +4878,7 @@
               <w:rPr>
                 <w:sz w:val="16"/>
               </w:rPr>
-              <w:t>104종  (52.5%)</w:t>
+              <w:t>110종  (55.6%)</w:t>
             </w:r>
           </w:p>
         </w:tc>
@@ -5009,7 +4892,7 @@
               <w:rPr>
                 <w:sz w:val="16"/>
               </w:rPr>
-              <w:t>68종  (34.3%)</w:t>
+              <w:t>69종  (34.8%)</w:t>
             </w:r>
           </w:p>
         </w:tc>
@@ -5096,7 +4979,7 @@
               <w:rPr>
                 <w:sz w:val="16"/>
               </w:rPr>
-              <w:t>94종</w:t>
+              <w:t>88종</w:t>
             </w:r>
           </w:p>
         </w:tc>
@@ -5839,7 +5722,7 @@
               <w:rPr>
                 <w:sz w:val="15"/>
               </w:rPr>
-              <w:t>비열</w:t>
+              <w:t>열전도율</w:t>
             </w:r>
           </w:p>
         </w:tc>
@@ -5895,7 +5778,7 @@
               <w:rPr>
                 <w:sz w:val="15"/>
               </w:rPr>
-              <w:t>610건</w:t>
+              <w:t>804건</w:t>
             </w:r>
           </w:p>
         </w:tc>
@@ -5911,7 +5794,7 @@
               <w:rPr>
                 <w:sz w:val="15"/>
               </w:rPr>
-              <w:t>영률</w:t>
+              <w:t>비열</w:t>
             </w:r>
           </w:p>
         </w:tc>
@@ -5925,7 +5808,7 @@
               <w:rPr>
                 <w:sz w:val="15"/>
               </w:rPr>
-              <w:t>기계</w:t>
+              <w:t>열</w:t>
             </w:r>
           </w:p>
         </w:tc>
@@ -5939,7 +5822,7 @@
               <w:rPr>
                 <w:sz w:val="15"/>
               </w:rPr>
-              <w:t>543종</w:t>
+              <w:t>544종</w:t>
             </w:r>
           </w:p>
         </w:tc>
@@ -5953,7 +5836,7 @@
               <w:rPr>
                 <w:sz w:val="15"/>
               </w:rPr>
-              <w:t>99.8%  ████████████</w:t>
+              <w:t>100.0%  ████████████</w:t>
             </w:r>
           </w:p>
         </w:tc>
@@ -5967,7 +5850,7 @@
               <w:rPr>
                 <w:sz w:val="15"/>
               </w:rPr>
-              <w:t>1162건</w:t>
+              <w:t>610건</w:t>
             </w:r>
           </w:p>
         </w:tc>
@@ -5983,7 +5866,7 @@
               <w:rPr>
                 <w:sz w:val="15"/>
               </w:rPr>
-              <w:t>열전도율</w:t>
+              <w:t>영률</w:t>
             </w:r>
           </w:p>
         </w:tc>
@@ -5997,7 +5880,7 @@
               <w:rPr>
                 <w:sz w:val="15"/>
               </w:rPr>
-              <w:t>열</w:t>
+              <w:t>기계</w:t>
             </w:r>
           </w:p>
         </w:tc>
@@ -6039,7 +5922,7 @@
               <w:rPr>
                 <w:sz w:val="15"/>
               </w:rPr>
-              <w:t>760건</w:t>
+              <w:t>1162건</w:t>
             </w:r>
           </w:p>
         </w:tc>
@@ -6155,7 +6038,7 @@
               <w:rPr>
                 <w:sz w:val="15"/>
               </w:rPr>
-              <w:t>411종</w:t>
+              <w:t>416종</w:t>
             </w:r>
           </w:p>
         </w:tc>
@@ -6169,7 +6052,7 @@
               <w:rPr>
                 <w:sz w:val="15"/>
               </w:rPr>
-              <w:t>75.6%  █████████···</w:t>
+              <w:t>76.5%  █████████···</w:t>
             </w:r>
           </w:p>
         </w:tc>
@@ -6183,7 +6066,7 @@
               <w:rPr>
                 <w:sz w:val="15"/>
               </w:rPr>
-              <w:t>762건</w:t>
+              <w:t>767건</w:t>
             </w:r>
           </w:p>
         </w:tc>
@@ -6227,7 +6110,7 @@
               <w:rPr>
                 <w:sz w:val="15"/>
               </w:rPr>
-              <w:t>409종</w:t>
+              <w:t>412종</w:t>
             </w:r>
           </w:p>
         </w:tc>
@@ -6241,7 +6124,7 @@
               <w:rPr>
                 <w:sz w:val="15"/>
               </w:rPr>
-              <w:t>75.2%  █████████···</w:t>
+              <w:t>75.7%  █████████···</w:t>
             </w:r>
           </w:p>
         </w:tc>
@@ -6255,7 +6138,7 @@
               <w:rPr>
                 <w:sz w:val="15"/>
               </w:rPr>
-              <w:t>674건</w:t>
+              <w:t>677건</w:t>
             </w:r>
           </w:p>
         </w:tc>
@@ -6299,7 +6182,7 @@
               <w:rPr>
                 <w:sz w:val="15"/>
               </w:rPr>
-              <w:t>379종</w:t>
+              <w:t>387종</w:t>
             </w:r>
           </w:p>
         </w:tc>
@@ -6313,7 +6196,7 @@
               <w:rPr>
                 <w:sz w:val="15"/>
               </w:rPr>
-              <w:t>69.7%  ████████····</w:t>
+              <w:t>71.1%  █████████···</w:t>
             </w:r>
           </w:p>
         </w:tc>
@@ -6327,7 +6210,7 @@
               <w:rPr>
                 <w:sz w:val="15"/>
               </w:rPr>
-              <w:t>623건</w:t>
+              <w:t>632건</w:t>
             </w:r>
           </w:p>
         </w:tc>
@@ -6443,7 +6326,7 @@
               <w:rPr>
                 <w:sz w:val="15"/>
               </w:rPr>
-              <w:t>325종</w:t>
+              <w:t>328종</w:t>
             </w:r>
           </w:p>
         </w:tc>
@@ -6457,7 +6340,7 @@
               <w:rPr>
                 <w:sz w:val="15"/>
               </w:rPr>
-              <w:t>59.7%  ███████·····</w:t>
+              <w:t>60.3%  ███████·····</w:t>
             </w:r>
           </w:p>
         </w:tc>
@@ -6471,7 +6354,7 @@
               <w:rPr>
                 <w:sz w:val="15"/>
               </w:rPr>
-              <w:t>346건</w:t>
+              <w:t>349건</w:t>
             </w:r>
           </w:p>
         </w:tc>
@@ -6515,7 +6398,7 @@
               <w:rPr>
                 <w:sz w:val="15"/>
               </w:rPr>
-              <w:t>279종</w:t>
+              <w:t>280종</w:t>
             </w:r>
           </w:p>
         </w:tc>
@@ -6529,7 +6412,7 @@
               <w:rPr>
                 <w:sz w:val="15"/>
               </w:rPr>
-              <w:t>51.3%  ██████······</w:t>
+              <w:t>51.5%  ██████······</w:t>
             </w:r>
           </w:p>
         </w:tc>
@@ -6543,7 +6426,7 @@
               <w:rPr>
                 <w:sz w:val="15"/>
               </w:rPr>
-              <w:t>499건</w:t>
+              <w:t>500건</w:t>
             </w:r>
           </w:p>
         </w:tc>
@@ -6587,7 +6470,7 @@
               <w:rPr>
                 <w:sz w:val="15"/>
               </w:rPr>
-              <w:t>251종</w:t>
+              <w:t>259종</w:t>
             </w:r>
           </w:p>
         </w:tc>
@@ -6601,7 +6484,7 @@
               <w:rPr>
                 <w:sz w:val="15"/>
               </w:rPr>
-              <w:t>46.1%  ██████······</w:t>
+              <w:t>47.6%  ██████······</w:t>
             </w:r>
           </w:p>
         </w:tc>
@@ -6615,7 +6498,7 @@
               <w:rPr>
                 <w:sz w:val="15"/>
               </w:rPr>
-              <w:t>359건</w:t>
+              <w:t>367건</w:t>
             </w:r>
           </w:p>
         </w:tc>
@@ -6847,7 +6730,7 @@
               <w:rPr>
                 <w:sz w:val="15"/>
               </w:rPr>
-              <w:t>최대 사용온도</w:t>
+              <w:t>Prony 완화시간</w:t>
             </w:r>
           </w:p>
         </w:tc>
@@ -6861,7 +6744,7 @@
               <w:rPr>
                 <w:sz w:val="15"/>
               </w:rPr>
-              <w:t>열</w:t>
+              <w:t>기계</w:t>
             </w:r>
           </w:p>
         </w:tc>
@@ -6875,7 +6758,7 @@
               <w:rPr>
                 <w:sz w:val="15"/>
               </w:rPr>
-              <w:t>162종</w:t>
+              <w:t>164종</w:t>
             </w:r>
           </w:p>
         </w:tc>
@@ -6889,7 +6772,7 @@
               <w:rPr>
                 <w:sz w:val="15"/>
               </w:rPr>
-              <w:t>29.8%  ████········</w:t>
+              <w:t>30.1%  ████········</w:t>
             </w:r>
           </w:p>
         </w:tc>
@@ -6903,7 +6786,7 @@
               <w:rPr>
                 <w:sz w:val="15"/>
               </w:rPr>
-              <w:t>285건</w:t>
+              <w:t>1357건</w:t>
             </w:r>
           </w:p>
         </w:tc>
@@ -6919,7 +6802,7 @@
               <w:rPr>
                 <w:sz w:val="15"/>
               </w:rPr>
-              <w:t>박리강도</w:t>
+              <w:t>최대 사용온도</w:t>
             </w:r>
           </w:p>
         </w:tc>
@@ -6933,7 +6816,7 @@
               <w:rPr>
                 <w:sz w:val="15"/>
               </w:rPr>
-              <w:t>계면</w:t>
+              <w:t>열</w:t>
             </w:r>
           </w:p>
         </w:tc>
@@ -6947,7 +6830,7 @@
               <w:rPr>
                 <w:sz w:val="15"/>
               </w:rPr>
-              <w:t>161종</w:t>
+              <w:t>162종</w:t>
             </w:r>
           </w:p>
         </w:tc>
@@ -6961,7 +6844,7 @@
               <w:rPr>
                 <w:sz w:val="15"/>
               </w:rPr>
-              <w:t>29.6%  ████········</w:t>
+              <w:t>29.8%  ████········</w:t>
             </w:r>
           </w:p>
         </w:tc>
@@ -6975,7 +6858,7 @@
               <w:rPr>
                 <w:sz w:val="15"/>
               </w:rPr>
-              <w:t>477건</w:t>
+              <w:t>285건</w:t>
             </w:r>
           </w:p>
         </w:tc>
@@ -6991,7 +6874,7 @@
               <w:rPr>
                 <w:sz w:val="15"/>
               </w:rPr>
-              <w:t>Prony 완화시간</w:t>
+              <w:t>박리강도</w:t>
             </w:r>
           </w:p>
         </w:tc>
@@ -7005,7 +6888,7 @@
               <w:rPr>
                 <w:sz w:val="15"/>
               </w:rPr>
-              <w:t>기계</w:t>
+              <w:t>계면</w:t>
             </w:r>
           </w:p>
         </w:tc>
@@ -7019,7 +6902,7 @@
               <w:rPr>
                 <w:sz w:val="15"/>
               </w:rPr>
-              <w:t>154종</w:t>
+              <w:t>161종</w:t>
             </w:r>
           </w:p>
         </w:tc>
@@ -7033,7 +6916,7 @@
               <w:rPr>
                 <w:sz w:val="15"/>
               </w:rPr>
-              <w:t>28.3%  ███·········</w:t>
+              <w:t>29.6%  ████········</w:t>
             </w:r>
           </w:p>
         </w:tc>
@@ -7047,7 +6930,7 @@
               <w:rPr>
                 <w:sz w:val="15"/>
               </w:rPr>
-              <w:t>1259건</w:t>
+              <w:t>477건</w:t>
             </w:r>
           </w:p>
         </w:tc>
@@ -7091,7 +6974,7 @@
               <w:rPr>
                 <w:sz w:val="15"/>
               </w:rPr>
-              <w:t>136종</w:t>
+              <w:t>137종</w:t>
             </w:r>
           </w:p>
         </w:tc>
@@ -7105,7 +6988,7 @@
               <w:rPr>
                 <w:sz w:val="15"/>
               </w:rPr>
-              <w:t>25.0%  ███·········</w:t>
+              <w:t>25.2%  ███·········</w:t>
             </w:r>
           </w:p>
         </w:tc>
@@ -7119,7 +7002,7 @@
               <w:rPr>
                 <w:sz w:val="15"/>
               </w:rPr>
-              <w:t>265건</w:t>
+              <w:t>266건</w:t>
             </w:r>
           </w:p>
         </w:tc>
@@ -8795,7 +8678,7 @@
               <w:rPr>
                 <w:sz w:val="16"/>
               </w:rPr>
-              <w:t>9,682건</w:t>
+              <w:t>9,916건</w:t>
             </w:r>
           </w:p>
         </w:tc>
@@ -8809,7 +8692,7 @@
               <w:rPr>
                 <w:sz w:val="16"/>
               </w:rPr>
-              <w:t>68종</w:t>
+              <w:t>69종</w:t>
             </w:r>
           </w:p>
         </w:tc>
@@ -8853,7 +8736,7 @@
               <w:rPr>
                 <w:sz w:val="16"/>
               </w:rPr>
-              <w:t>3,893건</w:t>
+              <w:t>3,937건</w:t>
             </w:r>
           </w:p>
         </w:tc>
@@ -8911,7 +8794,7 @@
               <w:rPr>
                 <w:sz w:val="16"/>
               </w:rPr>
-              <w:t>1,876건</w:t>
+              <w:t>1,879건</w:t>
             </w:r>
           </w:p>
         </w:tc>
@@ -8969,7 +8852,7 @@
               <w:rPr>
                 <w:sz w:val="16"/>
               </w:rPr>
-              <w:t>1,703건</w:t>
+              <w:t>1,715건</w:t>
             </w:r>
           </w:p>
         </w:tc>
@@ -8983,7 +8866,7 @@
               <w:rPr>
                 <w:sz w:val="16"/>
               </w:rPr>
-              <w:t>100종</w:t>
+              <w:t>101종</w:t>
             </w:r>
           </w:p>
         </w:tc>
@@ -9143,7 +9026,7 @@
               <w:rPr>
                 <w:sz w:val="16"/>
               </w:rPr>
-              <w:t>734건</w:t>
+              <w:t>738건</w:t>
             </w:r>
           </w:p>
         </w:tc>
@@ -9518,7 +9401,7 @@
               <w:rPr>
                 <w:sz w:val="16"/>
               </w:rPr>
-              <w:t>9,914건</w:t>
+              <w:t>9,980건</w:t>
             </w:r>
           </w:p>
         </w:tc>
@@ -9532,7 +9415,7 @@
               <w:rPr>
                 <w:sz w:val="16"/>
               </w:rPr>
-              <w:t>33.0</w:t>
+              <w:t>33.3</w:t>
             </w:r>
           </w:p>
         </w:tc>
@@ -9576,7 +9459,7 @@
               <w:rPr>
                 <w:sz w:val="16"/>
               </w:rPr>
-              <w:t>3,235건</w:t>
+              <w:t>3,244건</w:t>
             </w:r>
           </w:p>
         </w:tc>
@@ -9590,7 +9473,7 @@
               <w:rPr>
                 <w:sz w:val="16"/>
               </w:rPr>
-              <w:t>40.4</w:t>
+              <w:t>40.5</w:t>
             </w:r>
           </w:p>
         </w:tc>
@@ -9634,7 +9517,7 @@
               <w:rPr>
                 <w:sz w:val="16"/>
               </w:rPr>
-              <w:t>4,606건</w:t>
+              <w:t>4,794건</w:t>
             </w:r>
           </w:p>
         </w:tc>
@@ -9648,7 +9531,7 @@
               <w:rPr>
                 <w:sz w:val="16"/>
               </w:rPr>
-              <w:t>64.9</w:t>
+              <w:t>67.5</w:t>
             </w:r>
           </w:p>
         </w:tc>
@@ -9692,7 +9575,7 @@
               <w:rPr>
                 <w:sz w:val="16"/>
               </w:rPr>
-              <w:t>1,665건</w:t>
+              <w:t>1,685건</w:t>
             </w:r>
           </w:p>
         </w:tc>
@@ -9706,7 +9589,7 @@
               <w:rPr>
                 <w:sz w:val="16"/>
               </w:rPr>
-              <w:t>35.4</w:t>
+              <w:t>35.9</w:t>
             </w:r>
           </w:p>
         </w:tc>
@@ -9750,7 +9633,7 @@
               <w:rPr>
                 <w:sz w:val="16"/>
               </w:rPr>
-              <w:t>836건</w:t>
+              <w:t>845건</w:t>
             </w:r>
           </w:p>
         </w:tc>
@@ -9764,7 +9647,7 @@
               <w:rPr>
                 <w:sz w:val="16"/>
               </w:rPr>
-              <w:t>34.8</w:t>
+              <w:t>35.2</w:t>
             </w:r>
           </w:p>
         </w:tc>
@@ -9808,7 +9691,7 @@
               <w:rPr>
                 <w:sz w:val="16"/>
               </w:rPr>
-              <w:t>659건</w:t>
+              <w:t>664건</w:t>
             </w:r>
           </w:p>
         </w:tc>
@@ -9822,7 +9705,7 @@
               <w:rPr>
                 <w:sz w:val="16"/>
               </w:rPr>
-              <w:t>30.0</w:t>
+              <w:t>30.2</w:t>
             </w:r>
           </w:p>
         </w:tc>
@@ -9968,7 +9851,7 @@
               <w:rPr>
                 <w:sz w:val="16"/>
               </w:rPr>
-              <w:t>9,518</w:t>
+              <w:t>9,534</w:t>
             </w:r>
           </w:p>
         </w:tc>
@@ -9982,7 +9865,7 @@
               <w:rPr>
                 <w:sz w:val="16"/>
               </w:rPr>
-              <w:t>45.5%</w:t>
+              <w:t>44.9%</w:t>
             </w:r>
           </w:p>
         </w:tc>
@@ -10040,7 +9923,7 @@
               <w:rPr>
                 <w:sz w:val="16"/>
               </w:rPr>
-              <w:t>7.8%</w:t>
+              <w:t>7.7%</w:t>
             </w:r>
           </w:p>
         </w:tc>
@@ -10084,7 +9967,7 @@
               <w:rPr>
                 <w:sz w:val="16"/>
               </w:rPr>
-              <w:t>5,351</w:t>
+              <w:t>5,590</w:t>
             </w:r>
           </w:p>
         </w:tc>
@@ -10098,7 +9981,7 @@
               <w:rPr>
                 <w:sz w:val="16"/>
               </w:rPr>
-              <w:t>25.6%</w:t>
+              <w:t>26.4%</w:t>
             </w:r>
           </w:p>
         </w:tc>
@@ -10142,7 +10025,7 @@
               <w:rPr>
                 <w:sz w:val="16"/>
               </w:rPr>
-              <w:t>4,408</w:t>
+              <w:t>4,450</w:t>
             </w:r>
           </w:p>
         </w:tc>
@@ -10156,7 +10039,7 @@
               <w:rPr>
                 <w:sz w:val="16"/>
               </w:rPr>
-              <w:t>21.1%</w:t>
+              <w:t>21.0%</w:t>
             </w:r>
           </w:p>
         </w:tc>
@@ -10172,7 +10055,7 @@
           <w:b w:val="0"/>
           <w:sz w:val="19"/>
         </w:rPr>
-        <w:t>가정값 4,315건은 조건에 assumption 표지가 붙어 UI·카드에 “가정”으로 표시된다. 대표값 선택에서 실측에 밀리므로, 나중에 실측이 들어오면 자동으로 대체된다.</w:t>
+        <w:t>가정값 4,357건은 조건에 assumption 표지가 붙어 UI·카드에 “가정”으로 표시된다. 대표값 선택에서 실측에 밀리므로, 나중에 실측이 들어오면 자동으로 대체된다.</w:t>
       </w:r>
     </w:p>
     <w:p>
@@ -10255,7 +10138,7 @@
               <w:rPr>
                 <w:sz w:val="16"/>
               </w:rPr>
-              <w:t>884</w:t>
+              <w:t>888</w:t>
             </w:r>
           </w:p>
         </w:tc>
@@ -10285,7 +10168,7 @@
               <w:rPr>
                 <w:sz w:val="16"/>
               </w:rPr>
-              <w:t>689</w:t>
+              <w:t>712</w:t>
             </w:r>
           </w:p>
         </w:tc>
@@ -10315,7 +10198,7 @@
               <w:rPr>
                 <w:sz w:val="16"/>
               </w:rPr>
-              <w:t>308</w:t>
+              <w:t>313</w:t>
             </w:r>
           </w:p>
         </w:tc>
@@ -10375,7 +10258,7 @@
               <w:rPr>
                 <w:sz w:val="16"/>
               </w:rPr>
-              <w:t>70</w:t>
+              <w:t>71</w:t>
             </w:r>
           </w:p>
         </w:tc>
@@ -10623,7 +10506,7 @@
               <w:rPr>
                 <w:sz w:val="15"/>
               </w:rPr>
-              <w:t>낙하·충격 준비율 81.6%</w:t>
+              <w:t>낙하·충격 준비율 83.3%</w:t>
             </w:r>
           </w:p>
         </w:tc>
@@ -10681,7 +10564,7 @@
               <w:rPr>
                 <w:sz w:val="15"/>
               </w:rPr>
-              <w:t>열전달·방열 준비율 99.8% · 결로 두 갈래를 동시에 막는다</w:t>
+              <w:t>열전달·방열 준비율 100.0% · 결로 두 갈래를 동시에 막는다</w:t>
             </w:r>
           </w:p>
         </w:tc>
@@ -10739,7 +10622,7 @@
               <w:rPr>
                 <w:sz w:val="15"/>
               </w:rPr>
-              <w:t>폴더블 벤딩 준비율 88.1%</w:t>
+              <w:t>폴더블 벤딩 준비율 96.2%</w:t>
             </w:r>
           </w:p>
         </w:tc>
@@ -10797,7 +10680,7 @@
               <w:rPr>
                 <w:sz w:val="15"/>
               </w:rPr>
-              <w:t>결로(표면) 준비율 89.2%</w:t>
+              <w:t>결로(표면) 준비율 89.9%</w:t>
             </w:r>
           </w:p>
         </w:tc>
@@ -10855,7 +10738,7 @@
               <w:rPr>
                 <w:sz w:val="15"/>
               </w:rPr>
-              <w:t>피로·수명 준비율 52.5%</w:t>
+              <w:t>피로·수명 준비율 55.6%</w:t>
             </w:r>
           </w:p>
         </w:tc>

--- a/MaterialTwin_물성확보현황_해석가능성.docx
+++ b/MaterialTwin_물성확보현황_해석가능성.docx
@@ -31,7 +31,7 @@
           <w:color w:val="606060"/>
           <w:sz w:val="18"/>
         </w:rPr>
-        <w:t>2026-08-10 · 재료 544종 · 물성값 21,212건 · 출처 2,128건 · 물성 정의 161종</w:t>
+        <w:t>2026-08-10 · 재료 544종 · 물성값 21,227건 · 출처 2,132건 · 물성 정의 161종</w:t>
       </w:r>
     </w:p>
     <w:p/>
@@ -470,7 +470,7 @@
               <w:rPr>
                 <w:sz w:val="15"/>
               </w:rPr>
-              <w:t>57.4%</w:t>
+              <w:t>58.3%</w:t>
             </w:r>
           </w:p>
         </w:tc>
@@ -570,7 +570,7 @@
               <w:rPr>
                 <w:sz w:val="15"/>
               </w:rPr>
-              <w:t>48.3%</w:t>
+              <w:t>48.9%</w:t>
             </w:r>
           </w:p>
         </w:tc>
@@ -770,7 +770,7 @@
               <w:rPr>
                 <w:sz w:val="15"/>
               </w:rPr>
-              <w:t>58.8%</w:t>
+              <w:t>59.5%</w:t>
             </w:r>
           </w:p>
         </w:tc>
@@ -870,7 +870,7 @@
               <w:rPr>
                 <w:sz w:val="15"/>
               </w:rPr>
-              <w:t>59.1%</w:t>
+              <w:t>60.0%</w:t>
             </w:r>
           </w:p>
         </w:tc>
@@ -1714,7 +1714,7 @@
           <w:b/>
           <w:sz w:val="19"/>
         </w:rPr>
-        <w:t>**실측기반**은 tier4(가정·계산)를 뺀 값이다. 두 열의 차이 약 5,215칸이 가정값으로 채워진 부분이다. 해석을 돌리기 위해 칸을 닫는 것과, 그 값이 실측에 근거하는 것은 다른 문제다 — 둘을 나란히 둔다.</w:t>
+        <w:t>**실측기반**은 tier4(가정·계산)를 뺀 값이다. 두 열의 차이 약 5,162칸이 가정값으로 채워진 부분이다. 해석을 돌리기 위해 칸을 닫는 것과, 그 값이 실측에 근거하는 것은 다른 문제다 — 둘을 나란히 둔다.</w:t>
       </w:r>
     </w:p>
     <w:p>
@@ -2141,7 +2141,7 @@
               <w:rPr>
                 <w:sz w:val="16"/>
               </w:rPr>
-              <w:t>57.4%</w:t>
+              <w:t>58.3%</w:t>
             </w:r>
           </w:p>
         </w:tc>
@@ -2169,7 +2169,7 @@
               <w:rPr>
                 <w:sz w:val="16"/>
               </w:rPr>
-              <w:t>169종  (31.1%)</w:t>
+              <w:t>181종  (33.3%)</w:t>
             </w:r>
           </w:p>
         </w:tc>
@@ -2413,7 +2413,7 @@
               <w:rPr>
                 <w:sz w:val="16"/>
               </w:rPr>
-              <w:t>48.3%</w:t>
+              <w:t>48.9%</w:t>
             </w:r>
           </w:p>
         </w:tc>
@@ -2441,7 +2441,7 @@
               <w:rPr>
                 <w:sz w:val="16"/>
               </w:rPr>
-              <w:t>74종  (13.6%)</w:t>
+              <w:t>75종  (13.8%)</w:t>
             </w:r>
           </w:p>
         </w:tc>
@@ -2930,7 +2930,7 @@
               <w:rPr>
                 <w:sz w:val="16"/>
               </w:rPr>
-              <w:t>58.8%</w:t>
+              <w:t>59.5%</w:t>
             </w:r>
           </w:p>
         </w:tc>
@@ -2958,7 +2958,7 @@
               <w:rPr>
                 <w:sz w:val="16"/>
               </w:rPr>
-              <w:t>161종  (29.6%)</w:t>
+              <w:t>172종  (31.6%)</w:t>
             </w:r>
           </w:p>
         </w:tc>
@@ -3232,7 +3232,7 @@
               <w:rPr>
                 <w:sz w:val="16"/>
               </w:rPr>
-              <w:t>59.1%</w:t>
+              <w:t>60.0%</w:t>
             </w:r>
           </w:p>
         </w:tc>
@@ -3260,7 +3260,7 @@
               <w:rPr>
                 <w:sz w:val="16"/>
               </w:rPr>
-              <w:t>41종  (22.2%)</w:t>
+              <w:t>42종  (22.7%)</w:t>
             </w:r>
           </w:p>
         </w:tc>
@@ -5634,7 +5634,7 @@
               <w:rPr>
                 <w:sz w:val="15"/>
               </w:rPr>
-              <w:t>702건</w:t>
+              <w:t>717건</w:t>
             </w:r>
           </w:p>
         </w:tc>
@@ -8678,7 +8678,7 @@
               <w:rPr>
                 <w:sz w:val="16"/>
               </w:rPr>
-              <w:t>9,916건</w:t>
+              <w:t>9,931건</w:t>
             </w:r>
           </w:p>
         </w:tc>
@@ -9401,7 +9401,7 @@
               <w:rPr>
                 <w:sz w:val="16"/>
               </w:rPr>
-              <w:t>9,980건</w:t>
+              <w:t>9,987건</w:t>
             </w:r>
           </w:p>
         </w:tc>
@@ -9459,7 +9459,7 @@
               <w:rPr>
                 <w:sz w:val="16"/>
               </w:rPr>
-              <w:t>3,244건</w:t>
+              <w:t>3,247건</w:t>
             </w:r>
           </w:p>
         </w:tc>
@@ -9473,7 +9473,7 @@
               <w:rPr>
                 <w:sz w:val="16"/>
               </w:rPr>
-              <w:t>40.5</w:t>
+              <w:t>40.6</w:t>
             </w:r>
           </w:p>
         </w:tc>
@@ -9517,7 +9517,7 @@
               <w:rPr>
                 <w:sz w:val="16"/>
               </w:rPr>
-              <w:t>4,794건</w:t>
+              <w:t>4,797건</w:t>
             </w:r>
           </w:p>
         </w:tc>
@@ -9531,7 +9531,7 @@
               <w:rPr>
                 <w:sz w:val="16"/>
               </w:rPr>
-              <w:t>67.5</w:t>
+              <w:t>67.6</w:t>
             </w:r>
           </w:p>
         </w:tc>
@@ -9575,7 +9575,7 @@
               <w:rPr>
                 <w:sz w:val="16"/>
               </w:rPr>
-              <w:t>1,685건</w:t>
+              <w:t>1,686건</w:t>
             </w:r>
           </w:p>
         </w:tc>
@@ -9691,7 +9691,7 @@
               <w:rPr>
                 <w:sz w:val="16"/>
               </w:rPr>
-              <w:t>664건</w:t>
+              <w:t>665건</w:t>
             </w:r>
           </w:p>
         </w:tc>
@@ -9851,7 +9851,7 @@
               <w:rPr>
                 <w:sz w:val="16"/>
               </w:rPr>
-              <w:t>9,534</w:t>
+              <w:t>9,535</w:t>
             </w:r>
           </w:p>
         </w:tc>
@@ -9909,7 +9909,7 @@
               <w:rPr>
                 <w:sz w:val="16"/>
               </w:rPr>
-              <w:t>1,638</w:t>
+              <w:t>1,640</w:t>
             </w:r>
           </w:p>
         </w:tc>
@@ -9967,7 +9967,7 @@
               <w:rPr>
                 <w:sz w:val="16"/>
               </w:rPr>
-              <w:t>5,590</w:t>
+              <w:t>5,602</w:t>
             </w:r>
           </w:p>
         </w:tc>
@@ -10138,7 +10138,7 @@
               <w:rPr>
                 <w:sz w:val="16"/>
               </w:rPr>
-              <w:t>888</w:t>
+              <w:t>890</w:t>
             </w:r>
           </w:p>
         </w:tc>
@@ -10168,7 +10168,7 @@
               <w:rPr>
                 <w:sz w:val="16"/>
               </w:rPr>
-              <w:t>712</w:t>
+              <w:t>713</w:t>
             </w:r>
           </w:p>
         </w:tc>
@@ -10258,7 +10258,7 @@
               <w:rPr>
                 <w:sz w:val="16"/>
               </w:rPr>
-              <w:t>71</w:t>
+              <w:t>72</w:t>
             </w:r>
           </w:p>
         </w:tc>

--- a/MaterialTwin_물성확보현황_해석가능성.docx
+++ b/MaterialTwin_물성확보현황_해석가능성.docx
@@ -31,7 +31,7 @@
           <w:color w:val="606060"/>
           <w:sz w:val="18"/>
         </w:rPr>
-        <w:t>2026-08-10 · 재료 544종 · 물성값 21,227건 · 출처 2,132건 · 물성 정의 161종</w:t>
+        <w:t>2026-08-10 · 재료 544종 · 물성값 21,279건 · 출처 2,134건 · 물성 정의 161종</w:t>
       </w:r>
     </w:p>
     <w:p/>
@@ -52,7 +52,7 @@
           <w:b/>
           <w:sz w:val="22"/>
         </w:rPr>
-        <w:t>13개 해석이 요구하는 (재료 × 필수물성) 격자 14,478칸 중 14,080칸이 채워졌다 — 전체 97.3%.</w:t>
+        <w:t>13개 해석이 요구하는 (재료 × 필수물성) 격자 14,478칸 중 14,102칸이 채워졌다 — 전체 97.4%.</w:t>
       </w:r>
     </w:p>
     <w:p>
@@ -269,7 +269,7 @@
           <w:b/>
           <w:sz w:val="19"/>
         </w:rPr>
-        <w:t>셀 채움률이 높아도 재료 준비율은 낮을 수 있다. 재료마다 비어 있는 칸이 다르면 그렇게 된다 — 피로·수명이 정확히 그 경우다(셀 85.2% vs 준비 55.6%). **수집 진척과 해석 가능성을 같은 숫자로 말하면 안 된다.**</w:t>
+        <w:t>셀 채움률이 높아도 재료 준비율은 낮을 수 있다. 재료마다 비어 있는 칸이 다르면 그렇게 된다 — 피로·수명이 정확히 그 경우다(셀 87.2% vs 준비 61.6%). **수집 진척과 해석 가능성을 같은 숫자로 말하면 안 된다.**</w:t>
       </w:r>
     </w:p>
     <w:p>
@@ -470,7 +470,7 @@
               <w:rPr>
                 <w:sz w:val="15"/>
               </w:rPr>
-              <w:t>58.3%</w:t>
+              <w:t>58.4%</w:t>
             </w:r>
           </w:p>
         </w:tc>
@@ -542,7 +542,7 @@
               <w:rPr>
                 <w:sz w:val="15"/>
               </w:rPr>
-              <w:t>2577/2720</w:t>
+              <w:t>2585/2720</w:t>
             </w:r>
           </w:p>
         </w:tc>
@@ -556,7 +556,7 @@
               <w:rPr>
                 <w:sz w:val="15"/>
               </w:rPr>
-              <w:t>94.7%  █████████·</w:t>
+              <w:t>95.0%  ██████████</w:t>
             </w:r>
           </w:p>
         </w:tc>
@@ -570,7 +570,7 @@
               <w:rPr>
                 <w:sz w:val="15"/>
               </w:rPr>
-              <w:t>48.9%</w:t>
+              <w:t>49.0%</w:t>
             </w:r>
           </w:p>
         </w:tc>
@@ -584,7 +584,7 @@
               <w:rPr>
                 <w:sz w:val="15"/>
               </w:rPr>
-              <w:t>453  (83.3%)</w:t>
+              <w:t>461  (84.7%)</w:t>
             </w:r>
           </w:p>
         </w:tc>
@@ -598,7 +598,7 @@
               <w:rPr>
                 <w:sz w:val="15"/>
               </w:rPr>
-              <w:t>yield_strength | tensile_strength+el — 88종</w:t>
+              <w:t>yield_strength | tensile_strength+el — 80종</w:t>
             </w:r>
           </w:p>
         </w:tc>
@@ -670,7 +670,7 @@
               <w:rPr>
                 <w:sz w:val="15"/>
               </w:rPr>
-              <w:t>67.0%</w:t>
+              <w:t>67.6%</w:t>
             </w:r>
           </w:p>
         </w:tc>
@@ -870,7 +870,7 @@
               <w:rPr>
                 <w:sz w:val="15"/>
               </w:rPr>
-              <w:t>60.0%</w:t>
+              <w:t>60.1%</w:t>
             </w:r>
           </w:p>
         </w:tc>
@@ -970,7 +970,7 @@
               <w:rPr>
                 <w:sz w:val="15"/>
               </w:rPr>
-              <w:t>67.9%</w:t>
+              <w:t>68.3%</w:t>
             </w:r>
           </w:p>
         </w:tc>
@@ -1142,7 +1142,7 @@
               <w:rPr>
                 <w:sz w:val="15"/>
               </w:rPr>
-              <w:t>91/92</w:t>
+              <w:t>92/92</w:t>
             </w:r>
           </w:p>
         </w:tc>
@@ -1156,7 +1156,7 @@
               <w:rPr>
                 <w:sz w:val="15"/>
               </w:rPr>
-              <w:t>98.9%  ██████████</w:t>
+              <w:t>100.0%  ██████████</w:t>
             </w:r>
           </w:p>
         </w:tc>
@@ -1184,7 +1184,7 @@
               <w:rPr>
                 <w:sz w:val="15"/>
               </w:rPr>
-              <w:t>45  (97.8%)</w:t>
+              <w:t>46  (100.0%)</w:t>
             </w:r>
           </w:p>
         </w:tc>
@@ -1198,7 +1198,7 @@
               <w:rPr>
                 <w:sz w:val="15"/>
               </w:rPr>
-              <w:t>hyperelastic_coefficient | hyperelas — 1종</w:t>
+              <w:t>— — 0종</w:t>
             </w:r>
           </w:p>
         </w:tc>
@@ -1342,7 +1342,7 @@
               <w:rPr>
                 <w:sz w:val="15"/>
               </w:rPr>
-              <w:t>543/544</w:t>
+              <w:t>544/544</w:t>
             </w:r>
           </w:p>
         </w:tc>
@@ -1356,7 +1356,7 @@
               <w:rPr>
                 <w:sz w:val="15"/>
               </w:rPr>
-              <w:t>99.8%  ██████████</w:t>
+              <w:t>100.0%  ██████████</w:t>
             </w:r>
           </w:p>
         </w:tc>
@@ -1384,7 +1384,7 @@
               <w:rPr>
                 <w:sz w:val="15"/>
               </w:rPr>
-              <w:t>543  (99.8%)</w:t>
+              <w:t>544  (100.0%)</w:t>
             </w:r>
           </w:p>
         </w:tc>
@@ -1398,7 +1398,7 @@
               <w:rPr>
                 <w:sz w:val="15"/>
               </w:rPr>
-              <w:t>dielectric_constant | resistivity_vo — 1종</w:t>
+              <w:t>— — 0종</w:t>
             </w:r>
           </w:p>
         </w:tc>
@@ -1442,7 +1442,7 @@
               <w:rPr>
                 <w:sz w:val="15"/>
               </w:rPr>
-              <w:t>506/594</w:t>
+              <w:t>518/594</w:t>
             </w:r>
           </w:p>
         </w:tc>
@@ -1456,7 +1456,7 @@
               <w:rPr>
                 <w:sz w:val="15"/>
               </w:rPr>
-              <w:t>85.2%  █████████·</w:t>
+              <w:t>87.2%  █████████·</w:t>
             </w:r>
           </w:p>
         </w:tc>
@@ -1484,7 +1484,7 @@
               <w:rPr>
                 <w:sz w:val="15"/>
               </w:rPr>
-              <w:t>110  (55.6%)</w:t>
+              <w:t>122  (61.6%)</w:t>
             </w:r>
           </w:p>
         </w:tc>
@@ -1498,7 +1498,7 @@
               <w:rPr>
                 <w:sz w:val="15"/>
               </w:rPr>
-              <w:t>fatigue_strength_coefficient | fatig — 88종</w:t>
+              <w:t>fatigue_strength_coefficient | fatig — 76종</w:t>
             </w:r>
           </w:p>
         </w:tc>
@@ -1714,7 +1714,7 @@
           <w:b/>
           <w:sz w:val="19"/>
         </w:rPr>
-        <w:t>**실측기반**은 tier4(가정·계산)를 뺀 값이다. 두 열의 차이 약 5,162칸이 가정값으로 채워진 부분이다. 해석을 돌리기 위해 칸을 닫는 것과, 그 값이 실측에 근거하는 것은 다른 문제다 — 둘을 나란히 둔다.</w:t>
+        <w:t>**실측기반**은 tier4(가정·계산)를 뺀 값이다. 두 열의 차이 약 5,160칸이 가정값으로 채워진 부분이다. 해석을 돌리기 위해 칸을 닫는 것과, 그 값이 실측에 근거하는 것은 다른 문제다 — 둘을 나란히 둔다.</w:t>
       </w:r>
     </w:p>
     <w:p>
@@ -1813,7 +1813,7 @@
               <w:rPr>
                 <w:sz w:val="16"/>
               </w:rPr>
-              <w:t>열전달·방열 100.0% · 산소소광-발광체 100.0% · 구조·강성 99.8% · 열응력·워피지 99.8% · 전기·EMI 99.8% · 초탄성(실링·완충) 97.8% · 산소확산-매트릭스 97.5% · 폴더블 벤딩 96.2% · 결로(표면) 89.9% · 결로(투습) 87.1% · 낙하·충격 83.3% · 접착·박리 76.2% · 피로·수명 55.6%</w:t>
+              <w:t>열전달·방열 100.0% · 초탄성(실링·완충) 100.0% · 전기·EMI 100.0% · 산소소광-발광체 100.0% · 구조·강성 99.8% · 열응력·워피지 99.8% · 산소확산-매트릭스 97.5% · 폴더블 벤딩 96.2% · 결로(표면) 89.9% · 결로(투습) 87.1% · 낙하·충격 84.7% · 접착·박리 76.2% · 피로·수명 61.6%</w:t>
             </w:r>
           </w:p>
         </w:tc>
@@ -2141,7 +2141,7 @@
               <w:rPr>
                 <w:sz w:val="16"/>
               </w:rPr>
-              <w:t>58.3%</w:t>
+              <w:t>58.4%</w:t>
             </w:r>
           </w:p>
         </w:tc>
@@ -2169,7 +2169,7 @@
               <w:rPr>
                 <w:sz w:val="16"/>
               </w:rPr>
-              <w:t>181종  (33.3%)</w:t>
+              <w:t>182종  (33.5%)</w:t>
             </w:r>
           </w:p>
         </w:tc>
@@ -2399,7 +2399,7 @@
               <w:rPr>
                 <w:sz w:val="16"/>
               </w:rPr>
-              <w:t>2577/2720  (94.7%)</w:t>
+              <w:t>2585/2720  (95.0%)</w:t>
             </w:r>
           </w:p>
         </w:tc>
@@ -2413,7 +2413,7 @@
               <w:rPr>
                 <w:sz w:val="16"/>
               </w:rPr>
-              <w:t>48.9%</w:t>
+              <w:t>49.0%</w:t>
             </w:r>
           </w:p>
         </w:tc>
@@ -2427,7 +2427,7 @@
               <w:rPr>
                 <w:sz w:val="16"/>
               </w:rPr>
-              <w:t>453종  (83.3%)</w:t>
+              <w:t>461종  (84.7%)</w:t>
             </w:r>
           </w:p>
         </w:tc>
@@ -2528,7 +2528,7 @@
               <w:rPr>
                 <w:sz w:val="16"/>
               </w:rPr>
-              <w:t>88종</w:t>
+              <w:t>80종</w:t>
             </w:r>
           </w:p>
         </w:tc>
@@ -2745,7 +2745,7 @@
               <w:rPr>
                 <w:sz w:val="16"/>
               </w:rPr>
-              <w:t>67.0%</w:t>
+              <w:t>67.6%</w:t>
             </w:r>
           </w:p>
         </w:tc>
@@ -2773,7 +2773,7 @@
               <w:rPr>
                 <w:sz w:val="16"/>
               </w:rPr>
-              <w:t>206종  (37.9%)</w:t>
+              <w:t>212종  (39.0%)</w:t>
             </w:r>
           </w:p>
         </w:tc>
@@ -2958,7 +2958,7 @@
               <w:rPr>
                 <w:sz w:val="16"/>
               </w:rPr>
-              <w:t>172종  (31.6%)</w:t>
+              <w:t>173종  (31.8%)</w:t>
             </w:r>
           </w:p>
         </w:tc>
@@ -3232,7 +3232,7 @@
               <w:rPr>
                 <w:sz w:val="16"/>
               </w:rPr>
-              <w:t>60.0%</w:t>
+              <w:t>60.1%</w:t>
             </w:r>
           </w:p>
         </w:tc>
@@ -3260,7 +3260,7 @@
               <w:rPr>
                 <w:sz w:val="16"/>
               </w:rPr>
-              <w:t>42종  (22.7%)</w:t>
+              <w:t>43종  (23.2%)</w:t>
             </w:r>
           </w:p>
         </w:tc>
@@ -3504,7 +3504,7 @@
               <w:rPr>
                 <w:sz w:val="16"/>
               </w:rPr>
-              <w:t>67.9%</w:t>
+              <w:t>68.3%</w:t>
             </w:r>
           </w:p>
         </w:tc>
@@ -3532,7 +3532,7 @@
               <w:rPr>
                 <w:sz w:val="16"/>
               </w:rPr>
-              <w:t>187종  (34.4%)</w:t>
+              <w:t>192종  (35.3%)</w:t>
             </w:r>
           </w:p>
         </w:tc>
@@ -4034,7 +4034,7 @@
               <w:rPr>
                 <w:sz w:val="16"/>
               </w:rPr>
-              <w:t>91/92  (98.9%)</w:t>
+              <w:t>92/92  (100.0%)</w:t>
             </w:r>
           </w:p>
         </w:tc>
@@ -4062,7 +4062,7 @@
               <w:rPr>
                 <w:sz w:val="16"/>
               </w:rPr>
-              <w:t>45종  (97.8%)</w:t>
+              <w:t>46종  (100.0%)</w:t>
             </w:r>
           </w:p>
         </w:tc>
@@ -4077,93 +4077,6 @@
                 <w:sz w:val="16"/>
               </w:rPr>
               <w:t>31종  (67.4%)</w:t>
-            </w:r>
-          </w:p>
-        </w:tc>
-      </w:tr>
-    </w:tbl>
-    <w:p/>
-    <w:p>
-      <w:pPr>
-        <w:spacing w:after="40"/>
-      </w:pPr>
-      <w:r>
-        <w:rPr>
-          <w:b/>
-          <w:sz w:val="19"/>
-        </w:rPr>
-        <w:t>비어 있는 칸</w:t>
-      </w:r>
-    </w:p>
-    <w:tbl>
-      <w:tblPr>
-        <w:tblStyle w:val="LightGrid-Accent1"/>
-        <w:tblW w:type="auto" w:w="0"/>
-        <w:jc w:val="center"/>
-        <w:tblLook w:firstColumn="1" w:firstRow="1" w:lastColumn="0" w:lastRow="0" w:noHBand="0" w:noVBand="1" w:val="04A0"/>
-      </w:tblPr>
-      <w:tblGrid>
-        <w:gridCol w:w="4320"/>
-        <w:gridCol w:w="4320"/>
-      </w:tblGrid>
-      <w:tr>
-        <w:tc>
-          <w:tcPr>
-            <w:tcW w:type="dxa" w:w="4320"/>
-          </w:tcPr>
-          <w:p>
-            <w:r/>
-            <w:r>
-              <w:rPr>
-                <w:b/>
-                <w:sz w:val="17"/>
-              </w:rPr>
-              <w:t>물성 / 택일군</w:t>
-            </w:r>
-          </w:p>
-        </w:tc>
-        <w:tc>
-          <w:tcPr>
-            <w:tcW w:type="dxa" w:w="4320"/>
-          </w:tcPr>
-          <w:p>
-            <w:r/>
-            <w:r>
-              <w:rPr>
-                <w:b/>
-                <w:sz w:val="17"/>
-              </w:rPr>
-              <w:t>미보유 재료 수</w:t>
-            </w:r>
-          </w:p>
-        </w:tc>
-      </w:tr>
-      <w:tr>
-        <w:tc>
-          <w:tcPr>
-            <w:tcW w:type="dxa" w:w="4320"/>
-          </w:tcPr>
-          <w:p>
-            <w:r/>
-            <w:r>
-              <w:rPr>
-                <w:sz w:val="16"/>
-              </w:rPr>
-              <w:t>hyperelastic_coefficient | hyperelastic_exponent</w:t>
-            </w:r>
-          </w:p>
-        </w:tc>
-        <w:tc>
-          <w:tcPr>
-            <w:tcW w:type="dxa" w:w="4320"/>
-          </w:tcPr>
-          <w:p>
-            <w:r/>
-            <w:r>
-              <w:rPr>
-                <w:sz w:val="16"/>
-              </w:rPr>
-              <w:t>1종</w:t>
             </w:r>
           </w:p>
         </w:tc>
@@ -4578,7 +4491,7 @@
               <w:rPr>
                 <w:sz w:val="16"/>
               </w:rPr>
-              <w:t>543/544  (99.8%)</w:t>
+              <w:t>544/544  (100.0%)</w:t>
             </w:r>
           </w:p>
         </w:tc>
@@ -4606,7 +4519,7 @@
               <w:rPr>
                 <w:sz w:val="16"/>
               </w:rPr>
-              <w:t>543종  (99.8%)</w:t>
+              <w:t>544종  (100.0%)</w:t>
             </w:r>
           </w:p>
         </w:tc>
@@ -4621,93 +4534,6 @@
                 <w:sz w:val="16"/>
               </w:rPr>
               <w:t>409종  (75.2%)</w:t>
-            </w:r>
-          </w:p>
-        </w:tc>
-      </w:tr>
-    </w:tbl>
-    <w:p/>
-    <w:p>
-      <w:pPr>
-        <w:spacing w:after="40"/>
-      </w:pPr>
-      <w:r>
-        <w:rPr>
-          <w:b/>
-          <w:sz w:val="19"/>
-        </w:rPr>
-        <w:t>비어 있는 칸</w:t>
-      </w:r>
-    </w:p>
-    <w:tbl>
-      <w:tblPr>
-        <w:tblStyle w:val="LightGrid-Accent1"/>
-        <w:tblW w:type="auto" w:w="0"/>
-        <w:jc w:val="center"/>
-        <w:tblLook w:firstColumn="1" w:firstRow="1" w:lastColumn="0" w:lastRow="0" w:noHBand="0" w:noVBand="1" w:val="04A0"/>
-      </w:tblPr>
-      <w:tblGrid>
-        <w:gridCol w:w="4320"/>
-        <w:gridCol w:w="4320"/>
-      </w:tblGrid>
-      <w:tr>
-        <w:tc>
-          <w:tcPr>
-            <w:tcW w:type="dxa" w:w="4320"/>
-          </w:tcPr>
-          <w:p>
-            <w:r/>
-            <w:r>
-              <w:rPr>
-                <w:b/>
-                <w:sz w:val="17"/>
-              </w:rPr>
-              <w:t>물성 / 택일군</w:t>
-            </w:r>
-          </w:p>
-        </w:tc>
-        <w:tc>
-          <w:tcPr>
-            <w:tcW w:type="dxa" w:w="4320"/>
-          </w:tcPr>
-          <w:p>
-            <w:r/>
-            <w:r>
-              <w:rPr>
-                <w:b/>
-                <w:sz w:val="17"/>
-              </w:rPr>
-              <w:t>미보유 재료 수</w:t>
-            </w:r>
-          </w:p>
-        </w:tc>
-      </w:tr>
-      <w:tr>
-        <w:tc>
-          <w:tcPr>
-            <w:tcW w:type="dxa" w:w="4320"/>
-          </w:tcPr>
-          <w:p>
-            <w:r/>
-            <w:r>
-              <w:rPr>
-                <w:sz w:val="16"/>
-              </w:rPr>
-              <w:t>dielectric_constant | resistivity_volume | dissipation_factor</w:t>
-            </w:r>
-          </w:p>
-        </w:tc>
-        <w:tc>
-          <w:tcPr>
-            <w:tcW w:type="dxa" w:w="4320"/>
-          </w:tcPr>
-          <w:p>
-            <w:r/>
-            <w:r>
-              <w:rPr>
-                <w:sz w:val="16"/>
-              </w:rPr>
-              <w:t>1종</w:t>
             </w:r>
           </w:p>
         </w:tc>
@@ -4850,7 +4676,7 @@
               <w:rPr>
                 <w:sz w:val="16"/>
               </w:rPr>
-              <w:t>506/594  (85.2%)</w:t>
+              <w:t>518/594  (87.2%)</w:t>
             </w:r>
           </w:p>
         </w:tc>
@@ -4878,7 +4704,7 @@
               <w:rPr>
                 <w:sz w:val="16"/>
               </w:rPr>
-              <w:t>110종  (55.6%)</w:t>
+              <w:t>122종  (61.6%)</w:t>
             </w:r>
           </w:p>
         </w:tc>
@@ -4979,7 +4805,7 @@
               <w:rPr>
                 <w:sz w:val="16"/>
               </w:rPr>
-              <w:t>88종</w:t>
+              <w:t>76종</w:t>
             </w:r>
           </w:p>
         </w:tc>
@@ -5634,7 +5460,7 @@
               <w:rPr>
                 <w:sz w:val="15"/>
               </w:rPr>
-              <w:t>717건</w:t>
+              <w:t>713건</w:t>
             </w:r>
           </w:p>
         </w:tc>
@@ -5706,7 +5532,7 @@
               <w:rPr>
                 <w:sz w:val="15"/>
               </w:rPr>
-              <w:t>800건</w:t>
+              <w:t>799건</w:t>
             </w:r>
           </w:p>
         </w:tc>
@@ -5850,7 +5676,7 @@
               <w:rPr>
                 <w:sz w:val="15"/>
               </w:rPr>
-              <w:t>610건</w:t>
+              <w:t>608건</w:t>
             </w:r>
           </w:p>
         </w:tc>
@@ -5994,7 +5820,7 @@
               <w:rPr>
                 <w:sz w:val="15"/>
               </w:rPr>
-              <w:t>1239건</w:t>
+              <w:t>1238건</w:t>
             </w:r>
           </w:p>
         </w:tc>
@@ -6038,7 +5864,7 @@
               <w:rPr>
                 <w:sz w:val="15"/>
               </w:rPr>
-              <w:t>416종</w:t>
+              <w:t>423종</w:t>
             </w:r>
           </w:p>
         </w:tc>
@@ -6052,7 +5878,7 @@
               <w:rPr>
                 <w:sz w:val="15"/>
               </w:rPr>
-              <w:t>76.5%  █████████···</w:t>
+              <w:t>77.8%  █████████···</w:t>
             </w:r>
           </w:p>
         </w:tc>
@@ -6066,7 +5892,7 @@
               <w:rPr>
                 <w:sz w:val="15"/>
               </w:rPr>
-              <w:t>767건</w:t>
+              <w:t>774건</w:t>
             </w:r>
           </w:p>
         </w:tc>
@@ -6110,7 +5936,7 @@
               <w:rPr>
                 <w:sz w:val="15"/>
               </w:rPr>
-              <w:t>412종</w:t>
+              <w:t>413종</w:t>
             </w:r>
           </w:p>
         </w:tc>
@@ -6124,7 +5950,7 @@
               <w:rPr>
                 <w:sz w:val="15"/>
               </w:rPr>
-              <w:t>75.7%  █████████···</w:t>
+              <w:t>75.9%  █████████···</w:t>
             </w:r>
           </w:p>
         </w:tc>
@@ -6138,7 +5964,7 @@
               <w:rPr>
                 <w:sz w:val="15"/>
               </w:rPr>
-              <w:t>677건</w:t>
+              <w:t>678건</w:t>
             </w:r>
           </w:p>
         </w:tc>
@@ -6182,7 +6008,7 @@
               <w:rPr>
                 <w:sz w:val="15"/>
               </w:rPr>
-              <w:t>387종</w:t>
+              <w:t>390종</w:t>
             </w:r>
           </w:p>
         </w:tc>
@@ -6196,7 +6022,7 @@
               <w:rPr>
                 <w:sz w:val="15"/>
               </w:rPr>
-              <w:t>71.1%  █████████···</w:t>
+              <w:t>71.7%  █████████···</w:t>
             </w:r>
           </w:p>
         </w:tc>
@@ -6210,7 +6036,7 @@
               <w:rPr>
                 <w:sz w:val="15"/>
               </w:rPr>
-              <w:t>632건</w:t>
+              <w:t>635건</w:t>
             </w:r>
           </w:p>
         </w:tc>
@@ -6686,7 +6512,7 @@
               <w:rPr>
                 <w:sz w:val="15"/>
               </w:rPr>
-              <w:t>173종</w:t>
+              <w:t>172종</w:t>
             </w:r>
           </w:p>
         </w:tc>
@@ -6700,7 +6526,7 @@
               <w:rPr>
                 <w:sz w:val="15"/>
               </w:rPr>
-              <w:t>31.8%  ████········</w:t>
+              <w:t>31.6%  ████········</w:t>
             </w:r>
           </w:p>
         </w:tc>
@@ -6714,7 +6540,7 @@
               <w:rPr>
                 <w:sz w:val="15"/>
               </w:rPr>
-              <w:t>234건</w:t>
+              <w:t>233건</w:t>
             </w:r>
           </w:p>
         </w:tc>
@@ -6802,7 +6628,7 @@
               <w:rPr>
                 <w:sz w:val="15"/>
               </w:rPr>
-              <w:t>최대 사용온도</w:t>
+              <w:t>박리강도</w:t>
             </w:r>
           </w:p>
         </w:tc>
@@ -6816,7 +6642,7 @@
               <w:rPr>
                 <w:sz w:val="15"/>
               </w:rPr>
-              <w:t>열</w:t>
+              <w:t>계면</w:t>
             </w:r>
           </w:p>
         </w:tc>
@@ -6830,7 +6656,7 @@
               <w:rPr>
                 <w:sz w:val="15"/>
               </w:rPr>
-              <w:t>162종</w:t>
+              <w:t>161종</w:t>
             </w:r>
           </w:p>
         </w:tc>
@@ -6844,7 +6670,7 @@
               <w:rPr>
                 <w:sz w:val="15"/>
               </w:rPr>
-              <w:t>29.8%  ████········</w:t>
+              <w:t>29.6%  ████········</w:t>
             </w:r>
           </w:p>
         </w:tc>
@@ -6858,7 +6684,7 @@
               <w:rPr>
                 <w:sz w:val="15"/>
               </w:rPr>
-              <w:t>285건</w:t>
+              <w:t>477건</w:t>
             </w:r>
           </w:p>
         </w:tc>
@@ -6874,7 +6700,7 @@
               <w:rPr>
                 <w:sz w:val="15"/>
               </w:rPr>
-              <w:t>박리강도</w:t>
+              <w:t>최대 사용온도</w:t>
             </w:r>
           </w:p>
         </w:tc>
@@ -6888,7 +6714,7 @@
               <w:rPr>
                 <w:sz w:val="15"/>
               </w:rPr>
-              <w:t>계면</w:t>
+              <w:t>열</w:t>
             </w:r>
           </w:p>
         </w:tc>
@@ -6930,7 +6756,7 @@
               <w:rPr>
                 <w:sz w:val="15"/>
               </w:rPr>
-              <w:t>477건</w:t>
+              <w:t>284건</w:t>
             </w:r>
           </w:p>
         </w:tc>
@@ -8678,7 +8504,7 @@
               <w:rPr>
                 <w:sz w:val="16"/>
               </w:rPr>
-              <w:t>9,931건</w:t>
+              <w:t>9,987건</w:t>
             </w:r>
           </w:p>
         </w:tc>
@@ -8692,7 +8518,7 @@
               <w:rPr>
                 <w:sz w:val="16"/>
               </w:rPr>
-              <w:t>69종</w:t>
+              <w:t>70종</w:t>
             </w:r>
           </w:p>
         </w:tc>
@@ -8736,7 +8562,7 @@
               <w:rPr>
                 <w:sz w:val="16"/>
               </w:rPr>
-              <w:t>3,937건</w:t>
+              <w:t>3,933건</w:t>
             </w:r>
           </w:p>
         </w:tc>
@@ -8794,7 +8620,7 @@
               <w:rPr>
                 <w:sz w:val="16"/>
               </w:rPr>
-              <w:t>1,879건</w:t>
+              <w:t>1,878건</w:t>
             </w:r>
           </w:p>
         </w:tc>
@@ -8852,7 +8678,7 @@
               <w:rPr>
                 <w:sz w:val="16"/>
               </w:rPr>
-              <w:t>1,715건</w:t>
+              <w:t>1,716건</w:t>
             </w:r>
           </w:p>
         </w:tc>
@@ -9401,7 +9227,7 @@
               <w:rPr>
                 <w:sz w:val="16"/>
               </w:rPr>
-              <w:t>9,987건</w:t>
+              <w:t>9,994건</w:t>
             </w:r>
           </w:p>
         </w:tc>
@@ -9459,7 +9285,7 @@
               <w:rPr>
                 <w:sz w:val="16"/>
               </w:rPr>
-              <w:t>3,247건</w:t>
+              <w:t>3,244건</w:t>
             </w:r>
           </w:p>
         </w:tc>
@@ -9473,7 +9299,7 @@
               <w:rPr>
                 <w:sz w:val="16"/>
               </w:rPr>
-              <w:t>40.6</w:t>
+              <w:t>40.5</w:t>
             </w:r>
           </w:p>
         </w:tc>
@@ -9517,7 +9343,7 @@
               <w:rPr>
                 <w:sz w:val="16"/>
               </w:rPr>
-              <w:t>4,797건</w:t>
+              <w:t>4,796건</w:t>
             </w:r>
           </w:p>
         </w:tc>
@@ -9531,7 +9357,7 @@
               <w:rPr>
                 <w:sz w:val="16"/>
               </w:rPr>
-              <w:t>67.6</w:t>
+              <w:t>67.5</w:t>
             </w:r>
           </w:p>
         </w:tc>
@@ -9575,7 +9401,7 @@
               <w:rPr>
                 <w:sz w:val="16"/>
               </w:rPr>
-              <w:t>1,686건</w:t>
+              <w:t>1,729건</w:t>
             </w:r>
           </w:p>
         </w:tc>
@@ -9589,7 +9415,7 @@
               <w:rPr>
                 <w:sz w:val="16"/>
               </w:rPr>
-              <w:t>35.9</w:t>
+              <w:t>36.8</w:t>
             </w:r>
           </w:p>
         </w:tc>
@@ -9691,7 +9517,7 @@
               <w:rPr>
                 <w:sz w:val="16"/>
               </w:rPr>
-              <w:t>665건</w:t>
+              <w:t>671건</w:t>
             </w:r>
           </w:p>
         </w:tc>
@@ -9705,7 +9531,7 @@
               <w:rPr>
                 <w:sz w:val="16"/>
               </w:rPr>
-              <w:t>30.2</w:t>
+              <w:t>30.5</w:t>
             </w:r>
           </w:p>
         </w:tc>
@@ -9865,7 +9691,7 @@
               <w:rPr>
                 <w:sz w:val="16"/>
               </w:rPr>
-              <w:t>44.9%</w:t>
+              <w:t>44.8%</w:t>
             </w:r>
           </w:p>
         </w:tc>
@@ -9967,7 +9793,7 @@
               <w:rPr>
                 <w:sz w:val="16"/>
               </w:rPr>
-              <w:t>5,602</w:t>
+              <w:t>5,614</w:t>
             </w:r>
           </w:p>
         </w:tc>
@@ -10025,7 +9851,7 @@
               <w:rPr>
                 <w:sz w:val="16"/>
               </w:rPr>
-              <w:t>4,450</w:t>
+              <w:t>4,490</w:t>
             </w:r>
           </w:p>
         </w:tc>
@@ -10039,7 +9865,7 @@
               <w:rPr>
                 <w:sz w:val="16"/>
               </w:rPr>
-              <w:t>21.0%</w:t>
+              <w:t>21.1%</w:t>
             </w:r>
           </w:p>
         </w:tc>
@@ -10055,7 +9881,7 @@
           <w:b w:val="0"/>
           <w:sz w:val="19"/>
         </w:rPr>
-        <w:t>가정값 4,357건은 조건에 assumption 표지가 붙어 UI·카드에 “가정”으로 표시된다. 대표값 선택에서 실측에 밀리므로, 나중에 실측이 들어오면 자동으로 대체된다.</w:t>
+        <w:t>가정값 4,398건은 조건에 assumption 표지가 붙어 UI·카드에 “가정”으로 표시된다. 대표값 선택에서 실측에 밀리므로, 나중에 실측이 들어오면 자동으로 대체된다.</w:t>
       </w:r>
     </w:p>
     <w:p>
@@ -10138,7 +9964,7 @@
               <w:rPr>
                 <w:sz w:val="16"/>
               </w:rPr>
-              <w:t>890</w:t>
+              <w:t>879</w:t>
             </w:r>
           </w:p>
         </w:tc>
@@ -10168,7 +9994,7 @@
               <w:rPr>
                 <w:sz w:val="16"/>
               </w:rPr>
-              <w:t>713</w:t>
+              <w:t>714</w:t>
             </w:r>
           </w:p>
         </w:tc>
@@ -10228,7 +10054,7 @@
               <w:rPr>
                 <w:sz w:val="16"/>
               </w:rPr>
-              <w:t>91</w:t>
+              <w:t>105</w:t>
             </w:r>
           </w:p>
         </w:tc>
@@ -10288,7 +10114,7 @@
               <w:rPr>
                 <w:sz w:val="16"/>
               </w:rPr>
-              <w:t>28</w:t>
+              <w:t>26</w:t>
             </w:r>
           </w:p>
         </w:tc>
@@ -10506,7 +10332,7 @@
               <w:rPr>
                 <w:sz w:val="15"/>
               </w:rPr>
-              <w:t>낙하·충격 준비율 83.3%</w:t>
+              <w:t>낙하·충격 준비율 84.7%</w:t>
             </w:r>
           </w:p>
         </w:tc>
@@ -10738,7 +10564,7 @@
               <w:rPr>
                 <w:sz w:val="15"/>
               </w:rPr>
-              <w:t>피로·수명 준비율 55.6%</w:t>
+              <w:t>피로·수명 준비율 61.6%</w:t>
             </w:r>
           </w:p>
         </w:tc>

--- a/MaterialTwin_물성확보현황_해석가능성.docx
+++ b/MaterialTwin_물성확보현황_해석가능성.docx
@@ -31,7 +31,7 @@
           <w:color w:val="606060"/>
           <w:sz w:val="18"/>
         </w:rPr>
-        <w:t>2026-08-10 · 재료 544종 · 물성값 21,279건 · 출처 2,134건 · 물성 정의 161종</w:t>
+        <w:t>2026-08-13 · 재료 565종 · 물성값 21,368건 · 출처 2,147건 · 물성 정의 165종</w:t>
       </w:r>
     </w:p>
     <w:p/>
@@ -52,7 +52,7 @@
           <w:b/>
           <w:sz w:val="22"/>
         </w:rPr>
-        <w:t>13개 해석이 요구하는 (재료 × 필수물성) 격자 14,478칸 중 14,102칸이 채워졌다 — 전체 97.4%.</w:t>
+        <w:t>13개 해석이 요구하는 (재료 × 필수물성) 격자 15,074칸 중 14,103칸이 채워졌다 — 전체 93.6%.</w:t>
       </w:r>
     </w:p>
     <w:p>
@@ -428,7 +428,7 @@
               <w:rPr>
                 <w:sz w:val="15"/>
               </w:rPr>
-              <w:t>544</w:t>
+              <w:t>565</w:t>
             </w:r>
           </w:p>
         </w:tc>
@@ -442,7 +442,7 @@
               <w:rPr>
                 <w:sz w:val="15"/>
               </w:rPr>
-              <w:t>1631/1632</w:t>
+              <w:t>1631/1695</w:t>
             </w:r>
           </w:p>
         </w:tc>
@@ -456,7 +456,7 @@
               <w:rPr>
                 <w:sz w:val="15"/>
               </w:rPr>
-              <w:t>99.9%  ██████████</w:t>
+              <w:t>96.2%  ██████████</w:t>
             </w:r>
           </w:p>
         </w:tc>
@@ -470,7 +470,7 @@
               <w:rPr>
                 <w:sz w:val="15"/>
               </w:rPr>
-              <w:t>58.4%</w:t>
+              <w:t>56.2%</w:t>
             </w:r>
           </w:p>
         </w:tc>
@@ -484,7 +484,7 @@
               <w:rPr>
                 <w:sz w:val="15"/>
               </w:rPr>
-              <w:t>543  (99.8%)</w:t>
+              <w:t>543  (96.1%)</w:t>
             </w:r>
           </w:p>
         </w:tc>
@@ -498,7 +498,7 @@
               <w:rPr>
                 <w:sz w:val="15"/>
               </w:rPr>
-              <w:t>youngs_modulus — 1종</w:t>
+              <w:t>youngs_modulus — 22종</w:t>
             </w:r>
           </w:p>
         </w:tc>
@@ -528,7 +528,7 @@
               <w:rPr>
                 <w:sz w:val="15"/>
               </w:rPr>
-              <w:t>544</w:t>
+              <w:t>565</w:t>
             </w:r>
           </w:p>
         </w:tc>
@@ -542,7 +542,7 @@
               <w:rPr>
                 <w:sz w:val="15"/>
               </w:rPr>
-              <w:t>2585/2720</w:t>
+              <w:t>2585/2825</w:t>
             </w:r>
           </w:p>
         </w:tc>
@@ -556,7 +556,7 @@
               <w:rPr>
                 <w:sz w:val="15"/>
               </w:rPr>
-              <w:t>95.0%  ██████████</w:t>
+              <w:t>91.5%  █████████·</w:t>
             </w:r>
           </w:p>
         </w:tc>
@@ -570,7 +570,7 @@
               <w:rPr>
                 <w:sz w:val="15"/>
               </w:rPr>
-              <w:t>49.0%</w:t>
+              <w:t>47.2%</w:t>
             </w:r>
           </w:p>
         </w:tc>
@@ -584,7 +584,7 @@
               <w:rPr>
                 <w:sz w:val="15"/>
               </w:rPr>
-              <w:t>461  (84.7%)</w:t>
+              <w:t>461  (81.6%)</w:t>
             </w:r>
           </w:p>
         </w:tc>
@@ -598,7 +598,7 @@
               <w:rPr>
                 <w:sz w:val="15"/>
               </w:rPr>
-              <w:t>yield_strength | tensile_strength+el — 80종</w:t>
+              <w:t>yield_strength | tensile_strength+el — 101종</w:t>
             </w:r>
           </w:p>
         </w:tc>
@@ -628,7 +628,7 @@
               <w:rPr>
                 <w:sz w:val="15"/>
               </w:rPr>
-              <w:t>544</w:t>
+              <w:t>565</w:t>
             </w:r>
           </w:p>
         </w:tc>
@@ -642,7 +642,7 @@
               <w:rPr>
                 <w:sz w:val="15"/>
               </w:rPr>
-              <w:t>1632/1632</w:t>
+              <w:t>1632/1695</w:t>
             </w:r>
           </w:p>
         </w:tc>
@@ -656,7 +656,7 @@
               <w:rPr>
                 <w:sz w:val="15"/>
               </w:rPr>
-              <w:t>100.0%  ██████████</w:t>
+              <w:t>96.3%  ██████████</w:t>
             </w:r>
           </w:p>
         </w:tc>
@@ -670,7 +670,7 @@
               <w:rPr>
                 <w:sz w:val="15"/>
               </w:rPr>
-              <w:t>67.6%</w:t>
+              <w:t>65.1%</w:t>
             </w:r>
           </w:p>
         </w:tc>
@@ -684,7 +684,7 @@
               <w:rPr>
                 <w:sz w:val="15"/>
               </w:rPr>
-              <w:t>544  (100.0%)</w:t>
+              <w:t>544  (96.3%)</w:t>
             </w:r>
           </w:p>
         </w:tc>
@@ -698,7 +698,7 @@
               <w:rPr>
                 <w:sz w:val="15"/>
               </w:rPr>
-              <w:t>— — 0종</w:t>
+              <w:t>density — 21종</w:t>
             </w:r>
           </w:p>
         </w:tc>
@@ -728,7 +728,7 @@
               <w:rPr>
                 <w:sz w:val="15"/>
               </w:rPr>
-              <w:t>544</w:t>
+              <w:t>565</w:t>
             </w:r>
           </w:p>
         </w:tc>
@@ -742,7 +742,7 @@
               <w:rPr>
                 <w:sz w:val="15"/>
               </w:rPr>
-              <w:t>2174/2176</w:t>
+              <w:t>2174/2260</w:t>
             </w:r>
           </w:p>
         </w:tc>
@@ -756,7 +756,7 @@
               <w:rPr>
                 <w:sz w:val="15"/>
               </w:rPr>
-              <w:t>99.9%  ██████████</w:t>
+              <w:t>96.2%  ██████████</w:t>
             </w:r>
           </w:p>
         </w:tc>
@@ -770,7 +770,7 @@
               <w:rPr>
                 <w:sz w:val="15"/>
               </w:rPr>
-              <w:t>59.5%</w:t>
+              <w:t>57.3%</w:t>
             </w:r>
           </w:p>
         </w:tc>
@@ -784,7 +784,7 @@
               <w:rPr>
                 <w:sz w:val="15"/>
               </w:rPr>
-              <w:t>543  (99.8%)</w:t>
+              <w:t>543  (96.1%)</w:t>
             </w:r>
           </w:p>
         </w:tc>
@@ -798,7 +798,7 @@
               <w:rPr>
                 <w:sz w:val="15"/>
               </w:rPr>
-              <w:t>youngs_modulus — 1종</w:t>
+              <w:t>youngs_modulus — 22종</w:t>
             </w:r>
           </w:p>
         </w:tc>
@@ -828,7 +828,7 @@
               <w:rPr>
                 <w:sz w:val="15"/>
               </w:rPr>
-              <w:t>185</w:t>
+              <w:t>198</w:t>
             </w:r>
           </w:p>
         </w:tc>
@@ -842,7 +842,7 @@
               <w:rPr>
                 <w:sz w:val="15"/>
               </w:rPr>
-              <w:t>733/740</w:t>
+              <w:t>733/792</w:t>
             </w:r>
           </w:p>
         </w:tc>
@@ -856,7 +856,7 @@
               <w:rPr>
                 <w:sz w:val="15"/>
               </w:rPr>
-              <w:t>99.1%  ██████████</w:t>
+              <w:t>92.6%  █████████·</w:t>
             </w:r>
           </w:p>
         </w:tc>
@@ -870,7 +870,7 @@
               <w:rPr>
                 <w:sz w:val="15"/>
               </w:rPr>
-              <w:t>60.1%</w:t>
+              <w:t>56.2%</w:t>
             </w:r>
           </w:p>
         </w:tc>
@@ -884,7 +884,7 @@
               <w:rPr>
                 <w:sz w:val="15"/>
               </w:rPr>
-              <w:t>178  (96.2%)</w:t>
+              <w:t>178  (89.9%)</w:t>
             </w:r>
           </w:p>
         </w:tc>
@@ -898,7 +898,7 @@
               <w:rPr>
                 <w:sz w:val="15"/>
               </w:rPr>
-              <w:t>prony_relaxation_time | prony_tensil — 7종</w:t>
+              <w:t>prony_relaxation_time | prony_tensil — 20종</w:t>
             </w:r>
           </w:p>
         </w:tc>
@@ -928,7 +928,7 @@
               <w:rPr>
                 <w:sz w:val="15"/>
               </w:rPr>
-              <w:t>544</w:t>
+              <w:t>565</w:t>
             </w:r>
           </w:p>
         </w:tc>
@@ -942,7 +942,7 @@
               <w:rPr>
                 <w:sz w:val="15"/>
               </w:rPr>
-              <w:t>2121/2176</w:t>
+              <w:t>2121/2260</w:t>
             </w:r>
           </w:p>
         </w:tc>
@@ -956,7 +956,7 @@
               <w:rPr>
                 <w:sz w:val="15"/>
               </w:rPr>
-              <w:t>97.5%  ██████████</w:t>
+              <w:t>93.8%  █████████·</w:t>
             </w:r>
           </w:p>
         </w:tc>
@@ -970,7 +970,7 @@
               <w:rPr>
                 <w:sz w:val="15"/>
               </w:rPr>
-              <w:t>68.3%</w:t>
+              <w:t>65.8%</w:t>
             </w:r>
           </w:p>
         </w:tc>
@@ -984,7 +984,7 @@
               <w:rPr>
                 <w:sz w:val="15"/>
               </w:rPr>
-              <w:t>489  (89.9%)</w:t>
+              <w:t>489  (86.5%)</w:t>
             </w:r>
           </w:p>
         </w:tc>
@@ -998,7 +998,7 @@
               <w:rPr>
                 <w:sz w:val="15"/>
               </w:rPr>
-              <w:t>contact_angle_water | surface_energy — 55종</w:t>
+              <w:t>contact_angle_water | surface_energy — 76종</w:t>
             </w:r>
           </w:p>
         </w:tc>
@@ -1028,7 +1028,7 @@
               <w:rPr>
                 <w:sz w:val="15"/>
               </w:rPr>
-              <w:t>417</w:t>
+              <w:t>438</w:t>
             </w:r>
           </w:p>
         </w:tc>
@@ -1042,7 +1042,7 @@
               <w:rPr>
                 <w:sz w:val="15"/>
               </w:rPr>
-              <w:t>1614/1668</w:t>
+              <w:t>1614/1752</w:t>
             </w:r>
           </w:p>
         </w:tc>
@@ -1056,7 +1056,7 @@
               <w:rPr>
                 <w:sz w:val="15"/>
               </w:rPr>
-              <w:t>96.8%  ██████████</w:t>
+              <w:t>92.1%  █████████·</w:t>
             </w:r>
           </w:p>
         </w:tc>
@@ -1070,7 +1070,7 @@
               <w:rPr>
                 <w:sz w:val="15"/>
               </w:rPr>
-              <w:t>61.9%</w:t>
+              <w:t>58.9%</w:t>
             </w:r>
           </w:p>
         </w:tc>
@@ -1084,7 +1084,7 @@
               <w:rPr>
                 <w:sz w:val="15"/>
               </w:rPr>
-              <w:t>363  (87.1%)</w:t>
+              <w:t>363  (82.9%)</w:t>
             </w:r>
           </w:p>
         </w:tc>
@@ -1098,7 +1098,7 @@
               <w:rPr>
                 <w:sz w:val="15"/>
               </w:rPr>
-              <w:t>water_vapor_transmission | gas_perme — 54종</w:t>
+              <w:t>water_vapor_transmission | gas_perme — 75종</w:t>
             </w:r>
           </w:p>
         </w:tc>
@@ -1228,7 +1228,7 @@
               <w:rPr>
                 <w:sz w:val="15"/>
               </w:rPr>
-              <w:t>185</w:t>
+              <w:t>198</w:t>
             </w:r>
           </w:p>
         </w:tc>
@@ -1242,7 +1242,7 @@
               <w:rPr>
                 <w:sz w:val="15"/>
               </w:rPr>
-              <w:t>326/370</w:t>
+              <w:t>327/396</w:t>
             </w:r>
           </w:p>
         </w:tc>
@@ -1256,7 +1256,7 @@
               <w:rPr>
                 <w:sz w:val="15"/>
               </w:rPr>
-              <w:t>88.1%  █████████·</w:t>
+              <w:t>82.6%  ████████··</w:t>
             </w:r>
           </w:p>
         </w:tc>
@@ -1270,7 +1270,7 @@
               <w:rPr>
                 <w:sz w:val="15"/>
               </w:rPr>
-              <w:t>68.9%</w:t>
+              <w:t>64.6%</w:t>
             </w:r>
           </w:p>
         </w:tc>
@@ -1284,7 +1284,7 @@
               <w:rPr>
                 <w:sz w:val="15"/>
               </w:rPr>
-              <w:t>141  (76.2%)</w:t>
+              <w:t>141  (71.2%)</w:t>
             </w:r>
           </w:p>
         </w:tc>
@@ -1298,7 +1298,7 @@
               <w:rPr>
                 <w:sz w:val="15"/>
               </w:rPr>
-              <w:t>peel_strength | lap_shear_strength | — 44종</w:t>
+              <w:t>peel_strength | lap_shear_strength | — 56종</w:t>
             </w:r>
           </w:p>
         </w:tc>
@@ -1328,7 +1328,7 @@
               <w:rPr>
                 <w:sz w:val="15"/>
               </w:rPr>
-              <w:t>544</w:t>
+              <w:t>565</w:t>
             </w:r>
           </w:p>
         </w:tc>
@@ -1342,7 +1342,7 @@
               <w:rPr>
                 <w:sz w:val="15"/>
               </w:rPr>
-              <w:t>544/544</w:t>
+              <w:t>544/565</w:t>
             </w:r>
           </w:p>
         </w:tc>
@@ -1356,7 +1356,7 @@
               <w:rPr>
                 <w:sz w:val="15"/>
               </w:rPr>
-              <w:t>100.0%  ██████████</w:t>
+              <w:t>96.3%  ██████████</w:t>
             </w:r>
           </w:p>
         </w:tc>
@@ -1370,7 +1370,7 @@
               <w:rPr>
                 <w:sz w:val="15"/>
               </w:rPr>
-              <w:t>75.2%</w:t>
+              <w:t>72.4%</w:t>
             </w:r>
           </w:p>
         </w:tc>
@@ -1384,7 +1384,7 @@
               <w:rPr>
                 <w:sz w:val="15"/>
               </w:rPr>
-              <w:t>544  (100.0%)</w:t>
+              <w:t>544  (96.3%)</w:t>
             </w:r>
           </w:p>
         </w:tc>
@@ -1398,7 +1398,7 @@
               <w:rPr>
                 <w:sz w:val="15"/>
               </w:rPr>
-              <w:t>— — 0종</w:t>
+              <w:t>dielectric_constant | resistivity_vo — 21종</w:t>
             </w:r>
           </w:p>
         </w:tc>
@@ -1628,7 +1628,7 @@
               <w:rPr>
                 <w:sz w:val="15"/>
               </w:rPr>
-              <w:t>79</w:t>
+              <w:t>93</w:t>
             </w:r>
           </w:p>
         </w:tc>
@@ -1642,7 +1642,7 @@
               <w:rPr>
                 <w:sz w:val="15"/>
               </w:rPr>
-              <w:t>77/79</w:t>
+              <w:t>77/93</w:t>
             </w:r>
           </w:p>
         </w:tc>
@@ -1656,7 +1656,7 @@
               <w:rPr>
                 <w:sz w:val="15"/>
               </w:rPr>
-              <w:t>97.5%  ██████████</w:t>
+              <w:t>82.8%  ████████··</w:t>
             </w:r>
           </w:p>
         </w:tc>
@@ -1670,7 +1670,7 @@
               <w:rPr>
                 <w:sz w:val="15"/>
               </w:rPr>
-              <w:t>82.3%</w:t>
+              <w:t>69.9%</w:t>
             </w:r>
           </w:p>
         </w:tc>
@@ -1684,7 +1684,7 @@
               <w:rPr>
                 <w:sz w:val="15"/>
               </w:rPr>
-              <w:t>77  (97.5%)</w:t>
+              <w:t>77  (82.8%)</w:t>
             </w:r>
           </w:p>
         </w:tc>
@@ -1698,7 +1698,7 @@
               <w:rPr>
                 <w:sz w:val="15"/>
               </w:rPr>
-              <w:t>gas_permeability_o2 | gas_solubility — 2종</w:t>
+              <w:t>gas_permeability_o2 | gas_solubility — 16종</w:t>
             </w:r>
           </w:p>
         </w:tc>
@@ -1714,7 +1714,7 @@
           <w:b/>
           <w:sz w:val="19"/>
         </w:rPr>
-        <w:t>**실측기반**은 tier4(가정·계산)를 뺀 값이다. 두 열의 차이 약 5,160칸이 가정값으로 채워진 부분이다. 해석을 돌리기 위해 칸을 닫는 것과, 그 값이 실측에 근거하는 것은 다른 문제다 — 둘을 나란히 둔다.</w:t>
+        <w:t>**실측기반**은 tier4(가정·계산)를 뺀 값이다. 두 열의 차이 약 5,159칸이 가정값으로 채워진 부분이다. 해석을 돌리기 위해 칸을 닫는 것과, 그 값이 실측에 근거하는 것은 다른 문제다 — 둘을 나란히 둔다.</w:t>
       </w:r>
     </w:p>
     <w:p>
@@ -1813,7 +1813,7 @@
               <w:rPr>
                 <w:sz w:val="16"/>
               </w:rPr>
-              <w:t>열전달·방열 100.0% · 초탄성(실링·완충) 100.0% · 전기·EMI 100.0% · 산소소광-발광체 100.0% · 구조·강성 99.8% · 열응력·워피지 99.8% · 산소확산-매트릭스 97.5% · 폴더블 벤딩 96.2% · 결로(표면) 89.9% · 결로(투습) 87.1% · 낙하·충격 84.7% · 접착·박리 76.2% · 피로·수명 61.6%</w:t>
+              <w:t>초탄성(실링·완충) 100.0% · 산소소광-발광체 100.0% · 열전달·방열 96.3% · 전기·EMI 96.3% · 구조·강성 96.1% · 열응력·워피지 96.1% · 폴더블 벤딩 89.9% · 결로(표면) 86.5% · 결로(투습) 82.9% · 산소확산-매트릭스 82.8% · 낙하·충격 81.6% · 접착·박리 71.2% · 피로·수명 61.6%</w:t>
             </w:r>
           </w:p>
         </w:tc>
@@ -2113,7 +2113,7 @@
               <w:rPr>
                 <w:sz w:val="16"/>
               </w:rPr>
-              <w:t>544종</w:t>
+              <w:t>565종</w:t>
             </w:r>
           </w:p>
         </w:tc>
@@ -2127,7 +2127,7 @@
               <w:rPr>
                 <w:sz w:val="16"/>
               </w:rPr>
-              <w:t>1631/1632  (99.9%)</w:t>
+              <w:t>1631/1695  (96.2%)</w:t>
             </w:r>
           </w:p>
         </w:tc>
@@ -2141,7 +2141,7 @@
               <w:rPr>
                 <w:sz w:val="16"/>
               </w:rPr>
-              <w:t>58.4%</w:t>
+              <w:t>56.2%</w:t>
             </w:r>
           </w:p>
         </w:tc>
@@ -2155,7 +2155,7 @@
               <w:rPr>
                 <w:sz w:val="16"/>
               </w:rPr>
-              <w:t>543종  (99.8%)</w:t>
+              <w:t>543종  (96.1%)</w:t>
             </w:r>
           </w:p>
         </w:tc>
@@ -2169,7 +2169,7 @@
               <w:rPr>
                 <w:sz w:val="16"/>
               </w:rPr>
-              <w:t>182종  (33.5%)</w:t>
+              <w:t>182종  (32.2%)</w:t>
             </w:r>
           </w:p>
         </w:tc>
@@ -2256,7 +2256,67 @@
               <w:rPr>
                 <w:sz w:val="16"/>
               </w:rPr>
-              <w:t>1종</w:t>
+              <w:t>22종</w:t>
+            </w:r>
+          </w:p>
+        </w:tc>
+      </w:tr>
+      <w:tr>
+        <w:tc>
+          <w:tcPr>
+            <w:tcW w:type="dxa" w:w="4320"/>
+          </w:tcPr>
+          <w:p>
+            <w:r/>
+            <w:r>
+              <w:rPr>
+                <w:sz w:val="16"/>
+              </w:rPr>
+              <w:t>poisson_ratio</w:t>
+            </w:r>
+          </w:p>
+        </w:tc>
+        <w:tc>
+          <w:tcPr>
+            <w:tcW w:type="dxa" w:w="4320"/>
+          </w:tcPr>
+          <w:p>
+            <w:r/>
+            <w:r>
+              <w:rPr>
+                <w:sz w:val="16"/>
+              </w:rPr>
+              <w:t>21종</w:t>
+            </w:r>
+          </w:p>
+        </w:tc>
+      </w:tr>
+      <w:tr>
+        <w:tc>
+          <w:tcPr>
+            <w:tcW w:type="dxa" w:w="4320"/>
+          </w:tcPr>
+          <w:p>
+            <w:r/>
+            <w:r>
+              <w:rPr>
+                <w:sz w:val="16"/>
+              </w:rPr>
+              <w:t>density</w:t>
+            </w:r>
+          </w:p>
+        </w:tc>
+        <w:tc>
+          <w:tcPr>
+            <w:tcW w:type="dxa" w:w="4320"/>
+          </w:tcPr>
+          <w:p>
+            <w:r/>
+            <w:r>
+              <w:rPr>
+                <w:sz w:val="16"/>
+              </w:rPr>
+              <w:t>21종</w:t>
             </w:r>
           </w:p>
         </w:tc>
@@ -2385,7 +2445,7 @@
               <w:rPr>
                 <w:sz w:val="16"/>
               </w:rPr>
-              <w:t>544종</w:t>
+              <w:t>565종</w:t>
             </w:r>
           </w:p>
         </w:tc>
@@ -2399,7 +2459,7 @@
               <w:rPr>
                 <w:sz w:val="16"/>
               </w:rPr>
-              <w:t>2585/2720  (95.0%)</w:t>
+              <w:t>2585/2825  (91.5%)</w:t>
             </w:r>
           </w:p>
         </w:tc>
@@ -2413,7 +2473,7 @@
               <w:rPr>
                 <w:sz w:val="16"/>
               </w:rPr>
-              <w:t>49.0%</w:t>
+              <w:t>47.2%</w:t>
             </w:r>
           </w:p>
         </w:tc>
@@ -2427,7 +2487,7 @@
               <w:rPr>
                 <w:sz w:val="16"/>
               </w:rPr>
-              <w:t>461종  (84.7%)</w:t>
+              <w:t>461종  (81.6%)</w:t>
             </w:r>
           </w:p>
         </w:tc>
@@ -2441,7 +2501,7 @@
               <w:rPr>
                 <w:sz w:val="16"/>
               </w:rPr>
-              <w:t>75종  (13.8%)</w:t>
+              <w:t>75종  (13.3%)</w:t>
             </w:r>
           </w:p>
         </w:tc>
@@ -2528,7 +2588,7 @@
               <w:rPr>
                 <w:sz w:val="16"/>
               </w:rPr>
-              <w:t>80종</w:t>
+              <w:t>101종</w:t>
             </w:r>
           </w:p>
         </w:tc>
@@ -2558,7 +2618,7 @@
               <w:rPr>
                 <w:sz w:val="16"/>
               </w:rPr>
-              <w:t>54종</w:t>
+              <w:t>75종</w:t>
             </w:r>
           </w:p>
         </w:tc>
@@ -2588,7 +2648,67 @@
               <w:rPr>
                 <w:sz w:val="16"/>
               </w:rPr>
-              <w:t>1종</w:t>
+              <w:t>22종</w:t>
+            </w:r>
+          </w:p>
+        </w:tc>
+      </w:tr>
+      <w:tr>
+        <w:tc>
+          <w:tcPr>
+            <w:tcW w:type="dxa" w:w="4320"/>
+          </w:tcPr>
+          <w:p>
+            <w:r/>
+            <w:r>
+              <w:rPr>
+                <w:sz w:val="16"/>
+              </w:rPr>
+              <w:t>poisson_ratio</w:t>
+            </w:r>
+          </w:p>
+        </w:tc>
+        <w:tc>
+          <w:tcPr>
+            <w:tcW w:type="dxa" w:w="4320"/>
+          </w:tcPr>
+          <w:p>
+            <w:r/>
+            <w:r>
+              <w:rPr>
+                <w:sz w:val="16"/>
+              </w:rPr>
+              <w:t>21종</w:t>
+            </w:r>
+          </w:p>
+        </w:tc>
+      </w:tr>
+      <w:tr>
+        <w:tc>
+          <w:tcPr>
+            <w:tcW w:type="dxa" w:w="4320"/>
+          </w:tcPr>
+          <w:p>
+            <w:r/>
+            <w:r>
+              <w:rPr>
+                <w:sz w:val="16"/>
+              </w:rPr>
+              <w:t>density</w:t>
+            </w:r>
+          </w:p>
+        </w:tc>
+        <w:tc>
+          <w:tcPr>
+            <w:tcW w:type="dxa" w:w="4320"/>
+          </w:tcPr>
+          <w:p>
+            <w:r/>
+            <w:r>
+              <w:rPr>
+                <w:sz w:val="16"/>
+              </w:rPr>
+              <w:t>21종</w:t>
             </w:r>
           </w:p>
         </w:tc>
@@ -2717,7 +2837,7 @@
               <w:rPr>
                 <w:sz w:val="16"/>
               </w:rPr>
-              <w:t>544종</w:t>
+              <w:t>565종</w:t>
             </w:r>
           </w:p>
         </w:tc>
@@ -2731,7 +2851,7 @@
               <w:rPr>
                 <w:sz w:val="16"/>
               </w:rPr>
-              <w:t>1632/1632  (100.0%)</w:t>
+              <w:t>1632/1695  (96.3%)</w:t>
             </w:r>
           </w:p>
         </w:tc>
@@ -2745,7 +2865,7 @@
               <w:rPr>
                 <w:sz w:val="16"/>
               </w:rPr>
-              <w:t>67.6%</w:t>
+              <w:t>65.1%</w:t>
             </w:r>
           </w:p>
         </w:tc>
@@ -2759,7 +2879,7 @@
               <w:rPr>
                 <w:sz w:val="16"/>
               </w:rPr>
-              <w:t>544종  (100.0%)</w:t>
+              <w:t>544종  (96.3%)</w:t>
             </w:r>
           </w:p>
         </w:tc>
@@ -2773,7 +2893,154 @@
               <w:rPr>
                 <w:sz w:val="16"/>
               </w:rPr>
-              <w:t>212종  (39.0%)</w:t>
+              <w:t>212종  (37.5%)</w:t>
+            </w:r>
+          </w:p>
+        </w:tc>
+      </w:tr>
+    </w:tbl>
+    <w:p/>
+    <w:p>
+      <w:pPr>
+        <w:spacing w:after="40"/>
+      </w:pPr>
+      <w:r>
+        <w:rPr>
+          <w:b/>
+          <w:sz w:val="19"/>
+        </w:rPr>
+        <w:t>비어 있는 칸</w:t>
+      </w:r>
+    </w:p>
+    <w:tbl>
+      <w:tblPr>
+        <w:tblStyle w:val="LightGrid-Accent1"/>
+        <w:tblW w:type="auto" w:w="0"/>
+        <w:jc w:val="center"/>
+        <w:tblLook w:firstColumn="1" w:firstRow="1" w:lastColumn="0" w:lastRow="0" w:noHBand="0" w:noVBand="1" w:val="04A0"/>
+      </w:tblPr>
+      <w:tblGrid>
+        <w:gridCol w:w="4320"/>
+        <w:gridCol w:w="4320"/>
+      </w:tblGrid>
+      <w:tr>
+        <w:tc>
+          <w:tcPr>
+            <w:tcW w:type="dxa" w:w="4320"/>
+          </w:tcPr>
+          <w:p>
+            <w:r/>
+            <w:r>
+              <w:rPr>
+                <w:b/>
+                <w:sz w:val="17"/>
+              </w:rPr>
+              <w:t>물성 / 택일군</w:t>
+            </w:r>
+          </w:p>
+        </w:tc>
+        <w:tc>
+          <w:tcPr>
+            <w:tcW w:type="dxa" w:w="4320"/>
+          </w:tcPr>
+          <w:p>
+            <w:r/>
+            <w:r>
+              <w:rPr>
+                <w:b/>
+                <w:sz w:val="17"/>
+              </w:rPr>
+              <w:t>미보유 재료 수</w:t>
+            </w:r>
+          </w:p>
+        </w:tc>
+      </w:tr>
+      <w:tr>
+        <w:tc>
+          <w:tcPr>
+            <w:tcW w:type="dxa" w:w="4320"/>
+          </w:tcPr>
+          <w:p>
+            <w:r/>
+            <w:r>
+              <w:rPr>
+                <w:sz w:val="16"/>
+              </w:rPr>
+              <w:t>density</w:t>
+            </w:r>
+          </w:p>
+        </w:tc>
+        <w:tc>
+          <w:tcPr>
+            <w:tcW w:type="dxa" w:w="4320"/>
+          </w:tcPr>
+          <w:p>
+            <w:r/>
+            <w:r>
+              <w:rPr>
+                <w:sz w:val="16"/>
+              </w:rPr>
+              <w:t>21종</w:t>
+            </w:r>
+          </w:p>
+        </w:tc>
+      </w:tr>
+      <w:tr>
+        <w:tc>
+          <w:tcPr>
+            <w:tcW w:type="dxa" w:w="4320"/>
+          </w:tcPr>
+          <w:p>
+            <w:r/>
+            <w:r>
+              <w:rPr>
+                <w:sz w:val="16"/>
+              </w:rPr>
+              <w:t>conductivity</w:t>
+            </w:r>
+          </w:p>
+        </w:tc>
+        <w:tc>
+          <w:tcPr>
+            <w:tcW w:type="dxa" w:w="4320"/>
+          </w:tcPr>
+          <w:p>
+            <w:r/>
+            <w:r>
+              <w:rPr>
+                <w:sz w:val="16"/>
+              </w:rPr>
+              <w:t>21종</w:t>
+            </w:r>
+          </w:p>
+        </w:tc>
+      </w:tr>
+      <w:tr>
+        <w:tc>
+          <w:tcPr>
+            <w:tcW w:type="dxa" w:w="4320"/>
+          </w:tcPr>
+          <w:p>
+            <w:r/>
+            <w:r>
+              <w:rPr>
+                <w:sz w:val="16"/>
+              </w:rPr>
+              <w:t>specific_heat</w:t>
+            </w:r>
+          </w:p>
+        </w:tc>
+        <w:tc>
+          <w:tcPr>
+            <w:tcW w:type="dxa" w:w="4320"/>
+          </w:tcPr>
+          <w:p>
+            <w:r/>
+            <w:r>
+              <w:rPr>
+                <w:sz w:val="16"/>
+              </w:rPr>
+              <w:t>21종</w:t>
             </w:r>
           </w:p>
         </w:tc>
@@ -2902,7 +3169,7 @@
               <w:rPr>
                 <w:sz w:val="16"/>
               </w:rPr>
-              <w:t>544종</w:t>
+              <w:t>565종</w:t>
             </w:r>
           </w:p>
         </w:tc>
@@ -2916,7 +3183,7 @@
               <w:rPr>
                 <w:sz w:val="16"/>
               </w:rPr>
-              <w:t>2174/2176  (99.9%)</w:t>
+              <w:t>2174/2260  (96.2%)</w:t>
             </w:r>
           </w:p>
         </w:tc>
@@ -2930,7 +3197,7 @@
               <w:rPr>
                 <w:sz w:val="16"/>
               </w:rPr>
-              <w:t>59.5%</w:t>
+              <w:t>57.3%</w:t>
             </w:r>
           </w:p>
         </w:tc>
@@ -2944,7 +3211,7 @@
               <w:rPr>
                 <w:sz w:val="16"/>
               </w:rPr>
-              <w:t>543종  (99.8%)</w:t>
+              <w:t>543종  (96.1%)</w:t>
             </w:r>
           </w:p>
         </w:tc>
@@ -2958,7 +3225,7 @@
               <w:rPr>
                 <w:sz w:val="16"/>
               </w:rPr>
-              <w:t>173종  (31.8%)</w:t>
+              <w:t>173종  (30.6%)</w:t>
             </w:r>
           </w:p>
         </w:tc>
@@ -3045,7 +3312,7 @@
               <w:rPr>
                 <w:sz w:val="16"/>
               </w:rPr>
-              <w:t>1종</w:t>
+              <w:t>22종</w:t>
             </w:r>
           </w:p>
         </w:tc>
@@ -3075,7 +3342,67 @@
               <w:rPr>
                 <w:sz w:val="16"/>
               </w:rPr>
-              <w:t>1종</w:t>
+              <w:t>22종</w:t>
+            </w:r>
+          </w:p>
+        </w:tc>
+      </w:tr>
+      <w:tr>
+        <w:tc>
+          <w:tcPr>
+            <w:tcW w:type="dxa" w:w="4320"/>
+          </w:tcPr>
+          <w:p>
+            <w:r/>
+            <w:r>
+              <w:rPr>
+                <w:sz w:val="16"/>
+              </w:rPr>
+              <w:t>poisson_ratio</w:t>
+            </w:r>
+          </w:p>
+        </w:tc>
+        <w:tc>
+          <w:tcPr>
+            <w:tcW w:type="dxa" w:w="4320"/>
+          </w:tcPr>
+          <w:p>
+            <w:r/>
+            <w:r>
+              <w:rPr>
+                <w:sz w:val="16"/>
+              </w:rPr>
+              <w:t>21종</w:t>
+            </w:r>
+          </w:p>
+        </w:tc>
+      </w:tr>
+      <w:tr>
+        <w:tc>
+          <w:tcPr>
+            <w:tcW w:type="dxa" w:w="4320"/>
+          </w:tcPr>
+          <w:p>
+            <w:r/>
+            <w:r>
+              <w:rPr>
+                <w:sz w:val="16"/>
+              </w:rPr>
+              <w:t>density</w:t>
+            </w:r>
+          </w:p>
+        </w:tc>
+        <w:tc>
+          <w:tcPr>
+            <w:tcW w:type="dxa" w:w="4320"/>
+          </w:tcPr>
+          <w:p>
+            <w:r/>
+            <w:r>
+              <w:rPr>
+                <w:sz w:val="16"/>
+              </w:rPr>
+              <w:t>21종</w:t>
             </w:r>
           </w:p>
         </w:tc>
@@ -3204,7 +3531,7 @@
               <w:rPr>
                 <w:sz w:val="16"/>
               </w:rPr>
-              <w:t>185종</w:t>
+              <w:t>198종</w:t>
             </w:r>
           </w:p>
         </w:tc>
@@ -3218,7 +3545,7 @@
               <w:rPr>
                 <w:sz w:val="16"/>
               </w:rPr>
-              <w:t>733/740  (99.1%)</w:t>
+              <w:t>733/792  (92.6%)</w:t>
             </w:r>
           </w:p>
         </w:tc>
@@ -3232,7 +3559,7 @@
               <w:rPr>
                 <w:sz w:val="16"/>
               </w:rPr>
-              <w:t>60.1%</w:t>
+              <w:t>56.2%</w:t>
             </w:r>
           </w:p>
         </w:tc>
@@ -3246,7 +3573,7 @@
               <w:rPr>
                 <w:sz w:val="16"/>
               </w:rPr>
-              <w:t>178종  (96.2%)</w:t>
+              <w:t>178종  (89.9%)</w:t>
             </w:r>
           </w:p>
         </w:tc>
@@ -3260,7 +3587,7 @@
               <w:rPr>
                 <w:sz w:val="16"/>
               </w:rPr>
-              <w:t>43종  (23.2%)</w:t>
+              <w:t>43종  (21.7%)</w:t>
             </w:r>
           </w:p>
         </w:tc>
@@ -3347,7 +3674,97 @@
               <w:rPr>
                 <w:sz w:val="16"/>
               </w:rPr>
-              <w:t>7종</w:t>
+              <w:t>20종</w:t>
+            </w:r>
+          </w:p>
+        </w:tc>
+      </w:tr>
+      <w:tr>
+        <w:tc>
+          <w:tcPr>
+            <w:tcW w:type="dxa" w:w="4320"/>
+          </w:tcPr>
+          <w:p>
+            <w:r/>
+            <w:r>
+              <w:rPr>
+                <w:sz w:val="16"/>
+              </w:rPr>
+              <w:t>youngs_modulus</w:t>
+            </w:r>
+          </w:p>
+        </w:tc>
+        <w:tc>
+          <w:tcPr>
+            <w:tcW w:type="dxa" w:w="4320"/>
+          </w:tcPr>
+          <w:p>
+            <w:r/>
+            <w:r>
+              <w:rPr>
+                <w:sz w:val="16"/>
+              </w:rPr>
+              <w:t>13종</w:t>
+            </w:r>
+          </w:p>
+        </w:tc>
+      </w:tr>
+      <w:tr>
+        <w:tc>
+          <w:tcPr>
+            <w:tcW w:type="dxa" w:w="4320"/>
+          </w:tcPr>
+          <w:p>
+            <w:r/>
+            <w:r>
+              <w:rPr>
+                <w:sz w:val="16"/>
+              </w:rPr>
+              <w:t>poisson_ratio</w:t>
+            </w:r>
+          </w:p>
+        </w:tc>
+        <w:tc>
+          <w:tcPr>
+            <w:tcW w:type="dxa" w:w="4320"/>
+          </w:tcPr>
+          <w:p>
+            <w:r/>
+            <w:r>
+              <w:rPr>
+                <w:sz w:val="16"/>
+              </w:rPr>
+              <w:t>13종</w:t>
+            </w:r>
+          </w:p>
+        </w:tc>
+      </w:tr>
+      <w:tr>
+        <w:tc>
+          <w:tcPr>
+            <w:tcW w:type="dxa" w:w="4320"/>
+          </w:tcPr>
+          <w:p>
+            <w:r/>
+            <w:r>
+              <w:rPr>
+                <w:sz w:val="16"/>
+              </w:rPr>
+              <w:t>density</w:t>
+            </w:r>
+          </w:p>
+        </w:tc>
+        <w:tc>
+          <w:tcPr>
+            <w:tcW w:type="dxa" w:w="4320"/>
+          </w:tcPr>
+          <w:p>
+            <w:r/>
+            <w:r>
+              <w:rPr>
+                <w:sz w:val="16"/>
+              </w:rPr>
+              <w:t>13종</w:t>
             </w:r>
           </w:p>
         </w:tc>
@@ -3476,7 +3893,7 @@
               <w:rPr>
                 <w:sz w:val="16"/>
               </w:rPr>
-              <w:t>544종</w:t>
+              <w:t>565종</w:t>
             </w:r>
           </w:p>
         </w:tc>
@@ -3490,7 +3907,7 @@
               <w:rPr>
                 <w:sz w:val="16"/>
               </w:rPr>
-              <w:t>2121/2176  (97.5%)</w:t>
+              <w:t>2121/2260  (93.8%)</w:t>
             </w:r>
           </w:p>
         </w:tc>
@@ -3504,7 +3921,7 @@
               <w:rPr>
                 <w:sz w:val="16"/>
               </w:rPr>
-              <w:t>68.3%</w:t>
+              <w:t>65.8%</w:t>
             </w:r>
           </w:p>
         </w:tc>
@@ -3518,7 +3935,7 @@
               <w:rPr>
                 <w:sz w:val="16"/>
               </w:rPr>
-              <w:t>489종  (89.9%)</w:t>
+              <w:t>489종  (86.5%)</w:t>
             </w:r>
           </w:p>
         </w:tc>
@@ -3532,7 +3949,7 @@
               <w:rPr>
                 <w:sz w:val="16"/>
               </w:rPr>
-              <w:t>192종  (35.3%)</w:t>
+              <w:t>192종  (34.0%)</w:t>
             </w:r>
           </w:p>
         </w:tc>
@@ -3619,7 +4036,97 @@
               <w:rPr>
                 <w:sz w:val="16"/>
               </w:rPr>
-              <w:t>55종</w:t>
+              <w:t>76종</w:t>
+            </w:r>
+          </w:p>
+        </w:tc>
+      </w:tr>
+      <w:tr>
+        <w:tc>
+          <w:tcPr>
+            <w:tcW w:type="dxa" w:w="4320"/>
+          </w:tcPr>
+          <w:p>
+            <w:r/>
+            <w:r>
+              <w:rPr>
+                <w:sz w:val="16"/>
+              </w:rPr>
+              <w:t>density</w:t>
+            </w:r>
+          </w:p>
+        </w:tc>
+        <w:tc>
+          <w:tcPr>
+            <w:tcW w:type="dxa" w:w="4320"/>
+          </w:tcPr>
+          <w:p>
+            <w:r/>
+            <w:r>
+              <w:rPr>
+                <w:sz w:val="16"/>
+              </w:rPr>
+              <w:t>21종</w:t>
+            </w:r>
+          </w:p>
+        </w:tc>
+      </w:tr>
+      <w:tr>
+        <w:tc>
+          <w:tcPr>
+            <w:tcW w:type="dxa" w:w="4320"/>
+          </w:tcPr>
+          <w:p>
+            <w:r/>
+            <w:r>
+              <w:rPr>
+                <w:sz w:val="16"/>
+              </w:rPr>
+              <w:t>conductivity</w:t>
+            </w:r>
+          </w:p>
+        </w:tc>
+        <w:tc>
+          <w:tcPr>
+            <w:tcW w:type="dxa" w:w="4320"/>
+          </w:tcPr>
+          <w:p>
+            <w:r/>
+            <w:r>
+              <w:rPr>
+                <w:sz w:val="16"/>
+              </w:rPr>
+              <w:t>21종</w:t>
+            </w:r>
+          </w:p>
+        </w:tc>
+      </w:tr>
+      <w:tr>
+        <w:tc>
+          <w:tcPr>
+            <w:tcW w:type="dxa" w:w="4320"/>
+          </w:tcPr>
+          <w:p>
+            <w:r/>
+            <w:r>
+              <w:rPr>
+                <w:sz w:val="16"/>
+              </w:rPr>
+              <w:t>specific_heat</w:t>
+            </w:r>
+          </w:p>
+        </w:tc>
+        <w:tc>
+          <w:tcPr>
+            <w:tcW w:type="dxa" w:w="4320"/>
+          </w:tcPr>
+          <w:p>
+            <w:r/>
+            <w:r>
+              <w:rPr>
+                <w:sz w:val="16"/>
+              </w:rPr>
+              <w:t>21종</w:t>
             </w:r>
           </w:p>
         </w:tc>
@@ -3748,7 +4255,7 @@
               <w:rPr>
                 <w:sz w:val="16"/>
               </w:rPr>
-              <w:t>417종</w:t>
+              <w:t>438종</w:t>
             </w:r>
           </w:p>
         </w:tc>
@@ -3762,7 +4269,7 @@
               <w:rPr>
                 <w:sz w:val="16"/>
               </w:rPr>
-              <w:t>1614/1668  (96.8%)</w:t>
+              <w:t>1614/1752  (92.1%)</w:t>
             </w:r>
           </w:p>
         </w:tc>
@@ -3776,7 +4283,7 @@
               <w:rPr>
                 <w:sz w:val="16"/>
               </w:rPr>
-              <w:t>61.9%</w:t>
+              <w:t>58.9%</w:t>
             </w:r>
           </w:p>
         </w:tc>
@@ -3790,7 +4297,7 @@
               <w:rPr>
                 <w:sz w:val="16"/>
               </w:rPr>
-              <w:t>363종  (87.1%)</w:t>
+              <w:t>363종  (82.9%)</w:t>
             </w:r>
           </w:p>
         </w:tc>
@@ -3804,7 +4311,7 @@
               <w:rPr>
                 <w:sz w:val="16"/>
               </w:rPr>
-              <w:t>115종  (27.6%)</w:t>
+              <w:t>115종  (26.3%)</w:t>
             </w:r>
           </w:p>
         </w:tc>
@@ -3891,7 +4398,97 @@
               <w:rPr>
                 <w:sz w:val="16"/>
               </w:rPr>
-              <w:t>54종</w:t>
+              <w:t>75종</w:t>
+            </w:r>
+          </w:p>
+        </w:tc>
+      </w:tr>
+      <w:tr>
+        <w:tc>
+          <w:tcPr>
+            <w:tcW w:type="dxa" w:w="4320"/>
+          </w:tcPr>
+          <w:p>
+            <w:r/>
+            <w:r>
+              <w:rPr>
+                <w:sz w:val="16"/>
+              </w:rPr>
+              <w:t>density</w:t>
+            </w:r>
+          </w:p>
+        </w:tc>
+        <w:tc>
+          <w:tcPr>
+            <w:tcW w:type="dxa" w:w="4320"/>
+          </w:tcPr>
+          <w:p>
+            <w:r/>
+            <w:r>
+              <w:rPr>
+                <w:sz w:val="16"/>
+              </w:rPr>
+              <w:t>21종</w:t>
+            </w:r>
+          </w:p>
+        </w:tc>
+      </w:tr>
+      <w:tr>
+        <w:tc>
+          <w:tcPr>
+            <w:tcW w:type="dxa" w:w="4320"/>
+          </w:tcPr>
+          <w:p>
+            <w:r/>
+            <w:r>
+              <w:rPr>
+                <w:sz w:val="16"/>
+              </w:rPr>
+              <w:t>conductivity</w:t>
+            </w:r>
+          </w:p>
+        </w:tc>
+        <w:tc>
+          <w:tcPr>
+            <w:tcW w:type="dxa" w:w="4320"/>
+          </w:tcPr>
+          <w:p>
+            <w:r/>
+            <w:r>
+              <w:rPr>
+                <w:sz w:val="16"/>
+              </w:rPr>
+              <w:t>21종</w:t>
+            </w:r>
+          </w:p>
+        </w:tc>
+      </w:tr>
+      <w:tr>
+        <w:tc>
+          <w:tcPr>
+            <w:tcW w:type="dxa" w:w="4320"/>
+          </w:tcPr>
+          <w:p>
+            <w:r/>
+            <w:r>
+              <w:rPr>
+                <w:sz w:val="16"/>
+              </w:rPr>
+              <w:t>specific_heat</w:t>
+            </w:r>
+          </w:p>
+        </w:tc>
+        <w:tc>
+          <w:tcPr>
+            <w:tcW w:type="dxa" w:w="4320"/>
+          </w:tcPr>
+          <w:p>
+            <w:r/>
+            <w:r>
+              <w:rPr>
+                <w:sz w:val="16"/>
+              </w:rPr>
+              <w:t>21종</w:t>
             </w:r>
           </w:p>
         </w:tc>
@@ -4205,7 +4802,7 @@
               <w:rPr>
                 <w:sz w:val="16"/>
               </w:rPr>
-              <w:t>185종</w:t>
+              <w:t>198종</w:t>
             </w:r>
           </w:p>
         </w:tc>
@@ -4219,7 +4816,7 @@
               <w:rPr>
                 <w:sz w:val="16"/>
               </w:rPr>
-              <w:t>326/370  (88.1%)</w:t>
+              <w:t>327/396  (82.6%)</w:t>
             </w:r>
           </w:p>
         </w:tc>
@@ -4233,7 +4830,7 @@
               <w:rPr>
                 <w:sz w:val="16"/>
               </w:rPr>
-              <w:t>68.9%</w:t>
+              <w:t>64.6%</w:t>
             </w:r>
           </w:p>
         </w:tc>
@@ -4247,7 +4844,7 @@
               <w:rPr>
                 <w:sz w:val="16"/>
               </w:rPr>
-              <w:t>141종  (76.2%)</w:t>
+              <w:t>141종  (71.2%)</w:t>
             </w:r>
           </w:p>
         </w:tc>
@@ -4261,7 +4858,7 @@
               <w:rPr>
                 <w:sz w:val="16"/>
               </w:rPr>
-              <w:t>77종  (41.6%)</w:t>
+              <w:t>77종  (38.9%)</w:t>
             </w:r>
           </w:p>
         </w:tc>
@@ -4348,7 +4945,37 @@
               <w:rPr>
                 <w:sz w:val="16"/>
               </w:rPr>
-              <w:t>44종</w:t>
+              <w:t>56종</w:t>
+            </w:r>
+          </w:p>
+        </w:tc>
+      </w:tr>
+      <w:tr>
+        <w:tc>
+          <w:tcPr>
+            <w:tcW w:type="dxa" w:w="4320"/>
+          </w:tcPr>
+          <w:p>
+            <w:r/>
+            <w:r>
+              <w:rPr>
+                <w:sz w:val="16"/>
+              </w:rPr>
+              <w:t>density</w:t>
+            </w:r>
+          </w:p>
+        </w:tc>
+        <w:tc>
+          <w:tcPr>
+            <w:tcW w:type="dxa" w:w="4320"/>
+          </w:tcPr>
+          <w:p>
+            <w:r/>
+            <w:r>
+              <w:rPr>
+                <w:sz w:val="16"/>
+              </w:rPr>
+              <w:t>13종</w:t>
             </w:r>
           </w:p>
         </w:tc>
@@ -4477,7 +5104,7 @@
               <w:rPr>
                 <w:sz w:val="16"/>
               </w:rPr>
-              <w:t>544종</w:t>
+              <w:t>565종</w:t>
             </w:r>
           </w:p>
         </w:tc>
@@ -4491,7 +5118,7 @@
               <w:rPr>
                 <w:sz w:val="16"/>
               </w:rPr>
-              <w:t>544/544  (100.0%)</w:t>
+              <w:t>544/565  (96.3%)</w:t>
             </w:r>
           </w:p>
         </w:tc>
@@ -4505,7 +5132,7 @@
               <w:rPr>
                 <w:sz w:val="16"/>
               </w:rPr>
-              <w:t>75.2%</w:t>
+              <w:t>72.4%</w:t>
             </w:r>
           </w:p>
         </w:tc>
@@ -4519,7 +5146,7 @@
               <w:rPr>
                 <w:sz w:val="16"/>
               </w:rPr>
-              <w:t>544종  (100.0%)</w:t>
+              <w:t>544종  (96.3%)</w:t>
             </w:r>
           </w:p>
         </w:tc>
@@ -4533,7 +5160,94 @@
               <w:rPr>
                 <w:sz w:val="16"/>
               </w:rPr>
-              <w:t>409종  (75.2%)</w:t>
+              <w:t>409종  (72.4%)</w:t>
+            </w:r>
+          </w:p>
+        </w:tc>
+      </w:tr>
+    </w:tbl>
+    <w:p/>
+    <w:p>
+      <w:pPr>
+        <w:spacing w:after="40"/>
+      </w:pPr>
+      <w:r>
+        <w:rPr>
+          <w:b/>
+          <w:sz w:val="19"/>
+        </w:rPr>
+        <w:t>비어 있는 칸</w:t>
+      </w:r>
+    </w:p>
+    <w:tbl>
+      <w:tblPr>
+        <w:tblStyle w:val="LightGrid-Accent1"/>
+        <w:tblW w:type="auto" w:w="0"/>
+        <w:jc w:val="center"/>
+        <w:tblLook w:firstColumn="1" w:firstRow="1" w:lastColumn="0" w:lastRow="0" w:noHBand="0" w:noVBand="1" w:val="04A0"/>
+      </w:tblPr>
+      <w:tblGrid>
+        <w:gridCol w:w="4320"/>
+        <w:gridCol w:w="4320"/>
+      </w:tblGrid>
+      <w:tr>
+        <w:tc>
+          <w:tcPr>
+            <w:tcW w:type="dxa" w:w="4320"/>
+          </w:tcPr>
+          <w:p>
+            <w:r/>
+            <w:r>
+              <w:rPr>
+                <w:b/>
+                <w:sz w:val="17"/>
+              </w:rPr>
+              <w:t>물성 / 택일군</w:t>
+            </w:r>
+          </w:p>
+        </w:tc>
+        <w:tc>
+          <w:tcPr>
+            <w:tcW w:type="dxa" w:w="4320"/>
+          </w:tcPr>
+          <w:p>
+            <w:r/>
+            <w:r>
+              <w:rPr>
+                <w:b/>
+                <w:sz w:val="17"/>
+              </w:rPr>
+              <w:t>미보유 재료 수</w:t>
+            </w:r>
+          </w:p>
+        </w:tc>
+      </w:tr>
+      <w:tr>
+        <w:tc>
+          <w:tcPr>
+            <w:tcW w:type="dxa" w:w="4320"/>
+          </w:tcPr>
+          <w:p>
+            <w:r/>
+            <w:r>
+              <w:rPr>
+                <w:sz w:val="16"/>
+              </w:rPr>
+              <w:t>dielectric_constant | resistivity_volume | dissipation_factor</w:t>
+            </w:r>
+          </w:p>
+        </w:tc>
+        <w:tc>
+          <w:tcPr>
+            <w:tcW w:type="dxa" w:w="4320"/>
+          </w:tcPr>
+          <w:p>
+            <w:r/>
+            <w:r>
+              <w:rPr>
+                <w:sz w:val="16"/>
+              </w:rPr>
+              <w:t>21종</w:t>
             </w:r>
           </w:p>
         </w:tc>
@@ -5119,7 +5833,7 @@
               <w:rPr>
                 <w:sz w:val="16"/>
               </w:rPr>
-              <w:t>79종</w:t>
+              <w:t>93종</w:t>
             </w:r>
           </w:p>
         </w:tc>
@@ -5133,7 +5847,7 @@
               <w:rPr>
                 <w:sz w:val="16"/>
               </w:rPr>
-              <w:t>77/79  (97.5%)</w:t>
+              <w:t>77/93  (82.8%)</w:t>
             </w:r>
           </w:p>
         </w:tc>
@@ -5147,7 +5861,7 @@
               <w:rPr>
                 <w:sz w:val="16"/>
               </w:rPr>
-              <w:t>82.3%</w:t>
+              <w:t>69.9%</w:t>
             </w:r>
           </w:p>
         </w:tc>
@@ -5161,7 +5875,7 @@
               <w:rPr>
                 <w:sz w:val="16"/>
               </w:rPr>
-              <w:t>77종  (97.5%)</w:t>
+              <w:t>77종  (82.8%)</w:t>
             </w:r>
           </w:p>
         </w:tc>
@@ -5175,7 +5889,7 @@
               <w:rPr>
                 <w:sz w:val="16"/>
               </w:rPr>
-              <w:t>65종  (82.3%)</w:t>
+              <w:t>65종  (69.9%)</w:t>
             </w:r>
           </w:p>
         </w:tc>
@@ -5262,7 +5976,7 @@
               <w:rPr>
                 <w:sz w:val="16"/>
               </w:rPr>
-              <w:t>2종</w:t>
+              <w:t>16종</w:t>
             </w:r>
           </w:p>
         </w:tc>
@@ -5291,7 +6005,7 @@
           <w:b w:val="0"/>
           <w:sz w:val="19"/>
         </w:rPr>
-        <w:t>물성 정의 161종 전부에 값이 하나 이상 있다(개통률 100%). 아래는 재료 544종 기준 보유율이다.</w:t>
+        <w:t>물성 정의 165종 전부에 값이 하나 이상 있다(개통률 100%). 아래는 재료 565종 기준 보유율이다.</w:t>
       </w:r>
     </w:p>
     <w:p>
@@ -5446,7 +6160,7 @@
               <w:rPr>
                 <w:sz w:val="15"/>
               </w:rPr>
-              <w:t>100.0%  ████████████</w:t>
+              <w:t>96.3%  ████████████</w:t>
             </w:r>
           </w:p>
         </w:tc>
@@ -5518,7 +6232,7 @@
               <w:rPr>
                 <w:sz w:val="15"/>
               </w:rPr>
-              <w:t>100.0%  ████████████</w:t>
+              <w:t>96.3%  ████████████</w:t>
             </w:r>
           </w:p>
         </w:tc>
@@ -5590,7 +6304,7 @@
               <w:rPr>
                 <w:sz w:val="15"/>
               </w:rPr>
-              <w:t>100.0%  ████████████</w:t>
+              <w:t>96.3%  ████████████</w:t>
             </w:r>
           </w:p>
         </w:tc>
@@ -5662,7 +6376,7 @@
               <w:rPr>
                 <w:sz w:val="15"/>
               </w:rPr>
-              <w:t>100.0%  ████████████</w:t>
+              <w:t>96.3%  ████████████</w:t>
             </w:r>
           </w:p>
         </w:tc>
@@ -5734,7 +6448,7 @@
               <w:rPr>
                 <w:sz w:val="15"/>
               </w:rPr>
-              <w:t>99.8%  ████████████</w:t>
+              <w:t>96.1%  ████████████</w:t>
             </w:r>
           </w:p>
         </w:tc>
@@ -5806,7 +6520,7 @@
               <w:rPr>
                 <w:sz w:val="15"/>
               </w:rPr>
-              <w:t>99.8%  ████████████</w:t>
+              <w:t>96.1%  ████████████</w:t>
             </w:r>
           </w:p>
         </w:tc>
@@ -5878,7 +6592,7 @@
               <w:rPr>
                 <w:sz w:val="15"/>
               </w:rPr>
-              <w:t>77.8%  █████████···</w:t>
+              <w:t>74.9%  █████████···</w:t>
             </w:r>
           </w:p>
         </w:tc>
@@ -5950,7 +6664,7 @@
               <w:rPr>
                 <w:sz w:val="15"/>
               </w:rPr>
-              <w:t>75.9%  █████████···</w:t>
+              <w:t>73.1%  █████████···</w:t>
             </w:r>
           </w:p>
         </w:tc>
@@ -6022,7 +6736,7 @@
               <w:rPr>
                 <w:sz w:val="15"/>
               </w:rPr>
-              <w:t>71.7%  █████████···</w:t>
+              <w:t>69.0%  ████████····</w:t>
             </w:r>
           </w:p>
         </w:tc>
@@ -6094,7 +6808,7 @@
               <w:rPr>
                 <w:sz w:val="15"/>
               </w:rPr>
-              <w:t>66.2%  ████████····</w:t>
+              <w:t>63.7%  ████████····</w:t>
             </w:r>
           </w:p>
         </w:tc>
@@ -6166,7 +6880,7 @@
               <w:rPr>
                 <w:sz w:val="15"/>
               </w:rPr>
-              <w:t>60.3%  ███████·····</w:t>
+              <w:t>58.1%  ███████·····</w:t>
             </w:r>
           </w:p>
         </w:tc>
@@ -6238,7 +6952,7 @@
               <w:rPr>
                 <w:sz w:val="15"/>
               </w:rPr>
-              <w:t>51.5%  ██████······</w:t>
+              <w:t>49.6%  ██████······</w:t>
             </w:r>
           </w:p>
         </w:tc>
@@ -6310,7 +7024,7 @@
               <w:rPr>
                 <w:sz w:val="15"/>
               </w:rPr>
-              <w:t>47.6%  ██████······</w:t>
+              <w:t>45.8%  █████·······</w:t>
             </w:r>
           </w:p>
         </w:tc>
@@ -6382,7 +7096,7 @@
               <w:rPr>
                 <w:sz w:val="15"/>
               </w:rPr>
-              <w:t>40.1%  █████·······</w:t>
+              <w:t>38.6%  █████·······</w:t>
             </w:r>
           </w:p>
         </w:tc>
@@ -6454,7 +7168,7 @@
               <w:rPr>
                 <w:sz w:val="15"/>
               </w:rPr>
-              <w:t>38.1%  █████·······</w:t>
+              <w:t>36.6%  ████········</w:t>
             </w:r>
           </w:p>
         </w:tc>
@@ -6526,7 +7240,7 @@
               <w:rPr>
                 <w:sz w:val="15"/>
               </w:rPr>
-              <w:t>31.6%  ████········</w:t>
+              <w:t>30.4%  ████········</w:t>
             </w:r>
           </w:p>
         </w:tc>
@@ -6598,7 +7312,7 @@
               <w:rPr>
                 <w:sz w:val="15"/>
               </w:rPr>
-              <w:t>30.1%  ████········</w:t>
+              <w:t>29.0%  ███·········</w:t>
             </w:r>
           </w:p>
         </w:tc>
@@ -6656,7 +7370,7 @@
               <w:rPr>
                 <w:sz w:val="15"/>
               </w:rPr>
-              <w:t>161종</w:t>
+              <w:t>162종</w:t>
             </w:r>
           </w:p>
         </w:tc>
@@ -6670,7 +7384,7 @@
               <w:rPr>
                 <w:sz w:val="15"/>
               </w:rPr>
-              <w:t>29.6%  ████········</w:t>
+              <w:t>28.7%  ███·········</w:t>
             </w:r>
           </w:p>
         </w:tc>
@@ -6684,7 +7398,7 @@
               <w:rPr>
                 <w:sz w:val="15"/>
               </w:rPr>
-              <w:t>477건</w:t>
+              <w:t>484건</w:t>
             </w:r>
           </w:p>
         </w:tc>
@@ -6742,7 +7456,7 @@
               <w:rPr>
                 <w:sz w:val="15"/>
               </w:rPr>
-              <w:t>29.6%  ████········</w:t>
+              <w:t>28.5%  ███·········</w:t>
             </w:r>
           </w:p>
         </w:tc>
@@ -6814,7 +7528,7 @@
               <w:rPr>
                 <w:sz w:val="15"/>
               </w:rPr>
-              <w:t>25.2%  ███·········</w:t>
+              <w:t>24.2%  ███·········</w:t>
             </w:r>
           </w:p>
         </w:tc>
@@ -6941,7 +7655,7 @@
               <w:rPr>
                 <w:sz w:val="15"/>
               </w:rPr>
-              <w:t>이분자 소광 속도상수</w:t>
+              <w:t>결정화도</w:t>
             </w:r>
           </w:p>
         </w:tc>
@@ -6955,7 +7669,7 @@
               <w:rPr>
                 <w:sz w:val="15"/>
               </w:rPr>
-              <w:t>광학</w:t>
+              <w:t>구조</w:t>
             </w:r>
           </w:p>
         </w:tc>
@@ -6983,7 +7697,7 @@
               <w:rPr>
                 <w:sz w:val="15"/>
               </w:rPr>
-              <w:t>3건</w:t>
+              <w:t>13건</w:t>
             </w:r>
           </w:p>
         </w:tc>
@@ -6999,7 +7713,7 @@
               <w:rPr>
                 <w:sz w:val="15"/>
               </w:rPr>
-              <w:t>광택(60도)</w:t>
+              <w:t>부분몰부피</w:t>
             </w:r>
           </w:p>
         </w:tc>
@@ -7013,7 +7727,7 @@
               <w:rPr>
                 <w:sz w:val="15"/>
               </w:rPr>
-              <w:t>광학</w:t>
+              <w:t>화학</w:t>
             </w:r>
           </w:p>
         </w:tc>
@@ -7027,7 +7741,7 @@
               <w:rPr>
                 <w:sz w:val="15"/>
               </w:rPr>
-              <w:t>3종</w:t>
+              <w:t>2종</w:t>
             </w:r>
           </w:p>
         </w:tc>
@@ -7041,7 +7755,7 @@
               <w:rPr>
                 <w:sz w:val="15"/>
               </w:rPr>
-              <w:t>5건</w:t>
+              <w:t>6건</w:t>
             </w:r>
           </w:p>
         </w:tc>
@@ -7057,7 +7771,7 @@
               <w:rPr>
                 <w:sz w:val="15"/>
               </w:rPr>
-              <w:t>결정화도</w:t>
+              <w:t>응집영역 파괴에너지 GIC</w:t>
             </w:r>
           </w:p>
         </w:tc>
@@ -7071,7 +7785,7 @@
               <w:rPr>
                 <w:sz w:val="15"/>
               </w:rPr>
-              <w:t>구조</w:t>
+              <w:t>계면</w:t>
             </w:r>
           </w:p>
         </w:tc>
@@ -7085,7 +7799,7 @@
               <w:rPr>
                 <w:sz w:val="15"/>
               </w:rPr>
-              <w:t>3종</w:t>
+              <w:t>2종</w:t>
             </w:r>
           </w:p>
         </w:tc>
@@ -7099,7 +7813,7 @@
               <w:rPr>
                 <w:sz w:val="15"/>
               </w:rPr>
-              <w:t>13건</w:t>
+              <w:t>53건</w:t>
             </w:r>
           </w:p>
         </w:tc>
@@ -7115,7 +7829,7 @@
               <w:rPr>
                 <w:sz w:val="15"/>
               </w:rPr>
-              <w:t>부분몰부피</w:t>
+              <w:t>응집영역 파괴에너지 GIIC</w:t>
             </w:r>
           </w:p>
         </w:tc>
@@ -7129,7 +7843,7 @@
               <w:rPr>
                 <w:sz w:val="15"/>
               </w:rPr>
-              <w:t>화학</w:t>
+              <w:t>계면</w:t>
             </w:r>
           </w:p>
         </w:tc>
@@ -7157,7 +7871,7 @@
               <w:rPr>
                 <w:sz w:val="15"/>
               </w:rPr>
-              <w:t>6건</w:t>
+              <w:t>26건</w:t>
             </w:r>
           </w:p>
         </w:tc>
@@ -7173,7 +7887,7 @@
               <w:rPr>
                 <w:sz w:val="15"/>
               </w:rPr>
-              <w:t>응집영역 파괴에너지 GIC</w:t>
+              <w:t>Darveaux 균열 상수</w:t>
             </w:r>
           </w:p>
         </w:tc>
@@ -7187,7 +7901,7 @@
               <w:rPr>
                 <w:sz w:val="15"/>
               </w:rPr>
-              <w:t>계면</w:t>
+              <w:t>기계</w:t>
             </w:r>
           </w:p>
         </w:tc>
@@ -7215,7 +7929,7 @@
               <w:rPr>
                 <w:sz w:val="15"/>
               </w:rPr>
-              <w:t>53건</w:t>
+              <w:t>10건</w:t>
             </w:r>
           </w:p>
         </w:tc>
@@ -7231,7 +7945,7 @@
               <w:rPr>
                 <w:sz w:val="15"/>
               </w:rPr>
-              <w:t>응집영역 파괴에너지 GIIC</w:t>
+              <w:t>이온교환 깊이(DOL)</w:t>
             </w:r>
           </w:p>
         </w:tc>
@@ -7245,7 +7959,7 @@
               <w:rPr>
                 <w:sz w:val="15"/>
               </w:rPr>
-              <w:t>계면</w:t>
+              <w:t>기계</w:t>
             </w:r>
           </w:p>
         </w:tc>
@@ -7273,7 +7987,7 @@
               <w:rPr>
                 <w:sz w:val="15"/>
               </w:rPr>
-              <w:t>26건</w:t>
+              <w:t>5건</w:t>
             </w:r>
           </w:p>
         </w:tc>
@@ -7289,7 +8003,7 @@
               <w:rPr>
                 <w:sz w:val="15"/>
               </w:rPr>
-              <w:t>Darveaux 균열 상수</w:t>
+              <w:t>Stromeyer 점근응력 σ∞</w:t>
             </w:r>
           </w:p>
         </w:tc>
@@ -7331,7 +8045,7 @@
               <w:rPr>
                 <w:sz w:val="15"/>
               </w:rPr>
-              <w:t>10건</w:t>
+              <w:t>9건</w:t>
             </w:r>
           </w:p>
         </w:tc>
@@ -7347,7 +8061,7 @@
               <w:rPr>
                 <w:sz w:val="15"/>
               </w:rPr>
-              <w:t>이온교환 깊이(DOL)</w:t>
+              <w:t>Stromeyer 계수 C</w:t>
             </w:r>
           </w:p>
         </w:tc>
@@ -7389,7 +8103,7 @@
               <w:rPr>
                 <w:sz w:val="15"/>
               </w:rPr>
-              <w:t>5건</w:t>
+              <w:t>9건</w:t>
             </w:r>
           </w:p>
         </w:tc>
@@ -7405,7 +8119,7 @@
               <w:rPr>
                 <w:sz w:val="15"/>
               </w:rPr>
-              <w:t>Stromeyer 점근응력 σ∞</w:t>
+              <w:t>Stromeyer 지수 m</w:t>
             </w:r>
           </w:p>
         </w:tc>
@@ -7463,7 +8177,7 @@
               <w:rPr>
                 <w:sz w:val="15"/>
               </w:rPr>
-              <w:t>Stromeyer 계수 C</w:t>
+              <w:t>Morrow 에너지 계수</w:t>
             </w:r>
           </w:p>
         </w:tc>
@@ -7505,7 +8219,7 @@
               <w:rPr>
                 <w:sz w:val="15"/>
               </w:rPr>
-              <w:t>9건</w:t>
+              <w:t>33건</w:t>
             </w:r>
           </w:p>
         </w:tc>
@@ -7521,7 +8235,7 @@
               <w:rPr>
                 <w:sz w:val="15"/>
               </w:rPr>
-              <w:t>Stromeyer 지수 m</w:t>
+              <w:t>Morrow 에너지 지수</w:t>
             </w:r>
           </w:p>
         </w:tc>
@@ -7563,7 +8277,7 @@
               <w:rPr>
                 <w:sz w:val="15"/>
               </w:rPr>
-              <w:t>9건</w:t>
+              <w:t>33건</w:t>
             </w:r>
           </w:p>
         </w:tc>
@@ -7579,7 +8293,7 @@
               <w:rPr>
                 <w:sz w:val="15"/>
               </w:rPr>
-              <w:t>Morrow 에너지 계수</w:t>
+              <w:t>Prony 상대 체적계수</w:t>
             </w:r>
           </w:p>
         </w:tc>
@@ -7621,7 +8335,7 @@
               <w:rPr>
                 <w:sz w:val="15"/>
               </w:rPr>
-              <w:t>33건</w:t>
+              <w:t>29건</w:t>
             </w:r>
           </w:p>
         </w:tc>
@@ -7637,7 +8351,7 @@
               <w:rPr>
                 <w:sz w:val="15"/>
               </w:rPr>
-              <w:t>Morrow 에너지 지수</w:t>
+              <w:t>표면압축응력(CS)</w:t>
             </w:r>
           </w:p>
         </w:tc>
@@ -7679,7 +8393,7 @@
               <w:rPr>
                 <w:sz w:val="15"/>
               </w:rPr>
-              <w:t>33건</w:t>
+              <w:t>4건</w:t>
             </w:r>
           </w:p>
         </w:tc>
@@ -7695,7 +8409,7 @@
               <w:rPr>
                 <w:sz w:val="15"/>
               </w:rPr>
-              <w:t>Prony 상대 체적계수</w:t>
+              <w:t>변형률속도별 인장강도</w:t>
             </w:r>
           </w:p>
         </w:tc>
@@ -7737,7 +8451,7 @@
               <w:rPr>
                 <w:sz w:val="15"/>
               </w:rPr>
-              <w:t>29건</w:t>
+              <w:t>2건</w:t>
             </w:r>
           </w:p>
         </w:tc>
@@ -7753,7 +8467,7 @@
               <w:rPr>
                 <w:sz w:val="15"/>
               </w:rPr>
-              <w:t>노화 후 물성 유지율</w:t>
+              <w:t>내자외선성</w:t>
             </w:r>
           </w:p>
         </w:tc>
@@ -7767,7 +8481,7 @@
               <w:rPr>
                 <w:sz w:val="15"/>
               </w:rPr>
-              <w:t>기계</w:t>
+              <w:t>광학</w:t>
             </w:r>
           </w:p>
         </w:tc>
@@ -7795,7 +8509,7 @@
               <w:rPr>
                 <w:sz w:val="15"/>
               </w:rPr>
-              <w:t>16건</w:t>
+              <w:t>2건</w:t>
             </w:r>
           </w:p>
         </w:tc>
@@ -7811,7 +8525,7 @@
               <w:rPr>
                 <w:sz w:val="15"/>
               </w:rPr>
-              <w:t>표면압축응력(CS)</w:t>
+              <w:t>광열화 속도상수</w:t>
             </w:r>
           </w:p>
         </w:tc>
@@ -7825,7 +8539,7 @@
               <w:rPr>
                 <w:sz w:val="15"/>
               </w:rPr>
-              <w:t>기계</w:t>
+              <w:t>화학</w:t>
             </w:r>
           </w:p>
         </w:tc>
@@ -7839,7 +8553,7 @@
               <w:rPr>
                 <w:sz w:val="15"/>
               </w:rPr>
-              <w:t>2종</w:t>
+              <w:t>1종</w:t>
             </w:r>
           </w:p>
         </w:tc>
@@ -7853,7 +8567,7 @@
               <w:rPr>
                 <w:sz w:val="15"/>
               </w:rPr>
-              <w:t>4건</w:t>
+              <w:t>2건</w:t>
             </w:r>
           </w:p>
         </w:tc>
@@ -7869,7 +8583,7 @@
               <w:rPr>
                 <w:sz w:val="15"/>
               </w:rPr>
-              <w:t>변형률속도별 인장강도</w:t>
+              <w:t>응집영역 최대 트랙션</w:t>
             </w:r>
           </w:p>
         </w:tc>
@@ -7883,7 +8597,7 @@
               <w:rPr>
                 <w:sz w:val="15"/>
               </w:rPr>
-              <w:t>기계</w:t>
+              <w:t>계면</w:t>
             </w:r>
           </w:p>
         </w:tc>
@@ -7897,7 +8611,7 @@
               <w:rPr>
                 <w:sz w:val="15"/>
               </w:rPr>
-              <w:t>2종</w:t>
+              <w:t>1종</w:t>
             </w:r>
           </w:p>
         </w:tc>
@@ -7911,7 +8625,7 @@
               <w:rPr>
                 <w:sz w:val="15"/>
               </w:rPr>
-              <w:t>2건</w:t>
+              <w:t>3건</w:t>
             </w:r>
           </w:p>
         </w:tc>
@@ -7927,7 +8641,7 @@
               <w:rPr>
                 <w:sz w:val="15"/>
               </w:rPr>
-              <w:t>내자외선성</w:t>
+              <w:t>Anand 점소성 상수</w:t>
             </w:r>
           </w:p>
         </w:tc>
@@ -7941,7 +8655,7 @@
               <w:rPr>
                 <w:sz w:val="15"/>
               </w:rPr>
-              <w:t>광학</w:t>
+              <w:t>기계</w:t>
             </w:r>
           </w:p>
         </w:tc>
@@ -7955,7 +8669,7 @@
               <w:rPr>
                 <w:sz w:val="15"/>
               </w:rPr>
-              <w:t>2종</w:t>
+              <w:t>1종</w:t>
             </w:r>
           </w:p>
         </w:tc>
@@ -7969,7 +8683,7 @@
               <w:rPr>
                 <w:sz w:val="15"/>
               </w:rPr>
-              <w:t>2건</w:t>
+              <w:t>45건</w:t>
             </w:r>
           </w:p>
         </w:tc>
@@ -7985,7 +8699,7 @@
               <w:rPr>
                 <w:sz w:val="15"/>
               </w:rPr>
-              <w:t>응집영역 최대 트랙션</w:t>
+              <w:t>비압축 파라미터 D</w:t>
             </w:r>
           </w:p>
         </w:tc>
@@ -7999,7 +8713,7 @@
               <w:rPr>
                 <w:sz w:val="15"/>
               </w:rPr>
-              <w:t>계면</w:t>
+              <w:t>기계</w:t>
             </w:r>
           </w:p>
         </w:tc>
@@ -8027,7 +8741,7 @@
               <w:rPr>
                 <w:sz w:val="15"/>
               </w:rPr>
-              <w:t>3건</w:t>
+              <w:t>8건</w:t>
             </w:r>
           </w:p>
         </w:tc>
@@ -8043,7 +8757,7 @@
               <w:rPr>
                 <w:sz w:val="15"/>
               </w:rPr>
-              <w:t>Anand 점소성 상수</w:t>
+              <w:t>Norton 크리프 계수 A</w:t>
             </w:r>
           </w:p>
         </w:tc>
@@ -8085,7 +8799,7 @@
               <w:rPr>
                 <w:sz w:val="15"/>
               </w:rPr>
-              <w:t>45건</w:t>
+              <w:t>3건</w:t>
             </w:r>
           </w:p>
         </w:tc>
@@ -8101,7 +8815,7 @@
               <w:rPr>
                 <w:sz w:val="15"/>
               </w:rPr>
-              <w:t>비압축 파라미터 D</w:t>
+              <w:t>Norton 크리프 지수 n</w:t>
             </w:r>
           </w:p>
         </w:tc>
@@ -8143,7 +8857,7 @@
               <w:rPr>
                 <w:sz w:val="15"/>
               </w:rPr>
-              <w:t>8건</w:t>
+              <w:t>3건</w:t>
             </w:r>
           </w:p>
         </w:tc>
@@ -8159,7 +8873,7 @@
               <w:rPr>
                 <w:sz w:val="15"/>
               </w:rPr>
-              <w:t>Norton 크리프 계수 A</w:t>
+              <w:t>충방전 팽창변형률</w:t>
             </w:r>
           </w:p>
         </w:tc>
@@ -8201,7 +8915,7 @@
               <w:rPr>
                 <w:sz w:val="15"/>
               </w:rPr>
-              <w:t>3건</w:t>
+              <w:t>5건</w:t>
             </w:r>
           </w:p>
         </w:tc>
@@ -8217,7 +8931,7 @@
               <w:rPr>
                 <w:sz w:val="15"/>
               </w:rPr>
-              <w:t>Norton 크리프 지수 n</w:t>
+              <w:t>흡습팽창계수 CHE</w:t>
             </w:r>
           </w:p>
         </w:tc>
@@ -8231,7 +8945,7 @@
               <w:rPr>
                 <w:sz w:val="15"/>
               </w:rPr>
-              <w:t>기계</w:t>
+              <w:t>물리</w:t>
             </w:r>
           </w:p>
         </w:tc>
@@ -8259,7 +8973,7 @@
               <w:rPr>
                 <w:sz w:val="15"/>
               </w:rPr>
-              <w:t>3건</w:t>
+              <w:t>1건</w:t>
             </w:r>
           </w:p>
         </w:tc>
@@ -8275,7 +8989,7 @@
               <w:rPr>
                 <w:sz w:val="15"/>
               </w:rPr>
-              <w:t>충방전 팽창변형률</w:t>
+              <w:t>가수분해 속도상수</w:t>
             </w:r>
           </w:p>
         </w:tc>
@@ -8289,7 +9003,7 @@
               <w:rPr>
                 <w:sz w:val="15"/>
               </w:rPr>
-              <w:t>기계</w:t>
+              <w:t>화학</w:t>
             </w:r>
           </w:p>
         </w:tc>
@@ -8303,7 +9017,7 @@
               <w:rPr>
                 <w:sz w:val="15"/>
               </w:rPr>
-              <w:t>1종</w:t>
+              <w:t>0종</w:t>
             </w:r>
           </w:p>
         </w:tc>
@@ -8317,7 +9031,7 @@
               <w:rPr>
                 <w:sz w:val="15"/>
               </w:rPr>
-              <w:t>5건</w:t>
+              <w:t>0건</w:t>
             </w:r>
           </w:p>
         </w:tc>
@@ -8333,7 +9047,7 @@
               <w:rPr>
                 <w:sz w:val="15"/>
               </w:rPr>
-              <w:t>흡습팽창계수 CHE</w:t>
+              <w:t>UV 차단파장</w:t>
             </w:r>
           </w:p>
         </w:tc>
@@ -8347,7 +9061,7 @@
               <w:rPr>
                 <w:sz w:val="15"/>
               </w:rPr>
-              <w:t>물리</w:t>
+              <w:t>광학</w:t>
             </w:r>
           </w:p>
         </w:tc>
@@ -8361,7 +9075,7 @@
               <w:rPr>
                 <w:sz w:val="15"/>
               </w:rPr>
-              <w:t>1종</w:t>
+              <w:t>0종</w:t>
             </w:r>
           </w:p>
         </w:tc>
@@ -8375,7 +9089,7 @@
               <w:rPr>
                 <w:sz w:val="15"/>
               </w:rPr>
-              <w:t>1건</w:t>
+              <w:t>0건</w:t>
             </w:r>
           </w:p>
         </w:tc>
@@ -8504,7 +9218,7 @@
               <w:rPr>
                 <w:sz w:val="16"/>
               </w:rPr>
-              <w:t>9,987건</w:t>
+              <w:t>9,993건</w:t>
             </w:r>
           </w:p>
         </w:tc>
@@ -8562,7 +9276,7 @@
               <w:rPr>
                 <w:sz w:val="16"/>
               </w:rPr>
-              <w:t>3,933건</w:t>
+              <w:t>3,938건</w:t>
             </w:r>
           </w:p>
         </w:tc>
@@ -8722,7 +9436,7 @@
               <w:rPr>
                 <w:sz w:val="16"/>
               </w:rPr>
-              <w:t>18종</w:t>
+              <w:t>19종</w:t>
             </w:r>
           </w:p>
         </w:tc>
@@ -8736,7 +9450,7 @@
               <w:rPr>
                 <w:sz w:val="16"/>
               </w:rPr>
-              <w:t>1,361건</w:t>
+              <w:t>1,389건</w:t>
             </w:r>
           </w:p>
         </w:tc>
@@ -8750,7 +9464,7 @@
               <w:rPr>
                 <w:sz w:val="16"/>
               </w:rPr>
-              <w:t>30종</w:t>
+              <w:t>29종</w:t>
             </w:r>
           </w:p>
         </w:tc>
@@ -8794,7 +9508,7 @@
               <w:rPr>
                 <w:sz w:val="16"/>
               </w:rPr>
-              <w:t>798건</w:t>
+              <w:t>805건</w:t>
             </w:r>
           </w:p>
         </w:tc>
@@ -8838,7 +9552,7 @@
               <w:rPr>
                 <w:sz w:val="16"/>
               </w:rPr>
-              <w:t>15종</w:t>
+              <w:t>18종</w:t>
             </w:r>
           </w:p>
         </w:tc>
@@ -8852,7 +9566,7 @@
               <w:rPr>
                 <w:sz w:val="16"/>
               </w:rPr>
-              <w:t>738건</w:t>
+              <w:t>767건</w:t>
             </w:r>
           </w:p>
         </w:tc>
@@ -8866,7 +9580,7 @@
               <w:rPr>
                 <w:sz w:val="16"/>
               </w:rPr>
-              <w:t>43종</w:t>
+              <w:t>37종</w:t>
             </w:r>
           </w:p>
         </w:tc>
@@ -8910,7 +9624,7 @@
               <w:rPr>
                 <w:sz w:val="16"/>
               </w:rPr>
-              <w:t>324건</w:t>
+              <w:t>329건</w:t>
             </w:r>
           </w:p>
         </w:tc>
@@ -8924,7 +9638,7 @@
               <w:rPr>
                 <w:sz w:val="16"/>
               </w:rPr>
-              <w:t>30종</w:t>
+              <w:t>31종</w:t>
             </w:r>
           </w:p>
         </w:tc>
@@ -8940,7 +9654,7 @@
               <w:rPr>
                 <w:sz w:val="16"/>
               </w:rPr>
-              <w:t>자기</w:t>
+              <w:t>유변</w:t>
             </w:r>
           </w:p>
         </w:tc>
@@ -8968,7 +9682,7 @@
               <w:rPr>
                 <w:sz w:val="16"/>
               </w:rPr>
-              <w:t>201건</w:t>
+              <w:t>204건</w:t>
             </w:r>
           </w:p>
         </w:tc>
@@ -8982,7 +9696,7 @@
               <w:rPr>
                 <w:sz w:val="16"/>
               </w:rPr>
-              <w:t>15종</w:t>
+              <w:t>18종</w:t>
             </w:r>
           </w:p>
         </w:tc>
@@ -8998,7 +9712,7 @@
               <w:rPr>
                 <w:sz w:val="16"/>
               </w:rPr>
-              <w:t>유변</w:t>
+              <w:t>자기</w:t>
             </w:r>
           </w:p>
         </w:tc>
@@ -9026,7 +9740,7 @@
               <w:rPr>
                 <w:sz w:val="16"/>
               </w:rPr>
-              <w:t>195건</w:t>
+              <w:t>201건</w:t>
             </w:r>
           </w:p>
         </w:tc>
@@ -9040,7 +9754,7 @@
               <w:rPr>
                 <w:sz w:val="16"/>
               </w:rPr>
-              <w:t>16종</w:t>
+              <w:t>15종</w:t>
             </w:r>
           </w:p>
         </w:tc>
@@ -9213,7 +9927,7 @@
               <w:rPr>
                 <w:sz w:val="16"/>
               </w:rPr>
-              <w:t>300종</w:t>
+              <w:t>321종</w:t>
             </w:r>
           </w:p>
         </w:tc>
@@ -9227,7 +9941,7 @@
               <w:rPr>
                 <w:sz w:val="16"/>
               </w:rPr>
-              <w:t>9,994건</w:t>
+              <w:t>10,080건</w:t>
             </w:r>
           </w:p>
         </w:tc>
@@ -9241,7 +9955,7 @@
               <w:rPr>
                 <w:sz w:val="16"/>
               </w:rPr>
-              <w:t>33.3</w:t>
+              <w:t>31.4</w:t>
             </w:r>
           </w:p>
         </w:tc>
@@ -9343,7 +10057,7 @@
               <w:rPr>
                 <w:sz w:val="16"/>
               </w:rPr>
-              <w:t>4,796건</w:t>
+              <w:t>4,797건</w:t>
             </w:r>
           </w:p>
         </w:tc>
@@ -9357,7 +10071,7 @@
               <w:rPr>
                 <w:sz w:val="16"/>
               </w:rPr>
-              <w:t>67.5</w:t>
+              <w:t>67.6</w:t>
             </w:r>
           </w:p>
         </w:tc>
@@ -9401,7 +10115,7 @@
               <w:rPr>
                 <w:sz w:val="16"/>
               </w:rPr>
-              <w:t>1,729건</w:t>
+              <w:t>1,731건</w:t>
             </w:r>
           </w:p>
         </w:tc>
@@ -9677,7 +10391,7 @@
               <w:rPr>
                 <w:sz w:val="16"/>
               </w:rPr>
-              <w:t>9,535</w:t>
+              <w:t>9,614</w:t>
             </w:r>
           </w:p>
         </w:tc>
@@ -9691,7 +10405,7 @@
               <w:rPr>
                 <w:sz w:val="16"/>
               </w:rPr>
-              <w:t>44.8%</w:t>
+              <w:t>45.0%</w:t>
             </w:r>
           </w:p>
         </w:tc>
@@ -9793,7 +10507,7 @@
               <w:rPr>
                 <w:sz w:val="16"/>
               </w:rPr>
-              <w:t>5,614</w:t>
+              <w:t>5,624</w:t>
             </w:r>
           </w:p>
         </w:tc>
@@ -9807,7 +10521,7 @@
               <w:rPr>
                 <w:sz w:val="16"/>
               </w:rPr>
-              <w:t>26.4%</w:t>
+              <w:t>26.3%</w:t>
             </w:r>
           </w:p>
         </w:tc>
@@ -9865,7 +10579,7 @@
               <w:rPr>
                 <w:sz w:val="16"/>
               </w:rPr>
-              <w:t>21.1%</w:t>
+              <w:t>21.0%</w:t>
             </w:r>
           </w:p>
         </w:tc>
@@ -9994,7 +10708,7 @@
               <w:rPr>
                 <w:sz w:val="16"/>
               </w:rPr>
-              <w:t>714</w:t>
+              <w:t>727</w:t>
             </w:r>
           </w:p>
         </w:tc>
@@ -10332,7 +11046,7 @@
               <w:rPr>
                 <w:sz w:val="15"/>
               </w:rPr>
-              <w:t>낙하·충격 준비율 84.7%</w:t>
+              <w:t>낙하·충격 준비율 81.6%</w:t>
             </w:r>
           </w:p>
         </w:tc>
@@ -10390,7 +11104,7 @@
               <w:rPr>
                 <w:sz w:val="15"/>
               </w:rPr>
-              <w:t>열전달·방열 준비율 100.0% · 결로 두 갈래를 동시에 막는다</w:t>
+              <w:t>열전달·방열 준비율 96.3% · 결로 두 갈래를 동시에 막는다</w:t>
             </w:r>
           </w:p>
         </w:tc>
@@ -10448,7 +11162,7 @@
               <w:rPr>
                 <w:sz w:val="15"/>
               </w:rPr>
-              <w:t>폴더블 벤딩 준비율 96.2%</w:t>
+              <w:t>폴더블 벤딩 준비율 89.9%</w:t>
             </w:r>
           </w:p>
         </w:tc>
@@ -10506,7 +11220,7 @@
               <w:rPr>
                 <w:sz w:val="15"/>
               </w:rPr>
-              <w:t>결로(표면) 준비율 89.9%</w:t>
+              <w:t>결로(표면) 준비율 86.5%</w:t>
             </w:r>
           </w:p>
         </w:tc>
@@ -10622,7 +11336,7 @@
               <w:rPr>
                 <w:sz w:val="15"/>
               </w:rPr>
-              <w:t>산소소광-발광체 준비율 100.0% · 산소확산-매트릭스 준비율 97.5%</w:t>
+              <w:t>산소소광-발광체 준비율 100.0% · 산소확산-매트릭스 준비율 82.8%</w:t>
             </w:r>
           </w:p>
         </w:tc>

--- a/MaterialTwin_물성확보현황_해석가능성.docx
+++ b/MaterialTwin_물성확보현황_해석가능성.docx
@@ -31,7 +31,7 @@
           <w:color w:val="606060"/>
           <w:sz w:val="18"/>
         </w:rPr>
-        <w:t>2026-08-13 · 재료 565종 · 물성값 21,368건 · 출처 2,147건 · 물성 정의 165종</w:t>
+        <w:t>2026-08-13 · 재료 621종 · 물성값 22,095건 · 출처 2,191건 · 물성 정의 165종</w:t>
       </w:r>
     </w:p>
     <w:p/>
@@ -52,7 +52,7 @@
           <w:b/>
           <w:sz w:val="22"/>
         </w:rPr>
-        <w:t>13개 해석이 요구하는 (재료 × 필수물성) 격자 15,074칸 중 14,103칸이 채워졌다 — 전체 93.6%.</w:t>
+        <w:t>13개 해석이 요구하는 (재료 × 필수물성) 격자 16,585칸 중 14,163칸이 채워졌다 — 전체 85.4%.</w:t>
       </w:r>
     </w:p>
     <w:p>
@@ -269,7 +269,7 @@
           <w:b/>
           <w:sz w:val="19"/>
         </w:rPr>
-        <w:t>셀 채움률이 높아도 재료 준비율은 낮을 수 있다. 재료마다 비어 있는 칸이 다르면 그렇게 된다 — 피로·수명이 정확히 그 경우다(셀 87.2% vs 준비 61.6%). **수집 진척과 해석 가능성을 같은 숫자로 말하면 안 된다.**</w:t>
+        <w:t>셀 채움률이 높아도 재료 준비율은 낮을 수 있다. 재료마다 비어 있는 칸이 다르면 그렇게 된다 — 피로·수명이 정확히 그 경우다(셀 74.4% vs 준비 52.1%). **수집 진척과 해석 가능성을 같은 숫자로 말하면 안 된다.**</w:t>
       </w:r>
     </w:p>
     <w:p>
@@ -428,7 +428,7 @@
               <w:rPr>
                 <w:sz w:val="15"/>
               </w:rPr>
-              <w:t>565</w:t>
+              <w:t>621</w:t>
             </w:r>
           </w:p>
         </w:tc>
@@ -442,7 +442,7 @@
               <w:rPr>
                 <w:sz w:val="15"/>
               </w:rPr>
-              <w:t>1631/1695</w:t>
+              <w:t>1635/1863</w:t>
             </w:r>
           </w:p>
         </w:tc>
@@ -456,7 +456,7 @@
               <w:rPr>
                 <w:sz w:val="15"/>
               </w:rPr>
-              <w:t>96.2%  ██████████</w:t>
+              <w:t>87.8%  █████████·</w:t>
             </w:r>
           </w:p>
         </w:tc>
@@ -470,7 +470,7 @@
               <w:rPr>
                 <w:sz w:val="15"/>
               </w:rPr>
-              <w:t>56.2%</w:t>
+              <w:t>51.4%</w:t>
             </w:r>
           </w:p>
         </w:tc>
@@ -484,7 +484,7 @@
               <w:rPr>
                 <w:sz w:val="15"/>
               </w:rPr>
-              <w:t>543  (96.1%)</w:t>
+              <w:t>543  (87.4%)</w:t>
             </w:r>
           </w:p>
         </w:tc>
@@ -498,7 +498,7 @@
               <w:rPr>
                 <w:sz w:val="15"/>
               </w:rPr>
-              <w:t>youngs_modulus — 22종</w:t>
+              <w:t>poisson_ratio — 77종</w:t>
             </w:r>
           </w:p>
         </w:tc>
@@ -528,7 +528,7 @@
               <w:rPr>
                 <w:sz w:val="15"/>
               </w:rPr>
-              <w:t>565</w:t>
+              <w:t>621</w:t>
             </w:r>
           </w:p>
         </w:tc>
@@ -542,7 +542,7 @@
               <w:rPr>
                 <w:sz w:val="15"/>
               </w:rPr>
-              <w:t>2585/2825</w:t>
+              <w:t>2591/3105</w:t>
             </w:r>
           </w:p>
         </w:tc>
@@ -556,7 +556,7 @@
               <w:rPr>
                 <w:sz w:val="15"/>
               </w:rPr>
-              <w:t>91.5%  █████████·</w:t>
+              <w:t>83.4%  ████████··</w:t>
             </w:r>
           </w:p>
         </w:tc>
@@ -570,7 +570,7 @@
               <w:rPr>
                 <w:sz w:val="15"/>
               </w:rPr>
-              <w:t>47.2%</w:t>
+              <w:t>43.1%</w:t>
             </w:r>
           </w:p>
         </w:tc>
@@ -584,7 +584,7 @@
               <w:rPr>
                 <w:sz w:val="15"/>
               </w:rPr>
-              <w:t>461  (81.6%)</w:t>
+              <w:t>461  (74.2%)</w:t>
             </w:r>
           </w:p>
         </w:tc>
@@ -598,7 +598,7 @@
               <w:rPr>
                 <w:sz w:val="15"/>
               </w:rPr>
-              <w:t>yield_strength | tensile_strength+el — 101종</w:t>
+              <w:t>yield_strength | tensile_strength+el — 157종</w:t>
             </w:r>
           </w:p>
         </w:tc>
@@ -628,7 +628,7 @@
               <w:rPr>
                 <w:sz w:val="15"/>
               </w:rPr>
-              <w:t>565</w:t>
+              <w:t>621</w:t>
             </w:r>
           </w:p>
         </w:tc>
@@ -642,7 +642,7 @@
               <w:rPr>
                 <w:sz w:val="15"/>
               </w:rPr>
-              <w:t>1632/1695</w:t>
+              <w:t>1634/1863</w:t>
             </w:r>
           </w:p>
         </w:tc>
@@ -656,7 +656,7 @@
               <w:rPr>
                 <w:sz w:val="15"/>
               </w:rPr>
-              <w:t>96.3%  ██████████</w:t>
+              <w:t>87.7%  █████████·</w:t>
             </w:r>
           </w:p>
         </w:tc>
@@ -670,7 +670,7 @@
               <w:rPr>
                 <w:sz w:val="15"/>
               </w:rPr>
-              <w:t>65.1%</w:t>
+              <w:t>59.4%</w:t>
             </w:r>
           </w:p>
         </w:tc>
@@ -684,7 +684,7 @@
               <w:rPr>
                 <w:sz w:val="15"/>
               </w:rPr>
-              <w:t>544  (96.3%)</w:t>
+              <w:t>544  (87.6%)</w:t>
             </w:r>
           </w:p>
         </w:tc>
@@ -698,7 +698,7 @@
               <w:rPr>
                 <w:sz w:val="15"/>
               </w:rPr>
-              <w:t>density — 21종</w:t>
+              <w:t>density — 77종</w:t>
             </w:r>
           </w:p>
         </w:tc>
@@ -728,7 +728,7 @@
               <w:rPr>
                 <w:sz w:val="15"/>
               </w:rPr>
-              <w:t>565</w:t>
+              <w:t>621</w:t>
             </w:r>
           </w:p>
         </w:tc>
@@ -742,7 +742,7 @@
               <w:rPr>
                 <w:sz w:val="15"/>
               </w:rPr>
-              <w:t>2174/2260</w:t>
+              <w:t>2178/2484</w:t>
             </w:r>
           </w:p>
         </w:tc>
@@ -756,7 +756,7 @@
               <w:rPr>
                 <w:sz w:val="15"/>
               </w:rPr>
-              <w:t>96.2%  ██████████</w:t>
+              <w:t>87.7%  █████████·</w:t>
             </w:r>
           </w:p>
         </w:tc>
@@ -770,7 +770,7 @@
               <w:rPr>
                 <w:sz w:val="15"/>
               </w:rPr>
-              <w:t>57.3%</w:t>
+              <w:t>52.4%</w:t>
             </w:r>
           </w:p>
         </w:tc>
@@ -784,7 +784,7 @@
               <w:rPr>
                 <w:sz w:val="15"/>
               </w:rPr>
-              <w:t>543  (96.1%)</w:t>
+              <w:t>543  (87.4%)</w:t>
             </w:r>
           </w:p>
         </w:tc>
@@ -798,7 +798,7 @@
               <w:rPr>
                 <w:sz w:val="15"/>
               </w:rPr>
-              <w:t>youngs_modulus — 22종</w:t>
+              <w:t>expansion_linear — 78종</w:t>
             </w:r>
           </w:p>
         </w:tc>
@@ -828,7 +828,7 @@
               <w:rPr>
                 <w:sz w:val="15"/>
               </w:rPr>
-              <w:t>198</w:t>
+              <w:t>217</w:t>
             </w:r>
           </w:p>
         </w:tc>
@@ -842,7 +842,7 @@
               <w:rPr>
                 <w:sz w:val="15"/>
               </w:rPr>
-              <w:t>733/792</w:t>
+              <w:t>733/868</w:t>
             </w:r>
           </w:p>
         </w:tc>
@@ -856,7 +856,7 @@
               <w:rPr>
                 <w:sz w:val="15"/>
               </w:rPr>
-              <w:t>92.6%  █████████·</w:t>
+              <w:t>84.4%  ████████··</w:t>
             </w:r>
           </w:p>
         </w:tc>
@@ -870,7 +870,7 @@
               <w:rPr>
                 <w:sz w:val="15"/>
               </w:rPr>
-              <w:t>56.2%</w:t>
+              <w:t>51.3%</w:t>
             </w:r>
           </w:p>
         </w:tc>
@@ -884,7 +884,7 @@
               <w:rPr>
                 <w:sz w:val="15"/>
               </w:rPr>
-              <w:t>178  (89.9%)</w:t>
+              <w:t>178  (82.0%)</w:t>
             </w:r>
           </w:p>
         </w:tc>
@@ -898,7 +898,7 @@
               <w:rPr>
                 <w:sz w:val="15"/>
               </w:rPr>
-              <w:t>prony_relaxation_time | prony_tensil — 20종</w:t>
+              <w:t>prony_relaxation_time | prony_tensil — 39종</w:t>
             </w:r>
           </w:p>
         </w:tc>
@@ -928,7 +928,7 @@
               <w:rPr>
                 <w:sz w:val="15"/>
               </w:rPr>
-              <w:t>565</w:t>
+              <w:t>621</w:t>
             </w:r>
           </w:p>
         </w:tc>
@@ -942,7 +942,7 @@
               <w:rPr>
                 <w:sz w:val="15"/>
               </w:rPr>
-              <w:t>2121/2260</w:t>
+              <w:t>2123/2484</w:t>
             </w:r>
           </w:p>
         </w:tc>
@@ -956,7 +956,7 @@
               <w:rPr>
                 <w:sz w:val="15"/>
               </w:rPr>
-              <w:t>93.8%  █████████·</w:t>
+              <w:t>85.5%  █████████·</w:t>
             </w:r>
           </w:p>
         </w:tc>
@@ -970,7 +970,7 @@
               <w:rPr>
                 <w:sz w:val="15"/>
               </w:rPr>
-              <w:t>65.8%</w:t>
+              <w:t>60.0%</w:t>
             </w:r>
           </w:p>
         </w:tc>
@@ -984,7 +984,7 @@
               <w:rPr>
                 <w:sz w:val="15"/>
               </w:rPr>
-              <w:t>489  (86.5%)</w:t>
+              <w:t>489  (78.7%)</w:t>
             </w:r>
           </w:p>
         </w:tc>
@@ -998,7 +998,7 @@
               <w:rPr>
                 <w:sz w:val="15"/>
               </w:rPr>
-              <w:t>contact_angle_water | surface_energy — 76종</w:t>
+              <w:t>contact_angle_water | surface_energy — 132종</w:t>
             </w:r>
           </w:p>
         </w:tc>
@@ -1028,7 +1028,7 @@
               <w:rPr>
                 <w:sz w:val="15"/>
               </w:rPr>
-              <w:t>438</w:t>
+              <w:t>478</w:t>
             </w:r>
           </w:p>
         </w:tc>
@@ -1042,7 +1042,7 @@
               <w:rPr>
                 <w:sz w:val="15"/>
               </w:rPr>
-              <w:t>1614/1752</w:t>
+              <w:t>1639/1912</w:t>
             </w:r>
           </w:p>
         </w:tc>
@@ -1056,7 +1056,7 @@
               <w:rPr>
                 <w:sz w:val="15"/>
               </w:rPr>
-              <w:t>92.1%  █████████·</w:t>
+              <w:t>85.7%  █████████·</w:t>
             </w:r>
           </w:p>
         </w:tc>
@@ -1070,7 +1070,7 @@
               <w:rPr>
                 <w:sz w:val="15"/>
               </w:rPr>
-              <w:t>58.9%</w:t>
+              <w:t>55.4%</w:t>
             </w:r>
           </w:p>
         </w:tc>
@@ -1084,7 +1084,7 @@
               <w:rPr>
                 <w:sz w:val="15"/>
               </w:rPr>
-              <w:t>363  (82.9%)</w:t>
+              <w:t>363  (75.9%)</w:t>
             </w:r>
           </w:p>
         </w:tc>
@@ -1098,7 +1098,7 @@
               <w:rPr>
                 <w:sz w:val="15"/>
               </w:rPr>
-              <w:t>water_vapor_transmission | gas_perme — 75종</w:t>
+              <w:t>water_vapor_transmission | gas_perme — 92종</w:t>
             </w:r>
           </w:p>
         </w:tc>
@@ -1128,7 +1128,7 @@
               <w:rPr>
                 <w:sz w:val="15"/>
               </w:rPr>
-              <w:t>46</w:t>
+              <w:t>47</w:t>
             </w:r>
           </w:p>
         </w:tc>
@@ -1142,7 +1142,7 @@
               <w:rPr>
                 <w:sz w:val="15"/>
               </w:rPr>
-              <w:t>92/92</w:t>
+              <w:t>92/94</w:t>
             </w:r>
           </w:p>
         </w:tc>
@@ -1156,7 +1156,7 @@
               <w:rPr>
                 <w:sz w:val="15"/>
               </w:rPr>
-              <w:t>100.0%  ██████████</w:t>
+              <w:t>97.9%  ██████████</w:t>
             </w:r>
           </w:p>
         </w:tc>
@@ -1170,7 +1170,7 @@
               <w:rPr>
                 <w:sz w:val="15"/>
               </w:rPr>
-              <w:t>82.6%</w:t>
+              <w:t>80.9%</w:t>
             </w:r>
           </w:p>
         </w:tc>
@@ -1184,7 +1184,7 @@
               <w:rPr>
                 <w:sz w:val="15"/>
               </w:rPr>
-              <w:t>46  (100.0%)</w:t>
+              <w:t>46  (97.9%)</w:t>
             </w:r>
           </w:p>
         </w:tc>
@@ -1198,7 +1198,7 @@
               <w:rPr>
                 <w:sz w:val="15"/>
               </w:rPr>
-              <w:t>— — 0종</w:t>
+              <w:t>density — 1종</w:t>
             </w:r>
           </w:p>
         </w:tc>
@@ -1228,7 +1228,7 @@
               <w:rPr>
                 <w:sz w:val="15"/>
               </w:rPr>
-              <w:t>198</w:t>
+              <w:t>217</w:t>
             </w:r>
           </w:p>
         </w:tc>
@@ -1242,7 +1242,7 @@
               <w:rPr>
                 <w:sz w:val="15"/>
               </w:rPr>
-              <w:t>327/396</w:t>
+              <w:t>340/434</w:t>
             </w:r>
           </w:p>
         </w:tc>
@@ -1256,7 +1256,7 @@
               <w:rPr>
                 <w:sz w:val="15"/>
               </w:rPr>
-              <w:t>82.6%  ████████··</w:t>
+              <w:t>78.3%  ████████··</w:t>
             </w:r>
           </w:p>
         </w:tc>
@@ -1270,7 +1270,7 @@
               <w:rPr>
                 <w:sz w:val="15"/>
               </w:rPr>
-              <w:t>64.6%</w:t>
+              <w:t>62.0%</w:t>
             </w:r>
           </w:p>
         </w:tc>
@@ -1284,7 +1284,7 @@
               <w:rPr>
                 <w:sz w:val="15"/>
               </w:rPr>
-              <w:t>141  (71.2%)</w:t>
+              <w:t>141  (65.0%)</w:t>
             </w:r>
           </w:p>
         </w:tc>
@@ -1298,7 +1298,7 @@
               <w:rPr>
                 <w:sz w:val="15"/>
               </w:rPr>
-              <w:t>peel_strength | lap_shear_strength | — 56종</w:t>
+              <w:t>peel_strength | lap_shear_strength | — 62종</w:t>
             </w:r>
           </w:p>
         </w:tc>
@@ -1328,7 +1328,7 @@
               <w:rPr>
                 <w:sz w:val="15"/>
               </w:rPr>
-              <w:t>565</w:t>
+              <w:t>621</w:t>
             </w:r>
           </w:p>
         </w:tc>
@@ -1342,7 +1342,7 @@
               <w:rPr>
                 <w:sz w:val="15"/>
               </w:rPr>
-              <w:t>544/565</w:t>
+              <w:t>544/621</w:t>
             </w:r>
           </w:p>
         </w:tc>
@@ -1356,7 +1356,7 @@
               <w:rPr>
                 <w:sz w:val="15"/>
               </w:rPr>
-              <w:t>96.3%  ██████████</w:t>
+              <w:t>87.6%  █████████·</w:t>
             </w:r>
           </w:p>
         </w:tc>
@@ -1370,7 +1370,7 @@
               <w:rPr>
                 <w:sz w:val="15"/>
               </w:rPr>
-              <w:t>72.4%</w:t>
+              <w:t>65.9%</w:t>
             </w:r>
           </w:p>
         </w:tc>
@@ -1384,7 +1384,7 @@
               <w:rPr>
                 <w:sz w:val="15"/>
               </w:rPr>
-              <w:t>544  (96.3%)</w:t>
+              <w:t>544  (87.6%)</w:t>
             </w:r>
           </w:p>
         </w:tc>
@@ -1398,7 +1398,7 @@
               <w:rPr>
                 <w:sz w:val="15"/>
               </w:rPr>
-              <w:t>dielectric_constant | resistivity_vo — 21종</w:t>
+              <w:t>dielectric_constant | resistivity_vo — 77종</w:t>
             </w:r>
           </w:p>
         </w:tc>
@@ -1428,7 +1428,7 @@
               <w:rPr>
                 <w:sz w:val="15"/>
               </w:rPr>
-              <w:t>198</w:t>
+              <w:t>234</w:t>
             </w:r>
           </w:p>
         </w:tc>
@@ -1442,7 +1442,7 @@
               <w:rPr>
                 <w:sz w:val="15"/>
               </w:rPr>
-              <w:t>518/594</w:t>
+              <w:t>522/702</w:t>
             </w:r>
           </w:p>
         </w:tc>
@@ -1456,7 +1456,7 @@
               <w:rPr>
                 <w:sz w:val="15"/>
               </w:rPr>
-              <w:t>87.2%  █████████·</w:t>
+              <w:t>74.4%  ███████···</w:t>
             </w:r>
           </w:p>
         </w:tc>
@@ -1470,7 +1470,7 @@
               <w:rPr>
                 <w:sz w:val="15"/>
               </w:rPr>
-              <w:t>73.2%</w:t>
+              <w:t>62.5%</w:t>
             </w:r>
           </w:p>
         </w:tc>
@@ -1484,7 +1484,7 @@
               <w:rPr>
                 <w:sz w:val="15"/>
               </w:rPr>
-              <w:t>122  (61.6%)</w:t>
+              <w:t>122  (52.1%)</w:t>
             </w:r>
           </w:p>
         </w:tc>
@@ -1498,7 +1498,7 @@
               <w:rPr>
                 <w:sz w:val="15"/>
               </w:rPr>
-              <w:t>fatigue_strength_coefficient | fatig — 76종</w:t>
+              <w:t>fatigue_strength_coefficient | fatig — 112종</w:t>
             </w:r>
           </w:p>
         </w:tc>
@@ -1628,7 +1628,7 @@
               <w:rPr>
                 <w:sz w:val="15"/>
               </w:rPr>
-              <w:t>93</w:t>
+              <w:t>100</w:t>
             </w:r>
           </w:p>
         </w:tc>
@@ -1642,7 +1642,7 @@
               <w:rPr>
                 <w:sz w:val="15"/>
               </w:rPr>
-              <w:t>77/93</w:t>
+              <w:t>77/100</w:t>
             </w:r>
           </w:p>
         </w:tc>
@@ -1656,7 +1656,7 @@
               <w:rPr>
                 <w:sz w:val="15"/>
               </w:rPr>
-              <w:t>82.8%  ████████··</w:t>
+              <w:t>77.0%  ████████··</w:t>
             </w:r>
           </w:p>
         </w:tc>
@@ -1670,7 +1670,7 @@
               <w:rPr>
                 <w:sz w:val="15"/>
               </w:rPr>
-              <w:t>69.9%</w:t>
+              <w:t>65.0%</w:t>
             </w:r>
           </w:p>
         </w:tc>
@@ -1684,7 +1684,7 @@
               <w:rPr>
                 <w:sz w:val="15"/>
               </w:rPr>
-              <w:t>77  (82.8%)</w:t>
+              <w:t>77  (77.0%)</w:t>
             </w:r>
           </w:p>
         </w:tc>
@@ -1698,7 +1698,7 @@
               <w:rPr>
                 <w:sz w:val="15"/>
               </w:rPr>
-              <w:t>gas_permeability_o2 | gas_solubility — 16종</w:t>
+              <w:t>gas_permeability_o2 | gas_solubility — 23종</w:t>
             </w:r>
           </w:p>
         </w:tc>
@@ -1714,7 +1714,7 @@
           <w:b/>
           <w:sz w:val="19"/>
         </w:rPr>
-        <w:t>**실측기반**은 tier4(가정·계산)를 뺀 값이다. 두 열의 차이 약 5,159칸이 가정값으로 채워진 부분이다. 해석을 돌리기 위해 칸을 닫는 것과, 그 값이 실측에 근거하는 것은 다른 문제다 — 둘을 나란히 둔다.</w:t>
+        <w:t>**실측기반**은 tier4(가정·계산)를 뺀 값이다. 두 열의 차이 약 5,151칸이 가정값으로 채워진 부분이다. 해석을 돌리기 위해 칸을 닫는 것과, 그 값이 실측에 근거하는 것은 다른 문제다 — 둘을 나란히 둔다.</w:t>
       </w:r>
     </w:p>
     <w:p>
@@ -1813,7 +1813,7 @@
               <w:rPr>
                 <w:sz w:val="16"/>
               </w:rPr>
-              <w:t>초탄성(실링·완충) 100.0% · 산소소광-발광체 100.0% · 열전달·방열 96.3% · 전기·EMI 96.3% · 구조·강성 96.1% · 열응력·워피지 96.1% · 폴더블 벤딩 89.9% · 결로(표면) 86.5% · 결로(투습) 82.9% · 산소확산-매트릭스 82.8% · 낙하·충격 81.6% · 접착·박리 71.2% · 피로·수명 61.6%</w:t>
+              <w:t>산소소광-발광체 100.0% · 초탄성(실링·완충) 97.9% · 열전달·방열 87.6% · 전기·EMI 87.6% · 구조·강성 87.4% · 열응력·워피지 87.4% · 폴더블 벤딩 82.0% · 결로(표면) 78.7% · 산소확산-매트릭스 77.0% · 결로(투습) 75.9% · 낙하·충격 74.2% · 접착·박리 65.0% · 피로·수명 52.1%</w:t>
             </w:r>
           </w:p>
         </w:tc>
@@ -2113,7 +2113,7 @@
               <w:rPr>
                 <w:sz w:val="16"/>
               </w:rPr>
-              <w:t>565종</w:t>
+              <w:t>621종</w:t>
             </w:r>
           </w:p>
         </w:tc>
@@ -2127,7 +2127,7 @@
               <w:rPr>
                 <w:sz w:val="16"/>
               </w:rPr>
-              <w:t>1631/1695  (96.2%)</w:t>
+              <w:t>1635/1863  (87.8%)</w:t>
             </w:r>
           </w:p>
         </w:tc>
@@ -2141,7 +2141,7 @@
               <w:rPr>
                 <w:sz w:val="16"/>
               </w:rPr>
-              <w:t>56.2%</w:t>
+              <w:t>51.4%</w:t>
             </w:r>
           </w:p>
         </w:tc>
@@ -2155,7 +2155,7 @@
               <w:rPr>
                 <w:sz w:val="16"/>
               </w:rPr>
-              <w:t>543종  (96.1%)</w:t>
+              <w:t>543종  (87.4%)</w:t>
             </w:r>
           </w:p>
         </w:tc>
@@ -2169,7 +2169,7 @@
               <w:rPr>
                 <w:sz w:val="16"/>
               </w:rPr>
-              <w:t>182종  (32.2%)</w:t>
+              <w:t>182종  (29.3%)</w:t>
             </w:r>
           </w:p>
         </w:tc>
@@ -2242,7 +2242,7 @@
               <w:rPr>
                 <w:sz w:val="16"/>
               </w:rPr>
-              <w:t>youngs_modulus</w:t>
+              <w:t>poisson_ratio</w:t>
             </w:r>
           </w:p>
         </w:tc>
@@ -2256,7 +2256,7 @@
               <w:rPr>
                 <w:sz w:val="16"/>
               </w:rPr>
-              <w:t>22종</w:t>
+              <w:t>77종</w:t>
             </w:r>
           </w:p>
         </w:tc>
@@ -2272,7 +2272,7 @@
               <w:rPr>
                 <w:sz w:val="16"/>
               </w:rPr>
-              <w:t>poisson_ratio</w:t>
+              <w:t>density</w:t>
             </w:r>
           </w:p>
         </w:tc>
@@ -2286,7 +2286,7 @@
               <w:rPr>
                 <w:sz w:val="16"/>
               </w:rPr>
-              <w:t>21종</w:t>
+              <w:t>77종</w:t>
             </w:r>
           </w:p>
         </w:tc>
@@ -2302,7 +2302,7 @@
               <w:rPr>
                 <w:sz w:val="16"/>
               </w:rPr>
-              <w:t>density</w:t>
+              <w:t>youngs_modulus</w:t>
             </w:r>
           </w:p>
         </w:tc>
@@ -2316,7 +2316,7 @@
               <w:rPr>
                 <w:sz w:val="16"/>
               </w:rPr>
-              <w:t>21종</w:t>
+              <w:t>74종</w:t>
             </w:r>
           </w:p>
         </w:tc>
@@ -2445,7 +2445,7 @@
               <w:rPr>
                 <w:sz w:val="16"/>
               </w:rPr>
-              <w:t>565종</w:t>
+              <w:t>621종</w:t>
             </w:r>
           </w:p>
         </w:tc>
@@ -2459,7 +2459,7 @@
               <w:rPr>
                 <w:sz w:val="16"/>
               </w:rPr>
-              <w:t>2585/2825  (91.5%)</w:t>
+              <w:t>2591/3105  (83.4%)</w:t>
             </w:r>
           </w:p>
         </w:tc>
@@ -2473,7 +2473,7 @@
               <w:rPr>
                 <w:sz w:val="16"/>
               </w:rPr>
-              <w:t>47.2%</w:t>
+              <w:t>43.1%</w:t>
             </w:r>
           </w:p>
         </w:tc>
@@ -2487,7 +2487,7 @@
               <w:rPr>
                 <w:sz w:val="16"/>
               </w:rPr>
-              <w:t>461종  (81.6%)</w:t>
+              <w:t>461종  (74.2%)</w:t>
             </w:r>
           </w:p>
         </w:tc>
@@ -2501,7 +2501,7 @@
               <w:rPr>
                 <w:sz w:val="16"/>
               </w:rPr>
-              <w:t>75종  (13.3%)</w:t>
+              <w:t>75종  (12.1%)</w:t>
             </w:r>
           </w:p>
         </w:tc>
@@ -2588,7 +2588,7 @@
               <w:rPr>
                 <w:sz w:val="16"/>
               </w:rPr>
-              <w:t>101종</w:t>
+              <w:t>157종</w:t>
             </w:r>
           </w:p>
         </w:tc>
@@ -2618,7 +2618,7 @@
               <w:rPr>
                 <w:sz w:val="16"/>
               </w:rPr>
-              <w:t>75종</w:t>
+              <w:t>129종</w:t>
             </w:r>
           </w:p>
         </w:tc>
@@ -2634,7 +2634,7 @@
               <w:rPr>
                 <w:sz w:val="16"/>
               </w:rPr>
-              <w:t>youngs_modulus</w:t>
+              <w:t>poisson_ratio</w:t>
             </w:r>
           </w:p>
         </w:tc>
@@ -2648,7 +2648,7 @@
               <w:rPr>
                 <w:sz w:val="16"/>
               </w:rPr>
-              <w:t>22종</w:t>
+              <w:t>77종</w:t>
             </w:r>
           </w:p>
         </w:tc>
@@ -2664,7 +2664,7 @@
               <w:rPr>
                 <w:sz w:val="16"/>
               </w:rPr>
-              <w:t>poisson_ratio</w:t>
+              <w:t>density</w:t>
             </w:r>
           </w:p>
         </w:tc>
@@ -2678,7 +2678,7 @@
               <w:rPr>
                 <w:sz w:val="16"/>
               </w:rPr>
-              <w:t>21종</w:t>
+              <w:t>77종</w:t>
             </w:r>
           </w:p>
         </w:tc>
@@ -2694,7 +2694,7 @@
               <w:rPr>
                 <w:sz w:val="16"/>
               </w:rPr>
-              <w:t>density</w:t>
+              <w:t>youngs_modulus</w:t>
             </w:r>
           </w:p>
         </w:tc>
@@ -2708,7 +2708,7 @@
               <w:rPr>
                 <w:sz w:val="16"/>
               </w:rPr>
-              <w:t>21종</w:t>
+              <w:t>74종</w:t>
             </w:r>
           </w:p>
         </w:tc>
@@ -2837,7 +2837,7 @@
               <w:rPr>
                 <w:sz w:val="16"/>
               </w:rPr>
-              <w:t>565종</w:t>
+              <w:t>621종</w:t>
             </w:r>
           </w:p>
         </w:tc>
@@ -2851,7 +2851,7 @@
               <w:rPr>
                 <w:sz w:val="16"/>
               </w:rPr>
-              <w:t>1632/1695  (96.3%)</w:t>
+              <w:t>1634/1863  (87.7%)</w:t>
             </w:r>
           </w:p>
         </w:tc>
@@ -2865,7 +2865,7 @@
               <w:rPr>
                 <w:sz w:val="16"/>
               </w:rPr>
-              <w:t>65.1%</w:t>
+              <w:t>59.4%</w:t>
             </w:r>
           </w:p>
         </w:tc>
@@ -2879,7 +2879,7 @@
               <w:rPr>
                 <w:sz w:val="16"/>
               </w:rPr>
-              <w:t>544종  (96.3%)</w:t>
+              <w:t>544종  (87.6%)</w:t>
             </w:r>
           </w:p>
         </w:tc>
@@ -2893,7 +2893,7 @@
               <w:rPr>
                 <w:sz w:val="16"/>
               </w:rPr>
-              <w:t>212종  (37.5%)</w:t>
+              <w:t>212종  (34.1%)</w:t>
             </w:r>
           </w:p>
         </w:tc>
@@ -2980,7 +2980,7 @@
               <w:rPr>
                 <w:sz w:val="16"/>
               </w:rPr>
-              <w:t>21종</w:t>
+              <w:t>77종</w:t>
             </w:r>
           </w:p>
         </w:tc>
@@ -3010,7 +3010,7 @@
               <w:rPr>
                 <w:sz w:val="16"/>
               </w:rPr>
-              <w:t>21종</w:t>
+              <w:t>76종</w:t>
             </w:r>
           </w:p>
         </w:tc>
@@ -3040,7 +3040,7 @@
               <w:rPr>
                 <w:sz w:val="16"/>
               </w:rPr>
-              <w:t>21종</w:t>
+              <w:t>76종</w:t>
             </w:r>
           </w:p>
         </w:tc>
@@ -3169,7 +3169,7 @@
               <w:rPr>
                 <w:sz w:val="16"/>
               </w:rPr>
-              <w:t>565종</w:t>
+              <w:t>621종</w:t>
             </w:r>
           </w:p>
         </w:tc>
@@ -3183,7 +3183,7 @@
               <w:rPr>
                 <w:sz w:val="16"/>
               </w:rPr>
-              <w:t>2174/2260  (96.2%)</w:t>
+              <w:t>2178/2484  (87.7%)</w:t>
             </w:r>
           </w:p>
         </w:tc>
@@ -3197,7 +3197,7 @@
               <w:rPr>
                 <w:sz w:val="16"/>
               </w:rPr>
-              <w:t>57.3%</w:t>
+              <w:t>52.4%</w:t>
             </w:r>
           </w:p>
         </w:tc>
@@ -3211,7 +3211,7 @@
               <w:rPr>
                 <w:sz w:val="16"/>
               </w:rPr>
-              <w:t>543종  (96.1%)</w:t>
+              <w:t>543종  (87.4%)</w:t>
             </w:r>
           </w:p>
         </w:tc>
@@ -3225,7 +3225,7 @@
               <w:rPr>
                 <w:sz w:val="16"/>
               </w:rPr>
-              <w:t>173종  (30.6%)</w:t>
+              <w:t>173종  (27.9%)</w:t>
             </w:r>
           </w:p>
         </w:tc>
@@ -3298,7 +3298,7 @@
               <w:rPr>
                 <w:sz w:val="16"/>
               </w:rPr>
-              <w:t>youngs_modulus</w:t>
+              <w:t>expansion_linear</w:t>
             </w:r>
           </w:p>
         </w:tc>
@@ -3312,7 +3312,7 @@
               <w:rPr>
                 <w:sz w:val="16"/>
               </w:rPr>
-              <w:t>22종</w:t>
+              <w:t>78종</w:t>
             </w:r>
           </w:p>
         </w:tc>
@@ -3328,7 +3328,7 @@
               <w:rPr>
                 <w:sz w:val="16"/>
               </w:rPr>
-              <w:t>expansion_linear</w:t>
+              <w:t>poisson_ratio</w:t>
             </w:r>
           </w:p>
         </w:tc>
@@ -3342,7 +3342,7 @@
               <w:rPr>
                 <w:sz w:val="16"/>
               </w:rPr>
-              <w:t>22종</w:t>
+              <w:t>77종</w:t>
             </w:r>
           </w:p>
         </w:tc>
@@ -3358,7 +3358,7 @@
               <w:rPr>
                 <w:sz w:val="16"/>
               </w:rPr>
-              <w:t>poisson_ratio</w:t>
+              <w:t>density</w:t>
             </w:r>
           </w:p>
         </w:tc>
@@ -3372,7 +3372,7 @@
               <w:rPr>
                 <w:sz w:val="16"/>
               </w:rPr>
-              <w:t>21종</w:t>
+              <w:t>77종</w:t>
             </w:r>
           </w:p>
         </w:tc>
@@ -3388,7 +3388,7 @@
               <w:rPr>
                 <w:sz w:val="16"/>
               </w:rPr>
-              <w:t>density</w:t>
+              <w:t>youngs_modulus</w:t>
             </w:r>
           </w:p>
         </w:tc>
@@ -3402,7 +3402,7 @@
               <w:rPr>
                 <w:sz w:val="16"/>
               </w:rPr>
-              <w:t>21종</w:t>
+              <w:t>74종</w:t>
             </w:r>
           </w:p>
         </w:tc>
@@ -3531,7 +3531,7 @@
               <w:rPr>
                 <w:sz w:val="16"/>
               </w:rPr>
-              <w:t>198종</w:t>
+              <w:t>217종</w:t>
             </w:r>
           </w:p>
         </w:tc>
@@ -3545,7 +3545,7 @@
               <w:rPr>
                 <w:sz w:val="16"/>
               </w:rPr>
-              <w:t>733/792  (92.6%)</w:t>
+              <w:t>733/868  (84.4%)</w:t>
             </w:r>
           </w:p>
         </w:tc>
@@ -3559,7 +3559,7 @@
               <w:rPr>
                 <w:sz w:val="16"/>
               </w:rPr>
-              <w:t>56.2%</w:t>
+              <w:t>51.3%</w:t>
             </w:r>
           </w:p>
         </w:tc>
@@ -3573,7 +3573,7 @@
               <w:rPr>
                 <w:sz w:val="16"/>
               </w:rPr>
-              <w:t>178종  (89.9%)</w:t>
+              <w:t>178종  (82.0%)</w:t>
             </w:r>
           </w:p>
         </w:tc>
@@ -3587,7 +3587,7 @@
               <w:rPr>
                 <w:sz w:val="16"/>
               </w:rPr>
-              <w:t>43종  (21.7%)</w:t>
+              <w:t>43종  (19.8%)</w:t>
             </w:r>
           </w:p>
         </w:tc>
@@ -3674,7 +3674,7 @@
               <w:rPr>
                 <w:sz w:val="16"/>
               </w:rPr>
-              <w:t>20종</w:t>
+              <w:t>39종</w:t>
             </w:r>
           </w:p>
         </w:tc>
@@ -3704,7 +3704,7 @@
               <w:rPr>
                 <w:sz w:val="16"/>
               </w:rPr>
-              <w:t>13종</w:t>
+              <w:t>32종</w:t>
             </w:r>
           </w:p>
         </w:tc>
@@ -3734,7 +3734,7 @@
               <w:rPr>
                 <w:sz w:val="16"/>
               </w:rPr>
-              <w:t>13종</w:t>
+              <w:t>32종</w:t>
             </w:r>
           </w:p>
         </w:tc>
@@ -3764,7 +3764,7 @@
               <w:rPr>
                 <w:sz w:val="16"/>
               </w:rPr>
-              <w:t>13종</w:t>
+              <w:t>32종</w:t>
             </w:r>
           </w:p>
         </w:tc>
@@ -3893,7 +3893,7 @@
               <w:rPr>
                 <w:sz w:val="16"/>
               </w:rPr>
-              <w:t>565종</w:t>
+              <w:t>621종</w:t>
             </w:r>
           </w:p>
         </w:tc>
@@ -3907,7 +3907,7 @@
               <w:rPr>
                 <w:sz w:val="16"/>
               </w:rPr>
-              <w:t>2121/2260  (93.8%)</w:t>
+              <w:t>2123/2484  (85.5%)</w:t>
             </w:r>
           </w:p>
         </w:tc>
@@ -3921,7 +3921,7 @@
               <w:rPr>
                 <w:sz w:val="16"/>
               </w:rPr>
-              <w:t>65.8%</w:t>
+              <w:t>60.0%</w:t>
             </w:r>
           </w:p>
         </w:tc>
@@ -3935,7 +3935,7 @@
               <w:rPr>
                 <w:sz w:val="16"/>
               </w:rPr>
-              <w:t>489종  (86.5%)</w:t>
+              <w:t>489종  (78.7%)</w:t>
             </w:r>
           </w:p>
         </w:tc>
@@ -3949,7 +3949,7 @@
               <w:rPr>
                 <w:sz w:val="16"/>
               </w:rPr>
-              <w:t>192종  (34.0%)</w:t>
+              <w:t>192종  (30.9%)</w:t>
             </w:r>
           </w:p>
         </w:tc>
@@ -4036,7 +4036,7 @@
               <w:rPr>
                 <w:sz w:val="16"/>
               </w:rPr>
-              <w:t>76종</w:t>
+              <w:t>132종</w:t>
             </w:r>
           </w:p>
         </w:tc>
@@ -4066,7 +4066,7 @@
               <w:rPr>
                 <w:sz w:val="16"/>
               </w:rPr>
-              <w:t>21종</w:t>
+              <w:t>77종</w:t>
             </w:r>
           </w:p>
         </w:tc>
@@ -4096,7 +4096,7 @@
               <w:rPr>
                 <w:sz w:val="16"/>
               </w:rPr>
-              <w:t>21종</w:t>
+              <w:t>76종</w:t>
             </w:r>
           </w:p>
         </w:tc>
@@ -4126,7 +4126,7 @@
               <w:rPr>
                 <w:sz w:val="16"/>
               </w:rPr>
-              <w:t>21종</w:t>
+              <w:t>76종</w:t>
             </w:r>
           </w:p>
         </w:tc>
@@ -4255,7 +4255,7 @@
               <w:rPr>
                 <w:sz w:val="16"/>
               </w:rPr>
-              <w:t>438종</w:t>
+              <w:t>478종</w:t>
             </w:r>
           </w:p>
         </w:tc>
@@ -4269,7 +4269,7 @@
               <w:rPr>
                 <w:sz w:val="16"/>
               </w:rPr>
-              <w:t>1614/1752  (92.1%)</w:t>
+              <w:t>1639/1912  (85.7%)</w:t>
             </w:r>
           </w:p>
         </w:tc>
@@ -4283,7 +4283,7 @@
               <w:rPr>
                 <w:sz w:val="16"/>
               </w:rPr>
-              <w:t>58.9%</w:t>
+              <w:t>55.4%</w:t>
             </w:r>
           </w:p>
         </w:tc>
@@ -4297,7 +4297,7 @@
               <w:rPr>
                 <w:sz w:val="16"/>
               </w:rPr>
-              <w:t>363종  (82.9%)</w:t>
+              <w:t>363종  (75.9%)</w:t>
             </w:r>
           </w:p>
         </w:tc>
@@ -4311,7 +4311,7 @@
               <w:rPr>
                 <w:sz w:val="16"/>
               </w:rPr>
-              <w:t>115종  (26.3%)</w:t>
+              <w:t>115종  (24.1%)</w:t>
             </w:r>
           </w:p>
         </w:tc>
@@ -4398,7 +4398,7 @@
               <w:rPr>
                 <w:sz w:val="16"/>
               </w:rPr>
-              <w:t>75종</w:t>
+              <w:t>92종</w:t>
             </w:r>
           </w:p>
         </w:tc>
@@ -4428,7 +4428,7 @@
               <w:rPr>
                 <w:sz w:val="16"/>
               </w:rPr>
-              <w:t>21종</w:t>
+              <w:t>61종</w:t>
             </w:r>
           </w:p>
         </w:tc>
@@ -4458,7 +4458,7 @@
               <w:rPr>
                 <w:sz w:val="16"/>
               </w:rPr>
-              <w:t>21종</w:t>
+              <w:t>60종</w:t>
             </w:r>
           </w:p>
         </w:tc>
@@ -4488,7 +4488,7 @@
               <w:rPr>
                 <w:sz w:val="16"/>
               </w:rPr>
-              <w:t>21종</w:t>
+              <w:t>60종</w:t>
             </w:r>
           </w:p>
         </w:tc>
@@ -4617,7 +4617,7 @@
               <w:rPr>
                 <w:sz w:val="16"/>
               </w:rPr>
-              <w:t>46종</w:t>
+              <w:t>47종</w:t>
             </w:r>
           </w:p>
         </w:tc>
@@ -4631,7 +4631,7 @@
               <w:rPr>
                 <w:sz w:val="16"/>
               </w:rPr>
-              <w:t>92/92  (100.0%)</w:t>
+              <w:t>92/94  (97.9%)</w:t>
             </w:r>
           </w:p>
         </w:tc>
@@ -4645,7 +4645,7 @@
               <w:rPr>
                 <w:sz w:val="16"/>
               </w:rPr>
-              <w:t>82.6%</w:t>
+              <w:t>80.9%</w:t>
             </w:r>
           </w:p>
         </w:tc>
@@ -4659,7 +4659,7 @@
               <w:rPr>
                 <w:sz w:val="16"/>
               </w:rPr>
-              <w:t>46종  (100.0%)</w:t>
+              <w:t>46종  (97.9%)</w:t>
             </w:r>
           </w:p>
         </w:tc>
@@ -4673,7 +4673,124 @@
               <w:rPr>
                 <w:sz w:val="16"/>
               </w:rPr>
-              <w:t>31종  (67.4%)</w:t>
+              <w:t>31종  (66.0%)</w:t>
+            </w:r>
+          </w:p>
+        </w:tc>
+      </w:tr>
+    </w:tbl>
+    <w:p/>
+    <w:p>
+      <w:pPr>
+        <w:spacing w:after="40"/>
+      </w:pPr>
+      <w:r>
+        <w:rPr>
+          <w:b/>
+          <w:sz w:val="19"/>
+        </w:rPr>
+        <w:t>비어 있는 칸</w:t>
+      </w:r>
+    </w:p>
+    <w:tbl>
+      <w:tblPr>
+        <w:tblStyle w:val="LightGrid-Accent1"/>
+        <w:tblW w:type="auto" w:w="0"/>
+        <w:jc w:val="center"/>
+        <w:tblLook w:firstColumn="1" w:firstRow="1" w:lastColumn="0" w:lastRow="0" w:noHBand="0" w:noVBand="1" w:val="04A0"/>
+      </w:tblPr>
+      <w:tblGrid>
+        <w:gridCol w:w="4320"/>
+        <w:gridCol w:w="4320"/>
+      </w:tblGrid>
+      <w:tr>
+        <w:tc>
+          <w:tcPr>
+            <w:tcW w:type="dxa" w:w="4320"/>
+          </w:tcPr>
+          <w:p>
+            <w:r/>
+            <w:r>
+              <w:rPr>
+                <w:b/>
+                <w:sz w:val="17"/>
+              </w:rPr>
+              <w:t>물성 / 택일군</w:t>
+            </w:r>
+          </w:p>
+        </w:tc>
+        <w:tc>
+          <w:tcPr>
+            <w:tcW w:type="dxa" w:w="4320"/>
+          </w:tcPr>
+          <w:p>
+            <w:r/>
+            <w:r>
+              <w:rPr>
+                <w:b/>
+                <w:sz w:val="17"/>
+              </w:rPr>
+              <w:t>미보유 재료 수</w:t>
+            </w:r>
+          </w:p>
+        </w:tc>
+      </w:tr>
+      <w:tr>
+        <w:tc>
+          <w:tcPr>
+            <w:tcW w:type="dxa" w:w="4320"/>
+          </w:tcPr>
+          <w:p>
+            <w:r/>
+            <w:r>
+              <w:rPr>
+                <w:sz w:val="16"/>
+              </w:rPr>
+              <w:t>density</w:t>
+            </w:r>
+          </w:p>
+        </w:tc>
+        <w:tc>
+          <w:tcPr>
+            <w:tcW w:type="dxa" w:w="4320"/>
+          </w:tcPr>
+          <w:p>
+            <w:r/>
+            <w:r>
+              <w:rPr>
+                <w:sz w:val="16"/>
+              </w:rPr>
+              <w:t>1종</w:t>
+            </w:r>
+          </w:p>
+        </w:tc>
+      </w:tr>
+      <w:tr>
+        <w:tc>
+          <w:tcPr>
+            <w:tcW w:type="dxa" w:w="4320"/>
+          </w:tcPr>
+          <w:p>
+            <w:r/>
+            <w:r>
+              <w:rPr>
+                <w:sz w:val="16"/>
+              </w:rPr>
+              <w:t>hyperelastic_coefficient | hyperelastic_exponent</w:t>
+            </w:r>
+          </w:p>
+        </w:tc>
+        <w:tc>
+          <w:tcPr>
+            <w:tcW w:type="dxa" w:w="4320"/>
+          </w:tcPr>
+          <w:p>
+            <w:r/>
+            <w:r>
+              <w:rPr>
+                <w:sz w:val="16"/>
+              </w:rPr>
+              <w:t>1종</w:t>
             </w:r>
           </w:p>
         </w:tc>
@@ -4802,7 +4919,7 @@
               <w:rPr>
                 <w:sz w:val="16"/>
               </w:rPr>
-              <w:t>198종</w:t>
+              <w:t>217종</w:t>
             </w:r>
           </w:p>
         </w:tc>
@@ -4816,7 +4933,7 @@
               <w:rPr>
                 <w:sz w:val="16"/>
               </w:rPr>
-              <w:t>327/396  (82.6%)</w:t>
+              <w:t>340/434  (78.3%)</w:t>
             </w:r>
           </w:p>
         </w:tc>
@@ -4830,7 +4947,7 @@
               <w:rPr>
                 <w:sz w:val="16"/>
               </w:rPr>
-              <w:t>64.6%</w:t>
+              <w:t>62.0%</w:t>
             </w:r>
           </w:p>
         </w:tc>
@@ -4844,7 +4961,7 @@
               <w:rPr>
                 <w:sz w:val="16"/>
               </w:rPr>
-              <w:t>141종  (71.2%)</w:t>
+              <w:t>141종  (65.0%)</w:t>
             </w:r>
           </w:p>
         </w:tc>
@@ -4858,7 +4975,7 @@
               <w:rPr>
                 <w:sz w:val="16"/>
               </w:rPr>
-              <w:t>77종  (38.9%)</w:t>
+              <w:t>77종  (35.5%)</w:t>
             </w:r>
           </w:p>
         </w:tc>
@@ -4945,7 +5062,7 @@
               <w:rPr>
                 <w:sz w:val="16"/>
               </w:rPr>
-              <w:t>56종</w:t>
+              <w:t>62종</w:t>
             </w:r>
           </w:p>
         </w:tc>
@@ -4975,7 +5092,7 @@
               <w:rPr>
                 <w:sz w:val="16"/>
               </w:rPr>
-              <w:t>13종</w:t>
+              <w:t>32종</w:t>
             </w:r>
           </w:p>
         </w:tc>
@@ -5104,7 +5221,7 @@
               <w:rPr>
                 <w:sz w:val="16"/>
               </w:rPr>
-              <w:t>565종</w:t>
+              <w:t>621종</w:t>
             </w:r>
           </w:p>
         </w:tc>
@@ -5118,7 +5235,7 @@
               <w:rPr>
                 <w:sz w:val="16"/>
               </w:rPr>
-              <w:t>544/565  (96.3%)</w:t>
+              <w:t>544/621  (87.6%)</w:t>
             </w:r>
           </w:p>
         </w:tc>
@@ -5132,7 +5249,7 @@
               <w:rPr>
                 <w:sz w:val="16"/>
               </w:rPr>
-              <w:t>72.4%</w:t>
+              <w:t>65.9%</w:t>
             </w:r>
           </w:p>
         </w:tc>
@@ -5146,7 +5263,7 @@
               <w:rPr>
                 <w:sz w:val="16"/>
               </w:rPr>
-              <w:t>544종  (96.3%)</w:t>
+              <w:t>544종  (87.6%)</w:t>
             </w:r>
           </w:p>
         </w:tc>
@@ -5160,7 +5277,7 @@
               <w:rPr>
                 <w:sz w:val="16"/>
               </w:rPr>
-              <w:t>409종  (72.4%)</w:t>
+              <w:t>409종  (65.9%)</w:t>
             </w:r>
           </w:p>
         </w:tc>
@@ -5247,7 +5364,7 @@
               <w:rPr>
                 <w:sz w:val="16"/>
               </w:rPr>
-              <w:t>21종</w:t>
+              <w:t>77종</w:t>
             </w:r>
           </w:p>
         </w:tc>
@@ -5376,7 +5493,7 @@
               <w:rPr>
                 <w:sz w:val="16"/>
               </w:rPr>
-              <w:t>198종</w:t>
+              <w:t>234종</w:t>
             </w:r>
           </w:p>
         </w:tc>
@@ -5390,7 +5507,7 @@
               <w:rPr>
                 <w:sz w:val="16"/>
               </w:rPr>
-              <w:t>518/594  (87.2%)</w:t>
+              <w:t>522/702  (74.4%)</w:t>
             </w:r>
           </w:p>
         </w:tc>
@@ -5404,7 +5521,7 @@
               <w:rPr>
                 <w:sz w:val="16"/>
               </w:rPr>
-              <w:t>73.2%</w:t>
+              <w:t>62.5%</w:t>
             </w:r>
           </w:p>
         </w:tc>
@@ -5418,7 +5535,7 @@
               <w:rPr>
                 <w:sz w:val="16"/>
               </w:rPr>
-              <w:t>122종  (61.6%)</w:t>
+              <w:t>122종  (52.1%)</w:t>
             </w:r>
           </w:p>
         </w:tc>
@@ -5432,7 +5549,7 @@
               <w:rPr>
                 <w:sz w:val="16"/>
               </w:rPr>
-              <w:t>69종  (34.8%)</w:t>
+              <w:t>69종  (29.5%)</w:t>
             </w:r>
           </w:p>
         </w:tc>
@@ -5519,7 +5636,67 @@
               <w:rPr>
                 <w:sz w:val="16"/>
               </w:rPr>
-              <w:t>76종</w:t>
+              <w:t>112종</w:t>
+            </w:r>
+          </w:p>
+        </w:tc>
+      </w:tr>
+      <w:tr>
+        <w:tc>
+          <w:tcPr>
+            <w:tcW w:type="dxa" w:w="4320"/>
+          </w:tcPr>
+          <w:p>
+            <w:r/>
+            <w:r>
+              <w:rPr>
+                <w:sz w:val="16"/>
+              </w:rPr>
+              <w:t>density</w:t>
+            </w:r>
+          </w:p>
+        </w:tc>
+        <w:tc>
+          <w:tcPr>
+            <w:tcW w:type="dxa" w:w="4320"/>
+          </w:tcPr>
+          <w:p>
+            <w:r/>
+            <w:r>
+              <w:rPr>
+                <w:sz w:val="16"/>
+              </w:rPr>
+              <w:t>36종</w:t>
+            </w:r>
+          </w:p>
+        </w:tc>
+      </w:tr>
+      <w:tr>
+        <w:tc>
+          <w:tcPr>
+            <w:tcW w:type="dxa" w:w="4320"/>
+          </w:tcPr>
+          <w:p>
+            <w:r/>
+            <w:r>
+              <w:rPr>
+                <w:sz w:val="16"/>
+              </w:rPr>
+              <w:t>youngs_modulus</w:t>
+            </w:r>
+          </w:p>
+        </w:tc>
+        <w:tc>
+          <w:tcPr>
+            <w:tcW w:type="dxa" w:w="4320"/>
+          </w:tcPr>
+          <w:p>
+            <w:r/>
+            <w:r>
+              <w:rPr>
+                <w:sz w:val="16"/>
+              </w:rPr>
+              <w:t>32종</w:t>
             </w:r>
           </w:p>
         </w:tc>
@@ -5833,7 +6010,7 @@
               <w:rPr>
                 <w:sz w:val="16"/>
               </w:rPr>
-              <w:t>93종</w:t>
+              <w:t>100종</w:t>
             </w:r>
           </w:p>
         </w:tc>
@@ -5847,7 +6024,7 @@
               <w:rPr>
                 <w:sz w:val="16"/>
               </w:rPr>
-              <w:t>77/93  (82.8%)</w:t>
+              <w:t>77/100  (77.0%)</w:t>
             </w:r>
           </w:p>
         </w:tc>
@@ -5861,7 +6038,7 @@
               <w:rPr>
                 <w:sz w:val="16"/>
               </w:rPr>
-              <w:t>69.9%</w:t>
+              <w:t>65.0%</w:t>
             </w:r>
           </w:p>
         </w:tc>
@@ -5875,7 +6052,7 @@
               <w:rPr>
                 <w:sz w:val="16"/>
               </w:rPr>
-              <w:t>77종  (82.8%)</w:t>
+              <w:t>77종  (77.0%)</w:t>
             </w:r>
           </w:p>
         </w:tc>
@@ -5889,7 +6066,7 @@
               <w:rPr>
                 <w:sz w:val="16"/>
               </w:rPr>
-              <w:t>65종  (69.9%)</w:t>
+              <w:t>65종  (65.0%)</w:t>
             </w:r>
           </w:p>
         </w:tc>
@@ -5976,7 +6153,7 @@
               <w:rPr>
                 <w:sz w:val="16"/>
               </w:rPr>
-              <w:t>16종</w:t>
+              <w:t>23종</w:t>
             </w:r>
           </w:p>
         </w:tc>
@@ -6005,7 +6182,7 @@
           <w:b w:val="0"/>
           <w:sz w:val="19"/>
         </w:rPr>
-        <w:t>물성 정의 165종 전부에 값이 하나 이상 있다(개통률 100%). 아래는 재료 565종 기준 보유율이다.</w:t>
+        <w:t>물성 정의 165종 전부에 값이 하나 이상 있다(개통률 100%). 아래는 재료 621종 기준 보유율이다.</w:t>
       </w:r>
     </w:p>
     <w:p>
@@ -6118,7 +6295,7 @@
               <w:rPr>
                 <w:sz w:val="15"/>
               </w:rPr>
-              <w:t>포아송비</w:t>
+              <w:t>영률</w:t>
             </w:r>
           </w:p>
         </w:tc>
@@ -6146,7 +6323,7 @@
               <w:rPr>
                 <w:sz w:val="15"/>
               </w:rPr>
-              <w:t>544종</w:t>
+              <w:t>547종</w:t>
             </w:r>
           </w:p>
         </w:tc>
@@ -6160,7 +6337,7 @@
               <w:rPr>
                 <w:sz w:val="15"/>
               </w:rPr>
-              <w:t>96.3%  ████████████</w:t>
+              <w:t>88.1%  ███████████·</w:t>
             </w:r>
           </w:p>
         </w:tc>
@@ -6174,7 +6351,7 @@
               <w:rPr>
                 <w:sz w:val="15"/>
               </w:rPr>
-              <w:t>713건</w:t>
+              <w:t>1240건</w:t>
             </w:r>
           </w:p>
         </w:tc>
@@ -6190,7 +6367,7 @@
               <w:rPr>
                 <w:sz w:val="15"/>
               </w:rPr>
-              <w:t>밀도</w:t>
+              <w:t>열전도율</w:t>
             </w:r>
           </w:p>
         </w:tc>
@@ -6204,7 +6381,7 @@
               <w:rPr>
                 <w:sz w:val="15"/>
               </w:rPr>
-              <w:t>물리</w:t>
+              <w:t>열</w:t>
             </w:r>
           </w:p>
         </w:tc>
@@ -6218,7 +6395,7 @@
               <w:rPr>
                 <w:sz w:val="15"/>
               </w:rPr>
-              <w:t>544종</w:t>
+              <w:t>545종</w:t>
             </w:r>
           </w:p>
         </w:tc>
@@ -6232,7 +6409,7 @@
               <w:rPr>
                 <w:sz w:val="15"/>
               </w:rPr>
-              <w:t>96.3%  ████████████</w:t>
+              <w:t>87.8%  ███████████·</w:t>
             </w:r>
           </w:p>
         </w:tc>
@@ -6246,7 +6423,7 @@
               <w:rPr>
                 <w:sz w:val="15"/>
               </w:rPr>
-              <w:t>799건</w:t>
+              <w:t>809건</w:t>
             </w:r>
           </w:p>
         </w:tc>
@@ -6262,7 +6439,7 @@
               <w:rPr>
                 <w:sz w:val="15"/>
               </w:rPr>
-              <w:t>열전도율</w:t>
+              <w:t>비열</w:t>
             </w:r>
           </w:p>
         </w:tc>
@@ -6290,7 +6467,7 @@
               <w:rPr>
                 <w:sz w:val="15"/>
               </w:rPr>
-              <w:t>544종</w:t>
+              <w:t>545종</w:t>
             </w:r>
           </w:p>
         </w:tc>
@@ -6304,7 +6481,7 @@
               <w:rPr>
                 <w:sz w:val="15"/>
               </w:rPr>
-              <w:t>96.3%  ████████████</w:t>
+              <w:t>87.8%  ███████████·</w:t>
             </w:r>
           </w:p>
         </w:tc>
@@ -6318,7 +6495,7 @@
               <w:rPr>
                 <w:sz w:val="15"/>
               </w:rPr>
-              <w:t>804건</w:t>
+              <w:t>611건</w:t>
             </w:r>
           </w:p>
         </w:tc>
@@ -6334,7 +6511,7 @@
               <w:rPr>
                 <w:sz w:val="15"/>
               </w:rPr>
-              <w:t>비열</w:t>
+              <w:t>포아송비</w:t>
             </w:r>
           </w:p>
         </w:tc>
@@ -6348,7 +6525,7 @@
               <w:rPr>
                 <w:sz w:val="15"/>
               </w:rPr>
-              <w:t>열</w:t>
+              <w:t>기계</w:t>
             </w:r>
           </w:p>
         </w:tc>
@@ -6376,7 +6553,7 @@
               <w:rPr>
                 <w:sz w:val="15"/>
               </w:rPr>
-              <w:t>96.3%  ████████████</w:t>
+              <w:t>87.6%  ███████████·</w:t>
             </w:r>
           </w:p>
         </w:tc>
@@ -6390,7 +6567,7 @@
               <w:rPr>
                 <w:sz w:val="15"/>
               </w:rPr>
-              <w:t>608건</w:t>
+              <w:t>713건</w:t>
             </w:r>
           </w:p>
         </w:tc>
@@ -6406,7 +6583,7 @@
               <w:rPr>
                 <w:sz w:val="15"/>
               </w:rPr>
-              <w:t>영률</w:t>
+              <w:t>밀도</w:t>
             </w:r>
           </w:p>
         </w:tc>
@@ -6420,7 +6597,7 @@
               <w:rPr>
                 <w:sz w:val="15"/>
               </w:rPr>
-              <w:t>기계</w:t>
+              <w:t>물리</w:t>
             </w:r>
           </w:p>
         </w:tc>
@@ -6434,7 +6611,7 @@
               <w:rPr>
                 <w:sz w:val="15"/>
               </w:rPr>
-              <w:t>543종</w:t>
+              <w:t>544종</w:t>
             </w:r>
           </w:p>
         </w:tc>
@@ -6448,7 +6625,7 @@
               <w:rPr>
                 <w:sz w:val="15"/>
               </w:rPr>
-              <w:t>96.1%  ████████████</w:t>
+              <w:t>87.6%  ███████████·</w:t>
             </w:r>
           </w:p>
         </w:tc>
@@ -6462,7 +6639,7 @@
               <w:rPr>
                 <w:sz w:val="15"/>
               </w:rPr>
-              <w:t>1162건</w:t>
+              <w:t>799건</w:t>
             </w:r>
           </w:p>
         </w:tc>
@@ -6520,7 +6697,7 @@
               <w:rPr>
                 <w:sz w:val="15"/>
               </w:rPr>
-              <w:t>96.1%  ████████████</w:t>
+              <w:t>87.4%  ██████████··</w:t>
             </w:r>
           </w:p>
         </w:tc>
@@ -6534,7 +6711,7 @@
               <w:rPr>
                 <w:sz w:val="15"/>
               </w:rPr>
-              <w:t>1238건</w:t>
+              <w:t>1244건</w:t>
             </w:r>
           </w:p>
         </w:tc>
@@ -6592,7 +6769,7 @@
               <w:rPr>
                 <w:sz w:val="15"/>
               </w:rPr>
-              <w:t>74.9%  █████████···</w:t>
+              <w:t>68.1%  ████████····</w:t>
             </w:r>
           </w:p>
         </w:tc>
@@ -6664,7 +6841,7 @@
               <w:rPr>
                 <w:sz w:val="15"/>
               </w:rPr>
-              <w:t>73.1%  █████████···</w:t>
+              <w:t>66.5%  ████████····</w:t>
             </w:r>
           </w:p>
         </w:tc>
@@ -6722,7 +6899,7 @@
               <w:rPr>
                 <w:sz w:val="15"/>
               </w:rPr>
-              <w:t>390종</w:t>
+              <w:t>391종</w:t>
             </w:r>
           </w:p>
         </w:tc>
@@ -6736,7 +6913,7 @@
               <w:rPr>
                 <w:sz w:val="15"/>
               </w:rPr>
-              <w:t>69.0%  ████████····</w:t>
+              <w:t>63.0%  ████████····</w:t>
             </w:r>
           </w:p>
         </w:tc>
@@ -6750,7 +6927,7 @@
               <w:rPr>
                 <w:sz w:val="15"/>
               </w:rPr>
-              <w:t>635건</w:t>
+              <w:t>637건</w:t>
             </w:r>
           </w:p>
         </w:tc>
@@ -6808,7 +6985,7 @@
               <w:rPr>
                 <w:sz w:val="15"/>
               </w:rPr>
-              <w:t>63.7%  ████████····</w:t>
+              <w:t>58.0%  ███████·····</w:t>
             </w:r>
           </w:p>
         </w:tc>
@@ -6880,7 +7057,7 @@
               <w:rPr>
                 <w:sz w:val="15"/>
               </w:rPr>
-              <w:t>58.1%  ███████·····</w:t>
+              <w:t>52.8%  ██████······</w:t>
             </w:r>
           </w:p>
         </w:tc>
@@ -6952,7 +7129,7 @@
               <w:rPr>
                 <w:sz w:val="15"/>
               </w:rPr>
-              <w:t>49.6%  ██████······</w:t>
+              <w:t>45.1%  █████·······</w:t>
             </w:r>
           </w:p>
         </w:tc>
@@ -7024,7 +7201,7 @@
               <w:rPr>
                 <w:sz w:val="15"/>
               </w:rPr>
-              <w:t>45.8%  █████·······</w:t>
+              <w:t>41.7%  █████·······</w:t>
             </w:r>
           </w:p>
         </w:tc>
@@ -7096,7 +7273,7 @@
               <w:rPr>
                 <w:sz w:val="15"/>
               </w:rPr>
-              <w:t>38.6%  █████·······</w:t>
+              <w:t>35.1%  ████········</w:t>
             </w:r>
           </w:p>
         </w:tc>
@@ -7168,7 +7345,7 @@
               <w:rPr>
                 <w:sz w:val="15"/>
               </w:rPr>
-              <w:t>36.6%  ████········</w:t>
+              <w:t>33.3%  ████········</w:t>
             </w:r>
           </w:p>
         </w:tc>
@@ -7182,7 +7359,7 @@
               <w:rPr>
                 <w:sz w:val="15"/>
               </w:rPr>
-              <w:t>218건</w:t>
+              <w:t>237건</w:t>
             </w:r>
           </w:p>
         </w:tc>
@@ -7198,7 +7375,7 @@
               <w:rPr>
                 <w:sz w:val="15"/>
               </w:rPr>
-              <w:t>항복강도</w:t>
+              <w:t>박리강도</w:t>
             </w:r>
           </w:p>
         </w:tc>
@@ -7212,7 +7389,7 @@
               <w:rPr>
                 <w:sz w:val="15"/>
               </w:rPr>
-              <w:t>기계</w:t>
+              <w:t>계면</w:t>
             </w:r>
           </w:p>
         </w:tc>
@@ -7226,7 +7403,7 @@
               <w:rPr>
                 <w:sz w:val="15"/>
               </w:rPr>
-              <w:t>172종</w:t>
+              <w:t>174종</w:t>
             </w:r>
           </w:p>
         </w:tc>
@@ -7240,7 +7417,7 @@
               <w:rPr>
                 <w:sz w:val="15"/>
               </w:rPr>
-              <w:t>30.4%  ████········</w:t>
+              <w:t>28.0%  ███·········</w:t>
             </w:r>
           </w:p>
         </w:tc>
@@ -7254,7 +7431,7 @@
               <w:rPr>
                 <w:sz w:val="15"/>
               </w:rPr>
-              <w:t>233건</w:t>
+              <w:t>509건</w:t>
             </w:r>
           </w:p>
         </w:tc>
@@ -7270,7 +7447,7 @@
               <w:rPr>
                 <w:sz w:val="15"/>
               </w:rPr>
-              <w:t>Prony 완화시간</w:t>
+              <w:t>항복강도</w:t>
             </w:r>
           </w:p>
         </w:tc>
@@ -7298,7 +7475,7 @@
               <w:rPr>
                 <w:sz w:val="15"/>
               </w:rPr>
-              <w:t>164종</w:t>
+              <w:t>172종</w:t>
             </w:r>
           </w:p>
         </w:tc>
@@ -7312,7 +7489,7 @@
               <w:rPr>
                 <w:sz w:val="15"/>
               </w:rPr>
-              <w:t>29.0%  ███·········</w:t>
+              <w:t>27.7%  ███·········</w:t>
             </w:r>
           </w:p>
         </w:tc>
@@ -7326,7 +7503,7 @@
               <w:rPr>
                 <w:sz w:val="15"/>
               </w:rPr>
-              <w:t>1357건</w:t>
+              <w:t>233건</w:t>
             </w:r>
           </w:p>
         </w:tc>
@@ -7342,7 +7519,7 @@
               <w:rPr>
                 <w:sz w:val="15"/>
               </w:rPr>
-              <w:t>박리강도</w:t>
+              <w:t>Prony 완화시간</w:t>
             </w:r>
           </w:p>
         </w:tc>
@@ -7356,7 +7533,7 @@
               <w:rPr>
                 <w:sz w:val="15"/>
               </w:rPr>
-              <w:t>계면</w:t>
+              <w:t>기계</w:t>
             </w:r>
           </w:p>
         </w:tc>
@@ -7370,7 +7547,7 @@
               <w:rPr>
                 <w:sz w:val="15"/>
               </w:rPr>
-              <w:t>162종</w:t>
+              <w:t>164종</w:t>
             </w:r>
           </w:p>
         </w:tc>
@@ -7384,7 +7561,7 @@
               <w:rPr>
                 <w:sz w:val="15"/>
               </w:rPr>
-              <w:t>28.7%  ███·········</w:t>
+              <w:t>26.4%  ███·········</w:t>
             </w:r>
           </w:p>
         </w:tc>
@@ -7398,7 +7575,7 @@
               <w:rPr>
                 <w:sz w:val="15"/>
               </w:rPr>
-              <w:t>484건</w:t>
+              <w:t>1357건</w:t>
             </w:r>
           </w:p>
         </w:tc>
@@ -7456,7 +7633,7 @@
               <w:rPr>
                 <w:sz w:val="15"/>
               </w:rPr>
-              <w:t>28.5%  ███·········</w:t>
+              <w:t>25.9%  ███·········</w:t>
             </w:r>
           </w:p>
         </w:tc>
@@ -7528,7 +7705,7 @@
               <w:rPr>
                 <w:sz w:val="15"/>
               </w:rPr>
-              <w:t>24.2%  ███·········</w:t>
+              <w:t>22.1%  ███·········</w:t>
             </w:r>
           </w:p>
         </w:tc>
@@ -7655,7 +7832,7 @@
               <w:rPr>
                 <w:sz w:val="15"/>
               </w:rPr>
-              <w:t>결정화도</w:t>
+              <w:t>겔타임</w:t>
             </w:r>
           </w:p>
         </w:tc>
@@ -7669,7 +7846,7 @@
               <w:rPr>
                 <w:sz w:val="15"/>
               </w:rPr>
-              <w:t>구조</w:t>
+              <w:t>유변</w:t>
             </w:r>
           </w:p>
         </w:tc>
@@ -7683,7 +7860,7 @@
               <w:rPr>
                 <w:sz w:val="15"/>
               </w:rPr>
-              <w:t>3종</w:t>
+              <w:t>4종</w:t>
             </w:r>
           </w:p>
         </w:tc>
@@ -7697,7 +7874,7 @@
               <w:rPr>
                 <w:sz w:val="15"/>
               </w:rPr>
-              <w:t>13건</w:t>
+              <w:t>9건</w:t>
             </w:r>
           </w:p>
         </w:tc>
@@ -7713,7 +7890,7 @@
               <w:rPr>
                 <w:sz w:val="15"/>
               </w:rPr>
-              <w:t>부분몰부피</w:t>
+              <w:t>흡음계수</w:t>
             </w:r>
           </w:p>
         </w:tc>
@@ -7727,7 +7904,7 @@
               <w:rPr>
                 <w:sz w:val="15"/>
               </w:rPr>
-              <w:t>화학</w:t>
+              <w:t>음향</w:t>
             </w:r>
           </w:p>
         </w:tc>
@@ -7741,7 +7918,7 @@
               <w:rPr>
                 <w:sz w:val="15"/>
               </w:rPr>
-              <w:t>2종</w:t>
+              <w:t>3종</w:t>
             </w:r>
           </w:p>
         </w:tc>
@@ -7755,7 +7932,7 @@
               <w:rPr>
                 <w:sz w:val="15"/>
               </w:rPr>
-              <w:t>6건</w:t>
+              <w:t>21건</w:t>
             </w:r>
           </w:p>
         </w:tc>
@@ -7771,7 +7948,7 @@
               <w:rPr>
                 <w:sz w:val="15"/>
               </w:rPr>
-              <w:t>응집영역 파괴에너지 GIC</w:t>
+              <w:t>와이어 풀 강도</w:t>
             </w:r>
           </w:p>
         </w:tc>
@@ -7799,7 +7976,7 @@
               <w:rPr>
                 <w:sz w:val="15"/>
               </w:rPr>
-              <w:t>2종</w:t>
+              <w:t>3종</w:t>
             </w:r>
           </w:p>
         </w:tc>
@@ -7813,7 +7990,7 @@
               <w:rPr>
                 <w:sz w:val="15"/>
               </w:rPr>
-              <w:t>53건</w:t>
+              <w:t>13건</w:t>
             </w:r>
           </w:p>
         </w:tc>
@@ -7829,7 +8006,7 @@
               <w:rPr>
                 <w:sz w:val="15"/>
               </w:rPr>
-              <w:t>응집영역 파괴에너지 GIIC</w:t>
+              <w:t>이온교환 깊이(DOL)</w:t>
             </w:r>
           </w:p>
         </w:tc>
@@ -7843,7 +8020,7 @@
               <w:rPr>
                 <w:sz w:val="15"/>
               </w:rPr>
-              <w:t>계면</w:t>
+              <w:t>기계</w:t>
             </w:r>
           </w:p>
         </w:tc>
@@ -7857,7 +8034,7 @@
               <w:rPr>
                 <w:sz w:val="15"/>
               </w:rPr>
-              <w:t>2종</w:t>
+              <w:t>3종</w:t>
             </w:r>
           </w:p>
         </w:tc>
@@ -7871,7 +8048,7 @@
               <w:rPr>
                 <w:sz w:val="15"/>
               </w:rPr>
-              <w:t>26건</w:t>
+              <w:t>14건</w:t>
             </w:r>
           </w:p>
         </w:tc>
@@ -7887,7 +8064,7 @@
               <w:rPr>
                 <w:sz w:val="15"/>
               </w:rPr>
-              <w:t>Darveaux 균열 상수</w:t>
+              <w:t>표면압축응력(CS)</w:t>
             </w:r>
           </w:p>
         </w:tc>
@@ -7915,7 +8092,7 @@
               <w:rPr>
                 <w:sz w:val="15"/>
               </w:rPr>
-              <w:t>2종</w:t>
+              <w:t>3종</w:t>
             </w:r>
           </w:p>
         </w:tc>
@@ -7929,7 +8106,7 @@
               <w:rPr>
                 <w:sz w:val="15"/>
               </w:rPr>
-              <w:t>10건</w:t>
+              <w:t>17건</w:t>
             </w:r>
           </w:p>
         </w:tc>
@@ -7945,7 +8122,7 @@
               <w:rPr>
                 <w:sz w:val="15"/>
               </w:rPr>
-              <w:t>이온교환 깊이(DOL)</w:t>
+              <w:t>이분자 소광 속도상수</w:t>
             </w:r>
           </w:p>
         </w:tc>
@@ -7959,7 +8136,7 @@
               <w:rPr>
                 <w:sz w:val="15"/>
               </w:rPr>
-              <w:t>기계</w:t>
+              <w:t>광학</w:t>
             </w:r>
           </w:p>
         </w:tc>
@@ -7973,7 +8150,7 @@
               <w:rPr>
                 <w:sz w:val="15"/>
               </w:rPr>
-              <w:t>2종</w:t>
+              <w:t>3종</w:t>
             </w:r>
           </w:p>
         </w:tc>
@@ -7987,7 +8164,7 @@
               <w:rPr>
                 <w:sz w:val="15"/>
               </w:rPr>
-              <w:t>5건</w:t>
+              <w:t>3건</w:t>
             </w:r>
           </w:p>
         </w:tc>
@@ -8003,7 +8180,7 @@
               <w:rPr>
                 <w:sz w:val="15"/>
               </w:rPr>
-              <w:t>Stromeyer 점근응력 σ∞</w:t>
+              <w:t>광택(60도)</w:t>
             </w:r>
           </w:p>
         </w:tc>
@@ -8017,7 +8194,7 @@
               <w:rPr>
                 <w:sz w:val="15"/>
               </w:rPr>
-              <w:t>기계</w:t>
+              <w:t>광학</w:t>
             </w:r>
           </w:p>
         </w:tc>
@@ -8031,7 +8208,7 @@
               <w:rPr>
                 <w:sz w:val="15"/>
               </w:rPr>
-              <w:t>2종</w:t>
+              <w:t>3종</w:t>
             </w:r>
           </w:p>
         </w:tc>
@@ -8045,7 +8222,7 @@
               <w:rPr>
                 <w:sz w:val="15"/>
               </w:rPr>
-              <w:t>9건</w:t>
+              <w:t>5건</w:t>
             </w:r>
           </w:p>
         </w:tc>
@@ -8061,7 +8238,7 @@
               <w:rPr>
                 <w:sz w:val="15"/>
               </w:rPr>
-              <w:t>Stromeyer 계수 C</w:t>
+              <w:t>결정화도</w:t>
             </w:r>
           </w:p>
         </w:tc>
@@ -8075,7 +8252,7 @@
               <w:rPr>
                 <w:sz w:val="15"/>
               </w:rPr>
-              <w:t>기계</w:t>
+              <w:t>구조</w:t>
             </w:r>
           </w:p>
         </w:tc>
@@ -8089,7 +8266,7 @@
               <w:rPr>
                 <w:sz w:val="15"/>
               </w:rPr>
-              <w:t>2종</w:t>
+              <w:t>3종</w:t>
             </w:r>
           </w:p>
         </w:tc>
@@ -8103,7 +8280,7 @@
               <w:rPr>
                 <w:sz w:val="15"/>
               </w:rPr>
-              <w:t>9건</w:t>
+              <w:t>13건</w:t>
             </w:r>
           </w:p>
         </w:tc>
@@ -8119,7 +8296,7 @@
               <w:rPr>
                 <w:sz w:val="15"/>
               </w:rPr>
-              <w:t>Stromeyer 지수 m</w:t>
+              <w:t>부분몰부피</w:t>
             </w:r>
           </w:p>
         </w:tc>
@@ -8133,7 +8310,7 @@
               <w:rPr>
                 <w:sz w:val="15"/>
               </w:rPr>
-              <w:t>기계</w:t>
+              <w:t>화학</w:t>
             </w:r>
           </w:p>
         </w:tc>
@@ -8161,7 +8338,7 @@
               <w:rPr>
                 <w:sz w:val="15"/>
               </w:rPr>
-              <w:t>9건</w:t>
+              <w:t>6건</w:t>
             </w:r>
           </w:p>
         </w:tc>
@@ -8177,7 +8354,7 @@
               <w:rPr>
                 <w:sz w:val="15"/>
               </w:rPr>
-              <w:t>Morrow 에너지 계수</w:t>
+              <w:t>응집영역 최대 트랙션</w:t>
             </w:r>
           </w:p>
         </w:tc>
@@ -8191,7 +8368,7 @@
               <w:rPr>
                 <w:sz w:val="15"/>
               </w:rPr>
-              <w:t>기계</w:t>
+              <w:t>계면</w:t>
             </w:r>
           </w:p>
         </w:tc>
@@ -8219,7 +8396,7 @@
               <w:rPr>
                 <w:sz w:val="15"/>
               </w:rPr>
-              <w:t>33건</w:t>
+              <w:t>11건</w:t>
             </w:r>
           </w:p>
         </w:tc>
@@ -8235,7 +8412,7 @@
               <w:rPr>
                 <w:sz w:val="15"/>
               </w:rPr>
-              <w:t>Morrow 에너지 지수</w:t>
+              <w:t>Darveaux 균열 상수</w:t>
             </w:r>
           </w:p>
         </w:tc>
@@ -8277,7 +8454,7 @@
               <w:rPr>
                 <w:sz w:val="15"/>
               </w:rPr>
-              <w:t>33건</w:t>
+              <w:t>10건</w:t>
             </w:r>
           </w:p>
         </w:tc>
@@ -8293,7 +8470,7 @@
               <w:rPr>
                 <w:sz w:val="15"/>
               </w:rPr>
-              <w:t>Prony 상대 체적계수</w:t>
+              <w:t>Stromeyer 점근응력 σ∞</w:t>
             </w:r>
           </w:p>
         </w:tc>
@@ -8335,7 +8512,7 @@
               <w:rPr>
                 <w:sz w:val="15"/>
               </w:rPr>
-              <w:t>29건</w:t>
+              <w:t>9건</w:t>
             </w:r>
           </w:p>
         </w:tc>
@@ -8351,7 +8528,7 @@
               <w:rPr>
                 <w:sz w:val="15"/>
               </w:rPr>
-              <w:t>표면압축응력(CS)</w:t>
+              <w:t>Stromeyer 계수 C</w:t>
             </w:r>
           </w:p>
         </w:tc>
@@ -8393,7 +8570,7 @@
               <w:rPr>
                 <w:sz w:val="15"/>
               </w:rPr>
-              <w:t>4건</w:t>
+              <w:t>9건</w:t>
             </w:r>
           </w:p>
         </w:tc>
@@ -8409,7 +8586,7 @@
               <w:rPr>
                 <w:sz w:val="15"/>
               </w:rPr>
-              <w:t>변형률속도별 인장강도</w:t>
+              <w:t>Stromeyer 지수 m</w:t>
             </w:r>
           </w:p>
         </w:tc>
@@ -8451,7 +8628,7 @@
               <w:rPr>
                 <w:sz w:val="15"/>
               </w:rPr>
-              <w:t>2건</w:t>
+              <w:t>9건</w:t>
             </w:r>
           </w:p>
         </w:tc>
@@ -8467,7 +8644,7 @@
               <w:rPr>
                 <w:sz w:val="15"/>
               </w:rPr>
-              <w:t>내자외선성</w:t>
+              <w:t>Morrow 에너지 계수</w:t>
             </w:r>
           </w:p>
         </w:tc>
@@ -8481,7 +8658,7 @@
               <w:rPr>
                 <w:sz w:val="15"/>
               </w:rPr>
-              <w:t>광학</w:t>
+              <w:t>기계</w:t>
             </w:r>
           </w:p>
         </w:tc>
@@ -8509,7 +8686,7 @@
               <w:rPr>
                 <w:sz w:val="15"/>
               </w:rPr>
-              <w:t>2건</w:t>
+              <w:t>33건</w:t>
             </w:r>
           </w:p>
         </w:tc>
@@ -8525,7 +8702,7 @@
               <w:rPr>
                 <w:sz w:val="15"/>
               </w:rPr>
-              <w:t>광열화 속도상수</w:t>
+              <w:t>Morrow 에너지 지수</w:t>
             </w:r>
           </w:p>
         </w:tc>
@@ -8539,7 +8716,7 @@
               <w:rPr>
                 <w:sz w:val="15"/>
               </w:rPr>
-              <w:t>화학</w:t>
+              <w:t>기계</w:t>
             </w:r>
           </w:p>
         </w:tc>
@@ -8553,7 +8730,7 @@
               <w:rPr>
                 <w:sz w:val="15"/>
               </w:rPr>
-              <w:t>1종</w:t>
+              <w:t>2종</w:t>
             </w:r>
           </w:p>
         </w:tc>
@@ -8567,7 +8744,7 @@
               <w:rPr>
                 <w:sz w:val="15"/>
               </w:rPr>
-              <w:t>2건</w:t>
+              <w:t>33건</w:t>
             </w:r>
           </w:p>
         </w:tc>
@@ -8583,7 +8760,7 @@
               <w:rPr>
                 <w:sz w:val="15"/>
               </w:rPr>
-              <w:t>응집영역 최대 트랙션</w:t>
+              <w:t>Prony 상대 체적계수</w:t>
             </w:r>
           </w:p>
         </w:tc>
@@ -8597,7 +8774,7 @@
               <w:rPr>
                 <w:sz w:val="15"/>
               </w:rPr>
-              <w:t>계면</w:t>
+              <w:t>기계</w:t>
             </w:r>
           </w:p>
         </w:tc>
@@ -8611,7 +8788,7 @@
               <w:rPr>
                 <w:sz w:val="15"/>
               </w:rPr>
-              <w:t>1종</w:t>
+              <w:t>2종</w:t>
             </w:r>
           </w:p>
         </w:tc>
@@ -8625,7 +8802,7 @@
               <w:rPr>
                 <w:sz w:val="15"/>
               </w:rPr>
-              <w:t>3건</w:t>
+              <w:t>29건</w:t>
             </w:r>
           </w:p>
         </w:tc>
@@ -8641,7 +8818,7 @@
               <w:rPr>
                 <w:sz w:val="15"/>
               </w:rPr>
-              <w:t>Anand 점소성 상수</w:t>
+              <w:t>내자외선성</w:t>
             </w:r>
           </w:p>
         </w:tc>
@@ -8655,7 +8832,7 @@
               <w:rPr>
                 <w:sz w:val="15"/>
               </w:rPr>
-              <w:t>기계</w:t>
+              <w:t>광학</w:t>
             </w:r>
           </w:p>
         </w:tc>
@@ -8669,7 +8846,7 @@
               <w:rPr>
                 <w:sz w:val="15"/>
               </w:rPr>
-              <w:t>1종</w:t>
+              <w:t>2종</w:t>
             </w:r>
           </w:p>
         </w:tc>
@@ -8683,7 +8860,7 @@
               <w:rPr>
                 <w:sz w:val="15"/>
               </w:rPr>
-              <w:t>45건</w:t>
+              <w:t>2건</w:t>
             </w:r>
           </w:p>
         </w:tc>
@@ -8699,7 +8876,7 @@
               <w:rPr>
                 <w:sz w:val="15"/>
               </w:rPr>
-              <w:t>비압축 파라미터 D</w:t>
+              <w:t>광열화 속도상수</w:t>
             </w:r>
           </w:p>
         </w:tc>
@@ -8713,7 +8890,7 @@
               <w:rPr>
                 <w:sz w:val="15"/>
               </w:rPr>
-              <w:t>기계</w:t>
+              <w:t>화학</w:t>
             </w:r>
           </w:p>
         </w:tc>
@@ -8741,7 +8918,7 @@
               <w:rPr>
                 <w:sz w:val="15"/>
               </w:rPr>
-              <w:t>8건</w:t>
+              <w:t>2건</w:t>
             </w:r>
           </w:p>
         </w:tc>
@@ -8757,7 +8934,7 @@
               <w:rPr>
                 <w:sz w:val="15"/>
               </w:rPr>
-              <w:t>Norton 크리프 계수 A</w:t>
+              <w:t>비압축 파라미터 D</w:t>
             </w:r>
           </w:p>
         </w:tc>
@@ -8799,7 +8976,7 @@
               <w:rPr>
                 <w:sz w:val="15"/>
               </w:rPr>
-              <w:t>3건</w:t>
+              <w:t>8건</w:t>
             </w:r>
           </w:p>
         </w:tc>
@@ -8815,7 +8992,7 @@
               <w:rPr>
                 <w:sz w:val="15"/>
               </w:rPr>
-              <w:t>Norton 크리프 지수 n</w:t>
+              <w:t>Norton 크리프 계수 A</w:t>
             </w:r>
           </w:p>
         </w:tc>
@@ -8873,7 +9050,7 @@
               <w:rPr>
                 <w:sz w:val="15"/>
               </w:rPr>
-              <w:t>충방전 팽창변형률</w:t>
+              <w:t>Norton 크리프 지수 n</w:t>
             </w:r>
           </w:p>
         </w:tc>
@@ -8915,7 +9092,7 @@
               <w:rPr>
                 <w:sz w:val="15"/>
               </w:rPr>
-              <w:t>5건</w:t>
+              <w:t>3건</w:t>
             </w:r>
           </w:p>
         </w:tc>
@@ -8931,7 +9108,7 @@
               <w:rPr>
                 <w:sz w:val="15"/>
               </w:rPr>
-              <w:t>흡습팽창계수 CHE</w:t>
+              <w:t>충방전 팽창변형률</w:t>
             </w:r>
           </w:p>
         </w:tc>
@@ -8945,7 +9122,7 @@
               <w:rPr>
                 <w:sz w:val="15"/>
               </w:rPr>
-              <w:t>물리</w:t>
+              <w:t>기계</w:t>
             </w:r>
           </w:p>
         </w:tc>
@@ -8973,7 +9150,7 @@
               <w:rPr>
                 <w:sz w:val="15"/>
               </w:rPr>
-              <w:t>1건</w:t>
+              <w:t>5건</w:t>
             </w:r>
           </w:p>
         </w:tc>
@@ -9218,7 +9395,7 @@
               <w:rPr>
                 <w:sz w:val="16"/>
               </w:rPr>
-              <w:t>9,993건</w:t>
+              <w:t>10,494건</w:t>
             </w:r>
           </w:p>
         </w:tc>
@@ -9276,7 +9453,7 @@
               <w:rPr>
                 <w:sz w:val="16"/>
               </w:rPr>
-              <w:t>3,938건</w:t>
+              <w:t>3,954건</w:t>
             </w:r>
           </w:p>
         </w:tc>
@@ -9334,7 +9511,7 @@
               <w:rPr>
                 <w:sz w:val="16"/>
               </w:rPr>
-              <w:t>1,878건</w:t>
+              <w:t>1,983건</w:t>
             </w:r>
           </w:p>
         </w:tc>
@@ -9348,7 +9525,7 @@
               <w:rPr>
                 <w:sz w:val="16"/>
               </w:rPr>
-              <w:t>115종</w:t>
+              <w:t>119종</w:t>
             </w:r>
           </w:p>
         </w:tc>
@@ -9450,7 +9627,7 @@
               <w:rPr>
                 <w:sz w:val="16"/>
               </w:rPr>
-              <w:t>1,389건</w:t>
+              <w:t>1,409건</w:t>
             </w:r>
           </w:p>
         </w:tc>
@@ -9508,7 +9685,7 @@
               <w:rPr>
                 <w:sz w:val="16"/>
               </w:rPr>
-              <w:t>805건</w:t>
+              <w:t>882건</w:t>
             </w:r>
           </w:p>
         </w:tc>
@@ -9522,7 +9699,7 @@
               <w:rPr>
                 <w:sz w:val="16"/>
               </w:rPr>
-              <w:t>30종</w:t>
+              <w:t>34종</w:t>
             </w:r>
           </w:p>
         </w:tc>
@@ -9566,7 +9743,7 @@
               <w:rPr>
                 <w:sz w:val="16"/>
               </w:rPr>
-              <w:t>767건</w:t>
+              <w:t>775건</w:t>
             </w:r>
           </w:p>
         </w:tc>
@@ -9927,7 +10104,7 @@
               <w:rPr>
                 <w:sz w:val="16"/>
               </w:rPr>
-              <w:t>321종</w:t>
+              <w:t>340종</w:t>
             </w:r>
           </w:p>
         </w:tc>
@@ -9941,7 +10118,7 @@
               <w:rPr>
                 <w:sz w:val="16"/>
               </w:rPr>
-              <w:t>10,080건</w:t>
+              <w:t>10,172건</w:t>
             </w:r>
           </w:p>
         </w:tc>
@@ -9955,7 +10132,7 @@
               <w:rPr>
                 <w:sz w:val="16"/>
               </w:rPr>
-              <w:t>31.4</w:t>
+              <w:t>29.9</w:t>
             </w:r>
           </w:p>
         </w:tc>
@@ -9985,7 +10162,7 @@
               <w:rPr>
                 <w:sz w:val="16"/>
               </w:rPr>
-              <w:t>80종</w:t>
+              <w:t>95종</w:t>
             </w:r>
           </w:p>
         </w:tc>
@@ -9999,7 +10176,7 @@
               <w:rPr>
                 <w:sz w:val="16"/>
               </w:rPr>
-              <w:t>3,244건</w:t>
+              <w:t>3,699건</w:t>
             </w:r>
           </w:p>
         </w:tc>
@@ -10013,7 +10190,7 @@
               <w:rPr>
                 <w:sz w:val="16"/>
               </w:rPr>
-              <w:t>40.5</w:t>
+              <w:t>38.9</w:t>
             </w:r>
           </w:p>
         </w:tc>
@@ -10043,7 +10220,7 @@
               <w:rPr>
                 <w:sz w:val="16"/>
               </w:rPr>
-              <w:t>71종</w:t>
+              <w:t>91종</w:t>
             </w:r>
           </w:p>
         </w:tc>
@@ -10057,7 +10234,7 @@
               <w:rPr>
                 <w:sz w:val="16"/>
               </w:rPr>
-              <w:t>4,797건</w:t>
+              <w:t>4,902건</w:t>
             </w:r>
           </w:p>
         </w:tc>
@@ -10071,7 +10248,7 @@
               <w:rPr>
                 <w:sz w:val="16"/>
               </w:rPr>
-              <w:t>67.6</w:t>
+              <w:t>53.9</w:t>
             </w:r>
           </w:p>
         </w:tc>
@@ -10101,7 +10278,7 @@
               <w:rPr>
                 <w:sz w:val="16"/>
               </w:rPr>
-              <w:t>47종</w:t>
+              <w:t>48종</w:t>
             </w:r>
           </w:p>
         </w:tc>
@@ -10115,7 +10292,7 @@
               <w:rPr>
                 <w:sz w:val="16"/>
               </w:rPr>
-              <w:t>1,731건</w:t>
+              <w:t>1,798건</w:t>
             </w:r>
           </w:p>
         </w:tc>
@@ -10129,7 +10306,7 @@
               <w:rPr>
                 <w:sz w:val="16"/>
               </w:rPr>
-              <w:t>36.8</w:t>
+              <w:t>37.5</w:t>
             </w:r>
           </w:p>
         </w:tc>
@@ -10159,7 +10336,7 @@
               <w:rPr>
                 <w:sz w:val="16"/>
               </w:rPr>
-              <w:t>24종</w:t>
+              <w:t>25종</w:t>
             </w:r>
           </w:p>
         </w:tc>
@@ -10173,7 +10350,7 @@
               <w:rPr>
                 <w:sz w:val="16"/>
               </w:rPr>
-              <w:t>845건</w:t>
+              <w:t>853건</w:t>
             </w:r>
           </w:p>
         </w:tc>
@@ -10187,7 +10364,7 @@
               <w:rPr>
                 <w:sz w:val="16"/>
               </w:rPr>
-              <w:t>35.2</w:t>
+              <w:t>34.1</w:t>
             </w:r>
           </w:p>
         </w:tc>
@@ -10391,7 +10568,7 @@
               <w:rPr>
                 <w:sz w:val="16"/>
               </w:rPr>
-              <w:t>9,614</w:t>
+              <w:t>10,250</w:t>
             </w:r>
           </w:p>
         </w:tc>
@@ -10405,7 +10582,7 @@
               <w:rPr>
                 <w:sz w:val="16"/>
               </w:rPr>
-              <w:t>45.0%</w:t>
+              <w:t>46.4%</w:t>
             </w:r>
           </w:p>
         </w:tc>
@@ -10463,7 +10640,7 @@
               <w:rPr>
                 <w:sz w:val="16"/>
               </w:rPr>
-              <w:t>7.7%</w:t>
+              <w:t>7.4%</w:t>
             </w:r>
           </w:p>
         </w:tc>
@@ -10507,7 +10684,7 @@
               <w:rPr>
                 <w:sz w:val="16"/>
               </w:rPr>
-              <w:t>5,624</w:t>
+              <w:t>5,718</w:t>
             </w:r>
           </w:p>
         </w:tc>
@@ -10521,7 +10698,7 @@
               <w:rPr>
                 <w:sz w:val="16"/>
               </w:rPr>
-              <w:t>26.3%</w:t>
+              <w:t>25.9%</w:t>
             </w:r>
           </w:p>
         </w:tc>
@@ -10565,7 +10742,7 @@
               <w:rPr>
                 <w:sz w:val="16"/>
               </w:rPr>
-              <w:t>4,490</w:t>
+              <w:t>4,487</w:t>
             </w:r>
           </w:p>
         </w:tc>
@@ -10579,7 +10756,7 @@
               <w:rPr>
                 <w:sz w:val="16"/>
               </w:rPr>
-              <w:t>21.0%</w:t>
+              <w:t>20.3%</w:t>
             </w:r>
           </w:p>
         </w:tc>
@@ -10595,7 +10772,7 @@
           <w:b w:val="0"/>
           <w:sz w:val="19"/>
         </w:rPr>
-        <w:t>가정값 4,398건은 조건에 assumption 표지가 붙어 UI·카드에 “가정”으로 표시된다. 대표값 선택에서 실측에 밀리므로, 나중에 실측이 들어오면 자동으로 대체된다.</w:t>
+        <w:t>가정값 4,395건은 조건에 assumption 표지가 붙어 UI·카드에 “가정”으로 표시된다. 대표값 선택에서 실측에 밀리므로, 나중에 실측이 들어오면 자동으로 대체된다.</w:t>
       </w:r>
     </w:p>
     <w:p>
@@ -10708,7 +10885,7 @@
               <w:rPr>
                 <w:sz w:val="16"/>
               </w:rPr>
-              <w:t>727</w:t>
+              <w:t>771</w:t>
             </w:r>
           </w:p>
         </w:tc>
@@ -11046,7 +11223,7 @@
               <w:rPr>
                 <w:sz w:val="15"/>
               </w:rPr>
-              <w:t>낙하·충격 준비율 81.6%</w:t>
+              <w:t>낙하·충격 준비율 74.2%</w:t>
             </w:r>
           </w:p>
         </w:tc>
@@ -11104,7 +11281,7 @@
               <w:rPr>
                 <w:sz w:val="15"/>
               </w:rPr>
-              <w:t>열전달·방열 준비율 96.3% · 결로 두 갈래를 동시에 막는다</w:t>
+              <w:t>열전달·방열 준비율 87.6% · 결로 두 갈래를 동시에 막는다</w:t>
             </w:r>
           </w:p>
         </w:tc>
@@ -11162,7 +11339,7 @@
               <w:rPr>
                 <w:sz w:val="15"/>
               </w:rPr>
-              <w:t>폴더블 벤딩 준비율 89.9%</w:t>
+              <w:t>폴더블 벤딩 준비율 82.0%</w:t>
             </w:r>
           </w:p>
         </w:tc>
@@ -11220,7 +11397,7 @@
               <w:rPr>
                 <w:sz w:val="15"/>
               </w:rPr>
-              <w:t>결로(표면) 준비율 86.5%</w:t>
+              <w:t>결로(표면) 준비율 78.7%</w:t>
             </w:r>
           </w:p>
         </w:tc>
@@ -11278,7 +11455,7 @@
               <w:rPr>
                 <w:sz w:val="15"/>
               </w:rPr>
-              <w:t>피로·수명 준비율 61.6%</w:t>
+              <w:t>피로·수명 준비율 52.1%</w:t>
             </w:r>
           </w:p>
         </w:tc>
@@ -11336,7 +11513,7 @@
               <w:rPr>
                 <w:sz w:val="15"/>
               </w:rPr>
-              <w:t>산소소광-발광체 준비율 100.0% · 산소확산-매트릭스 준비율 82.8%</w:t>
+              <w:t>산소소광-발광체 준비율 100.0% · 산소확산-매트릭스 준비율 77.0%</w:t>
             </w:r>
           </w:p>
         </w:tc>

--- a/MaterialTwin_물성확보현황_해석가능성.docx
+++ b/MaterialTwin_물성확보현황_해석가능성.docx
@@ -31,7 +31,7 @@
           <w:color w:val="606060"/>
           <w:sz w:val="18"/>
         </w:rPr>
-        <w:t>2026-08-13 · 재료 621종 · 물성값 22,095건 · 출처 2,191건 · 물성 정의 165종</w:t>
+        <w:t>2026-08-13 · 재료 731종 · 물성값 22,706건 · 출처 2,209건 · 물성 정의 167종</w:t>
       </w:r>
     </w:p>
     <w:p/>
@@ -52,7 +52,7 @@
           <w:b/>
           <w:sz w:val="22"/>
         </w:rPr>
-        <w:t>13개 해석이 요구하는 (재료 × 필수물성) 격자 16,585칸 중 14,163칸이 채워졌다 — 전체 85.4%.</w:t>
+        <w:t>13개 해석이 요구하는 (재료 × 필수물성) 격자 19,523칸 중 14,812칸이 채워졌다 — 전체 75.9%.</w:t>
       </w:r>
     </w:p>
     <w:p>
@@ -269,7 +269,7 @@
           <w:b/>
           <w:sz w:val="19"/>
         </w:rPr>
-        <w:t>셀 채움률이 높아도 재료 준비율은 낮을 수 있다. 재료마다 비어 있는 칸이 다르면 그렇게 된다 — 피로·수명이 정확히 그 경우다(셀 74.4% vs 준비 52.1%). **수집 진척과 해석 가능성을 같은 숫자로 말하면 안 된다.**</w:t>
+        <w:t>셀 채움률이 높아도 재료 준비율은 낮을 수 있다. 재료마다 비어 있는 칸이 다르면 그렇게 된다 — 피로·수명이 정확히 그 경우다(셀 57.1% vs 준비 36.4%). **수집 진척과 해석 가능성을 같은 숫자로 말하면 안 된다.**</w:t>
       </w:r>
     </w:p>
     <w:p>
@@ -428,7 +428,7 @@
               <w:rPr>
                 <w:sz w:val="15"/>
               </w:rPr>
-              <w:t>621</w:t>
+              <w:t>731</w:t>
             </w:r>
           </w:p>
         </w:tc>
@@ -442,7 +442,7 @@
               <w:rPr>
                 <w:sz w:val="15"/>
               </w:rPr>
-              <w:t>1635/1863</w:t>
+              <w:t>1701/2193</w:t>
             </w:r>
           </w:p>
         </w:tc>
@@ -456,7 +456,7 @@
               <w:rPr>
                 <w:sz w:val="15"/>
               </w:rPr>
-              <w:t>87.8%  █████████·</w:t>
+              <w:t>77.6%  ████████··</w:t>
             </w:r>
           </w:p>
         </w:tc>
@@ -470,7 +470,7 @@
               <w:rPr>
                 <w:sz w:val="15"/>
               </w:rPr>
-              <w:t>51.4%</w:t>
+              <w:t>46.6%</w:t>
             </w:r>
           </w:p>
         </w:tc>
@@ -484,7 +484,7 @@
               <w:rPr>
                 <w:sz w:val="15"/>
               </w:rPr>
-              <w:t>543  (87.4%)</w:t>
+              <w:t>553  (75.6%)</w:t>
             </w:r>
           </w:p>
         </w:tc>
@@ -498,7 +498,7 @@
               <w:rPr>
                 <w:sz w:val="15"/>
               </w:rPr>
-              <w:t>poisson_ratio — 77종</w:t>
+              <w:t>poisson_ratio — 176종</w:t>
             </w:r>
           </w:p>
         </w:tc>
@@ -528,7 +528,7 @@
               <w:rPr>
                 <w:sz w:val="15"/>
               </w:rPr>
-              <w:t>621</w:t>
+              <w:t>731</w:t>
             </w:r>
           </w:p>
         </w:tc>
@@ -542,7 +542,7 @@
               <w:rPr>
                 <w:sz w:val="15"/>
               </w:rPr>
-              <w:t>2591/3105</w:t>
+              <w:t>2657/3655</w:t>
             </w:r>
           </w:p>
         </w:tc>
@@ -556,7 +556,7 @@
               <w:rPr>
                 <w:sz w:val="15"/>
               </w:rPr>
-              <w:t>83.4%  ████████··</w:t>
+              <w:t>72.7%  ███████···</w:t>
             </w:r>
           </w:p>
         </w:tc>
@@ -570,7 +570,7 @@
               <w:rPr>
                 <w:sz w:val="15"/>
               </w:rPr>
-              <w:t>43.1%</w:t>
+              <w:t>38.4%</w:t>
             </w:r>
           </w:p>
         </w:tc>
@@ -584,7 +584,7 @@
               <w:rPr>
                 <w:sz w:val="15"/>
               </w:rPr>
-              <w:t>461  (74.2%)</w:t>
+              <w:t>461  (63.1%)</w:t>
             </w:r>
           </w:p>
         </w:tc>
@@ -598,7 +598,7 @@
               <w:rPr>
                 <w:sz w:val="15"/>
               </w:rPr>
-              <w:t>yield_strength | tensile_strength+el — 157종</w:t>
+              <w:t>yield_strength | tensile_strength+el — 267종</w:t>
             </w:r>
           </w:p>
         </w:tc>
@@ -628,7 +628,7 @@
               <w:rPr>
                 <w:sz w:val="15"/>
               </w:rPr>
-              <w:t>621</w:t>
+              <w:t>731</w:t>
             </w:r>
           </w:p>
         </w:tc>
@@ -642,7 +642,7 @@
               <w:rPr>
                 <w:sz w:val="15"/>
               </w:rPr>
-              <w:t>1634/1863</w:t>
+              <w:t>1759/2193</w:t>
             </w:r>
           </w:p>
         </w:tc>
@@ -656,7 +656,7 @@
               <w:rPr>
                 <w:sz w:val="15"/>
               </w:rPr>
-              <w:t>87.7%  █████████·</w:t>
+              <w:t>80.2%  ████████··</w:t>
             </w:r>
           </w:p>
         </w:tc>
@@ -670,7 +670,7 @@
               <w:rPr>
                 <w:sz w:val="15"/>
               </w:rPr>
-              <w:t>59.4%</w:t>
+              <w:t>56.2%</w:t>
             </w:r>
           </w:p>
         </w:tc>
@@ -684,7 +684,7 @@
               <w:rPr>
                 <w:sz w:val="15"/>
               </w:rPr>
-              <w:t>544  (87.6%)</w:t>
+              <w:t>547  (74.8%)</w:t>
             </w:r>
           </w:p>
         </w:tc>
@@ -698,7 +698,7 @@
               <w:rPr>
                 <w:sz w:val="15"/>
               </w:rPr>
-              <w:t>density — 77종</w:t>
+              <w:t>specific_heat — 179종</w:t>
             </w:r>
           </w:p>
         </w:tc>
@@ -728,7 +728,7 @@
               <w:rPr>
                 <w:sz w:val="15"/>
               </w:rPr>
-              <w:t>621</w:t>
+              <w:t>731</w:t>
             </w:r>
           </w:p>
         </w:tc>
@@ -742,7 +742,7 @@
               <w:rPr>
                 <w:sz w:val="15"/>
               </w:rPr>
-              <w:t>2178/2484</w:t>
+              <w:t>2275/2924</w:t>
             </w:r>
           </w:p>
         </w:tc>
@@ -756,7 +756,7 @@
               <w:rPr>
                 <w:sz w:val="15"/>
               </w:rPr>
-              <w:t>87.7%  █████████·</w:t>
+              <w:t>77.8%  ████████··</w:t>
             </w:r>
           </w:p>
         </w:tc>
@@ -770,7 +770,7 @@
               <w:rPr>
                 <w:sz w:val="15"/>
               </w:rPr>
-              <w:t>52.4%</w:t>
+              <w:t>47.8%</w:t>
             </w:r>
           </w:p>
         </w:tc>
@@ -784,7 +784,7 @@
               <w:rPr>
                 <w:sz w:val="15"/>
               </w:rPr>
-              <w:t>543  (87.4%)</w:t>
+              <w:t>543  (74.3%)</w:t>
             </w:r>
           </w:p>
         </w:tc>
@@ -798,7 +798,7 @@
               <w:rPr>
                 <w:sz w:val="15"/>
               </w:rPr>
-              <w:t>expansion_linear — 78종</w:t>
+              <w:t>poisson_ratio — 176종</w:t>
             </w:r>
           </w:p>
         </w:tc>
@@ -828,7 +828,7 @@
               <w:rPr>
                 <w:sz w:val="15"/>
               </w:rPr>
-              <w:t>217</w:t>
+              <w:t>229</w:t>
             </w:r>
           </w:p>
         </w:tc>
@@ -842,7 +842,7 @@
               <w:rPr>
                 <w:sz w:val="15"/>
               </w:rPr>
-              <w:t>733/868</w:t>
+              <w:t>745/916</w:t>
             </w:r>
           </w:p>
         </w:tc>
@@ -856,7 +856,7 @@
               <w:rPr>
                 <w:sz w:val="15"/>
               </w:rPr>
-              <w:t>84.4%  ████████··</w:t>
+              <w:t>81.3%  ████████··</w:t>
             </w:r>
           </w:p>
         </w:tc>
@@ -870,7 +870,7 @@
               <w:rPr>
                 <w:sz w:val="15"/>
               </w:rPr>
-              <w:t>51.3%</w:t>
+              <w:t>49.9%</w:t>
             </w:r>
           </w:p>
         </w:tc>
@@ -884,7 +884,7 @@
               <w:rPr>
                 <w:sz w:val="15"/>
               </w:rPr>
-              <w:t>178  (82.0%)</w:t>
+              <w:t>178  (77.7%)</w:t>
             </w:r>
           </w:p>
         </w:tc>
@@ -898,7 +898,7 @@
               <w:rPr>
                 <w:sz w:val="15"/>
               </w:rPr>
-              <w:t>prony_relaxation_time | prony_tensil — 39종</w:t>
+              <w:t>prony_relaxation_time | prony_tensil — 50종</w:t>
             </w:r>
           </w:p>
         </w:tc>
@@ -928,7 +928,7 @@
               <w:rPr>
                 <w:sz w:val="15"/>
               </w:rPr>
-              <w:t>621</w:t>
+              <w:t>731</w:t>
             </w:r>
           </w:p>
         </w:tc>
@@ -942,7 +942,7 @@
               <w:rPr>
                 <w:sz w:val="15"/>
               </w:rPr>
-              <w:t>2123/2484</w:t>
+              <w:t>2255/2924</w:t>
             </w:r>
           </w:p>
         </w:tc>
@@ -956,7 +956,7 @@
               <w:rPr>
                 <w:sz w:val="15"/>
               </w:rPr>
-              <w:t>85.5%  █████████·</w:t>
+              <w:t>77.1%  ████████··</w:t>
             </w:r>
           </w:p>
         </w:tc>
@@ -970,7 +970,7 @@
               <w:rPr>
                 <w:sz w:val="15"/>
               </w:rPr>
-              <w:t>60.0%</w:t>
+              <w:t>55.5%</w:t>
             </w:r>
           </w:p>
         </w:tc>
@@ -984,7 +984,7 @@
               <w:rPr>
                 <w:sz w:val="15"/>
               </w:rPr>
-              <w:t>489  (78.7%)</w:t>
+              <w:t>489  (66.9%)</w:t>
             </w:r>
           </w:p>
         </w:tc>
@@ -998,7 +998,7 @@
               <w:rPr>
                 <w:sz w:val="15"/>
               </w:rPr>
-              <w:t>contact_angle_water | surface_energy — 132종</w:t>
+              <w:t>contact_angle_water | surface_energy — 235종</w:t>
             </w:r>
           </w:p>
         </w:tc>
@@ -1028,7 +1028,7 @@
               <w:rPr>
                 <w:sz w:val="15"/>
               </w:rPr>
-              <w:t>478</w:t>
+              <w:t>567</w:t>
             </w:r>
           </w:p>
         </w:tc>
@@ -1042,7 +1042,7 @@
               <w:rPr>
                 <w:sz w:val="15"/>
               </w:rPr>
-              <w:t>1639/1912</w:t>
+              <w:t>1733/2268</w:t>
             </w:r>
           </w:p>
         </w:tc>
@@ -1056,7 +1056,7 @@
               <w:rPr>
                 <w:sz w:val="15"/>
               </w:rPr>
-              <w:t>85.7%  █████████·</w:t>
+              <w:t>76.4%  ████████··</w:t>
             </w:r>
           </w:p>
         </w:tc>
@@ -1070,7 +1070,7 @@
               <w:rPr>
                 <w:sz w:val="15"/>
               </w:rPr>
-              <w:t>55.4%</w:t>
+              <w:t>50.8%</w:t>
             </w:r>
           </w:p>
         </w:tc>
@@ -1084,7 +1084,7 @@
               <w:rPr>
                 <w:sz w:val="15"/>
               </w:rPr>
-              <w:t>363  (75.9%)</w:t>
+              <w:t>363  (64.0%)</w:t>
             </w:r>
           </w:p>
         </w:tc>
@@ -1098,7 +1098,7 @@
               <w:rPr>
                 <w:sz w:val="15"/>
               </w:rPr>
-              <w:t>water_vapor_transmission | gas_perme — 92종</w:t>
+              <w:t>water_vapor_transmission | gas_perme — 181종</w:t>
             </w:r>
           </w:p>
         </w:tc>
@@ -1228,7 +1228,7 @@
               <w:rPr>
                 <w:sz w:val="15"/>
               </w:rPr>
-              <w:t>217</w:t>
+              <w:t>229</w:t>
             </w:r>
           </w:p>
         </w:tc>
@@ -1242,7 +1242,7 @@
               <w:rPr>
                 <w:sz w:val="15"/>
               </w:rPr>
-              <w:t>340/434</w:t>
+              <w:t>345/458</w:t>
             </w:r>
           </w:p>
         </w:tc>
@@ -1256,7 +1256,7 @@
               <w:rPr>
                 <w:sz w:val="15"/>
               </w:rPr>
-              <w:t>78.3%  ████████··</w:t>
+              <w:t>75.3%  ████████··</w:t>
             </w:r>
           </w:p>
         </w:tc>
@@ -1270,7 +1270,7 @@
               <w:rPr>
                 <w:sz w:val="15"/>
               </w:rPr>
-              <w:t>62.0%</w:t>
+              <w:t>59.8%</w:t>
             </w:r>
           </w:p>
         </w:tc>
@@ -1284,7 +1284,7 @@
               <w:rPr>
                 <w:sz w:val="15"/>
               </w:rPr>
-              <w:t>141  (65.0%)</w:t>
+              <w:t>141  (61.6%)</w:t>
             </w:r>
           </w:p>
         </w:tc>
@@ -1298,7 +1298,7 @@
               <w:rPr>
                 <w:sz w:val="15"/>
               </w:rPr>
-              <w:t>peel_strength | lap_shear_strength | — 62종</w:t>
+              <w:t>peel_strength | lap_shear_strength | — 74종</w:t>
             </w:r>
           </w:p>
         </w:tc>
@@ -1328,7 +1328,7 @@
               <w:rPr>
                 <w:sz w:val="15"/>
               </w:rPr>
-              <w:t>621</w:t>
+              <w:t>731</w:t>
             </w:r>
           </w:p>
         </w:tc>
@@ -1342,7 +1342,7 @@
               <w:rPr>
                 <w:sz w:val="15"/>
               </w:rPr>
-              <w:t>544/621</w:t>
+              <w:t>544/731</w:t>
             </w:r>
           </w:p>
         </w:tc>
@@ -1356,7 +1356,7 @@
               <w:rPr>
                 <w:sz w:val="15"/>
               </w:rPr>
-              <w:t>87.6%  █████████·</w:t>
+              <w:t>74.4%  ███████···</w:t>
             </w:r>
           </w:p>
         </w:tc>
@@ -1370,7 +1370,7 @@
               <w:rPr>
                 <w:sz w:val="15"/>
               </w:rPr>
-              <w:t>65.9%</w:t>
+              <w:t>56.0%</w:t>
             </w:r>
           </w:p>
         </w:tc>
@@ -1384,7 +1384,7 @@
               <w:rPr>
                 <w:sz w:val="15"/>
               </w:rPr>
-              <w:t>544  (87.6%)</w:t>
+              <w:t>544  (74.4%)</w:t>
             </w:r>
           </w:p>
         </w:tc>
@@ -1398,7 +1398,7 @@
               <w:rPr>
                 <w:sz w:val="15"/>
               </w:rPr>
-              <w:t>dielectric_constant | resistivity_vo — 77종</w:t>
+              <w:t>dielectric_constant | resistivity_vo — 187종</w:t>
             </w:r>
           </w:p>
         </w:tc>
@@ -1428,7 +1428,7 @@
               <w:rPr>
                 <w:sz w:val="15"/>
               </w:rPr>
-              <w:t>234</w:t>
+              <w:t>335</w:t>
             </w:r>
           </w:p>
         </w:tc>
@@ -1442,7 +1442,7 @@
               <w:rPr>
                 <w:sz w:val="15"/>
               </w:rPr>
-              <w:t>522/702</w:t>
+              <w:t>574/1005</w:t>
             </w:r>
           </w:p>
         </w:tc>
@@ -1456,7 +1456,7 @@
               <w:rPr>
                 <w:sz w:val="15"/>
               </w:rPr>
-              <w:t>74.4%  ███████···</w:t>
+              <w:t>57.1%  ██████····</w:t>
             </w:r>
           </w:p>
         </w:tc>
@@ -1470,7 +1470,7 @@
               <w:rPr>
                 <w:sz w:val="15"/>
               </w:rPr>
-              <w:t>62.5%</w:t>
+              <w:t>48.9%</w:t>
             </w:r>
           </w:p>
         </w:tc>
@@ -1484,7 +1484,7 @@
               <w:rPr>
                 <w:sz w:val="15"/>
               </w:rPr>
-              <w:t>122  (52.1%)</w:t>
+              <w:t>122  (36.4%)</w:t>
             </w:r>
           </w:p>
         </w:tc>
@@ -1498,7 +1498,7 @@
               <w:rPr>
                 <w:sz w:val="15"/>
               </w:rPr>
-              <w:t>fatigue_strength_coefficient | fatig — 112종</w:t>
+              <w:t>fatigue_strength_coefficient | fatig — 213종</w:t>
             </w:r>
           </w:p>
         </w:tc>
@@ -1528,7 +1528,7 @@
               <w:rPr>
                 <w:sz w:val="15"/>
               </w:rPr>
-              <w:t>55</w:t>
+              <w:t>62</w:t>
             </w:r>
           </w:p>
         </w:tc>
@@ -1542,7 +1542,7 @@
               <w:rPr>
                 <w:sz w:val="15"/>
               </w:rPr>
-              <w:t>55/55</w:t>
+              <w:t>55/62</w:t>
             </w:r>
           </w:p>
         </w:tc>
@@ -1556,7 +1556,7 @@
               <w:rPr>
                 <w:sz w:val="15"/>
               </w:rPr>
-              <w:t>100.0%  ██████████</w:t>
+              <w:t>88.7%  █████████·</w:t>
             </w:r>
           </w:p>
         </w:tc>
@@ -1570,7 +1570,7 @@
               <w:rPr>
                 <w:sz w:val="15"/>
               </w:rPr>
-              <w:t>100.0%</w:t>
+              <w:t>88.7%</w:t>
             </w:r>
           </w:p>
         </w:tc>
@@ -1584,7 +1584,7 @@
               <w:rPr>
                 <w:sz w:val="15"/>
               </w:rPr>
-              <w:t>55  (100.0%)</w:t>
+              <w:t>55  (88.7%)</w:t>
             </w:r>
           </w:p>
         </w:tc>
@@ -1598,7 +1598,7 @@
               <w:rPr>
                 <w:sz w:val="15"/>
               </w:rPr>
-              <w:t>— — 0종</w:t>
+              <w:t>excited_state_lifetime | stern_volme — 7종</w:t>
             </w:r>
           </w:p>
         </w:tc>
@@ -1714,7 +1714,7 @@
           <w:b/>
           <w:sz w:val="19"/>
         </w:rPr>
-        <w:t>**실측기반**은 tier4(가정·계산)를 뺀 값이다. 두 열의 차이 약 5,151칸이 가정값으로 채워진 부분이다. 해석을 돌리기 위해 칸을 닫는 것과, 그 값이 실측에 근거하는 것은 다른 문제다 — 둘을 나란히 둔다.</w:t>
+        <w:t>**실측기반**은 tier4(가정·계산)를 뺀 값이다. 두 열의 차이 약 5,154칸이 가정값으로 채워진 부분이다. 해석을 돌리기 위해 칸을 닫는 것과, 그 값이 실측에 근거하는 것은 다른 문제다 — 둘을 나란히 둔다.</w:t>
       </w:r>
     </w:p>
     <w:p>
@@ -1813,7 +1813,7 @@
               <w:rPr>
                 <w:sz w:val="16"/>
               </w:rPr>
-              <w:t>산소소광-발광체 100.0% · 초탄성(실링·완충) 97.9% · 열전달·방열 87.6% · 전기·EMI 87.6% · 구조·강성 87.4% · 열응력·워피지 87.4% · 폴더블 벤딩 82.0% · 결로(표면) 78.7% · 산소확산-매트릭스 77.0% · 결로(투습) 75.9% · 낙하·충격 74.2% · 접착·박리 65.0% · 피로·수명 52.1%</w:t>
+              <w:t>초탄성(실링·완충) 97.9% · 산소소광-발광체 88.7% · 폴더블 벤딩 77.7% · 산소확산-매트릭스 77.0% · 구조·강성 75.6% · 열전달·방열 74.8% · 전기·EMI 74.4% · 열응력·워피지 74.3% · 결로(표면) 66.9% · 결로(투습) 64.0% · 낙하·충격 63.1% · 접착·박리 61.6%</w:t>
             </w:r>
           </w:p>
         </w:tc>
@@ -1857,7 +1857,7 @@
               <w:rPr>
                 <w:sz w:val="16"/>
               </w:rPr>
-              <w:t>해당 없음</w:t>
+              <w:t>피로·수명 36.4%</w:t>
             </w:r>
           </w:p>
         </w:tc>
@@ -2113,7 +2113,7 @@
               <w:rPr>
                 <w:sz w:val="16"/>
               </w:rPr>
-              <w:t>621종</w:t>
+              <w:t>731종</w:t>
             </w:r>
           </w:p>
         </w:tc>
@@ -2127,7 +2127,7 @@
               <w:rPr>
                 <w:sz w:val="16"/>
               </w:rPr>
-              <w:t>1635/1863  (87.8%)</w:t>
+              <w:t>1701/2193  (77.6%)</w:t>
             </w:r>
           </w:p>
         </w:tc>
@@ -2141,7 +2141,7 @@
               <w:rPr>
                 <w:sz w:val="16"/>
               </w:rPr>
-              <w:t>51.4%</w:t>
+              <w:t>46.6%</w:t>
             </w:r>
           </w:p>
         </w:tc>
@@ -2155,7 +2155,7 @@
               <w:rPr>
                 <w:sz w:val="16"/>
               </w:rPr>
-              <w:t>543종  (87.4%)</w:t>
+              <w:t>553종  (75.6%)</w:t>
             </w:r>
           </w:p>
         </w:tc>
@@ -2169,7 +2169,7 @@
               <w:rPr>
                 <w:sz w:val="16"/>
               </w:rPr>
-              <w:t>182종  (29.3%)</w:t>
+              <w:t>192종  (26.3%)</w:t>
             </w:r>
           </w:p>
         </w:tc>
@@ -2256,7 +2256,7 @@
               <w:rPr>
                 <w:sz w:val="16"/>
               </w:rPr>
-              <w:t>77종</w:t>
+              <w:t>176종</w:t>
             </w:r>
           </w:p>
         </w:tc>
@@ -2272,7 +2272,7 @@
               <w:rPr>
                 <w:sz w:val="16"/>
               </w:rPr>
-              <w:t>density</w:t>
+              <w:t>youngs_modulus</w:t>
             </w:r>
           </w:p>
         </w:tc>
@@ -2286,7 +2286,7 @@
               <w:rPr>
                 <w:sz w:val="16"/>
               </w:rPr>
-              <w:t>77종</w:t>
+              <w:t>160종</w:t>
             </w:r>
           </w:p>
         </w:tc>
@@ -2302,7 +2302,7 @@
               <w:rPr>
                 <w:sz w:val="16"/>
               </w:rPr>
-              <w:t>youngs_modulus</w:t>
+              <w:t>density</w:t>
             </w:r>
           </w:p>
         </w:tc>
@@ -2316,7 +2316,7 @@
               <w:rPr>
                 <w:sz w:val="16"/>
               </w:rPr>
-              <w:t>74종</w:t>
+              <w:t>156종</w:t>
             </w:r>
           </w:p>
         </w:tc>
@@ -2445,7 +2445,7 @@
               <w:rPr>
                 <w:sz w:val="16"/>
               </w:rPr>
-              <w:t>621종</w:t>
+              <w:t>731종</w:t>
             </w:r>
           </w:p>
         </w:tc>
@@ -2459,7 +2459,7 @@
               <w:rPr>
                 <w:sz w:val="16"/>
               </w:rPr>
-              <w:t>2591/3105  (83.4%)</w:t>
+              <w:t>2657/3655  (72.7%)</w:t>
             </w:r>
           </w:p>
         </w:tc>
@@ -2473,7 +2473,7 @@
               <w:rPr>
                 <w:sz w:val="16"/>
               </w:rPr>
-              <w:t>43.1%</w:t>
+              <w:t>38.4%</w:t>
             </w:r>
           </w:p>
         </w:tc>
@@ -2487,7 +2487,7 @@
               <w:rPr>
                 <w:sz w:val="16"/>
               </w:rPr>
-              <w:t>461종  (74.2%)</w:t>
+              <w:t>461종  (63.1%)</w:t>
             </w:r>
           </w:p>
         </w:tc>
@@ -2501,7 +2501,7 @@
               <w:rPr>
                 <w:sz w:val="16"/>
               </w:rPr>
-              <w:t>75종  (12.1%)</w:t>
+              <w:t>75종  (10.3%)</w:t>
             </w:r>
           </w:p>
         </w:tc>
@@ -2588,7 +2588,7 @@
               <w:rPr>
                 <w:sz w:val="16"/>
               </w:rPr>
-              <w:t>157종</w:t>
+              <w:t>267종</w:t>
             </w:r>
           </w:p>
         </w:tc>
@@ -2618,7 +2618,7 @@
               <w:rPr>
                 <w:sz w:val="16"/>
               </w:rPr>
-              <w:t>129종</w:t>
+              <w:t>239종</w:t>
             </w:r>
           </w:p>
         </w:tc>
@@ -2648,7 +2648,7 @@
               <w:rPr>
                 <w:sz w:val="16"/>
               </w:rPr>
-              <w:t>77종</w:t>
+              <w:t>176종</w:t>
             </w:r>
           </w:p>
         </w:tc>
@@ -2664,7 +2664,7 @@
               <w:rPr>
                 <w:sz w:val="16"/>
               </w:rPr>
-              <w:t>density</w:t>
+              <w:t>youngs_modulus</w:t>
             </w:r>
           </w:p>
         </w:tc>
@@ -2678,7 +2678,7 @@
               <w:rPr>
                 <w:sz w:val="16"/>
               </w:rPr>
-              <w:t>77종</w:t>
+              <w:t>160종</w:t>
             </w:r>
           </w:p>
         </w:tc>
@@ -2694,7 +2694,7 @@
               <w:rPr>
                 <w:sz w:val="16"/>
               </w:rPr>
-              <w:t>youngs_modulus</w:t>
+              <w:t>density</w:t>
             </w:r>
           </w:p>
         </w:tc>
@@ -2708,7 +2708,7 @@
               <w:rPr>
                 <w:sz w:val="16"/>
               </w:rPr>
-              <w:t>74종</w:t>
+              <w:t>156종</w:t>
             </w:r>
           </w:p>
         </w:tc>
@@ -2837,7 +2837,7 @@
               <w:rPr>
                 <w:sz w:val="16"/>
               </w:rPr>
-              <w:t>621종</w:t>
+              <w:t>731종</w:t>
             </w:r>
           </w:p>
         </w:tc>
@@ -2851,7 +2851,7 @@
               <w:rPr>
                 <w:sz w:val="16"/>
               </w:rPr>
-              <w:t>1634/1863  (87.7%)</w:t>
+              <w:t>1759/2193  (80.2%)</w:t>
             </w:r>
           </w:p>
         </w:tc>
@@ -2865,7 +2865,7 @@
               <w:rPr>
                 <w:sz w:val="16"/>
               </w:rPr>
-              <w:t>59.4%</w:t>
+              <w:t>56.2%</w:t>
             </w:r>
           </w:p>
         </w:tc>
@@ -2879,7 +2879,7 @@
               <w:rPr>
                 <w:sz w:val="16"/>
               </w:rPr>
-              <w:t>544종  (87.6%)</w:t>
+              <w:t>547종  (74.8%)</w:t>
             </w:r>
           </w:p>
         </w:tc>
@@ -2893,7 +2893,7 @@
               <w:rPr>
                 <w:sz w:val="16"/>
               </w:rPr>
-              <w:t>212종  (34.1%)</w:t>
+              <w:t>215종  (29.4%)</w:t>
             </w:r>
           </w:p>
         </w:tc>
@@ -2966,7 +2966,7 @@
               <w:rPr>
                 <w:sz w:val="16"/>
               </w:rPr>
-              <w:t>density</w:t>
+              <w:t>specific_heat</w:t>
             </w:r>
           </w:p>
         </w:tc>
@@ -2980,7 +2980,7 @@
               <w:rPr>
                 <w:sz w:val="16"/>
               </w:rPr>
-              <w:t>77종</w:t>
+              <w:t>179종</w:t>
             </w:r>
           </w:p>
         </w:tc>
@@ -2996,7 +2996,7 @@
               <w:rPr>
                 <w:sz w:val="16"/>
               </w:rPr>
-              <w:t>conductivity</w:t>
+              <w:t>density</w:t>
             </w:r>
           </w:p>
         </w:tc>
@@ -3010,7 +3010,7 @@
               <w:rPr>
                 <w:sz w:val="16"/>
               </w:rPr>
-              <w:t>76종</w:t>
+              <w:t>156종</w:t>
             </w:r>
           </w:p>
         </w:tc>
@@ -3026,7 +3026,7 @@
               <w:rPr>
                 <w:sz w:val="16"/>
               </w:rPr>
-              <w:t>specific_heat</w:t>
+              <w:t>conductivity</w:t>
             </w:r>
           </w:p>
         </w:tc>
@@ -3040,7 +3040,7 @@
               <w:rPr>
                 <w:sz w:val="16"/>
               </w:rPr>
-              <w:t>76종</w:t>
+              <w:t>99종</w:t>
             </w:r>
           </w:p>
         </w:tc>
@@ -3169,7 +3169,7 @@
               <w:rPr>
                 <w:sz w:val="16"/>
               </w:rPr>
-              <w:t>621종</w:t>
+              <w:t>731종</w:t>
             </w:r>
           </w:p>
         </w:tc>
@@ -3183,7 +3183,7 @@
               <w:rPr>
                 <w:sz w:val="16"/>
               </w:rPr>
-              <w:t>2178/2484  (87.7%)</w:t>
+              <w:t>2275/2924  (77.8%)</w:t>
             </w:r>
           </w:p>
         </w:tc>
@@ -3197,7 +3197,7 @@
               <w:rPr>
                 <w:sz w:val="16"/>
               </w:rPr>
-              <w:t>52.4%</w:t>
+              <w:t>47.8%</w:t>
             </w:r>
           </w:p>
         </w:tc>
@@ -3211,7 +3211,7 @@
               <w:rPr>
                 <w:sz w:val="16"/>
               </w:rPr>
-              <w:t>543종  (87.4%)</w:t>
+              <w:t>543종  (74.3%)</w:t>
             </w:r>
           </w:p>
         </w:tc>
@@ -3225,7 +3225,7 @@
               <w:rPr>
                 <w:sz w:val="16"/>
               </w:rPr>
-              <w:t>173종  (27.9%)</w:t>
+              <w:t>173종  (23.7%)</w:t>
             </w:r>
           </w:p>
         </w:tc>
@@ -3298,7 +3298,7 @@
               <w:rPr>
                 <w:sz w:val="16"/>
               </w:rPr>
-              <w:t>expansion_linear</w:t>
+              <w:t>poisson_ratio</w:t>
             </w:r>
           </w:p>
         </w:tc>
@@ -3312,7 +3312,7 @@
               <w:rPr>
                 <w:sz w:val="16"/>
               </w:rPr>
-              <w:t>78종</w:t>
+              <w:t>176종</w:t>
             </w:r>
           </w:p>
         </w:tc>
@@ -3328,7 +3328,7 @@
               <w:rPr>
                 <w:sz w:val="16"/>
               </w:rPr>
-              <w:t>poisson_ratio</w:t>
+              <w:t>youngs_modulus</w:t>
             </w:r>
           </w:p>
         </w:tc>
@@ -3342,7 +3342,7 @@
               <w:rPr>
                 <w:sz w:val="16"/>
               </w:rPr>
-              <w:t>77종</w:t>
+              <w:t>160종</w:t>
             </w:r>
           </w:p>
         </w:tc>
@@ -3358,7 +3358,7 @@
               <w:rPr>
                 <w:sz w:val="16"/>
               </w:rPr>
-              <w:t>density</w:t>
+              <w:t>expansion_linear</w:t>
             </w:r>
           </w:p>
         </w:tc>
@@ -3372,7 +3372,7 @@
               <w:rPr>
                 <w:sz w:val="16"/>
               </w:rPr>
-              <w:t>77종</w:t>
+              <w:t>157종</w:t>
             </w:r>
           </w:p>
         </w:tc>
@@ -3388,7 +3388,7 @@
               <w:rPr>
                 <w:sz w:val="16"/>
               </w:rPr>
-              <w:t>youngs_modulus</w:t>
+              <w:t>density</w:t>
             </w:r>
           </w:p>
         </w:tc>
@@ -3402,7 +3402,7 @@
               <w:rPr>
                 <w:sz w:val="16"/>
               </w:rPr>
-              <w:t>74종</w:t>
+              <w:t>156종</w:t>
             </w:r>
           </w:p>
         </w:tc>
@@ -3531,7 +3531,7 @@
               <w:rPr>
                 <w:sz w:val="16"/>
               </w:rPr>
-              <w:t>217종</w:t>
+              <w:t>229종</w:t>
             </w:r>
           </w:p>
         </w:tc>
@@ -3545,7 +3545,7 @@
               <w:rPr>
                 <w:sz w:val="16"/>
               </w:rPr>
-              <w:t>733/868  (84.4%)</w:t>
+              <w:t>745/916  (81.3%)</w:t>
             </w:r>
           </w:p>
         </w:tc>
@@ -3559,7 +3559,7 @@
               <w:rPr>
                 <w:sz w:val="16"/>
               </w:rPr>
-              <w:t>51.3%</w:t>
+              <w:t>49.9%</w:t>
             </w:r>
           </w:p>
         </w:tc>
@@ -3573,7 +3573,7 @@
               <w:rPr>
                 <w:sz w:val="16"/>
               </w:rPr>
-              <w:t>178종  (82.0%)</w:t>
+              <w:t>178종  (77.7%)</w:t>
             </w:r>
           </w:p>
         </w:tc>
@@ -3587,7 +3587,7 @@
               <w:rPr>
                 <w:sz w:val="16"/>
               </w:rPr>
-              <w:t>43종  (19.8%)</w:t>
+              <w:t>43종  (18.8%)</w:t>
             </w:r>
           </w:p>
         </w:tc>
@@ -3674,7 +3674,7 @@
               <w:rPr>
                 <w:sz w:val="16"/>
               </w:rPr>
-              <w:t>39종</w:t>
+              <w:t>50종</w:t>
             </w:r>
           </w:p>
         </w:tc>
@@ -3690,7 +3690,7 @@
               <w:rPr>
                 <w:sz w:val="16"/>
               </w:rPr>
-              <w:t>youngs_modulus</w:t>
+              <w:t>poisson_ratio</w:t>
             </w:r>
           </w:p>
         </w:tc>
@@ -3704,7 +3704,7 @@
               <w:rPr>
                 <w:sz w:val="16"/>
               </w:rPr>
-              <w:t>32종</w:t>
+              <w:t>43종</w:t>
             </w:r>
           </w:p>
         </w:tc>
@@ -3720,7 +3720,7 @@
               <w:rPr>
                 <w:sz w:val="16"/>
               </w:rPr>
-              <w:t>poisson_ratio</w:t>
+              <w:t>youngs_modulus</w:t>
             </w:r>
           </w:p>
         </w:tc>
@@ -3734,7 +3734,7 @@
               <w:rPr>
                 <w:sz w:val="16"/>
               </w:rPr>
-              <w:t>32종</w:t>
+              <w:t>39종</w:t>
             </w:r>
           </w:p>
         </w:tc>
@@ -3764,7 +3764,7 @@
               <w:rPr>
                 <w:sz w:val="16"/>
               </w:rPr>
-              <w:t>32종</w:t>
+              <w:t>39종</w:t>
             </w:r>
           </w:p>
         </w:tc>
@@ -3893,7 +3893,7 @@
               <w:rPr>
                 <w:sz w:val="16"/>
               </w:rPr>
-              <w:t>621종</w:t>
+              <w:t>731종</w:t>
             </w:r>
           </w:p>
         </w:tc>
@@ -3907,7 +3907,7 @@
               <w:rPr>
                 <w:sz w:val="16"/>
               </w:rPr>
-              <w:t>2123/2484  (85.5%)</w:t>
+              <w:t>2255/2924  (77.1%)</w:t>
             </w:r>
           </w:p>
         </w:tc>
@@ -3921,7 +3921,7 @@
               <w:rPr>
                 <w:sz w:val="16"/>
               </w:rPr>
-              <w:t>60.0%</w:t>
+              <w:t>55.5%</w:t>
             </w:r>
           </w:p>
         </w:tc>
@@ -3935,7 +3935,7 @@
               <w:rPr>
                 <w:sz w:val="16"/>
               </w:rPr>
-              <w:t>489종  (78.7%)</w:t>
+              <w:t>489종  (66.9%)</w:t>
             </w:r>
           </w:p>
         </w:tc>
@@ -3949,7 +3949,7 @@
               <w:rPr>
                 <w:sz w:val="16"/>
               </w:rPr>
-              <w:t>192종  (30.9%)</w:t>
+              <w:t>192종  (26.3%)</w:t>
             </w:r>
           </w:p>
         </w:tc>
@@ -4036,7 +4036,7 @@
               <w:rPr>
                 <w:sz w:val="16"/>
               </w:rPr>
-              <w:t>132종</w:t>
+              <w:t>235종</w:t>
             </w:r>
           </w:p>
         </w:tc>
@@ -4052,7 +4052,7 @@
               <w:rPr>
                 <w:sz w:val="16"/>
               </w:rPr>
-              <w:t>density</w:t>
+              <w:t>specific_heat</w:t>
             </w:r>
           </w:p>
         </w:tc>
@@ -4066,7 +4066,7 @@
               <w:rPr>
                 <w:sz w:val="16"/>
               </w:rPr>
-              <w:t>77종</w:t>
+              <w:t>179종</w:t>
             </w:r>
           </w:p>
         </w:tc>
@@ -4082,7 +4082,7 @@
               <w:rPr>
                 <w:sz w:val="16"/>
               </w:rPr>
-              <w:t>conductivity</w:t>
+              <w:t>density</w:t>
             </w:r>
           </w:p>
         </w:tc>
@@ -4096,7 +4096,7 @@
               <w:rPr>
                 <w:sz w:val="16"/>
               </w:rPr>
-              <w:t>76종</w:t>
+              <w:t>156종</w:t>
             </w:r>
           </w:p>
         </w:tc>
@@ -4112,7 +4112,7 @@
               <w:rPr>
                 <w:sz w:val="16"/>
               </w:rPr>
-              <w:t>specific_heat</w:t>
+              <w:t>conductivity</w:t>
             </w:r>
           </w:p>
         </w:tc>
@@ -4126,7 +4126,7 @@
               <w:rPr>
                 <w:sz w:val="16"/>
               </w:rPr>
-              <w:t>76종</w:t>
+              <w:t>99종</w:t>
             </w:r>
           </w:p>
         </w:tc>
@@ -4255,7 +4255,7 @@
               <w:rPr>
                 <w:sz w:val="16"/>
               </w:rPr>
-              <w:t>478종</w:t>
+              <w:t>567종</w:t>
             </w:r>
           </w:p>
         </w:tc>
@@ -4269,7 +4269,7 @@
               <w:rPr>
                 <w:sz w:val="16"/>
               </w:rPr>
-              <w:t>1639/1912  (85.7%)</w:t>
+              <w:t>1733/2268  (76.4%)</w:t>
             </w:r>
           </w:p>
         </w:tc>
@@ -4283,7 +4283,7 @@
               <w:rPr>
                 <w:sz w:val="16"/>
               </w:rPr>
-              <w:t>55.4%</w:t>
+              <w:t>50.8%</w:t>
             </w:r>
           </w:p>
         </w:tc>
@@ -4297,7 +4297,7 @@
               <w:rPr>
                 <w:sz w:val="16"/>
               </w:rPr>
-              <w:t>363종  (75.9%)</w:t>
+              <w:t>363종  (64.0%)</w:t>
             </w:r>
           </w:p>
         </w:tc>
@@ -4311,7 +4311,7 @@
               <w:rPr>
                 <w:sz w:val="16"/>
               </w:rPr>
-              <w:t>115종  (24.1%)</w:t>
+              <w:t>115종  (20.3%)</w:t>
             </w:r>
           </w:p>
         </w:tc>
@@ -4398,7 +4398,7 @@
               <w:rPr>
                 <w:sz w:val="16"/>
               </w:rPr>
-              <w:t>92종</w:t>
+              <w:t>181종</w:t>
             </w:r>
           </w:p>
         </w:tc>
@@ -4414,7 +4414,7 @@
               <w:rPr>
                 <w:sz w:val="16"/>
               </w:rPr>
-              <w:t>density</w:t>
+              <w:t>specific_heat</w:t>
             </w:r>
           </w:p>
         </w:tc>
@@ -4428,7 +4428,7 @@
               <w:rPr>
                 <w:sz w:val="16"/>
               </w:rPr>
-              <w:t>61종</w:t>
+              <w:t>149종</w:t>
             </w:r>
           </w:p>
         </w:tc>
@@ -4444,7 +4444,7 @@
               <w:rPr>
                 <w:sz w:val="16"/>
               </w:rPr>
-              <w:t>conductivity</w:t>
+              <w:t>density</w:t>
             </w:r>
           </w:p>
         </w:tc>
@@ -4458,7 +4458,7 @@
               <w:rPr>
                 <w:sz w:val="16"/>
               </w:rPr>
-              <w:t>60종</w:t>
+              <w:t>135종</w:t>
             </w:r>
           </w:p>
         </w:tc>
@@ -4474,7 +4474,7 @@
               <w:rPr>
                 <w:sz w:val="16"/>
               </w:rPr>
-              <w:t>specific_heat</w:t>
+              <w:t>conductivity</w:t>
             </w:r>
           </w:p>
         </w:tc>
@@ -4488,7 +4488,7 @@
               <w:rPr>
                 <w:sz w:val="16"/>
               </w:rPr>
-              <w:t>60종</w:t>
+              <w:t>70종</w:t>
             </w:r>
           </w:p>
         </w:tc>
@@ -4919,7 +4919,7 @@
               <w:rPr>
                 <w:sz w:val="16"/>
               </w:rPr>
-              <w:t>217종</w:t>
+              <w:t>229종</w:t>
             </w:r>
           </w:p>
         </w:tc>
@@ -4933,7 +4933,7 @@
               <w:rPr>
                 <w:sz w:val="16"/>
               </w:rPr>
-              <w:t>340/434  (78.3%)</w:t>
+              <w:t>345/458  (75.3%)</w:t>
             </w:r>
           </w:p>
         </w:tc>
@@ -4947,7 +4947,7 @@
               <w:rPr>
                 <w:sz w:val="16"/>
               </w:rPr>
-              <w:t>62.0%</w:t>
+              <w:t>59.8%</w:t>
             </w:r>
           </w:p>
         </w:tc>
@@ -4961,7 +4961,7 @@
               <w:rPr>
                 <w:sz w:val="16"/>
               </w:rPr>
-              <w:t>141종  (65.0%)</w:t>
+              <w:t>141종  (61.6%)</w:t>
             </w:r>
           </w:p>
         </w:tc>
@@ -4975,7 +4975,7 @@
               <w:rPr>
                 <w:sz w:val="16"/>
               </w:rPr>
-              <w:t>77종  (35.5%)</w:t>
+              <w:t>77종  (33.6%)</w:t>
             </w:r>
           </w:p>
         </w:tc>
@@ -5062,7 +5062,7 @@
               <w:rPr>
                 <w:sz w:val="16"/>
               </w:rPr>
-              <w:t>62종</w:t>
+              <w:t>74종</w:t>
             </w:r>
           </w:p>
         </w:tc>
@@ -5092,7 +5092,7 @@
               <w:rPr>
                 <w:sz w:val="16"/>
               </w:rPr>
-              <w:t>32종</w:t>
+              <w:t>39종</w:t>
             </w:r>
           </w:p>
         </w:tc>
@@ -5221,7 +5221,7 @@
               <w:rPr>
                 <w:sz w:val="16"/>
               </w:rPr>
-              <w:t>621종</w:t>
+              <w:t>731종</w:t>
             </w:r>
           </w:p>
         </w:tc>
@@ -5235,7 +5235,7 @@
               <w:rPr>
                 <w:sz w:val="16"/>
               </w:rPr>
-              <w:t>544/621  (87.6%)</w:t>
+              <w:t>544/731  (74.4%)</w:t>
             </w:r>
           </w:p>
         </w:tc>
@@ -5249,7 +5249,7 @@
               <w:rPr>
                 <w:sz w:val="16"/>
               </w:rPr>
-              <w:t>65.9%</w:t>
+              <w:t>56.0%</w:t>
             </w:r>
           </w:p>
         </w:tc>
@@ -5263,7 +5263,7 @@
               <w:rPr>
                 <w:sz w:val="16"/>
               </w:rPr>
-              <w:t>544종  (87.6%)</w:t>
+              <w:t>544종  (74.4%)</w:t>
             </w:r>
           </w:p>
         </w:tc>
@@ -5277,7 +5277,7 @@
               <w:rPr>
                 <w:sz w:val="16"/>
               </w:rPr>
-              <w:t>409종  (65.9%)</w:t>
+              <w:t>409종  (56.0%)</w:t>
             </w:r>
           </w:p>
         </w:tc>
@@ -5364,7 +5364,7 @@
               <w:rPr>
                 <w:sz w:val="16"/>
               </w:rPr>
-              <w:t>77종</w:t>
+              <w:t>187종</w:t>
             </w:r>
           </w:p>
         </w:tc>
@@ -5493,7 +5493,7 @@
               <w:rPr>
                 <w:sz w:val="16"/>
               </w:rPr>
-              <w:t>234종</w:t>
+              <w:t>335종</w:t>
             </w:r>
           </w:p>
         </w:tc>
@@ -5507,7 +5507,7 @@
               <w:rPr>
                 <w:sz w:val="16"/>
               </w:rPr>
-              <w:t>522/702  (74.4%)</w:t>
+              <w:t>574/1005  (57.1%)</w:t>
             </w:r>
           </w:p>
         </w:tc>
@@ -5521,7 +5521,7 @@
               <w:rPr>
                 <w:sz w:val="16"/>
               </w:rPr>
-              <w:t>62.5%</w:t>
+              <w:t>48.9%</w:t>
             </w:r>
           </w:p>
         </w:tc>
@@ -5535,7 +5535,7 @@
               <w:rPr>
                 <w:sz w:val="16"/>
               </w:rPr>
-              <w:t>122종  (52.1%)</w:t>
+              <w:t>122종  (36.4%)</w:t>
             </w:r>
           </w:p>
         </w:tc>
@@ -5549,7 +5549,7 @@
               <w:rPr>
                 <w:sz w:val="16"/>
               </w:rPr>
-              <w:t>69종  (29.5%)</w:t>
+              <w:t>69종  (20.6%)</w:t>
             </w:r>
           </w:p>
         </w:tc>
@@ -5636,7 +5636,7 @@
               <w:rPr>
                 <w:sz w:val="16"/>
               </w:rPr>
-              <w:t>112종</w:t>
+              <w:t>213종</w:t>
             </w:r>
           </w:p>
         </w:tc>
@@ -5652,7 +5652,7 @@
               <w:rPr>
                 <w:sz w:val="16"/>
               </w:rPr>
-              <w:t>density</w:t>
+              <w:t>youngs_modulus</w:t>
             </w:r>
           </w:p>
         </w:tc>
@@ -5666,7 +5666,7 @@
               <w:rPr>
                 <w:sz w:val="16"/>
               </w:rPr>
-              <w:t>36종</w:t>
+              <w:t>112종</w:t>
             </w:r>
           </w:p>
         </w:tc>
@@ -5682,7 +5682,7 @@
               <w:rPr>
                 <w:sz w:val="16"/>
               </w:rPr>
-              <w:t>youngs_modulus</w:t>
+              <w:t>density</w:t>
             </w:r>
           </w:p>
         </w:tc>
@@ -5696,7 +5696,7 @@
               <w:rPr>
                 <w:sz w:val="16"/>
               </w:rPr>
-              <w:t>32종</w:t>
+              <w:t>106종</w:t>
             </w:r>
           </w:p>
         </w:tc>
@@ -5825,7 +5825,7 @@
               <w:rPr>
                 <w:sz w:val="16"/>
               </w:rPr>
-              <w:t>55종</w:t>
+              <w:t>62종</w:t>
             </w:r>
           </w:p>
         </w:tc>
@@ -5839,7 +5839,7 @@
               <w:rPr>
                 <w:sz w:val="16"/>
               </w:rPr>
-              <w:t>55/55  (100.0%)</w:t>
+              <w:t>55/62  (88.7%)</w:t>
             </w:r>
           </w:p>
         </w:tc>
@@ -5853,7 +5853,7 @@
               <w:rPr>
                 <w:sz w:val="16"/>
               </w:rPr>
-              <w:t>100.0%</w:t>
+              <w:t>88.7%</w:t>
             </w:r>
           </w:p>
         </w:tc>
@@ -5867,7 +5867,7 @@
               <w:rPr>
                 <w:sz w:val="16"/>
               </w:rPr>
-              <w:t>55종  (100.0%)</w:t>
+              <w:t>55종  (88.7%)</w:t>
             </w:r>
           </w:p>
         </w:tc>
@@ -5881,7 +5881,94 @@
               <w:rPr>
                 <w:sz w:val="16"/>
               </w:rPr>
-              <w:t>55종  (100.0%)</w:t>
+              <w:t>55종  (88.7%)</w:t>
+            </w:r>
+          </w:p>
+        </w:tc>
+      </w:tr>
+    </w:tbl>
+    <w:p/>
+    <w:p>
+      <w:pPr>
+        <w:spacing w:after="40"/>
+      </w:pPr>
+      <w:r>
+        <w:rPr>
+          <w:b/>
+          <w:sz w:val="19"/>
+        </w:rPr>
+        <w:t>비어 있는 칸</w:t>
+      </w:r>
+    </w:p>
+    <w:tbl>
+      <w:tblPr>
+        <w:tblStyle w:val="LightGrid-Accent1"/>
+        <w:tblW w:type="auto" w:w="0"/>
+        <w:jc w:val="center"/>
+        <w:tblLook w:firstColumn="1" w:firstRow="1" w:lastColumn="0" w:lastRow="0" w:noHBand="0" w:noVBand="1" w:val="04A0"/>
+      </w:tblPr>
+      <w:tblGrid>
+        <w:gridCol w:w="4320"/>
+        <w:gridCol w:w="4320"/>
+      </w:tblGrid>
+      <w:tr>
+        <w:tc>
+          <w:tcPr>
+            <w:tcW w:type="dxa" w:w="4320"/>
+          </w:tcPr>
+          <w:p>
+            <w:r/>
+            <w:r>
+              <w:rPr>
+                <w:b/>
+                <w:sz w:val="17"/>
+              </w:rPr>
+              <w:t>물성 / 택일군</w:t>
+            </w:r>
+          </w:p>
+        </w:tc>
+        <w:tc>
+          <w:tcPr>
+            <w:tcW w:type="dxa" w:w="4320"/>
+          </w:tcPr>
+          <w:p>
+            <w:r/>
+            <w:r>
+              <w:rPr>
+                <w:b/>
+                <w:sz w:val="17"/>
+              </w:rPr>
+              <w:t>미보유 재료 수</w:t>
+            </w:r>
+          </w:p>
+        </w:tc>
+      </w:tr>
+      <w:tr>
+        <w:tc>
+          <w:tcPr>
+            <w:tcW w:type="dxa" w:w="4320"/>
+          </w:tcPr>
+          <w:p>
+            <w:r/>
+            <w:r>
+              <w:rPr>
+                <w:sz w:val="16"/>
+              </w:rPr>
+              <w:t>excited_state_lifetime | stern_volmer_constant | bimolecular_quenching</w:t>
+            </w:r>
+          </w:p>
+        </w:tc>
+        <w:tc>
+          <w:tcPr>
+            <w:tcW w:type="dxa" w:w="4320"/>
+          </w:tcPr>
+          <w:p>
+            <w:r/>
+            <w:r>
+              <w:rPr>
+                <w:sz w:val="16"/>
+              </w:rPr>
+              <w:t>7종</w:t>
             </w:r>
           </w:p>
         </w:tc>
@@ -6182,7 +6269,7 @@
           <w:b w:val="0"/>
           <w:sz w:val="19"/>
         </w:rPr>
-        <w:t>물성 정의 165종 전부에 값이 하나 이상 있다(개통률 100%). 아래는 재료 621종 기준 보유율이다.</w:t>
+        <w:t>물성 정의 167종 전부에 값이 하나 이상 있다(개통률 100%). 아래는 재료 731종 기준 보유율이다.</w:t>
       </w:r>
     </w:p>
     <w:p>
@@ -6295,7 +6382,7 @@
               <w:rPr>
                 <w:sz w:val="15"/>
               </w:rPr>
-              <w:t>영률</w:t>
+              <w:t>열전도율</w:t>
             </w:r>
           </w:p>
         </w:tc>
@@ -6309,7 +6396,7 @@
               <w:rPr>
                 <w:sz w:val="15"/>
               </w:rPr>
-              <w:t>기계</w:t>
+              <w:t>열</w:t>
             </w:r>
           </w:p>
         </w:tc>
@@ -6323,7 +6410,7 @@
               <w:rPr>
                 <w:sz w:val="15"/>
               </w:rPr>
-              <w:t>547종</w:t>
+              <w:t>632종</w:t>
             </w:r>
           </w:p>
         </w:tc>
@@ -6337,7 +6424,7 @@
               <w:rPr>
                 <w:sz w:val="15"/>
               </w:rPr>
-              <w:t>88.1%  ███████████·</w:t>
+              <w:t>86.5%  ██████████··</w:t>
             </w:r>
           </w:p>
         </w:tc>
@@ -6351,7 +6438,7 @@
               <w:rPr>
                 <w:sz w:val="15"/>
               </w:rPr>
-              <w:t>1240건</w:t>
+              <w:t>931건</w:t>
             </w:r>
           </w:p>
         </w:tc>
@@ -6367,7 +6454,7 @@
               <w:rPr>
                 <w:sz w:val="15"/>
               </w:rPr>
-              <w:t>열전도율</w:t>
+              <w:t>밀도</w:t>
             </w:r>
           </w:p>
         </w:tc>
@@ -6381,7 +6468,7 @@
               <w:rPr>
                 <w:sz w:val="15"/>
               </w:rPr>
-              <w:t>열</w:t>
+              <w:t>물리</w:t>
             </w:r>
           </w:p>
         </w:tc>
@@ -6395,7 +6482,7 @@
               <w:rPr>
                 <w:sz w:val="15"/>
               </w:rPr>
-              <w:t>545종</w:t>
+              <w:t>575종</w:t>
             </w:r>
           </w:p>
         </w:tc>
@@ -6409,7 +6496,7 @@
               <w:rPr>
                 <w:sz w:val="15"/>
               </w:rPr>
-              <w:t>87.8%  ███████████·</w:t>
+              <w:t>78.7%  █████████···</w:t>
             </w:r>
           </w:p>
         </w:tc>
@@ -6423,7 +6510,7 @@
               <w:rPr>
                 <w:sz w:val="15"/>
               </w:rPr>
-              <w:t>809건</w:t>
+              <w:t>844건</w:t>
             </w:r>
           </w:p>
         </w:tc>
@@ -6439,7 +6526,7 @@
               <w:rPr>
                 <w:sz w:val="15"/>
               </w:rPr>
-              <w:t>비열</w:t>
+              <w:t>선팽창계수(CTE)</w:t>
             </w:r>
           </w:p>
         </w:tc>
@@ -6467,7 +6554,7 @@
               <w:rPr>
                 <w:sz w:val="15"/>
               </w:rPr>
-              <w:t>545종</w:t>
+              <w:t>574종</w:t>
             </w:r>
           </w:p>
         </w:tc>
@@ -6481,7 +6568,7 @@
               <w:rPr>
                 <w:sz w:val="15"/>
               </w:rPr>
-              <w:t>87.8%  ███████████·</w:t>
+              <w:t>78.5%  █████████···</w:t>
             </w:r>
           </w:p>
         </w:tc>
@@ -6495,7 +6582,7 @@
               <w:rPr>
                 <w:sz w:val="15"/>
               </w:rPr>
-              <w:t>611건</w:t>
+              <w:t>1305건</w:t>
             </w:r>
           </w:p>
         </w:tc>
@@ -6511,7 +6598,7 @@
               <w:rPr>
                 <w:sz w:val="15"/>
               </w:rPr>
-              <w:t>포아송비</w:t>
+              <w:t>영률</w:t>
             </w:r>
           </w:p>
         </w:tc>
@@ -6539,7 +6626,7 @@
               <w:rPr>
                 <w:sz w:val="15"/>
               </w:rPr>
-              <w:t>544종</w:t>
+              <w:t>571종</w:t>
             </w:r>
           </w:p>
         </w:tc>
@@ -6553,7 +6640,7 @@
               <w:rPr>
                 <w:sz w:val="15"/>
               </w:rPr>
-              <w:t>87.6%  ███████████·</w:t>
+              <w:t>78.1%  █████████···</w:t>
             </w:r>
           </w:p>
         </w:tc>
@@ -6567,7 +6654,7 @@
               <w:rPr>
                 <w:sz w:val="15"/>
               </w:rPr>
-              <w:t>713건</w:t>
+              <w:t>1311건</w:t>
             </w:r>
           </w:p>
         </w:tc>
@@ -6583,7 +6670,7 @@
               <w:rPr>
                 <w:sz w:val="15"/>
               </w:rPr>
-              <w:t>밀도</w:t>
+              <w:t>포아송비</w:t>
             </w:r>
           </w:p>
         </w:tc>
@@ -6597,7 +6684,7 @@
               <w:rPr>
                 <w:sz w:val="15"/>
               </w:rPr>
-              <w:t>물리</w:t>
+              <w:t>기계</w:t>
             </w:r>
           </w:p>
         </w:tc>
@@ -6611,7 +6698,7 @@
               <w:rPr>
                 <w:sz w:val="15"/>
               </w:rPr>
-              <w:t>544종</w:t>
+              <w:t>555종</w:t>
             </w:r>
           </w:p>
         </w:tc>
@@ -6625,7 +6712,7 @@
               <w:rPr>
                 <w:sz w:val="15"/>
               </w:rPr>
-              <w:t>87.6%  ███████████·</w:t>
+              <w:t>75.9%  █████████···</w:t>
             </w:r>
           </w:p>
         </w:tc>
@@ -6639,7 +6726,7 @@
               <w:rPr>
                 <w:sz w:val="15"/>
               </w:rPr>
-              <w:t>799건</w:t>
+              <w:t>728건</w:t>
             </w:r>
           </w:p>
         </w:tc>
@@ -6655,7 +6742,7 @@
               <w:rPr>
                 <w:sz w:val="15"/>
               </w:rPr>
-              <w:t>선팽창계수(CTE)</w:t>
+              <w:t>비열</w:t>
             </w:r>
           </w:p>
         </w:tc>
@@ -6683,7 +6770,7 @@
               <w:rPr>
                 <w:sz w:val="15"/>
               </w:rPr>
-              <w:t>543종</w:t>
+              <w:t>552종</w:t>
             </w:r>
           </w:p>
         </w:tc>
@@ -6697,7 +6784,7 @@
               <w:rPr>
                 <w:sz w:val="15"/>
               </w:rPr>
-              <w:t>87.4%  ██████████··</w:t>
+              <w:t>75.5%  █████████···</w:t>
             </w:r>
           </w:p>
         </w:tc>
@@ -6711,7 +6798,7 @@
               <w:rPr>
                 <w:sz w:val="15"/>
               </w:rPr>
-              <w:t>1244건</w:t>
+              <w:t>621건</w:t>
             </w:r>
           </w:p>
         </w:tc>
@@ -6755,7 +6842,7 @@
               <w:rPr>
                 <w:sz w:val="15"/>
               </w:rPr>
-              <w:t>423종</w:t>
+              <w:t>425종</w:t>
             </w:r>
           </w:p>
         </w:tc>
@@ -6769,7 +6856,7 @@
               <w:rPr>
                 <w:sz w:val="15"/>
               </w:rPr>
-              <w:t>68.1%  ████████····</w:t>
+              <w:t>58.1%  ███████·····</w:t>
             </w:r>
           </w:p>
         </w:tc>
@@ -6783,7 +6870,7 @@
               <w:rPr>
                 <w:sz w:val="15"/>
               </w:rPr>
-              <w:t>774건</w:t>
+              <w:t>798건</w:t>
             </w:r>
           </w:p>
         </w:tc>
@@ -6841,7 +6928,7 @@
               <w:rPr>
                 <w:sz w:val="15"/>
               </w:rPr>
-              <w:t>66.5%  ████████····</w:t>
+              <w:t>56.5%  ███████·····</w:t>
             </w:r>
           </w:p>
         </w:tc>
@@ -6913,7 +7000,7 @@
               <w:rPr>
                 <w:sz w:val="15"/>
               </w:rPr>
-              <w:t>63.0%  ████████····</w:t>
+              <w:t>53.5%  ██████······</w:t>
             </w:r>
           </w:p>
         </w:tc>
@@ -6985,7 +7072,7 @@
               <w:rPr>
                 <w:sz w:val="15"/>
               </w:rPr>
-              <w:t>58.0%  ███████·····</w:t>
+              <w:t>49.2%  ██████······</w:t>
             </w:r>
           </w:p>
         </w:tc>
@@ -7043,7 +7130,7 @@
               <w:rPr>
                 <w:sz w:val="15"/>
               </w:rPr>
-              <w:t>328종</w:t>
+              <w:t>335종</w:t>
             </w:r>
           </w:p>
         </w:tc>
@@ -7057,7 +7144,7 @@
               <w:rPr>
                 <w:sz w:val="15"/>
               </w:rPr>
-              <w:t>52.8%  ██████······</w:t>
+              <w:t>45.8%  █████·······</w:t>
             </w:r>
           </w:p>
         </w:tc>
@@ -7071,7 +7158,7 @@
               <w:rPr>
                 <w:sz w:val="15"/>
               </w:rPr>
-              <w:t>349건</w:t>
+              <w:t>356건</w:t>
             </w:r>
           </w:p>
         </w:tc>
@@ -7129,7 +7216,7 @@
               <w:rPr>
                 <w:sz w:val="15"/>
               </w:rPr>
-              <w:t>45.1%  █████·······</w:t>
+              <w:t>38.3%  █████·······</w:t>
             </w:r>
           </w:p>
         </w:tc>
@@ -7201,7 +7288,7 @@
               <w:rPr>
                 <w:sz w:val="15"/>
               </w:rPr>
-              <w:t>41.7%  █████·······</w:t>
+              <w:t>35.4%  ████········</w:t>
             </w:r>
           </w:p>
         </w:tc>
@@ -7273,7 +7360,7 @@
               <w:rPr>
                 <w:sz w:val="15"/>
               </w:rPr>
-              <w:t>35.1%  ████········</w:t>
+              <w:t>29.8%  ████········</w:t>
             </w:r>
           </w:p>
         </w:tc>
@@ -7345,7 +7432,7 @@
               <w:rPr>
                 <w:sz w:val="15"/>
               </w:rPr>
-              <w:t>33.3%  ████········</w:t>
+              <w:t>28.3%  ███·········</w:t>
             </w:r>
           </w:p>
         </w:tc>
@@ -7417,7 +7504,7 @@
               <w:rPr>
                 <w:sz w:val="15"/>
               </w:rPr>
-              <w:t>28.0%  ███·········</w:t>
+              <w:t>23.8%  ███·········</w:t>
             </w:r>
           </w:p>
         </w:tc>
@@ -7489,7 +7576,7 @@
               <w:rPr>
                 <w:sz w:val="15"/>
               </w:rPr>
-              <w:t>27.7%  ███·········</w:t>
+              <w:t>23.5%  ███·········</w:t>
             </w:r>
           </w:p>
         </w:tc>
@@ -7561,7 +7648,7 @@
               <w:rPr>
                 <w:sz w:val="15"/>
               </w:rPr>
-              <w:t>26.4%  ███·········</w:t>
+              <w:t>22.4%  ███·········</w:t>
             </w:r>
           </w:p>
         </w:tc>
@@ -7633,7 +7720,7 @@
               <w:rPr>
                 <w:sz w:val="15"/>
               </w:rPr>
-              <w:t>25.9%  ███·········</w:t>
+              <w:t>22.0%  ███·········</w:t>
             </w:r>
           </w:p>
         </w:tc>
@@ -7663,7 +7750,7 @@
               <w:rPr>
                 <w:sz w:val="15"/>
               </w:rPr>
-              <w:t>손실계수</w:t>
+              <w:t>유리전이온도</w:t>
             </w:r>
           </w:p>
         </w:tc>
@@ -7677,7 +7764,7 @@
               <w:rPr>
                 <w:sz w:val="15"/>
               </w:rPr>
-              <w:t>전기</w:t>
+              <w:t>열</w:t>
             </w:r>
           </w:p>
         </w:tc>
@@ -7691,7 +7778,7 @@
               <w:rPr>
                 <w:sz w:val="15"/>
               </w:rPr>
-              <w:t>137종</w:t>
+              <w:t>139종</w:t>
             </w:r>
           </w:p>
         </w:tc>
@@ -7705,7 +7792,7 @@
               <w:rPr>
                 <w:sz w:val="15"/>
               </w:rPr>
-              <w:t>22.1%  ███·········</w:t>
+              <w:t>19.0%  ██··········</w:t>
             </w:r>
           </w:p>
         </w:tc>
@@ -7719,7 +7806,7 @@
               <w:rPr>
                 <w:sz w:val="15"/>
               </w:rPr>
-              <w:t>266건</w:t>
+              <w:t>425건</w:t>
             </w:r>
           </w:p>
         </w:tc>
@@ -7832,7 +7919,7 @@
               <w:rPr>
                 <w:sz w:val="15"/>
               </w:rPr>
-              <w:t>겔타임</w:t>
+              <w:t>이온교환 깊이(DOL)</w:t>
             </w:r>
           </w:p>
         </w:tc>
@@ -7846,7 +7933,7 @@
               <w:rPr>
                 <w:sz w:val="15"/>
               </w:rPr>
-              <w:t>유변</w:t>
+              <w:t>기계</w:t>
             </w:r>
           </w:p>
         </w:tc>
@@ -7874,7 +7961,7 @@
               <w:rPr>
                 <w:sz w:val="15"/>
               </w:rPr>
-              <w:t>9건</w:t>
+              <w:t>15건</w:t>
             </w:r>
           </w:p>
         </w:tc>
@@ -7890,7 +7977,7 @@
               <w:rPr>
                 <w:sz w:val="15"/>
               </w:rPr>
-              <w:t>흡음계수</w:t>
+              <w:t>표면압축응력(CS)</w:t>
             </w:r>
           </w:p>
         </w:tc>
@@ -7904,7 +7991,7 @@
               <w:rPr>
                 <w:sz w:val="15"/>
               </w:rPr>
-              <w:t>음향</w:t>
+              <w:t>기계</w:t>
             </w:r>
           </w:p>
         </w:tc>
@@ -7918,7 +8005,7 @@
               <w:rPr>
                 <w:sz w:val="15"/>
               </w:rPr>
-              <w:t>3종</w:t>
+              <w:t>4종</w:t>
             </w:r>
           </w:p>
         </w:tc>
@@ -7932,7 +8019,7 @@
               <w:rPr>
                 <w:sz w:val="15"/>
               </w:rPr>
-              <w:t>21건</w:t>
+              <w:t>18건</w:t>
             </w:r>
           </w:p>
         </w:tc>
@@ -7948,7 +8035,7 @@
               <w:rPr>
                 <w:sz w:val="15"/>
               </w:rPr>
-              <w:t>와이어 풀 강도</w:t>
+              <w:t>흡음계수</w:t>
             </w:r>
           </w:p>
         </w:tc>
@@ -7962,7 +8049,7 @@
               <w:rPr>
                 <w:sz w:val="15"/>
               </w:rPr>
-              <w:t>계면</w:t>
+              <w:t>음향</w:t>
             </w:r>
           </w:p>
         </w:tc>
@@ -7990,7 +8077,7 @@
               <w:rPr>
                 <w:sz w:val="15"/>
               </w:rPr>
-              <w:t>13건</w:t>
+              <w:t>21건</w:t>
             </w:r>
           </w:p>
         </w:tc>
@@ -8006,7 +8093,7 @@
               <w:rPr>
                 <w:sz w:val="15"/>
               </w:rPr>
-              <w:t>이온교환 깊이(DOL)</w:t>
+              <w:t>와이어 풀 강도</w:t>
             </w:r>
           </w:p>
         </w:tc>
@@ -8020,7 +8107,7 @@
               <w:rPr>
                 <w:sz w:val="15"/>
               </w:rPr>
-              <w:t>기계</w:t>
+              <w:t>계면</w:t>
             </w:r>
           </w:p>
         </w:tc>
@@ -8048,7 +8135,7 @@
               <w:rPr>
                 <w:sz w:val="15"/>
               </w:rPr>
-              <w:t>14건</w:t>
+              <w:t>13건</w:t>
             </w:r>
           </w:p>
         </w:tc>
@@ -8064,7 +8151,7 @@
               <w:rPr>
                 <w:sz w:val="15"/>
               </w:rPr>
-              <w:t>표면압축응력(CS)</w:t>
+              <w:t>와이블 계수 m</w:t>
             </w:r>
           </w:p>
         </w:tc>
@@ -8106,7 +8193,7 @@
               <w:rPr>
                 <w:sz w:val="15"/>
               </w:rPr>
-              <w:t>17건</w:t>
+              <w:t>29건</w:t>
             </w:r>
           </w:p>
         </w:tc>
@@ -9381,7 +9468,7 @@
               <w:rPr>
                 <w:sz w:val="16"/>
               </w:rPr>
-              <w:t>58종</w:t>
+              <w:t>60종</w:t>
             </w:r>
           </w:p>
         </w:tc>
@@ -9395,7 +9482,7 @@
               <w:rPr>
                 <w:sz w:val="16"/>
               </w:rPr>
-              <w:t>10,494건</w:t>
+              <w:t>10,752건</w:t>
             </w:r>
           </w:p>
         </w:tc>
@@ -9453,7 +9540,7 @@
               <w:rPr>
                 <w:sz w:val="16"/>
               </w:rPr>
-              <w:t>3,954건</w:t>
+              <w:t>4,203건</w:t>
             </w:r>
           </w:p>
         </w:tc>
@@ -9467,7 +9554,7 @@
               <w:rPr>
                 <w:sz w:val="16"/>
               </w:rPr>
-              <w:t>146종</w:t>
+              <w:t>157종</w:t>
             </w:r>
           </w:p>
         </w:tc>
@@ -9511,7 +9598,7 @@
               <w:rPr>
                 <w:sz w:val="16"/>
               </w:rPr>
-              <w:t>1,983건</w:t>
+              <w:t>2,037건</w:t>
             </w:r>
           </w:p>
         </w:tc>
@@ -9525,7 +9612,7 @@
               <w:rPr>
                 <w:sz w:val="16"/>
               </w:rPr>
-              <w:t>119종</w:t>
+              <w:t>122종</w:t>
             </w:r>
           </w:p>
         </w:tc>
@@ -9743,7 +9830,7 @@
               <w:rPr>
                 <w:sz w:val="16"/>
               </w:rPr>
-              <w:t>775건</w:t>
+              <w:t>779건</w:t>
             </w:r>
           </w:p>
         </w:tc>
@@ -9801,7 +9888,7 @@
               <w:rPr>
                 <w:sz w:val="16"/>
               </w:rPr>
-              <w:t>329건</w:t>
+              <w:t>357건</w:t>
             </w:r>
           </w:p>
         </w:tc>
@@ -9815,7 +9902,7 @@
               <w:rPr>
                 <w:sz w:val="16"/>
               </w:rPr>
-              <w:t>31종</w:t>
+              <w:t>35종</w:t>
             </w:r>
           </w:p>
         </w:tc>
@@ -9859,7 +9946,7 @@
               <w:rPr>
                 <w:sz w:val="16"/>
               </w:rPr>
-              <w:t>204건</w:t>
+              <w:t>222건</w:t>
             </w:r>
           </w:p>
         </w:tc>
@@ -9873,7 +9960,7 @@
               <w:rPr>
                 <w:sz w:val="16"/>
               </w:rPr>
-              <w:t>18종</w:t>
+              <w:t>22종</w:t>
             </w:r>
           </w:p>
         </w:tc>
@@ -10104,7 +10191,7 @@
               <w:rPr>
                 <w:sz w:val="16"/>
               </w:rPr>
-              <w:t>340종</w:t>
+              <w:t>349종</w:t>
             </w:r>
           </w:p>
         </w:tc>
@@ -10118,7 +10205,7 @@
               <w:rPr>
                 <w:sz w:val="16"/>
               </w:rPr>
-              <w:t>10,172건</w:t>
+              <w:t>10,233건</w:t>
             </w:r>
           </w:p>
         </w:tc>
@@ -10132,7 +10219,7 @@
               <w:rPr>
                 <w:sz w:val="16"/>
               </w:rPr>
-              <w:t>29.9</w:t>
+              <w:t>29.3</w:t>
             </w:r>
           </w:p>
         </w:tc>
@@ -10148,7 +10235,7 @@
               <w:rPr>
                 <w:sz w:val="16"/>
               </w:rPr>
-              <w:t>metal</w:t>
+              <w:t>composite</w:t>
             </w:r>
           </w:p>
         </w:tc>
@@ -10162,7 +10249,7 @@
               <w:rPr>
                 <w:sz w:val="16"/>
               </w:rPr>
-              <w:t>95종</w:t>
+              <w:t>171종</w:t>
             </w:r>
           </w:p>
         </w:tc>
@@ -10176,7 +10263,7 @@
               <w:rPr>
                 <w:sz w:val="16"/>
               </w:rPr>
-              <w:t>3,699건</w:t>
+              <w:t>5,222건</w:t>
             </w:r>
           </w:p>
         </w:tc>
@@ -10190,7 +10277,7 @@
               <w:rPr>
                 <w:sz w:val="16"/>
               </w:rPr>
-              <w:t>38.9</w:t>
+              <w:t>30.5</w:t>
             </w:r>
           </w:p>
         </w:tc>
@@ -10206,7 +10293,7 @@
               <w:rPr>
                 <w:sz w:val="16"/>
               </w:rPr>
-              <w:t>composite</w:t>
+              <w:t>metal</w:t>
             </w:r>
           </w:p>
         </w:tc>
@@ -10220,7 +10307,7 @@
               <w:rPr>
                 <w:sz w:val="16"/>
               </w:rPr>
-              <w:t>91종</w:t>
+              <w:t>105종</w:t>
             </w:r>
           </w:p>
         </w:tc>
@@ -10234,7 +10321,7 @@
               <w:rPr>
                 <w:sz w:val="16"/>
               </w:rPr>
-              <w:t>4,902건</w:t>
+              <w:t>3,768건</w:t>
             </w:r>
           </w:p>
         </w:tc>
@@ -10248,7 +10335,7 @@
               <w:rPr>
                 <w:sz w:val="16"/>
               </w:rPr>
-              <w:t>53.9</w:t>
+              <w:t>35.9</w:t>
             </w:r>
           </w:p>
         </w:tc>
@@ -10278,7 +10365,7 @@
               <w:rPr>
                 <w:sz w:val="16"/>
               </w:rPr>
-              <w:t>48종</w:t>
+              <w:t>59종</w:t>
             </w:r>
           </w:p>
         </w:tc>
@@ -10292,7 +10379,7 @@
               <w:rPr>
                 <w:sz w:val="16"/>
               </w:rPr>
-              <w:t>1,798건</w:t>
+              <w:t>1,959건</w:t>
             </w:r>
           </w:p>
         </w:tc>
@@ -10306,7 +10393,7 @@
               <w:rPr>
                 <w:sz w:val="16"/>
               </w:rPr>
-              <w:t>37.5</w:t>
+              <w:t>33.2</w:t>
             </w:r>
           </w:p>
         </w:tc>
@@ -10568,7 +10655,7 @@
               <w:rPr>
                 <w:sz w:val="16"/>
               </w:rPr>
-              <w:t>10,250</w:t>
+              <w:t>10,727</w:t>
             </w:r>
           </w:p>
         </w:tc>
@@ -10582,7 +10669,7 @@
               <w:rPr>
                 <w:sz w:val="16"/>
               </w:rPr>
-              <w:t>46.4%</w:t>
+              <w:t>47.2%</w:t>
             </w:r>
           </w:p>
         </w:tc>
@@ -10626,7 +10713,7 @@
               <w:rPr>
                 <w:sz w:val="16"/>
               </w:rPr>
-              <w:t>1,640</w:t>
+              <w:t>1,738</w:t>
             </w:r>
           </w:p>
         </w:tc>
@@ -10640,7 +10727,7 @@
               <w:rPr>
                 <w:sz w:val="16"/>
               </w:rPr>
-              <w:t>7.4%</w:t>
+              <w:t>7.7%</w:t>
             </w:r>
           </w:p>
         </w:tc>
@@ -10684,7 +10771,7 @@
               <w:rPr>
                 <w:sz w:val="16"/>
               </w:rPr>
-              <w:t>5,718</w:t>
+              <w:t>5,754</w:t>
             </w:r>
           </w:p>
         </w:tc>
@@ -10698,7 +10785,7 @@
               <w:rPr>
                 <w:sz w:val="16"/>
               </w:rPr>
-              <w:t>25.9%</w:t>
+              <w:t>25.3%</w:t>
             </w:r>
           </w:p>
         </w:tc>
@@ -10756,7 +10843,7 @@
               <w:rPr>
                 <w:sz w:val="16"/>
               </w:rPr>
-              <w:t>20.3%</w:t>
+              <w:t>19.8%</w:t>
             </w:r>
           </w:p>
         </w:tc>
@@ -10885,7 +10972,7 @@
               <w:rPr>
                 <w:sz w:val="16"/>
               </w:rPr>
-              <w:t>771</w:t>
+              <w:t>788</w:t>
             </w:r>
           </w:p>
         </w:tc>
@@ -10945,7 +11032,7 @@
               <w:rPr>
                 <w:sz w:val="16"/>
               </w:rPr>
-              <w:t>105</w:t>
+              <w:t>106</w:t>
             </w:r>
           </w:p>
         </w:tc>
@@ -11223,7 +11310,7 @@
               <w:rPr>
                 <w:sz w:val="15"/>
               </w:rPr>
-              <w:t>낙하·충격 준비율 74.2%</w:t>
+              <w:t>낙하·충격 준비율 63.1%</w:t>
             </w:r>
           </w:p>
         </w:tc>
@@ -11281,7 +11368,7 @@
               <w:rPr>
                 <w:sz w:val="15"/>
               </w:rPr>
-              <w:t>열전달·방열 준비율 87.6% · 결로 두 갈래를 동시에 막는다</w:t>
+              <w:t>열전달·방열 준비율 74.8% · 결로 두 갈래를 동시에 막는다</w:t>
             </w:r>
           </w:p>
         </w:tc>
@@ -11339,7 +11426,7 @@
               <w:rPr>
                 <w:sz w:val="15"/>
               </w:rPr>
-              <w:t>폴더블 벤딩 준비율 82.0%</w:t>
+              <w:t>폴더블 벤딩 준비율 77.7%</w:t>
             </w:r>
           </w:p>
         </w:tc>
@@ -11397,7 +11484,7 @@
               <w:rPr>
                 <w:sz w:val="15"/>
               </w:rPr>
-              <w:t>결로(표면) 준비율 78.7%</w:t>
+              <w:t>결로(표면) 준비율 66.9%</w:t>
             </w:r>
           </w:p>
         </w:tc>
@@ -11455,7 +11542,7 @@
               <w:rPr>
                 <w:sz w:val="15"/>
               </w:rPr>
-              <w:t>피로·수명 준비율 52.1%</w:t>
+              <w:t>피로·수명 준비율 36.4%</w:t>
             </w:r>
           </w:p>
         </w:tc>
@@ -11513,7 +11600,7 @@
               <w:rPr>
                 <w:sz w:val="15"/>
               </w:rPr>
-              <w:t>산소소광-발광체 준비율 100.0% · 산소확산-매트릭스 준비율 77.0%</w:t>
+              <w:t>산소소광-발광체 준비율 88.7% · 산소확산-매트릭스 준비율 77.0%</w:t>
             </w:r>
           </w:p>
         </w:tc>

--- a/MaterialTwin_물성확보현황_해석가능성.docx
+++ b/MaterialTwin_물성확보현황_해석가능성.docx
@@ -31,7 +31,7 @@
           <w:color w:val="606060"/>
           <w:sz w:val="18"/>
         </w:rPr>
-        <w:t>2026-08-13 · 재료 731종 · 물성값 22,706건 · 출처 2,209건 · 물성 정의 167종</w:t>
+        <w:t>2026-08-13 · 재료 731종 · 물성값 23,139건 · 출처 2,211건 · 물성 정의 167종</w:t>
       </w:r>
     </w:p>
     <w:p/>
@@ -52,7 +52,7 @@
           <w:b/>
           <w:sz w:val="22"/>
         </w:rPr>
-        <w:t>13개 해석이 요구하는 (재료 × 필수물성) 격자 19,523칸 중 14,812칸이 채워졌다 — 전체 75.9%.</w:t>
+        <w:t>13개 해석이 요구하는 (재료 × 필수물성) 격자 19,523칸 중 14,813칸이 채워졌다 — 전체 75.9%.</w:t>
       </w:r>
     </w:p>
     <w:p>
@@ -269,7 +269,7 @@
           <w:b/>
           <w:sz w:val="19"/>
         </w:rPr>
-        <w:t>셀 채움률이 높아도 재료 준비율은 낮을 수 있다. 재료마다 비어 있는 칸이 다르면 그렇게 된다 — 피로·수명이 정확히 그 경우다(셀 57.1% vs 준비 36.4%). **수집 진척과 해석 가능성을 같은 숫자로 말하면 안 된다.**</w:t>
+        <w:t>셀 채움률이 높아도 재료 준비율은 낮을 수 있다. 재료마다 비어 있는 칸이 다르면 그렇게 된다 — 피로·수명이 정확히 그 경우다(셀 57.2% vs 준비 36.4%). **수집 진척과 해석 가능성을 같은 숫자로 말하면 안 된다.**</w:t>
       </w:r>
     </w:p>
     <w:p>
@@ -1442,7 +1442,7 @@
               <w:rPr>
                 <w:sz w:val="15"/>
               </w:rPr>
-              <w:t>574/1005</w:t>
+              <w:t>575/1005</w:t>
             </w:r>
           </w:p>
         </w:tc>
@@ -1456,7 +1456,7 @@
               <w:rPr>
                 <w:sz w:val="15"/>
               </w:rPr>
-              <w:t>57.1%  ██████····</w:t>
+              <w:t>57.2%  ██████····</w:t>
             </w:r>
           </w:p>
         </w:tc>
@@ -1470,7 +1470,7 @@
               <w:rPr>
                 <w:sz w:val="15"/>
               </w:rPr>
-              <w:t>48.9%</w:t>
+              <w:t>49.0%</w:t>
             </w:r>
           </w:p>
         </w:tc>
@@ -1498,7 +1498,7 @@
               <w:rPr>
                 <w:sz w:val="15"/>
               </w:rPr>
-              <w:t>fatigue_strength_coefficient | fatig — 213종</w:t>
+              <w:t>fatigue_strength_coefficient | fatig — 212종</w:t>
             </w:r>
           </w:p>
         </w:tc>
@@ -5507,7 +5507,7 @@
               <w:rPr>
                 <w:sz w:val="16"/>
               </w:rPr>
-              <w:t>574/1005  (57.1%)</w:t>
+              <w:t>575/1005  (57.2%)</w:t>
             </w:r>
           </w:p>
         </w:tc>
@@ -5521,7 +5521,7 @@
               <w:rPr>
                 <w:sz w:val="16"/>
               </w:rPr>
-              <w:t>48.9%</w:t>
+              <w:t>49.0%</w:t>
             </w:r>
           </w:p>
         </w:tc>
@@ -5636,7 +5636,7 @@
               <w:rPr>
                 <w:sz w:val="16"/>
               </w:rPr>
-              <w:t>213종</w:t>
+              <w:t>212종</w:t>
             </w:r>
           </w:p>
         </w:tc>
@@ -6654,7 +6654,7 @@
               <w:rPr>
                 <w:sz w:val="15"/>
               </w:rPr>
-              <w:t>1311건</w:t>
+              <w:t>1439건</w:t>
             </w:r>
           </w:p>
         </w:tc>
@@ -8151,7 +8151,7 @@
               <w:rPr>
                 <w:sz w:val="15"/>
               </w:rPr>
-              <w:t>와이블 계수 m</w:t>
+              <w:t>Darveaux 균열 상수</w:t>
             </w:r>
           </w:p>
         </w:tc>
@@ -8193,7 +8193,7 @@
               <w:rPr>
                 <w:sz w:val="15"/>
               </w:rPr>
-              <w:t>29건</w:t>
+              <w:t>70건</w:t>
             </w:r>
           </w:p>
         </w:tc>
@@ -8209,7 +8209,7 @@
               <w:rPr>
                 <w:sz w:val="15"/>
               </w:rPr>
-              <w:t>이분자 소광 속도상수</w:t>
+              <w:t>와이블 계수 m</w:t>
             </w:r>
           </w:p>
         </w:tc>
@@ -8223,7 +8223,7 @@
               <w:rPr>
                 <w:sz w:val="15"/>
               </w:rPr>
-              <w:t>광학</w:t>
+              <w:t>기계</w:t>
             </w:r>
           </w:p>
         </w:tc>
@@ -8251,7 +8251,7 @@
               <w:rPr>
                 <w:sz w:val="15"/>
               </w:rPr>
-              <w:t>3건</w:t>
+              <w:t>29건</w:t>
             </w:r>
           </w:p>
         </w:tc>
@@ -8267,7 +8267,7 @@
               <w:rPr>
                 <w:sz w:val="15"/>
               </w:rPr>
-              <w:t>광택(60도)</w:t>
+              <w:t>이분자 소광 속도상수</w:t>
             </w:r>
           </w:p>
         </w:tc>
@@ -8309,7 +8309,7 @@
               <w:rPr>
                 <w:sz w:val="15"/>
               </w:rPr>
-              <w:t>5건</w:t>
+              <w:t>3건</w:t>
             </w:r>
           </w:p>
         </w:tc>
@@ -8325,7 +8325,7 @@
               <w:rPr>
                 <w:sz w:val="15"/>
               </w:rPr>
-              <w:t>결정화도</w:t>
+              <w:t>광택(60도)</w:t>
             </w:r>
           </w:p>
         </w:tc>
@@ -8339,7 +8339,7 @@
               <w:rPr>
                 <w:sz w:val="15"/>
               </w:rPr>
-              <w:t>구조</w:t>
+              <w:t>광학</w:t>
             </w:r>
           </w:p>
         </w:tc>
@@ -8367,7 +8367,7 @@
               <w:rPr>
                 <w:sz w:val="15"/>
               </w:rPr>
-              <w:t>13건</w:t>
+              <w:t>5건</w:t>
             </w:r>
           </w:p>
         </w:tc>
@@ -8383,7 +8383,7 @@
               <w:rPr>
                 <w:sz w:val="15"/>
               </w:rPr>
-              <w:t>부분몰부피</w:t>
+              <w:t>결정화도</w:t>
             </w:r>
           </w:p>
         </w:tc>
@@ -8397,7 +8397,7 @@
               <w:rPr>
                 <w:sz w:val="15"/>
               </w:rPr>
-              <w:t>화학</w:t>
+              <w:t>구조</w:t>
             </w:r>
           </w:p>
         </w:tc>
@@ -8411,7 +8411,7 @@
               <w:rPr>
                 <w:sz w:val="15"/>
               </w:rPr>
-              <w:t>2종</w:t>
+              <w:t>3종</w:t>
             </w:r>
           </w:p>
         </w:tc>
@@ -8425,7 +8425,7 @@
               <w:rPr>
                 <w:sz w:val="15"/>
               </w:rPr>
-              <w:t>6건</w:t>
+              <w:t>13건</w:t>
             </w:r>
           </w:p>
         </w:tc>
@@ -8441,7 +8441,7 @@
               <w:rPr>
                 <w:sz w:val="15"/>
               </w:rPr>
-              <w:t>응집영역 최대 트랙션</w:t>
+              <w:t>부분몰부피</w:t>
             </w:r>
           </w:p>
         </w:tc>
@@ -8455,7 +8455,7 @@
               <w:rPr>
                 <w:sz w:val="15"/>
               </w:rPr>
-              <w:t>계면</w:t>
+              <w:t>화학</w:t>
             </w:r>
           </w:p>
         </w:tc>
@@ -8483,7 +8483,7 @@
               <w:rPr>
                 <w:sz w:val="15"/>
               </w:rPr>
-              <w:t>11건</w:t>
+              <w:t>6건</w:t>
             </w:r>
           </w:p>
         </w:tc>
@@ -8499,7 +8499,7 @@
               <w:rPr>
                 <w:sz w:val="15"/>
               </w:rPr>
-              <w:t>Darveaux 균열 상수</w:t>
+              <w:t>응집영역 최대 트랙션</w:t>
             </w:r>
           </w:p>
         </w:tc>
@@ -8513,7 +8513,7 @@
               <w:rPr>
                 <w:sz w:val="15"/>
               </w:rPr>
-              <w:t>기계</w:t>
+              <w:t>계면</w:t>
             </w:r>
           </w:p>
         </w:tc>
@@ -8541,7 +8541,7 @@
               <w:rPr>
                 <w:sz w:val="15"/>
               </w:rPr>
-              <w:t>10건</w:t>
+              <w:t>11건</w:t>
             </w:r>
           </w:p>
         </w:tc>
@@ -9482,7 +9482,7 @@
               <w:rPr>
                 <w:sz w:val="16"/>
               </w:rPr>
-              <w:t>10,752건</w:t>
+              <w:t>11,185건</w:t>
             </w:r>
           </w:p>
         </w:tc>
@@ -10321,7 +10321,7 @@
               <w:rPr>
                 <w:sz w:val="16"/>
               </w:rPr>
-              <w:t>3,768건</w:t>
+              <w:t>4,201건</w:t>
             </w:r>
           </w:p>
         </w:tc>
@@ -10335,7 +10335,7 @@
               <w:rPr>
                 <w:sz w:val="16"/>
               </w:rPr>
-              <w:t>35.9</w:t>
+              <w:t>40.0</w:t>
             </w:r>
           </w:p>
         </w:tc>
@@ -10655,7 +10655,7 @@
               <w:rPr>
                 <w:sz w:val="16"/>
               </w:rPr>
-              <w:t>10,727</w:t>
+              <w:t>11,169</w:t>
             </w:r>
           </w:p>
         </w:tc>
@@ -10669,7 +10669,7 @@
               <w:rPr>
                 <w:sz w:val="16"/>
               </w:rPr>
-              <w:t>47.2%</w:t>
+              <w:t>48.3%</w:t>
             </w:r>
           </w:p>
         </w:tc>
@@ -10727,7 +10727,7 @@
               <w:rPr>
                 <w:sz w:val="16"/>
               </w:rPr>
-              <w:t>7.7%</w:t>
+              <w:t>7.5%</w:t>
             </w:r>
           </w:p>
         </w:tc>
@@ -10771,7 +10771,7 @@
               <w:rPr>
                 <w:sz w:val="16"/>
               </w:rPr>
-              <w:t>5,754</w:t>
+              <w:t>5,745</w:t>
             </w:r>
           </w:p>
         </w:tc>
@@ -10785,7 +10785,7 @@
               <w:rPr>
                 <w:sz w:val="16"/>
               </w:rPr>
-              <w:t>25.3%</w:t>
+              <w:t>24.8%</w:t>
             </w:r>
           </w:p>
         </w:tc>
@@ -10843,7 +10843,7 @@
               <w:rPr>
                 <w:sz w:val="16"/>
               </w:rPr>
-              <w:t>19.8%</w:t>
+              <w:t>19.4%</w:t>
             </w:r>
           </w:p>
         </w:tc>
@@ -10972,7 +10972,7 @@
               <w:rPr>
                 <w:sz w:val="16"/>
               </w:rPr>
-              <w:t>788</w:t>
+              <w:t>790</w:t>
             </w:r>
           </w:p>
         </w:tc>

--- a/MaterialTwin_물성확보현황_해석가능성.docx
+++ b/MaterialTwin_물성확보현황_해석가능성.docx
@@ -31,7 +31,7 @@
           <w:color w:val="606060"/>
           <w:sz w:val="18"/>
         </w:rPr>
-        <w:t>2026-08-13 · 재료 731종 · 물성값 23,139건 · 출처 2,211건 · 물성 정의 167종</w:t>
+        <w:t>2026-08-13 · 재료 737종 · 물성값 23,268건 · 출처 2,217건 · 물성 정의 169종</w:t>
       </w:r>
     </w:p>
     <w:p/>
@@ -52,7 +52,7 @@
           <w:b/>
           <w:sz w:val="22"/>
         </w:rPr>
-        <w:t>13개 해석이 요구하는 (재료 × 필수물성) 격자 19,523칸 중 14,813칸이 채워졌다 — 전체 75.9%.</w:t>
+        <w:t>13개 해석이 요구하는 (재료 × 필수물성) 격자 19,688칸 중 14,813칸이 채워졌다 — 전체 75.2%.</w:t>
       </w:r>
     </w:p>
     <w:p>
@@ -428,7 +428,7 @@
               <w:rPr>
                 <w:sz w:val="15"/>
               </w:rPr>
-              <w:t>731</w:t>
+              <w:t>737</w:t>
             </w:r>
           </w:p>
         </w:tc>
@@ -442,7 +442,7 @@
               <w:rPr>
                 <w:sz w:val="15"/>
               </w:rPr>
-              <w:t>1701/2193</w:t>
+              <w:t>1701/2211</w:t>
             </w:r>
           </w:p>
         </w:tc>
@@ -456,7 +456,7 @@
               <w:rPr>
                 <w:sz w:val="15"/>
               </w:rPr>
-              <w:t>77.6%  ████████··</w:t>
+              <w:t>76.9%  ████████··</w:t>
             </w:r>
           </w:p>
         </w:tc>
@@ -470,7 +470,7 @@
               <w:rPr>
                 <w:sz w:val="15"/>
               </w:rPr>
-              <w:t>46.6%</w:t>
+              <w:t>46.3%</w:t>
             </w:r>
           </w:p>
         </w:tc>
@@ -484,7 +484,7 @@
               <w:rPr>
                 <w:sz w:val="15"/>
               </w:rPr>
-              <w:t>553  (75.6%)</w:t>
+              <w:t>553  (75.0%)</w:t>
             </w:r>
           </w:p>
         </w:tc>
@@ -498,7 +498,7 @@
               <w:rPr>
                 <w:sz w:val="15"/>
               </w:rPr>
-              <w:t>poisson_ratio — 176종</w:t>
+              <w:t>poisson_ratio — 182종</w:t>
             </w:r>
           </w:p>
         </w:tc>
@@ -528,7 +528,7 @@
               <w:rPr>
                 <w:sz w:val="15"/>
               </w:rPr>
-              <w:t>731</w:t>
+              <w:t>737</w:t>
             </w:r>
           </w:p>
         </w:tc>
@@ -542,7 +542,7 @@
               <w:rPr>
                 <w:sz w:val="15"/>
               </w:rPr>
-              <w:t>2657/3655</w:t>
+              <w:t>2657/3685</w:t>
             </w:r>
           </w:p>
         </w:tc>
@@ -556,7 +556,7 @@
               <w:rPr>
                 <w:sz w:val="15"/>
               </w:rPr>
-              <w:t>72.7%  ███████···</w:t>
+              <w:t>72.1%  ███████···</w:t>
             </w:r>
           </w:p>
         </w:tc>
@@ -570,7 +570,7 @@
               <w:rPr>
                 <w:sz w:val="15"/>
               </w:rPr>
-              <w:t>38.4%</w:t>
+              <w:t>38.1%</w:t>
             </w:r>
           </w:p>
         </w:tc>
@@ -584,7 +584,7 @@
               <w:rPr>
                 <w:sz w:val="15"/>
               </w:rPr>
-              <w:t>461  (63.1%)</w:t>
+              <w:t>461  (62.6%)</w:t>
             </w:r>
           </w:p>
         </w:tc>
@@ -598,7 +598,7 @@
               <w:rPr>
                 <w:sz w:val="15"/>
               </w:rPr>
-              <w:t>yield_strength | tensile_strength+el — 267종</w:t>
+              <w:t>yield_strength | tensile_strength+el — 273종</w:t>
             </w:r>
           </w:p>
         </w:tc>
@@ -628,7 +628,7 @@
               <w:rPr>
                 <w:sz w:val="15"/>
               </w:rPr>
-              <w:t>731</w:t>
+              <w:t>737</w:t>
             </w:r>
           </w:p>
         </w:tc>
@@ -642,7 +642,7 @@
               <w:rPr>
                 <w:sz w:val="15"/>
               </w:rPr>
-              <w:t>1759/2193</w:t>
+              <w:t>1759/2211</w:t>
             </w:r>
           </w:p>
         </w:tc>
@@ -656,7 +656,7 @@
               <w:rPr>
                 <w:sz w:val="15"/>
               </w:rPr>
-              <w:t>80.2%  ████████··</w:t>
+              <w:t>79.6%  ████████··</w:t>
             </w:r>
           </w:p>
         </w:tc>
@@ -670,7 +670,7 @@
               <w:rPr>
                 <w:sz w:val="15"/>
               </w:rPr>
-              <w:t>56.2%</w:t>
+              <w:t>55.7%</w:t>
             </w:r>
           </w:p>
         </w:tc>
@@ -684,7 +684,7 @@
               <w:rPr>
                 <w:sz w:val="15"/>
               </w:rPr>
-              <w:t>547  (74.8%)</w:t>
+              <w:t>547  (74.2%)</w:t>
             </w:r>
           </w:p>
         </w:tc>
@@ -698,7 +698,7 @@
               <w:rPr>
                 <w:sz w:val="15"/>
               </w:rPr>
-              <w:t>specific_heat — 179종</w:t>
+              <w:t>specific_heat — 185종</w:t>
             </w:r>
           </w:p>
         </w:tc>
@@ -728,7 +728,7 @@
               <w:rPr>
                 <w:sz w:val="15"/>
               </w:rPr>
-              <w:t>731</w:t>
+              <w:t>737</w:t>
             </w:r>
           </w:p>
         </w:tc>
@@ -742,7 +742,7 @@
               <w:rPr>
                 <w:sz w:val="15"/>
               </w:rPr>
-              <w:t>2275/2924</w:t>
+              <w:t>2275/2948</w:t>
             </w:r>
           </w:p>
         </w:tc>
@@ -756,7 +756,7 @@
               <w:rPr>
                 <w:sz w:val="15"/>
               </w:rPr>
-              <w:t>77.8%  ████████··</w:t>
+              <w:t>77.2%  ████████··</w:t>
             </w:r>
           </w:p>
         </w:tc>
@@ -770,7 +770,7 @@
               <w:rPr>
                 <w:sz w:val="15"/>
               </w:rPr>
-              <w:t>47.8%</w:t>
+              <w:t>47.4%</w:t>
             </w:r>
           </w:p>
         </w:tc>
@@ -784,7 +784,7 @@
               <w:rPr>
                 <w:sz w:val="15"/>
               </w:rPr>
-              <w:t>543  (74.3%)</w:t>
+              <w:t>543  (73.7%)</w:t>
             </w:r>
           </w:p>
         </w:tc>
@@ -798,7 +798,7 @@
               <w:rPr>
                 <w:sz w:val="15"/>
               </w:rPr>
-              <w:t>poisson_ratio — 176종</w:t>
+              <w:t>poisson_ratio — 182종</w:t>
             </w:r>
           </w:p>
         </w:tc>
@@ -828,7 +828,7 @@
               <w:rPr>
                 <w:sz w:val="15"/>
               </w:rPr>
-              <w:t>229</w:t>
+              <w:t>232</w:t>
             </w:r>
           </w:p>
         </w:tc>
@@ -842,7 +842,7 @@
               <w:rPr>
                 <w:sz w:val="15"/>
               </w:rPr>
-              <w:t>745/916</w:t>
+              <w:t>745/928</w:t>
             </w:r>
           </w:p>
         </w:tc>
@@ -856,7 +856,7 @@
               <w:rPr>
                 <w:sz w:val="15"/>
               </w:rPr>
-              <w:t>81.3%  ████████··</w:t>
+              <w:t>80.3%  ████████··</w:t>
             </w:r>
           </w:p>
         </w:tc>
@@ -870,7 +870,7 @@
               <w:rPr>
                 <w:sz w:val="15"/>
               </w:rPr>
-              <w:t>49.9%</w:t>
+              <w:t>49.2%</w:t>
             </w:r>
           </w:p>
         </w:tc>
@@ -884,7 +884,7 @@
               <w:rPr>
                 <w:sz w:val="15"/>
               </w:rPr>
-              <w:t>178  (77.7%)</w:t>
+              <w:t>178  (76.7%)</w:t>
             </w:r>
           </w:p>
         </w:tc>
@@ -898,7 +898,7 @@
               <w:rPr>
                 <w:sz w:val="15"/>
               </w:rPr>
-              <w:t>prony_relaxation_time | prony_tensil — 50종</w:t>
+              <w:t>prony_relaxation_time | prony_tensil — 53종</w:t>
             </w:r>
           </w:p>
         </w:tc>
@@ -928,7 +928,7 @@
               <w:rPr>
                 <w:sz w:val="15"/>
               </w:rPr>
-              <w:t>731</w:t>
+              <w:t>737</w:t>
             </w:r>
           </w:p>
         </w:tc>
@@ -942,7 +942,7 @@
               <w:rPr>
                 <w:sz w:val="15"/>
               </w:rPr>
-              <w:t>2255/2924</w:t>
+              <w:t>2255/2948</w:t>
             </w:r>
           </w:p>
         </w:tc>
@@ -956,7 +956,7 @@
               <w:rPr>
                 <w:sz w:val="15"/>
               </w:rPr>
-              <w:t>77.1%  ████████··</w:t>
+              <w:t>76.5%  ████████··</w:t>
             </w:r>
           </w:p>
         </w:tc>
@@ -970,7 +970,7 @@
               <w:rPr>
                 <w:sz w:val="15"/>
               </w:rPr>
-              <w:t>55.5%</w:t>
+              <w:t>55.0%</w:t>
             </w:r>
           </w:p>
         </w:tc>
@@ -984,7 +984,7 @@
               <w:rPr>
                 <w:sz w:val="15"/>
               </w:rPr>
-              <w:t>489  (66.9%)</w:t>
+              <w:t>489  (66.4%)</w:t>
             </w:r>
           </w:p>
         </w:tc>
@@ -998,7 +998,7 @@
               <w:rPr>
                 <w:sz w:val="15"/>
               </w:rPr>
-              <w:t>contact_angle_water | surface_energy — 235종</w:t>
+              <w:t>contact_angle_water | surface_energy — 241종</w:t>
             </w:r>
           </w:p>
         </w:tc>
@@ -1028,7 +1028,7 @@
               <w:rPr>
                 <w:sz w:val="15"/>
               </w:rPr>
-              <w:t>567</w:t>
+              <w:t>573</w:t>
             </w:r>
           </w:p>
         </w:tc>
@@ -1042,7 +1042,7 @@
               <w:rPr>
                 <w:sz w:val="15"/>
               </w:rPr>
-              <w:t>1733/2268</w:t>
+              <w:t>1733/2292</w:t>
             </w:r>
           </w:p>
         </w:tc>
@@ -1056,7 +1056,7 @@
               <w:rPr>
                 <w:sz w:val="15"/>
               </w:rPr>
-              <w:t>76.4%  ████████··</w:t>
+              <w:t>75.6%  ████████··</w:t>
             </w:r>
           </w:p>
         </w:tc>
@@ -1070,7 +1070,7 @@
               <w:rPr>
                 <w:sz w:val="15"/>
               </w:rPr>
-              <w:t>50.8%</w:t>
+              <w:t>50.3%</w:t>
             </w:r>
           </w:p>
         </w:tc>
@@ -1084,7 +1084,7 @@
               <w:rPr>
                 <w:sz w:val="15"/>
               </w:rPr>
-              <w:t>363  (64.0%)</w:t>
+              <w:t>363  (63.4%)</w:t>
             </w:r>
           </w:p>
         </w:tc>
@@ -1098,7 +1098,7 @@
               <w:rPr>
                 <w:sz w:val="15"/>
               </w:rPr>
-              <w:t>water_vapor_transmission | gas_perme — 181종</w:t>
+              <w:t>water_vapor_transmission | gas_perme — 187종</w:t>
             </w:r>
           </w:p>
         </w:tc>
@@ -1228,7 +1228,7 @@
               <w:rPr>
                 <w:sz w:val="15"/>
               </w:rPr>
-              <w:t>229</w:t>
+              <w:t>232</w:t>
             </w:r>
           </w:p>
         </w:tc>
@@ -1242,7 +1242,7 @@
               <w:rPr>
                 <w:sz w:val="15"/>
               </w:rPr>
-              <w:t>345/458</w:t>
+              <w:t>345/464</w:t>
             </w:r>
           </w:p>
         </w:tc>
@@ -1256,7 +1256,7 @@
               <w:rPr>
                 <w:sz w:val="15"/>
               </w:rPr>
-              <w:t>75.3%  ████████··</w:t>
+              <w:t>74.4%  ███████···</w:t>
             </w:r>
           </w:p>
         </w:tc>
@@ -1270,7 +1270,7 @@
               <w:rPr>
                 <w:sz w:val="15"/>
               </w:rPr>
-              <w:t>59.8%</w:t>
+              <w:t>59.1%</w:t>
             </w:r>
           </w:p>
         </w:tc>
@@ -1284,7 +1284,7 @@
               <w:rPr>
                 <w:sz w:val="15"/>
               </w:rPr>
-              <w:t>141  (61.6%)</w:t>
+              <w:t>141  (60.8%)</w:t>
             </w:r>
           </w:p>
         </w:tc>
@@ -1298,7 +1298,7 @@
               <w:rPr>
                 <w:sz w:val="15"/>
               </w:rPr>
-              <w:t>peel_strength | lap_shear_strength | — 74종</w:t>
+              <w:t>peel_strength | lap_shear_strength | — 77종</w:t>
             </w:r>
           </w:p>
         </w:tc>
@@ -1328,7 +1328,7 @@
               <w:rPr>
                 <w:sz w:val="15"/>
               </w:rPr>
-              <w:t>731</w:t>
+              <w:t>737</w:t>
             </w:r>
           </w:p>
         </w:tc>
@@ -1342,7 +1342,7 @@
               <w:rPr>
                 <w:sz w:val="15"/>
               </w:rPr>
-              <w:t>544/731</w:t>
+              <w:t>544/737</w:t>
             </w:r>
           </w:p>
         </w:tc>
@@ -1356,7 +1356,7 @@
               <w:rPr>
                 <w:sz w:val="15"/>
               </w:rPr>
-              <w:t>74.4%  ███████···</w:t>
+              <w:t>73.8%  ███████···</w:t>
             </w:r>
           </w:p>
         </w:tc>
@@ -1370,7 +1370,7 @@
               <w:rPr>
                 <w:sz w:val="15"/>
               </w:rPr>
-              <w:t>56.0%</w:t>
+              <w:t>55.5%</w:t>
             </w:r>
           </w:p>
         </w:tc>
@@ -1384,7 +1384,7 @@
               <w:rPr>
                 <w:sz w:val="15"/>
               </w:rPr>
-              <w:t>544  (74.4%)</w:t>
+              <w:t>544  (73.8%)</w:t>
             </w:r>
           </w:p>
         </w:tc>
@@ -1398,7 +1398,7 @@
               <w:rPr>
                 <w:sz w:val="15"/>
               </w:rPr>
-              <w:t>dielectric_constant | resistivity_vo — 187종</w:t>
+              <w:t>dielectric_constant | resistivity_vo — 193종</w:t>
             </w:r>
           </w:p>
         </w:tc>
@@ -1628,7 +1628,7 @@
               <w:rPr>
                 <w:sz w:val="15"/>
               </w:rPr>
-              <w:t>100</w:t>
+              <w:t>103</w:t>
             </w:r>
           </w:p>
         </w:tc>
@@ -1642,7 +1642,7 @@
               <w:rPr>
                 <w:sz w:val="15"/>
               </w:rPr>
-              <w:t>77/100</w:t>
+              <w:t>77/103</w:t>
             </w:r>
           </w:p>
         </w:tc>
@@ -1656,7 +1656,7 @@
               <w:rPr>
                 <w:sz w:val="15"/>
               </w:rPr>
-              <w:t>77.0%  ████████··</w:t>
+              <w:t>74.8%  ███████···</w:t>
             </w:r>
           </w:p>
         </w:tc>
@@ -1670,7 +1670,7 @@
               <w:rPr>
                 <w:sz w:val="15"/>
               </w:rPr>
-              <w:t>65.0%</w:t>
+              <w:t>63.1%</w:t>
             </w:r>
           </w:p>
         </w:tc>
@@ -1684,7 +1684,7 @@
               <w:rPr>
                 <w:sz w:val="15"/>
               </w:rPr>
-              <w:t>77  (77.0%)</w:t>
+              <w:t>77  (74.8%)</w:t>
             </w:r>
           </w:p>
         </w:tc>
@@ -1698,7 +1698,7 @@
               <w:rPr>
                 <w:sz w:val="15"/>
               </w:rPr>
-              <w:t>gas_permeability_o2 | gas_solubility — 23종</w:t>
+              <w:t>gas_permeability_o2 | gas_solubility — 26종</w:t>
             </w:r>
           </w:p>
         </w:tc>
@@ -1813,7 +1813,7 @@
               <w:rPr>
                 <w:sz w:val="16"/>
               </w:rPr>
-              <w:t>초탄성(실링·완충) 97.9% · 산소소광-발광체 88.7% · 폴더블 벤딩 77.7% · 산소확산-매트릭스 77.0% · 구조·강성 75.6% · 열전달·방열 74.8% · 전기·EMI 74.4% · 열응력·워피지 74.3% · 결로(표면) 66.9% · 결로(투습) 64.0% · 낙하·충격 63.1% · 접착·박리 61.6%</w:t>
+              <w:t>초탄성(실링·완충) 97.9% · 산소소광-발광체 88.7% · 폴더블 벤딩 76.7% · 구조·강성 75.0% · 산소확산-매트릭스 74.8% · 열전달·방열 74.2% · 전기·EMI 73.8% · 열응력·워피지 73.7% · 결로(표면) 66.4% · 결로(투습) 63.4% · 낙하·충격 62.6% · 접착·박리 60.8%</w:t>
             </w:r>
           </w:p>
         </w:tc>
@@ -2113,7 +2113,7 @@
               <w:rPr>
                 <w:sz w:val="16"/>
               </w:rPr>
-              <w:t>731종</w:t>
+              <w:t>737종</w:t>
             </w:r>
           </w:p>
         </w:tc>
@@ -2127,7 +2127,7 @@
               <w:rPr>
                 <w:sz w:val="16"/>
               </w:rPr>
-              <w:t>1701/2193  (77.6%)</w:t>
+              <w:t>1701/2211  (76.9%)</w:t>
             </w:r>
           </w:p>
         </w:tc>
@@ -2141,7 +2141,7 @@
               <w:rPr>
                 <w:sz w:val="16"/>
               </w:rPr>
-              <w:t>46.6%</w:t>
+              <w:t>46.3%</w:t>
             </w:r>
           </w:p>
         </w:tc>
@@ -2155,7 +2155,7 @@
               <w:rPr>
                 <w:sz w:val="16"/>
               </w:rPr>
-              <w:t>553종  (75.6%)</w:t>
+              <w:t>553종  (75.0%)</w:t>
             </w:r>
           </w:p>
         </w:tc>
@@ -2169,7 +2169,7 @@
               <w:rPr>
                 <w:sz w:val="16"/>
               </w:rPr>
-              <w:t>192종  (26.3%)</w:t>
+              <w:t>192종  (26.1%)</w:t>
             </w:r>
           </w:p>
         </w:tc>
@@ -2256,7 +2256,7 @@
               <w:rPr>
                 <w:sz w:val="16"/>
               </w:rPr>
-              <w:t>176종</w:t>
+              <w:t>182종</w:t>
             </w:r>
           </w:p>
         </w:tc>
@@ -2286,7 +2286,7 @@
               <w:rPr>
                 <w:sz w:val="16"/>
               </w:rPr>
-              <w:t>160종</w:t>
+              <w:t>166종</w:t>
             </w:r>
           </w:p>
         </w:tc>
@@ -2316,7 +2316,7 @@
               <w:rPr>
                 <w:sz w:val="16"/>
               </w:rPr>
-              <w:t>156종</w:t>
+              <w:t>162종</w:t>
             </w:r>
           </w:p>
         </w:tc>
@@ -2445,7 +2445,7 @@
               <w:rPr>
                 <w:sz w:val="16"/>
               </w:rPr>
-              <w:t>731종</w:t>
+              <w:t>737종</w:t>
             </w:r>
           </w:p>
         </w:tc>
@@ -2459,7 +2459,7 @@
               <w:rPr>
                 <w:sz w:val="16"/>
               </w:rPr>
-              <w:t>2657/3655  (72.7%)</w:t>
+              <w:t>2657/3685  (72.1%)</w:t>
             </w:r>
           </w:p>
         </w:tc>
@@ -2473,7 +2473,7 @@
               <w:rPr>
                 <w:sz w:val="16"/>
               </w:rPr>
-              <w:t>38.4%</w:t>
+              <w:t>38.1%</w:t>
             </w:r>
           </w:p>
         </w:tc>
@@ -2487,7 +2487,7 @@
               <w:rPr>
                 <w:sz w:val="16"/>
               </w:rPr>
-              <w:t>461종  (63.1%)</w:t>
+              <w:t>461종  (62.6%)</w:t>
             </w:r>
           </w:p>
         </w:tc>
@@ -2501,7 +2501,7 @@
               <w:rPr>
                 <w:sz w:val="16"/>
               </w:rPr>
-              <w:t>75종  (10.3%)</w:t>
+              <w:t>75종  (10.2%)</w:t>
             </w:r>
           </w:p>
         </w:tc>
@@ -2588,7 +2588,7 @@
               <w:rPr>
                 <w:sz w:val="16"/>
               </w:rPr>
-              <w:t>267종</w:t>
+              <w:t>273종</w:t>
             </w:r>
           </w:p>
         </w:tc>
@@ -2618,7 +2618,7 @@
               <w:rPr>
                 <w:sz w:val="16"/>
               </w:rPr>
-              <w:t>239종</w:t>
+              <w:t>245종</w:t>
             </w:r>
           </w:p>
         </w:tc>
@@ -2648,7 +2648,7 @@
               <w:rPr>
                 <w:sz w:val="16"/>
               </w:rPr>
-              <w:t>176종</w:t>
+              <w:t>182종</w:t>
             </w:r>
           </w:p>
         </w:tc>
@@ -2678,7 +2678,7 @@
               <w:rPr>
                 <w:sz w:val="16"/>
               </w:rPr>
-              <w:t>160종</w:t>
+              <w:t>166종</w:t>
             </w:r>
           </w:p>
         </w:tc>
@@ -2708,7 +2708,7 @@
               <w:rPr>
                 <w:sz w:val="16"/>
               </w:rPr>
-              <w:t>156종</w:t>
+              <w:t>162종</w:t>
             </w:r>
           </w:p>
         </w:tc>
@@ -2837,7 +2837,7 @@
               <w:rPr>
                 <w:sz w:val="16"/>
               </w:rPr>
-              <w:t>731종</w:t>
+              <w:t>737종</w:t>
             </w:r>
           </w:p>
         </w:tc>
@@ -2851,7 +2851,7 @@
               <w:rPr>
                 <w:sz w:val="16"/>
               </w:rPr>
-              <w:t>1759/2193  (80.2%)</w:t>
+              <w:t>1759/2211  (79.6%)</w:t>
             </w:r>
           </w:p>
         </w:tc>
@@ -2865,7 +2865,7 @@
               <w:rPr>
                 <w:sz w:val="16"/>
               </w:rPr>
-              <w:t>56.2%</w:t>
+              <w:t>55.7%</w:t>
             </w:r>
           </w:p>
         </w:tc>
@@ -2879,7 +2879,7 @@
               <w:rPr>
                 <w:sz w:val="16"/>
               </w:rPr>
-              <w:t>547종  (74.8%)</w:t>
+              <w:t>547종  (74.2%)</w:t>
             </w:r>
           </w:p>
         </w:tc>
@@ -2893,7 +2893,7 @@
               <w:rPr>
                 <w:sz w:val="16"/>
               </w:rPr>
-              <w:t>215종  (29.4%)</w:t>
+              <w:t>215종  (29.2%)</w:t>
             </w:r>
           </w:p>
         </w:tc>
@@ -2980,7 +2980,7 @@
               <w:rPr>
                 <w:sz w:val="16"/>
               </w:rPr>
-              <w:t>179종</w:t>
+              <w:t>185종</w:t>
             </w:r>
           </w:p>
         </w:tc>
@@ -3010,7 +3010,7 @@
               <w:rPr>
                 <w:sz w:val="16"/>
               </w:rPr>
-              <w:t>156종</w:t>
+              <w:t>162종</w:t>
             </w:r>
           </w:p>
         </w:tc>
@@ -3040,7 +3040,7 @@
               <w:rPr>
                 <w:sz w:val="16"/>
               </w:rPr>
-              <w:t>99종</w:t>
+              <w:t>105종</w:t>
             </w:r>
           </w:p>
         </w:tc>
@@ -3169,7 +3169,7 @@
               <w:rPr>
                 <w:sz w:val="16"/>
               </w:rPr>
-              <w:t>731종</w:t>
+              <w:t>737종</w:t>
             </w:r>
           </w:p>
         </w:tc>
@@ -3183,7 +3183,7 @@
               <w:rPr>
                 <w:sz w:val="16"/>
               </w:rPr>
-              <w:t>2275/2924  (77.8%)</w:t>
+              <w:t>2275/2948  (77.2%)</w:t>
             </w:r>
           </w:p>
         </w:tc>
@@ -3197,7 +3197,7 @@
               <w:rPr>
                 <w:sz w:val="16"/>
               </w:rPr>
-              <w:t>47.8%</w:t>
+              <w:t>47.4%</w:t>
             </w:r>
           </w:p>
         </w:tc>
@@ -3211,7 +3211,7 @@
               <w:rPr>
                 <w:sz w:val="16"/>
               </w:rPr>
-              <w:t>543종  (74.3%)</w:t>
+              <w:t>543종  (73.7%)</w:t>
             </w:r>
           </w:p>
         </w:tc>
@@ -3225,7 +3225,7 @@
               <w:rPr>
                 <w:sz w:val="16"/>
               </w:rPr>
-              <w:t>173종  (23.7%)</w:t>
+              <w:t>173종  (23.5%)</w:t>
             </w:r>
           </w:p>
         </w:tc>
@@ -3312,7 +3312,7 @@
               <w:rPr>
                 <w:sz w:val="16"/>
               </w:rPr>
-              <w:t>176종</w:t>
+              <w:t>182종</w:t>
             </w:r>
           </w:p>
         </w:tc>
@@ -3342,7 +3342,7 @@
               <w:rPr>
                 <w:sz w:val="16"/>
               </w:rPr>
-              <w:t>160종</w:t>
+              <w:t>166종</w:t>
             </w:r>
           </w:p>
         </w:tc>
@@ -3372,7 +3372,7 @@
               <w:rPr>
                 <w:sz w:val="16"/>
               </w:rPr>
-              <w:t>157종</w:t>
+              <w:t>163종</w:t>
             </w:r>
           </w:p>
         </w:tc>
@@ -3402,7 +3402,7 @@
               <w:rPr>
                 <w:sz w:val="16"/>
               </w:rPr>
-              <w:t>156종</w:t>
+              <w:t>162종</w:t>
             </w:r>
           </w:p>
         </w:tc>
@@ -3531,7 +3531,7 @@
               <w:rPr>
                 <w:sz w:val="16"/>
               </w:rPr>
-              <w:t>229종</w:t>
+              <w:t>232종</w:t>
             </w:r>
           </w:p>
         </w:tc>
@@ -3545,7 +3545,7 @@
               <w:rPr>
                 <w:sz w:val="16"/>
               </w:rPr>
-              <w:t>745/916  (81.3%)</w:t>
+              <w:t>745/928  (80.3%)</w:t>
             </w:r>
           </w:p>
         </w:tc>
@@ -3559,7 +3559,7 @@
               <w:rPr>
                 <w:sz w:val="16"/>
               </w:rPr>
-              <w:t>49.9%</w:t>
+              <w:t>49.2%</w:t>
             </w:r>
           </w:p>
         </w:tc>
@@ -3573,7 +3573,7 @@
               <w:rPr>
                 <w:sz w:val="16"/>
               </w:rPr>
-              <w:t>178종  (77.7%)</w:t>
+              <w:t>178종  (76.7%)</w:t>
             </w:r>
           </w:p>
         </w:tc>
@@ -3587,7 +3587,7 @@
               <w:rPr>
                 <w:sz w:val="16"/>
               </w:rPr>
-              <w:t>43종  (18.8%)</w:t>
+              <w:t>43종  (18.5%)</w:t>
             </w:r>
           </w:p>
         </w:tc>
@@ -3674,7 +3674,7 @@
               <w:rPr>
                 <w:sz w:val="16"/>
               </w:rPr>
-              <w:t>50종</w:t>
+              <w:t>53종</w:t>
             </w:r>
           </w:p>
         </w:tc>
@@ -3704,7 +3704,7 @@
               <w:rPr>
                 <w:sz w:val="16"/>
               </w:rPr>
-              <w:t>43종</w:t>
+              <w:t>46종</w:t>
             </w:r>
           </w:p>
         </w:tc>
@@ -3734,7 +3734,7 @@
               <w:rPr>
                 <w:sz w:val="16"/>
               </w:rPr>
-              <w:t>39종</w:t>
+              <w:t>42종</w:t>
             </w:r>
           </w:p>
         </w:tc>
@@ -3764,7 +3764,7 @@
               <w:rPr>
                 <w:sz w:val="16"/>
               </w:rPr>
-              <w:t>39종</w:t>
+              <w:t>42종</w:t>
             </w:r>
           </w:p>
         </w:tc>
@@ -3893,7 +3893,7 @@
               <w:rPr>
                 <w:sz w:val="16"/>
               </w:rPr>
-              <w:t>731종</w:t>
+              <w:t>737종</w:t>
             </w:r>
           </w:p>
         </w:tc>
@@ -3907,7 +3907,7 @@
               <w:rPr>
                 <w:sz w:val="16"/>
               </w:rPr>
-              <w:t>2255/2924  (77.1%)</w:t>
+              <w:t>2255/2948  (76.5%)</w:t>
             </w:r>
           </w:p>
         </w:tc>
@@ -3921,7 +3921,7 @@
               <w:rPr>
                 <w:sz w:val="16"/>
               </w:rPr>
-              <w:t>55.5%</w:t>
+              <w:t>55.0%</w:t>
             </w:r>
           </w:p>
         </w:tc>
@@ -3935,7 +3935,7 @@
               <w:rPr>
                 <w:sz w:val="16"/>
               </w:rPr>
-              <w:t>489종  (66.9%)</w:t>
+              <w:t>489종  (66.4%)</w:t>
             </w:r>
           </w:p>
         </w:tc>
@@ -3949,7 +3949,7 @@
               <w:rPr>
                 <w:sz w:val="16"/>
               </w:rPr>
-              <w:t>192종  (26.3%)</w:t>
+              <w:t>192종  (26.1%)</w:t>
             </w:r>
           </w:p>
         </w:tc>
@@ -4036,7 +4036,7 @@
               <w:rPr>
                 <w:sz w:val="16"/>
               </w:rPr>
-              <w:t>235종</w:t>
+              <w:t>241종</w:t>
             </w:r>
           </w:p>
         </w:tc>
@@ -4066,7 +4066,7 @@
               <w:rPr>
                 <w:sz w:val="16"/>
               </w:rPr>
-              <w:t>179종</w:t>
+              <w:t>185종</w:t>
             </w:r>
           </w:p>
         </w:tc>
@@ -4096,7 +4096,7 @@
               <w:rPr>
                 <w:sz w:val="16"/>
               </w:rPr>
-              <w:t>156종</w:t>
+              <w:t>162종</w:t>
             </w:r>
           </w:p>
         </w:tc>
@@ -4126,7 +4126,7 @@
               <w:rPr>
                 <w:sz w:val="16"/>
               </w:rPr>
-              <w:t>99종</w:t>
+              <w:t>105종</w:t>
             </w:r>
           </w:p>
         </w:tc>
@@ -4255,7 +4255,7 @@
               <w:rPr>
                 <w:sz w:val="16"/>
               </w:rPr>
-              <w:t>567종</w:t>
+              <w:t>573종</w:t>
             </w:r>
           </w:p>
         </w:tc>
@@ -4269,7 +4269,7 @@
               <w:rPr>
                 <w:sz w:val="16"/>
               </w:rPr>
-              <w:t>1733/2268  (76.4%)</w:t>
+              <w:t>1733/2292  (75.6%)</w:t>
             </w:r>
           </w:p>
         </w:tc>
@@ -4283,7 +4283,7 @@
               <w:rPr>
                 <w:sz w:val="16"/>
               </w:rPr>
-              <w:t>50.8%</w:t>
+              <w:t>50.3%</w:t>
             </w:r>
           </w:p>
         </w:tc>
@@ -4297,7 +4297,7 @@
               <w:rPr>
                 <w:sz w:val="16"/>
               </w:rPr>
-              <w:t>363종  (64.0%)</w:t>
+              <w:t>363종  (63.4%)</w:t>
             </w:r>
           </w:p>
         </w:tc>
@@ -4311,7 +4311,7 @@
               <w:rPr>
                 <w:sz w:val="16"/>
               </w:rPr>
-              <w:t>115종  (20.3%)</w:t>
+              <w:t>115종  (20.1%)</w:t>
             </w:r>
           </w:p>
         </w:tc>
@@ -4398,7 +4398,7 @@
               <w:rPr>
                 <w:sz w:val="16"/>
               </w:rPr>
-              <w:t>181종</w:t>
+              <w:t>187종</w:t>
             </w:r>
           </w:p>
         </w:tc>
@@ -4428,7 +4428,7 @@
               <w:rPr>
                 <w:sz w:val="16"/>
               </w:rPr>
-              <w:t>149종</w:t>
+              <w:t>155종</w:t>
             </w:r>
           </w:p>
         </w:tc>
@@ -4458,7 +4458,7 @@
               <w:rPr>
                 <w:sz w:val="16"/>
               </w:rPr>
-              <w:t>135종</w:t>
+              <w:t>141종</w:t>
             </w:r>
           </w:p>
         </w:tc>
@@ -4488,7 +4488,7 @@
               <w:rPr>
                 <w:sz w:val="16"/>
               </w:rPr>
-              <w:t>70종</w:t>
+              <w:t>76종</w:t>
             </w:r>
           </w:p>
         </w:tc>
@@ -4919,7 +4919,7 @@
               <w:rPr>
                 <w:sz w:val="16"/>
               </w:rPr>
-              <w:t>229종</w:t>
+              <w:t>232종</w:t>
             </w:r>
           </w:p>
         </w:tc>
@@ -4933,7 +4933,7 @@
               <w:rPr>
                 <w:sz w:val="16"/>
               </w:rPr>
-              <w:t>345/458  (75.3%)</w:t>
+              <w:t>345/464  (74.4%)</w:t>
             </w:r>
           </w:p>
         </w:tc>
@@ -4947,7 +4947,7 @@
               <w:rPr>
                 <w:sz w:val="16"/>
               </w:rPr>
-              <w:t>59.8%</w:t>
+              <w:t>59.1%</w:t>
             </w:r>
           </w:p>
         </w:tc>
@@ -4961,7 +4961,7 @@
               <w:rPr>
                 <w:sz w:val="16"/>
               </w:rPr>
-              <w:t>141종  (61.6%)</w:t>
+              <w:t>141종  (60.8%)</w:t>
             </w:r>
           </w:p>
         </w:tc>
@@ -4975,7 +4975,7 @@
               <w:rPr>
                 <w:sz w:val="16"/>
               </w:rPr>
-              <w:t>77종  (33.6%)</w:t>
+              <w:t>77종  (33.2%)</w:t>
             </w:r>
           </w:p>
         </w:tc>
@@ -5062,7 +5062,7 @@
               <w:rPr>
                 <w:sz w:val="16"/>
               </w:rPr>
-              <w:t>74종</w:t>
+              <w:t>77종</w:t>
             </w:r>
           </w:p>
         </w:tc>
@@ -5092,7 +5092,7 @@
               <w:rPr>
                 <w:sz w:val="16"/>
               </w:rPr>
-              <w:t>39종</w:t>
+              <w:t>42종</w:t>
             </w:r>
           </w:p>
         </w:tc>
@@ -5221,7 +5221,7 @@
               <w:rPr>
                 <w:sz w:val="16"/>
               </w:rPr>
-              <w:t>731종</w:t>
+              <w:t>737종</w:t>
             </w:r>
           </w:p>
         </w:tc>
@@ -5235,7 +5235,7 @@
               <w:rPr>
                 <w:sz w:val="16"/>
               </w:rPr>
-              <w:t>544/731  (74.4%)</w:t>
+              <w:t>544/737  (73.8%)</w:t>
             </w:r>
           </w:p>
         </w:tc>
@@ -5249,7 +5249,7 @@
               <w:rPr>
                 <w:sz w:val="16"/>
               </w:rPr>
-              <w:t>56.0%</w:t>
+              <w:t>55.5%</w:t>
             </w:r>
           </w:p>
         </w:tc>
@@ -5263,7 +5263,7 @@
               <w:rPr>
                 <w:sz w:val="16"/>
               </w:rPr>
-              <w:t>544종  (74.4%)</w:t>
+              <w:t>544종  (73.8%)</w:t>
             </w:r>
           </w:p>
         </w:tc>
@@ -5277,7 +5277,7 @@
               <w:rPr>
                 <w:sz w:val="16"/>
               </w:rPr>
-              <w:t>409종  (56.0%)</w:t>
+              <w:t>409종  (55.5%)</w:t>
             </w:r>
           </w:p>
         </w:tc>
@@ -5364,7 +5364,7 @@
               <w:rPr>
                 <w:sz w:val="16"/>
               </w:rPr>
-              <w:t>187종</w:t>
+              <w:t>193종</w:t>
             </w:r>
           </w:p>
         </w:tc>
@@ -6097,7 +6097,7 @@
               <w:rPr>
                 <w:sz w:val="16"/>
               </w:rPr>
-              <w:t>100종</w:t>
+              <w:t>103종</w:t>
             </w:r>
           </w:p>
         </w:tc>
@@ -6111,7 +6111,7 @@
               <w:rPr>
                 <w:sz w:val="16"/>
               </w:rPr>
-              <w:t>77/100  (77.0%)</w:t>
+              <w:t>77/103  (74.8%)</w:t>
             </w:r>
           </w:p>
         </w:tc>
@@ -6125,7 +6125,7 @@
               <w:rPr>
                 <w:sz w:val="16"/>
               </w:rPr>
-              <w:t>65.0%</w:t>
+              <w:t>63.1%</w:t>
             </w:r>
           </w:p>
         </w:tc>
@@ -6139,7 +6139,7 @@
               <w:rPr>
                 <w:sz w:val="16"/>
               </w:rPr>
-              <w:t>77종  (77.0%)</w:t>
+              <w:t>77종  (74.8%)</w:t>
             </w:r>
           </w:p>
         </w:tc>
@@ -6153,7 +6153,7 @@
               <w:rPr>
                 <w:sz w:val="16"/>
               </w:rPr>
-              <w:t>65종  (65.0%)</w:t>
+              <w:t>65종  (63.1%)</w:t>
             </w:r>
           </w:p>
         </w:tc>
@@ -6240,7 +6240,7 @@
               <w:rPr>
                 <w:sz w:val="16"/>
               </w:rPr>
-              <w:t>23종</w:t>
+              <w:t>26종</w:t>
             </w:r>
           </w:p>
         </w:tc>
@@ -6269,7 +6269,7 @@
           <w:b w:val="0"/>
           <w:sz w:val="19"/>
         </w:rPr>
-        <w:t>물성 정의 167종 전부에 값이 하나 이상 있다(개통률 100%). 아래는 재료 731종 기준 보유율이다.</w:t>
+        <w:t>물성 정의 169종 전부에 값이 하나 이상 있다(개통률 100%). 아래는 재료 737종 기준 보유율이다.</w:t>
       </w:r>
     </w:p>
     <w:p>
@@ -6424,7 +6424,7 @@
               <w:rPr>
                 <w:sz w:val="15"/>
               </w:rPr>
-              <w:t>86.5%  ██████████··</w:t>
+              <w:t>85.8%  ██████████··</w:t>
             </w:r>
           </w:p>
         </w:tc>
@@ -6496,7 +6496,7 @@
               <w:rPr>
                 <w:sz w:val="15"/>
               </w:rPr>
-              <w:t>78.7%  █████████···</w:t>
+              <w:t>78.0%  █████████···</w:t>
             </w:r>
           </w:p>
         </w:tc>
@@ -6568,7 +6568,7 @@
               <w:rPr>
                 <w:sz w:val="15"/>
               </w:rPr>
-              <w:t>78.5%  █████████···</w:t>
+              <w:t>77.9%  █████████···</w:t>
             </w:r>
           </w:p>
         </w:tc>
@@ -6640,7 +6640,7 @@
               <w:rPr>
                 <w:sz w:val="15"/>
               </w:rPr>
-              <w:t>78.1%  █████████···</w:t>
+              <w:t>77.5%  █████████···</w:t>
             </w:r>
           </w:p>
         </w:tc>
@@ -6712,7 +6712,7 @@
               <w:rPr>
                 <w:sz w:val="15"/>
               </w:rPr>
-              <w:t>75.9%  █████████···</w:t>
+              <w:t>75.3%  █████████···</w:t>
             </w:r>
           </w:p>
         </w:tc>
@@ -6784,7 +6784,7 @@
               <w:rPr>
                 <w:sz w:val="15"/>
               </w:rPr>
-              <w:t>75.5%  █████████···</w:t>
+              <w:t>74.9%  █████████···</w:t>
             </w:r>
           </w:p>
         </w:tc>
@@ -6856,7 +6856,7 @@
               <w:rPr>
                 <w:sz w:val="15"/>
               </w:rPr>
-              <w:t>58.1%  ███████·····</w:t>
+              <w:t>57.7%  ███████·····</w:t>
             </w:r>
           </w:p>
         </w:tc>
@@ -6928,7 +6928,7 @@
               <w:rPr>
                 <w:sz w:val="15"/>
               </w:rPr>
-              <w:t>56.5%  ███████·····</w:t>
+              <w:t>56.0%  ███████·····</w:t>
             </w:r>
           </w:p>
         </w:tc>
@@ -7000,7 +7000,7 @@
               <w:rPr>
                 <w:sz w:val="15"/>
               </w:rPr>
-              <w:t>53.5%  ██████······</w:t>
+              <w:t>53.1%  ██████······</w:t>
             </w:r>
           </w:p>
         </w:tc>
@@ -7072,7 +7072,7 @@
               <w:rPr>
                 <w:sz w:val="15"/>
               </w:rPr>
-              <w:t>49.2%  ██████······</w:t>
+              <w:t>48.8%  ██████······</w:t>
             </w:r>
           </w:p>
         </w:tc>
@@ -7144,7 +7144,7 @@
               <w:rPr>
                 <w:sz w:val="15"/>
               </w:rPr>
-              <w:t>45.8%  █████·······</w:t>
+              <w:t>45.5%  █████·······</w:t>
             </w:r>
           </w:p>
         </w:tc>
@@ -7216,7 +7216,7 @@
               <w:rPr>
                 <w:sz w:val="15"/>
               </w:rPr>
-              <w:t>38.3%  █████·······</w:t>
+              <w:t>38.0%  █████·······</w:t>
             </w:r>
           </w:p>
         </w:tc>
@@ -7288,7 +7288,7 @@
               <w:rPr>
                 <w:sz w:val="15"/>
               </w:rPr>
-              <w:t>35.4%  ████········</w:t>
+              <w:t>35.1%  ████········</w:t>
             </w:r>
           </w:p>
         </w:tc>
@@ -7360,7 +7360,7 @@
               <w:rPr>
                 <w:sz w:val="15"/>
               </w:rPr>
-              <w:t>29.8%  ████········</w:t>
+              <w:t>29.6%  ████········</w:t>
             </w:r>
           </w:p>
         </w:tc>
@@ -7432,7 +7432,7 @@
               <w:rPr>
                 <w:sz w:val="15"/>
               </w:rPr>
-              <w:t>28.3%  ███·········</w:t>
+              <w:t>28.1%  ███·········</w:t>
             </w:r>
           </w:p>
         </w:tc>
@@ -7504,7 +7504,7 @@
               <w:rPr>
                 <w:sz w:val="15"/>
               </w:rPr>
-              <w:t>23.8%  ███·········</w:t>
+              <w:t>23.6%  ███·········</w:t>
             </w:r>
           </w:p>
         </w:tc>
@@ -7576,7 +7576,7 @@
               <w:rPr>
                 <w:sz w:val="15"/>
               </w:rPr>
-              <w:t>23.5%  ███·········</w:t>
+              <w:t>23.3%  ███·········</w:t>
             </w:r>
           </w:p>
         </w:tc>
@@ -7634,7 +7634,7 @@
               <w:rPr>
                 <w:sz w:val="15"/>
               </w:rPr>
-              <w:t>164종</w:t>
+              <w:t>168종</w:t>
             </w:r>
           </w:p>
         </w:tc>
@@ -7648,7 +7648,7 @@
               <w:rPr>
                 <w:sz w:val="15"/>
               </w:rPr>
-              <w:t>22.4%  ███·········</w:t>
+              <w:t>22.8%  ███·········</w:t>
             </w:r>
           </w:p>
         </w:tc>
@@ -7662,7 +7662,7 @@
               <w:rPr>
                 <w:sz w:val="15"/>
               </w:rPr>
-              <w:t>1357건</w:t>
+              <w:t>1407건</w:t>
             </w:r>
           </w:p>
         </w:tc>
@@ -7720,7 +7720,7 @@
               <w:rPr>
                 <w:sz w:val="15"/>
               </w:rPr>
-              <w:t>22.0%  ███·········</w:t>
+              <w:t>21.8%  ███·········</w:t>
             </w:r>
           </w:p>
         </w:tc>
@@ -7750,7 +7750,7 @@
               <w:rPr>
                 <w:sz w:val="15"/>
               </w:rPr>
-              <w:t>유리전이온도</w:t>
+              <w:t>Prony 상대완화계수</w:t>
             </w:r>
           </w:p>
         </w:tc>
@@ -7764,7 +7764,7 @@
               <w:rPr>
                 <w:sz w:val="15"/>
               </w:rPr>
-              <w:t>열</w:t>
+              <w:t>기계</w:t>
             </w:r>
           </w:p>
         </w:tc>
@@ -7778,7 +7778,7 @@
               <w:rPr>
                 <w:sz w:val="15"/>
               </w:rPr>
-              <w:t>139종</w:t>
+              <w:t>141종</w:t>
             </w:r>
           </w:p>
         </w:tc>
@@ -7792,7 +7792,7 @@
               <w:rPr>
                 <w:sz w:val="15"/>
               </w:rPr>
-              <w:t>19.0%  ██··········</w:t>
+              <w:t>19.1%  ██··········</w:t>
             </w:r>
           </w:p>
         </w:tc>
@@ -7806,7 +7806,7 @@
               <w:rPr>
                 <w:sz w:val="15"/>
               </w:rPr>
-              <w:t>425건</w:t>
+              <w:t>1148건</w:t>
             </w:r>
           </w:p>
         </w:tc>
@@ -7977,7 +7977,7 @@
               <w:rPr>
                 <w:sz w:val="15"/>
               </w:rPr>
-              <w:t>표면압축응력(CS)</w:t>
+              <w:t>Prony 상대 체적계수</w:t>
             </w:r>
           </w:p>
         </w:tc>
@@ -8019,7 +8019,7 @@
               <w:rPr>
                 <w:sz w:val="15"/>
               </w:rPr>
-              <w:t>18건</w:t>
+              <w:t>47건</w:t>
             </w:r>
           </w:p>
         </w:tc>
@@ -8035,7 +8035,7 @@
               <w:rPr>
                 <w:sz w:val="15"/>
               </w:rPr>
-              <w:t>흡음계수</w:t>
+              <w:t>표면압축응력(CS)</w:t>
             </w:r>
           </w:p>
         </w:tc>
@@ -8049,7 +8049,7 @@
               <w:rPr>
                 <w:sz w:val="15"/>
               </w:rPr>
-              <w:t>음향</w:t>
+              <w:t>기계</w:t>
             </w:r>
           </w:p>
         </w:tc>
@@ -8063,7 +8063,7 @@
               <w:rPr>
                 <w:sz w:val="15"/>
               </w:rPr>
-              <w:t>3종</w:t>
+              <w:t>4종</w:t>
             </w:r>
           </w:p>
         </w:tc>
@@ -8077,7 +8077,7 @@
               <w:rPr>
                 <w:sz w:val="15"/>
               </w:rPr>
-              <w:t>21건</w:t>
+              <w:t>18건</w:t>
             </w:r>
           </w:p>
         </w:tc>
@@ -8093,7 +8093,7 @@
               <w:rPr>
                 <w:sz w:val="15"/>
               </w:rPr>
-              <w:t>와이어 풀 강도</w:t>
+              <w:t>흡음계수</w:t>
             </w:r>
           </w:p>
         </w:tc>
@@ -8107,7 +8107,7 @@
               <w:rPr>
                 <w:sz w:val="15"/>
               </w:rPr>
-              <w:t>계면</w:t>
+              <w:t>음향</w:t>
             </w:r>
           </w:p>
         </w:tc>
@@ -8135,7 +8135,7 @@
               <w:rPr>
                 <w:sz w:val="15"/>
               </w:rPr>
-              <w:t>13건</w:t>
+              <w:t>21건</w:t>
             </w:r>
           </w:p>
         </w:tc>
@@ -8151,7 +8151,7 @@
               <w:rPr>
                 <w:sz w:val="15"/>
               </w:rPr>
-              <w:t>Darveaux 균열 상수</w:t>
+              <w:t>와이어 풀 강도</w:t>
             </w:r>
           </w:p>
         </w:tc>
@@ -8165,7 +8165,7 @@
               <w:rPr>
                 <w:sz w:val="15"/>
               </w:rPr>
-              <w:t>기계</w:t>
+              <w:t>계면</w:t>
             </w:r>
           </w:p>
         </w:tc>
@@ -8193,7 +8193,7 @@
               <w:rPr>
                 <w:sz w:val="15"/>
               </w:rPr>
-              <w:t>70건</w:t>
+              <w:t>13건</w:t>
             </w:r>
           </w:p>
         </w:tc>
@@ -8209,7 +8209,7 @@
               <w:rPr>
                 <w:sz w:val="15"/>
               </w:rPr>
-              <w:t>와이블 계수 m</w:t>
+              <w:t>Darveaux 균열 상수</w:t>
             </w:r>
           </w:p>
         </w:tc>
@@ -8251,7 +8251,7 @@
               <w:rPr>
                 <w:sz w:val="15"/>
               </w:rPr>
-              <w:t>29건</w:t>
+              <w:t>70건</w:t>
             </w:r>
           </w:p>
         </w:tc>
@@ -8267,7 +8267,7 @@
               <w:rPr>
                 <w:sz w:val="15"/>
               </w:rPr>
-              <w:t>이분자 소광 속도상수</w:t>
+              <w:t>와이블 계수 m</w:t>
             </w:r>
           </w:p>
         </w:tc>
@@ -8281,7 +8281,7 @@
               <w:rPr>
                 <w:sz w:val="15"/>
               </w:rPr>
-              <w:t>광학</w:t>
+              <w:t>기계</w:t>
             </w:r>
           </w:p>
         </w:tc>
@@ -8309,7 +8309,7 @@
               <w:rPr>
                 <w:sz w:val="15"/>
               </w:rPr>
-              <w:t>3건</w:t>
+              <w:t>29건</w:t>
             </w:r>
           </w:p>
         </w:tc>
@@ -8325,7 +8325,7 @@
               <w:rPr>
                 <w:sz w:val="15"/>
               </w:rPr>
-              <w:t>광택(60도)</w:t>
+              <w:t>이분자 소광 속도상수</w:t>
             </w:r>
           </w:p>
         </w:tc>
@@ -8367,7 +8367,7 @@
               <w:rPr>
                 <w:sz w:val="15"/>
               </w:rPr>
-              <w:t>5건</w:t>
+              <w:t>3건</w:t>
             </w:r>
           </w:p>
         </w:tc>
@@ -8383,7 +8383,7 @@
               <w:rPr>
                 <w:sz w:val="15"/>
               </w:rPr>
-              <w:t>결정화도</w:t>
+              <w:t>광택(60도)</w:t>
             </w:r>
           </w:p>
         </w:tc>
@@ -8397,7 +8397,7 @@
               <w:rPr>
                 <w:sz w:val="15"/>
               </w:rPr>
-              <w:t>구조</w:t>
+              <w:t>광학</w:t>
             </w:r>
           </w:p>
         </w:tc>
@@ -8425,7 +8425,7 @@
               <w:rPr>
                 <w:sz w:val="15"/>
               </w:rPr>
-              <w:t>13건</w:t>
+              <w:t>5건</w:t>
             </w:r>
           </w:p>
         </w:tc>
@@ -8441,7 +8441,7 @@
               <w:rPr>
                 <w:sz w:val="15"/>
               </w:rPr>
-              <w:t>부분몰부피</w:t>
+              <w:t>결정화도</w:t>
             </w:r>
           </w:p>
         </w:tc>
@@ -8455,7 +8455,7 @@
               <w:rPr>
                 <w:sz w:val="15"/>
               </w:rPr>
-              <w:t>화학</w:t>
+              <w:t>구조</w:t>
             </w:r>
           </w:p>
         </w:tc>
@@ -8469,7 +8469,7 @@
               <w:rPr>
                 <w:sz w:val="15"/>
               </w:rPr>
-              <w:t>2종</w:t>
+              <w:t>3종</w:t>
             </w:r>
           </w:p>
         </w:tc>
@@ -8483,7 +8483,7 @@
               <w:rPr>
                 <w:sz w:val="15"/>
               </w:rPr>
-              <w:t>6건</w:t>
+              <w:t>13건</w:t>
             </w:r>
           </w:p>
         </w:tc>
@@ -8499,7 +8499,7 @@
               <w:rPr>
                 <w:sz w:val="15"/>
               </w:rPr>
-              <w:t>응집영역 최대 트랙션</w:t>
+              <w:t>부분몰부피</w:t>
             </w:r>
           </w:p>
         </w:tc>
@@ -8513,7 +8513,7 @@
               <w:rPr>
                 <w:sz w:val="15"/>
               </w:rPr>
-              <w:t>계면</w:t>
+              <w:t>화학</w:t>
             </w:r>
           </w:p>
         </w:tc>
@@ -8541,7 +8541,7 @@
               <w:rPr>
                 <w:sz w:val="15"/>
               </w:rPr>
-              <w:t>11건</w:t>
+              <w:t>6건</w:t>
             </w:r>
           </w:p>
         </w:tc>
@@ -8557,7 +8557,7 @@
               <w:rPr>
                 <w:sz w:val="15"/>
               </w:rPr>
-              <w:t>Stromeyer 점근응력 σ∞</w:t>
+              <w:t>응집영역 최대 트랙션</w:t>
             </w:r>
           </w:p>
         </w:tc>
@@ -8571,7 +8571,7 @@
               <w:rPr>
                 <w:sz w:val="15"/>
               </w:rPr>
-              <w:t>기계</w:t>
+              <w:t>계면</w:t>
             </w:r>
           </w:p>
         </w:tc>
@@ -8599,7 +8599,7 @@
               <w:rPr>
                 <w:sz w:val="15"/>
               </w:rPr>
-              <w:t>9건</w:t>
+              <w:t>11건</w:t>
             </w:r>
           </w:p>
         </w:tc>
@@ -8615,7 +8615,7 @@
               <w:rPr>
                 <w:sz w:val="15"/>
               </w:rPr>
-              <w:t>Stromeyer 계수 C</w:t>
+              <w:t>Stromeyer 점근응력 σ∞</w:t>
             </w:r>
           </w:p>
         </w:tc>
@@ -8673,7 +8673,7 @@
               <w:rPr>
                 <w:sz w:val="15"/>
               </w:rPr>
-              <w:t>Stromeyer 지수 m</w:t>
+              <w:t>Stromeyer 계수 C</w:t>
             </w:r>
           </w:p>
         </w:tc>
@@ -8731,7 +8731,7 @@
               <w:rPr>
                 <w:sz w:val="15"/>
               </w:rPr>
-              <w:t>Morrow 에너지 계수</w:t>
+              <w:t>Stromeyer 지수 m</w:t>
             </w:r>
           </w:p>
         </w:tc>
@@ -8773,7 +8773,7 @@
               <w:rPr>
                 <w:sz w:val="15"/>
               </w:rPr>
-              <w:t>33건</w:t>
+              <w:t>9건</w:t>
             </w:r>
           </w:p>
         </w:tc>
@@ -8789,7 +8789,7 @@
               <w:rPr>
                 <w:sz w:val="15"/>
               </w:rPr>
-              <w:t>Morrow 에너지 지수</w:t>
+              <w:t>Morrow 에너지 계수</w:t>
             </w:r>
           </w:p>
         </w:tc>
@@ -8847,7 +8847,7 @@
               <w:rPr>
                 <w:sz w:val="15"/>
               </w:rPr>
-              <w:t>Prony 상대 체적계수</w:t>
+              <w:t>Morrow 에너지 지수</w:t>
             </w:r>
           </w:p>
         </w:tc>
@@ -8889,7 +8889,7 @@
               <w:rPr>
                 <w:sz w:val="15"/>
               </w:rPr>
-              <w:t>29건</w:t>
+              <w:t>33건</w:t>
             </w:r>
           </w:p>
         </w:tc>
@@ -9468,7 +9468,7 @@
               <w:rPr>
                 <w:sz w:val="16"/>
               </w:rPr>
-              <w:t>60종</w:t>
+              <w:t>62종</w:t>
             </w:r>
           </w:p>
         </w:tc>
@@ -9482,7 +9482,7 @@
               <w:rPr>
                 <w:sz w:val="16"/>
               </w:rPr>
-              <w:t>11,185건</w:t>
+              <w:t>11,314건</w:t>
             </w:r>
           </w:p>
         </w:tc>
@@ -9496,7 +9496,7 @@
               <w:rPr>
                 <w:sz w:val="16"/>
               </w:rPr>
-              <w:t>70종</w:t>
+              <w:t>68종</w:t>
             </w:r>
           </w:p>
         </w:tc>
@@ -10191,7 +10191,7 @@
               <w:rPr>
                 <w:sz w:val="16"/>
               </w:rPr>
-              <w:t>349종</w:t>
+              <w:t>355종</w:t>
             </w:r>
           </w:p>
         </w:tc>
@@ -10205,7 +10205,7 @@
               <w:rPr>
                 <w:sz w:val="16"/>
               </w:rPr>
-              <w:t>10,233건</w:t>
+              <w:t>10,350건</w:t>
             </w:r>
           </w:p>
         </w:tc>
@@ -10219,7 +10219,7 @@
               <w:rPr>
                 <w:sz w:val="16"/>
               </w:rPr>
-              <w:t>29.3</w:t>
+              <w:t>29.2</w:t>
             </w:r>
           </w:p>
         </w:tc>
@@ -10263,7 +10263,7 @@
               <w:rPr>
                 <w:sz w:val="16"/>
               </w:rPr>
-              <w:t>5,222건</w:t>
+              <w:t>5,226건</w:t>
             </w:r>
           </w:p>
         </w:tc>
@@ -10277,7 +10277,7 @@
               <w:rPr>
                 <w:sz w:val="16"/>
               </w:rPr>
-              <w:t>30.5</w:t>
+              <w:t>30.6</w:t>
             </w:r>
           </w:p>
         </w:tc>
@@ -10379,7 +10379,7 @@
               <w:rPr>
                 <w:sz w:val="16"/>
               </w:rPr>
-              <w:t>1,959건</w:t>
+              <w:t>1,967건</w:t>
             </w:r>
           </w:p>
         </w:tc>
@@ -10393,7 +10393,7 @@
               <w:rPr>
                 <w:sz w:val="16"/>
               </w:rPr>
-              <w:t>33.2</w:t>
+              <w:t>33.3</w:t>
             </w:r>
           </w:p>
         </w:tc>
@@ -10655,7 +10655,7 @@
               <w:rPr>
                 <w:sz w:val="16"/>
               </w:rPr>
-              <w:t>11,169</w:t>
+              <w:t>11,290</w:t>
             </w:r>
           </w:p>
         </w:tc>
@@ -10669,7 +10669,7 @@
               <w:rPr>
                 <w:sz w:val="16"/>
               </w:rPr>
-              <w:t>48.3%</w:t>
+              <w:t>48.5%</w:t>
             </w:r>
           </w:p>
         </w:tc>
@@ -10771,7 +10771,7 @@
               <w:rPr>
                 <w:sz w:val="16"/>
               </w:rPr>
-              <w:t>5,745</w:t>
+              <w:t>5,753</w:t>
             </w:r>
           </w:p>
         </w:tc>
@@ -10785,7 +10785,7 @@
               <w:rPr>
                 <w:sz w:val="16"/>
               </w:rPr>
-              <w:t>24.8%</w:t>
+              <w:t>24.7%</w:t>
             </w:r>
           </w:p>
         </w:tc>
@@ -10843,7 +10843,7 @@
               <w:rPr>
                 <w:sz w:val="16"/>
               </w:rPr>
-              <w:t>19.4%</w:t>
+              <w:t>19.3%</w:t>
             </w:r>
           </w:p>
         </w:tc>
@@ -10972,7 +10972,7 @@
               <w:rPr>
                 <w:sz w:val="16"/>
               </w:rPr>
-              <w:t>790</w:t>
+              <w:t>796</w:t>
             </w:r>
           </w:p>
         </w:tc>
@@ -11310,7 +11310,7 @@
               <w:rPr>
                 <w:sz w:val="15"/>
               </w:rPr>
-              <w:t>낙하·충격 준비율 63.1%</w:t>
+              <w:t>낙하·충격 준비율 62.6%</w:t>
             </w:r>
           </w:p>
         </w:tc>
@@ -11368,7 +11368,7 @@
               <w:rPr>
                 <w:sz w:val="15"/>
               </w:rPr>
-              <w:t>열전달·방열 준비율 74.8% · 결로 두 갈래를 동시에 막는다</w:t>
+              <w:t>열전달·방열 준비율 74.2% · 결로 두 갈래를 동시에 막는다</w:t>
             </w:r>
           </w:p>
         </w:tc>
@@ -11426,7 +11426,7 @@
               <w:rPr>
                 <w:sz w:val="15"/>
               </w:rPr>
-              <w:t>폴더블 벤딩 준비율 77.7%</w:t>
+              <w:t>폴더블 벤딩 준비율 76.7%</w:t>
             </w:r>
           </w:p>
         </w:tc>
@@ -11484,7 +11484,7 @@
               <w:rPr>
                 <w:sz w:val="15"/>
               </w:rPr>
-              <w:t>결로(표면) 준비율 66.9%</w:t>
+              <w:t>결로(표면) 준비율 66.4%</w:t>
             </w:r>
           </w:p>
         </w:tc>
@@ -11600,7 +11600,7 @@
               <w:rPr>
                 <w:sz w:val="15"/>
               </w:rPr>
-              <w:t>산소소광-발광체 준비율 88.7% · 산소확산-매트릭스 준비율 77.0%</w:t>
+              <w:t>산소소광-발광체 준비율 88.7% · 산소확산-매트릭스 준비율 74.8%</w:t>
             </w:r>
           </w:p>
         </w:tc>

--- a/MaterialTwin_물성확보현황_해석가능성.docx
+++ b/MaterialTwin_물성확보현황_해석가능성.docx
@@ -31,7 +31,7 @@
           <w:color w:val="606060"/>
           <w:sz w:val="18"/>
         </w:rPr>
-        <w:t>2026-08-13 · 재료 737종 · 물성값 23,268건 · 출처 2,217건 · 물성 정의 169종</w:t>
+        <w:t>2026-08-13 · 재료 789종 · 물성값 23,781건 · 출처 2,236건 · 물성 정의 169종</w:t>
       </w:r>
     </w:p>
     <w:p/>
@@ -52,7 +52,7 @@
           <w:b/>
           <w:sz w:val="22"/>
         </w:rPr>
-        <w:t>13개 해석이 요구하는 (재료 × 필수물성) 격자 19,688칸 중 14,813칸이 채워졌다 — 전체 75.2%.</w:t>
+        <w:t>13개 해석이 요구하는 (재료 × 필수물성) 격자 21,138칸 중 15,027칸이 채워졌다 — 전체 71.1%.</w:t>
       </w:r>
     </w:p>
     <w:p>
@@ -269,7 +269,7 @@
           <w:b/>
           <w:sz w:val="19"/>
         </w:rPr>
-        <w:t>셀 채움률이 높아도 재료 준비율은 낮을 수 있다. 재료마다 비어 있는 칸이 다르면 그렇게 된다 — 피로·수명이 정확히 그 경우다(셀 57.2% vs 준비 36.4%). **수집 진척과 해석 가능성을 같은 숫자로 말하면 안 된다.**</w:t>
+        <w:t>셀 채움률이 높아도 재료 준비율은 낮을 수 있다. 재료마다 비어 있는 칸이 다르면 그렇게 된다 — 피로·수명이 정확히 그 경우다(셀 52.8% vs 준비 32.4%). **수집 진척과 해석 가능성을 같은 숫자로 말하면 안 된다.**</w:t>
       </w:r>
     </w:p>
     <w:p>
@@ -428,7 +428,7 @@
               <w:rPr>
                 <w:sz w:val="15"/>
               </w:rPr>
-              <w:t>737</w:t>
+              <w:t>789</w:t>
             </w:r>
           </w:p>
         </w:tc>
@@ -442,7 +442,7 @@
               <w:rPr>
                 <w:sz w:val="15"/>
               </w:rPr>
-              <w:t>1701/2211</w:t>
+              <w:t>1733/2367</w:t>
             </w:r>
           </w:p>
         </w:tc>
@@ -456,7 +456,7 @@
               <w:rPr>
                 <w:sz w:val="15"/>
               </w:rPr>
-              <w:t>76.9%  ████████··</w:t>
+              <w:t>73.2%  ███████···</w:t>
             </w:r>
           </w:p>
         </w:tc>
@@ -470,7 +470,7 @@
               <w:rPr>
                 <w:sz w:val="15"/>
               </w:rPr>
-              <w:t>46.3%</w:t>
+              <w:t>44.6%</w:t>
             </w:r>
           </w:p>
         </w:tc>
@@ -484,7 +484,7 @@
               <w:rPr>
                 <w:sz w:val="15"/>
               </w:rPr>
-              <w:t>553  (75.0%)</w:t>
+              <w:t>560  (71.0%)</w:t>
             </w:r>
           </w:p>
         </w:tc>
@@ -498,7 +498,7 @@
               <w:rPr>
                 <w:sz w:val="15"/>
               </w:rPr>
-              <w:t>poisson_ratio — 182종</w:t>
+              <w:t>poisson_ratio — 227종</w:t>
             </w:r>
           </w:p>
         </w:tc>
@@ -528,7 +528,7 @@
               <w:rPr>
                 <w:sz w:val="15"/>
               </w:rPr>
-              <w:t>737</w:t>
+              <w:t>789</w:t>
             </w:r>
           </w:p>
         </w:tc>
@@ -542,7 +542,7 @@
               <w:rPr>
                 <w:sz w:val="15"/>
               </w:rPr>
-              <w:t>2657/3685</w:t>
+              <w:t>2689/3945</w:t>
             </w:r>
           </w:p>
         </w:tc>
@@ -556,7 +556,7 @@
               <w:rPr>
                 <w:sz w:val="15"/>
               </w:rPr>
-              <w:t>72.1%  ███████···</w:t>
+              <w:t>68.2%  ███████···</w:t>
             </w:r>
           </w:p>
         </w:tc>
@@ -570,7 +570,7 @@
               <w:rPr>
                 <w:sz w:val="15"/>
               </w:rPr>
-              <w:t>38.1%</w:t>
+              <w:t>36.4%</w:t>
             </w:r>
           </w:p>
         </w:tc>
@@ -584,7 +584,7 @@
               <w:rPr>
                 <w:sz w:val="15"/>
               </w:rPr>
-              <w:t>461  (62.6%)</w:t>
+              <w:t>461  (58.4%)</w:t>
             </w:r>
           </w:p>
         </w:tc>
@@ -598,7 +598,7 @@
               <w:rPr>
                 <w:sz w:val="15"/>
               </w:rPr>
-              <w:t>yield_strength | tensile_strength+el — 273종</w:t>
+              <w:t>yield_strength | tensile_strength+el — 325종</w:t>
             </w:r>
           </w:p>
         </w:tc>
@@ -628,7 +628,7 @@
               <w:rPr>
                 <w:sz w:val="15"/>
               </w:rPr>
-              <w:t>737</w:t>
+              <w:t>789</w:t>
             </w:r>
           </w:p>
         </w:tc>
@@ -642,7 +642,7 @@
               <w:rPr>
                 <w:sz w:val="15"/>
               </w:rPr>
-              <w:t>1759/2211</w:t>
+              <w:t>1779/2367</w:t>
             </w:r>
           </w:p>
         </w:tc>
@@ -656,7 +656,7 @@
               <w:rPr>
                 <w:sz w:val="15"/>
               </w:rPr>
-              <w:t>79.6%  ████████··</w:t>
+              <w:t>75.2%  ████████··</w:t>
             </w:r>
           </w:p>
         </w:tc>
@@ -670,7 +670,7 @@
               <w:rPr>
                 <w:sz w:val="15"/>
               </w:rPr>
-              <w:t>55.7%</w:t>
+              <w:t>52.9%</w:t>
             </w:r>
           </w:p>
         </w:tc>
@@ -684,7 +684,7 @@
               <w:rPr>
                 <w:sz w:val="15"/>
               </w:rPr>
-              <w:t>547  (74.2%)</w:t>
+              <w:t>547  (69.3%)</w:t>
             </w:r>
           </w:p>
         </w:tc>
@@ -698,7 +698,7 @@
               <w:rPr>
                 <w:sz w:val="15"/>
               </w:rPr>
-              <w:t>specific_heat — 185종</w:t>
+              <w:t>specific_heat — 237종</w:t>
             </w:r>
           </w:p>
         </w:tc>
@@ -728,7 +728,7 @@
               <w:rPr>
                 <w:sz w:val="15"/>
               </w:rPr>
-              <w:t>737</w:t>
+              <w:t>789</w:t>
             </w:r>
           </w:p>
         </w:tc>
@@ -742,7 +742,7 @@
               <w:rPr>
                 <w:sz w:val="15"/>
               </w:rPr>
-              <w:t>2275/2948</w:t>
+              <w:t>2327/3156</w:t>
             </w:r>
           </w:p>
         </w:tc>
@@ -756,7 +756,7 @@
               <w:rPr>
                 <w:sz w:val="15"/>
               </w:rPr>
-              <w:t>77.2%  ████████··</w:t>
+              <w:t>73.7%  ███████···</w:t>
             </w:r>
           </w:p>
         </w:tc>
@@ -770,7 +770,7 @@
               <w:rPr>
                 <w:sz w:val="15"/>
               </w:rPr>
-              <w:t>47.4%</w:t>
+              <w:t>45.9%</w:t>
             </w:r>
           </w:p>
         </w:tc>
@@ -784,7 +784,7 @@
               <w:rPr>
                 <w:sz w:val="15"/>
               </w:rPr>
-              <w:t>543  (73.7%)</w:t>
+              <w:t>544  (68.9%)</w:t>
             </w:r>
           </w:p>
         </w:tc>
@@ -798,7 +798,7 @@
               <w:rPr>
                 <w:sz w:val="15"/>
               </w:rPr>
-              <w:t>poisson_ratio — 182종</w:t>
+              <w:t>poisson_ratio — 227종</w:t>
             </w:r>
           </w:p>
         </w:tc>
@@ -828,7 +828,7 @@
               <w:rPr>
                 <w:sz w:val="15"/>
               </w:rPr>
-              <w:t>232</w:t>
+              <w:t>253</w:t>
             </w:r>
           </w:p>
         </w:tc>
@@ -842,7 +842,7 @@
               <w:rPr>
                 <w:sz w:val="15"/>
               </w:rPr>
-              <w:t>745/928</w:t>
+              <w:t>748/1012</w:t>
             </w:r>
           </w:p>
         </w:tc>
@@ -856,7 +856,7 @@
               <w:rPr>
                 <w:sz w:val="15"/>
               </w:rPr>
-              <w:t>80.3%  ████████··</w:t>
+              <w:t>73.9%  ███████···</w:t>
             </w:r>
           </w:p>
         </w:tc>
@@ -870,7 +870,7 @@
               <w:rPr>
                 <w:sz w:val="15"/>
               </w:rPr>
-              <w:t>49.2%</w:t>
+              <w:t>45.5%</w:t>
             </w:r>
           </w:p>
         </w:tc>
@@ -884,7 +884,7 @@
               <w:rPr>
                 <w:sz w:val="15"/>
               </w:rPr>
-              <w:t>178  (76.7%)</w:t>
+              <w:t>178  (70.4%)</w:t>
             </w:r>
           </w:p>
         </w:tc>
@@ -898,7 +898,7 @@
               <w:rPr>
                 <w:sz w:val="15"/>
               </w:rPr>
-              <w:t>prony_relaxation_time | prony_tensil — 53종</w:t>
+              <w:t>prony_relaxation_time | prony_tensil — 74종</w:t>
             </w:r>
           </w:p>
         </w:tc>
@@ -928,7 +928,7 @@
               <w:rPr>
                 <w:sz w:val="15"/>
               </w:rPr>
-              <w:t>737</w:t>
+              <w:t>789</w:t>
             </w:r>
           </w:p>
         </w:tc>
@@ -942,7 +942,7 @@
               <w:rPr>
                 <w:sz w:val="15"/>
               </w:rPr>
-              <w:t>2255/2948</w:t>
+              <w:t>2275/3156</w:t>
             </w:r>
           </w:p>
         </w:tc>
@@ -956,7 +956,7 @@
               <w:rPr>
                 <w:sz w:val="15"/>
               </w:rPr>
-              <w:t>76.5%  ████████··</w:t>
+              <w:t>72.1%  ███████···</w:t>
             </w:r>
           </w:p>
         </w:tc>
@@ -970,7 +970,7 @@
               <w:rPr>
                 <w:sz w:val="15"/>
               </w:rPr>
-              <w:t>55.0%</w:t>
+              <w:t>52.0%</w:t>
             </w:r>
           </w:p>
         </w:tc>
@@ -984,7 +984,7 @@
               <w:rPr>
                 <w:sz w:val="15"/>
               </w:rPr>
-              <w:t>489  (66.4%)</w:t>
+              <w:t>489  (62.0%)</w:t>
             </w:r>
           </w:p>
         </w:tc>
@@ -998,7 +998,7 @@
               <w:rPr>
                 <w:sz w:val="15"/>
               </w:rPr>
-              <w:t>contact_angle_water | surface_energy — 241종</w:t>
+              <w:t>contact_angle_water | surface_energy — 293종</w:t>
             </w:r>
           </w:p>
         </w:tc>
@@ -1028,7 +1028,7 @@
               <w:rPr>
                 <w:sz w:val="15"/>
               </w:rPr>
-              <w:t>573</w:t>
+              <w:t>611</w:t>
             </w:r>
           </w:p>
         </w:tc>
@@ -1042,7 +1042,7 @@
               <w:rPr>
                 <w:sz w:val="15"/>
               </w:rPr>
-              <w:t>1733/2292</w:t>
+              <w:t>1747/2444</w:t>
             </w:r>
           </w:p>
         </w:tc>
@@ -1056,7 +1056,7 @@
               <w:rPr>
                 <w:sz w:val="15"/>
               </w:rPr>
-              <w:t>75.6%  ████████··</w:t>
+              <w:t>71.5%  ███████···</w:t>
             </w:r>
           </w:p>
         </w:tc>
@@ -1070,7 +1070,7 @@
               <w:rPr>
                 <w:sz w:val="15"/>
               </w:rPr>
-              <w:t>50.3%</w:t>
+              <w:t>47.7%</w:t>
             </w:r>
           </w:p>
         </w:tc>
@@ -1084,7 +1084,7 @@
               <w:rPr>
                 <w:sz w:val="15"/>
               </w:rPr>
-              <w:t>363  (63.4%)</w:t>
+              <w:t>363  (59.4%)</w:t>
             </w:r>
           </w:p>
         </w:tc>
@@ -1098,7 +1098,7 @@
               <w:rPr>
                 <w:sz w:val="15"/>
               </w:rPr>
-              <w:t>water_vapor_transmission | gas_perme — 187종</w:t>
+              <w:t>water_vapor_transmission | gas_perme — 224종</w:t>
             </w:r>
           </w:p>
         </w:tc>
@@ -1228,7 +1228,7 @@
               <w:rPr>
                 <w:sz w:val="15"/>
               </w:rPr>
-              <w:t>232</w:t>
+              <w:t>253</w:t>
             </w:r>
           </w:p>
         </w:tc>
@@ -1242,7 +1242,7 @@
               <w:rPr>
                 <w:sz w:val="15"/>
               </w:rPr>
-              <w:t>345/464</w:t>
+              <w:t>355/506</w:t>
             </w:r>
           </w:p>
         </w:tc>
@@ -1256,7 +1256,7 @@
               <w:rPr>
                 <w:sz w:val="15"/>
               </w:rPr>
-              <w:t>74.4%  ███████···</w:t>
+              <w:t>70.2%  ███████···</w:t>
             </w:r>
           </w:p>
         </w:tc>
@@ -1270,7 +1270,7 @@
               <w:rPr>
                 <w:sz w:val="15"/>
               </w:rPr>
-              <w:t>59.1%</w:t>
+              <w:t>56.1%</w:t>
             </w:r>
           </w:p>
         </w:tc>
@@ -1284,7 +1284,7 @@
               <w:rPr>
                 <w:sz w:val="15"/>
               </w:rPr>
-              <w:t>141  (60.8%)</w:t>
+              <w:t>141  (55.7%)</w:t>
             </w:r>
           </w:p>
         </w:tc>
@@ -1298,7 +1298,7 @@
               <w:rPr>
                 <w:sz w:val="15"/>
               </w:rPr>
-              <w:t>peel_strength | lap_shear_strength | — 77종</w:t>
+              <w:t>peel_strength | lap_shear_strength | — 91종</w:t>
             </w:r>
           </w:p>
         </w:tc>
@@ -1328,7 +1328,7 @@
               <w:rPr>
                 <w:sz w:val="15"/>
               </w:rPr>
-              <w:t>737</w:t>
+              <w:t>789</w:t>
             </w:r>
           </w:p>
         </w:tc>
@@ -1342,7 +1342,7 @@
               <w:rPr>
                 <w:sz w:val="15"/>
               </w:rPr>
-              <w:t>544/737</w:t>
+              <w:t>553/789</w:t>
             </w:r>
           </w:p>
         </w:tc>
@@ -1356,7 +1356,7 @@
               <w:rPr>
                 <w:sz w:val="15"/>
               </w:rPr>
-              <w:t>73.8%  ███████···</w:t>
+              <w:t>70.1%  ███████···</w:t>
             </w:r>
           </w:p>
         </w:tc>
@@ -1370,7 +1370,7 @@
               <w:rPr>
                 <w:sz w:val="15"/>
               </w:rPr>
-              <w:t>55.5%</w:t>
+              <w:t>53.0%</w:t>
             </w:r>
           </w:p>
         </w:tc>
@@ -1384,7 +1384,7 @@
               <w:rPr>
                 <w:sz w:val="15"/>
               </w:rPr>
-              <w:t>544  (73.8%)</w:t>
+              <w:t>553  (70.1%)</w:t>
             </w:r>
           </w:p>
         </w:tc>
@@ -1398,7 +1398,7 @@
               <w:rPr>
                 <w:sz w:val="15"/>
               </w:rPr>
-              <w:t>dielectric_constant | resistivity_vo — 193종</w:t>
+              <w:t>dielectric_constant | resistivity_vo — 236종</w:t>
             </w:r>
           </w:p>
         </w:tc>
@@ -1428,7 +1428,7 @@
               <w:rPr>
                 <w:sz w:val="15"/>
               </w:rPr>
-              <w:t>335</w:t>
+              <w:t>377</w:t>
             </w:r>
           </w:p>
         </w:tc>
@@ -1442,7 +1442,7 @@
               <w:rPr>
                 <w:sz w:val="15"/>
               </w:rPr>
-              <w:t>575/1005</w:t>
+              <w:t>597/1131</w:t>
             </w:r>
           </w:p>
         </w:tc>
@@ -1456,7 +1456,7 @@
               <w:rPr>
                 <w:sz w:val="15"/>
               </w:rPr>
-              <w:t>57.2%  ██████····</w:t>
+              <w:t>52.8%  █████·····</w:t>
             </w:r>
           </w:p>
         </w:tc>
@@ -1470,7 +1470,7 @@
               <w:rPr>
                 <w:sz w:val="15"/>
               </w:rPr>
-              <w:t>49.0%</w:t>
+              <w:t>45.4%</w:t>
             </w:r>
           </w:p>
         </w:tc>
@@ -1484,7 +1484,7 @@
               <w:rPr>
                 <w:sz w:val="15"/>
               </w:rPr>
-              <w:t>122  (36.4%)</w:t>
+              <w:t>122  (32.4%)</w:t>
             </w:r>
           </w:p>
         </w:tc>
@@ -1498,7 +1498,7 @@
               <w:rPr>
                 <w:sz w:val="15"/>
               </w:rPr>
-              <w:t>fatigue_strength_coefficient | fatig — 212종</w:t>
+              <w:t>fatigue_strength_coefficient | fatig — 254종</w:t>
             </w:r>
           </w:p>
         </w:tc>
@@ -1628,7 +1628,7 @@
               <w:rPr>
                 <w:sz w:val="15"/>
               </w:rPr>
-              <w:t>103</w:t>
+              <w:t>109</w:t>
             </w:r>
           </w:p>
         </w:tc>
@@ -1642,7 +1642,7 @@
               <w:rPr>
                 <w:sz w:val="15"/>
               </w:rPr>
-              <w:t>77/103</w:t>
+              <w:t>77/109</w:t>
             </w:r>
           </w:p>
         </w:tc>
@@ -1656,7 +1656,7 @@
               <w:rPr>
                 <w:sz w:val="15"/>
               </w:rPr>
-              <w:t>74.8%  ███████···</w:t>
+              <w:t>70.6%  ███████···</w:t>
             </w:r>
           </w:p>
         </w:tc>
@@ -1670,7 +1670,7 @@
               <w:rPr>
                 <w:sz w:val="15"/>
               </w:rPr>
-              <w:t>63.1%</w:t>
+              <w:t>59.6%</w:t>
             </w:r>
           </w:p>
         </w:tc>
@@ -1684,7 +1684,7 @@
               <w:rPr>
                 <w:sz w:val="15"/>
               </w:rPr>
-              <w:t>77  (74.8%)</w:t>
+              <w:t>77  (70.6%)</w:t>
             </w:r>
           </w:p>
         </w:tc>
@@ -1698,7 +1698,7 @@
               <w:rPr>
                 <w:sz w:val="15"/>
               </w:rPr>
-              <w:t>gas_permeability_o2 | gas_solubility — 26종</w:t>
+              <w:t>gas_permeability_o2 | gas_solubility — 32종</w:t>
             </w:r>
           </w:p>
         </w:tc>
@@ -1714,7 +1714,7 @@
           <w:b/>
           <w:sz w:val="19"/>
         </w:rPr>
-        <w:t>**실측기반**은 tier4(가정·계산)를 뺀 값이다. 두 열의 차이 약 5,154칸이 가정값으로 채워진 부분이다. 해석을 돌리기 위해 칸을 닫는 것과, 그 값이 실측에 근거하는 것은 다른 문제다 — 둘을 나란히 둔다.</w:t>
+        <w:t>**실측기반**은 tier4(가정·계산)를 뺀 값이다. 두 열의 차이 약 5,156칸이 가정값으로 채워진 부분이다. 해석을 돌리기 위해 칸을 닫는 것과, 그 값이 실측에 근거하는 것은 다른 문제다 — 둘을 나란히 둔다.</w:t>
       </w:r>
     </w:p>
     <w:p>
@@ -1813,7 +1813,7 @@
               <w:rPr>
                 <w:sz w:val="16"/>
               </w:rPr>
-              <w:t>초탄성(실링·완충) 97.9% · 산소소광-발광체 88.7% · 폴더블 벤딩 76.7% · 구조·강성 75.0% · 산소확산-매트릭스 74.8% · 열전달·방열 74.2% · 전기·EMI 73.8% · 열응력·워피지 73.7% · 결로(표면) 66.4% · 결로(투습) 63.4% · 낙하·충격 62.6% · 접착·박리 60.8%</w:t>
+              <w:t>초탄성(실링·완충) 97.9% · 산소소광-발광체 88.7% · 구조·강성 71.0% · 산소확산-매트릭스 70.6% · 폴더블 벤딩 70.4% · 전기·EMI 70.1% · 열전달·방열 69.3% · 열응력·워피지 68.9% · 결로(표면) 62.0% · 결로(투습) 59.4% · 낙하·충격 58.4% · 접착·박리 55.7%</w:t>
             </w:r>
           </w:p>
         </w:tc>
@@ -1857,7 +1857,7 @@
               <w:rPr>
                 <w:sz w:val="16"/>
               </w:rPr>
-              <w:t>피로·수명 36.4%</w:t>
+              <w:t>피로·수명 32.4%</w:t>
             </w:r>
           </w:p>
         </w:tc>
@@ -2113,7 +2113,7 @@
               <w:rPr>
                 <w:sz w:val="16"/>
               </w:rPr>
-              <w:t>737종</w:t>
+              <w:t>789종</w:t>
             </w:r>
           </w:p>
         </w:tc>
@@ -2127,7 +2127,7 @@
               <w:rPr>
                 <w:sz w:val="16"/>
               </w:rPr>
-              <w:t>1701/2211  (76.9%)</w:t>
+              <w:t>1733/2367  (73.2%)</w:t>
             </w:r>
           </w:p>
         </w:tc>
@@ -2141,7 +2141,7 @@
               <w:rPr>
                 <w:sz w:val="16"/>
               </w:rPr>
-              <w:t>46.3%</w:t>
+              <w:t>44.6%</w:t>
             </w:r>
           </w:p>
         </w:tc>
@@ -2155,7 +2155,7 @@
               <w:rPr>
                 <w:sz w:val="16"/>
               </w:rPr>
-              <w:t>553종  (75.0%)</w:t>
+              <w:t>560종  (71.0%)</w:t>
             </w:r>
           </w:p>
         </w:tc>
@@ -2169,7 +2169,7 @@
               <w:rPr>
                 <w:sz w:val="16"/>
               </w:rPr>
-              <w:t>192종  (26.1%)</w:t>
+              <w:t>199종  (25.2%)</w:t>
             </w:r>
           </w:p>
         </w:tc>
@@ -2256,7 +2256,7 @@
               <w:rPr>
                 <w:sz w:val="16"/>
               </w:rPr>
-              <w:t>182종</w:t>
+              <w:t>227종</w:t>
             </w:r>
           </w:p>
         </w:tc>
@@ -2272,7 +2272,7 @@
               <w:rPr>
                 <w:sz w:val="16"/>
               </w:rPr>
-              <w:t>youngs_modulus</w:t>
+              <w:t>density</w:t>
             </w:r>
           </w:p>
         </w:tc>
@@ -2286,7 +2286,7 @@
               <w:rPr>
                 <w:sz w:val="16"/>
               </w:rPr>
-              <w:t>166종</w:t>
+              <w:t>204종</w:t>
             </w:r>
           </w:p>
         </w:tc>
@@ -2302,7 +2302,7 @@
               <w:rPr>
                 <w:sz w:val="16"/>
               </w:rPr>
-              <w:t>density</w:t>
+              <w:t>youngs_modulus</w:t>
             </w:r>
           </w:p>
         </w:tc>
@@ -2316,7 +2316,7 @@
               <w:rPr>
                 <w:sz w:val="16"/>
               </w:rPr>
-              <w:t>162종</w:t>
+              <w:t>203종</w:t>
             </w:r>
           </w:p>
         </w:tc>
@@ -2445,7 +2445,7 @@
               <w:rPr>
                 <w:sz w:val="16"/>
               </w:rPr>
-              <w:t>737종</w:t>
+              <w:t>789종</w:t>
             </w:r>
           </w:p>
         </w:tc>
@@ -2459,7 +2459,7 @@
               <w:rPr>
                 <w:sz w:val="16"/>
               </w:rPr>
-              <w:t>2657/3685  (72.1%)</w:t>
+              <w:t>2689/3945  (68.2%)</w:t>
             </w:r>
           </w:p>
         </w:tc>
@@ -2473,7 +2473,7 @@
               <w:rPr>
                 <w:sz w:val="16"/>
               </w:rPr>
-              <w:t>38.1%</w:t>
+              <w:t>36.4%</w:t>
             </w:r>
           </w:p>
         </w:tc>
@@ -2487,7 +2487,7 @@
               <w:rPr>
                 <w:sz w:val="16"/>
               </w:rPr>
-              <w:t>461종  (62.6%)</w:t>
+              <w:t>461종  (58.4%)</w:t>
             </w:r>
           </w:p>
         </w:tc>
@@ -2501,7 +2501,7 @@
               <w:rPr>
                 <w:sz w:val="16"/>
               </w:rPr>
-              <w:t>75종  (10.2%)</w:t>
+              <w:t>75종  (9.5%)</w:t>
             </w:r>
           </w:p>
         </w:tc>
@@ -2588,7 +2588,7 @@
               <w:rPr>
                 <w:sz w:val="16"/>
               </w:rPr>
-              <w:t>273종</w:t>
+              <w:t>325종</w:t>
             </w:r>
           </w:p>
         </w:tc>
@@ -2618,7 +2618,7 @@
               <w:rPr>
                 <w:sz w:val="16"/>
               </w:rPr>
-              <w:t>245종</w:t>
+              <w:t>297종</w:t>
             </w:r>
           </w:p>
         </w:tc>
@@ -2648,7 +2648,7 @@
               <w:rPr>
                 <w:sz w:val="16"/>
               </w:rPr>
-              <w:t>182종</w:t>
+              <w:t>227종</w:t>
             </w:r>
           </w:p>
         </w:tc>
@@ -2664,7 +2664,7 @@
               <w:rPr>
                 <w:sz w:val="16"/>
               </w:rPr>
-              <w:t>youngs_modulus</w:t>
+              <w:t>density</w:t>
             </w:r>
           </w:p>
         </w:tc>
@@ -2678,7 +2678,7 @@
               <w:rPr>
                 <w:sz w:val="16"/>
               </w:rPr>
-              <w:t>166종</w:t>
+              <w:t>204종</w:t>
             </w:r>
           </w:p>
         </w:tc>
@@ -2694,7 +2694,7 @@
               <w:rPr>
                 <w:sz w:val="16"/>
               </w:rPr>
-              <w:t>density</w:t>
+              <w:t>youngs_modulus</w:t>
             </w:r>
           </w:p>
         </w:tc>
@@ -2708,7 +2708,7 @@
               <w:rPr>
                 <w:sz w:val="16"/>
               </w:rPr>
-              <w:t>162종</w:t>
+              <w:t>203종</w:t>
             </w:r>
           </w:p>
         </w:tc>
@@ -2837,7 +2837,7 @@
               <w:rPr>
                 <w:sz w:val="16"/>
               </w:rPr>
-              <w:t>737종</w:t>
+              <w:t>789종</w:t>
             </w:r>
           </w:p>
         </w:tc>
@@ -2851,7 +2851,7 @@
               <w:rPr>
                 <w:sz w:val="16"/>
               </w:rPr>
-              <w:t>1759/2211  (79.6%)</w:t>
+              <w:t>1779/2367  (75.2%)</w:t>
             </w:r>
           </w:p>
         </w:tc>
@@ -2865,7 +2865,7 @@
               <w:rPr>
                 <w:sz w:val="16"/>
               </w:rPr>
-              <w:t>55.7%</w:t>
+              <w:t>52.9%</w:t>
             </w:r>
           </w:p>
         </w:tc>
@@ -2879,7 +2879,7 @@
               <w:rPr>
                 <w:sz w:val="16"/>
               </w:rPr>
-              <w:t>547종  (74.2%)</w:t>
+              <w:t>547종  (69.3%)</w:t>
             </w:r>
           </w:p>
         </w:tc>
@@ -2893,7 +2893,7 @@
               <w:rPr>
                 <w:sz w:val="16"/>
               </w:rPr>
-              <w:t>215종  (29.2%)</w:t>
+              <w:t>215종  (27.2%)</w:t>
             </w:r>
           </w:p>
         </w:tc>
@@ -2980,7 +2980,7 @@
               <w:rPr>
                 <w:sz w:val="16"/>
               </w:rPr>
-              <w:t>185종</w:t>
+              <w:t>237종</w:t>
             </w:r>
           </w:p>
         </w:tc>
@@ -3010,7 +3010,7 @@
               <w:rPr>
                 <w:sz w:val="16"/>
               </w:rPr>
-              <w:t>162종</w:t>
+              <w:t>204종</w:t>
             </w:r>
           </w:p>
         </w:tc>
@@ -3040,7 +3040,7 @@
               <w:rPr>
                 <w:sz w:val="16"/>
               </w:rPr>
-              <w:t>105종</w:t>
+              <w:t>147종</w:t>
             </w:r>
           </w:p>
         </w:tc>
@@ -3169,7 +3169,7 @@
               <w:rPr>
                 <w:sz w:val="16"/>
               </w:rPr>
-              <w:t>737종</w:t>
+              <w:t>789종</w:t>
             </w:r>
           </w:p>
         </w:tc>
@@ -3183,7 +3183,7 @@
               <w:rPr>
                 <w:sz w:val="16"/>
               </w:rPr>
-              <w:t>2275/2948  (77.2%)</w:t>
+              <w:t>2327/3156  (73.7%)</w:t>
             </w:r>
           </w:p>
         </w:tc>
@@ -3197,7 +3197,7 @@
               <w:rPr>
                 <w:sz w:val="16"/>
               </w:rPr>
-              <w:t>47.4%</w:t>
+              <w:t>45.9%</w:t>
             </w:r>
           </w:p>
         </w:tc>
@@ -3211,7 +3211,7 @@
               <w:rPr>
                 <w:sz w:val="16"/>
               </w:rPr>
-              <w:t>543종  (73.7%)</w:t>
+              <w:t>544종  (68.9%)</w:t>
             </w:r>
           </w:p>
         </w:tc>
@@ -3225,7 +3225,7 @@
               <w:rPr>
                 <w:sz w:val="16"/>
               </w:rPr>
-              <w:t>173종  (23.5%)</w:t>
+              <w:t>174종  (22.1%)</w:t>
             </w:r>
           </w:p>
         </w:tc>
@@ -3312,7 +3312,7 @@
               <w:rPr>
                 <w:sz w:val="16"/>
               </w:rPr>
-              <w:t>182종</w:t>
+              <w:t>227종</w:t>
             </w:r>
           </w:p>
         </w:tc>
@@ -3328,7 +3328,7 @@
               <w:rPr>
                 <w:sz w:val="16"/>
               </w:rPr>
-              <w:t>youngs_modulus</w:t>
+              <w:t>density</w:t>
             </w:r>
           </w:p>
         </w:tc>
@@ -3342,7 +3342,7 @@
               <w:rPr>
                 <w:sz w:val="16"/>
               </w:rPr>
-              <w:t>166종</w:t>
+              <w:t>204종</w:t>
             </w:r>
           </w:p>
         </w:tc>
@@ -3358,7 +3358,7 @@
               <w:rPr>
                 <w:sz w:val="16"/>
               </w:rPr>
-              <w:t>expansion_linear</w:t>
+              <w:t>youngs_modulus</w:t>
             </w:r>
           </w:p>
         </w:tc>
@@ -3372,7 +3372,7 @@
               <w:rPr>
                 <w:sz w:val="16"/>
               </w:rPr>
-              <w:t>163종</w:t>
+              <w:t>203종</w:t>
             </w:r>
           </w:p>
         </w:tc>
@@ -3388,7 +3388,7 @@
               <w:rPr>
                 <w:sz w:val="16"/>
               </w:rPr>
-              <w:t>density</w:t>
+              <w:t>expansion_linear</w:t>
             </w:r>
           </w:p>
         </w:tc>
@@ -3402,7 +3402,7 @@
               <w:rPr>
                 <w:sz w:val="16"/>
               </w:rPr>
-              <w:t>162종</w:t>
+              <w:t>195종</w:t>
             </w:r>
           </w:p>
         </w:tc>
@@ -3531,7 +3531,7 @@
               <w:rPr>
                 <w:sz w:val="16"/>
               </w:rPr>
-              <w:t>232종</w:t>
+              <w:t>253종</w:t>
             </w:r>
           </w:p>
         </w:tc>
@@ -3545,7 +3545,7 @@
               <w:rPr>
                 <w:sz w:val="16"/>
               </w:rPr>
-              <w:t>745/928  (80.3%)</w:t>
+              <w:t>748/1012  (73.9%)</w:t>
             </w:r>
           </w:p>
         </w:tc>
@@ -3559,7 +3559,7 @@
               <w:rPr>
                 <w:sz w:val="16"/>
               </w:rPr>
-              <w:t>49.2%</w:t>
+              <w:t>45.5%</w:t>
             </w:r>
           </w:p>
         </w:tc>
@@ -3573,7 +3573,7 @@
               <w:rPr>
                 <w:sz w:val="16"/>
               </w:rPr>
-              <w:t>178종  (76.7%)</w:t>
+              <w:t>178종  (70.4%)</w:t>
             </w:r>
           </w:p>
         </w:tc>
@@ -3587,7 +3587,7 @@
               <w:rPr>
                 <w:sz w:val="16"/>
               </w:rPr>
-              <w:t>43종  (18.5%)</w:t>
+              <w:t>43종  (17.0%)</w:t>
             </w:r>
           </w:p>
         </w:tc>
@@ -3674,7 +3674,7 @@
               <w:rPr>
                 <w:sz w:val="16"/>
               </w:rPr>
-              <w:t>53종</w:t>
+              <w:t>74종</w:t>
             </w:r>
           </w:p>
         </w:tc>
@@ -3704,7 +3704,7 @@
               <w:rPr>
                 <w:sz w:val="16"/>
               </w:rPr>
-              <w:t>46종</w:t>
+              <w:t>67종</w:t>
             </w:r>
           </w:p>
         </w:tc>
@@ -3734,7 +3734,7 @@
               <w:rPr>
                 <w:sz w:val="16"/>
               </w:rPr>
-              <w:t>42종</w:t>
+              <w:t>63종</w:t>
             </w:r>
           </w:p>
         </w:tc>
@@ -3764,7 +3764,7 @@
               <w:rPr>
                 <w:sz w:val="16"/>
               </w:rPr>
-              <w:t>42종</w:t>
+              <w:t>60종</w:t>
             </w:r>
           </w:p>
         </w:tc>
@@ -3893,7 +3893,7 @@
               <w:rPr>
                 <w:sz w:val="16"/>
               </w:rPr>
-              <w:t>737종</w:t>
+              <w:t>789종</w:t>
             </w:r>
           </w:p>
         </w:tc>
@@ -3907,7 +3907,7 @@
               <w:rPr>
                 <w:sz w:val="16"/>
               </w:rPr>
-              <w:t>2255/2948  (76.5%)</w:t>
+              <w:t>2275/3156  (72.1%)</w:t>
             </w:r>
           </w:p>
         </w:tc>
@@ -3921,7 +3921,7 @@
               <w:rPr>
                 <w:sz w:val="16"/>
               </w:rPr>
-              <w:t>55.0%</w:t>
+              <w:t>52.0%</w:t>
             </w:r>
           </w:p>
         </w:tc>
@@ -3935,7 +3935,7 @@
               <w:rPr>
                 <w:sz w:val="16"/>
               </w:rPr>
-              <w:t>489종  (66.4%)</w:t>
+              <w:t>489종  (62.0%)</w:t>
             </w:r>
           </w:p>
         </w:tc>
@@ -3949,7 +3949,7 @@
               <w:rPr>
                 <w:sz w:val="16"/>
               </w:rPr>
-              <w:t>192종  (26.1%)</w:t>
+              <w:t>192종  (24.3%)</w:t>
             </w:r>
           </w:p>
         </w:tc>
@@ -4036,7 +4036,7 @@
               <w:rPr>
                 <w:sz w:val="16"/>
               </w:rPr>
-              <w:t>241종</w:t>
+              <w:t>293종</w:t>
             </w:r>
           </w:p>
         </w:tc>
@@ -4066,7 +4066,7 @@
               <w:rPr>
                 <w:sz w:val="16"/>
               </w:rPr>
-              <w:t>185종</w:t>
+              <w:t>237종</w:t>
             </w:r>
           </w:p>
         </w:tc>
@@ -4096,7 +4096,7 @@
               <w:rPr>
                 <w:sz w:val="16"/>
               </w:rPr>
-              <w:t>162종</w:t>
+              <w:t>204종</w:t>
             </w:r>
           </w:p>
         </w:tc>
@@ -4126,7 +4126,7 @@
               <w:rPr>
                 <w:sz w:val="16"/>
               </w:rPr>
-              <w:t>105종</w:t>
+              <w:t>147종</w:t>
             </w:r>
           </w:p>
         </w:tc>
@@ -4255,7 +4255,7 @@
               <w:rPr>
                 <w:sz w:val="16"/>
               </w:rPr>
-              <w:t>573종</w:t>
+              <w:t>611종</w:t>
             </w:r>
           </w:p>
         </w:tc>
@@ -4269,7 +4269,7 @@
               <w:rPr>
                 <w:sz w:val="16"/>
               </w:rPr>
-              <w:t>1733/2292  (75.6%)</w:t>
+              <w:t>1747/2444  (71.5%)</w:t>
             </w:r>
           </w:p>
         </w:tc>
@@ -4283,7 +4283,7 @@
               <w:rPr>
                 <w:sz w:val="16"/>
               </w:rPr>
-              <w:t>50.3%</w:t>
+              <w:t>47.7%</w:t>
             </w:r>
           </w:p>
         </w:tc>
@@ -4297,7 +4297,7 @@
               <w:rPr>
                 <w:sz w:val="16"/>
               </w:rPr>
-              <w:t>363종  (63.4%)</w:t>
+              <w:t>363종  (59.4%)</w:t>
             </w:r>
           </w:p>
         </w:tc>
@@ -4311,7 +4311,7 @@
               <w:rPr>
                 <w:sz w:val="16"/>
               </w:rPr>
-              <w:t>115종  (20.1%)</w:t>
+              <w:t>115종  (18.8%)</w:t>
             </w:r>
           </w:p>
         </w:tc>
@@ -4398,7 +4398,7 @@
               <w:rPr>
                 <w:sz w:val="16"/>
               </w:rPr>
-              <w:t>187종</w:t>
+              <w:t>224종</w:t>
             </w:r>
           </w:p>
         </w:tc>
@@ -4428,7 +4428,7 @@
               <w:rPr>
                 <w:sz w:val="16"/>
               </w:rPr>
-              <w:t>155종</w:t>
+              <w:t>193종</w:t>
             </w:r>
           </w:p>
         </w:tc>
@@ -4458,7 +4458,7 @@
               <w:rPr>
                 <w:sz w:val="16"/>
               </w:rPr>
-              <w:t>141종</w:t>
+              <w:t>176종</w:t>
             </w:r>
           </w:p>
         </w:tc>
@@ -4488,7 +4488,7 @@
               <w:rPr>
                 <w:sz w:val="16"/>
               </w:rPr>
-              <w:t>76종</w:t>
+              <w:t>104종</w:t>
             </w:r>
           </w:p>
         </w:tc>
@@ -4919,7 +4919,7 @@
               <w:rPr>
                 <w:sz w:val="16"/>
               </w:rPr>
-              <w:t>232종</w:t>
+              <w:t>253종</w:t>
             </w:r>
           </w:p>
         </w:tc>
@@ -4933,7 +4933,7 @@
               <w:rPr>
                 <w:sz w:val="16"/>
               </w:rPr>
-              <w:t>345/464  (74.4%)</w:t>
+              <w:t>355/506  (70.2%)</w:t>
             </w:r>
           </w:p>
         </w:tc>
@@ -4947,7 +4947,7 @@
               <w:rPr>
                 <w:sz w:val="16"/>
               </w:rPr>
-              <w:t>59.1%</w:t>
+              <w:t>56.1%</w:t>
             </w:r>
           </w:p>
         </w:tc>
@@ -4961,7 +4961,7 @@
               <w:rPr>
                 <w:sz w:val="16"/>
               </w:rPr>
-              <w:t>141종  (60.8%)</w:t>
+              <w:t>141종  (55.7%)</w:t>
             </w:r>
           </w:p>
         </w:tc>
@@ -4975,7 +4975,7 @@
               <w:rPr>
                 <w:sz w:val="16"/>
               </w:rPr>
-              <w:t>77종  (33.2%)</w:t>
+              <w:t>77종  (30.4%)</w:t>
             </w:r>
           </w:p>
         </w:tc>
@@ -5062,7 +5062,7 @@
               <w:rPr>
                 <w:sz w:val="16"/>
               </w:rPr>
-              <w:t>77종</w:t>
+              <w:t>91종</w:t>
             </w:r>
           </w:p>
         </w:tc>
@@ -5092,7 +5092,7 @@
               <w:rPr>
                 <w:sz w:val="16"/>
               </w:rPr>
-              <w:t>42종</w:t>
+              <w:t>60종</w:t>
             </w:r>
           </w:p>
         </w:tc>
@@ -5221,7 +5221,7 @@
               <w:rPr>
                 <w:sz w:val="16"/>
               </w:rPr>
-              <w:t>737종</w:t>
+              <w:t>789종</w:t>
             </w:r>
           </w:p>
         </w:tc>
@@ -5235,7 +5235,7 @@
               <w:rPr>
                 <w:sz w:val="16"/>
               </w:rPr>
-              <w:t>544/737  (73.8%)</w:t>
+              <w:t>553/789  (70.1%)</w:t>
             </w:r>
           </w:p>
         </w:tc>
@@ -5249,7 +5249,7 @@
               <w:rPr>
                 <w:sz w:val="16"/>
               </w:rPr>
-              <w:t>55.5%</w:t>
+              <w:t>53.0%</w:t>
             </w:r>
           </w:p>
         </w:tc>
@@ -5263,7 +5263,7 @@
               <w:rPr>
                 <w:sz w:val="16"/>
               </w:rPr>
-              <w:t>544종  (73.8%)</w:t>
+              <w:t>553종  (70.1%)</w:t>
             </w:r>
           </w:p>
         </w:tc>
@@ -5277,7 +5277,7 @@
               <w:rPr>
                 <w:sz w:val="16"/>
               </w:rPr>
-              <w:t>409종  (55.5%)</w:t>
+              <w:t>418종  (53.0%)</w:t>
             </w:r>
           </w:p>
         </w:tc>
@@ -5364,7 +5364,7 @@
               <w:rPr>
                 <w:sz w:val="16"/>
               </w:rPr>
-              <w:t>193종</w:t>
+              <w:t>236종</w:t>
             </w:r>
           </w:p>
         </w:tc>
@@ -5493,7 +5493,7 @@
               <w:rPr>
                 <w:sz w:val="16"/>
               </w:rPr>
-              <w:t>335종</w:t>
+              <w:t>377종</w:t>
             </w:r>
           </w:p>
         </w:tc>
@@ -5507,7 +5507,7 @@
               <w:rPr>
                 <w:sz w:val="16"/>
               </w:rPr>
-              <w:t>575/1005  (57.2%)</w:t>
+              <w:t>597/1131  (52.8%)</w:t>
             </w:r>
           </w:p>
         </w:tc>
@@ -5521,7 +5521,7 @@
               <w:rPr>
                 <w:sz w:val="16"/>
               </w:rPr>
-              <w:t>49.0%</w:t>
+              <w:t>45.4%</w:t>
             </w:r>
           </w:p>
         </w:tc>
@@ -5535,7 +5535,7 @@
               <w:rPr>
                 <w:sz w:val="16"/>
               </w:rPr>
-              <w:t>122종  (36.4%)</w:t>
+              <w:t>122종  (32.4%)</w:t>
             </w:r>
           </w:p>
         </w:tc>
@@ -5549,7 +5549,7 @@
               <w:rPr>
                 <w:sz w:val="16"/>
               </w:rPr>
-              <w:t>69종  (20.6%)</w:t>
+              <w:t>69종  (18.3%)</w:t>
             </w:r>
           </w:p>
         </w:tc>
@@ -5636,7 +5636,7 @@
               <w:rPr>
                 <w:sz w:val="16"/>
               </w:rPr>
-              <w:t>212종</w:t>
+              <w:t>254종</w:t>
             </w:r>
           </w:p>
         </w:tc>
@@ -5666,7 +5666,7 @@
               <w:rPr>
                 <w:sz w:val="16"/>
               </w:rPr>
-              <w:t>112종</w:t>
+              <w:t>142종</w:t>
             </w:r>
           </w:p>
         </w:tc>
@@ -5696,7 +5696,7 @@
               <w:rPr>
                 <w:sz w:val="16"/>
               </w:rPr>
-              <w:t>106종</w:t>
+              <w:t>138종</w:t>
             </w:r>
           </w:p>
         </w:tc>
@@ -6097,7 +6097,7 @@
               <w:rPr>
                 <w:sz w:val="16"/>
               </w:rPr>
-              <w:t>103종</w:t>
+              <w:t>109종</w:t>
             </w:r>
           </w:p>
         </w:tc>
@@ -6111,7 +6111,7 @@
               <w:rPr>
                 <w:sz w:val="16"/>
               </w:rPr>
-              <w:t>77/103  (74.8%)</w:t>
+              <w:t>77/109  (70.6%)</w:t>
             </w:r>
           </w:p>
         </w:tc>
@@ -6125,7 +6125,7 @@
               <w:rPr>
                 <w:sz w:val="16"/>
               </w:rPr>
-              <w:t>63.1%</w:t>
+              <w:t>59.6%</w:t>
             </w:r>
           </w:p>
         </w:tc>
@@ -6139,7 +6139,7 @@
               <w:rPr>
                 <w:sz w:val="16"/>
               </w:rPr>
-              <w:t>77종  (74.8%)</w:t>
+              <w:t>77종  (70.6%)</w:t>
             </w:r>
           </w:p>
         </w:tc>
@@ -6153,7 +6153,7 @@
               <w:rPr>
                 <w:sz w:val="16"/>
               </w:rPr>
-              <w:t>65종  (63.1%)</w:t>
+              <w:t>65종  (59.6%)</w:t>
             </w:r>
           </w:p>
         </w:tc>
@@ -6240,7 +6240,7 @@
               <w:rPr>
                 <w:sz w:val="16"/>
               </w:rPr>
-              <w:t>26종</w:t>
+              <w:t>32종</w:t>
             </w:r>
           </w:p>
         </w:tc>
@@ -6269,7 +6269,7 @@
           <w:b w:val="0"/>
           <w:sz w:val="19"/>
         </w:rPr>
-        <w:t>물성 정의 169종 전부에 값이 하나 이상 있다(개통률 100%). 아래는 재료 737종 기준 보유율이다.</w:t>
+        <w:t>물성 정의 169종 전부에 값이 하나 이상 있다(개통률 100%). 아래는 재료 789종 기준 보유율이다.</w:t>
       </w:r>
     </w:p>
     <w:p>
@@ -6410,7 +6410,7 @@
               <w:rPr>
                 <w:sz w:val="15"/>
               </w:rPr>
-              <w:t>632종</w:t>
+              <w:t>642종</w:t>
             </w:r>
           </w:p>
         </w:tc>
@@ -6424,7 +6424,7 @@
               <w:rPr>
                 <w:sz w:val="15"/>
               </w:rPr>
-              <w:t>85.8%  ██████████··</w:t>
+              <w:t>81.4%  ██████████··</w:t>
             </w:r>
           </w:p>
         </w:tc>
@@ -6438,7 +6438,7 @@
               <w:rPr>
                 <w:sz w:val="15"/>
               </w:rPr>
-              <w:t>931건</w:t>
+              <w:t>941건</w:t>
             </w:r>
           </w:p>
         </w:tc>
@@ -6454,7 +6454,7 @@
               <w:rPr>
                 <w:sz w:val="15"/>
               </w:rPr>
-              <w:t>밀도</w:t>
+              <w:t>선팽창계수(CTE)</w:t>
             </w:r>
           </w:p>
         </w:tc>
@@ -6468,7 +6468,7 @@
               <w:rPr>
                 <w:sz w:val="15"/>
               </w:rPr>
-              <w:t>물리</w:t>
+              <w:t>열</w:t>
             </w:r>
           </w:p>
         </w:tc>
@@ -6482,7 +6482,7 @@
               <w:rPr>
                 <w:sz w:val="15"/>
               </w:rPr>
-              <w:t>575종</w:t>
+              <w:t>594종</w:t>
             </w:r>
           </w:p>
         </w:tc>
@@ -6496,7 +6496,7 @@
               <w:rPr>
                 <w:sz w:val="15"/>
               </w:rPr>
-              <w:t>78.0%  █████████···</w:t>
+              <w:t>75.3%  █████████···</w:t>
             </w:r>
           </w:p>
         </w:tc>
@@ -6510,7 +6510,7 @@
               <w:rPr>
                 <w:sz w:val="15"/>
               </w:rPr>
-              <w:t>844건</w:t>
+              <w:t>1345건</w:t>
             </w:r>
           </w:p>
         </w:tc>
@@ -6526,7 +6526,7 @@
               <w:rPr>
                 <w:sz w:val="15"/>
               </w:rPr>
-              <w:t>선팽창계수(CTE)</w:t>
+              <w:t>영률</w:t>
             </w:r>
           </w:p>
         </w:tc>
@@ -6540,7 +6540,7 @@
               <w:rPr>
                 <w:sz w:val="15"/>
               </w:rPr>
-              <w:t>열</w:t>
+              <w:t>기계</w:t>
             </w:r>
           </w:p>
         </w:tc>
@@ -6554,7 +6554,7 @@
               <w:rPr>
                 <w:sz w:val="15"/>
               </w:rPr>
-              <w:t>574종</w:t>
+              <w:t>586종</w:t>
             </w:r>
           </w:p>
         </w:tc>
@@ -6568,7 +6568,7 @@
               <w:rPr>
                 <w:sz w:val="15"/>
               </w:rPr>
-              <w:t>77.9%  █████████···</w:t>
+              <w:t>74.3%  █████████···</w:t>
             </w:r>
           </w:p>
         </w:tc>
@@ -6582,7 +6582,7 @@
               <w:rPr>
                 <w:sz w:val="15"/>
               </w:rPr>
-              <w:t>1305건</w:t>
+              <w:t>1472건</w:t>
             </w:r>
           </w:p>
         </w:tc>
@@ -6598,7 +6598,7 @@
               <w:rPr>
                 <w:sz w:val="15"/>
               </w:rPr>
-              <w:t>영률</w:t>
+              <w:t>밀도</w:t>
             </w:r>
           </w:p>
         </w:tc>
@@ -6612,7 +6612,7 @@
               <w:rPr>
                 <w:sz w:val="15"/>
               </w:rPr>
-              <w:t>기계</w:t>
+              <w:t>물리</w:t>
             </w:r>
           </w:p>
         </w:tc>
@@ -6626,7 +6626,7 @@
               <w:rPr>
                 <w:sz w:val="15"/>
               </w:rPr>
-              <w:t>571종</w:t>
+              <w:t>585종</w:t>
             </w:r>
           </w:p>
         </w:tc>
@@ -6640,7 +6640,7 @@
               <w:rPr>
                 <w:sz w:val="15"/>
               </w:rPr>
-              <w:t>77.5%  █████████···</w:t>
+              <w:t>74.1%  █████████···</w:t>
             </w:r>
           </w:p>
         </w:tc>
@@ -6654,7 +6654,7 @@
               <w:rPr>
                 <w:sz w:val="15"/>
               </w:rPr>
-              <w:t>1439건</w:t>
+              <w:t>854건</w:t>
             </w:r>
           </w:p>
         </w:tc>
@@ -6698,7 +6698,7 @@
               <w:rPr>
                 <w:sz w:val="15"/>
               </w:rPr>
-              <w:t>555종</w:t>
+              <w:t>562종</w:t>
             </w:r>
           </w:p>
         </w:tc>
@@ -6712,7 +6712,7 @@
               <w:rPr>
                 <w:sz w:val="15"/>
               </w:rPr>
-              <w:t>75.3%  █████████···</w:t>
+              <w:t>71.2%  █████████···</w:t>
             </w:r>
           </w:p>
         </w:tc>
@@ -6726,7 +6726,7 @@
               <w:rPr>
                 <w:sz w:val="15"/>
               </w:rPr>
-              <w:t>728건</w:t>
+              <w:t>735건</w:t>
             </w:r>
           </w:p>
         </w:tc>
@@ -6784,7 +6784,7 @@
               <w:rPr>
                 <w:sz w:val="15"/>
               </w:rPr>
-              <w:t>74.9%  █████████···</w:t>
+              <w:t>70.0%  ████████····</w:t>
             </w:r>
           </w:p>
         </w:tc>
@@ -6856,7 +6856,7 @@
               <w:rPr>
                 <w:sz w:val="15"/>
               </w:rPr>
-              <w:t>57.7%  ███████·····</w:t>
+              <w:t>53.9%  ██████······</w:t>
             </w:r>
           </w:p>
         </w:tc>
@@ -6914,7 +6914,7 @@
               <w:rPr>
                 <w:sz w:val="15"/>
               </w:rPr>
-              <w:t>413종</w:t>
+              <w:t>417종</w:t>
             </w:r>
           </w:p>
         </w:tc>
@@ -6928,7 +6928,7 @@
               <w:rPr>
                 <w:sz w:val="15"/>
               </w:rPr>
-              <w:t>56.0%  ███████·····</w:t>
+              <w:t>52.9%  ██████······</w:t>
             </w:r>
           </w:p>
         </w:tc>
@@ -6942,7 +6942,7 @@
               <w:rPr>
                 <w:sz w:val="15"/>
               </w:rPr>
-              <w:t>678건</w:t>
+              <w:t>689건</w:t>
             </w:r>
           </w:p>
         </w:tc>
@@ -6986,7 +6986,7 @@
               <w:rPr>
                 <w:sz w:val="15"/>
               </w:rPr>
-              <w:t>391종</w:t>
+              <w:t>393종</w:t>
             </w:r>
           </w:p>
         </w:tc>
@@ -7000,7 +7000,7 @@
               <w:rPr>
                 <w:sz w:val="15"/>
               </w:rPr>
-              <w:t>53.1%  ██████······</w:t>
+              <w:t>49.8%  ██████······</w:t>
             </w:r>
           </w:p>
         </w:tc>
@@ -7014,7 +7014,7 @@
               <w:rPr>
                 <w:sz w:val="15"/>
               </w:rPr>
-              <w:t>637건</w:t>
+              <w:t>639건</w:t>
             </w:r>
           </w:p>
         </w:tc>
@@ -7072,7 +7072,7 @@
               <w:rPr>
                 <w:sz w:val="15"/>
               </w:rPr>
-              <w:t>48.8%  ██████······</w:t>
+              <w:t>45.6%  █████·······</w:t>
             </w:r>
           </w:p>
         </w:tc>
@@ -7144,7 +7144,7 @@
               <w:rPr>
                 <w:sz w:val="15"/>
               </w:rPr>
-              <w:t>45.5%  █████·······</w:t>
+              <w:t>42.5%  █████·······</w:t>
             </w:r>
           </w:p>
         </w:tc>
@@ -7216,7 +7216,7 @@
               <w:rPr>
                 <w:sz w:val="15"/>
               </w:rPr>
-              <w:t>38.0%  █████·······</w:t>
+              <w:t>35.5%  ████········</w:t>
             </w:r>
           </w:p>
         </w:tc>
@@ -7274,7 +7274,7 @@
               <w:rPr>
                 <w:sz w:val="15"/>
               </w:rPr>
-              <w:t>259종</w:t>
+              <w:t>265종</w:t>
             </w:r>
           </w:p>
         </w:tc>
@@ -7288,7 +7288,7 @@
               <w:rPr>
                 <w:sz w:val="15"/>
               </w:rPr>
-              <w:t>35.1%  ████········</w:t>
+              <w:t>33.6%  ████········</w:t>
             </w:r>
           </w:p>
         </w:tc>
@@ -7302,7 +7302,7 @@
               <w:rPr>
                 <w:sz w:val="15"/>
               </w:rPr>
-              <w:t>367건</w:t>
+              <w:t>382건</w:t>
             </w:r>
           </w:p>
         </w:tc>
@@ -7360,7 +7360,7 @@
               <w:rPr>
                 <w:sz w:val="15"/>
               </w:rPr>
-              <w:t>29.6%  ████········</w:t>
+              <w:t>27.6%  ███·········</w:t>
             </w:r>
           </w:p>
         </w:tc>
@@ -7432,7 +7432,7 @@
               <w:rPr>
                 <w:sz w:val="15"/>
               </w:rPr>
-              <w:t>28.1%  ███·········</w:t>
+              <w:t>26.2%  ███·········</w:t>
             </w:r>
           </w:p>
         </w:tc>
@@ -7504,7 +7504,7 @@
               <w:rPr>
                 <w:sz w:val="15"/>
               </w:rPr>
-              <w:t>23.6%  ███·········</w:t>
+              <w:t>22.1%  ███·········</w:t>
             </w:r>
           </w:p>
         </w:tc>
@@ -7576,7 +7576,7 @@
               <w:rPr>
                 <w:sz w:val="15"/>
               </w:rPr>
-              <w:t>23.3%  ███·········</w:t>
+              <w:t>21.8%  ███·········</w:t>
             </w:r>
           </w:p>
         </w:tc>
@@ -7606,7 +7606,7 @@
               <w:rPr>
                 <w:sz w:val="15"/>
               </w:rPr>
-              <w:t>Prony 완화시간</w:t>
+              <w:t>유리전이온도</w:t>
             </w:r>
           </w:p>
         </w:tc>
@@ -7620,7 +7620,7 @@
               <w:rPr>
                 <w:sz w:val="15"/>
               </w:rPr>
-              <w:t>기계</w:t>
+              <w:t>열</w:t>
             </w:r>
           </w:p>
         </w:tc>
@@ -7634,7 +7634,7 @@
               <w:rPr>
                 <w:sz w:val="15"/>
               </w:rPr>
-              <w:t>168종</w:t>
+              <w:t>171종</w:t>
             </w:r>
           </w:p>
         </w:tc>
@@ -7648,7 +7648,7 @@
               <w:rPr>
                 <w:sz w:val="15"/>
               </w:rPr>
-              <w:t>22.8%  ███·········</w:t>
+              <w:t>21.7%  ███·········</w:t>
             </w:r>
           </w:p>
         </w:tc>
@@ -7662,7 +7662,7 @@
               <w:rPr>
                 <w:sz w:val="15"/>
               </w:rPr>
-              <w:t>1407건</w:t>
+              <w:t>517건</w:t>
             </w:r>
           </w:p>
         </w:tc>
@@ -7678,7 +7678,7 @@
               <w:rPr>
                 <w:sz w:val="15"/>
               </w:rPr>
-              <w:t>최대 사용온도</w:t>
+              <w:t>Prony 완화시간</w:t>
             </w:r>
           </w:p>
         </w:tc>
@@ -7692,7 +7692,7 @@
               <w:rPr>
                 <w:sz w:val="15"/>
               </w:rPr>
-              <w:t>열</w:t>
+              <w:t>기계</w:t>
             </w:r>
           </w:p>
         </w:tc>
@@ -7706,7 +7706,7 @@
               <w:rPr>
                 <w:sz w:val="15"/>
               </w:rPr>
-              <w:t>161종</w:t>
+              <w:t>169종</w:t>
             </w:r>
           </w:p>
         </w:tc>
@@ -7720,7 +7720,7 @@
               <w:rPr>
                 <w:sz w:val="15"/>
               </w:rPr>
-              <w:t>21.8%  ███·········</w:t>
+              <w:t>21.4%  ███·········</w:t>
             </w:r>
           </w:p>
         </w:tc>
@@ -7734,7 +7734,7 @@
               <w:rPr>
                 <w:sz w:val="15"/>
               </w:rPr>
-              <w:t>284건</w:t>
+              <w:t>1422건</w:t>
             </w:r>
           </w:p>
         </w:tc>
@@ -7750,7 +7750,7 @@
               <w:rPr>
                 <w:sz w:val="15"/>
               </w:rPr>
-              <w:t>Prony 상대완화계수</w:t>
+              <w:t>최대 사용온도</w:t>
             </w:r>
           </w:p>
         </w:tc>
@@ -7764,7 +7764,7 @@
               <w:rPr>
                 <w:sz w:val="15"/>
               </w:rPr>
-              <w:t>기계</w:t>
+              <w:t>열</w:t>
             </w:r>
           </w:p>
         </w:tc>
@@ -7778,7 +7778,7 @@
               <w:rPr>
                 <w:sz w:val="15"/>
               </w:rPr>
-              <w:t>141종</w:t>
+              <w:t>161종</w:t>
             </w:r>
           </w:p>
         </w:tc>
@@ -7792,7 +7792,7 @@
               <w:rPr>
                 <w:sz w:val="15"/>
               </w:rPr>
-              <w:t>19.1%  ██··········</w:t>
+              <w:t>20.4%  ██··········</w:t>
             </w:r>
           </w:p>
         </w:tc>
@@ -7806,7 +7806,7 @@
               <w:rPr>
                 <w:sz w:val="15"/>
               </w:rPr>
-              <w:t>1148건</w:t>
+              <w:t>284건</w:t>
             </w:r>
           </w:p>
         </w:tc>
@@ -7919,7 +7919,7 @@
               <w:rPr>
                 <w:sz w:val="15"/>
               </w:rPr>
-              <w:t>이온교환 깊이(DOL)</w:t>
+              <w:t>판정도달 조사량</w:t>
             </w:r>
           </w:p>
         </w:tc>
@@ -7933,7 +7933,7 @@
               <w:rPr>
                 <w:sz w:val="15"/>
               </w:rPr>
-              <w:t>기계</w:t>
+              <w:t>화학</w:t>
             </w:r>
           </w:p>
         </w:tc>
@@ -7961,7 +7961,7 @@
               <w:rPr>
                 <w:sz w:val="15"/>
               </w:rPr>
-              <w:t>15건</w:t>
+              <w:t>4건</w:t>
             </w:r>
           </w:p>
         </w:tc>
@@ -7977,7 +7977,7 @@
               <w:rPr>
                 <w:sz w:val="15"/>
               </w:rPr>
-              <w:t>Prony 상대 체적계수</w:t>
+              <w:t>응집영역 파괴에너지 GIC</w:t>
             </w:r>
           </w:p>
         </w:tc>
@@ -7991,7 +7991,7 @@
               <w:rPr>
                 <w:sz w:val="15"/>
               </w:rPr>
-              <w:t>기계</w:t>
+              <w:t>계면</w:t>
             </w:r>
           </w:p>
         </w:tc>
@@ -8019,7 +8019,7 @@
               <w:rPr>
                 <w:sz w:val="15"/>
               </w:rPr>
-              <w:t>47건</w:t>
+              <w:t>70건</w:t>
             </w:r>
           </w:p>
         </w:tc>
@@ -8035,7 +8035,7 @@
               <w:rPr>
                 <w:sz w:val="15"/>
               </w:rPr>
-              <w:t>표면압축응력(CS)</w:t>
+              <w:t>응집영역 파괴에너지 GIIC</w:t>
             </w:r>
           </w:p>
         </w:tc>
@@ -8049,7 +8049,7 @@
               <w:rPr>
                 <w:sz w:val="15"/>
               </w:rPr>
-              <w:t>기계</w:t>
+              <w:t>계면</w:t>
             </w:r>
           </w:p>
         </w:tc>
@@ -8077,7 +8077,7 @@
               <w:rPr>
                 <w:sz w:val="15"/>
               </w:rPr>
-              <w:t>18건</w:t>
+              <w:t>35건</w:t>
             </w:r>
           </w:p>
         </w:tc>
@@ -8093,7 +8093,7 @@
               <w:rPr>
                 <w:sz w:val="15"/>
               </w:rPr>
-              <w:t>흡음계수</w:t>
+              <w:t>표면압축응력(CS)</w:t>
             </w:r>
           </w:p>
         </w:tc>
@@ -8107,7 +8107,7 @@
               <w:rPr>
                 <w:sz w:val="15"/>
               </w:rPr>
-              <w:t>음향</w:t>
+              <w:t>기계</w:t>
             </w:r>
           </w:p>
         </w:tc>
@@ -8121,7 +8121,7 @@
               <w:rPr>
                 <w:sz w:val="15"/>
               </w:rPr>
-              <w:t>3종</w:t>
+              <w:t>4종</w:t>
             </w:r>
           </w:p>
         </w:tc>
@@ -8135,7 +8135,7 @@
               <w:rPr>
                 <w:sz w:val="15"/>
               </w:rPr>
-              <w:t>21건</w:t>
+              <w:t>18건</w:t>
             </w:r>
           </w:p>
         </w:tc>
@@ -8151,7 +8151,7 @@
               <w:rPr>
                 <w:sz w:val="15"/>
               </w:rPr>
-              <w:t>와이어 풀 강도</w:t>
+              <w:t>흡음계수</w:t>
             </w:r>
           </w:p>
         </w:tc>
@@ -8165,7 +8165,7 @@
               <w:rPr>
                 <w:sz w:val="15"/>
               </w:rPr>
-              <w:t>계면</w:t>
+              <w:t>음향</w:t>
             </w:r>
           </w:p>
         </w:tc>
@@ -8193,7 +8193,7 @@
               <w:rPr>
                 <w:sz w:val="15"/>
               </w:rPr>
-              <w:t>13건</w:t>
+              <w:t>21건</w:t>
             </w:r>
           </w:p>
         </w:tc>
@@ -8209,7 +8209,7 @@
               <w:rPr>
                 <w:sz w:val="15"/>
               </w:rPr>
-              <w:t>Darveaux 균열 상수</w:t>
+              <w:t>와이어 풀 강도</w:t>
             </w:r>
           </w:p>
         </w:tc>
@@ -8223,7 +8223,7 @@
               <w:rPr>
                 <w:sz w:val="15"/>
               </w:rPr>
-              <w:t>기계</w:t>
+              <w:t>계면</w:t>
             </w:r>
           </w:p>
         </w:tc>
@@ -8251,7 +8251,7 @@
               <w:rPr>
                 <w:sz w:val="15"/>
               </w:rPr>
-              <w:t>70건</w:t>
+              <w:t>13건</w:t>
             </w:r>
           </w:p>
         </w:tc>
@@ -8267,7 +8267,7 @@
               <w:rPr>
                 <w:sz w:val="15"/>
               </w:rPr>
-              <w:t>와이블 계수 m</w:t>
+              <w:t>Darveaux 균열 상수</w:t>
             </w:r>
           </w:p>
         </w:tc>
@@ -8309,7 +8309,7 @@
               <w:rPr>
                 <w:sz w:val="15"/>
               </w:rPr>
-              <w:t>29건</w:t>
+              <w:t>70건</w:t>
             </w:r>
           </w:p>
         </w:tc>
@@ -9482,7 +9482,7 @@
               <w:rPr>
                 <w:sz w:val="16"/>
               </w:rPr>
-              <w:t>11,314건</w:t>
+              <w:t>11,514건</w:t>
             </w:r>
           </w:p>
         </w:tc>
@@ -9496,7 +9496,7 @@
               <w:rPr>
                 <w:sz w:val="16"/>
               </w:rPr>
-              <w:t>68종</w:t>
+              <w:t>69종</w:t>
             </w:r>
           </w:p>
         </w:tc>
@@ -9540,7 +9540,7 @@
               <w:rPr>
                 <w:sz w:val="16"/>
               </w:rPr>
-              <w:t>4,203건</w:t>
+              <w:t>4,353건</w:t>
             </w:r>
           </w:p>
         </w:tc>
@@ -9554,7 +9554,7 @@
               <w:rPr>
                 <w:sz w:val="16"/>
               </w:rPr>
-              <w:t>157종</w:t>
+              <w:t>161종</w:t>
             </w:r>
           </w:p>
         </w:tc>
@@ -9598,7 +9598,7 @@
               <w:rPr>
                 <w:sz w:val="16"/>
               </w:rPr>
-              <w:t>2,037건</w:t>
+              <w:t>2,058건</w:t>
             </w:r>
           </w:p>
         </w:tc>
@@ -9612,7 +9612,7 @@
               <w:rPr>
                 <w:sz w:val="16"/>
               </w:rPr>
-              <w:t>122종</w:t>
+              <w:t>123종</w:t>
             </w:r>
           </w:p>
         </w:tc>
@@ -9656,7 +9656,7 @@
               <w:rPr>
                 <w:sz w:val="16"/>
               </w:rPr>
-              <w:t>1,716건</w:t>
+              <w:t>1,763건</w:t>
             </w:r>
           </w:p>
         </w:tc>
@@ -9670,7 +9670,7 @@
               <w:rPr>
                 <w:sz w:val="16"/>
               </w:rPr>
-              <w:t>101종</w:t>
+              <w:t>103종</w:t>
             </w:r>
           </w:p>
         </w:tc>
@@ -9772,7 +9772,7 @@
               <w:rPr>
                 <w:sz w:val="16"/>
               </w:rPr>
-              <w:t>882건</w:t>
+              <w:t>920건</w:t>
             </w:r>
           </w:p>
         </w:tc>
@@ -9786,7 +9786,7 @@
               <w:rPr>
                 <w:sz w:val="16"/>
               </w:rPr>
-              <w:t>34종</w:t>
+              <w:t>35종</w:t>
             </w:r>
           </w:p>
         </w:tc>
@@ -9830,7 +9830,7 @@
               <w:rPr>
                 <w:sz w:val="16"/>
               </w:rPr>
-              <w:t>779건</w:t>
+              <w:t>793건</w:t>
             </w:r>
           </w:p>
         </w:tc>
@@ -9844,7 +9844,7 @@
               <w:rPr>
                 <w:sz w:val="16"/>
               </w:rPr>
-              <w:t>37종</w:t>
+              <w:t>38종</w:t>
             </w:r>
           </w:p>
         </w:tc>
@@ -9888,7 +9888,7 @@
               <w:rPr>
                 <w:sz w:val="16"/>
               </w:rPr>
-              <w:t>357건</w:t>
+              <w:t>378건</w:t>
             </w:r>
           </w:p>
         </w:tc>
@@ -9902,7 +9902,7 @@
               <w:rPr>
                 <w:sz w:val="16"/>
               </w:rPr>
-              <w:t>35종</w:t>
+              <w:t>37종</w:t>
             </w:r>
           </w:p>
         </w:tc>
@@ -9946,7 +9946,7 @@
               <w:rPr>
                 <w:sz w:val="16"/>
               </w:rPr>
-              <w:t>222건</w:t>
+              <w:t>242건</w:t>
             </w:r>
           </w:p>
         </w:tc>
@@ -9960,7 +9960,7 @@
               <w:rPr>
                 <w:sz w:val="16"/>
               </w:rPr>
-              <w:t>22종</w:t>
+              <w:t>23종</w:t>
             </w:r>
           </w:p>
         </w:tc>
@@ -10062,7 +10062,7 @@
               <w:rPr>
                 <w:sz w:val="16"/>
               </w:rPr>
-              <w:t>148건</w:t>
+              <w:t>150건</w:t>
             </w:r>
           </w:p>
         </w:tc>
@@ -10076,7 +10076,7 @@
               <w:rPr>
                 <w:sz w:val="16"/>
               </w:rPr>
-              <w:t>23종</w:t>
+              <w:t>24종</w:t>
             </w:r>
           </w:p>
         </w:tc>
@@ -10191,7 +10191,7 @@
               <w:rPr>
                 <w:sz w:val="16"/>
               </w:rPr>
-              <w:t>355종</w:t>
+              <w:t>365종</w:t>
             </w:r>
           </w:p>
         </w:tc>
@@ -10205,7 +10205,7 @@
               <w:rPr>
                 <w:sz w:val="16"/>
               </w:rPr>
-              <w:t>10,350건</w:t>
+              <w:t>10,432건</w:t>
             </w:r>
           </w:p>
         </w:tc>
@@ -10219,7 +10219,7 @@
               <w:rPr>
                 <w:sz w:val="16"/>
               </w:rPr>
-              <w:t>29.2</w:t>
+              <w:t>28.6</w:t>
             </w:r>
           </w:p>
         </w:tc>
@@ -10249,7 +10249,7 @@
               <w:rPr>
                 <w:sz w:val="16"/>
               </w:rPr>
-              <w:t>171종</w:t>
+              <w:t>199종</w:t>
             </w:r>
           </w:p>
         </w:tc>
@@ -10263,7 +10263,7 @@
               <w:rPr>
                 <w:sz w:val="16"/>
               </w:rPr>
-              <w:t>5,226건</w:t>
+              <w:t>5,533건</w:t>
             </w:r>
           </w:p>
         </w:tc>
@@ -10277,7 +10277,7 @@
               <w:rPr>
                 <w:sz w:val="16"/>
               </w:rPr>
-              <w:t>30.6</w:t>
+              <w:t>27.8</w:t>
             </w:r>
           </w:p>
         </w:tc>
@@ -10307,7 +10307,7 @@
               <w:rPr>
                 <w:sz w:val="16"/>
               </w:rPr>
-              <w:t>105종</w:t>
+              <w:t>109종</w:t>
             </w:r>
           </w:p>
         </w:tc>
@@ -10321,7 +10321,7 @@
               <w:rPr>
                 <w:sz w:val="16"/>
               </w:rPr>
-              <w:t>4,201건</w:t>
+              <w:t>4,227건</w:t>
             </w:r>
           </w:p>
         </w:tc>
@@ -10335,7 +10335,7 @@
               <w:rPr>
                 <w:sz w:val="16"/>
               </w:rPr>
-              <w:t>40.0</w:t>
+              <w:t>38.8</w:t>
             </w:r>
           </w:p>
         </w:tc>
@@ -10365,7 +10365,7 @@
               <w:rPr>
                 <w:sz w:val="16"/>
               </w:rPr>
-              <w:t>59종</w:t>
+              <w:t>69종</w:t>
             </w:r>
           </w:p>
         </w:tc>
@@ -10379,7 +10379,7 @@
               <w:rPr>
                 <w:sz w:val="16"/>
               </w:rPr>
-              <w:t>1,967건</w:t>
+              <w:t>2,065건</w:t>
             </w:r>
           </w:p>
         </w:tc>
@@ -10393,7 +10393,7 @@
               <w:rPr>
                 <w:sz w:val="16"/>
               </w:rPr>
-              <w:t>33.3</w:t>
+              <w:t>29.9</w:t>
             </w:r>
           </w:p>
         </w:tc>
@@ -10655,7 +10655,7 @@
               <w:rPr>
                 <w:sz w:val="16"/>
               </w:rPr>
-              <w:t>11,290</w:t>
+              <w:t>11,756</w:t>
             </w:r>
           </w:p>
         </w:tc>
@@ -10669,7 +10669,7 @@
               <w:rPr>
                 <w:sz w:val="16"/>
               </w:rPr>
-              <w:t>48.5%</w:t>
+              <w:t>49.4%</w:t>
             </w:r>
           </w:p>
         </w:tc>
@@ -10713,7 +10713,7 @@
               <w:rPr>
                 <w:sz w:val="16"/>
               </w:rPr>
-              <w:t>1,738</w:t>
+              <w:t>1,781</w:t>
             </w:r>
           </w:p>
         </w:tc>
@@ -10771,7 +10771,7 @@
               <w:rPr>
                 <w:sz w:val="16"/>
               </w:rPr>
-              <w:t>5,753</w:t>
+              <w:t>5,757</w:t>
             </w:r>
           </w:p>
         </w:tc>
@@ -10785,7 +10785,7 @@
               <w:rPr>
                 <w:sz w:val="16"/>
               </w:rPr>
-              <w:t>24.7%</w:t>
+              <w:t>24.2%</w:t>
             </w:r>
           </w:p>
         </w:tc>
@@ -10843,7 +10843,7 @@
               <w:rPr>
                 <w:sz w:val="16"/>
               </w:rPr>
-              <w:t>19.3%</w:t>
+              <w:t>18.9%</w:t>
             </w:r>
           </w:p>
         </w:tc>
@@ -10972,7 +10972,7 @@
               <w:rPr>
                 <w:sz w:val="16"/>
               </w:rPr>
-              <w:t>796</w:t>
+              <w:t>813</w:t>
             </w:r>
           </w:p>
         </w:tc>
@@ -11032,7 +11032,7 @@
               <w:rPr>
                 <w:sz w:val="16"/>
               </w:rPr>
-              <w:t>106</w:t>
+              <w:t>108</w:t>
             </w:r>
           </w:p>
         </w:tc>
@@ -11310,7 +11310,7 @@
               <w:rPr>
                 <w:sz w:val="15"/>
               </w:rPr>
-              <w:t>낙하·충격 준비율 62.6%</w:t>
+              <w:t>낙하·충격 준비율 58.4%</w:t>
             </w:r>
           </w:p>
         </w:tc>
@@ -11368,7 +11368,7 @@
               <w:rPr>
                 <w:sz w:val="15"/>
               </w:rPr>
-              <w:t>열전달·방열 준비율 74.2% · 결로 두 갈래를 동시에 막는다</w:t>
+              <w:t>열전달·방열 준비율 69.3% · 결로 두 갈래를 동시에 막는다</w:t>
             </w:r>
           </w:p>
         </w:tc>
@@ -11426,7 +11426,7 @@
               <w:rPr>
                 <w:sz w:val="15"/>
               </w:rPr>
-              <w:t>폴더블 벤딩 준비율 76.7%</w:t>
+              <w:t>폴더블 벤딩 준비율 70.4%</w:t>
             </w:r>
           </w:p>
         </w:tc>
@@ -11484,7 +11484,7 @@
               <w:rPr>
                 <w:sz w:val="15"/>
               </w:rPr>
-              <w:t>결로(표면) 준비율 66.4%</w:t>
+              <w:t>결로(표면) 준비율 62.0%</w:t>
             </w:r>
           </w:p>
         </w:tc>
@@ -11542,7 +11542,7 @@
               <w:rPr>
                 <w:sz w:val="15"/>
               </w:rPr>
-              <w:t>피로·수명 준비율 36.4%</w:t>
+              <w:t>피로·수명 준비율 32.4%</w:t>
             </w:r>
           </w:p>
         </w:tc>
@@ -11600,7 +11600,7 @@
               <w:rPr>
                 <w:sz w:val="15"/>
               </w:rPr>
-              <w:t>산소소광-발광체 준비율 88.7% · 산소확산-매트릭스 준비율 74.8%</w:t>
+              <w:t>산소소광-발광체 준비율 88.7% · 산소확산-매트릭스 준비율 70.6%</w:t>
             </w:r>
           </w:p>
         </w:tc>

--- a/MaterialTwin_물성확보현황_해석가능성.docx
+++ b/MaterialTwin_물성확보현황_해석가능성.docx
@@ -31,7 +31,7 @@
           <w:color w:val="606060"/>
           <w:sz w:val="18"/>
         </w:rPr>
-        <w:t>2026-08-13 · 재료 789종 · 물성값 23,781건 · 출처 2,236건 · 물성 정의 169종</w:t>
+        <w:t>2026-08-13 · 재료 796종 · 물성값 24,812건 · 출처 2,239건 · 물성 정의 169종</w:t>
       </w:r>
     </w:p>
     <w:p/>
@@ -52,7 +52,7 @@
           <w:b/>
           <w:sz w:val="22"/>
         </w:rPr>
-        <w:t>13개 해석이 요구하는 (재료 × 필수물성) 격자 21,138칸 중 15,027칸이 채워졌다 — 전체 71.1%.</w:t>
+        <w:t>13개 해석이 요구하는 (재료 × 필수물성) 격자 21,358칸 중 15,057칸이 채워졌다 — 전체 70.5%.</w:t>
       </w:r>
     </w:p>
     <w:p>
@@ -269,7 +269,7 @@
           <w:b/>
           <w:sz w:val="19"/>
         </w:rPr>
-        <w:t>셀 채움률이 높아도 재료 준비율은 낮을 수 있다. 재료마다 비어 있는 칸이 다르면 그렇게 된다 — 피로·수명이 정확히 그 경우다(셀 52.8% vs 준비 32.4%). **수집 진척과 해석 가능성을 같은 숫자로 말하면 안 된다.**</w:t>
+        <w:t>셀 채움률이 높아도 재료 준비율은 낮을 수 있다. 재료마다 비어 있는 칸이 다르면 그렇게 된다 — 피로·수명이 정확히 그 경우다(셀 52.3% vs 준비 31.8%). **수집 진척과 해석 가능성을 같은 숫자로 말하면 안 된다.**</w:t>
       </w:r>
     </w:p>
     <w:p>
@@ -428,7 +428,7 @@
               <w:rPr>
                 <w:sz w:val="15"/>
               </w:rPr>
-              <w:t>789</w:t>
+              <w:t>796</w:t>
             </w:r>
           </w:p>
         </w:tc>
@@ -442,7 +442,7 @@
               <w:rPr>
                 <w:sz w:val="15"/>
               </w:rPr>
-              <w:t>1733/2367</w:t>
+              <w:t>1738/2388</w:t>
             </w:r>
           </w:p>
         </w:tc>
@@ -456,7 +456,7 @@
               <w:rPr>
                 <w:sz w:val="15"/>
               </w:rPr>
-              <w:t>73.2%  ███████···</w:t>
+              <w:t>72.8%  ███████···</w:t>
             </w:r>
           </w:p>
         </w:tc>
@@ -470,7 +470,7 @@
               <w:rPr>
                 <w:sz w:val="15"/>
               </w:rPr>
-              <w:t>44.6%</w:t>
+              <w:t>44.4%</w:t>
             </w:r>
           </w:p>
         </w:tc>
@@ -484,7 +484,7 @@
               <w:rPr>
                 <w:sz w:val="15"/>
               </w:rPr>
-              <w:t>560  (71.0%)</w:t>
+              <w:t>560  (70.4%)</w:t>
             </w:r>
           </w:p>
         </w:tc>
@@ -498,7 +498,7 @@
               <w:rPr>
                 <w:sz w:val="15"/>
               </w:rPr>
-              <w:t>poisson_ratio — 227종</w:t>
+              <w:t>poisson_ratio — 234종</w:t>
             </w:r>
           </w:p>
         </w:tc>
@@ -528,7 +528,7 @@
               <w:rPr>
                 <w:sz w:val="15"/>
               </w:rPr>
-              <w:t>789</w:t>
+              <w:t>796</w:t>
             </w:r>
           </w:p>
         </w:tc>
@@ -542,7 +542,7 @@
               <w:rPr>
                 <w:sz w:val="15"/>
               </w:rPr>
-              <w:t>2689/3945</w:t>
+              <w:t>2694/3980</w:t>
             </w:r>
           </w:p>
         </w:tc>
@@ -556,7 +556,7 @@
               <w:rPr>
                 <w:sz w:val="15"/>
               </w:rPr>
-              <w:t>68.2%  ███████···</w:t>
+              <w:t>67.7%  ███████···</w:t>
             </w:r>
           </w:p>
         </w:tc>
@@ -570,7 +570,7 @@
               <w:rPr>
                 <w:sz w:val="15"/>
               </w:rPr>
-              <w:t>36.4%</w:t>
+              <w:t>36.2%</w:t>
             </w:r>
           </w:p>
         </w:tc>
@@ -584,7 +584,7 @@
               <w:rPr>
                 <w:sz w:val="15"/>
               </w:rPr>
-              <w:t>461  (58.4%)</w:t>
+              <w:t>461  (57.9%)</w:t>
             </w:r>
           </w:p>
         </w:tc>
@@ -598,7 +598,7 @@
               <w:rPr>
                 <w:sz w:val="15"/>
               </w:rPr>
-              <w:t>yield_strength | tensile_strength+el — 325종</w:t>
+              <w:t>yield_strength | tensile_strength+el — 332종</w:t>
             </w:r>
           </w:p>
         </w:tc>
@@ -628,7 +628,7 @@
               <w:rPr>
                 <w:sz w:val="15"/>
               </w:rPr>
-              <w:t>789</w:t>
+              <w:t>796</w:t>
             </w:r>
           </w:p>
         </w:tc>
@@ -642,7 +642,7 @@
               <w:rPr>
                 <w:sz w:val="15"/>
               </w:rPr>
-              <w:t>1779/2367</w:t>
+              <w:t>1779/2388</w:t>
             </w:r>
           </w:p>
         </w:tc>
@@ -656,7 +656,7 @@
               <w:rPr>
                 <w:sz w:val="15"/>
               </w:rPr>
-              <w:t>75.2%  ████████··</w:t>
+              <w:t>74.5%  ███████···</w:t>
             </w:r>
           </w:p>
         </w:tc>
@@ -670,7 +670,7 @@
               <w:rPr>
                 <w:sz w:val="15"/>
               </w:rPr>
-              <w:t>52.9%</w:t>
+              <w:t>52.4%</w:t>
             </w:r>
           </w:p>
         </w:tc>
@@ -684,7 +684,7 @@
               <w:rPr>
                 <w:sz w:val="15"/>
               </w:rPr>
-              <w:t>547  (69.3%)</w:t>
+              <w:t>547  (68.7%)</w:t>
             </w:r>
           </w:p>
         </w:tc>
@@ -698,7 +698,7 @@
               <w:rPr>
                 <w:sz w:val="15"/>
               </w:rPr>
-              <w:t>specific_heat — 237종</w:t>
+              <w:t>specific_heat — 244종</w:t>
             </w:r>
           </w:p>
         </w:tc>
@@ -728,7 +728,7 @@
               <w:rPr>
                 <w:sz w:val="15"/>
               </w:rPr>
-              <w:t>789</w:t>
+              <w:t>796</w:t>
             </w:r>
           </w:p>
         </w:tc>
@@ -742,7 +742,7 @@
               <w:rPr>
                 <w:sz w:val="15"/>
               </w:rPr>
-              <w:t>2327/3156</w:t>
+              <w:t>2332/3184</w:t>
             </w:r>
           </w:p>
         </w:tc>
@@ -756,7 +756,7 @@
               <w:rPr>
                 <w:sz w:val="15"/>
               </w:rPr>
-              <w:t>73.7%  ███████···</w:t>
+              <w:t>73.2%  ███████···</w:t>
             </w:r>
           </w:p>
         </w:tc>
@@ -770,7 +770,7 @@
               <w:rPr>
                 <w:sz w:val="15"/>
               </w:rPr>
-              <w:t>45.9%</w:t>
+              <w:t>45.7%</w:t>
             </w:r>
           </w:p>
         </w:tc>
@@ -784,7 +784,7 @@
               <w:rPr>
                 <w:sz w:val="15"/>
               </w:rPr>
-              <w:t>544  (68.9%)</w:t>
+              <w:t>544  (68.3%)</w:t>
             </w:r>
           </w:p>
         </w:tc>
@@ -798,7 +798,7 @@
               <w:rPr>
                 <w:sz w:val="15"/>
               </w:rPr>
-              <w:t>poisson_ratio — 227종</w:t>
+              <w:t>poisson_ratio — 234종</w:t>
             </w:r>
           </w:p>
         </w:tc>
@@ -828,7 +828,7 @@
               <w:rPr>
                 <w:sz w:val="15"/>
               </w:rPr>
-              <w:t>253</w:t>
+              <w:t>258</w:t>
             </w:r>
           </w:p>
         </w:tc>
@@ -842,7 +842,7 @@
               <w:rPr>
                 <w:sz w:val="15"/>
               </w:rPr>
-              <w:t>748/1012</w:t>
+              <w:t>758/1032</w:t>
             </w:r>
           </w:p>
         </w:tc>
@@ -856,7 +856,7 @@
               <w:rPr>
                 <w:sz w:val="15"/>
               </w:rPr>
-              <w:t>73.9%  ███████···</w:t>
+              <w:t>73.4%  ███████···</w:t>
             </w:r>
           </w:p>
         </w:tc>
@@ -884,7 +884,7 @@
               <w:rPr>
                 <w:sz w:val="15"/>
               </w:rPr>
-              <w:t>178  (70.4%)</w:t>
+              <w:t>178  (69.0%)</w:t>
             </w:r>
           </w:p>
         </w:tc>
@@ -928,7 +928,7 @@
               <w:rPr>
                 <w:sz w:val="15"/>
               </w:rPr>
-              <w:t>789</w:t>
+              <w:t>796</w:t>
             </w:r>
           </w:p>
         </w:tc>
@@ -942,7 +942,7 @@
               <w:rPr>
                 <w:sz w:val="15"/>
               </w:rPr>
-              <w:t>2275/3156</w:t>
+              <w:t>2275/3184</w:t>
             </w:r>
           </w:p>
         </w:tc>
@@ -956,7 +956,7 @@
               <w:rPr>
                 <w:sz w:val="15"/>
               </w:rPr>
-              <w:t>72.1%  ███████···</w:t>
+              <w:t>71.5%  ███████···</w:t>
             </w:r>
           </w:p>
         </w:tc>
@@ -970,7 +970,7 @@
               <w:rPr>
                 <w:sz w:val="15"/>
               </w:rPr>
-              <w:t>52.0%</w:t>
+              <w:t>51.6%</w:t>
             </w:r>
           </w:p>
         </w:tc>
@@ -984,7 +984,7 @@
               <w:rPr>
                 <w:sz w:val="15"/>
               </w:rPr>
-              <w:t>489  (62.0%)</w:t>
+              <w:t>489  (61.4%)</w:t>
             </w:r>
           </w:p>
         </w:tc>
@@ -998,7 +998,7 @@
               <w:rPr>
                 <w:sz w:val="15"/>
               </w:rPr>
-              <w:t>contact_angle_water | surface_energy — 293종</w:t>
+              <w:t>contact_angle_water | surface_energy — 300종</w:t>
             </w:r>
           </w:p>
         </w:tc>
@@ -1028,7 +1028,7 @@
               <w:rPr>
                 <w:sz w:val="15"/>
               </w:rPr>
-              <w:t>611</w:t>
+              <w:t>618</w:t>
             </w:r>
           </w:p>
         </w:tc>
@@ -1042,7 +1042,7 @@
               <w:rPr>
                 <w:sz w:val="15"/>
               </w:rPr>
-              <w:t>1747/2444</w:t>
+              <w:t>1747/2472</w:t>
             </w:r>
           </w:p>
         </w:tc>
@@ -1056,7 +1056,7 @@
               <w:rPr>
                 <w:sz w:val="15"/>
               </w:rPr>
-              <w:t>71.5%  ███████···</w:t>
+              <w:t>70.7%  ███████···</w:t>
             </w:r>
           </w:p>
         </w:tc>
@@ -1070,7 +1070,7 @@
               <w:rPr>
                 <w:sz w:val="15"/>
               </w:rPr>
-              <w:t>47.7%</w:t>
+              <w:t>47.2%</w:t>
             </w:r>
           </w:p>
         </w:tc>
@@ -1084,7 +1084,7 @@
               <w:rPr>
                 <w:sz w:val="15"/>
               </w:rPr>
-              <w:t>363  (59.4%)</w:t>
+              <w:t>363  (58.7%)</w:t>
             </w:r>
           </w:p>
         </w:tc>
@@ -1098,7 +1098,7 @@
               <w:rPr>
                 <w:sz w:val="15"/>
               </w:rPr>
-              <w:t>water_vapor_transmission | gas_perme — 224종</w:t>
+              <w:t>water_vapor_transmission | gas_perme — 231종</w:t>
             </w:r>
           </w:p>
         </w:tc>
@@ -1228,7 +1228,7 @@
               <w:rPr>
                 <w:sz w:val="15"/>
               </w:rPr>
-              <w:t>253</w:t>
+              <w:t>258</w:t>
             </w:r>
           </w:p>
         </w:tc>
@@ -1242,7 +1242,7 @@
               <w:rPr>
                 <w:sz w:val="15"/>
               </w:rPr>
-              <w:t>355/506</w:t>
+              <w:t>355/516</w:t>
             </w:r>
           </w:p>
         </w:tc>
@@ -1256,7 +1256,7 @@
               <w:rPr>
                 <w:sz w:val="15"/>
               </w:rPr>
-              <w:t>70.2%  ███████···</w:t>
+              <w:t>68.8%  ███████···</w:t>
             </w:r>
           </w:p>
         </w:tc>
@@ -1270,7 +1270,7 @@
               <w:rPr>
                 <w:sz w:val="15"/>
               </w:rPr>
-              <w:t>56.1%</w:t>
+              <w:t>55.0%</w:t>
             </w:r>
           </w:p>
         </w:tc>
@@ -1284,7 +1284,7 @@
               <w:rPr>
                 <w:sz w:val="15"/>
               </w:rPr>
-              <w:t>141  (55.7%)</w:t>
+              <w:t>141  (54.7%)</w:t>
             </w:r>
           </w:p>
         </w:tc>
@@ -1298,7 +1298,7 @@
               <w:rPr>
                 <w:sz w:val="15"/>
               </w:rPr>
-              <w:t>peel_strength | lap_shear_strength | — 91종</w:t>
+              <w:t>peel_strength | lap_shear_strength | — 96종</w:t>
             </w:r>
           </w:p>
         </w:tc>
@@ -1328,7 +1328,7 @@
               <w:rPr>
                 <w:sz w:val="15"/>
               </w:rPr>
-              <w:t>789</w:t>
+              <w:t>796</w:t>
             </w:r>
           </w:p>
         </w:tc>
@@ -1342,7 +1342,7 @@
               <w:rPr>
                 <w:sz w:val="15"/>
               </w:rPr>
-              <w:t>553/789</w:t>
+              <w:t>553/796</w:t>
             </w:r>
           </w:p>
         </w:tc>
@@ -1356,7 +1356,7 @@
               <w:rPr>
                 <w:sz w:val="15"/>
               </w:rPr>
-              <w:t>70.1%  ███████···</w:t>
+              <w:t>69.5%  ███████···</w:t>
             </w:r>
           </w:p>
         </w:tc>
@@ -1370,7 +1370,7 @@
               <w:rPr>
                 <w:sz w:val="15"/>
               </w:rPr>
-              <w:t>53.0%</w:t>
+              <w:t>52.5%</w:t>
             </w:r>
           </w:p>
         </w:tc>
@@ -1384,7 +1384,7 @@
               <w:rPr>
                 <w:sz w:val="15"/>
               </w:rPr>
-              <w:t>553  (70.1%)</w:t>
+              <w:t>553  (69.5%)</w:t>
             </w:r>
           </w:p>
         </w:tc>
@@ -1398,7 +1398,7 @@
               <w:rPr>
                 <w:sz w:val="15"/>
               </w:rPr>
-              <w:t>dielectric_constant | resistivity_vo — 236종</w:t>
+              <w:t>dielectric_constant | resistivity_vo — 243종</w:t>
             </w:r>
           </w:p>
         </w:tc>
@@ -1428,7 +1428,7 @@
               <w:rPr>
                 <w:sz w:val="15"/>
               </w:rPr>
-              <w:t>377</w:t>
+              <w:t>384</w:t>
             </w:r>
           </w:p>
         </w:tc>
@@ -1442,7 +1442,7 @@
               <w:rPr>
                 <w:sz w:val="15"/>
               </w:rPr>
-              <w:t>597/1131</w:t>
+              <w:t>602/1152</w:t>
             </w:r>
           </w:p>
         </w:tc>
@@ -1456,7 +1456,7 @@
               <w:rPr>
                 <w:sz w:val="15"/>
               </w:rPr>
-              <w:t>52.8%  █████·····</w:t>
+              <w:t>52.3%  █████·····</w:t>
             </w:r>
           </w:p>
         </w:tc>
@@ -1470,7 +1470,7 @@
               <w:rPr>
                 <w:sz w:val="15"/>
               </w:rPr>
-              <w:t>45.4%</w:t>
+              <w:t>45.1%</w:t>
             </w:r>
           </w:p>
         </w:tc>
@@ -1484,7 +1484,7 @@
               <w:rPr>
                 <w:sz w:val="15"/>
               </w:rPr>
-              <w:t>122  (32.4%)</w:t>
+              <w:t>122  (31.8%)</w:t>
             </w:r>
           </w:p>
         </w:tc>
@@ -1498,7 +1498,7 @@
               <w:rPr>
                 <w:sz w:val="15"/>
               </w:rPr>
-              <w:t>fatigue_strength_coefficient | fatig — 254종</w:t>
+              <w:t>fatigue_strength_coefficient | fatig — 261종</w:t>
             </w:r>
           </w:p>
         </w:tc>
@@ -1628,7 +1628,7 @@
               <w:rPr>
                 <w:sz w:val="15"/>
               </w:rPr>
-              <w:t>109</w:t>
+              <w:t>110</w:t>
             </w:r>
           </w:p>
         </w:tc>
@@ -1642,7 +1642,7 @@
               <w:rPr>
                 <w:sz w:val="15"/>
               </w:rPr>
-              <w:t>77/109</w:t>
+              <w:t>77/110</w:t>
             </w:r>
           </w:p>
         </w:tc>
@@ -1656,7 +1656,7 @@
               <w:rPr>
                 <w:sz w:val="15"/>
               </w:rPr>
-              <w:t>70.6%  ███████···</w:t>
+              <w:t>70.0%  ███████···</w:t>
             </w:r>
           </w:p>
         </w:tc>
@@ -1670,7 +1670,7 @@
               <w:rPr>
                 <w:sz w:val="15"/>
               </w:rPr>
-              <w:t>59.6%</w:t>
+              <w:t>59.1%</w:t>
             </w:r>
           </w:p>
         </w:tc>
@@ -1684,7 +1684,7 @@
               <w:rPr>
                 <w:sz w:val="15"/>
               </w:rPr>
-              <w:t>77  (70.6%)</w:t>
+              <w:t>77  (70.0%)</w:t>
             </w:r>
           </w:p>
         </w:tc>
@@ -1698,7 +1698,7 @@
               <w:rPr>
                 <w:sz w:val="15"/>
               </w:rPr>
-              <w:t>gas_permeability_o2 | gas_solubility — 32종</w:t>
+              <w:t>gas_permeability_o2 | gas_solubility — 33종</w:t>
             </w:r>
           </w:p>
         </w:tc>
@@ -1714,7 +1714,7 @@
           <w:b/>
           <w:sz w:val="19"/>
         </w:rPr>
-        <w:t>**실측기반**은 tier4(가정·계산)를 뺀 값이다. 두 열의 차이 약 5,156칸이 가정값으로 채워진 부분이다. 해석을 돌리기 위해 칸을 닫는 것과, 그 값이 실측에 근거하는 것은 다른 문제다 — 둘을 나란히 둔다.</w:t>
+        <w:t>**실측기반**은 tier4(가정·계산)를 뺀 값이다. 두 열의 차이 약 5,152칸이 가정값으로 채워진 부분이다. 해석을 돌리기 위해 칸을 닫는 것과, 그 값이 실측에 근거하는 것은 다른 문제다 — 둘을 나란히 둔다.</w:t>
       </w:r>
     </w:p>
     <w:p>
@@ -1813,7 +1813,7 @@
               <w:rPr>
                 <w:sz w:val="16"/>
               </w:rPr>
-              <w:t>초탄성(실링·완충) 97.9% · 산소소광-발광체 88.7% · 구조·강성 71.0% · 산소확산-매트릭스 70.6% · 폴더블 벤딩 70.4% · 전기·EMI 70.1% · 열전달·방열 69.3% · 열응력·워피지 68.9% · 결로(표면) 62.0% · 결로(투습) 59.4% · 낙하·충격 58.4% · 접착·박리 55.7%</w:t>
+              <w:t>초탄성(실링·완충) 97.9% · 산소소광-발광체 88.7% · 구조·강성 70.4% · 산소확산-매트릭스 70.0% · 전기·EMI 69.5% · 폴더블 벤딩 69.0% · 열전달·방열 68.7% · 열응력·워피지 68.3% · 결로(표면) 61.4% · 결로(투습) 58.7% · 낙하·충격 57.9% · 접착·박리 54.7%</w:t>
             </w:r>
           </w:p>
         </w:tc>
@@ -1857,7 +1857,7 @@
               <w:rPr>
                 <w:sz w:val="16"/>
               </w:rPr>
-              <w:t>피로·수명 32.4%</w:t>
+              <w:t>피로·수명 31.8%</w:t>
             </w:r>
           </w:p>
         </w:tc>
@@ -2113,7 +2113,7 @@
               <w:rPr>
                 <w:sz w:val="16"/>
               </w:rPr>
-              <w:t>789종</w:t>
+              <w:t>796종</w:t>
             </w:r>
           </w:p>
         </w:tc>
@@ -2127,7 +2127,7 @@
               <w:rPr>
                 <w:sz w:val="16"/>
               </w:rPr>
-              <w:t>1733/2367  (73.2%)</w:t>
+              <w:t>1738/2388  (72.8%)</w:t>
             </w:r>
           </w:p>
         </w:tc>
@@ -2141,7 +2141,7 @@
               <w:rPr>
                 <w:sz w:val="16"/>
               </w:rPr>
-              <w:t>44.6%</w:t>
+              <w:t>44.4%</w:t>
             </w:r>
           </w:p>
         </w:tc>
@@ -2155,7 +2155,7 @@
               <w:rPr>
                 <w:sz w:val="16"/>
               </w:rPr>
-              <w:t>560종  (71.0%)</w:t>
+              <w:t>560종  (70.4%)</w:t>
             </w:r>
           </w:p>
         </w:tc>
@@ -2169,7 +2169,7 @@
               <w:rPr>
                 <w:sz w:val="16"/>
               </w:rPr>
-              <w:t>199종  (25.2%)</w:t>
+              <w:t>199종  (25.0%)</w:t>
             </w:r>
           </w:p>
         </w:tc>
@@ -2256,7 +2256,7 @@
               <w:rPr>
                 <w:sz w:val="16"/>
               </w:rPr>
-              <w:t>227종</w:t>
+              <w:t>234종</w:t>
             </w:r>
           </w:p>
         </w:tc>
@@ -2286,7 +2286,7 @@
               <w:rPr>
                 <w:sz w:val="16"/>
               </w:rPr>
-              <w:t>204종</w:t>
+              <w:t>211종</w:t>
             </w:r>
           </w:p>
         </w:tc>
@@ -2316,7 +2316,7 @@
               <w:rPr>
                 <w:sz w:val="16"/>
               </w:rPr>
-              <w:t>203종</w:t>
+              <w:t>205종</w:t>
             </w:r>
           </w:p>
         </w:tc>
@@ -2445,7 +2445,7 @@
               <w:rPr>
                 <w:sz w:val="16"/>
               </w:rPr>
-              <w:t>789종</w:t>
+              <w:t>796종</w:t>
             </w:r>
           </w:p>
         </w:tc>
@@ -2459,7 +2459,7 @@
               <w:rPr>
                 <w:sz w:val="16"/>
               </w:rPr>
-              <w:t>2689/3945  (68.2%)</w:t>
+              <w:t>2694/3980  (67.7%)</w:t>
             </w:r>
           </w:p>
         </w:tc>
@@ -2473,7 +2473,7 @@
               <w:rPr>
                 <w:sz w:val="16"/>
               </w:rPr>
-              <w:t>36.4%</w:t>
+              <w:t>36.2%</w:t>
             </w:r>
           </w:p>
         </w:tc>
@@ -2487,7 +2487,7 @@
               <w:rPr>
                 <w:sz w:val="16"/>
               </w:rPr>
-              <w:t>461종  (58.4%)</w:t>
+              <w:t>461종  (57.9%)</w:t>
             </w:r>
           </w:p>
         </w:tc>
@@ -2501,7 +2501,7 @@
               <w:rPr>
                 <w:sz w:val="16"/>
               </w:rPr>
-              <w:t>75종  (9.5%)</w:t>
+              <w:t>75종  (9.4%)</w:t>
             </w:r>
           </w:p>
         </w:tc>
@@ -2588,7 +2588,7 @@
               <w:rPr>
                 <w:sz w:val="16"/>
               </w:rPr>
-              <w:t>325종</w:t>
+              <w:t>332종</w:t>
             </w:r>
           </w:p>
         </w:tc>
@@ -2618,7 +2618,7 @@
               <w:rPr>
                 <w:sz w:val="16"/>
               </w:rPr>
-              <w:t>297종</w:t>
+              <w:t>304종</w:t>
             </w:r>
           </w:p>
         </w:tc>
@@ -2648,7 +2648,7 @@
               <w:rPr>
                 <w:sz w:val="16"/>
               </w:rPr>
-              <w:t>227종</w:t>
+              <w:t>234종</w:t>
             </w:r>
           </w:p>
         </w:tc>
@@ -2678,7 +2678,7 @@
               <w:rPr>
                 <w:sz w:val="16"/>
               </w:rPr>
-              <w:t>204종</w:t>
+              <w:t>211종</w:t>
             </w:r>
           </w:p>
         </w:tc>
@@ -2708,7 +2708,7 @@
               <w:rPr>
                 <w:sz w:val="16"/>
               </w:rPr>
-              <w:t>203종</w:t>
+              <w:t>205종</w:t>
             </w:r>
           </w:p>
         </w:tc>
@@ -2837,7 +2837,7 @@
               <w:rPr>
                 <w:sz w:val="16"/>
               </w:rPr>
-              <w:t>789종</w:t>
+              <w:t>796종</w:t>
             </w:r>
           </w:p>
         </w:tc>
@@ -2851,7 +2851,7 @@
               <w:rPr>
                 <w:sz w:val="16"/>
               </w:rPr>
-              <w:t>1779/2367  (75.2%)</w:t>
+              <w:t>1779/2388  (74.5%)</w:t>
             </w:r>
           </w:p>
         </w:tc>
@@ -2865,7 +2865,7 @@
               <w:rPr>
                 <w:sz w:val="16"/>
               </w:rPr>
-              <w:t>52.9%</w:t>
+              <w:t>52.4%</w:t>
             </w:r>
           </w:p>
         </w:tc>
@@ -2879,7 +2879,7 @@
               <w:rPr>
                 <w:sz w:val="16"/>
               </w:rPr>
-              <w:t>547종  (69.3%)</w:t>
+              <w:t>547종  (68.7%)</w:t>
             </w:r>
           </w:p>
         </w:tc>
@@ -2893,7 +2893,7 @@
               <w:rPr>
                 <w:sz w:val="16"/>
               </w:rPr>
-              <w:t>215종  (27.2%)</w:t>
+              <w:t>215종  (27.0%)</w:t>
             </w:r>
           </w:p>
         </w:tc>
@@ -2980,7 +2980,7 @@
               <w:rPr>
                 <w:sz w:val="16"/>
               </w:rPr>
-              <w:t>237종</w:t>
+              <w:t>244종</w:t>
             </w:r>
           </w:p>
         </w:tc>
@@ -3010,7 +3010,7 @@
               <w:rPr>
                 <w:sz w:val="16"/>
               </w:rPr>
-              <w:t>204종</w:t>
+              <w:t>211종</w:t>
             </w:r>
           </w:p>
         </w:tc>
@@ -3040,7 +3040,7 @@
               <w:rPr>
                 <w:sz w:val="16"/>
               </w:rPr>
-              <w:t>147종</w:t>
+              <w:t>154종</w:t>
             </w:r>
           </w:p>
         </w:tc>
@@ -3169,7 +3169,7 @@
               <w:rPr>
                 <w:sz w:val="16"/>
               </w:rPr>
-              <w:t>789종</w:t>
+              <w:t>796종</w:t>
             </w:r>
           </w:p>
         </w:tc>
@@ -3183,7 +3183,7 @@
               <w:rPr>
                 <w:sz w:val="16"/>
               </w:rPr>
-              <w:t>2327/3156  (73.7%)</w:t>
+              <w:t>2332/3184  (73.2%)</w:t>
             </w:r>
           </w:p>
         </w:tc>
@@ -3197,7 +3197,7 @@
               <w:rPr>
                 <w:sz w:val="16"/>
               </w:rPr>
-              <w:t>45.9%</w:t>
+              <w:t>45.7%</w:t>
             </w:r>
           </w:p>
         </w:tc>
@@ -3211,7 +3211,7 @@
               <w:rPr>
                 <w:sz w:val="16"/>
               </w:rPr>
-              <w:t>544종  (68.9%)</w:t>
+              <w:t>544종  (68.3%)</w:t>
             </w:r>
           </w:p>
         </w:tc>
@@ -3225,7 +3225,7 @@
               <w:rPr>
                 <w:sz w:val="16"/>
               </w:rPr>
-              <w:t>174종  (22.1%)</w:t>
+              <w:t>174종  (21.9%)</w:t>
             </w:r>
           </w:p>
         </w:tc>
@@ -3312,7 +3312,7 @@
               <w:rPr>
                 <w:sz w:val="16"/>
               </w:rPr>
-              <w:t>227종</w:t>
+              <w:t>234종</w:t>
             </w:r>
           </w:p>
         </w:tc>
@@ -3342,7 +3342,7 @@
               <w:rPr>
                 <w:sz w:val="16"/>
               </w:rPr>
-              <w:t>204종</w:t>
+              <w:t>211종</w:t>
             </w:r>
           </w:p>
         </w:tc>
@@ -3372,7 +3372,7 @@
               <w:rPr>
                 <w:sz w:val="16"/>
               </w:rPr>
-              <w:t>203종</w:t>
+              <w:t>205종</w:t>
             </w:r>
           </w:p>
         </w:tc>
@@ -3402,7 +3402,7 @@
               <w:rPr>
                 <w:sz w:val="16"/>
               </w:rPr>
-              <w:t>195종</w:t>
+              <w:t>202종</w:t>
             </w:r>
           </w:p>
         </w:tc>
@@ -3531,7 +3531,7 @@
               <w:rPr>
                 <w:sz w:val="16"/>
               </w:rPr>
-              <w:t>253종</w:t>
+              <w:t>258종</w:t>
             </w:r>
           </w:p>
         </w:tc>
@@ -3545,7 +3545,7 @@
               <w:rPr>
                 <w:sz w:val="16"/>
               </w:rPr>
-              <w:t>748/1012  (73.9%)</w:t>
+              <w:t>758/1032  (73.4%)</w:t>
             </w:r>
           </w:p>
         </w:tc>
@@ -3573,7 +3573,7 @@
               <w:rPr>
                 <w:sz w:val="16"/>
               </w:rPr>
-              <w:t>178종  (70.4%)</w:t>
+              <w:t>178종  (69.0%)</w:t>
             </w:r>
           </w:p>
         </w:tc>
@@ -3587,7 +3587,7 @@
               <w:rPr>
                 <w:sz w:val="16"/>
               </w:rPr>
-              <w:t>43종  (17.0%)</w:t>
+              <w:t>43종  (16.7%)</w:t>
             </w:r>
           </w:p>
         </w:tc>
@@ -3704,7 +3704,7 @@
               <w:rPr>
                 <w:sz w:val="16"/>
               </w:rPr>
-              <w:t>67종</w:t>
+              <w:t>72종</w:t>
             </w:r>
           </w:p>
         </w:tc>
@@ -3720,7 +3720,7 @@
               <w:rPr>
                 <w:sz w:val="16"/>
               </w:rPr>
-              <w:t>youngs_modulus</w:t>
+              <w:t>density</w:t>
             </w:r>
           </w:p>
         </w:tc>
@@ -3734,7 +3734,7 @@
               <w:rPr>
                 <w:sz w:val="16"/>
               </w:rPr>
-              <w:t>63종</w:t>
+              <w:t>65종</w:t>
             </w:r>
           </w:p>
         </w:tc>
@@ -3750,7 +3750,7 @@
               <w:rPr>
                 <w:sz w:val="16"/>
               </w:rPr>
-              <w:t>density</w:t>
+              <w:t>youngs_modulus</w:t>
             </w:r>
           </w:p>
         </w:tc>
@@ -3764,7 +3764,7 @@
               <w:rPr>
                 <w:sz w:val="16"/>
               </w:rPr>
-              <w:t>60종</w:t>
+              <w:t>63종</w:t>
             </w:r>
           </w:p>
         </w:tc>
@@ -3893,7 +3893,7 @@
               <w:rPr>
                 <w:sz w:val="16"/>
               </w:rPr>
-              <w:t>789종</w:t>
+              <w:t>796종</w:t>
             </w:r>
           </w:p>
         </w:tc>
@@ -3907,7 +3907,7 @@
               <w:rPr>
                 <w:sz w:val="16"/>
               </w:rPr>
-              <w:t>2275/3156  (72.1%)</w:t>
+              <w:t>2275/3184  (71.5%)</w:t>
             </w:r>
           </w:p>
         </w:tc>
@@ -3921,7 +3921,7 @@
               <w:rPr>
                 <w:sz w:val="16"/>
               </w:rPr>
-              <w:t>52.0%</w:t>
+              <w:t>51.6%</w:t>
             </w:r>
           </w:p>
         </w:tc>
@@ -3935,7 +3935,7 @@
               <w:rPr>
                 <w:sz w:val="16"/>
               </w:rPr>
-              <w:t>489종  (62.0%)</w:t>
+              <w:t>489종  (61.4%)</w:t>
             </w:r>
           </w:p>
         </w:tc>
@@ -3949,7 +3949,7 @@
               <w:rPr>
                 <w:sz w:val="16"/>
               </w:rPr>
-              <w:t>192종  (24.3%)</w:t>
+              <w:t>192종  (24.1%)</w:t>
             </w:r>
           </w:p>
         </w:tc>
@@ -4036,7 +4036,7 @@
               <w:rPr>
                 <w:sz w:val="16"/>
               </w:rPr>
-              <w:t>293종</w:t>
+              <w:t>300종</w:t>
             </w:r>
           </w:p>
         </w:tc>
@@ -4066,7 +4066,7 @@
               <w:rPr>
                 <w:sz w:val="16"/>
               </w:rPr>
-              <w:t>237종</w:t>
+              <w:t>244종</w:t>
             </w:r>
           </w:p>
         </w:tc>
@@ -4096,7 +4096,7 @@
               <w:rPr>
                 <w:sz w:val="16"/>
               </w:rPr>
-              <w:t>204종</w:t>
+              <w:t>211종</w:t>
             </w:r>
           </w:p>
         </w:tc>
@@ -4126,7 +4126,7 @@
               <w:rPr>
                 <w:sz w:val="16"/>
               </w:rPr>
-              <w:t>147종</w:t>
+              <w:t>154종</w:t>
             </w:r>
           </w:p>
         </w:tc>
@@ -4255,7 +4255,7 @@
               <w:rPr>
                 <w:sz w:val="16"/>
               </w:rPr>
-              <w:t>611종</w:t>
+              <w:t>618종</w:t>
             </w:r>
           </w:p>
         </w:tc>
@@ -4269,7 +4269,7 @@
               <w:rPr>
                 <w:sz w:val="16"/>
               </w:rPr>
-              <w:t>1747/2444  (71.5%)</w:t>
+              <w:t>1747/2472  (70.7%)</w:t>
             </w:r>
           </w:p>
         </w:tc>
@@ -4283,7 +4283,7 @@
               <w:rPr>
                 <w:sz w:val="16"/>
               </w:rPr>
-              <w:t>47.7%</w:t>
+              <w:t>47.2%</w:t>
             </w:r>
           </w:p>
         </w:tc>
@@ -4297,7 +4297,7 @@
               <w:rPr>
                 <w:sz w:val="16"/>
               </w:rPr>
-              <w:t>363종  (59.4%)</w:t>
+              <w:t>363종  (58.7%)</w:t>
             </w:r>
           </w:p>
         </w:tc>
@@ -4311,7 +4311,7 @@
               <w:rPr>
                 <w:sz w:val="16"/>
               </w:rPr>
-              <w:t>115종  (18.8%)</w:t>
+              <w:t>115종  (18.6%)</w:t>
             </w:r>
           </w:p>
         </w:tc>
@@ -4398,7 +4398,7 @@
               <w:rPr>
                 <w:sz w:val="16"/>
               </w:rPr>
-              <w:t>224종</w:t>
+              <w:t>231종</w:t>
             </w:r>
           </w:p>
         </w:tc>
@@ -4428,7 +4428,7 @@
               <w:rPr>
                 <w:sz w:val="16"/>
               </w:rPr>
-              <w:t>193종</w:t>
+              <w:t>200종</w:t>
             </w:r>
           </w:p>
         </w:tc>
@@ -4458,7 +4458,7 @@
               <w:rPr>
                 <w:sz w:val="16"/>
               </w:rPr>
-              <w:t>176종</w:t>
+              <w:t>183종</w:t>
             </w:r>
           </w:p>
         </w:tc>
@@ -4488,7 +4488,7 @@
               <w:rPr>
                 <w:sz w:val="16"/>
               </w:rPr>
-              <w:t>104종</w:t>
+              <w:t>111종</w:t>
             </w:r>
           </w:p>
         </w:tc>
@@ -4919,7 +4919,7 @@
               <w:rPr>
                 <w:sz w:val="16"/>
               </w:rPr>
-              <w:t>253종</w:t>
+              <w:t>258종</w:t>
             </w:r>
           </w:p>
         </w:tc>
@@ -4933,7 +4933,7 @@
               <w:rPr>
                 <w:sz w:val="16"/>
               </w:rPr>
-              <w:t>355/506  (70.2%)</w:t>
+              <w:t>355/516  (68.8%)</w:t>
             </w:r>
           </w:p>
         </w:tc>
@@ -4947,7 +4947,7 @@
               <w:rPr>
                 <w:sz w:val="16"/>
               </w:rPr>
-              <w:t>56.1%</w:t>
+              <w:t>55.0%</w:t>
             </w:r>
           </w:p>
         </w:tc>
@@ -4961,7 +4961,7 @@
               <w:rPr>
                 <w:sz w:val="16"/>
               </w:rPr>
-              <w:t>141종  (55.7%)</w:t>
+              <w:t>141종  (54.7%)</w:t>
             </w:r>
           </w:p>
         </w:tc>
@@ -4975,7 +4975,7 @@
               <w:rPr>
                 <w:sz w:val="16"/>
               </w:rPr>
-              <w:t>77종  (30.4%)</w:t>
+              <w:t>77종  (29.8%)</w:t>
             </w:r>
           </w:p>
         </w:tc>
@@ -5062,7 +5062,7 @@
               <w:rPr>
                 <w:sz w:val="16"/>
               </w:rPr>
-              <w:t>91종</w:t>
+              <w:t>96종</w:t>
             </w:r>
           </w:p>
         </w:tc>
@@ -5092,7 +5092,7 @@
               <w:rPr>
                 <w:sz w:val="16"/>
               </w:rPr>
-              <w:t>60종</w:t>
+              <w:t>65종</w:t>
             </w:r>
           </w:p>
         </w:tc>
@@ -5221,7 +5221,7 @@
               <w:rPr>
                 <w:sz w:val="16"/>
               </w:rPr>
-              <w:t>789종</w:t>
+              <w:t>796종</w:t>
             </w:r>
           </w:p>
         </w:tc>
@@ -5235,7 +5235,7 @@
               <w:rPr>
                 <w:sz w:val="16"/>
               </w:rPr>
-              <w:t>553/789  (70.1%)</w:t>
+              <w:t>553/796  (69.5%)</w:t>
             </w:r>
           </w:p>
         </w:tc>
@@ -5249,7 +5249,7 @@
               <w:rPr>
                 <w:sz w:val="16"/>
               </w:rPr>
-              <w:t>53.0%</w:t>
+              <w:t>52.5%</w:t>
             </w:r>
           </w:p>
         </w:tc>
@@ -5263,7 +5263,7 @@
               <w:rPr>
                 <w:sz w:val="16"/>
               </w:rPr>
-              <w:t>553종  (70.1%)</w:t>
+              <w:t>553종  (69.5%)</w:t>
             </w:r>
           </w:p>
         </w:tc>
@@ -5277,7 +5277,7 @@
               <w:rPr>
                 <w:sz w:val="16"/>
               </w:rPr>
-              <w:t>418종  (53.0%)</w:t>
+              <w:t>418종  (52.5%)</w:t>
             </w:r>
           </w:p>
         </w:tc>
@@ -5364,7 +5364,7 @@
               <w:rPr>
                 <w:sz w:val="16"/>
               </w:rPr>
-              <w:t>236종</w:t>
+              <w:t>243종</w:t>
             </w:r>
           </w:p>
         </w:tc>
@@ -5493,7 +5493,7 @@
               <w:rPr>
                 <w:sz w:val="16"/>
               </w:rPr>
-              <w:t>377종</w:t>
+              <w:t>384종</w:t>
             </w:r>
           </w:p>
         </w:tc>
@@ -5507,7 +5507,7 @@
               <w:rPr>
                 <w:sz w:val="16"/>
               </w:rPr>
-              <w:t>597/1131  (52.8%)</w:t>
+              <w:t>602/1152  (52.3%)</w:t>
             </w:r>
           </w:p>
         </w:tc>
@@ -5521,7 +5521,7 @@
               <w:rPr>
                 <w:sz w:val="16"/>
               </w:rPr>
-              <w:t>45.4%</w:t>
+              <w:t>45.1%</w:t>
             </w:r>
           </w:p>
         </w:tc>
@@ -5535,7 +5535,7 @@
               <w:rPr>
                 <w:sz w:val="16"/>
               </w:rPr>
-              <w:t>122종  (32.4%)</w:t>
+              <w:t>122종  (31.8%)</w:t>
             </w:r>
           </w:p>
         </w:tc>
@@ -5549,7 +5549,7 @@
               <w:rPr>
                 <w:sz w:val="16"/>
               </w:rPr>
-              <w:t>69종  (18.3%)</w:t>
+              <w:t>69종  (18.0%)</w:t>
             </w:r>
           </w:p>
         </w:tc>
@@ -5636,7 +5636,7 @@
               <w:rPr>
                 <w:sz w:val="16"/>
               </w:rPr>
-              <w:t>254종</w:t>
+              <w:t>261종</w:t>
             </w:r>
           </w:p>
         </w:tc>
@@ -5652,7 +5652,7 @@
               <w:rPr>
                 <w:sz w:val="16"/>
               </w:rPr>
-              <w:t>youngs_modulus</w:t>
+              <w:t>density</w:t>
             </w:r>
           </w:p>
         </w:tc>
@@ -5666,7 +5666,7 @@
               <w:rPr>
                 <w:sz w:val="16"/>
               </w:rPr>
-              <w:t>142종</w:t>
+              <w:t>145종</w:t>
             </w:r>
           </w:p>
         </w:tc>
@@ -5682,7 +5682,7 @@
               <w:rPr>
                 <w:sz w:val="16"/>
               </w:rPr>
-              <w:t>density</w:t>
+              <w:t>youngs_modulus</w:t>
             </w:r>
           </w:p>
         </w:tc>
@@ -5696,7 +5696,7 @@
               <w:rPr>
                 <w:sz w:val="16"/>
               </w:rPr>
-              <w:t>138종</w:t>
+              <w:t>144종</w:t>
             </w:r>
           </w:p>
         </w:tc>
@@ -6097,7 +6097,7 @@
               <w:rPr>
                 <w:sz w:val="16"/>
               </w:rPr>
-              <w:t>109종</w:t>
+              <w:t>110종</w:t>
             </w:r>
           </w:p>
         </w:tc>
@@ -6111,7 +6111,7 @@
               <w:rPr>
                 <w:sz w:val="16"/>
               </w:rPr>
-              <w:t>77/109  (70.6%)</w:t>
+              <w:t>77/110  (70.0%)</w:t>
             </w:r>
           </w:p>
         </w:tc>
@@ -6125,7 +6125,7 @@
               <w:rPr>
                 <w:sz w:val="16"/>
               </w:rPr>
-              <w:t>59.6%</w:t>
+              <w:t>59.1%</w:t>
             </w:r>
           </w:p>
         </w:tc>
@@ -6139,7 +6139,7 @@
               <w:rPr>
                 <w:sz w:val="16"/>
               </w:rPr>
-              <w:t>77종  (70.6%)</w:t>
+              <w:t>77종  (70.0%)</w:t>
             </w:r>
           </w:p>
         </w:tc>
@@ -6153,7 +6153,7 @@
               <w:rPr>
                 <w:sz w:val="16"/>
               </w:rPr>
-              <w:t>65종  (59.6%)</w:t>
+              <w:t>65종  (59.1%)</w:t>
             </w:r>
           </w:p>
         </w:tc>
@@ -6240,7 +6240,7 @@
               <w:rPr>
                 <w:sz w:val="16"/>
               </w:rPr>
-              <w:t>32종</w:t>
+              <w:t>33종</w:t>
             </w:r>
           </w:p>
         </w:tc>
@@ -6269,7 +6269,7 @@
           <w:b w:val="0"/>
           <w:sz w:val="19"/>
         </w:rPr>
-        <w:t>물성 정의 169종 전부에 값이 하나 이상 있다(개통률 100%). 아래는 재료 789종 기준 보유율이다.</w:t>
+        <w:t>물성 정의 169종 전부에 값이 하나 이상 있다(개통률 100%). 아래는 재료 796종 기준 보유율이다.</w:t>
       </w:r>
     </w:p>
     <w:p>
@@ -6424,7 +6424,7 @@
               <w:rPr>
                 <w:sz w:val="15"/>
               </w:rPr>
-              <w:t>81.4%  ██████████··</w:t>
+              <w:t>80.7%  ██████████··</w:t>
             </w:r>
           </w:p>
         </w:tc>
@@ -6496,7 +6496,7 @@
               <w:rPr>
                 <w:sz w:val="15"/>
               </w:rPr>
-              <w:t>75.3%  █████████···</w:t>
+              <w:t>74.6%  █████████···</w:t>
             </w:r>
           </w:p>
         </w:tc>
@@ -6554,7 +6554,7 @@
               <w:rPr>
                 <w:sz w:val="15"/>
               </w:rPr>
-              <w:t>586종</w:t>
+              <w:t>591종</w:t>
             </w:r>
           </w:p>
         </w:tc>
@@ -6568,7 +6568,7 @@
               <w:rPr>
                 <w:sz w:val="15"/>
               </w:rPr>
-              <w:t>74.3%  █████████···</w:t>
+              <w:t>74.2%  █████████···</w:t>
             </w:r>
           </w:p>
         </w:tc>
@@ -6582,7 +6582,7 @@
               <w:rPr>
                 <w:sz w:val="15"/>
               </w:rPr>
-              <w:t>1472건</w:t>
+              <w:t>1487건</w:t>
             </w:r>
           </w:p>
         </w:tc>
@@ -6640,7 +6640,7 @@
               <w:rPr>
                 <w:sz w:val="15"/>
               </w:rPr>
-              <w:t>74.1%  █████████···</w:t>
+              <w:t>73.5%  █████████···</w:t>
             </w:r>
           </w:p>
         </w:tc>
@@ -6712,7 +6712,7 @@
               <w:rPr>
                 <w:sz w:val="15"/>
               </w:rPr>
-              <w:t>71.2%  █████████···</w:t>
+              <w:t>70.6%  ████████····</w:t>
             </w:r>
           </w:p>
         </w:tc>
@@ -6784,7 +6784,7 @@
               <w:rPr>
                 <w:sz w:val="15"/>
               </w:rPr>
-              <w:t>70.0%  ████████····</w:t>
+              <w:t>69.3%  ████████····</w:t>
             </w:r>
           </w:p>
         </w:tc>
@@ -6856,7 +6856,7 @@
               <w:rPr>
                 <w:sz w:val="15"/>
               </w:rPr>
-              <w:t>53.9%  ██████······</w:t>
+              <w:t>53.4%  ██████······</w:t>
             </w:r>
           </w:p>
         </w:tc>
@@ -6928,7 +6928,7 @@
               <w:rPr>
                 <w:sz w:val="15"/>
               </w:rPr>
-              <w:t>52.9%  ██████······</w:t>
+              <w:t>52.4%  ██████······</w:t>
             </w:r>
           </w:p>
         </w:tc>
@@ -7000,7 +7000,7 @@
               <w:rPr>
                 <w:sz w:val="15"/>
               </w:rPr>
-              <w:t>49.8%  ██████······</w:t>
+              <w:t>49.4%  ██████······</w:t>
             </w:r>
           </w:p>
         </w:tc>
@@ -7072,7 +7072,7 @@
               <w:rPr>
                 <w:sz w:val="15"/>
               </w:rPr>
-              <w:t>45.6%  █████·······</w:t>
+              <w:t>45.2%  █████·······</w:t>
             </w:r>
           </w:p>
         </w:tc>
@@ -7144,7 +7144,7 @@
               <w:rPr>
                 <w:sz w:val="15"/>
               </w:rPr>
-              <w:t>42.5%  █████·······</w:t>
+              <w:t>42.1%  █████·······</w:t>
             </w:r>
           </w:p>
         </w:tc>
@@ -7216,7 +7216,7 @@
               <w:rPr>
                 <w:sz w:val="15"/>
               </w:rPr>
-              <w:t>35.5%  ████········</w:t>
+              <w:t>35.2%  ████········</w:t>
             </w:r>
           </w:p>
         </w:tc>
@@ -7288,7 +7288,7 @@
               <w:rPr>
                 <w:sz w:val="15"/>
               </w:rPr>
-              <w:t>33.6%  ████········</w:t>
+              <w:t>33.3%  ████········</w:t>
             </w:r>
           </w:p>
         </w:tc>
@@ -7360,7 +7360,7 @@
               <w:rPr>
                 <w:sz w:val="15"/>
               </w:rPr>
-              <w:t>27.6%  ███·········</w:t>
+              <w:t>27.4%  ███·········</w:t>
             </w:r>
           </w:p>
         </w:tc>
@@ -7432,7 +7432,7 @@
               <w:rPr>
                 <w:sz w:val="15"/>
               </w:rPr>
-              <w:t>26.2%  ███·········</w:t>
+              <w:t>26.0%  ███·········</w:t>
             </w:r>
           </w:p>
         </w:tc>
@@ -7504,7 +7504,7 @@
               <w:rPr>
                 <w:sz w:val="15"/>
               </w:rPr>
-              <w:t>22.1%  ███·········</w:t>
+              <w:t>21.9%  ███·········</w:t>
             </w:r>
           </w:p>
         </w:tc>
@@ -7534,7 +7534,7 @@
               <w:rPr>
                 <w:sz w:val="15"/>
               </w:rPr>
-              <w:t>항복강도</w:t>
+              <w:t>Prony 완화시간</w:t>
             </w:r>
           </w:p>
         </w:tc>
@@ -7562,7 +7562,7 @@
               <w:rPr>
                 <w:sz w:val="15"/>
               </w:rPr>
-              <w:t>172종</w:t>
+              <w:t>174종</w:t>
             </w:r>
           </w:p>
         </w:tc>
@@ -7576,7 +7576,7 @@
               <w:rPr>
                 <w:sz w:val="15"/>
               </w:rPr>
-              <w:t>21.8%  ███·········</w:t>
+              <w:t>21.9%  ███·········</w:t>
             </w:r>
           </w:p>
         </w:tc>
@@ -7590,7 +7590,7 @@
               <w:rPr>
                 <w:sz w:val="15"/>
               </w:rPr>
-              <w:t>233건</w:t>
+              <w:t>1874건</w:t>
             </w:r>
           </w:p>
         </w:tc>
@@ -7606,7 +7606,7 @@
               <w:rPr>
                 <w:sz w:val="15"/>
               </w:rPr>
-              <w:t>유리전이온도</w:t>
+              <w:t>항복강도</w:t>
             </w:r>
           </w:p>
         </w:tc>
@@ -7620,7 +7620,7 @@
               <w:rPr>
                 <w:sz w:val="15"/>
               </w:rPr>
-              <w:t>열</w:t>
+              <w:t>기계</w:t>
             </w:r>
           </w:p>
         </w:tc>
@@ -7634,7 +7634,7 @@
               <w:rPr>
                 <w:sz w:val="15"/>
               </w:rPr>
-              <w:t>171종</w:t>
+              <w:t>172종</w:t>
             </w:r>
           </w:p>
         </w:tc>
@@ -7648,7 +7648,7 @@
               <w:rPr>
                 <w:sz w:val="15"/>
               </w:rPr>
-              <w:t>21.7%  ███·········</w:t>
+              <w:t>21.6%  ███·········</w:t>
             </w:r>
           </w:p>
         </w:tc>
@@ -7662,7 +7662,7 @@
               <w:rPr>
                 <w:sz w:val="15"/>
               </w:rPr>
-              <w:t>517건</w:t>
+              <w:t>233건</w:t>
             </w:r>
           </w:p>
         </w:tc>
@@ -7678,7 +7678,7 @@
               <w:rPr>
                 <w:sz w:val="15"/>
               </w:rPr>
-              <w:t>Prony 완화시간</w:t>
+              <w:t>유리전이온도</w:t>
             </w:r>
           </w:p>
         </w:tc>
@@ -7692,7 +7692,7 @@
               <w:rPr>
                 <w:sz w:val="15"/>
               </w:rPr>
-              <w:t>기계</w:t>
+              <w:t>열</w:t>
             </w:r>
           </w:p>
         </w:tc>
@@ -7706,7 +7706,7 @@
               <w:rPr>
                 <w:sz w:val="15"/>
               </w:rPr>
-              <w:t>169종</w:t>
+              <w:t>171종</w:t>
             </w:r>
           </w:p>
         </w:tc>
@@ -7720,7 +7720,7 @@
               <w:rPr>
                 <w:sz w:val="15"/>
               </w:rPr>
-              <w:t>21.4%  ███·········</w:t>
+              <w:t>21.5%  ███·········</w:t>
             </w:r>
           </w:p>
         </w:tc>
@@ -7734,7 +7734,7 @@
               <w:rPr>
                 <w:sz w:val="15"/>
               </w:rPr>
-              <w:t>1422건</w:t>
+              <w:t>517건</w:t>
             </w:r>
           </w:p>
         </w:tc>
@@ -7792,7 +7792,7 @@
               <w:rPr>
                 <w:sz w:val="15"/>
               </w:rPr>
-              <w:t>20.4%  ██··········</w:t>
+              <w:t>20.2%  ██··········</w:t>
             </w:r>
           </w:p>
         </w:tc>
@@ -8905,7 +8905,7 @@
               <w:rPr>
                 <w:sz w:val="15"/>
               </w:rPr>
-              <w:t>내자외선성</w:t>
+              <w:t>Norton 크리프 지수 n</w:t>
             </w:r>
           </w:p>
         </w:tc>
@@ -8919,7 +8919,7 @@
               <w:rPr>
                 <w:sz w:val="15"/>
               </w:rPr>
-              <w:t>광학</w:t>
+              <w:t>기계</w:t>
             </w:r>
           </w:p>
         </w:tc>
@@ -8947,7 +8947,7 @@
               <w:rPr>
                 <w:sz w:val="15"/>
               </w:rPr>
-              <w:t>2건</w:t>
+              <w:t>13건</w:t>
             </w:r>
           </w:p>
         </w:tc>
@@ -8963,7 +8963,7 @@
               <w:rPr>
                 <w:sz w:val="15"/>
               </w:rPr>
-              <w:t>광열화 속도상수</w:t>
+              <w:t>내자외선성</w:t>
             </w:r>
           </w:p>
         </w:tc>
@@ -8977,7 +8977,7 @@
               <w:rPr>
                 <w:sz w:val="15"/>
               </w:rPr>
-              <w:t>화학</w:t>
+              <w:t>광학</w:t>
             </w:r>
           </w:p>
         </w:tc>
@@ -8991,7 +8991,7 @@
               <w:rPr>
                 <w:sz w:val="15"/>
               </w:rPr>
-              <w:t>1종</w:t>
+              <w:t>2종</w:t>
             </w:r>
           </w:p>
         </w:tc>
@@ -9021,7 +9021,7 @@
               <w:rPr>
                 <w:sz w:val="15"/>
               </w:rPr>
-              <w:t>비압축 파라미터 D</w:t>
+              <w:t>광열화 속도상수</w:t>
             </w:r>
           </w:p>
         </w:tc>
@@ -9035,7 +9035,7 @@
               <w:rPr>
                 <w:sz w:val="15"/>
               </w:rPr>
-              <w:t>기계</w:t>
+              <w:t>화학</w:t>
             </w:r>
           </w:p>
         </w:tc>
@@ -9063,7 +9063,7 @@
               <w:rPr>
                 <w:sz w:val="15"/>
               </w:rPr>
-              <w:t>8건</w:t>
+              <w:t>2건</w:t>
             </w:r>
           </w:p>
         </w:tc>
@@ -9079,7 +9079,7 @@
               <w:rPr>
                 <w:sz w:val="15"/>
               </w:rPr>
-              <w:t>Norton 크리프 계수 A</w:t>
+              <w:t>비압축 파라미터 D</w:t>
             </w:r>
           </w:p>
         </w:tc>
@@ -9121,7 +9121,7 @@
               <w:rPr>
                 <w:sz w:val="15"/>
               </w:rPr>
-              <w:t>3건</w:t>
+              <w:t>8건</w:t>
             </w:r>
           </w:p>
         </w:tc>
@@ -9137,7 +9137,7 @@
               <w:rPr>
                 <w:sz w:val="15"/>
               </w:rPr>
-              <w:t>Norton 크리프 지수 n</w:t>
+              <w:t>Norton 크리프 계수 A</w:t>
             </w:r>
           </w:p>
         </w:tc>
@@ -9482,7 +9482,7 @@
               <w:rPr>
                 <w:sz w:val="16"/>
               </w:rPr>
-              <w:t>11,514건</w:t>
+              <w:t>12,532건</w:t>
             </w:r>
           </w:p>
         </w:tc>
@@ -9496,7 +9496,7 @@
               <w:rPr>
                 <w:sz w:val="16"/>
               </w:rPr>
-              <w:t>69종</w:t>
+              <w:t>70종</w:t>
             </w:r>
           </w:p>
         </w:tc>
@@ -9598,7 +9598,7 @@
               <w:rPr>
                 <w:sz w:val="16"/>
               </w:rPr>
-              <w:t>2,058건</w:t>
+              <w:t>2,065건</w:t>
             </w:r>
           </w:p>
         </w:tc>
@@ -9612,7 +9612,7 @@
               <w:rPr>
                 <w:sz w:val="16"/>
               </w:rPr>
-              <w:t>123종</w:t>
+              <w:t>124종</w:t>
             </w:r>
           </w:p>
         </w:tc>
@@ -9830,7 +9830,7 @@
               <w:rPr>
                 <w:sz w:val="16"/>
               </w:rPr>
-              <w:t>793건</w:t>
+              <w:t>799건</w:t>
             </w:r>
           </w:p>
         </w:tc>
@@ -10249,7 +10249,7 @@
               <w:rPr>
                 <w:sz w:val="16"/>
               </w:rPr>
-              <w:t>199종</w:t>
+              <w:t>206종</w:t>
             </w:r>
           </w:p>
         </w:tc>
@@ -10263,7 +10263,7 @@
               <w:rPr>
                 <w:sz w:val="16"/>
               </w:rPr>
-              <w:t>5,533건</w:t>
+              <w:t>6,540건</w:t>
             </w:r>
           </w:p>
         </w:tc>
@@ -10277,7 +10277,7 @@
               <w:rPr>
                 <w:sz w:val="16"/>
               </w:rPr>
-              <w:t>27.8</w:t>
+              <w:t>31.7</w:t>
             </w:r>
           </w:p>
         </w:tc>
@@ -10321,7 +10321,7 @@
               <w:rPr>
                 <w:sz w:val="16"/>
               </w:rPr>
-              <w:t>4,227건</w:t>
+              <w:t>4,251건</w:t>
             </w:r>
           </w:p>
         </w:tc>
@@ -10335,7 +10335,7 @@
               <w:rPr>
                 <w:sz w:val="16"/>
               </w:rPr>
-              <w:t>38.8</w:t>
+              <w:t>39.0</w:t>
             </w:r>
           </w:p>
         </w:tc>
@@ -10655,7 +10655,7 @@
               <w:rPr>
                 <w:sz w:val="16"/>
               </w:rPr>
-              <w:t>11,756</w:t>
+              <w:t>12,787</w:t>
             </w:r>
           </w:p>
         </w:tc>
@@ -10669,7 +10669,7 @@
               <w:rPr>
                 <w:sz w:val="16"/>
               </w:rPr>
-              <w:t>49.4%</w:t>
+              <w:t>51.5%</w:t>
             </w:r>
           </w:p>
         </w:tc>
@@ -10727,7 +10727,7 @@
               <w:rPr>
                 <w:sz w:val="16"/>
               </w:rPr>
-              <w:t>7.5%</w:t>
+              <w:t>7.2%</w:t>
             </w:r>
           </w:p>
         </w:tc>
@@ -10785,7 +10785,7 @@
               <w:rPr>
                 <w:sz w:val="16"/>
               </w:rPr>
-              <w:t>24.2%</w:t>
+              <w:t>23.2%</w:t>
             </w:r>
           </w:p>
         </w:tc>
@@ -10843,7 +10843,7 @@
               <w:rPr>
                 <w:sz w:val="16"/>
               </w:rPr>
-              <w:t>18.9%</w:t>
+              <w:t>18.1%</w:t>
             </w:r>
           </w:p>
         </w:tc>
@@ -10972,7 +10972,7 @@
               <w:rPr>
                 <w:sz w:val="16"/>
               </w:rPr>
-              <w:t>813</w:t>
+              <w:t>816</w:t>
             </w:r>
           </w:p>
         </w:tc>
@@ -11310,7 +11310,7 @@
               <w:rPr>
                 <w:sz w:val="15"/>
               </w:rPr>
-              <w:t>낙하·충격 준비율 58.4%</w:t>
+              <w:t>낙하·충격 준비율 57.9%</w:t>
             </w:r>
           </w:p>
         </w:tc>
@@ -11368,7 +11368,7 @@
               <w:rPr>
                 <w:sz w:val="15"/>
               </w:rPr>
-              <w:t>열전달·방열 준비율 69.3% · 결로 두 갈래를 동시에 막는다</w:t>
+              <w:t>열전달·방열 준비율 68.7% · 결로 두 갈래를 동시에 막는다</w:t>
             </w:r>
           </w:p>
         </w:tc>
@@ -11426,7 +11426,7 @@
               <w:rPr>
                 <w:sz w:val="15"/>
               </w:rPr>
-              <w:t>폴더블 벤딩 준비율 70.4%</w:t>
+              <w:t>폴더블 벤딩 준비율 69.0%</w:t>
             </w:r>
           </w:p>
         </w:tc>
@@ -11484,7 +11484,7 @@
               <w:rPr>
                 <w:sz w:val="15"/>
               </w:rPr>
-              <w:t>결로(표면) 준비율 62.0%</w:t>
+              <w:t>결로(표면) 준비율 61.4%</w:t>
             </w:r>
           </w:p>
         </w:tc>
@@ -11542,7 +11542,7 @@
               <w:rPr>
                 <w:sz w:val="15"/>
               </w:rPr>
-              <w:t>피로·수명 준비율 32.4%</w:t>
+              <w:t>피로·수명 준비율 31.8%</w:t>
             </w:r>
           </w:p>
         </w:tc>
@@ -11600,7 +11600,7 @@
               <w:rPr>
                 <w:sz w:val="15"/>
               </w:rPr>
-              <w:t>산소소광-발광체 준비율 88.7% · 산소확산-매트릭스 준비율 70.6%</w:t>
+              <w:t>산소소광-발광체 준비율 88.7% · 산소확산-매트릭스 준비율 70.0%</w:t>
             </w:r>
           </w:p>
         </w:tc>

--- a/MaterialTwin_물성확보현황_해석가능성.docx
+++ b/MaterialTwin_물성확보현황_해석가능성.docx
@@ -31,7 +31,7 @@
           <w:color w:val="606060"/>
           <w:sz w:val="18"/>
         </w:rPr>
-        <w:t>2026-08-13 · 재료 796종 · 물성값 24,812건 · 출처 2,239건 · 물성 정의 169종</w:t>
+        <w:t>2026-08-13 · 재료 826종 · 물성값 24,893건 · 출처 2,248건 · 물성 정의 169종</w:t>
       </w:r>
     </w:p>
     <w:p/>
@@ -52,7 +52,7 @@
           <w:b/>
           <w:sz w:val="22"/>
         </w:rPr>
-        <w:t>13개 해석이 요구하는 (재료 × 필수물성) 격자 21,358칸 중 15,057칸이 채워졌다 — 전체 70.5%.</w:t>
+        <w:t>13개 해석이 요구하는 (재료 × 필수물성) 격자 22,064칸 중 15,074칸이 채워졌다 — 전체 68.3%.</w:t>
       </w:r>
     </w:p>
     <w:p>
@@ -269,7 +269,7 @@
           <w:b/>
           <w:sz w:val="19"/>
         </w:rPr>
-        <w:t>셀 채움률이 높아도 재료 준비율은 낮을 수 있다. 재료마다 비어 있는 칸이 다르면 그렇게 된다 — 피로·수명이 정확히 그 경우다(셀 52.3% vs 준비 31.8%). **수집 진척과 해석 가능성을 같은 숫자로 말하면 안 된다.**</w:t>
+        <w:t>셀 채움률이 높아도 재료 준비율은 낮을 수 있다. 재료마다 비어 있는 칸이 다르면 그렇게 된다 — 피로·수명이 정확히 그 경우다(셀 48.7% vs 준비 29.5%). **수집 진척과 해석 가능성을 같은 숫자로 말하면 안 된다.**</w:t>
       </w:r>
     </w:p>
     <w:p>
@@ -428,7 +428,7 @@
               <w:rPr>
                 <w:sz w:val="15"/>
               </w:rPr>
-              <w:t>796</w:t>
+              <w:t>826</w:t>
             </w:r>
           </w:p>
         </w:tc>
@@ -442,7 +442,7 @@
               <w:rPr>
                 <w:sz w:val="15"/>
               </w:rPr>
-              <w:t>1738/2388</w:t>
+              <w:t>1741/2478</w:t>
             </w:r>
           </w:p>
         </w:tc>
@@ -456,7 +456,7 @@
               <w:rPr>
                 <w:sz w:val="15"/>
               </w:rPr>
-              <w:t>72.8%  ███████···</w:t>
+              <w:t>70.3%  ███████···</w:t>
             </w:r>
           </w:p>
         </w:tc>
@@ -470,7 +470,7 @@
               <w:rPr>
                 <w:sz w:val="15"/>
               </w:rPr>
-              <w:t>44.4%</w:t>
+              <w:t>42.9%</w:t>
             </w:r>
           </w:p>
         </w:tc>
@@ -484,7 +484,7 @@
               <w:rPr>
                 <w:sz w:val="15"/>
               </w:rPr>
-              <w:t>560  (70.4%)</w:t>
+              <w:t>560  (67.8%)</w:t>
             </w:r>
           </w:p>
         </w:tc>
@@ -498,7 +498,7 @@
               <w:rPr>
                 <w:sz w:val="15"/>
               </w:rPr>
-              <w:t>poisson_ratio — 234종</w:t>
+              <w:t>poisson_ratio — 264종</w:t>
             </w:r>
           </w:p>
         </w:tc>
@@ -528,7 +528,7 @@
               <w:rPr>
                 <w:sz w:val="15"/>
               </w:rPr>
-              <w:t>796</w:t>
+              <w:t>826</w:t>
             </w:r>
           </w:p>
         </w:tc>
@@ -542,7 +542,7 @@
               <w:rPr>
                 <w:sz w:val="15"/>
               </w:rPr>
-              <w:t>2694/3980</w:t>
+              <w:t>2700/4130</w:t>
             </w:r>
           </w:p>
         </w:tc>
@@ -556,7 +556,7 @@
               <w:rPr>
                 <w:sz w:val="15"/>
               </w:rPr>
-              <w:t>67.7%  ███████···</w:t>
+              <w:t>65.4%  ███████···</w:t>
             </w:r>
           </w:p>
         </w:tc>
@@ -570,7 +570,7 @@
               <w:rPr>
                 <w:sz w:val="15"/>
               </w:rPr>
-              <w:t>36.2%</w:t>
+              <w:t>35.0%</w:t>
             </w:r>
           </w:p>
         </w:tc>
@@ -584,7 +584,7 @@
               <w:rPr>
                 <w:sz w:val="15"/>
               </w:rPr>
-              <w:t>461  (57.9%)</w:t>
+              <w:t>461  (55.8%)</w:t>
             </w:r>
           </w:p>
         </w:tc>
@@ -598,7 +598,7 @@
               <w:rPr>
                 <w:sz w:val="15"/>
               </w:rPr>
-              <w:t>yield_strength | tensile_strength+el — 332종</w:t>
+              <w:t>yield_strength | tensile_strength+el — 359종</w:t>
             </w:r>
           </w:p>
         </w:tc>
@@ -628,7 +628,7 @@
               <w:rPr>
                 <w:sz w:val="15"/>
               </w:rPr>
-              <w:t>796</w:t>
+              <w:t>826</w:t>
             </w:r>
           </w:p>
         </w:tc>
@@ -642,7 +642,7 @@
               <w:rPr>
                 <w:sz w:val="15"/>
               </w:rPr>
-              <w:t>1779/2388</w:t>
+              <w:t>1779/2478</w:t>
             </w:r>
           </w:p>
         </w:tc>
@@ -656,7 +656,7 @@
               <w:rPr>
                 <w:sz w:val="15"/>
               </w:rPr>
-              <w:t>74.5%  ███████···</w:t>
+              <w:t>71.8%  ███████···</w:t>
             </w:r>
           </w:p>
         </w:tc>
@@ -670,7 +670,7 @@
               <w:rPr>
                 <w:sz w:val="15"/>
               </w:rPr>
-              <w:t>52.4%</w:t>
+              <w:t>50.5%</w:t>
             </w:r>
           </w:p>
         </w:tc>
@@ -684,7 +684,7 @@
               <w:rPr>
                 <w:sz w:val="15"/>
               </w:rPr>
-              <w:t>547  (68.7%)</w:t>
+              <w:t>547  (66.2%)</w:t>
             </w:r>
           </w:p>
         </w:tc>
@@ -698,7 +698,7 @@
               <w:rPr>
                 <w:sz w:val="15"/>
               </w:rPr>
-              <w:t>specific_heat — 244종</w:t>
+              <w:t>specific_heat — 274종</w:t>
             </w:r>
           </w:p>
         </w:tc>
@@ -728,7 +728,7 @@
               <w:rPr>
                 <w:sz w:val="15"/>
               </w:rPr>
-              <w:t>796</w:t>
+              <w:t>826</w:t>
             </w:r>
           </w:p>
         </w:tc>
@@ -742,7 +742,7 @@
               <w:rPr>
                 <w:sz w:val="15"/>
               </w:rPr>
-              <w:t>2332/3184</w:t>
+              <w:t>2337/3304</w:t>
             </w:r>
           </w:p>
         </w:tc>
@@ -756,7 +756,7 @@
               <w:rPr>
                 <w:sz w:val="15"/>
               </w:rPr>
-              <w:t>73.2%  ███████···</w:t>
+              <w:t>70.7%  ███████···</w:t>
             </w:r>
           </w:p>
         </w:tc>
@@ -770,7 +770,7 @@
               <w:rPr>
                 <w:sz w:val="15"/>
               </w:rPr>
-              <w:t>45.7%</w:t>
+              <w:t>44.2%</w:t>
             </w:r>
           </w:p>
         </w:tc>
@@ -784,7 +784,7 @@
               <w:rPr>
                 <w:sz w:val="15"/>
               </w:rPr>
-              <w:t>544  (68.3%)</w:t>
+              <w:t>544  (65.9%)</w:t>
             </w:r>
           </w:p>
         </w:tc>
@@ -798,7 +798,7 @@
               <w:rPr>
                 <w:sz w:val="15"/>
               </w:rPr>
-              <w:t>poisson_ratio — 234종</w:t>
+              <w:t>poisson_ratio — 264종</w:t>
             </w:r>
           </w:p>
         </w:tc>
@@ -828,7 +828,7 @@
               <w:rPr>
                 <w:sz w:val="15"/>
               </w:rPr>
-              <w:t>258</w:t>
+              <w:t>260</w:t>
             </w:r>
           </w:p>
         </w:tc>
@@ -842,7 +842,7 @@
               <w:rPr>
                 <w:sz w:val="15"/>
               </w:rPr>
-              <w:t>758/1032</w:t>
+              <w:t>758/1040</w:t>
             </w:r>
           </w:p>
         </w:tc>
@@ -856,7 +856,7 @@
               <w:rPr>
                 <w:sz w:val="15"/>
               </w:rPr>
-              <w:t>73.4%  ███████···</w:t>
+              <w:t>72.9%  ███████···</w:t>
             </w:r>
           </w:p>
         </w:tc>
@@ -870,7 +870,7 @@
               <w:rPr>
                 <w:sz w:val="15"/>
               </w:rPr>
-              <w:t>45.5%</w:t>
+              <w:t>45.2%</w:t>
             </w:r>
           </w:p>
         </w:tc>
@@ -884,7 +884,7 @@
               <w:rPr>
                 <w:sz w:val="15"/>
               </w:rPr>
-              <w:t>178  (69.0%)</w:t>
+              <w:t>178  (68.5%)</w:t>
             </w:r>
           </w:p>
         </w:tc>
@@ -898,7 +898,7 @@
               <w:rPr>
                 <w:sz w:val="15"/>
               </w:rPr>
-              <w:t>prony_relaxation_time | prony_tensil — 74종</w:t>
+              <w:t>prony_relaxation_time | prony_tensil — 76종</w:t>
             </w:r>
           </w:p>
         </w:tc>
@@ -928,7 +928,7 @@
               <w:rPr>
                 <w:sz w:val="15"/>
               </w:rPr>
-              <w:t>796</w:t>
+              <w:t>826</w:t>
             </w:r>
           </w:p>
         </w:tc>
@@ -942,7 +942,7 @@
               <w:rPr>
                 <w:sz w:val="15"/>
               </w:rPr>
-              <w:t>2275/3184</w:t>
+              <w:t>2275/3304</w:t>
             </w:r>
           </w:p>
         </w:tc>
@@ -956,7 +956,7 @@
               <w:rPr>
                 <w:sz w:val="15"/>
               </w:rPr>
-              <w:t>71.5%  ███████···</w:t>
+              <w:t>68.9%  ███████···</w:t>
             </w:r>
           </w:p>
         </w:tc>
@@ -970,7 +970,7 @@
               <w:rPr>
                 <w:sz w:val="15"/>
               </w:rPr>
-              <w:t>51.6%</w:t>
+              <w:t>49.7%</w:t>
             </w:r>
           </w:p>
         </w:tc>
@@ -984,7 +984,7 @@
               <w:rPr>
                 <w:sz w:val="15"/>
               </w:rPr>
-              <w:t>489  (61.4%)</w:t>
+              <w:t>489  (59.2%)</w:t>
             </w:r>
           </w:p>
         </w:tc>
@@ -998,7 +998,7 @@
               <w:rPr>
                 <w:sz w:val="15"/>
               </w:rPr>
-              <w:t>contact_angle_water | surface_energy — 300종</w:t>
+              <w:t>contact_angle_water | surface_energy — 330종</w:t>
             </w:r>
           </w:p>
         </w:tc>
@@ -1028,7 +1028,7 @@
               <w:rPr>
                 <w:sz w:val="15"/>
               </w:rPr>
-              <w:t>618</w:t>
+              <w:t>619</w:t>
             </w:r>
           </w:p>
         </w:tc>
@@ -1042,7 +1042,7 @@
               <w:rPr>
                 <w:sz w:val="15"/>
               </w:rPr>
-              <w:t>1747/2472</w:t>
+              <w:t>1747/2476</w:t>
             </w:r>
           </w:p>
         </w:tc>
@@ -1056,7 +1056,7 @@
               <w:rPr>
                 <w:sz w:val="15"/>
               </w:rPr>
-              <w:t>70.7%  ███████···</w:t>
+              <w:t>70.6%  ███████···</w:t>
             </w:r>
           </w:p>
         </w:tc>
@@ -1070,7 +1070,7 @@
               <w:rPr>
                 <w:sz w:val="15"/>
               </w:rPr>
-              <w:t>47.2%</w:t>
+              <w:t>47.1%</w:t>
             </w:r>
           </w:p>
         </w:tc>
@@ -1084,7 +1084,7 @@
               <w:rPr>
                 <w:sz w:val="15"/>
               </w:rPr>
-              <w:t>363  (58.7%)</w:t>
+              <w:t>363  (58.6%)</w:t>
             </w:r>
           </w:p>
         </w:tc>
@@ -1098,7 +1098,7 @@
               <w:rPr>
                 <w:sz w:val="15"/>
               </w:rPr>
-              <w:t>water_vapor_transmission | gas_perme — 231종</w:t>
+              <w:t>water_vapor_transmission | gas_perme — 232종</w:t>
             </w:r>
           </w:p>
         </w:tc>
@@ -1228,7 +1228,7 @@
               <w:rPr>
                 <w:sz w:val="15"/>
               </w:rPr>
-              <w:t>258</w:t>
+              <w:t>260</w:t>
             </w:r>
           </w:p>
         </w:tc>
@@ -1242,7 +1242,7 @@
               <w:rPr>
                 <w:sz w:val="15"/>
               </w:rPr>
-              <w:t>355/516</w:t>
+              <w:t>355/520</w:t>
             </w:r>
           </w:p>
         </w:tc>
@@ -1256,7 +1256,7 @@
               <w:rPr>
                 <w:sz w:val="15"/>
               </w:rPr>
-              <w:t>68.8%  ███████···</w:t>
+              <w:t>68.3%  ███████···</w:t>
             </w:r>
           </w:p>
         </w:tc>
@@ -1270,7 +1270,7 @@
               <w:rPr>
                 <w:sz w:val="15"/>
               </w:rPr>
-              <w:t>55.0%</w:t>
+              <w:t>54.6%</w:t>
             </w:r>
           </w:p>
         </w:tc>
@@ -1284,7 +1284,7 @@
               <w:rPr>
                 <w:sz w:val="15"/>
               </w:rPr>
-              <w:t>141  (54.7%)</w:t>
+              <w:t>141  (54.2%)</w:t>
             </w:r>
           </w:p>
         </w:tc>
@@ -1298,7 +1298,7 @@
               <w:rPr>
                 <w:sz w:val="15"/>
               </w:rPr>
-              <w:t>peel_strength | lap_shear_strength | — 96종</w:t>
+              <w:t>peel_strength | lap_shear_strength | — 98종</w:t>
             </w:r>
           </w:p>
         </w:tc>
@@ -1328,7 +1328,7 @@
               <w:rPr>
                 <w:sz w:val="15"/>
               </w:rPr>
-              <w:t>796</w:t>
+              <w:t>826</w:t>
             </w:r>
           </w:p>
         </w:tc>
@@ -1342,7 +1342,7 @@
               <w:rPr>
                 <w:sz w:val="15"/>
               </w:rPr>
-              <w:t>553/796</w:t>
+              <w:t>553/826</w:t>
             </w:r>
           </w:p>
         </w:tc>
@@ -1356,7 +1356,7 @@
               <w:rPr>
                 <w:sz w:val="15"/>
               </w:rPr>
-              <w:t>69.5%  ███████···</w:t>
+              <w:t>66.9%  ███████···</w:t>
             </w:r>
           </w:p>
         </w:tc>
@@ -1370,7 +1370,7 @@
               <w:rPr>
                 <w:sz w:val="15"/>
               </w:rPr>
-              <w:t>52.5%</w:t>
+              <w:t>50.6%</w:t>
             </w:r>
           </w:p>
         </w:tc>
@@ -1384,7 +1384,7 @@
               <w:rPr>
                 <w:sz w:val="15"/>
               </w:rPr>
-              <w:t>553  (69.5%)</w:t>
+              <w:t>553  (66.9%)</w:t>
             </w:r>
           </w:p>
         </w:tc>
@@ -1398,7 +1398,7 @@
               <w:rPr>
                 <w:sz w:val="15"/>
               </w:rPr>
-              <w:t>dielectric_constant | resistivity_vo — 243종</w:t>
+              <w:t>dielectric_constant | resistivity_vo — 273종</w:t>
             </w:r>
           </w:p>
         </w:tc>
@@ -1428,7 +1428,7 @@
               <w:rPr>
                 <w:sz w:val="15"/>
               </w:rPr>
-              <w:t>384</w:t>
+              <w:t>414</w:t>
             </w:r>
           </w:p>
         </w:tc>
@@ -1442,7 +1442,7 @@
               <w:rPr>
                 <w:sz w:val="15"/>
               </w:rPr>
-              <w:t>602/1152</w:t>
+              <w:t>605/1242</w:t>
             </w:r>
           </w:p>
         </w:tc>
@@ -1456,7 +1456,7 @@
               <w:rPr>
                 <w:sz w:val="15"/>
               </w:rPr>
-              <w:t>52.3%  █████·····</w:t>
+              <w:t>48.7%  █████·····</w:t>
             </w:r>
           </w:p>
         </w:tc>
@@ -1470,7 +1470,7 @@
               <w:rPr>
                 <w:sz w:val="15"/>
               </w:rPr>
-              <w:t>45.1%</w:t>
+              <w:t>42.0%</w:t>
             </w:r>
           </w:p>
         </w:tc>
@@ -1484,7 +1484,7 @@
               <w:rPr>
                 <w:sz w:val="15"/>
               </w:rPr>
-              <w:t>122  (31.8%)</w:t>
+              <w:t>122  (29.5%)</w:t>
             </w:r>
           </w:p>
         </w:tc>
@@ -1498,7 +1498,7 @@
               <w:rPr>
                 <w:sz w:val="15"/>
               </w:rPr>
-              <w:t>fatigue_strength_coefficient | fatig — 261종</w:t>
+              <w:t>fatigue_strength_coefficient | fatig — 291종</w:t>
             </w:r>
           </w:p>
         </w:tc>
@@ -1714,7 +1714,7 @@
           <w:b/>
           <w:sz w:val="19"/>
         </w:rPr>
-        <w:t>**실측기반**은 tier4(가정·계산)를 뺀 값이다. 두 열의 차이 약 5,152칸이 가정값으로 채워진 부분이다. 해석을 돌리기 위해 칸을 닫는 것과, 그 값이 실측에 근거하는 것은 다른 문제다 — 둘을 나란히 둔다.</w:t>
+        <w:t>**실측기반**은 tier4(가정·계산)를 뺀 값이다. 두 열의 차이 약 5,156칸이 가정값으로 채워진 부분이다. 해석을 돌리기 위해 칸을 닫는 것과, 그 값이 실측에 근거하는 것은 다른 문제다 — 둘을 나란히 둔다.</w:t>
       </w:r>
     </w:p>
     <w:p>
@@ -1813,7 +1813,7 @@
               <w:rPr>
                 <w:sz w:val="16"/>
               </w:rPr>
-              <w:t>초탄성(실링·완충) 97.9% · 산소소광-발광체 88.7% · 구조·강성 70.4% · 산소확산-매트릭스 70.0% · 전기·EMI 69.5% · 폴더블 벤딩 69.0% · 열전달·방열 68.7% · 열응력·워피지 68.3% · 결로(표면) 61.4% · 결로(투습) 58.7% · 낙하·충격 57.9% · 접착·박리 54.7%</w:t>
+              <w:t>초탄성(실링·완충) 97.9% · 산소소광-발광체 88.7% · 산소확산-매트릭스 70.0% · 폴더블 벤딩 68.5% · 구조·강성 67.8% · 전기·EMI 66.9% · 열전달·방열 66.2% · 열응력·워피지 65.9% · 결로(표면) 59.2% · 결로(투습) 58.6% · 낙하·충격 55.8% · 접착·박리 54.2%</w:t>
             </w:r>
           </w:p>
         </w:tc>
@@ -1857,7 +1857,7 @@
               <w:rPr>
                 <w:sz w:val="16"/>
               </w:rPr>
-              <w:t>피로·수명 31.8%</w:t>
+              <w:t>피로·수명 29.5%</w:t>
             </w:r>
           </w:p>
         </w:tc>
@@ -2113,7 +2113,7 @@
               <w:rPr>
                 <w:sz w:val="16"/>
               </w:rPr>
-              <w:t>796종</w:t>
+              <w:t>826종</w:t>
             </w:r>
           </w:p>
         </w:tc>
@@ -2127,7 +2127,7 @@
               <w:rPr>
                 <w:sz w:val="16"/>
               </w:rPr>
-              <w:t>1738/2388  (72.8%)</w:t>
+              <w:t>1741/2478  (70.3%)</w:t>
             </w:r>
           </w:p>
         </w:tc>
@@ -2141,7 +2141,7 @@
               <w:rPr>
                 <w:sz w:val="16"/>
               </w:rPr>
-              <w:t>44.4%</w:t>
+              <w:t>42.9%</w:t>
             </w:r>
           </w:p>
         </w:tc>
@@ -2155,7 +2155,7 @@
               <w:rPr>
                 <w:sz w:val="16"/>
               </w:rPr>
-              <w:t>560종  (70.4%)</w:t>
+              <w:t>560종  (67.8%)</w:t>
             </w:r>
           </w:p>
         </w:tc>
@@ -2169,7 +2169,7 @@
               <w:rPr>
                 <w:sz w:val="16"/>
               </w:rPr>
-              <w:t>199종  (25.0%)</w:t>
+              <w:t>199종  (24.1%)</w:t>
             </w:r>
           </w:p>
         </w:tc>
@@ -2256,7 +2256,7 @@
               <w:rPr>
                 <w:sz w:val="16"/>
               </w:rPr>
-              <w:t>234종</w:t>
+              <w:t>264종</w:t>
             </w:r>
           </w:p>
         </w:tc>
@@ -2286,7 +2286,7 @@
               <w:rPr>
                 <w:sz w:val="16"/>
               </w:rPr>
-              <w:t>211종</w:t>
+              <w:t>241종</w:t>
             </w:r>
           </w:p>
         </w:tc>
@@ -2316,7 +2316,7 @@
               <w:rPr>
                 <w:sz w:val="16"/>
               </w:rPr>
-              <w:t>205종</w:t>
+              <w:t>232종</w:t>
             </w:r>
           </w:p>
         </w:tc>
@@ -2445,7 +2445,7 @@
               <w:rPr>
                 <w:sz w:val="16"/>
               </w:rPr>
-              <w:t>796종</w:t>
+              <w:t>826종</w:t>
             </w:r>
           </w:p>
         </w:tc>
@@ -2459,7 +2459,7 @@
               <w:rPr>
                 <w:sz w:val="16"/>
               </w:rPr>
-              <w:t>2694/3980  (67.7%)</w:t>
+              <w:t>2700/4130  (65.4%)</w:t>
             </w:r>
           </w:p>
         </w:tc>
@@ -2473,7 +2473,7 @@
               <w:rPr>
                 <w:sz w:val="16"/>
               </w:rPr>
-              <w:t>36.2%</w:t>
+              <w:t>35.0%</w:t>
             </w:r>
           </w:p>
         </w:tc>
@@ -2487,7 +2487,7 @@
               <w:rPr>
                 <w:sz w:val="16"/>
               </w:rPr>
-              <w:t>461종  (57.9%)</w:t>
+              <w:t>461종  (55.8%)</w:t>
             </w:r>
           </w:p>
         </w:tc>
@@ -2501,7 +2501,7 @@
               <w:rPr>
                 <w:sz w:val="16"/>
               </w:rPr>
-              <w:t>75종  (9.4%)</w:t>
+              <w:t>75종  (9.1%)</w:t>
             </w:r>
           </w:p>
         </w:tc>
@@ -2588,7 +2588,7 @@
               <w:rPr>
                 <w:sz w:val="16"/>
               </w:rPr>
-              <w:t>332종</w:t>
+              <w:t>359종</w:t>
             </w:r>
           </w:p>
         </w:tc>
@@ -2618,7 +2618,7 @@
               <w:rPr>
                 <w:sz w:val="16"/>
               </w:rPr>
-              <w:t>304종</w:t>
+              <w:t>334종</w:t>
             </w:r>
           </w:p>
         </w:tc>
@@ -2648,7 +2648,7 @@
               <w:rPr>
                 <w:sz w:val="16"/>
               </w:rPr>
-              <w:t>234종</w:t>
+              <w:t>264종</w:t>
             </w:r>
           </w:p>
         </w:tc>
@@ -2678,7 +2678,7 @@
               <w:rPr>
                 <w:sz w:val="16"/>
               </w:rPr>
-              <w:t>211종</w:t>
+              <w:t>241종</w:t>
             </w:r>
           </w:p>
         </w:tc>
@@ -2708,7 +2708,7 @@
               <w:rPr>
                 <w:sz w:val="16"/>
               </w:rPr>
-              <w:t>205종</w:t>
+              <w:t>232종</w:t>
             </w:r>
           </w:p>
         </w:tc>
@@ -2837,7 +2837,7 @@
               <w:rPr>
                 <w:sz w:val="16"/>
               </w:rPr>
-              <w:t>796종</w:t>
+              <w:t>826종</w:t>
             </w:r>
           </w:p>
         </w:tc>
@@ -2851,7 +2851,7 @@
               <w:rPr>
                 <w:sz w:val="16"/>
               </w:rPr>
-              <w:t>1779/2388  (74.5%)</w:t>
+              <w:t>1779/2478  (71.8%)</w:t>
             </w:r>
           </w:p>
         </w:tc>
@@ -2865,7 +2865,7 @@
               <w:rPr>
                 <w:sz w:val="16"/>
               </w:rPr>
-              <w:t>52.4%</w:t>
+              <w:t>50.5%</w:t>
             </w:r>
           </w:p>
         </w:tc>
@@ -2879,7 +2879,7 @@
               <w:rPr>
                 <w:sz w:val="16"/>
               </w:rPr>
-              <w:t>547종  (68.7%)</w:t>
+              <w:t>547종  (66.2%)</w:t>
             </w:r>
           </w:p>
         </w:tc>
@@ -2893,7 +2893,7 @@
               <w:rPr>
                 <w:sz w:val="16"/>
               </w:rPr>
-              <w:t>215종  (27.0%)</w:t>
+              <w:t>215종  (26.0%)</w:t>
             </w:r>
           </w:p>
         </w:tc>
@@ -2980,7 +2980,7 @@
               <w:rPr>
                 <w:sz w:val="16"/>
               </w:rPr>
-              <w:t>244종</w:t>
+              <w:t>274종</w:t>
             </w:r>
           </w:p>
         </w:tc>
@@ -3010,7 +3010,7 @@
               <w:rPr>
                 <w:sz w:val="16"/>
               </w:rPr>
-              <w:t>211종</w:t>
+              <w:t>241종</w:t>
             </w:r>
           </w:p>
         </w:tc>
@@ -3040,7 +3040,7 @@
               <w:rPr>
                 <w:sz w:val="16"/>
               </w:rPr>
-              <w:t>154종</w:t>
+              <w:t>184종</w:t>
             </w:r>
           </w:p>
         </w:tc>
@@ -3169,7 +3169,7 @@
               <w:rPr>
                 <w:sz w:val="16"/>
               </w:rPr>
-              <w:t>796종</w:t>
+              <w:t>826종</w:t>
             </w:r>
           </w:p>
         </w:tc>
@@ -3183,7 +3183,7 @@
               <w:rPr>
                 <w:sz w:val="16"/>
               </w:rPr>
-              <w:t>2332/3184  (73.2%)</w:t>
+              <w:t>2337/3304  (70.7%)</w:t>
             </w:r>
           </w:p>
         </w:tc>
@@ -3197,7 +3197,7 @@
               <w:rPr>
                 <w:sz w:val="16"/>
               </w:rPr>
-              <w:t>45.7%</w:t>
+              <w:t>44.2%</w:t>
             </w:r>
           </w:p>
         </w:tc>
@@ -3211,7 +3211,7 @@
               <w:rPr>
                 <w:sz w:val="16"/>
               </w:rPr>
-              <w:t>544종  (68.3%)</w:t>
+              <w:t>544종  (65.9%)</w:t>
             </w:r>
           </w:p>
         </w:tc>
@@ -3225,7 +3225,7 @@
               <w:rPr>
                 <w:sz w:val="16"/>
               </w:rPr>
-              <w:t>174종  (21.9%)</w:t>
+              <w:t>174종  (21.1%)</w:t>
             </w:r>
           </w:p>
         </w:tc>
@@ -3312,7 +3312,7 @@
               <w:rPr>
                 <w:sz w:val="16"/>
               </w:rPr>
-              <w:t>234종</w:t>
+              <w:t>264종</w:t>
             </w:r>
           </w:p>
         </w:tc>
@@ -3342,7 +3342,7 @@
               <w:rPr>
                 <w:sz w:val="16"/>
               </w:rPr>
-              <w:t>211종</w:t>
+              <w:t>241종</w:t>
             </w:r>
           </w:p>
         </w:tc>
@@ -3372,7 +3372,7 @@
               <w:rPr>
                 <w:sz w:val="16"/>
               </w:rPr>
-              <w:t>205종</w:t>
+              <w:t>232종</w:t>
             </w:r>
           </w:p>
         </w:tc>
@@ -3402,7 +3402,7 @@
               <w:rPr>
                 <w:sz w:val="16"/>
               </w:rPr>
-              <w:t>202종</w:t>
+              <w:t>230종</w:t>
             </w:r>
           </w:p>
         </w:tc>
@@ -3531,7 +3531,7 @@
               <w:rPr>
                 <w:sz w:val="16"/>
               </w:rPr>
-              <w:t>258종</w:t>
+              <w:t>260종</w:t>
             </w:r>
           </w:p>
         </w:tc>
@@ -3545,7 +3545,7 @@
               <w:rPr>
                 <w:sz w:val="16"/>
               </w:rPr>
-              <w:t>758/1032  (73.4%)</w:t>
+              <w:t>758/1040  (72.9%)</w:t>
             </w:r>
           </w:p>
         </w:tc>
@@ -3559,7 +3559,7 @@
               <w:rPr>
                 <w:sz w:val="16"/>
               </w:rPr>
-              <w:t>45.5%</w:t>
+              <w:t>45.2%</w:t>
             </w:r>
           </w:p>
         </w:tc>
@@ -3573,7 +3573,7 @@
               <w:rPr>
                 <w:sz w:val="16"/>
               </w:rPr>
-              <w:t>178종  (69.0%)</w:t>
+              <w:t>178종  (68.5%)</w:t>
             </w:r>
           </w:p>
         </w:tc>
@@ -3587,7 +3587,7 @@
               <w:rPr>
                 <w:sz w:val="16"/>
               </w:rPr>
-              <w:t>43종  (16.7%)</w:t>
+              <w:t>43종  (16.5%)</w:t>
             </w:r>
           </w:p>
         </w:tc>
@@ -3674,7 +3674,7 @@
               <w:rPr>
                 <w:sz w:val="16"/>
               </w:rPr>
-              <w:t>74종</w:t>
+              <w:t>76종</w:t>
             </w:r>
           </w:p>
         </w:tc>
@@ -3704,7 +3704,7 @@
               <w:rPr>
                 <w:sz w:val="16"/>
               </w:rPr>
-              <w:t>72종</w:t>
+              <w:t>74종</w:t>
             </w:r>
           </w:p>
         </w:tc>
@@ -3734,7 +3734,7 @@
               <w:rPr>
                 <w:sz w:val="16"/>
               </w:rPr>
-              <w:t>65종</w:t>
+              <w:t>67종</w:t>
             </w:r>
           </w:p>
         </w:tc>
@@ -3764,7 +3764,7 @@
               <w:rPr>
                 <w:sz w:val="16"/>
               </w:rPr>
-              <w:t>63종</w:t>
+              <w:t>65종</w:t>
             </w:r>
           </w:p>
         </w:tc>
@@ -3893,7 +3893,7 @@
               <w:rPr>
                 <w:sz w:val="16"/>
               </w:rPr>
-              <w:t>796종</w:t>
+              <w:t>826종</w:t>
             </w:r>
           </w:p>
         </w:tc>
@@ -3907,7 +3907,7 @@
               <w:rPr>
                 <w:sz w:val="16"/>
               </w:rPr>
-              <w:t>2275/3184  (71.5%)</w:t>
+              <w:t>2275/3304  (68.9%)</w:t>
             </w:r>
           </w:p>
         </w:tc>
@@ -3921,7 +3921,7 @@
               <w:rPr>
                 <w:sz w:val="16"/>
               </w:rPr>
-              <w:t>51.6%</w:t>
+              <w:t>49.7%</w:t>
             </w:r>
           </w:p>
         </w:tc>
@@ -3935,7 +3935,7 @@
               <w:rPr>
                 <w:sz w:val="16"/>
               </w:rPr>
-              <w:t>489종  (61.4%)</w:t>
+              <w:t>489종  (59.2%)</w:t>
             </w:r>
           </w:p>
         </w:tc>
@@ -3949,7 +3949,7 @@
               <w:rPr>
                 <w:sz w:val="16"/>
               </w:rPr>
-              <w:t>192종  (24.1%)</w:t>
+              <w:t>192종  (23.2%)</w:t>
             </w:r>
           </w:p>
         </w:tc>
@@ -4036,7 +4036,7 @@
               <w:rPr>
                 <w:sz w:val="16"/>
               </w:rPr>
-              <w:t>300종</w:t>
+              <w:t>330종</w:t>
             </w:r>
           </w:p>
         </w:tc>
@@ -4066,7 +4066,7 @@
               <w:rPr>
                 <w:sz w:val="16"/>
               </w:rPr>
-              <w:t>244종</w:t>
+              <w:t>274종</w:t>
             </w:r>
           </w:p>
         </w:tc>
@@ -4096,7 +4096,7 @@
               <w:rPr>
                 <w:sz w:val="16"/>
               </w:rPr>
-              <w:t>211종</w:t>
+              <w:t>241종</w:t>
             </w:r>
           </w:p>
         </w:tc>
@@ -4126,7 +4126,7 @@
               <w:rPr>
                 <w:sz w:val="16"/>
               </w:rPr>
-              <w:t>154종</w:t>
+              <w:t>184종</w:t>
             </w:r>
           </w:p>
         </w:tc>
@@ -4255,7 +4255,7 @@
               <w:rPr>
                 <w:sz w:val="16"/>
               </w:rPr>
-              <w:t>618종</w:t>
+              <w:t>619종</w:t>
             </w:r>
           </w:p>
         </w:tc>
@@ -4269,7 +4269,7 @@
               <w:rPr>
                 <w:sz w:val="16"/>
               </w:rPr>
-              <w:t>1747/2472  (70.7%)</w:t>
+              <w:t>1747/2476  (70.6%)</w:t>
             </w:r>
           </w:p>
         </w:tc>
@@ -4283,7 +4283,7 @@
               <w:rPr>
                 <w:sz w:val="16"/>
               </w:rPr>
-              <w:t>47.2%</w:t>
+              <w:t>47.1%</w:t>
             </w:r>
           </w:p>
         </w:tc>
@@ -4297,7 +4297,7 @@
               <w:rPr>
                 <w:sz w:val="16"/>
               </w:rPr>
-              <w:t>363종  (58.7%)</w:t>
+              <w:t>363종  (58.6%)</w:t>
             </w:r>
           </w:p>
         </w:tc>
@@ -4398,7 +4398,7 @@
               <w:rPr>
                 <w:sz w:val="16"/>
               </w:rPr>
-              <w:t>231종</w:t>
+              <w:t>232종</w:t>
             </w:r>
           </w:p>
         </w:tc>
@@ -4428,7 +4428,7 @@
               <w:rPr>
                 <w:sz w:val="16"/>
               </w:rPr>
-              <w:t>200종</w:t>
+              <w:t>201종</w:t>
             </w:r>
           </w:p>
         </w:tc>
@@ -4458,7 +4458,7 @@
               <w:rPr>
                 <w:sz w:val="16"/>
               </w:rPr>
-              <w:t>183종</w:t>
+              <w:t>184종</w:t>
             </w:r>
           </w:p>
         </w:tc>
@@ -4488,7 +4488,7 @@
               <w:rPr>
                 <w:sz w:val="16"/>
               </w:rPr>
-              <w:t>111종</w:t>
+              <w:t>112종</w:t>
             </w:r>
           </w:p>
         </w:tc>
@@ -4919,7 +4919,7 @@
               <w:rPr>
                 <w:sz w:val="16"/>
               </w:rPr>
-              <w:t>258종</w:t>
+              <w:t>260종</w:t>
             </w:r>
           </w:p>
         </w:tc>
@@ -4933,7 +4933,7 @@
               <w:rPr>
                 <w:sz w:val="16"/>
               </w:rPr>
-              <w:t>355/516  (68.8%)</w:t>
+              <w:t>355/520  (68.3%)</w:t>
             </w:r>
           </w:p>
         </w:tc>
@@ -4947,7 +4947,7 @@
               <w:rPr>
                 <w:sz w:val="16"/>
               </w:rPr>
-              <w:t>55.0%</w:t>
+              <w:t>54.6%</w:t>
             </w:r>
           </w:p>
         </w:tc>
@@ -4961,7 +4961,7 @@
               <w:rPr>
                 <w:sz w:val="16"/>
               </w:rPr>
-              <w:t>141종  (54.7%)</w:t>
+              <w:t>141종  (54.2%)</w:t>
             </w:r>
           </w:p>
         </w:tc>
@@ -4975,7 +4975,7 @@
               <w:rPr>
                 <w:sz w:val="16"/>
               </w:rPr>
-              <w:t>77종  (29.8%)</w:t>
+              <w:t>77종  (29.6%)</w:t>
             </w:r>
           </w:p>
         </w:tc>
@@ -5062,7 +5062,7 @@
               <w:rPr>
                 <w:sz w:val="16"/>
               </w:rPr>
-              <w:t>96종</w:t>
+              <w:t>98종</w:t>
             </w:r>
           </w:p>
         </w:tc>
@@ -5092,7 +5092,7 @@
               <w:rPr>
                 <w:sz w:val="16"/>
               </w:rPr>
-              <w:t>65종</w:t>
+              <w:t>67종</w:t>
             </w:r>
           </w:p>
         </w:tc>
@@ -5221,7 +5221,7 @@
               <w:rPr>
                 <w:sz w:val="16"/>
               </w:rPr>
-              <w:t>796종</w:t>
+              <w:t>826종</w:t>
             </w:r>
           </w:p>
         </w:tc>
@@ -5235,7 +5235,7 @@
               <w:rPr>
                 <w:sz w:val="16"/>
               </w:rPr>
-              <w:t>553/796  (69.5%)</w:t>
+              <w:t>553/826  (66.9%)</w:t>
             </w:r>
           </w:p>
         </w:tc>
@@ -5249,7 +5249,7 @@
               <w:rPr>
                 <w:sz w:val="16"/>
               </w:rPr>
-              <w:t>52.5%</w:t>
+              <w:t>50.6%</w:t>
             </w:r>
           </w:p>
         </w:tc>
@@ -5263,7 +5263,7 @@
               <w:rPr>
                 <w:sz w:val="16"/>
               </w:rPr>
-              <w:t>553종  (69.5%)</w:t>
+              <w:t>553종  (66.9%)</w:t>
             </w:r>
           </w:p>
         </w:tc>
@@ -5277,7 +5277,7 @@
               <w:rPr>
                 <w:sz w:val="16"/>
               </w:rPr>
-              <w:t>418종  (52.5%)</w:t>
+              <w:t>418종  (50.6%)</w:t>
             </w:r>
           </w:p>
         </w:tc>
@@ -5364,7 +5364,7 @@
               <w:rPr>
                 <w:sz w:val="16"/>
               </w:rPr>
-              <w:t>243종</w:t>
+              <w:t>273종</w:t>
             </w:r>
           </w:p>
         </w:tc>
@@ -5493,7 +5493,7 @@
               <w:rPr>
                 <w:sz w:val="16"/>
               </w:rPr>
-              <w:t>384종</w:t>
+              <w:t>414종</w:t>
             </w:r>
           </w:p>
         </w:tc>
@@ -5507,7 +5507,7 @@
               <w:rPr>
                 <w:sz w:val="16"/>
               </w:rPr>
-              <w:t>602/1152  (52.3%)</w:t>
+              <w:t>605/1242  (48.7%)</w:t>
             </w:r>
           </w:p>
         </w:tc>
@@ -5521,7 +5521,7 @@
               <w:rPr>
                 <w:sz w:val="16"/>
               </w:rPr>
-              <w:t>45.1%</w:t>
+              <w:t>42.0%</w:t>
             </w:r>
           </w:p>
         </w:tc>
@@ -5535,7 +5535,7 @@
               <w:rPr>
                 <w:sz w:val="16"/>
               </w:rPr>
-              <w:t>122종  (31.8%)</w:t>
+              <w:t>122종  (29.5%)</w:t>
             </w:r>
           </w:p>
         </w:tc>
@@ -5549,7 +5549,7 @@
               <w:rPr>
                 <w:sz w:val="16"/>
               </w:rPr>
-              <w:t>69종  (18.0%)</w:t>
+              <w:t>69종  (16.7%)</w:t>
             </w:r>
           </w:p>
         </w:tc>
@@ -5636,7 +5636,7 @@
               <w:rPr>
                 <w:sz w:val="16"/>
               </w:rPr>
-              <w:t>261종</w:t>
+              <w:t>291종</w:t>
             </w:r>
           </w:p>
         </w:tc>
@@ -5666,7 +5666,7 @@
               <w:rPr>
                 <w:sz w:val="16"/>
               </w:rPr>
-              <w:t>145종</w:t>
+              <w:t>175종</w:t>
             </w:r>
           </w:p>
         </w:tc>
@@ -5696,7 +5696,7 @@
               <w:rPr>
                 <w:sz w:val="16"/>
               </w:rPr>
-              <w:t>144종</w:t>
+              <w:t>171종</w:t>
             </w:r>
           </w:p>
         </w:tc>
@@ -6269,7 +6269,7 @@
           <w:b w:val="0"/>
           <w:sz w:val="19"/>
         </w:rPr>
-        <w:t>물성 정의 169종 전부에 값이 하나 이상 있다(개통률 100%). 아래는 재료 796종 기준 보유율이다.</w:t>
+        <w:t>물성 정의 169종 전부에 값이 하나 이상 있다(개통률 100%). 아래는 재료 826종 기준 보유율이다.</w:t>
       </w:r>
     </w:p>
     <w:p>
@@ -6424,7 +6424,7 @@
               <w:rPr>
                 <w:sz w:val="15"/>
               </w:rPr>
-              <w:t>80.7%  ██████████··</w:t>
+              <w:t>77.7%  █████████···</w:t>
             </w:r>
           </w:p>
         </w:tc>
@@ -6482,7 +6482,7 @@
               <w:rPr>
                 <w:sz w:val="15"/>
               </w:rPr>
-              <w:t>594종</w:t>
+              <w:t>596종</w:t>
             </w:r>
           </w:p>
         </w:tc>
@@ -6496,7 +6496,7 @@
               <w:rPr>
                 <w:sz w:val="15"/>
               </w:rPr>
-              <w:t>74.6%  █████████···</w:t>
+              <w:t>72.2%  █████████···</w:t>
             </w:r>
           </w:p>
         </w:tc>
@@ -6510,7 +6510,7 @@
               <w:rPr>
                 <w:sz w:val="15"/>
               </w:rPr>
-              <w:t>1345건</w:t>
+              <w:t>1347건</w:t>
             </w:r>
           </w:p>
         </w:tc>
@@ -6554,7 +6554,7 @@
               <w:rPr>
                 <w:sz w:val="15"/>
               </w:rPr>
-              <w:t>591종</w:t>
+              <w:t>594종</w:t>
             </w:r>
           </w:p>
         </w:tc>
@@ -6568,7 +6568,7 @@
               <w:rPr>
                 <w:sz w:val="15"/>
               </w:rPr>
-              <w:t>74.2%  █████████···</w:t>
+              <w:t>71.9%  █████████···</w:t>
             </w:r>
           </w:p>
         </w:tc>
@@ -6582,7 +6582,7 @@
               <w:rPr>
                 <w:sz w:val="15"/>
               </w:rPr>
-              <w:t>1487건</w:t>
+              <w:t>1490건</w:t>
             </w:r>
           </w:p>
         </w:tc>
@@ -6640,7 +6640,7 @@
               <w:rPr>
                 <w:sz w:val="15"/>
               </w:rPr>
-              <w:t>73.5%  █████████···</w:t>
+              <w:t>70.8%  ████████····</w:t>
             </w:r>
           </w:p>
         </w:tc>
@@ -6712,7 +6712,7 @@
               <w:rPr>
                 <w:sz w:val="15"/>
               </w:rPr>
-              <w:t>70.6%  ████████····</w:t>
+              <w:t>68.0%  ████████····</w:t>
             </w:r>
           </w:p>
         </w:tc>
@@ -6784,7 +6784,7 @@
               <w:rPr>
                 <w:sz w:val="15"/>
               </w:rPr>
-              <w:t>69.3%  ████████····</w:t>
+              <w:t>66.8%  ████████····</w:t>
             </w:r>
           </w:p>
         </w:tc>
@@ -6842,7 +6842,7 @@
               <w:rPr>
                 <w:sz w:val="15"/>
               </w:rPr>
-              <w:t>425종</w:t>
+              <w:t>427종</w:t>
             </w:r>
           </w:p>
         </w:tc>
@@ -6856,7 +6856,7 @@
               <w:rPr>
                 <w:sz w:val="15"/>
               </w:rPr>
-              <w:t>53.4%  ██████······</w:t>
+              <w:t>51.7%  ██████······</w:t>
             </w:r>
           </w:p>
         </w:tc>
@@ -6870,7 +6870,7 @@
               <w:rPr>
                 <w:sz w:val="15"/>
               </w:rPr>
-              <w:t>798건</w:t>
+              <w:t>800건</w:t>
             </w:r>
           </w:p>
         </w:tc>
@@ -6928,7 +6928,7 @@
               <w:rPr>
                 <w:sz w:val="15"/>
               </w:rPr>
-              <w:t>52.4%  ██████······</w:t>
+              <w:t>50.5%  ██████······</w:t>
             </w:r>
           </w:p>
         </w:tc>
@@ -6986,7 +6986,7 @@
               <w:rPr>
                 <w:sz w:val="15"/>
               </w:rPr>
-              <w:t>393종</w:t>
+              <w:t>395종</w:t>
             </w:r>
           </w:p>
         </w:tc>
@@ -7000,7 +7000,7 @@
               <w:rPr>
                 <w:sz w:val="15"/>
               </w:rPr>
-              <w:t>49.4%  ██████······</w:t>
+              <w:t>47.8%  ██████······</w:t>
             </w:r>
           </w:p>
         </w:tc>
@@ -7014,7 +7014,7 @@
               <w:rPr>
                 <w:sz w:val="15"/>
               </w:rPr>
-              <w:t>639건</w:t>
+              <w:t>641건</w:t>
             </w:r>
           </w:p>
         </w:tc>
@@ -7072,7 +7072,7 @@
               <w:rPr>
                 <w:sz w:val="15"/>
               </w:rPr>
-              <w:t>45.2%  █████·······</w:t>
+              <w:t>43.6%  █████·······</w:t>
             </w:r>
           </w:p>
         </w:tc>
@@ -7144,7 +7144,7 @@
               <w:rPr>
                 <w:sz w:val="15"/>
               </w:rPr>
-              <w:t>42.1%  █████·······</w:t>
+              <w:t>40.6%  █████·······</w:t>
             </w:r>
           </w:p>
         </w:tc>
@@ -7216,7 +7216,7 @@
               <w:rPr>
                 <w:sz w:val="15"/>
               </w:rPr>
-              <w:t>35.2%  ████········</w:t>
+              <w:t>33.9%  ████········</w:t>
             </w:r>
           </w:p>
         </w:tc>
@@ -7288,7 +7288,7 @@
               <w:rPr>
                 <w:sz w:val="15"/>
               </w:rPr>
-              <w:t>33.3%  ████········</w:t>
+              <w:t>32.1%  ████········</w:t>
             </w:r>
           </w:p>
         </w:tc>
@@ -7360,7 +7360,7 @@
               <w:rPr>
                 <w:sz w:val="15"/>
               </w:rPr>
-              <w:t>27.4%  ███·········</w:t>
+              <w:t>26.4%  ███·········</w:t>
             </w:r>
           </w:p>
         </w:tc>
@@ -7432,7 +7432,7 @@
               <w:rPr>
                 <w:sz w:val="15"/>
               </w:rPr>
-              <w:t>26.0%  ███·········</w:t>
+              <w:t>25.1%  ███·········</w:t>
             </w:r>
           </w:p>
         </w:tc>
@@ -7462,7 +7462,7 @@
               <w:rPr>
                 <w:sz w:val="15"/>
               </w:rPr>
-              <w:t>박리강도</w:t>
+              <w:t>항복강도</w:t>
             </w:r>
           </w:p>
         </w:tc>
@@ -7476,7 +7476,7 @@
               <w:rPr>
                 <w:sz w:val="15"/>
               </w:rPr>
-              <w:t>계면</w:t>
+              <w:t>기계</w:t>
             </w:r>
           </w:p>
         </w:tc>
@@ -7490,7 +7490,7 @@
               <w:rPr>
                 <w:sz w:val="15"/>
               </w:rPr>
-              <w:t>174종</w:t>
+              <w:t>175종</w:t>
             </w:r>
           </w:p>
         </w:tc>
@@ -7504,7 +7504,7 @@
               <w:rPr>
                 <w:sz w:val="15"/>
               </w:rPr>
-              <w:t>21.9%  ███·········</w:t>
+              <w:t>21.2%  ███·········</w:t>
             </w:r>
           </w:p>
         </w:tc>
@@ -7518,7 +7518,7 @@
               <w:rPr>
                 <w:sz w:val="15"/>
               </w:rPr>
-              <w:t>509건</w:t>
+              <w:t>236건</w:t>
             </w:r>
           </w:p>
         </w:tc>
@@ -7534,7 +7534,7 @@
               <w:rPr>
                 <w:sz w:val="15"/>
               </w:rPr>
-              <w:t>Prony 완화시간</w:t>
+              <w:t>박리강도</w:t>
             </w:r>
           </w:p>
         </w:tc>
@@ -7548,7 +7548,7 @@
               <w:rPr>
                 <w:sz w:val="15"/>
               </w:rPr>
-              <w:t>기계</w:t>
+              <w:t>계면</w:t>
             </w:r>
           </w:p>
         </w:tc>
@@ -7576,7 +7576,7 @@
               <w:rPr>
                 <w:sz w:val="15"/>
               </w:rPr>
-              <w:t>21.9%  ███·········</w:t>
+              <w:t>21.1%  ███·········</w:t>
             </w:r>
           </w:p>
         </w:tc>
@@ -7590,7 +7590,7 @@
               <w:rPr>
                 <w:sz w:val="15"/>
               </w:rPr>
-              <w:t>1874건</w:t>
+              <w:t>509건</w:t>
             </w:r>
           </w:p>
         </w:tc>
@@ -7606,7 +7606,7 @@
               <w:rPr>
                 <w:sz w:val="15"/>
               </w:rPr>
-              <w:t>항복강도</w:t>
+              <w:t>Prony 완화시간</w:t>
             </w:r>
           </w:p>
         </w:tc>
@@ -7634,7 +7634,7 @@
               <w:rPr>
                 <w:sz w:val="15"/>
               </w:rPr>
-              <w:t>172종</w:t>
+              <w:t>174종</w:t>
             </w:r>
           </w:p>
         </w:tc>
@@ -7648,7 +7648,7 @@
               <w:rPr>
                 <w:sz w:val="15"/>
               </w:rPr>
-              <w:t>21.6%  ███·········</w:t>
+              <w:t>21.1%  ███·········</w:t>
             </w:r>
           </w:p>
         </w:tc>
@@ -7662,7 +7662,7 @@
               <w:rPr>
                 <w:sz w:val="15"/>
               </w:rPr>
-              <w:t>233건</w:t>
+              <w:t>1874건</w:t>
             </w:r>
           </w:p>
         </w:tc>
@@ -7720,7 +7720,7 @@
               <w:rPr>
                 <w:sz w:val="15"/>
               </w:rPr>
-              <w:t>21.5%  ███·········</w:t>
+              <w:t>20.7%  ██··········</w:t>
             </w:r>
           </w:p>
         </w:tc>
@@ -7792,7 +7792,7 @@
               <w:rPr>
                 <w:sz w:val="15"/>
               </w:rPr>
-              <w:t>20.2%  ██··········</w:t>
+              <w:t>19.5%  ██··········</w:t>
             </w:r>
           </w:p>
         </w:tc>
@@ -9482,7 +9482,7 @@
               <w:rPr>
                 <w:sz w:val="16"/>
               </w:rPr>
-              <w:t>12,532건</w:t>
+              <w:t>12,611건</w:t>
             </w:r>
           </w:p>
         </w:tc>
@@ -9496,7 +9496,7 @@
               <w:rPr>
                 <w:sz w:val="16"/>
               </w:rPr>
-              <w:t>70종</w:t>
+              <w:t>71종</w:t>
             </w:r>
           </w:p>
         </w:tc>
@@ -9540,7 +9540,7 @@
               <w:rPr>
                 <w:sz w:val="16"/>
               </w:rPr>
-              <w:t>4,353건</w:t>
+              <w:t>4,355건</w:t>
             </w:r>
           </w:p>
         </w:tc>
@@ -10249,7 +10249,7 @@
               <w:rPr>
                 <w:sz w:val="16"/>
               </w:rPr>
-              <w:t>206종</w:t>
+              <w:t>207종</w:t>
             </w:r>
           </w:p>
         </w:tc>
@@ -10263,7 +10263,7 @@
               <w:rPr>
                 <w:sz w:val="16"/>
               </w:rPr>
-              <w:t>6,540건</w:t>
+              <w:t>6,544건</w:t>
             </w:r>
           </w:p>
         </w:tc>
@@ -10277,7 +10277,7 @@
               <w:rPr>
                 <w:sz w:val="16"/>
               </w:rPr>
-              <w:t>31.7</w:t>
+              <w:t>31.6</w:t>
             </w:r>
           </w:p>
         </w:tc>
@@ -10307,7 +10307,7 @@
               <w:rPr>
                 <w:sz w:val="16"/>
               </w:rPr>
-              <w:t>109종</w:t>
+              <w:t>111종</w:t>
             </w:r>
           </w:p>
         </w:tc>
@@ -10321,7 +10321,7 @@
               <w:rPr>
                 <w:sz w:val="16"/>
               </w:rPr>
-              <w:t>4,251건</w:t>
+              <w:t>4,259건</w:t>
             </w:r>
           </w:p>
         </w:tc>
@@ -10335,7 +10335,7 @@
               <w:rPr>
                 <w:sz w:val="16"/>
               </w:rPr>
-              <w:t>39.0</w:t>
+              <w:t>38.4</w:t>
             </w:r>
           </w:p>
         </w:tc>
@@ -10365,7 +10365,7 @@
               <w:rPr>
                 <w:sz w:val="16"/>
               </w:rPr>
-              <w:t>69종</w:t>
+              <w:t>96종</w:t>
             </w:r>
           </w:p>
         </w:tc>
@@ -10379,7 +10379,7 @@
               <w:rPr>
                 <w:sz w:val="16"/>
               </w:rPr>
-              <w:t>2,065건</w:t>
+              <w:t>2,134건</w:t>
             </w:r>
           </w:p>
         </w:tc>
@@ -10393,7 +10393,7 @@
               <w:rPr>
                 <w:sz w:val="16"/>
               </w:rPr>
-              <w:t>29.9</w:t>
+              <w:t>22.2</w:t>
             </w:r>
           </w:p>
         </w:tc>
@@ -10655,7 +10655,7 @@
               <w:rPr>
                 <w:sz w:val="16"/>
               </w:rPr>
-              <w:t>12,787</w:t>
+              <w:t>12,868</w:t>
             </w:r>
           </w:p>
         </w:tc>
@@ -10669,7 +10669,7 @@
               <w:rPr>
                 <w:sz w:val="16"/>
               </w:rPr>
-              <w:t>51.5%</w:t>
+              <w:t>51.7%</w:t>
             </w:r>
           </w:p>
         </w:tc>
@@ -10785,7 +10785,7 @@
               <w:rPr>
                 <w:sz w:val="16"/>
               </w:rPr>
-              <w:t>23.2%</w:t>
+              <w:t>23.1%</w:t>
             </w:r>
           </w:p>
         </w:tc>
@@ -10843,7 +10843,7 @@
               <w:rPr>
                 <w:sz w:val="16"/>
               </w:rPr>
-              <w:t>18.1%</w:t>
+              <w:t>18.0%</w:t>
             </w:r>
           </w:p>
         </w:tc>
@@ -10972,7 +10972,7 @@
               <w:rPr>
                 <w:sz w:val="16"/>
               </w:rPr>
-              <w:t>816</w:t>
+              <w:t>824</w:t>
             </w:r>
           </w:p>
         </w:tc>
@@ -11032,7 +11032,7 @@
               <w:rPr>
                 <w:sz w:val="16"/>
               </w:rPr>
-              <w:t>108</w:t>
+              <w:t>109</w:t>
             </w:r>
           </w:p>
         </w:tc>
@@ -11310,7 +11310,7 @@
               <w:rPr>
                 <w:sz w:val="15"/>
               </w:rPr>
-              <w:t>낙하·충격 준비율 57.9%</w:t>
+              <w:t>낙하·충격 준비율 55.8%</w:t>
             </w:r>
           </w:p>
         </w:tc>
@@ -11368,7 +11368,7 @@
               <w:rPr>
                 <w:sz w:val="15"/>
               </w:rPr>
-              <w:t>열전달·방열 준비율 68.7% · 결로 두 갈래를 동시에 막는다</w:t>
+              <w:t>열전달·방열 준비율 66.2% · 결로 두 갈래를 동시에 막는다</w:t>
             </w:r>
           </w:p>
         </w:tc>
@@ -11426,7 +11426,7 @@
               <w:rPr>
                 <w:sz w:val="15"/>
               </w:rPr>
-              <w:t>폴더블 벤딩 준비율 69.0%</w:t>
+              <w:t>폴더블 벤딩 준비율 68.5%</w:t>
             </w:r>
           </w:p>
         </w:tc>
@@ -11484,7 +11484,7 @@
               <w:rPr>
                 <w:sz w:val="15"/>
               </w:rPr>
-              <w:t>결로(표면) 준비율 61.4%</w:t>
+              <w:t>결로(표면) 준비율 59.2%</w:t>
             </w:r>
           </w:p>
         </w:tc>
@@ -11542,7 +11542,7 @@
               <w:rPr>
                 <w:sz w:val="15"/>
               </w:rPr>
-              <w:t>피로·수명 준비율 31.8%</w:t>
+              <w:t>피로·수명 준비율 29.5%</w:t>
             </w:r>
           </w:p>
         </w:tc>

--- a/MaterialTwin_물성확보현황_해석가능성.docx
+++ b/MaterialTwin_물성확보현황_해석가능성.docx
@@ -31,7 +31,7 @@
           <w:color w:val="606060"/>
           <w:sz w:val="18"/>
         </w:rPr>
-        <w:t>2026-08-13 · 재료 826종 · 물성값 24,893건 · 출처 2,248건 · 물성 정의 169종</w:t>
+        <w:t>2026-08-14 · 재료 895종 · 물성값 24,993건 · 출처 2,270건 · 물성 정의 170종</w:t>
       </w:r>
     </w:p>
     <w:p/>
@@ -52,7 +52,7 @@
           <w:b/>
           <w:sz w:val="22"/>
         </w:rPr>
-        <w:t>13개 해석이 요구하는 (재료 × 필수물성) 격자 22,064칸 중 15,074칸이 채워졌다 — 전체 68.3%.</w:t>
+        <w:t>13개 해석이 요구하는 (재료 × 필수물성) 격자 24,015칸 중 15,134칸이 채워졌다 — 전체 63.0%.</w:t>
       </w:r>
     </w:p>
     <w:p>
@@ -269,7 +269,7 @@
           <w:b/>
           <w:sz w:val="19"/>
         </w:rPr>
-        <w:t>셀 채움률이 높아도 재료 준비율은 낮을 수 있다. 재료마다 비어 있는 칸이 다르면 그렇게 된다 — 피로·수명이 정확히 그 경우다(셀 48.7% vs 준비 29.5%). **수집 진척과 해석 가능성을 같은 숫자로 말하면 안 된다.**</w:t>
+        <w:t>셀 채움률이 높아도 재료 준비율은 낮을 수 있다. 재료마다 비어 있는 칸이 다르면 그렇게 된다 — 피로·수명이 정확히 그 경우다(셀 44.5% vs 준비 26.9%). **수집 진척과 해석 가능성을 같은 숫자로 말하면 안 된다.**</w:t>
       </w:r>
     </w:p>
     <w:p>
@@ -428,7 +428,7 @@
               <w:rPr>
                 <w:sz w:val="15"/>
               </w:rPr>
-              <w:t>826</w:t>
+              <w:t>895</w:t>
             </w:r>
           </w:p>
         </w:tc>
@@ -442,7 +442,7 @@
               <w:rPr>
                 <w:sz w:val="15"/>
               </w:rPr>
-              <w:t>1741/2478</w:t>
+              <w:t>1741/2685</w:t>
             </w:r>
           </w:p>
         </w:tc>
@@ -456,7 +456,7 @@
               <w:rPr>
                 <w:sz w:val="15"/>
               </w:rPr>
-              <w:t>70.3%  ███████···</w:t>
+              <w:t>64.8%  ██████····</w:t>
             </w:r>
           </w:p>
         </w:tc>
@@ -470,7 +470,7 @@
               <w:rPr>
                 <w:sz w:val="15"/>
               </w:rPr>
-              <w:t>42.9%</w:t>
+              <w:t>39.6%</w:t>
             </w:r>
           </w:p>
         </w:tc>
@@ -484,7 +484,7 @@
               <w:rPr>
                 <w:sz w:val="15"/>
               </w:rPr>
-              <w:t>560  (67.8%)</w:t>
+              <w:t>560  (62.6%)</w:t>
             </w:r>
           </w:p>
         </w:tc>
@@ -498,7 +498,7 @@
               <w:rPr>
                 <w:sz w:val="15"/>
               </w:rPr>
-              <w:t>poisson_ratio — 264종</w:t>
+              <w:t>poisson_ratio — 333종</w:t>
             </w:r>
           </w:p>
         </w:tc>
@@ -528,7 +528,7 @@
               <w:rPr>
                 <w:sz w:val="15"/>
               </w:rPr>
-              <w:t>826</w:t>
+              <w:t>895</w:t>
             </w:r>
           </w:p>
         </w:tc>
@@ -542,7 +542,7 @@
               <w:rPr>
                 <w:sz w:val="15"/>
               </w:rPr>
-              <w:t>2700/4130</w:t>
+              <w:t>2700/4475</w:t>
             </w:r>
           </w:p>
         </w:tc>
@@ -556,7 +556,7 @@
               <w:rPr>
                 <w:sz w:val="15"/>
               </w:rPr>
-              <w:t>65.4%  ███████···</w:t>
+              <w:t>60.3%  ██████····</w:t>
             </w:r>
           </w:p>
         </w:tc>
@@ -570,7 +570,7 @@
               <w:rPr>
                 <w:sz w:val="15"/>
               </w:rPr>
-              <w:t>35.0%</w:t>
+              <w:t>32.3%</w:t>
             </w:r>
           </w:p>
         </w:tc>
@@ -584,7 +584,7 @@
               <w:rPr>
                 <w:sz w:val="15"/>
               </w:rPr>
-              <w:t>461  (55.8%)</w:t>
+              <w:t>461  (51.5%)</w:t>
             </w:r>
           </w:p>
         </w:tc>
@@ -598,7 +598,7 @@
               <w:rPr>
                 <w:sz w:val="15"/>
               </w:rPr>
-              <w:t>yield_strength | tensile_strength+el — 359종</w:t>
+              <w:t>yield_strength | tensile_strength+el — 428종</w:t>
             </w:r>
           </w:p>
         </w:tc>
@@ -628,7 +628,7 @@
               <w:rPr>
                 <w:sz w:val="15"/>
               </w:rPr>
-              <w:t>826</w:t>
+              <w:t>895</w:t>
             </w:r>
           </w:p>
         </w:tc>
@@ -642,7 +642,7 @@
               <w:rPr>
                 <w:sz w:val="15"/>
               </w:rPr>
-              <w:t>1779/2478</w:t>
+              <w:t>1779/2685</w:t>
             </w:r>
           </w:p>
         </w:tc>
@@ -656,7 +656,7 @@
               <w:rPr>
                 <w:sz w:val="15"/>
               </w:rPr>
-              <w:t>71.8%  ███████···</w:t>
+              <w:t>66.3%  ███████···</w:t>
             </w:r>
           </w:p>
         </w:tc>
@@ -670,7 +670,7 @@
               <w:rPr>
                 <w:sz w:val="15"/>
               </w:rPr>
-              <w:t>50.5%</w:t>
+              <w:t>46.6%</w:t>
             </w:r>
           </w:p>
         </w:tc>
@@ -684,7 +684,7 @@
               <w:rPr>
                 <w:sz w:val="15"/>
               </w:rPr>
-              <w:t>547  (66.2%)</w:t>
+              <w:t>547  (61.1%)</w:t>
             </w:r>
           </w:p>
         </w:tc>
@@ -698,7 +698,7 @@
               <w:rPr>
                 <w:sz w:val="15"/>
               </w:rPr>
-              <w:t>specific_heat — 274종</w:t>
+              <w:t>specific_heat — 343종</w:t>
             </w:r>
           </w:p>
         </w:tc>
@@ -728,7 +728,7 @@
               <w:rPr>
                 <w:sz w:val="15"/>
               </w:rPr>
-              <w:t>826</w:t>
+              <w:t>895</w:t>
             </w:r>
           </w:p>
         </w:tc>
@@ -742,7 +742,7 @@
               <w:rPr>
                 <w:sz w:val="15"/>
               </w:rPr>
-              <w:t>2337/3304</w:t>
+              <w:t>2337/3580</w:t>
             </w:r>
           </w:p>
         </w:tc>
@@ -756,7 +756,7 @@
               <w:rPr>
                 <w:sz w:val="15"/>
               </w:rPr>
-              <w:t>70.7%  ███████···</w:t>
+              <w:t>65.3%  ███████···</w:t>
             </w:r>
           </w:p>
         </w:tc>
@@ -770,7 +770,7 @@
               <w:rPr>
                 <w:sz w:val="15"/>
               </w:rPr>
-              <w:t>44.2%</w:t>
+              <w:t>40.8%</w:t>
             </w:r>
           </w:p>
         </w:tc>
@@ -784,7 +784,7 @@
               <w:rPr>
                 <w:sz w:val="15"/>
               </w:rPr>
-              <w:t>544  (65.9%)</w:t>
+              <w:t>544  (60.8%)</w:t>
             </w:r>
           </w:p>
         </w:tc>
@@ -798,7 +798,7 @@
               <w:rPr>
                 <w:sz w:val="15"/>
               </w:rPr>
-              <w:t>poisson_ratio — 264종</w:t>
+              <w:t>poisson_ratio — 333종</w:t>
             </w:r>
           </w:p>
         </w:tc>
@@ -828,7 +828,7 @@
               <w:rPr>
                 <w:sz w:val="15"/>
               </w:rPr>
-              <w:t>260</w:t>
+              <w:t>305</w:t>
             </w:r>
           </w:p>
         </w:tc>
@@ -842,7 +842,7 @@
               <w:rPr>
                 <w:sz w:val="15"/>
               </w:rPr>
-              <w:t>758/1040</w:t>
+              <w:t>758/1220</w:t>
             </w:r>
           </w:p>
         </w:tc>
@@ -856,7 +856,7 @@
               <w:rPr>
                 <w:sz w:val="15"/>
               </w:rPr>
-              <w:t>72.9%  ███████···</w:t>
+              <w:t>62.1%  ██████····</w:t>
             </w:r>
           </w:p>
         </w:tc>
@@ -870,7 +870,7 @@
               <w:rPr>
                 <w:sz w:val="15"/>
               </w:rPr>
-              <w:t>45.2%</w:t>
+              <w:t>38.5%</w:t>
             </w:r>
           </w:p>
         </w:tc>
@@ -884,7 +884,7 @@
               <w:rPr>
                 <w:sz w:val="15"/>
               </w:rPr>
-              <w:t>178  (68.5%)</w:t>
+              <w:t>178  (58.4%)</w:t>
             </w:r>
           </w:p>
         </w:tc>
@@ -898,7 +898,7 @@
               <w:rPr>
                 <w:sz w:val="15"/>
               </w:rPr>
-              <w:t>prony_relaxation_time | prony_tensil — 76종</w:t>
+              <w:t>prony_relaxation_time | prony_tensil — 121종</w:t>
             </w:r>
           </w:p>
         </w:tc>
@@ -928,7 +928,7 @@
               <w:rPr>
                 <w:sz w:val="15"/>
               </w:rPr>
-              <w:t>826</w:t>
+              <w:t>895</w:t>
             </w:r>
           </w:p>
         </w:tc>
@@ -942,7 +942,7 @@
               <w:rPr>
                 <w:sz w:val="15"/>
               </w:rPr>
-              <w:t>2275/3304</w:t>
+              <w:t>2335/3580</w:t>
             </w:r>
           </w:p>
         </w:tc>
@@ -956,7 +956,7 @@
               <w:rPr>
                 <w:sz w:val="15"/>
               </w:rPr>
-              <w:t>68.9%  ███████···</w:t>
+              <w:t>65.2%  ███████···</w:t>
             </w:r>
           </w:p>
         </w:tc>
@@ -970,7 +970,7 @@
               <w:rPr>
                 <w:sz w:val="15"/>
               </w:rPr>
-              <w:t>49.7%</w:t>
+              <w:t>47.5%</w:t>
             </w:r>
           </w:p>
         </w:tc>
@@ -984,7 +984,7 @@
               <w:rPr>
                 <w:sz w:val="15"/>
               </w:rPr>
-              <w:t>489  (59.2%)</w:t>
+              <w:t>489  (54.6%)</w:t>
             </w:r>
           </w:p>
         </w:tc>
@@ -998,7 +998,7 @@
               <w:rPr>
                 <w:sz w:val="15"/>
               </w:rPr>
-              <w:t>contact_angle_water | surface_energy — 330종</w:t>
+              <w:t>specific_heat — 343종</w:t>
             </w:r>
           </w:p>
         </w:tc>
@@ -1028,7 +1028,7 @@
               <w:rPr>
                 <w:sz w:val="15"/>
               </w:rPr>
-              <w:t>619</w:t>
+              <w:t>659</w:t>
             </w:r>
           </w:p>
         </w:tc>
@@ -1042,7 +1042,7 @@
               <w:rPr>
                 <w:sz w:val="15"/>
               </w:rPr>
-              <w:t>1747/2476</w:t>
+              <w:t>1747/2636</w:t>
             </w:r>
           </w:p>
         </w:tc>
@@ -1056,7 +1056,7 @@
               <w:rPr>
                 <w:sz w:val="15"/>
               </w:rPr>
-              <w:t>70.6%  ███████···</w:t>
+              <w:t>66.3%  ███████···</w:t>
             </w:r>
           </w:p>
         </w:tc>
@@ -1070,7 +1070,7 @@
               <w:rPr>
                 <w:sz w:val="15"/>
               </w:rPr>
-              <w:t>47.1%</w:t>
+              <w:t>44.3%</w:t>
             </w:r>
           </w:p>
         </w:tc>
@@ -1084,7 +1084,7 @@
               <w:rPr>
                 <w:sz w:val="15"/>
               </w:rPr>
-              <w:t>363  (58.6%)</w:t>
+              <w:t>363  (55.1%)</w:t>
             </w:r>
           </w:p>
         </w:tc>
@@ -1098,7 +1098,7 @@
               <w:rPr>
                 <w:sz w:val="15"/>
               </w:rPr>
-              <w:t>water_vapor_transmission | gas_perme — 232종</w:t>
+              <w:t>water_vapor_transmission | gas_perme — 272종</w:t>
             </w:r>
           </w:p>
         </w:tc>
@@ -1128,7 +1128,7 @@
               <w:rPr>
                 <w:sz w:val="15"/>
               </w:rPr>
-              <w:t>47</w:t>
+              <w:t>48</w:t>
             </w:r>
           </w:p>
         </w:tc>
@@ -1142,7 +1142,7 @@
               <w:rPr>
                 <w:sz w:val="15"/>
               </w:rPr>
-              <w:t>92/94</w:t>
+              <w:t>92/96</w:t>
             </w:r>
           </w:p>
         </w:tc>
@@ -1156,7 +1156,7 @@
               <w:rPr>
                 <w:sz w:val="15"/>
               </w:rPr>
-              <w:t>97.9%  ██████████</w:t>
+              <w:t>95.8%  ██████████</w:t>
             </w:r>
           </w:p>
         </w:tc>
@@ -1170,7 +1170,7 @@
               <w:rPr>
                 <w:sz w:val="15"/>
               </w:rPr>
-              <w:t>80.9%</w:t>
+              <w:t>79.2%</w:t>
             </w:r>
           </w:p>
         </w:tc>
@@ -1184,7 +1184,7 @@
               <w:rPr>
                 <w:sz w:val="15"/>
               </w:rPr>
-              <w:t>46  (97.9%)</w:t>
+              <w:t>46  (95.8%)</w:t>
             </w:r>
           </w:p>
         </w:tc>
@@ -1198,7 +1198,7 @@
               <w:rPr>
                 <w:sz w:val="15"/>
               </w:rPr>
-              <w:t>density — 1종</w:t>
+              <w:t>density — 2종</w:t>
             </w:r>
           </w:p>
         </w:tc>
@@ -1228,7 +1228,7 @@
               <w:rPr>
                 <w:sz w:val="15"/>
               </w:rPr>
-              <w:t>260</w:t>
+              <w:t>305</w:t>
             </w:r>
           </w:p>
         </w:tc>
@@ -1242,7 +1242,7 @@
               <w:rPr>
                 <w:sz w:val="15"/>
               </w:rPr>
-              <w:t>355/520</w:t>
+              <w:t>355/610</w:t>
             </w:r>
           </w:p>
         </w:tc>
@@ -1256,7 +1256,7 @@
               <w:rPr>
                 <w:sz w:val="15"/>
               </w:rPr>
-              <w:t>68.3%  ███████···</w:t>
+              <w:t>58.2%  ██████····</w:t>
             </w:r>
           </w:p>
         </w:tc>
@@ -1270,7 +1270,7 @@
               <w:rPr>
                 <w:sz w:val="15"/>
               </w:rPr>
-              <w:t>54.6%</w:t>
+              <w:t>46.6%</w:t>
             </w:r>
           </w:p>
         </w:tc>
@@ -1284,7 +1284,7 @@
               <w:rPr>
                 <w:sz w:val="15"/>
               </w:rPr>
-              <w:t>141  (54.2%)</w:t>
+              <w:t>141  (46.2%)</w:t>
             </w:r>
           </w:p>
         </w:tc>
@@ -1298,7 +1298,7 @@
               <w:rPr>
                 <w:sz w:val="15"/>
               </w:rPr>
-              <w:t>peel_strength | lap_shear_strength | — 98종</w:t>
+              <w:t>peel_strength | lap_shear_strength | — 143종</w:t>
             </w:r>
           </w:p>
         </w:tc>
@@ -1328,7 +1328,7 @@
               <w:rPr>
                 <w:sz w:val="15"/>
               </w:rPr>
-              <w:t>826</w:t>
+              <w:t>895</w:t>
             </w:r>
           </w:p>
         </w:tc>
@@ -1342,7 +1342,7 @@
               <w:rPr>
                 <w:sz w:val="15"/>
               </w:rPr>
-              <w:t>553/826</w:t>
+              <w:t>553/895</w:t>
             </w:r>
           </w:p>
         </w:tc>
@@ -1356,7 +1356,7 @@
               <w:rPr>
                 <w:sz w:val="15"/>
               </w:rPr>
-              <w:t>66.9%  ███████···</w:t>
+              <w:t>61.8%  ██████····</w:t>
             </w:r>
           </w:p>
         </w:tc>
@@ -1370,7 +1370,7 @@
               <w:rPr>
                 <w:sz w:val="15"/>
               </w:rPr>
-              <w:t>50.6%</w:t>
+              <w:t>46.7%</w:t>
             </w:r>
           </w:p>
         </w:tc>
@@ -1384,7 +1384,7 @@
               <w:rPr>
                 <w:sz w:val="15"/>
               </w:rPr>
-              <w:t>553  (66.9%)</w:t>
+              <w:t>553  (61.8%)</w:t>
             </w:r>
           </w:p>
         </w:tc>
@@ -1398,7 +1398,7 @@
               <w:rPr>
                 <w:sz w:val="15"/>
               </w:rPr>
-              <w:t>dielectric_constant | resistivity_vo — 273종</w:t>
+              <w:t>dielectric_constant | resistivity_vo — 342종</w:t>
             </w:r>
           </w:p>
         </w:tc>
@@ -1428,7 +1428,7 @@
               <w:rPr>
                 <w:sz w:val="15"/>
               </w:rPr>
-              <w:t>414</w:t>
+              <w:t>453</w:t>
             </w:r>
           </w:p>
         </w:tc>
@@ -1442,7 +1442,7 @@
               <w:rPr>
                 <w:sz w:val="15"/>
               </w:rPr>
-              <w:t>605/1242</w:t>
+              <w:t>605/1359</w:t>
             </w:r>
           </w:p>
         </w:tc>
@@ -1456,7 +1456,7 @@
               <w:rPr>
                 <w:sz w:val="15"/>
               </w:rPr>
-              <w:t>48.7%  █████·····</w:t>
+              <w:t>44.5%  ████······</w:t>
             </w:r>
           </w:p>
         </w:tc>
@@ -1470,7 +1470,7 @@
               <w:rPr>
                 <w:sz w:val="15"/>
               </w:rPr>
-              <w:t>42.0%</w:t>
+              <w:t>38.4%</w:t>
             </w:r>
           </w:p>
         </w:tc>
@@ -1484,7 +1484,7 @@
               <w:rPr>
                 <w:sz w:val="15"/>
               </w:rPr>
-              <w:t>122  (29.5%)</w:t>
+              <w:t>122  (26.9%)</w:t>
             </w:r>
           </w:p>
         </w:tc>
@@ -1498,7 +1498,7 @@
               <w:rPr>
                 <w:sz w:val="15"/>
               </w:rPr>
-              <w:t>fatigue_strength_coefficient | fatig — 291종</w:t>
+              <w:t>fatigue_strength_coefficient | fatig — 330종</w:t>
             </w:r>
           </w:p>
         </w:tc>
@@ -1628,7 +1628,7 @@
               <w:rPr>
                 <w:sz w:val="15"/>
               </w:rPr>
-              <w:t>110</w:t>
+              <w:t>132</w:t>
             </w:r>
           </w:p>
         </w:tc>
@@ -1642,7 +1642,7 @@
               <w:rPr>
                 <w:sz w:val="15"/>
               </w:rPr>
-              <w:t>77/110</w:t>
+              <w:t>77/132</w:t>
             </w:r>
           </w:p>
         </w:tc>
@@ -1656,7 +1656,7 @@
               <w:rPr>
                 <w:sz w:val="15"/>
               </w:rPr>
-              <w:t>70.0%  ███████···</w:t>
+              <w:t>58.3%  ██████····</w:t>
             </w:r>
           </w:p>
         </w:tc>
@@ -1670,7 +1670,7 @@
               <w:rPr>
                 <w:sz w:val="15"/>
               </w:rPr>
-              <w:t>59.1%</w:t>
+              <w:t>49.2%</w:t>
             </w:r>
           </w:p>
         </w:tc>
@@ -1684,7 +1684,7 @@
               <w:rPr>
                 <w:sz w:val="15"/>
               </w:rPr>
-              <w:t>77  (70.0%)</w:t>
+              <w:t>77  (58.3%)</w:t>
             </w:r>
           </w:p>
         </w:tc>
@@ -1698,7 +1698,7 @@
               <w:rPr>
                 <w:sz w:val="15"/>
               </w:rPr>
-              <w:t>gas_permeability_o2 | gas_solubility — 33종</w:t>
+              <w:t>gas_permeability_o2 | gas_solubility — 55종</w:t>
             </w:r>
           </w:p>
         </w:tc>
@@ -1813,7 +1813,7 @@
               <w:rPr>
                 <w:sz w:val="16"/>
               </w:rPr>
-              <w:t>초탄성(실링·완충) 97.9% · 산소소광-발광체 88.7% · 산소확산-매트릭스 70.0% · 폴더블 벤딩 68.5% · 구조·강성 67.8% · 전기·EMI 66.9% · 열전달·방열 66.2% · 열응력·워피지 65.9% · 결로(표면) 59.2% · 결로(투습) 58.6% · 낙하·충격 55.8% · 접착·박리 54.2%</w:t>
+              <w:t>초탄성(실링·완충) 95.8% · 산소소광-발광체 88.7% · 구조·강성 62.6% · 전기·EMI 61.8% · 열전달·방열 61.1% · 열응력·워피지 60.8% · 폴더블 벤딩 58.4% · 산소확산-매트릭스 58.3% · 결로(투습) 55.1% · 결로(표면) 54.6% · 낙하·충격 51.5%</w:t>
             </w:r>
           </w:p>
         </w:tc>
@@ -1857,7 +1857,7 @@
               <w:rPr>
                 <w:sz w:val="16"/>
               </w:rPr>
-              <w:t>피로·수명 29.5%</w:t>
+              <w:t>접착·박리 46.2% · 피로·수명 26.9%</w:t>
             </w:r>
           </w:p>
         </w:tc>
@@ -2113,7 +2113,7 @@
               <w:rPr>
                 <w:sz w:val="16"/>
               </w:rPr>
-              <w:t>826종</w:t>
+              <w:t>895종</w:t>
             </w:r>
           </w:p>
         </w:tc>
@@ -2127,7 +2127,7 @@
               <w:rPr>
                 <w:sz w:val="16"/>
               </w:rPr>
-              <w:t>1741/2478  (70.3%)</w:t>
+              <w:t>1741/2685  (64.8%)</w:t>
             </w:r>
           </w:p>
         </w:tc>
@@ -2141,7 +2141,7 @@
               <w:rPr>
                 <w:sz w:val="16"/>
               </w:rPr>
-              <w:t>42.9%</w:t>
+              <w:t>39.6%</w:t>
             </w:r>
           </w:p>
         </w:tc>
@@ -2155,7 +2155,7 @@
               <w:rPr>
                 <w:sz w:val="16"/>
               </w:rPr>
-              <w:t>560종  (67.8%)</w:t>
+              <w:t>560종  (62.6%)</w:t>
             </w:r>
           </w:p>
         </w:tc>
@@ -2169,7 +2169,7 @@
               <w:rPr>
                 <w:sz w:val="16"/>
               </w:rPr>
-              <w:t>199종  (24.1%)</w:t>
+              <w:t>199종  (22.2%)</w:t>
             </w:r>
           </w:p>
         </w:tc>
@@ -2256,7 +2256,7 @@
               <w:rPr>
                 <w:sz w:val="16"/>
               </w:rPr>
-              <w:t>264종</w:t>
+              <w:t>333종</w:t>
             </w:r>
           </w:p>
         </w:tc>
@@ -2286,7 +2286,7 @@
               <w:rPr>
                 <w:sz w:val="16"/>
               </w:rPr>
-              <w:t>241종</w:t>
+              <w:t>310종</w:t>
             </w:r>
           </w:p>
         </w:tc>
@@ -2316,7 +2316,7 @@
               <w:rPr>
                 <w:sz w:val="16"/>
               </w:rPr>
-              <w:t>232종</w:t>
+              <w:t>301종</w:t>
             </w:r>
           </w:p>
         </w:tc>
@@ -2445,7 +2445,7 @@
               <w:rPr>
                 <w:sz w:val="16"/>
               </w:rPr>
-              <w:t>826종</w:t>
+              <w:t>895종</w:t>
             </w:r>
           </w:p>
         </w:tc>
@@ -2459,7 +2459,7 @@
               <w:rPr>
                 <w:sz w:val="16"/>
               </w:rPr>
-              <w:t>2700/4130  (65.4%)</w:t>
+              <w:t>2700/4475  (60.3%)</w:t>
             </w:r>
           </w:p>
         </w:tc>
@@ -2473,7 +2473,7 @@
               <w:rPr>
                 <w:sz w:val="16"/>
               </w:rPr>
-              <w:t>35.0%</w:t>
+              <w:t>32.3%</w:t>
             </w:r>
           </w:p>
         </w:tc>
@@ -2487,7 +2487,7 @@
               <w:rPr>
                 <w:sz w:val="16"/>
               </w:rPr>
-              <w:t>461종  (55.8%)</w:t>
+              <w:t>461종  (51.5%)</w:t>
             </w:r>
           </w:p>
         </w:tc>
@@ -2501,7 +2501,7 @@
               <w:rPr>
                 <w:sz w:val="16"/>
               </w:rPr>
-              <w:t>75종  (9.1%)</w:t>
+              <w:t>75종  (8.4%)</w:t>
             </w:r>
           </w:p>
         </w:tc>
@@ -2588,7 +2588,7 @@
               <w:rPr>
                 <w:sz w:val="16"/>
               </w:rPr>
-              <w:t>359종</w:t>
+              <w:t>428종</w:t>
             </w:r>
           </w:p>
         </w:tc>
@@ -2618,7 +2618,7 @@
               <w:rPr>
                 <w:sz w:val="16"/>
               </w:rPr>
-              <w:t>334종</w:t>
+              <w:t>403종</w:t>
             </w:r>
           </w:p>
         </w:tc>
@@ -2648,7 +2648,7 @@
               <w:rPr>
                 <w:sz w:val="16"/>
               </w:rPr>
-              <w:t>264종</w:t>
+              <w:t>333종</w:t>
             </w:r>
           </w:p>
         </w:tc>
@@ -2678,7 +2678,7 @@
               <w:rPr>
                 <w:sz w:val="16"/>
               </w:rPr>
-              <w:t>241종</w:t>
+              <w:t>310종</w:t>
             </w:r>
           </w:p>
         </w:tc>
@@ -2708,7 +2708,7 @@
               <w:rPr>
                 <w:sz w:val="16"/>
               </w:rPr>
-              <w:t>232종</w:t>
+              <w:t>301종</w:t>
             </w:r>
           </w:p>
         </w:tc>
@@ -2837,7 +2837,7 @@
               <w:rPr>
                 <w:sz w:val="16"/>
               </w:rPr>
-              <w:t>826종</w:t>
+              <w:t>895종</w:t>
             </w:r>
           </w:p>
         </w:tc>
@@ -2851,7 +2851,7 @@
               <w:rPr>
                 <w:sz w:val="16"/>
               </w:rPr>
-              <w:t>1779/2478  (71.8%)</w:t>
+              <w:t>1779/2685  (66.3%)</w:t>
             </w:r>
           </w:p>
         </w:tc>
@@ -2865,7 +2865,7 @@
               <w:rPr>
                 <w:sz w:val="16"/>
               </w:rPr>
-              <w:t>50.5%</w:t>
+              <w:t>46.6%</w:t>
             </w:r>
           </w:p>
         </w:tc>
@@ -2879,7 +2879,7 @@
               <w:rPr>
                 <w:sz w:val="16"/>
               </w:rPr>
-              <w:t>547종  (66.2%)</w:t>
+              <w:t>547종  (61.1%)</w:t>
             </w:r>
           </w:p>
         </w:tc>
@@ -2893,7 +2893,7 @@
               <w:rPr>
                 <w:sz w:val="16"/>
               </w:rPr>
-              <w:t>215종  (26.0%)</w:t>
+              <w:t>215종  (24.0%)</w:t>
             </w:r>
           </w:p>
         </w:tc>
@@ -2980,7 +2980,7 @@
               <w:rPr>
                 <w:sz w:val="16"/>
               </w:rPr>
-              <w:t>274종</w:t>
+              <w:t>343종</w:t>
             </w:r>
           </w:p>
         </w:tc>
@@ -3010,7 +3010,7 @@
               <w:rPr>
                 <w:sz w:val="16"/>
               </w:rPr>
-              <w:t>241종</w:t>
+              <w:t>310종</w:t>
             </w:r>
           </w:p>
         </w:tc>
@@ -3040,7 +3040,7 @@
               <w:rPr>
                 <w:sz w:val="16"/>
               </w:rPr>
-              <w:t>184종</w:t>
+              <w:t>253종</w:t>
             </w:r>
           </w:p>
         </w:tc>
@@ -3169,7 +3169,7 @@
               <w:rPr>
                 <w:sz w:val="16"/>
               </w:rPr>
-              <w:t>826종</w:t>
+              <w:t>895종</w:t>
             </w:r>
           </w:p>
         </w:tc>
@@ -3183,7 +3183,7 @@
               <w:rPr>
                 <w:sz w:val="16"/>
               </w:rPr>
-              <w:t>2337/3304  (70.7%)</w:t>
+              <w:t>2337/3580  (65.3%)</w:t>
             </w:r>
           </w:p>
         </w:tc>
@@ -3197,7 +3197,7 @@
               <w:rPr>
                 <w:sz w:val="16"/>
               </w:rPr>
-              <w:t>44.2%</w:t>
+              <w:t>40.8%</w:t>
             </w:r>
           </w:p>
         </w:tc>
@@ -3211,7 +3211,7 @@
               <w:rPr>
                 <w:sz w:val="16"/>
               </w:rPr>
-              <w:t>544종  (65.9%)</w:t>
+              <w:t>544종  (60.8%)</w:t>
             </w:r>
           </w:p>
         </w:tc>
@@ -3225,7 +3225,7 @@
               <w:rPr>
                 <w:sz w:val="16"/>
               </w:rPr>
-              <w:t>174종  (21.1%)</w:t>
+              <w:t>174종  (19.4%)</w:t>
             </w:r>
           </w:p>
         </w:tc>
@@ -3312,7 +3312,7 @@
               <w:rPr>
                 <w:sz w:val="16"/>
               </w:rPr>
-              <w:t>264종</w:t>
+              <w:t>333종</w:t>
             </w:r>
           </w:p>
         </w:tc>
@@ -3342,7 +3342,7 @@
               <w:rPr>
                 <w:sz w:val="16"/>
               </w:rPr>
-              <w:t>241종</w:t>
+              <w:t>310종</w:t>
             </w:r>
           </w:p>
         </w:tc>
@@ -3372,7 +3372,7 @@
               <w:rPr>
                 <w:sz w:val="16"/>
               </w:rPr>
-              <w:t>232종</w:t>
+              <w:t>301종</w:t>
             </w:r>
           </w:p>
         </w:tc>
@@ -3402,7 +3402,7 @@
               <w:rPr>
                 <w:sz w:val="16"/>
               </w:rPr>
-              <w:t>230종</w:t>
+              <w:t>299종</w:t>
             </w:r>
           </w:p>
         </w:tc>
@@ -3531,7 +3531,7 @@
               <w:rPr>
                 <w:sz w:val="16"/>
               </w:rPr>
-              <w:t>260종</w:t>
+              <w:t>305종</w:t>
             </w:r>
           </w:p>
         </w:tc>
@@ -3545,7 +3545,7 @@
               <w:rPr>
                 <w:sz w:val="16"/>
               </w:rPr>
-              <w:t>758/1040  (72.9%)</w:t>
+              <w:t>758/1220  (62.1%)</w:t>
             </w:r>
           </w:p>
         </w:tc>
@@ -3559,7 +3559,7 @@
               <w:rPr>
                 <w:sz w:val="16"/>
               </w:rPr>
-              <w:t>45.2%</w:t>
+              <w:t>38.5%</w:t>
             </w:r>
           </w:p>
         </w:tc>
@@ -3573,7 +3573,7 @@
               <w:rPr>
                 <w:sz w:val="16"/>
               </w:rPr>
-              <w:t>178종  (68.5%)</w:t>
+              <w:t>178종  (58.4%)</w:t>
             </w:r>
           </w:p>
         </w:tc>
@@ -3587,7 +3587,7 @@
               <w:rPr>
                 <w:sz w:val="16"/>
               </w:rPr>
-              <w:t>43종  (16.5%)</w:t>
+              <w:t>43종  (14.1%)</w:t>
             </w:r>
           </w:p>
         </w:tc>
@@ -3674,7 +3674,7 @@
               <w:rPr>
                 <w:sz w:val="16"/>
               </w:rPr>
-              <w:t>76종</w:t>
+              <w:t>121종</w:t>
             </w:r>
           </w:p>
         </w:tc>
@@ -3704,7 +3704,7 @@
               <w:rPr>
                 <w:sz w:val="16"/>
               </w:rPr>
-              <w:t>74종</w:t>
+              <w:t>119종</w:t>
             </w:r>
           </w:p>
         </w:tc>
@@ -3734,7 +3734,7 @@
               <w:rPr>
                 <w:sz w:val="16"/>
               </w:rPr>
-              <w:t>67종</w:t>
+              <w:t>112종</w:t>
             </w:r>
           </w:p>
         </w:tc>
@@ -3764,7 +3764,7 @@
               <w:rPr>
                 <w:sz w:val="16"/>
               </w:rPr>
-              <w:t>65종</w:t>
+              <w:t>110종</w:t>
             </w:r>
           </w:p>
         </w:tc>
@@ -3893,7 +3893,7 @@
               <w:rPr>
                 <w:sz w:val="16"/>
               </w:rPr>
-              <w:t>826종</w:t>
+              <w:t>895종</w:t>
             </w:r>
           </w:p>
         </w:tc>
@@ -3907,7 +3907,7 @@
               <w:rPr>
                 <w:sz w:val="16"/>
               </w:rPr>
-              <w:t>2275/3304  (68.9%)</w:t>
+              <w:t>2335/3580  (65.2%)</w:t>
             </w:r>
           </w:p>
         </w:tc>
@@ -3921,7 +3921,7 @@
               <w:rPr>
                 <w:sz w:val="16"/>
               </w:rPr>
-              <w:t>49.7%</w:t>
+              <w:t>47.5%</w:t>
             </w:r>
           </w:p>
         </w:tc>
@@ -3935,7 +3935,7 @@
               <w:rPr>
                 <w:sz w:val="16"/>
               </w:rPr>
-              <w:t>489종  (59.2%)</w:t>
+              <w:t>489종  (54.6%)</w:t>
             </w:r>
           </w:p>
         </w:tc>
@@ -3949,7 +3949,7 @@
               <w:rPr>
                 <w:sz w:val="16"/>
               </w:rPr>
-              <w:t>192종  (23.2%)</w:t>
+              <w:t>192종  (21.5%)</w:t>
             </w:r>
           </w:p>
         </w:tc>
@@ -4022,7 +4022,7 @@
               <w:rPr>
                 <w:sz w:val="16"/>
               </w:rPr>
-              <w:t>contact_angle_water | surface_energy</w:t>
+              <w:t>specific_heat</w:t>
             </w:r>
           </w:p>
         </w:tc>
@@ -4036,7 +4036,7 @@
               <w:rPr>
                 <w:sz w:val="16"/>
               </w:rPr>
-              <w:t>330종</w:t>
+              <w:t>343종</w:t>
             </w:r>
           </w:p>
         </w:tc>
@@ -4052,7 +4052,7 @@
               <w:rPr>
                 <w:sz w:val="16"/>
               </w:rPr>
-              <w:t>specific_heat</w:t>
+              <w:t>contact_angle_water | surface_energy</w:t>
             </w:r>
           </w:p>
         </w:tc>
@@ -4066,7 +4066,7 @@
               <w:rPr>
                 <w:sz w:val="16"/>
               </w:rPr>
-              <w:t>274종</w:t>
+              <w:t>339종</w:t>
             </w:r>
           </w:p>
         </w:tc>
@@ -4096,7 +4096,7 @@
               <w:rPr>
                 <w:sz w:val="16"/>
               </w:rPr>
-              <w:t>241종</w:t>
+              <w:t>310종</w:t>
             </w:r>
           </w:p>
         </w:tc>
@@ -4126,7 +4126,7 @@
               <w:rPr>
                 <w:sz w:val="16"/>
               </w:rPr>
-              <w:t>184종</w:t>
+              <w:t>253종</w:t>
             </w:r>
           </w:p>
         </w:tc>
@@ -4255,7 +4255,7 @@
               <w:rPr>
                 <w:sz w:val="16"/>
               </w:rPr>
-              <w:t>619종</w:t>
+              <w:t>659종</w:t>
             </w:r>
           </w:p>
         </w:tc>
@@ -4269,7 +4269,7 @@
               <w:rPr>
                 <w:sz w:val="16"/>
               </w:rPr>
-              <w:t>1747/2476  (70.6%)</w:t>
+              <w:t>1747/2636  (66.3%)</w:t>
             </w:r>
           </w:p>
         </w:tc>
@@ -4283,7 +4283,7 @@
               <w:rPr>
                 <w:sz w:val="16"/>
               </w:rPr>
-              <w:t>47.1%</w:t>
+              <w:t>44.3%</w:t>
             </w:r>
           </w:p>
         </w:tc>
@@ -4297,7 +4297,7 @@
               <w:rPr>
                 <w:sz w:val="16"/>
               </w:rPr>
-              <w:t>363종  (58.6%)</w:t>
+              <w:t>363종  (55.1%)</w:t>
             </w:r>
           </w:p>
         </w:tc>
@@ -4311,7 +4311,7 @@
               <w:rPr>
                 <w:sz w:val="16"/>
               </w:rPr>
-              <w:t>115종  (18.6%)</w:t>
+              <w:t>115종  (17.5%)</w:t>
             </w:r>
           </w:p>
         </w:tc>
@@ -4398,7 +4398,7 @@
               <w:rPr>
                 <w:sz w:val="16"/>
               </w:rPr>
-              <w:t>232종</w:t>
+              <w:t>272종</w:t>
             </w:r>
           </w:p>
         </w:tc>
@@ -4428,7 +4428,7 @@
               <w:rPr>
                 <w:sz w:val="16"/>
               </w:rPr>
-              <w:t>201종</w:t>
+              <w:t>241종</w:t>
             </w:r>
           </w:p>
         </w:tc>
@@ -4458,7 +4458,7 @@
               <w:rPr>
                 <w:sz w:val="16"/>
               </w:rPr>
-              <w:t>184종</w:t>
+              <w:t>224종</w:t>
             </w:r>
           </w:p>
         </w:tc>
@@ -4488,7 +4488,7 @@
               <w:rPr>
                 <w:sz w:val="16"/>
               </w:rPr>
-              <w:t>112종</w:t>
+              <w:t>152종</w:t>
             </w:r>
           </w:p>
         </w:tc>
@@ -4617,7 +4617,7 @@
               <w:rPr>
                 <w:sz w:val="16"/>
               </w:rPr>
-              <w:t>47종</w:t>
+              <w:t>48종</w:t>
             </w:r>
           </w:p>
         </w:tc>
@@ -4631,7 +4631,7 @@
               <w:rPr>
                 <w:sz w:val="16"/>
               </w:rPr>
-              <w:t>92/94  (97.9%)</w:t>
+              <w:t>92/96  (95.8%)</w:t>
             </w:r>
           </w:p>
         </w:tc>
@@ -4645,7 +4645,7 @@
               <w:rPr>
                 <w:sz w:val="16"/>
               </w:rPr>
-              <w:t>80.9%</w:t>
+              <w:t>79.2%</w:t>
             </w:r>
           </w:p>
         </w:tc>
@@ -4659,7 +4659,7 @@
               <w:rPr>
                 <w:sz w:val="16"/>
               </w:rPr>
-              <w:t>46종  (97.9%)</w:t>
+              <w:t>46종  (95.8%)</w:t>
             </w:r>
           </w:p>
         </w:tc>
@@ -4673,7 +4673,7 @@
               <w:rPr>
                 <w:sz w:val="16"/>
               </w:rPr>
-              <w:t>31종  (66.0%)</w:t>
+              <w:t>31종  (64.6%)</w:t>
             </w:r>
           </w:p>
         </w:tc>
@@ -4760,7 +4760,7 @@
               <w:rPr>
                 <w:sz w:val="16"/>
               </w:rPr>
-              <w:t>1종</w:t>
+              <w:t>2종</w:t>
             </w:r>
           </w:p>
         </w:tc>
@@ -4790,7 +4790,7 @@
               <w:rPr>
                 <w:sz w:val="16"/>
               </w:rPr>
-              <w:t>1종</w:t>
+              <w:t>2종</w:t>
             </w:r>
           </w:p>
         </w:tc>
@@ -4919,7 +4919,7 @@
               <w:rPr>
                 <w:sz w:val="16"/>
               </w:rPr>
-              <w:t>260종</w:t>
+              <w:t>305종</w:t>
             </w:r>
           </w:p>
         </w:tc>
@@ -4933,7 +4933,7 @@
               <w:rPr>
                 <w:sz w:val="16"/>
               </w:rPr>
-              <w:t>355/520  (68.3%)</w:t>
+              <w:t>355/610  (58.2%)</w:t>
             </w:r>
           </w:p>
         </w:tc>
@@ -4947,7 +4947,7 @@
               <w:rPr>
                 <w:sz w:val="16"/>
               </w:rPr>
-              <w:t>54.6%</w:t>
+              <w:t>46.6%</w:t>
             </w:r>
           </w:p>
         </w:tc>
@@ -4961,7 +4961,7 @@
               <w:rPr>
                 <w:sz w:val="16"/>
               </w:rPr>
-              <w:t>141종  (54.2%)</w:t>
+              <w:t>141종  (46.2%)</w:t>
             </w:r>
           </w:p>
         </w:tc>
@@ -4975,7 +4975,7 @@
               <w:rPr>
                 <w:sz w:val="16"/>
               </w:rPr>
-              <w:t>77종  (29.6%)</w:t>
+              <w:t>77종  (25.2%)</w:t>
             </w:r>
           </w:p>
         </w:tc>
@@ -5062,7 +5062,7 @@
               <w:rPr>
                 <w:sz w:val="16"/>
               </w:rPr>
-              <w:t>98종</w:t>
+              <w:t>143종</w:t>
             </w:r>
           </w:p>
         </w:tc>
@@ -5092,7 +5092,7 @@
               <w:rPr>
                 <w:sz w:val="16"/>
               </w:rPr>
-              <w:t>67종</w:t>
+              <w:t>112종</w:t>
             </w:r>
           </w:p>
         </w:tc>
@@ -5221,7 +5221,7 @@
               <w:rPr>
                 <w:sz w:val="16"/>
               </w:rPr>
-              <w:t>826종</w:t>
+              <w:t>895종</w:t>
             </w:r>
           </w:p>
         </w:tc>
@@ -5235,7 +5235,7 @@
               <w:rPr>
                 <w:sz w:val="16"/>
               </w:rPr>
-              <w:t>553/826  (66.9%)</w:t>
+              <w:t>553/895  (61.8%)</w:t>
             </w:r>
           </w:p>
         </w:tc>
@@ -5249,7 +5249,7 @@
               <w:rPr>
                 <w:sz w:val="16"/>
               </w:rPr>
-              <w:t>50.6%</w:t>
+              <w:t>46.7%</w:t>
             </w:r>
           </w:p>
         </w:tc>
@@ -5263,7 +5263,7 @@
               <w:rPr>
                 <w:sz w:val="16"/>
               </w:rPr>
-              <w:t>553종  (66.9%)</w:t>
+              <w:t>553종  (61.8%)</w:t>
             </w:r>
           </w:p>
         </w:tc>
@@ -5277,7 +5277,7 @@
               <w:rPr>
                 <w:sz w:val="16"/>
               </w:rPr>
-              <w:t>418종  (50.6%)</w:t>
+              <w:t>418종  (46.7%)</w:t>
             </w:r>
           </w:p>
         </w:tc>
@@ -5364,7 +5364,7 @@
               <w:rPr>
                 <w:sz w:val="16"/>
               </w:rPr>
-              <w:t>273종</w:t>
+              <w:t>342종</w:t>
             </w:r>
           </w:p>
         </w:tc>
@@ -5493,7 +5493,7 @@
               <w:rPr>
                 <w:sz w:val="16"/>
               </w:rPr>
-              <w:t>414종</w:t>
+              <w:t>453종</w:t>
             </w:r>
           </w:p>
         </w:tc>
@@ -5507,7 +5507,7 @@
               <w:rPr>
                 <w:sz w:val="16"/>
               </w:rPr>
-              <w:t>605/1242  (48.7%)</w:t>
+              <w:t>605/1359  (44.5%)</w:t>
             </w:r>
           </w:p>
         </w:tc>
@@ -5521,7 +5521,7 @@
               <w:rPr>
                 <w:sz w:val="16"/>
               </w:rPr>
-              <w:t>42.0%</w:t>
+              <w:t>38.4%</w:t>
             </w:r>
           </w:p>
         </w:tc>
@@ -5535,7 +5535,7 @@
               <w:rPr>
                 <w:sz w:val="16"/>
               </w:rPr>
-              <w:t>122종  (29.5%)</w:t>
+              <w:t>122종  (26.9%)</w:t>
             </w:r>
           </w:p>
         </w:tc>
@@ -5549,7 +5549,7 @@
               <w:rPr>
                 <w:sz w:val="16"/>
               </w:rPr>
-              <w:t>69종  (16.7%)</w:t>
+              <w:t>69종  (15.2%)</w:t>
             </w:r>
           </w:p>
         </w:tc>
@@ -5636,7 +5636,7 @@
               <w:rPr>
                 <w:sz w:val="16"/>
               </w:rPr>
-              <w:t>291종</w:t>
+              <w:t>330종</w:t>
             </w:r>
           </w:p>
         </w:tc>
@@ -5666,7 +5666,7 @@
               <w:rPr>
                 <w:sz w:val="16"/>
               </w:rPr>
-              <w:t>175종</w:t>
+              <w:t>214종</w:t>
             </w:r>
           </w:p>
         </w:tc>
@@ -5696,7 +5696,7 @@
               <w:rPr>
                 <w:sz w:val="16"/>
               </w:rPr>
-              <w:t>171종</w:t>
+              <w:t>210종</w:t>
             </w:r>
           </w:p>
         </w:tc>
@@ -6097,7 +6097,7 @@
               <w:rPr>
                 <w:sz w:val="16"/>
               </w:rPr>
-              <w:t>110종</w:t>
+              <w:t>132종</w:t>
             </w:r>
           </w:p>
         </w:tc>
@@ -6111,7 +6111,7 @@
               <w:rPr>
                 <w:sz w:val="16"/>
               </w:rPr>
-              <w:t>77/110  (70.0%)</w:t>
+              <w:t>77/132  (58.3%)</w:t>
             </w:r>
           </w:p>
         </w:tc>
@@ -6125,7 +6125,7 @@
               <w:rPr>
                 <w:sz w:val="16"/>
               </w:rPr>
-              <w:t>59.1%</w:t>
+              <w:t>49.2%</w:t>
             </w:r>
           </w:p>
         </w:tc>
@@ -6139,7 +6139,7 @@
               <w:rPr>
                 <w:sz w:val="16"/>
               </w:rPr>
-              <w:t>77종  (70.0%)</w:t>
+              <w:t>77종  (58.3%)</w:t>
             </w:r>
           </w:p>
         </w:tc>
@@ -6153,7 +6153,7 @@
               <w:rPr>
                 <w:sz w:val="16"/>
               </w:rPr>
-              <w:t>65종  (59.1%)</w:t>
+              <w:t>65종  (49.2%)</w:t>
             </w:r>
           </w:p>
         </w:tc>
@@ -6240,7 +6240,7 @@
               <w:rPr>
                 <w:sz w:val="16"/>
               </w:rPr>
-              <w:t>33종</w:t>
+              <w:t>55종</w:t>
             </w:r>
           </w:p>
         </w:tc>
@@ -6269,7 +6269,7 @@
           <w:b w:val="0"/>
           <w:sz w:val="19"/>
         </w:rPr>
-        <w:t>물성 정의 169종 전부에 값이 하나 이상 있다(개통률 100%). 아래는 재료 826종 기준 보유율이다.</w:t>
+        <w:t>물성 정의 170종 전부에 값이 하나 이상 있다(개통률 100%). 아래는 재료 895종 기준 보유율이다.</w:t>
       </w:r>
     </w:p>
     <w:p>
@@ -6424,7 +6424,7 @@
               <w:rPr>
                 <w:sz w:val="15"/>
               </w:rPr>
-              <w:t>77.7%  █████████···</w:t>
+              <w:t>71.7%  █████████···</w:t>
             </w:r>
           </w:p>
         </w:tc>
@@ -6496,7 +6496,7 @@
               <w:rPr>
                 <w:sz w:val="15"/>
               </w:rPr>
-              <w:t>72.2%  █████████···</w:t>
+              <w:t>66.6%  ████████····</w:t>
             </w:r>
           </w:p>
         </w:tc>
@@ -6568,7 +6568,7 @@
               <w:rPr>
                 <w:sz w:val="15"/>
               </w:rPr>
-              <w:t>71.9%  █████████···</w:t>
+              <w:t>66.4%  ████████····</w:t>
             </w:r>
           </w:p>
         </w:tc>
@@ -6640,7 +6640,7 @@
               <w:rPr>
                 <w:sz w:val="15"/>
               </w:rPr>
-              <w:t>70.8%  ████████····</w:t>
+              <w:t>65.4%  ████████····</w:t>
             </w:r>
           </w:p>
         </w:tc>
@@ -6712,7 +6712,7 @@
               <w:rPr>
                 <w:sz w:val="15"/>
               </w:rPr>
-              <w:t>68.0%  ████████····</w:t>
+              <w:t>62.8%  ████████····</w:t>
             </w:r>
           </w:p>
         </w:tc>
@@ -6784,7 +6784,7 @@
               <w:rPr>
                 <w:sz w:val="15"/>
               </w:rPr>
-              <w:t>66.8%  ████████····</w:t>
+              <w:t>61.7%  ███████·····</w:t>
             </w:r>
           </w:p>
         </w:tc>
@@ -6856,7 +6856,7 @@
               <w:rPr>
                 <w:sz w:val="15"/>
               </w:rPr>
-              <w:t>51.7%  ██████······</w:t>
+              <w:t>47.7%  ██████······</w:t>
             </w:r>
           </w:p>
         </w:tc>
@@ -6928,7 +6928,7 @@
               <w:rPr>
                 <w:sz w:val="15"/>
               </w:rPr>
-              <w:t>50.5%  ██████······</w:t>
+              <w:t>46.6%  ██████······</w:t>
             </w:r>
           </w:p>
         </w:tc>
@@ -7000,7 +7000,7 @@
               <w:rPr>
                 <w:sz w:val="15"/>
               </w:rPr>
-              <w:t>47.8%  ██████······</w:t>
+              <w:t>44.1%  █████·······</w:t>
             </w:r>
           </w:p>
         </w:tc>
@@ -7058,7 +7058,7 @@
               <w:rPr>
                 <w:sz w:val="15"/>
               </w:rPr>
-              <w:t>360종</w:t>
+              <w:t>388종</w:t>
             </w:r>
           </w:p>
         </w:tc>
@@ -7072,7 +7072,7 @@
               <w:rPr>
                 <w:sz w:val="15"/>
               </w:rPr>
-              <w:t>43.6%  █████·······</w:t>
+              <w:t>43.4%  █████·······</w:t>
             </w:r>
           </w:p>
         </w:tc>
@@ -7086,7 +7086,7 @@
               <w:rPr>
                 <w:sz w:val="15"/>
               </w:rPr>
-              <w:t>361건</w:t>
+              <w:t>390건</w:t>
             </w:r>
           </w:p>
         </w:tc>
@@ -7130,7 +7130,7 @@
               <w:rPr>
                 <w:sz w:val="15"/>
               </w:rPr>
-              <w:t>335종</w:t>
+              <w:t>377종</w:t>
             </w:r>
           </w:p>
         </w:tc>
@@ -7144,7 +7144,7 @@
               <w:rPr>
                 <w:sz w:val="15"/>
               </w:rPr>
-              <w:t>40.6%  █████·······</w:t>
+              <w:t>42.1%  █████·······</w:t>
             </w:r>
           </w:p>
         </w:tc>
@@ -7158,7 +7158,7 @@
               <w:rPr>
                 <w:sz w:val="15"/>
               </w:rPr>
-              <w:t>356건</w:t>
+              <w:t>415건</w:t>
             </w:r>
           </w:p>
         </w:tc>
@@ -7216,7 +7216,7 @@
               <w:rPr>
                 <w:sz w:val="15"/>
               </w:rPr>
-              <w:t>33.9%  ████········</w:t>
+              <w:t>31.3%  ████········</w:t>
             </w:r>
           </w:p>
         </w:tc>
@@ -7288,7 +7288,7 @@
               <w:rPr>
                 <w:sz w:val="15"/>
               </w:rPr>
-              <w:t>32.1%  ████········</w:t>
+              <w:t>29.6%  ████········</w:t>
             </w:r>
           </w:p>
         </w:tc>
@@ -7360,7 +7360,7 @@
               <w:rPr>
                 <w:sz w:val="15"/>
               </w:rPr>
-              <w:t>26.4%  ███·········</w:t>
+              <w:t>24.4%  ███·········</w:t>
             </w:r>
           </w:p>
         </w:tc>
@@ -7432,7 +7432,7 @@
               <w:rPr>
                 <w:sz w:val="15"/>
               </w:rPr>
-              <w:t>25.1%  ███·········</w:t>
+              <w:t>23.1%  ███·········</w:t>
             </w:r>
           </w:p>
         </w:tc>
@@ -7504,7 +7504,7 @@
               <w:rPr>
                 <w:sz w:val="15"/>
               </w:rPr>
-              <w:t>21.2%  ███·········</w:t>
+              <w:t>19.6%  ██··········</w:t>
             </w:r>
           </w:p>
         </w:tc>
@@ -7576,7 +7576,7 @@
               <w:rPr>
                 <w:sz w:val="15"/>
               </w:rPr>
-              <w:t>21.1%  ███·········</w:t>
+              <w:t>19.4%  ██··········</w:t>
             </w:r>
           </w:p>
         </w:tc>
@@ -7648,7 +7648,7 @@
               <w:rPr>
                 <w:sz w:val="15"/>
               </w:rPr>
-              <w:t>21.1%  ███·········</w:t>
+              <w:t>19.4%  ██··········</w:t>
             </w:r>
           </w:p>
         </w:tc>
@@ -7720,7 +7720,7 @@
               <w:rPr>
                 <w:sz w:val="15"/>
               </w:rPr>
-              <w:t>20.7%  ██··········</w:t>
+              <w:t>19.1%  ██··········</w:t>
             </w:r>
           </w:p>
         </w:tc>
@@ -7792,7 +7792,7 @@
               <w:rPr>
                 <w:sz w:val="15"/>
               </w:rPr>
-              <w:t>19.5%  ██··········</w:t>
+              <w:t>18.0%  ██··········</w:t>
             </w:r>
           </w:p>
         </w:tc>
@@ -9468,7 +9468,7 @@
               <w:rPr>
                 <w:sz w:val="16"/>
               </w:rPr>
-              <w:t>62종</w:t>
+              <w:t>63종</w:t>
             </w:r>
           </w:p>
         </w:tc>
@@ -9482,7 +9482,7 @@
               <w:rPr>
                 <w:sz w:val="16"/>
               </w:rPr>
-              <w:t>12,611건</w:t>
+              <w:t>12,623건</w:t>
             </w:r>
           </w:p>
         </w:tc>
@@ -9496,7 +9496,7 @@
               <w:rPr>
                 <w:sz w:val="16"/>
               </w:rPr>
-              <w:t>71종</w:t>
+              <w:t>70종</w:t>
             </w:r>
           </w:p>
         </w:tc>
@@ -9598,7 +9598,7 @@
               <w:rPr>
                 <w:sz w:val="16"/>
               </w:rPr>
-              <w:t>2,065건</w:t>
+              <w:t>2,153건</w:t>
             </w:r>
           </w:p>
         </w:tc>
@@ -9612,7 +9612,7 @@
               <w:rPr>
                 <w:sz w:val="16"/>
               </w:rPr>
-              <w:t>124종</w:t>
+              <w:t>129종</w:t>
             </w:r>
           </w:p>
         </w:tc>
@@ -10191,7 +10191,7 @@
               <w:rPr>
                 <w:sz w:val="16"/>
               </w:rPr>
-              <w:t>365종</w:t>
+              <w:t>394종</w:t>
             </w:r>
           </w:p>
         </w:tc>
@@ -10205,7 +10205,7 @@
               <w:rPr>
                 <w:sz w:val="16"/>
               </w:rPr>
-              <w:t>10,432건</w:t>
+              <w:t>10,468건</w:t>
             </w:r>
           </w:p>
         </w:tc>
@@ -10219,7 +10219,7 @@
               <w:rPr>
                 <w:sz w:val="16"/>
               </w:rPr>
-              <w:t>28.6</w:t>
+              <w:t>26.6</w:t>
             </w:r>
           </w:p>
         </w:tc>
@@ -10249,7 +10249,7 @@
               <w:rPr>
                 <w:sz w:val="16"/>
               </w:rPr>
-              <w:t>207종</w:t>
+              <w:t>217종</w:t>
             </w:r>
           </w:p>
         </w:tc>
@@ -10263,7 +10263,7 @@
               <w:rPr>
                 <w:sz w:val="16"/>
               </w:rPr>
-              <w:t>6,544건</w:t>
+              <w:t>6,559건</w:t>
             </w:r>
           </w:p>
         </w:tc>
@@ -10277,7 +10277,7 @@
               <w:rPr>
                 <w:sz w:val="16"/>
               </w:rPr>
-              <w:t>31.6</w:t>
+              <w:t>30.2</w:t>
             </w:r>
           </w:p>
         </w:tc>
@@ -10307,7 +10307,7 @@
               <w:rPr>
                 <w:sz w:val="16"/>
               </w:rPr>
-              <w:t>111종</w:t>
+              <w:t>123종</w:t>
             </w:r>
           </w:p>
         </w:tc>
@@ -10321,7 +10321,7 @@
               <w:rPr>
                 <w:sz w:val="16"/>
               </w:rPr>
-              <w:t>4,259건</w:t>
+              <w:t>4,275건</w:t>
             </w:r>
           </w:p>
         </w:tc>
@@ -10335,7 +10335,7 @@
               <w:rPr>
                 <w:sz w:val="16"/>
               </w:rPr>
-              <w:t>38.4</w:t>
+              <w:t>34.8</w:t>
             </w:r>
           </w:p>
         </w:tc>
@@ -10365,7 +10365,7 @@
               <w:rPr>
                 <w:sz w:val="16"/>
               </w:rPr>
-              <w:t>96종</w:t>
+              <w:t>113종</w:t>
             </w:r>
           </w:p>
         </w:tc>
@@ -10379,7 +10379,7 @@
               <w:rPr>
                 <w:sz w:val="16"/>
               </w:rPr>
-              <w:t>2,134건</w:t>
+              <w:t>2,166건</w:t>
             </w:r>
           </w:p>
         </w:tc>
@@ -10393,7 +10393,7 @@
               <w:rPr>
                 <w:sz w:val="16"/>
               </w:rPr>
-              <w:t>22.2</w:t>
+              <w:t>19.2</w:t>
             </w:r>
           </w:p>
         </w:tc>
@@ -10423,7 +10423,7 @@
               <w:rPr>
                 <w:sz w:val="16"/>
               </w:rPr>
-              <w:t>25종</w:t>
+              <w:t>26종</w:t>
             </w:r>
           </w:p>
         </w:tc>
@@ -10437,7 +10437,7 @@
               <w:rPr>
                 <w:sz w:val="16"/>
               </w:rPr>
-              <w:t>853건</w:t>
+              <w:t>854건</w:t>
             </w:r>
           </w:p>
         </w:tc>
@@ -10451,7 +10451,7 @@
               <w:rPr>
                 <w:sz w:val="16"/>
               </w:rPr>
-              <w:t>34.1</w:t>
+              <w:t>32.8</w:t>
             </w:r>
           </w:p>
         </w:tc>
@@ -10655,7 +10655,7 @@
               <w:rPr>
                 <w:sz w:val="16"/>
               </w:rPr>
-              <w:t>12,868</w:t>
+              <w:t>12,968</w:t>
             </w:r>
           </w:p>
         </w:tc>
@@ -10669,7 +10669,7 @@
               <w:rPr>
                 <w:sz w:val="16"/>
               </w:rPr>
-              <w:t>51.7%</w:t>
+              <w:t>51.9%</w:t>
             </w:r>
           </w:p>
         </w:tc>
@@ -10727,7 +10727,7 @@
               <w:rPr>
                 <w:sz w:val="16"/>
               </w:rPr>
-              <w:t>7.2%</w:t>
+              <w:t>7.1%</w:t>
             </w:r>
           </w:p>
         </w:tc>
@@ -10785,7 +10785,7 @@
               <w:rPr>
                 <w:sz w:val="16"/>
               </w:rPr>
-              <w:t>23.1%</w:t>
+              <w:t>23.0%</w:t>
             </w:r>
           </w:p>
         </w:tc>
@@ -10972,7 +10972,7 @@
               <w:rPr>
                 <w:sz w:val="16"/>
               </w:rPr>
-              <w:t>824</w:t>
+              <w:t>845</w:t>
             </w:r>
           </w:p>
         </w:tc>
@@ -11032,7 +11032,7 @@
               <w:rPr>
                 <w:sz w:val="16"/>
               </w:rPr>
-              <w:t>109</w:t>
+              <w:t>110</w:t>
             </w:r>
           </w:p>
         </w:tc>
@@ -11310,7 +11310,7 @@
               <w:rPr>
                 <w:sz w:val="15"/>
               </w:rPr>
-              <w:t>낙하·충격 준비율 55.8%</w:t>
+              <w:t>낙하·충격 준비율 51.5%</w:t>
             </w:r>
           </w:p>
         </w:tc>
@@ -11368,7 +11368,7 @@
               <w:rPr>
                 <w:sz w:val="15"/>
               </w:rPr>
-              <w:t>열전달·방열 준비율 66.2% · 결로 두 갈래를 동시에 막는다</w:t>
+              <w:t>열전달·방열 준비율 61.1% · 결로 두 갈래를 동시에 막는다</w:t>
             </w:r>
           </w:p>
         </w:tc>
@@ -11426,7 +11426,7 @@
               <w:rPr>
                 <w:sz w:val="15"/>
               </w:rPr>
-              <w:t>폴더블 벤딩 준비율 68.5%</w:t>
+              <w:t>폴더블 벤딩 준비율 58.4%</w:t>
             </w:r>
           </w:p>
         </w:tc>
@@ -11484,7 +11484,7 @@
               <w:rPr>
                 <w:sz w:val="15"/>
               </w:rPr>
-              <w:t>결로(표면) 준비율 59.2%</w:t>
+              <w:t>결로(표면) 준비율 54.6%</w:t>
             </w:r>
           </w:p>
         </w:tc>
@@ -11542,7 +11542,7 @@
               <w:rPr>
                 <w:sz w:val="15"/>
               </w:rPr>
-              <w:t>피로·수명 준비율 29.5%</w:t>
+              <w:t>피로·수명 준비율 26.9%</w:t>
             </w:r>
           </w:p>
         </w:tc>
@@ -11600,7 +11600,7 @@
               <w:rPr>
                 <w:sz w:val="15"/>
               </w:rPr>
-              <w:t>산소소광-발광체 준비율 88.7% · 산소확산-매트릭스 준비율 70.0%</w:t>
+              <w:t>산소소광-발광체 준비율 88.7% · 산소확산-매트릭스 준비율 58.3%</w:t>
             </w:r>
           </w:p>
         </w:tc>

--- a/MaterialTwin_물성확보현황_해석가능성.docx
+++ b/MaterialTwin_물성확보현황_해석가능성.docx
@@ -31,7 +31,7 @@
           <w:color w:val="606060"/>
           <w:sz w:val="18"/>
         </w:rPr>
-        <w:t>2026-08-14 · 재료 895종 · 물성값 24,993건 · 출처 2,270건 · 물성 정의 170종</w:t>
+        <w:t>2026-08-14 · 재료 955종 · 물성값 25,230건 · 출처 2,294건 · 물성 정의 170종</w:t>
       </w:r>
     </w:p>
     <w:p/>
@@ -52,7 +52,7 @@
           <w:b/>
           <w:sz w:val="22"/>
         </w:rPr>
-        <w:t>13개 해석이 요구하는 (재료 × 필수물성) 격자 24,015칸 중 15,134칸이 채워졌다 — 전체 63.0%.</w:t>
+        <w:t>13개 해석이 요구하는 (재료 × 필수물성) 격자 25,570칸 중 15,310칸이 채워졌다 — 전체 59.9%.</w:t>
       </w:r>
     </w:p>
     <w:p>
@@ -269,7 +269,7 @@
           <w:b/>
           <w:sz w:val="19"/>
         </w:rPr>
-        <w:t>셀 채움률이 높아도 재료 준비율은 낮을 수 있다. 재료마다 비어 있는 칸이 다르면 그렇게 된다 — 피로·수명이 정확히 그 경우다(셀 44.5% vs 준비 26.9%). **수집 진척과 해석 가능성을 같은 숫자로 말하면 안 된다.**</w:t>
+        <w:t>셀 채움률이 높아도 재료 준비율은 낮을 수 있다. 재료마다 비어 있는 칸이 다르면 그렇게 된다 — 피로·수명이 정확히 그 경우다(셀 40.6% vs 준비 23.9%). **수집 진척과 해석 가능성을 같은 숫자로 말하면 안 된다.**</w:t>
       </w:r>
     </w:p>
     <w:p>
@@ -428,7 +428,7 @@
               <w:rPr>
                 <w:sz w:val="15"/>
               </w:rPr>
-              <w:t>895</w:t>
+              <w:t>955</w:t>
             </w:r>
           </w:p>
         </w:tc>
@@ -442,7 +442,7 @@
               <w:rPr>
                 <w:sz w:val="15"/>
               </w:rPr>
-              <w:t>1741/2685</w:t>
+              <w:t>1761/2865</w:t>
             </w:r>
           </w:p>
         </w:tc>
@@ -456,7 +456,7 @@
               <w:rPr>
                 <w:sz w:val="15"/>
               </w:rPr>
-              <w:t>64.8%  ██████····</w:t>
+              <w:t>61.5%  ██████····</w:t>
             </w:r>
           </w:p>
         </w:tc>
@@ -470,7 +470,7 @@
               <w:rPr>
                 <w:sz w:val="15"/>
               </w:rPr>
-              <w:t>39.6%</w:t>
+              <w:t>37.8%</w:t>
             </w:r>
           </w:p>
         </w:tc>
@@ -484,7 +484,7 @@
               <w:rPr>
                 <w:sz w:val="15"/>
               </w:rPr>
-              <w:t>560  (62.6%)</w:t>
+              <w:t>560  (58.6%)</w:t>
             </w:r>
           </w:p>
         </w:tc>
@@ -498,7 +498,7 @@
               <w:rPr>
                 <w:sz w:val="15"/>
               </w:rPr>
-              <w:t>poisson_ratio — 333종</w:t>
+              <w:t>poisson_ratio — 393종</w:t>
             </w:r>
           </w:p>
         </w:tc>
@@ -528,7 +528,7 @@
               <w:rPr>
                 <w:sz w:val="15"/>
               </w:rPr>
-              <w:t>895</w:t>
+              <w:t>955</w:t>
             </w:r>
           </w:p>
         </w:tc>
@@ -542,7 +542,7 @@
               <w:rPr>
                 <w:sz w:val="15"/>
               </w:rPr>
-              <w:t>2700/4475</w:t>
+              <w:t>2725/4775</w:t>
             </w:r>
           </w:p>
         </w:tc>
@@ -556,7 +556,7 @@
               <w:rPr>
                 <w:sz w:val="15"/>
               </w:rPr>
-              <w:t>60.3%  ██████····</w:t>
+              <w:t>57.1%  ██████····</w:t>
             </w:r>
           </w:p>
         </w:tc>
@@ -570,7 +570,7 @@
               <w:rPr>
                 <w:sz w:val="15"/>
               </w:rPr>
-              <w:t>32.3%</w:t>
+              <w:t>30.8%</w:t>
             </w:r>
           </w:p>
         </w:tc>
@@ -584,7 +584,7 @@
               <w:rPr>
                 <w:sz w:val="15"/>
               </w:rPr>
-              <w:t>461  (51.5%)</w:t>
+              <w:t>461  (48.3%)</w:t>
             </w:r>
           </w:p>
         </w:tc>
@@ -598,7 +598,7 @@
               <w:rPr>
                 <w:sz w:val="15"/>
               </w:rPr>
-              <w:t>yield_strength | tensile_strength+el — 428종</w:t>
+              <w:t>yield_strength | tensile_strength+el — 483종</w:t>
             </w:r>
           </w:p>
         </w:tc>
@@ -628,7 +628,7 @@
               <w:rPr>
                 <w:sz w:val="15"/>
               </w:rPr>
-              <w:t>895</w:t>
+              <w:t>955</w:t>
             </w:r>
           </w:p>
         </w:tc>
@@ -642,7 +642,7 @@
               <w:rPr>
                 <w:sz w:val="15"/>
               </w:rPr>
-              <w:t>1779/2685</w:t>
+              <w:t>1805/2865</w:t>
             </w:r>
           </w:p>
         </w:tc>
@@ -656,7 +656,7 @@
               <w:rPr>
                 <w:sz w:val="15"/>
               </w:rPr>
-              <w:t>66.3%  ███████···</w:t>
+              <w:t>63.0%  ██████····</w:t>
             </w:r>
           </w:p>
         </w:tc>
@@ -670,7 +670,7 @@
               <w:rPr>
                 <w:sz w:val="15"/>
               </w:rPr>
-              <w:t>46.6%</w:t>
+              <w:t>44.5%</w:t>
             </w:r>
           </w:p>
         </w:tc>
@@ -684,7 +684,7 @@
               <w:rPr>
                 <w:sz w:val="15"/>
               </w:rPr>
-              <w:t>547  (61.1%)</w:t>
+              <w:t>547  (57.3%)</w:t>
             </w:r>
           </w:p>
         </w:tc>
@@ -698,7 +698,7 @@
               <w:rPr>
                 <w:sz w:val="15"/>
               </w:rPr>
-              <w:t>specific_heat — 343종</w:t>
+              <w:t>specific_heat — 400종</w:t>
             </w:r>
           </w:p>
         </w:tc>
@@ -728,7 +728,7 @@
               <w:rPr>
                 <w:sz w:val="15"/>
               </w:rPr>
-              <w:t>895</w:t>
+              <w:t>955</w:t>
             </w:r>
           </w:p>
         </w:tc>
@@ -742,7 +742,7 @@
               <w:rPr>
                 <w:sz w:val="15"/>
               </w:rPr>
-              <w:t>2337/3580</w:t>
+              <w:t>2359/3820</w:t>
             </w:r>
           </w:p>
         </w:tc>
@@ -756,7 +756,7 @@
               <w:rPr>
                 <w:sz w:val="15"/>
               </w:rPr>
-              <w:t>65.3%  ███████···</w:t>
+              <w:t>61.8%  ██████····</w:t>
             </w:r>
           </w:p>
         </w:tc>
@@ -770,7 +770,7 @@
               <w:rPr>
                 <w:sz w:val="15"/>
               </w:rPr>
-              <w:t>40.8%</w:t>
+              <w:t>38.8%</w:t>
             </w:r>
           </w:p>
         </w:tc>
@@ -784,7 +784,7 @@
               <w:rPr>
                 <w:sz w:val="15"/>
               </w:rPr>
-              <w:t>544  (60.8%)</w:t>
+              <w:t>544  (57.0%)</w:t>
             </w:r>
           </w:p>
         </w:tc>
@@ -798,7 +798,7 @@
               <w:rPr>
                 <w:sz w:val="15"/>
               </w:rPr>
-              <w:t>poisson_ratio — 333종</w:t>
+              <w:t>poisson_ratio — 393종</w:t>
             </w:r>
           </w:p>
         </w:tc>
@@ -828,7 +828,7 @@
               <w:rPr>
                 <w:sz w:val="15"/>
               </w:rPr>
-              <w:t>305</w:t>
+              <w:t>319</w:t>
             </w:r>
           </w:p>
         </w:tc>
@@ -842,7 +842,7 @@
               <w:rPr>
                 <w:sz w:val="15"/>
               </w:rPr>
-              <w:t>758/1220</w:t>
+              <w:t>763/1276</w:t>
             </w:r>
           </w:p>
         </w:tc>
@@ -856,7 +856,7 @@
               <w:rPr>
                 <w:sz w:val="15"/>
               </w:rPr>
-              <w:t>62.1%  ██████····</w:t>
+              <w:t>59.8%  ██████····</w:t>
             </w:r>
           </w:p>
         </w:tc>
@@ -870,7 +870,7 @@
               <w:rPr>
                 <w:sz w:val="15"/>
               </w:rPr>
-              <w:t>38.5%</w:t>
+              <w:t>37.2%</w:t>
             </w:r>
           </w:p>
         </w:tc>
@@ -884,7 +884,7 @@
               <w:rPr>
                 <w:sz w:val="15"/>
               </w:rPr>
-              <w:t>178  (58.4%)</w:t>
+              <w:t>178  (55.8%)</w:t>
             </w:r>
           </w:p>
         </w:tc>
@@ -898,7 +898,7 @@
               <w:rPr>
                 <w:sz w:val="15"/>
               </w:rPr>
-              <w:t>prony_relaxation_time | prony_tensil — 121종</w:t>
+              <w:t>prony_relaxation_time | prony_tensil — 135종</w:t>
             </w:r>
           </w:p>
         </w:tc>
@@ -928,7 +928,7 @@
               <w:rPr>
                 <w:sz w:val="15"/>
               </w:rPr>
-              <w:t>895</w:t>
+              <w:t>955</w:t>
             </w:r>
           </w:p>
         </w:tc>
@@ -942,7 +942,7 @@
               <w:rPr>
                 <w:sz w:val="15"/>
               </w:rPr>
-              <w:t>2335/3580</w:t>
+              <w:t>2361/3820</w:t>
             </w:r>
           </w:p>
         </w:tc>
@@ -956,7 +956,7 @@
               <w:rPr>
                 <w:sz w:val="15"/>
               </w:rPr>
-              <w:t>65.2%  ███████···</w:t>
+              <w:t>61.8%  ██████····</w:t>
             </w:r>
           </w:p>
         </w:tc>
@@ -970,7 +970,7 @@
               <w:rPr>
                 <w:sz w:val="15"/>
               </w:rPr>
-              <w:t>47.5%</w:t>
+              <w:t>45.2%</w:t>
             </w:r>
           </w:p>
         </w:tc>
@@ -984,7 +984,7 @@
               <w:rPr>
                 <w:sz w:val="15"/>
               </w:rPr>
-              <w:t>489  (54.6%)</w:t>
+              <w:t>489  (51.2%)</w:t>
             </w:r>
           </w:p>
         </w:tc>
@@ -998,7 +998,7 @@
               <w:rPr>
                 <w:sz w:val="15"/>
               </w:rPr>
-              <w:t>specific_heat — 343종</w:t>
+              <w:t>specific_heat — 400종</w:t>
             </w:r>
           </w:p>
         </w:tc>
@@ -1028,7 +1028,7 @@
               <w:rPr>
                 <w:sz w:val="15"/>
               </w:rPr>
-              <w:t>659</w:t>
+              <w:t>683</w:t>
             </w:r>
           </w:p>
         </w:tc>
@@ -1042,7 +1042,7 @@
               <w:rPr>
                 <w:sz w:val="15"/>
               </w:rPr>
-              <w:t>1747/2636</w:t>
+              <w:t>1769/2732</w:t>
             </w:r>
           </w:p>
         </w:tc>
@@ -1056,7 +1056,7 @@
               <w:rPr>
                 <w:sz w:val="15"/>
               </w:rPr>
-              <w:t>66.3%  ███████···</w:t>
+              <w:t>64.8%  ██████····</w:t>
             </w:r>
           </w:p>
         </w:tc>
@@ -1070,7 +1070,7 @@
               <w:rPr>
                 <w:sz w:val="15"/>
               </w:rPr>
-              <w:t>44.3%</w:t>
+              <w:t>43.5%</w:t>
             </w:r>
           </w:p>
         </w:tc>
@@ -1084,7 +1084,7 @@
               <w:rPr>
                 <w:sz w:val="15"/>
               </w:rPr>
-              <w:t>363  (55.1%)</w:t>
+              <w:t>363  (53.1%)</w:t>
             </w:r>
           </w:p>
         </w:tc>
@@ -1098,7 +1098,7 @@
               <w:rPr>
                 <w:sz w:val="15"/>
               </w:rPr>
-              <w:t>water_vapor_transmission | gas_perme — 272종</w:t>
+              <w:t>water_vapor_transmission | gas_perme — 291종</w:t>
             </w:r>
           </w:p>
         </w:tc>
@@ -1228,7 +1228,7 @@
               <w:rPr>
                 <w:sz w:val="15"/>
               </w:rPr>
-              <w:t>305</w:t>
+              <w:t>319</w:t>
             </w:r>
           </w:p>
         </w:tc>
@@ -1242,7 +1242,7 @@
               <w:rPr>
                 <w:sz w:val="15"/>
               </w:rPr>
-              <w:t>355/610</w:t>
+              <w:t>355/638</w:t>
             </w:r>
           </w:p>
         </w:tc>
@@ -1256,7 +1256,7 @@
               <w:rPr>
                 <w:sz w:val="15"/>
               </w:rPr>
-              <w:t>58.2%  ██████····</w:t>
+              <w:t>55.6%  ██████····</w:t>
             </w:r>
           </w:p>
         </w:tc>
@@ -1270,7 +1270,7 @@
               <w:rPr>
                 <w:sz w:val="15"/>
               </w:rPr>
-              <w:t>46.6%</w:t>
+              <w:t>44.5%</w:t>
             </w:r>
           </w:p>
         </w:tc>
@@ -1284,7 +1284,7 @@
               <w:rPr>
                 <w:sz w:val="15"/>
               </w:rPr>
-              <w:t>141  (46.2%)</w:t>
+              <w:t>141  (44.2%)</w:t>
             </w:r>
           </w:p>
         </w:tc>
@@ -1298,7 +1298,7 @@
               <w:rPr>
                 <w:sz w:val="15"/>
               </w:rPr>
-              <w:t>peel_strength | lap_shear_strength | — 143종</w:t>
+              <w:t>peel_strength | lap_shear_strength | — 157종</w:t>
             </w:r>
           </w:p>
         </w:tc>
@@ -1328,7 +1328,7 @@
               <w:rPr>
                 <w:sz w:val="15"/>
               </w:rPr>
-              <w:t>895</w:t>
+              <w:t>955</w:t>
             </w:r>
           </w:p>
         </w:tc>
@@ -1342,7 +1342,7 @@
               <w:rPr>
                 <w:sz w:val="15"/>
               </w:rPr>
-              <w:t>553/895</w:t>
+              <w:t>565/955</w:t>
             </w:r>
           </w:p>
         </w:tc>
@@ -1356,7 +1356,7 @@
               <w:rPr>
                 <w:sz w:val="15"/>
               </w:rPr>
-              <w:t>61.8%  ██████····</w:t>
+              <w:t>59.2%  ██████····</w:t>
             </w:r>
           </w:p>
         </w:tc>
@@ -1370,7 +1370,7 @@
               <w:rPr>
                 <w:sz w:val="15"/>
               </w:rPr>
-              <w:t>46.7%</w:t>
+              <w:t>45.0%</w:t>
             </w:r>
           </w:p>
         </w:tc>
@@ -1384,7 +1384,7 @@
               <w:rPr>
                 <w:sz w:val="15"/>
               </w:rPr>
-              <w:t>553  (61.8%)</w:t>
+              <w:t>565  (59.2%)</w:t>
             </w:r>
           </w:p>
         </w:tc>
@@ -1398,7 +1398,7 @@
               <w:rPr>
                 <w:sz w:val="15"/>
               </w:rPr>
-              <w:t>dielectric_constant | resistivity_vo — 342종</w:t>
+              <w:t>dielectric_constant | resistivity_vo — 390종</w:t>
             </w:r>
           </w:p>
         </w:tc>
@@ -1428,7 +1428,7 @@
               <w:rPr>
                 <w:sz w:val="15"/>
               </w:rPr>
-              <w:t>453</w:t>
+              <w:t>511</w:t>
             </w:r>
           </w:p>
         </w:tc>
@@ -1442,7 +1442,7 @@
               <w:rPr>
                 <w:sz w:val="15"/>
               </w:rPr>
-              <w:t>605/1359</w:t>
+              <w:t>623/1533</w:t>
             </w:r>
           </w:p>
         </w:tc>
@@ -1456,7 +1456,7 @@
               <w:rPr>
                 <w:sz w:val="15"/>
               </w:rPr>
-              <w:t>44.5%  ████······</w:t>
+              <w:t>40.6%  ████······</w:t>
             </w:r>
           </w:p>
         </w:tc>
@@ -1470,7 +1470,7 @@
               <w:rPr>
                 <w:sz w:val="15"/>
               </w:rPr>
-              <w:t>38.4%</w:t>
+              <w:t>35.2%</w:t>
             </w:r>
           </w:p>
         </w:tc>
@@ -1484,7 +1484,7 @@
               <w:rPr>
                 <w:sz w:val="15"/>
               </w:rPr>
-              <w:t>122  (26.9%)</w:t>
+              <w:t>122  (23.9%)</w:t>
             </w:r>
           </w:p>
         </w:tc>
@@ -1498,7 +1498,7 @@
               <w:rPr>
                 <w:sz w:val="15"/>
               </w:rPr>
-              <w:t>fatigue_strength_coefficient | fatig — 330종</w:t>
+              <w:t>fatigue_strength_coefficient | fatig — 388종</w:t>
             </w:r>
           </w:p>
         </w:tc>
@@ -1528,7 +1528,7 @@
               <w:rPr>
                 <w:sz w:val="15"/>
               </w:rPr>
-              <w:t>62</w:t>
+              <w:t>63</w:t>
             </w:r>
           </w:p>
         </w:tc>
@@ -1542,7 +1542,7 @@
               <w:rPr>
                 <w:sz w:val="15"/>
               </w:rPr>
-              <w:t>55/62</w:t>
+              <w:t>55/63</w:t>
             </w:r>
           </w:p>
         </w:tc>
@@ -1556,7 +1556,7 @@
               <w:rPr>
                 <w:sz w:val="15"/>
               </w:rPr>
-              <w:t>88.7%  █████████·</w:t>
+              <w:t>87.3%  █████████·</w:t>
             </w:r>
           </w:p>
         </w:tc>
@@ -1570,7 +1570,7 @@
               <w:rPr>
                 <w:sz w:val="15"/>
               </w:rPr>
-              <w:t>88.7%</w:t>
+              <w:t>87.3%</w:t>
             </w:r>
           </w:p>
         </w:tc>
@@ -1584,7 +1584,7 @@
               <w:rPr>
                 <w:sz w:val="15"/>
               </w:rPr>
-              <w:t>55  (88.7%)</w:t>
+              <w:t>55  (87.3%)</w:t>
             </w:r>
           </w:p>
         </w:tc>
@@ -1598,7 +1598,7 @@
               <w:rPr>
                 <w:sz w:val="15"/>
               </w:rPr>
-              <w:t>excited_state_lifetime | stern_volme — 7종</w:t>
+              <w:t>excited_state_lifetime | stern_volme — 8종</w:t>
             </w:r>
           </w:p>
         </w:tc>
@@ -1714,7 +1714,7 @@
           <w:b/>
           <w:sz w:val="19"/>
         </w:rPr>
-        <w:t>**실측기반**은 tier4(가정·계산)를 뺀 값이다. 두 열의 차이 약 5,156칸이 가정값으로 채워진 부분이다. 해석을 돌리기 위해 칸을 닫는 것과, 그 값이 실측에 근거하는 것은 다른 문제다 — 둘을 나란히 둔다.</w:t>
+        <w:t>**실측기반**은 tier4(가정·계산)를 뺀 값이다. 두 열의 차이 약 5,159칸이 가정값으로 채워진 부분이다. 해석을 돌리기 위해 칸을 닫는 것과, 그 값이 실측에 근거하는 것은 다른 문제다 — 둘을 나란히 둔다.</w:t>
       </w:r>
     </w:p>
     <w:p>
@@ -1813,7 +1813,7 @@
               <w:rPr>
                 <w:sz w:val="16"/>
               </w:rPr>
-              <w:t>초탄성(실링·완충) 95.8% · 산소소광-발광체 88.7% · 구조·강성 62.6% · 전기·EMI 61.8% · 열전달·방열 61.1% · 열응력·워피지 60.8% · 폴더블 벤딩 58.4% · 산소확산-매트릭스 58.3% · 결로(투습) 55.1% · 결로(표면) 54.6% · 낙하·충격 51.5%</w:t>
+              <w:t>초탄성(실링·완충) 95.8% · 산소소광-발광체 87.3% · 전기·EMI 59.2% · 구조·강성 58.6% · 산소확산-매트릭스 58.3% · 열전달·방열 57.3% · 열응력·워피지 57.0% · 폴더블 벤딩 55.8% · 결로(투습) 53.1% · 결로(표면) 51.2%</w:t>
             </w:r>
           </w:p>
         </w:tc>
@@ -1857,7 +1857,7 @@
               <w:rPr>
                 <w:sz w:val="16"/>
               </w:rPr>
-              <w:t>접착·박리 46.2% · 피로·수명 26.9%</w:t>
+              <w:t>낙하·충격 48.3% · 접착·박리 44.2%</w:t>
             </w:r>
           </w:p>
         </w:tc>
@@ -1901,7 +1901,7 @@
               <w:rPr>
                 <w:sz w:val="16"/>
               </w:rPr>
-              <w:t>해당 없음</w:t>
+              <w:t>피로·수명 23.9%</w:t>
             </w:r>
           </w:p>
         </w:tc>
@@ -2113,7 +2113,7 @@
               <w:rPr>
                 <w:sz w:val="16"/>
               </w:rPr>
-              <w:t>895종</w:t>
+              <w:t>955종</w:t>
             </w:r>
           </w:p>
         </w:tc>
@@ -2127,7 +2127,7 @@
               <w:rPr>
                 <w:sz w:val="16"/>
               </w:rPr>
-              <w:t>1741/2685  (64.8%)</w:t>
+              <w:t>1761/2865  (61.5%)</w:t>
             </w:r>
           </w:p>
         </w:tc>
@@ -2141,7 +2141,7 @@
               <w:rPr>
                 <w:sz w:val="16"/>
               </w:rPr>
-              <w:t>39.6%</w:t>
+              <w:t>37.8%</w:t>
             </w:r>
           </w:p>
         </w:tc>
@@ -2155,7 +2155,7 @@
               <w:rPr>
                 <w:sz w:val="16"/>
               </w:rPr>
-              <w:t>560종  (62.6%)</w:t>
+              <w:t>560종  (58.6%)</w:t>
             </w:r>
           </w:p>
         </w:tc>
@@ -2169,7 +2169,7 @@
               <w:rPr>
                 <w:sz w:val="16"/>
               </w:rPr>
-              <w:t>199종  (22.2%)</w:t>
+              <w:t>199종  (20.8%)</w:t>
             </w:r>
           </w:p>
         </w:tc>
@@ -2256,7 +2256,7 @@
               <w:rPr>
                 <w:sz w:val="16"/>
               </w:rPr>
-              <w:t>333종</w:t>
+              <w:t>393종</w:t>
             </w:r>
           </w:p>
         </w:tc>
@@ -2286,7 +2286,7 @@
               <w:rPr>
                 <w:sz w:val="16"/>
               </w:rPr>
-              <w:t>310종</w:t>
+              <w:t>363종</w:t>
             </w:r>
           </w:p>
         </w:tc>
@@ -2316,7 +2316,7 @@
               <w:rPr>
                 <w:sz w:val="16"/>
               </w:rPr>
-              <w:t>301종</w:t>
+              <w:t>348종</w:t>
             </w:r>
           </w:p>
         </w:tc>
@@ -2445,7 +2445,7 @@
               <w:rPr>
                 <w:sz w:val="16"/>
               </w:rPr>
-              <w:t>895종</w:t>
+              <w:t>955종</w:t>
             </w:r>
           </w:p>
         </w:tc>
@@ -2459,7 +2459,7 @@
               <w:rPr>
                 <w:sz w:val="16"/>
               </w:rPr>
-              <w:t>2700/4475  (60.3%)</w:t>
+              <w:t>2725/4775  (57.1%)</w:t>
             </w:r>
           </w:p>
         </w:tc>
@@ -2473,7 +2473,7 @@
               <w:rPr>
                 <w:sz w:val="16"/>
               </w:rPr>
-              <w:t>32.3%</w:t>
+              <w:t>30.8%</w:t>
             </w:r>
           </w:p>
         </w:tc>
@@ -2487,7 +2487,7 @@
               <w:rPr>
                 <w:sz w:val="16"/>
               </w:rPr>
-              <w:t>461종  (51.5%)</w:t>
+              <w:t>461종  (48.3%)</w:t>
             </w:r>
           </w:p>
         </w:tc>
@@ -2501,7 +2501,7 @@
               <w:rPr>
                 <w:sz w:val="16"/>
               </w:rPr>
-              <w:t>75종  (8.4%)</w:t>
+              <w:t>75종  (7.9%)</w:t>
             </w:r>
           </w:p>
         </w:tc>
@@ -2588,7 +2588,7 @@
               <w:rPr>
                 <w:sz w:val="16"/>
               </w:rPr>
-              <w:t>428종</w:t>
+              <w:t>483종</w:t>
             </w:r>
           </w:p>
         </w:tc>
@@ -2618,7 +2618,7 @@
               <w:rPr>
                 <w:sz w:val="16"/>
               </w:rPr>
-              <w:t>403종</w:t>
+              <w:t>463종</w:t>
             </w:r>
           </w:p>
         </w:tc>
@@ -2648,7 +2648,7 @@
               <w:rPr>
                 <w:sz w:val="16"/>
               </w:rPr>
-              <w:t>333종</w:t>
+              <w:t>393종</w:t>
             </w:r>
           </w:p>
         </w:tc>
@@ -2678,7 +2678,7 @@
               <w:rPr>
                 <w:sz w:val="16"/>
               </w:rPr>
-              <w:t>310종</w:t>
+              <w:t>363종</w:t>
             </w:r>
           </w:p>
         </w:tc>
@@ -2708,7 +2708,7 @@
               <w:rPr>
                 <w:sz w:val="16"/>
               </w:rPr>
-              <w:t>301종</w:t>
+              <w:t>348종</w:t>
             </w:r>
           </w:p>
         </w:tc>
@@ -2837,7 +2837,7 @@
               <w:rPr>
                 <w:sz w:val="16"/>
               </w:rPr>
-              <w:t>895종</w:t>
+              <w:t>955종</w:t>
             </w:r>
           </w:p>
         </w:tc>
@@ -2851,7 +2851,7 @@
               <w:rPr>
                 <w:sz w:val="16"/>
               </w:rPr>
-              <w:t>1779/2685  (66.3%)</w:t>
+              <w:t>1805/2865  (63.0%)</w:t>
             </w:r>
           </w:p>
         </w:tc>
@@ -2865,7 +2865,7 @@
               <w:rPr>
                 <w:sz w:val="16"/>
               </w:rPr>
-              <w:t>46.6%</w:t>
+              <w:t>44.5%</w:t>
             </w:r>
           </w:p>
         </w:tc>
@@ -2879,7 +2879,7 @@
               <w:rPr>
                 <w:sz w:val="16"/>
               </w:rPr>
-              <w:t>547종  (61.1%)</w:t>
+              <w:t>547종  (57.3%)</w:t>
             </w:r>
           </w:p>
         </w:tc>
@@ -2893,7 +2893,7 @@
               <w:rPr>
                 <w:sz w:val="16"/>
               </w:rPr>
-              <w:t>215종  (24.0%)</w:t>
+              <w:t>215종  (22.5%)</w:t>
             </w:r>
           </w:p>
         </w:tc>
@@ -2980,7 +2980,7 @@
               <w:rPr>
                 <w:sz w:val="16"/>
               </w:rPr>
-              <w:t>343종</w:t>
+              <w:t>400종</w:t>
             </w:r>
           </w:p>
         </w:tc>
@@ -3010,7 +3010,7 @@
               <w:rPr>
                 <w:sz w:val="16"/>
               </w:rPr>
-              <w:t>310종</w:t>
+              <w:t>363종</w:t>
             </w:r>
           </w:p>
         </w:tc>
@@ -3040,7 +3040,7 @@
               <w:rPr>
                 <w:sz w:val="16"/>
               </w:rPr>
-              <w:t>253종</w:t>
+              <w:t>297종</w:t>
             </w:r>
           </w:p>
         </w:tc>
@@ -3169,7 +3169,7 @@
               <w:rPr>
                 <w:sz w:val="16"/>
               </w:rPr>
-              <w:t>895종</w:t>
+              <w:t>955종</w:t>
             </w:r>
           </w:p>
         </w:tc>
@@ -3183,7 +3183,7 @@
               <w:rPr>
                 <w:sz w:val="16"/>
               </w:rPr>
-              <w:t>2337/3580  (65.3%)</w:t>
+              <w:t>2359/3820  (61.8%)</w:t>
             </w:r>
           </w:p>
         </w:tc>
@@ -3197,7 +3197,7 @@
               <w:rPr>
                 <w:sz w:val="16"/>
               </w:rPr>
-              <w:t>40.8%</w:t>
+              <w:t>38.8%</w:t>
             </w:r>
           </w:p>
         </w:tc>
@@ -3211,7 +3211,7 @@
               <w:rPr>
                 <w:sz w:val="16"/>
               </w:rPr>
-              <w:t>544종  (60.8%)</w:t>
+              <w:t>544종  (57.0%)</w:t>
             </w:r>
           </w:p>
         </w:tc>
@@ -3225,7 +3225,7 @@
               <w:rPr>
                 <w:sz w:val="16"/>
               </w:rPr>
-              <w:t>174종  (19.4%)</w:t>
+              <w:t>174종  (18.2%)</w:t>
             </w:r>
           </w:p>
         </w:tc>
@@ -3312,7 +3312,7 @@
               <w:rPr>
                 <w:sz w:val="16"/>
               </w:rPr>
-              <w:t>333종</w:t>
+              <w:t>393종</w:t>
             </w:r>
           </w:p>
         </w:tc>
@@ -3342,7 +3342,7 @@
               <w:rPr>
                 <w:sz w:val="16"/>
               </w:rPr>
-              <w:t>310종</w:t>
+              <w:t>363종</w:t>
             </w:r>
           </w:p>
         </w:tc>
@@ -3358,7 +3358,7 @@
               <w:rPr>
                 <w:sz w:val="16"/>
               </w:rPr>
-              <w:t>youngs_modulus</w:t>
+              <w:t>expansion_linear</w:t>
             </w:r>
           </w:p>
         </w:tc>
@@ -3372,7 +3372,7 @@
               <w:rPr>
                 <w:sz w:val="16"/>
               </w:rPr>
-              <w:t>301종</w:t>
+              <w:t>357종</w:t>
             </w:r>
           </w:p>
         </w:tc>
@@ -3388,7 +3388,7 @@
               <w:rPr>
                 <w:sz w:val="16"/>
               </w:rPr>
-              <w:t>expansion_linear</w:t>
+              <w:t>youngs_modulus</w:t>
             </w:r>
           </w:p>
         </w:tc>
@@ -3402,7 +3402,7 @@
               <w:rPr>
                 <w:sz w:val="16"/>
               </w:rPr>
-              <w:t>299종</w:t>
+              <w:t>348종</w:t>
             </w:r>
           </w:p>
         </w:tc>
@@ -3531,7 +3531,7 @@
               <w:rPr>
                 <w:sz w:val="16"/>
               </w:rPr>
-              <w:t>305종</w:t>
+              <w:t>319종</w:t>
             </w:r>
           </w:p>
         </w:tc>
@@ -3545,7 +3545,7 @@
               <w:rPr>
                 <w:sz w:val="16"/>
               </w:rPr>
-              <w:t>758/1220  (62.1%)</w:t>
+              <w:t>763/1276  (59.8%)</w:t>
             </w:r>
           </w:p>
         </w:tc>
@@ -3559,7 +3559,7 @@
               <w:rPr>
                 <w:sz w:val="16"/>
               </w:rPr>
-              <w:t>38.5%</w:t>
+              <w:t>37.2%</w:t>
             </w:r>
           </w:p>
         </w:tc>
@@ -3573,7 +3573,7 @@
               <w:rPr>
                 <w:sz w:val="16"/>
               </w:rPr>
-              <w:t>178종  (58.4%)</w:t>
+              <w:t>178종  (55.8%)</w:t>
             </w:r>
           </w:p>
         </w:tc>
@@ -3587,7 +3587,7 @@
               <w:rPr>
                 <w:sz w:val="16"/>
               </w:rPr>
-              <w:t>43종  (14.1%)</w:t>
+              <w:t>43종  (13.5%)</w:t>
             </w:r>
           </w:p>
         </w:tc>
@@ -3674,7 +3674,7 @@
               <w:rPr>
                 <w:sz w:val="16"/>
               </w:rPr>
-              <w:t>121종</w:t>
+              <w:t>135종</w:t>
             </w:r>
           </w:p>
         </w:tc>
@@ -3704,7 +3704,7 @@
               <w:rPr>
                 <w:sz w:val="16"/>
               </w:rPr>
-              <w:t>119종</w:t>
+              <w:t>133종</w:t>
             </w:r>
           </w:p>
         </w:tc>
@@ -3734,7 +3734,7 @@
               <w:rPr>
                 <w:sz w:val="16"/>
               </w:rPr>
-              <w:t>112종</w:t>
+              <w:t>126종</w:t>
             </w:r>
           </w:p>
         </w:tc>
@@ -3764,7 +3764,7 @@
               <w:rPr>
                 <w:sz w:val="16"/>
               </w:rPr>
-              <w:t>110종</w:t>
+              <w:t>119종</w:t>
             </w:r>
           </w:p>
         </w:tc>
@@ -3893,7 +3893,7 @@
               <w:rPr>
                 <w:sz w:val="16"/>
               </w:rPr>
-              <w:t>895종</w:t>
+              <w:t>955종</w:t>
             </w:r>
           </w:p>
         </w:tc>
@@ -3907,7 +3907,7 @@
               <w:rPr>
                 <w:sz w:val="16"/>
               </w:rPr>
-              <w:t>2335/3580  (65.2%)</w:t>
+              <w:t>2361/3820  (61.8%)</w:t>
             </w:r>
           </w:p>
         </w:tc>
@@ -3921,7 +3921,7 @@
               <w:rPr>
                 <w:sz w:val="16"/>
               </w:rPr>
-              <w:t>47.5%</w:t>
+              <w:t>45.2%</w:t>
             </w:r>
           </w:p>
         </w:tc>
@@ -3935,7 +3935,7 @@
               <w:rPr>
                 <w:sz w:val="16"/>
               </w:rPr>
-              <w:t>489종  (54.6%)</w:t>
+              <w:t>489종  (51.2%)</w:t>
             </w:r>
           </w:p>
         </w:tc>
@@ -3949,7 +3949,7 @@
               <w:rPr>
                 <w:sz w:val="16"/>
               </w:rPr>
-              <w:t>192종  (21.5%)</w:t>
+              <w:t>192종  (20.1%)</w:t>
             </w:r>
           </w:p>
         </w:tc>
@@ -4036,7 +4036,7 @@
               <w:rPr>
                 <w:sz w:val="16"/>
               </w:rPr>
-              <w:t>343종</w:t>
+              <w:t>400종</w:t>
             </w:r>
           </w:p>
         </w:tc>
@@ -4066,7 +4066,7 @@
               <w:rPr>
                 <w:sz w:val="16"/>
               </w:rPr>
-              <w:t>339종</w:t>
+              <w:t>399종</w:t>
             </w:r>
           </w:p>
         </w:tc>
@@ -4096,7 +4096,7 @@
               <w:rPr>
                 <w:sz w:val="16"/>
               </w:rPr>
-              <w:t>310종</w:t>
+              <w:t>363종</w:t>
             </w:r>
           </w:p>
         </w:tc>
@@ -4126,7 +4126,7 @@
               <w:rPr>
                 <w:sz w:val="16"/>
               </w:rPr>
-              <w:t>253종</w:t>
+              <w:t>297종</w:t>
             </w:r>
           </w:p>
         </w:tc>
@@ -4255,7 +4255,7 @@
               <w:rPr>
                 <w:sz w:val="16"/>
               </w:rPr>
-              <w:t>659종</w:t>
+              <w:t>683종</w:t>
             </w:r>
           </w:p>
         </w:tc>
@@ -4269,7 +4269,7 @@
               <w:rPr>
                 <w:sz w:val="16"/>
               </w:rPr>
-              <w:t>1747/2636  (66.3%)</w:t>
+              <w:t>1769/2732  (64.8%)</w:t>
             </w:r>
           </w:p>
         </w:tc>
@@ -4283,7 +4283,7 @@
               <w:rPr>
                 <w:sz w:val="16"/>
               </w:rPr>
-              <w:t>44.3%</w:t>
+              <w:t>43.5%</w:t>
             </w:r>
           </w:p>
         </w:tc>
@@ -4297,7 +4297,7 @@
               <w:rPr>
                 <w:sz w:val="16"/>
               </w:rPr>
-              <w:t>363종  (55.1%)</w:t>
+              <w:t>363종  (53.1%)</w:t>
             </w:r>
           </w:p>
         </w:tc>
@@ -4311,7 +4311,7 @@
               <w:rPr>
                 <w:sz w:val="16"/>
               </w:rPr>
-              <w:t>115종  (17.5%)</w:t>
+              <w:t>115종  (16.8%)</w:t>
             </w:r>
           </w:p>
         </w:tc>
@@ -4398,7 +4398,7 @@
               <w:rPr>
                 <w:sz w:val="16"/>
               </w:rPr>
-              <w:t>272종</w:t>
+              <w:t>291종</w:t>
             </w:r>
           </w:p>
         </w:tc>
@@ -4428,7 +4428,7 @@
               <w:rPr>
                 <w:sz w:val="16"/>
               </w:rPr>
-              <w:t>241종</w:t>
+              <w:t>265종</w:t>
             </w:r>
           </w:p>
         </w:tc>
@@ -4458,7 +4458,7 @@
               <w:rPr>
                 <w:sz w:val="16"/>
               </w:rPr>
-              <w:t>224종</w:t>
+              <w:t>244종</w:t>
             </w:r>
           </w:p>
         </w:tc>
@@ -4488,7 +4488,7 @@
               <w:rPr>
                 <w:sz w:val="16"/>
               </w:rPr>
-              <w:t>152종</w:t>
+              <w:t>163종</w:t>
             </w:r>
           </w:p>
         </w:tc>
@@ -4919,7 +4919,7 @@
               <w:rPr>
                 <w:sz w:val="16"/>
               </w:rPr>
-              <w:t>305종</w:t>
+              <w:t>319종</w:t>
             </w:r>
           </w:p>
         </w:tc>
@@ -4933,7 +4933,7 @@
               <w:rPr>
                 <w:sz w:val="16"/>
               </w:rPr>
-              <w:t>355/610  (58.2%)</w:t>
+              <w:t>355/638  (55.6%)</w:t>
             </w:r>
           </w:p>
         </w:tc>
@@ -4947,7 +4947,7 @@
               <w:rPr>
                 <w:sz w:val="16"/>
               </w:rPr>
-              <w:t>46.6%</w:t>
+              <w:t>44.5%</w:t>
             </w:r>
           </w:p>
         </w:tc>
@@ -4961,7 +4961,7 @@
               <w:rPr>
                 <w:sz w:val="16"/>
               </w:rPr>
-              <w:t>141종  (46.2%)</w:t>
+              <w:t>141종  (44.2%)</w:t>
             </w:r>
           </w:p>
         </w:tc>
@@ -4975,7 +4975,7 @@
               <w:rPr>
                 <w:sz w:val="16"/>
               </w:rPr>
-              <w:t>77종  (25.2%)</w:t>
+              <w:t>77종  (24.1%)</w:t>
             </w:r>
           </w:p>
         </w:tc>
@@ -5062,7 +5062,7 @@
               <w:rPr>
                 <w:sz w:val="16"/>
               </w:rPr>
-              <w:t>143종</w:t>
+              <w:t>157종</w:t>
             </w:r>
           </w:p>
         </w:tc>
@@ -5092,7 +5092,7 @@
               <w:rPr>
                 <w:sz w:val="16"/>
               </w:rPr>
-              <w:t>112종</w:t>
+              <w:t>126종</w:t>
             </w:r>
           </w:p>
         </w:tc>
@@ -5221,7 +5221,7 @@
               <w:rPr>
                 <w:sz w:val="16"/>
               </w:rPr>
-              <w:t>895종</w:t>
+              <w:t>955종</w:t>
             </w:r>
           </w:p>
         </w:tc>
@@ -5235,7 +5235,7 @@
               <w:rPr>
                 <w:sz w:val="16"/>
               </w:rPr>
-              <w:t>553/895  (61.8%)</w:t>
+              <w:t>565/955  (59.2%)</w:t>
             </w:r>
           </w:p>
         </w:tc>
@@ -5249,7 +5249,7 @@
               <w:rPr>
                 <w:sz w:val="16"/>
               </w:rPr>
-              <w:t>46.7%</w:t>
+              <w:t>45.0%</w:t>
             </w:r>
           </w:p>
         </w:tc>
@@ -5263,7 +5263,7 @@
               <w:rPr>
                 <w:sz w:val="16"/>
               </w:rPr>
-              <w:t>553종  (61.8%)</w:t>
+              <w:t>565종  (59.2%)</w:t>
             </w:r>
           </w:p>
         </w:tc>
@@ -5277,7 +5277,7 @@
               <w:rPr>
                 <w:sz w:val="16"/>
               </w:rPr>
-              <w:t>418종  (46.7%)</w:t>
+              <w:t>430종  (45.0%)</w:t>
             </w:r>
           </w:p>
         </w:tc>
@@ -5364,7 +5364,7 @@
               <w:rPr>
                 <w:sz w:val="16"/>
               </w:rPr>
-              <w:t>342종</w:t>
+              <w:t>390종</w:t>
             </w:r>
           </w:p>
         </w:tc>
@@ -5493,7 +5493,7 @@
               <w:rPr>
                 <w:sz w:val="16"/>
               </w:rPr>
-              <w:t>453종</w:t>
+              <w:t>511종</w:t>
             </w:r>
           </w:p>
         </w:tc>
@@ -5507,7 +5507,7 @@
               <w:rPr>
                 <w:sz w:val="16"/>
               </w:rPr>
-              <w:t>605/1359  (44.5%)</w:t>
+              <w:t>623/1533  (40.6%)</w:t>
             </w:r>
           </w:p>
         </w:tc>
@@ -5521,7 +5521,7 @@
               <w:rPr>
                 <w:sz w:val="16"/>
               </w:rPr>
-              <w:t>38.4%</w:t>
+              <w:t>35.2%</w:t>
             </w:r>
           </w:p>
         </w:tc>
@@ -5535,7 +5535,7 @@
               <w:rPr>
                 <w:sz w:val="16"/>
               </w:rPr>
-              <w:t>122종  (26.9%)</w:t>
+              <w:t>122종  (23.9%)</w:t>
             </w:r>
           </w:p>
         </w:tc>
@@ -5549,7 +5549,7 @@
               <w:rPr>
                 <w:sz w:val="16"/>
               </w:rPr>
-              <w:t>69종  (15.2%)</w:t>
+              <w:t>69종  (13.5%)</w:t>
             </w:r>
           </w:p>
         </w:tc>
@@ -5636,7 +5636,7 @@
               <w:rPr>
                 <w:sz w:val="16"/>
               </w:rPr>
-              <w:t>330종</w:t>
+              <w:t>388종</w:t>
             </w:r>
           </w:p>
         </w:tc>
@@ -5666,7 +5666,7 @@
               <w:rPr>
                 <w:sz w:val="16"/>
               </w:rPr>
-              <w:t>214종</w:t>
+              <w:t>265종</w:t>
             </w:r>
           </w:p>
         </w:tc>
@@ -5696,7 +5696,7 @@
               <w:rPr>
                 <w:sz w:val="16"/>
               </w:rPr>
-              <w:t>210종</w:t>
+              <w:t>257종</w:t>
             </w:r>
           </w:p>
         </w:tc>
@@ -5825,7 +5825,7 @@
               <w:rPr>
                 <w:sz w:val="16"/>
               </w:rPr>
-              <w:t>62종</w:t>
+              <w:t>63종</w:t>
             </w:r>
           </w:p>
         </w:tc>
@@ -5839,7 +5839,7 @@
               <w:rPr>
                 <w:sz w:val="16"/>
               </w:rPr>
-              <w:t>55/62  (88.7%)</w:t>
+              <w:t>55/63  (87.3%)</w:t>
             </w:r>
           </w:p>
         </w:tc>
@@ -5853,7 +5853,7 @@
               <w:rPr>
                 <w:sz w:val="16"/>
               </w:rPr>
-              <w:t>88.7%</w:t>
+              <w:t>87.3%</w:t>
             </w:r>
           </w:p>
         </w:tc>
@@ -5867,7 +5867,7 @@
               <w:rPr>
                 <w:sz w:val="16"/>
               </w:rPr>
-              <w:t>55종  (88.7%)</w:t>
+              <w:t>55종  (87.3%)</w:t>
             </w:r>
           </w:p>
         </w:tc>
@@ -5881,7 +5881,7 @@
               <w:rPr>
                 <w:sz w:val="16"/>
               </w:rPr>
-              <w:t>55종  (88.7%)</w:t>
+              <w:t>55종  (87.3%)</w:t>
             </w:r>
           </w:p>
         </w:tc>
@@ -5968,7 +5968,7 @@
               <w:rPr>
                 <w:sz w:val="16"/>
               </w:rPr>
-              <w:t>7종</w:t>
+              <w:t>8종</w:t>
             </w:r>
           </w:p>
         </w:tc>
@@ -6269,7 +6269,7 @@
           <w:b w:val="0"/>
           <w:sz w:val="19"/>
         </w:rPr>
-        <w:t>물성 정의 170종 전부에 값이 하나 이상 있다(개통률 100%). 아래는 재료 895종 기준 보유율이다.</w:t>
+        <w:t>물성 정의 170종 전부에 값이 하나 이상 있다(개통률 100%). 아래는 재료 955종 기준 보유율이다.</w:t>
       </w:r>
     </w:p>
     <w:p>
@@ -6410,7 +6410,7 @@
               <w:rPr>
                 <w:sz w:val="15"/>
               </w:rPr>
-              <w:t>642종</w:t>
+              <w:t>658종</w:t>
             </w:r>
           </w:p>
         </w:tc>
@@ -6424,7 +6424,7 @@
               <w:rPr>
                 <w:sz w:val="15"/>
               </w:rPr>
-              <w:t>71.7%  █████████···</w:t>
+              <w:t>68.9%  ████████····</w:t>
             </w:r>
           </w:p>
         </w:tc>
@@ -6438,7 +6438,7 @@
               <w:rPr>
                 <w:sz w:val="15"/>
               </w:rPr>
-              <w:t>941건</w:t>
+              <w:t>957건</w:t>
             </w:r>
           </w:p>
         </w:tc>
@@ -6454,7 +6454,7 @@
               <w:rPr>
                 <w:sz w:val="15"/>
               </w:rPr>
-              <w:t>선팽창계수(CTE)</w:t>
+              <w:t>영률</w:t>
             </w:r>
           </w:p>
         </w:tc>
@@ -6468,7 +6468,7 @@
               <w:rPr>
                 <w:sz w:val="15"/>
               </w:rPr>
-              <w:t>열</w:t>
+              <w:t>기계</w:t>
             </w:r>
           </w:p>
         </w:tc>
@@ -6482,7 +6482,7 @@
               <w:rPr>
                 <w:sz w:val="15"/>
               </w:rPr>
-              <w:t>596종</w:t>
+              <w:t>607종</w:t>
             </w:r>
           </w:p>
         </w:tc>
@@ -6496,7 +6496,7 @@
               <w:rPr>
                 <w:sz w:val="15"/>
               </w:rPr>
-              <w:t>66.6%  ████████····</w:t>
+              <w:t>63.6%  ████████····</w:t>
             </w:r>
           </w:p>
         </w:tc>
@@ -6510,7 +6510,7 @@
               <w:rPr>
                 <w:sz w:val="15"/>
               </w:rPr>
-              <w:t>1347건</w:t>
+              <w:t>1506건</w:t>
             </w:r>
           </w:p>
         </w:tc>
@@ -6526,7 +6526,7 @@
               <w:rPr>
                 <w:sz w:val="15"/>
               </w:rPr>
-              <w:t>영률</w:t>
+              <w:t>선팽창계수(CTE)</w:t>
             </w:r>
           </w:p>
         </w:tc>
@@ -6540,7 +6540,7 @@
               <w:rPr>
                 <w:sz w:val="15"/>
               </w:rPr>
-              <w:t>기계</w:t>
+              <w:t>열</w:t>
             </w:r>
           </w:p>
         </w:tc>
@@ -6554,7 +6554,7 @@
               <w:rPr>
                 <w:sz w:val="15"/>
               </w:rPr>
-              <w:t>594종</w:t>
+              <w:t>598종</w:t>
             </w:r>
           </w:p>
         </w:tc>
@@ -6568,7 +6568,7 @@
               <w:rPr>
                 <w:sz w:val="15"/>
               </w:rPr>
-              <w:t>66.4%  ████████····</w:t>
+              <w:t>62.6%  ████████····</w:t>
             </w:r>
           </w:p>
         </w:tc>
@@ -6582,7 +6582,7 @@
               <w:rPr>
                 <w:sz w:val="15"/>
               </w:rPr>
-              <w:t>1490건</w:t>
+              <w:t>1352건</w:t>
             </w:r>
           </w:p>
         </w:tc>
@@ -6626,7 +6626,7 @@
               <w:rPr>
                 <w:sz w:val="15"/>
               </w:rPr>
-              <w:t>585종</w:t>
+              <w:t>592종</w:t>
             </w:r>
           </w:p>
         </w:tc>
@@ -6640,7 +6640,7 @@
               <w:rPr>
                 <w:sz w:val="15"/>
               </w:rPr>
-              <w:t>65.4%  ████████····</w:t>
+              <w:t>62.0%  ███████·····</w:t>
             </w:r>
           </w:p>
         </w:tc>
@@ -6654,7 +6654,7 @@
               <w:rPr>
                 <w:sz w:val="15"/>
               </w:rPr>
-              <w:t>854건</w:t>
+              <w:t>861건</w:t>
             </w:r>
           </w:p>
         </w:tc>
@@ -6712,7 +6712,7 @@
               <w:rPr>
                 <w:sz w:val="15"/>
               </w:rPr>
-              <w:t>62.8%  ████████····</w:t>
+              <w:t>58.8%  ███████·····</w:t>
             </w:r>
           </w:p>
         </w:tc>
@@ -6770,7 +6770,7 @@
               <w:rPr>
                 <w:sz w:val="15"/>
               </w:rPr>
-              <w:t>552종</w:t>
+              <w:t>555종</w:t>
             </w:r>
           </w:p>
         </w:tc>
@@ -6784,7 +6784,7 @@
               <w:rPr>
                 <w:sz w:val="15"/>
               </w:rPr>
-              <w:t>61.7%  ███████·····</w:t>
+              <w:t>58.1%  ███████·····</w:t>
             </w:r>
           </w:p>
         </w:tc>
@@ -6798,7 +6798,7 @@
               <w:rPr>
                 <w:sz w:val="15"/>
               </w:rPr>
-              <w:t>621건</w:t>
+              <w:t>624건</w:t>
             </w:r>
           </w:p>
         </w:tc>
@@ -6856,7 +6856,7 @@
               <w:rPr>
                 <w:sz w:val="15"/>
               </w:rPr>
-              <w:t>47.7%  ██████······</w:t>
+              <w:t>44.7%  █████·······</w:t>
             </w:r>
           </w:p>
         </w:tc>
@@ -6914,7 +6914,7 @@
               <w:rPr>
                 <w:sz w:val="15"/>
               </w:rPr>
-              <w:t>417종</w:t>
+              <w:t>422종</w:t>
             </w:r>
           </w:p>
         </w:tc>
@@ -6928,7 +6928,7 @@
               <w:rPr>
                 <w:sz w:val="15"/>
               </w:rPr>
-              <w:t>46.6%  ██████······</w:t>
+              <w:t>44.2%  █████·······</w:t>
             </w:r>
           </w:p>
         </w:tc>
@@ -6942,7 +6942,7 @@
               <w:rPr>
                 <w:sz w:val="15"/>
               </w:rPr>
-              <w:t>689건</w:t>
+              <w:t>694건</w:t>
             </w:r>
           </w:p>
         </w:tc>
@@ -6986,7 +6986,7 @@
               <w:rPr>
                 <w:sz w:val="15"/>
               </w:rPr>
-              <w:t>395종</w:t>
+              <w:t>398종</w:t>
             </w:r>
           </w:p>
         </w:tc>
@@ -7000,7 +7000,7 @@
               <w:rPr>
                 <w:sz w:val="15"/>
               </w:rPr>
-              <w:t>44.1%  █████·······</w:t>
+              <w:t>41.7%  █████·······</w:t>
             </w:r>
           </w:p>
         </w:tc>
@@ -7014,7 +7014,7 @@
               <w:rPr>
                 <w:sz w:val="15"/>
               </w:rPr>
-              <w:t>641건</w:t>
+              <w:t>644건</w:t>
             </w:r>
           </w:p>
         </w:tc>
@@ -7072,7 +7072,7 @@
               <w:rPr>
                 <w:sz w:val="15"/>
               </w:rPr>
-              <w:t>43.4%  █████·······</w:t>
+              <w:t>40.6%  █████·······</w:t>
             </w:r>
           </w:p>
         </w:tc>
@@ -7144,7 +7144,7 @@
               <w:rPr>
                 <w:sz w:val="15"/>
               </w:rPr>
-              <w:t>42.1%  █████·······</w:t>
+              <w:t>39.5%  █████·······</w:t>
             </w:r>
           </w:p>
         </w:tc>
@@ -7216,7 +7216,7 @@
               <w:rPr>
                 <w:sz w:val="15"/>
               </w:rPr>
-              <w:t>31.3%  ████········</w:t>
+              <w:t>29.3%  ████········</w:t>
             </w:r>
           </w:p>
         </w:tc>
@@ -7274,7 +7274,7 @@
               <w:rPr>
                 <w:sz w:val="15"/>
               </w:rPr>
-              <w:t>265종</w:t>
+              <w:t>273종</w:t>
             </w:r>
           </w:p>
         </w:tc>
@@ -7288,7 +7288,7 @@
               <w:rPr>
                 <w:sz w:val="15"/>
               </w:rPr>
-              <w:t>29.6%  ████········</w:t>
+              <w:t>28.6%  ███·········</w:t>
             </w:r>
           </w:p>
         </w:tc>
@@ -7302,7 +7302,7 @@
               <w:rPr>
                 <w:sz w:val="15"/>
               </w:rPr>
-              <w:t>382건</w:t>
+              <w:t>390건</w:t>
             </w:r>
           </w:p>
         </w:tc>
@@ -7360,7 +7360,7 @@
               <w:rPr>
                 <w:sz w:val="15"/>
               </w:rPr>
-              <w:t>24.4%  ███·········</w:t>
+              <w:t>22.8%  ███·········</w:t>
             </w:r>
           </w:p>
         </w:tc>
@@ -7432,7 +7432,7 @@
               <w:rPr>
                 <w:sz w:val="15"/>
               </w:rPr>
-              <w:t>23.1%  ███·········</w:t>
+              <w:t>21.7%  ███·········</w:t>
             </w:r>
           </w:p>
         </w:tc>
@@ -7490,7 +7490,7 @@
               <w:rPr>
                 <w:sz w:val="15"/>
               </w:rPr>
-              <w:t>175종</w:t>
+              <w:t>180종</w:t>
             </w:r>
           </w:p>
         </w:tc>
@@ -7504,7 +7504,7 @@
               <w:rPr>
                 <w:sz w:val="15"/>
               </w:rPr>
-              <w:t>19.6%  ██··········</w:t>
+              <w:t>18.8%  ██··········</w:t>
             </w:r>
           </w:p>
         </w:tc>
@@ -7518,7 +7518,7 @@
               <w:rPr>
                 <w:sz w:val="15"/>
               </w:rPr>
-              <w:t>236건</w:t>
+              <w:t>241건</w:t>
             </w:r>
           </w:p>
         </w:tc>
@@ -7576,7 +7576,7 @@
               <w:rPr>
                 <w:sz w:val="15"/>
               </w:rPr>
-              <w:t>19.4%  ██··········</w:t>
+              <w:t>18.2%  ██··········</w:t>
             </w:r>
           </w:p>
         </w:tc>
@@ -7648,7 +7648,7 @@
               <w:rPr>
                 <w:sz w:val="15"/>
               </w:rPr>
-              <w:t>19.4%  ██··········</w:t>
+              <w:t>18.2%  ██··········</w:t>
             </w:r>
           </w:p>
         </w:tc>
@@ -7706,7 +7706,7 @@
               <w:rPr>
                 <w:sz w:val="15"/>
               </w:rPr>
-              <w:t>171종</w:t>
+              <w:t>173종</w:t>
             </w:r>
           </w:p>
         </w:tc>
@@ -7720,7 +7720,7 @@
               <w:rPr>
                 <w:sz w:val="15"/>
               </w:rPr>
-              <w:t>19.1%  ██··········</w:t>
+              <w:t>18.1%  ██··········</w:t>
             </w:r>
           </w:p>
         </w:tc>
@@ -7734,7 +7734,7 @@
               <w:rPr>
                 <w:sz w:val="15"/>
               </w:rPr>
-              <w:t>517건</w:t>
+              <w:t>520건</w:t>
             </w:r>
           </w:p>
         </w:tc>
@@ -7792,7 +7792,7 @@
               <w:rPr>
                 <w:sz w:val="15"/>
               </w:rPr>
-              <w:t>18.0%  ██··········</w:t>
+              <w:t>16.9%  ██··········</w:t>
             </w:r>
           </w:p>
         </w:tc>
@@ -9482,7 +9482,7 @@
               <w:rPr>
                 <w:sz w:val="16"/>
               </w:rPr>
-              <w:t>12,623건</w:t>
+              <w:t>12,655건</w:t>
             </w:r>
           </w:p>
         </w:tc>
@@ -9540,7 +9540,7 @@
               <w:rPr>
                 <w:sz w:val="16"/>
               </w:rPr>
-              <w:t>4,355건</w:t>
+              <w:t>4,396건</w:t>
             </w:r>
           </w:p>
         </w:tc>
@@ -9554,7 +9554,7 @@
               <w:rPr>
                 <w:sz w:val="16"/>
               </w:rPr>
-              <w:t>161종</w:t>
+              <w:t>163종</w:t>
             </w:r>
           </w:p>
         </w:tc>
@@ -9598,7 +9598,7 @@
               <w:rPr>
                 <w:sz w:val="16"/>
               </w:rPr>
-              <w:t>2,153건</w:t>
+              <w:t>2,198건</w:t>
             </w:r>
           </w:p>
         </w:tc>
@@ -9612,7 +9612,7 @@
               <w:rPr>
                 <w:sz w:val="16"/>
               </w:rPr>
-              <w:t>129종</w:t>
+              <w:t>131종</w:t>
             </w:r>
           </w:p>
         </w:tc>
@@ -9656,7 +9656,7 @@
               <w:rPr>
                 <w:sz w:val="16"/>
               </w:rPr>
-              <w:t>1,763건</w:t>
+              <w:t>1,783건</w:t>
             </w:r>
           </w:p>
         </w:tc>
@@ -9670,7 +9670,7 @@
               <w:rPr>
                 <w:sz w:val="16"/>
               </w:rPr>
-              <w:t>103종</w:t>
+              <w:t>104종</w:t>
             </w:r>
           </w:p>
         </w:tc>
@@ -9772,7 +9772,7 @@
               <w:rPr>
                 <w:sz w:val="16"/>
               </w:rPr>
-              <w:t>920건</w:t>
+              <w:t>987건</w:t>
             </w:r>
           </w:p>
         </w:tc>
@@ -9786,7 +9786,7 @@
               <w:rPr>
                 <w:sz w:val="16"/>
               </w:rPr>
-              <w:t>35종</w:t>
+              <w:t>38종</w:t>
             </w:r>
           </w:p>
         </w:tc>
@@ -9830,7 +9830,7 @@
               <w:rPr>
                 <w:sz w:val="16"/>
               </w:rPr>
-              <w:t>799건</w:t>
+              <w:t>805건</w:t>
             </w:r>
           </w:p>
         </w:tc>
@@ -9888,7 +9888,7 @@
               <w:rPr>
                 <w:sz w:val="16"/>
               </w:rPr>
-              <w:t>378건</w:t>
+              <w:t>380건</w:t>
             </w:r>
           </w:p>
         </w:tc>
@@ -9902,7 +9902,7 @@
               <w:rPr>
                 <w:sz w:val="16"/>
               </w:rPr>
-              <w:t>37종</w:t>
+              <w:t>38종</w:t>
             </w:r>
           </w:p>
         </w:tc>
@@ -9946,7 +9946,7 @@
               <w:rPr>
                 <w:sz w:val="16"/>
               </w:rPr>
-              <w:t>242건</w:t>
+              <w:t>266건</w:t>
             </w:r>
           </w:p>
         </w:tc>
@@ -9960,7 +9960,7 @@
               <w:rPr>
                 <w:sz w:val="16"/>
               </w:rPr>
-              <w:t>23종</w:t>
+              <w:t>24종</w:t>
             </w:r>
           </w:p>
         </w:tc>
@@ -10191,7 +10191,7 @@
               <w:rPr>
                 <w:sz w:val="16"/>
               </w:rPr>
-              <w:t>394종</w:t>
+              <w:t>396종</w:t>
             </w:r>
           </w:p>
         </w:tc>
@@ -10205,7 +10205,7 @@
               <w:rPr>
                 <w:sz w:val="16"/>
               </w:rPr>
-              <w:t>10,468건</w:t>
+              <w:t>10,487건</w:t>
             </w:r>
           </w:p>
         </w:tc>
@@ -10219,7 +10219,7 @@
               <w:rPr>
                 <w:sz w:val="16"/>
               </w:rPr>
-              <w:t>26.6</w:t>
+              <w:t>26.5</w:t>
             </w:r>
           </w:p>
         </w:tc>
@@ -10249,7 +10249,7 @@
               <w:rPr>
                 <w:sz w:val="16"/>
               </w:rPr>
-              <w:t>217종</w:t>
+              <w:t>239종</w:t>
             </w:r>
           </w:p>
         </w:tc>
@@ -10263,7 +10263,7 @@
               <w:rPr>
                 <w:sz w:val="16"/>
               </w:rPr>
-              <w:t>6,559건</w:t>
+              <w:t>6,651건</w:t>
             </w:r>
           </w:p>
         </w:tc>
@@ -10277,7 +10277,7 @@
               <w:rPr>
                 <w:sz w:val="16"/>
               </w:rPr>
-              <w:t>30.2</w:t>
+              <w:t>27.8</w:t>
             </w:r>
           </w:p>
         </w:tc>
@@ -10307,7 +10307,7 @@
               <w:rPr>
                 <w:sz w:val="16"/>
               </w:rPr>
-              <w:t>123종</w:t>
+              <w:t>159종</w:t>
             </w:r>
           </w:p>
         </w:tc>
@@ -10321,7 +10321,7 @@
               <w:rPr>
                 <w:sz w:val="16"/>
               </w:rPr>
-              <w:t>4,275건</w:t>
+              <w:t>4,401건</w:t>
             </w:r>
           </w:p>
         </w:tc>
@@ -10335,7 +10335,7 @@
               <w:rPr>
                 <w:sz w:val="16"/>
               </w:rPr>
-              <w:t>34.8</w:t>
+              <w:t>27.7</w:t>
             </w:r>
           </w:p>
         </w:tc>
@@ -10655,7 +10655,7 @@
               <w:rPr>
                 <w:sz w:val="16"/>
               </w:rPr>
-              <w:t>12,968</w:t>
+              <w:t>13,179</w:t>
             </w:r>
           </w:p>
         </w:tc>
@@ -10669,7 +10669,7 @@
               <w:rPr>
                 <w:sz w:val="16"/>
               </w:rPr>
-              <w:t>51.9%</w:t>
+              <w:t>52.2%</w:t>
             </w:r>
           </w:p>
         </w:tc>
@@ -10771,7 +10771,7 @@
               <w:rPr>
                 <w:sz w:val="16"/>
               </w:rPr>
-              <w:t>5,757</w:t>
+              <w:t>5,780</w:t>
             </w:r>
           </w:p>
         </w:tc>
@@ -10785,7 +10785,7 @@
               <w:rPr>
                 <w:sz w:val="16"/>
               </w:rPr>
-              <w:t>23.0%</w:t>
+              <w:t>22.9%</w:t>
             </w:r>
           </w:p>
         </w:tc>
@@ -10829,7 +10829,7 @@
               <w:rPr>
                 <w:sz w:val="16"/>
               </w:rPr>
-              <w:t>4,487</w:t>
+              <w:t>4,490</w:t>
             </w:r>
           </w:p>
         </w:tc>
@@ -10843,7 +10843,7 @@
               <w:rPr>
                 <w:sz w:val="16"/>
               </w:rPr>
-              <w:t>18.0%</w:t>
+              <w:t>17.8%</w:t>
             </w:r>
           </w:p>
         </w:tc>
@@ -10859,7 +10859,7 @@
           <w:b w:val="0"/>
           <w:sz w:val="19"/>
         </w:rPr>
-        <w:t>가정값 4,395건은 조건에 assumption 표지가 붙어 UI·카드에 “가정”으로 표시된다. 대표값 선택에서 실측에 밀리므로, 나중에 실측이 들어오면 자동으로 대체된다.</w:t>
+        <w:t>가정값 4,398건은 조건에 assumption 표지가 붙어 UI·카드에 “가정”으로 표시된다. 대표값 선택에서 실측에 밀리므로, 나중에 실측이 들어오면 자동으로 대체된다.</w:t>
       </w:r>
     </w:p>
     <w:p>
@@ -10972,7 +10972,7 @@
               <w:rPr>
                 <w:sz w:val="16"/>
               </w:rPr>
-              <w:t>845</w:t>
+              <w:t>869</w:t>
             </w:r>
           </w:p>
         </w:tc>
@@ -11310,7 +11310,7 @@
               <w:rPr>
                 <w:sz w:val="15"/>
               </w:rPr>
-              <w:t>낙하·충격 준비율 51.5%</w:t>
+              <w:t>낙하·충격 준비율 48.3%</w:t>
             </w:r>
           </w:p>
         </w:tc>
@@ -11368,7 +11368,7 @@
               <w:rPr>
                 <w:sz w:val="15"/>
               </w:rPr>
-              <w:t>열전달·방열 준비율 61.1% · 결로 두 갈래를 동시에 막는다</w:t>
+              <w:t>열전달·방열 준비율 57.3% · 결로 두 갈래를 동시에 막는다</w:t>
             </w:r>
           </w:p>
         </w:tc>
@@ -11426,7 +11426,7 @@
               <w:rPr>
                 <w:sz w:val="15"/>
               </w:rPr>
-              <w:t>폴더블 벤딩 준비율 58.4%</w:t>
+              <w:t>폴더블 벤딩 준비율 55.8%</w:t>
             </w:r>
           </w:p>
         </w:tc>
@@ -11484,7 +11484,7 @@
               <w:rPr>
                 <w:sz w:val="15"/>
               </w:rPr>
-              <w:t>결로(표면) 준비율 54.6%</w:t>
+              <w:t>결로(표면) 준비율 51.2%</w:t>
             </w:r>
           </w:p>
         </w:tc>
@@ -11542,7 +11542,7 @@
               <w:rPr>
                 <w:sz w:val="15"/>
               </w:rPr>
-              <w:t>피로·수명 준비율 26.9%</w:t>
+              <w:t>피로·수명 준비율 23.9%</w:t>
             </w:r>
           </w:p>
         </w:tc>
@@ -11600,7 +11600,7 @@
               <w:rPr>
                 <w:sz w:val="15"/>
               </w:rPr>
-              <w:t>산소소광-발광체 준비율 88.7% · 산소확산-매트릭스 준비율 58.3%</w:t>
+              <w:t>산소소광-발광체 준비율 87.3% · 산소확산-매트릭스 준비율 58.3%</w:t>
             </w:r>
           </w:p>
         </w:tc>

--- a/MaterialTwin_물성확보현황_해석가능성.docx
+++ b/MaterialTwin_물성확보현황_해석가능성.docx
@@ -31,7 +31,7 @@
           <w:color w:val="606060"/>
           <w:sz w:val="18"/>
         </w:rPr>
-        <w:t>2026-08-14 · 재료 955종 · 물성값 25,230건 · 출처 2,294건 · 물성 정의 170종</w:t>
+        <w:t>2026-08-14 · 재료 951종 · 물성값 25,242건 · 출처 2,294건 · 물성 정의 170종</w:t>
       </w:r>
     </w:p>
     <w:p/>
@@ -52,7 +52,7 @@
           <w:b/>
           <w:sz w:val="22"/>
         </w:rPr>
-        <w:t>13개 해석이 요구하는 (재료 × 필수물성) 격자 25,570칸 중 15,310칸이 채워졌다 — 전체 59.9%.</w:t>
+        <w:t>13개 해석이 요구하는 (재료 × 필수물성) 격자 25,462칸 중 15,311칸이 채워졌다 — 전체 60.1%.</w:t>
       </w:r>
     </w:p>
     <w:p>
@@ -269,7 +269,7 @@
           <w:b/>
           <w:sz w:val="19"/>
         </w:rPr>
-        <w:t>셀 채움률이 높아도 재료 준비율은 낮을 수 있다. 재료마다 비어 있는 칸이 다르면 그렇게 된다 — 피로·수명이 정확히 그 경우다(셀 40.6% vs 준비 23.9%). **수집 진척과 해석 가능성을 같은 숫자로 말하면 안 된다.**</w:t>
+        <w:t>셀 채움률이 높아도 재료 준비율은 낮을 수 있다. 재료마다 비어 있는 칸이 다르면 그렇게 된다 — 피로·수명이 정확히 그 경우다(셀 41.0% vs 준비 24.1%). **수집 진척과 해석 가능성을 같은 숫자로 말하면 안 된다.**</w:t>
       </w:r>
     </w:p>
     <w:p>
@@ -428,7 +428,7 @@
               <w:rPr>
                 <w:sz w:val="15"/>
               </w:rPr>
-              <w:t>955</w:t>
+              <w:t>951</w:t>
             </w:r>
           </w:p>
         </w:tc>
@@ -442,7 +442,7 @@
               <w:rPr>
                 <w:sz w:val="15"/>
               </w:rPr>
-              <w:t>1761/2865</w:t>
+              <w:t>1761/2853</w:t>
             </w:r>
           </w:p>
         </w:tc>
@@ -456,7 +456,7 @@
               <w:rPr>
                 <w:sz w:val="15"/>
               </w:rPr>
-              <w:t>61.5%  ██████····</w:t>
+              <w:t>61.7%  ██████····</w:t>
             </w:r>
           </w:p>
         </w:tc>
@@ -470,7 +470,7 @@
               <w:rPr>
                 <w:sz w:val="15"/>
               </w:rPr>
-              <w:t>37.8%</w:t>
+              <w:t>38.0%</w:t>
             </w:r>
           </w:p>
         </w:tc>
@@ -484,7 +484,7 @@
               <w:rPr>
                 <w:sz w:val="15"/>
               </w:rPr>
-              <w:t>560  (58.6%)</w:t>
+              <w:t>560  (58.9%)</w:t>
             </w:r>
           </w:p>
         </w:tc>
@@ -498,7 +498,7 @@
               <w:rPr>
                 <w:sz w:val="15"/>
               </w:rPr>
-              <w:t>poisson_ratio — 393종</w:t>
+              <w:t>poisson_ratio — 389종</w:t>
             </w:r>
           </w:p>
         </w:tc>
@@ -528,7 +528,7 @@
               <w:rPr>
                 <w:sz w:val="15"/>
               </w:rPr>
-              <w:t>955</w:t>
+              <w:t>951</w:t>
             </w:r>
           </w:p>
         </w:tc>
@@ -542,7 +542,7 @@
               <w:rPr>
                 <w:sz w:val="15"/>
               </w:rPr>
-              <w:t>2725/4775</w:t>
+              <w:t>2725/4755</w:t>
             </w:r>
           </w:p>
         </w:tc>
@@ -556,7 +556,7 @@
               <w:rPr>
                 <w:sz w:val="15"/>
               </w:rPr>
-              <w:t>57.1%  ██████····</w:t>
+              <w:t>57.3%  ██████····</w:t>
             </w:r>
           </w:p>
         </w:tc>
@@ -570,7 +570,7 @@
               <w:rPr>
                 <w:sz w:val="15"/>
               </w:rPr>
-              <w:t>30.8%</w:t>
+              <w:t>31.0%</w:t>
             </w:r>
           </w:p>
         </w:tc>
@@ -584,7 +584,7 @@
               <w:rPr>
                 <w:sz w:val="15"/>
               </w:rPr>
-              <w:t>461  (48.3%)</w:t>
+              <w:t>461  (48.5%)</w:t>
             </w:r>
           </w:p>
         </w:tc>
@@ -598,7 +598,7 @@
               <w:rPr>
                 <w:sz w:val="15"/>
               </w:rPr>
-              <w:t>yield_strength | tensile_strength+el — 483종</w:t>
+              <w:t>yield_strength | tensile_strength+el — 479종</w:t>
             </w:r>
           </w:p>
         </w:tc>
@@ -628,7 +628,7 @@
               <w:rPr>
                 <w:sz w:val="15"/>
               </w:rPr>
-              <w:t>955</w:t>
+              <w:t>951</w:t>
             </w:r>
           </w:p>
         </w:tc>
@@ -642,7 +642,7 @@
               <w:rPr>
                 <w:sz w:val="15"/>
               </w:rPr>
-              <w:t>1805/2865</w:t>
+              <w:t>1805/2853</w:t>
             </w:r>
           </w:p>
         </w:tc>
@@ -656,7 +656,7 @@
               <w:rPr>
                 <w:sz w:val="15"/>
               </w:rPr>
-              <w:t>63.0%  ██████····</w:t>
+              <w:t>63.3%  ██████····</w:t>
             </w:r>
           </w:p>
         </w:tc>
@@ -670,7 +670,7 @@
               <w:rPr>
                 <w:sz w:val="15"/>
               </w:rPr>
-              <w:t>44.5%</w:t>
+              <w:t>44.7%</w:t>
             </w:r>
           </w:p>
         </w:tc>
@@ -684,7 +684,7 @@
               <w:rPr>
                 <w:sz w:val="15"/>
               </w:rPr>
-              <w:t>547  (57.3%)</w:t>
+              <w:t>547  (57.5%)</w:t>
             </w:r>
           </w:p>
         </w:tc>
@@ -698,7 +698,7 @@
               <w:rPr>
                 <w:sz w:val="15"/>
               </w:rPr>
-              <w:t>specific_heat — 400종</w:t>
+              <w:t>specific_heat — 396종</w:t>
             </w:r>
           </w:p>
         </w:tc>
@@ -728,7 +728,7 @@
               <w:rPr>
                 <w:sz w:val="15"/>
               </w:rPr>
-              <w:t>955</w:t>
+              <w:t>951</w:t>
             </w:r>
           </w:p>
         </w:tc>
@@ -742,7 +742,7 @@
               <w:rPr>
                 <w:sz w:val="15"/>
               </w:rPr>
-              <w:t>2359/3820</w:t>
+              <w:t>2359/3804</w:t>
             </w:r>
           </w:p>
         </w:tc>
@@ -756,7 +756,7 @@
               <w:rPr>
                 <w:sz w:val="15"/>
               </w:rPr>
-              <w:t>61.8%  ██████····</w:t>
+              <w:t>62.0%  ██████····</w:t>
             </w:r>
           </w:p>
         </w:tc>
@@ -770,7 +770,7 @@
               <w:rPr>
                 <w:sz w:val="15"/>
               </w:rPr>
-              <w:t>38.8%</w:t>
+              <w:t>39.0%</w:t>
             </w:r>
           </w:p>
         </w:tc>
@@ -784,7 +784,7 @@
               <w:rPr>
                 <w:sz w:val="15"/>
               </w:rPr>
-              <w:t>544  (57.0%)</w:t>
+              <w:t>544  (57.2%)</w:t>
             </w:r>
           </w:p>
         </w:tc>
@@ -798,7 +798,7 @@
               <w:rPr>
                 <w:sz w:val="15"/>
               </w:rPr>
-              <w:t>poisson_ratio — 393종</w:t>
+              <w:t>poisson_ratio — 389종</w:t>
             </w:r>
           </w:p>
         </w:tc>
@@ -928,7 +928,7 @@
               <w:rPr>
                 <w:sz w:val="15"/>
               </w:rPr>
-              <w:t>955</w:t>
+              <w:t>951</w:t>
             </w:r>
           </w:p>
         </w:tc>
@@ -942,7 +942,7 @@
               <w:rPr>
                 <w:sz w:val="15"/>
               </w:rPr>
-              <w:t>2361/3820</w:t>
+              <w:t>2361/3804</w:t>
             </w:r>
           </w:p>
         </w:tc>
@@ -956,7 +956,7 @@
               <w:rPr>
                 <w:sz w:val="15"/>
               </w:rPr>
-              <w:t>61.8%  ██████····</w:t>
+              <w:t>62.1%  ██████····</w:t>
             </w:r>
           </w:p>
         </w:tc>
@@ -970,7 +970,7 @@
               <w:rPr>
                 <w:sz w:val="15"/>
               </w:rPr>
-              <w:t>45.2%</w:t>
+              <w:t>45.3%</w:t>
             </w:r>
           </w:p>
         </w:tc>
@@ -984,7 +984,7 @@
               <w:rPr>
                 <w:sz w:val="15"/>
               </w:rPr>
-              <w:t>489  (51.2%)</w:t>
+              <w:t>489  (51.4%)</w:t>
             </w:r>
           </w:p>
         </w:tc>
@@ -998,7 +998,7 @@
               <w:rPr>
                 <w:sz w:val="15"/>
               </w:rPr>
-              <w:t>specific_heat — 400종</w:t>
+              <w:t>specific_heat — 396종</w:t>
             </w:r>
           </w:p>
         </w:tc>
@@ -1028,7 +1028,7 @@
               <w:rPr>
                 <w:sz w:val="15"/>
               </w:rPr>
-              <w:t>683</w:t>
+              <w:t>679</w:t>
             </w:r>
           </w:p>
         </w:tc>
@@ -1042,7 +1042,7 @@
               <w:rPr>
                 <w:sz w:val="15"/>
               </w:rPr>
-              <w:t>1769/2732</w:t>
+              <w:t>1770/2716</w:t>
             </w:r>
           </w:p>
         </w:tc>
@@ -1056,7 +1056,7 @@
               <w:rPr>
                 <w:sz w:val="15"/>
               </w:rPr>
-              <w:t>64.8%  ██████····</w:t>
+              <w:t>65.2%  ███████···</w:t>
             </w:r>
           </w:p>
         </w:tc>
@@ -1070,7 +1070,7 @@
               <w:rPr>
                 <w:sz w:val="15"/>
               </w:rPr>
-              <w:t>43.5%</w:t>
+              <w:t>43.8%</w:t>
             </w:r>
           </w:p>
         </w:tc>
@@ -1084,7 +1084,7 @@
               <w:rPr>
                 <w:sz w:val="15"/>
               </w:rPr>
-              <w:t>363  (53.1%)</w:t>
+              <w:t>363  (53.5%)</w:t>
             </w:r>
           </w:p>
         </w:tc>
@@ -1098,7 +1098,7 @@
               <w:rPr>
                 <w:sz w:val="15"/>
               </w:rPr>
-              <w:t>water_vapor_transmission | gas_perme — 291종</w:t>
+              <w:t>water_vapor_transmission | gas_perme — 286종</w:t>
             </w:r>
           </w:p>
         </w:tc>
@@ -1328,7 +1328,7 @@
               <w:rPr>
                 <w:sz w:val="15"/>
               </w:rPr>
-              <w:t>955</w:t>
+              <w:t>951</w:t>
             </w:r>
           </w:p>
         </w:tc>
@@ -1342,7 +1342,7 @@
               <w:rPr>
                 <w:sz w:val="15"/>
               </w:rPr>
-              <w:t>565/955</w:t>
+              <w:t>565/951</w:t>
             </w:r>
           </w:p>
         </w:tc>
@@ -1356,7 +1356,7 @@
               <w:rPr>
                 <w:sz w:val="15"/>
               </w:rPr>
-              <w:t>59.2%  ██████····</w:t>
+              <w:t>59.4%  ██████····</w:t>
             </w:r>
           </w:p>
         </w:tc>
@@ -1370,7 +1370,7 @@
               <w:rPr>
                 <w:sz w:val="15"/>
               </w:rPr>
-              <w:t>45.0%</w:t>
+              <w:t>45.2%</w:t>
             </w:r>
           </w:p>
         </w:tc>
@@ -1384,7 +1384,7 @@
               <w:rPr>
                 <w:sz w:val="15"/>
               </w:rPr>
-              <w:t>565  (59.2%)</w:t>
+              <w:t>565  (59.4%)</w:t>
             </w:r>
           </w:p>
         </w:tc>
@@ -1398,7 +1398,7 @@
               <w:rPr>
                 <w:sz w:val="15"/>
               </w:rPr>
-              <w:t>dielectric_constant | resistivity_vo — 390종</w:t>
+              <w:t>dielectric_constant | resistivity_vo — 386종</w:t>
             </w:r>
           </w:p>
         </w:tc>
@@ -1428,7 +1428,7 @@
               <w:rPr>
                 <w:sz w:val="15"/>
               </w:rPr>
-              <w:t>511</w:t>
+              <w:t>507</w:t>
             </w:r>
           </w:p>
         </w:tc>
@@ -1442,7 +1442,7 @@
               <w:rPr>
                 <w:sz w:val="15"/>
               </w:rPr>
-              <w:t>623/1533</w:t>
+              <w:t>623/1521</w:t>
             </w:r>
           </w:p>
         </w:tc>
@@ -1456,7 +1456,7 @@
               <w:rPr>
                 <w:sz w:val="15"/>
               </w:rPr>
-              <w:t>40.6%  ████······</w:t>
+              <w:t>41.0%  ████······</w:t>
             </w:r>
           </w:p>
         </w:tc>
@@ -1470,7 +1470,7 @@
               <w:rPr>
                 <w:sz w:val="15"/>
               </w:rPr>
-              <w:t>35.2%</w:t>
+              <w:t>35.5%</w:t>
             </w:r>
           </w:p>
         </w:tc>
@@ -1484,7 +1484,7 @@
               <w:rPr>
                 <w:sz w:val="15"/>
               </w:rPr>
-              <w:t>122  (23.9%)</w:t>
+              <w:t>122  (24.1%)</w:t>
             </w:r>
           </w:p>
         </w:tc>
@@ -1498,7 +1498,7 @@
               <w:rPr>
                 <w:sz w:val="15"/>
               </w:rPr>
-              <w:t>fatigue_strength_coefficient | fatig — 388종</w:t>
+              <w:t>fatigue_strength_coefficient | fatig — 384종</w:t>
             </w:r>
           </w:p>
         </w:tc>
@@ -1714,7 +1714,7 @@
           <w:b/>
           <w:sz w:val="19"/>
         </w:rPr>
-        <w:t>**실측기반**은 tier4(가정·계산)를 뺀 값이다. 두 열의 차이 약 5,159칸이 가정값으로 채워진 부분이다. 해석을 돌리기 위해 칸을 닫는 것과, 그 값이 실측에 근거하는 것은 다른 문제다 — 둘을 나란히 둔다.</w:t>
+        <w:t>**실측기반**은 tier4(가정·계산)를 뺀 값이다. 두 열의 차이 약 5,156칸이 가정값으로 채워진 부분이다. 해석을 돌리기 위해 칸을 닫는 것과, 그 값이 실측에 근거하는 것은 다른 문제다 — 둘을 나란히 둔다.</w:t>
       </w:r>
     </w:p>
     <w:p>
@@ -1813,7 +1813,7 @@
               <w:rPr>
                 <w:sz w:val="16"/>
               </w:rPr>
-              <w:t>초탄성(실링·완충) 95.8% · 산소소광-발광체 87.3% · 전기·EMI 59.2% · 구조·강성 58.6% · 산소확산-매트릭스 58.3% · 열전달·방열 57.3% · 열응력·워피지 57.0% · 폴더블 벤딩 55.8% · 결로(투습) 53.1% · 결로(표면) 51.2%</w:t>
+              <w:t>초탄성(실링·완충) 95.8% · 산소소광-발광체 87.3% · 전기·EMI 59.4% · 구조·강성 58.9% · 산소확산-매트릭스 58.3% · 열전달·방열 57.5% · 열응력·워피지 57.2% · 폴더블 벤딩 55.8% · 결로(투습) 53.5% · 결로(표면) 51.4%</w:t>
             </w:r>
           </w:p>
         </w:tc>
@@ -1857,7 +1857,7 @@
               <w:rPr>
                 <w:sz w:val="16"/>
               </w:rPr>
-              <w:t>낙하·충격 48.3% · 접착·박리 44.2%</w:t>
+              <w:t>낙하·충격 48.5% · 접착·박리 44.2%</w:t>
             </w:r>
           </w:p>
         </w:tc>
@@ -1901,7 +1901,7 @@
               <w:rPr>
                 <w:sz w:val="16"/>
               </w:rPr>
-              <w:t>피로·수명 23.9%</w:t>
+              <w:t>피로·수명 24.1%</w:t>
             </w:r>
           </w:p>
         </w:tc>
@@ -2113,7 +2113,7 @@
               <w:rPr>
                 <w:sz w:val="16"/>
               </w:rPr>
-              <w:t>955종</w:t>
+              <w:t>951종</w:t>
             </w:r>
           </w:p>
         </w:tc>
@@ -2127,7 +2127,7 @@
               <w:rPr>
                 <w:sz w:val="16"/>
               </w:rPr>
-              <w:t>1761/2865  (61.5%)</w:t>
+              <w:t>1761/2853  (61.7%)</w:t>
             </w:r>
           </w:p>
         </w:tc>
@@ -2141,7 +2141,7 @@
               <w:rPr>
                 <w:sz w:val="16"/>
               </w:rPr>
-              <w:t>37.8%</w:t>
+              <w:t>38.0%</w:t>
             </w:r>
           </w:p>
         </w:tc>
@@ -2155,7 +2155,7 @@
               <w:rPr>
                 <w:sz w:val="16"/>
               </w:rPr>
-              <w:t>560종  (58.6%)</w:t>
+              <w:t>560종  (58.9%)</w:t>
             </w:r>
           </w:p>
         </w:tc>
@@ -2169,7 +2169,7 @@
               <w:rPr>
                 <w:sz w:val="16"/>
               </w:rPr>
-              <w:t>199종  (20.8%)</w:t>
+              <w:t>199종  (20.9%)</w:t>
             </w:r>
           </w:p>
         </w:tc>
@@ -2256,7 +2256,7 @@
               <w:rPr>
                 <w:sz w:val="16"/>
               </w:rPr>
-              <w:t>393종</w:t>
+              <w:t>389종</w:t>
             </w:r>
           </w:p>
         </w:tc>
@@ -2286,7 +2286,7 @@
               <w:rPr>
                 <w:sz w:val="16"/>
               </w:rPr>
-              <w:t>363종</w:t>
+              <w:t>359종</w:t>
             </w:r>
           </w:p>
         </w:tc>
@@ -2316,7 +2316,7 @@
               <w:rPr>
                 <w:sz w:val="16"/>
               </w:rPr>
-              <w:t>348종</w:t>
+              <w:t>344종</w:t>
             </w:r>
           </w:p>
         </w:tc>
@@ -2445,7 +2445,7 @@
               <w:rPr>
                 <w:sz w:val="16"/>
               </w:rPr>
-              <w:t>955종</w:t>
+              <w:t>951종</w:t>
             </w:r>
           </w:p>
         </w:tc>
@@ -2459,7 +2459,7 @@
               <w:rPr>
                 <w:sz w:val="16"/>
               </w:rPr>
-              <w:t>2725/4775  (57.1%)</w:t>
+              <w:t>2725/4755  (57.3%)</w:t>
             </w:r>
           </w:p>
         </w:tc>
@@ -2473,7 +2473,7 @@
               <w:rPr>
                 <w:sz w:val="16"/>
               </w:rPr>
-              <w:t>30.8%</w:t>
+              <w:t>31.0%</w:t>
             </w:r>
           </w:p>
         </w:tc>
@@ -2487,7 +2487,7 @@
               <w:rPr>
                 <w:sz w:val="16"/>
               </w:rPr>
-              <w:t>461종  (48.3%)</w:t>
+              <w:t>461종  (48.5%)</w:t>
             </w:r>
           </w:p>
         </w:tc>
@@ -2588,7 +2588,7 @@
               <w:rPr>
                 <w:sz w:val="16"/>
               </w:rPr>
-              <w:t>483종</w:t>
+              <w:t>479종</w:t>
             </w:r>
           </w:p>
         </w:tc>
@@ -2618,7 +2618,7 @@
               <w:rPr>
                 <w:sz w:val="16"/>
               </w:rPr>
-              <w:t>463종</w:t>
+              <w:t>459종</w:t>
             </w:r>
           </w:p>
         </w:tc>
@@ -2648,7 +2648,7 @@
               <w:rPr>
                 <w:sz w:val="16"/>
               </w:rPr>
-              <w:t>393종</w:t>
+              <w:t>389종</w:t>
             </w:r>
           </w:p>
         </w:tc>
@@ -2678,7 +2678,7 @@
               <w:rPr>
                 <w:sz w:val="16"/>
               </w:rPr>
-              <w:t>363종</w:t>
+              <w:t>359종</w:t>
             </w:r>
           </w:p>
         </w:tc>
@@ -2708,7 +2708,7 @@
               <w:rPr>
                 <w:sz w:val="16"/>
               </w:rPr>
-              <w:t>348종</w:t>
+              <w:t>344종</w:t>
             </w:r>
           </w:p>
         </w:tc>
@@ -2837,7 +2837,7 @@
               <w:rPr>
                 <w:sz w:val="16"/>
               </w:rPr>
-              <w:t>955종</w:t>
+              <w:t>951종</w:t>
             </w:r>
           </w:p>
         </w:tc>
@@ -2851,7 +2851,7 @@
               <w:rPr>
                 <w:sz w:val="16"/>
               </w:rPr>
-              <w:t>1805/2865  (63.0%)</w:t>
+              <w:t>1805/2853  (63.3%)</w:t>
             </w:r>
           </w:p>
         </w:tc>
@@ -2865,7 +2865,7 @@
               <w:rPr>
                 <w:sz w:val="16"/>
               </w:rPr>
-              <w:t>44.5%</w:t>
+              <w:t>44.7%</w:t>
             </w:r>
           </w:p>
         </w:tc>
@@ -2879,7 +2879,7 @@
               <w:rPr>
                 <w:sz w:val="16"/>
               </w:rPr>
-              <w:t>547종  (57.3%)</w:t>
+              <w:t>547종  (57.5%)</w:t>
             </w:r>
           </w:p>
         </w:tc>
@@ -2893,7 +2893,7 @@
               <w:rPr>
                 <w:sz w:val="16"/>
               </w:rPr>
-              <w:t>215종  (22.5%)</w:t>
+              <w:t>215종  (22.6%)</w:t>
             </w:r>
           </w:p>
         </w:tc>
@@ -2980,7 +2980,7 @@
               <w:rPr>
                 <w:sz w:val="16"/>
               </w:rPr>
-              <w:t>400종</w:t>
+              <w:t>396종</w:t>
             </w:r>
           </w:p>
         </w:tc>
@@ -3010,7 +3010,7 @@
               <w:rPr>
                 <w:sz w:val="16"/>
               </w:rPr>
-              <w:t>363종</w:t>
+              <w:t>359종</w:t>
             </w:r>
           </w:p>
         </w:tc>
@@ -3040,7 +3040,7 @@
               <w:rPr>
                 <w:sz w:val="16"/>
               </w:rPr>
-              <w:t>297종</w:t>
+              <w:t>293종</w:t>
             </w:r>
           </w:p>
         </w:tc>
@@ -3169,7 +3169,7 @@
               <w:rPr>
                 <w:sz w:val="16"/>
               </w:rPr>
-              <w:t>955종</w:t>
+              <w:t>951종</w:t>
             </w:r>
           </w:p>
         </w:tc>
@@ -3183,7 +3183,7 @@
               <w:rPr>
                 <w:sz w:val="16"/>
               </w:rPr>
-              <w:t>2359/3820  (61.8%)</w:t>
+              <w:t>2359/3804  (62.0%)</w:t>
             </w:r>
           </w:p>
         </w:tc>
@@ -3197,7 +3197,7 @@
               <w:rPr>
                 <w:sz w:val="16"/>
               </w:rPr>
-              <w:t>38.8%</w:t>
+              <w:t>39.0%</w:t>
             </w:r>
           </w:p>
         </w:tc>
@@ -3211,7 +3211,7 @@
               <w:rPr>
                 <w:sz w:val="16"/>
               </w:rPr>
-              <w:t>544종  (57.0%)</w:t>
+              <w:t>544종  (57.2%)</w:t>
             </w:r>
           </w:p>
         </w:tc>
@@ -3225,7 +3225,7 @@
               <w:rPr>
                 <w:sz w:val="16"/>
               </w:rPr>
-              <w:t>174종  (18.2%)</w:t>
+              <w:t>174종  (18.3%)</w:t>
             </w:r>
           </w:p>
         </w:tc>
@@ -3312,7 +3312,7 @@
               <w:rPr>
                 <w:sz w:val="16"/>
               </w:rPr>
-              <w:t>393종</w:t>
+              <w:t>389종</w:t>
             </w:r>
           </w:p>
         </w:tc>
@@ -3342,7 +3342,7 @@
               <w:rPr>
                 <w:sz w:val="16"/>
               </w:rPr>
-              <w:t>363종</w:t>
+              <w:t>359종</w:t>
             </w:r>
           </w:p>
         </w:tc>
@@ -3372,7 +3372,7 @@
               <w:rPr>
                 <w:sz w:val="16"/>
               </w:rPr>
-              <w:t>357종</w:t>
+              <w:t>353종</w:t>
             </w:r>
           </w:p>
         </w:tc>
@@ -3402,7 +3402,7 @@
               <w:rPr>
                 <w:sz w:val="16"/>
               </w:rPr>
-              <w:t>348종</w:t>
+              <w:t>344종</w:t>
             </w:r>
           </w:p>
         </w:tc>
@@ -3893,7 +3893,7 @@
               <w:rPr>
                 <w:sz w:val="16"/>
               </w:rPr>
-              <w:t>955종</w:t>
+              <w:t>951종</w:t>
             </w:r>
           </w:p>
         </w:tc>
@@ -3907,7 +3907,7 @@
               <w:rPr>
                 <w:sz w:val="16"/>
               </w:rPr>
-              <w:t>2361/3820  (61.8%)</w:t>
+              <w:t>2361/3804  (62.1%)</w:t>
             </w:r>
           </w:p>
         </w:tc>
@@ -3921,7 +3921,7 @@
               <w:rPr>
                 <w:sz w:val="16"/>
               </w:rPr>
-              <w:t>45.2%</w:t>
+              <w:t>45.3%</w:t>
             </w:r>
           </w:p>
         </w:tc>
@@ -3935,7 +3935,7 @@
               <w:rPr>
                 <w:sz w:val="16"/>
               </w:rPr>
-              <w:t>489종  (51.2%)</w:t>
+              <w:t>489종  (51.4%)</w:t>
             </w:r>
           </w:p>
         </w:tc>
@@ -3949,7 +3949,7 @@
               <w:rPr>
                 <w:sz w:val="16"/>
               </w:rPr>
-              <w:t>192종  (20.1%)</w:t>
+              <w:t>192종  (20.2%)</w:t>
             </w:r>
           </w:p>
         </w:tc>
@@ -4036,7 +4036,7 @@
               <w:rPr>
                 <w:sz w:val="16"/>
               </w:rPr>
-              <w:t>400종</w:t>
+              <w:t>396종</w:t>
             </w:r>
           </w:p>
         </w:tc>
@@ -4066,7 +4066,7 @@
               <w:rPr>
                 <w:sz w:val="16"/>
               </w:rPr>
-              <w:t>399종</w:t>
+              <w:t>395종</w:t>
             </w:r>
           </w:p>
         </w:tc>
@@ -4096,7 +4096,7 @@
               <w:rPr>
                 <w:sz w:val="16"/>
               </w:rPr>
-              <w:t>363종</w:t>
+              <w:t>359종</w:t>
             </w:r>
           </w:p>
         </w:tc>
@@ -4126,7 +4126,7 @@
               <w:rPr>
                 <w:sz w:val="16"/>
               </w:rPr>
-              <w:t>297종</w:t>
+              <w:t>293종</w:t>
             </w:r>
           </w:p>
         </w:tc>
@@ -4255,7 +4255,7 @@
               <w:rPr>
                 <w:sz w:val="16"/>
               </w:rPr>
-              <w:t>683종</w:t>
+              <w:t>679종</w:t>
             </w:r>
           </w:p>
         </w:tc>
@@ -4269,7 +4269,7 @@
               <w:rPr>
                 <w:sz w:val="16"/>
               </w:rPr>
-              <w:t>1769/2732  (64.8%)</w:t>
+              <w:t>1770/2716  (65.2%)</w:t>
             </w:r>
           </w:p>
         </w:tc>
@@ -4283,7 +4283,7 @@
               <w:rPr>
                 <w:sz w:val="16"/>
               </w:rPr>
-              <w:t>43.5%</w:t>
+              <w:t>43.8%</w:t>
             </w:r>
           </w:p>
         </w:tc>
@@ -4297,7 +4297,7 @@
               <w:rPr>
                 <w:sz w:val="16"/>
               </w:rPr>
-              <w:t>363종  (53.1%)</w:t>
+              <w:t>363종  (53.5%)</w:t>
             </w:r>
           </w:p>
         </w:tc>
@@ -4311,7 +4311,7 @@
               <w:rPr>
                 <w:sz w:val="16"/>
               </w:rPr>
-              <w:t>115종  (16.8%)</w:t>
+              <w:t>115종  (16.9%)</w:t>
             </w:r>
           </w:p>
         </w:tc>
@@ -4398,7 +4398,7 @@
               <w:rPr>
                 <w:sz w:val="16"/>
               </w:rPr>
-              <w:t>291종</w:t>
+              <w:t>286종</w:t>
             </w:r>
           </w:p>
         </w:tc>
@@ -4428,7 +4428,7 @@
               <w:rPr>
                 <w:sz w:val="16"/>
               </w:rPr>
-              <w:t>265종</w:t>
+              <w:t>261종</w:t>
             </w:r>
           </w:p>
         </w:tc>
@@ -4458,7 +4458,7 @@
               <w:rPr>
                 <w:sz w:val="16"/>
               </w:rPr>
-              <w:t>244종</w:t>
+              <w:t>240종</w:t>
             </w:r>
           </w:p>
         </w:tc>
@@ -4488,7 +4488,7 @@
               <w:rPr>
                 <w:sz w:val="16"/>
               </w:rPr>
-              <w:t>163종</w:t>
+              <w:t>159종</w:t>
             </w:r>
           </w:p>
         </w:tc>
@@ -5221,7 +5221,7 @@
               <w:rPr>
                 <w:sz w:val="16"/>
               </w:rPr>
-              <w:t>955종</w:t>
+              <w:t>951종</w:t>
             </w:r>
           </w:p>
         </w:tc>
@@ -5235,7 +5235,7 @@
               <w:rPr>
                 <w:sz w:val="16"/>
               </w:rPr>
-              <w:t>565/955  (59.2%)</w:t>
+              <w:t>565/951  (59.4%)</w:t>
             </w:r>
           </w:p>
         </w:tc>
@@ -5249,7 +5249,7 @@
               <w:rPr>
                 <w:sz w:val="16"/>
               </w:rPr>
-              <w:t>45.0%</w:t>
+              <w:t>45.2%</w:t>
             </w:r>
           </w:p>
         </w:tc>
@@ -5263,7 +5263,7 @@
               <w:rPr>
                 <w:sz w:val="16"/>
               </w:rPr>
-              <w:t>565종  (59.2%)</w:t>
+              <w:t>565종  (59.4%)</w:t>
             </w:r>
           </w:p>
         </w:tc>
@@ -5277,7 +5277,7 @@
               <w:rPr>
                 <w:sz w:val="16"/>
               </w:rPr>
-              <w:t>430종  (45.0%)</w:t>
+              <w:t>430종  (45.2%)</w:t>
             </w:r>
           </w:p>
         </w:tc>
@@ -5364,7 +5364,7 @@
               <w:rPr>
                 <w:sz w:val="16"/>
               </w:rPr>
-              <w:t>390종</w:t>
+              <w:t>386종</w:t>
             </w:r>
           </w:p>
         </w:tc>
@@ -5493,7 +5493,7 @@
               <w:rPr>
                 <w:sz w:val="16"/>
               </w:rPr>
-              <w:t>511종</w:t>
+              <w:t>507종</w:t>
             </w:r>
           </w:p>
         </w:tc>
@@ -5507,7 +5507,7 @@
               <w:rPr>
                 <w:sz w:val="16"/>
               </w:rPr>
-              <w:t>623/1533  (40.6%)</w:t>
+              <w:t>623/1521  (41.0%)</w:t>
             </w:r>
           </w:p>
         </w:tc>
@@ -5521,7 +5521,7 @@
               <w:rPr>
                 <w:sz w:val="16"/>
               </w:rPr>
-              <w:t>35.2%</w:t>
+              <w:t>35.5%</w:t>
             </w:r>
           </w:p>
         </w:tc>
@@ -5535,7 +5535,7 @@
               <w:rPr>
                 <w:sz w:val="16"/>
               </w:rPr>
-              <w:t>122종  (23.9%)</w:t>
+              <w:t>122종  (24.1%)</w:t>
             </w:r>
           </w:p>
         </w:tc>
@@ -5549,7 +5549,7 @@
               <w:rPr>
                 <w:sz w:val="16"/>
               </w:rPr>
-              <w:t>69종  (13.5%)</w:t>
+              <w:t>69종  (13.6%)</w:t>
             </w:r>
           </w:p>
         </w:tc>
@@ -5636,7 +5636,7 @@
               <w:rPr>
                 <w:sz w:val="16"/>
               </w:rPr>
-              <w:t>388종</w:t>
+              <w:t>384종</w:t>
             </w:r>
           </w:p>
         </w:tc>
@@ -5666,7 +5666,7 @@
               <w:rPr>
                 <w:sz w:val="16"/>
               </w:rPr>
-              <w:t>265종</w:t>
+              <w:t>261종</w:t>
             </w:r>
           </w:p>
         </w:tc>
@@ -5696,7 +5696,7 @@
               <w:rPr>
                 <w:sz w:val="16"/>
               </w:rPr>
-              <w:t>257종</w:t>
+              <w:t>253종</w:t>
             </w:r>
           </w:p>
         </w:tc>
@@ -6269,7 +6269,7 @@
           <w:b w:val="0"/>
           <w:sz w:val="19"/>
         </w:rPr>
-        <w:t>물성 정의 170종 전부에 값이 하나 이상 있다(개통률 100%). 아래는 재료 955종 기준 보유율이다.</w:t>
+        <w:t>물성 정의 170종 전부에 값이 하나 이상 있다(개통률 100%). 아래는 재료 951종 기준 보유율이다.</w:t>
       </w:r>
     </w:p>
     <w:p>
@@ -6424,7 +6424,7 @@
               <w:rPr>
                 <w:sz w:val="15"/>
               </w:rPr>
-              <w:t>68.9%  ████████····</w:t>
+              <w:t>69.2%  ████████····</w:t>
             </w:r>
           </w:p>
         </w:tc>
@@ -6496,7 +6496,7 @@
               <w:rPr>
                 <w:sz w:val="15"/>
               </w:rPr>
-              <w:t>63.6%  ████████····</w:t>
+              <w:t>63.8%  ████████····</w:t>
             </w:r>
           </w:p>
         </w:tc>
@@ -6568,7 +6568,7 @@
               <w:rPr>
                 <w:sz w:val="15"/>
               </w:rPr>
-              <w:t>62.6%  ████████····</w:t>
+              <w:t>62.9%  ████████····</w:t>
             </w:r>
           </w:p>
         </w:tc>
@@ -6640,7 +6640,7 @@
               <w:rPr>
                 <w:sz w:val="15"/>
               </w:rPr>
-              <w:t>62.0%  ███████·····</w:t>
+              <w:t>62.3%  ███████·····</w:t>
             </w:r>
           </w:p>
         </w:tc>
@@ -6712,7 +6712,7 @@
               <w:rPr>
                 <w:sz w:val="15"/>
               </w:rPr>
-              <w:t>58.8%  ███████·····</w:t>
+              <w:t>59.1%  ███████·····</w:t>
             </w:r>
           </w:p>
         </w:tc>
@@ -6784,7 +6784,7 @@
               <w:rPr>
                 <w:sz w:val="15"/>
               </w:rPr>
-              <w:t>58.1%  ███████·····</w:t>
+              <w:t>58.4%  ███████·····</w:t>
             </w:r>
           </w:p>
         </w:tc>
@@ -6856,7 +6856,7 @@
               <w:rPr>
                 <w:sz w:val="15"/>
               </w:rPr>
-              <w:t>44.7%  █████·······</w:t>
+              <w:t>44.9%  █████·······</w:t>
             </w:r>
           </w:p>
         </w:tc>
@@ -6928,7 +6928,7 @@
               <w:rPr>
                 <w:sz w:val="15"/>
               </w:rPr>
-              <w:t>44.2%  █████·······</w:t>
+              <w:t>44.4%  █████·······</w:t>
             </w:r>
           </w:p>
         </w:tc>
@@ -7000,7 +7000,7 @@
               <w:rPr>
                 <w:sz w:val="15"/>
               </w:rPr>
-              <w:t>41.7%  █████·······</w:t>
+              <w:t>41.9%  █████·······</w:t>
             </w:r>
           </w:p>
         </w:tc>
@@ -7072,7 +7072,7 @@
               <w:rPr>
                 <w:sz w:val="15"/>
               </w:rPr>
-              <w:t>40.6%  █████·······</w:t>
+              <w:t>40.8%  █████·······</w:t>
             </w:r>
           </w:p>
         </w:tc>
@@ -7144,7 +7144,7 @@
               <w:rPr>
                 <w:sz w:val="15"/>
               </w:rPr>
-              <w:t>39.5%  █████·······</w:t>
+              <w:t>39.6%  █████·······</w:t>
             </w:r>
           </w:p>
         </w:tc>
@@ -7216,7 +7216,7 @@
               <w:rPr>
                 <w:sz w:val="15"/>
               </w:rPr>
-              <w:t>29.3%  ████········</w:t>
+              <w:t>29.4%  ████········</w:t>
             </w:r>
           </w:p>
         </w:tc>
@@ -7288,7 +7288,7 @@
               <w:rPr>
                 <w:sz w:val="15"/>
               </w:rPr>
-              <w:t>28.6%  ███·········</w:t>
+              <w:t>28.7%  ███·········</w:t>
             </w:r>
           </w:p>
         </w:tc>
@@ -7360,7 +7360,7 @@
               <w:rPr>
                 <w:sz w:val="15"/>
               </w:rPr>
-              <w:t>22.8%  ███·········</w:t>
+              <w:t>22.9%  ███·········</w:t>
             </w:r>
           </w:p>
         </w:tc>
@@ -7432,7 +7432,7 @@
               <w:rPr>
                 <w:sz w:val="15"/>
               </w:rPr>
-              <w:t>21.7%  ███·········</w:t>
+              <w:t>21.8%  ███·········</w:t>
             </w:r>
           </w:p>
         </w:tc>
@@ -7504,7 +7504,7 @@
               <w:rPr>
                 <w:sz w:val="15"/>
               </w:rPr>
-              <w:t>18.8%  ██··········</w:t>
+              <w:t>18.9%  ██··········</w:t>
             </w:r>
           </w:p>
         </w:tc>
@@ -7576,7 +7576,7 @@
               <w:rPr>
                 <w:sz w:val="15"/>
               </w:rPr>
-              <w:t>18.2%  ██··········</w:t>
+              <w:t>18.3%  ██··········</w:t>
             </w:r>
           </w:p>
         </w:tc>
@@ -7648,7 +7648,7 @@
               <w:rPr>
                 <w:sz w:val="15"/>
               </w:rPr>
-              <w:t>18.2%  ██··········</w:t>
+              <w:t>18.3%  ██··········</w:t>
             </w:r>
           </w:p>
         </w:tc>
@@ -7720,7 +7720,7 @@
               <w:rPr>
                 <w:sz w:val="15"/>
               </w:rPr>
-              <w:t>18.1%  ██··········</w:t>
+              <w:t>18.2%  ██··········</w:t>
             </w:r>
           </w:p>
         </w:tc>
@@ -9482,7 +9482,7 @@
               <w:rPr>
                 <w:sz w:val="16"/>
               </w:rPr>
-              <w:t>12,655건</w:t>
+              <w:t>12,662건</w:t>
             </w:r>
           </w:p>
         </w:tc>
@@ -9598,7 +9598,7 @@
               <w:rPr>
                 <w:sz w:val="16"/>
               </w:rPr>
-              <w:t>2,198건</w:t>
+              <w:t>2,202건</w:t>
             </w:r>
           </w:p>
         </w:tc>
@@ -9830,7 +9830,7 @@
               <w:rPr>
                 <w:sz w:val="16"/>
               </w:rPr>
-              <w:t>805건</w:t>
+              <w:t>806건</w:t>
             </w:r>
           </w:p>
         </w:tc>
@@ -10249,7 +10249,7 @@
               <w:rPr>
                 <w:sz w:val="16"/>
               </w:rPr>
-              <w:t>239종</w:t>
+              <w:t>235종</w:t>
             </w:r>
           </w:p>
         </w:tc>
@@ -10263,7 +10263,7 @@
               <w:rPr>
                 <w:sz w:val="16"/>
               </w:rPr>
-              <w:t>6,651건</w:t>
+              <w:t>6,663건</w:t>
             </w:r>
           </w:p>
         </w:tc>
@@ -10277,7 +10277,7 @@
               <w:rPr>
                 <w:sz w:val="16"/>
               </w:rPr>
-              <w:t>27.8</w:t>
+              <w:t>28.4</w:t>
             </w:r>
           </w:p>
         </w:tc>
@@ -10655,7 +10655,7 @@
               <w:rPr>
                 <w:sz w:val="16"/>
               </w:rPr>
-              <w:t>13,179</w:t>
+              <w:t>13,191</w:t>
             </w:r>
           </w:p>
         </w:tc>
@@ -10669,7 +10669,7 @@
               <w:rPr>
                 <w:sz w:val="16"/>
               </w:rPr>
-              <w:t>52.2%</w:t>
+              <w:t>52.3%</w:t>
             </w:r>
           </w:p>
         </w:tc>
@@ -11310,7 +11310,7 @@
               <w:rPr>
                 <w:sz w:val="15"/>
               </w:rPr>
-              <w:t>낙하·충격 준비율 48.3%</w:t>
+              <w:t>낙하·충격 준비율 48.5%</w:t>
             </w:r>
           </w:p>
         </w:tc>
@@ -11368,7 +11368,7 @@
               <w:rPr>
                 <w:sz w:val="15"/>
               </w:rPr>
-              <w:t>열전달·방열 준비율 57.3% · 결로 두 갈래를 동시에 막는다</w:t>
+              <w:t>열전달·방열 준비율 57.5% · 결로 두 갈래를 동시에 막는다</w:t>
             </w:r>
           </w:p>
         </w:tc>
@@ -11484,7 +11484,7 @@
               <w:rPr>
                 <w:sz w:val="15"/>
               </w:rPr>
-              <w:t>결로(표면) 준비율 51.2%</w:t>
+              <w:t>결로(표면) 준비율 51.4%</w:t>
             </w:r>
           </w:p>
         </w:tc>
@@ -11542,7 +11542,7 @@
               <w:rPr>
                 <w:sz w:val="15"/>
               </w:rPr>
-              <w:t>피로·수명 준비율 23.9%</w:t>
+              <w:t>피로·수명 준비율 24.1%</w:t>
             </w:r>
           </w:p>
         </w:tc>

--- a/MaterialTwin_물성확보현황_해석가능성.docx
+++ b/MaterialTwin_물성확보현황_해석가능성.docx
@@ -31,7 +31,7 @@
           <w:color w:val="606060"/>
           <w:sz w:val="18"/>
         </w:rPr>
-        <w:t>2026-08-14 · 재료 951종 · 물성값 25,242건 · 출처 2,294건 · 물성 정의 170종</w:t>
+        <w:t>2026-08-14 · 재료 951종 · 물성값 25,333건 · 출처 2,294건 · 물성 정의 170종</w:t>
       </w:r>
     </w:p>
     <w:p/>
@@ -52,7 +52,7 @@
           <w:b/>
           <w:sz w:val="22"/>
         </w:rPr>
-        <w:t>13개 해석이 요구하는 (재료 × 필수물성) 격자 25,462칸 중 15,311칸이 채워졌다 — 전체 60.1%.</w:t>
+        <w:t>13개 해석이 요구하는 (재료 × 필수물성) 격자 25,462칸 중 15,436칸이 채워졌다 — 전체 60.6%.</w:t>
       </w:r>
     </w:p>
     <w:p>
@@ -269,7 +269,7 @@
           <w:b/>
           <w:sz w:val="19"/>
         </w:rPr>
-        <w:t>셀 채움률이 높아도 재료 준비율은 낮을 수 있다. 재료마다 비어 있는 칸이 다르면 그렇게 된다 — 피로·수명이 정확히 그 경우다(셀 41.0% vs 준비 24.1%). **수집 진척과 해석 가능성을 같은 숫자로 말하면 안 된다.**</w:t>
+        <w:t>셀 채움률이 높아도 재료 준비율은 낮을 수 있다. 재료마다 비어 있는 칸이 다르면 그렇게 된다 — 피로·수명이 정확히 그 경우다(셀 41.9% vs 준비 24.1%). **수집 진척과 해석 가능성을 같은 숫자로 말하면 안 된다.**</w:t>
       </w:r>
     </w:p>
     <w:p>
@@ -442,7 +442,7 @@
               <w:rPr>
                 <w:sz w:val="15"/>
               </w:rPr>
-              <w:t>1761/2853</w:t>
+              <w:t>1779/2853</w:t>
             </w:r>
           </w:p>
         </w:tc>
@@ -456,7 +456,7 @@
               <w:rPr>
                 <w:sz w:val="15"/>
               </w:rPr>
-              <w:t>61.7%  ██████····</w:t>
+              <w:t>62.4%  ██████····</w:t>
             </w:r>
           </w:p>
         </w:tc>
@@ -470,7 +470,7 @@
               <w:rPr>
                 <w:sz w:val="15"/>
               </w:rPr>
-              <w:t>38.0%</w:t>
+              <w:t>38.6%</w:t>
             </w:r>
           </w:p>
         </w:tc>
@@ -542,7 +542,7 @@
               <w:rPr>
                 <w:sz w:val="15"/>
               </w:rPr>
-              <w:t>2725/4755</w:t>
+              <w:t>2744/4755</w:t>
             </w:r>
           </w:p>
         </w:tc>
@@ -556,7 +556,7 @@
               <w:rPr>
                 <w:sz w:val="15"/>
               </w:rPr>
-              <w:t>57.3%  ██████····</w:t>
+              <w:t>57.7%  ██████····</w:t>
             </w:r>
           </w:p>
         </w:tc>
@@ -570,7 +570,7 @@
               <w:rPr>
                 <w:sz w:val="15"/>
               </w:rPr>
-              <w:t>31.0%</w:t>
+              <w:t>31.4%</w:t>
             </w:r>
           </w:p>
         </w:tc>
@@ -598,7 +598,7 @@
               <w:rPr>
                 <w:sz w:val="15"/>
               </w:rPr>
-              <w:t>yield_strength | tensile_strength+el — 479종</w:t>
+              <w:t>yield_strength | tensile_strength+el — 478종</w:t>
             </w:r>
           </w:p>
         </w:tc>
@@ -642,7 +642,7 @@
               <w:rPr>
                 <w:sz w:val="15"/>
               </w:rPr>
-              <w:t>1805/2853</w:t>
+              <w:t>1822/2853</w:t>
             </w:r>
           </w:p>
         </w:tc>
@@ -656,7 +656,7 @@
               <w:rPr>
                 <w:sz w:val="15"/>
               </w:rPr>
-              <w:t>63.3%  ██████····</w:t>
+              <w:t>63.9%  ██████····</w:t>
             </w:r>
           </w:p>
         </w:tc>
@@ -670,7 +670,7 @@
               <w:rPr>
                 <w:sz w:val="15"/>
               </w:rPr>
-              <w:t>44.7%</w:t>
+              <w:t>45.3%</w:t>
             </w:r>
           </w:p>
         </w:tc>
@@ -742,7 +742,7 @@
               <w:rPr>
                 <w:sz w:val="15"/>
               </w:rPr>
-              <w:t>2359/3804</w:t>
+              <w:t>2378/3804</w:t>
             </w:r>
           </w:p>
         </w:tc>
@@ -756,7 +756,7 @@
               <w:rPr>
                 <w:sz w:val="15"/>
               </w:rPr>
-              <w:t>62.0%  ██████····</w:t>
+              <w:t>62.5%  ██████····</w:t>
             </w:r>
           </w:p>
         </w:tc>
@@ -770,7 +770,7 @@
               <w:rPr>
                 <w:sz w:val="15"/>
               </w:rPr>
-              <w:t>39.0%</w:t>
+              <w:t>39.5%</w:t>
             </w:r>
           </w:p>
         </w:tc>
@@ -942,7 +942,7 @@
               <w:rPr>
                 <w:sz w:val="15"/>
               </w:rPr>
-              <w:t>2361/3804</w:t>
+              <w:t>2378/3804</w:t>
             </w:r>
           </w:p>
         </w:tc>
@@ -956,7 +956,7 @@
               <w:rPr>
                 <w:sz w:val="15"/>
               </w:rPr>
-              <w:t>62.1%  ██████····</w:t>
+              <w:t>62.5%  ██████····</w:t>
             </w:r>
           </w:p>
         </w:tc>
@@ -970,7 +970,7 @@
               <w:rPr>
                 <w:sz w:val="15"/>
               </w:rPr>
-              <w:t>45.3%</w:t>
+              <w:t>45.8%</w:t>
             </w:r>
           </w:p>
         </w:tc>
@@ -1042,7 +1042,7 @@
               <w:rPr>
                 <w:sz w:val="15"/>
               </w:rPr>
-              <w:t>1770/2716</w:t>
+              <w:t>1787/2716</w:t>
             </w:r>
           </w:p>
         </w:tc>
@@ -1056,7 +1056,7 @@
               <w:rPr>
                 <w:sz w:val="15"/>
               </w:rPr>
-              <w:t>65.2%  ███████···</w:t>
+              <w:t>65.8%  ███████···</w:t>
             </w:r>
           </w:p>
         </w:tc>
@@ -1070,7 +1070,7 @@
               <w:rPr>
                 <w:sz w:val="15"/>
               </w:rPr>
-              <w:t>43.8%</w:t>
+              <w:t>44.4%</w:t>
             </w:r>
           </w:p>
         </w:tc>
@@ -1098,7 +1098,7 @@
               <w:rPr>
                 <w:sz w:val="15"/>
               </w:rPr>
-              <w:t>water_vapor_transmission | gas_perme — 286종</w:t>
+              <w:t>water_vapor_transmission | gas_perme — 285종</w:t>
             </w:r>
           </w:p>
         </w:tc>
@@ -1242,7 +1242,7 @@
               <w:rPr>
                 <w:sz w:val="15"/>
               </w:rPr>
-              <w:t>355/638</w:t>
+              <w:t>357/638</w:t>
             </w:r>
           </w:p>
         </w:tc>
@@ -1256,7 +1256,7 @@
               <w:rPr>
                 <w:sz w:val="15"/>
               </w:rPr>
-              <w:t>55.6%  ██████····</w:t>
+              <w:t>56.0%  ██████····</w:t>
             </w:r>
           </w:p>
         </w:tc>
@@ -1270,7 +1270,7 @@
               <w:rPr>
                 <w:sz w:val="15"/>
               </w:rPr>
-              <w:t>44.5%</w:t>
+              <w:t>44.8%</w:t>
             </w:r>
           </w:p>
         </w:tc>
@@ -1298,7 +1298,7 @@
               <w:rPr>
                 <w:sz w:val="15"/>
               </w:rPr>
-              <w:t>peel_strength | lap_shear_strength | — 157종</w:t>
+              <w:t>peel_strength | lap_shear_strength | — 155종</w:t>
             </w:r>
           </w:p>
         </w:tc>
@@ -1342,7 +1342,7 @@
               <w:rPr>
                 <w:sz w:val="15"/>
               </w:rPr>
-              <w:t>565/951</w:t>
+              <w:t>566/951</w:t>
             </w:r>
           </w:p>
         </w:tc>
@@ -1356,7 +1356,7 @@
               <w:rPr>
                 <w:sz w:val="15"/>
               </w:rPr>
-              <w:t>59.4%  ██████····</w:t>
+              <w:t>59.5%  ██████····</w:t>
             </w:r>
           </w:p>
         </w:tc>
@@ -1370,7 +1370,7 @@
               <w:rPr>
                 <w:sz w:val="15"/>
               </w:rPr>
-              <w:t>45.2%</w:t>
+              <w:t>45.3%</w:t>
             </w:r>
           </w:p>
         </w:tc>
@@ -1384,7 +1384,7 @@
               <w:rPr>
                 <w:sz w:val="15"/>
               </w:rPr>
-              <w:t>565  (59.4%)</w:t>
+              <w:t>566  (59.5%)</w:t>
             </w:r>
           </w:p>
         </w:tc>
@@ -1398,7 +1398,7 @@
               <w:rPr>
                 <w:sz w:val="15"/>
               </w:rPr>
-              <w:t>dielectric_constant | resistivity_vo — 386종</w:t>
+              <w:t>dielectric_constant | resistivity_vo — 385종</w:t>
             </w:r>
           </w:p>
         </w:tc>
@@ -1442,7 +1442,7 @@
               <w:rPr>
                 <w:sz w:val="15"/>
               </w:rPr>
-              <w:t>623/1521</w:t>
+              <w:t>638/1521</w:t>
             </w:r>
           </w:p>
         </w:tc>
@@ -1456,7 +1456,7 @@
               <w:rPr>
                 <w:sz w:val="15"/>
               </w:rPr>
-              <w:t>41.0%  ████······</w:t>
+              <w:t>41.9%  ████······</w:t>
             </w:r>
           </w:p>
         </w:tc>
@@ -1470,7 +1470,7 @@
               <w:rPr>
                 <w:sz w:val="15"/>
               </w:rPr>
-              <w:t>35.5%</w:t>
+              <w:t>36.5%</w:t>
             </w:r>
           </w:p>
         </w:tc>
@@ -1813,7 +1813,7 @@
               <w:rPr>
                 <w:sz w:val="16"/>
               </w:rPr>
-              <w:t>초탄성(실링·완충) 95.8% · 산소소광-발광체 87.3% · 전기·EMI 59.4% · 구조·강성 58.9% · 산소확산-매트릭스 58.3% · 열전달·방열 57.5% · 열응력·워피지 57.2% · 폴더블 벤딩 55.8% · 결로(투습) 53.5% · 결로(표면) 51.4%</w:t>
+              <w:t>초탄성(실링·완충) 95.8% · 산소소광-발광체 87.3% · 전기·EMI 59.5% · 구조·강성 58.9% · 산소확산-매트릭스 58.3% · 열전달·방열 57.5% · 열응력·워피지 57.2% · 폴더블 벤딩 55.8% · 결로(투습) 53.5% · 결로(표면) 51.4%</w:t>
             </w:r>
           </w:p>
         </w:tc>
@@ -2127,7 +2127,7 @@
               <w:rPr>
                 <w:sz w:val="16"/>
               </w:rPr>
-              <w:t>1761/2853  (61.7%)</w:t>
+              <w:t>1779/2853  (62.4%)</w:t>
             </w:r>
           </w:p>
         </w:tc>
@@ -2141,7 +2141,7 @@
               <w:rPr>
                 <w:sz w:val="16"/>
               </w:rPr>
-              <w:t>38.0%</w:t>
+              <w:t>38.6%</w:t>
             </w:r>
           </w:p>
         </w:tc>
@@ -2272,7 +2272,7 @@
               <w:rPr>
                 <w:sz w:val="16"/>
               </w:rPr>
-              <w:t>density</w:t>
+              <w:t>youngs_modulus</w:t>
             </w:r>
           </w:p>
         </w:tc>
@@ -2286,7 +2286,7 @@
               <w:rPr>
                 <w:sz w:val="16"/>
               </w:rPr>
-              <w:t>359종</w:t>
+              <w:t>343종</w:t>
             </w:r>
           </w:p>
         </w:tc>
@@ -2302,7 +2302,7 @@
               <w:rPr>
                 <w:sz w:val="16"/>
               </w:rPr>
-              <w:t>youngs_modulus</w:t>
+              <w:t>density</w:t>
             </w:r>
           </w:p>
         </w:tc>
@@ -2316,7 +2316,7 @@
               <w:rPr>
                 <w:sz w:val="16"/>
               </w:rPr>
-              <w:t>344종</w:t>
+              <w:t>342종</w:t>
             </w:r>
           </w:p>
         </w:tc>
@@ -2459,7 +2459,7 @@
               <w:rPr>
                 <w:sz w:val="16"/>
               </w:rPr>
-              <w:t>2725/4755  (57.3%)</w:t>
+              <w:t>2744/4755  (57.7%)</w:t>
             </w:r>
           </w:p>
         </w:tc>
@@ -2473,7 +2473,7 @@
               <w:rPr>
                 <w:sz w:val="16"/>
               </w:rPr>
-              <w:t>31.0%</w:t>
+              <w:t>31.4%</w:t>
             </w:r>
           </w:p>
         </w:tc>
@@ -2588,7 +2588,7 @@
               <w:rPr>
                 <w:sz w:val="16"/>
               </w:rPr>
-              <w:t>479종</w:t>
+              <w:t>478종</w:t>
             </w:r>
           </w:p>
         </w:tc>
@@ -2664,7 +2664,7 @@
               <w:rPr>
                 <w:sz w:val="16"/>
               </w:rPr>
-              <w:t>density</w:t>
+              <w:t>youngs_modulus</w:t>
             </w:r>
           </w:p>
         </w:tc>
@@ -2678,7 +2678,7 @@
               <w:rPr>
                 <w:sz w:val="16"/>
               </w:rPr>
-              <w:t>359종</w:t>
+              <w:t>343종</w:t>
             </w:r>
           </w:p>
         </w:tc>
@@ -2694,7 +2694,7 @@
               <w:rPr>
                 <w:sz w:val="16"/>
               </w:rPr>
-              <w:t>youngs_modulus</w:t>
+              <w:t>density</w:t>
             </w:r>
           </w:p>
         </w:tc>
@@ -2708,7 +2708,7 @@
               <w:rPr>
                 <w:sz w:val="16"/>
               </w:rPr>
-              <w:t>344종</w:t>
+              <w:t>342종</w:t>
             </w:r>
           </w:p>
         </w:tc>
@@ -2851,7 +2851,7 @@
               <w:rPr>
                 <w:sz w:val="16"/>
               </w:rPr>
-              <w:t>1805/2853  (63.3%)</w:t>
+              <w:t>1822/2853  (63.9%)</w:t>
             </w:r>
           </w:p>
         </w:tc>
@@ -2865,7 +2865,7 @@
               <w:rPr>
                 <w:sz w:val="16"/>
               </w:rPr>
-              <w:t>44.7%</w:t>
+              <w:t>45.3%</w:t>
             </w:r>
           </w:p>
         </w:tc>
@@ -3010,7 +3010,7 @@
               <w:rPr>
                 <w:sz w:val="16"/>
               </w:rPr>
-              <w:t>359종</w:t>
+              <w:t>342종</w:t>
             </w:r>
           </w:p>
         </w:tc>
@@ -3183,7 +3183,7 @@
               <w:rPr>
                 <w:sz w:val="16"/>
               </w:rPr>
-              <w:t>2359/3804  (62.0%)</w:t>
+              <w:t>2378/3804  (62.5%)</w:t>
             </w:r>
           </w:p>
         </w:tc>
@@ -3197,7 +3197,7 @@
               <w:rPr>
                 <w:sz w:val="16"/>
               </w:rPr>
-              <w:t>39.0%</w:t>
+              <w:t>39.5%</w:t>
             </w:r>
           </w:p>
         </w:tc>
@@ -3328,7 +3328,7 @@
               <w:rPr>
                 <w:sz w:val="16"/>
               </w:rPr>
-              <w:t>density</w:t>
+              <w:t>expansion_linear</w:t>
             </w:r>
           </w:p>
         </w:tc>
@@ -3342,7 +3342,7 @@
               <w:rPr>
                 <w:sz w:val="16"/>
               </w:rPr>
-              <w:t>359종</w:t>
+              <w:t>352종</w:t>
             </w:r>
           </w:p>
         </w:tc>
@@ -3358,7 +3358,7 @@
               <w:rPr>
                 <w:sz w:val="16"/>
               </w:rPr>
-              <w:t>expansion_linear</w:t>
+              <w:t>youngs_modulus</w:t>
             </w:r>
           </w:p>
         </w:tc>
@@ -3372,7 +3372,7 @@
               <w:rPr>
                 <w:sz w:val="16"/>
               </w:rPr>
-              <w:t>353종</w:t>
+              <w:t>343종</w:t>
             </w:r>
           </w:p>
         </w:tc>
@@ -3388,7 +3388,7 @@
               <w:rPr>
                 <w:sz w:val="16"/>
               </w:rPr>
-              <w:t>youngs_modulus</w:t>
+              <w:t>density</w:t>
             </w:r>
           </w:p>
         </w:tc>
@@ -3402,7 +3402,7 @@
               <w:rPr>
                 <w:sz w:val="16"/>
               </w:rPr>
-              <w:t>344종</w:t>
+              <w:t>342종</w:t>
             </w:r>
           </w:p>
         </w:tc>
@@ -3907,7 +3907,7 @@
               <w:rPr>
                 <w:sz w:val="16"/>
               </w:rPr>
-              <w:t>2361/3804  (62.1%)</w:t>
+              <w:t>2378/3804  (62.5%)</w:t>
             </w:r>
           </w:p>
         </w:tc>
@@ -3921,7 +3921,7 @@
               <w:rPr>
                 <w:sz w:val="16"/>
               </w:rPr>
-              <w:t>45.3%</w:t>
+              <w:t>45.8%</w:t>
             </w:r>
           </w:p>
         </w:tc>
@@ -4096,7 +4096,7 @@
               <w:rPr>
                 <w:sz w:val="16"/>
               </w:rPr>
-              <w:t>359종</w:t>
+              <w:t>342종</w:t>
             </w:r>
           </w:p>
         </w:tc>
@@ -4269,7 +4269,7 @@
               <w:rPr>
                 <w:sz w:val="16"/>
               </w:rPr>
-              <w:t>1770/2716  (65.2%)</w:t>
+              <w:t>1787/2716  (65.8%)</w:t>
             </w:r>
           </w:p>
         </w:tc>
@@ -4283,7 +4283,7 @@
               <w:rPr>
                 <w:sz w:val="16"/>
               </w:rPr>
-              <w:t>43.8%</w:t>
+              <w:t>44.4%</w:t>
             </w:r>
           </w:p>
         </w:tc>
@@ -4398,7 +4398,7 @@
               <w:rPr>
                 <w:sz w:val="16"/>
               </w:rPr>
-              <w:t>286종</w:t>
+              <w:t>285종</w:t>
             </w:r>
           </w:p>
         </w:tc>
@@ -4458,7 +4458,7 @@
               <w:rPr>
                 <w:sz w:val="16"/>
               </w:rPr>
-              <w:t>240종</w:t>
+              <w:t>224종</w:t>
             </w:r>
           </w:p>
         </w:tc>
@@ -4933,7 +4933,7 @@
               <w:rPr>
                 <w:sz w:val="16"/>
               </w:rPr>
-              <w:t>355/638  (55.6%)</w:t>
+              <w:t>357/638  (56.0%)</w:t>
             </w:r>
           </w:p>
         </w:tc>
@@ -4947,7 +4947,7 @@
               <w:rPr>
                 <w:sz w:val="16"/>
               </w:rPr>
-              <w:t>44.5%</w:t>
+              <w:t>44.8%</w:t>
             </w:r>
           </w:p>
         </w:tc>
@@ -5062,7 +5062,7 @@
               <w:rPr>
                 <w:sz w:val="16"/>
               </w:rPr>
-              <w:t>157종</w:t>
+              <w:t>155종</w:t>
             </w:r>
           </w:p>
         </w:tc>
@@ -5235,7 +5235,7 @@
               <w:rPr>
                 <w:sz w:val="16"/>
               </w:rPr>
-              <w:t>565/951  (59.4%)</w:t>
+              <w:t>566/951  (59.5%)</w:t>
             </w:r>
           </w:p>
         </w:tc>
@@ -5249,7 +5249,7 @@
               <w:rPr>
                 <w:sz w:val="16"/>
               </w:rPr>
-              <w:t>45.2%</w:t>
+              <w:t>45.3%</w:t>
             </w:r>
           </w:p>
         </w:tc>
@@ -5263,7 +5263,7 @@
               <w:rPr>
                 <w:sz w:val="16"/>
               </w:rPr>
-              <w:t>565종  (59.4%)</w:t>
+              <w:t>566종  (59.5%)</w:t>
             </w:r>
           </w:p>
         </w:tc>
@@ -5277,7 +5277,7 @@
               <w:rPr>
                 <w:sz w:val="16"/>
               </w:rPr>
-              <w:t>430종  (45.2%)</w:t>
+              <w:t>431종  (45.3%)</w:t>
             </w:r>
           </w:p>
         </w:tc>
@@ -5364,7 +5364,7 @@
               <w:rPr>
                 <w:sz w:val="16"/>
               </w:rPr>
-              <w:t>386종</w:t>
+              <w:t>385종</w:t>
             </w:r>
           </w:p>
         </w:tc>
@@ -5507,7 +5507,7 @@
               <w:rPr>
                 <w:sz w:val="16"/>
               </w:rPr>
-              <w:t>623/1521  (41.0%)</w:t>
+              <w:t>638/1521  (41.9%)</w:t>
             </w:r>
           </w:p>
         </w:tc>
@@ -5521,7 +5521,7 @@
               <w:rPr>
                 <w:sz w:val="16"/>
               </w:rPr>
-              <w:t>35.5%</w:t>
+              <w:t>36.5%</w:t>
             </w:r>
           </w:p>
         </w:tc>
@@ -5652,7 +5652,7 @@
               <w:rPr>
                 <w:sz w:val="16"/>
               </w:rPr>
-              <w:t>density</w:t>
+              <w:t>youngs_modulus</w:t>
             </w:r>
           </w:p>
         </w:tc>
@@ -5666,7 +5666,7 @@
               <w:rPr>
                 <w:sz w:val="16"/>
               </w:rPr>
-              <w:t>261종</w:t>
+              <w:t>253종</w:t>
             </w:r>
           </w:p>
         </w:tc>
@@ -5682,7 +5682,7 @@
               <w:rPr>
                 <w:sz w:val="16"/>
               </w:rPr>
-              <w:t>youngs_modulus</w:t>
+              <w:t>density</w:t>
             </w:r>
           </w:p>
         </w:tc>
@@ -5696,7 +5696,7 @@
               <w:rPr>
                 <w:sz w:val="16"/>
               </w:rPr>
-              <w:t>253종</w:t>
+              <w:t>246종</w:t>
             </w:r>
           </w:p>
         </w:tc>
@@ -6454,7 +6454,7 @@
               <w:rPr>
                 <w:sz w:val="15"/>
               </w:rPr>
-              <w:t>영률</w:t>
+              <w:t>밀도</w:t>
             </w:r>
           </w:p>
         </w:tc>
@@ -6468,7 +6468,7 @@
               <w:rPr>
                 <w:sz w:val="15"/>
               </w:rPr>
-              <w:t>기계</w:t>
+              <w:t>물리</w:t>
             </w:r>
           </w:p>
         </w:tc>
@@ -6482,7 +6482,7 @@
               <w:rPr>
                 <w:sz w:val="15"/>
               </w:rPr>
-              <w:t>607종</w:t>
+              <w:t>609종</w:t>
             </w:r>
           </w:p>
         </w:tc>
@@ -6496,7 +6496,7 @@
               <w:rPr>
                 <w:sz w:val="15"/>
               </w:rPr>
-              <w:t>63.8%  ████████····</w:t>
+              <w:t>64.0%  ████████····</w:t>
             </w:r>
           </w:p>
         </w:tc>
@@ -6510,7 +6510,7 @@
               <w:rPr>
                 <w:sz w:val="15"/>
               </w:rPr>
-              <w:t>1506건</w:t>
+              <w:t>878건</w:t>
             </w:r>
           </w:p>
         </w:tc>
@@ -6526,7 +6526,7 @@
               <w:rPr>
                 <w:sz w:val="15"/>
               </w:rPr>
-              <w:t>선팽창계수(CTE)</w:t>
+              <w:t>영률</w:t>
             </w:r>
           </w:p>
         </w:tc>
@@ -6540,7 +6540,7 @@
               <w:rPr>
                 <w:sz w:val="15"/>
               </w:rPr>
-              <w:t>열</w:t>
+              <w:t>기계</w:t>
             </w:r>
           </w:p>
         </w:tc>
@@ -6554,7 +6554,7 @@
               <w:rPr>
                 <w:sz w:val="15"/>
               </w:rPr>
-              <w:t>598종</w:t>
+              <w:t>608종</w:t>
             </w:r>
           </w:p>
         </w:tc>
@@ -6568,7 +6568,7 @@
               <w:rPr>
                 <w:sz w:val="15"/>
               </w:rPr>
-              <w:t>62.9%  ████████····</w:t>
+              <w:t>63.9%  ████████····</w:t>
             </w:r>
           </w:p>
         </w:tc>
@@ -6582,7 +6582,7 @@
               <w:rPr>
                 <w:sz w:val="15"/>
               </w:rPr>
-              <w:t>1352건</w:t>
+              <w:t>1507건</w:t>
             </w:r>
           </w:p>
         </w:tc>
@@ -6598,7 +6598,7 @@
               <w:rPr>
                 <w:sz w:val="15"/>
               </w:rPr>
-              <w:t>밀도</w:t>
+              <w:t>선팽창계수(CTE)</w:t>
             </w:r>
           </w:p>
         </w:tc>
@@ -6612,7 +6612,7 @@
               <w:rPr>
                 <w:sz w:val="15"/>
               </w:rPr>
-              <w:t>물리</w:t>
+              <w:t>열</w:t>
             </w:r>
           </w:p>
         </w:tc>
@@ -6626,7 +6626,7 @@
               <w:rPr>
                 <w:sz w:val="15"/>
               </w:rPr>
-              <w:t>592종</w:t>
+              <w:t>599종</w:t>
             </w:r>
           </w:p>
         </w:tc>
@@ -6640,7 +6640,7 @@
               <w:rPr>
                 <w:sz w:val="15"/>
               </w:rPr>
-              <w:t>62.3%  ███████·····</w:t>
+              <w:t>63.0%  ████████····</w:t>
             </w:r>
           </w:p>
         </w:tc>
@@ -6654,7 +6654,7 @@
               <w:rPr>
                 <w:sz w:val="15"/>
               </w:rPr>
-              <w:t>861건</w:t>
+              <w:t>1354건</w:t>
             </w:r>
           </w:p>
         </w:tc>
@@ -6842,7 +6842,7 @@
               <w:rPr>
                 <w:sz w:val="15"/>
               </w:rPr>
-              <w:t>427종</w:t>
+              <w:t>428종</w:t>
             </w:r>
           </w:p>
         </w:tc>
@@ -6856,7 +6856,7 @@
               <w:rPr>
                 <w:sz w:val="15"/>
               </w:rPr>
-              <w:t>44.9%  █████·······</w:t>
+              <w:t>45.0%  █████·······</w:t>
             </w:r>
           </w:p>
         </w:tc>
@@ -6870,7 +6870,7 @@
               <w:rPr>
                 <w:sz w:val="15"/>
               </w:rPr>
-              <w:t>800건</w:t>
+              <w:t>801건</w:t>
             </w:r>
           </w:p>
         </w:tc>
@@ -6986,7 +6986,7 @@
               <w:rPr>
                 <w:sz w:val="15"/>
               </w:rPr>
-              <w:t>398종</w:t>
+              <w:t>399종</w:t>
             </w:r>
           </w:p>
         </w:tc>
@@ -7000,7 +7000,7 @@
               <w:rPr>
                 <w:sz w:val="15"/>
               </w:rPr>
-              <w:t>41.9%  █████·······</w:t>
+              <w:t>42.0%  █████·······</w:t>
             </w:r>
           </w:p>
         </w:tc>
@@ -7014,7 +7014,7 @@
               <w:rPr>
                 <w:sz w:val="15"/>
               </w:rPr>
-              <w:t>644건</w:t>
+              <w:t>645건</w:t>
             </w:r>
           </w:p>
         </w:tc>
@@ -7274,7 +7274,7 @@
               <w:rPr>
                 <w:sz w:val="15"/>
               </w:rPr>
-              <w:t>273종</w:t>
+              <w:t>274종</w:t>
             </w:r>
           </w:p>
         </w:tc>
@@ -7288,7 +7288,7 @@
               <w:rPr>
                 <w:sz w:val="15"/>
               </w:rPr>
-              <w:t>28.7%  ███·········</w:t>
+              <w:t>28.8%  ███·········</w:t>
             </w:r>
           </w:p>
         </w:tc>
@@ -7302,7 +7302,7 @@
               <w:rPr>
                 <w:sz w:val="15"/>
               </w:rPr>
-              <w:t>390건</w:t>
+              <w:t>391건</w:t>
             </w:r>
           </w:p>
         </w:tc>
@@ -7562,7 +7562,7 @@
               <w:rPr>
                 <w:sz w:val="15"/>
               </w:rPr>
-              <w:t>174종</w:t>
+              <w:t>176종</w:t>
             </w:r>
           </w:p>
         </w:tc>
@@ -7576,7 +7576,7 @@
               <w:rPr>
                 <w:sz w:val="15"/>
               </w:rPr>
-              <w:t>18.3%  ██··········</w:t>
+              <w:t>18.5%  ██··········</w:t>
             </w:r>
           </w:p>
         </w:tc>
@@ -7590,7 +7590,7 @@
               <w:rPr>
                 <w:sz w:val="15"/>
               </w:rPr>
-              <w:t>509건</w:t>
+              <w:t>511건</w:t>
             </w:r>
           </w:p>
         </w:tc>
@@ -7606,7 +7606,7 @@
               <w:rPr>
                 <w:sz w:val="15"/>
               </w:rPr>
-              <w:t>Prony 완화시간</w:t>
+              <w:t>유리전이온도</w:t>
             </w:r>
           </w:p>
         </w:tc>
@@ -7620,7 +7620,7 @@
               <w:rPr>
                 <w:sz w:val="15"/>
               </w:rPr>
-              <w:t>기계</w:t>
+              <w:t>열</w:t>
             </w:r>
           </w:p>
         </w:tc>
@@ -7634,7 +7634,7 @@
               <w:rPr>
                 <w:sz w:val="15"/>
               </w:rPr>
-              <w:t>174종</w:t>
+              <w:t>175종</w:t>
             </w:r>
           </w:p>
         </w:tc>
@@ -7648,7 +7648,7 @@
               <w:rPr>
                 <w:sz w:val="15"/>
               </w:rPr>
-              <w:t>18.3%  ██··········</w:t>
+              <w:t>18.4%  ██··········</w:t>
             </w:r>
           </w:p>
         </w:tc>
@@ -7662,7 +7662,7 @@
               <w:rPr>
                 <w:sz w:val="15"/>
               </w:rPr>
-              <w:t>1874건</w:t>
+              <w:t>522건</w:t>
             </w:r>
           </w:p>
         </w:tc>
@@ -7678,7 +7678,7 @@
               <w:rPr>
                 <w:sz w:val="15"/>
               </w:rPr>
-              <w:t>유리전이온도</w:t>
+              <w:t>Prony 완화시간</w:t>
             </w:r>
           </w:p>
         </w:tc>
@@ -7692,7 +7692,7 @@
               <w:rPr>
                 <w:sz w:val="15"/>
               </w:rPr>
-              <w:t>열</w:t>
+              <w:t>기계</w:t>
             </w:r>
           </w:p>
         </w:tc>
@@ -7706,7 +7706,7 @@
               <w:rPr>
                 <w:sz w:val="15"/>
               </w:rPr>
-              <w:t>173종</w:t>
+              <w:t>174종</w:t>
             </w:r>
           </w:p>
         </w:tc>
@@ -7720,7 +7720,7 @@
               <w:rPr>
                 <w:sz w:val="15"/>
               </w:rPr>
-              <w:t>18.2%  ██··········</w:t>
+              <w:t>18.3%  ██··········</w:t>
             </w:r>
           </w:p>
         </w:tc>
@@ -7734,7 +7734,7 @@
               <w:rPr>
                 <w:sz w:val="15"/>
               </w:rPr>
-              <w:t>520건</w:t>
+              <w:t>1874건</w:t>
             </w:r>
           </w:p>
         </w:tc>
@@ -7778,7 +7778,7 @@
               <w:rPr>
                 <w:sz w:val="15"/>
               </w:rPr>
-              <w:t>161종</w:t>
+              <w:t>163종</w:t>
             </w:r>
           </w:p>
         </w:tc>
@@ -7792,7 +7792,7 @@
               <w:rPr>
                 <w:sz w:val="15"/>
               </w:rPr>
-              <w:t>16.9%  ██··········</w:t>
+              <w:t>17.1%  ██··········</w:t>
             </w:r>
           </w:p>
         </w:tc>
@@ -7806,7 +7806,7 @@
               <w:rPr>
                 <w:sz w:val="15"/>
               </w:rPr>
-              <w:t>284건</w:t>
+              <w:t>286건</w:t>
             </w:r>
           </w:p>
         </w:tc>
@@ -9482,7 +9482,7 @@
               <w:rPr>
                 <w:sz w:val="16"/>
               </w:rPr>
-              <w:t>12,662건</w:t>
+              <w:t>12,666건</w:t>
             </w:r>
           </w:p>
         </w:tc>
@@ -9540,7 +9540,7 @@
               <w:rPr>
                 <w:sz w:val="16"/>
               </w:rPr>
-              <w:t>4,396건</w:t>
+              <w:t>4,403건</w:t>
             </w:r>
           </w:p>
         </w:tc>
@@ -9554,7 +9554,7 @@
               <w:rPr>
                 <w:sz w:val="16"/>
               </w:rPr>
-              <w:t>163종</w:t>
+              <w:t>164종</w:t>
             </w:r>
           </w:p>
         </w:tc>
@@ -9598,7 +9598,7 @@
               <w:rPr>
                 <w:sz w:val="16"/>
               </w:rPr>
-              <w:t>2,202건</w:t>
+              <w:t>2,219건</w:t>
             </w:r>
           </w:p>
         </w:tc>
@@ -9612,7 +9612,7 @@
               <w:rPr>
                 <w:sz w:val="16"/>
               </w:rPr>
-              <w:t>131종</w:t>
+              <w:t>132종</w:t>
             </w:r>
           </w:p>
         </w:tc>
@@ -9656,7 +9656,7 @@
               <w:rPr>
                 <w:sz w:val="16"/>
               </w:rPr>
-              <w:t>1,783건</w:t>
+              <w:t>1,798건</w:t>
             </w:r>
           </w:p>
         </w:tc>
@@ -9670,7 +9670,7 @@
               <w:rPr>
                 <w:sz w:val="16"/>
               </w:rPr>
-              <w:t>104종</w:t>
+              <w:t>106종</w:t>
             </w:r>
           </w:p>
         </w:tc>
@@ -9714,7 +9714,7 @@
               <w:rPr>
                 <w:sz w:val="16"/>
               </w:rPr>
-              <w:t>1,409건</w:t>
+              <w:t>1,436건</w:t>
             </w:r>
           </w:p>
         </w:tc>
@@ -9728,7 +9728,7 @@
               <w:rPr>
                 <w:sz w:val="16"/>
               </w:rPr>
-              <w:t>29종</w:t>
+              <w:t>30종</w:t>
             </w:r>
           </w:p>
         </w:tc>
@@ -9772,7 +9772,7 @@
               <w:rPr>
                 <w:sz w:val="16"/>
               </w:rPr>
-              <w:t>987건</w:t>
+              <w:t>989건</w:t>
             </w:r>
           </w:p>
         </w:tc>
@@ -9830,7 +9830,7 @@
               <w:rPr>
                 <w:sz w:val="16"/>
               </w:rPr>
-              <w:t>806건</w:t>
+              <w:t>807건</w:t>
             </w:r>
           </w:p>
         </w:tc>
@@ -9888,7 +9888,7 @@
               <w:rPr>
                 <w:sz w:val="16"/>
               </w:rPr>
-              <w:t>380건</w:t>
+              <w:t>388건</w:t>
             </w:r>
           </w:p>
         </w:tc>
@@ -9902,7 +9902,7 @@
               <w:rPr>
                 <w:sz w:val="16"/>
               </w:rPr>
-              <w:t>38종</w:t>
+              <w:t>39종</w:t>
             </w:r>
           </w:p>
         </w:tc>
@@ -9946,7 +9946,7 @@
               <w:rPr>
                 <w:sz w:val="16"/>
               </w:rPr>
-              <w:t>266건</w:t>
+              <w:t>276건</w:t>
             </w:r>
           </w:p>
         </w:tc>
@@ -9960,7 +9960,7 @@
               <w:rPr>
                 <w:sz w:val="16"/>
               </w:rPr>
-              <w:t>24종</w:t>
+              <w:t>26종</w:t>
             </w:r>
           </w:p>
         </w:tc>
@@ -10205,7 +10205,7 @@
               <w:rPr>
                 <w:sz w:val="16"/>
               </w:rPr>
-              <w:t>10,487건</w:t>
+              <w:t>10,550건</w:t>
             </w:r>
           </w:p>
         </w:tc>
@@ -10219,7 +10219,7 @@
               <w:rPr>
                 <w:sz w:val="16"/>
               </w:rPr>
-              <w:t>26.5</w:t>
+              <w:t>26.6</w:t>
             </w:r>
           </w:p>
         </w:tc>
@@ -10263,7 +10263,7 @@
               <w:rPr>
                 <w:sz w:val="16"/>
               </w:rPr>
-              <w:t>6,663건</w:t>
+              <w:t>6,690건</w:t>
             </w:r>
           </w:p>
         </w:tc>
@@ -10277,7 +10277,7 @@
               <w:rPr>
                 <w:sz w:val="16"/>
               </w:rPr>
-              <w:t>28.4</w:t>
+              <w:t>28.5</w:t>
             </w:r>
           </w:p>
         </w:tc>
@@ -10321,7 +10321,7 @@
               <w:rPr>
                 <w:sz w:val="16"/>
               </w:rPr>
-              <w:t>4,401건</w:t>
+              <w:t>4,402건</w:t>
             </w:r>
           </w:p>
         </w:tc>
@@ -10655,7 +10655,7 @@
               <w:rPr>
                 <w:sz w:val="16"/>
               </w:rPr>
-              <w:t>13,191</w:t>
+              <w:t>13,270</w:t>
             </w:r>
           </w:p>
         </w:tc>
@@ -10669,7 +10669,7 @@
               <w:rPr>
                 <w:sz w:val="16"/>
               </w:rPr>
-              <w:t>52.3%</w:t>
+              <w:t>52.4%</w:t>
             </w:r>
           </w:p>
         </w:tc>
@@ -10727,7 +10727,7 @@
               <w:rPr>
                 <w:sz w:val="16"/>
               </w:rPr>
-              <w:t>7.1%</w:t>
+              <w:t>7.0%</w:t>
             </w:r>
           </w:p>
         </w:tc>
@@ -10771,7 +10771,7 @@
               <w:rPr>
                 <w:sz w:val="16"/>
               </w:rPr>
-              <w:t>5,780</w:t>
+              <w:t>5,792</w:t>
             </w:r>
           </w:p>
         </w:tc>
@@ -10843,7 +10843,7 @@
               <w:rPr>
                 <w:sz w:val="16"/>
               </w:rPr>
-              <w:t>17.8%</w:t>
+              <w:t>17.7%</w:t>
             </w:r>
           </w:p>
         </w:tc>

--- a/MaterialTwin_물성확보현황_해석가능성.docx
+++ b/MaterialTwin_물성확보현황_해석가능성.docx
@@ -31,7 +31,7 @@
           <w:color w:val="606060"/>
           <w:sz w:val="18"/>
         </w:rPr>
-        <w:t>2026-08-14 · 재료 951종 · 물성값 25,333건 · 출처 2,294건 · 물성 정의 170종</w:t>
+        <w:t>2026-08-14 · 재료 951종 · 물성값 25,612건 · 출처 2,294건 · 물성 정의 170종</w:t>
       </w:r>
     </w:p>
     <w:p/>
@@ -52,7 +52,7 @@
           <w:b/>
           <w:sz w:val="22"/>
         </w:rPr>
-        <w:t>13개 해석이 요구하는 (재료 × 필수물성) 격자 25,462칸 중 15,436칸이 채워졌다 — 전체 60.6%.</w:t>
+        <w:t>13개 해석이 요구하는 (재료 × 필수물성) 격자 25,462칸 중 15,643칸이 채워졌다 — 전체 61.4%.</w:t>
       </w:r>
     </w:p>
     <w:p>
@@ -269,7 +269,7 @@
           <w:b/>
           <w:sz w:val="19"/>
         </w:rPr>
-        <w:t>셀 채움률이 높아도 재료 준비율은 낮을 수 있다. 재료마다 비어 있는 칸이 다르면 그렇게 된다 — 피로·수명이 정확히 그 경우다(셀 41.9% vs 준비 24.1%). **수집 진척과 해석 가능성을 같은 숫자로 말하면 안 된다.**</w:t>
+        <w:t>셀 채움률이 높아도 재료 준비율은 낮을 수 있다. 재료마다 비어 있는 칸이 다르면 그렇게 된다 — 피로·수명이 정확히 그 경우다(셀 43.5% vs 준비 24.1%). **수집 진척과 해석 가능성을 같은 숫자로 말하면 안 된다.**</w:t>
       </w:r>
     </w:p>
     <w:p>
@@ -442,7 +442,7 @@
               <w:rPr>
                 <w:sz w:val="15"/>
               </w:rPr>
-              <w:t>1779/2853</w:t>
+              <w:t>1814/2853</w:t>
             </w:r>
           </w:p>
         </w:tc>
@@ -456,7 +456,7 @@
               <w:rPr>
                 <w:sz w:val="15"/>
               </w:rPr>
-              <w:t>62.4%  ██████····</w:t>
+              <w:t>63.6%  ██████····</w:t>
             </w:r>
           </w:p>
         </w:tc>
@@ -470,7 +470,7 @@
               <w:rPr>
                 <w:sz w:val="15"/>
               </w:rPr>
-              <w:t>38.6%</w:t>
+              <w:t>39.8%</w:t>
             </w:r>
           </w:p>
         </w:tc>
@@ -498,7 +498,7 @@
               <w:rPr>
                 <w:sz w:val="15"/>
               </w:rPr>
-              <w:t>poisson_ratio — 389종</w:t>
+              <w:t>poisson_ratio — 388종</w:t>
             </w:r>
           </w:p>
         </w:tc>
@@ -542,7 +542,7 @@
               <w:rPr>
                 <w:sz w:val="15"/>
               </w:rPr>
-              <w:t>2744/4755</w:t>
+              <w:t>2780/4755</w:t>
             </w:r>
           </w:p>
         </w:tc>
@@ -556,7 +556,7 @@
               <w:rPr>
                 <w:sz w:val="15"/>
               </w:rPr>
-              <w:t>57.7%  ██████····</w:t>
+              <w:t>58.5%  ██████····</w:t>
             </w:r>
           </w:p>
         </w:tc>
@@ -570,7 +570,7 @@
               <w:rPr>
                 <w:sz w:val="15"/>
               </w:rPr>
-              <w:t>31.4%</w:t>
+              <w:t>32.1%</w:t>
             </w:r>
           </w:p>
         </w:tc>
@@ -598,7 +598,7 @@
               <w:rPr>
                 <w:sz w:val="15"/>
               </w:rPr>
-              <w:t>yield_strength | tensile_strength+el — 478종</w:t>
+              <w:t>yield_strength | tensile_strength+el — 477종</w:t>
             </w:r>
           </w:p>
         </w:tc>
@@ -642,7 +642,7 @@
               <w:rPr>
                 <w:sz w:val="15"/>
               </w:rPr>
-              <w:t>1822/2853</w:t>
+              <w:t>1834/2853</w:t>
             </w:r>
           </w:p>
         </w:tc>
@@ -656,7 +656,7 @@
               <w:rPr>
                 <w:sz w:val="15"/>
               </w:rPr>
-              <w:t>63.9%  ██████····</w:t>
+              <w:t>64.3%  ██████····</w:t>
             </w:r>
           </w:p>
         </w:tc>
@@ -670,7 +670,7 @@
               <w:rPr>
                 <w:sz w:val="15"/>
               </w:rPr>
-              <w:t>45.3%</w:t>
+              <w:t>45.7%</w:t>
             </w:r>
           </w:p>
         </w:tc>
@@ -742,7 +742,7 @@
               <w:rPr>
                 <w:sz w:val="15"/>
               </w:rPr>
-              <w:t>2378/3804</w:t>
+              <w:t>2418/3804</w:t>
             </w:r>
           </w:p>
         </w:tc>
@@ -756,7 +756,7 @@
               <w:rPr>
                 <w:sz w:val="15"/>
               </w:rPr>
-              <w:t>62.5%  ██████····</w:t>
+              <w:t>63.6%  ██████····</w:t>
             </w:r>
           </w:p>
         </w:tc>
@@ -770,7 +770,7 @@
               <w:rPr>
                 <w:sz w:val="15"/>
               </w:rPr>
-              <w:t>39.5%</w:t>
+              <w:t>40.5%</w:t>
             </w:r>
           </w:p>
         </w:tc>
@@ -798,7 +798,7 @@
               <w:rPr>
                 <w:sz w:val="15"/>
               </w:rPr>
-              <w:t>poisson_ratio — 389종</w:t>
+              <w:t>poisson_ratio — 388종</w:t>
             </w:r>
           </w:p>
         </w:tc>
@@ -842,7 +842,7 @@
               <w:rPr>
                 <w:sz w:val="15"/>
               </w:rPr>
-              <w:t>763/1276</w:t>
+              <w:t>788/1276</w:t>
             </w:r>
           </w:p>
         </w:tc>
@@ -856,7 +856,7 @@
               <w:rPr>
                 <w:sz w:val="15"/>
               </w:rPr>
-              <w:t>59.8%  ██████····</w:t>
+              <w:t>61.8%  ██████····</w:t>
             </w:r>
           </w:p>
         </w:tc>
@@ -870,7 +870,7 @@
               <w:rPr>
                 <w:sz w:val="15"/>
               </w:rPr>
-              <w:t>37.2%</w:t>
+              <w:t>39.2%</w:t>
             </w:r>
           </w:p>
         </w:tc>
@@ -898,7 +898,7 @@
               <w:rPr>
                 <w:sz w:val="15"/>
               </w:rPr>
-              <w:t>prony_relaxation_time | prony_tensil — 135종</w:t>
+              <w:t>poisson_ratio — 133종</w:t>
             </w:r>
           </w:p>
         </w:tc>
@@ -942,7 +942,7 @@
               <w:rPr>
                 <w:sz w:val="15"/>
               </w:rPr>
-              <w:t>2378/3804</w:t>
+              <w:t>2390/3804</w:t>
             </w:r>
           </w:p>
         </w:tc>
@@ -956,7 +956,7 @@
               <w:rPr>
                 <w:sz w:val="15"/>
               </w:rPr>
-              <w:t>62.5%  ██████····</w:t>
+              <w:t>62.8%  ██████····</w:t>
             </w:r>
           </w:p>
         </w:tc>
@@ -970,7 +970,7 @@
               <w:rPr>
                 <w:sz w:val="15"/>
               </w:rPr>
-              <w:t>45.8%</w:t>
+              <w:t>46.1%</w:t>
             </w:r>
           </w:p>
         </w:tc>
@@ -1042,7 +1042,7 @@
               <w:rPr>
                 <w:sz w:val="15"/>
               </w:rPr>
-              <w:t>1787/2716</w:t>
+              <w:t>1798/2716</w:t>
             </w:r>
           </w:p>
         </w:tc>
@@ -1056,7 +1056,7 @@
               <w:rPr>
                 <w:sz w:val="15"/>
               </w:rPr>
-              <w:t>65.8%  ███████···</w:t>
+              <w:t>66.2%  ███████···</w:t>
             </w:r>
           </w:p>
         </w:tc>
@@ -1070,7 +1070,7 @@
               <w:rPr>
                 <w:sz w:val="15"/>
               </w:rPr>
-              <w:t>44.4%</w:t>
+              <w:t>44.8%</w:t>
             </w:r>
           </w:p>
         </w:tc>
@@ -1098,7 +1098,7 @@
               <w:rPr>
                 <w:sz w:val="15"/>
               </w:rPr>
-              <w:t>water_vapor_transmission | gas_perme — 285종</w:t>
+              <w:t>water_vapor_transmission | gas_perme — 284종</w:t>
             </w:r>
           </w:p>
         </w:tc>
@@ -1242,7 +1242,7 @@
               <w:rPr>
                 <w:sz w:val="15"/>
               </w:rPr>
-              <w:t>357/638</w:t>
+              <w:t>364/638</w:t>
             </w:r>
           </w:p>
         </w:tc>
@@ -1256,7 +1256,7 @@
               <w:rPr>
                 <w:sz w:val="15"/>
               </w:rPr>
-              <w:t>56.0%  ██████····</w:t>
+              <w:t>57.1%  ██████····</w:t>
             </w:r>
           </w:p>
         </w:tc>
@@ -1270,7 +1270,7 @@
               <w:rPr>
                 <w:sz w:val="15"/>
               </w:rPr>
-              <w:t>44.8%</w:t>
+              <w:t>45.9%</w:t>
             </w:r>
           </w:p>
         </w:tc>
@@ -1298,7 +1298,7 @@
               <w:rPr>
                 <w:sz w:val="15"/>
               </w:rPr>
-              <w:t>peel_strength | lap_shear_strength | — 155종</w:t>
+              <w:t>peel_strength | lap_shear_strength | — 153종</w:t>
             </w:r>
           </w:p>
         </w:tc>
@@ -1342,7 +1342,7 @@
               <w:rPr>
                 <w:sz w:val="15"/>
               </w:rPr>
-              <w:t>566/951</w:t>
+              <w:t>571/951</w:t>
             </w:r>
           </w:p>
         </w:tc>
@@ -1356,7 +1356,7 @@
               <w:rPr>
                 <w:sz w:val="15"/>
               </w:rPr>
-              <w:t>59.5%  ██████····</w:t>
+              <w:t>60.0%  ██████····</w:t>
             </w:r>
           </w:p>
         </w:tc>
@@ -1370,7 +1370,7 @@
               <w:rPr>
                 <w:sz w:val="15"/>
               </w:rPr>
-              <w:t>45.3%</w:t>
+              <w:t>45.8%</w:t>
             </w:r>
           </w:p>
         </w:tc>
@@ -1384,7 +1384,7 @@
               <w:rPr>
                 <w:sz w:val="15"/>
               </w:rPr>
-              <w:t>566  (59.5%)</w:t>
+              <w:t>571  (60.0%)</w:t>
             </w:r>
           </w:p>
         </w:tc>
@@ -1398,7 +1398,7 @@
               <w:rPr>
                 <w:sz w:val="15"/>
               </w:rPr>
-              <w:t>dielectric_constant | resistivity_vo — 385종</w:t>
+              <w:t>dielectric_constant | resistivity_vo — 380종</w:t>
             </w:r>
           </w:p>
         </w:tc>
@@ -1442,7 +1442,7 @@
               <w:rPr>
                 <w:sz w:val="15"/>
               </w:rPr>
-              <w:t>638/1521</w:t>
+              <w:t>662/1521</w:t>
             </w:r>
           </w:p>
         </w:tc>
@@ -1456,7 +1456,7 @@
               <w:rPr>
                 <w:sz w:val="15"/>
               </w:rPr>
-              <w:t>41.9%  ████······</w:t>
+              <w:t>43.5%  ████······</w:t>
             </w:r>
           </w:p>
         </w:tc>
@@ -1470,7 +1470,7 @@
               <w:rPr>
                 <w:sz w:val="15"/>
               </w:rPr>
-              <w:t>36.5%</w:t>
+              <w:t>38.1%</w:t>
             </w:r>
           </w:p>
         </w:tc>
@@ -1714,7 +1714,7 @@
           <w:b/>
           <w:sz w:val="19"/>
         </w:rPr>
-        <w:t>**실측기반**은 tier4(가정·계산)를 뺀 값이다. 두 열의 차이 약 5,156칸이 가정값으로 채워진 부분이다. 해석을 돌리기 위해 칸을 닫는 것과, 그 값이 실측에 근거하는 것은 다른 문제다 — 둘을 나란히 둔다.</w:t>
+        <w:t>**실측기반**은 tier4(가정·계산)를 뺀 값이다. 두 열의 차이 약 5,161칸이 가정값으로 채워진 부분이다. 해석을 돌리기 위해 칸을 닫는 것과, 그 값이 실측에 근거하는 것은 다른 문제다 — 둘을 나란히 둔다.</w:t>
       </w:r>
     </w:p>
     <w:p>
@@ -1813,7 +1813,7 @@
               <w:rPr>
                 <w:sz w:val="16"/>
               </w:rPr>
-              <w:t>초탄성(실링·완충) 95.8% · 산소소광-발광체 87.3% · 전기·EMI 59.5% · 구조·강성 58.9% · 산소확산-매트릭스 58.3% · 열전달·방열 57.5% · 열응력·워피지 57.2% · 폴더블 벤딩 55.8% · 결로(투습) 53.5% · 결로(표면) 51.4%</w:t>
+              <w:t>초탄성(실링·완충) 95.8% · 산소소광-발광체 87.3% · 전기·EMI 60.0% · 구조·강성 58.9% · 산소확산-매트릭스 58.3% · 열전달·방열 57.5% · 열응력·워피지 57.2% · 폴더블 벤딩 55.8% · 결로(투습) 53.5% · 결로(표면) 51.4%</w:t>
             </w:r>
           </w:p>
         </w:tc>
@@ -2127,7 +2127,7 @@
               <w:rPr>
                 <w:sz w:val="16"/>
               </w:rPr>
-              <w:t>1779/2853  (62.4%)</w:t>
+              <w:t>1814/2853  (63.6%)</w:t>
             </w:r>
           </w:p>
         </w:tc>
@@ -2141,7 +2141,7 @@
               <w:rPr>
                 <w:sz w:val="16"/>
               </w:rPr>
-              <w:t>38.6%</w:t>
+              <w:t>39.8%</w:t>
             </w:r>
           </w:p>
         </w:tc>
@@ -2256,7 +2256,7 @@
               <w:rPr>
                 <w:sz w:val="16"/>
               </w:rPr>
-              <w:t>389종</w:t>
+              <w:t>388종</w:t>
             </w:r>
           </w:p>
         </w:tc>
@@ -2272,7 +2272,7 @@
               <w:rPr>
                 <w:sz w:val="16"/>
               </w:rPr>
-              <w:t>youngs_modulus</w:t>
+              <w:t>density</w:t>
             </w:r>
           </w:p>
         </w:tc>
@@ -2286,7 +2286,7 @@
               <w:rPr>
                 <w:sz w:val="16"/>
               </w:rPr>
-              <w:t>343종</w:t>
+              <w:t>333종</w:t>
             </w:r>
           </w:p>
         </w:tc>
@@ -2302,7 +2302,7 @@
               <w:rPr>
                 <w:sz w:val="16"/>
               </w:rPr>
-              <w:t>density</w:t>
+              <w:t>youngs_modulus</w:t>
             </w:r>
           </w:p>
         </w:tc>
@@ -2316,7 +2316,7 @@
               <w:rPr>
                 <w:sz w:val="16"/>
               </w:rPr>
-              <w:t>342종</w:t>
+              <w:t>318종</w:t>
             </w:r>
           </w:p>
         </w:tc>
@@ -2459,7 +2459,7 @@
               <w:rPr>
                 <w:sz w:val="16"/>
               </w:rPr>
-              <w:t>2744/4755  (57.7%)</w:t>
+              <w:t>2780/4755  (58.5%)</w:t>
             </w:r>
           </w:p>
         </w:tc>
@@ -2473,7 +2473,7 @@
               <w:rPr>
                 <w:sz w:val="16"/>
               </w:rPr>
-              <w:t>31.4%</w:t>
+              <w:t>32.1%</w:t>
             </w:r>
           </w:p>
         </w:tc>
@@ -2588,7 +2588,7 @@
               <w:rPr>
                 <w:sz w:val="16"/>
               </w:rPr>
-              <w:t>478종</w:t>
+              <w:t>477종</w:t>
             </w:r>
           </w:p>
         </w:tc>
@@ -2648,7 +2648,7 @@
               <w:rPr>
                 <w:sz w:val="16"/>
               </w:rPr>
-              <w:t>389종</w:t>
+              <w:t>388종</w:t>
             </w:r>
           </w:p>
         </w:tc>
@@ -2664,7 +2664,7 @@
               <w:rPr>
                 <w:sz w:val="16"/>
               </w:rPr>
-              <w:t>youngs_modulus</w:t>
+              <w:t>density</w:t>
             </w:r>
           </w:p>
         </w:tc>
@@ -2678,7 +2678,7 @@
               <w:rPr>
                 <w:sz w:val="16"/>
               </w:rPr>
-              <w:t>343종</w:t>
+              <w:t>333종</w:t>
             </w:r>
           </w:p>
         </w:tc>
@@ -2694,7 +2694,7 @@
               <w:rPr>
                 <w:sz w:val="16"/>
               </w:rPr>
-              <w:t>density</w:t>
+              <w:t>youngs_modulus</w:t>
             </w:r>
           </w:p>
         </w:tc>
@@ -2708,7 +2708,7 @@
               <w:rPr>
                 <w:sz w:val="16"/>
               </w:rPr>
-              <w:t>342종</w:t>
+              <w:t>318종</w:t>
             </w:r>
           </w:p>
         </w:tc>
@@ -2851,7 +2851,7 @@
               <w:rPr>
                 <w:sz w:val="16"/>
               </w:rPr>
-              <w:t>1822/2853  (63.9%)</w:t>
+              <w:t>1834/2853  (64.3%)</w:t>
             </w:r>
           </w:p>
         </w:tc>
@@ -2865,7 +2865,7 @@
               <w:rPr>
                 <w:sz w:val="16"/>
               </w:rPr>
-              <w:t>45.3%</w:t>
+              <w:t>45.7%</w:t>
             </w:r>
           </w:p>
         </w:tc>
@@ -3010,7 +3010,7 @@
               <w:rPr>
                 <w:sz w:val="16"/>
               </w:rPr>
-              <w:t>342종</w:t>
+              <w:t>333종</w:t>
             </w:r>
           </w:p>
         </w:tc>
@@ -3040,7 +3040,7 @@
               <w:rPr>
                 <w:sz w:val="16"/>
               </w:rPr>
-              <w:t>293종</w:t>
+              <w:t>290종</w:t>
             </w:r>
           </w:p>
         </w:tc>
@@ -3183,7 +3183,7 @@
               <w:rPr>
                 <w:sz w:val="16"/>
               </w:rPr>
-              <w:t>2378/3804  (62.5%)</w:t>
+              <w:t>2418/3804  (63.6%)</w:t>
             </w:r>
           </w:p>
         </w:tc>
@@ -3197,7 +3197,7 @@
               <w:rPr>
                 <w:sz w:val="16"/>
               </w:rPr>
-              <w:t>39.5%</w:t>
+              <w:t>40.5%</w:t>
             </w:r>
           </w:p>
         </w:tc>
@@ -3312,7 +3312,7 @@
               <w:rPr>
                 <w:sz w:val="16"/>
               </w:rPr>
-              <w:t>389종</w:t>
+              <w:t>388종</w:t>
             </w:r>
           </w:p>
         </w:tc>
@@ -3342,7 +3342,7 @@
               <w:rPr>
                 <w:sz w:val="16"/>
               </w:rPr>
-              <w:t>352종</w:t>
+              <w:t>347종</w:t>
             </w:r>
           </w:p>
         </w:tc>
@@ -3358,7 +3358,7 @@
               <w:rPr>
                 <w:sz w:val="16"/>
               </w:rPr>
-              <w:t>youngs_modulus</w:t>
+              <w:t>density</w:t>
             </w:r>
           </w:p>
         </w:tc>
@@ -3372,7 +3372,7 @@
               <w:rPr>
                 <w:sz w:val="16"/>
               </w:rPr>
-              <w:t>343종</w:t>
+              <w:t>333종</w:t>
             </w:r>
           </w:p>
         </w:tc>
@@ -3388,7 +3388,7 @@
               <w:rPr>
                 <w:sz w:val="16"/>
               </w:rPr>
-              <w:t>density</w:t>
+              <w:t>youngs_modulus</w:t>
             </w:r>
           </w:p>
         </w:tc>
@@ -3402,7 +3402,7 @@
               <w:rPr>
                 <w:sz w:val="16"/>
               </w:rPr>
-              <w:t>342종</w:t>
+              <w:t>318종</w:t>
             </w:r>
           </w:p>
         </w:tc>
@@ -3545,7 +3545,7 @@
               <w:rPr>
                 <w:sz w:val="16"/>
               </w:rPr>
-              <w:t>763/1276  (59.8%)</w:t>
+              <w:t>788/1276  (61.8%)</w:t>
             </w:r>
           </w:p>
         </w:tc>
@@ -3559,7 +3559,7 @@
               <w:rPr>
                 <w:sz w:val="16"/>
               </w:rPr>
-              <w:t>37.2%</w:t>
+              <w:t>39.2%</w:t>
             </w:r>
           </w:p>
         </w:tc>
@@ -3660,7 +3660,7 @@
               <w:rPr>
                 <w:sz w:val="16"/>
               </w:rPr>
-              <w:t xml:space="preserve">prony_relaxation_time | prony_tensile_modulus | prony_shear_modulus | </w:t>
+              <w:t>poisson_ratio</w:t>
             </w:r>
           </w:p>
         </w:tc>
@@ -3674,7 +3674,7 @@
               <w:rPr>
                 <w:sz w:val="16"/>
               </w:rPr>
-              <w:t>135종</w:t>
+              <w:t>133종</w:t>
             </w:r>
           </w:p>
         </w:tc>
@@ -3690,7 +3690,7 @@
               <w:rPr>
                 <w:sz w:val="16"/>
               </w:rPr>
-              <w:t>poisson_ratio</w:t>
+              <w:t xml:space="preserve">prony_relaxation_time | prony_tensile_modulus | prony_shear_modulus | </w:t>
             </w:r>
           </w:p>
         </w:tc>
@@ -3704,7 +3704,7 @@
               <w:rPr>
                 <w:sz w:val="16"/>
               </w:rPr>
-              <w:t>133종</w:t>
+              <w:t>130종</w:t>
             </w:r>
           </w:p>
         </w:tc>
@@ -3734,7 +3734,7 @@
               <w:rPr>
                 <w:sz w:val="16"/>
               </w:rPr>
-              <w:t>126종</w:t>
+              <w:t>121종</w:t>
             </w:r>
           </w:p>
         </w:tc>
@@ -3764,7 +3764,7 @@
               <w:rPr>
                 <w:sz w:val="16"/>
               </w:rPr>
-              <w:t>119종</w:t>
+              <w:t>104종</w:t>
             </w:r>
           </w:p>
         </w:tc>
@@ -3907,7 +3907,7 @@
               <w:rPr>
                 <w:sz w:val="16"/>
               </w:rPr>
-              <w:t>2378/3804  (62.5%)</w:t>
+              <w:t>2390/3804  (62.8%)</w:t>
             </w:r>
           </w:p>
         </w:tc>
@@ -3921,7 +3921,7 @@
               <w:rPr>
                 <w:sz w:val="16"/>
               </w:rPr>
-              <w:t>45.8%</w:t>
+              <w:t>46.1%</w:t>
             </w:r>
           </w:p>
         </w:tc>
@@ -4096,7 +4096,7 @@
               <w:rPr>
                 <w:sz w:val="16"/>
               </w:rPr>
-              <w:t>342종</w:t>
+              <w:t>333종</w:t>
             </w:r>
           </w:p>
         </w:tc>
@@ -4126,7 +4126,7 @@
               <w:rPr>
                 <w:sz w:val="16"/>
               </w:rPr>
-              <w:t>293종</w:t>
+              <w:t>290종</w:t>
             </w:r>
           </w:p>
         </w:tc>
@@ -4269,7 +4269,7 @@
               <w:rPr>
                 <w:sz w:val="16"/>
               </w:rPr>
-              <w:t>1787/2716  (65.8%)</w:t>
+              <w:t>1798/2716  (66.2%)</w:t>
             </w:r>
           </w:p>
         </w:tc>
@@ -4283,7 +4283,7 @@
               <w:rPr>
                 <w:sz w:val="16"/>
               </w:rPr>
-              <w:t>44.4%</w:t>
+              <w:t>44.8%</w:t>
             </w:r>
           </w:p>
         </w:tc>
@@ -4398,7 +4398,7 @@
               <w:rPr>
                 <w:sz w:val="16"/>
               </w:rPr>
-              <w:t>285종</w:t>
+              <w:t>284종</w:t>
             </w:r>
           </w:p>
         </w:tc>
@@ -4458,7 +4458,7 @@
               <w:rPr>
                 <w:sz w:val="16"/>
               </w:rPr>
-              <w:t>224종</w:t>
+              <w:t>217종</w:t>
             </w:r>
           </w:p>
         </w:tc>
@@ -4488,7 +4488,7 @@
               <w:rPr>
                 <w:sz w:val="16"/>
               </w:rPr>
-              <w:t>159종</w:t>
+              <w:t>156종</w:t>
             </w:r>
           </w:p>
         </w:tc>
@@ -4933,7 +4933,7 @@
               <w:rPr>
                 <w:sz w:val="16"/>
               </w:rPr>
-              <w:t>357/638  (56.0%)</w:t>
+              <w:t>364/638  (57.1%)</w:t>
             </w:r>
           </w:p>
         </w:tc>
@@ -4947,7 +4947,7 @@
               <w:rPr>
                 <w:sz w:val="16"/>
               </w:rPr>
-              <w:t>44.8%</w:t>
+              <w:t>45.9%</w:t>
             </w:r>
           </w:p>
         </w:tc>
@@ -5062,7 +5062,7 @@
               <w:rPr>
                 <w:sz w:val="16"/>
               </w:rPr>
-              <w:t>155종</w:t>
+              <w:t>153종</w:t>
             </w:r>
           </w:p>
         </w:tc>
@@ -5092,7 +5092,7 @@
               <w:rPr>
                 <w:sz w:val="16"/>
               </w:rPr>
-              <w:t>126종</w:t>
+              <w:t>121종</w:t>
             </w:r>
           </w:p>
         </w:tc>
@@ -5235,7 +5235,7 @@
               <w:rPr>
                 <w:sz w:val="16"/>
               </w:rPr>
-              <w:t>566/951  (59.5%)</w:t>
+              <w:t>571/951  (60.0%)</w:t>
             </w:r>
           </w:p>
         </w:tc>
@@ -5249,7 +5249,7 @@
               <w:rPr>
                 <w:sz w:val="16"/>
               </w:rPr>
-              <w:t>45.3%</w:t>
+              <w:t>45.8%</w:t>
             </w:r>
           </w:p>
         </w:tc>
@@ -5263,7 +5263,7 @@
               <w:rPr>
                 <w:sz w:val="16"/>
               </w:rPr>
-              <w:t>566종  (59.5%)</w:t>
+              <w:t>571종  (60.0%)</w:t>
             </w:r>
           </w:p>
         </w:tc>
@@ -5277,7 +5277,7 @@
               <w:rPr>
                 <w:sz w:val="16"/>
               </w:rPr>
-              <w:t>431종  (45.3%)</w:t>
+              <w:t>436종  (45.8%)</w:t>
             </w:r>
           </w:p>
         </w:tc>
@@ -5364,7 +5364,7 @@
               <w:rPr>
                 <w:sz w:val="16"/>
               </w:rPr>
-              <w:t>385종</w:t>
+              <w:t>380종</w:t>
             </w:r>
           </w:p>
         </w:tc>
@@ -5507,7 +5507,7 @@
               <w:rPr>
                 <w:sz w:val="16"/>
               </w:rPr>
-              <w:t>638/1521  (41.9%)</w:t>
+              <w:t>662/1521  (43.5%)</w:t>
             </w:r>
           </w:p>
         </w:tc>
@@ -5521,7 +5521,7 @@
               <w:rPr>
                 <w:sz w:val="16"/>
               </w:rPr>
-              <w:t>36.5%</w:t>
+              <w:t>38.1%</w:t>
             </w:r>
           </w:p>
         </w:tc>
@@ -5652,7 +5652,7 @@
               <w:rPr>
                 <w:sz w:val="16"/>
               </w:rPr>
-              <w:t>youngs_modulus</w:t>
+              <w:t>density</w:t>
             </w:r>
           </w:p>
         </w:tc>
@@ -5666,7 +5666,7 @@
               <w:rPr>
                 <w:sz w:val="16"/>
               </w:rPr>
-              <w:t>253종</w:t>
+              <w:t>238종</w:t>
             </w:r>
           </w:p>
         </w:tc>
@@ -5682,7 +5682,7 @@
               <w:rPr>
                 <w:sz w:val="16"/>
               </w:rPr>
-              <w:t>density</w:t>
+              <w:t>youngs_modulus</w:t>
             </w:r>
           </w:p>
         </w:tc>
@@ -5696,7 +5696,7 @@
               <w:rPr>
                 <w:sz w:val="16"/>
               </w:rPr>
-              <w:t>246종</w:t>
+              <w:t>237종</w:t>
             </w:r>
           </w:p>
         </w:tc>
@@ -6410,7 +6410,7 @@
               <w:rPr>
                 <w:sz w:val="15"/>
               </w:rPr>
-              <w:t>658종</w:t>
+              <w:t>661종</w:t>
             </w:r>
           </w:p>
         </w:tc>
@@ -6424,7 +6424,7 @@
               <w:rPr>
                 <w:sz w:val="15"/>
               </w:rPr>
-              <w:t>69.2%  ████████····</w:t>
+              <w:t>69.5%  ████████····</w:t>
             </w:r>
           </w:p>
         </w:tc>
@@ -6438,7 +6438,7 @@
               <w:rPr>
                 <w:sz w:val="15"/>
               </w:rPr>
-              <w:t>957건</w:t>
+              <w:t>961건</w:t>
             </w:r>
           </w:p>
         </w:tc>
@@ -6454,7 +6454,7 @@
               <w:rPr>
                 <w:sz w:val="15"/>
               </w:rPr>
-              <w:t>밀도</w:t>
+              <w:t>영률</w:t>
             </w:r>
           </w:p>
         </w:tc>
@@ -6468,7 +6468,7 @@
               <w:rPr>
                 <w:sz w:val="15"/>
               </w:rPr>
-              <w:t>물리</w:t>
+              <w:t>기계</w:t>
             </w:r>
           </w:p>
         </w:tc>
@@ -6482,7 +6482,7 @@
               <w:rPr>
                 <w:sz w:val="15"/>
               </w:rPr>
-              <w:t>609종</w:t>
+              <w:t>633종</w:t>
             </w:r>
           </w:p>
         </w:tc>
@@ -6496,7 +6496,7 @@
               <w:rPr>
                 <w:sz w:val="15"/>
               </w:rPr>
-              <w:t>64.0%  ████████····</w:t>
+              <w:t>66.6%  ████████····</w:t>
             </w:r>
           </w:p>
         </w:tc>
@@ -6510,7 +6510,7 @@
               <w:rPr>
                 <w:sz w:val="15"/>
               </w:rPr>
-              <w:t>878건</w:t>
+              <w:t>1547건</w:t>
             </w:r>
           </w:p>
         </w:tc>
@@ -6526,7 +6526,7 @@
               <w:rPr>
                 <w:sz w:val="15"/>
               </w:rPr>
-              <w:t>영률</w:t>
+              <w:t>밀도</w:t>
             </w:r>
           </w:p>
         </w:tc>
@@ -6540,7 +6540,7 @@
               <w:rPr>
                 <w:sz w:val="15"/>
               </w:rPr>
-              <w:t>기계</w:t>
+              <w:t>물리</w:t>
             </w:r>
           </w:p>
         </w:tc>
@@ -6554,7 +6554,7 @@
               <w:rPr>
                 <w:sz w:val="15"/>
               </w:rPr>
-              <w:t>608종</w:t>
+              <w:t>618종</w:t>
             </w:r>
           </w:p>
         </w:tc>
@@ -6568,7 +6568,7 @@
               <w:rPr>
                 <w:sz w:val="15"/>
               </w:rPr>
-              <w:t>63.9%  ████████····</w:t>
+              <w:t>65.0%  ████████····</w:t>
             </w:r>
           </w:p>
         </w:tc>
@@ -6582,7 +6582,7 @@
               <w:rPr>
                 <w:sz w:val="15"/>
               </w:rPr>
-              <w:t>1507건</w:t>
+              <w:t>887건</w:t>
             </w:r>
           </w:p>
         </w:tc>
@@ -6626,7 +6626,7 @@
               <w:rPr>
                 <w:sz w:val="15"/>
               </w:rPr>
-              <w:t>599종</w:t>
+              <w:t>604종</w:t>
             </w:r>
           </w:p>
         </w:tc>
@@ -6640,7 +6640,7 @@
               <w:rPr>
                 <w:sz w:val="15"/>
               </w:rPr>
-              <w:t>63.0%  ████████····</w:t>
+              <w:t>63.5%  ████████····</w:t>
             </w:r>
           </w:p>
         </w:tc>
@@ -6654,7 +6654,7 @@
               <w:rPr>
                 <w:sz w:val="15"/>
               </w:rPr>
-              <w:t>1354건</w:t>
+              <w:t>1362건</w:t>
             </w:r>
           </w:p>
         </w:tc>
@@ -6698,7 +6698,7 @@
               <w:rPr>
                 <w:sz w:val="15"/>
               </w:rPr>
-              <w:t>562종</w:t>
+              <w:t>563종</w:t>
             </w:r>
           </w:p>
         </w:tc>
@@ -6712,7 +6712,7 @@
               <w:rPr>
                 <w:sz w:val="15"/>
               </w:rPr>
-              <w:t>59.1%  ███████·····</w:t>
+              <w:t>59.2%  ███████·····</w:t>
             </w:r>
           </w:p>
         </w:tc>
@@ -6726,7 +6726,7 @@
               <w:rPr>
                 <w:sz w:val="15"/>
               </w:rPr>
-              <w:t>735건</w:t>
+              <w:t>736건</w:t>
             </w:r>
           </w:p>
         </w:tc>
@@ -6842,7 +6842,7 @@
               <w:rPr>
                 <w:sz w:val="15"/>
               </w:rPr>
-              <w:t>428종</w:t>
+              <w:t>432종</w:t>
             </w:r>
           </w:p>
         </w:tc>
@@ -6856,7 +6856,7 @@
               <w:rPr>
                 <w:sz w:val="15"/>
               </w:rPr>
-              <w:t>45.0%  █████·······</w:t>
+              <w:t>45.4%  █████·······</w:t>
             </w:r>
           </w:p>
         </w:tc>
@@ -6870,7 +6870,7 @@
               <w:rPr>
                 <w:sz w:val="15"/>
               </w:rPr>
-              <w:t>801건</w:t>
+              <w:t>805건</w:t>
             </w:r>
           </w:p>
         </w:tc>
@@ -6986,7 +6986,7 @@
               <w:rPr>
                 <w:sz w:val="15"/>
               </w:rPr>
-              <w:t>399종</w:t>
+              <w:t>400종</w:t>
             </w:r>
           </w:p>
         </w:tc>
@@ -7000,7 +7000,7 @@
               <w:rPr>
                 <w:sz w:val="15"/>
               </w:rPr>
-              <w:t>42.0%  █████·······</w:t>
+              <w:t>42.1%  █████·······</w:t>
             </w:r>
           </w:p>
         </w:tc>
@@ -7014,7 +7014,7 @@
               <w:rPr>
                 <w:sz w:val="15"/>
               </w:rPr>
-              <w:t>645건</w:t>
+              <w:t>646건</w:t>
             </w:r>
           </w:p>
         </w:tc>
@@ -7058,7 +7058,7 @@
               <w:rPr>
                 <w:sz w:val="15"/>
               </w:rPr>
-              <w:t>388종</w:t>
+              <w:t>394종</w:t>
             </w:r>
           </w:p>
         </w:tc>
@@ -7072,7 +7072,7 @@
               <w:rPr>
                 <w:sz w:val="15"/>
               </w:rPr>
-              <w:t>40.8%  █████·······</w:t>
+              <w:t>41.4%  █████·······</w:t>
             </w:r>
           </w:p>
         </w:tc>
@@ -7086,7 +7086,7 @@
               <w:rPr>
                 <w:sz w:val="15"/>
               </w:rPr>
-              <w:t>390건</w:t>
+              <w:t>408건</w:t>
             </w:r>
           </w:p>
         </w:tc>
@@ -7274,7 +7274,7 @@
               <w:rPr>
                 <w:sz w:val="15"/>
               </w:rPr>
-              <w:t>274종</w:t>
+              <w:t>279종</w:t>
             </w:r>
           </w:p>
         </w:tc>
@@ -7288,7 +7288,7 @@
               <w:rPr>
                 <w:sz w:val="15"/>
               </w:rPr>
-              <w:t>28.8%  ███·········</w:t>
+              <w:t>29.3%  ████········</w:t>
             </w:r>
           </w:p>
         </w:tc>
@@ -7302,7 +7302,7 @@
               <w:rPr>
                 <w:sz w:val="15"/>
               </w:rPr>
-              <w:t>391건</w:t>
+              <w:t>396건</w:t>
             </w:r>
           </w:p>
         </w:tc>
@@ -7462,7 +7462,7 @@
               <w:rPr>
                 <w:sz w:val="15"/>
               </w:rPr>
-              <w:t>항복강도</w:t>
+              <w:t>유리전이온도</w:t>
             </w:r>
           </w:p>
         </w:tc>
@@ -7476,7 +7476,7 @@
               <w:rPr>
                 <w:sz w:val="15"/>
               </w:rPr>
-              <w:t>기계</w:t>
+              <w:t>열</w:t>
             </w:r>
           </w:p>
         </w:tc>
@@ -7490,7 +7490,7 @@
               <w:rPr>
                 <w:sz w:val="15"/>
               </w:rPr>
-              <w:t>180종</w:t>
+              <w:t>187종</w:t>
             </w:r>
           </w:p>
         </w:tc>
@@ -7504,7 +7504,7 @@
               <w:rPr>
                 <w:sz w:val="15"/>
               </w:rPr>
-              <w:t>18.9%  ██··········</w:t>
+              <w:t>19.7%  ██··········</w:t>
             </w:r>
           </w:p>
         </w:tc>
@@ -7518,7 +7518,7 @@
               <w:rPr>
                 <w:sz w:val="15"/>
               </w:rPr>
-              <w:t>241건</w:t>
+              <w:t>536건</w:t>
             </w:r>
           </w:p>
         </w:tc>
@@ -7534,7 +7534,7 @@
               <w:rPr>
                 <w:sz w:val="15"/>
               </w:rPr>
-              <w:t>박리강도</w:t>
+              <w:t>항복강도</w:t>
             </w:r>
           </w:p>
         </w:tc>
@@ -7548,7 +7548,7 @@
               <w:rPr>
                 <w:sz w:val="15"/>
               </w:rPr>
-              <w:t>계면</w:t>
+              <w:t>기계</w:t>
             </w:r>
           </w:p>
         </w:tc>
@@ -7562,7 +7562,7 @@
               <w:rPr>
                 <w:sz w:val="15"/>
               </w:rPr>
-              <w:t>176종</w:t>
+              <w:t>180종</w:t>
             </w:r>
           </w:p>
         </w:tc>
@@ -7576,7 +7576,7 @@
               <w:rPr>
                 <w:sz w:val="15"/>
               </w:rPr>
-              <w:t>18.5%  ██··········</w:t>
+              <w:t>18.9%  ██··········</w:t>
             </w:r>
           </w:p>
         </w:tc>
@@ -7590,7 +7590,7 @@
               <w:rPr>
                 <w:sz w:val="15"/>
               </w:rPr>
-              <w:t>511건</w:t>
+              <w:t>241건</w:t>
             </w:r>
           </w:p>
         </w:tc>
@@ -7606,7 +7606,7 @@
               <w:rPr>
                 <w:sz w:val="15"/>
               </w:rPr>
-              <w:t>유리전이온도</w:t>
+              <w:t>박리강도</w:t>
             </w:r>
           </w:p>
         </w:tc>
@@ -7620,7 +7620,7 @@
               <w:rPr>
                 <w:sz w:val="15"/>
               </w:rPr>
-              <w:t>열</w:t>
+              <w:t>계면</w:t>
             </w:r>
           </w:p>
         </w:tc>
@@ -7634,7 +7634,7 @@
               <w:rPr>
                 <w:sz w:val="15"/>
               </w:rPr>
-              <w:t>175종</w:t>
+              <w:t>176종</w:t>
             </w:r>
           </w:p>
         </w:tc>
@@ -7648,7 +7648,7 @@
               <w:rPr>
                 <w:sz w:val="15"/>
               </w:rPr>
-              <w:t>18.4%  ██··········</w:t>
+              <w:t>18.5%  ██··········</w:t>
             </w:r>
           </w:p>
         </w:tc>
@@ -7662,7 +7662,7 @@
               <w:rPr>
                 <w:sz w:val="15"/>
               </w:rPr>
-              <w:t>522건</w:t>
+              <w:t>512건</w:t>
             </w:r>
           </w:p>
         </w:tc>
@@ -7778,7 +7778,7 @@
               <w:rPr>
                 <w:sz w:val="15"/>
               </w:rPr>
-              <w:t>163종</w:t>
+              <w:t>165종</w:t>
             </w:r>
           </w:p>
         </w:tc>
@@ -7792,7 +7792,7 @@
               <w:rPr>
                 <w:sz w:val="15"/>
               </w:rPr>
-              <w:t>17.1%  ██··········</w:t>
+              <w:t>17.4%  ██··········</w:t>
             </w:r>
           </w:p>
         </w:tc>
@@ -7806,7 +7806,7 @@
               <w:rPr>
                 <w:sz w:val="15"/>
               </w:rPr>
-              <w:t>286건</w:t>
+              <w:t>288건</w:t>
             </w:r>
           </w:p>
         </w:tc>
@@ -9482,7 +9482,7 @@
               <w:rPr>
                 <w:sz w:val="16"/>
               </w:rPr>
-              <w:t>12,666건</w:t>
+              <w:t>12,747건</w:t>
             </w:r>
           </w:p>
         </w:tc>
@@ -9496,7 +9496,7 @@
               <w:rPr>
                 <w:sz w:val="16"/>
               </w:rPr>
-              <w:t>70종</w:t>
+              <w:t>71종</w:t>
             </w:r>
           </w:p>
         </w:tc>
@@ -9540,7 +9540,7 @@
               <w:rPr>
                 <w:sz w:val="16"/>
               </w:rPr>
-              <w:t>4,403건</w:t>
+              <w:t>4,463건</w:t>
             </w:r>
           </w:p>
         </w:tc>
@@ -9554,7 +9554,7 @@
               <w:rPr>
                 <w:sz w:val="16"/>
               </w:rPr>
-              <w:t>164종</w:t>
+              <w:t>166종</w:t>
             </w:r>
           </w:p>
         </w:tc>
@@ -9598,7 +9598,7 @@
               <w:rPr>
                 <w:sz w:val="16"/>
               </w:rPr>
-              <w:t>2,219건</w:t>
+              <w:t>2,262건</w:t>
             </w:r>
           </w:p>
         </w:tc>
@@ -9612,7 +9612,7 @@
               <w:rPr>
                 <w:sz w:val="16"/>
               </w:rPr>
-              <w:t>132종</w:t>
+              <w:t>135종</w:t>
             </w:r>
           </w:p>
         </w:tc>
@@ -9656,7 +9656,7 @@
               <w:rPr>
                 <w:sz w:val="16"/>
               </w:rPr>
-              <w:t>1,798건</w:t>
+              <w:t>1,819건</w:t>
             </w:r>
           </w:p>
         </w:tc>
@@ -9670,7 +9670,7 @@
               <w:rPr>
                 <w:sz w:val="16"/>
               </w:rPr>
-              <w:t>106종</w:t>
+              <w:t>108종</w:t>
             </w:r>
           </w:p>
         </w:tc>
@@ -9714,7 +9714,7 @@
               <w:rPr>
                 <w:sz w:val="16"/>
               </w:rPr>
-              <w:t>1,436건</w:t>
+              <w:t>1,437건</w:t>
             </w:r>
           </w:p>
         </w:tc>
@@ -9772,7 +9772,7 @@
               <w:rPr>
                 <w:sz w:val="16"/>
               </w:rPr>
-              <w:t>989건</w:t>
+              <w:t>1,014건</w:t>
             </w:r>
           </w:p>
         </w:tc>
@@ -9786,7 +9786,7 @@
               <w:rPr>
                 <w:sz w:val="16"/>
               </w:rPr>
-              <w:t>38종</w:t>
+              <w:t>40종</w:t>
             </w:r>
           </w:p>
         </w:tc>
@@ -9830,7 +9830,7 @@
               <w:rPr>
                 <w:sz w:val="16"/>
               </w:rPr>
-              <w:t>807건</w:t>
+              <w:t>817건</w:t>
             </w:r>
           </w:p>
         </w:tc>
@@ -9844,7 +9844,7 @@
               <w:rPr>
                 <w:sz w:val="16"/>
               </w:rPr>
-              <w:t>38종</w:t>
+              <w:t>39종</w:t>
             </w:r>
           </w:p>
         </w:tc>
@@ -9888,7 +9888,7 @@
               <w:rPr>
                 <w:sz w:val="16"/>
               </w:rPr>
-              <w:t>388건</w:t>
+              <w:t>418건</w:t>
             </w:r>
           </w:p>
         </w:tc>
@@ -9902,7 +9902,7 @@
               <w:rPr>
                 <w:sz w:val="16"/>
               </w:rPr>
-              <w:t>39종</w:t>
+              <w:t>43종</w:t>
             </w:r>
           </w:p>
         </w:tc>
@@ -9946,7 +9946,7 @@
               <w:rPr>
                 <w:sz w:val="16"/>
               </w:rPr>
-              <w:t>276건</w:t>
+              <w:t>284건</w:t>
             </w:r>
           </w:p>
         </w:tc>
@@ -9960,7 +9960,7 @@
               <w:rPr>
                 <w:sz w:val="16"/>
               </w:rPr>
-              <w:t>26종</w:t>
+              <w:t>27종</w:t>
             </w:r>
           </w:p>
         </w:tc>
@@ -10205,7 +10205,7 @@
               <w:rPr>
                 <w:sz w:val="16"/>
               </w:rPr>
-              <w:t>10,550건</w:t>
+              <w:t>10,674건</w:t>
             </w:r>
           </w:p>
         </w:tc>
@@ -10219,7 +10219,7 @@
               <w:rPr>
                 <w:sz w:val="16"/>
               </w:rPr>
-              <w:t>26.6</w:t>
+              <w:t>27.0</w:t>
             </w:r>
           </w:p>
         </w:tc>
@@ -10263,7 +10263,7 @@
               <w:rPr>
                 <w:sz w:val="16"/>
               </w:rPr>
-              <w:t>6,690건</w:t>
+              <w:t>6,791건</w:t>
             </w:r>
           </w:p>
         </w:tc>
@@ -10277,7 +10277,7 @@
               <w:rPr>
                 <w:sz w:val="16"/>
               </w:rPr>
-              <w:t>28.5</w:t>
+              <w:t>28.9</w:t>
             </w:r>
           </w:p>
         </w:tc>
@@ -10321,7 +10321,7 @@
               <w:rPr>
                 <w:sz w:val="16"/>
               </w:rPr>
-              <w:t>4,402건</w:t>
+              <w:t>4,415건</w:t>
             </w:r>
           </w:p>
         </w:tc>
@@ -10335,7 +10335,7 @@
               <w:rPr>
                 <w:sz w:val="16"/>
               </w:rPr>
-              <w:t>27.7</w:t>
+              <w:t>27.8</w:t>
             </w:r>
           </w:p>
         </w:tc>
@@ -10379,7 +10379,7 @@
               <w:rPr>
                 <w:sz w:val="16"/>
               </w:rPr>
-              <w:t>2,166건</w:t>
+              <w:t>2,207건</w:t>
             </w:r>
           </w:p>
         </w:tc>
@@ -10393,7 +10393,7 @@
               <w:rPr>
                 <w:sz w:val="16"/>
               </w:rPr>
-              <w:t>19.2</w:t>
+              <w:t>19.5</w:t>
             </w:r>
           </w:p>
         </w:tc>
@@ -10655,7 +10655,7 @@
               <w:rPr>
                 <w:sz w:val="16"/>
               </w:rPr>
-              <w:t>13,270</w:t>
+              <w:t>13,472</w:t>
             </w:r>
           </w:p>
         </w:tc>
@@ -10669,7 +10669,7 @@
               <w:rPr>
                 <w:sz w:val="16"/>
               </w:rPr>
-              <w:t>52.4%</w:t>
+              <w:t>52.6%</w:t>
             </w:r>
           </w:p>
         </w:tc>
@@ -10713,7 +10713,7 @@
               <w:rPr>
                 <w:sz w:val="16"/>
               </w:rPr>
-              <w:t>1,781</w:t>
+              <w:t>1,793</w:t>
             </w:r>
           </w:p>
         </w:tc>
@@ -10771,7 +10771,7 @@
               <w:rPr>
                 <w:sz w:val="16"/>
               </w:rPr>
-              <w:t>5,792</w:t>
+              <w:t>5,857</w:t>
             </w:r>
           </w:p>
         </w:tc>
@@ -10843,7 +10843,7 @@
               <w:rPr>
                 <w:sz w:val="16"/>
               </w:rPr>
-              <w:t>17.7%</w:t>
+              <w:t>17.5%</w:t>
             </w:r>
           </w:p>
         </w:tc>

--- a/MaterialTwin_물성확보현황_해석가능성.docx
+++ b/MaterialTwin_물성확보현황_해석가능성.docx
@@ -31,7 +31,7 @@
           <w:color w:val="606060"/>
           <w:sz w:val="18"/>
         </w:rPr>
-        <w:t>2026-08-14 · 재료 951종 · 물성값 25,612건 · 출처 2,294건 · 물성 정의 170종</w:t>
+        <w:t>2026-08-14 · 재료 957종 · 물성값 25,844건 · 출처 2,299건 · 물성 정의 179종</w:t>
       </w:r>
     </w:p>
     <w:p/>
@@ -52,7 +52,7 @@
           <w:b/>
           <w:sz w:val="22"/>
         </w:rPr>
-        <w:t>13개 해석이 요구하는 (재료 × 필수물성) 격자 25,462칸 중 15,643칸이 채워졌다 — 전체 61.4%.</w:t>
+        <w:t>13개 해석이 요구하는 (재료 × 필수물성) 격자 25,604칸 중 15,652칸이 채워졌다 — 전체 61.1%.</w:t>
       </w:r>
     </w:p>
     <w:p>
@@ -269,7 +269,7 @@
           <w:b/>
           <w:sz w:val="19"/>
         </w:rPr>
-        <w:t>셀 채움률이 높아도 재료 준비율은 낮을 수 있다. 재료마다 비어 있는 칸이 다르면 그렇게 된다 — 피로·수명이 정확히 그 경우다(셀 43.5% vs 준비 24.1%). **수집 진척과 해석 가능성을 같은 숫자로 말하면 안 된다.**</w:t>
+        <w:t>셀 채움률이 높아도 재료 준비율은 낮을 수 있다. 재료마다 비어 있는 칸이 다르면 그렇게 된다 — 피로·수명이 정확히 그 경우다(셀 43.1% vs 준비 23.8%). **수집 진척과 해석 가능성을 같은 숫자로 말하면 안 된다.**</w:t>
       </w:r>
     </w:p>
     <w:p>
@@ -428,7 +428,7 @@
               <w:rPr>
                 <w:sz w:val="15"/>
               </w:rPr>
-              <w:t>951</w:t>
+              <w:t>957</w:t>
             </w:r>
           </w:p>
         </w:tc>
@@ -442,7 +442,7 @@
               <w:rPr>
                 <w:sz w:val="15"/>
               </w:rPr>
-              <w:t>1814/2853</w:t>
+              <w:t>1816/2871</w:t>
             </w:r>
           </w:p>
         </w:tc>
@@ -456,7 +456,7 @@
               <w:rPr>
                 <w:sz w:val="15"/>
               </w:rPr>
-              <w:t>63.6%  ██████····</w:t>
+              <w:t>63.3%  ██████····</w:t>
             </w:r>
           </w:p>
         </w:tc>
@@ -470,7 +470,7 @@
               <w:rPr>
                 <w:sz w:val="15"/>
               </w:rPr>
-              <w:t>39.8%</w:t>
+              <w:t>39.6%</w:t>
             </w:r>
           </w:p>
         </w:tc>
@@ -484,7 +484,7 @@
               <w:rPr>
                 <w:sz w:val="15"/>
               </w:rPr>
-              <w:t>560  (58.9%)</w:t>
+              <w:t>560  (58.5%)</w:t>
             </w:r>
           </w:p>
         </w:tc>
@@ -498,7 +498,7 @@
               <w:rPr>
                 <w:sz w:val="15"/>
               </w:rPr>
-              <w:t>poisson_ratio — 388종</w:t>
+              <w:t>poisson_ratio — 394종</w:t>
             </w:r>
           </w:p>
         </w:tc>
@@ -528,7 +528,7 @@
               <w:rPr>
                 <w:sz w:val="15"/>
               </w:rPr>
-              <w:t>951</w:t>
+              <w:t>957</w:t>
             </w:r>
           </w:p>
         </w:tc>
@@ -542,7 +542,7 @@
               <w:rPr>
                 <w:sz w:val="15"/>
               </w:rPr>
-              <w:t>2780/4755</w:t>
+              <w:t>2782/4785</w:t>
             </w:r>
           </w:p>
         </w:tc>
@@ -556,7 +556,7 @@
               <w:rPr>
                 <w:sz w:val="15"/>
               </w:rPr>
-              <w:t>58.5%  ██████····</w:t>
+              <w:t>58.1%  ██████····</w:t>
             </w:r>
           </w:p>
         </w:tc>
@@ -570,7 +570,7 @@
               <w:rPr>
                 <w:sz w:val="15"/>
               </w:rPr>
-              <w:t>32.1%</w:t>
+              <w:t>32.0%</w:t>
             </w:r>
           </w:p>
         </w:tc>
@@ -584,7 +584,7 @@
               <w:rPr>
                 <w:sz w:val="15"/>
               </w:rPr>
-              <w:t>461  (48.5%)</w:t>
+              <w:t>461  (48.2%)</w:t>
             </w:r>
           </w:p>
         </w:tc>
@@ -598,7 +598,7 @@
               <w:rPr>
                 <w:sz w:val="15"/>
               </w:rPr>
-              <w:t>yield_strength | tensile_strength+el — 477종</w:t>
+              <w:t>yield_strength | tensile_strength+el — 483종</w:t>
             </w:r>
           </w:p>
         </w:tc>
@@ -628,7 +628,7 @@
               <w:rPr>
                 <w:sz w:val="15"/>
               </w:rPr>
-              <w:t>951</w:t>
+              <w:t>957</w:t>
             </w:r>
           </w:p>
         </w:tc>
@@ -642,7 +642,7 @@
               <w:rPr>
                 <w:sz w:val="15"/>
               </w:rPr>
-              <w:t>1834/2853</w:t>
+              <w:t>1834/2871</w:t>
             </w:r>
           </w:p>
         </w:tc>
@@ -656,7 +656,7 @@
               <w:rPr>
                 <w:sz w:val="15"/>
               </w:rPr>
-              <w:t>64.3%  ██████····</w:t>
+              <w:t>63.9%  ██████····</w:t>
             </w:r>
           </w:p>
         </w:tc>
@@ -670,7 +670,7 @@
               <w:rPr>
                 <w:sz w:val="15"/>
               </w:rPr>
-              <w:t>45.7%</w:t>
+              <w:t>45.4%</w:t>
             </w:r>
           </w:p>
         </w:tc>
@@ -684,7 +684,7 @@
               <w:rPr>
                 <w:sz w:val="15"/>
               </w:rPr>
-              <w:t>547  (57.5%)</w:t>
+              <w:t>547  (57.2%)</w:t>
             </w:r>
           </w:p>
         </w:tc>
@@ -698,7 +698,7 @@
               <w:rPr>
                 <w:sz w:val="15"/>
               </w:rPr>
-              <w:t>specific_heat — 396종</w:t>
+              <w:t>specific_heat — 402종</w:t>
             </w:r>
           </w:p>
         </w:tc>
@@ -728,7 +728,7 @@
               <w:rPr>
                 <w:sz w:val="15"/>
               </w:rPr>
-              <w:t>951</w:t>
+              <w:t>957</w:t>
             </w:r>
           </w:p>
         </w:tc>
@@ -742,7 +742,7 @@
               <w:rPr>
                 <w:sz w:val="15"/>
               </w:rPr>
-              <w:t>2418/3804</w:t>
+              <w:t>2420/3828</w:t>
             </w:r>
           </w:p>
         </w:tc>
@@ -756,7 +756,7 @@
               <w:rPr>
                 <w:sz w:val="15"/>
               </w:rPr>
-              <w:t>63.6%  ██████····</w:t>
+              <w:t>63.2%  ██████····</w:t>
             </w:r>
           </w:p>
         </w:tc>
@@ -770,7 +770,7 @@
               <w:rPr>
                 <w:sz w:val="15"/>
               </w:rPr>
-              <w:t>40.5%</w:t>
+              <w:t>40.3%</w:t>
             </w:r>
           </w:p>
         </w:tc>
@@ -784,7 +784,7 @@
               <w:rPr>
                 <w:sz w:val="15"/>
               </w:rPr>
-              <w:t>544  (57.2%)</w:t>
+              <w:t>544  (56.8%)</w:t>
             </w:r>
           </w:p>
         </w:tc>
@@ -798,7 +798,7 @@
               <w:rPr>
                 <w:sz w:val="15"/>
               </w:rPr>
-              <w:t>poisson_ratio — 388종</w:t>
+              <w:t>poisson_ratio — 394종</w:t>
             </w:r>
           </w:p>
         </w:tc>
@@ -928,7 +928,7 @@
               <w:rPr>
                 <w:sz w:val="15"/>
               </w:rPr>
-              <w:t>951</w:t>
+              <w:t>957</w:t>
             </w:r>
           </w:p>
         </w:tc>
@@ -942,7 +942,7 @@
               <w:rPr>
                 <w:sz w:val="15"/>
               </w:rPr>
-              <w:t>2390/3804</w:t>
+              <w:t>2390/3828</w:t>
             </w:r>
           </w:p>
         </w:tc>
@@ -956,7 +956,7 @@
               <w:rPr>
                 <w:sz w:val="15"/>
               </w:rPr>
-              <w:t>62.8%  ██████····</w:t>
+              <w:t>62.4%  ██████····</w:t>
             </w:r>
           </w:p>
         </w:tc>
@@ -970,7 +970,7 @@
               <w:rPr>
                 <w:sz w:val="15"/>
               </w:rPr>
-              <w:t>46.1%</w:t>
+              <w:t>45.8%</w:t>
             </w:r>
           </w:p>
         </w:tc>
@@ -984,7 +984,7 @@
               <w:rPr>
                 <w:sz w:val="15"/>
               </w:rPr>
-              <w:t>489  (51.4%)</w:t>
+              <w:t>489  (51.1%)</w:t>
             </w:r>
           </w:p>
         </w:tc>
@@ -998,7 +998,7 @@
               <w:rPr>
                 <w:sz w:val="15"/>
               </w:rPr>
-              <w:t>specific_heat — 396종</w:t>
+              <w:t>specific_heat — 402종</w:t>
             </w:r>
           </w:p>
         </w:tc>
@@ -1028,7 +1028,7 @@
               <w:rPr>
                 <w:sz w:val="15"/>
               </w:rPr>
-              <w:t>679</w:t>
+              <w:t>680</w:t>
             </w:r>
           </w:p>
         </w:tc>
@@ -1042,7 +1042,7 @@
               <w:rPr>
                 <w:sz w:val="15"/>
               </w:rPr>
-              <w:t>1798/2716</w:t>
+              <w:t>1799/2720</w:t>
             </w:r>
           </w:p>
         </w:tc>
@@ -1056,7 +1056,7 @@
               <w:rPr>
                 <w:sz w:val="15"/>
               </w:rPr>
-              <w:t>66.2%  ███████···</w:t>
+              <w:t>66.1%  ███████···</w:t>
             </w:r>
           </w:p>
         </w:tc>
@@ -1084,7 +1084,7 @@
               <w:rPr>
                 <w:sz w:val="15"/>
               </w:rPr>
-              <w:t>363  (53.5%)</w:t>
+              <w:t>363  (53.4%)</w:t>
             </w:r>
           </w:p>
         </w:tc>
@@ -1328,7 +1328,7 @@
               <w:rPr>
                 <w:sz w:val="15"/>
               </w:rPr>
-              <w:t>951</w:t>
+              <w:t>957</w:t>
             </w:r>
           </w:p>
         </w:tc>
@@ -1342,7 +1342,7 @@
               <w:rPr>
                 <w:sz w:val="15"/>
               </w:rPr>
-              <w:t>571/951</w:t>
+              <w:t>571/957</w:t>
             </w:r>
           </w:p>
         </w:tc>
@@ -1356,7 +1356,7 @@
               <w:rPr>
                 <w:sz w:val="15"/>
               </w:rPr>
-              <w:t>60.0%  ██████····</w:t>
+              <w:t>59.7%  ██████····</w:t>
             </w:r>
           </w:p>
         </w:tc>
@@ -1370,7 +1370,7 @@
               <w:rPr>
                 <w:sz w:val="15"/>
               </w:rPr>
-              <w:t>45.8%</w:t>
+              <w:t>45.6%</w:t>
             </w:r>
           </w:p>
         </w:tc>
@@ -1384,7 +1384,7 @@
               <w:rPr>
                 <w:sz w:val="15"/>
               </w:rPr>
-              <w:t>571  (60.0%)</w:t>
+              <w:t>571  (59.7%)</w:t>
             </w:r>
           </w:p>
         </w:tc>
@@ -1398,7 +1398,7 @@
               <w:rPr>
                 <w:sz w:val="15"/>
               </w:rPr>
-              <w:t>dielectric_constant | resistivity_vo — 380종</w:t>
+              <w:t>dielectric_constant | resistivity_vo — 386종</w:t>
             </w:r>
           </w:p>
         </w:tc>
@@ -1428,7 +1428,7 @@
               <w:rPr>
                 <w:sz w:val="15"/>
               </w:rPr>
-              <w:t>507</w:t>
+              <w:t>513</w:t>
             </w:r>
           </w:p>
         </w:tc>
@@ -1442,7 +1442,7 @@
               <w:rPr>
                 <w:sz w:val="15"/>
               </w:rPr>
-              <w:t>662/1521</w:t>
+              <w:t>664/1539</w:t>
             </w:r>
           </w:p>
         </w:tc>
@@ -1456,7 +1456,7 @@
               <w:rPr>
                 <w:sz w:val="15"/>
               </w:rPr>
-              <w:t>43.5%  ████······</w:t>
+              <w:t>43.1%  ████······</w:t>
             </w:r>
           </w:p>
         </w:tc>
@@ -1470,7 +1470,7 @@
               <w:rPr>
                 <w:sz w:val="15"/>
               </w:rPr>
-              <w:t>38.1%</w:t>
+              <w:t>37.8%</w:t>
             </w:r>
           </w:p>
         </w:tc>
@@ -1484,7 +1484,7 @@
               <w:rPr>
                 <w:sz w:val="15"/>
               </w:rPr>
-              <w:t>122  (24.1%)</w:t>
+              <w:t>122  (23.8%)</w:t>
             </w:r>
           </w:p>
         </w:tc>
@@ -1498,7 +1498,7 @@
               <w:rPr>
                 <w:sz w:val="15"/>
               </w:rPr>
-              <w:t>fatigue_strength_coefficient | fatig — 384종</w:t>
+              <w:t>fatigue_strength_coefficient | fatig — 390종</w:t>
             </w:r>
           </w:p>
         </w:tc>
@@ -1714,7 +1714,7 @@
           <w:b/>
           <w:sz w:val="19"/>
         </w:rPr>
-        <w:t>**실측기반**은 tier4(가정·계산)를 뺀 값이다. 두 열의 차이 약 5,161칸이 가정값으로 채워진 부분이다. 해석을 돌리기 위해 칸을 닫는 것과, 그 값이 실측에 근거하는 것은 다른 문제다 — 둘을 나란히 둔다.</w:t>
+        <w:t>**실측기반**은 tier4(가정·계산)를 뺀 값이다. 두 열의 차이 약 5,159칸이 가정값으로 채워진 부분이다. 해석을 돌리기 위해 칸을 닫는 것과, 그 값이 실측에 근거하는 것은 다른 문제다 — 둘을 나란히 둔다.</w:t>
       </w:r>
     </w:p>
     <w:p>
@@ -1813,7 +1813,7 @@
               <w:rPr>
                 <w:sz w:val="16"/>
               </w:rPr>
-              <w:t>초탄성(실링·완충) 95.8% · 산소소광-발광체 87.3% · 전기·EMI 60.0% · 구조·강성 58.9% · 산소확산-매트릭스 58.3% · 열전달·방열 57.5% · 열응력·워피지 57.2% · 폴더블 벤딩 55.8% · 결로(투습) 53.5% · 결로(표면) 51.4%</w:t>
+              <w:t>초탄성(실링·완충) 95.8% · 산소소광-발광체 87.3% · 전기·EMI 59.7% · 구조·강성 58.5% · 산소확산-매트릭스 58.3% · 열전달·방열 57.2% · 열응력·워피지 56.8% · 폴더블 벤딩 55.8% · 결로(투습) 53.4% · 결로(표면) 51.1%</w:t>
             </w:r>
           </w:p>
         </w:tc>
@@ -1857,7 +1857,7 @@
               <w:rPr>
                 <w:sz w:val="16"/>
               </w:rPr>
-              <w:t>낙하·충격 48.5% · 접착·박리 44.2%</w:t>
+              <w:t>낙하·충격 48.2% · 접착·박리 44.2%</w:t>
             </w:r>
           </w:p>
         </w:tc>
@@ -1901,7 +1901,7 @@
               <w:rPr>
                 <w:sz w:val="16"/>
               </w:rPr>
-              <w:t>피로·수명 24.1%</w:t>
+              <w:t>피로·수명 23.8%</w:t>
             </w:r>
           </w:p>
         </w:tc>
@@ -2113,7 +2113,7 @@
               <w:rPr>
                 <w:sz w:val="16"/>
               </w:rPr>
-              <w:t>951종</w:t>
+              <w:t>957종</w:t>
             </w:r>
           </w:p>
         </w:tc>
@@ -2127,7 +2127,7 @@
               <w:rPr>
                 <w:sz w:val="16"/>
               </w:rPr>
-              <w:t>1814/2853  (63.6%)</w:t>
+              <w:t>1816/2871  (63.3%)</w:t>
             </w:r>
           </w:p>
         </w:tc>
@@ -2141,7 +2141,7 @@
               <w:rPr>
                 <w:sz w:val="16"/>
               </w:rPr>
-              <w:t>39.8%</w:t>
+              <w:t>39.6%</w:t>
             </w:r>
           </w:p>
         </w:tc>
@@ -2155,7 +2155,7 @@
               <w:rPr>
                 <w:sz w:val="16"/>
               </w:rPr>
-              <w:t>560종  (58.9%)</w:t>
+              <w:t>560종  (58.5%)</w:t>
             </w:r>
           </w:p>
         </w:tc>
@@ -2169,7 +2169,7 @@
               <w:rPr>
                 <w:sz w:val="16"/>
               </w:rPr>
-              <w:t>199종  (20.9%)</w:t>
+              <w:t>199종  (20.8%)</w:t>
             </w:r>
           </w:p>
         </w:tc>
@@ -2256,7 +2256,7 @@
               <w:rPr>
                 <w:sz w:val="16"/>
               </w:rPr>
-              <w:t>388종</w:t>
+              <w:t>394종</w:t>
             </w:r>
           </w:p>
         </w:tc>
@@ -2286,7 +2286,7 @@
               <w:rPr>
                 <w:sz w:val="16"/>
               </w:rPr>
-              <w:t>333종</w:t>
+              <w:t>339종</w:t>
             </w:r>
           </w:p>
         </w:tc>
@@ -2316,7 +2316,7 @@
               <w:rPr>
                 <w:sz w:val="16"/>
               </w:rPr>
-              <w:t>318종</w:t>
+              <w:t>322종</w:t>
             </w:r>
           </w:p>
         </w:tc>
@@ -2445,7 +2445,7 @@
               <w:rPr>
                 <w:sz w:val="16"/>
               </w:rPr>
-              <w:t>951종</w:t>
+              <w:t>957종</w:t>
             </w:r>
           </w:p>
         </w:tc>
@@ -2459,7 +2459,7 @@
               <w:rPr>
                 <w:sz w:val="16"/>
               </w:rPr>
-              <w:t>2780/4755  (58.5%)</w:t>
+              <w:t>2782/4785  (58.1%)</w:t>
             </w:r>
           </w:p>
         </w:tc>
@@ -2473,7 +2473,7 @@
               <w:rPr>
                 <w:sz w:val="16"/>
               </w:rPr>
-              <w:t>32.1%</w:t>
+              <w:t>32.0%</w:t>
             </w:r>
           </w:p>
         </w:tc>
@@ -2487,7 +2487,7 @@
               <w:rPr>
                 <w:sz w:val="16"/>
               </w:rPr>
-              <w:t>461종  (48.5%)</w:t>
+              <w:t>461종  (48.2%)</w:t>
             </w:r>
           </w:p>
         </w:tc>
@@ -2501,7 +2501,7 @@
               <w:rPr>
                 <w:sz w:val="16"/>
               </w:rPr>
-              <w:t>75종  (7.9%)</w:t>
+              <w:t>75종  (7.8%)</w:t>
             </w:r>
           </w:p>
         </w:tc>
@@ -2588,7 +2588,7 @@
               <w:rPr>
                 <w:sz w:val="16"/>
               </w:rPr>
-              <w:t>477종</w:t>
+              <w:t>483종</w:t>
             </w:r>
           </w:p>
         </w:tc>
@@ -2618,7 +2618,7 @@
               <w:rPr>
                 <w:sz w:val="16"/>
               </w:rPr>
-              <w:t>459종</w:t>
+              <w:t>465종</w:t>
             </w:r>
           </w:p>
         </w:tc>
@@ -2648,7 +2648,7 @@
               <w:rPr>
                 <w:sz w:val="16"/>
               </w:rPr>
-              <w:t>388종</w:t>
+              <w:t>394종</w:t>
             </w:r>
           </w:p>
         </w:tc>
@@ -2678,7 +2678,7 @@
               <w:rPr>
                 <w:sz w:val="16"/>
               </w:rPr>
-              <w:t>333종</w:t>
+              <w:t>339종</w:t>
             </w:r>
           </w:p>
         </w:tc>
@@ -2708,7 +2708,7 @@
               <w:rPr>
                 <w:sz w:val="16"/>
               </w:rPr>
-              <w:t>318종</w:t>
+              <w:t>322종</w:t>
             </w:r>
           </w:p>
         </w:tc>
@@ -2837,7 +2837,7 @@
               <w:rPr>
                 <w:sz w:val="16"/>
               </w:rPr>
-              <w:t>951종</w:t>
+              <w:t>957종</w:t>
             </w:r>
           </w:p>
         </w:tc>
@@ -2851,7 +2851,7 @@
               <w:rPr>
                 <w:sz w:val="16"/>
               </w:rPr>
-              <w:t>1834/2853  (64.3%)</w:t>
+              <w:t>1834/2871  (63.9%)</w:t>
             </w:r>
           </w:p>
         </w:tc>
@@ -2865,7 +2865,7 @@
               <w:rPr>
                 <w:sz w:val="16"/>
               </w:rPr>
-              <w:t>45.7%</w:t>
+              <w:t>45.4%</w:t>
             </w:r>
           </w:p>
         </w:tc>
@@ -2879,7 +2879,7 @@
               <w:rPr>
                 <w:sz w:val="16"/>
               </w:rPr>
-              <w:t>547종  (57.5%)</w:t>
+              <w:t>547종  (57.2%)</w:t>
             </w:r>
           </w:p>
         </w:tc>
@@ -2893,7 +2893,7 @@
               <w:rPr>
                 <w:sz w:val="16"/>
               </w:rPr>
-              <w:t>215종  (22.6%)</w:t>
+              <w:t>215종  (22.5%)</w:t>
             </w:r>
           </w:p>
         </w:tc>
@@ -2980,7 +2980,7 @@
               <w:rPr>
                 <w:sz w:val="16"/>
               </w:rPr>
-              <w:t>396종</w:t>
+              <w:t>402종</w:t>
             </w:r>
           </w:p>
         </w:tc>
@@ -3010,7 +3010,7 @@
               <w:rPr>
                 <w:sz w:val="16"/>
               </w:rPr>
-              <w:t>333종</w:t>
+              <w:t>339종</w:t>
             </w:r>
           </w:p>
         </w:tc>
@@ -3040,7 +3040,7 @@
               <w:rPr>
                 <w:sz w:val="16"/>
               </w:rPr>
-              <w:t>290종</w:t>
+              <w:t>296종</w:t>
             </w:r>
           </w:p>
         </w:tc>
@@ -3169,7 +3169,7 @@
               <w:rPr>
                 <w:sz w:val="16"/>
               </w:rPr>
-              <w:t>951종</w:t>
+              <w:t>957종</w:t>
             </w:r>
           </w:p>
         </w:tc>
@@ -3183,7 +3183,7 @@
               <w:rPr>
                 <w:sz w:val="16"/>
               </w:rPr>
-              <w:t>2418/3804  (63.6%)</w:t>
+              <w:t>2420/3828  (63.2%)</w:t>
             </w:r>
           </w:p>
         </w:tc>
@@ -3197,7 +3197,7 @@
               <w:rPr>
                 <w:sz w:val="16"/>
               </w:rPr>
-              <w:t>40.5%</w:t>
+              <w:t>40.3%</w:t>
             </w:r>
           </w:p>
         </w:tc>
@@ -3211,7 +3211,7 @@
               <w:rPr>
                 <w:sz w:val="16"/>
               </w:rPr>
-              <w:t>544종  (57.2%)</w:t>
+              <w:t>544종  (56.8%)</w:t>
             </w:r>
           </w:p>
         </w:tc>
@@ -3225,7 +3225,7 @@
               <w:rPr>
                 <w:sz w:val="16"/>
               </w:rPr>
-              <w:t>174종  (18.3%)</w:t>
+              <w:t>174종  (18.2%)</w:t>
             </w:r>
           </w:p>
         </w:tc>
@@ -3312,7 +3312,7 @@
               <w:rPr>
                 <w:sz w:val="16"/>
               </w:rPr>
-              <w:t>388종</w:t>
+              <w:t>394종</w:t>
             </w:r>
           </w:p>
         </w:tc>
@@ -3342,7 +3342,7 @@
               <w:rPr>
                 <w:sz w:val="16"/>
               </w:rPr>
-              <w:t>347종</w:t>
+              <w:t>353종</w:t>
             </w:r>
           </w:p>
         </w:tc>
@@ -3372,7 +3372,7 @@
               <w:rPr>
                 <w:sz w:val="16"/>
               </w:rPr>
-              <w:t>333종</w:t>
+              <w:t>339종</w:t>
             </w:r>
           </w:p>
         </w:tc>
@@ -3402,7 +3402,7 @@
               <w:rPr>
                 <w:sz w:val="16"/>
               </w:rPr>
-              <w:t>318종</w:t>
+              <w:t>322종</w:t>
             </w:r>
           </w:p>
         </w:tc>
@@ -3893,7 +3893,7 @@
               <w:rPr>
                 <w:sz w:val="16"/>
               </w:rPr>
-              <w:t>951종</w:t>
+              <w:t>957종</w:t>
             </w:r>
           </w:p>
         </w:tc>
@@ -3907,7 +3907,7 @@
               <w:rPr>
                 <w:sz w:val="16"/>
               </w:rPr>
-              <w:t>2390/3804  (62.8%)</w:t>
+              <w:t>2390/3828  (62.4%)</w:t>
             </w:r>
           </w:p>
         </w:tc>
@@ -3921,7 +3921,7 @@
               <w:rPr>
                 <w:sz w:val="16"/>
               </w:rPr>
-              <w:t>46.1%</w:t>
+              <w:t>45.8%</w:t>
             </w:r>
           </w:p>
         </w:tc>
@@ -3935,7 +3935,7 @@
               <w:rPr>
                 <w:sz w:val="16"/>
               </w:rPr>
-              <w:t>489종  (51.4%)</w:t>
+              <w:t>489종  (51.1%)</w:t>
             </w:r>
           </w:p>
         </w:tc>
@@ -3949,7 +3949,7 @@
               <w:rPr>
                 <w:sz w:val="16"/>
               </w:rPr>
-              <w:t>192종  (20.2%)</w:t>
+              <w:t>192종  (20.1%)</w:t>
             </w:r>
           </w:p>
         </w:tc>
@@ -4036,7 +4036,7 @@
               <w:rPr>
                 <w:sz w:val="16"/>
               </w:rPr>
-              <w:t>396종</w:t>
+              <w:t>402종</w:t>
             </w:r>
           </w:p>
         </w:tc>
@@ -4066,7 +4066,7 @@
               <w:rPr>
                 <w:sz w:val="16"/>
               </w:rPr>
-              <w:t>395종</w:t>
+              <w:t>401종</w:t>
             </w:r>
           </w:p>
         </w:tc>
@@ -4096,7 +4096,7 @@
               <w:rPr>
                 <w:sz w:val="16"/>
               </w:rPr>
-              <w:t>333종</w:t>
+              <w:t>339종</w:t>
             </w:r>
           </w:p>
         </w:tc>
@@ -4126,7 +4126,7 @@
               <w:rPr>
                 <w:sz w:val="16"/>
               </w:rPr>
-              <w:t>290종</w:t>
+              <w:t>296종</w:t>
             </w:r>
           </w:p>
         </w:tc>
@@ -4255,7 +4255,7 @@
               <w:rPr>
                 <w:sz w:val="16"/>
               </w:rPr>
-              <w:t>679종</w:t>
+              <w:t>680종</w:t>
             </w:r>
           </w:p>
         </w:tc>
@@ -4269,7 +4269,7 @@
               <w:rPr>
                 <w:sz w:val="16"/>
               </w:rPr>
-              <w:t>1798/2716  (66.2%)</w:t>
+              <w:t>1799/2720  (66.1%)</w:t>
             </w:r>
           </w:p>
         </w:tc>
@@ -4297,7 +4297,7 @@
               <w:rPr>
                 <w:sz w:val="16"/>
               </w:rPr>
-              <w:t>363종  (53.5%)</w:t>
+              <w:t>363종  (53.4%)</w:t>
             </w:r>
           </w:p>
         </w:tc>
@@ -4428,7 +4428,7 @@
               <w:rPr>
                 <w:sz w:val="16"/>
               </w:rPr>
-              <w:t>261종</w:t>
+              <w:t>262종</w:t>
             </w:r>
           </w:p>
         </w:tc>
@@ -4458,7 +4458,7 @@
               <w:rPr>
                 <w:sz w:val="16"/>
               </w:rPr>
-              <w:t>217종</w:t>
+              <w:t>218종</w:t>
             </w:r>
           </w:p>
         </w:tc>
@@ -4488,7 +4488,7 @@
               <w:rPr>
                 <w:sz w:val="16"/>
               </w:rPr>
-              <w:t>156종</w:t>
+              <w:t>157종</w:t>
             </w:r>
           </w:p>
         </w:tc>
@@ -5221,7 +5221,7 @@
               <w:rPr>
                 <w:sz w:val="16"/>
               </w:rPr>
-              <w:t>951종</w:t>
+              <w:t>957종</w:t>
             </w:r>
           </w:p>
         </w:tc>
@@ -5235,7 +5235,7 @@
               <w:rPr>
                 <w:sz w:val="16"/>
               </w:rPr>
-              <w:t>571/951  (60.0%)</w:t>
+              <w:t>571/957  (59.7%)</w:t>
             </w:r>
           </w:p>
         </w:tc>
@@ -5249,7 +5249,7 @@
               <w:rPr>
                 <w:sz w:val="16"/>
               </w:rPr>
-              <w:t>45.8%</w:t>
+              <w:t>45.6%</w:t>
             </w:r>
           </w:p>
         </w:tc>
@@ -5263,7 +5263,7 @@
               <w:rPr>
                 <w:sz w:val="16"/>
               </w:rPr>
-              <w:t>571종  (60.0%)</w:t>
+              <w:t>571종  (59.7%)</w:t>
             </w:r>
           </w:p>
         </w:tc>
@@ -5277,7 +5277,7 @@
               <w:rPr>
                 <w:sz w:val="16"/>
               </w:rPr>
-              <w:t>436종  (45.8%)</w:t>
+              <w:t>436종  (45.6%)</w:t>
             </w:r>
           </w:p>
         </w:tc>
@@ -5364,7 +5364,7 @@
               <w:rPr>
                 <w:sz w:val="16"/>
               </w:rPr>
-              <w:t>380종</w:t>
+              <w:t>386종</w:t>
             </w:r>
           </w:p>
         </w:tc>
@@ -5493,7 +5493,7 @@
               <w:rPr>
                 <w:sz w:val="16"/>
               </w:rPr>
-              <w:t>507종</w:t>
+              <w:t>513종</w:t>
             </w:r>
           </w:p>
         </w:tc>
@@ -5507,7 +5507,7 @@
               <w:rPr>
                 <w:sz w:val="16"/>
               </w:rPr>
-              <w:t>662/1521  (43.5%)</w:t>
+              <w:t>664/1539  (43.1%)</w:t>
             </w:r>
           </w:p>
         </w:tc>
@@ -5521,7 +5521,7 @@
               <w:rPr>
                 <w:sz w:val="16"/>
               </w:rPr>
-              <w:t>38.1%</w:t>
+              <w:t>37.8%</w:t>
             </w:r>
           </w:p>
         </w:tc>
@@ -5535,7 +5535,7 @@
               <w:rPr>
                 <w:sz w:val="16"/>
               </w:rPr>
-              <w:t>122종  (24.1%)</w:t>
+              <w:t>122종  (23.8%)</w:t>
             </w:r>
           </w:p>
         </w:tc>
@@ -5549,7 +5549,7 @@
               <w:rPr>
                 <w:sz w:val="16"/>
               </w:rPr>
-              <w:t>69종  (13.6%)</w:t>
+              <w:t>69종  (13.5%)</w:t>
             </w:r>
           </w:p>
         </w:tc>
@@ -5636,7 +5636,7 @@
               <w:rPr>
                 <w:sz w:val="16"/>
               </w:rPr>
-              <w:t>384종</w:t>
+              <w:t>390종</w:t>
             </w:r>
           </w:p>
         </w:tc>
@@ -5666,7 +5666,7 @@
               <w:rPr>
                 <w:sz w:val="16"/>
               </w:rPr>
-              <w:t>238종</w:t>
+              <w:t>244종</w:t>
             </w:r>
           </w:p>
         </w:tc>
@@ -5696,7 +5696,7 @@
               <w:rPr>
                 <w:sz w:val="16"/>
               </w:rPr>
-              <w:t>237종</w:t>
+              <w:t>241종</w:t>
             </w:r>
           </w:p>
         </w:tc>
@@ -6269,7 +6269,7 @@
           <w:b w:val="0"/>
           <w:sz w:val="19"/>
         </w:rPr>
-        <w:t>물성 정의 170종 전부에 값이 하나 이상 있다(개통률 100%). 아래는 재료 951종 기준 보유율이다.</w:t>
+        <w:t>물성 정의 179종 전부에 값이 하나 이상 있다(개통률 100%). 아래는 재료 957종 기준 보유율이다.</w:t>
       </w:r>
     </w:p>
     <w:p>
@@ -6424,7 +6424,7 @@
               <w:rPr>
                 <w:sz w:val="15"/>
               </w:rPr>
-              <w:t>69.5%  ████████····</w:t>
+              <w:t>69.1%  ████████····</w:t>
             </w:r>
           </w:p>
         </w:tc>
@@ -6482,7 +6482,7 @@
               <w:rPr>
                 <w:sz w:val="15"/>
               </w:rPr>
-              <w:t>633종</w:t>
+              <w:t>635종</w:t>
             </w:r>
           </w:p>
         </w:tc>
@@ -6496,7 +6496,7 @@
               <w:rPr>
                 <w:sz w:val="15"/>
               </w:rPr>
-              <w:t>66.6%  ████████····</w:t>
+              <w:t>66.4%  ████████····</w:t>
             </w:r>
           </w:p>
         </w:tc>
@@ -6510,7 +6510,7 @@
               <w:rPr>
                 <w:sz w:val="15"/>
               </w:rPr>
-              <w:t>1547건</w:t>
+              <w:t>1553건</w:t>
             </w:r>
           </w:p>
         </w:tc>
@@ -6568,7 +6568,7 @@
               <w:rPr>
                 <w:sz w:val="15"/>
               </w:rPr>
-              <w:t>65.0%  ████████····</w:t>
+              <w:t>64.6%  ████████····</w:t>
             </w:r>
           </w:p>
         </w:tc>
@@ -6640,7 +6640,7 @@
               <w:rPr>
                 <w:sz w:val="15"/>
               </w:rPr>
-              <w:t>63.5%  ████████····</w:t>
+              <w:t>63.1%  ████████····</w:t>
             </w:r>
           </w:p>
         </w:tc>
@@ -6712,7 +6712,7 @@
               <w:rPr>
                 <w:sz w:val="15"/>
               </w:rPr>
-              <w:t>59.2%  ███████·····</w:t>
+              <w:t>58.8%  ███████·····</w:t>
             </w:r>
           </w:p>
         </w:tc>
@@ -6784,7 +6784,7 @@
               <w:rPr>
                 <w:sz w:val="15"/>
               </w:rPr>
-              <w:t>58.4%  ███████·····</w:t>
+              <w:t>58.0%  ███████·····</w:t>
             </w:r>
           </w:p>
         </w:tc>
@@ -6856,7 +6856,7 @@
               <w:rPr>
                 <w:sz w:val="15"/>
               </w:rPr>
-              <w:t>45.4%  █████·······</w:t>
+              <w:t>45.1%  █████·······</w:t>
             </w:r>
           </w:p>
         </w:tc>
@@ -6928,7 +6928,7 @@
               <w:rPr>
                 <w:sz w:val="15"/>
               </w:rPr>
-              <w:t>44.4%  █████·······</w:t>
+              <w:t>44.1%  █████·······</w:t>
             </w:r>
           </w:p>
         </w:tc>
@@ -7000,7 +7000,7 @@
               <w:rPr>
                 <w:sz w:val="15"/>
               </w:rPr>
-              <w:t>42.1%  █████·······</w:t>
+              <w:t>41.8%  █████·······</w:t>
             </w:r>
           </w:p>
         </w:tc>
@@ -7072,7 +7072,7 @@
               <w:rPr>
                 <w:sz w:val="15"/>
               </w:rPr>
-              <w:t>41.4%  █████·······</w:t>
+              <w:t>41.2%  █████·······</w:t>
             </w:r>
           </w:p>
         </w:tc>
@@ -7144,7 +7144,7 @@
               <w:rPr>
                 <w:sz w:val="15"/>
               </w:rPr>
-              <w:t>39.6%  █████·······</w:t>
+              <w:t>39.4%  █████·······</w:t>
             </w:r>
           </w:p>
         </w:tc>
@@ -7216,7 +7216,7 @@
               <w:rPr>
                 <w:sz w:val="15"/>
               </w:rPr>
-              <w:t>29.4%  ████········</w:t>
+              <w:t>29.3%  ████········</w:t>
             </w:r>
           </w:p>
         </w:tc>
@@ -7288,7 +7288,7 @@
               <w:rPr>
                 <w:sz w:val="15"/>
               </w:rPr>
-              <w:t>29.3%  ████········</w:t>
+              <w:t>29.2%  ████········</w:t>
             </w:r>
           </w:p>
         </w:tc>
@@ -7360,7 +7360,7 @@
               <w:rPr>
                 <w:sz w:val="15"/>
               </w:rPr>
-              <w:t>22.9%  ███·········</w:t>
+              <w:t>22.8%  ███·········</w:t>
             </w:r>
           </w:p>
         </w:tc>
@@ -7432,7 +7432,7 @@
               <w:rPr>
                 <w:sz w:val="15"/>
               </w:rPr>
-              <w:t>21.8%  ███·········</w:t>
+              <w:t>21.6%  ███·········</w:t>
             </w:r>
           </w:p>
         </w:tc>
@@ -7504,7 +7504,7 @@
               <w:rPr>
                 <w:sz w:val="15"/>
               </w:rPr>
-              <w:t>19.7%  ██··········</w:t>
+              <w:t>19.5%  ██··········</w:t>
             </w:r>
           </w:p>
         </w:tc>
@@ -7576,7 +7576,7 @@
               <w:rPr>
                 <w:sz w:val="15"/>
               </w:rPr>
-              <w:t>18.9%  ██··········</w:t>
+              <w:t>18.8%  ██··········</w:t>
             </w:r>
           </w:p>
         </w:tc>
@@ -7648,7 +7648,7 @@
               <w:rPr>
                 <w:sz w:val="15"/>
               </w:rPr>
-              <w:t>18.5%  ██··········</w:t>
+              <w:t>18.4%  ██··········</w:t>
             </w:r>
           </w:p>
         </w:tc>
@@ -7720,7 +7720,7 @@
               <w:rPr>
                 <w:sz w:val="15"/>
               </w:rPr>
-              <w:t>18.3%  ██··········</w:t>
+              <w:t>18.2%  ██··········</w:t>
             </w:r>
           </w:p>
         </w:tc>
@@ -7734,7 +7734,7 @@
               <w:rPr>
                 <w:sz w:val="15"/>
               </w:rPr>
-              <w:t>1874건</w:t>
+              <w:t>1876건</w:t>
             </w:r>
           </w:p>
         </w:tc>
@@ -7792,7 +7792,7 @@
               <w:rPr>
                 <w:sz w:val="15"/>
               </w:rPr>
-              <w:t>17.4%  ██··········</w:t>
+              <w:t>17.2%  ██··········</w:t>
             </w:r>
           </w:p>
         </w:tc>
@@ -7919,7 +7919,7 @@
               <w:rPr>
                 <w:sz w:val="15"/>
               </w:rPr>
-              <w:t>판정도달 조사량</w:t>
+              <w:t>Darveaux 균열 상수</w:t>
             </w:r>
           </w:p>
         </w:tc>
@@ -7933,7 +7933,7 @@
               <w:rPr>
                 <w:sz w:val="15"/>
               </w:rPr>
-              <w:t>화학</w:t>
+              <w:t>기계</w:t>
             </w:r>
           </w:p>
         </w:tc>
@@ -7947,7 +7947,7 @@
               <w:rPr>
                 <w:sz w:val="15"/>
               </w:rPr>
-              <w:t>4종</w:t>
+              <w:t>3종</w:t>
             </w:r>
           </w:p>
         </w:tc>
@@ -7961,7 +7961,7 @@
               <w:rPr>
                 <w:sz w:val="15"/>
               </w:rPr>
-              <w:t>4건</w:t>
+              <w:t>70건</w:t>
             </w:r>
           </w:p>
         </w:tc>
@@ -7977,7 +7977,7 @@
               <w:rPr>
                 <w:sz w:val="15"/>
               </w:rPr>
-              <w:t>응집영역 파괴에너지 GIC</w:t>
+              <w:t>Garofalo sinh 크리프 상수</w:t>
             </w:r>
           </w:p>
         </w:tc>
@@ -7991,7 +7991,7 @@
               <w:rPr>
                 <w:sz w:val="15"/>
               </w:rPr>
-              <w:t>계면</w:t>
+              <w:t>기계</w:t>
             </w:r>
           </w:p>
         </w:tc>
@@ -8005,7 +8005,7 @@
               <w:rPr>
                 <w:sz w:val="15"/>
               </w:rPr>
-              <w:t>4종</w:t>
+              <w:t>3종</w:t>
             </w:r>
           </w:p>
         </w:tc>
@@ -8019,7 +8019,7 @@
               <w:rPr>
                 <w:sz w:val="15"/>
               </w:rPr>
-              <w:t>70건</w:t>
+              <w:t>12건</w:t>
             </w:r>
           </w:p>
         </w:tc>
@@ -8035,7 +8035,7 @@
               <w:rPr>
                 <w:sz w:val="15"/>
               </w:rPr>
-              <w:t>응집영역 파괴에너지 GIIC</w:t>
+              <w:t>1차 크리프 상수</w:t>
             </w:r>
           </w:p>
         </w:tc>
@@ -8049,7 +8049,7 @@
               <w:rPr>
                 <w:sz w:val="15"/>
               </w:rPr>
-              <w:t>계면</w:t>
+              <w:t>기계</w:t>
             </w:r>
           </w:p>
         </w:tc>
@@ -8063,7 +8063,7 @@
               <w:rPr>
                 <w:sz w:val="15"/>
               </w:rPr>
-              <w:t>4종</w:t>
+              <w:t>3종</w:t>
             </w:r>
           </w:p>
         </w:tc>
@@ -8077,7 +8077,7 @@
               <w:rPr>
                 <w:sz w:val="15"/>
               </w:rPr>
-              <w:t>35건</w:t>
+              <w:t>10건</w:t>
             </w:r>
           </w:p>
         </w:tc>
@@ -8093,7 +8093,7 @@
               <w:rPr>
                 <w:sz w:val="15"/>
               </w:rPr>
-              <w:t>표면압축응력(CS)</w:t>
+              <w:t>Ramberg-Osgood 상수</w:t>
             </w:r>
           </w:p>
         </w:tc>
@@ -8121,7 +8121,7 @@
               <w:rPr>
                 <w:sz w:val="15"/>
               </w:rPr>
-              <w:t>4종</w:t>
+              <w:t>3종</w:t>
             </w:r>
           </w:p>
         </w:tc>
@@ -8135,7 +8135,7 @@
               <w:rPr>
                 <w:sz w:val="15"/>
               </w:rPr>
-              <w:t>18건</w:t>
+              <w:t>20건</w:t>
             </w:r>
           </w:p>
         </w:tc>
@@ -8151,7 +8151,7 @@
               <w:rPr>
                 <w:sz w:val="15"/>
               </w:rPr>
-              <w:t>흡음계수</w:t>
+              <w:t>이분자 소광 속도상수</w:t>
             </w:r>
           </w:p>
         </w:tc>
@@ -8165,7 +8165,7 @@
               <w:rPr>
                 <w:sz w:val="15"/>
               </w:rPr>
-              <w:t>음향</w:t>
+              <w:t>광학</w:t>
             </w:r>
           </w:p>
         </w:tc>
@@ -8193,7 +8193,7 @@
               <w:rPr>
                 <w:sz w:val="15"/>
               </w:rPr>
-              <w:t>21건</w:t>
+              <w:t>3건</w:t>
             </w:r>
           </w:p>
         </w:tc>
@@ -8209,7 +8209,7 @@
               <w:rPr>
                 <w:sz w:val="15"/>
               </w:rPr>
-              <w:t>와이어 풀 강도</w:t>
+              <w:t>광택(60도)</w:t>
             </w:r>
           </w:p>
         </w:tc>
@@ -8223,7 +8223,7 @@
               <w:rPr>
                 <w:sz w:val="15"/>
               </w:rPr>
-              <w:t>계면</w:t>
+              <w:t>광학</w:t>
             </w:r>
           </w:p>
         </w:tc>
@@ -8251,7 +8251,7 @@
               <w:rPr>
                 <w:sz w:val="15"/>
               </w:rPr>
-              <w:t>13건</w:t>
+              <w:t>5건</w:t>
             </w:r>
           </w:p>
         </w:tc>
@@ -8267,7 +8267,7 @@
               <w:rPr>
                 <w:sz w:val="15"/>
               </w:rPr>
-              <w:t>Darveaux 균열 상수</w:t>
+              <w:t>결정화도</w:t>
             </w:r>
           </w:p>
         </w:tc>
@@ -8281,7 +8281,7 @@
               <w:rPr>
                 <w:sz w:val="15"/>
               </w:rPr>
-              <w:t>기계</w:t>
+              <w:t>구조</w:t>
             </w:r>
           </w:p>
         </w:tc>
@@ -8309,7 +8309,7 @@
               <w:rPr>
                 <w:sz w:val="15"/>
               </w:rPr>
-              <w:t>70건</w:t>
+              <w:t>13건</w:t>
             </w:r>
           </w:p>
         </w:tc>
@@ -8325,7 +8325,7 @@
               <w:rPr>
                 <w:sz w:val="15"/>
               </w:rPr>
-              <w:t>이분자 소광 속도상수</w:t>
+              <w:t>경화 모델 상수</w:t>
             </w:r>
           </w:p>
         </w:tc>
@@ -8339,7 +8339,7 @@
               <w:rPr>
                 <w:sz w:val="15"/>
               </w:rPr>
-              <w:t>광학</w:t>
+              <w:t>화학</w:t>
             </w:r>
           </w:p>
         </w:tc>
@@ -8353,7 +8353,7 @@
               <w:rPr>
                 <w:sz w:val="15"/>
               </w:rPr>
-              <w:t>3종</w:t>
+              <w:t>2종</w:t>
             </w:r>
           </w:p>
         </w:tc>
@@ -8367,7 +8367,7 @@
               <w:rPr>
                 <w:sz w:val="15"/>
               </w:rPr>
-              <w:t>3건</w:t>
+              <w:t>19건</w:t>
             </w:r>
           </w:p>
         </w:tc>
@@ -8383,7 +8383,7 @@
               <w:rPr>
                 <w:sz w:val="15"/>
               </w:rPr>
-              <w:t>광택(60도)</w:t>
+              <w:t>부분몰부피</w:t>
             </w:r>
           </w:p>
         </w:tc>
@@ -8397,7 +8397,7 @@
               <w:rPr>
                 <w:sz w:val="15"/>
               </w:rPr>
-              <w:t>광학</w:t>
+              <w:t>화학</w:t>
             </w:r>
           </w:p>
         </w:tc>
@@ -8411,7 +8411,7 @@
               <w:rPr>
                 <w:sz w:val="15"/>
               </w:rPr>
-              <w:t>3종</w:t>
+              <w:t>2종</w:t>
             </w:r>
           </w:p>
         </w:tc>
@@ -8425,7 +8425,7 @@
               <w:rPr>
                 <w:sz w:val="15"/>
               </w:rPr>
-              <w:t>5건</w:t>
+              <w:t>6건</w:t>
             </w:r>
           </w:p>
         </w:tc>
@@ -8441,7 +8441,7 @@
               <w:rPr>
                 <w:sz w:val="15"/>
               </w:rPr>
-              <w:t>결정화도</w:t>
+              <w:t>응집영역 최대 트랙션</w:t>
             </w:r>
           </w:p>
         </w:tc>
@@ -8455,7 +8455,7 @@
               <w:rPr>
                 <w:sz w:val="15"/>
               </w:rPr>
-              <w:t>구조</w:t>
+              <w:t>계면</w:t>
             </w:r>
           </w:p>
         </w:tc>
@@ -8469,7 +8469,7 @@
               <w:rPr>
                 <w:sz w:val="15"/>
               </w:rPr>
-              <w:t>3종</w:t>
+              <w:t>2종</w:t>
             </w:r>
           </w:p>
         </w:tc>
@@ -8483,7 +8483,7 @@
               <w:rPr>
                 <w:sz w:val="15"/>
               </w:rPr>
-              <w:t>13건</w:t>
+              <w:t>11건</w:t>
             </w:r>
           </w:p>
         </w:tc>
@@ -8499,7 +8499,7 @@
               <w:rPr>
                 <w:sz w:val="15"/>
               </w:rPr>
-              <w:t>부분몰부피</w:t>
+              <w:t>Stromeyer 점근응력 σ∞</w:t>
             </w:r>
           </w:p>
         </w:tc>
@@ -8513,7 +8513,7 @@
               <w:rPr>
                 <w:sz w:val="15"/>
               </w:rPr>
-              <w:t>화학</w:t>
+              <w:t>기계</w:t>
             </w:r>
           </w:p>
         </w:tc>
@@ -8541,7 +8541,7 @@
               <w:rPr>
                 <w:sz w:val="15"/>
               </w:rPr>
-              <w:t>6건</w:t>
+              <w:t>9건</w:t>
             </w:r>
           </w:p>
         </w:tc>
@@ -8557,7 +8557,7 @@
               <w:rPr>
                 <w:sz w:val="15"/>
               </w:rPr>
-              <w:t>응집영역 최대 트랙션</w:t>
+              <w:t>Stromeyer 계수 C</w:t>
             </w:r>
           </w:p>
         </w:tc>
@@ -8571,7 +8571,7 @@
               <w:rPr>
                 <w:sz w:val="15"/>
               </w:rPr>
-              <w:t>계면</w:t>
+              <w:t>기계</w:t>
             </w:r>
           </w:p>
         </w:tc>
@@ -8599,7 +8599,7 @@
               <w:rPr>
                 <w:sz w:val="15"/>
               </w:rPr>
-              <w:t>11건</w:t>
+              <w:t>9건</w:t>
             </w:r>
           </w:p>
         </w:tc>
@@ -8615,7 +8615,7 @@
               <w:rPr>
                 <w:sz w:val="15"/>
               </w:rPr>
-              <w:t>Stromeyer 점근응력 σ∞</w:t>
+              <w:t>Stromeyer 지수 m</w:t>
             </w:r>
           </w:p>
         </w:tc>
@@ -8673,7 +8673,7 @@
               <w:rPr>
                 <w:sz w:val="15"/>
               </w:rPr>
-              <w:t>Stromeyer 계수 C</w:t>
+              <w:t>Morrow 에너지 계수</w:t>
             </w:r>
           </w:p>
         </w:tc>
@@ -8715,7 +8715,7 @@
               <w:rPr>
                 <w:sz w:val="15"/>
               </w:rPr>
-              <w:t>9건</w:t>
+              <w:t>33건</w:t>
             </w:r>
           </w:p>
         </w:tc>
@@ -8731,7 +8731,7 @@
               <w:rPr>
                 <w:sz w:val="15"/>
               </w:rPr>
-              <w:t>Stromeyer 지수 m</w:t>
+              <w:t>Morrow 에너지 지수</w:t>
             </w:r>
           </w:p>
         </w:tc>
@@ -8773,7 +8773,7 @@
               <w:rPr>
                 <w:sz w:val="15"/>
               </w:rPr>
-              <w:t>9건</w:t>
+              <w:t>33건</w:t>
             </w:r>
           </w:p>
         </w:tc>
@@ -8789,7 +8789,7 @@
               <w:rPr>
                 <w:sz w:val="15"/>
               </w:rPr>
-              <w:t>Morrow 에너지 계수</w:t>
+              <w:t>Norton 크리프 지수 n</w:t>
             </w:r>
           </w:p>
         </w:tc>
@@ -8831,7 +8831,7 @@
               <w:rPr>
                 <w:sz w:val="15"/>
               </w:rPr>
-              <w:t>33건</w:t>
+              <w:t>13건</w:t>
             </w:r>
           </w:p>
         </w:tc>
@@ -8847,7 +8847,7 @@
               <w:rPr>
                 <w:sz w:val="15"/>
               </w:rPr>
-              <w:t>Morrow 에너지 지수</w:t>
+              <w:t>내자외선성</w:t>
             </w:r>
           </w:p>
         </w:tc>
@@ -8861,7 +8861,7 @@
               <w:rPr>
                 <w:sz w:val="15"/>
               </w:rPr>
-              <w:t>기계</w:t>
+              <w:t>광학</w:t>
             </w:r>
           </w:p>
         </w:tc>
@@ -8889,7 +8889,7 @@
               <w:rPr>
                 <w:sz w:val="15"/>
               </w:rPr>
-              <w:t>33건</w:t>
+              <w:t>2건</w:t>
             </w:r>
           </w:p>
         </w:tc>
@@ -8905,7 +8905,7 @@
               <w:rPr>
                 <w:sz w:val="15"/>
               </w:rPr>
-              <w:t>Norton 크리프 지수 n</w:t>
+              <w:t>광열화 속도상수</w:t>
             </w:r>
           </w:p>
         </w:tc>
@@ -8919,7 +8919,7 @@
               <w:rPr>
                 <w:sz w:val="15"/>
               </w:rPr>
-              <w:t>기계</w:t>
+              <w:t>화학</w:t>
             </w:r>
           </w:p>
         </w:tc>
@@ -8933,7 +8933,7 @@
               <w:rPr>
                 <w:sz w:val="15"/>
               </w:rPr>
-              <w:t>2종</w:t>
+              <w:t>1종</w:t>
             </w:r>
           </w:p>
         </w:tc>
@@ -8947,7 +8947,7 @@
               <w:rPr>
                 <w:sz w:val="15"/>
               </w:rPr>
-              <w:t>13건</w:t>
+              <w:t>2건</w:t>
             </w:r>
           </w:p>
         </w:tc>
@@ -8963,7 +8963,7 @@
               <w:rPr>
                 <w:sz w:val="15"/>
               </w:rPr>
-              <w:t>내자외선성</w:t>
+              <w:t>비압축 파라미터 D</w:t>
             </w:r>
           </w:p>
         </w:tc>
@@ -8977,7 +8977,7 @@
               <w:rPr>
                 <w:sz w:val="15"/>
               </w:rPr>
-              <w:t>광학</w:t>
+              <w:t>기계</w:t>
             </w:r>
           </w:p>
         </w:tc>
@@ -8991,7 +8991,7 @@
               <w:rPr>
                 <w:sz w:val="15"/>
               </w:rPr>
-              <w:t>2종</w:t>
+              <w:t>1종</w:t>
             </w:r>
           </w:p>
         </w:tc>
@@ -9005,7 +9005,7 @@
               <w:rPr>
                 <w:sz w:val="15"/>
               </w:rPr>
-              <w:t>2건</w:t>
+              <w:t>8건</w:t>
             </w:r>
           </w:p>
         </w:tc>
@@ -9021,7 +9021,7 @@
               <w:rPr>
                 <w:sz w:val="15"/>
               </w:rPr>
-              <w:t>광열화 속도상수</w:t>
+              <w:t>Norton 크리프 계수 A</w:t>
             </w:r>
           </w:p>
         </w:tc>
@@ -9035,7 +9035,7 @@
               <w:rPr>
                 <w:sz w:val="15"/>
               </w:rPr>
-              <w:t>화학</w:t>
+              <w:t>기계</w:t>
             </w:r>
           </w:p>
         </w:tc>
@@ -9063,7 +9063,7 @@
               <w:rPr>
                 <w:sz w:val="15"/>
               </w:rPr>
-              <w:t>2건</w:t>
+              <w:t>3건</w:t>
             </w:r>
           </w:p>
         </w:tc>
@@ -9079,7 +9079,7 @@
               <w:rPr>
                 <w:sz w:val="15"/>
               </w:rPr>
-              <w:t>비압축 파라미터 D</w:t>
+              <w:t>변형률 분해 성분</w:t>
             </w:r>
           </w:p>
         </w:tc>
@@ -9121,7 +9121,7 @@
               <w:rPr>
                 <w:sz w:val="15"/>
               </w:rPr>
-              <w:t>8건</w:t>
+              <w:t>10건</w:t>
             </w:r>
           </w:p>
         </w:tc>
@@ -9137,7 +9137,7 @@
               <w:rPr>
                 <w:sz w:val="15"/>
               </w:rPr>
-              <w:t>Norton 크리프 계수 A</w:t>
+              <w:t>충방전 팽창변형률</w:t>
             </w:r>
           </w:p>
         </w:tc>
@@ -9179,7 +9179,7 @@
               <w:rPr>
                 <w:sz w:val="15"/>
               </w:rPr>
-              <w:t>3건</w:t>
+              <w:t>5건</w:t>
             </w:r>
           </w:p>
         </w:tc>
@@ -9195,7 +9195,7 @@
               <w:rPr>
                 <w:sz w:val="15"/>
               </w:rPr>
-              <w:t>충방전 팽창변형률</w:t>
+              <w:t>흡습확산 모델 상수</w:t>
             </w:r>
           </w:p>
         </w:tc>
@@ -9209,7 +9209,7 @@
               <w:rPr>
                 <w:sz w:val="15"/>
               </w:rPr>
-              <w:t>기계</w:t>
+              <w:t>물리</w:t>
             </w:r>
           </w:p>
         </w:tc>
@@ -9237,7 +9237,7 @@
               <w:rPr>
                 <w:sz w:val="15"/>
               </w:rPr>
-              <w:t>5건</w:t>
+              <w:t>9건</w:t>
             </w:r>
           </w:p>
         </w:tc>
@@ -9468,7 +9468,7 @@
               <w:rPr>
                 <w:sz w:val="16"/>
               </w:rPr>
-              <w:t>63종</w:t>
+              <w:t>69종</w:t>
             </w:r>
           </w:p>
         </w:tc>
@@ -9482,7 +9482,7 @@
               <w:rPr>
                 <w:sz w:val="16"/>
               </w:rPr>
-              <w:t>12,747건</w:t>
+              <w:t>12,904건</w:t>
             </w:r>
           </w:p>
         </w:tc>
@@ -9496,7 +9496,7 @@
               <w:rPr>
                 <w:sz w:val="16"/>
               </w:rPr>
-              <w:t>71종</w:t>
+              <w:t>65종</w:t>
             </w:r>
           </w:p>
         </w:tc>
@@ -9526,7 +9526,7 @@
               <w:rPr>
                 <w:sz w:val="16"/>
               </w:rPr>
-              <w:t>16종</w:t>
+              <w:t>17종</w:t>
             </w:r>
           </w:p>
         </w:tc>
@@ -9540,7 +9540,7 @@
               <w:rPr>
                 <w:sz w:val="16"/>
               </w:rPr>
-              <w:t>4,463건</w:t>
+              <w:t>4,493건</w:t>
             </w:r>
           </w:p>
         </w:tc>
@@ -9554,7 +9554,7 @@
               <w:rPr>
                 <w:sz w:val="16"/>
               </w:rPr>
-              <w:t>166종</w:t>
+              <w:t>156종</w:t>
             </w:r>
           </w:p>
         </w:tc>
@@ -9584,7 +9584,7 @@
               <w:rPr>
                 <w:sz w:val="16"/>
               </w:rPr>
-              <w:t>13종</w:t>
+              <w:t>14종</w:t>
             </w:r>
           </w:p>
         </w:tc>
@@ -9598,7 +9598,7 @@
               <w:rPr>
                 <w:sz w:val="16"/>
               </w:rPr>
-              <w:t>2,262건</w:t>
+              <w:t>2,283건</w:t>
             </w:r>
           </w:p>
         </w:tc>
@@ -9612,7 +9612,7 @@
               <w:rPr>
                 <w:sz w:val="16"/>
               </w:rPr>
-              <w:t>135종</w:t>
+              <w:t>125종</w:t>
             </w:r>
           </w:p>
         </w:tc>
@@ -9816,7 +9816,7 @@
               <w:rPr>
                 <w:sz w:val="16"/>
               </w:rPr>
-              <w:t>18종</w:t>
+              <w:t>19종</w:t>
             </w:r>
           </w:p>
         </w:tc>
@@ -9830,7 +9830,7 @@
               <w:rPr>
                 <w:sz w:val="16"/>
               </w:rPr>
-              <w:t>817건</w:t>
+              <w:t>841건</w:t>
             </w:r>
           </w:p>
         </w:tc>
@@ -9844,7 +9844,7 @@
               <w:rPr>
                 <w:sz w:val="16"/>
               </w:rPr>
-              <w:t>39종</w:t>
+              <w:t>37종</w:t>
             </w:r>
           </w:p>
         </w:tc>
@@ -10205,7 +10205,7 @@
               <w:rPr>
                 <w:sz w:val="16"/>
               </w:rPr>
-              <w:t>10,674건</w:t>
+              <w:t>10,686건</w:t>
             </w:r>
           </w:p>
         </w:tc>
@@ -10249,7 +10249,7 @@
               <w:rPr>
                 <w:sz w:val="16"/>
               </w:rPr>
-              <w:t>235종</w:t>
+              <w:t>236종</w:t>
             </w:r>
           </w:p>
         </w:tc>
@@ -10263,7 +10263,7 @@
               <w:rPr>
                 <w:sz w:val="16"/>
               </w:rPr>
-              <w:t>6,791건</w:t>
+              <w:t>6,856건</w:t>
             </w:r>
           </w:p>
         </w:tc>
@@ -10277,7 +10277,7 @@
               <w:rPr>
                 <w:sz w:val="16"/>
               </w:rPr>
-              <w:t>28.9</w:t>
+              <w:t>29.1</w:t>
             </w:r>
           </w:p>
         </w:tc>
@@ -10307,7 +10307,7 @@
               <w:rPr>
                 <w:sz w:val="16"/>
               </w:rPr>
-              <w:t>159종</w:t>
+              <w:t>164종</w:t>
             </w:r>
           </w:p>
         </w:tc>
@@ -10321,7 +10321,7 @@
               <w:rPr>
                 <w:sz w:val="16"/>
               </w:rPr>
-              <w:t>4,415건</w:t>
+              <w:t>4,570건</w:t>
             </w:r>
           </w:p>
         </w:tc>
@@ -10335,7 +10335,7 @@
               <w:rPr>
                 <w:sz w:val="16"/>
               </w:rPr>
-              <w:t>27.8</w:t>
+              <w:t>27.9</w:t>
             </w:r>
           </w:p>
         </w:tc>
@@ -10655,7 +10655,7 @@
               <w:rPr>
                 <w:sz w:val="16"/>
               </w:rPr>
-              <w:t>13,472</w:t>
+              <w:t>13,704</w:t>
             </w:r>
           </w:p>
         </w:tc>
@@ -10669,7 +10669,7 @@
               <w:rPr>
                 <w:sz w:val="16"/>
               </w:rPr>
-              <w:t>52.6%</w:t>
+              <w:t>53.0%</w:t>
             </w:r>
           </w:p>
         </w:tc>
@@ -10727,7 +10727,7 @@
               <w:rPr>
                 <w:sz w:val="16"/>
               </w:rPr>
-              <w:t>7.0%</w:t>
+              <w:t>6.9%</w:t>
             </w:r>
           </w:p>
         </w:tc>
@@ -10785,7 +10785,7 @@
               <w:rPr>
                 <w:sz w:val="16"/>
               </w:rPr>
-              <w:t>22.9%</w:t>
+              <w:t>22.7%</w:t>
             </w:r>
           </w:p>
         </w:tc>
@@ -10843,7 +10843,7 @@
               <w:rPr>
                 <w:sz w:val="16"/>
               </w:rPr>
-              <w:t>17.5%</w:t>
+              <w:t>17.4%</w:t>
             </w:r>
           </w:p>
         </w:tc>
@@ -10972,7 +10972,7 @@
               <w:rPr>
                 <w:sz w:val="16"/>
               </w:rPr>
-              <w:t>869</w:t>
+              <w:t>872</w:t>
             </w:r>
           </w:p>
         </w:tc>
@@ -11032,7 +11032,7 @@
               <w:rPr>
                 <w:sz w:val="16"/>
               </w:rPr>
-              <w:t>110</w:t>
+              <w:t>112</w:t>
             </w:r>
           </w:p>
         </w:tc>
@@ -11310,7 +11310,7 @@
               <w:rPr>
                 <w:sz w:val="15"/>
               </w:rPr>
-              <w:t>낙하·충격 준비율 48.5%</w:t>
+              <w:t>낙하·충격 준비율 48.2%</w:t>
             </w:r>
           </w:p>
         </w:tc>
@@ -11368,7 +11368,7 @@
               <w:rPr>
                 <w:sz w:val="15"/>
               </w:rPr>
-              <w:t>열전달·방열 준비율 57.5% · 결로 두 갈래를 동시에 막는다</w:t>
+              <w:t>열전달·방열 준비율 57.2% · 결로 두 갈래를 동시에 막는다</w:t>
             </w:r>
           </w:p>
         </w:tc>
@@ -11484,7 +11484,7 @@
               <w:rPr>
                 <w:sz w:val="15"/>
               </w:rPr>
-              <w:t>결로(표면) 준비율 51.4%</w:t>
+              <w:t>결로(표면) 준비율 51.1%</w:t>
             </w:r>
           </w:p>
         </w:tc>
@@ -11542,7 +11542,7 @@
               <w:rPr>
                 <w:sz w:val="15"/>
               </w:rPr>
-              <w:t>피로·수명 준비율 24.1%</w:t>
+              <w:t>피로·수명 준비율 23.8%</w:t>
             </w:r>
           </w:p>
         </w:tc>

--- a/MaterialTwin_물성확보현황_해석가능성.docx
+++ b/MaterialTwin_물성확보현황_해석가능성.docx
@@ -31,7 +31,7 @@
           <w:color w:val="606060"/>
           <w:sz w:val="18"/>
         </w:rPr>
-        <w:t>2026-08-14 · 재료 957종 · 물성값 25,844건 · 출처 2,299건 · 물성 정의 179종</w:t>
+        <w:t>2026-08-14 · 재료 957종 · 물성값 25,895건 · 출처 2,301건 · 물성 정의 179종</w:t>
       </w:r>
     </w:p>
     <w:p/>
@@ -52,7 +52,7 @@
           <w:b/>
           <w:sz w:val="22"/>
         </w:rPr>
-        <w:t>13개 해석이 요구하는 (재료 × 필수물성) 격자 25,604칸 중 15,652칸이 채워졌다 — 전체 61.1%.</w:t>
+        <w:t>13개 해석이 요구하는 (재료 × 필수물성) 격자 25,604칸 중 15,705칸이 채워졌다 — 전체 61.3%.</w:t>
       </w:r>
     </w:p>
     <w:p>
@@ -442,7 +442,7 @@
               <w:rPr>
                 <w:sz w:val="15"/>
               </w:rPr>
-              <w:t>1816/2871</w:t>
+              <w:t>1826/2871</w:t>
             </w:r>
           </w:p>
         </w:tc>
@@ -456,7 +456,7 @@
               <w:rPr>
                 <w:sz w:val="15"/>
               </w:rPr>
-              <w:t>63.3%  ██████····</w:t>
+              <w:t>63.6%  ██████····</w:t>
             </w:r>
           </w:p>
         </w:tc>
@@ -470,7 +470,7 @@
               <w:rPr>
                 <w:sz w:val="15"/>
               </w:rPr>
-              <w:t>39.6%</w:t>
+              <w:t>39.7%</w:t>
             </w:r>
           </w:p>
         </w:tc>
@@ -484,7 +484,7 @@
               <w:rPr>
                 <w:sz w:val="15"/>
               </w:rPr>
-              <w:t>560  (58.5%)</w:t>
+              <w:t>569  (59.5%)</w:t>
             </w:r>
           </w:p>
         </w:tc>
@@ -498,7 +498,7 @@
               <w:rPr>
                 <w:sz w:val="15"/>
               </w:rPr>
-              <w:t>poisson_ratio — 394종</w:t>
+              <w:t>poisson_ratio — 384종</w:t>
             </w:r>
           </w:p>
         </w:tc>
@@ -542,7 +542,7 @@
               <w:rPr>
                 <w:sz w:val="15"/>
               </w:rPr>
-              <w:t>2782/4785</w:t>
+              <w:t>2792/4785</w:t>
             </w:r>
           </w:p>
         </w:tc>
@@ -556,7 +556,7 @@
               <w:rPr>
                 <w:sz w:val="15"/>
               </w:rPr>
-              <w:t>58.1%  ██████····</w:t>
+              <w:t>58.3%  ██████····</w:t>
             </w:r>
           </w:p>
         </w:tc>
@@ -642,7 +642,7 @@
               <w:rPr>
                 <w:sz w:val="15"/>
               </w:rPr>
-              <w:t>1834/2871</w:t>
+              <w:t>1840/2871</w:t>
             </w:r>
           </w:p>
         </w:tc>
@@ -656,7 +656,7 @@
               <w:rPr>
                 <w:sz w:val="15"/>
               </w:rPr>
-              <w:t>63.9%  ██████····</w:t>
+              <w:t>64.1%  ██████····</w:t>
             </w:r>
           </w:p>
         </w:tc>
@@ -670,7 +670,7 @@
               <w:rPr>
                 <w:sz w:val="15"/>
               </w:rPr>
-              <w:t>45.4%</w:t>
+              <w:t>45.6%</w:t>
             </w:r>
           </w:p>
         </w:tc>
@@ -698,7 +698,7 @@
               <w:rPr>
                 <w:sz w:val="15"/>
               </w:rPr>
-              <w:t>specific_heat — 402종</w:t>
+              <w:t>specific_heat — 396종</w:t>
             </w:r>
           </w:p>
         </w:tc>
@@ -742,7 +742,7 @@
               <w:rPr>
                 <w:sz w:val="15"/>
               </w:rPr>
-              <w:t>2420/3828</w:t>
+              <w:t>2436/3828</w:t>
             </w:r>
           </w:p>
         </w:tc>
@@ -756,7 +756,7 @@
               <w:rPr>
                 <w:sz w:val="15"/>
               </w:rPr>
-              <w:t>63.2%  ██████····</w:t>
+              <w:t>63.6%  ██████····</w:t>
             </w:r>
           </w:p>
         </w:tc>
@@ -770,7 +770,7 @@
               <w:rPr>
                 <w:sz w:val="15"/>
               </w:rPr>
-              <w:t>40.3%</w:t>
+              <w:t>40.5%</w:t>
             </w:r>
           </w:p>
         </w:tc>
@@ -784,7 +784,7 @@
               <w:rPr>
                 <w:sz w:val="15"/>
               </w:rPr>
-              <w:t>544  (56.8%)</w:t>
+              <w:t>550  (57.5%)</w:t>
             </w:r>
           </w:p>
         </w:tc>
@@ -798,7 +798,7 @@
               <w:rPr>
                 <w:sz w:val="15"/>
               </w:rPr>
-              <w:t>poisson_ratio — 394종</w:t>
+              <w:t>poisson_ratio — 384종</w:t>
             </w:r>
           </w:p>
         </w:tc>
@@ -842,7 +842,7 @@
               <w:rPr>
                 <w:sz w:val="15"/>
               </w:rPr>
-              <w:t>788/1276</w:t>
+              <w:t>793/1276</w:t>
             </w:r>
           </w:p>
         </w:tc>
@@ -856,7 +856,7 @@
               <w:rPr>
                 <w:sz w:val="15"/>
               </w:rPr>
-              <w:t>61.8%  ██████····</w:t>
+              <w:t>62.1%  ██████····</w:t>
             </w:r>
           </w:p>
         </w:tc>
@@ -884,7 +884,7 @@
               <w:rPr>
                 <w:sz w:val="15"/>
               </w:rPr>
-              <w:t>178  (55.8%)</w:t>
+              <w:t>183  (57.4%)</w:t>
             </w:r>
           </w:p>
         </w:tc>
@@ -898,7 +898,7 @@
               <w:rPr>
                 <w:sz w:val="15"/>
               </w:rPr>
-              <w:t>poisson_ratio — 133종</w:t>
+              <w:t>prony_relaxation_time | prony_tensil — 130종</w:t>
             </w:r>
           </w:p>
         </w:tc>
@@ -942,7 +942,7 @@
               <w:rPr>
                 <w:sz w:val="15"/>
               </w:rPr>
-              <w:t>2390/3828</w:t>
+              <w:t>2396/3828</w:t>
             </w:r>
           </w:p>
         </w:tc>
@@ -956,7 +956,7 @@
               <w:rPr>
                 <w:sz w:val="15"/>
               </w:rPr>
-              <w:t>62.4%  ██████····</w:t>
+              <w:t>62.6%  ██████····</w:t>
             </w:r>
           </w:p>
         </w:tc>
@@ -970,7 +970,7 @@
               <w:rPr>
                 <w:sz w:val="15"/>
               </w:rPr>
-              <w:t>45.8%</w:t>
+              <w:t>46.0%</w:t>
             </w:r>
           </w:p>
         </w:tc>
@@ -998,7 +998,7 @@
               <w:rPr>
                 <w:sz w:val="15"/>
               </w:rPr>
-              <w:t>specific_heat — 402종</w:t>
+              <w:t>contact_angle_water | surface_energy — 401종</w:t>
             </w:r>
           </w:p>
         </w:tc>
@@ -1714,7 +1714,7 @@
           <w:b/>
           <w:sz w:val="19"/>
         </w:rPr>
-        <w:t>**실측기반**은 tier4(가정·계산)를 뺀 값이다. 두 열의 차이 약 5,159칸이 가정값으로 채워진 부분이다. 해석을 돌리기 위해 칸을 닫는 것과, 그 값이 실측에 근거하는 것은 다른 문제다 — 둘을 나란히 둔다.</w:t>
+        <w:t>**실측기반**은 tier4(가정·계산)를 뺀 값이다. 두 열의 차이 약 5,188칸이 가정값으로 채워진 부분이다. 해석을 돌리기 위해 칸을 닫는 것과, 그 값이 실측에 근거하는 것은 다른 문제다 — 둘을 나란히 둔다.</w:t>
       </w:r>
     </w:p>
     <w:p>
@@ -1813,7 +1813,7 @@
               <w:rPr>
                 <w:sz w:val="16"/>
               </w:rPr>
-              <w:t>초탄성(실링·완충) 95.8% · 산소소광-발광체 87.3% · 전기·EMI 59.7% · 구조·강성 58.5% · 산소확산-매트릭스 58.3% · 열전달·방열 57.2% · 열응력·워피지 56.8% · 폴더블 벤딩 55.8% · 결로(투습) 53.4% · 결로(표면) 51.1%</w:t>
+              <w:t>초탄성(실링·완충) 95.8% · 산소소광-발광체 87.3% · 전기·EMI 59.7% · 구조·강성 59.5% · 산소확산-매트릭스 58.3% · 열응력·워피지 57.5% · 폴더블 벤딩 57.4% · 열전달·방열 57.2% · 결로(투습) 53.4% · 결로(표면) 51.1%</w:t>
             </w:r>
           </w:p>
         </w:tc>
@@ -2127,7 +2127,7 @@
               <w:rPr>
                 <w:sz w:val="16"/>
               </w:rPr>
-              <w:t>1816/2871  (63.3%)</w:t>
+              <w:t>1826/2871  (63.6%)</w:t>
             </w:r>
           </w:p>
         </w:tc>
@@ -2141,7 +2141,7 @@
               <w:rPr>
                 <w:sz w:val="16"/>
               </w:rPr>
-              <w:t>39.6%</w:t>
+              <w:t>39.7%</w:t>
             </w:r>
           </w:p>
         </w:tc>
@@ -2155,7 +2155,7 @@
               <w:rPr>
                 <w:sz w:val="16"/>
               </w:rPr>
-              <w:t>560종  (58.5%)</w:t>
+              <w:t>569종  (59.5%)</w:t>
             </w:r>
           </w:p>
         </w:tc>
@@ -2256,7 +2256,7 @@
               <w:rPr>
                 <w:sz w:val="16"/>
               </w:rPr>
-              <w:t>394종</w:t>
+              <w:t>384종</w:t>
             </w:r>
           </w:p>
         </w:tc>
@@ -2459,7 +2459,7 @@
               <w:rPr>
                 <w:sz w:val="16"/>
               </w:rPr>
-              <w:t>2782/4785  (58.1%)</w:t>
+              <w:t>2792/4785  (58.3%)</w:t>
             </w:r>
           </w:p>
         </w:tc>
@@ -2648,7 +2648,7 @@
               <w:rPr>
                 <w:sz w:val="16"/>
               </w:rPr>
-              <w:t>394종</w:t>
+              <w:t>384종</w:t>
             </w:r>
           </w:p>
         </w:tc>
@@ -2851,7 +2851,7 @@
               <w:rPr>
                 <w:sz w:val="16"/>
               </w:rPr>
-              <w:t>1834/2871  (63.9%)</w:t>
+              <w:t>1840/2871  (64.1%)</w:t>
             </w:r>
           </w:p>
         </w:tc>
@@ -2865,7 +2865,7 @@
               <w:rPr>
                 <w:sz w:val="16"/>
               </w:rPr>
-              <w:t>45.4%</w:t>
+              <w:t>45.6%</w:t>
             </w:r>
           </w:p>
         </w:tc>
@@ -2980,7 +2980,7 @@
               <w:rPr>
                 <w:sz w:val="16"/>
               </w:rPr>
-              <w:t>402종</w:t>
+              <w:t>396종</w:t>
             </w:r>
           </w:p>
         </w:tc>
@@ -3183,7 +3183,7 @@
               <w:rPr>
                 <w:sz w:val="16"/>
               </w:rPr>
-              <w:t>2420/3828  (63.2%)</w:t>
+              <w:t>2436/3828  (63.6%)</w:t>
             </w:r>
           </w:p>
         </w:tc>
@@ -3197,7 +3197,7 @@
               <w:rPr>
                 <w:sz w:val="16"/>
               </w:rPr>
-              <w:t>40.3%</w:t>
+              <w:t>40.5%</w:t>
             </w:r>
           </w:p>
         </w:tc>
@@ -3211,7 +3211,7 @@
               <w:rPr>
                 <w:sz w:val="16"/>
               </w:rPr>
-              <w:t>544종  (56.8%)</w:t>
+              <w:t>550종  (57.5%)</w:t>
             </w:r>
           </w:p>
         </w:tc>
@@ -3225,7 +3225,7 @@
               <w:rPr>
                 <w:sz w:val="16"/>
               </w:rPr>
-              <w:t>174종  (18.2%)</w:t>
+              <w:t>180종  (18.8%)</w:t>
             </w:r>
           </w:p>
         </w:tc>
@@ -3312,7 +3312,7 @@
               <w:rPr>
                 <w:sz w:val="16"/>
               </w:rPr>
-              <w:t>394종</w:t>
+              <w:t>384종</w:t>
             </w:r>
           </w:p>
         </w:tc>
@@ -3342,7 +3342,7 @@
               <w:rPr>
                 <w:sz w:val="16"/>
               </w:rPr>
-              <w:t>353종</w:t>
+              <w:t>347종</w:t>
             </w:r>
           </w:p>
         </w:tc>
@@ -3545,7 +3545,7 @@
               <w:rPr>
                 <w:sz w:val="16"/>
               </w:rPr>
-              <w:t>788/1276  (61.8%)</w:t>
+              <w:t>793/1276  (62.1%)</w:t>
             </w:r>
           </w:p>
         </w:tc>
@@ -3573,7 +3573,7 @@
               <w:rPr>
                 <w:sz w:val="16"/>
               </w:rPr>
-              <w:t>178종  (55.8%)</w:t>
+              <w:t>183종  (57.4%)</w:t>
             </w:r>
           </w:p>
         </w:tc>
@@ -3660,7 +3660,7 @@
               <w:rPr>
                 <w:sz w:val="16"/>
               </w:rPr>
-              <w:t>poisson_ratio</w:t>
+              <w:t xml:space="preserve">prony_relaxation_time | prony_tensile_modulus | prony_shear_modulus | </w:t>
             </w:r>
           </w:p>
         </w:tc>
@@ -3674,7 +3674,7 @@
               <w:rPr>
                 <w:sz w:val="16"/>
               </w:rPr>
-              <w:t>133종</w:t>
+              <w:t>130종</w:t>
             </w:r>
           </w:p>
         </w:tc>
@@ -3690,7 +3690,7 @@
               <w:rPr>
                 <w:sz w:val="16"/>
               </w:rPr>
-              <w:t xml:space="preserve">prony_relaxation_time | prony_tensile_modulus | prony_shear_modulus | </w:t>
+              <w:t>poisson_ratio</w:t>
             </w:r>
           </w:p>
         </w:tc>
@@ -3704,7 +3704,7 @@
               <w:rPr>
                 <w:sz w:val="16"/>
               </w:rPr>
-              <w:t>130종</w:t>
+              <w:t>128종</w:t>
             </w:r>
           </w:p>
         </w:tc>
@@ -3907,7 +3907,7 @@
               <w:rPr>
                 <w:sz w:val="16"/>
               </w:rPr>
-              <w:t>2390/3828  (62.4%)</w:t>
+              <w:t>2396/3828  (62.6%)</w:t>
             </w:r>
           </w:p>
         </w:tc>
@@ -3921,7 +3921,7 @@
               <w:rPr>
                 <w:sz w:val="16"/>
               </w:rPr>
-              <w:t>45.8%</w:t>
+              <w:t>46.0%</w:t>
             </w:r>
           </w:p>
         </w:tc>
@@ -4022,7 +4022,7 @@
               <w:rPr>
                 <w:sz w:val="16"/>
               </w:rPr>
-              <w:t>specific_heat</w:t>
+              <w:t>contact_angle_water | surface_energy</w:t>
             </w:r>
           </w:p>
         </w:tc>
@@ -4036,7 +4036,7 @@
               <w:rPr>
                 <w:sz w:val="16"/>
               </w:rPr>
-              <w:t>402종</w:t>
+              <w:t>401종</w:t>
             </w:r>
           </w:p>
         </w:tc>
@@ -4052,7 +4052,7 @@
               <w:rPr>
                 <w:sz w:val="16"/>
               </w:rPr>
-              <w:t>contact_angle_water | surface_energy</w:t>
+              <w:t>specific_heat</w:t>
             </w:r>
           </w:p>
         </w:tc>
@@ -4066,7 +4066,7 @@
               <w:rPr>
                 <w:sz w:val="16"/>
               </w:rPr>
-              <w:t>401종</w:t>
+              <w:t>396종</w:t>
             </w:r>
           </w:p>
         </w:tc>
@@ -6510,7 +6510,7 @@
               <w:rPr>
                 <w:sz w:val="15"/>
               </w:rPr>
-              <w:t>1553건</w:t>
+              <w:t>1554건</w:t>
             </w:r>
           </w:p>
         </w:tc>
@@ -6626,7 +6626,7 @@
               <w:rPr>
                 <w:sz w:val="15"/>
               </w:rPr>
-              <w:t>604종</w:t>
+              <w:t>610종</w:t>
             </w:r>
           </w:p>
         </w:tc>
@@ -6640,7 +6640,7 @@
               <w:rPr>
                 <w:sz w:val="15"/>
               </w:rPr>
-              <w:t>63.1%  ████████····</w:t>
+              <w:t>63.7%  ████████····</w:t>
             </w:r>
           </w:p>
         </w:tc>
@@ -6654,7 +6654,7 @@
               <w:rPr>
                 <w:sz w:val="15"/>
               </w:rPr>
-              <w:t>1362건</w:t>
+              <w:t>1378건</w:t>
             </w:r>
           </w:p>
         </w:tc>
@@ -6698,7 +6698,7 @@
               <w:rPr>
                 <w:sz w:val="15"/>
               </w:rPr>
-              <w:t>563종</w:t>
+              <w:t>573종</w:t>
             </w:r>
           </w:p>
         </w:tc>
@@ -6712,7 +6712,7 @@
               <w:rPr>
                 <w:sz w:val="15"/>
               </w:rPr>
-              <w:t>58.8%  ███████·····</w:t>
+              <w:t>59.9%  ███████·····</w:t>
             </w:r>
           </w:p>
         </w:tc>
@@ -6726,7 +6726,7 @@
               <w:rPr>
                 <w:sz w:val="15"/>
               </w:rPr>
-              <w:t>736건</w:t>
+              <w:t>750건</w:t>
             </w:r>
           </w:p>
         </w:tc>
@@ -6770,7 +6770,7 @@
               <w:rPr>
                 <w:sz w:val="15"/>
               </w:rPr>
-              <w:t>555종</w:t>
+              <w:t>561종</w:t>
             </w:r>
           </w:p>
         </w:tc>
@@ -6784,7 +6784,7 @@
               <w:rPr>
                 <w:sz w:val="15"/>
               </w:rPr>
-              <w:t>58.0%  ███████·····</w:t>
+              <w:t>58.6%  ███████·····</w:t>
             </w:r>
           </w:p>
         </w:tc>
@@ -6798,7 +6798,7 @@
               <w:rPr>
                 <w:sz w:val="15"/>
               </w:rPr>
-              <w:t>624건</w:t>
+              <w:t>632건</w:t>
             </w:r>
           </w:p>
         </w:tc>
@@ -7734,7 +7734,7 @@
               <w:rPr>
                 <w:sz w:val="15"/>
               </w:rPr>
-              <w:t>1876건</w:t>
+              <w:t>1883건</w:t>
             </w:r>
           </w:p>
         </w:tc>
@@ -9482,7 +9482,7 @@
               <w:rPr>
                 <w:sz w:val="16"/>
               </w:rPr>
-              <w:t>12,904건</w:t>
+              <w:t>12,931건</w:t>
             </w:r>
           </w:p>
         </w:tc>
@@ -9540,7 +9540,7 @@
               <w:rPr>
                 <w:sz w:val="16"/>
               </w:rPr>
-              <w:t>4,493건</w:t>
+              <w:t>4,517건</w:t>
             </w:r>
           </w:p>
         </w:tc>
@@ -9554,7 +9554,7 @@
               <w:rPr>
                 <w:sz w:val="16"/>
               </w:rPr>
-              <w:t>156종</w:t>
+              <w:t>157종</w:t>
             </w:r>
           </w:p>
         </w:tc>
@@ -10205,7 +10205,7 @@
               <w:rPr>
                 <w:sz w:val="16"/>
               </w:rPr>
-              <w:t>10,686건</w:t>
+              <w:t>10,690건</w:t>
             </w:r>
           </w:p>
         </w:tc>
@@ -10263,7 +10263,7 @@
               <w:rPr>
                 <w:sz w:val="16"/>
               </w:rPr>
-              <w:t>6,856건</w:t>
+              <w:t>6,864건</w:t>
             </w:r>
           </w:p>
         </w:tc>
@@ -10321,7 +10321,7 @@
               <w:rPr>
                 <w:sz w:val="16"/>
               </w:rPr>
-              <w:t>4,570건</w:t>
+              <w:t>4,574건</w:t>
             </w:r>
           </w:p>
         </w:tc>
@@ -10379,7 +10379,7 @@
               <w:rPr>
                 <w:sz w:val="16"/>
               </w:rPr>
-              <w:t>2,207건</w:t>
+              <w:t>2,242건</w:t>
             </w:r>
           </w:p>
         </w:tc>
@@ -10393,7 +10393,7 @@
               <w:rPr>
                 <w:sz w:val="16"/>
               </w:rPr>
-              <w:t>19.5</w:t>
+              <w:t>19.8</w:t>
             </w:r>
           </w:p>
         </w:tc>
@@ -10655,7 +10655,7 @@
               <w:rPr>
                 <w:sz w:val="16"/>
               </w:rPr>
-              <w:t>13,704</w:t>
+              <w:t>13,722</w:t>
             </w:r>
           </w:p>
         </w:tc>
@@ -10713,7 +10713,7 @@
               <w:rPr>
                 <w:sz w:val="16"/>
               </w:rPr>
-              <w:t>1,793</w:t>
+              <w:t>1,814</w:t>
             </w:r>
           </w:p>
         </w:tc>
@@ -10727,7 +10727,7 @@
               <w:rPr>
                 <w:sz w:val="16"/>
               </w:rPr>
-              <w:t>6.9%</w:t>
+              <w:t>7.0%</w:t>
             </w:r>
           </w:p>
         </w:tc>
@@ -10771,7 +10771,7 @@
               <w:rPr>
                 <w:sz w:val="16"/>
               </w:rPr>
-              <w:t>5,857</w:t>
+              <w:t>5,860</w:t>
             </w:r>
           </w:p>
         </w:tc>
@@ -10785,7 +10785,7 @@
               <w:rPr>
                 <w:sz w:val="16"/>
               </w:rPr>
-              <w:t>22.7%</w:t>
+              <w:t>22.6%</w:t>
             </w:r>
           </w:p>
         </w:tc>
@@ -10829,7 +10829,7 @@
               <w:rPr>
                 <w:sz w:val="16"/>
               </w:rPr>
-              <w:t>4,490</w:t>
+              <w:t>4,499</w:t>
             </w:r>
           </w:p>
         </w:tc>
@@ -10859,7 +10859,7 @@
           <w:b w:val="0"/>
           <w:sz w:val="19"/>
         </w:rPr>
-        <w:t>가정값 4,398건은 조건에 assumption 표지가 붙어 UI·카드에 “가정”으로 표시된다. 대표값 선택에서 실측에 밀리므로, 나중에 실측이 들어오면 자동으로 대체된다.</w:t>
+        <w:t>가정값 4,407건은 조건에 assumption 표지가 붙어 UI·카드에 “가정”으로 표시된다. 대표값 선택에서 실측에 밀리므로, 나중에 실측이 들어오면 자동으로 대체된다.</w:t>
       </w:r>
     </w:p>
     <w:p>
@@ -10942,7 +10942,7 @@
               <w:rPr>
                 <w:sz w:val="16"/>
               </w:rPr>
-              <w:t>879</w:t>
+              <w:t>881</w:t>
             </w:r>
           </w:p>
         </w:tc>
@@ -11426,7 +11426,7 @@
               <w:rPr>
                 <w:sz w:val="15"/>
               </w:rPr>
-              <w:t>폴더블 벤딩 준비율 55.8%</w:t>
+              <w:t>폴더블 벤딩 준비율 57.4%</w:t>
             </w:r>
           </w:p>
         </w:tc>

--- a/MaterialTwin_물성확보현황_해석가능성.docx
+++ b/MaterialTwin_물성확보현황_해석가능성.docx
@@ -31,7 +31,7 @@
           <w:color w:val="606060"/>
           <w:sz w:val="18"/>
         </w:rPr>
-        <w:t>2026-08-14 · 재료 957종 · 물성값 25,895건 · 출처 2,301건 · 물성 정의 179종</w:t>
+        <w:t>2026-08-14 · 재료 957종 · 물성값 25,950건 · 출처 2,303건 · 물성 정의 179종</w:t>
       </w:r>
     </w:p>
     <w:p/>
@@ -52,7 +52,7 @@
           <w:b/>
           <w:sz w:val="22"/>
         </w:rPr>
-        <w:t>13개 해석이 요구하는 (재료 × 필수물성) 격자 25,604칸 중 15,705칸이 채워졌다 — 전체 61.3%.</w:t>
+        <w:t>13개 해석이 요구하는 (재료 × 필수물성) 격자 25,604칸 중 15,725칸이 채워졌다 — 전체 61.4%.</w:t>
       </w:r>
     </w:p>
     <w:p>
@@ -1242,7 +1242,7 @@
               <w:rPr>
                 <w:sz w:val="15"/>
               </w:rPr>
-              <w:t>364/638</w:t>
+              <w:t>365/638</w:t>
             </w:r>
           </w:p>
         </w:tc>
@@ -1256,7 +1256,7 @@
               <w:rPr>
                 <w:sz w:val="15"/>
               </w:rPr>
-              <w:t>57.1%  ██████····</w:t>
+              <w:t>57.2%  ██████····</w:t>
             </w:r>
           </w:p>
         </w:tc>
@@ -1270,7 +1270,7 @@
               <w:rPr>
                 <w:sz w:val="15"/>
               </w:rPr>
-              <w:t>45.9%</w:t>
+              <w:t>46.1%</w:t>
             </w:r>
           </w:p>
         </w:tc>
@@ -1284,7 +1284,7 @@
               <w:rPr>
                 <w:sz w:val="15"/>
               </w:rPr>
-              <w:t>141  (44.2%)</w:t>
+              <w:t>142  (44.5%)</w:t>
             </w:r>
           </w:p>
         </w:tc>
@@ -1298,7 +1298,7 @@
               <w:rPr>
                 <w:sz w:val="15"/>
               </w:rPr>
-              <w:t>peel_strength | lap_shear_strength | — 153종</w:t>
+              <w:t>peel_strength | lap_shear_strength | — 152종</w:t>
             </w:r>
           </w:p>
         </w:tc>
@@ -1342,7 +1342,7 @@
               <w:rPr>
                 <w:sz w:val="15"/>
               </w:rPr>
-              <w:t>571/957</w:t>
+              <w:t>590/957</w:t>
             </w:r>
           </w:p>
         </w:tc>
@@ -1356,7 +1356,7 @@
               <w:rPr>
                 <w:sz w:val="15"/>
               </w:rPr>
-              <w:t>59.7%  ██████····</w:t>
+              <w:t>61.7%  ██████····</w:t>
             </w:r>
           </w:p>
         </w:tc>
@@ -1370,7 +1370,7 @@
               <w:rPr>
                 <w:sz w:val="15"/>
               </w:rPr>
-              <w:t>45.6%</w:t>
+              <w:t>47.5%</w:t>
             </w:r>
           </w:p>
         </w:tc>
@@ -1384,7 +1384,7 @@
               <w:rPr>
                 <w:sz w:val="15"/>
               </w:rPr>
-              <w:t>571  (59.7%)</w:t>
+              <w:t>590  (61.7%)</w:t>
             </w:r>
           </w:p>
         </w:tc>
@@ -1398,7 +1398,7 @@
               <w:rPr>
                 <w:sz w:val="15"/>
               </w:rPr>
-              <w:t>dielectric_constant | resistivity_vo — 386종</w:t>
+              <w:t>dielectric_constant | resistivity_vo — 367종</w:t>
             </w:r>
           </w:p>
         </w:tc>
@@ -1813,7 +1813,7 @@
               <w:rPr>
                 <w:sz w:val="16"/>
               </w:rPr>
-              <w:t>초탄성(실링·완충) 95.8% · 산소소광-발광체 87.3% · 전기·EMI 59.7% · 구조·강성 59.5% · 산소확산-매트릭스 58.3% · 열응력·워피지 57.5% · 폴더블 벤딩 57.4% · 열전달·방열 57.2% · 결로(투습) 53.4% · 결로(표면) 51.1%</w:t>
+              <w:t>초탄성(실링·완충) 95.8% · 산소소광-발광체 87.3% · 전기·EMI 61.7% · 구조·강성 59.5% · 산소확산-매트릭스 58.3% · 열응력·워피지 57.5% · 폴더블 벤딩 57.4% · 열전달·방열 57.2% · 결로(투습) 53.4% · 결로(표면) 51.1%</w:t>
             </w:r>
           </w:p>
         </w:tc>
@@ -1857,7 +1857,7 @@
               <w:rPr>
                 <w:sz w:val="16"/>
               </w:rPr>
-              <w:t>낙하·충격 48.2% · 접착·박리 44.2%</w:t>
+              <w:t>낙하·충격 48.2% · 접착·박리 44.5%</w:t>
             </w:r>
           </w:p>
         </w:tc>
@@ -4933,7 +4933,7 @@
               <w:rPr>
                 <w:sz w:val="16"/>
               </w:rPr>
-              <w:t>364/638  (57.1%)</w:t>
+              <w:t>365/638  (57.2%)</w:t>
             </w:r>
           </w:p>
         </w:tc>
@@ -4947,7 +4947,7 @@
               <w:rPr>
                 <w:sz w:val="16"/>
               </w:rPr>
-              <w:t>45.9%</w:t>
+              <w:t>46.1%</w:t>
             </w:r>
           </w:p>
         </w:tc>
@@ -4961,7 +4961,7 @@
               <w:rPr>
                 <w:sz w:val="16"/>
               </w:rPr>
-              <w:t>141종  (44.2%)</w:t>
+              <w:t>142종  (44.5%)</w:t>
             </w:r>
           </w:p>
         </w:tc>
@@ -4975,7 +4975,7 @@
               <w:rPr>
                 <w:sz w:val="16"/>
               </w:rPr>
-              <w:t>77종  (24.1%)</w:t>
+              <w:t>78종  (24.5%)</w:t>
             </w:r>
           </w:p>
         </w:tc>
@@ -5062,7 +5062,7 @@
               <w:rPr>
                 <w:sz w:val="16"/>
               </w:rPr>
-              <w:t>153종</w:t>
+              <w:t>152종</w:t>
             </w:r>
           </w:p>
         </w:tc>
@@ -5235,7 +5235,7 @@
               <w:rPr>
                 <w:sz w:val="16"/>
               </w:rPr>
-              <w:t>571/957  (59.7%)</w:t>
+              <w:t>590/957  (61.7%)</w:t>
             </w:r>
           </w:p>
         </w:tc>
@@ -5249,7 +5249,7 @@
               <w:rPr>
                 <w:sz w:val="16"/>
               </w:rPr>
-              <w:t>45.6%</w:t>
+              <w:t>47.5%</w:t>
             </w:r>
           </w:p>
         </w:tc>
@@ -5263,7 +5263,7 @@
               <w:rPr>
                 <w:sz w:val="16"/>
               </w:rPr>
-              <w:t>571종  (59.7%)</w:t>
+              <w:t>590종  (61.7%)</w:t>
             </w:r>
           </w:p>
         </w:tc>
@@ -5277,7 +5277,7 @@
               <w:rPr>
                 <w:sz w:val="16"/>
               </w:rPr>
-              <w:t>436종  (45.6%)</w:t>
+              <w:t>455종  (47.5%)</w:t>
             </w:r>
           </w:p>
         </w:tc>
@@ -5364,7 +5364,7 @@
               <w:rPr>
                 <w:sz w:val="16"/>
               </w:rPr>
-              <w:t>386종</w:t>
+              <w:t>367종</w:t>
             </w:r>
           </w:p>
         </w:tc>
@@ -6914,7 +6914,7 @@
               <w:rPr>
                 <w:sz w:val="15"/>
               </w:rPr>
-              <w:t>422종</w:t>
+              <w:t>423종</w:t>
             </w:r>
           </w:p>
         </w:tc>
@@ -6928,7 +6928,7 @@
               <w:rPr>
                 <w:sz w:val="15"/>
               </w:rPr>
-              <w:t>44.1%  █████·······</w:t>
+              <w:t>44.2%  █████·······</w:t>
             </w:r>
           </w:p>
         </w:tc>
@@ -6942,7 +6942,7 @@
               <w:rPr>
                 <w:sz w:val="15"/>
               </w:rPr>
-              <w:t>694건</w:t>
+              <w:t>695건</w:t>
             </w:r>
           </w:p>
         </w:tc>
@@ -7174,7 +7174,7 @@
               <w:rPr>
                 <w:sz w:val="15"/>
               </w:rPr>
-              <w:t>동적증가계수(DIF)</w:t>
+              <w:t>체적저항률</w:t>
             </w:r>
           </w:p>
         </w:tc>
@@ -7188,7 +7188,7 @@
               <w:rPr>
                 <w:sz w:val="15"/>
               </w:rPr>
-              <w:t>기계</w:t>
+              <w:t>전기</w:t>
             </w:r>
           </w:p>
         </w:tc>
@@ -7202,7 +7202,7 @@
               <w:rPr>
                 <w:sz w:val="15"/>
               </w:rPr>
-              <w:t>280종</w:t>
+              <w:t>298종</w:t>
             </w:r>
           </w:p>
         </w:tc>
@@ -7216,7 +7216,7 @@
               <w:rPr>
                 <w:sz w:val="15"/>
               </w:rPr>
-              <w:t>29.3%  ████········</w:t>
+              <w:t>31.1%  ████········</w:t>
             </w:r>
           </w:p>
         </w:tc>
@@ -7230,7 +7230,7 @@
               <w:rPr>
                 <w:sz w:val="15"/>
               </w:rPr>
-              <w:t>500건</w:t>
+              <w:t>417건</w:t>
             </w:r>
           </w:p>
         </w:tc>
@@ -7246,7 +7246,7 @@
               <w:rPr>
                 <w:sz w:val="15"/>
               </w:rPr>
-              <w:t>체적저항률</w:t>
+              <w:t>동적증가계수(DIF)</w:t>
             </w:r>
           </w:p>
         </w:tc>
@@ -7260,7 +7260,7 @@
               <w:rPr>
                 <w:sz w:val="15"/>
               </w:rPr>
-              <w:t>전기</w:t>
+              <w:t>기계</w:t>
             </w:r>
           </w:p>
         </w:tc>
@@ -7274,7 +7274,7 @@
               <w:rPr>
                 <w:sz w:val="15"/>
               </w:rPr>
-              <w:t>279종</w:t>
+              <w:t>280종</w:t>
             </w:r>
           </w:p>
         </w:tc>
@@ -7288,7 +7288,7 @@
               <w:rPr>
                 <w:sz w:val="15"/>
               </w:rPr>
-              <w:t>29.2%  ████········</w:t>
+              <w:t>29.3%  ████········</w:t>
             </w:r>
           </w:p>
         </w:tc>
@@ -7302,7 +7302,7 @@
               <w:rPr>
                 <w:sz w:val="15"/>
               </w:rPr>
-              <w:t>396건</w:t>
+              <w:t>500건</w:t>
             </w:r>
           </w:p>
         </w:tc>
@@ -7634,7 +7634,7 @@
               <w:rPr>
                 <w:sz w:val="15"/>
               </w:rPr>
-              <w:t>176종</w:t>
+              <w:t>177종</w:t>
             </w:r>
           </w:p>
         </w:tc>
@@ -7648,7 +7648,7 @@
               <w:rPr>
                 <w:sz w:val="15"/>
               </w:rPr>
-              <w:t>18.4%  ██··········</w:t>
+              <w:t>18.5%  ██··········</w:t>
             </w:r>
           </w:p>
         </w:tc>
@@ -7662,7 +7662,7 @@
               <w:rPr>
                 <w:sz w:val="15"/>
               </w:rPr>
-              <w:t>512건</w:t>
+              <w:t>519건</w:t>
             </w:r>
           </w:p>
         </w:tc>
@@ -9656,7 +9656,7 @@
               <w:rPr>
                 <w:sz w:val="16"/>
               </w:rPr>
-              <w:t>1,819건</w:t>
+              <w:t>1,867건</w:t>
             </w:r>
           </w:p>
         </w:tc>
@@ -9670,7 +9670,7 @@
               <w:rPr>
                 <w:sz w:val="16"/>
               </w:rPr>
-              <w:t>108종</w:t>
+              <w:t>110종</w:t>
             </w:r>
           </w:p>
         </w:tc>
@@ -9772,7 +9772,7 @@
               <w:rPr>
                 <w:sz w:val="16"/>
               </w:rPr>
-              <w:t>1,014건</w:t>
+              <w:t>1,021건</w:t>
             </w:r>
           </w:p>
         </w:tc>
@@ -10205,7 +10205,7 @@
               <w:rPr>
                 <w:sz w:val="16"/>
               </w:rPr>
-              <w:t>10,690건</w:t>
+              <w:t>10,692건</w:t>
             </w:r>
           </w:p>
         </w:tc>
@@ -10263,7 +10263,7 @@
               <w:rPr>
                 <w:sz w:val="16"/>
               </w:rPr>
-              <w:t>6,864건</w:t>
+              <w:t>6,917건</w:t>
             </w:r>
           </w:p>
         </w:tc>
@@ -10277,7 +10277,7 @@
               <w:rPr>
                 <w:sz w:val="16"/>
               </w:rPr>
-              <w:t>29.1</w:t>
+              <w:t>29.3</w:t>
             </w:r>
           </w:p>
         </w:tc>
@@ -10655,7 +10655,7 @@
               <w:rPr>
                 <w:sz w:val="16"/>
               </w:rPr>
-              <w:t>13,722</w:t>
+              <w:t>13,760</w:t>
             </w:r>
           </w:p>
         </w:tc>
@@ -10713,7 +10713,7 @@
               <w:rPr>
                 <w:sz w:val="16"/>
               </w:rPr>
-              <w:t>1,814</w:t>
+              <w:t>1,824</w:t>
             </w:r>
           </w:p>
         </w:tc>
@@ -10771,7 +10771,7 @@
               <w:rPr>
                 <w:sz w:val="16"/>
               </w:rPr>
-              <w:t>5,860</w:t>
+              <w:t>5,867</w:t>
             </w:r>
           </w:p>
         </w:tc>
@@ -10843,7 +10843,7 @@
               <w:rPr>
                 <w:sz w:val="16"/>
               </w:rPr>
-              <w:t>17.4%</w:t>
+              <w:t>17.3%</w:t>
             </w:r>
           </w:p>
         </w:tc>
@@ -10972,7 +10972,7 @@
               <w:rPr>
                 <w:sz w:val="16"/>
               </w:rPr>
-              <w:t>872</w:t>
+              <w:t>873</w:t>
             </w:r>
           </w:p>
         </w:tc>
@@ -11032,7 +11032,7 @@
               <w:rPr>
                 <w:sz w:val="16"/>
               </w:rPr>
-              <w:t>112</w:t>
+              <w:t>113</w:t>
             </w:r>
           </w:p>
         </w:tc>

--- a/MaterialTwin_물성확보현황_해석가능성.docx
+++ b/MaterialTwin_물성확보현황_해석가능성.docx
@@ -31,7 +31,7 @@
           <w:color w:val="606060"/>
           <w:sz w:val="18"/>
         </w:rPr>
-        <w:t>2026-08-14 · 재료 957종 · 물성값 25,950건 · 출처 2,303건 · 물성 정의 179종</w:t>
+        <w:t>2026-08-14 · 재료 957종 · 물성값 26,071건 · 출처 2,317건 · 물성 정의 179종</w:t>
       </w:r>
     </w:p>
     <w:p/>
@@ -52,7 +52,7 @@
           <w:b/>
           <w:sz w:val="22"/>
         </w:rPr>
-        <w:t>13개 해석이 요구하는 (재료 × 필수물성) 격자 25,604칸 중 15,725칸이 채워졌다 — 전체 61.4%.</w:t>
+        <w:t>13개 해석이 요구하는 (재료 × 필수물성) 격자 25,604칸 중 15,732칸이 채워졌다 — 전체 61.4%.</w:t>
       </w:r>
     </w:p>
     <w:p>
@@ -269,7 +269,7 @@
           <w:b/>
           <w:sz w:val="19"/>
         </w:rPr>
-        <w:t>셀 채움률이 높아도 재료 준비율은 낮을 수 있다. 재료마다 비어 있는 칸이 다르면 그렇게 된다 — 피로·수명이 정확히 그 경우다(셀 43.1% vs 준비 23.8%). **수집 진척과 해석 가능성을 같은 숫자로 말하면 안 된다.**</w:t>
+        <w:t>셀 채움률이 높아도 재료 준비율은 낮을 수 있다. 재료마다 비어 있는 칸이 다르면 그렇게 된다 — 피로·수명이 정확히 그 경우다(셀 43.6% vs 준비 23.8%). **수집 진척과 해석 가능성을 같은 숫자로 말하면 안 된다.**</w:t>
       </w:r>
     </w:p>
     <w:p>
@@ -1442,7 +1442,7 @@
               <w:rPr>
                 <w:sz w:val="15"/>
               </w:rPr>
-              <w:t>664/1539</w:t>
+              <w:t>671/1539</w:t>
             </w:r>
           </w:p>
         </w:tc>
@@ -1456,7 +1456,7 @@
               <w:rPr>
                 <w:sz w:val="15"/>
               </w:rPr>
-              <w:t>43.1%  ████······</w:t>
+              <w:t>43.6%  ████······</w:t>
             </w:r>
           </w:p>
         </w:tc>
@@ -1470,7 +1470,7 @@
               <w:rPr>
                 <w:sz w:val="15"/>
               </w:rPr>
-              <w:t>37.8%</w:t>
+              <w:t>38.2%</w:t>
             </w:r>
           </w:p>
         </w:tc>
@@ -1498,7 +1498,7 @@
               <w:rPr>
                 <w:sz w:val="15"/>
               </w:rPr>
-              <w:t>fatigue_strength_coefficient | fatig — 390종</w:t>
+              <w:t>fatigue_strength_coefficient | fatig — 383종</w:t>
             </w:r>
           </w:p>
         </w:tc>
@@ -1714,7 +1714,7 @@
           <w:b/>
           <w:sz w:val="19"/>
         </w:rPr>
-        <w:t>**실측기반**은 tier4(가정·계산)를 뺀 값이다. 두 열의 차이 약 5,188칸이 가정값으로 채워진 부분이다. 해석을 돌리기 위해 칸을 닫는 것과, 그 값이 실측에 근거하는 것은 다른 문제다 — 둘을 나란히 둔다.</w:t>
+        <w:t>**실측기반**은 tier4(가정·계산)를 뺀 값이다. 두 열의 차이 약 5,189칸이 가정값으로 채워진 부분이다. 해석을 돌리기 위해 칸을 닫는 것과, 그 값이 실측에 근거하는 것은 다른 문제다 — 둘을 나란히 둔다.</w:t>
       </w:r>
     </w:p>
     <w:p>
@@ -5507,7 +5507,7 @@
               <w:rPr>
                 <w:sz w:val="16"/>
               </w:rPr>
-              <w:t>664/1539  (43.1%)</w:t>
+              <w:t>671/1539  (43.6%)</w:t>
             </w:r>
           </w:p>
         </w:tc>
@@ -5521,7 +5521,7 @@
               <w:rPr>
                 <w:sz w:val="16"/>
               </w:rPr>
-              <w:t>37.8%</w:t>
+              <w:t>38.2%</w:t>
             </w:r>
           </w:p>
         </w:tc>
@@ -5636,7 +5636,7 @@
               <w:rPr>
                 <w:sz w:val="16"/>
               </w:rPr>
-              <w:t>390종</w:t>
+              <w:t>383종</w:t>
             </w:r>
           </w:p>
         </w:tc>
@@ -7919,7 +7919,7 @@
               <w:rPr>
                 <w:sz w:val="15"/>
               </w:rPr>
-              <w:t>Darveaux 균열 상수</w:t>
+              <w:t>응집영역 파괴에너지 GIC</w:t>
             </w:r>
           </w:p>
         </w:tc>
@@ -7933,7 +7933,7 @@
               <w:rPr>
                 <w:sz w:val="15"/>
               </w:rPr>
-              <w:t>기계</w:t>
+              <w:t>계면</w:t>
             </w:r>
           </w:p>
         </w:tc>
@@ -7947,7 +7947,7 @@
               <w:rPr>
                 <w:sz w:val="15"/>
               </w:rPr>
-              <w:t>3종</w:t>
+              <w:t>4종</w:t>
             </w:r>
           </w:p>
         </w:tc>
@@ -7977,7 +7977,7 @@
               <w:rPr>
                 <w:sz w:val="15"/>
               </w:rPr>
-              <w:t>Garofalo sinh 크리프 상수</w:t>
+              <w:t>응집영역 파괴에너지 GIIC</w:t>
             </w:r>
           </w:p>
         </w:tc>
@@ -7991,7 +7991,7 @@
               <w:rPr>
                 <w:sz w:val="15"/>
               </w:rPr>
-              <w:t>기계</w:t>
+              <w:t>계면</w:t>
             </w:r>
           </w:p>
         </w:tc>
@@ -8005,7 +8005,7 @@
               <w:rPr>
                 <w:sz w:val="15"/>
               </w:rPr>
-              <w:t>3종</w:t>
+              <w:t>4종</w:t>
             </w:r>
           </w:p>
         </w:tc>
@@ -8019,7 +8019,7 @@
               <w:rPr>
                 <w:sz w:val="15"/>
               </w:rPr>
-              <w:t>12건</w:t>
+              <w:t>35건</w:t>
             </w:r>
           </w:p>
         </w:tc>
@@ -8035,7 +8035,7 @@
               <w:rPr>
                 <w:sz w:val="15"/>
               </w:rPr>
-              <w:t>1차 크리프 상수</w:t>
+              <w:t>표면압축응력(CS)</w:t>
             </w:r>
           </w:p>
         </w:tc>
@@ -8063,7 +8063,7 @@
               <w:rPr>
                 <w:sz w:val="15"/>
               </w:rPr>
-              <w:t>3종</w:t>
+              <w:t>4종</w:t>
             </w:r>
           </w:p>
         </w:tc>
@@ -8077,7 +8077,7 @@
               <w:rPr>
                 <w:sz w:val="15"/>
               </w:rPr>
-              <w:t>10건</w:t>
+              <w:t>18건</w:t>
             </w:r>
           </w:p>
         </w:tc>
@@ -8093,7 +8093,7 @@
               <w:rPr>
                 <w:sz w:val="15"/>
               </w:rPr>
-              <w:t>Ramberg-Osgood 상수</w:t>
+              <w:t>흡음계수</w:t>
             </w:r>
           </w:p>
         </w:tc>
@@ -8107,7 +8107,7 @@
               <w:rPr>
                 <w:sz w:val="15"/>
               </w:rPr>
-              <w:t>기계</w:t>
+              <w:t>음향</w:t>
             </w:r>
           </w:p>
         </w:tc>
@@ -8135,7 +8135,7 @@
               <w:rPr>
                 <w:sz w:val="15"/>
               </w:rPr>
-              <w:t>20건</w:t>
+              <w:t>21건</w:t>
             </w:r>
           </w:p>
         </w:tc>
@@ -8151,7 +8151,7 @@
               <w:rPr>
                 <w:sz w:val="15"/>
               </w:rPr>
-              <w:t>이분자 소광 속도상수</w:t>
+              <w:t>와이어 풀 강도</w:t>
             </w:r>
           </w:p>
         </w:tc>
@@ -8165,7 +8165,7 @@
               <w:rPr>
                 <w:sz w:val="15"/>
               </w:rPr>
-              <w:t>광학</w:t>
+              <w:t>계면</w:t>
             </w:r>
           </w:p>
         </w:tc>
@@ -8193,7 +8193,7 @@
               <w:rPr>
                 <w:sz w:val="15"/>
               </w:rPr>
-              <w:t>3건</w:t>
+              <w:t>13건</w:t>
             </w:r>
           </w:p>
         </w:tc>
@@ -8209,7 +8209,7 @@
               <w:rPr>
                 <w:sz w:val="15"/>
               </w:rPr>
-              <w:t>광택(60도)</w:t>
+              <w:t>Darveaux 균열 상수</w:t>
             </w:r>
           </w:p>
         </w:tc>
@@ -8223,7 +8223,7 @@
               <w:rPr>
                 <w:sz w:val="15"/>
               </w:rPr>
-              <w:t>광학</w:t>
+              <w:t>기계</w:t>
             </w:r>
           </w:p>
         </w:tc>
@@ -8251,7 +8251,7 @@
               <w:rPr>
                 <w:sz w:val="15"/>
               </w:rPr>
-              <w:t>5건</w:t>
+              <w:t>70건</w:t>
             </w:r>
           </w:p>
         </w:tc>
@@ -8267,7 +8267,7 @@
               <w:rPr>
                 <w:sz w:val="15"/>
               </w:rPr>
-              <w:t>결정화도</w:t>
+              <w:t>Garofalo sinh 크리프 상수</w:t>
             </w:r>
           </w:p>
         </w:tc>
@@ -8281,7 +8281,7 @@
               <w:rPr>
                 <w:sz w:val="15"/>
               </w:rPr>
-              <w:t>구조</w:t>
+              <w:t>기계</w:t>
             </w:r>
           </w:p>
         </w:tc>
@@ -8309,7 +8309,7 @@
               <w:rPr>
                 <w:sz w:val="15"/>
               </w:rPr>
-              <w:t>13건</w:t>
+              <w:t>12건</w:t>
             </w:r>
           </w:p>
         </w:tc>
@@ -8325,7 +8325,7 @@
               <w:rPr>
                 <w:sz w:val="15"/>
               </w:rPr>
-              <w:t>경화 모델 상수</w:t>
+              <w:t>1차 크리프 상수</w:t>
             </w:r>
           </w:p>
         </w:tc>
@@ -8339,7 +8339,7 @@
               <w:rPr>
                 <w:sz w:val="15"/>
               </w:rPr>
-              <w:t>화학</w:t>
+              <w:t>기계</w:t>
             </w:r>
           </w:p>
         </w:tc>
@@ -8353,7 +8353,7 @@
               <w:rPr>
                 <w:sz w:val="15"/>
               </w:rPr>
-              <w:t>2종</w:t>
+              <w:t>3종</w:t>
             </w:r>
           </w:p>
         </w:tc>
@@ -8367,7 +8367,7 @@
               <w:rPr>
                 <w:sz w:val="15"/>
               </w:rPr>
-              <w:t>19건</w:t>
+              <w:t>10건</w:t>
             </w:r>
           </w:p>
         </w:tc>
@@ -8383,7 +8383,7 @@
               <w:rPr>
                 <w:sz w:val="15"/>
               </w:rPr>
-              <w:t>부분몰부피</w:t>
+              <w:t>Ramberg-Osgood 상수</w:t>
             </w:r>
           </w:p>
         </w:tc>
@@ -8397,7 +8397,7 @@
               <w:rPr>
                 <w:sz w:val="15"/>
               </w:rPr>
-              <w:t>화학</w:t>
+              <w:t>기계</w:t>
             </w:r>
           </w:p>
         </w:tc>
@@ -8411,7 +8411,7 @@
               <w:rPr>
                 <w:sz w:val="15"/>
               </w:rPr>
-              <w:t>2종</w:t>
+              <w:t>3종</w:t>
             </w:r>
           </w:p>
         </w:tc>
@@ -8425,7 +8425,7 @@
               <w:rPr>
                 <w:sz w:val="15"/>
               </w:rPr>
-              <w:t>6건</w:t>
+              <w:t>20건</w:t>
             </w:r>
           </w:p>
         </w:tc>
@@ -8441,7 +8441,7 @@
               <w:rPr>
                 <w:sz w:val="15"/>
               </w:rPr>
-              <w:t>응집영역 최대 트랙션</w:t>
+              <w:t>이분자 소광 속도상수</w:t>
             </w:r>
           </w:p>
         </w:tc>
@@ -8455,7 +8455,7 @@
               <w:rPr>
                 <w:sz w:val="15"/>
               </w:rPr>
-              <w:t>계면</w:t>
+              <w:t>광학</w:t>
             </w:r>
           </w:p>
         </w:tc>
@@ -8469,7 +8469,7 @@
               <w:rPr>
                 <w:sz w:val="15"/>
               </w:rPr>
-              <w:t>2종</w:t>
+              <w:t>3종</w:t>
             </w:r>
           </w:p>
         </w:tc>
@@ -8483,7 +8483,7 @@
               <w:rPr>
                 <w:sz w:val="15"/>
               </w:rPr>
-              <w:t>11건</w:t>
+              <w:t>3건</w:t>
             </w:r>
           </w:p>
         </w:tc>
@@ -8499,7 +8499,7 @@
               <w:rPr>
                 <w:sz w:val="15"/>
               </w:rPr>
-              <w:t>Stromeyer 점근응력 σ∞</w:t>
+              <w:t>광택(60도)</w:t>
             </w:r>
           </w:p>
         </w:tc>
@@ -8513,7 +8513,7 @@
               <w:rPr>
                 <w:sz w:val="15"/>
               </w:rPr>
-              <w:t>기계</w:t>
+              <w:t>광학</w:t>
             </w:r>
           </w:p>
         </w:tc>
@@ -8527,7 +8527,7 @@
               <w:rPr>
                 <w:sz w:val="15"/>
               </w:rPr>
-              <w:t>2종</w:t>
+              <w:t>3종</w:t>
             </w:r>
           </w:p>
         </w:tc>
@@ -8541,7 +8541,7 @@
               <w:rPr>
                 <w:sz w:val="15"/>
               </w:rPr>
-              <w:t>9건</w:t>
+              <w:t>5건</w:t>
             </w:r>
           </w:p>
         </w:tc>
@@ -8557,7 +8557,7 @@
               <w:rPr>
                 <w:sz w:val="15"/>
               </w:rPr>
-              <w:t>Stromeyer 계수 C</w:t>
+              <w:t>결정화도</w:t>
             </w:r>
           </w:p>
         </w:tc>
@@ -8571,7 +8571,7 @@
               <w:rPr>
                 <w:sz w:val="15"/>
               </w:rPr>
-              <w:t>기계</w:t>
+              <w:t>구조</w:t>
             </w:r>
           </w:p>
         </w:tc>
@@ -8585,7 +8585,7 @@
               <w:rPr>
                 <w:sz w:val="15"/>
               </w:rPr>
-              <w:t>2종</w:t>
+              <w:t>3종</w:t>
             </w:r>
           </w:p>
         </w:tc>
@@ -8599,7 +8599,7 @@
               <w:rPr>
                 <w:sz w:val="15"/>
               </w:rPr>
-              <w:t>9건</w:t>
+              <w:t>13건</w:t>
             </w:r>
           </w:p>
         </w:tc>
@@ -8615,7 +8615,7 @@
               <w:rPr>
                 <w:sz w:val="15"/>
               </w:rPr>
-              <w:t>Stromeyer 지수 m</w:t>
+              <w:t>경화 모델 상수</w:t>
             </w:r>
           </w:p>
         </w:tc>
@@ -8629,7 +8629,7 @@
               <w:rPr>
                 <w:sz w:val="15"/>
               </w:rPr>
-              <w:t>기계</w:t>
+              <w:t>화학</w:t>
             </w:r>
           </w:p>
         </w:tc>
@@ -8657,7 +8657,7 @@
               <w:rPr>
                 <w:sz w:val="15"/>
               </w:rPr>
-              <w:t>9건</w:t>
+              <w:t>19건</w:t>
             </w:r>
           </w:p>
         </w:tc>
@@ -8673,7 +8673,7 @@
               <w:rPr>
                 <w:sz w:val="15"/>
               </w:rPr>
-              <w:t>Morrow 에너지 계수</w:t>
+              <w:t>부분몰부피</w:t>
             </w:r>
           </w:p>
         </w:tc>
@@ -8687,7 +8687,7 @@
               <w:rPr>
                 <w:sz w:val="15"/>
               </w:rPr>
-              <w:t>기계</w:t>
+              <w:t>화학</w:t>
             </w:r>
           </w:p>
         </w:tc>
@@ -8715,7 +8715,7 @@
               <w:rPr>
                 <w:sz w:val="15"/>
               </w:rPr>
-              <w:t>33건</w:t>
+              <w:t>6건</w:t>
             </w:r>
           </w:p>
         </w:tc>
@@ -8731,7 +8731,7 @@
               <w:rPr>
                 <w:sz w:val="15"/>
               </w:rPr>
-              <w:t>Morrow 에너지 지수</w:t>
+              <w:t>응집영역 최대 트랙션</w:t>
             </w:r>
           </w:p>
         </w:tc>
@@ -8745,7 +8745,7 @@
               <w:rPr>
                 <w:sz w:val="15"/>
               </w:rPr>
-              <w:t>기계</w:t>
+              <w:t>계면</w:t>
             </w:r>
           </w:p>
         </w:tc>
@@ -8773,7 +8773,7 @@
               <w:rPr>
                 <w:sz w:val="15"/>
               </w:rPr>
-              <w:t>33건</w:t>
+              <w:t>11건</w:t>
             </w:r>
           </w:p>
         </w:tc>
@@ -8789,7 +8789,7 @@
               <w:rPr>
                 <w:sz w:val="15"/>
               </w:rPr>
-              <w:t>Norton 크리프 지수 n</w:t>
+              <w:t>Stromeyer 점근응력 σ∞</w:t>
             </w:r>
           </w:p>
         </w:tc>
@@ -8831,7 +8831,7 @@
               <w:rPr>
                 <w:sz w:val="15"/>
               </w:rPr>
-              <w:t>13건</w:t>
+              <w:t>9건</w:t>
             </w:r>
           </w:p>
         </w:tc>
@@ -8847,7 +8847,7 @@
               <w:rPr>
                 <w:sz w:val="15"/>
               </w:rPr>
-              <w:t>내자외선성</w:t>
+              <w:t>Stromeyer 계수 C</w:t>
             </w:r>
           </w:p>
         </w:tc>
@@ -8861,7 +8861,7 @@
               <w:rPr>
                 <w:sz w:val="15"/>
               </w:rPr>
-              <w:t>광학</w:t>
+              <w:t>기계</w:t>
             </w:r>
           </w:p>
         </w:tc>
@@ -8889,7 +8889,7 @@
               <w:rPr>
                 <w:sz w:val="15"/>
               </w:rPr>
-              <w:t>2건</w:t>
+              <w:t>9건</w:t>
             </w:r>
           </w:p>
         </w:tc>
@@ -8905,7 +8905,7 @@
               <w:rPr>
                 <w:sz w:val="15"/>
               </w:rPr>
-              <w:t>광열화 속도상수</w:t>
+              <w:t>Stromeyer 지수 m</w:t>
             </w:r>
           </w:p>
         </w:tc>
@@ -8919,7 +8919,7 @@
               <w:rPr>
                 <w:sz w:val="15"/>
               </w:rPr>
-              <w:t>화학</w:t>
+              <w:t>기계</w:t>
             </w:r>
           </w:p>
         </w:tc>
@@ -8933,7 +8933,7 @@
               <w:rPr>
                 <w:sz w:val="15"/>
               </w:rPr>
-              <w:t>1종</w:t>
+              <w:t>2종</w:t>
             </w:r>
           </w:p>
         </w:tc>
@@ -8947,7 +8947,7 @@
               <w:rPr>
                 <w:sz w:val="15"/>
               </w:rPr>
-              <w:t>2건</w:t>
+              <w:t>9건</w:t>
             </w:r>
           </w:p>
         </w:tc>
@@ -8963,7 +8963,7 @@
               <w:rPr>
                 <w:sz w:val="15"/>
               </w:rPr>
-              <w:t>비압축 파라미터 D</w:t>
+              <w:t>내자외선성</w:t>
             </w:r>
           </w:p>
         </w:tc>
@@ -8977,7 +8977,7 @@
               <w:rPr>
                 <w:sz w:val="15"/>
               </w:rPr>
-              <w:t>기계</w:t>
+              <w:t>광학</w:t>
             </w:r>
           </w:p>
         </w:tc>
@@ -8991,7 +8991,7 @@
               <w:rPr>
                 <w:sz w:val="15"/>
               </w:rPr>
-              <w:t>1종</w:t>
+              <w:t>2종</w:t>
             </w:r>
           </w:p>
         </w:tc>
@@ -9005,7 +9005,7 @@
               <w:rPr>
                 <w:sz w:val="15"/>
               </w:rPr>
-              <w:t>8건</w:t>
+              <w:t>2건</w:t>
             </w:r>
           </w:p>
         </w:tc>
@@ -9021,7 +9021,7 @@
               <w:rPr>
                 <w:sz w:val="15"/>
               </w:rPr>
-              <w:t>Norton 크리프 계수 A</w:t>
+              <w:t>광열화 속도상수</w:t>
             </w:r>
           </w:p>
         </w:tc>
@@ -9035,7 +9035,7 @@
               <w:rPr>
                 <w:sz w:val="15"/>
               </w:rPr>
-              <w:t>기계</w:t>
+              <w:t>화학</w:t>
             </w:r>
           </w:p>
         </w:tc>
@@ -9063,7 +9063,7 @@
               <w:rPr>
                 <w:sz w:val="15"/>
               </w:rPr>
-              <w:t>3건</w:t>
+              <w:t>2건</w:t>
             </w:r>
           </w:p>
         </w:tc>
@@ -9079,7 +9079,7 @@
               <w:rPr>
                 <w:sz w:val="15"/>
               </w:rPr>
-              <w:t>변형률 분해 성분</w:t>
+              <w:t>비압축 파라미터 D</w:t>
             </w:r>
           </w:p>
         </w:tc>
@@ -9121,7 +9121,7 @@
               <w:rPr>
                 <w:sz w:val="15"/>
               </w:rPr>
-              <w:t>10건</w:t>
+              <w:t>8건</w:t>
             </w:r>
           </w:p>
         </w:tc>
@@ -9137,7 +9137,7 @@
               <w:rPr>
                 <w:sz w:val="15"/>
               </w:rPr>
-              <w:t>충방전 팽창변형률</w:t>
+              <w:t>변형률 분해 성분</w:t>
             </w:r>
           </w:p>
         </w:tc>
@@ -9179,7 +9179,7 @@
               <w:rPr>
                 <w:sz w:val="15"/>
               </w:rPr>
-              <w:t>5건</w:t>
+              <w:t>10건</w:t>
             </w:r>
           </w:p>
         </w:tc>
@@ -9195,7 +9195,7 @@
               <w:rPr>
                 <w:sz w:val="15"/>
               </w:rPr>
-              <w:t>흡습확산 모델 상수</w:t>
+              <w:t>충방전 팽창변형률</w:t>
             </w:r>
           </w:p>
         </w:tc>
@@ -9209,7 +9209,7 @@
               <w:rPr>
                 <w:sz w:val="15"/>
               </w:rPr>
-              <w:t>물리</w:t>
+              <w:t>기계</w:t>
             </w:r>
           </w:p>
         </w:tc>
@@ -9237,7 +9237,7 @@
               <w:rPr>
                 <w:sz w:val="15"/>
               </w:rPr>
-              <w:t>9건</w:t>
+              <w:t>5건</w:t>
             </w:r>
           </w:p>
         </w:tc>
@@ -9253,7 +9253,7 @@
               <w:rPr>
                 <w:sz w:val="15"/>
               </w:rPr>
-              <w:t>가수분해 속도상수</w:t>
+              <w:t>UV 차단파장</w:t>
             </w:r>
           </w:p>
         </w:tc>
@@ -9267,7 +9267,7 @@
               <w:rPr>
                 <w:sz w:val="15"/>
               </w:rPr>
-              <w:t>화학</w:t>
+              <w:t>광학</w:t>
             </w:r>
           </w:p>
         </w:tc>
@@ -9281,7 +9281,7 @@
               <w:rPr>
                 <w:sz w:val="15"/>
               </w:rPr>
-              <w:t>0종</w:t>
+              <w:t>1종</w:t>
             </w:r>
           </w:p>
         </w:tc>
@@ -9295,7 +9295,7 @@
               <w:rPr>
                 <w:sz w:val="15"/>
               </w:rPr>
-              <w:t>0건</w:t>
+              <w:t>14건</w:t>
             </w:r>
           </w:p>
         </w:tc>
@@ -9311,7 +9311,7 @@
               <w:rPr>
                 <w:sz w:val="15"/>
               </w:rPr>
-              <w:t>UV 차단파장</w:t>
+              <w:t>가수분해 속도상수</w:t>
             </w:r>
           </w:p>
         </w:tc>
@@ -9325,7 +9325,7 @@
               <w:rPr>
                 <w:sz w:val="15"/>
               </w:rPr>
-              <w:t>광학</w:t>
+              <w:t>화학</w:t>
             </w:r>
           </w:p>
         </w:tc>
@@ -9482,7 +9482,7 @@
               <w:rPr>
                 <w:sz w:val="16"/>
               </w:rPr>
-              <w:t>12,931건</w:t>
+              <w:t>13,010건</w:t>
             </w:r>
           </w:p>
         </w:tc>
@@ -9496,7 +9496,7 @@
               <w:rPr>
                 <w:sz w:val="16"/>
               </w:rPr>
-              <w:t>65종</w:t>
+              <w:t>66종</w:t>
             </w:r>
           </w:p>
         </w:tc>
@@ -9598,7 +9598,7 @@
               <w:rPr>
                 <w:sz w:val="16"/>
               </w:rPr>
-              <w:t>2,283건</w:t>
+              <w:t>2,311건</w:t>
             </w:r>
           </w:p>
         </w:tc>
@@ -9612,7 +9612,7 @@
               <w:rPr>
                 <w:sz w:val="16"/>
               </w:rPr>
-              <w:t>125종</w:t>
+              <w:t>126종</w:t>
             </w:r>
           </w:p>
         </w:tc>
@@ -9714,7 +9714,7 @@
               <w:rPr>
                 <w:sz w:val="16"/>
               </w:rPr>
-              <w:t>1,437건</w:t>
+              <w:t>1,451건</w:t>
             </w:r>
           </w:p>
         </w:tc>
@@ -10205,7 +10205,7 @@
               <w:rPr>
                 <w:sz w:val="16"/>
               </w:rPr>
-              <w:t>10,692건</w:t>
+              <w:t>10,717건</w:t>
             </w:r>
           </w:p>
         </w:tc>
@@ -10219,7 +10219,7 @@
               <w:rPr>
                 <w:sz w:val="16"/>
               </w:rPr>
-              <w:t>27.0</w:t>
+              <w:t>27.1</w:t>
             </w:r>
           </w:p>
         </w:tc>
@@ -10263,7 +10263,7 @@
               <w:rPr>
                 <w:sz w:val="16"/>
               </w:rPr>
-              <w:t>6,917건</w:t>
+              <w:t>6,934건</w:t>
             </w:r>
           </w:p>
         </w:tc>
@@ -10277,7 +10277,7 @@
               <w:rPr>
                 <w:sz w:val="16"/>
               </w:rPr>
-              <w:t>29.3</w:t>
+              <w:t>29.4</w:t>
             </w:r>
           </w:p>
         </w:tc>
@@ -10321,7 +10321,7 @@
               <w:rPr>
                 <w:sz w:val="16"/>
               </w:rPr>
-              <w:t>4,574건</w:t>
+              <w:t>4,653건</w:t>
             </w:r>
           </w:p>
         </w:tc>
@@ -10335,7 +10335,7 @@
               <w:rPr>
                 <w:sz w:val="16"/>
               </w:rPr>
-              <w:t>27.9</w:t>
+              <w:t>28.4</w:t>
             </w:r>
           </w:p>
         </w:tc>
@@ -10655,7 +10655,7 @@
               <w:rPr>
                 <w:sz w:val="16"/>
               </w:rPr>
-              <w:t>13,760</w:t>
+              <w:t>13,845</w:t>
             </w:r>
           </w:p>
         </w:tc>
@@ -10669,7 +10669,7 @@
               <w:rPr>
                 <w:sz w:val="16"/>
               </w:rPr>
-              <w:t>53.0%</w:t>
+              <w:t>53.1%</w:t>
             </w:r>
           </w:p>
         </w:tc>
@@ -10771,7 +10771,7 @@
               <w:rPr>
                 <w:sz w:val="16"/>
               </w:rPr>
-              <w:t>5,867</w:t>
+              <w:t>5,903</w:t>
             </w:r>
           </w:p>
         </w:tc>
@@ -10928,7 +10928,7 @@
               <w:rPr>
                 <w:sz w:val="16"/>
               </w:rPr>
-              <w:t>datasheet</w:t>
+              <w:t>journal</w:t>
             </w:r>
           </w:p>
         </w:tc>
@@ -10942,7 +10942,7 @@
               <w:rPr>
                 <w:sz w:val="16"/>
               </w:rPr>
-              <w:t>881</w:t>
+              <w:t>886</w:t>
             </w:r>
           </w:p>
         </w:tc>
@@ -10958,7 +10958,7 @@
               <w:rPr>
                 <w:sz w:val="16"/>
               </w:rPr>
-              <w:t>journal</w:t>
+              <w:t>datasheet</w:t>
             </w:r>
           </w:p>
         </w:tc>
@@ -10972,7 +10972,7 @@
               <w:rPr>
                 <w:sz w:val="16"/>
               </w:rPr>
-              <w:t>873</w:t>
+              <w:t>881</w:t>
             </w:r>
           </w:p>
         </w:tc>
@@ -11032,7 +11032,7 @@
               <w:rPr>
                 <w:sz w:val="16"/>
               </w:rPr>
-              <w:t>113</w:t>
+              <w:t>114</w:t>
             </w:r>
           </w:p>
         </w:tc>

--- a/MaterialTwin_물성확보현황_해석가능성.docx
+++ b/MaterialTwin_물성확보현황_해석가능성.docx
@@ -31,7 +31,7 @@
           <w:color w:val="606060"/>
           <w:sz w:val="18"/>
         </w:rPr>
-        <w:t>2026-08-14 · 재료 957종 · 물성값 26,071건 · 출처 2,317건 · 물성 정의 179종</w:t>
+        <w:t>2026-08-14 · 재료 957종 · 물성값 26,112건 · 출처 2,318건 · 물성 정의 179종</w:t>
       </w:r>
     </w:p>
     <w:p/>
@@ -7919,7 +7919,7 @@
               <w:rPr>
                 <w:sz w:val="15"/>
               </w:rPr>
-              <w:t>응집영역 파괴에너지 GIC</w:t>
+              <w:t>판정도달 조사량</w:t>
             </w:r>
           </w:p>
         </w:tc>
@@ -7933,7 +7933,7 @@
               <w:rPr>
                 <w:sz w:val="15"/>
               </w:rPr>
-              <w:t>계면</w:t>
+              <w:t>화학</w:t>
             </w:r>
           </w:p>
         </w:tc>
@@ -7961,7 +7961,7 @@
               <w:rPr>
                 <w:sz w:val="15"/>
               </w:rPr>
-              <w:t>70건</w:t>
+              <w:t>4건</w:t>
             </w:r>
           </w:p>
         </w:tc>
@@ -7977,7 +7977,7 @@
               <w:rPr>
                 <w:sz w:val="15"/>
               </w:rPr>
-              <w:t>응집영역 파괴에너지 GIIC</w:t>
+              <w:t>응집영역 파괴에너지 GIC</w:t>
             </w:r>
           </w:p>
         </w:tc>
@@ -8019,7 +8019,7 @@
               <w:rPr>
                 <w:sz w:val="15"/>
               </w:rPr>
-              <w:t>35건</w:t>
+              <w:t>70건</w:t>
             </w:r>
           </w:p>
         </w:tc>
@@ -8035,7 +8035,7 @@
               <w:rPr>
                 <w:sz w:val="15"/>
               </w:rPr>
-              <w:t>표면압축응력(CS)</w:t>
+              <w:t>응집영역 파괴에너지 GIIC</w:t>
             </w:r>
           </w:p>
         </w:tc>
@@ -8049,7 +8049,7 @@
               <w:rPr>
                 <w:sz w:val="15"/>
               </w:rPr>
-              <w:t>기계</w:t>
+              <w:t>계면</w:t>
             </w:r>
           </w:p>
         </w:tc>
@@ -8077,7 +8077,7 @@
               <w:rPr>
                 <w:sz w:val="15"/>
               </w:rPr>
-              <w:t>18건</w:t>
+              <w:t>35건</w:t>
             </w:r>
           </w:p>
         </w:tc>
@@ -8093,7 +8093,7 @@
               <w:rPr>
                 <w:sz w:val="15"/>
               </w:rPr>
-              <w:t>흡음계수</w:t>
+              <w:t>표면압축응력(CS)</w:t>
             </w:r>
           </w:p>
         </w:tc>
@@ -8107,7 +8107,7 @@
               <w:rPr>
                 <w:sz w:val="15"/>
               </w:rPr>
-              <w:t>음향</w:t>
+              <w:t>기계</w:t>
             </w:r>
           </w:p>
         </w:tc>
@@ -8121,7 +8121,7 @@
               <w:rPr>
                 <w:sz w:val="15"/>
               </w:rPr>
-              <w:t>3종</w:t>
+              <w:t>4종</w:t>
             </w:r>
           </w:p>
         </w:tc>
@@ -8135,7 +8135,7 @@
               <w:rPr>
                 <w:sz w:val="15"/>
               </w:rPr>
-              <w:t>21건</w:t>
+              <w:t>18건</w:t>
             </w:r>
           </w:p>
         </w:tc>
@@ -8151,7 +8151,7 @@
               <w:rPr>
                 <w:sz w:val="15"/>
               </w:rPr>
-              <w:t>와이어 풀 강도</w:t>
+              <w:t>흡음계수</w:t>
             </w:r>
           </w:p>
         </w:tc>
@@ -8165,7 +8165,7 @@
               <w:rPr>
                 <w:sz w:val="15"/>
               </w:rPr>
-              <w:t>계면</w:t>
+              <w:t>음향</w:t>
             </w:r>
           </w:p>
         </w:tc>
@@ -8193,7 +8193,7 @@
               <w:rPr>
                 <w:sz w:val="15"/>
               </w:rPr>
-              <w:t>13건</w:t>
+              <w:t>21건</w:t>
             </w:r>
           </w:p>
         </w:tc>
@@ -8209,7 +8209,7 @@
               <w:rPr>
                 <w:sz w:val="15"/>
               </w:rPr>
-              <w:t>Darveaux 균열 상수</w:t>
+              <w:t>와이어 풀 강도</w:t>
             </w:r>
           </w:p>
         </w:tc>
@@ -8223,7 +8223,7 @@
               <w:rPr>
                 <w:sz w:val="15"/>
               </w:rPr>
-              <w:t>기계</w:t>
+              <w:t>계면</w:t>
             </w:r>
           </w:p>
         </w:tc>
@@ -8251,7 +8251,7 @@
               <w:rPr>
                 <w:sz w:val="15"/>
               </w:rPr>
-              <w:t>70건</w:t>
+              <w:t>13건</w:t>
             </w:r>
           </w:p>
         </w:tc>
@@ -8267,7 +8267,7 @@
               <w:rPr>
                 <w:sz w:val="15"/>
               </w:rPr>
-              <w:t>Garofalo sinh 크리프 상수</w:t>
+              <w:t>Darveaux 균열 상수</w:t>
             </w:r>
           </w:p>
         </w:tc>
@@ -8309,7 +8309,7 @@
               <w:rPr>
                 <w:sz w:val="15"/>
               </w:rPr>
-              <w:t>12건</w:t>
+              <w:t>70건</w:t>
             </w:r>
           </w:p>
         </w:tc>
@@ -9482,7 +9482,7 @@
               <w:rPr>
                 <w:sz w:val="16"/>
               </w:rPr>
-              <w:t>13,010건</w:t>
+              <w:t>13,051건</w:t>
             </w:r>
           </w:p>
         </w:tc>
@@ -10321,7 +10321,7 @@
               <w:rPr>
                 <w:sz w:val="16"/>
               </w:rPr>
-              <w:t>4,653건</w:t>
+              <w:t>4,694건</w:t>
             </w:r>
           </w:p>
         </w:tc>
@@ -10335,7 +10335,7 @@
               <w:rPr>
                 <w:sz w:val="16"/>
               </w:rPr>
-              <w:t>28.4</w:t>
+              <w:t>28.6</w:t>
             </w:r>
           </w:p>
         </w:tc>
@@ -10655,7 +10655,7 @@
               <w:rPr>
                 <w:sz w:val="16"/>
               </w:rPr>
-              <w:t>13,845</w:t>
+              <w:t>13,886</w:t>
             </w:r>
           </w:p>
         </w:tc>
@@ -10669,7 +10669,7 @@
               <w:rPr>
                 <w:sz w:val="16"/>
               </w:rPr>
-              <w:t>53.1%</w:t>
+              <w:t>53.2%</w:t>
             </w:r>
           </w:p>
         </w:tc>
@@ -10843,7 +10843,7 @@
               <w:rPr>
                 <w:sz w:val="16"/>
               </w:rPr>
-              <w:t>17.3%</w:t>
+              <w:t>17.2%</w:t>
             </w:r>
           </w:p>
         </w:tc>
@@ -10942,7 +10942,7 @@
               <w:rPr>
                 <w:sz w:val="16"/>
               </w:rPr>
-              <w:t>886</w:t>
+              <w:t>887</w:t>
             </w:r>
           </w:p>
         </w:tc>

--- a/MaterialTwin_물성확보현황_해석가능성.docx
+++ b/MaterialTwin_물성확보현황_해석가능성.docx
@@ -31,7 +31,7 @@
           <w:color w:val="606060"/>
           <w:sz w:val="18"/>
         </w:rPr>
-        <w:t>2026-08-14 · 재료 957종 · 물성값 26,112건 · 출처 2,318건 · 물성 정의 179종</w:t>
+        <w:t>2026-08-14 · 재료 957종 · 물성값 26,149건 · 출처 2,320건 · 물성 정의 179종</w:t>
       </w:r>
     </w:p>
     <w:p/>
@@ -7919,7 +7919,7 @@
               <w:rPr>
                 <w:sz w:val="15"/>
               </w:rPr>
-              <w:t>판정도달 조사량</w:t>
+              <w:t>Prony 상대 체적계수</w:t>
             </w:r>
           </w:p>
         </w:tc>
@@ -7933,7 +7933,7 @@
               <w:rPr>
                 <w:sz w:val="15"/>
               </w:rPr>
-              <w:t>화학</w:t>
+              <w:t>기계</w:t>
             </w:r>
           </w:p>
         </w:tc>
@@ -7947,7 +7947,7 @@
               <w:rPr>
                 <w:sz w:val="15"/>
               </w:rPr>
-              <w:t>4종</w:t>
+              <w:t>5종</w:t>
             </w:r>
           </w:p>
         </w:tc>
@@ -7961,7 +7961,7 @@
               <w:rPr>
                 <w:sz w:val="15"/>
               </w:rPr>
-              <w:t>4건</w:t>
+              <w:t>64건</w:t>
             </w:r>
           </w:p>
         </w:tc>
@@ -7977,7 +7977,7 @@
               <w:rPr>
                 <w:sz w:val="15"/>
               </w:rPr>
-              <w:t>응집영역 파괴에너지 GIC</w:t>
+              <w:t>CTE 다항식 계수</w:t>
             </w:r>
           </w:p>
         </w:tc>
@@ -7991,7 +7991,7 @@
               <w:rPr>
                 <w:sz w:val="15"/>
               </w:rPr>
-              <w:t>계면</w:t>
+              <w:t>열</w:t>
             </w:r>
           </w:p>
         </w:tc>
@@ -8005,7 +8005,7 @@
               <w:rPr>
                 <w:sz w:val="15"/>
               </w:rPr>
-              <w:t>4종</w:t>
+              <w:t>5종</w:t>
             </w:r>
           </w:p>
         </w:tc>
@@ -8019,7 +8019,7 @@
               <w:rPr>
                 <w:sz w:val="15"/>
               </w:rPr>
-              <w:t>70건</w:t>
+              <w:t>30건</w:t>
             </w:r>
           </w:p>
         </w:tc>
@@ -8035,7 +8035,7 @@
               <w:rPr>
                 <w:sz w:val="15"/>
               </w:rPr>
-              <w:t>응집영역 파괴에너지 GIIC</w:t>
+              <w:t>판정도달 조사량</w:t>
             </w:r>
           </w:p>
         </w:tc>
@@ -8049,7 +8049,7 @@
               <w:rPr>
                 <w:sz w:val="15"/>
               </w:rPr>
-              <w:t>계면</w:t>
+              <w:t>화학</w:t>
             </w:r>
           </w:p>
         </w:tc>
@@ -8077,7 +8077,7 @@
               <w:rPr>
                 <w:sz w:val="15"/>
               </w:rPr>
-              <w:t>35건</w:t>
+              <w:t>4건</w:t>
             </w:r>
           </w:p>
         </w:tc>
@@ -8093,7 +8093,7 @@
               <w:rPr>
                 <w:sz w:val="15"/>
               </w:rPr>
-              <w:t>표면압축응력(CS)</w:t>
+              <w:t>응집영역 파괴에너지 GIC</w:t>
             </w:r>
           </w:p>
         </w:tc>
@@ -8107,7 +8107,7 @@
               <w:rPr>
                 <w:sz w:val="15"/>
               </w:rPr>
-              <w:t>기계</w:t>
+              <w:t>계면</w:t>
             </w:r>
           </w:p>
         </w:tc>
@@ -8135,7 +8135,7 @@
               <w:rPr>
                 <w:sz w:val="15"/>
               </w:rPr>
-              <w:t>18건</w:t>
+              <w:t>70건</w:t>
             </w:r>
           </w:p>
         </w:tc>
@@ -8151,7 +8151,7 @@
               <w:rPr>
                 <w:sz w:val="15"/>
               </w:rPr>
-              <w:t>흡음계수</w:t>
+              <w:t>응집영역 파괴에너지 GIIC</w:t>
             </w:r>
           </w:p>
         </w:tc>
@@ -8165,7 +8165,7 @@
               <w:rPr>
                 <w:sz w:val="15"/>
               </w:rPr>
-              <w:t>음향</w:t>
+              <w:t>계면</w:t>
             </w:r>
           </w:p>
         </w:tc>
@@ -8179,7 +8179,7 @@
               <w:rPr>
                 <w:sz w:val="15"/>
               </w:rPr>
-              <w:t>3종</w:t>
+              <w:t>4종</w:t>
             </w:r>
           </w:p>
         </w:tc>
@@ -8193,7 +8193,7 @@
               <w:rPr>
                 <w:sz w:val="15"/>
               </w:rPr>
-              <w:t>21건</w:t>
+              <w:t>35건</w:t>
             </w:r>
           </w:p>
         </w:tc>
@@ -8209,7 +8209,7 @@
               <w:rPr>
                 <w:sz w:val="15"/>
               </w:rPr>
-              <w:t>와이어 풀 강도</w:t>
+              <w:t>표면압축응력(CS)</w:t>
             </w:r>
           </w:p>
         </w:tc>
@@ -8223,7 +8223,7 @@
               <w:rPr>
                 <w:sz w:val="15"/>
               </w:rPr>
-              <w:t>계면</w:t>
+              <w:t>기계</w:t>
             </w:r>
           </w:p>
         </w:tc>
@@ -8237,7 +8237,7 @@
               <w:rPr>
                 <w:sz w:val="15"/>
               </w:rPr>
-              <w:t>3종</w:t>
+              <w:t>4종</w:t>
             </w:r>
           </w:p>
         </w:tc>
@@ -8251,7 +8251,7 @@
               <w:rPr>
                 <w:sz w:val="15"/>
               </w:rPr>
-              <w:t>13건</w:t>
+              <w:t>18건</w:t>
             </w:r>
           </w:p>
         </w:tc>
@@ -8267,7 +8267,7 @@
               <w:rPr>
                 <w:sz w:val="15"/>
               </w:rPr>
-              <w:t>Darveaux 균열 상수</w:t>
+              <w:t>흡음계수</w:t>
             </w:r>
           </w:p>
         </w:tc>
@@ -8281,7 +8281,7 @@
               <w:rPr>
                 <w:sz w:val="15"/>
               </w:rPr>
-              <w:t>기계</w:t>
+              <w:t>음향</w:t>
             </w:r>
           </w:p>
         </w:tc>
@@ -8309,7 +8309,7 @@
               <w:rPr>
                 <w:sz w:val="15"/>
               </w:rPr>
-              <w:t>70건</w:t>
+              <w:t>21건</w:t>
             </w:r>
           </w:p>
         </w:tc>
@@ -8325,7 +8325,7 @@
               <w:rPr>
                 <w:sz w:val="15"/>
               </w:rPr>
-              <w:t>1차 크리프 상수</w:t>
+              <w:t>와이어 풀 강도</w:t>
             </w:r>
           </w:p>
         </w:tc>
@@ -8339,7 +8339,7 @@
               <w:rPr>
                 <w:sz w:val="15"/>
               </w:rPr>
-              <w:t>기계</w:t>
+              <w:t>계면</w:t>
             </w:r>
           </w:p>
         </w:tc>
@@ -8367,7 +8367,7 @@
               <w:rPr>
                 <w:sz w:val="15"/>
               </w:rPr>
-              <w:t>10건</w:t>
+              <w:t>13건</w:t>
             </w:r>
           </w:p>
         </w:tc>
@@ -8383,7 +8383,7 @@
               <w:rPr>
                 <w:sz w:val="15"/>
               </w:rPr>
-              <w:t>Ramberg-Osgood 상수</w:t>
+              <w:t>Darveaux 균열 상수</w:t>
             </w:r>
           </w:p>
         </w:tc>
@@ -8425,7 +8425,7 @@
               <w:rPr>
                 <w:sz w:val="15"/>
               </w:rPr>
-              <w:t>20건</w:t>
+              <w:t>70건</w:t>
             </w:r>
           </w:p>
         </w:tc>
@@ -9482,7 +9482,7 @@
               <w:rPr>
                 <w:sz w:val="16"/>
               </w:rPr>
-              <w:t>13,051건</w:t>
+              <w:t>13,088건</w:t>
             </w:r>
           </w:p>
         </w:tc>
@@ -10321,7 +10321,7 @@
               <w:rPr>
                 <w:sz w:val="16"/>
               </w:rPr>
-              <w:t>4,694건</w:t>
+              <w:t>4,731건</w:t>
             </w:r>
           </w:p>
         </w:tc>
@@ -10335,7 +10335,7 @@
               <w:rPr>
                 <w:sz w:val="16"/>
               </w:rPr>
-              <w:t>28.6</w:t>
+              <w:t>28.8</w:t>
             </w:r>
           </w:p>
         </w:tc>
@@ -10655,7 +10655,7 @@
               <w:rPr>
                 <w:sz w:val="16"/>
               </w:rPr>
-              <w:t>13,886</w:t>
+              <w:t>13,923</w:t>
             </w:r>
           </w:p>
         </w:tc>
@@ -10942,7 +10942,7 @@
               <w:rPr>
                 <w:sz w:val="16"/>
               </w:rPr>
-              <w:t>887</w:t>
+              <w:t>888</w:t>
             </w:r>
           </w:p>
         </w:tc>
@@ -11032,7 +11032,7 @@
               <w:rPr>
                 <w:sz w:val="16"/>
               </w:rPr>
-              <w:t>114</w:t>
+              <w:t>115</w:t>
             </w:r>
           </w:p>
         </w:tc>

--- a/MaterialTwin_물성확보현황_해석가능성.docx
+++ b/MaterialTwin_물성확보현황_해석가능성.docx
@@ -31,7 +31,7 @@
           <w:color w:val="606060"/>
           <w:sz w:val="18"/>
         </w:rPr>
-        <w:t>2026-08-14 · 재료 957종 · 물성값 26,149건 · 출처 2,320건 · 물성 정의 179종</w:t>
+        <w:t>2026-08-14 · 재료 1,066종 · 물성값 27,374건 · 출처 2,339건 · 물성 정의 181종</w:t>
       </w:r>
     </w:p>
     <w:p/>
@@ -52,7 +52,7 @@
           <w:b/>
           <w:sz w:val="22"/>
         </w:rPr>
-        <w:t>13개 해석이 요구하는 (재료 × 필수물성) 격자 25,604칸 중 15,732칸이 채워졌다 — 전체 61.4%.</w:t>
+        <w:t>13개 해석이 요구하는 (재료 × 필수물성) 격자 28,528칸 중 16,081칸이 채워졌다 — 전체 56.4%.</w:t>
       </w:r>
     </w:p>
     <w:p>
@@ -269,7 +269,7 @@
           <w:b/>
           <w:sz w:val="19"/>
         </w:rPr>
-        <w:t>셀 채움률이 높아도 재료 준비율은 낮을 수 있다. 재료마다 비어 있는 칸이 다르면 그렇게 된다 — 피로·수명이 정확히 그 경우다(셀 43.6% vs 준비 23.8%). **수집 진척과 해석 가능성을 같은 숫자로 말하면 안 된다.**</w:t>
+        <w:t>셀 채움률이 높아도 재료 준비율은 낮을 수 있다. 재료마다 비어 있는 칸이 다르면 그렇게 된다 — 피로·수명이 정확히 그 경우다(셀 42.4% vs 준비 21.5%). **수집 진척과 해석 가능성을 같은 숫자로 말하면 안 된다.**</w:t>
       </w:r>
     </w:p>
     <w:p>
@@ -428,7 +428,7 @@
               <w:rPr>
                 <w:sz w:val="15"/>
               </w:rPr>
-              <w:t>957</w:t>
+              <w:t>1066</w:t>
             </w:r>
           </w:p>
         </w:tc>
@@ -442,7 +442,7 @@
               <w:rPr>
                 <w:sz w:val="15"/>
               </w:rPr>
-              <w:t>1826/2871</w:t>
+              <w:t>1878/3198</w:t>
             </w:r>
           </w:p>
         </w:tc>
@@ -456,7 +456,7 @@
               <w:rPr>
                 <w:sz w:val="15"/>
               </w:rPr>
-              <w:t>63.6%  ██████····</w:t>
+              <w:t>58.7%  ██████····</w:t>
             </w:r>
           </w:p>
         </w:tc>
@@ -470,7 +470,7 @@
               <w:rPr>
                 <w:sz w:val="15"/>
               </w:rPr>
-              <w:t>39.7%</w:t>
+              <w:t>37.2%</w:t>
             </w:r>
           </w:p>
         </w:tc>
@@ -484,7 +484,7 @@
               <w:rPr>
                 <w:sz w:val="15"/>
               </w:rPr>
-              <w:t>569  (59.5%)</w:t>
+              <w:t>574  (53.8%)</w:t>
             </w:r>
           </w:p>
         </w:tc>
@@ -498,7 +498,7 @@
               <w:rPr>
                 <w:sz w:val="15"/>
               </w:rPr>
-              <w:t>poisson_ratio — 384종</w:t>
+              <w:t>poisson_ratio — 488종</w:t>
             </w:r>
           </w:p>
         </w:tc>
@@ -528,7 +528,7 @@
               <w:rPr>
                 <w:sz w:val="15"/>
               </w:rPr>
-              <w:t>957</w:t>
+              <w:t>1066</w:t>
             </w:r>
           </w:p>
         </w:tc>
@@ -542,7 +542,7 @@
               <w:rPr>
                 <w:sz w:val="15"/>
               </w:rPr>
-              <w:t>2792/4785</w:t>
+              <w:t>2861/5330</w:t>
             </w:r>
           </w:p>
         </w:tc>
@@ -556,7 +556,7 @@
               <w:rPr>
                 <w:sz w:val="15"/>
               </w:rPr>
-              <w:t>58.3%  ██████····</w:t>
+              <w:t>53.7%  █████·····</w:t>
             </w:r>
           </w:p>
         </w:tc>
@@ -570,7 +570,7 @@
               <w:rPr>
                 <w:sz w:val="15"/>
               </w:rPr>
-              <w:t>32.0%</w:t>
+              <w:t>30.0%</w:t>
             </w:r>
           </w:p>
         </w:tc>
@@ -584,7 +584,7 @@
               <w:rPr>
                 <w:sz w:val="15"/>
               </w:rPr>
-              <w:t>461  (48.2%)</w:t>
+              <w:t>461  (43.2%)</w:t>
             </w:r>
           </w:p>
         </w:tc>
@@ -598,7 +598,7 @@
               <w:rPr>
                 <w:sz w:val="15"/>
               </w:rPr>
-              <w:t>yield_strength | tensile_strength+el — 483종</w:t>
+              <w:t>yield_strength | tensile_strength+el — 575종</w:t>
             </w:r>
           </w:p>
         </w:tc>
@@ -628,7 +628,7 @@
               <w:rPr>
                 <w:sz w:val="15"/>
               </w:rPr>
-              <w:t>957</w:t>
+              <w:t>1066</w:t>
             </w:r>
           </w:p>
         </w:tc>
@@ -642,7 +642,7 @@
               <w:rPr>
                 <w:sz w:val="15"/>
               </w:rPr>
-              <w:t>1840/2871</w:t>
+              <w:t>1851/3198</w:t>
             </w:r>
           </w:p>
         </w:tc>
@@ -656,7 +656,7 @@
               <w:rPr>
                 <w:sz w:val="15"/>
               </w:rPr>
-              <w:t>64.1%  ██████····</w:t>
+              <w:t>57.9%  ██████····</w:t>
             </w:r>
           </w:p>
         </w:tc>
@@ -670,7 +670,7 @@
               <w:rPr>
                 <w:sz w:val="15"/>
               </w:rPr>
-              <w:t>45.6%</w:t>
+              <w:t>41.3%</w:t>
             </w:r>
           </w:p>
         </w:tc>
@@ -684,7 +684,7 @@
               <w:rPr>
                 <w:sz w:val="15"/>
               </w:rPr>
-              <w:t>547  (57.2%)</w:t>
+              <w:t>548  (51.4%)</w:t>
             </w:r>
           </w:p>
         </w:tc>
@@ -698,7 +698,7 @@
               <w:rPr>
                 <w:sz w:val="15"/>
               </w:rPr>
-              <w:t>specific_heat — 396종</w:t>
+              <w:t>specific_heat — 504종</w:t>
             </w:r>
           </w:p>
         </w:tc>
@@ -728,7 +728,7 @@
               <w:rPr>
                 <w:sz w:val="15"/>
               </w:rPr>
-              <w:t>957</w:t>
+              <w:t>1066</w:t>
             </w:r>
           </w:p>
         </w:tc>
@@ -742,7 +742,7 @@
               <w:rPr>
                 <w:sz w:val="15"/>
               </w:rPr>
-              <w:t>2436/3828</w:t>
+              <w:t>2531/4264</w:t>
             </w:r>
           </w:p>
         </w:tc>
@@ -756,7 +756,7 @@
               <w:rPr>
                 <w:sz w:val="15"/>
               </w:rPr>
-              <w:t>63.6%  ██████····</w:t>
+              <w:t>59.4%  ██████····</w:t>
             </w:r>
           </w:p>
         </w:tc>
@@ -770,7 +770,7 @@
               <w:rPr>
                 <w:sz w:val="15"/>
               </w:rPr>
-              <w:t>40.5%</w:t>
+              <w:t>38.6%</w:t>
             </w:r>
           </w:p>
         </w:tc>
@@ -784,7 +784,7 @@
               <w:rPr>
                 <w:sz w:val="15"/>
               </w:rPr>
-              <w:t>550  (57.5%)</w:t>
+              <w:t>550  (51.6%)</w:t>
             </w:r>
           </w:p>
         </w:tc>
@@ -798,7 +798,7 @@
               <w:rPr>
                 <w:sz w:val="15"/>
               </w:rPr>
-              <w:t>poisson_ratio — 384종</w:t>
+              <w:t>poisson_ratio — 488종</w:t>
             </w:r>
           </w:p>
         </w:tc>
@@ -828,7 +828,7 @@
               <w:rPr>
                 <w:sz w:val="15"/>
               </w:rPr>
-              <w:t>319</w:t>
+              <w:t>347</w:t>
             </w:r>
           </w:p>
         </w:tc>
@@ -842,7 +842,7 @@
               <w:rPr>
                 <w:sz w:val="15"/>
               </w:rPr>
-              <w:t>793/1276</w:t>
+              <w:t>802/1388</w:t>
             </w:r>
           </w:p>
         </w:tc>
@@ -856,7 +856,7 @@
               <w:rPr>
                 <w:sz w:val="15"/>
               </w:rPr>
-              <w:t>62.1%  ██████····</w:t>
+              <w:t>57.8%  ██████····</w:t>
             </w:r>
           </w:p>
         </w:tc>
@@ -870,7 +870,7 @@
               <w:rPr>
                 <w:sz w:val="15"/>
               </w:rPr>
-              <w:t>39.2%</w:t>
+              <w:t>36.7%</w:t>
             </w:r>
           </w:p>
         </w:tc>
@@ -884,7 +884,7 @@
               <w:rPr>
                 <w:sz w:val="15"/>
               </w:rPr>
-              <w:t>183  (57.4%)</w:t>
+              <w:t>183  (52.7%)</w:t>
             </w:r>
           </w:p>
         </w:tc>
@@ -898,7 +898,7 @@
               <w:rPr>
                 <w:sz w:val="15"/>
               </w:rPr>
-              <w:t>prony_relaxation_time | prony_tensil — 130종</w:t>
+              <w:t>prony_relaxation_time | prony_tensil — 158종</w:t>
             </w:r>
           </w:p>
         </w:tc>
@@ -928,7 +928,7 @@
               <w:rPr>
                 <w:sz w:val="15"/>
               </w:rPr>
-              <w:t>957</w:t>
+              <w:t>1066</w:t>
             </w:r>
           </w:p>
         </w:tc>
@@ -942,7 +942,7 @@
               <w:rPr>
                 <w:sz w:val="15"/>
               </w:rPr>
-              <w:t>2396/3828</w:t>
+              <w:t>2407/4264</w:t>
             </w:r>
           </w:p>
         </w:tc>
@@ -956,7 +956,7 @@
               <w:rPr>
                 <w:sz w:val="15"/>
               </w:rPr>
-              <w:t>62.6%  ██████····</w:t>
+              <w:t>56.4%  ██████····</w:t>
             </w:r>
           </w:p>
         </w:tc>
@@ -970,7 +970,7 @@
               <w:rPr>
                 <w:sz w:val="15"/>
               </w:rPr>
-              <w:t>46.0%</w:t>
+              <w:t>41.5%</w:t>
             </w:r>
           </w:p>
         </w:tc>
@@ -984,7 +984,7 @@
               <w:rPr>
                 <w:sz w:val="15"/>
               </w:rPr>
-              <w:t>489  (51.1%)</w:t>
+              <w:t>489  (45.9%)</w:t>
             </w:r>
           </w:p>
         </w:tc>
@@ -998,7 +998,7 @@
               <w:rPr>
                 <w:sz w:val="15"/>
               </w:rPr>
-              <w:t>contact_angle_water | surface_energy — 401종</w:t>
+              <w:t>contact_angle_water | surface_energy — 510종</w:t>
             </w:r>
           </w:p>
         </w:tc>
@@ -1028,7 +1028,7 @@
               <w:rPr>
                 <w:sz w:val="15"/>
               </w:rPr>
-              <w:t>680</w:t>
+              <w:t>781</w:t>
             </w:r>
           </w:p>
         </w:tc>
@@ -1042,7 +1042,7 @@
               <w:rPr>
                 <w:sz w:val="15"/>
               </w:rPr>
-              <w:t>1799/2720</w:t>
+              <w:t>1819/3124</w:t>
             </w:r>
           </w:p>
         </w:tc>
@@ -1056,7 +1056,7 @@
               <w:rPr>
                 <w:sz w:val="15"/>
               </w:rPr>
-              <w:t>66.1%  ███████···</w:t>
+              <w:t>58.2%  ██████····</w:t>
             </w:r>
           </w:p>
         </w:tc>
@@ -1070,7 +1070,7 @@
               <w:rPr>
                 <w:sz w:val="15"/>
               </w:rPr>
-              <w:t>44.8%</w:t>
+              <w:t>39.7%</w:t>
             </w:r>
           </w:p>
         </w:tc>
@@ -1084,7 +1084,7 @@
               <w:rPr>
                 <w:sz w:val="15"/>
               </w:rPr>
-              <w:t>363  (53.4%)</w:t>
+              <w:t>363  (46.5%)</w:t>
             </w:r>
           </w:p>
         </w:tc>
@@ -1098,7 +1098,7 @@
               <w:rPr>
                 <w:sz w:val="15"/>
               </w:rPr>
-              <w:t>water_vapor_transmission | gas_perme — 284종</w:t>
+              <w:t>water_vapor_transmission | gas_perme — 371종</w:t>
             </w:r>
           </w:p>
         </w:tc>
@@ -1228,7 +1228,7 @@
               <w:rPr>
                 <w:sz w:val="15"/>
               </w:rPr>
-              <w:t>319</w:t>
+              <w:t>347</w:t>
             </w:r>
           </w:p>
         </w:tc>
@@ -1242,7 +1242,7 @@
               <w:rPr>
                 <w:sz w:val="15"/>
               </w:rPr>
-              <w:t>365/638</w:t>
+              <w:t>379/694</w:t>
             </w:r>
           </w:p>
         </w:tc>
@@ -1256,7 +1256,7 @@
               <w:rPr>
                 <w:sz w:val="15"/>
               </w:rPr>
-              <w:t>57.2%  ██████····</w:t>
+              <w:t>54.6%  █████·····</w:t>
             </w:r>
           </w:p>
         </w:tc>
@@ -1270,7 +1270,7 @@
               <w:rPr>
                 <w:sz w:val="15"/>
               </w:rPr>
-              <w:t>46.1%</w:t>
+              <w:t>44.4%</w:t>
             </w:r>
           </w:p>
         </w:tc>
@@ -1284,7 +1284,7 @@
               <w:rPr>
                 <w:sz w:val="15"/>
               </w:rPr>
-              <w:t>142  (44.5%)</w:t>
+              <w:t>142  (40.9%)</w:t>
             </w:r>
           </w:p>
         </w:tc>
@@ -1298,7 +1298,7 @@
               <w:rPr>
                 <w:sz w:val="15"/>
               </w:rPr>
-              <w:t>peel_strength | lap_shear_strength | — 152종</w:t>
+              <w:t>peel_strength | lap_shear_strength | — 166종</w:t>
             </w:r>
           </w:p>
         </w:tc>
@@ -1328,7 +1328,7 @@
               <w:rPr>
                 <w:sz w:val="15"/>
               </w:rPr>
-              <w:t>957</w:t>
+              <w:t>1066</w:t>
             </w:r>
           </w:p>
         </w:tc>
@@ -1342,7 +1342,7 @@
               <w:rPr>
                 <w:sz w:val="15"/>
               </w:rPr>
-              <w:t>590/957</w:t>
+              <w:t>607/1066</w:t>
             </w:r>
           </w:p>
         </w:tc>
@@ -1356,7 +1356,7 @@
               <w:rPr>
                 <w:sz w:val="15"/>
               </w:rPr>
-              <w:t>61.7%  ██████····</w:t>
+              <w:t>56.9%  ██████····</w:t>
             </w:r>
           </w:p>
         </w:tc>
@@ -1370,7 +1370,7 @@
               <w:rPr>
                 <w:sz w:val="15"/>
               </w:rPr>
-              <w:t>47.5%</w:t>
+              <w:t>44.3%</w:t>
             </w:r>
           </w:p>
         </w:tc>
@@ -1384,7 +1384,7 @@
               <w:rPr>
                 <w:sz w:val="15"/>
               </w:rPr>
-              <w:t>590  (61.7%)</w:t>
+              <w:t>607  (56.9%)</w:t>
             </w:r>
           </w:p>
         </w:tc>
@@ -1398,7 +1398,7 @@
               <w:rPr>
                 <w:sz w:val="15"/>
               </w:rPr>
-              <w:t>dielectric_constant | resistivity_vo — 367종</w:t>
+              <w:t>dielectric_constant | resistivity_vo — 459종</w:t>
             </w:r>
           </w:p>
         </w:tc>
@@ -1428,7 +1428,7 @@
               <w:rPr>
                 <w:sz w:val="15"/>
               </w:rPr>
-              <w:t>513</w:t>
+              <w:t>568</w:t>
             </w:r>
           </w:p>
         </w:tc>
@@ -1442,7 +1442,7 @@
               <w:rPr>
                 <w:sz w:val="15"/>
               </w:rPr>
-              <w:t>671/1539</w:t>
+              <w:t>722/1704</w:t>
             </w:r>
           </w:p>
         </w:tc>
@@ -1456,7 +1456,7 @@
               <w:rPr>
                 <w:sz w:val="15"/>
               </w:rPr>
-              <w:t>43.6%  ████······</w:t>
+              <w:t>42.4%  ████······</w:t>
             </w:r>
           </w:p>
         </w:tc>
@@ -1470,7 +1470,7 @@
               <w:rPr>
                 <w:sz w:val="15"/>
               </w:rPr>
-              <w:t>38.2%</w:t>
+              <w:t>37.5%</w:t>
             </w:r>
           </w:p>
         </w:tc>
@@ -1484,7 +1484,7 @@
               <w:rPr>
                 <w:sz w:val="15"/>
               </w:rPr>
-              <w:t>122  (23.8%)</w:t>
+              <w:t>122  (21.5%)</w:t>
             </w:r>
           </w:p>
         </w:tc>
@@ -1498,7 +1498,7 @@
               <w:rPr>
                 <w:sz w:val="15"/>
               </w:rPr>
-              <w:t>fatigue_strength_coefficient | fatig — 383종</w:t>
+              <w:t>fatigue_strength_coefficient | fatig — 433종</w:t>
             </w:r>
           </w:p>
         </w:tc>
@@ -1628,7 +1628,7 @@
               <w:rPr>
                 <w:sz w:val="15"/>
               </w:rPr>
-              <w:t>132</w:t>
+              <w:t>139</w:t>
             </w:r>
           </w:p>
         </w:tc>
@@ -1642,7 +1642,7 @@
               <w:rPr>
                 <w:sz w:val="15"/>
               </w:rPr>
-              <w:t>77/132</w:t>
+              <w:t>77/139</w:t>
             </w:r>
           </w:p>
         </w:tc>
@@ -1656,7 +1656,7 @@
               <w:rPr>
                 <w:sz w:val="15"/>
               </w:rPr>
-              <w:t>58.3%  ██████····</w:t>
+              <w:t>55.4%  ██████····</w:t>
             </w:r>
           </w:p>
         </w:tc>
@@ -1670,7 +1670,7 @@
               <w:rPr>
                 <w:sz w:val="15"/>
               </w:rPr>
-              <w:t>49.2%</w:t>
+              <w:t>46.8%</w:t>
             </w:r>
           </w:p>
         </w:tc>
@@ -1684,7 +1684,7 @@
               <w:rPr>
                 <w:sz w:val="15"/>
               </w:rPr>
-              <w:t>77  (58.3%)</w:t>
+              <w:t>77  (55.4%)</w:t>
             </w:r>
           </w:p>
         </w:tc>
@@ -1698,7 +1698,7 @@
               <w:rPr>
                 <w:sz w:val="15"/>
               </w:rPr>
-              <w:t>gas_permeability_o2 | gas_solubility — 55종</w:t>
+              <w:t>gas_permeability_o2 | gas_solubility — 62종</w:t>
             </w:r>
           </w:p>
         </w:tc>
@@ -1714,7 +1714,7 @@
           <w:b/>
           <w:sz w:val="19"/>
         </w:rPr>
-        <w:t>**실측기반**은 tier4(가정·계산)를 뺀 값이다. 두 열의 차이 약 5,189칸이 가정값으로 채워진 부분이다. 해석을 돌리기 위해 칸을 닫는 것과, 그 값이 실측에 근거하는 것은 다른 문제다 — 둘을 나란히 둔다.</w:t>
+        <w:t>**실측기반**은 tier4(가정·계산)를 뺀 값이다. 두 열의 차이 약 5,191칸이 가정값으로 채워진 부분이다. 해석을 돌리기 위해 칸을 닫는 것과, 그 값이 실측에 근거하는 것은 다른 문제다 — 둘을 나란히 둔다.</w:t>
       </w:r>
     </w:p>
     <w:p>
@@ -1813,7 +1813,7 @@
               <w:rPr>
                 <w:sz w:val="16"/>
               </w:rPr>
-              <w:t>초탄성(실링·완충) 95.8% · 산소소광-발광체 87.3% · 전기·EMI 61.7% · 구조·강성 59.5% · 산소확산-매트릭스 58.3% · 열응력·워피지 57.5% · 폴더블 벤딩 57.4% · 열전달·방열 57.2% · 결로(투습) 53.4% · 결로(표면) 51.1%</w:t>
+              <w:t>초탄성(실링·완충) 95.8% · 산소소광-발광체 87.3% · 전기·EMI 56.9% · 산소확산-매트릭스 55.4% · 구조·강성 53.8% · 폴더블 벤딩 52.7% · 열응력·워피지 51.6% · 열전달·방열 51.4%</w:t>
             </w:r>
           </w:p>
         </w:tc>
@@ -1857,7 +1857,7 @@
               <w:rPr>
                 <w:sz w:val="16"/>
               </w:rPr>
-              <w:t>낙하·충격 48.2% · 접착·박리 44.5%</w:t>
+              <w:t>결로(투습) 46.5% · 결로(표면) 45.9% · 낙하·충격 43.2% · 접착·박리 40.9%</w:t>
             </w:r>
           </w:p>
         </w:tc>
@@ -1901,7 +1901,7 @@
               <w:rPr>
                 <w:sz w:val="16"/>
               </w:rPr>
-              <w:t>피로·수명 23.8%</w:t>
+              <w:t>피로·수명 21.5%</w:t>
             </w:r>
           </w:p>
         </w:tc>
@@ -2113,7 +2113,7 @@
               <w:rPr>
                 <w:sz w:val="16"/>
               </w:rPr>
-              <w:t>957종</w:t>
+              <w:t>1066종</w:t>
             </w:r>
           </w:p>
         </w:tc>
@@ -2127,7 +2127,7 @@
               <w:rPr>
                 <w:sz w:val="16"/>
               </w:rPr>
-              <w:t>1826/2871  (63.6%)</w:t>
+              <w:t>1878/3198  (58.7%)</w:t>
             </w:r>
           </w:p>
         </w:tc>
@@ -2141,7 +2141,7 @@
               <w:rPr>
                 <w:sz w:val="16"/>
               </w:rPr>
-              <w:t>39.7%</w:t>
+              <w:t>37.2%</w:t>
             </w:r>
           </w:p>
         </w:tc>
@@ -2155,7 +2155,7 @@
               <w:rPr>
                 <w:sz w:val="16"/>
               </w:rPr>
-              <w:t>569종  (59.5%)</w:t>
+              <w:t>574종  (53.8%)</w:t>
             </w:r>
           </w:p>
         </w:tc>
@@ -2169,7 +2169,7 @@
               <w:rPr>
                 <w:sz w:val="16"/>
               </w:rPr>
-              <w:t>199종  (20.8%)</w:t>
+              <w:t>204종  (19.1%)</w:t>
             </w:r>
           </w:p>
         </w:tc>
@@ -2256,7 +2256,7 @@
               <w:rPr>
                 <w:sz w:val="16"/>
               </w:rPr>
-              <w:t>384종</w:t>
+              <w:t>488종</w:t>
             </w:r>
           </w:p>
         </w:tc>
@@ -2286,7 +2286,7 @@
               <w:rPr>
                 <w:sz w:val="16"/>
               </w:rPr>
-              <w:t>339종</w:t>
+              <w:t>439종</w:t>
             </w:r>
           </w:p>
         </w:tc>
@@ -2316,7 +2316,7 @@
               <w:rPr>
                 <w:sz w:val="16"/>
               </w:rPr>
-              <w:t>322종</w:t>
+              <w:t>393종</w:t>
             </w:r>
           </w:p>
         </w:tc>
@@ -2445,7 +2445,7 @@
               <w:rPr>
                 <w:sz w:val="16"/>
               </w:rPr>
-              <w:t>957종</w:t>
+              <w:t>1066종</w:t>
             </w:r>
           </w:p>
         </w:tc>
@@ -2459,7 +2459,7 @@
               <w:rPr>
                 <w:sz w:val="16"/>
               </w:rPr>
-              <w:t>2792/4785  (58.3%)</w:t>
+              <w:t>2861/5330  (53.7%)</w:t>
             </w:r>
           </w:p>
         </w:tc>
@@ -2473,7 +2473,7 @@
               <w:rPr>
                 <w:sz w:val="16"/>
               </w:rPr>
-              <w:t>32.0%</w:t>
+              <w:t>30.0%</w:t>
             </w:r>
           </w:p>
         </w:tc>
@@ -2487,7 +2487,7 @@
               <w:rPr>
                 <w:sz w:val="16"/>
               </w:rPr>
-              <w:t>461종  (48.2%)</w:t>
+              <w:t>461종  (43.2%)</w:t>
             </w:r>
           </w:p>
         </w:tc>
@@ -2501,7 +2501,7 @@
               <w:rPr>
                 <w:sz w:val="16"/>
               </w:rPr>
-              <w:t>75종  (7.8%)</w:t>
+              <w:t>75종  (7.0%)</w:t>
             </w:r>
           </w:p>
         </w:tc>
@@ -2588,7 +2588,7 @@
               <w:rPr>
                 <w:sz w:val="16"/>
               </w:rPr>
-              <w:t>483종</w:t>
+              <w:t>575종</w:t>
             </w:r>
           </w:p>
         </w:tc>
@@ -2618,7 +2618,7 @@
               <w:rPr>
                 <w:sz w:val="16"/>
               </w:rPr>
-              <w:t>465종</w:t>
+              <w:t>574종</w:t>
             </w:r>
           </w:p>
         </w:tc>
@@ -2648,7 +2648,7 @@
               <w:rPr>
                 <w:sz w:val="16"/>
               </w:rPr>
-              <w:t>384종</w:t>
+              <w:t>488종</w:t>
             </w:r>
           </w:p>
         </w:tc>
@@ -2678,7 +2678,7 @@
               <w:rPr>
                 <w:sz w:val="16"/>
               </w:rPr>
-              <w:t>339종</w:t>
+              <w:t>439종</w:t>
             </w:r>
           </w:p>
         </w:tc>
@@ -2708,7 +2708,7 @@
               <w:rPr>
                 <w:sz w:val="16"/>
               </w:rPr>
-              <w:t>322종</w:t>
+              <w:t>393종</w:t>
             </w:r>
           </w:p>
         </w:tc>
@@ -2837,7 +2837,7 @@
               <w:rPr>
                 <w:sz w:val="16"/>
               </w:rPr>
-              <w:t>957종</w:t>
+              <w:t>1066종</w:t>
             </w:r>
           </w:p>
         </w:tc>
@@ -2851,7 +2851,7 @@
               <w:rPr>
                 <w:sz w:val="16"/>
               </w:rPr>
-              <w:t>1840/2871  (64.1%)</w:t>
+              <w:t>1851/3198  (57.9%)</w:t>
             </w:r>
           </w:p>
         </w:tc>
@@ -2865,7 +2865,7 @@
               <w:rPr>
                 <w:sz w:val="16"/>
               </w:rPr>
-              <w:t>45.6%</w:t>
+              <w:t>41.3%</w:t>
             </w:r>
           </w:p>
         </w:tc>
@@ -2879,7 +2879,7 @@
               <w:rPr>
                 <w:sz w:val="16"/>
               </w:rPr>
-              <w:t>547종  (57.2%)</w:t>
+              <w:t>548종  (51.4%)</w:t>
             </w:r>
           </w:p>
         </w:tc>
@@ -2893,7 +2893,7 @@
               <w:rPr>
                 <w:sz w:val="16"/>
               </w:rPr>
-              <w:t>215종  (22.5%)</w:t>
+              <w:t>216종  (20.3%)</w:t>
             </w:r>
           </w:p>
         </w:tc>
@@ -2980,7 +2980,7 @@
               <w:rPr>
                 <w:sz w:val="16"/>
               </w:rPr>
-              <w:t>396종</w:t>
+              <w:t>504종</w:t>
             </w:r>
           </w:p>
         </w:tc>
@@ -3010,7 +3010,7 @@
               <w:rPr>
                 <w:sz w:val="16"/>
               </w:rPr>
-              <w:t>339종</w:t>
+              <w:t>439종</w:t>
             </w:r>
           </w:p>
         </w:tc>
@@ -3040,7 +3040,7 @@
               <w:rPr>
                 <w:sz w:val="16"/>
               </w:rPr>
-              <w:t>296종</w:t>
+              <w:t>404종</w:t>
             </w:r>
           </w:p>
         </w:tc>
@@ -3169,7 +3169,7 @@
               <w:rPr>
                 <w:sz w:val="16"/>
               </w:rPr>
-              <w:t>957종</w:t>
+              <w:t>1066종</w:t>
             </w:r>
           </w:p>
         </w:tc>
@@ -3183,7 +3183,7 @@
               <w:rPr>
                 <w:sz w:val="16"/>
               </w:rPr>
-              <w:t>2436/3828  (63.6%)</w:t>
+              <w:t>2531/4264  (59.4%)</w:t>
             </w:r>
           </w:p>
         </w:tc>
@@ -3197,7 +3197,7 @@
               <w:rPr>
                 <w:sz w:val="16"/>
               </w:rPr>
-              <w:t>40.5%</w:t>
+              <w:t>38.6%</w:t>
             </w:r>
           </w:p>
         </w:tc>
@@ -3211,7 +3211,7 @@
               <w:rPr>
                 <w:sz w:val="16"/>
               </w:rPr>
-              <w:t>550종  (57.5%)</w:t>
+              <w:t>550종  (51.6%)</w:t>
             </w:r>
           </w:p>
         </w:tc>
@@ -3225,7 +3225,7 @@
               <w:rPr>
                 <w:sz w:val="16"/>
               </w:rPr>
-              <w:t>180종  (18.8%)</w:t>
+              <w:t>180종  (16.9%)</w:t>
             </w:r>
           </w:p>
         </w:tc>
@@ -3312,7 +3312,7 @@
               <w:rPr>
                 <w:sz w:val="16"/>
               </w:rPr>
-              <w:t>384종</w:t>
+              <w:t>488종</w:t>
             </w:r>
           </w:p>
         </w:tc>
@@ -3328,7 +3328,7 @@
               <w:rPr>
                 <w:sz w:val="16"/>
               </w:rPr>
-              <w:t>expansion_linear</w:t>
+              <w:t>density</w:t>
             </w:r>
           </w:p>
         </w:tc>
@@ -3342,7 +3342,7 @@
               <w:rPr>
                 <w:sz w:val="16"/>
               </w:rPr>
-              <w:t>347종</w:t>
+              <w:t>439종</w:t>
             </w:r>
           </w:p>
         </w:tc>
@@ -3358,7 +3358,7 @@
               <w:rPr>
                 <w:sz w:val="16"/>
               </w:rPr>
-              <w:t>density</w:t>
+              <w:t>expansion_linear</w:t>
             </w:r>
           </w:p>
         </w:tc>
@@ -3372,7 +3372,7 @@
               <w:rPr>
                 <w:sz w:val="16"/>
               </w:rPr>
-              <w:t>339종</w:t>
+              <w:t>413종</w:t>
             </w:r>
           </w:p>
         </w:tc>
@@ -3402,7 +3402,7 @@
               <w:rPr>
                 <w:sz w:val="16"/>
               </w:rPr>
-              <w:t>322종</w:t>
+              <w:t>393종</w:t>
             </w:r>
           </w:p>
         </w:tc>
@@ -3531,7 +3531,7 @@
               <w:rPr>
                 <w:sz w:val="16"/>
               </w:rPr>
-              <w:t>319종</w:t>
+              <w:t>347종</w:t>
             </w:r>
           </w:p>
         </w:tc>
@@ -3545,7 +3545,7 @@
               <w:rPr>
                 <w:sz w:val="16"/>
               </w:rPr>
-              <w:t>793/1276  (62.1%)</w:t>
+              <w:t>802/1388  (57.8%)</w:t>
             </w:r>
           </w:p>
         </w:tc>
@@ -3559,7 +3559,7 @@
               <w:rPr>
                 <w:sz w:val="16"/>
               </w:rPr>
-              <w:t>39.2%</w:t>
+              <w:t>36.7%</w:t>
             </w:r>
           </w:p>
         </w:tc>
@@ -3573,7 +3573,7 @@
               <w:rPr>
                 <w:sz w:val="16"/>
               </w:rPr>
-              <w:t>183종  (57.4%)</w:t>
+              <w:t>183종  (52.7%)</w:t>
             </w:r>
           </w:p>
         </w:tc>
@@ -3587,7 +3587,7 @@
               <w:rPr>
                 <w:sz w:val="16"/>
               </w:rPr>
-              <w:t>43종  (13.5%)</w:t>
+              <w:t>43종  (12.4%)</w:t>
             </w:r>
           </w:p>
         </w:tc>
@@ -3674,7 +3674,7 @@
               <w:rPr>
                 <w:sz w:val="16"/>
               </w:rPr>
-              <w:t>130종</w:t>
+              <w:t>158종</w:t>
             </w:r>
           </w:p>
         </w:tc>
@@ -3704,7 +3704,7 @@
               <w:rPr>
                 <w:sz w:val="16"/>
               </w:rPr>
-              <w:t>128종</w:t>
+              <w:t>156종</w:t>
             </w:r>
           </w:p>
         </w:tc>
@@ -3734,7 +3734,7 @@
               <w:rPr>
                 <w:sz w:val="16"/>
               </w:rPr>
-              <w:t>121종</w:t>
+              <w:t>149종</w:t>
             </w:r>
           </w:p>
         </w:tc>
@@ -3764,7 +3764,7 @@
               <w:rPr>
                 <w:sz w:val="16"/>
               </w:rPr>
-              <w:t>104종</w:t>
+              <w:t>123종</w:t>
             </w:r>
           </w:p>
         </w:tc>
@@ -3893,7 +3893,7 @@
               <w:rPr>
                 <w:sz w:val="16"/>
               </w:rPr>
-              <w:t>957종</w:t>
+              <w:t>1066종</w:t>
             </w:r>
           </w:p>
         </w:tc>
@@ -3907,7 +3907,7 @@
               <w:rPr>
                 <w:sz w:val="16"/>
               </w:rPr>
-              <w:t>2396/3828  (62.6%)</w:t>
+              <w:t>2407/4264  (56.4%)</w:t>
             </w:r>
           </w:p>
         </w:tc>
@@ -3921,7 +3921,7 @@
               <w:rPr>
                 <w:sz w:val="16"/>
               </w:rPr>
-              <w:t>46.0%</w:t>
+              <w:t>41.5%</w:t>
             </w:r>
           </w:p>
         </w:tc>
@@ -3935,7 +3935,7 @@
               <w:rPr>
                 <w:sz w:val="16"/>
               </w:rPr>
-              <w:t>489종  (51.1%)</w:t>
+              <w:t>489종  (45.9%)</w:t>
             </w:r>
           </w:p>
         </w:tc>
@@ -3949,7 +3949,7 @@
               <w:rPr>
                 <w:sz w:val="16"/>
               </w:rPr>
-              <w:t>192종  (20.1%)</w:t>
+              <w:t>192종  (18.0%)</w:t>
             </w:r>
           </w:p>
         </w:tc>
@@ -4036,7 +4036,7 @@
               <w:rPr>
                 <w:sz w:val="16"/>
               </w:rPr>
-              <w:t>401종</w:t>
+              <w:t>510종</w:t>
             </w:r>
           </w:p>
         </w:tc>
@@ -4066,7 +4066,7 @@
               <w:rPr>
                 <w:sz w:val="16"/>
               </w:rPr>
-              <w:t>396종</w:t>
+              <w:t>504종</w:t>
             </w:r>
           </w:p>
         </w:tc>
@@ -4096,7 +4096,7 @@
               <w:rPr>
                 <w:sz w:val="16"/>
               </w:rPr>
-              <w:t>339종</w:t>
+              <w:t>439종</w:t>
             </w:r>
           </w:p>
         </w:tc>
@@ -4126,7 +4126,7 @@
               <w:rPr>
                 <w:sz w:val="16"/>
               </w:rPr>
-              <w:t>296종</w:t>
+              <w:t>404종</w:t>
             </w:r>
           </w:p>
         </w:tc>
@@ -4255,7 +4255,7 @@
               <w:rPr>
                 <w:sz w:val="16"/>
               </w:rPr>
-              <w:t>680종</w:t>
+              <w:t>781종</w:t>
             </w:r>
           </w:p>
         </w:tc>
@@ -4269,7 +4269,7 @@
               <w:rPr>
                 <w:sz w:val="16"/>
               </w:rPr>
-              <w:t>1799/2720  (66.1%)</w:t>
+              <w:t>1819/3124  (58.2%)</w:t>
             </w:r>
           </w:p>
         </w:tc>
@@ -4283,7 +4283,7 @@
               <w:rPr>
                 <w:sz w:val="16"/>
               </w:rPr>
-              <w:t>44.8%</w:t>
+              <w:t>39.7%</w:t>
             </w:r>
           </w:p>
         </w:tc>
@@ -4297,7 +4297,7 @@
               <w:rPr>
                 <w:sz w:val="16"/>
               </w:rPr>
-              <w:t>363종  (53.4%)</w:t>
+              <w:t>363종  (46.5%)</w:t>
             </w:r>
           </w:p>
         </w:tc>
@@ -4311,7 +4311,7 @@
               <w:rPr>
                 <w:sz w:val="16"/>
               </w:rPr>
-              <w:t>115종  (16.9%)</w:t>
+              <w:t>115종  (14.7%)</w:t>
             </w:r>
           </w:p>
         </w:tc>
@@ -4398,7 +4398,7 @@
               <w:rPr>
                 <w:sz w:val="16"/>
               </w:rPr>
-              <w:t>284종</w:t>
+              <w:t>371종</w:t>
             </w:r>
           </w:p>
         </w:tc>
@@ -4428,7 +4428,7 @@
               <w:rPr>
                 <w:sz w:val="16"/>
               </w:rPr>
-              <w:t>262종</w:t>
+              <w:t>362종</w:t>
             </w:r>
           </w:p>
         </w:tc>
@@ -4458,7 +4458,7 @@
               <w:rPr>
                 <w:sz w:val="16"/>
               </w:rPr>
-              <w:t>218종</w:t>
+              <w:t>315종</w:t>
             </w:r>
           </w:p>
         </w:tc>
@@ -4488,7 +4488,7 @@
               <w:rPr>
                 <w:sz w:val="16"/>
               </w:rPr>
-              <w:t>157종</w:t>
+              <w:t>257종</w:t>
             </w:r>
           </w:p>
         </w:tc>
@@ -4919,7 +4919,7 @@
               <w:rPr>
                 <w:sz w:val="16"/>
               </w:rPr>
-              <w:t>319종</w:t>
+              <w:t>347종</w:t>
             </w:r>
           </w:p>
         </w:tc>
@@ -4933,7 +4933,7 @@
               <w:rPr>
                 <w:sz w:val="16"/>
               </w:rPr>
-              <w:t>365/638  (57.2%)</w:t>
+              <w:t>379/694  (54.6%)</w:t>
             </w:r>
           </w:p>
         </w:tc>
@@ -4947,7 +4947,7 @@
               <w:rPr>
                 <w:sz w:val="16"/>
               </w:rPr>
-              <w:t>46.1%</w:t>
+              <w:t>44.4%</w:t>
             </w:r>
           </w:p>
         </w:tc>
@@ -4961,7 +4961,7 @@
               <w:rPr>
                 <w:sz w:val="16"/>
               </w:rPr>
-              <w:t>142종  (44.5%)</w:t>
+              <w:t>142종  (40.9%)</w:t>
             </w:r>
           </w:p>
         </w:tc>
@@ -4975,7 +4975,7 @@
               <w:rPr>
                 <w:sz w:val="16"/>
               </w:rPr>
-              <w:t>78종  (24.5%)</w:t>
+              <w:t>78종  (22.5%)</w:t>
             </w:r>
           </w:p>
         </w:tc>
@@ -5062,7 +5062,7 @@
               <w:rPr>
                 <w:sz w:val="16"/>
               </w:rPr>
-              <w:t>152종</w:t>
+              <w:t>166종</w:t>
             </w:r>
           </w:p>
         </w:tc>
@@ -5092,7 +5092,7 @@
               <w:rPr>
                 <w:sz w:val="16"/>
               </w:rPr>
-              <w:t>121종</w:t>
+              <w:t>149종</w:t>
             </w:r>
           </w:p>
         </w:tc>
@@ -5221,7 +5221,7 @@
               <w:rPr>
                 <w:sz w:val="16"/>
               </w:rPr>
-              <w:t>957종</w:t>
+              <w:t>1066종</w:t>
             </w:r>
           </w:p>
         </w:tc>
@@ -5235,7 +5235,7 @@
               <w:rPr>
                 <w:sz w:val="16"/>
               </w:rPr>
-              <w:t>590/957  (61.7%)</w:t>
+              <w:t>607/1066  (56.9%)</w:t>
             </w:r>
           </w:p>
         </w:tc>
@@ -5249,7 +5249,7 @@
               <w:rPr>
                 <w:sz w:val="16"/>
               </w:rPr>
-              <w:t>47.5%</w:t>
+              <w:t>44.3%</w:t>
             </w:r>
           </w:p>
         </w:tc>
@@ -5263,7 +5263,7 @@
               <w:rPr>
                 <w:sz w:val="16"/>
               </w:rPr>
-              <w:t>590종  (61.7%)</w:t>
+              <w:t>607종  (56.9%)</w:t>
             </w:r>
           </w:p>
         </w:tc>
@@ -5277,7 +5277,7 @@
               <w:rPr>
                 <w:sz w:val="16"/>
               </w:rPr>
-              <w:t>455종  (47.5%)</w:t>
+              <w:t>472종  (44.3%)</w:t>
             </w:r>
           </w:p>
         </w:tc>
@@ -5364,7 +5364,7 @@
               <w:rPr>
                 <w:sz w:val="16"/>
               </w:rPr>
-              <w:t>367종</w:t>
+              <w:t>459종</w:t>
             </w:r>
           </w:p>
         </w:tc>
@@ -5493,7 +5493,7 @@
               <w:rPr>
                 <w:sz w:val="16"/>
               </w:rPr>
-              <w:t>513종</w:t>
+              <w:t>568종</w:t>
             </w:r>
           </w:p>
         </w:tc>
@@ -5507,7 +5507,7 @@
               <w:rPr>
                 <w:sz w:val="16"/>
               </w:rPr>
-              <w:t>671/1539  (43.6%)</w:t>
+              <w:t>722/1704  (42.4%)</w:t>
             </w:r>
           </w:p>
         </w:tc>
@@ -5521,7 +5521,7 @@
               <w:rPr>
                 <w:sz w:val="16"/>
               </w:rPr>
-              <w:t>38.2%</w:t>
+              <w:t>37.5%</w:t>
             </w:r>
           </w:p>
         </w:tc>
@@ -5535,7 +5535,7 @@
               <w:rPr>
                 <w:sz w:val="16"/>
               </w:rPr>
-              <w:t>122종  (23.8%)</w:t>
+              <w:t>122종  (21.5%)</w:t>
             </w:r>
           </w:p>
         </w:tc>
@@ -5549,7 +5549,7 @@
               <w:rPr>
                 <w:sz w:val="16"/>
               </w:rPr>
-              <w:t>69종  (13.5%)</w:t>
+              <w:t>69종  (12.1%)</w:t>
             </w:r>
           </w:p>
         </w:tc>
@@ -5636,7 +5636,7 @@
               <w:rPr>
                 <w:sz w:val="16"/>
               </w:rPr>
-              <w:t>383종</w:t>
+              <w:t>433종</w:t>
             </w:r>
           </w:p>
         </w:tc>
@@ -5666,7 +5666,7 @@
               <w:rPr>
                 <w:sz w:val="16"/>
               </w:rPr>
-              <w:t>244종</w:t>
+              <w:t>290종</w:t>
             </w:r>
           </w:p>
         </w:tc>
@@ -5696,7 +5696,7 @@
               <w:rPr>
                 <w:sz w:val="16"/>
               </w:rPr>
-              <w:t>241종</w:t>
+              <w:t>259종</w:t>
             </w:r>
           </w:p>
         </w:tc>
@@ -6097,7 +6097,7 @@
               <w:rPr>
                 <w:sz w:val="16"/>
               </w:rPr>
-              <w:t>132종</w:t>
+              <w:t>139종</w:t>
             </w:r>
           </w:p>
         </w:tc>
@@ -6111,7 +6111,7 @@
               <w:rPr>
                 <w:sz w:val="16"/>
               </w:rPr>
-              <w:t>77/132  (58.3%)</w:t>
+              <w:t>77/139  (55.4%)</w:t>
             </w:r>
           </w:p>
         </w:tc>
@@ -6125,7 +6125,7 @@
               <w:rPr>
                 <w:sz w:val="16"/>
               </w:rPr>
-              <w:t>49.2%</w:t>
+              <w:t>46.8%</w:t>
             </w:r>
           </w:p>
         </w:tc>
@@ -6139,7 +6139,7 @@
               <w:rPr>
                 <w:sz w:val="16"/>
               </w:rPr>
-              <w:t>77종  (58.3%)</w:t>
+              <w:t>77종  (55.4%)</w:t>
             </w:r>
           </w:p>
         </w:tc>
@@ -6153,7 +6153,7 @@
               <w:rPr>
                 <w:sz w:val="16"/>
               </w:rPr>
-              <w:t>65종  (49.2%)</w:t>
+              <w:t>65종  (46.8%)</w:t>
             </w:r>
           </w:p>
         </w:tc>
@@ -6240,7 +6240,7 @@
               <w:rPr>
                 <w:sz w:val="16"/>
               </w:rPr>
-              <w:t>55종</w:t>
+              <w:t>62종</w:t>
             </w:r>
           </w:p>
         </w:tc>
@@ -6269,7 +6269,7 @@
           <w:b w:val="0"/>
           <w:sz w:val="19"/>
         </w:rPr>
-        <w:t>물성 정의 179종 전부에 값이 하나 이상 있다(개통률 100%). 아래는 재료 957종 기준 보유율이다.</w:t>
+        <w:t>물성 정의 181종 전부에 값이 하나 이상 있다(개통률 100%). 아래는 재료 1066종 기준 보유율이다.</w:t>
       </w:r>
     </w:p>
     <w:p>
@@ -6382,7 +6382,7 @@
               <w:rPr>
                 <w:sz w:val="15"/>
               </w:rPr>
-              <w:t>열전도율</w:t>
+              <w:t>영률</w:t>
             </w:r>
           </w:p>
         </w:tc>
@@ -6396,7 +6396,7 @@
               <w:rPr>
                 <w:sz w:val="15"/>
               </w:rPr>
-              <w:t>열</w:t>
+              <w:t>기계</w:t>
             </w:r>
           </w:p>
         </w:tc>
@@ -6410,7 +6410,7 @@
               <w:rPr>
                 <w:sz w:val="15"/>
               </w:rPr>
-              <w:t>661종</w:t>
+              <w:t>673종</w:t>
             </w:r>
           </w:p>
         </w:tc>
@@ -6424,7 +6424,7 @@
               <w:rPr>
                 <w:sz w:val="15"/>
               </w:rPr>
-              <w:t>69.1%  ████████····</w:t>
+              <w:t>63.1%  ████████····</w:t>
             </w:r>
           </w:p>
         </w:tc>
@@ -6438,7 +6438,7 @@
               <w:rPr>
                 <w:sz w:val="15"/>
               </w:rPr>
-              <w:t>961건</w:t>
+              <w:t>1784건</w:t>
             </w:r>
           </w:p>
         </w:tc>
@@ -6454,7 +6454,7 @@
               <w:rPr>
                 <w:sz w:val="15"/>
               </w:rPr>
-              <w:t>영률</w:t>
+              <w:t>열전도율</w:t>
             </w:r>
           </w:p>
         </w:tc>
@@ -6468,7 +6468,7 @@
               <w:rPr>
                 <w:sz w:val="15"/>
               </w:rPr>
-              <w:t>기계</w:t>
+              <w:t>열</w:t>
             </w:r>
           </w:p>
         </w:tc>
@@ -6482,7 +6482,7 @@
               <w:rPr>
                 <w:sz w:val="15"/>
               </w:rPr>
-              <w:t>635종</w:t>
+              <w:t>662종</w:t>
             </w:r>
           </w:p>
         </w:tc>
@@ -6496,7 +6496,7 @@
               <w:rPr>
                 <w:sz w:val="15"/>
               </w:rPr>
-              <w:t>66.4%  ████████····</w:t>
+              <w:t>62.1%  ███████·····</w:t>
             </w:r>
           </w:p>
         </w:tc>
@@ -6510,7 +6510,7 @@
               <w:rPr>
                 <w:sz w:val="15"/>
               </w:rPr>
-              <w:t>1554건</w:t>
+              <w:t>962건</w:t>
             </w:r>
           </w:p>
         </w:tc>
@@ -6526,7 +6526,7 @@
               <w:rPr>
                 <w:sz w:val="15"/>
               </w:rPr>
-              <w:t>밀도</w:t>
+              <w:t>선팽창계수(CTE)</w:t>
             </w:r>
           </w:p>
         </w:tc>
@@ -6540,7 +6540,7 @@
               <w:rPr>
                 <w:sz w:val="15"/>
               </w:rPr>
-              <w:t>물리</w:t>
+              <w:t>열</w:t>
             </w:r>
           </w:p>
         </w:tc>
@@ -6554,7 +6554,7 @@
               <w:rPr>
                 <w:sz w:val="15"/>
               </w:rPr>
-              <w:t>618종</w:t>
+              <w:t>653종</w:t>
             </w:r>
           </w:p>
         </w:tc>
@@ -6568,7 +6568,7 @@
               <w:rPr>
                 <w:sz w:val="15"/>
               </w:rPr>
-              <w:t>64.6%  ████████····</w:t>
+              <w:t>61.3%  ███████·····</w:t>
             </w:r>
           </w:p>
         </w:tc>
@@ -6582,7 +6582,7 @@
               <w:rPr>
                 <w:sz w:val="15"/>
               </w:rPr>
-              <w:t>887건</w:t>
+              <w:t>1466건</w:t>
             </w:r>
           </w:p>
         </w:tc>
@@ -6598,7 +6598,7 @@
               <w:rPr>
                 <w:sz w:val="15"/>
               </w:rPr>
-              <w:t>선팽창계수(CTE)</w:t>
+              <w:t>밀도</w:t>
             </w:r>
           </w:p>
         </w:tc>
@@ -6612,7 +6612,7 @@
               <w:rPr>
                 <w:sz w:val="15"/>
               </w:rPr>
-              <w:t>열</w:t>
+              <w:t>물리</w:t>
             </w:r>
           </w:p>
         </w:tc>
@@ -6626,7 +6626,7 @@
               <w:rPr>
                 <w:sz w:val="15"/>
               </w:rPr>
-              <w:t>610종</w:t>
+              <w:t>627종</w:t>
             </w:r>
           </w:p>
         </w:tc>
@@ -6640,7 +6640,7 @@
               <w:rPr>
                 <w:sz w:val="15"/>
               </w:rPr>
-              <w:t>63.7%  ████████····</w:t>
+              <w:t>58.8%  ███████·····</w:t>
             </w:r>
           </w:p>
         </w:tc>
@@ -6654,7 +6654,7 @@
               <w:rPr>
                 <w:sz w:val="15"/>
               </w:rPr>
-              <w:t>1378건</w:t>
+              <w:t>896건</w:t>
             </w:r>
           </w:p>
         </w:tc>
@@ -6698,7 +6698,7 @@
               <w:rPr>
                 <w:sz w:val="15"/>
               </w:rPr>
-              <w:t>573종</w:t>
+              <w:t>578종</w:t>
             </w:r>
           </w:p>
         </w:tc>
@@ -6712,7 +6712,7 @@
               <w:rPr>
                 <w:sz w:val="15"/>
               </w:rPr>
-              <w:t>59.9%  ███████·····</w:t>
+              <w:t>54.2%  ███████·····</w:t>
             </w:r>
           </w:p>
         </w:tc>
@@ -6726,7 +6726,7 @@
               <w:rPr>
                 <w:sz w:val="15"/>
               </w:rPr>
-              <w:t>750건</w:t>
+              <w:t>755건</w:t>
             </w:r>
           </w:p>
         </w:tc>
@@ -6770,7 +6770,7 @@
               <w:rPr>
                 <w:sz w:val="15"/>
               </w:rPr>
-              <w:t>561종</w:t>
+              <w:t>562종</w:t>
             </w:r>
           </w:p>
         </w:tc>
@@ -6784,7 +6784,7 @@
               <w:rPr>
                 <w:sz w:val="15"/>
               </w:rPr>
-              <w:t>58.6%  ███████·····</w:t>
+              <w:t>52.7%  ██████······</w:t>
             </w:r>
           </w:p>
         </w:tc>
@@ -6798,7 +6798,7 @@
               <w:rPr>
                 <w:sz w:val="15"/>
               </w:rPr>
-              <w:t>632건</w:t>
+              <w:t>633건</w:t>
             </w:r>
           </w:p>
         </w:tc>
@@ -6842,7 +6842,7 @@
               <w:rPr>
                 <w:sz w:val="15"/>
               </w:rPr>
-              <w:t>432종</w:t>
+              <w:t>450종</w:t>
             </w:r>
           </w:p>
         </w:tc>
@@ -6856,7 +6856,7 @@
               <w:rPr>
                 <w:sz w:val="15"/>
               </w:rPr>
-              <w:t>45.1%  █████·······</w:t>
+              <w:t>42.2%  █████·······</w:t>
             </w:r>
           </w:p>
         </w:tc>
@@ -6870,7 +6870,7 @@
               <w:rPr>
                 <w:sz w:val="15"/>
               </w:rPr>
-              <w:t>805건</w:t>
+              <w:t>839건</w:t>
             </w:r>
           </w:p>
         </w:tc>
@@ -6914,7 +6914,7 @@
               <w:rPr>
                 <w:sz w:val="15"/>
               </w:rPr>
-              <w:t>423종</w:t>
+              <w:t>431종</w:t>
             </w:r>
           </w:p>
         </w:tc>
@@ -6928,7 +6928,7 @@
               <w:rPr>
                 <w:sz w:val="15"/>
               </w:rPr>
-              <w:t>44.2%  █████·······</w:t>
+              <w:t>40.4%  █████·······</w:t>
             </w:r>
           </w:p>
         </w:tc>
@@ -6942,7 +6942,7 @@
               <w:rPr>
                 <w:sz w:val="15"/>
               </w:rPr>
-              <w:t>695건</w:t>
+              <w:t>704건</w:t>
             </w:r>
           </w:p>
         </w:tc>
@@ -6986,7 +6986,7 @@
               <w:rPr>
                 <w:sz w:val="15"/>
               </w:rPr>
-              <w:t>400종</w:t>
+              <w:t>412종</w:t>
             </w:r>
           </w:p>
         </w:tc>
@@ -7000,7 +7000,7 @@
               <w:rPr>
                 <w:sz w:val="15"/>
               </w:rPr>
-              <w:t>41.8%  █████·······</w:t>
+              <w:t>38.6%  █████·······</w:t>
             </w:r>
           </w:p>
         </w:tc>
@@ -7014,7 +7014,7 @@
               <w:rPr>
                 <w:sz w:val="15"/>
               </w:rPr>
-              <w:t>646건</w:t>
+              <w:t>658건</w:t>
             </w:r>
           </w:p>
         </w:tc>
@@ -7072,7 +7072,7 @@
               <w:rPr>
                 <w:sz w:val="15"/>
               </w:rPr>
-              <w:t>41.2%  █████·······</w:t>
+              <w:t>37.0%  ████········</w:t>
             </w:r>
           </w:p>
         </w:tc>
@@ -7144,7 +7144,7 @@
               <w:rPr>
                 <w:sz w:val="15"/>
               </w:rPr>
-              <w:t>39.4%  █████·······</w:t>
+              <w:t>35.4%  ████········</w:t>
             </w:r>
           </w:p>
         </w:tc>
@@ -7202,7 +7202,7 @@
               <w:rPr>
                 <w:sz w:val="15"/>
               </w:rPr>
-              <w:t>298종</w:t>
+              <w:t>307종</w:t>
             </w:r>
           </w:p>
         </w:tc>
@@ -7216,7 +7216,7 @@
               <w:rPr>
                 <w:sz w:val="15"/>
               </w:rPr>
-              <w:t>31.1%  ████········</w:t>
+              <w:t>28.8%  ███·········</w:t>
             </w:r>
           </w:p>
         </w:tc>
@@ -7230,7 +7230,7 @@
               <w:rPr>
                 <w:sz w:val="15"/>
               </w:rPr>
-              <w:t>417건</w:t>
+              <w:t>428건</w:t>
             </w:r>
           </w:p>
         </w:tc>
@@ -7288,7 +7288,7 @@
               <w:rPr>
                 <w:sz w:val="15"/>
               </w:rPr>
-              <w:t>29.3%  ████········</w:t>
+              <w:t>26.3%  ███·········</w:t>
             </w:r>
           </w:p>
         </w:tc>
@@ -7318,7 +7318,7 @@
               <w:rPr>
                 <w:sz w:val="15"/>
               </w:rPr>
-              <w:t>수분흡수율(24h)</w:t>
+              <w:t>유리전이온도</w:t>
             </w:r>
           </w:p>
         </w:tc>
@@ -7332,7 +7332,7 @@
               <w:rPr>
                 <w:sz w:val="15"/>
               </w:rPr>
-              <w:t>화학</w:t>
+              <w:t>열</w:t>
             </w:r>
           </w:p>
         </w:tc>
@@ -7346,7 +7346,7 @@
               <w:rPr>
                 <w:sz w:val="15"/>
               </w:rPr>
-              <w:t>218종</w:t>
+              <w:t>233종</w:t>
             </w:r>
           </w:p>
         </w:tc>
@@ -7360,7 +7360,7 @@
               <w:rPr>
                 <w:sz w:val="15"/>
               </w:rPr>
-              <w:t>22.8%  ███·········</w:t>
+              <w:t>21.9%  ███·········</w:t>
             </w:r>
           </w:p>
         </w:tc>
@@ -7374,7 +7374,7 @@
               <w:rPr>
                 <w:sz w:val="15"/>
               </w:rPr>
-              <w:t>242건</w:t>
+              <w:t>630건</w:t>
             </w:r>
           </w:p>
         </w:tc>
@@ -7390,7 +7390,7 @@
               <w:rPr>
                 <w:sz w:val="15"/>
               </w:rPr>
-              <w:t>전방사율</w:t>
+              <w:t>수분흡수율(24h)</w:t>
             </w:r>
           </w:p>
         </w:tc>
@@ -7404,7 +7404,7 @@
               <w:rPr>
                 <w:sz w:val="15"/>
               </w:rPr>
-              <w:t>광학</w:t>
+              <w:t>화학</w:t>
             </w:r>
           </w:p>
         </w:tc>
@@ -7418,7 +7418,7 @@
               <w:rPr>
                 <w:sz w:val="15"/>
               </w:rPr>
-              <w:t>207종</w:t>
+              <w:t>218종</w:t>
             </w:r>
           </w:p>
         </w:tc>
@@ -7432,7 +7432,7 @@
               <w:rPr>
                 <w:sz w:val="15"/>
               </w:rPr>
-              <w:t>21.6%  ███·········</w:t>
+              <w:t>20.5%  ██··········</w:t>
             </w:r>
           </w:p>
         </w:tc>
@@ -7446,7 +7446,7 @@
               <w:rPr>
                 <w:sz w:val="15"/>
               </w:rPr>
-              <w:t>237건</w:t>
+              <w:t>242건</w:t>
             </w:r>
           </w:p>
         </w:tc>
@@ -7462,7 +7462,7 @@
               <w:rPr>
                 <w:sz w:val="15"/>
               </w:rPr>
-              <w:t>유리전이온도</w:t>
+              <w:t>전방사율</w:t>
             </w:r>
           </w:p>
         </w:tc>
@@ -7476,7 +7476,7 @@
               <w:rPr>
                 <w:sz w:val="15"/>
               </w:rPr>
-              <w:t>열</w:t>
+              <w:t>광학</w:t>
             </w:r>
           </w:p>
         </w:tc>
@@ -7490,7 +7490,7 @@
               <w:rPr>
                 <w:sz w:val="15"/>
               </w:rPr>
-              <w:t>187종</w:t>
+              <w:t>207종</w:t>
             </w:r>
           </w:p>
         </w:tc>
@@ -7504,7 +7504,7 @@
               <w:rPr>
                 <w:sz w:val="15"/>
               </w:rPr>
-              <w:t>19.5%  ██··········</w:t>
+              <w:t>19.4%  ██··········</w:t>
             </w:r>
           </w:p>
         </w:tc>
@@ -7518,7 +7518,7 @@
               <w:rPr>
                 <w:sz w:val="15"/>
               </w:rPr>
-              <w:t>536건</w:t>
+              <w:t>237건</w:t>
             </w:r>
           </w:p>
         </w:tc>
@@ -7534,7 +7534,7 @@
               <w:rPr>
                 <w:sz w:val="15"/>
               </w:rPr>
-              <w:t>항복강도</w:t>
+              <w:t>박리강도</w:t>
             </w:r>
           </w:p>
         </w:tc>
@@ -7548,7 +7548,7 @@
               <w:rPr>
                 <w:sz w:val="15"/>
               </w:rPr>
-              <w:t>기계</w:t>
+              <w:t>계면</w:t>
             </w:r>
           </w:p>
         </w:tc>
@@ -7562,7 +7562,7 @@
               <w:rPr>
                 <w:sz w:val="15"/>
               </w:rPr>
-              <w:t>180종</w:t>
+              <w:t>191종</w:t>
             </w:r>
           </w:p>
         </w:tc>
@@ -7576,7 +7576,7 @@
               <w:rPr>
                 <w:sz w:val="15"/>
               </w:rPr>
-              <w:t>18.8%  ██··········</w:t>
+              <w:t>17.9%  ██··········</w:t>
             </w:r>
           </w:p>
         </w:tc>
@@ -7590,7 +7590,7 @@
               <w:rPr>
                 <w:sz w:val="15"/>
               </w:rPr>
-              <w:t>241건</w:t>
+              <w:t>565건</w:t>
             </w:r>
           </w:p>
         </w:tc>
@@ -7606,7 +7606,7 @@
               <w:rPr>
                 <w:sz w:val="15"/>
               </w:rPr>
-              <w:t>박리강도</w:t>
+              <w:t>항복강도</w:t>
             </w:r>
           </w:p>
         </w:tc>
@@ -7620,7 +7620,7 @@
               <w:rPr>
                 <w:sz w:val="15"/>
               </w:rPr>
-              <w:t>계면</w:t>
+              <w:t>기계</w:t>
             </w:r>
           </w:p>
         </w:tc>
@@ -7634,7 +7634,7 @@
               <w:rPr>
                 <w:sz w:val="15"/>
               </w:rPr>
-              <w:t>177종</w:t>
+              <w:t>185종</w:t>
             </w:r>
           </w:p>
         </w:tc>
@@ -7648,7 +7648,7 @@
               <w:rPr>
                 <w:sz w:val="15"/>
               </w:rPr>
-              <w:t>18.5%  ██··········</w:t>
+              <w:t>17.4%  ██··········</w:t>
             </w:r>
           </w:p>
         </w:tc>
@@ -7662,7 +7662,7 @@
               <w:rPr>
                 <w:sz w:val="15"/>
               </w:rPr>
-              <w:t>519건</w:t>
+              <w:t>247건</w:t>
             </w:r>
           </w:p>
         </w:tc>
@@ -7720,7 +7720,7 @@
               <w:rPr>
                 <w:sz w:val="15"/>
               </w:rPr>
-              <w:t>18.2%  ██··········</w:t>
+              <w:t>16.3%  ██··········</w:t>
             </w:r>
           </w:p>
         </w:tc>
@@ -7734,7 +7734,7 @@
               <w:rPr>
                 <w:sz w:val="15"/>
               </w:rPr>
-              <w:t>1883건</w:t>
+              <w:t>1906건</w:t>
             </w:r>
           </w:p>
         </w:tc>
@@ -7792,7 +7792,7 @@
               <w:rPr>
                 <w:sz w:val="15"/>
               </w:rPr>
-              <w:t>17.2%  ██··········</w:t>
+              <w:t>15.5%  ██··········</w:t>
             </w:r>
           </w:p>
         </w:tc>
@@ -8267,7 +8267,7 @@
               <w:rPr>
                 <w:sz w:val="15"/>
               </w:rPr>
-              <w:t>흡음계수</w:t>
+              <w:t>UV 차단파장</w:t>
             </w:r>
           </w:p>
         </w:tc>
@@ -8281,7 +8281,7 @@
               <w:rPr>
                 <w:sz w:val="15"/>
               </w:rPr>
-              <w:t>음향</w:t>
+              <w:t>광학</w:t>
             </w:r>
           </w:p>
         </w:tc>
@@ -8295,7 +8295,7 @@
               <w:rPr>
                 <w:sz w:val="15"/>
               </w:rPr>
-              <w:t>3종</w:t>
+              <w:t>4종</w:t>
             </w:r>
           </w:p>
         </w:tc>
@@ -8309,7 +8309,7 @@
               <w:rPr>
                 <w:sz w:val="15"/>
               </w:rPr>
-              <w:t>21건</w:t>
+              <w:t>17건</w:t>
             </w:r>
           </w:p>
         </w:tc>
@@ -8325,7 +8325,7 @@
               <w:rPr>
                 <w:sz w:val="15"/>
               </w:rPr>
-              <w:t>와이어 풀 강도</w:t>
+              <w:t>흡음계수</w:t>
             </w:r>
           </w:p>
         </w:tc>
@@ -8339,7 +8339,7 @@
               <w:rPr>
                 <w:sz w:val="15"/>
               </w:rPr>
-              <w:t>계면</w:t>
+              <w:t>음향</w:t>
             </w:r>
           </w:p>
         </w:tc>
@@ -8367,7 +8367,7 @@
               <w:rPr>
                 <w:sz w:val="15"/>
               </w:rPr>
-              <w:t>13건</w:t>
+              <w:t>21건</w:t>
             </w:r>
           </w:p>
         </w:tc>
@@ -8383,7 +8383,7 @@
               <w:rPr>
                 <w:sz w:val="15"/>
               </w:rPr>
-              <w:t>Darveaux 균열 상수</w:t>
+              <w:t>와이어 풀 강도</w:t>
             </w:r>
           </w:p>
         </w:tc>
@@ -8397,7 +8397,7 @@
               <w:rPr>
                 <w:sz w:val="15"/>
               </w:rPr>
-              <w:t>기계</w:t>
+              <w:t>계면</w:t>
             </w:r>
           </w:p>
         </w:tc>
@@ -8425,7 +8425,7 @@
               <w:rPr>
                 <w:sz w:val="15"/>
               </w:rPr>
-              <w:t>70건</w:t>
+              <w:t>13건</w:t>
             </w:r>
           </w:p>
         </w:tc>
@@ -8441,7 +8441,7 @@
               <w:rPr>
                 <w:sz w:val="15"/>
               </w:rPr>
-              <w:t>이분자 소광 속도상수</w:t>
+              <w:t>Darveaux 균열 상수</w:t>
             </w:r>
           </w:p>
         </w:tc>
@@ -8455,7 +8455,7 @@
               <w:rPr>
                 <w:sz w:val="15"/>
               </w:rPr>
-              <w:t>광학</w:t>
+              <w:t>기계</w:t>
             </w:r>
           </w:p>
         </w:tc>
@@ -8483,7 +8483,7 @@
               <w:rPr>
                 <w:sz w:val="15"/>
               </w:rPr>
-              <w:t>3건</w:t>
+              <w:t>70건</w:t>
             </w:r>
           </w:p>
         </w:tc>
@@ -8499,7 +8499,7 @@
               <w:rPr>
                 <w:sz w:val="15"/>
               </w:rPr>
-              <w:t>광택(60도)</w:t>
+              <w:t>이분자 소광 속도상수</w:t>
             </w:r>
           </w:p>
         </w:tc>
@@ -8541,7 +8541,7 @@
               <w:rPr>
                 <w:sz w:val="15"/>
               </w:rPr>
-              <w:t>5건</w:t>
+              <w:t>3건</w:t>
             </w:r>
           </w:p>
         </w:tc>
@@ -8557,7 +8557,7 @@
               <w:rPr>
                 <w:sz w:val="15"/>
               </w:rPr>
-              <w:t>결정화도</w:t>
+              <w:t>광택(60도)</w:t>
             </w:r>
           </w:p>
         </w:tc>
@@ -8571,7 +8571,7 @@
               <w:rPr>
                 <w:sz w:val="15"/>
               </w:rPr>
-              <w:t>구조</w:t>
+              <w:t>광학</w:t>
             </w:r>
           </w:p>
         </w:tc>
@@ -8599,7 +8599,7 @@
               <w:rPr>
                 <w:sz w:val="15"/>
               </w:rPr>
-              <w:t>13건</w:t>
+              <w:t>5건</w:t>
             </w:r>
           </w:p>
         </w:tc>
@@ -8615,7 +8615,7 @@
               <w:rPr>
                 <w:sz w:val="15"/>
               </w:rPr>
-              <w:t>경화 모델 상수</w:t>
+              <w:t>결정화도</w:t>
             </w:r>
           </w:p>
         </w:tc>
@@ -8629,7 +8629,7 @@
               <w:rPr>
                 <w:sz w:val="15"/>
               </w:rPr>
-              <w:t>화학</w:t>
+              <w:t>구조</w:t>
             </w:r>
           </w:p>
         </w:tc>
@@ -8643,7 +8643,7 @@
               <w:rPr>
                 <w:sz w:val="15"/>
               </w:rPr>
-              <w:t>2종</w:t>
+              <w:t>3종</w:t>
             </w:r>
           </w:p>
         </w:tc>
@@ -8657,7 +8657,7 @@
               <w:rPr>
                 <w:sz w:val="15"/>
               </w:rPr>
-              <w:t>19건</w:t>
+              <w:t>13건</w:t>
             </w:r>
           </w:p>
         </w:tc>
@@ -8673,7 +8673,7 @@
               <w:rPr>
                 <w:sz w:val="15"/>
               </w:rPr>
-              <w:t>부분몰부피</w:t>
+              <w:t>경화 모델 상수</w:t>
             </w:r>
           </w:p>
         </w:tc>
@@ -8715,7 +8715,7 @@
               <w:rPr>
                 <w:sz w:val="15"/>
               </w:rPr>
-              <w:t>6건</w:t>
+              <w:t>23건</w:t>
             </w:r>
           </w:p>
         </w:tc>
@@ -8731,7 +8731,7 @@
               <w:rPr>
                 <w:sz w:val="15"/>
               </w:rPr>
-              <w:t>응집영역 최대 트랙션</w:t>
+              <w:t>부분몰부피</w:t>
             </w:r>
           </w:p>
         </w:tc>
@@ -8745,7 +8745,7 @@
               <w:rPr>
                 <w:sz w:val="15"/>
               </w:rPr>
-              <w:t>계면</w:t>
+              <w:t>화학</w:t>
             </w:r>
           </w:p>
         </w:tc>
@@ -8773,7 +8773,7 @@
               <w:rPr>
                 <w:sz w:val="15"/>
               </w:rPr>
-              <w:t>11건</w:t>
+              <w:t>6건</w:t>
             </w:r>
           </w:p>
         </w:tc>
@@ -8789,7 +8789,7 @@
               <w:rPr>
                 <w:sz w:val="15"/>
               </w:rPr>
-              <w:t>Stromeyer 점근응력 σ∞</w:t>
+              <w:t>응집영역 최대 트랙션</w:t>
             </w:r>
           </w:p>
         </w:tc>
@@ -8803,7 +8803,7 @@
               <w:rPr>
                 <w:sz w:val="15"/>
               </w:rPr>
-              <w:t>기계</w:t>
+              <w:t>계면</w:t>
             </w:r>
           </w:p>
         </w:tc>
@@ -8831,7 +8831,7 @@
               <w:rPr>
                 <w:sz w:val="15"/>
               </w:rPr>
-              <w:t>9건</w:t>
+              <w:t>11건</w:t>
             </w:r>
           </w:p>
         </w:tc>
@@ -8847,7 +8847,7 @@
               <w:rPr>
                 <w:sz w:val="15"/>
               </w:rPr>
-              <w:t>Stromeyer 계수 C</w:t>
+              <w:t>Stromeyer 점근응력 σ∞</w:t>
             </w:r>
           </w:p>
         </w:tc>
@@ -8905,7 +8905,7 @@
               <w:rPr>
                 <w:sz w:val="15"/>
               </w:rPr>
-              <w:t>Stromeyer 지수 m</w:t>
+              <w:t>Stromeyer 계수 C</w:t>
             </w:r>
           </w:p>
         </w:tc>
@@ -8963,7 +8963,7 @@
               <w:rPr>
                 <w:sz w:val="15"/>
               </w:rPr>
-              <w:t>내자외선성</w:t>
+              <w:t>Stromeyer 지수 m</w:t>
             </w:r>
           </w:p>
         </w:tc>
@@ -8977,7 +8977,7 @@
               <w:rPr>
                 <w:sz w:val="15"/>
               </w:rPr>
-              <w:t>광학</w:t>
+              <w:t>기계</w:t>
             </w:r>
           </w:p>
         </w:tc>
@@ -9005,7 +9005,7 @@
               <w:rPr>
                 <w:sz w:val="15"/>
               </w:rPr>
-              <w:t>2건</w:t>
+              <w:t>9건</w:t>
             </w:r>
           </w:p>
         </w:tc>
@@ -9021,7 +9021,7 @@
               <w:rPr>
                 <w:sz w:val="15"/>
               </w:rPr>
-              <w:t>광열화 속도상수</w:t>
+              <w:t>내자외선성</w:t>
             </w:r>
           </w:p>
         </w:tc>
@@ -9035,7 +9035,7 @@
               <w:rPr>
                 <w:sz w:val="15"/>
               </w:rPr>
-              <w:t>화학</w:t>
+              <w:t>광학</w:t>
             </w:r>
           </w:p>
         </w:tc>
@@ -9049,7 +9049,7 @@
               <w:rPr>
                 <w:sz w:val="15"/>
               </w:rPr>
-              <w:t>1종</w:t>
+              <w:t>2종</w:t>
             </w:r>
           </w:p>
         </w:tc>
@@ -9079,7 +9079,7 @@
               <w:rPr>
                 <w:sz w:val="15"/>
               </w:rPr>
-              <w:t>비압축 파라미터 D</w:t>
+              <w:t>광열화 속도상수</w:t>
             </w:r>
           </w:p>
         </w:tc>
@@ -9093,7 +9093,7 @@
               <w:rPr>
                 <w:sz w:val="15"/>
               </w:rPr>
-              <w:t>기계</w:t>
+              <w:t>화학</w:t>
             </w:r>
           </w:p>
         </w:tc>
@@ -9121,7 +9121,7 @@
               <w:rPr>
                 <w:sz w:val="15"/>
               </w:rPr>
-              <w:t>8건</w:t>
+              <w:t>2건</w:t>
             </w:r>
           </w:p>
         </w:tc>
@@ -9137,7 +9137,7 @@
               <w:rPr>
                 <w:sz w:val="15"/>
               </w:rPr>
-              <w:t>변형률 분해 성분</w:t>
+              <w:t>비압축 파라미터 D</w:t>
             </w:r>
           </w:p>
         </w:tc>
@@ -9179,7 +9179,7 @@
               <w:rPr>
                 <w:sz w:val="15"/>
               </w:rPr>
-              <w:t>10건</w:t>
+              <w:t>8건</w:t>
             </w:r>
           </w:p>
         </w:tc>
@@ -9195,7 +9195,7 @@
               <w:rPr>
                 <w:sz w:val="15"/>
               </w:rPr>
-              <w:t>충방전 팽창변형률</w:t>
+              <w:t>변형률 분해 성분</w:t>
             </w:r>
           </w:p>
         </w:tc>
@@ -9237,7 +9237,7 @@
               <w:rPr>
                 <w:sz w:val="15"/>
               </w:rPr>
-              <w:t>5건</w:t>
+              <w:t>10건</w:t>
             </w:r>
           </w:p>
         </w:tc>
@@ -9253,7 +9253,7 @@
               <w:rPr>
                 <w:sz w:val="15"/>
               </w:rPr>
-              <w:t>UV 차단파장</w:t>
+              <w:t>충방전 팽창변형률</w:t>
             </w:r>
           </w:p>
         </w:tc>
@@ -9267,7 +9267,7 @@
               <w:rPr>
                 <w:sz w:val="15"/>
               </w:rPr>
-              <w:t>광학</w:t>
+              <w:t>기계</w:t>
             </w:r>
           </w:p>
         </w:tc>
@@ -9295,7 +9295,7 @@
               <w:rPr>
                 <w:sz w:val="15"/>
               </w:rPr>
-              <w:t>14건</w:t>
+              <w:t>5건</w:t>
             </w:r>
           </w:p>
         </w:tc>
@@ -9468,7 +9468,7 @@
               <w:rPr>
                 <w:sz w:val="16"/>
               </w:rPr>
-              <w:t>69종</w:t>
+              <w:t>70종</w:t>
             </w:r>
           </w:p>
         </w:tc>
@@ -9482,7 +9482,7 @@
               <w:rPr>
                 <w:sz w:val="16"/>
               </w:rPr>
-              <w:t>13,088건</w:t>
+              <w:t>13,748건</w:t>
             </w:r>
           </w:p>
         </w:tc>
@@ -9496,7 +9496,7 @@
               <w:rPr>
                 <w:sz w:val="16"/>
               </w:rPr>
-              <w:t>66종</w:t>
+              <w:t>67종</w:t>
             </w:r>
           </w:p>
         </w:tc>
@@ -9540,7 +9540,7 @@
               <w:rPr>
                 <w:sz w:val="16"/>
               </w:rPr>
-              <w:t>4,517건</w:t>
+              <w:t>4,722건</w:t>
             </w:r>
           </w:p>
         </w:tc>
@@ -9554,7 +9554,7 @@
               <w:rPr>
                 <w:sz w:val="16"/>
               </w:rPr>
-              <w:t>157종</w:t>
+              <w:t>164종</w:t>
             </w:r>
           </w:p>
         </w:tc>
@@ -9598,7 +9598,7 @@
               <w:rPr>
                 <w:sz w:val="16"/>
               </w:rPr>
-              <w:t>2,311건</w:t>
+              <w:t>2,374건</w:t>
             </w:r>
           </w:p>
         </w:tc>
@@ -9612,7 +9612,7 @@
               <w:rPr>
                 <w:sz w:val="16"/>
               </w:rPr>
-              <w:t>126종</w:t>
+              <w:t>129종</w:t>
             </w:r>
           </w:p>
         </w:tc>
@@ -9656,7 +9656,7 @@
               <w:rPr>
                 <w:sz w:val="16"/>
               </w:rPr>
-              <w:t>1,867건</w:t>
+              <w:t>1,897건</w:t>
             </w:r>
           </w:p>
         </w:tc>
@@ -9670,7 +9670,7 @@
               <w:rPr>
                 <w:sz w:val="16"/>
               </w:rPr>
-              <w:t>110종</w:t>
+              <w:t>112종</w:t>
             </w:r>
           </w:p>
         </w:tc>
@@ -9714,7 +9714,7 @@
               <w:rPr>
                 <w:sz w:val="16"/>
               </w:rPr>
-              <w:t>1,451건</w:t>
+              <w:t>1,459건</w:t>
             </w:r>
           </w:p>
         </w:tc>
@@ -9728,7 +9728,7 @@
               <w:rPr>
                 <w:sz w:val="16"/>
               </w:rPr>
-              <w:t>30종</w:t>
+              <w:t>31종</w:t>
             </w:r>
           </w:p>
         </w:tc>
@@ -9772,7 +9772,7 @@
               <w:rPr>
                 <w:sz w:val="16"/>
               </w:rPr>
-              <w:t>1,021건</w:t>
+              <w:t>1,067건</w:t>
             </w:r>
           </w:p>
         </w:tc>
@@ -9786,7 +9786,7 @@
               <w:rPr>
                 <w:sz w:val="16"/>
               </w:rPr>
-              <w:t>40종</w:t>
+              <w:t>41종</w:t>
             </w:r>
           </w:p>
         </w:tc>
@@ -9816,7 +9816,7 @@
               <w:rPr>
                 <w:sz w:val="16"/>
               </w:rPr>
-              <w:t>19종</w:t>
+              <w:t>20종</w:t>
             </w:r>
           </w:p>
         </w:tc>
@@ -9830,7 +9830,7 @@
               <w:rPr>
                 <w:sz w:val="16"/>
               </w:rPr>
-              <w:t>841건</w:t>
+              <w:t>1,054건</w:t>
             </w:r>
           </w:p>
         </w:tc>
@@ -9844,7 +9844,7 @@
               <w:rPr>
                 <w:sz w:val="16"/>
               </w:rPr>
-              <w:t>37종</w:t>
+              <w:t>39종</w:t>
             </w:r>
           </w:p>
         </w:tc>
@@ -10191,7 +10191,7 @@
               <w:rPr>
                 <w:sz w:val="16"/>
               </w:rPr>
-              <w:t>396종</w:t>
+              <w:t>450종</w:t>
             </w:r>
           </w:p>
         </w:tc>
@@ -10205,7 +10205,7 @@
               <w:rPr>
                 <w:sz w:val="16"/>
               </w:rPr>
-              <w:t>10,717건</w:t>
+              <w:t>11,035건</w:t>
             </w:r>
           </w:p>
         </w:tc>
@@ -10219,7 +10219,7 @@
               <w:rPr>
                 <w:sz w:val="16"/>
               </w:rPr>
-              <w:t>27.1</w:t>
+              <w:t>24.5</w:t>
             </w:r>
           </w:p>
         </w:tc>
@@ -10249,7 +10249,7 @@
               <w:rPr>
                 <w:sz w:val="16"/>
               </w:rPr>
-              <w:t>236종</w:t>
+              <w:t>283종</w:t>
             </w:r>
           </w:p>
         </w:tc>
@@ -10263,7 +10263,7 @@
               <w:rPr>
                 <w:sz w:val="16"/>
               </w:rPr>
-              <w:t>6,934건</w:t>
+              <w:t>7,366건</w:t>
             </w:r>
           </w:p>
         </w:tc>
@@ -10277,7 +10277,7 @@
               <w:rPr>
                 <w:sz w:val="16"/>
               </w:rPr>
-              <w:t>29.4</w:t>
+              <w:t>26.0</w:t>
             </w:r>
           </w:p>
         </w:tc>
@@ -10307,7 +10307,7 @@
               <w:rPr>
                 <w:sz w:val="16"/>
               </w:rPr>
-              <w:t>164종</w:t>
+              <w:t>167종</w:t>
             </w:r>
           </w:p>
         </w:tc>
@@ -10321,7 +10321,7 @@
               <w:rPr>
                 <w:sz w:val="16"/>
               </w:rPr>
-              <w:t>4,731건</w:t>
+              <w:t>5,161건</w:t>
             </w:r>
           </w:p>
         </w:tc>
@@ -10335,7 +10335,7 @@
               <w:rPr>
                 <w:sz w:val="16"/>
               </w:rPr>
-              <w:t>28.8</w:t>
+              <w:t>30.9</w:t>
             </w:r>
           </w:p>
         </w:tc>
@@ -10365,7 +10365,7 @@
               <w:rPr>
                 <w:sz w:val="16"/>
               </w:rPr>
-              <w:t>113종</w:t>
+              <w:t>118종</w:t>
             </w:r>
           </w:p>
         </w:tc>
@@ -10379,7 +10379,7 @@
               <w:rPr>
                 <w:sz w:val="16"/>
               </w:rPr>
-              <w:t>2,242건</w:t>
+              <w:t>2,287건</w:t>
             </w:r>
           </w:p>
         </w:tc>
@@ -10393,7 +10393,7 @@
               <w:rPr>
                 <w:sz w:val="16"/>
               </w:rPr>
-              <w:t>19.8</w:t>
+              <w:t>19.4</w:t>
             </w:r>
           </w:p>
         </w:tc>
@@ -10655,7 +10655,7 @@
               <w:rPr>
                 <w:sz w:val="16"/>
               </w:rPr>
-              <w:t>13,923</w:t>
+              <w:t>15,047</w:t>
             </w:r>
           </w:p>
         </w:tc>
@@ -10669,7 +10669,7 @@
               <w:rPr>
                 <w:sz w:val="16"/>
               </w:rPr>
-              <w:t>53.2%</w:t>
+              <w:t>55.0%</w:t>
             </w:r>
           </w:p>
         </w:tc>
@@ -10713,7 +10713,7 @@
               <w:rPr>
                 <w:sz w:val="16"/>
               </w:rPr>
-              <w:t>1,824</w:t>
+              <w:t>1,852</w:t>
             </w:r>
           </w:p>
         </w:tc>
@@ -10727,7 +10727,7 @@
               <w:rPr>
                 <w:sz w:val="16"/>
               </w:rPr>
-              <w:t>7.0%</w:t>
+              <w:t>6.8%</w:t>
             </w:r>
           </w:p>
         </w:tc>
@@ -10771,7 +10771,7 @@
               <w:rPr>
                 <w:sz w:val="16"/>
               </w:rPr>
-              <w:t>5,903</w:t>
+              <w:t>5,976</w:t>
             </w:r>
           </w:p>
         </w:tc>
@@ -10785,7 +10785,7 @@
               <w:rPr>
                 <w:sz w:val="16"/>
               </w:rPr>
-              <w:t>22.6%</w:t>
+              <w:t>21.8%</w:t>
             </w:r>
           </w:p>
         </w:tc>
@@ -10843,7 +10843,7 @@
               <w:rPr>
                 <w:sz w:val="16"/>
               </w:rPr>
-              <w:t>17.2%</w:t>
+              <w:t>16.4%</w:t>
             </w:r>
           </w:p>
         </w:tc>
@@ -10942,7 +10942,7 @@
               <w:rPr>
                 <w:sz w:val="16"/>
               </w:rPr>
-              <w:t>888</w:t>
+              <w:t>905</w:t>
             </w:r>
           </w:p>
         </w:tc>
@@ -10972,7 +10972,7 @@
               <w:rPr>
                 <w:sz w:val="16"/>
               </w:rPr>
-              <w:t>881</w:t>
+              <w:t>883</w:t>
             </w:r>
           </w:p>
         </w:tc>
@@ -11310,7 +11310,7 @@
               <w:rPr>
                 <w:sz w:val="15"/>
               </w:rPr>
-              <w:t>낙하·충격 준비율 48.2%</w:t>
+              <w:t>낙하·충격 준비율 43.2%</w:t>
             </w:r>
           </w:p>
         </w:tc>
@@ -11368,7 +11368,7 @@
               <w:rPr>
                 <w:sz w:val="15"/>
               </w:rPr>
-              <w:t>열전달·방열 준비율 57.2% · 결로 두 갈래를 동시에 막는다</w:t>
+              <w:t>열전달·방열 준비율 51.4% · 결로 두 갈래를 동시에 막는다</w:t>
             </w:r>
           </w:p>
         </w:tc>
@@ -11426,7 +11426,7 @@
               <w:rPr>
                 <w:sz w:val="15"/>
               </w:rPr>
-              <w:t>폴더블 벤딩 준비율 57.4%</w:t>
+              <w:t>폴더블 벤딩 준비율 52.7%</w:t>
             </w:r>
           </w:p>
         </w:tc>
@@ -11484,7 +11484,7 @@
               <w:rPr>
                 <w:sz w:val="15"/>
               </w:rPr>
-              <w:t>결로(표면) 준비율 51.1%</w:t>
+              <w:t>결로(표면) 준비율 45.9%</w:t>
             </w:r>
           </w:p>
         </w:tc>
@@ -11542,7 +11542,7 @@
               <w:rPr>
                 <w:sz w:val="15"/>
               </w:rPr>
-              <w:t>피로·수명 준비율 23.8%</w:t>
+              <w:t>피로·수명 준비율 21.5%</w:t>
             </w:r>
           </w:p>
         </w:tc>
@@ -11600,7 +11600,7 @@
               <w:rPr>
                 <w:sz w:val="15"/>
               </w:rPr>
-              <w:t>산소소광-발광체 준비율 87.3% · 산소확산-매트릭스 준비율 58.3%</w:t>
+              <w:t>산소소광-발광체 준비율 87.3% · 산소확산-매트릭스 준비율 55.4%</w:t>
             </w:r>
           </w:p>
         </w:tc>

--- a/MaterialTwin_물성확보현황_해석가능성.docx
+++ b/MaterialTwin_물성확보현황_해석가능성.docx
@@ -31,7 +31,7 @@
           <w:color w:val="606060"/>
           <w:sz w:val="18"/>
         </w:rPr>
-        <w:t>2026-08-14 · 재료 1,066종 · 물성값 27,374건 · 출처 2,339건 · 물성 정의 181종</w:t>
+        <w:t>2026-08-15 · 재료 1,098종 · 물성값 27,686건 · 출처 2,350건 · 물성 정의 184종</w:t>
       </w:r>
     </w:p>
     <w:p/>
@@ -52,7 +52,7 @@
           <w:b/>
           <w:sz w:val="22"/>
         </w:rPr>
-        <w:t>13개 해석이 요구하는 (재료 × 필수물성) 격자 28,528칸 중 16,081칸이 채워졌다 — 전체 56.4%.</w:t>
+        <w:t>13개 해석이 요구하는 (재료 × 필수물성) 격자 29,452칸 중 16,140칸이 채워졌다 — 전체 54.8%.</w:t>
       </w:r>
     </w:p>
     <w:p>
@@ -269,7 +269,7 @@
           <w:b/>
           <w:sz w:val="19"/>
         </w:rPr>
-        <w:t>셀 채움률이 높아도 재료 준비율은 낮을 수 있다. 재료마다 비어 있는 칸이 다르면 그렇게 된다 — 피로·수명이 정확히 그 경우다(셀 42.4% vs 준비 21.5%). **수집 진척과 해석 가능성을 같은 숫자로 말하면 안 된다.**</w:t>
+        <w:t>셀 채움률이 높아도 재료 준비율은 낮을 수 있다. 재료마다 비어 있는 칸이 다르면 그렇게 된다 — 피로·수명이 정확히 그 경우다(셀 41.5% vs 준비 20.9%). **수집 진척과 해석 가능성을 같은 숫자로 말하면 안 된다.**</w:t>
       </w:r>
     </w:p>
     <w:p>
@@ -428,7 +428,7 @@
               <w:rPr>
                 <w:sz w:val="15"/>
               </w:rPr>
-              <w:t>1066</w:t>
+              <w:t>1098</w:t>
             </w:r>
           </w:p>
         </w:tc>
@@ -442,7 +442,7 @@
               <w:rPr>
                 <w:sz w:val="15"/>
               </w:rPr>
-              <w:t>1878/3198</w:t>
+              <w:t>1881/3294</w:t>
             </w:r>
           </w:p>
         </w:tc>
@@ -456,7 +456,7 @@
               <w:rPr>
                 <w:sz w:val="15"/>
               </w:rPr>
-              <w:t>58.7%  ██████····</w:t>
+              <w:t>57.1%  ██████····</w:t>
             </w:r>
           </w:p>
         </w:tc>
@@ -470,7 +470,7 @@
               <w:rPr>
                 <w:sz w:val="15"/>
               </w:rPr>
-              <w:t>37.2%</w:t>
+              <w:t>36.2%</w:t>
             </w:r>
           </w:p>
         </w:tc>
@@ -484,7 +484,7 @@
               <w:rPr>
                 <w:sz w:val="15"/>
               </w:rPr>
-              <w:t>574  (53.8%)</w:t>
+              <w:t>574  (52.3%)</w:t>
             </w:r>
           </w:p>
         </w:tc>
@@ -498,7 +498,7 @@
               <w:rPr>
                 <w:sz w:val="15"/>
               </w:rPr>
-              <w:t>poisson_ratio — 488종</w:t>
+              <w:t>poisson_ratio — 520종</w:t>
             </w:r>
           </w:p>
         </w:tc>
@@ -528,7 +528,7 @@
               <w:rPr>
                 <w:sz w:val="15"/>
               </w:rPr>
-              <w:t>1066</w:t>
+              <w:t>1098</w:t>
             </w:r>
           </w:p>
         </w:tc>
@@ -542,7 +542,7 @@
               <w:rPr>
                 <w:sz w:val="15"/>
               </w:rPr>
-              <w:t>2861/5330</w:t>
+              <w:t>2867/5490</w:t>
             </w:r>
           </w:p>
         </w:tc>
@@ -556,7 +556,7 @@
               <w:rPr>
                 <w:sz w:val="15"/>
               </w:rPr>
-              <w:t>53.7%  █████·····</w:t>
+              <w:t>52.2%  █████·····</w:t>
             </w:r>
           </w:p>
         </w:tc>
@@ -570,7 +570,7 @@
               <w:rPr>
                 <w:sz w:val="15"/>
               </w:rPr>
-              <w:t>30.0%</w:t>
+              <w:t>29.2%</w:t>
             </w:r>
           </w:p>
         </w:tc>
@@ -584,7 +584,7 @@
               <w:rPr>
                 <w:sz w:val="15"/>
               </w:rPr>
-              <w:t>461  (43.2%)</w:t>
+              <w:t>461  (42.0%)</w:t>
             </w:r>
           </w:p>
         </w:tc>
@@ -598,7 +598,7 @@
               <w:rPr>
                 <w:sz w:val="15"/>
               </w:rPr>
-              <w:t>yield_strength | tensile_strength+el — 575종</w:t>
+              <w:t>cowper_symonds_c | cowper_symonds_p  — 606종</w:t>
             </w:r>
           </w:p>
         </w:tc>
@@ -628,7 +628,7 @@
               <w:rPr>
                 <w:sz w:val="15"/>
               </w:rPr>
-              <w:t>1066</w:t>
+              <w:t>1098</w:t>
             </w:r>
           </w:p>
         </w:tc>
@@ -642,7 +642,7 @@
               <w:rPr>
                 <w:sz w:val="15"/>
               </w:rPr>
-              <w:t>1851/3198</w:t>
+              <w:t>1862/3294</w:t>
             </w:r>
           </w:p>
         </w:tc>
@@ -656,7 +656,7 @@
               <w:rPr>
                 <w:sz w:val="15"/>
               </w:rPr>
-              <w:t>57.9%  ██████····</w:t>
+              <w:t>56.5%  ██████····</w:t>
             </w:r>
           </w:p>
         </w:tc>
@@ -670,7 +670,7 @@
               <w:rPr>
                 <w:sz w:val="15"/>
               </w:rPr>
-              <w:t>41.3%</w:t>
+              <w:t>40.4%</w:t>
             </w:r>
           </w:p>
         </w:tc>
@@ -684,7 +684,7 @@
               <w:rPr>
                 <w:sz w:val="15"/>
               </w:rPr>
-              <w:t>548  (51.4%)</w:t>
+              <w:t>548  (49.9%)</w:t>
             </w:r>
           </w:p>
         </w:tc>
@@ -698,7 +698,7 @@
               <w:rPr>
                 <w:sz w:val="15"/>
               </w:rPr>
-              <w:t>specific_heat — 504종</w:t>
+              <w:t>specific_heat — 536종</w:t>
             </w:r>
           </w:p>
         </w:tc>
@@ -728,7 +728,7 @@
               <w:rPr>
                 <w:sz w:val="15"/>
               </w:rPr>
-              <w:t>1066</w:t>
+              <w:t>1098</w:t>
             </w:r>
           </w:p>
         </w:tc>
@@ -742,7 +742,7 @@
               <w:rPr>
                 <w:sz w:val="15"/>
               </w:rPr>
-              <w:t>2531/4264</w:t>
+              <w:t>2534/4392</w:t>
             </w:r>
           </w:p>
         </w:tc>
@@ -756,7 +756,7 @@
               <w:rPr>
                 <w:sz w:val="15"/>
               </w:rPr>
-              <w:t>59.4%  ██████····</w:t>
+              <w:t>57.7%  ██████····</w:t>
             </w:r>
           </w:p>
         </w:tc>
@@ -770,7 +770,7 @@
               <w:rPr>
                 <w:sz w:val="15"/>
               </w:rPr>
-              <w:t>38.6%</w:t>
+              <w:t>37.5%</w:t>
             </w:r>
           </w:p>
         </w:tc>
@@ -784,7 +784,7 @@
               <w:rPr>
                 <w:sz w:val="15"/>
               </w:rPr>
-              <w:t>550  (51.6%)</w:t>
+              <w:t>550  (50.1%)</w:t>
             </w:r>
           </w:p>
         </w:tc>
@@ -798,7 +798,7 @@
               <w:rPr>
                 <w:sz w:val="15"/>
               </w:rPr>
-              <w:t>poisson_ratio — 488종</w:t>
+              <w:t>poisson_ratio — 520종</w:t>
             </w:r>
           </w:p>
         </w:tc>
@@ -828,7 +828,7 @@
               <w:rPr>
                 <w:sz w:val="15"/>
               </w:rPr>
-              <w:t>347</w:t>
+              <w:t>363</w:t>
             </w:r>
           </w:p>
         </w:tc>
@@ -842,7 +842,7 @@
               <w:rPr>
                 <w:sz w:val="15"/>
               </w:rPr>
-              <w:t>802/1388</w:t>
+              <w:t>802/1452</w:t>
             </w:r>
           </w:p>
         </w:tc>
@@ -856,7 +856,7 @@
               <w:rPr>
                 <w:sz w:val="15"/>
               </w:rPr>
-              <w:t>57.8%  ██████····</w:t>
+              <w:t>55.2%  ██████····</w:t>
             </w:r>
           </w:p>
         </w:tc>
@@ -870,7 +870,7 @@
               <w:rPr>
                 <w:sz w:val="15"/>
               </w:rPr>
-              <w:t>36.7%</w:t>
+              <w:t>35.1%</w:t>
             </w:r>
           </w:p>
         </w:tc>
@@ -884,7 +884,7 @@
               <w:rPr>
                 <w:sz w:val="15"/>
               </w:rPr>
-              <w:t>183  (52.7%)</w:t>
+              <w:t>183  (50.4%)</w:t>
             </w:r>
           </w:p>
         </w:tc>
@@ -898,7 +898,7 @@
               <w:rPr>
                 <w:sz w:val="15"/>
               </w:rPr>
-              <w:t>prony_relaxation_time | prony_tensil — 158종</w:t>
+              <w:t>prony_relaxation_time | prony_tensil — 174종</w:t>
             </w:r>
           </w:p>
         </w:tc>
@@ -928,7 +928,7 @@
               <w:rPr>
                 <w:sz w:val="15"/>
               </w:rPr>
-              <w:t>1066</w:t>
+              <w:t>1098</w:t>
             </w:r>
           </w:p>
         </w:tc>
@@ -942,7 +942,7 @@
               <w:rPr>
                 <w:sz w:val="15"/>
               </w:rPr>
-              <w:t>2407/4264</w:t>
+              <w:t>2418/4392</w:t>
             </w:r>
           </w:p>
         </w:tc>
@@ -956,7 +956,7 @@
               <w:rPr>
                 <w:sz w:val="15"/>
               </w:rPr>
-              <w:t>56.4%  ██████····</w:t>
+              <w:t>55.1%  ██████····</w:t>
             </w:r>
           </w:p>
         </w:tc>
@@ -970,7 +970,7 @@
               <w:rPr>
                 <w:sz w:val="15"/>
               </w:rPr>
-              <w:t>41.5%</w:t>
+              <w:t>40.6%</w:t>
             </w:r>
           </w:p>
         </w:tc>
@@ -984,7 +984,7 @@
               <w:rPr>
                 <w:sz w:val="15"/>
               </w:rPr>
-              <w:t>489  (45.9%)</w:t>
+              <w:t>489  (44.5%)</w:t>
             </w:r>
           </w:p>
         </w:tc>
@@ -998,7 +998,7 @@
               <w:rPr>
                 <w:sz w:val="15"/>
               </w:rPr>
-              <w:t>contact_angle_water | surface_energy — 510종</w:t>
+              <w:t>contact_angle_water | surface_energy — 542종</w:t>
             </w:r>
           </w:p>
         </w:tc>
@@ -1028,7 +1028,7 @@
               <w:rPr>
                 <w:sz w:val="15"/>
               </w:rPr>
-              <w:t>781</w:t>
+              <w:t>813</w:t>
             </w:r>
           </w:p>
         </w:tc>
@@ -1042,7 +1042,7 @@
               <w:rPr>
                 <w:sz w:val="15"/>
               </w:rPr>
-              <w:t>1819/3124</w:t>
+              <w:t>1834/3252</w:t>
             </w:r>
           </w:p>
         </w:tc>
@@ -1056,7 +1056,7 @@
               <w:rPr>
                 <w:sz w:val="15"/>
               </w:rPr>
-              <w:t>58.2%  ██████····</w:t>
+              <w:t>56.4%  ██████····</w:t>
             </w:r>
           </w:p>
         </w:tc>
@@ -1070,7 +1070,7 @@
               <w:rPr>
                 <w:sz w:val="15"/>
               </w:rPr>
-              <w:t>39.7%</w:t>
+              <w:t>38.6%</w:t>
             </w:r>
           </w:p>
         </w:tc>
@@ -1084,7 +1084,7 @@
               <w:rPr>
                 <w:sz w:val="15"/>
               </w:rPr>
-              <w:t>363  (46.5%)</w:t>
+              <w:t>363  (44.6%)</w:t>
             </w:r>
           </w:p>
         </w:tc>
@@ -1098,7 +1098,7 @@
               <w:rPr>
                 <w:sz w:val="15"/>
               </w:rPr>
-              <w:t>water_vapor_transmission | gas_perme — 371종</w:t>
+              <w:t>water_vapor_transmission | gas_perme — 399종</w:t>
             </w:r>
           </w:p>
         </w:tc>
@@ -1228,7 +1228,7 @@
               <w:rPr>
                 <w:sz w:val="15"/>
               </w:rPr>
-              <w:t>347</w:t>
+              <w:t>363</w:t>
             </w:r>
           </w:p>
         </w:tc>
@@ -1242,7 +1242,7 @@
               <w:rPr>
                 <w:sz w:val="15"/>
               </w:rPr>
-              <w:t>379/694</w:t>
+              <w:t>385/726</w:t>
             </w:r>
           </w:p>
         </w:tc>
@@ -1256,7 +1256,7 @@
               <w:rPr>
                 <w:sz w:val="15"/>
               </w:rPr>
-              <w:t>54.6%  █████·····</w:t>
+              <w:t>53.0%  █████·····</w:t>
             </w:r>
           </w:p>
         </w:tc>
@@ -1270,7 +1270,7 @@
               <w:rPr>
                 <w:sz w:val="15"/>
               </w:rPr>
-              <w:t>44.4%</w:t>
+              <w:t>43.3%</w:t>
             </w:r>
           </w:p>
         </w:tc>
@@ -1284,7 +1284,7 @@
               <w:rPr>
                 <w:sz w:val="15"/>
               </w:rPr>
-              <w:t>142  (40.9%)</w:t>
+              <w:t>142  (39.1%)</w:t>
             </w:r>
           </w:p>
         </w:tc>
@@ -1298,7 +1298,7 @@
               <w:rPr>
                 <w:sz w:val="15"/>
               </w:rPr>
-              <w:t>peel_strength | lap_shear_strength | — 166종</w:t>
+              <w:t>peel_strength | lap_shear_strength | — 176종</w:t>
             </w:r>
           </w:p>
         </w:tc>
@@ -1328,7 +1328,7 @@
               <w:rPr>
                 <w:sz w:val="15"/>
               </w:rPr>
-              <w:t>1066</w:t>
+              <w:t>1098</w:t>
             </w:r>
           </w:p>
         </w:tc>
@@ -1342,7 +1342,7 @@
               <w:rPr>
                 <w:sz w:val="15"/>
               </w:rPr>
-              <w:t>607/1066</w:t>
+              <w:t>607/1098</w:t>
             </w:r>
           </w:p>
         </w:tc>
@@ -1356,7 +1356,7 @@
               <w:rPr>
                 <w:sz w:val="15"/>
               </w:rPr>
-              <w:t>56.9%  ██████····</w:t>
+              <w:t>55.3%  ██████····</w:t>
             </w:r>
           </w:p>
         </w:tc>
@@ -1370,7 +1370,7 @@
               <w:rPr>
                 <w:sz w:val="15"/>
               </w:rPr>
-              <w:t>44.3%</w:t>
+              <w:t>43.0%</w:t>
             </w:r>
           </w:p>
         </w:tc>
@@ -1384,7 +1384,7 @@
               <w:rPr>
                 <w:sz w:val="15"/>
               </w:rPr>
-              <w:t>607  (56.9%)</w:t>
+              <w:t>607  (55.3%)</w:t>
             </w:r>
           </w:p>
         </w:tc>
@@ -1398,7 +1398,7 @@
               <w:rPr>
                 <w:sz w:val="15"/>
               </w:rPr>
-              <w:t>dielectric_constant | resistivity_vo — 459종</w:t>
+              <w:t>dielectric_constant | resistivity_vo — 491종</w:t>
             </w:r>
           </w:p>
         </w:tc>
@@ -1428,7 +1428,7 @@
               <w:rPr>
                 <w:sz w:val="15"/>
               </w:rPr>
-              <w:t>568</w:t>
+              <w:t>583</w:t>
             </w:r>
           </w:p>
         </w:tc>
@@ -1442,7 +1442,7 @@
               <w:rPr>
                 <w:sz w:val="15"/>
               </w:rPr>
-              <w:t>722/1704</w:t>
+              <w:t>726/1749</w:t>
             </w:r>
           </w:p>
         </w:tc>
@@ -1456,7 +1456,7 @@
               <w:rPr>
                 <w:sz w:val="15"/>
               </w:rPr>
-              <w:t>42.4%  ████······</w:t>
+              <w:t>41.5%  ████······</w:t>
             </w:r>
           </w:p>
         </w:tc>
@@ -1470,7 +1470,7 @@
               <w:rPr>
                 <w:sz w:val="15"/>
               </w:rPr>
-              <w:t>37.5%</w:t>
+              <w:t>36.8%</w:t>
             </w:r>
           </w:p>
         </w:tc>
@@ -1484,7 +1484,7 @@
               <w:rPr>
                 <w:sz w:val="15"/>
               </w:rPr>
-              <w:t>122  (21.5%)</w:t>
+              <w:t>122  (20.9%)</w:t>
             </w:r>
           </w:p>
         </w:tc>
@@ -1498,7 +1498,7 @@
               <w:rPr>
                 <w:sz w:val="15"/>
               </w:rPr>
-              <w:t>fatigue_strength_coefficient | fatig — 433종</w:t>
+              <w:t>fatigue_strength_coefficient | fatig — 447종</w:t>
             </w:r>
           </w:p>
         </w:tc>
@@ -1628,7 +1628,7 @@
               <w:rPr>
                 <w:sz w:val="15"/>
               </w:rPr>
-              <w:t>139</w:t>
+              <w:t>154</w:t>
             </w:r>
           </w:p>
         </w:tc>
@@ -1642,7 +1642,7 @@
               <w:rPr>
                 <w:sz w:val="15"/>
               </w:rPr>
-              <w:t>77/139</w:t>
+              <w:t>77/154</w:t>
             </w:r>
           </w:p>
         </w:tc>
@@ -1656,7 +1656,7 @@
               <w:rPr>
                 <w:sz w:val="15"/>
               </w:rPr>
-              <w:t>55.4%  ██████····</w:t>
+              <w:t>50.0%  █████·····</w:t>
             </w:r>
           </w:p>
         </w:tc>
@@ -1670,7 +1670,7 @@
               <w:rPr>
                 <w:sz w:val="15"/>
               </w:rPr>
-              <w:t>46.8%</w:t>
+              <w:t>42.2%</w:t>
             </w:r>
           </w:p>
         </w:tc>
@@ -1684,7 +1684,7 @@
               <w:rPr>
                 <w:sz w:val="15"/>
               </w:rPr>
-              <w:t>77  (55.4%)</w:t>
+              <w:t>77  (50.0%)</w:t>
             </w:r>
           </w:p>
         </w:tc>
@@ -1698,7 +1698,7 @@
               <w:rPr>
                 <w:sz w:val="15"/>
               </w:rPr>
-              <w:t>gas_permeability_o2 | gas_solubility — 62종</w:t>
+              <w:t>gas_permeability_o2 | gas_solubility — 77종</w:t>
             </w:r>
           </w:p>
         </w:tc>
@@ -1714,7 +1714,7 @@
           <w:b/>
           <w:sz w:val="19"/>
         </w:rPr>
-        <w:t>**실측기반**은 tier4(가정·계산)를 뺀 값이다. 두 열의 차이 약 5,191칸이 가정값으로 채워진 부분이다. 해석을 돌리기 위해 칸을 닫는 것과, 그 값이 실측에 근거하는 것은 다른 문제다 — 둘을 나란히 둔다.</w:t>
+        <w:t>**실측기반**은 tier4(가정·계산)를 뺀 값이다. 두 열의 차이 약 5,193칸이 가정값으로 채워진 부분이다. 해석을 돌리기 위해 칸을 닫는 것과, 그 값이 실측에 근거하는 것은 다른 문제다 — 둘을 나란히 둔다.</w:t>
       </w:r>
     </w:p>
     <w:p>
@@ -1813,7 +1813,7 @@
               <w:rPr>
                 <w:sz w:val="16"/>
               </w:rPr>
-              <w:t>초탄성(실링·완충) 95.8% · 산소소광-발광체 87.3% · 전기·EMI 56.9% · 산소확산-매트릭스 55.4% · 구조·강성 53.8% · 폴더블 벤딩 52.7% · 열응력·워피지 51.6% · 열전달·방열 51.4%</w:t>
+              <w:t>초탄성(실링·완충) 95.8% · 산소소광-발광체 87.3% · 전기·EMI 55.3% · 구조·강성 52.3% · 폴더블 벤딩 50.4% · 열응력·워피지 50.1% · 산소확산-매트릭스 50.0%</w:t>
             </w:r>
           </w:p>
         </w:tc>
@@ -1857,7 +1857,7 @@
               <w:rPr>
                 <w:sz w:val="16"/>
               </w:rPr>
-              <w:t>결로(투습) 46.5% · 결로(표면) 45.9% · 낙하·충격 43.2% · 접착·박리 40.9%</w:t>
+              <w:t>열전달·방열 49.9% · 결로(투습) 44.6% · 결로(표면) 44.5% · 낙하·충격 42.0% · 접착·박리 39.1%</w:t>
             </w:r>
           </w:p>
         </w:tc>
@@ -1901,7 +1901,7 @@
               <w:rPr>
                 <w:sz w:val="16"/>
               </w:rPr>
-              <w:t>피로·수명 21.5%</w:t>
+              <w:t>피로·수명 20.9%</w:t>
             </w:r>
           </w:p>
         </w:tc>
@@ -2113,7 +2113,7 @@
               <w:rPr>
                 <w:sz w:val="16"/>
               </w:rPr>
-              <w:t>1066종</w:t>
+              <w:t>1098종</w:t>
             </w:r>
           </w:p>
         </w:tc>
@@ -2127,7 +2127,7 @@
               <w:rPr>
                 <w:sz w:val="16"/>
               </w:rPr>
-              <w:t>1878/3198  (58.7%)</w:t>
+              <w:t>1881/3294  (57.1%)</w:t>
             </w:r>
           </w:p>
         </w:tc>
@@ -2141,7 +2141,7 @@
               <w:rPr>
                 <w:sz w:val="16"/>
               </w:rPr>
-              <w:t>37.2%</w:t>
+              <w:t>36.2%</w:t>
             </w:r>
           </w:p>
         </w:tc>
@@ -2155,7 +2155,7 @@
               <w:rPr>
                 <w:sz w:val="16"/>
               </w:rPr>
-              <w:t>574종  (53.8%)</w:t>
+              <w:t>574종  (52.3%)</w:t>
             </w:r>
           </w:p>
         </w:tc>
@@ -2169,7 +2169,7 @@
               <w:rPr>
                 <w:sz w:val="16"/>
               </w:rPr>
-              <w:t>204종  (19.1%)</w:t>
+              <w:t>204종  (18.6%)</w:t>
             </w:r>
           </w:p>
         </w:tc>
@@ -2256,7 +2256,7 @@
               <w:rPr>
                 <w:sz w:val="16"/>
               </w:rPr>
-              <w:t>488종</w:t>
+              <w:t>520종</w:t>
             </w:r>
           </w:p>
         </w:tc>
@@ -2286,7 +2286,7 @@
               <w:rPr>
                 <w:sz w:val="16"/>
               </w:rPr>
-              <w:t>439종</w:t>
+              <w:t>471종</w:t>
             </w:r>
           </w:p>
         </w:tc>
@@ -2316,7 +2316,7 @@
               <w:rPr>
                 <w:sz w:val="16"/>
               </w:rPr>
-              <w:t>393종</w:t>
+              <w:t>422종</w:t>
             </w:r>
           </w:p>
         </w:tc>
@@ -2445,7 +2445,7 @@
               <w:rPr>
                 <w:sz w:val="16"/>
               </w:rPr>
-              <w:t>1066종</w:t>
+              <w:t>1098종</w:t>
             </w:r>
           </w:p>
         </w:tc>
@@ -2459,7 +2459,7 @@
               <w:rPr>
                 <w:sz w:val="16"/>
               </w:rPr>
-              <w:t>2861/5330  (53.7%)</w:t>
+              <w:t>2867/5490  (52.2%)</w:t>
             </w:r>
           </w:p>
         </w:tc>
@@ -2473,7 +2473,7 @@
               <w:rPr>
                 <w:sz w:val="16"/>
               </w:rPr>
-              <w:t>30.0%</w:t>
+              <w:t>29.2%</w:t>
             </w:r>
           </w:p>
         </w:tc>
@@ -2487,7 +2487,7 @@
               <w:rPr>
                 <w:sz w:val="16"/>
               </w:rPr>
-              <w:t>461종  (43.2%)</w:t>
+              <w:t>461종  (42.0%)</w:t>
             </w:r>
           </w:p>
         </w:tc>
@@ -2501,7 +2501,7 @@
               <w:rPr>
                 <w:sz w:val="16"/>
               </w:rPr>
-              <w:t>75종  (7.0%)</w:t>
+              <w:t>75종  (6.8%)</w:t>
             </w:r>
           </w:p>
         </w:tc>
@@ -2574,7 +2574,7 @@
               <w:rPr>
                 <w:sz w:val="16"/>
               </w:rPr>
-              <w:t>yield_strength | tensile_strength+elongation_at_break</w:t>
+              <w:t>cowper_symonds_c | cowper_symonds_p | dynamic_increase_factor | yield_</w:t>
             </w:r>
           </w:p>
         </w:tc>
@@ -2588,7 +2588,7 @@
               <w:rPr>
                 <w:sz w:val="16"/>
               </w:rPr>
-              <w:t>575종</w:t>
+              <w:t>606종</w:t>
             </w:r>
           </w:p>
         </w:tc>
@@ -2604,7 +2604,7 @@
               <w:rPr>
                 <w:sz w:val="16"/>
               </w:rPr>
-              <w:t>cowper_symonds_c | cowper_symonds_p | dynamic_increase_factor | yield_</w:t>
+              <w:t>yield_strength | tensile_strength+elongation_at_break</w:t>
             </w:r>
           </w:p>
         </w:tc>
@@ -2618,7 +2618,7 @@
               <w:rPr>
                 <w:sz w:val="16"/>
               </w:rPr>
-              <w:t>574종</w:t>
+              <w:t>604종</w:t>
             </w:r>
           </w:p>
         </w:tc>
@@ -2648,7 +2648,7 @@
               <w:rPr>
                 <w:sz w:val="16"/>
               </w:rPr>
-              <w:t>488종</w:t>
+              <w:t>520종</w:t>
             </w:r>
           </w:p>
         </w:tc>
@@ -2678,7 +2678,7 @@
               <w:rPr>
                 <w:sz w:val="16"/>
               </w:rPr>
-              <w:t>439종</w:t>
+              <w:t>471종</w:t>
             </w:r>
           </w:p>
         </w:tc>
@@ -2708,7 +2708,7 @@
               <w:rPr>
                 <w:sz w:val="16"/>
               </w:rPr>
-              <w:t>393종</w:t>
+              <w:t>422종</w:t>
             </w:r>
           </w:p>
         </w:tc>
@@ -2837,7 +2837,7 @@
               <w:rPr>
                 <w:sz w:val="16"/>
               </w:rPr>
-              <w:t>1066종</w:t>
+              <w:t>1098종</w:t>
             </w:r>
           </w:p>
         </w:tc>
@@ -2851,7 +2851,7 @@
               <w:rPr>
                 <w:sz w:val="16"/>
               </w:rPr>
-              <w:t>1851/3198  (57.9%)</w:t>
+              <w:t>1862/3294  (56.5%)</w:t>
             </w:r>
           </w:p>
         </w:tc>
@@ -2865,7 +2865,7 @@
               <w:rPr>
                 <w:sz w:val="16"/>
               </w:rPr>
-              <w:t>41.3%</w:t>
+              <w:t>40.4%</w:t>
             </w:r>
           </w:p>
         </w:tc>
@@ -2879,7 +2879,7 @@
               <w:rPr>
                 <w:sz w:val="16"/>
               </w:rPr>
-              <w:t>548종  (51.4%)</w:t>
+              <w:t>548종  (49.9%)</w:t>
             </w:r>
           </w:p>
         </w:tc>
@@ -2893,7 +2893,7 @@
               <w:rPr>
                 <w:sz w:val="16"/>
               </w:rPr>
-              <w:t>216종  (20.3%)</w:t>
+              <w:t>216종  (19.7%)</w:t>
             </w:r>
           </w:p>
         </w:tc>
@@ -2980,7 +2980,7 @@
               <w:rPr>
                 <w:sz w:val="16"/>
               </w:rPr>
-              <w:t>504종</w:t>
+              <w:t>536종</w:t>
             </w:r>
           </w:p>
         </w:tc>
@@ -3010,7 +3010,7 @@
               <w:rPr>
                 <w:sz w:val="16"/>
               </w:rPr>
-              <w:t>439종</w:t>
+              <w:t>471종</w:t>
             </w:r>
           </w:p>
         </w:tc>
@@ -3040,7 +3040,7 @@
               <w:rPr>
                 <w:sz w:val="16"/>
               </w:rPr>
-              <w:t>404종</w:t>
+              <w:t>425종</w:t>
             </w:r>
           </w:p>
         </w:tc>
@@ -3169,7 +3169,7 @@
               <w:rPr>
                 <w:sz w:val="16"/>
               </w:rPr>
-              <w:t>1066종</w:t>
+              <w:t>1098종</w:t>
             </w:r>
           </w:p>
         </w:tc>
@@ -3183,7 +3183,7 @@
               <w:rPr>
                 <w:sz w:val="16"/>
               </w:rPr>
-              <w:t>2531/4264  (59.4%)</w:t>
+              <w:t>2534/4392  (57.7%)</w:t>
             </w:r>
           </w:p>
         </w:tc>
@@ -3197,7 +3197,7 @@
               <w:rPr>
                 <w:sz w:val="16"/>
               </w:rPr>
-              <w:t>38.6%</w:t>
+              <w:t>37.5%</w:t>
             </w:r>
           </w:p>
         </w:tc>
@@ -3211,7 +3211,7 @@
               <w:rPr>
                 <w:sz w:val="16"/>
               </w:rPr>
-              <w:t>550종  (51.6%)</w:t>
+              <w:t>550종  (50.1%)</w:t>
             </w:r>
           </w:p>
         </w:tc>
@@ -3225,7 +3225,7 @@
               <w:rPr>
                 <w:sz w:val="16"/>
               </w:rPr>
-              <w:t>180종  (16.9%)</w:t>
+              <w:t>180종  (16.4%)</w:t>
             </w:r>
           </w:p>
         </w:tc>
@@ -3312,7 +3312,7 @@
               <w:rPr>
                 <w:sz w:val="16"/>
               </w:rPr>
-              <w:t>488종</w:t>
+              <w:t>520종</w:t>
             </w:r>
           </w:p>
         </w:tc>
@@ -3342,7 +3342,7 @@
               <w:rPr>
                 <w:sz w:val="16"/>
               </w:rPr>
-              <w:t>439종</w:t>
+              <w:t>471종</w:t>
             </w:r>
           </w:p>
         </w:tc>
@@ -3372,7 +3372,7 @@
               <w:rPr>
                 <w:sz w:val="16"/>
               </w:rPr>
-              <w:t>413종</w:t>
+              <w:t>445종</w:t>
             </w:r>
           </w:p>
         </w:tc>
@@ -3402,7 +3402,7 @@
               <w:rPr>
                 <w:sz w:val="16"/>
               </w:rPr>
-              <w:t>393종</w:t>
+              <w:t>422종</w:t>
             </w:r>
           </w:p>
         </w:tc>
@@ -3531,7 +3531,7 @@
               <w:rPr>
                 <w:sz w:val="16"/>
               </w:rPr>
-              <w:t>347종</w:t>
+              <w:t>363종</w:t>
             </w:r>
           </w:p>
         </w:tc>
@@ -3545,7 +3545,7 @@
               <w:rPr>
                 <w:sz w:val="16"/>
               </w:rPr>
-              <w:t>802/1388  (57.8%)</w:t>
+              <w:t>802/1452  (55.2%)</w:t>
             </w:r>
           </w:p>
         </w:tc>
@@ -3559,7 +3559,7 @@
               <w:rPr>
                 <w:sz w:val="16"/>
               </w:rPr>
-              <w:t>36.7%</w:t>
+              <w:t>35.1%</w:t>
             </w:r>
           </w:p>
         </w:tc>
@@ -3573,7 +3573,7 @@
               <w:rPr>
                 <w:sz w:val="16"/>
               </w:rPr>
-              <w:t>183종  (52.7%)</w:t>
+              <w:t>183종  (50.4%)</w:t>
             </w:r>
           </w:p>
         </w:tc>
@@ -3587,7 +3587,7 @@
               <w:rPr>
                 <w:sz w:val="16"/>
               </w:rPr>
-              <w:t>43종  (12.4%)</w:t>
+              <w:t>43종  (11.8%)</w:t>
             </w:r>
           </w:p>
         </w:tc>
@@ -3674,7 +3674,7 @@
               <w:rPr>
                 <w:sz w:val="16"/>
               </w:rPr>
-              <w:t>158종</w:t>
+              <w:t>174종</w:t>
             </w:r>
           </w:p>
         </w:tc>
@@ -3704,7 +3704,7 @@
               <w:rPr>
                 <w:sz w:val="16"/>
               </w:rPr>
-              <w:t>156종</w:t>
+              <w:t>172종</w:t>
             </w:r>
           </w:p>
         </w:tc>
@@ -3734,7 +3734,7 @@
               <w:rPr>
                 <w:sz w:val="16"/>
               </w:rPr>
-              <w:t>149종</w:t>
+              <w:t>165종</w:t>
             </w:r>
           </w:p>
         </w:tc>
@@ -3764,7 +3764,7 @@
               <w:rPr>
                 <w:sz w:val="16"/>
               </w:rPr>
-              <w:t>123종</w:t>
+              <w:t>139종</w:t>
             </w:r>
           </w:p>
         </w:tc>
@@ -3893,7 +3893,7 @@
               <w:rPr>
                 <w:sz w:val="16"/>
               </w:rPr>
-              <w:t>1066종</w:t>
+              <w:t>1098종</w:t>
             </w:r>
           </w:p>
         </w:tc>
@@ -3907,7 +3907,7 @@
               <w:rPr>
                 <w:sz w:val="16"/>
               </w:rPr>
-              <w:t>2407/4264  (56.4%)</w:t>
+              <w:t>2418/4392  (55.1%)</w:t>
             </w:r>
           </w:p>
         </w:tc>
@@ -3921,7 +3921,7 @@
               <w:rPr>
                 <w:sz w:val="16"/>
               </w:rPr>
-              <w:t>41.5%</w:t>
+              <w:t>40.6%</w:t>
             </w:r>
           </w:p>
         </w:tc>
@@ -3935,7 +3935,7 @@
               <w:rPr>
                 <w:sz w:val="16"/>
               </w:rPr>
-              <w:t>489종  (45.9%)</w:t>
+              <w:t>489종  (44.5%)</w:t>
             </w:r>
           </w:p>
         </w:tc>
@@ -3949,7 +3949,7 @@
               <w:rPr>
                 <w:sz w:val="16"/>
               </w:rPr>
-              <w:t>192종  (18.0%)</w:t>
+              <w:t>192종  (17.5%)</w:t>
             </w:r>
           </w:p>
         </w:tc>
@@ -4036,7 +4036,7 @@
               <w:rPr>
                 <w:sz w:val="16"/>
               </w:rPr>
-              <w:t>510종</w:t>
+              <w:t>542종</w:t>
             </w:r>
           </w:p>
         </w:tc>
@@ -4066,7 +4066,7 @@
               <w:rPr>
                 <w:sz w:val="16"/>
               </w:rPr>
-              <w:t>504종</w:t>
+              <w:t>536종</w:t>
             </w:r>
           </w:p>
         </w:tc>
@@ -4096,7 +4096,7 @@
               <w:rPr>
                 <w:sz w:val="16"/>
               </w:rPr>
-              <w:t>439종</w:t>
+              <w:t>471종</w:t>
             </w:r>
           </w:p>
         </w:tc>
@@ -4126,7 +4126,7 @@
               <w:rPr>
                 <w:sz w:val="16"/>
               </w:rPr>
-              <w:t>404종</w:t>
+              <w:t>425종</w:t>
             </w:r>
           </w:p>
         </w:tc>
@@ -4255,7 +4255,7 @@
               <w:rPr>
                 <w:sz w:val="16"/>
               </w:rPr>
-              <w:t>781종</w:t>
+              <w:t>813종</w:t>
             </w:r>
           </w:p>
         </w:tc>
@@ -4269,7 +4269,7 @@
               <w:rPr>
                 <w:sz w:val="16"/>
               </w:rPr>
-              <w:t>1819/3124  (58.2%)</w:t>
+              <w:t>1834/3252  (56.4%)</w:t>
             </w:r>
           </w:p>
         </w:tc>
@@ -4283,7 +4283,7 @@
               <w:rPr>
                 <w:sz w:val="16"/>
               </w:rPr>
-              <w:t>39.7%</w:t>
+              <w:t>38.6%</w:t>
             </w:r>
           </w:p>
         </w:tc>
@@ -4297,7 +4297,7 @@
               <w:rPr>
                 <w:sz w:val="16"/>
               </w:rPr>
-              <w:t>363종  (46.5%)</w:t>
+              <w:t>363종  (44.6%)</w:t>
             </w:r>
           </w:p>
         </w:tc>
@@ -4311,7 +4311,7 @@
               <w:rPr>
                 <w:sz w:val="16"/>
               </w:rPr>
-              <w:t>115종  (14.7%)</w:t>
+              <w:t>115종  (14.1%)</w:t>
             </w:r>
           </w:p>
         </w:tc>
@@ -4398,7 +4398,7 @@
               <w:rPr>
                 <w:sz w:val="16"/>
               </w:rPr>
-              <w:t>371종</w:t>
+              <w:t>399종</w:t>
             </w:r>
           </w:p>
         </w:tc>
@@ -4428,7 +4428,7 @@
               <w:rPr>
                 <w:sz w:val="16"/>
               </w:rPr>
-              <w:t>362종</w:t>
+              <w:t>394종</w:t>
             </w:r>
           </w:p>
         </w:tc>
@@ -4458,7 +4458,7 @@
               <w:rPr>
                 <w:sz w:val="16"/>
               </w:rPr>
-              <w:t>315종</w:t>
+              <w:t>347종</w:t>
             </w:r>
           </w:p>
         </w:tc>
@@ -4488,7 +4488,7 @@
               <w:rPr>
                 <w:sz w:val="16"/>
               </w:rPr>
-              <w:t>257종</w:t>
+              <w:t>278종</w:t>
             </w:r>
           </w:p>
         </w:tc>
@@ -4919,7 +4919,7 @@
               <w:rPr>
                 <w:sz w:val="16"/>
               </w:rPr>
-              <w:t>347종</w:t>
+              <w:t>363종</w:t>
             </w:r>
           </w:p>
         </w:tc>
@@ -4933,7 +4933,7 @@
               <w:rPr>
                 <w:sz w:val="16"/>
               </w:rPr>
-              <w:t>379/694  (54.6%)</w:t>
+              <w:t>385/726  (53.0%)</w:t>
             </w:r>
           </w:p>
         </w:tc>
@@ -4947,7 +4947,7 @@
               <w:rPr>
                 <w:sz w:val="16"/>
               </w:rPr>
-              <w:t>44.4%</w:t>
+              <w:t>43.3%</w:t>
             </w:r>
           </w:p>
         </w:tc>
@@ -4961,7 +4961,7 @@
               <w:rPr>
                 <w:sz w:val="16"/>
               </w:rPr>
-              <w:t>142종  (40.9%)</w:t>
+              <w:t>142종  (39.1%)</w:t>
             </w:r>
           </w:p>
         </w:tc>
@@ -4975,7 +4975,7 @@
               <w:rPr>
                 <w:sz w:val="16"/>
               </w:rPr>
-              <w:t>78종  (22.5%)</w:t>
+              <w:t>78종  (21.5%)</w:t>
             </w:r>
           </w:p>
         </w:tc>
@@ -5062,7 +5062,7 @@
               <w:rPr>
                 <w:sz w:val="16"/>
               </w:rPr>
-              <w:t>166종</w:t>
+              <w:t>176종</w:t>
             </w:r>
           </w:p>
         </w:tc>
@@ -5092,7 +5092,7 @@
               <w:rPr>
                 <w:sz w:val="16"/>
               </w:rPr>
-              <w:t>149종</w:t>
+              <w:t>165종</w:t>
             </w:r>
           </w:p>
         </w:tc>
@@ -5221,7 +5221,7 @@
               <w:rPr>
                 <w:sz w:val="16"/>
               </w:rPr>
-              <w:t>1066종</w:t>
+              <w:t>1098종</w:t>
             </w:r>
           </w:p>
         </w:tc>
@@ -5235,7 +5235,7 @@
               <w:rPr>
                 <w:sz w:val="16"/>
               </w:rPr>
-              <w:t>607/1066  (56.9%)</w:t>
+              <w:t>607/1098  (55.3%)</w:t>
             </w:r>
           </w:p>
         </w:tc>
@@ -5249,7 +5249,7 @@
               <w:rPr>
                 <w:sz w:val="16"/>
               </w:rPr>
-              <w:t>44.3%</w:t>
+              <w:t>43.0%</w:t>
             </w:r>
           </w:p>
         </w:tc>
@@ -5263,7 +5263,7 @@
               <w:rPr>
                 <w:sz w:val="16"/>
               </w:rPr>
-              <w:t>607종  (56.9%)</w:t>
+              <w:t>607종  (55.3%)</w:t>
             </w:r>
           </w:p>
         </w:tc>
@@ -5277,7 +5277,7 @@
               <w:rPr>
                 <w:sz w:val="16"/>
               </w:rPr>
-              <w:t>472종  (44.3%)</w:t>
+              <w:t>472종  (43.0%)</w:t>
             </w:r>
           </w:p>
         </w:tc>
@@ -5364,7 +5364,7 @@
               <w:rPr>
                 <w:sz w:val="16"/>
               </w:rPr>
-              <w:t>459종</w:t>
+              <w:t>491종</w:t>
             </w:r>
           </w:p>
         </w:tc>
@@ -5493,7 +5493,7 @@
               <w:rPr>
                 <w:sz w:val="16"/>
               </w:rPr>
-              <w:t>568종</w:t>
+              <w:t>583종</w:t>
             </w:r>
           </w:p>
         </w:tc>
@@ -5507,7 +5507,7 @@
               <w:rPr>
                 <w:sz w:val="16"/>
               </w:rPr>
-              <w:t>722/1704  (42.4%)</w:t>
+              <w:t>726/1749  (41.5%)</w:t>
             </w:r>
           </w:p>
         </w:tc>
@@ -5521,7 +5521,7 @@
               <w:rPr>
                 <w:sz w:val="16"/>
               </w:rPr>
-              <w:t>37.5%</w:t>
+              <w:t>36.8%</w:t>
             </w:r>
           </w:p>
         </w:tc>
@@ -5535,7 +5535,7 @@
               <w:rPr>
                 <w:sz w:val="16"/>
               </w:rPr>
-              <w:t>122종  (21.5%)</w:t>
+              <w:t>122종  (20.9%)</w:t>
             </w:r>
           </w:p>
         </w:tc>
@@ -5549,7 +5549,7 @@
               <w:rPr>
                 <w:sz w:val="16"/>
               </w:rPr>
-              <w:t>69종  (12.1%)</w:t>
+              <w:t>69종  (11.8%)</w:t>
             </w:r>
           </w:p>
         </w:tc>
@@ -5636,7 +5636,7 @@
               <w:rPr>
                 <w:sz w:val="16"/>
               </w:rPr>
-              <w:t>433종</w:t>
+              <w:t>447종</w:t>
             </w:r>
           </w:p>
         </w:tc>
@@ -5666,7 +5666,7 @@
               <w:rPr>
                 <w:sz w:val="16"/>
               </w:rPr>
-              <w:t>290종</w:t>
+              <w:t>305종</w:t>
             </w:r>
           </w:p>
         </w:tc>
@@ -5696,7 +5696,7 @@
               <w:rPr>
                 <w:sz w:val="16"/>
               </w:rPr>
-              <w:t>259종</w:t>
+              <w:t>271종</w:t>
             </w:r>
           </w:p>
         </w:tc>
@@ -6097,7 +6097,7 @@
               <w:rPr>
                 <w:sz w:val="16"/>
               </w:rPr>
-              <w:t>139종</w:t>
+              <w:t>154종</w:t>
             </w:r>
           </w:p>
         </w:tc>
@@ -6111,7 +6111,7 @@
               <w:rPr>
                 <w:sz w:val="16"/>
               </w:rPr>
-              <w:t>77/139  (55.4%)</w:t>
+              <w:t>77/154  (50.0%)</w:t>
             </w:r>
           </w:p>
         </w:tc>
@@ -6125,7 +6125,7 @@
               <w:rPr>
                 <w:sz w:val="16"/>
               </w:rPr>
-              <w:t>46.8%</w:t>
+              <w:t>42.2%</w:t>
             </w:r>
           </w:p>
         </w:tc>
@@ -6139,7 +6139,7 @@
               <w:rPr>
                 <w:sz w:val="16"/>
               </w:rPr>
-              <w:t>77종  (55.4%)</w:t>
+              <w:t>77종  (50.0%)</w:t>
             </w:r>
           </w:p>
         </w:tc>
@@ -6153,7 +6153,7 @@
               <w:rPr>
                 <w:sz w:val="16"/>
               </w:rPr>
-              <w:t>65종  (46.8%)</w:t>
+              <w:t>65종  (42.2%)</w:t>
             </w:r>
           </w:p>
         </w:tc>
@@ -6240,7 +6240,7 @@
               <w:rPr>
                 <w:sz w:val="16"/>
               </w:rPr>
-              <w:t>62종</w:t>
+              <w:t>77종</w:t>
             </w:r>
           </w:p>
         </w:tc>
@@ -6269,7 +6269,7 @@
           <w:b w:val="0"/>
           <w:sz w:val="19"/>
         </w:rPr>
-        <w:t>물성 정의 181종 전부에 값이 하나 이상 있다(개통률 100%). 아래는 재료 1066종 기준 보유율이다.</w:t>
+        <w:t>물성 정의 184종 전부에 값이 하나 이상 있다(개통률 100%). 아래는 재료 1098종 기준 보유율이다.</w:t>
       </w:r>
     </w:p>
     <w:p>
@@ -6410,7 +6410,7 @@
               <w:rPr>
                 <w:sz w:val="15"/>
               </w:rPr>
-              <w:t>673종</w:t>
+              <w:t>676종</w:t>
             </w:r>
           </w:p>
         </w:tc>
@@ -6424,7 +6424,7 @@
               <w:rPr>
                 <w:sz w:val="15"/>
               </w:rPr>
-              <w:t>63.1%  ████████····</w:t>
+              <w:t>61.6%  ███████·····</w:t>
             </w:r>
           </w:p>
         </w:tc>
@@ -6438,7 +6438,7 @@
               <w:rPr>
                 <w:sz w:val="15"/>
               </w:rPr>
-              <w:t>1784건</w:t>
+              <w:t>1787건</w:t>
             </w:r>
           </w:p>
         </w:tc>
@@ -6482,7 +6482,7 @@
               <w:rPr>
                 <w:sz w:val="15"/>
               </w:rPr>
-              <w:t>662종</w:t>
+              <w:t>673종</w:t>
             </w:r>
           </w:p>
         </w:tc>
@@ -6496,7 +6496,7 @@
               <w:rPr>
                 <w:sz w:val="15"/>
               </w:rPr>
-              <w:t>62.1%  ███████·····</w:t>
+              <w:t>61.3%  ███████·····</w:t>
             </w:r>
           </w:p>
         </w:tc>
@@ -6510,7 +6510,7 @@
               <w:rPr>
                 <w:sz w:val="15"/>
               </w:rPr>
-              <w:t>962건</w:t>
+              <w:t>981건</w:t>
             </w:r>
           </w:p>
         </w:tc>
@@ -6568,7 +6568,7 @@
               <w:rPr>
                 <w:sz w:val="15"/>
               </w:rPr>
-              <w:t>61.3%  ███████·····</w:t>
+              <w:t>59.5%  ███████·····</w:t>
             </w:r>
           </w:p>
         </w:tc>
@@ -6640,7 +6640,7 @@
               <w:rPr>
                 <w:sz w:val="15"/>
               </w:rPr>
-              <w:t>58.8%  ███████·····</w:t>
+              <w:t>57.1%  ███████·····</w:t>
             </w:r>
           </w:p>
         </w:tc>
@@ -6712,7 +6712,7 @@
               <w:rPr>
                 <w:sz w:val="15"/>
               </w:rPr>
-              <w:t>54.2%  ███████·····</w:t>
+              <w:t>52.6%  ██████······</w:t>
             </w:r>
           </w:p>
         </w:tc>
@@ -6784,7 +6784,7 @@
               <w:rPr>
                 <w:sz w:val="15"/>
               </w:rPr>
-              <w:t>52.7%  ██████······</w:t>
+              <w:t>51.2%  ██████······</w:t>
             </w:r>
           </w:p>
         </w:tc>
@@ -6842,7 +6842,7 @@
               <w:rPr>
                 <w:sz w:val="15"/>
               </w:rPr>
-              <w:t>450종</w:t>
+              <w:t>453종</w:t>
             </w:r>
           </w:p>
         </w:tc>
@@ -6856,7 +6856,7 @@
               <w:rPr>
                 <w:sz w:val="15"/>
               </w:rPr>
-              <w:t>42.2%  █████·······</w:t>
+              <w:t>41.3%  █████·······</w:t>
             </w:r>
           </w:p>
         </w:tc>
@@ -6870,7 +6870,7 @@
               <w:rPr>
                 <w:sz w:val="15"/>
               </w:rPr>
-              <w:t>839건</w:t>
+              <w:t>842건</w:t>
             </w:r>
           </w:p>
         </w:tc>
@@ -6928,7 +6928,7 @@
               <w:rPr>
                 <w:sz w:val="15"/>
               </w:rPr>
-              <w:t>40.4%  █████·······</w:t>
+              <w:t>39.3%  █████·······</w:t>
             </w:r>
           </w:p>
         </w:tc>
@@ -7000,7 +7000,7 @@
               <w:rPr>
                 <w:sz w:val="15"/>
               </w:rPr>
-              <w:t>38.6%  █████·······</w:t>
+              <w:t>37.5%  ████········</w:t>
             </w:r>
           </w:p>
         </w:tc>
@@ -7072,7 +7072,7 @@
               <w:rPr>
                 <w:sz w:val="15"/>
               </w:rPr>
-              <w:t>37.0%  ████········</w:t>
+              <w:t>35.9%  ████········</w:t>
             </w:r>
           </w:p>
         </w:tc>
@@ -7144,7 +7144,7 @@
               <w:rPr>
                 <w:sz w:val="15"/>
               </w:rPr>
-              <w:t>35.4%  ████········</w:t>
+              <w:t>34.3%  ████········</w:t>
             </w:r>
           </w:p>
         </w:tc>
@@ -7216,7 +7216,7 @@
               <w:rPr>
                 <w:sz w:val="15"/>
               </w:rPr>
-              <w:t>28.8%  ███·········</w:t>
+              <w:t>28.0%  ███·········</w:t>
             </w:r>
           </w:p>
         </w:tc>
@@ -7288,7 +7288,7 @@
               <w:rPr>
                 <w:sz w:val="15"/>
               </w:rPr>
-              <w:t>26.3%  ███·········</w:t>
+              <w:t>25.5%  ███·········</w:t>
             </w:r>
           </w:p>
         </w:tc>
@@ -7346,7 +7346,7 @@
               <w:rPr>
                 <w:sz w:val="15"/>
               </w:rPr>
-              <w:t>233종</w:t>
+              <w:t>238종</w:t>
             </w:r>
           </w:p>
         </w:tc>
@@ -7360,7 +7360,7 @@
               <w:rPr>
                 <w:sz w:val="15"/>
               </w:rPr>
-              <w:t>21.9%  ███·········</w:t>
+              <w:t>21.7%  ███·········</w:t>
             </w:r>
           </w:p>
         </w:tc>
@@ -7374,7 +7374,7 @@
               <w:rPr>
                 <w:sz w:val="15"/>
               </w:rPr>
-              <w:t>630건</w:t>
+              <w:t>635건</w:t>
             </w:r>
           </w:p>
         </w:tc>
@@ -7432,7 +7432,7 @@
               <w:rPr>
                 <w:sz w:val="15"/>
               </w:rPr>
-              <w:t>20.5%  ██··········</w:t>
+              <w:t>19.9%  ██··········</w:t>
             </w:r>
           </w:p>
         </w:tc>
@@ -7504,7 +7504,7 @@
               <w:rPr>
                 <w:sz w:val="15"/>
               </w:rPr>
-              <w:t>19.4%  ██··········</w:t>
+              <w:t>18.9%  ██··········</w:t>
             </w:r>
           </w:p>
         </w:tc>
@@ -7562,7 +7562,7 @@
               <w:rPr>
                 <w:sz w:val="15"/>
               </w:rPr>
-              <w:t>191종</w:t>
+              <w:t>197종</w:t>
             </w:r>
           </w:p>
         </w:tc>
@@ -7590,7 +7590,7 @@
               <w:rPr>
                 <w:sz w:val="15"/>
               </w:rPr>
-              <w:t>565건</w:t>
+              <w:t>745건</w:t>
             </w:r>
           </w:p>
         </w:tc>
@@ -7634,7 +7634,7 @@
               <w:rPr>
                 <w:sz w:val="15"/>
               </w:rPr>
-              <w:t>185종</w:t>
+              <w:t>188종</w:t>
             </w:r>
           </w:p>
         </w:tc>
@@ -7648,7 +7648,7 @@
               <w:rPr>
                 <w:sz w:val="15"/>
               </w:rPr>
-              <w:t>17.4%  ██··········</w:t>
+              <w:t>17.1%  ██··········</w:t>
             </w:r>
           </w:p>
         </w:tc>
@@ -7662,7 +7662,7 @@
               <w:rPr>
                 <w:sz w:val="15"/>
               </w:rPr>
-              <w:t>247건</w:t>
+              <w:t>250건</w:t>
             </w:r>
           </w:p>
         </w:tc>
@@ -7720,7 +7720,7 @@
               <w:rPr>
                 <w:sz w:val="15"/>
               </w:rPr>
-              <w:t>16.3%  ██··········</w:t>
+              <w:t>15.8%  ██··········</w:t>
             </w:r>
           </w:p>
         </w:tc>
@@ -7792,7 +7792,7 @@
               <w:rPr>
                 <w:sz w:val="15"/>
               </w:rPr>
-              <w:t>15.5%  ██··········</w:t>
+              <w:t>15.0%  ██··········</w:t>
             </w:r>
           </w:p>
         </w:tc>
@@ -7919,7 +7919,7 @@
               <w:rPr>
                 <w:sz w:val="15"/>
               </w:rPr>
-              <w:t>Prony 상대 체적계수</w:t>
+              <w:t>판정도달 조사량</w:t>
             </w:r>
           </w:p>
         </w:tc>
@@ -7933,7 +7933,7 @@
               <w:rPr>
                 <w:sz w:val="15"/>
               </w:rPr>
-              <w:t>기계</w:t>
+              <w:t>화학</w:t>
             </w:r>
           </w:p>
         </w:tc>
@@ -7947,7 +7947,7 @@
               <w:rPr>
                 <w:sz w:val="15"/>
               </w:rPr>
-              <w:t>5종</w:t>
+              <w:t>4종</w:t>
             </w:r>
           </w:p>
         </w:tc>
@@ -7961,7 +7961,7 @@
               <w:rPr>
                 <w:sz w:val="15"/>
               </w:rPr>
-              <w:t>64건</w:t>
+              <w:t>4건</w:t>
             </w:r>
           </w:p>
         </w:tc>
@@ -7977,7 +7977,7 @@
               <w:rPr>
                 <w:sz w:val="15"/>
               </w:rPr>
-              <w:t>CTE 다항식 계수</w:t>
+              <w:t>응집영역 파괴에너지 GIIC</w:t>
             </w:r>
           </w:p>
         </w:tc>
@@ -7991,7 +7991,7 @@
               <w:rPr>
                 <w:sz w:val="15"/>
               </w:rPr>
-              <w:t>열</w:t>
+              <w:t>계면</w:t>
             </w:r>
           </w:p>
         </w:tc>
@@ -8005,7 +8005,7 @@
               <w:rPr>
                 <w:sz w:val="15"/>
               </w:rPr>
-              <w:t>5종</w:t>
+              <w:t>4종</w:t>
             </w:r>
           </w:p>
         </w:tc>
@@ -8019,7 +8019,7 @@
               <w:rPr>
                 <w:sz w:val="15"/>
               </w:rPr>
-              <w:t>30건</w:t>
+              <w:t>35건</w:t>
             </w:r>
           </w:p>
         </w:tc>
@@ -8035,7 +8035,7 @@
               <w:rPr>
                 <w:sz w:val="15"/>
               </w:rPr>
-              <w:t>판정도달 조사량</w:t>
+              <w:t>표면압축응력(CS)</w:t>
             </w:r>
           </w:p>
         </w:tc>
@@ -8049,7 +8049,7 @@
               <w:rPr>
                 <w:sz w:val="15"/>
               </w:rPr>
-              <w:t>화학</w:t>
+              <w:t>기계</w:t>
             </w:r>
           </w:p>
         </w:tc>
@@ -8077,7 +8077,7 @@
               <w:rPr>
                 <w:sz w:val="15"/>
               </w:rPr>
-              <w:t>4건</w:t>
+              <w:t>18건</w:t>
             </w:r>
           </w:p>
         </w:tc>
@@ -8093,7 +8093,7 @@
               <w:rPr>
                 <w:sz w:val="15"/>
               </w:rPr>
-              <w:t>응집영역 파괴에너지 GIC</w:t>
+              <w:t>진파괴연성 D</w:t>
             </w:r>
           </w:p>
         </w:tc>
@@ -8107,7 +8107,7 @@
               <w:rPr>
                 <w:sz w:val="15"/>
               </w:rPr>
-              <w:t>계면</w:t>
+              <w:t>기계</w:t>
             </w:r>
           </w:p>
         </w:tc>
@@ -8135,7 +8135,7 @@
               <w:rPr>
                 <w:sz w:val="15"/>
               </w:rPr>
-              <w:t>70건</w:t>
+              <w:t>4건</w:t>
             </w:r>
           </w:p>
         </w:tc>
@@ -8151,7 +8151,7 @@
               <w:rPr>
                 <w:sz w:val="15"/>
               </w:rPr>
-              <w:t>응집영역 파괴에너지 GIIC</w:t>
+              <w:t>UV 차단파장</w:t>
             </w:r>
           </w:p>
         </w:tc>
@@ -8165,7 +8165,7 @@
               <w:rPr>
                 <w:sz w:val="15"/>
               </w:rPr>
-              <w:t>계면</w:t>
+              <w:t>광학</w:t>
             </w:r>
           </w:p>
         </w:tc>
@@ -8193,7 +8193,7 @@
               <w:rPr>
                 <w:sz w:val="15"/>
               </w:rPr>
-              <w:t>35건</w:t>
+              <w:t>17건</w:t>
             </w:r>
           </w:p>
         </w:tc>
@@ -8209,7 +8209,7 @@
               <w:rPr>
                 <w:sz w:val="15"/>
               </w:rPr>
-              <w:t>표면압축응력(CS)</w:t>
+              <w:t>흡음계수</w:t>
             </w:r>
           </w:p>
         </w:tc>
@@ -8223,7 +8223,7 @@
               <w:rPr>
                 <w:sz w:val="15"/>
               </w:rPr>
-              <w:t>기계</w:t>
+              <w:t>음향</w:t>
             </w:r>
           </w:p>
         </w:tc>
@@ -8237,7 +8237,7 @@
               <w:rPr>
                 <w:sz w:val="15"/>
               </w:rPr>
-              <w:t>4종</w:t>
+              <w:t>3종</w:t>
             </w:r>
           </w:p>
         </w:tc>
@@ -8251,7 +8251,7 @@
               <w:rPr>
                 <w:sz w:val="15"/>
               </w:rPr>
-              <w:t>18건</w:t>
+              <w:t>21건</w:t>
             </w:r>
           </w:p>
         </w:tc>
@@ -8267,7 +8267,7 @@
               <w:rPr>
                 <w:sz w:val="15"/>
               </w:rPr>
-              <w:t>UV 차단파장</w:t>
+              <w:t>와이어 풀 강도</w:t>
             </w:r>
           </w:p>
         </w:tc>
@@ -8281,7 +8281,7 @@
               <w:rPr>
                 <w:sz w:val="15"/>
               </w:rPr>
-              <w:t>광학</w:t>
+              <w:t>계면</w:t>
             </w:r>
           </w:p>
         </w:tc>
@@ -8295,7 +8295,7 @@
               <w:rPr>
                 <w:sz w:val="15"/>
               </w:rPr>
-              <w:t>4종</w:t>
+              <w:t>3종</w:t>
             </w:r>
           </w:p>
         </w:tc>
@@ -8309,7 +8309,7 @@
               <w:rPr>
                 <w:sz w:val="15"/>
               </w:rPr>
-              <w:t>17건</w:t>
+              <w:t>13건</w:t>
             </w:r>
           </w:p>
         </w:tc>
@@ -8325,7 +8325,7 @@
               <w:rPr>
                 <w:sz w:val="15"/>
               </w:rPr>
-              <w:t>흡음계수</w:t>
+              <w:t>순환변형경화지수</w:t>
             </w:r>
           </w:p>
         </w:tc>
@@ -8339,7 +8339,7 @@
               <w:rPr>
                 <w:sz w:val="15"/>
               </w:rPr>
-              <w:t>음향</w:t>
+              <w:t>기계</w:t>
             </w:r>
           </w:p>
         </w:tc>
@@ -8367,7 +8367,7 @@
               <w:rPr>
                 <w:sz w:val="15"/>
               </w:rPr>
-              <w:t>21건</w:t>
+              <w:t>7건</w:t>
             </w:r>
           </w:p>
         </w:tc>
@@ -8383,7 +8383,7 @@
               <w:rPr>
                 <w:sz w:val="15"/>
               </w:rPr>
-              <w:t>와이어 풀 강도</w:t>
+              <w:t>Darveaux 균열 상수</w:t>
             </w:r>
           </w:p>
         </w:tc>
@@ -8397,7 +8397,7 @@
               <w:rPr>
                 <w:sz w:val="15"/>
               </w:rPr>
-              <w:t>계면</w:t>
+              <w:t>기계</w:t>
             </w:r>
           </w:p>
         </w:tc>
@@ -8425,7 +8425,7 @@
               <w:rPr>
                 <w:sz w:val="15"/>
               </w:rPr>
-              <w:t>13건</w:t>
+              <w:t>70건</w:t>
             </w:r>
           </w:p>
         </w:tc>
@@ -8441,7 +8441,7 @@
               <w:rPr>
                 <w:sz w:val="15"/>
               </w:rPr>
-              <w:t>Darveaux 균열 상수</w:t>
+              <w:t>이분자 소광 속도상수</w:t>
             </w:r>
           </w:p>
         </w:tc>
@@ -8455,7 +8455,7 @@
               <w:rPr>
                 <w:sz w:val="15"/>
               </w:rPr>
-              <w:t>기계</w:t>
+              <w:t>광학</w:t>
             </w:r>
           </w:p>
         </w:tc>
@@ -8483,7 +8483,7 @@
               <w:rPr>
                 <w:sz w:val="15"/>
               </w:rPr>
-              <w:t>70건</w:t>
+              <w:t>3건</w:t>
             </w:r>
           </w:p>
         </w:tc>
@@ -8499,7 +8499,7 @@
               <w:rPr>
                 <w:sz w:val="15"/>
               </w:rPr>
-              <w:t>이분자 소광 속도상수</w:t>
+              <w:t>광택(60도)</w:t>
             </w:r>
           </w:p>
         </w:tc>
@@ -8541,7 +8541,7 @@
               <w:rPr>
                 <w:sz w:val="15"/>
               </w:rPr>
-              <w:t>3건</w:t>
+              <w:t>5건</w:t>
             </w:r>
           </w:p>
         </w:tc>
@@ -8557,7 +8557,7 @@
               <w:rPr>
                 <w:sz w:val="15"/>
               </w:rPr>
-              <w:t>광택(60도)</w:t>
+              <w:t>결정화도</w:t>
             </w:r>
           </w:p>
         </w:tc>
@@ -8571,7 +8571,7 @@
               <w:rPr>
                 <w:sz w:val="15"/>
               </w:rPr>
-              <w:t>광학</w:t>
+              <w:t>구조</w:t>
             </w:r>
           </w:p>
         </w:tc>
@@ -8599,7 +8599,7 @@
               <w:rPr>
                 <w:sz w:val="15"/>
               </w:rPr>
-              <w:t>5건</w:t>
+              <w:t>13건</w:t>
             </w:r>
           </w:p>
         </w:tc>
@@ -8615,7 +8615,7 @@
               <w:rPr>
                 <w:sz w:val="15"/>
               </w:rPr>
-              <w:t>결정화도</w:t>
+              <w:t>경화 모델 상수</w:t>
             </w:r>
           </w:p>
         </w:tc>
@@ -8629,7 +8629,7 @@
               <w:rPr>
                 <w:sz w:val="15"/>
               </w:rPr>
-              <w:t>구조</w:t>
+              <w:t>화학</w:t>
             </w:r>
           </w:p>
         </w:tc>
@@ -8643,7 +8643,7 @@
               <w:rPr>
                 <w:sz w:val="15"/>
               </w:rPr>
-              <w:t>3종</w:t>
+              <w:t>2종</w:t>
             </w:r>
           </w:p>
         </w:tc>
@@ -8657,7 +8657,7 @@
               <w:rPr>
                 <w:sz w:val="15"/>
               </w:rPr>
-              <w:t>13건</w:t>
+              <w:t>23건</w:t>
             </w:r>
           </w:p>
         </w:tc>
@@ -8673,7 +8673,7 @@
               <w:rPr>
                 <w:sz w:val="15"/>
               </w:rPr>
-              <w:t>경화 모델 상수</w:t>
+              <w:t>부분몰부피</w:t>
             </w:r>
           </w:p>
         </w:tc>
@@ -8715,7 +8715,7 @@
               <w:rPr>
                 <w:sz w:val="15"/>
               </w:rPr>
-              <w:t>23건</w:t>
+              <w:t>6건</w:t>
             </w:r>
           </w:p>
         </w:tc>
@@ -8731,7 +8731,7 @@
               <w:rPr>
                 <w:sz w:val="15"/>
               </w:rPr>
-              <w:t>부분몰부피</w:t>
+              <w:t>응집영역 최대 트랙션</w:t>
             </w:r>
           </w:p>
         </w:tc>
@@ -8745,7 +8745,7 @@
               <w:rPr>
                 <w:sz w:val="15"/>
               </w:rPr>
-              <w:t>화학</w:t>
+              <w:t>계면</w:t>
             </w:r>
           </w:p>
         </w:tc>
@@ -8773,7 +8773,7 @@
               <w:rPr>
                 <w:sz w:val="15"/>
               </w:rPr>
-              <w:t>6건</w:t>
+              <w:t>11건</w:t>
             </w:r>
           </w:p>
         </w:tc>
@@ -8789,7 +8789,7 @@
               <w:rPr>
                 <w:sz w:val="15"/>
               </w:rPr>
-              <w:t>응집영역 최대 트랙션</w:t>
+              <w:t>순환강도계수 A</w:t>
             </w:r>
           </w:p>
         </w:tc>
@@ -8803,7 +8803,7 @@
               <w:rPr>
                 <w:sz w:val="15"/>
               </w:rPr>
-              <w:t>계면</w:t>
+              <w:t>기계</w:t>
             </w:r>
           </w:p>
         </w:tc>
@@ -8831,7 +8831,7 @@
               <w:rPr>
                 <w:sz w:val="15"/>
               </w:rPr>
-              <w:t>11건</w:t>
+              <w:t>2건</w:t>
             </w:r>
           </w:p>
         </w:tc>
@@ -9468,7 +9468,7 @@
               <w:rPr>
                 <w:sz w:val="16"/>
               </w:rPr>
-              <w:t>70종</w:t>
+              <w:t>73종</w:t>
             </w:r>
           </w:p>
         </w:tc>
@@ -9482,7 +9482,7 @@
               <w:rPr>
                 <w:sz w:val="16"/>
               </w:rPr>
-              <w:t>13,748건</w:t>
+              <w:t>13,794건</w:t>
             </w:r>
           </w:p>
         </w:tc>
@@ -9496,7 +9496,7 @@
               <w:rPr>
                 <w:sz w:val="16"/>
               </w:rPr>
-              <w:t>67종</w:t>
+              <w:t>64종</w:t>
             </w:r>
           </w:p>
         </w:tc>
@@ -9540,7 +9540,7 @@
               <w:rPr>
                 <w:sz w:val="16"/>
               </w:rPr>
-              <w:t>4,722건</w:t>
+              <w:t>4,746건</w:t>
             </w:r>
           </w:p>
         </w:tc>
@@ -9554,7 +9554,7 @@
               <w:rPr>
                 <w:sz w:val="16"/>
               </w:rPr>
-              <w:t>164종</w:t>
+              <w:t>165종</w:t>
             </w:r>
           </w:p>
         </w:tc>
@@ -9598,7 +9598,7 @@
               <w:rPr>
                 <w:sz w:val="16"/>
               </w:rPr>
-              <w:t>2,374건</w:t>
+              <w:t>2,375건</w:t>
             </w:r>
           </w:p>
         </w:tc>
@@ -9772,7 +9772,7 @@
               <w:rPr>
                 <w:sz w:val="16"/>
               </w:rPr>
-              <w:t>1,067건</w:t>
+              <w:t>1,276건</w:t>
             </w:r>
           </w:p>
         </w:tc>
@@ -9786,7 +9786,7 @@
               <w:rPr>
                 <w:sz w:val="16"/>
               </w:rPr>
-              <w:t>41종</w:t>
+              <w:t>43종</w:t>
             </w:r>
           </w:p>
         </w:tc>
@@ -9830,7 +9830,7 @@
               <w:rPr>
                 <w:sz w:val="16"/>
               </w:rPr>
-              <w:t>1,054건</w:t>
+              <w:t>1,059건</w:t>
             </w:r>
           </w:p>
         </w:tc>
@@ -9888,7 +9888,7 @@
               <w:rPr>
                 <w:sz w:val="16"/>
               </w:rPr>
-              <w:t>418건</w:t>
+              <w:t>445건</w:t>
             </w:r>
           </w:p>
         </w:tc>
@@ -9902,7 +9902,7 @@
               <w:rPr>
                 <w:sz w:val="16"/>
               </w:rPr>
-              <w:t>43종</w:t>
+              <w:t>47종</w:t>
             </w:r>
           </w:p>
         </w:tc>
@@ -10191,7 +10191,7 @@
               <w:rPr>
                 <w:sz w:val="16"/>
               </w:rPr>
-              <w:t>450종</w:t>
+              <w:t>467종</w:t>
             </w:r>
           </w:p>
         </w:tc>
@@ -10205,7 +10205,7 @@
               <w:rPr>
                 <w:sz w:val="16"/>
               </w:rPr>
-              <w:t>11,035건</w:t>
+              <w:t>11,249건</w:t>
             </w:r>
           </w:p>
         </w:tc>
@@ -10219,7 +10219,7 @@
               <w:rPr>
                 <w:sz w:val="16"/>
               </w:rPr>
-              <w:t>24.5</w:t>
+              <w:t>24.1</w:t>
             </w:r>
           </w:p>
         </w:tc>
@@ -10249,7 +10249,7 @@
               <w:rPr>
                 <w:sz w:val="16"/>
               </w:rPr>
-              <w:t>283종</w:t>
+              <w:t>298종</w:t>
             </w:r>
           </w:p>
         </w:tc>
@@ -10263,7 +10263,7 @@
               <w:rPr>
                 <w:sz w:val="16"/>
               </w:rPr>
-              <w:t>7,366건</w:t>
+              <w:t>7,425건</w:t>
             </w:r>
           </w:p>
         </w:tc>
@@ -10277,7 +10277,7 @@
               <w:rPr>
                 <w:sz w:val="16"/>
               </w:rPr>
-              <w:t>26.0</w:t>
+              <w:t>24.9</w:t>
             </w:r>
           </w:p>
         </w:tc>
@@ -10321,7 +10321,7 @@
               <w:rPr>
                 <w:sz w:val="16"/>
               </w:rPr>
-              <w:t>5,161건</w:t>
+              <w:t>5,200건</w:t>
             </w:r>
           </w:p>
         </w:tc>
@@ -10335,7 +10335,7 @@
               <w:rPr>
                 <w:sz w:val="16"/>
               </w:rPr>
-              <w:t>30.9</w:t>
+              <w:t>31.1</w:t>
             </w:r>
           </w:p>
         </w:tc>
@@ -10655,7 +10655,7 @@
               <w:rPr>
                 <w:sz w:val="16"/>
               </w:rPr>
-              <w:t>15,047</w:t>
+              <w:t>15,352</w:t>
             </w:r>
           </w:p>
         </w:tc>
@@ -10669,7 +10669,7 @@
               <w:rPr>
                 <w:sz w:val="16"/>
               </w:rPr>
-              <w:t>55.0%</w:t>
+              <w:t>55.5%</w:t>
             </w:r>
           </w:p>
         </w:tc>
@@ -10727,7 +10727,7 @@
               <w:rPr>
                 <w:sz w:val="16"/>
               </w:rPr>
-              <w:t>6.8%</w:t>
+              <w:t>6.7%</w:t>
             </w:r>
           </w:p>
         </w:tc>
@@ -10771,7 +10771,7 @@
               <w:rPr>
                 <w:sz w:val="16"/>
               </w:rPr>
-              <w:t>5,976</w:t>
+              <w:t>5,983</w:t>
             </w:r>
           </w:p>
         </w:tc>
@@ -10785,7 +10785,7 @@
               <w:rPr>
                 <w:sz w:val="16"/>
               </w:rPr>
-              <w:t>21.8%</w:t>
+              <w:t>21.6%</w:t>
             </w:r>
           </w:p>
         </w:tc>
@@ -10843,7 +10843,7 @@
               <w:rPr>
                 <w:sz w:val="16"/>
               </w:rPr>
-              <w:t>16.4%</w:t>
+              <w:t>16.3%</w:t>
             </w:r>
           </w:p>
         </w:tc>
@@ -10942,7 +10942,7 @@
               <w:rPr>
                 <w:sz w:val="16"/>
               </w:rPr>
-              <w:t>905</w:t>
+              <w:t>916</w:t>
             </w:r>
           </w:p>
         </w:tc>
@@ -11310,7 +11310,7 @@
               <w:rPr>
                 <w:sz w:val="15"/>
               </w:rPr>
-              <w:t>낙하·충격 준비율 43.2%</w:t>
+              <w:t>낙하·충격 준비율 42.0%</w:t>
             </w:r>
           </w:p>
         </w:tc>
@@ -11368,7 +11368,7 @@
               <w:rPr>
                 <w:sz w:val="15"/>
               </w:rPr>
-              <w:t>열전달·방열 준비율 51.4% · 결로 두 갈래를 동시에 막는다</w:t>
+              <w:t>열전달·방열 준비율 49.9% · 결로 두 갈래를 동시에 막는다</w:t>
             </w:r>
           </w:p>
         </w:tc>
@@ -11426,7 +11426,7 @@
               <w:rPr>
                 <w:sz w:val="15"/>
               </w:rPr>
-              <w:t>폴더블 벤딩 준비율 52.7%</w:t>
+              <w:t>폴더블 벤딩 준비율 50.4%</w:t>
             </w:r>
           </w:p>
         </w:tc>
@@ -11484,7 +11484,7 @@
               <w:rPr>
                 <w:sz w:val="15"/>
               </w:rPr>
-              <w:t>결로(표면) 준비율 45.9%</w:t>
+              <w:t>결로(표면) 준비율 44.5%</w:t>
             </w:r>
           </w:p>
         </w:tc>
@@ -11542,7 +11542,7 @@
               <w:rPr>
                 <w:sz w:val="15"/>
               </w:rPr>
-              <w:t>피로·수명 준비율 21.5%</w:t>
+              <w:t>피로·수명 준비율 20.9%</w:t>
             </w:r>
           </w:p>
         </w:tc>
@@ -11600,7 +11600,7 @@
               <w:rPr>
                 <w:sz w:val="15"/>
               </w:rPr>
-              <w:t>산소소광-발광체 준비율 87.3% · 산소확산-매트릭스 준비율 55.4%</w:t>
+              <w:t>산소소광-발광체 준비율 87.3% · 산소확산-매트릭스 준비율 50.0%</w:t>
             </w:r>
           </w:p>
         </w:tc>

--- a/MaterialTwin_물성확보현황_해석가능성.docx
+++ b/MaterialTwin_물성확보현황_해석가능성.docx
@@ -52,7 +52,7 @@
           <w:b/>
           <w:sz w:val="22"/>
         </w:rPr>
-        <w:t>13개 해석이 요구하는 (재료 × 필수물성) 격자 29,452칸 중 16,140칸이 채워졌다 — 전체 54.8%.</w:t>
+        <w:t>13개 해석이 요구하는 (재료 × 필수물성) 격자 13,848칸 중 12,272칸이 채워졌다 — 전체 88.6%.</w:t>
       </w:r>
     </w:p>
     <w:p>
@@ -269,7 +269,7 @@
           <w:b/>
           <w:sz w:val="19"/>
         </w:rPr>
-        <w:t>셀 채움률이 높아도 재료 준비율은 낮을 수 있다. 재료마다 비어 있는 칸이 다르면 그렇게 된다 — 피로·수명이 정확히 그 경우다(셀 41.5% vs 준비 20.9%). **수집 진척과 해석 가능성을 같은 숫자로 말하면 안 된다.**</w:t>
+        <w:t>셀 채움률이 높아도 재료 준비율은 낮을 수 있다. 재료마다 비어 있는 칸이 다르면 그렇게 된다 — 피로·수명이 정확히 그 경우다(셀 75.8% vs 준비 48.0%). **수집 진척과 해석 가능성을 같은 숫자로 말하면 안 된다.**</w:t>
       </w:r>
     </w:p>
     <w:p>
@@ -428,7 +428,7 @@
               <w:rPr>
                 <w:sz w:val="15"/>
               </w:rPr>
-              <w:t>1098</w:t>
+              <w:t>517</w:t>
             </w:r>
           </w:p>
         </w:tc>
@@ -442,7 +442,7 @@
               <w:rPr>
                 <w:sz w:val="15"/>
               </w:rPr>
-              <w:t>1881/3294</w:t>
+              <w:t>1400/1551</w:t>
             </w:r>
           </w:p>
         </w:tc>
@@ -456,7 +456,7 @@
               <w:rPr>
                 <w:sz w:val="15"/>
               </w:rPr>
-              <w:t>57.1%  ██████····</w:t>
+              <w:t>90.3%  █████████·</w:t>
             </w:r>
           </w:p>
         </w:tc>
@@ -470,7 +470,7 @@
               <w:rPr>
                 <w:sz w:val="15"/>
               </w:rPr>
-              <w:t>36.2%</w:t>
+              <w:t>59.3%</w:t>
             </w:r>
           </w:p>
         </w:tc>
@@ -484,7 +484,7 @@
               <w:rPr>
                 <w:sz w:val="15"/>
               </w:rPr>
-              <w:t>574  (52.3%)</w:t>
+              <w:t>452  (87.4%)</w:t>
             </w:r>
           </w:p>
         </w:tc>
@@ -498,7 +498,7 @@
               <w:rPr>
                 <w:sz w:val="15"/>
               </w:rPr>
-              <w:t>poisson_ratio — 520종</w:t>
+              <w:t>poisson_ratio — 61종</w:t>
             </w:r>
           </w:p>
         </w:tc>
@@ -528,7 +528,7 @@
               <w:rPr>
                 <w:sz w:val="15"/>
               </w:rPr>
-              <w:t>1098</w:t>
+              <w:t>517</w:t>
             </w:r>
           </w:p>
         </w:tc>
@@ -542,7 +542,7 @@
               <w:rPr>
                 <w:sz w:val="15"/>
               </w:rPr>
-              <w:t>2867/5490</w:t>
+              <w:t>2294/2585</w:t>
             </w:r>
           </w:p>
         </w:tc>
@@ -556,7 +556,7 @@
               <w:rPr>
                 <w:sz w:val="15"/>
               </w:rPr>
-              <w:t>52.2%  █████·····</w:t>
+              <w:t>88.7%  █████████·</w:t>
             </w:r>
           </w:p>
         </w:tc>
@@ -570,7 +570,7 @@
               <w:rPr>
                 <w:sz w:val="15"/>
               </w:rPr>
-              <w:t>29.2%</w:t>
+              <w:t>50.4%</w:t>
             </w:r>
           </w:p>
         </w:tc>
@@ -584,7 +584,7 @@
               <w:rPr>
                 <w:sz w:val="15"/>
               </w:rPr>
-              <w:t>461  (42.0%)</w:t>
+              <w:t>427  (82.6%)</w:t>
             </w:r>
           </w:p>
         </w:tc>
@@ -598,7 +598,7 @@
               <w:rPr>
                 <w:sz w:val="15"/>
               </w:rPr>
-              <w:t>cowper_symonds_c | cowper_symonds_p  — 606종</w:t>
+              <w:t>cowper_symonds_c | cowper_symonds_p  — 71종</w:t>
             </w:r>
           </w:p>
         </w:tc>
@@ -628,7 +628,7 @@
               <w:rPr>
                 <w:sz w:val="15"/>
               </w:rPr>
-              <w:t>1098</w:t>
+              <w:t>517</w:t>
             </w:r>
           </w:p>
         </w:tc>
@@ -642,7 +642,7 @@
               <w:rPr>
                 <w:sz w:val="15"/>
               </w:rPr>
-              <w:t>1862/3294</w:t>
+              <w:t>1370/1551</w:t>
             </w:r>
           </w:p>
         </w:tc>
@@ -656,7 +656,7 @@
               <w:rPr>
                 <w:sz w:val="15"/>
               </w:rPr>
-              <w:t>56.5%  ██████····</w:t>
+              <w:t>88.3%  █████████·</w:t>
             </w:r>
           </w:p>
         </w:tc>
@@ -670,7 +670,7 @@
               <w:rPr>
                 <w:sz w:val="15"/>
               </w:rPr>
-              <w:t>40.4%</w:t>
+              <w:t>63.4%</w:t>
             </w:r>
           </w:p>
         </w:tc>
@@ -684,7 +684,7 @@
               <w:rPr>
                 <w:sz w:val="15"/>
               </w:rPr>
-              <w:t>548  (49.9%)</w:t>
+              <w:t>451  (87.2%)</w:t>
             </w:r>
           </w:p>
         </w:tc>
@@ -698,7 +698,7 @@
               <w:rPr>
                 <w:sz w:val="15"/>
               </w:rPr>
-              <w:t>specific_heat — 536종</w:t>
+              <w:t>conductivity — 63종</w:t>
             </w:r>
           </w:p>
         </w:tc>
@@ -728,7 +728,7 @@
               <w:rPr>
                 <w:sz w:val="15"/>
               </w:rPr>
-              <w:t>1098</w:t>
+              <w:t>517</w:t>
             </w:r>
           </w:p>
         </w:tc>
@@ -742,7 +742,7 @@
               <w:rPr>
                 <w:sz w:val="15"/>
               </w:rPr>
-              <w:t>2534/4392</w:t>
+              <w:t>1861/2068</w:t>
             </w:r>
           </w:p>
         </w:tc>
@@ -756,7 +756,7 @@
               <w:rPr>
                 <w:sz w:val="15"/>
               </w:rPr>
-              <w:t>57.7%  ██████····</w:t>
+              <w:t>90.0%  █████████·</w:t>
             </w:r>
           </w:p>
         </w:tc>
@@ -770,7 +770,7 @@
               <w:rPr>
                 <w:sz w:val="15"/>
               </w:rPr>
-              <w:t>37.5%</w:t>
+              <w:t>61.2%</w:t>
             </w:r>
           </w:p>
         </w:tc>
@@ -784,7 +784,7 @@
               <w:rPr>
                 <w:sz w:val="15"/>
               </w:rPr>
-              <w:t>550  (50.1%)</w:t>
+              <w:t>448  (86.7%)</w:t>
             </w:r>
           </w:p>
         </w:tc>
@@ -798,7 +798,7 @@
               <w:rPr>
                 <w:sz w:val="15"/>
               </w:rPr>
-              <w:t>poisson_ratio — 520종</w:t>
+              <w:t>poisson_ratio — 61종</w:t>
             </w:r>
           </w:p>
         </w:tc>
@@ -828,7 +828,7 @@
               <w:rPr>
                 <w:sz w:val="15"/>
               </w:rPr>
-              <w:t>363</w:t>
+              <w:t>200</w:t>
             </w:r>
           </w:p>
         </w:tc>
@@ -842,7 +842,7 @@
               <w:rPr>
                 <w:sz w:val="15"/>
               </w:rPr>
-              <w:t>802/1452</w:t>
+              <w:t>738/800</w:t>
             </w:r>
           </w:p>
         </w:tc>
@@ -856,7 +856,7 @@
               <w:rPr>
                 <w:sz w:val="15"/>
               </w:rPr>
-              <w:t>55.2%  ██████····</w:t>
+              <w:t>92.2%  █████████·</w:t>
             </w:r>
           </w:p>
         </w:tc>
@@ -870,7 +870,7 @@
               <w:rPr>
                 <w:sz w:val="15"/>
               </w:rPr>
-              <w:t>35.1%</w:t>
+              <w:t>56.2%</w:t>
             </w:r>
           </w:p>
         </w:tc>
@@ -884,7 +884,7 @@
               <w:rPr>
                 <w:sz w:val="15"/>
               </w:rPr>
-              <w:t>183  (50.4%)</w:t>
+              <w:t>176  (88.0%)</w:t>
             </w:r>
           </w:p>
         </w:tc>
@@ -898,7 +898,7 @@
               <w:rPr>
                 <w:sz w:val="15"/>
               </w:rPr>
-              <w:t>prony_relaxation_time | prony_tensil — 174종</w:t>
+              <w:t>prony_relaxation_time | prony_tensil — 23종</w:t>
             </w:r>
           </w:p>
         </w:tc>
@@ -928,7 +928,7 @@
               <w:rPr>
                 <w:sz w:val="15"/>
               </w:rPr>
-              <w:t>1098</w:t>
+              <w:t>517</w:t>
             </w:r>
           </w:p>
         </w:tc>
@@ -942,7 +942,7 @@
               <w:rPr>
                 <w:sz w:val="15"/>
               </w:rPr>
-              <w:t>2418/4392</w:t>
+              <w:t>1813/2068</w:t>
             </w:r>
           </w:p>
         </w:tc>
@@ -956,7 +956,7 @@
               <w:rPr>
                 <w:sz w:val="15"/>
               </w:rPr>
-              <w:t>55.1%  ██████····</w:t>
+              <w:t>87.7%  █████████·</w:t>
             </w:r>
           </w:p>
         </w:tc>
@@ -970,7 +970,7 @@
               <w:rPr>
                 <w:sz w:val="15"/>
               </w:rPr>
-              <w:t>40.6%</w:t>
+              <w:t>65.0%</w:t>
             </w:r>
           </w:p>
         </w:tc>
@@ -984,7 +984,7 @@
               <w:rPr>
                 <w:sz w:val="15"/>
               </w:rPr>
-              <w:t>489  (44.5%)</w:t>
+              <w:t>443  (85.7%)</w:t>
             </w:r>
           </w:p>
         </w:tc>
@@ -998,7 +998,7 @@
               <w:rPr>
                 <w:sz w:val="15"/>
               </w:rPr>
-              <w:t>contact_angle_water | surface_energy — 542종</w:t>
+              <w:t>contact_angle_water | surface_energy — 74종</w:t>
             </w:r>
           </w:p>
         </w:tc>
@@ -1028,7 +1028,7 @@
               <w:rPr>
                 <w:sz w:val="15"/>
               </w:rPr>
-              <w:t>813</w:t>
+              <w:t>356</w:t>
             </w:r>
           </w:p>
         </w:tc>
@@ -1042,7 +1042,7 @@
               <w:rPr>
                 <w:sz w:val="15"/>
               </w:rPr>
-              <w:t>1834/3252</w:t>
+              <w:t>1297/1424</w:t>
             </w:r>
           </w:p>
         </w:tc>
@@ -1056,7 +1056,7 @@
               <w:rPr>
                 <w:sz w:val="15"/>
               </w:rPr>
-              <w:t>56.4%  ██████····</w:t>
+              <w:t>91.1%  █████████·</w:t>
             </w:r>
           </w:p>
         </w:tc>
@@ -1070,7 +1070,7 @@
               <w:rPr>
                 <w:sz w:val="15"/>
               </w:rPr>
-              <w:t>38.6%</w:t>
+              <w:t>61.8%</w:t>
             </w:r>
           </w:p>
         </w:tc>
@@ -1084,7 +1084,7 @@
               <w:rPr>
                 <w:sz w:val="15"/>
               </w:rPr>
-              <w:t>363  (44.6%)</w:t>
+              <w:t>320  (89.9%)</w:t>
             </w:r>
           </w:p>
         </w:tc>
@@ -1098,7 +1098,7 @@
               <w:rPr>
                 <w:sz w:val="15"/>
               </w:rPr>
-              <w:t>water_vapor_transmission | gas_perme — 399종</w:t>
+              <w:t>specific_heat — 35종</w:t>
             </w:r>
           </w:p>
         </w:tc>
@@ -1128,7 +1128,7 @@
               <w:rPr>
                 <w:sz w:val="15"/>
               </w:rPr>
-              <w:t>48</w:t>
+              <w:t>45</w:t>
             </w:r>
           </w:p>
         </w:tc>
@@ -1142,7 +1142,7 @@
               <w:rPr>
                 <w:sz w:val="15"/>
               </w:rPr>
-              <w:t>92/96</w:t>
+              <w:t>88/90</w:t>
             </w:r>
           </w:p>
         </w:tc>
@@ -1156,7 +1156,7 @@
               <w:rPr>
                 <w:sz w:val="15"/>
               </w:rPr>
-              <w:t>95.8%  ██████████</w:t>
+              <w:t>97.8%  ██████████</w:t>
             </w:r>
           </w:p>
         </w:tc>
@@ -1170,7 +1170,7 @@
               <w:rPr>
                 <w:sz w:val="15"/>
               </w:rPr>
-              <w:t>79.2%</w:t>
+              <w:t>81.1%</w:t>
             </w:r>
           </w:p>
         </w:tc>
@@ -1184,7 +1184,7 @@
               <w:rPr>
                 <w:sz w:val="15"/>
               </w:rPr>
-              <w:t>46  (95.8%)</w:t>
+              <w:t>44  (97.8%)</w:t>
             </w:r>
           </w:p>
         </w:tc>
@@ -1198,7 +1198,7 @@
               <w:rPr>
                 <w:sz w:val="15"/>
               </w:rPr>
-              <w:t>density — 2종</w:t>
+              <w:t>density — 1종</w:t>
             </w:r>
           </w:p>
         </w:tc>
@@ -1228,7 +1228,7 @@
               <w:rPr>
                 <w:sz w:val="15"/>
               </w:rPr>
-              <w:t>363</w:t>
+              <w:t>200</w:t>
             </w:r>
           </w:p>
         </w:tc>
@@ -1242,7 +1242,7 @@
               <w:rPr>
                 <w:sz w:val="15"/>
               </w:rPr>
-              <w:t>385/726</w:t>
+              <w:t>333/400</w:t>
             </w:r>
           </w:p>
         </w:tc>
@@ -1256,7 +1256,7 @@
               <w:rPr>
                 <w:sz w:val="15"/>
               </w:rPr>
-              <w:t>53.0%  █████·····</w:t>
+              <w:t>83.2%  ████████··</w:t>
             </w:r>
           </w:p>
         </w:tc>
@@ -1270,7 +1270,7 @@
               <w:rPr>
                 <w:sz w:val="15"/>
               </w:rPr>
-              <w:t>43.3%</w:t>
+              <w:t>65.5%</w:t>
             </w:r>
           </w:p>
         </w:tc>
@@ -1284,7 +1284,7 @@
               <w:rPr>
                 <w:sz w:val="15"/>
               </w:rPr>
-              <w:t>142  (39.1%)</w:t>
+              <w:t>142  (71.0%)</w:t>
             </w:r>
           </w:p>
         </w:tc>
@@ -1298,7 +1298,7 @@
               <w:rPr>
                 <w:sz w:val="15"/>
               </w:rPr>
-              <w:t>peel_strength | lap_shear_strength | — 176종</w:t>
+              <w:t>peel_strength | lap_shear_strength | — 51종</w:t>
             </w:r>
           </w:p>
         </w:tc>
@@ -1328,7 +1328,7 @@
               <w:rPr>
                 <w:sz w:val="15"/>
               </w:rPr>
-              <w:t>1098</w:t>
+              <w:t>517</w:t>
             </w:r>
           </w:p>
         </w:tc>
@@ -1342,7 +1342,7 @@
               <w:rPr>
                 <w:sz w:val="15"/>
               </w:rPr>
-              <w:t>607/1098</w:t>
+              <w:t>467/517</w:t>
             </w:r>
           </w:p>
         </w:tc>
@@ -1356,7 +1356,7 @@
               <w:rPr>
                 <w:sz w:val="15"/>
               </w:rPr>
-              <w:t>55.3%  ██████····</w:t>
+              <w:t>90.3%  █████████·</w:t>
             </w:r>
           </w:p>
         </w:tc>
@@ -1370,7 +1370,7 @@
               <w:rPr>
                 <w:sz w:val="15"/>
               </w:rPr>
-              <w:t>43.0%</w:t>
+              <w:t>77.4%</w:t>
             </w:r>
           </w:p>
         </w:tc>
@@ -1384,7 +1384,7 @@
               <w:rPr>
                 <w:sz w:val="15"/>
               </w:rPr>
-              <w:t>607  (55.3%)</w:t>
+              <w:t>467  (90.3%)</w:t>
             </w:r>
           </w:p>
         </w:tc>
@@ -1398,7 +1398,7 @@
               <w:rPr>
                 <w:sz w:val="15"/>
               </w:rPr>
-              <w:t>dielectric_constant | resistivity_vo — 491종</w:t>
+              <w:t>dielectric_constant | resistivity_vo — 50종</w:t>
             </w:r>
           </w:p>
         </w:tc>
@@ -1428,7 +1428,7 @@
               <w:rPr>
                 <w:sz w:val="15"/>
               </w:rPr>
-              <w:t>583</w:t>
+              <w:t>248</w:t>
             </w:r>
           </w:p>
         </w:tc>
@@ -1442,7 +1442,7 @@
               <w:rPr>
                 <w:sz w:val="15"/>
               </w:rPr>
-              <w:t>726/1749</w:t>
+              <w:t>564/744</w:t>
             </w:r>
           </w:p>
         </w:tc>
@@ -1456,7 +1456,7 @@
               <w:rPr>
                 <w:sz w:val="15"/>
               </w:rPr>
-              <w:t>41.5%  ████······</w:t>
+              <w:t>75.8%  ████████··</w:t>
             </w:r>
           </w:p>
         </w:tc>
@@ -1470,7 +1470,7 @@
               <w:rPr>
                 <w:sz w:val="15"/>
               </w:rPr>
-              <w:t>36.8%</w:t>
+              <w:t>65.1%</w:t>
             </w:r>
           </w:p>
         </w:tc>
@@ -1484,7 +1484,7 @@
               <w:rPr>
                 <w:sz w:val="15"/>
               </w:rPr>
-              <w:t>122  (20.9%)</w:t>
+              <w:t>119  (48.0%)</w:t>
             </w:r>
           </w:p>
         </w:tc>
@@ -1498,7 +1498,7 @@
               <w:rPr>
                 <w:sz w:val="15"/>
               </w:rPr>
-              <w:t>fatigue_strength_coefficient | fatig — 447종</w:t>
+              <w:t>fatigue_strength_coefficient | fatig — 115종</w:t>
             </w:r>
           </w:p>
         </w:tc>
@@ -1528,7 +1528,7 @@
               <w:rPr>
                 <w:sz w:val="15"/>
               </w:rPr>
-              <w:t>63</w:t>
+              <w:t>2</w:t>
             </w:r>
           </w:p>
         </w:tc>
@@ -1542,7 +1542,7 @@
               <w:rPr>
                 <w:sz w:val="15"/>
               </w:rPr>
-              <w:t>55/63</w:t>
+              <w:t>2/2</w:t>
             </w:r>
           </w:p>
         </w:tc>
@@ -1556,7 +1556,7 @@
               <w:rPr>
                 <w:sz w:val="15"/>
               </w:rPr>
-              <w:t>87.3%  █████████·</w:t>
+              <w:t>100.0%  ██████████</w:t>
             </w:r>
           </w:p>
         </w:tc>
@@ -1570,7 +1570,7 @@
               <w:rPr>
                 <w:sz w:val="15"/>
               </w:rPr>
-              <w:t>87.3%</w:t>
+              <w:t>100.0%</w:t>
             </w:r>
           </w:p>
         </w:tc>
@@ -1584,7 +1584,7 @@
               <w:rPr>
                 <w:sz w:val="15"/>
               </w:rPr>
-              <w:t>55  (87.3%)</w:t>
+              <w:t>2  (100.0%)</w:t>
             </w:r>
           </w:p>
         </w:tc>
@@ -1598,7 +1598,7 @@
               <w:rPr>
                 <w:sz w:val="15"/>
               </w:rPr>
-              <w:t>excited_state_lifetime | stern_volme — 8종</w:t>
+              <w:t>— — 0종</w:t>
             </w:r>
           </w:p>
         </w:tc>
@@ -1628,7 +1628,7 @@
               <w:rPr>
                 <w:sz w:val="15"/>
               </w:rPr>
-              <w:t>154</w:t>
+              <w:t>48</w:t>
             </w:r>
           </w:p>
         </w:tc>
@@ -1642,7 +1642,7 @@
               <w:rPr>
                 <w:sz w:val="15"/>
               </w:rPr>
-              <w:t>77/154</w:t>
+              <w:t>45/48</w:t>
             </w:r>
           </w:p>
         </w:tc>
@@ -1656,7 +1656,7 @@
               <w:rPr>
                 <w:sz w:val="15"/>
               </w:rPr>
-              <w:t>50.0%  █████·····</w:t>
+              <w:t>93.8%  █████████·</w:t>
             </w:r>
           </w:p>
         </w:tc>
@@ -1670,7 +1670,7 @@
               <w:rPr>
                 <w:sz w:val="15"/>
               </w:rPr>
-              <w:t>42.2%</w:t>
+              <w:t>77.1%</w:t>
             </w:r>
           </w:p>
         </w:tc>
@@ -1684,7 +1684,7 @@
               <w:rPr>
                 <w:sz w:val="15"/>
               </w:rPr>
-              <w:t>77  (50.0%)</w:t>
+              <w:t>45  (93.8%)</w:t>
             </w:r>
           </w:p>
         </w:tc>
@@ -1698,7 +1698,7 @@
               <w:rPr>
                 <w:sz w:val="15"/>
               </w:rPr>
-              <w:t>gas_permeability_o2 | gas_solubility — 77종</w:t>
+              <w:t>gas_permeability_o2 | gas_solubility — 3종</w:t>
             </w:r>
           </w:p>
         </w:tc>
@@ -1714,7 +1714,7 @@
           <w:b/>
           <w:sz w:val="19"/>
         </w:rPr>
-        <w:t>**실측기반**은 tier4(가정·계산)를 뺀 값이다. 두 열의 차이 약 5,193칸이 가정값으로 채워진 부분이다. 해석을 돌리기 위해 칸을 닫는 것과, 그 값이 실측에 근거하는 것은 다른 문제다 — 둘을 나란히 둔다.</w:t>
+        <w:t>**실측기반**은 tier4(가정·계산)를 뺀 값이다. 두 열의 차이 약 3,868칸이 가정값으로 채워진 부분이다. 해석을 돌리기 위해 칸을 닫는 것과, 그 값이 실측에 근거하는 것은 다른 문제다 — 둘을 나란히 둔다.</w:t>
       </w:r>
     </w:p>
     <w:p>
@@ -1813,7 +1813,7 @@
               <w:rPr>
                 <w:sz w:val="16"/>
               </w:rPr>
-              <w:t>초탄성(실링·완충) 95.8% · 산소소광-발광체 87.3% · 전기·EMI 55.3% · 구조·강성 52.3% · 폴더블 벤딩 50.4% · 열응력·워피지 50.1% · 산소확산-매트릭스 50.0%</w:t>
+              <w:t>산소소광-발광체 100.0% · 초탄성(실링·완충) 97.8% · 산소확산-매트릭스 93.8% · 전기·EMI 90.3% · 결로(투습) 89.9% · 폴더블 벤딩 88.0% · 구조·강성 87.4% · 열전달·방열 87.2% · 열응력·워피지 86.7% · 결로(표면) 85.7% · 낙하·충격 82.6% · 접착·박리 71.0%</w:t>
             </w:r>
           </w:p>
         </w:tc>
@@ -1857,7 +1857,7 @@
               <w:rPr>
                 <w:sz w:val="16"/>
               </w:rPr>
-              <w:t>열전달·방열 49.9% · 결로(투습) 44.6% · 결로(표면) 44.5% · 낙하·충격 42.0% · 접착·박리 39.1%</w:t>
+              <w:t>피로·수명 48.0%</w:t>
             </w:r>
           </w:p>
         </w:tc>
@@ -1901,7 +1901,7 @@
               <w:rPr>
                 <w:sz w:val="16"/>
               </w:rPr>
-              <w:t>피로·수명 20.9%</w:t>
+              <w:t>해당 없음</w:t>
             </w:r>
           </w:p>
         </w:tc>
@@ -2113,7 +2113,7 @@
               <w:rPr>
                 <w:sz w:val="16"/>
               </w:rPr>
-              <w:t>1098종</w:t>
+              <w:t>517종</w:t>
             </w:r>
           </w:p>
         </w:tc>
@@ -2127,7 +2127,7 @@
               <w:rPr>
                 <w:sz w:val="16"/>
               </w:rPr>
-              <w:t>1881/3294  (57.1%)</w:t>
+              <w:t>1400/1551  (90.3%)</w:t>
             </w:r>
           </w:p>
         </w:tc>
@@ -2141,7 +2141,7 @@
               <w:rPr>
                 <w:sz w:val="16"/>
               </w:rPr>
-              <w:t>36.2%</w:t>
+              <w:t>59.3%</w:t>
             </w:r>
           </w:p>
         </w:tc>
@@ -2155,7 +2155,7 @@
               <w:rPr>
                 <w:sz w:val="16"/>
               </w:rPr>
-              <w:t>574종  (52.3%)</w:t>
+              <w:t>452종  (87.4%)</w:t>
             </w:r>
           </w:p>
         </w:tc>
@@ -2169,7 +2169,7 @@
               <w:rPr>
                 <w:sz w:val="16"/>
               </w:rPr>
-              <w:t>204종  (18.6%)</w:t>
+              <w:t>178종  (34.4%)</w:t>
             </w:r>
           </w:p>
         </w:tc>
@@ -2256,7 +2256,7 @@
               <w:rPr>
                 <w:sz w:val="16"/>
               </w:rPr>
-              <w:t>520종</w:t>
+              <w:t>61종</w:t>
             </w:r>
           </w:p>
         </w:tc>
@@ -2286,7 +2286,7 @@
               <w:rPr>
                 <w:sz w:val="16"/>
               </w:rPr>
-              <w:t>471종</w:t>
+              <w:t>56종</w:t>
             </w:r>
           </w:p>
         </w:tc>
@@ -2316,7 +2316,7 @@
               <w:rPr>
                 <w:sz w:val="16"/>
               </w:rPr>
-              <w:t>422종</w:t>
+              <w:t>34종</w:t>
             </w:r>
           </w:p>
         </w:tc>
@@ -2445,7 +2445,7 @@
               <w:rPr>
                 <w:sz w:val="16"/>
               </w:rPr>
-              <w:t>1098종</w:t>
+              <w:t>517종</w:t>
             </w:r>
           </w:p>
         </w:tc>
@@ -2459,7 +2459,7 @@
               <w:rPr>
                 <w:sz w:val="16"/>
               </w:rPr>
-              <w:t>2867/5490  (52.2%)</w:t>
+              <w:t>2294/2585  (88.7%)</w:t>
             </w:r>
           </w:p>
         </w:tc>
@@ -2473,7 +2473,7 @@
               <w:rPr>
                 <w:sz w:val="16"/>
               </w:rPr>
-              <w:t>29.2%</w:t>
+              <w:t>50.4%</w:t>
             </w:r>
           </w:p>
         </w:tc>
@@ -2487,7 +2487,7 @@
               <w:rPr>
                 <w:sz w:val="16"/>
               </w:rPr>
-              <w:t>461종  (42.0%)</w:t>
+              <w:t>427종  (82.6%)</w:t>
             </w:r>
           </w:p>
         </w:tc>
@@ -2501,7 +2501,7 @@
               <w:rPr>
                 <w:sz w:val="16"/>
               </w:rPr>
-              <w:t>75종  (6.8%)</w:t>
+              <w:t>73종  (14.1%)</w:t>
             </w:r>
           </w:p>
         </w:tc>
@@ -2588,7 +2588,7 @@
               <w:rPr>
                 <w:sz w:val="16"/>
               </w:rPr>
-              <w:t>606종</w:t>
+              <w:t>71종</w:t>
             </w:r>
           </w:p>
         </w:tc>
@@ -2618,7 +2618,7 @@
               <w:rPr>
                 <w:sz w:val="16"/>
               </w:rPr>
-              <w:t>604종</w:t>
+              <w:t>69종</w:t>
             </w:r>
           </w:p>
         </w:tc>
@@ -2648,7 +2648,7 @@
               <w:rPr>
                 <w:sz w:val="16"/>
               </w:rPr>
-              <w:t>520종</w:t>
+              <w:t>61종</w:t>
             </w:r>
           </w:p>
         </w:tc>
@@ -2678,7 +2678,7 @@
               <w:rPr>
                 <w:sz w:val="16"/>
               </w:rPr>
-              <w:t>471종</w:t>
+              <w:t>56종</w:t>
             </w:r>
           </w:p>
         </w:tc>
@@ -2708,7 +2708,7 @@
               <w:rPr>
                 <w:sz w:val="16"/>
               </w:rPr>
-              <w:t>422종</w:t>
+              <w:t>34종</w:t>
             </w:r>
           </w:p>
         </w:tc>
@@ -2837,7 +2837,7 @@
               <w:rPr>
                 <w:sz w:val="16"/>
               </w:rPr>
-              <w:t>1098종</w:t>
+              <w:t>517종</w:t>
             </w:r>
           </w:p>
         </w:tc>
@@ -2851,7 +2851,7 @@
               <w:rPr>
                 <w:sz w:val="16"/>
               </w:rPr>
-              <w:t>1862/3294  (56.5%)</w:t>
+              <w:t>1370/1551  (88.3%)</w:t>
             </w:r>
           </w:p>
         </w:tc>
@@ -2865,7 +2865,7 @@
               <w:rPr>
                 <w:sz w:val="16"/>
               </w:rPr>
-              <w:t>40.4%</w:t>
+              <w:t>63.4%</w:t>
             </w:r>
           </w:p>
         </w:tc>
@@ -2879,7 +2879,7 @@
               <w:rPr>
                 <w:sz w:val="16"/>
               </w:rPr>
-              <w:t>548종  (49.9%)</w:t>
+              <w:t>451종  (87.2%)</w:t>
             </w:r>
           </w:p>
         </w:tc>
@@ -2893,7 +2893,7 @@
               <w:rPr>
                 <w:sz w:val="16"/>
               </w:rPr>
-              <w:t>216종  (19.7%)</w:t>
+              <w:t>208종  (40.2%)</w:t>
             </w:r>
           </w:p>
         </w:tc>
@@ -2966,7 +2966,7 @@
               <w:rPr>
                 <w:sz w:val="16"/>
               </w:rPr>
-              <w:t>specific_heat</w:t>
+              <w:t>conductivity</w:t>
             </w:r>
           </w:p>
         </w:tc>
@@ -2980,7 +2980,7 @@
               <w:rPr>
                 <w:sz w:val="16"/>
               </w:rPr>
-              <w:t>536종</w:t>
+              <w:t>63종</w:t>
             </w:r>
           </w:p>
         </w:tc>
@@ -2996,7 +2996,7 @@
               <w:rPr>
                 <w:sz w:val="16"/>
               </w:rPr>
-              <w:t>density</w:t>
+              <w:t>specific_heat</w:t>
             </w:r>
           </w:p>
         </w:tc>
@@ -3010,7 +3010,7 @@
               <w:rPr>
                 <w:sz w:val="16"/>
               </w:rPr>
-              <w:t>471종</w:t>
+              <w:t>62종</w:t>
             </w:r>
           </w:p>
         </w:tc>
@@ -3026,7 +3026,7 @@
               <w:rPr>
                 <w:sz w:val="16"/>
               </w:rPr>
-              <w:t>conductivity</w:t>
+              <w:t>density</w:t>
             </w:r>
           </w:p>
         </w:tc>
@@ -3040,7 +3040,7 @@
               <w:rPr>
                 <w:sz w:val="16"/>
               </w:rPr>
-              <w:t>425종</w:t>
+              <w:t>56종</w:t>
             </w:r>
           </w:p>
         </w:tc>
@@ -3169,7 +3169,7 @@
               <w:rPr>
                 <w:sz w:val="16"/>
               </w:rPr>
-              <w:t>1098종</w:t>
+              <w:t>517종</w:t>
             </w:r>
           </w:p>
         </w:tc>
@@ -3183,7 +3183,7 @@
               <w:rPr>
                 <w:sz w:val="16"/>
               </w:rPr>
-              <w:t>2534/4392  (57.7%)</w:t>
+              <w:t>1861/2068  (90.0%)</w:t>
             </w:r>
           </w:p>
         </w:tc>
@@ -3197,7 +3197,7 @@
               <w:rPr>
                 <w:sz w:val="16"/>
               </w:rPr>
-              <w:t>37.5%</w:t>
+              <w:t>61.2%</w:t>
             </w:r>
           </w:p>
         </w:tc>
@@ -3211,7 +3211,7 @@
               <w:rPr>
                 <w:sz w:val="16"/>
               </w:rPr>
-              <w:t>550종  (50.1%)</w:t>
+              <w:t>448종  (86.7%)</w:t>
             </w:r>
           </w:p>
         </w:tc>
@@ -3225,7 +3225,7 @@
               <w:rPr>
                 <w:sz w:val="16"/>
               </w:rPr>
-              <w:t>180종  (16.4%)</w:t>
+              <w:t>169종  (32.7%)</w:t>
             </w:r>
           </w:p>
         </w:tc>
@@ -3312,7 +3312,7 @@
               <w:rPr>
                 <w:sz w:val="16"/>
               </w:rPr>
-              <w:t>520종</w:t>
+              <w:t>61종</w:t>
             </w:r>
           </w:p>
         </w:tc>
@@ -3328,7 +3328,7 @@
               <w:rPr>
                 <w:sz w:val="16"/>
               </w:rPr>
-              <w:t>density</w:t>
+              <w:t>expansion_linear</w:t>
             </w:r>
           </w:p>
         </w:tc>
@@ -3342,7 +3342,7 @@
               <w:rPr>
                 <w:sz w:val="16"/>
               </w:rPr>
-              <w:t>471종</w:t>
+              <w:t>56종</w:t>
             </w:r>
           </w:p>
         </w:tc>
@@ -3358,7 +3358,7 @@
               <w:rPr>
                 <w:sz w:val="16"/>
               </w:rPr>
-              <w:t>expansion_linear</w:t>
+              <w:t>density</w:t>
             </w:r>
           </w:p>
         </w:tc>
@@ -3372,7 +3372,7 @@
               <w:rPr>
                 <w:sz w:val="16"/>
               </w:rPr>
-              <w:t>445종</w:t>
+              <w:t>56종</w:t>
             </w:r>
           </w:p>
         </w:tc>
@@ -3402,7 +3402,7 @@
               <w:rPr>
                 <w:sz w:val="16"/>
               </w:rPr>
-              <w:t>422종</w:t>
+              <w:t>34종</w:t>
             </w:r>
           </w:p>
         </w:tc>
@@ -3531,7 +3531,7 @@
               <w:rPr>
                 <w:sz w:val="16"/>
               </w:rPr>
-              <w:t>363종</w:t>
+              <w:t>200종</w:t>
             </w:r>
           </w:p>
         </w:tc>
@@ -3545,7 +3545,7 @@
               <w:rPr>
                 <w:sz w:val="16"/>
               </w:rPr>
-              <w:t>802/1452  (55.2%)</w:t>
+              <w:t>738/800  (92.2%)</w:t>
             </w:r>
           </w:p>
         </w:tc>
@@ -3559,7 +3559,7 @@
               <w:rPr>
                 <w:sz w:val="16"/>
               </w:rPr>
-              <w:t>35.1%</w:t>
+              <w:t>56.2%</w:t>
             </w:r>
           </w:p>
         </w:tc>
@@ -3573,7 +3573,7 @@
               <w:rPr>
                 <w:sz w:val="16"/>
               </w:rPr>
-              <w:t>183종  (50.4%)</w:t>
+              <w:t>176종  (88.0%)</w:t>
             </w:r>
           </w:p>
         </w:tc>
@@ -3587,7 +3587,7 @@
               <w:rPr>
                 <w:sz w:val="16"/>
               </w:rPr>
-              <w:t>43종  (11.8%)</w:t>
+              <w:t>41종  (20.5%)</w:t>
             </w:r>
           </w:p>
         </w:tc>
@@ -3674,7 +3674,7 @@
               <w:rPr>
                 <w:sz w:val="16"/>
               </w:rPr>
-              <w:t>174종</w:t>
+              <w:t>23종</w:t>
             </w:r>
           </w:p>
         </w:tc>
@@ -3704,7 +3704,7 @@
               <w:rPr>
                 <w:sz w:val="16"/>
               </w:rPr>
-              <w:t>172종</w:t>
+              <w:t>16종</w:t>
             </w:r>
           </w:p>
         </w:tc>
@@ -3734,7 +3734,7 @@
               <w:rPr>
                 <w:sz w:val="16"/>
               </w:rPr>
-              <w:t>165종</w:t>
+              <w:t>16종</w:t>
             </w:r>
           </w:p>
         </w:tc>
@@ -3764,7 +3764,7 @@
               <w:rPr>
                 <w:sz w:val="16"/>
               </w:rPr>
-              <w:t>139종</w:t>
+              <w:t>7종</w:t>
             </w:r>
           </w:p>
         </w:tc>
@@ -3893,7 +3893,7 @@
               <w:rPr>
                 <w:sz w:val="16"/>
               </w:rPr>
-              <w:t>1098종</w:t>
+              <w:t>517종</w:t>
             </w:r>
           </w:p>
         </w:tc>
@@ -3907,7 +3907,7 @@
               <w:rPr>
                 <w:sz w:val="16"/>
               </w:rPr>
-              <w:t>2418/4392  (55.1%)</w:t>
+              <w:t>1813/2068  (87.7%)</w:t>
             </w:r>
           </w:p>
         </w:tc>
@@ -3921,7 +3921,7 @@
               <w:rPr>
                 <w:sz w:val="16"/>
               </w:rPr>
-              <w:t>40.6%</w:t>
+              <w:t>65.0%</w:t>
             </w:r>
           </w:p>
         </w:tc>
@@ -3935,7 +3935,7 @@
               <w:rPr>
                 <w:sz w:val="16"/>
               </w:rPr>
-              <w:t>489종  (44.5%)</w:t>
+              <w:t>443종  (85.7%)</w:t>
             </w:r>
           </w:p>
         </w:tc>
@@ -3949,7 +3949,7 @@
               <w:rPr>
                 <w:sz w:val="16"/>
               </w:rPr>
-              <w:t>192종  (17.5%)</w:t>
+              <w:t>185종  (35.8%)</w:t>
             </w:r>
           </w:p>
         </w:tc>
@@ -4036,7 +4036,7 @@
               <w:rPr>
                 <w:sz w:val="16"/>
               </w:rPr>
-              <w:t>542종</w:t>
+              <w:t>74종</w:t>
             </w:r>
           </w:p>
         </w:tc>
@@ -4052,7 +4052,7 @@
               <w:rPr>
                 <w:sz w:val="16"/>
               </w:rPr>
-              <w:t>specific_heat</w:t>
+              <w:t>conductivity</w:t>
             </w:r>
           </w:p>
         </w:tc>
@@ -4066,7 +4066,7 @@
               <w:rPr>
                 <w:sz w:val="16"/>
               </w:rPr>
-              <w:t>536종</w:t>
+              <w:t>63종</w:t>
             </w:r>
           </w:p>
         </w:tc>
@@ -4082,7 +4082,7 @@
               <w:rPr>
                 <w:sz w:val="16"/>
               </w:rPr>
-              <w:t>density</w:t>
+              <w:t>specific_heat</w:t>
             </w:r>
           </w:p>
         </w:tc>
@@ -4096,7 +4096,7 @@
               <w:rPr>
                 <w:sz w:val="16"/>
               </w:rPr>
-              <w:t>471종</w:t>
+              <w:t>62종</w:t>
             </w:r>
           </w:p>
         </w:tc>
@@ -4112,7 +4112,7 @@
               <w:rPr>
                 <w:sz w:val="16"/>
               </w:rPr>
-              <w:t>conductivity</w:t>
+              <w:t>density</w:t>
             </w:r>
           </w:p>
         </w:tc>
@@ -4126,7 +4126,7 @@
               <w:rPr>
                 <w:sz w:val="16"/>
               </w:rPr>
-              <w:t>425종</w:t>
+              <w:t>56종</w:t>
             </w:r>
           </w:p>
         </w:tc>
@@ -4255,7 +4255,7 @@
               <w:rPr>
                 <w:sz w:val="16"/>
               </w:rPr>
-              <w:t>813종</w:t>
+              <w:t>356종</w:t>
             </w:r>
           </w:p>
         </w:tc>
@@ -4269,7 +4269,7 @@
               <w:rPr>
                 <w:sz w:val="16"/>
               </w:rPr>
-              <w:t>1834/3252  (56.4%)</w:t>
+              <w:t>1297/1424  (91.1%)</w:t>
             </w:r>
           </w:p>
         </w:tc>
@@ -4283,7 +4283,7 @@
               <w:rPr>
                 <w:sz w:val="16"/>
               </w:rPr>
-              <w:t>38.6%</w:t>
+              <w:t>61.8%</w:t>
             </w:r>
           </w:p>
         </w:tc>
@@ -4297,7 +4297,7 @@
               <w:rPr>
                 <w:sz w:val="16"/>
               </w:rPr>
-              <w:t>363종  (44.6%)</w:t>
+              <w:t>320종  (89.9%)</w:t>
             </w:r>
           </w:p>
         </w:tc>
@@ -4311,7 +4311,7 @@
               <w:rPr>
                 <w:sz w:val="16"/>
               </w:rPr>
-              <w:t>115종  (14.1%)</w:t>
+              <w:t>108종  (30.3%)</w:t>
             </w:r>
           </w:p>
         </w:tc>
@@ -4384,7 +4384,7 @@
               <w:rPr>
                 <w:sz w:val="16"/>
               </w:rPr>
-              <w:t>water_vapor_transmission | gas_permeability_h2o | diffusion_coefficien</w:t>
+              <w:t>specific_heat</w:t>
             </w:r>
           </w:p>
         </w:tc>
@@ -4398,7 +4398,7 @@
               <w:rPr>
                 <w:sz w:val="16"/>
               </w:rPr>
-              <w:t>399종</w:t>
+              <w:t>35종</w:t>
             </w:r>
           </w:p>
         </w:tc>
@@ -4414,7 +4414,7 @@
               <w:rPr>
                 <w:sz w:val="16"/>
               </w:rPr>
-              <w:t>specific_heat</w:t>
+              <w:t>density</w:t>
             </w:r>
           </w:p>
         </w:tc>
@@ -4428,7 +4428,7 @@
               <w:rPr>
                 <w:sz w:val="16"/>
               </w:rPr>
-              <w:t>394종</w:t>
+              <w:t>32종</w:t>
             </w:r>
           </w:p>
         </w:tc>
@@ -4444,7 +4444,7 @@
               <w:rPr>
                 <w:sz w:val="16"/>
               </w:rPr>
-              <w:t>density</w:t>
+              <w:t>conductivity</w:t>
             </w:r>
           </w:p>
         </w:tc>
@@ -4458,7 +4458,7 @@
               <w:rPr>
                 <w:sz w:val="16"/>
               </w:rPr>
-              <w:t>347종</w:t>
+              <w:t>32종</w:t>
             </w:r>
           </w:p>
         </w:tc>
@@ -4474,7 +4474,7 @@
               <w:rPr>
                 <w:sz w:val="16"/>
               </w:rPr>
-              <w:t>conductivity</w:t>
+              <w:t>water_vapor_transmission | gas_permeability_h2o | diffusion_coefficien</w:t>
             </w:r>
           </w:p>
         </w:tc>
@@ -4488,7 +4488,7 @@
               <w:rPr>
                 <w:sz w:val="16"/>
               </w:rPr>
-              <w:t>278종</w:t>
+              <w:t>28종</w:t>
             </w:r>
           </w:p>
         </w:tc>
@@ -4617,7 +4617,7 @@
               <w:rPr>
                 <w:sz w:val="16"/>
               </w:rPr>
-              <w:t>48종</w:t>
+              <w:t>45종</w:t>
             </w:r>
           </w:p>
         </w:tc>
@@ -4631,7 +4631,7 @@
               <w:rPr>
                 <w:sz w:val="16"/>
               </w:rPr>
-              <w:t>92/96  (95.8%)</w:t>
+              <w:t>88/90  (97.8%)</w:t>
             </w:r>
           </w:p>
         </w:tc>
@@ -4645,7 +4645,7 @@
               <w:rPr>
                 <w:sz w:val="16"/>
               </w:rPr>
-              <w:t>79.2%</w:t>
+              <w:t>81.1%</w:t>
             </w:r>
           </w:p>
         </w:tc>
@@ -4659,7 +4659,7 @@
               <w:rPr>
                 <w:sz w:val="16"/>
               </w:rPr>
-              <w:t>46종  (95.8%)</w:t>
+              <w:t>44종  (97.8%)</w:t>
             </w:r>
           </w:p>
         </w:tc>
@@ -4673,7 +4673,7 @@
               <w:rPr>
                 <w:sz w:val="16"/>
               </w:rPr>
-              <w:t>31종  (64.6%)</w:t>
+              <w:t>30종  (66.7%)</w:t>
             </w:r>
           </w:p>
         </w:tc>
@@ -4760,7 +4760,7 @@
               <w:rPr>
                 <w:sz w:val="16"/>
               </w:rPr>
-              <w:t>2종</w:t>
+              <w:t>1종</w:t>
             </w:r>
           </w:p>
         </w:tc>
@@ -4790,7 +4790,7 @@
               <w:rPr>
                 <w:sz w:val="16"/>
               </w:rPr>
-              <w:t>2종</w:t>
+              <w:t>1종</w:t>
             </w:r>
           </w:p>
         </w:tc>
@@ -4919,7 +4919,7 @@
               <w:rPr>
                 <w:sz w:val="16"/>
               </w:rPr>
-              <w:t>363종</w:t>
+              <w:t>200종</w:t>
             </w:r>
           </w:p>
         </w:tc>
@@ -4933,7 +4933,7 @@
               <w:rPr>
                 <w:sz w:val="16"/>
               </w:rPr>
-              <w:t>385/726  (53.0%)</w:t>
+              <w:t>333/400  (83.2%)</w:t>
             </w:r>
           </w:p>
         </w:tc>
@@ -4947,7 +4947,7 @@
               <w:rPr>
                 <w:sz w:val="16"/>
               </w:rPr>
-              <w:t>43.3%</w:t>
+              <w:t>65.5%</w:t>
             </w:r>
           </w:p>
         </w:tc>
@@ -4961,7 +4961,7 @@
               <w:rPr>
                 <w:sz w:val="16"/>
               </w:rPr>
-              <w:t>142종  (39.1%)</w:t>
+              <w:t>142종  (71.0%)</w:t>
             </w:r>
           </w:p>
         </w:tc>
@@ -4975,7 +4975,7 @@
               <w:rPr>
                 <w:sz w:val="16"/>
               </w:rPr>
-              <w:t>78종  (21.5%)</w:t>
+              <w:t>78종  (39.0%)</w:t>
             </w:r>
           </w:p>
         </w:tc>
@@ -5062,7 +5062,7 @@
               <w:rPr>
                 <w:sz w:val="16"/>
               </w:rPr>
-              <w:t>176종</w:t>
+              <w:t>51종</w:t>
             </w:r>
           </w:p>
         </w:tc>
@@ -5092,7 +5092,7 @@
               <w:rPr>
                 <w:sz w:val="16"/>
               </w:rPr>
-              <w:t>165종</w:t>
+              <w:t>16종</w:t>
             </w:r>
           </w:p>
         </w:tc>
@@ -5221,7 +5221,7 @@
               <w:rPr>
                 <w:sz w:val="16"/>
               </w:rPr>
-              <w:t>1098종</w:t>
+              <w:t>517종</w:t>
             </w:r>
           </w:p>
         </w:tc>
@@ -5235,7 +5235,7 @@
               <w:rPr>
                 <w:sz w:val="16"/>
               </w:rPr>
-              <w:t>607/1098  (55.3%)</w:t>
+              <w:t>467/517  (90.3%)</w:t>
             </w:r>
           </w:p>
         </w:tc>
@@ -5249,7 +5249,7 @@
               <w:rPr>
                 <w:sz w:val="16"/>
               </w:rPr>
-              <w:t>43.0%</w:t>
+              <w:t>77.4%</w:t>
             </w:r>
           </w:p>
         </w:tc>
@@ -5263,7 +5263,7 @@
               <w:rPr>
                 <w:sz w:val="16"/>
               </w:rPr>
-              <w:t>607종  (55.3%)</w:t>
+              <w:t>467종  (90.3%)</w:t>
             </w:r>
           </w:p>
         </w:tc>
@@ -5277,7 +5277,7 @@
               <w:rPr>
                 <w:sz w:val="16"/>
               </w:rPr>
-              <w:t>472종  (43.0%)</w:t>
+              <w:t>400종  (77.4%)</w:t>
             </w:r>
           </w:p>
         </w:tc>
@@ -5364,7 +5364,7 @@
               <w:rPr>
                 <w:sz w:val="16"/>
               </w:rPr>
-              <w:t>491종</w:t>
+              <w:t>50종</w:t>
             </w:r>
           </w:p>
         </w:tc>
@@ -5493,7 +5493,7 @@
               <w:rPr>
                 <w:sz w:val="16"/>
               </w:rPr>
-              <w:t>583종</w:t>
+              <w:t>248종</w:t>
             </w:r>
           </w:p>
         </w:tc>
@@ -5507,7 +5507,7 @@
               <w:rPr>
                 <w:sz w:val="16"/>
               </w:rPr>
-              <w:t>726/1749  (41.5%)</w:t>
+              <w:t>564/744  (75.8%)</w:t>
             </w:r>
           </w:p>
         </w:tc>
@@ -5521,7 +5521,7 @@
               <w:rPr>
                 <w:sz w:val="16"/>
               </w:rPr>
-              <w:t>36.8%</w:t>
+              <w:t>65.1%</w:t>
             </w:r>
           </w:p>
         </w:tc>
@@ -5535,7 +5535,7 @@
               <w:rPr>
                 <w:sz w:val="16"/>
               </w:rPr>
-              <w:t>122종  (20.9%)</w:t>
+              <w:t>119종  (48.0%)</w:t>
             </w:r>
           </w:p>
         </w:tc>
@@ -5549,7 +5549,7 @@
               <w:rPr>
                 <w:sz w:val="16"/>
               </w:rPr>
-              <w:t>69종  (11.8%)</w:t>
+              <w:t>69종  (27.8%)</w:t>
             </w:r>
           </w:p>
         </w:tc>
@@ -5636,7 +5636,7 @@
               <w:rPr>
                 <w:sz w:val="16"/>
               </w:rPr>
-              <w:t>447종</w:t>
+              <w:t>115종</w:t>
             </w:r>
           </w:p>
         </w:tc>
@@ -5666,7 +5666,7 @@
               <w:rPr>
                 <w:sz w:val="16"/>
               </w:rPr>
-              <w:t>305종</w:t>
+              <w:t>43종</w:t>
             </w:r>
           </w:p>
         </w:tc>
@@ -5696,7 +5696,7 @@
               <w:rPr>
                 <w:sz w:val="16"/>
               </w:rPr>
-              <w:t>271종</w:t>
+              <w:t>22종</w:t>
             </w:r>
           </w:p>
         </w:tc>
@@ -5825,7 +5825,7 @@
               <w:rPr>
                 <w:sz w:val="16"/>
               </w:rPr>
-              <w:t>63종</w:t>
+              <w:t>2종</w:t>
             </w:r>
           </w:p>
         </w:tc>
@@ -5839,7 +5839,7 @@
               <w:rPr>
                 <w:sz w:val="16"/>
               </w:rPr>
-              <w:t>55/63  (87.3%)</w:t>
+              <w:t>2/2  (100.0%)</w:t>
             </w:r>
           </w:p>
         </w:tc>
@@ -5853,7 +5853,7 @@
               <w:rPr>
                 <w:sz w:val="16"/>
               </w:rPr>
-              <w:t>87.3%</w:t>
+              <w:t>100.0%</w:t>
             </w:r>
           </w:p>
         </w:tc>
@@ -5867,7 +5867,7 @@
               <w:rPr>
                 <w:sz w:val="16"/>
               </w:rPr>
-              <w:t>55종  (87.3%)</w:t>
+              <w:t>2종  (100.0%)</w:t>
             </w:r>
           </w:p>
         </w:tc>
@@ -5881,94 +5881,7 @@
               <w:rPr>
                 <w:sz w:val="16"/>
               </w:rPr>
-              <w:t>55종  (87.3%)</w:t>
-            </w:r>
-          </w:p>
-        </w:tc>
-      </w:tr>
-    </w:tbl>
-    <w:p/>
-    <w:p>
-      <w:pPr>
-        <w:spacing w:after="40"/>
-      </w:pPr>
-      <w:r>
-        <w:rPr>
-          <w:b/>
-          <w:sz w:val="19"/>
-        </w:rPr>
-        <w:t>비어 있는 칸</w:t>
-      </w:r>
-    </w:p>
-    <w:tbl>
-      <w:tblPr>
-        <w:tblStyle w:val="LightGrid-Accent1"/>
-        <w:tblW w:type="auto" w:w="0"/>
-        <w:jc w:val="center"/>
-        <w:tblLook w:firstColumn="1" w:firstRow="1" w:lastColumn="0" w:lastRow="0" w:noHBand="0" w:noVBand="1" w:val="04A0"/>
-      </w:tblPr>
-      <w:tblGrid>
-        <w:gridCol w:w="4320"/>
-        <w:gridCol w:w="4320"/>
-      </w:tblGrid>
-      <w:tr>
-        <w:tc>
-          <w:tcPr>
-            <w:tcW w:type="dxa" w:w="4320"/>
-          </w:tcPr>
-          <w:p>
-            <w:r/>
-            <w:r>
-              <w:rPr>
-                <w:b/>
-                <w:sz w:val="17"/>
-              </w:rPr>
-              <w:t>물성 / 택일군</w:t>
-            </w:r>
-          </w:p>
-        </w:tc>
-        <w:tc>
-          <w:tcPr>
-            <w:tcW w:type="dxa" w:w="4320"/>
-          </w:tcPr>
-          <w:p>
-            <w:r/>
-            <w:r>
-              <w:rPr>
-                <w:b/>
-                <w:sz w:val="17"/>
-              </w:rPr>
-              <w:t>미보유 재료 수</w:t>
-            </w:r>
-          </w:p>
-        </w:tc>
-      </w:tr>
-      <w:tr>
-        <w:tc>
-          <w:tcPr>
-            <w:tcW w:type="dxa" w:w="4320"/>
-          </w:tcPr>
-          <w:p>
-            <w:r/>
-            <w:r>
-              <w:rPr>
-                <w:sz w:val="16"/>
-              </w:rPr>
-              <w:t>excited_state_lifetime | stern_volmer_constant | bimolecular_quenching</w:t>
-            </w:r>
-          </w:p>
-        </w:tc>
-        <w:tc>
-          <w:tcPr>
-            <w:tcW w:type="dxa" w:w="4320"/>
-          </w:tcPr>
-          <w:p>
-            <w:r/>
-            <w:r>
-              <w:rPr>
-                <w:sz w:val="16"/>
-              </w:rPr>
-              <w:t>8종</w:t>
+              <w:t>2종  (100.0%)</w:t>
             </w:r>
           </w:p>
         </w:tc>
@@ -6097,7 +6010,7 @@
               <w:rPr>
                 <w:sz w:val="16"/>
               </w:rPr>
-              <w:t>154종</w:t>
+              <w:t>48종</w:t>
             </w:r>
           </w:p>
         </w:tc>
@@ -6111,7 +6024,7 @@
               <w:rPr>
                 <w:sz w:val="16"/>
               </w:rPr>
-              <w:t>77/154  (50.0%)</w:t>
+              <w:t>45/48  (93.8%)</w:t>
             </w:r>
           </w:p>
         </w:tc>
@@ -6125,7 +6038,7 @@
               <w:rPr>
                 <w:sz w:val="16"/>
               </w:rPr>
-              <w:t>42.2%</w:t>
+              <w:t>77.1%</w:t>
             </w:r>
           </w:p>
         </w:tc>
@@ -6139,7 +6052,7 @@
               <w:rPr>
                 <w:sz w:val="16"/>
               </w:rPr>
-              <w:t>77종  (50.0%)</w:t>
+              <w:t>45종  (93.8%)</w:t>
             </w:r>
           </w:p>
         </w:tc>
@@ -6153,7 +6066,7 @@
               <w:rPr>
                 <w:sz w:val="16"/>
               </w:rPr>
-              <w:t>65종  (42.2%)</w:t>
+              <w:t>37종  (77.1%)</w:t>
             </w:r>
           </w:p>
         </w:tc>
@@ -6240,7 +6153,7 @@
               <w:rPr>
                 <w:sz w:val="16"/>
               </w:rPr>
-              <w:t>77종</w:t>
+              <w:t>3종</w:t>
             </w:r>
           </w:p>
         </w:tc>
@@ -6424,7 +6337,7 @@
               <w:rPr>
                 <w:sz w:val="15"/>
               </w:rPr>
-              <w:t>61.6%  ███████·····</w:t>
+              <w:t>130.8%  ████████████████</w:t>
             </w:r>
           </w:p>
         </w:tc>
@@ -6496,7 +6409,7 @@
               <w:rPr>
                 <w:sz w:val="15"/>
               </w:rPr>
-              <w:t>61.3%  ███████·····</w:t>
+              <w:t>130.2%  ████████████████</w:t>
             </w:r>
           </w:p>
         </w:tc>
@@ -6568,7 +6481,7 @@
               <w:rPr>
                 <w:sz w:val="15"/>
               </w:rPr>
-              <w:t>59.5%  ███████·····</w:t>
+              <w:t>126.3%  ███████████████</w:t>
             </w:r>
           </w:p>
         </w:tc>
@@ -6640,7 +6553,7 @@
               <w:rPr>
                 <w:sz w:val="15"/>
               </w:rPr>
-              <w:t>57.1%  ███████·····</w:t>
+              <w:t>121.3%  ███████████████</w:t>
             </w:r>
           </w:p>
         </w:tc>
@@ -6712,7 +6625,7 @@
               <w:rPr>
                 <w:sz w:val="15"/>
               </w:rPr>
-              <w:t>52.6%  ██████······</w:t>
+              <w:t>111.8%  █████████████</w:t>
             </w:r>
           </w:p>
         </w:tc>
@@ -6784,7 +6697,7 @@
               <w:rPr>
                 <w:sz w:val="15"/>
               </w:rPr>
-              <w:t>51.2%  ██████······</w:t>
+              <w:t>108.7%  █████████████</w:t>
             </w:r>
           </w:p>
         </w:tc>
@@ -6856,7 +6769,7 @@
               <w:rPr>
                 <w:sz w:val="15"/>
               </w:rPr>
-              <w:t>41.3%  █████·······</w:t>
+              <w:t>87.6%  ███████████·</w:t>
             </w:r>
           </w:p>
         </w:tc>
@@ -6928,7 +6841,7 @@
               <w:rPr>
                 <w:sz w:val="15"/>
               </w:rPr>
-              <w:t>39.3%  █████·······</w:t>
+              <w:t>83.4%  ██████████··</w:t>
             </w:r>
           </w:p>
         </w:tc>
@@ -7000,7 +6913,7 @@
               <w:rPr>
                 <w:sz w:val="15"/>
               </w:rPr>
-              <w:t>37.5%  ████········</w:t>
+              <w:t>79.7%  ██████████··</w:t>
             </w:r>
           </w:p>
         </w:tc>
@@ -7072,7 +6985,7 @@
               <w:rPr>
                 <w:sz w:val="15"/>
               </w:rPr>
-              <w:t>35.9%  ████········</w:t>
+              <w:t>76.2%  █████████···</w:t>
             </w:r>
           </w:p>
         </w:tc>
@@ -7144,7 +7057,7 @@
               <w:rPr>
                 <w:sz w:val="15"/>
               </w:rPr>
-              <w:t>34.3%  ████········</w:t>
+              <w:t>72.9%  █████████···</w:t>
             </w:r>
           </w:p>
         </w:tc>
@@ -7216,7 +7129,7 @@
               <w:rPr>
                 <w:sz w:val="15"/>
               </w:rPr>
-              <w:t>28.0%  ███·········</w:t>
+              <w:t>59.4%  ███████·····</w:t>
             </w:r>
           </w:p>
         </w:tc>
@@ -7288,7 +7201,7 @@
               <w:rPr>
                 <w:sz w:val="15"/>
               </w:rPr>
-              <w:t>25.5%  ███·········</w:t>
+              <w:t>54.2%  ███████·····</w:t>
             </w:r>
           </w:p>
         </w:tc>
@@ -7360,7 +7273,7 @@
               <w:rPr>
                 <w:sz w:val="15"/>
               </w:rPr>
-              <w:t>21.7%  ███·········</w:t>
+              <w:t>46.0%  ██████······</w:t>
             </w:r>
           </w:p>
         </w:tc>
@@ -7432,7 +7345,7 @@
               <w:rPr>
                 <w:sz w:val="15"/>
               </w:rPr>
-              <w:t>19.9%  ██··········</w:t>
+              <w:t>42.2%  █████·······</w:t>
             </w:r>
           </w:p>
         </w:tc>
@@ -7504,7 +7417,7 @@
               <w:rPr>
                 <w:sz w:val="15"/>
               </w:rPr>
-              <w:t>18.9%  ██··········</w:t>
+              <w:t>40.0%  █████·······</w:t>
             </w:r>
           </w:p>
         </w:tc>
@@ -7576,7 +7489,7 @@
               <w:rPr>
                 <w:sz w:val="15"/>
               </w:rPr>
-              <w:t>17.9%  ██··········</w:t>
+              <w:t>38.1%  █████·······</w:t>
             </w:r>
           </w:p>
         </w:tc>
@@ -7648,7 +7561,7 @@
               <w:rPr>
                 <w:sz w:val="15"/>
               </w:rPr>
-              <w:t>17.1%  ██··········</w:t>
+              <w:t>36.4%  ████········</w:t>
             </w:r>
           </w:p>
         </w:tc>
@@ -7720,7 +7633,7 @@
               <w:rPr>
                 <w:sz w:val="15"/>
               </w:rPr>
-              <w:t>15.8%  ██··········</w:t>
+              <w:t>33.7%  ████········</w:t>
             </w:r>
           </w:p>
         </w:tc>
@@ -7792,7 +7705,7 @@
               <w:rPr>
                 <w:sz w:val="15"/>
               </w:rPr>
-              <w:t>15.0%  ██··········</w:t>
+              <w:t>31.9%  ████········</w:t>
             </w:r>
           </w:p>
         </w:tc>
@@ -11310,7 +11223,7 @@
               <w:rPr>
                 <w:sz w:val="15"/>
               </w:rPr>
-              <w:t>낙하·충격 준비율 42.0%</w:t>
+              <w:t>낙하·충격 준비율 82.6%</w:t>
             </w:r>
           </w:p>
         </w:tc>
@@ -11368,7 +11281,7 @@
               <w:rPr>
                 <w:sz w:val="15"/>
               </w:rPr>
-              <w:t>열전달·방열 준비율 49.9% · 결로 두 갈래를 동시에 막는다</w:t>
+              <w:t>열전달·방열 준비율 87.2% · 결로 두 갈래를 동시에 막는다</w:t>
             </w:r>
           </w:p>
         </w:tc>
@@ -11426,7 +11339,7 @@
               <w:rPr>
                 <w:sz w:val="15"/>
               </w:rPr>
-              <w:t>폴더블 벤딩 준비율 50.4%</w:t>
+              <w:t>폴더블 벤딩 준비율 88.0%</w:t>
             </w:r>
           </w:p>
         </w:tc>
@@ -11484,7 +11397,7 @@
               <w:rPr>
                 <w:sz w:val="15"/>
               </w:rPr>
-              <w:t>결로(표면) 준비율 44.5%</w:t>
+              <w:t>결로(표면) 준비율 85.7%</w:t>
             </w:r>
           </w:p>
         </w:tc>
@@ -11542,7 +11455,7 @@
               <w:rPr>
                 <w:sz w:val="15"/>
               </w:rPr>
-              <w:t>피로·수명 준비율 20.9%</w:t>
+              <w:t>피로·수명 준비율 48.0%</w:t>
             </w:r>
           </w:p>
         </w:tc>
@@ -11600,7 +11513,7 @@
               <w:rPr>
                 <w:sz w:val="15"/>
               </w:rPr>
-              <w:t>산소소광-발광체 준비율 87.3% · 산소확산-매트릭스 준비율 50.0%</w:t>
+              <w:t>산소소광-발광체 준비율 100.0% · 산소확산-매트릭스 준비율 93.8%</w:t>
             </w:r>
           </w:p>
         </w:tc>

--- a/MaterialTwin_물성확보현황_해석가능성.docx
+++ b/MaterialTwin_물성확보현황_해석가능성.docx
@@ -31,7 +31,7 @@
           <w:color w:val="606060"/>
           <w:sz w:val="18"/>
         </w:rPr>
-        <w:t>2026-08-15 · 재료 1,098종 · 물성값 27,686건 · 출처 2,350건 · 물성 정의 184종</w:t>
+        <w:t>2026-08-15 · 재료 1,156종 · 물성값 27,964건 · 출처 2,356건 · 물성 정의 186종</w:t>
       </w:r>
     </w:p>
     <w:p/>
@@ -52,7 +52,7 @@
           <w:b/>
           <w:sz w:val="22"/>
         </w:rPr>
-        <w:t>13개 해석이 요구하는 (재료 × 필수물성) 격자 13,848칸 중 12,272칸이 채워졌다 — 전체 88.6%.</w:t>
+        <w:t>13개 해석이 요구하는 (재료 × 필수물성) 격자 13,935칸 중 12,275칸이 채워졌다 — 전체 88.1%.</w:t>
       </w:r>
     </w:p>
     <w:p>
@@ -269,7 +269,7 @@
           <w:b/>
           <w:sz w:val="19"/>
         </w:rPr>
-        <w:t>셀 채움률이 높아도 재료 준비율은 낮을 수 있다. 재료마다 비어 있는 칸이 다르면 그렇게 된다 — 피로·수명이 정확히 그 경우다(셀 75.8% vs 준비 48.0%). **수집 진척과 해석 가능성을 같은 숫자로 말하면 안 된다.**</w:t>
+        <w:t>셀 채움률이 높아도 재료 준비율은 낮을 수 있다. 재료마다 비어 있는 칸이 다르면 그렇게 된다 — 피로·수명이 정확히 그 경우다(셀 75.5% vs 준비 47.8%). **수집 진척과 해석 가능성을 같은 숫자로 말하면 안 된다.**</w:t>
       </w:r>
     </w:p>
     <w:p>
@@ -428,7 +428,7 @@
               <w:rPr>
                 <w:sz w:val="15"/>
               </w:rPr>
-              <w:t>517</w:t>
+              <w:t>520</w:t>
             </w:r>
           </w:p>
         </w:tc>
@@ -442,7 +442,7 @@
               <w:rPr>
                 <w:sz w:val="15"/>
               </w:rPr>
-              <w:t>1400/1551</w:t>
+              <w:t>1400/1560</w:t>
             </w:r>
           </w:p>
         </w:tc>
@@ -456,7 +456,7 @@
               <w:rPr>
                 <w:sz w:val="15"/>
               </w:rPr>
-              <w:t>90.3%  █████████·</w:t>
+              <w:t>89.7%  █████████·</w:t>
             </w:r>
           </w:p>
         </w:tc>
@@ -470,7 +470,7 @@
               <w:rPr>
                 <w:sz w:val="15"/>
               </w:rPr>
-              <w:t>59.3%</w:t>
+              <w:t>59.0%</w:t>
             </w:r>
           </w:p>
         </w:tc>
@@ -484,7 +484,7 @@
               <w:rPr>
                 <w:sz w:val="15"/>
               </w:rPr>
-              <w:t>452  (87.4%)</w:t>
+              <w:t>452  (86.9%)</w:t>
             </w:r>
           </w:p>
         </w:tc>
@@ -498,7 +498,7 @@
               <w:rPr>
                 <w:sz w:val="15"/>
               </w:rPr>
-              <w:t>poisson_ratio — 61종</w:t>
+              <w:t>poisson_ratio — 64종</w:t>
             </w:r>
           </w:p>
         </w:tc>
@@ -528,7 +528,7 @@
               <w:rPr>
                 <w:sz w:val="15"/>
               </w:rPr>
-              <w:t>517</w:t>
+              <w:t>520</w:t>
             </w:r>
           </w:p>
         </w:tc>
@@ -542,7 +542,7 @@
               <w:rPr>
                 <w:sz w:val="15"/>
               </w:rPr>
-              <w:t>2294/2585</w:t>
+              <w:t>2294/2600</w:t>
             </w:r>
           </w:p>
         </w:tc>
@@ -556,7 +556,7 @@
               <w:rPr>
                 <w:sz w:val="15"/>
               </w:rPr>
-              <w:t>88.7%  █████████·</w:t>
+              <w:t>88.2%  █████████·</w:t>
             </w:r>
           </w:p>
         </w:tc>
@@ -570,7 +570,7 @@
               <w:rPr>
                 <w:sz w:val="15"/>
               </w:rPr>
-              <w:t>50.4%</w:t>
+              <w:t>50.1%</w:t>
             </w:r>
           </w:p>
         </w:tc>
@@ -584,7 +584,7 @@
               <w:rPr>
                 <w:sz w:val="15"/>
               </w:rPr>
-              <w:t>427  (82.6%)</w:t>
+              <w:t>427  (82.1%)</w:t>
             </w:r>
           </w:p>
         </w:tc>
@@ -598,7 +598,7 @@
               <w:rPr>
                 <w:sz w:val="15"/>
               </w:rPr>
-              <w:t>cowper_symonds_c | cowper_symonds_p  — 71종</w:t>
+              <w:t>cowper_symonds_c | cowper_symonds_p  — 74종</w:t>
             </w:r>
           </w:p>
         </w:tc>
@@ -628,7 +628,7 @@
               <w:rPr>
                 <w:sz w:val="15"/>
               </w:rPr>
-              <w:t>517</w:t>
+              <w:t>520</w:t>
             </w:r>
           </w:p>
         </w:tc>
@@ -642,7 +642,7 @@
               <w:rPr>
                 <w:sz w:val="15"/>
               </w:rPr>
-              <w:t>1370/1551</w:t>
+              <w:t>1370/1560</w:t>
             </w:r>
           </w:p>
         </w:tc>
@@ -656,7 +656,7 @@
               <w:rPr>
                 <w:sz w:val="15"/>
               </w:rPr>
-              <w:t>88.3%  █████████·</w:t>
+              <w:t>87.8%  █████████·</w:t>
             </w:r>
           </w:p>
         </w:tc>
@@ -670,7 +670,7 @@
               <w:rPr>
                 <w:sz w:val="15"/>
               </w:rPr>
-              <w:t>63.4%</w:t>
+              <w:t>63.1%</w:t>
             </w:r>
           </w:p>
         </w:tc>
@@ -684,7 +684,7 @@
               <w:rPr>
                 <w:sz w:val="15"/>
               </w:rPr>
-              <w:t>451  (87.2%)</w:t>
+              <w:t>451  (86.7%)</w:t>
             </w:r>
           </w:p>
         </w:tc>
@@ -698,7 +698,7 @@
               <w:rPr>
                 <w:sz w:val="15"/>
               </w:rPr>
-              <w:t>conductivity — 63종</w:t>
+              <w:t>conductivity — 66종</w:t>
             </w:r>
           </w:p>
         </w:tc>
@@ -728,7 +728,7 @@
               <w:rPr>
                 <w:sz w:val="15"/>
               </w:rPr>
-              <w:t>517</w:t>
+              <w:t>520</w:t>
             </w:r>
           </w:p>
         </w:tc>
@@ -742,7 +742,7 @@
               <w:rPr>
                 <w:sz w:val="15"/>
               </w:rPr>
-              <w:t>1861/2068</w:t>
+              <w:t>1861/2080</w:t>
             </w:r>
           </w:p>
         </w:tc>
@@ -756,7 +756,7 @@
               <w:rPr>
                 <w:sz w:val="15"/>
               </w:rPr>
-              <w:t>90.0%  █████████·</w:t>
+              <w:t>89.5%  █████████·</w:t>
             </w:r>
           </w:p>
         </w:tc>
@@ -770,7 +770,7 @@
               <w:rPr>
                 <w:sz w:val="15"/>
               </w:rPr>
-              <w:t>61.2%</w:t>
+              <w:t>60.8%</w:t>
             </w:r>
           </w:p>
         </w:tc>
@@ -784,7 +784,7 @@
               <w:rPr>
                 <w:sz w:val="15"/>
               </w:rPr>
-              <w:t>448  (86.7%)</w:t>
+              <w:t>448  (86.2%)</w:t>
             </w:r>
           </w:p>
         </w:tc>
@@ -798,7 +798,7 @@
               <w:rPr>
                 <w:sz w:val="15"/>
               </w:rPr>
-              <w:t>poisson_ratio — 61종</w:t>
+              <w:t>poisson_ratio — 64종</w:t>
             </w:r>
           </w:p>
         </w:tc>
@@ -828,7 +828,7 @@
               <w:rPr>
                 <w:sz w:val="15"/>
               </w:rPr>
-              <w:t>200</w:t>
+              <w:t>202</w:t>
             </w:r>
           </w:p>
         </w:tc>
@@ -842,7 +842,7 @@
               <w:rPr>
                 <w:sz w:val="15"/>
               </w:rPr>
-              <w:t>738/800</w:t>
+              <w:t>738/808</w:t>
             </w:r>
           </w:p>
         </w:tc>
@@ -856,7 +856,7 @@
               <w:rPr>
                 <w:sz w:val="15"/>
               </w:rPr>
-              <w:t>92.2%  █████████·</w:t>
+              <w:t>91.3%  █████████·</w:t>
             </w:r>
           </w:p>
         </w:tc>
@@ -870,7 +870,7 @@
               <w:rPr>
                 <w:sz w:val="15"/>
               </w:rPr>
-              <w:t>56.2%</w:t>
+              <w:t>55.7%</w:t>
             </w:r>
           </w:p>
         </w:tc>
@@ -884,7 +884,7 @@
               <w:rPr>
                 <w:sz w:val="15"/>
               </w:rPr>
-              <w:t>176  (88.0%)</w:t>
+              <w:t>176  (87.1%)</w:t>
             </w:r>
           </w:p>
         </w:tc>
@@ -898,7 +898,7 @@
               <w:rPr>
                 <w:sz w:val="15"/>
               </w:rPr>
-              <w:t>prony_relaxation_time | prony_tensil — 23종</w:t>
+              <w:t>prony_relaxation_time | prony_tensil — 25종</w:t>
             </w:r>
           </w:p>
         </w:tc>
@@ -928,7 +928,7 @@
               <w:rPr>
                 <w:sz w:val="15"/>
               </w:rPr>
-              <w:t>517</w:t>
+              <w:t>520</w:t>
             </w:r>
           </w:p>
         </w:tc>
@@ -942,7 +942,7 @@
               <w:rPr>
                 <w:sz w:val="15"/>
               </w:rPr>
-              <w:t>1813/2068</w:t>
+              <w:t>1814/2080</w:t>
             </w:r>
           </w:p>
         </w:tc>
@@ -956,7 +956,7 @@
               <w:rPr>
                 <w:sz w:val="15"/>
               </w:rPr>
-              <w:t>87.7%  █████████·</w:t>
+              <w:t>87.2%  █████████·</w:t>
             </w:r>
           </w:p>
         </w:tc>
@@ -970,7 +970,7 @@
               <w:rPr>
                 <w:sz w:val="15"/>
               </w:rPr>
-              <w:t>65.0%</w:t>
+              <w:t>64.7%</w:t>
             </w:r>
           </w:p>
         </w:tc>
@@ -984,7 +984,7 @@
               <w:rPr>
                 <w:sz w:val="15"/>
               </w:rPr>
-              <w:t>443  (85.7%)</w:t>
+              <w:t>443  (85.2%)</w:t>
             </w:r>
           </w:p>
         </w:tc>
@@ -998,7 +998,7 @@
               <w:rPr>
                 <w:sz w:val="15"/>
               </w:rPr>
-              <w:t>contact_angle_water | surface_energy — 74종</w:t>
+              <w:t>contact_angle_water | surface_energy — 76종</w:t>
             </w:r>
           </w:p>
         </w:tc>
@@ -1028,7 +1028,7 @@
               <w:rPr>
                 <w:sz w:val="15"/>
               </w:rPr>
-              <w:t>356</w:t>
+              <w:t>359</w:t>
             </w:r>
           </w:p>
         </w:tc>
@@ -1042,7 +1042,7 @@
               <w:rPr>
                 <w:sz w:val="15"/>
               </w:rPr>
-              <w:t>1297/1424</w:t>
+              <w:t>1297/1436</w:t>
             </w:r>
           </w:p>
         </w:tc>
@@ -1056,7 +1056,7 @@
               <w:rPr>
                 <w:sz w:val="15"/>
               </w:rPr>
-              <w:t>91.1%  █████████·</w:t>
+              <w:t>90.3%  █████████·</w:t>
             </w:r>
           </w:p>
         </w:tc>
@@ -1070,7 +1070,7 @@
               <w:rPr>
                 <w:sz w:val="15"/>
               </w:rPr>
-              <w:t>61.8%</w:t>
+              <w:t>61.3%</w:t>
             </w:r>
           </w:p>
         </w:tc>
@@ -1084,7 +1084,7 @@
               <w:rPr>
                 <w:sz w:val="15"/>
               </w:rPr>
-              <w:t>320  (89.9%)</w:t>
+              <w:t>320  (89.1%)</w:t>
             </w:r>
           </w:p>
         </w:tc>
@@ -1098,7 +1098,7 @@
               <w:rPr>
                 <w:sz w:val="15"/>
               </w:rPr>
-              <w:t>specific_heat — 35종</w:t>
+              <w:t>specific_heat — 38종</w:t>
             </w:r>
           </w:p>
         </w:tc>
@@ -1228,7 +1228,7 @@
               <w:rPr>
                 <w:sz w:val="15"/>
               </w:rPr>
-              <w:t>200</w:t>
+              <w:t>202</w:t>
             </w:r>
           </w:p>
         </w:tc>
@@ -1242,7 +1242,7 @@
               <w:rPr>
                 <w:sz w:val="15"/>
               </w:rPr>
-              <w:t>333/400</w:t>
+              <w:t>335/404</w:t>
             </w:r>
           </w:p>
         </w:tc>
@@ -1256,7 +1256,7 @@
               <w:rPr>
                 <w:sz w:val="15"/>
               </w:rPr>
-              <w:t>83.2%  ████████··</w:t>
+              <w:t>82.9%  ████████··</w:t>
             </w:r>
           </w:p>
         </w:tc>
@@ -1270,7 +1270,7 @@
               <w:rPr>
                 <w:sz w:val="15"/>
               </w:rPr>
-              <w:t>65.5%</w:t>
+              <w:t>65.3%</w:t>
             </w:r>
           </w:p>
         </w:tc>
@@ -1284,7 +1284,7 @@
               <w:rPr>
                 <w:sz w:val="15"/>
               </w:rPr>
-              <w:t>142  (71.0%)</w:t>
+              <w:t>142  (70.3%)</w:t>
             </w:r>
           </w:p>
         </w:tc>
@@ -1328,7 +1328,7 @@
               <w:rPr>
                 <w:sz w:val="15"/>
               </w:rPr>
-              <w:t>517</w:t>
+              <w:t>520</w:t>
             </w:r>
           </w:p>
         </w:tc>
@@ -1342,7 +1342,7 @@
               <w:rPr>
                 <w:sz w:val="15"/>
               </w:rPr>
-              <w:t>467/517</w:t>
+              <w:t>467/520</w:t>
             </w:r>
           </w:p>
         </w:tc>
@@ -1356,7 +1356,7 @@
               <w:rPr>
                 <w:sz w:val="15"/>
               </w:rPr>
-              <w:t>90.3%  █████████·</w:t>
+              <w:t>89.8%  █████████·</w:t>
             </w:r>
           </w:p>
         </w:tc>
@@ -1370,7 +1370,7 @@
               <w:rPr>
                 <w:sz w:val="15"/>
               </w:rPr>
-              <w:t>77.4%</w:t>
+              <w:t>76.9%</w:t>
             </w:r>
           </w:p>
         </w:tc>
@@ -1384,7 +1384,7 @@
               <w:rPr>
                 <w:sz w:val="15"/>
               </w:rPr>
-              <w:t>467  (90.3%)</w:t>
+              <w:t>467  (89.8%)</w:t>
             </w:r>
           </w:p>
         </w:tc>
@@ -1398,7 +1398,7 @@
               <w:rPr>
                 <w:sz w:val="15"/>
               </w:rPr>
-              <w:t>dielectric_constant | resistivity_vo — 50종</w:t>
+              <w:t>dielectric_constant | resistivity_vo — 53종</w:t>
             </w:r>
           </w:p>
         </w:tc>
@@ -1428,7 +1428,7 @@
               <w:rPr>
                 <w:sz w:val="15"/>
               </w:rPr>
-              <w:t>248</w:t>
+              <w:t>249</w:t>
             </w:r>
           </w:p>
         </w:tc>
@@ -1442,7 +1442,7 @@
               <w:rPr>
                 <w:sz w:val="15"/>
               </w:rPr>
-              <w:t>564/744</w:t>
+              <w:t>564/747</w:t>
             </w:r>
           </w:p>
         </w:tc>
@@ -1456,7 +1456,7 @@
               <w:rPr>
                 <w:sz w:val="15"/>
               </w:rPr>
-              <w:t>75.8%  ████████··</w:t>
+              <w:t>75.5%  ████████··</w:t>
             </w:r>
           </w:p>
         </w:tc>
@@ -1470,7 +1470,7 @@
               <w:rPr>
                 <w:sz w:val="15"/>
               </w:rPr>
-              <w:t>65.1%</w:t>
+              <w:t>64.8%</w:t>
             </w:r>
           </w:p>
         </w:tc>
@@ -1484,7 +1484,7 @@
               <w:rPr>
                 <w:sz w:val="15"/>
               </w:rPr>
-              <w:t>119  (48.0%)</w:t>
+              <w:t>119  (47.8%)</w:t>
             </w:r>
           </w:p>
         </w:tc>
@@ -1498,7 +1498,7 @@
               <w:rPr>
                 <w:sz w:val="15"/>
               </w:rPr>
-              <w:t>fatigue_strength_coefficient | fatig — 115종</w:t>
+              <w:t>fatigue_strength_coefficient | fatig — 116종</w:t>
             </w:r>
           </w:p>
         </w:tc>
@@ -1714,7 +1714,7 @@
           <w:b/>
           <w:sz w:val="19"/>
         </w:rPr>
-        <w:t>**실측기반**은 tier4(가정·계산)를 뺀 값이다. 두 열의 차이 약 3,868칸이 가정값으로 채워진 부분이다. 해석을 돌리기 위해 칸을 닫는 것과, 그 값이 실측에 근거하는 것은 다른 문제다 — 둘을 나란히 둔다.</w:t>
+        <w:t>**실측기반**은 tier4(가정·계산)를 뺀 값이다. 두 열의 차이 약 3,867칸이 가정값으로 채워진 부분이다. 해석을 돌리기 위해 칸을 닫는 것과, 그 값이 실측에 근거하는 것은 다른 문제다 — 둘을 나란히 둔다.</w:t>
       </w:r>
     </w:p>
     <w:p>
@@ -1813,7 +1813,7 @@
               <w:rPr>
                 <w:sz w:val="16"/>
               </w:rPr>
-              <w:t>산소소광-발광체 100.0% · 초탄성(실링·완충) 97.8% · 산소확산-매트릭스 93.8% · 전기·EMI 90.3% · 결로(투습) 89.9% · 폴더블 벤딩 88.0% · 구조·강성 87.4% · 열전달·방열 87.2% · 열응력·워피지 86.7% · 결로(표면) 85.7% · 낙하·충격 82.6% · 접착·박리 71.0%</w:t>
+              <w:t>산소소광-발광체 100.0% · 초탄성(실링·완충) 97.8% · 산소확산-매트릭스 93.8% · 전기·EMI 89.8% · 결로(투습) 89.1% · 폴더블 벤딩 87.1% · 구조·강성 86.9% · 열전달·방열 86.7% · 열응력·워피지 86.2% · 결로(표면) 85.2% · 낙하·충격 82.1% · 접착·박리 70.3%</w:t>
             </w:r>
           </w:p>
         </w:tc>
@@ -1857,7 +1857,7 @@
               <w:rPr>
                 <w:sz w:val="16"/>
               </w:rPr>
-              <w:t>피로·수명 48.0%</w:t>
+              <w:t>피로·수명 47.8%</w:t>
             </w:r>
           </w:p>
         </w:tc>
@@ -2113,7 +2113,7 @@
               <w:rPr>
                 <w:sz w:val="16"/>
               </w:rPr>
-              <w:t>517종</w:t>
+              <w:t>520종</w:t>
             </w:r>
           </w:p>
         </w:tc>
@@ -2127,7 +2127,7 @@
               <w:rPr>
                 <w:sz w:val="16"/>
               </w:rPr>
-              <w:t>1400/1551  (90.3%)</w:t>
+              <w:t>1400/1560  (89.7%)</w:t>
             </w:r>
           </w:p>
         </w:tc>
@@ -2141,7 +2141,7 @@
               <w:rPr>
                 <w:sz w:val="16"/>
               </w:rPr>
-              <w:t>59.3%</w:t>
+              <w:t>59.0%</w:t>
             </w:r>
           </w:p>
         </w:tc>
@@ -2155,7 +2155,7 @@
               <w:rPr>
                 <w:sz w:val="16"/>
               </w:rPr>
-              <w:t>452종  (87.4%)</w:t>
+              <w:t>452종  (86.9%)</w:t>
             </w:r>
           </w:p>
         </w:tc>
@@ -2169,7 +2169,7 @@
               <w:rPr>
                 <w:sz w:val="16"/>
               </w:rPr>
-              <w:t>178종  (34.4%)</w:t>
+              <w:t>178종  (34.2%)</w:t>
             </w:r>
           </w:p>
         </w:tc>
@@ -2256,7 +2256,7 @@
               <w:rPr>
                 <w:sz w:val="16"/>
               </w:rPr>
-              <w:t>61종</w:t>
+              <w:t>64종</w:t>
             </w:r>
           </w:p>
         </w:tc>
@@ -2286,7 +2286,7 @@
               <w:rPr>
                 <w:sz w:val="16"/>
               </w:rPr>
-              <w:t>56종</w:t>
+              <w:t>59종</w:t>
             </w:r>
           </w:p>
         </w:tc>
@@ -2316,7 +2316,7 @@
               <w:rPr>
                 <w:sz w:val="16"/>
               </w:rPr>
-              <w:t>34종</w:t>
+              <w:t>37종</w:t>
             </w:r>
           </w:p>
         </w:tc>
@@ -2445,7 +2445,7 @@
               <w:rPr>
                 <w:sz w:val="16"/>
               </w:rPr>
-              <w:t>517종</w:t>
+              <w:t>520종</w:t>
             </w:r>
           </w:p>
         </w:tc>
@@ -2459,7 +2459,7 @@
               <w:rPr>
                 <w:sz w:val="16"/>
               </w:rPr>
-              <w:t>2294/2585  (88.7%)</w:t>
+              <w:t>2294/2600  (88.2%)</w:t>
             </w:r>
           </w:p>
         </w:tc>
@@ -2473,7 +2473,7 @@
               <w:rPr>
                 <w:sz w:val="16"/>
               </w:rPr>
-              <w:t>50.4%</w:t>
+              <w:t>50.1%</w:t>
             </w:r>
           </w:p>
         </w:tc>
@@ -2487,7 +2487,7 @@
               <w:rPr>
                 <w:sz w:val="16"/>
               </w:rPr>
-              <w:t>427종  (82.6%)</w:t>
+              <w:t>427종  (82.1%)</w:t>
             </w:r>
           </w:p>
         </w:tc>
@@ -2501,7 +2501,7 @@
               <w:rPr>
                 <w:sz w:val="16"/>
               </w:rPr>
-              <w:t>73종  (14.1%)</w:t>
+              <w:t>73종  (14.0%)</w:t>
             </w:r>
           </w:p>
         </w:tc>
@@ -2588,7 +2588,7 @@
               <w:rPr>
                 <w:sz w:val="16"/>
               </w:rPr>
-              <w:t>71종</w:t>
+              <w:t>74종</w:t>
             </w:r>
           </w:p>
         </w:tc>
@@ -2618,7 +2618,7 @@
               <w:rPr>
                 <w:sz w:val="16"/>
               </w:rPr>
-              <w:t>69종</w:t>
+              <w:t>72종</w:t>
             </w:r>
           </w:p>
         </w:tc>
@@ -2648,7 +2648,7 @@
               <w:rPr>
                 <w:sz w:val="16"/>
               </w:rPr>
-              <w:t>61종</w:t>
+              <w:t>64종</w:t>
             </w:r>
           </w:p>
         </w:tc>
@@ -2678,7 +2678,7 @@
               <w:rPr>
                 <w:sz w:val="16"/>
               </w:rPr>
-              <w:t>56종</w:t>
+              <w:t>59종</w:t>
             </w:r>
           </w:p>
         </w:tc>
@@ -2708,7 +2708,7 @@
               <w:rPr>
                 <w:sz w:val="16"/>
               </w:rPr>
-              <w:t>34종</w:t>
+              <w:t>37종</w:t>
             </w:r>
           </w:p>
         </w:tc>
@@ -2837,7 +2837,7 @@
               <w:rPr>
                 <w:sz w:val="16"/>
               </w:rPr>
-              <w:t>517종</w:t>
+              <w:t>520종</w:t>
             </w:r>
           </w:p>
         </w:tc>
@@ -2851,7 +2851,7 @@
               <w:rPr>
                 <w:sz w:val="16"/>
               </w:rPr>
-              <w:t>1370/1551  (88.3%)</w:t>
+              <w:t>1370/1560  (87.8%)</w:t>
             </w:r>
           </w:p>
         </w:tc>
@@ -2865,7 +2865,7 @@
               <w:rPr>
                 <w:sz w:val="16"/>
               </w:rPr>
-              <w:t>63.4%</w:t>
+              <w:t>63.1%</w:t>
             </w:r>
           </w:p>
         </w:tc>
@@ -2879,7 +2879,7 @@
               <w:rPr>
                 <w:sz w:val="16"/>
               </w:rPr>
-              <w:t>451종  (87.2%)</w:t>
+              <w:t>451종  (86.7%)</w:t>
             </w:r>
           </w:p>
         </w:tc>
@@ -2893,7 +2893,7 @@
               <w:rPr>
                 <w:sz w:val="16"/>
               </w:rPr>
-              <w:t>208종  (40.2%)</w:t>
+              <w:t>208종  (40.0%)</w:t>
             </w:r>
           </w:p>
         </w:tc>
@@ -2980,7 +2980,7 @@
               <w:rPr>
                 <w:sz w:val="16"/>
               </w:rPr>
-              <w:t>63종</w:t>
+              <w:t>66종</w:t>
             </w:r>
           </w:p>
         </w:tc>
@@ -3010,7 +3010,7 @@
               <w:rPr>
                 <w:sz w:val="16"/>
               </w:rPr>
-              <w:t>62종</w:t>
+              <w:t>65종</w:t>
             </w:r>
           </w:p>
         </w:tc>
@@ -3040,7 +3040,7 @@
               <w:rPr>
                 <w:sz w:val="16"/>
               </w:rPr>
-              <w:t>56종</w:t>
+              <w:t>59종</w:t>
             </w:r>
           </w:p>
         </w:tc>
@@ -3169,7 +3169,7 @@
               <w:rPr>
                 <w:sz w:val="16"/>
               </w:rPr>
-              <w:t>517종</w:t>
+              <w:t>520종</w:t>
             </w:r>
           </w:p>
         </w:tc>
@@ -3183,7 +3183,7 @@
               <w:rPr>
                 <w:sz w:val="16"/>
               </w:rPr>
-              <w:t>1861/2068  (90.0%)</w:t>
+              <w:t>1861/2080  (89.5%)</w:t>
             </w:r>
           </w:p>
         </w:tc>
@@ -3197,7 +3197,7 @@
               <w:rPr>
                 <w:sz w:val="16"/>
               </w:rPr>
-              <w:t>61.2%</w:t>
+              <w:t>60.8%</w:t>
             </w:r>
           </w:p>
         </w:tc>
@@ -3211,7 +3211,7 @@
               <w:rPr>
                 <w:sz w:val="16"/>
               </w:rPr>
-              <w:t>448종  (86.7%)</w:t>
+              <w:t>448종  (86.2%)</w:t>
             </w:r>
           </w:p>
         </w:tc>
@@ -3225,7 +3225,7 @@
               <w:rPr>
                 <w:sz w:val="16"/>
               </w:rPr>
-              <w:t>169종  (32.7%)</w:t>
+              <w:t>169종  (32.5%)</w:t>
             </w:r>
           </w:p>
         </w:tc>
@@ -3312,7 +3312,7 @@
               <w:rPr>
                 <w:sz w:val="16"/>
               </w:rPr>
-              <w:t>61종</w:t>
+              <w:t>64종</w:t>
             </w:r>
           </w:p>
         </w:tc>
@@ -3342,7 +3342,7 @@
               <w:rPr>
                 <w:sz w:val="16"/>
               </w:rPr>
-              <w:t>56종</w:t>
+              <w:t>59종</w:t>
             </w:r>
           </w:p>
         </w:tc>
@@ -3372,7 +3372,7 @@
               <w:rPr>
                 <w:sz w:val="16"/>
               </w:rPr>
-              <w:t>56종</w:t>
+              <w:t>59종</w:t>
             </w:r>
           </w:p>
         </w:tc>
@@ -3402,7 +3402,7 @@
               <w:rPr>
                 <w:sz w:val="16"/>
               </w:rPr>
-              <w:t>34종</w:t>
+              <w:t>37종</w:t>
             </w:r>
           </w:p>
         </w:tc>
@@ -3531,7 +3531,7 @@
               <w:rPr>
                 <w:sz w:val="16"/>
               </w:rPr>
-              <w:t>200종</w:t>
+              <w:t>202종</w:t>
             </w:r>
           </w:p>
         </w:tc>
@@ -3545,7 +3545,7 @@
               <w:rPr>
                 <w:sz w:val="16"/>
               </w:rPr>
-              <w:t>738/800  (92.2%)</w:t>
+              <w:t>738/808  (91.3%)</w:t>
             </w:r>
           </w:p>
         </w:tc>
@@ -3559,7 +3559,7 @@
               <w:rPr>
                 <w:sz w:val="16"/>
               </w:rPr>
-              <w:t>56.2%</w:t>
+              <w:t>55.7%</w:t>
             </w:r>
           </w:p>
         </w:tc>
@@ -3573,7 +3573,7 @@
               <w:rPr>
                 <w:sz w:val="16"/>
               </w:rPr>
-              <w:t>176종  (88.0%)</w:t>
+              <w:t>176종  (87.1%)</w:t>
             </w:r>
           </w:p>
         </w:tc>
@@ -3587,7 +3587,7 @@
               <w:rPr>
                 <w:sz w:val="16"/>
               </w:rPr>
-              <w:t>41종  (20.5%)</w:t>
+              <w:t>41종  (20.3%)</w:t>
             </w:r>
           </w:p>
         </w:tc>
@@ -3674,7 +3674,7 @@
               <w:rPr>
                 <w:sz w:val="16"/>
               </w:rPr>
-              <w:t>23종</w:t>
+              <w:t>25종</w:t>
             </w:r>
           </w:p>
         </w:tc>
@@ -3704,7 +3704,7 @@
               <w:rPr>
                 <w:sz w:val="16"/>
               </w:rPr>
-              <w:t>16종</w:t>
+              <w:t>18종</w:t>
             </w:r>
           </w:p>
         </w:tc>
@@ -3734,7 +3734,7 @@
               <w:rPr>
                 <w:sz w:val="16"/>
               </w:rPr>
-              <w:t>16종</w:t>
+              <w:t>18종</w:t>
             </w:r>
           </w:p>
         </w:tc>
@@ -3764,7 +3764,7 @@
               <w:rPr>
                 <w:sz w:val="16"/>
               </w:rPr>
-              <w:t>7종</w:t>
+              <w:t>9종</w:t>
             </w:r>
           </w:p>
         </w:tc>
@@ -3893,7 +3893,7 @@
               <w:rPr>
                 <w:sz w:val="16"/>
               </w:rPr>
-              <w:t>517종</w:t>
+              <w:t>520종</w:t>
             </w:r>
           </w:p>
         </w:tc>
@@ -3907,7 +3907,7 @@
               <w:rPr>
                 <w:sz w:val="16"/>
               </w:rPr>
-              <w:t>1813/2068  (87.7%)</w:t>
+              <w:t>1814/2080  (87.2%)</w:t>
             </w:r>
           </w:p>
         </w:tc>
@@ -3921,7 +3921,7 @@
               <w:rPr>
                 <w:sz w:val="16"/>
               </w:rPr>
-              <w:t>65.0%</w:t>
+              <w:t>64.7%</w:t>
             </w:r>
           </w:p>
         </w:tc>
@@ -3935,7 +3935,7 @@
               <w:rPr>
                 <w:sz w:val="16"/>
               </w:rPr>
-              <w:t>443종  (85.7%)</w:t>
+              <w:t>443종  (85.2%)</w:t>
             </w:r>
           </w:p>
         </w:tc>
@@ -3949,7 +3949,7 @@
               <w:rPr>
                 <w:sz w:val="16"/>
               </w:rPr>
-              <w:t>185종  (35.8%)</w:t>
+              <w:t>185종  (35.6%)</w:t>
             </w:r>
           </w:p>
         </w:tc>
@@ -4036,7 +4036,7 @@
               <w:rPr>
                 <w:sz w:val="16"/>
               </w:rPr>
-              <w:t>74종</w:t>
+              <w:t>76종</w:t>
             </w:r>
           </w:p>
         </w:tc>
@@ -4066,7 +4066,7 @@
               <w:rPr>
                 <w:sz w:val="16"/>
               </w:rPr>
-              <w:t>63종</w:t>
+              <w:t>66종</w:t>
             </w:r>
           </w:p>
         </w:tc>
@@ -4096,7 +4096,7 @@
               <w:rPr>
                 <w:sz w:val="16"/>
               </w:rPr>
-              <w:t>62종</w:t>
+              <w:t>65종</w:t>
             </w:r>
           </w:p>
         </w:tc>
@@ -4126,7 +4126,7 @@
               <w:rPr>
                 <w:sz w:val="16"/>
               </w:rPr>
-              <w:t>56종</w:t>
+              <w:t>59종</w:t>
             </w:r>
           </w:p>
         </w:tc>
@@ -4255,7 +4255,7 @@
               <w:rPr>
                 <w:sz w:val="16"/>
               </w:rPr>
-              <w:t>356종</w:t>
+              <w:t>359종</w:t>
             </w:r>
           </w:p>
         </w:tc>
@@ -4269,7 +4269,7 @@
               <w:rPr>
                 <w:sz w:val="16"/>
               </w:rPr>
-              <w:t>1297/1424  (91.1%)</w:t>
+              <w:t>1297/1436  (90.3%)</w:t>
             </w:r>
           </w:p>
         </w:tc>
@@ -4283,7 +4283,7 @@
               <w:rPr>
                 <w:sz w:val="16"/>
               </w:rPr>
-              <w:t>61.8%</w:t>
+              <w:t>61.3%</w:t>
             </w:r>
           </w:p>
         </w:tc>
@@ -4297,7 +4297,7 @@
               <w:rPr>
                 <w:sz w:val="16"/>
               </w:rPr>
-              <w:t>320종  (89.9%)</w:t>
+              <w:t>320종  (89.1%)</w:t>
             </w:r>
           </w:p>
         </w:tc>
@@ -4311,7 +4311,7 @@
               <w:rPr>
                 <w:sz w:val="16"/>
               </w:rPr>
-              <w:t>108종  (30.3%)</w:t>
+              <w:t>108종  (30.1%)</w:t>
             </w:r>
           </w:p>
         </w:tc>
@@ -4398,7 +4398,7 @@
               <w:rPr>
                 <w:sz w:val="16"/>
               </w:rPr>
-              <w:t>35종</w:t>
+              <w:t>38종</w:t>
             </w:r>
           </w:p>
         </w:tc>
@@ -4428,7 +4428,7 @@
               <w:rPr>
                 <w:sz w:val="16"/>
               </w:rPr>
-              <w:t>32종</w:t>
+              <w:t>35종</w:t>
             </w:r>
           </w:p>
         </w:tc>
@@ -4458,7 +4458,7 @@
               <w:rPr>
                 <w:sz w:val="16"/>
               </w:rPr>
-              <w:t>32종</w:t>
+              <w:t>35종</w:t>
             </w:r>
           </w:p>
         </w:tc>
@@ -4488,7 +4488,7 @@
               <w:rPr>
                 <w:sz w:val="16"/>
               </w:rPr>
-              <w:t>28종</w:t>
+              <w:t>31종</w:t>
             </w:r>
           </w:p>
         </w:tc>
@@ -4919,7 +4919,7 @@
               <w:rPr>
                 <w:sz w:val="16"/>
               </w:rPr>
-              <w:t>200종</w:t>
+              <w:t>202종</w:t>
             </w:r>
           </w:p>
         </w:tc>
@@ -4933,7 +4933,7 @@
               <w:rPr>
                 <w:sz w:val="16"/>
               </w:rPr>
-              <w:t>333/400  (83.2%)</w:t>
+              <w:t>335/404  (82.9%)</w:t>
             </w:r>
           </w:p>
         </w:tc>
@@ -4947,7 +4947,7 @@
               <w:rPr>
                 <w:sz w:val="16"/>
               </w:rPr>
-              <w:t>65.5%</w:t>
+              <w:t>65.3%</w:t>
             </w:r>
           </w:p>
         </w:tc>
@@ -4961,7 +4961,7 @@
               <w:rPr>
                 <w:sz w:val="16"/>
               </w:rPr>
-              <w:t>142종  (71.0%)</w:t>
+              <w:t>142종  (70.3%)</w:t>
             </w:r>
           </w:p>
         </w:tc>
@@ -4975,7 +4975,7 @@
               <w:rPr>
                 <w:sz w:val="16"/>
               </w:rPr>
-              <w:t>78종  (39.0%)</w:t>
+              <w:t>78종  (38.6%)</w:t>
             </w:r>
           </w:p>
         </w:tc>
@@ -5092,7 +5092,7 @@
               <w:rPr>
                 <w:sz w:val="16"/>
               </w:rPr>
-              <w:t>16종</w:t>
+              <w:t>18종</w:t>
             </w:r>
           </w:p>
         </w:tc>
@@ -5221,7 +5221,7 @@
               <w:rPr>
                 <w:sz w:val="16"/>
               </w:rPr>
-              <w:t>517종</w:t>
+              <w:t>520종</w:t>
             </w:r>
           </w:p>
         </w:tc>
@@ -5235,7 +5235,7 @@
               <w:rPr>
                 <w:sz w:val="16"/>
               </w:rPr>
-              <w:t>467/517  (90.3%)</w:t>
+              <w:t>467/520  (89.8%)</w:t>
             </w:r>
           </w:p>
         </w:tc>
@@ -5249,7 +5249,7 @@
               <w:rPr>
                 <w:sz w:val="16"/>
               </w:rPr>
-              <w:t>77.4%</w:t>
+              <w:t>76.9%</w:t>
             </w:r>
           </w:p>
         </w:tc>
@@ -5263,7 +5263,7 @@
               <w:rPr>
                 <w:sz w:val="16"/>
               </w:rPr>
-              <w:t>467종  (90.3%)</w:t>
+              <w:t>467종  (89.8%)</w:t>
             </w:r>
           </w:p>
         </w:tc>
@@ -5277,7 +5277,7 @@
               <w:rPr>
                 <w:sz w:val="16"/>
               </w:rPr>
-              <w:t>400종  (77.4%)</w:t>
+              <w:t>400종  (76.9%)</w:t>
             </w:r>
           </w:p>
         </w:tc>
@@ -5364,7 +5364,7 @@
               <w:rPr>
                 <w:sz w:val="16"/>
               </w:rPr>
-              <w:t>50종</w:t>
+              <w:t>53종</w:t>
             </w:r>
           </w:p>
         </w:tc>
@@ -5493,7 +5493,7 @@
               <w:rPr>
                 <w:sz w:val="16"/>
               </w:rPr>
-              <w:t>248종</w:t>
+              <w:t>249종</w:t>
             </w:r>
           </w:p>
         </w:tc>
@@ -5507,7 +5507,7 @@
               <w:rPr>
                 <w:sz w:val="16"/>
               </w:rPr>
-              <w:t>564/744  (75.8%)</w:t>
+              <w:t>564/747  (75.5%)</w:t>
             </w:r>
           </w:p>
         </w:tc>
@@ -5521,7 +5521,7 @@
               <w:rPr>
                 <w:sz w:val="16"/>
               </w:rPr>
-              <w:t>65.1%</w:t>
+              <w:t>64.8%</w:t>
             </w:r>
           </w:p>
         </w:tc>
@@ -5535,7 +5535,7 @@
               <w:rPr>
                 <w:sz w:val="16"/>
               </w:rPr>
-              <w:t>119종  (48.0%)</w:t>
+              <w:t>119종  (47.8%)</w:t>
             </w:r>
           </w:p>
         </w:tc>
@@ -5549,7 +5549,7 @@
               <w:rPr>
                 <w:sz w:val="16"/>
               </w:rPr>
-              <w:t>69종  (27.8%)</w:t>
+              <w:t>69종  (27.7%)</w:t>
             </w:r>
           </w:p>
         </w:tc>
@@ -5636,7 +5636,7 @@
               <w:rPr>
                 <w:sz w:val="16"/>
               </w:rPr>
-              <w:t>115종</w:t>
+              <w:t>116종</w:t>
             </w:r>
           </w:p>
         </w:tc>
@@ -5666,7 +5666,7 @@
               <w:rPr>
                 <w:sz w:val="16"/>
               </w:rPr>
-              <w:t>43종</w:t>
+              <w:t>44종</w:t>
             </w:r>
           </w:p>
         </w:tc>
@@ -5696,7 +5696,7 @@
               <w:rPr>
                 <w:sz w:val="16"/>
               </w:rPr>
-              <w:t>22종</w:t>
+              <w:t>23종</w:t>
             </w:r>
           </w:p>
         </w:tc>
@@ -6182,7 +6182,7 @@
           <w:b w:val="0"/>
           <w:sz w:val="19"/>
         </w:rPr>
-        <w:t>물성 정의 184종 전부에 값이 하나 이상 있다(개통률 100%). 아래는 재료 1098종 기준 보유율이다.</w:t>
+        <w:t>물성 정의 186종 전부에 값이 하나 이상 있다(개통률 100%). 아래는 재료 1156종 기준 보유율이다.</w:t>
       </w:r>
     </w:p>
     <w:p>
@@ -6337,7 +6337,7 @@
               <w:rPr>
                 <w:sz w:val="15"/>
               </w:rPr>
-              <w:t>130.8%  ████████████████</w:t>
+              <w:t>130.0%  ████████████████</w:t>
             </w:r>
           </w:p>
         </w:tc>
@@ -6409,7 +6409,7 @@
               <w:rPr>
                 <w:sz w:val="15"/>
               </w:rPr>
-              <w:t>130.2%  ████████████████</w:t>
+              <w:t>129.4%  ████████████████</w:t>
             </w:r>
           </w:p>
         </w:tc>
@@ -6481,7 +6481,7 @@
               <w:rPr>
                 <w:sz w:val="15"/>
               </w:rPr>
-              <w:t>126.3%  ███████████████</w:t>
+              <w:t>125.6%  ███████████████</w:t>
             </w:r>
           </w:p>
         </w:tc>
@@ -6553,7 +6553,7 @@
               <w:rPr>
                 <w:sz w:val="15"/>
               </w:rPr>
-              <w:t>121.3%  ███████████████</w:t>
+              <w:t>120.6%  ██████████████</w:t>
             </w:r>
           </w:p>
         </w:tc>
@@ -6625,7 +6625,7 @@
               <w:rPr>
                 <w:sz w:val="15"/>
               </w:rPr>
-              <w:t>111.8%  █████████████</w:t>
+              <w:t>111.2%  █████████████</w:t>
             </w:r>
           </w:p>
         </w:tc>
@@ -6697,7 +6697,7 @@
               <w:rPr>
                 <w:sz w:val="15"/>
               </w:rPr>
-              <w:t>108.7%  █████████████</w:t>
+              <w:t>108.1%  █████████████</w:t>
             </w:r>
           </w:p>
         </w:tc>
@@ -6769,7 +6769,7 @@
               <w:rPr>
                 <w:sz w:val="15"/>
               </w:rPr>
-              <w:t>87.6%  ███████████·</w:t>
+              <w:t>87.1%  ██████████··</w:t>
             </w:r>
           </w:p>
         </w:tc>
@@ -6841,7 +6841,7 @@
               <w:rPr>
                 <w:sz w:val="15"/>
               </w:rPr>
-              <w:t>83.4%  ██████████··</w:t>
+              <w:t>82.9%  ██████████··</w:t>
             </w:r>
           </w:p>
         </w:tc>
@@ -6913,7 +6913,7 @@
               <w:rPr>
                 <w:sz w:val="15"/>
               </w:rPr>
-              <w:t>79.7%  ██████████··</w:t>
+              <w:t>79.2%  ██████████··</w:t>
             </w:r>
           </w:p>
         </w:tc>
@@ -6971,7 +6971,7 @@
               <w:rPr>
                 <w:sz w:val="15"/>
               </w:rPr>
-              <w:t>394종</w:t>
+              <w:t>395종</w:t>
             </w:r>
           </w:p>
         </w:tc>
@@ -6985,7 +6985,7 @@
               <w:rPr>
                 <w:sz w:val="15"/>
               </w:rPr>
-              <w:t>76.2%  █████████···</w:t>
+              <w:t>76.0%  █████████···</w:t>
             </w:r>
           </w:p>
         </w:tc>
@@ -6999,7 +6999,7 @@
               <w:rPr>
                 <w:sz w:val="15"/>
               </w:rPr>
-              <w:t>408건</w:t>
+              <w:t>413건</w:t>
             </w:r>
           </w:p>
         </w:tc>
@@ -7043,7 +7043,7 @@
               <w:rPr>
                 <w:sz w:val="15"/>
               </w:rPr>
-              <w:t>377종</w:t>
+              <w:t>387종</w:t>
             </w:r>
           </w:p>
         </w:tc>
@@ -7057,7 +7057,7 @@
               <w:rPr>
                 <w:sz w:val="15"/>
               </w:rPr>
-              <w:t>72.9%  █████████···</w:t>
+              <w:t>74.4%  █████████···</w:t>
             </w:r>
           </w:p>
         </w:tc>
@@ -7071,7 +7071,7 @@
               <w:rPr>
                 <w:sz w:val="15"/>
               </w:rPr>
-              <w:t>415건</w:t>
+              <w:t>433건</w:t>
             </w:r>
           </w:p>
         </w:tc>
@@ -7129,7 +7129,7 @@
               <w:rPr>
                 <w:sz w:val="15"/>
               </w:rPr>
-              <w:t>59.4%  ███████·····</w:t>
+              <w:t>59.0%  ███████·····</w:t>
             </w:r>
           </w:p>
         </w:tc>
@@ -7201,7 +7201,7 @@
               <w:rPr>
                 <w:sz w:val="15"/>
               </w:rPr>
-              <w:t>54.2%  ███████·····</w:t>
+              <w:t>53.8%  ██████······</w:t>
             </w:r>
           </w:p>
         </w:tc>
@@ -7273,7 +7273,7 @@
               <w:rPr>
                 <w:sz w:val="15"/>
               </w:rPr>
-              <w:t>46.0%  ██████······</w:t>
+              <w:t>45.8%  █████·······</w:t>
             </w:r>
           </w:p>
         </w:tc>
@@ -7303,7 +7303,7 @@
               <w:rPr>
                 <w:sz w:val="15"/>
               </w:rPr>
-              <w:t>수분흡수율(24h)</w:t>
+              <w:t>박리강도</w:t>
             </w:r>
           </w:p>
         </w:tc>
@@ -7317,7 +7317,7 @@
               <w:rPr>
                 <w:sz w:val="15"/>
               </w:rPr>
-              <w:t>화학</w:t>
+              <w:t>계면</w:t>
             </w:r>
           </w:p>
         </w:tc>
@@ -7331,7 +7331,7 @@
               <w:rPr>
                 <w:sz w:val="15"/>
               </w:rPr>
-              <w:t>218종</w:t>
+              <w:t>226종</w:t>
             </w:r>
           </w:p>
         </w:tc>
@@ -7345,7 +7345,7 @@
               <w:rPr>
                 <w:sz w:val="15"/>
               </w:rPr>
-              <w:t>42.2%  █████·······</w:t>
+              <w:t>43.5%  █████·······</w:t>
             </w:r>
           </w:p>
         </w:tc>
@@ -7359,7 +7359,7 @@
               <w:rPr>
                 <w:sz w:val="15"/>
               </w:rPr>
-              <w:t>242건</w:t>
+              <w:t>789건</w:t>
             </w:r>
           </w:p>
         </w:tc>
@@ -7375,7 +7375,7 @@
               <w:rPr>
                 <w:sz w:val="15"/>
               </w:rPr>
-              <w:t>전방사율</w:t>
+              <w:t>수분흡수율(24h)</w:t>
             </w:r>
           </w:p>
         </w:tc>
@@ -7389,7 +7389,7 @@
               <w:rPr>
                 <w:sz w:val="15"/>
               </w:rPr>
-              <w:t>광학</w:t>
+              <w:t>화학</w:t>
             </w:r>
           </w:p>
         </w:tc>
@@ -7403,7 +7403,7 @@
               <w:rPr>
                 <w:sz w:val="15"/>
               </w:rPr>
-              <w:t>207종</w:t>
+              <w:t>218종</w:t>
             </w:r>
           </w:p>
         </w:tc>
@@ -7417,7 +7417,7 @@
               <w:rPr>
                 <w:sz w:val="15"/>
               </w:rPr>
-              <w:t>40.0%  █████·······</w:t>
+              <w:t>41.9%  █████·······</w:t>
             </w:r>
           </w:p>
         </w:tc>
@@ -7431,7 +7431,7 @@
               <w:rPr>
                 <w:sz w:val="15"/>
               </w:rPr>
-              <w:t>237건</w:t>
+              <w:t>242건</w:t>
             </w:r>
           </w:p>
         </w:tc>
@@ -7447,7 +7447,7 @@
               <w:rPr>
                 <w:sz w:val="15"/>
               </w:rPr>
-              <w:t>박리강도</w:t>
+              <w:t>전방사율</w:t>
             </w:r>
           </w:p>
         </w:tc>
@@ -7461,7 +7461,7 @@
               <w:rPr>
                 <w:sz w:val="15"/>
               </w:rPr>
-              <w:t>계면</w:t>
+              <w:t>광학</w:t>
             </w:r>
           </w:p>
         </w:tc>
@@ -7475,7 +7475,7 @@
               <w:rPr>
                 <w:sz w:val="15"/>
               </w:rPr>
-              <w:t>197종</w:t>
+              <w:t>207종</w:t>
             </w:r>
           </w:p>
         </w:tc>
@@ -7489,7 +7489,7 @@
               <w:rPr>
                 <w:sz w:val="15"/>
               </w:rPr>
-              <w:t>38.1%  █████·······</w:t>
+              <w:t>39.8%  █████·······</w:t>
             </w:r>
           </w:p>
         </w:tc>
@@ -7503,7 +7503,7 @@
               <w:rPr>
                 <w:sz w:val="15"/>
               </w:rPr>
-              <w:t>745건</w:t>
+              <w:t>237건</w:t>
             </w:r>
           </w:p>
         </w:tc>
@@ -7561,7 +7561,7 @@
               <w:rPr>
                 <w:sz w:val="15"/>
               </w:rPr>
-              <w:t>36.4%  ████········</w:t>
+              <w:t>36.2%  ████········</w:t>
             </w:r>
           </w:p>
         </w:tc>
@@ -7633,7 +7633,7 @@
               <w:rPr>
                 <w:sz w:val="15"/>
               </w:rPr>
-              <w:t>33.7%  ████········</w:t>
+              <w:t>33.5%  ████········</w:t>
             </w:r>
           </w:p>
         </w:tc>
@@ -7705,7 +7705,7 @@
               <w:rPr>
                 <w:sz w:val="15"/>
               </w:rPr>
-              <w:t>31.9%  ████········</w:t>
+              <w:t>31.7%  ████········</w:t>
             </w:r>
           </w:p>
         </w:tc>
@@ -9511,7 +9511,7 @@
               <w:rPr>
                 <w:sz w:val="16"/>
               </w:rPr>
-              <w:t>2,375건</w:t>
+              <w:t>2,398건</w:t>
             </w:r>
           </w:p>
         </w:tc>
@@ -9525,7 +9525,7 @@
               <w:rPr>
                 <w:sz w:val="16"/>
               </w:rPr>
-              <w:t>129종</w:t>
+              <w:t>130종</w:t>
             </w:r>
           </w:p>
         </w:tc>
@@ -9569,7 +9569,7 @@
               <w:rPr>
                 <w:sz w:val="16"/>
               </w:rPr>
-              <w:t>1,897건</w:t>
+              <w:t>1,925건</w:t>
             </w:r>
           </w:p>
         </w:tc>
@@ -9583,7 +9583,7 @@
               <w:rPr>
                 <w:sz w:val="16"/>
               </w:rPr>
-              <w:t>112종</w:t>
+              <w:t>114종</w:t>
             </w:r>
           </w:p>
         </w:tc>
@@ -9599,7 +9599,7 @@
               <w:rPr>
                 <w:sz w:val="16"/>
               </w:rPr>
-              <w:t>광학</w:t>
+              <w:t>계면</w:t>
             </w:r>
           </w:p>
         </w:tc>
@@ -9613,7 +9613,7 @@
               <w:rPr>
                 <w:sz w:val="16"/>
               </w:rPr>
-              <w:t>19종</w:t>
+              <w:t>11종</w:t>
             </w:r>
           </w:p>
         </w:tc>
@@ -9627,7 +9627,7 @@
               <w:rPr>
                 <w:sz w:val="16"/>
               </w:rPr>
-              <w:t>1,459건</w:t>
+              <w:t>1,479건</w:t>
             </w:r>
           </w:p>
         </w:tc>
@@ -9641,7 +9641,7 @@
               <w:rPr>
                 <w:sz w:val="16"/>
               </w:rPr>
-              <w:t>31종</w:t>
+              <w:t>44종</w:t>
             </w:r>
           </w:p>
         </w:tc>
@@ -9657,7 +9657,7 @@
               <w:rPr>
                 <w:sz w:val="16"/>
               </w:rPr>
-              <w:t>계면</w:t>
+              <w:t>광학</w:t>
             </w:r>
           </w:p>
         </w:tc>
@@ -9671,7 +9671,7 @@
               <w:rPr>
                 <w:sz w:val="16"/>
               </w:rPr>
-              <w:t>9종</w:t>
+              <w:t>19종</w:t>
             </w:r>
           </w:p>
         </w:tc>
@@ -9685,7 +9685,7 @@
               <w:rPr>
                 <w:sz w:val="16"/>
               </w:rPr>
-              <w:t>1,276건</w:t>
+              <w:t>1,459건</w:t>
             </w:r>
           </w:p>
         </w:tc>
@@ -9699,7 +9699,7 @@
               <w:rPr>
                 <w:sz w:val="16"/>
               </w:rPr>
-              <w:t>43종</w:t>
+              <w:t>31종</w:t>
             </w:r>
           </w:p>
         </w:tc>
@@ -9801,7 +9801,7 @@
               <w:rPr>
                 <w:sz w:val="16"/>
               </w:rPr>
-              <w:t>445건</w:t>
+              <w:t>449건</w:t>
             </w:r>
           </w:p>
         </w:tc>
@@ -9859,7 +9859,7 @@
               <w:rPr>
                 <w:sz w:val="16"/>
               </w:rPr>
-              <w:t>284건</w:t>
+              <w:t>304건</w:t>
             </w:r>
           </w:p>
         </w:tc>
@@ -9873,7 +9873,7 @@
               <w:rPr>
                 <w:sz w:val="16"/>
               </w:rPr>
-              <w:t>27종</w:t>
+              <w:t>31종</w:t>
             </w:r>
           </w:p>
         </w:tc>
@@ -10104,7 +10104,7 @@
               <w:rPr>
                 <w:sz w:val="16"/>
               </w:rPr>
-              <w:t>467종</w:t>
+              <w:t>501종</w:t>
             </w:r>
           </w:p>
         </w:tc>
@@ -10118,7 +10118,7 @@
               <w:rPr>
                 <w:sz w:val="16"/>
               </w:rPr>
-              <w:t>11,249건</w:t>
+              <w:t>11,464건</w:t>
             </w:r>
           </w:p>
         </w:tc>
@@ -10132,7 +10132,7 @@
               <w:rPr>
                 <w:sz w:val="16"/>
               </w:rPr>
-              <w:t>24.1</w:t>
+              <w:t>22.9</w:t>
             </w:r>
           </w:p>
         </w:tc>
@@ -10162,7 +10162,7 @@
               <w:rPr>
                 <w:sz w:val="16"/>
               </w:rPr>
-              <w:t>298종</w:t>
+              <w:t>319종</w:t>
             </w:r>
           </w:p>
         </w:tc>
@@ -10176,7 +10176,7 @@
               <w:rPr>
                 <w:sz w:val="16"/>
               </w:rPr>
-              <w:t>7,425건</w:t>
+              <w:t>7,477건</w:t>
             </w:r>
           </w:p>
         </w:tc>
@@ -10190,7 +10190,7 @@
               <w:rPr>
                 <w:sz w:val="16"/>
               </w:rPr>
-              <w:t>24.9</w:t>
+              <w:t>23.4</w:t>
             </w:r>
           </w:p>
         </w:tc>
@@ -10220,7 +10220,7 @@
               <w:rPr>
                 <w:sz w:val="16"/>
               </w:rPr>
-              <w:t>167종</w:t>
+              <w:t>170종</w:t>
             </w:r>
           </w:p>
         </w:tc>
@@ -10234,7 +10234,7 @@
               <w:rPr>
                 <w:sz w:val="16"/>
               </w:rPr>
-              <w:t>5,200건</w:t>
+              <w:t>5,211건</w:t>
             </w:r>
           </w:p>
         </w:tc>
@@ -10248,7 +10248,7 @@
               <w:rPr>
                 <w:sz w:val="16"/>
               </w:rPr>
-              <w:t>31.1</w:t>
+              <w:t>30.7</w:t>
             </w:r>
           </w:p>
         </w:tc>
@@ -10568,7 +10568,7 @@
               <w:rPr>
                 <w:sz w:val="16"/>
               </w:rPr>
-              <w:t>15,352</w:t>
+              <w:t>15,630</w:t>
             </w:r>
           </w:p>
         </w:tc>
@@ -10582,7 +10582,7 @@
               <w:rPr>
                 <w:sz w:val="16"/>
               </w:rPr>
-              <w:t>55.5%</w:t>
+              <w:t>55.9%</w:t>
             </w:r>
           </w:p>
         </w:tc>
@@ -10640,7 +10640,7 @@
               <w:rPr>
                 <w:sz w:val="16"/>
               </w:rPr>
-              <w:t>6.7%</w:t>
+              <w:t>6.6%</w:t>
             </w:r>
           </w:p>
         </w:tc>
@@ -10698,7 +10698,7 @@
               <w:rPr>
                 <w:sz w:val="16"/>
               </w:rPr>
-              <w:t>21.6%</w:t>
+              <w:t>21.4%</w:t>
             </w:r>
           </w:p>
         </w:tc>
@@ -10756,7 +10756,7 @@
               <w:rPr>
                 <w:sz w:val="16"/>
               </w:rPr>
-              <w:t>16.3%</w:t>
+              <w:t>16.1%</w:t>
             </w:r>
           </w:p>
         </w:tc>
@@ -10855,7 +10855,7 @@
               <w:rPr>
                 <w:sz w:val="16"/>
               </w:rPr>
-              <w:t>916</w:t>
+              <w:t>922</w:t>
             </w:r>
           </w:p>
         </w:tc>
@@ -11223,7 +11223,7 @@
               <w:rPr>
                 <w:sz w:val="15"/>
               </w:rPr>
-              <w:t>낙하·충격 준비율 82.6%</w:t>
+              <w:t>낙하·충격 준비율 82.1%</w:t>
             </w:r>
           </w:p>
         </w:tc>
@@ -11281,7 +11281,7 @@
               <w:rPr>
                 <w:sz w:val="15"/>
               </w:rPr>
-              <w:t>열전달·방열 준비율 87.2% · 결로 두 갈래를 동시에 막는다</w:t>
+              <w:t>열전달·방열 준비율 86.7% · 결로 두 갈래를 동시에 막는다</w:t>
             </w:r>
           </w:p>
         </w:tc>
@@ -11339,7 +11339,7 @@
               <w:rPr>
                 <w:sz w:val="15"/>
               </w:rPr>
-              <w:t>폴더블 벤딩 준비율 88.0%</w:t>
+              <w:t>폴더블 벤딩 준비율 87.1%</w:t>
             </w:r>
           </w:p>
         </w:tc>
@@ -11397,7 +11397,7 @@
               <w:rPr>
                 <w:sz w:val="15"/>
               </w:rPr>
-              <w:t>결로(표면) 준비율 85.7%</w:t>
+              <w:t>결로(표면) 준비율 85.2%</w:t>
             </w:r>
           </w:p>
         </w:tc>
@@ -11455,7 +11455,7 @@
               <w:rPr>
                 <w:sz w:val="15"/>
               </w:rPr>
-              <w:t>피로·수명 준비율 48.0%</w:t>
+              <w:t>피로·수명 준비율 47.8%</w:t>
             </w:r>
           </w:p>
         </w:tc>

--- a/MaterialTwin_물성확보현황_해석가능성.docx
+++ b/MaterialTwin_물성확보현황_해석가능성.docx
@@ -31,7 +31,7 @@
           <w:color w:val="606060"/>
           <w:sz w:val="18"/>
         </w:rPr>
-        <w:t>2026-08-15 · 재료 1,156종 · 물성값 27,964건 · 출처 2,356건 · 물성 정의 186종</w:t>
+        <w:t>2026-08-15 · 재료 1,167종 · 물성값 28,105건 · 출처 2,361건 · 물성 정의 186종</w:t>
       </w:r>
     </w:p>
     <w:p/>
@@ -52,7 +52,7 @@
           <w:b/>
           <w:sz w:val="22"/>
         </w:rPr>
-        <w:t>13개 해석이 요구하는 (재료 × 필수물성) 격자 13,935칸 중 12,275칸이 채워졌다 — 전체 88.1%.</w:t>
+        <w:t>13개 해석이 요구하는 (재료 × 필수물성) 격자 13,997칸 중 12,327칸이 채워졌다 — 전체 88.1%.</w:t>
       </w:r>
     </w:p>
     <w:p>
@@ -269,7 +269,7 @@
           <w:b/>
           <w:sz w:val="19"/>
         </w:rPr>
-        <w:t>셀 채움률이 높아도 재료 준비율은 낮을 수 있다. 재료마다 비어 있는 칸이 다르면 그렇게 된다 — 피로·수명이 정확히 그 경우다(셀 75.5% vs 준비 47.8%). **수집 진척과 해석 가능성을 같은 숫자로 말하면 안 된다.**</w:t>
+        <w:t>셀 채움률이 높아도 재료 준비율은 낮을 수 있다. 재료마다 비어 있는 칸이 다르면 그렇게 된다 — 피로·수명이 정확히 그 경우다(셀 76.3% vs 준비 49.4%). **수집 진척과 해석 가능성을 같은 숫자로 말하면 안 된다.**</w:t>
       </w:r>
     </w:p>
     <w:p>
@@ -428,7 +428,7 @@
               <w:rPr>
                 <w:sz w:val="15"/>
               </w:rPr>
-              <w:t>520</w:t>
+              <w:t>522</w:t>
             </w:r>
           </w:p>
         </w:tc>
@@ -442,7 +442,7 @@
               <w:rPr>
                 <w:sz w:val="15"/>
               </w:rPr>
-              <w:t>1400/1560</w:t>
+              <w:t>1407/1566</w:t>
             </w:r>
           </w:p>
         </w:tc>
@@ -456,7 +456,7 @@
               <w:rPr>
                 <w:sz w:val="15"/>
               </w:rPr>
-              <w:t>89.7%  █████████·</w:t>
+              <w:t>89.8%  █████████·</w:t>
             </w:r>
           </w:p>
         </w:tc>
@@ -470,7 +470,7 @@
               <w:rPr>
                 <w:sz w:val="15"/>
               </w:rPr>
-              <w:t>59.0%</w:t>
+              <w:t>59.2%</w:t>
             </w:r>
           </w:p>
         </w:tc>
@@ -484,7 +484,7 @@
               <w:rPr>
                 <w:sz w:val="15"/>
               </w:rPr>
-              <w:t>452  (86.9%)</w:t>
+              <w:t>453  (86.8%)</w:t>
             </w:r>
           </w:p>
         </w:tc>
@@ -498,7 +498,7 @@
               <w:rPr>
                 <w:sz w:val="15"/>
               </w:rPr>
-              <w:t>poisson_ratio — 64종</w:t>
+              <w:t>poisson_ratio — 66종</w:t>
             </w:r>
           </w:p>
         </w:tc>
@@ -528,7 +528,7 @@
               <w:rPr>
                 <w:sz w:val="15"/>
               </w:rPr>
-              <w:t>520</w:t>
+              <w:t>522</w:t>
             </w:r>
           </w:p>
         </w:tc>
@@ -542,7 +542,7 @@
               <w:rPr>
                 <w:sz w:val="15"/>
               </w:rPr>
-              <w:t>2294/2600</w:t>
+              <w:t>2301/2610</w:t>
             </w:r>
           </w:p>
         </w:tc>
@@ -570,7 +570,7 @@
               <w:rPr>
                 <w:sz w:val="15"/>
               </w:rPr>
-              <w:t>50.1%</w:t>
+              <w:t>50.2%</w:t>
             </w:r>
           </w:p>
         </w:tc>
@@ -584,7 +584,7 @@
               <w:rPr>
                 <w:sz w:val="15"/>
               </w:rPr>
-              <w:t>427  (82.1%)</w:t>
+              <w:t>427  (81.8%)</w:t>
             </w:r>
           </w:p>
         </w:tc>
@@ -598,7 +598,7 @@
               <w:rPr>
                 <w:sz w:val="15"/>
               </w:rPr>
-              <w:t>cowper_symonds_c | cowper_symonds_p  — 74종</w:t>
+              <w:t>cowper_symonds_c | cowper_symonds_p  — 76종</w:t>
             </w:r>
           </w:p>
         </w:tc>
@@ -628,7 +628,7 @@
               <w:rPr>
                 <w:sz w:val="15"/>
               </w:rPr>
-              <w:t>520</w:t>
+              <w:t>522</w:t>
             </w:r>
           </w:p>
         </w:tc>
@@ -642,7 +642,7 @@
               <w:rPr>
                 <w:sz w:val="15"/>
               </w:rPr>
-              <w:t>1370/1560</w:t>
+              <w:t>1377/1566</w:t>
             </w:r>
           </w:p>
         </w:tc>
@@ -656,7 +656,7 @@
               <w:rPr>
                 <w:sz w:val="15"/>
               </w:rPr>
-              <w:t>87.8%  █████████·</w:t>
+              <w:t>87.9%  █████████·</w:t>
             </w:r>
           </w:p>
         </w:tc>
@@ -670,7 +670,7 @@
               <w:rPr>
                 <w:sz w:val="15"/>
               </w:rPr>
-              <w:t>63.1%</w:t>
+              <w:t>63.3%</w:t>
             </w:r>
           </w:p>
         </w:tc>
@@ -684,7 +684,7 @@
               <w:rPr>
                 <w:sz w:val="15"/>
               </w:rPr>
-              <w:t>451  (86.7%)</w:t>
+              <w:t>451  (86.4%)</w:t>
             </w:r>
           </w:p>
         </w:tc>
@@ -698,7 +698,7 @@
               <w:rPr>
                 <w:sz w:val="15"/>
               </w:rPr>
-              <w:t>conductivity — 66종</w:t>
+              <w:t>conductivity — 68종</w:t>
             </w:r>
           </w:p>
         </w:tc>
@@ -728,7 +728,7 @@
               <w:rPr>
                 <w:sz w:val="15"/>
               </w:rPr>
-              <w:t>520</w:t>
+              <w:t>522</w:t>
             </w:r>
           </w:p>
         </w:tc>
@@ -742,7 +742,7 @@
               <w:rPr>
                 <w:sz w:val="15"/>
               </w:rPr>
-              <w:t>1861/2080</w:t>
+              <w:t>1868/2088</w:t>
             </w:r>
           </w:p>
         </w:tc>
@@ -770,7 +770,7 @@
               <w:rPr>
                 <w:sz w:val="15"/>
               </w:rPr>
-              <w:t>60.8%</w:t>
+              <w:t>60.9%</w:t>
             </w:r>
           </w:p>
         </w:tc>
@@ -784,7 +784,7 @@
               <w:rPr>
                 <w:sz w:val="15"/>
               </w:rPr>
-              <w:t>448  (86.2%)</w:t>
+              <w:t>448  (85.8%)</w:t>
             </w:r>
           </w:p>
         </w:tc>
@@ -798,7 +798,7 @@
               <w:rPr>
                 <w:sz w:val="15"/>
               </w:rPr>
-              <w:t>poisson_ratio — 64종</w:t>
+              <w:t>poisson_ratio — 66종</w:t>
             </w:r>
           </w:p>
         </w:tc>
@@ -828,7 +828,7 @@
               <w:rPr>
                 <w:sz w:val="15"/>
               </w:rPr>
-              <w:t>202</w:t>
+              <w:t>204</w:t>
             </w:r>
           </w:p>
         </w:tc>
@@ -842,7 +842,7 @@
               <w:rPr>
                 <w:sz w:val="15"/>
               </w:rPr>
-              <w:t>738/808</w:t>
+              <w:t>742/816</w:t>
             </w:r>
           </w:p>
         </w:tc>
@@ -856,7 +856,7 @@
               <w:rPr>
                 <w:sz w:val="15"/>
               </w:rPr>
-              <w:t>91.3%  █████████·</w:t>
+              <w:t>90.9%  █████████·</w:t>
             </w:r>
           </w:p>
         </w:tc>
@@ -870,7 +870,7 @@
               <w:rPr>
                 <w:sz w:val="15"/>
               </w:rPr>
-              <w:t>55.7%</w:t>
+              <w:t>55.6%</w:t>
             </w:r>
           </w:p>
         </w:tc>
@@ -884,7 +884,7 @@
               <w:rPr>
                 <w:sz w:val="15"/>
               </w:rPr>
-              <w:t>176  (87.1%)</w:t>
+              <w:t>176  (86.3%)</w:t>
             </w:r>
           </w:p>
         </w:tc>
@@ -928,7 +928,7 @@
               <w:rPr>
                 <w:sz w:val="15"/>
               </w:rPr>
-              <w:t>520</w:t>
+              <w:t>522</w:t>
             </w:r>
           </w:p>
         </w:tc>
@@ -942,7 +942,7 @@
               <w:rPr>
                 <w:sz w:val="15"/>
               </w:rPr>
-              <w:t>1814/2080</w:t>
+              <w:t>1821/2088</w:t>
             </w:r>
           </w:p>
         </w:tc>
@@ -970,7 +970,7 @@
               <w:rPr>
                 <w:sz w:val="15"/>
               </w:rPr>
-              <w:t>64.7%</w:t>
+              <w:t>64.8%</w:t>
             </w:r>
           </w:p>
         </w:tc>
@@ -984,7 +984,7 @@
               <w:rPr>
                 <w:sz w:val="15"/>
               </w:rPr>
-              <w:t>443  (85.2%)</w:t>
+              <w:t>443  (84.9%)</w:t>
             </w:r>
           </w:p>
         </w:tc>
@@ -998,7 +998,7 @@
               <w:rPr>
                 <w:sz w:val="15"/>
               </w:rPr>
-              <w:t>contact_angle_water | surface_energy — 76종</w:t>
+              <w:t>contact_angle_water | surface_energy — 78종</w:t>
             </w:r>
           </w:p>
         </w:tc>
@@ -1028,7 +1028,7 @@
               <w:rPr>
                 <w:sz w:val="15"/>
               </w:rPr>
-              <w:t>359</w:t>
+              <w:t>361</w:t>
             </w:r>
           </w:p>
         </w:tc>
@@ -1042,7 +1042,7 @@
               <w:rPr>
                 <w:sz w:val="15"/>
               </w:rPr>
-              <w:t>1297/1436</w:t>
+              <w:t>1299/1444</w:t>
             </w:r>
           </w:p>
         </w:tc>
@@ -1056,7 +1056,7 @@
               <w:rPr>
                 <w:sz w:val="15"/>
               </w:rPr>
-              <w:t>90.3%  █████████·</w:t>
+              <w:t>90.0%  █████████·</w:t>
             </w:r>
           </w:p>
         </w:tc>
@@ -1070,7 +1070,7 @@
               <w:rPr>
                 <w:sz w:val="15"/>
               </w:rPr>
-              <w:t>61.3%</w:t>
+              <w:t>61.1%</w:t>
             </w:r>
           </w:p>
         </w:tc>
@@ -1084,7 +1084,7 @@
               <w:rPr>
                 <w:sz w:val="15"/>
               </w:rPr>
-              <w:t>320  (89.1%)</w:t>
+              <w:t>320  (88.6%)</w:t>
             </w:r>
           </w:p>
         </w:tc>
@@ -1098,7 +1098,7 @@
               <w:rPr>
                 <w:sz w:val="15"/>
               </w:rPr>
-              <w:t>specific_heat — 38종</w:t>
+              <w:t>specific_heat — 40종</w:t>
             </w:r>
           </w:p>
         </w:tc>
@@ -1228,7 +1228,7 @@
               <w:rPr>
                 <w:sz w:val="15"/>
               </w:rPr>
-              <w:t>202</w:t>
+              <w:t>204</w:t>
             </w:r>
           </w:p>
         </w:tc>
@@ -1242,7 +1242,7 @@
               <w:rPr>
                 <w:sz w:val="15"/>
               </w:rPr>
-              <w:t>335/404</w:t>
+              <w:t>337/408</w:t>
             </w:r>
           </w:p>
         </w:tc>
@@ -1256,7 +1256,7 @@
               <w:rPr>
                 <w:sz w:val="15"/>
               </w:rPr>
-              <w:t>82.9%  ████████··</w:t>
+              <w:t>82.6%  ████████··</w:t>
             </w:r>
           </w:p>
         </w:tc>
@@ -1270,7 +1270,7 @@
               <w:rPr>
                 <w:sz w:val="15"/>
               </w:rPr>
-              <w:t>65.3%</w:t>
+              <w:t>65.2%</w:t>
             </w:r>
           </w:p>
         </w:tc>
@@ -1284,7 +1284,7 @@
               <w:rPr>
                 <w:sz w:val="15"/>
               </w:rPr>
-              <w:t>142  (70.3%)</w:t>
+              <w:t>144  (70.6%)</w:t>
             </w:r>
           </w:p>
         </w:tc>
@@ -1298,7 +1298,7 @@
               <w:rPr>
                 <w:sz w:val="15"/>
               </w:rPr>
-              <w:t>peel_strength | lap_shear_strength | — 51종</w:t>
+              <w:t>peel_strength | lap_shear_strength | — 53종</w:t>
             </w:r>
           </w:p>
         </w:tc>
@@ -1328,7 +1328,7 @@
               <w:rPr>
                 <w:sz w:val="15"/>
               </w:rPr>
-              <w:t>520</w:t>
+              <w:t>522</w:t>
             </w:r>
           </w:p>
         </w:tc>
@@ -1342,7 +1342,7 @@
               <w:rPr>
                 <w:sz w:val="15"/>
               </w:rPr>
-              <w:t>467/520</w:t>
+              <w:t>470/522</w:t>
             </w:r>
           </w:p>
         </w:tc>
@@ -1356,7 +1356,7 @@
               <w:rPr>
                 <w:sz w:val="15"/>
               </w:rPr>
-              <w:t>89.8%  █████████·</w:t>
+              <w:t>90.0%  █████████·</w:t>
             </w:r>
           </w:p>
         </w:tc>
@@ -1370,7 +1370,7 @@
               <w:rPr>
                 <w:sz w:val="15"/>
               </w:rPr>
-              <w:t>76.9%</w:t>
+              <w:t>77.2%</w:t>
             </w:r>
           </w:p>
         </w:tc>
@@ -1384,7 +1384,7 @@
               <w:rPr>
                 <w:sz w:val="15"/>
               </w:rPr>
-              <w:t>467  (89.8%)</w:t>
+              <w:t>470  (90.0%)</w:t>
             </w:r>
           </w:p>
         </w:tc>
@@ -1398,7 +1398,7 @@
               <w:rPr>
                 <w:sz w:val="15"/>
               </w:rPr>
-              <w:t>dielectric_constant | resistivity_vo — 53종</w:t>
+              <w:t>dielectric_constant | resistivity_vo — 52종</w:t>
             </w:r>
           </w:p>
         </w:tc>
@@ -1442,7 +1442,7 @@
               <w:rPr>
                 <w:sz w:val="15"/>
               </w:rPr>
-              <w:t>564/747</w:t>
+              <w:t>570/747</w:t>
             </w:r>
           </w:p>
         </w:tc>
@@ -1456,7 +1456,7 @@
               <w:rPr>
                 <w:sz w:val="15"/>
               </w:rPr>
-              <w:t>75.5%  ████████··</w:t>
+              <w:t>76.3%  ████████··</w:t>
             </w:r>
           </w:p>
         </w:tc>
@@ -1470,7 +1470,7 @@
               <w:rPr>
                 <w:sz w:val="15"/>
               </w:rPr>
-              <w:t>64.8%</w:t>
+              <w:t>65.6%</w:t>
             </w:r>
           </w:p>
         </w:tc>
@@ -1484,7 +1484,7 @@
               <w:rPr>
                 <w:sz w:val="15"/>
               </w:rPr>
-              <w:t>119  (47.8%)</w:t>
+              <w:t>123  (49.4%)</w:t>
             </w:r>
           </w:p>
         </w:tc>
@@ -1628,7 +1628,7 @@
               <w:rPr>
                 <w:sz w:val="15"/>
               </w:rPr>
-              <w:t>48</w:t>
+              <w:t>50</w:t>
             </w:r>
           </w:p>
         </w:tc>
@@ -1642,7 +1642,7 @@
               <w:rPr>
                 <w:sz w:val="15"/>
               </w:rPr>
-              <w:t>45/48</w:t>
+              <w:t>45/50</w:t>
             </w:r>
           </w:p>
         </w:tc>
@@ -1656,7 +1656,7 @@
               <w:rPr>
                 <w:sz w:val="15"/>
               </w:rPr>
-              <w:t>93.8%  █████████·</w:t>
+              <w:t>90.0%  █████████·</w:t>
             </w:r>
           </w:p>
         </w:tc>
@@ -1670,7 +1670,7 @@
               <w:rPr>
                 <w:sz w:val="15"/>
               </w:rPr>
-              <w:t>77.1%</w:t>
+              <w:t>74.0%</w:t>
             </w:r>
           </w:p>
         </w:tc>
@@ -1684,7 +1684,7 @@
               <w:rPr>
                 <w:sz w:val="15"/>
               </w:rPr>
-              <w:t>45  (93.8%)</w:t>
+              <w:t>45  (90.0%)</w:t>
             </w:r>
           </w:p>
         </w:tc>
@@ -1698,7 +1698,7 @@
               <w:rPr>
                 <w:sz w:val="15"/>
               </w:rPr>
-              <w:t>gas_permeability_o2 | gas_solubility — 3종</w:t>
+              <w:t>gas_permeability_o2 | gas_solubility — 5종</w:t>
             </w:r>
           </w:p>
         </w:tc>
@@ -1813,7 +1813,7 @@
               <w:rPr>
                 <w:sz w:val="16"/>
               </w:rPr>
-              <w:t>산소소광-발광체 100.0% · 초탄성(실링·완충) 97.8% · 산소확산-매트릭스 93.8% · 전기·EMI 89.8% · 결로(투습) 89.1% · 폴더블 벤딩 87.1% · 구조·강성 86.9% · 열전달·방열 86.7% · 열응력·워피지 86.2% · 결로(표면) 85.2% · 낙하·충격 82.1% · 접착·박리 70.3%</w:t>
+              <w:t>산소소광-발광체 100.0% · 초탄성(실링·완충) 97.8% · 전기·EMI 90.0% · 산소확산-매트릭스 90.0% · 결로(투습) 88.6% · 구조·강성 86.8% · 열전달·방열 86.4% · 폴더블 벤딩 86.3% · 열응력·워피지 85.8% · 결로(표면) 84.9% · 낙하·충격 81.8% · 접착·박리 70.6%</w:t>
             </w:r>
           </w:p>
         </w:tc>
@@ -1857,7 +1857,7 @@
               <w:rPr>
                 <w:sz w:val="16"/>
               </w:rPr>
-              <w:t>피로·수명 47.8%</w:t>
+              <w:t>피로·수명 49.4%</w:t>
             </w:r>
           </w:p>
         </w:tc>
@@ -2113,7 +2113,7 @@
               <w:rPr>
                 <w:sz w:val="16"/>
               </w:rPr>
-              <w:t>520종</w:t>
+              <w:t>522종</w:t>
             </w:r>
           </w:p>
         </w:tc>
@@ -2127,7 +2127,7 @@
               <w:rPr>
                 <w:sz w:val="16"/>
               </w:rPr>
-              <w:t>1400/1560  (89.7%)</w:t>
+              <w:t>1407/1566  (89.8%)</w:t>
             </w:r>
           </w:p>
         </w:tc>
@@ -2141,7 +2141,7 @@
               <w:rPr>
                 <w:sz w:val="16"/>
               </w:rPr>
-              <w:t>59.0%</w:t>
+              <w:t>59.2%</w:t>
             </w:r>
           </w:p>
         </w:tc>
@@ -2155,7 +2155,7 @@
               <w:rPr>
                 <w:sz w:val="16"/>
               </w:rPr>
-              <w:t>452종  (86.9%)</w:t>
+              <w:t>453종  (86.8%)</w:t>
             </w:r>
           </w:p>
         </w:tc>
@@ -2169,7 +2169,7 @@
               <w:rPr>
                 <w:sz w:val="16"/>
               </w:rPr>
-              <w:t>178종  (34.2%)</w:t>
+              <w:t>179종  (34.3%)</w:t>
             </w:r>
           </w:p>
         </w:tc>
@@ -2256,7 +2256,7 @@
               <w:rPr>
                 <w:sz w:val="16"/>
               </w:rPr>
-              <w:t>64종</w:t>
+              <w:t>66종</w:t>
             </w:r>
           </w:p>
         </w:tc>
@@ -2286,7 +2286,7 @@
               <w:rPr>
                 <w:sz w:val="16"/>
               </w:rPr>
-              <w:t>59종</w:t>
+              <w:t>54종</w:t>
             </w:r>
           </w:p>
         </w:tc>
@@ -2316,7 +2316,7 @@
               <w:rPr>
                 <w:sz w:val="16"/>
               </w:rPr>
-              <w:t>37종</w:t>
+              <w:t>39종</w:t>
             </w:r>
           </w:p>
         </w:tc>
@@ -2445,7 +2445,7 @@
               <w:rPr>
                 <w:sz w:val="16"/>
               </w:rPr>
-              <w:t>520종</w:t>
+              <w:t>522종</w:t>
             </w:r>
           </w:p>
         </w:tc>
@@ -2459,7 +2459,7 @@
               <w:rPr>
                 <w:sz w:val="16"/>
               </w:rPr>
-              <w:t>2294/2600  (88.2%)</w:t>
+              <w:t>2301/2610  (88.2%)</w:t>
             </w:r>
           </w:p>
         </w:tc>
@@ -2473,7 +2473,7 @@
               <w:rPr>
                 <w:sz w:val="16"/>
               </w:rPr>
-              <w:t>50.1%</w:t>
+              <w:t>50.2%</w:t>
             </w:r>
           </w:p>
         </w:tc>
@@ -2487,7 +2487,7 @@
               <w:rPr>
                 <w:sz w:val="16"/>
               </w:rPr>
-              <w:t>427종  (82.1%)</w:t>
+              <w:t>427종  (81.8%)</w:t>
             </w:r>
           </w:p>
         </w:tc>
@@ -2588,7 +2588,7 @@
               <w:rPr>
                 <w:sz w:val="16"/>
               </w:rPr>
-              <w:t>74종</w:t>
+              <w:t>76종</w:t>
             </w:r>
           </w:p>
         </w:tc>
@@ -2618,7 +2618,7 @@
               <w:rPr>
                 <w:sz w:val="16"/>
               </w:rPr>
-              <w:t>72종</w:t>
+              <w:t>74종</w:t>
             </w:r>
           </w:p>
         </w:tc>
@@ -2648,7 +2648,7 @@
               <w:rPr>
                 <w:sz w:val="16"/>
               </w:rPr>
-              <w:t>64종</w:t>
+              <w:t>66종</w:t>
             </w:r>
           </w:p>
         </w:tc>
@@ -2678,7 +2678,7 @@
               <w:rPr>
                 <w:sz w:val="16"/>
               </w:rPr>
-              <w:t>59종</w:t>
+              <w:t>54종</w:t>
             </w:r>
           </w:p>
         </w:tc>
@@ -2708,7 +2708,7 @@
               <w:rPr>
                 <w:sz w:val="16"/>
               </w:rPr>
-              <w:t>37종</w:t>
+              <w:t>39종</w:t>
             </w:r>
           </w:p>
         </w:tc>
@@ -2837,7 +2837,7 @@
               <w:rPr>
                 <w:sz w:val="16"/>
               </w:rPr>
-              <w:t>520종</w:t>
+              <w:t>522종</w:t>
             </w:r>
           </w:p>
         </w:tc>
@@ -2851,7 +2851,7 @@
               <w:rPr>
                 <w:sz w:val="16"/>
               </w:rPr>
-              <w:t>1370/1560  (87.8%)</w:t>
+              <w:t>1377/1566  (87.9%)</w:t>
             </w:r>
           </w:p>
         </w:tc>
@@ -2865,7 +2865,7 @@
               <w:rPr>
                 <w:sz w:val="16"/>
               </w:rPr>
-              <w:t>63.1%</w:t>
+              <w:t>63.3%</w:t>
             </w:r>
           </w:p>
         </w:tc>
@@ -2879,7 +2879,7 @@
               <w:rPr>
                 <w:sz w:val="16"/>
               </w:rPr>
-              <w:t>451종  (86.7%)</w:t>
+              <w:t>451종  (86.4%)</w:t>
             </w:r>
           </w:p>
         </w:tc>
@@ -2893,7 +2893,7 @@
               <w:rPr>
                 <w:sz w:val="16"/>
               </w:rPr>
-              <w:t>208종  (40.0%)</w:t>
+              <w:t>208종  (39.8%)</w:t>
             </w:r>
           </w:p>
         </w:tc>
@@ -2980,7 +2980,7 @@
               <w:rPr>
                 <w:sz w:val="16"/>
               </w:rPr>
-              <w:t>66종</w:t>
+              <w:t>68종</w:t>
             </w:r>
           </w:p>
         </w:tc>
@@ -3010,7 +3010,7 @@
               <w:rPr>
                 <w:sz w:val="16"/>
               </w:rPr>
-              <w:t>65종</w:t>
+              <w:t>67종</w:t>
             </w:r>
           </w:p>
         </w:tc>
@@ -3040,7 +3040,7 @@
               <w:rPr>
                 <w:sz w:val="16"/>
               </w:rPr>
-              <w:t>59종</w:t>
+              <w:t>54종</w:t>
             </w:r>
           </w:p>
         </w:tc>
@@ -3169,7 +3169,7 @@
               <w:rPr>
                 <w:sz w:val="16"/>
               </w:rPr>
-              <w:t>520종</w:t>
+              <w:t>522종</w:t>
             </w:r>
           </w:p>
         </w:tc>
@@ -3183,7 +3183,7 @@
               <w:rPr>
                 <w:sz w:val="16"/>
               </w:rPr>
-              <w:t>1861/2080  (89.5%)</w:t>
+              <w:t>1868/2088  (89.5%)</w:t>
             </w:r>
           </w:p>
         </w:tc>
@@ -3197,7 +3197,7 @@
               <w:rPr>
                 <w:sz w:val="16"/>
               </w:rPr>
-              <w:t>60.8%</w:t>
+              <w:t>60.9%</w:t>
             </w:r>
           </w:p>
         </w:tc>
@@ -3211,7 +3211,7 @@
               <w:rPr>
                 <w:sz w:val="16"/>
               </w:rPr>
-              <w:t>448종  (86.2%)</w:t>
+              <w:t>448종  (85.8%)</w:t>
             </w:r>
           </w:p>
         </w:tc>
@@ -3225,7 +3225,7 @@
               <w:rPr>
                 <w:sz w:val="16"/>
               </w:rPr>
-              <w:t>169종  (32.5%)</w:t>
+              <w:t>169종  (32.4%)</w:t>
             </w:r>
           </w:p>
         </w:tc>
@@ -3312,7 +3312,7 @@
               <w:rPr>
                 <w:sz w:val="16"/>
               </w:rPr>
-              <w:t>64종</w:t>
+              <w:t>66종</w:t>
             </w:r>
           </w:p>
         </w:tc>
@@ -3342,7 +3342,7 @@
               <w:rPr>
                 <w:sz w:val="16"/>
               </w:rPr>
-              <w:t>59종</w:t>
+              <w:t>61종</w:t>
             </w:r>
           </w:p>
         </w:tc>
@@ -3372,7 +3372,7 @@
               <w:rPr>
                 <w:sz w:val="16"/>
               </w:rPr>
-              <w:t>59종</w:t>
+              <w:t>54종</w:t>
             </w:r>
           </w:p>
         </w:tc>
@@ -3402,7 +3402,7 @@
               <w:rPr>
                 <w:sz w:val="16"/>
               </w:rPr>
-              <w:t>37종</w:t>
+              <w:t>39종</w:t>
             </w:r>
           </w:p>
         </w:tc>
@@ -3531,7 +3531,7 @@
               <w:rPr>
                 <w:sz w:val="16"/>
               </w:rPr>
-              <w:t>202종</w:t>
+              <w:t>204종</w:t>
             </w:r>
           </w:p>
         </w:tc>
@@ -3545,7 +3545,7 @@
               <w:rPr>
                 <w:sz w:val="16"/>
               </w:rPr>
-              <w:t>738/808  (91.3%)</w:t>
+              <w:t>742/816  (90.9%)</w:t>
             </w:r>
           </w:p>
         </w:tc>
@@ -3559,7 +3559,7 @@
               <w:rPr>
                 <w:sz w:val="16"/>
               </w:rPr>
-              <w:t>55.7%</w:t>
+              <w:t>55.6%</w:t>
             </w:r>
           </w:p>
         </w:tc>
@@ -3573,7 +3573,7 @@
               <w:rPr>
                 <w:sz w:val="16"/>
               </w:rPr>
-              <w:t>176종  (87.1%)</w:t>
+              <w:t>176종  (86.3%)</w:t>
             </w:r>
           </w:p>
         </w:tc>
@@ -3587,7 +3587,7 @@
               <w:rPr>
                 <w:sz w:val="16"/>
               </w:rPr>
-              <w:t>41종  (20.3%)</w:t>
+              <w:t>41종  (20.1%)</w:t>
             </w:r>
           </w:p>
         </w:tc>
@@ -3704,7 +3704,7 @@
               <w:rPr>
                 <w:sz w:val="16"/>
               </w:rPr>
-              <w:t>18종</w:t>
+              <w:t>20종</w:t>
             </w:r>
           </w:p>
         </w:tc>
@@ -3764,7 +3764,7 @@
               <w:rPr>
                 <w:sz w:val="16"/>
               </w:rPr>
-              <w:t>9종</w:t>
+              <w:t>11종</w:t>
             </w:r>
           </w:p>
         </w:tc>
@@ -3893,7 +3893,7 @@
               <w:rPr>
                 <w:sz w:val="16"/>
               </w:rPr>
-              <w:t>520종</w:t>
+              <w:t>522종</w:t>
             </w:r>
           </w:p>
         </w:tc>
@@ -3907,7 +3907,7 @@
               <w:rPr>
                 <w:sz w:val="16"/>
               </w:rPr>
-              <w:t>1814/2080  (87.2%)</w:t>
+              <w:t>1821/2088  (87.2%)</w:t>
             </w:r>
           </w:p>
         </w:tc>
@@ -3921,7 +3921,7 @@
               <w:rPr>
                 <w:sz w:val="16"/>
               </w:rPr>
-              <w:t>64.7%</w:t>
+              <w:t>64.8%</w:t>
             </w:r>
           </w:p>
         </w:tc>
@@ -3935,7 +3935,7 @@
               <w:rPr>
                 <w:sz w:val="16"/>
               </w:rPr>
-              <w:t>443종  (85.2%)</w:t>
+              <w:t>443종  (84.9%)</w:t>
             </w:r>
           </w:p>
         </w:tc>
@@ -3949,7 +3949,7 @@
               <w:rPr>
                 <w:sz w:val="16"/>
               </w:rPr>
-              <w:t>185종  (35.6%)</w:t>
+              <w:t>185종  (35.4%)</w:t>
             </w:r>
           </w:p>
         </w:tc>
@@ -4036,7 +4036,7 @@
               <w:rPr>
                 <w:sz w:val="16"/>
               </w:rPr>
-              <w:t>76종</w:t>
+              <w:t>78종</w:t>
             </w:r>
           </w:p>
         </w:tc>
@@ -4066,7 +4066,7 @@
               <w:rPr>
                 <w:sz w:val="16"/>
               </w:rPr>
-              <w:t>66종</w:t>
+              <w:t>68종</w:t>
             </w:r>
           </w:p>
         </w:tc>
@@ -4096,7 +4096,7 @@
               <w:rPr>
                 <w:sz w:val="16"/>
               </w:rPr>
-              <w:t>65종</w:t>
+              <w:t>67종</w:t>
             </w:r>
           </w:p>
         </w:tc>
@@ -4126,7 +4126,7 @@
               <w:rPr>
                 <w:sz w:val="16"/>
               </w:rPr>
-              <w:t>59종</w:t>
+              <w:t>54종</w:t>
             </w:r>
           </w:p>
         </w:tc>
@@ -4255,7 +4255,7 @@
               <w:rPr>
                 <w:sz w:val="16"/>
               </w:rPr>
-              <w:t>359종</w:t>
+              <w:t>361종</w:t>
             </w:r>
           </w:p>
         </w:tc>
@@ -4269,7 +4269,7 @@
               <w:rPr>
                 <w:sz w:val="16"/>
               </w:rPr>
-              <w:t>1297/1436  (90.3%)</w:t>
+              <w:t>1299/1444  (90.0%)</w:t>
             </w:r>
           </w:p>
         </w:tc>
@@ -4283,7 +4283,7 @@
               <w:rPr>
                 <w:sz w:val="16"/>
               </w:rPr>
-              <w:t>61.3%</w:t>
+              <w:t>61.1%</w:t>
             </w:r>
           </w:p>
         </w:tc>
@@ -4297,7 +4297,7 @@
               <w:rPr>
                 <w:sz w:val="16"/>
               </w:rPr>
-              <w:t>320종  (89.1%)</w:t>
+              <w:t>320종  (88.6%)</w:t>
             </w:r>
           </w:p>
         </w:tc>
@@ -4311,7 +4311,7 @@
               <w:rPr>
                 <w:sz w:val="16"/>
               </w:rPr>
-              <w:t>108종  (30.1%)</w:t>
+              <w:t>108종  (29.9%)</w:t>
             </w:r>
           </w:p>
         </w:tc>
@@ -4398,7 +4398,7 @@
               <w:rPr>
                 <w:sz w:val="16"/>
               </w:rPr>
-              <w:t>38종</w:t>
+              <w:t>40종</w:t>
             </w:r>
           </w:p>
         </w:tc>
@@ -4414,7 +4414,7 @@
               <w:rPr>
                 <w:sz w:val="16"/>
               </w:rPr>
-              <w:t>density</w:t>
+              <w:t>conductivity</w:t>
             </w:r>
           </w:p>
         </w:tc>
@@ -4428,7 +4428,7 @@
               <w:rPr>
                 <w:sz w:val="16"/>
               </w:rPr>
-              <w:t>35종</w:t>
+              <w:t>37종</w:t>
             </w:r>
           </w:p>
         </w:tc>
@@ -4444,7 +4444,7 @@
               <w:rPr>
                 <w:sz w:val="16"/>
               </w:rPr>
-              <w:t>conductivity</w:t>
+              <w:t>density</w:t>
             </w:r>
           </w:p>
         </w:tc>
@@ -4488,7 +4488,7 @@
               <w:rPr>
                 <w:sz w:val="16"/>
               </w:rPr>
-              <w:t>31종</w:t>
+              <w:t>33종</w:t>
             </w:r>
           </w:p>
         </w:tc>
@@ -4919,7 +4919,7 @@
               <w:rPr>
                 <w:sz w:val="16"/>
               </w:rPr>
-              <w:t>202종</w:t>
+              <w:t>204종</w:t>
             </w:r>
           </w:p>
         </w:tc>
@@ -4933,7 +4933,7 @@
               <w:rPr>
                 <w:sz w:val="16"/>
               </w:rPr>
-              <w:t>335/404  (82.9%)</w:t>
+              <w:t>337/408  (82.6%)</w:t>
             </w:r>
           </w:p>
         </w:tc>
@@ -4947,7 +4947,7 @@
               <w:rPr>
                 <w:sz w:val="16"/>
               </w:rPr>
-              <w:t>65.3%</w:t>
+              <w:t>65.2%</w:t>
             </w:r>
           </w:p>
         </w:tc>
@@ -4961,7 +4961,7 @@
               <w:rPr>
                 <w:sz w:val="16"/>
               </w:rPr>
-              <w:t>142종  (70.3%)</w:t>
+              <w:t>144종  (70.6%)</w:t>
             </w:r>
           </w:p>
         </w:tc>
@@ -4975,7 +4975,7 @@
               <w:rPr>
                 <w:sz w:val="16"/>
               </w:rPr>
-              <w:t>78종  (38.6%)</w:t>
+              <w:t>80종  (39.2%)</w:t>
             </w:r>
           </w:p>
         </w:tc>
@@ -5062,7 +5062,7 @@
               <w:rPr>
                 <w:sz w:val="16"/>
               </w:rPr>
-              <w:t>51종</w:t>
+              <w:t>53종</w:t>
             </w:r>
           </w:p>
         </w:tc>
@@ -5221,7 +5221,7 @@
               <w:rPr>
                 <w:sz w:val="16"/>
               </w:rPr>
-              <w:t>520종</w:t>
+              <w:t>522종</w:t>
             </w:r>
           </w:p>
         </w:tc>
@@ -5235,7 +5235,7 @@
               <w:rPr>
                 <w:sz w:val="16"/>
               </w:rPr>
-              <w:t>467/520  (89.8%)</w:t>
+              <w:t>470/522  (90.0%)</w:t>
             </w:r>
           </w:p>
         </w:tc>
@@ -5249,7 +5249,7 @@
               <w:rPr>
                 <w:sz w:val="16"/>
               </w:rPr>
-              <w:t>76.9%</w:t>
+              <w:t>77.2%</w:t>
             </w:r>
           </w:p>
         </w:tc>
@@ -5263,7 +5263,7 @@
               <w:rPr>
                 <w:sz w:val="16"/>
               </w:rPr>
-              <w:t>467종  (89.8%)</w:t>
+              <w:t>470종  (90.0%)</w:t>
             </w:r>
           </w:p>
         </w:tc>
@@ -5277,7 +5277,7 @@
               <w:rPr>
                 <w:sz w:val="16"/>
               </w:rPr>
-              <w:t>400종  (76.9%)</w:t>
+              <w:t>403종  (77.2%)</w:t>
             </w:r>
           </w:p>
         </w:tc>
@@ -5364,7 +5364,7 @@
               <w:rPr>
                 <w:sz w:val="16"/>
               </w:rPr>
-              <w:t>53종</w:t>
+              <w:t>52종</w:t>
             </w:r>
           </w:p>
         </w:tc>
@@ -5507,7 +5507,7 @@
               <w:rPr>
                 <w:sz w:val="16"/>
               </w:rPr>
-              <w:t>564/747  (75.5%)</w:t>
+              <w:t>570/747  (76.3%)</w:t>
             </w:r>
           </w:p>
         </w:tc>
@@ -5521,7 +5521,7 @@
               <w:rPr>
                 <w:sz w:val="16"/>
               </w:rPr>
-              <w:t>64.8%</w:t>
+              <w:t>65.6%</w:t>
             </w:r>
           </w:p>
         </w:tc>
@@ -5535,7 +5535,7 @@
               <w:rPr>
                 <w:sz w:val="16"/>
               </w:rPr>
-              <w:t>119종  (47.8%)</w:t>
+              <w:t>123종  (49.4%)</w:t>
             </w:r>
           </w:p>
         </w:tc>
@@ -5549,7 +5549,7 @@
               <w:rPr>
                 <w:sz w:val="16"/>
               </w:rPr>
-              <w:t>69종  (27.7%)</w:t>
+              <w:t>73종  (29.3%)</w:t>
             </w:r>
           </w:p>
         </w:tc>
@@ -5666,7 +5666,7 @@
               <w:rPr>
                 <w:sz w:val="16"/>
               </w:rPr>
-              <w:t>44종</w:t>
+              <w:t>38종</w:t>
             </w:r>
           </w:p>
         </w:tc>
@@ -6010,7 +6010,7 @@
               <w:rPr>
                 <w:sz w:val="16"/>
               </w:rPr>
-              <w:t>48종</w:t>
+              <w:t>50종</w:t>
             </w:r>
           </w:p>
         </w:tc>
@@ -6024,7 +6024,7 @@
               <w:rPr>
                 <w:sz w:val="16"/>
               </w:rPr>
-              <w:t>45/48  (93.8%)</w:t>
+              <w:t>45/50  (90.0%)</w:t>
             </w:r>
           </w:p>
         </w:tc>
@@ -6038,7 +6038,7 @@
               <w:rPr>
                 <w:sz w:val="16"/>
               </w:rPr>
-              <w:t>77.1%</w:t>
+              <w:t>74.0%</w:t>
             </w:r>
           </w:p>
         </w:tc>
@@ -6052,7 +6052,7 @@
               <w:rPr>
                 <w:sz w:val="16"/>
               </w:rPr>
-              <w:t>45종  (93.8%)</w:t>
+              <w:t>45종  (90.0%)</w:t>
             </w:r>
           </w:p>
         </w:tc>
@@ -6066,7 +6066,7 @@
               <w:rPr>
                 <w:sz w:val="16"/>
               </w:rPr>
-              <w:t>37종  (77.1%)</w:t>
+              <w:t>37종  (74.0%)</w:t>
             </w:r>
           </w:p>
         </w:tc>
@@ -6153,7 +6153,7 @@
               <w:rPr>
                 <w:sz w:val="16"/>
               </w:rPr>
-              <w:t>3종</w:t>
+              <w:t>5종</w:t>
             </w:r>
           </w:p>
         </w:tc>
@@ -6182,7 +6182,7 @@
           <w:b w:val="0"/>
           <w:sz w:val="19"/>
         </w:rPr>
-        <w:t>물성 정의 186종 전부에 값이 하나 이상 있다(개통률 100%). 아래는 재료 1156종 기준 보유율이다.</w:t>
+        <w:t>물성 정의 186종 전부에 값이 하나 이상 있다(개통률 100%). 아래는 재료 1167종 기준 보유율이다.</w:t>
       </w:r>
     </w:p>
     <w:p>
@@ -6337,7 +6337,7 @@
               <w:rPr>
                 <w:sz w:val="15"/>
               </w:rPr>
-              <w:t>130.0%  ████████████████</w:t>
+              <w:t>129.5%  ████████████████</w:t>
             </w:r>
           </w:p>
         </w:tc>
@@ -6409,7 +6409,7 @@
               <w:rPr>
                 <w:sz w:val="15"/>
               </w:rPr>
-              <w:t>129.4%  ████████████████</w:t>
+              <w:t>128.9%  ███████████████</w:t>
             </w:r>
           </w:p>
         </w:tc>
@@ -6481,7 +6481,7 @@
               <w:rPr>
                 <w:sz w:val="15"/>
               </w:rPr>
-              <w:t>125.6%  ███████████████</w:t>
+              <w:t>125.1%  ███████████████</w:t>
             </w:r>
           </w:p>
         </w:tc>
@@ -6539,7 +6539,7 @@
               <w:rPr>
                 <w:sz w:val="15"/>
               </w:rPr>
-              <w:t>627종</w:t>
+              <w:t>634종</w:t>
             </w:r>
           </w:p>
         </w:tc>
@@ -6553,7 +6553,7 @@
               <w:rPr>
                 <w:sz w:val="15"/>
               </w:rPr>
-              <w:t>120.6%  ██████████████</w:t>
+              <w:t>121.5%  ███████████████</w:t>
             </w:r>
           </w:p>
         </w:tc>
@@ -6567,7 +6567,7 @@
               <w:rPr>
                 <w:sz w:val="15"/>
               </w:rPr>
-              <w:t>896건</w:t>
+              <w:t>903건</w:t>
             </w:r>
           </w:p>
         </w:tc>
@@ -6625,7 +6625,7 @@
               <w:rPr>
                 <w:sz w:val="15"/>
               </w:rPr>
-              <w:t>111.2%  █████████████</w:t>
+              <w:t>110.7%  █████████████</w:t>
             </w:r>
           </w:p>
         </w:tc>
@@ -6697,7 +6697,7 @@
               <w:rPr>
                 <w:sz w:val="15"/>
               </w:rPr>
-              <w:t>108.1%  █████████████</w:t>
+              <w:t>107.7%  █████████████</w:t>
             </w:r>
           </w:p>
         </w:tc>
@@ -6769,7 +6769,7 @@
               <w:rPr>
                 <w:sz w:val="15"/>
               </w:rPr>
-              <w:t>87.1%  ██████████··</w:t>
+              <w:t>86.8%  ██████████··</w:t>
             </w:r>
           </w:p>
         </w:tc>
@@ -6827,7 +6827,7 @@
               <w:rPr>
                 <w:sz w:val="15"/>
               </w:rPr>
-              <w:t>431종</w:t>
+              <w:t>433종</w:t>
             </w:r>
           </w:p>
         </w:tc>
@@ -6841,7 +6841,7 @@
               <w:rPr>
                 <w:sz w:val="15"/>
               </w:rPr>
-              <w:t>82.9%  ██████████··</w:t>
+              <w:t>83.0%  ██████████··</w:t>
             </w:r>
           </w:p>
         </w:tc>
@@ -6855,7 +6855,7 @@
               <w:rPr>
                 <w:sz w:val="15"/>
               </w:rPr>
-              <w:t>704건</w:t>
+              <w:t>718건</w:t>
             </w:r>
           </w:p>
         </w:tc>
@@ -6913,7 +6913,7 @@
               <w:rPr>
                 <w:sz w:val="15"/>
               </w:rPr>
-              <w:t>79.2%  ██████████··</w:t>
+              <w:t>78.9%  █████████···</w:t>
             </w:r>
           </w:p>
         </w:tc>
@@ -6985,7 +6985,7 @@
               <w:rPr>
                 <w:sz w:val="15"/>
               </w:rPr>
-              <w:t>76.0%  █████████···</w:t>
+              <w:t>75.7%  █████████···</w:t>
             </w:r>
           </w:p>
         </w:tc>
@@ -7057,7 +7057,7 @@
               <w:rPr>
                 <w:sz w:val="15"/>
               </w:rPr>
-              <w:t>74.4%  █████████···</w:t>
+              <w:t>74.1%  █████████···</w:t>
             </w:r>
           </w:p>
         </w:tc>
@@ -7115,7 +7115,7 @@
               <w:rPr>
                 <w:sz w:val="15"/>
               </w:rPr>
-              <w:t>307종</w:t>
+              <w:t>309종</w:t>
             </w:r>
           </w:p>
         </w:tc>
@@ -7129,7 +7129,7 @@
               <w:rPr>
                 <w:sz w:val="15"/>
               </w:rPr>
-              <w:t>59.0%  ███████·····</w:t>
+              <w:t>59.2%  ███████·····</w:t>
             </w:r>
           </w:p>
         </w:tc>
@@ -7143,7 +7143,7 @@
               <w:rPr>
                 <w:sz w:val="15"/>
               </w:rPr>
-              <w:t>428건</w:t>
+              <w:t>430건</w:t>
             </w:r>
           </w:p>
         </w:tc>
@@ -7201,7 +7201,7 @@
               <w:rPr>
                 <w:sz w:val="15"/>
               </w:rPr>
-              <w:t>53.8%  ██████······</w:t>
+              <w:t>53.6%  ██████······</w:t>
             </w:r>
           </w:p>
         </w:tc>
@@ -7259,7 +7259,7 @@
               <w:rPr>
                 <w:sz w:val="15"/>
               </w:rPr>
-              <w:t>238종</w:t>
+              <w:t>239종</w:t>
             </w:r>
           </w:p>
         </w:tc>
@@ -7287,7 +7287,7 @@
               <w:rPr>
                 <w:sz w:val="15"/>
               </w:rPr>
-              <w:t>635건</w:t>
+              <w:t>636건</w:t>
             </w:r>
           </w:p>
         </w:tc>
@@ -7331,7 +7331,7 @@
               <w:rPr>
                 <w:sz w:val="15"/>
               </w:rPr>
-              <w:t>226종</w:t>
+              <w:t>234종</w:t>
             </w:r>
           </w:p>
         </w:tc>
@@ -7345,7 +7345,7 @@
               <w:rPr>
                 <w:sz w:val="15"/>
               </w:rPr>
-              <w:t>43.5%  █████·······</w:t>
+              <w:t>44.8%  █████·······</w:t>
             </w:r>
           </w:p>
         </w:tc>
@@ -7359,7 +7359,7 @@
               <w:rPr>
                 <w:sz w:val="15"/>
               </w:rPr>
-              <w:t>789건</w:t>
+              <w:t>798건</w:t>
             </w:r>
           </w:p>
         </w:tc>
@@ -7417,7 +7417,7 @@
               <w:rPr>
                 <w:sz w:val="15"/>
               </w:rPr>
-              <w:t>41.9%  █████·······</w:t>
+              <w:t>41.8%  █████·······</w:t>
             </w:r>
           </w:p>
         </w:tc>
@@ -7489,7 +7489,7 @@
               <w:rPr>
                 <w:sz w:val="15"/>
               </w:rPr>
-              <w:t>39.8%  █████·······</w:t>
+              <w:t>39.7%  █████·······</w:t>
             </w:r>
           </w:p>
         </w:tc>
@@ -7561,7 +7561,7 @@
               <w:rPr>
                 <w:sz w:val="15"/>
               </w:rPr>
-              <w:t>36.2%  ████········</w:t>
+              <w:t>36.0%  ████········</w:t>
             </w:r>
           </w:p>
         </w:tc>
@@ -7633,7 +7633,7 @@
               <w:rPr>
                 <w:sz w:val="15"/>
               </w:rPr>
-              <w:t>33.5%  ████········</w:t>
+              <w:t>33.3%  ████········</w:t>
             </w:r>
           </w:p>
         </w:tc>
@@ -7705,7 +7705,7 @@
               <w:rPr>
                 <w:sz w:val="15"/>
               </w:rPr>
-              <w:t>31.7%  ████········</w:t>
+              <w:t>31.6%  ████········</w:t>
             </w:r>
           </w:p>
         </w:tc>
@@ -9395,7 +9395,7 @@
               <w:rPr>
                 <w:sz w:val="16"/>
               </w:rPr>
-              <w:t>13,794건</w:t>
+              <w:t>13,835건</w:t>
             </w:r>
           </w:p>
         </w:tc>
@@ -9409,7 +9409,7 @@
               <w:rPr>
                 <w:sz w:val="16"/>
               </w:rPr>
-              <w:t>64종</w:t>
+              <w:t>65종</w:t>
             </w:r>
           </w:p>
         </w:tc>
@@ -9453,7 +9453,7 @@
               <w:rPr>
                 <w:sz w:val="16"/>
               </w:rPr>
-              <w:t>4,746건</w:t>
+              <w:t>4,786건</w:t>
             </w:r>
           </w:p>
         </w:tc>
@@ -9511,7 +9511,7 @@
               <w:rPr>
                 <w:sz w:val="16"/>
               </w:rPr>
-              <w:t>2,398건</w:t>
+              <w:t>2,405건</w:t>
             </w:r>
           </w:p>
         </w:tc>
@@ -9569,7 +9569,7 @@
               <w:rPr>
                 <w:sz w:val="16"/>
               </w:rPr>
-              <w:t>1,925건</w:t>
+              <w:t>1,954건</w:t>
             </w:r>
           </w:p>
         </w:tc>
@@ -9627,7 +9627,7 @@
               <w:rPr>
                 <w:sz w:val="16"/>
               </w:rPr>
-              <w:t>1,479건</w:t>
+              <w:t>1,503건</w:t>
             </w:r>
           </w:p>
         </w:tc>
@@ -9641,7 +9641,7 @@
               <w:rPr>
                 <w:sz w:val="16"/>
               </w:rPr>
-              <w:t>44종</w:t>
+              <w:t>46종</w:t>
             </w:r>
           </w:p>
         </w:tc>
@@ -10104,7 +10104,7 @@
               <w:rPr>
                 <w:sz w:val="16"/>
               </w:rPr>
-              <w:t>501종</w:t>
+              <w:t>512종</w:t>
             </w:r>
           </w:p>
         </w:tc>
@@ -10118,7 +10118,7 @@
               <w:rPr>
                 <w:sz w:val="16"/>
               </w:rPr>
-              <w:t>11,464건</w:t>
+              <w:t>11,570건</w:t>
             </w:r>
           </w:p>
         </w:tc>
@@ -10132,7 +10132,7 @@
               <w:rPr>
                 <w:sz w:val="16"/>
               </w:rPr>
-              <w:t>22.9</w:t>
+              <w:t>22.6</w:t>
             </w:r>
           </w:p>
         </w:tc>
@@ -10176,7 +10176,7 @@
               <w:rPr>
                 <w:sz w:val="16"/>
               </w:rPr>
-              <w:t>7,477건</w:t>
+              <w:t>7,484건</w:t>
             </w:r>
           </w:p>
         </w:tc>
@@ -10190,7 +10190,7 @@
               <w:rPr>
                 <w:sz w:val="16"/>
               </w:rPr>
-              <w:t>23.4</w:t>
+              <w:t>23.5</w:t>
             </w:r>
           </w:p>
         </w:tc>
@@ -10234,7 +10234,7 @@
               <w:rPr>
                 <w:sz w:val="16"/>
               </w:rPr>
-              <w:t>5,211건</w:t>
+              <w:t>5,216건</w:t>
             </w:r>
           </w:p>
         </w:tc>
@@ -10292,7 +10292,7 @@
               <w:rPr>
                 <w:sz w:val="16"/>
               </w:rPr>
-              <w:t>2,287건</w:t>
+              <w:t>2,310건</w:t>
             </w:r>
           </w:p>
         </w:tc>
@@ -10306,7 +10306,7 @@
               <w:rPr>
                 <w:sz w:val="16"/>
               </w:rPr>
-              <w:t>19.4</w:t>
+              <w:t>19.6</w:t>
             </w:r>
           </w:p>
         </w:tc>
@@ -10568,7 +10568,7 @@
               <w:rPr>
                 <w:sz w:val="16"/>
               </w:rPr>
-              <w:t>15,630</w:t>
+              <w:t>15,764</w:t>
             </w:r>
           </w:p>
         </w:tc>
@@ -10582,7 +10582,7 @@
               <w:rPr>
                 <w:sz w:val="16"/>
               </w:rPr>
-              <w:t>55.9%</w:t>
+              <w:t>56.1%</w:t>
             </w:r>
           </w:p>
         </w:tc>
@@ -10626,7 +10626,7 @@
               <w:rPr>
                 <w:sz w:val="16"/>
               </w:rPr>
-              <w:t>1,852</w:t>
+              <w:t>1,857</w:t>
             </w:r>
           </w:p>
         </w:tc>
@@ -10684,7 +10684,7 @@
               <w:rPr>
                 <w:sz w:val="16"/>
               </w:rPr>
-              <w:t>5,983</w:t>
+              <w:t>5,985</w:t>
             </w:r>
           </w:p>
         </w:tc>
@@ -10698,7 +10698,7 @@
               <w:rPr>
                 <w:sz w:val="16"/>
               </w:rPr>
-              <w:t>21.4%</w:t>
+              <w:t>21.3%</w:t>
             </w:r>
           </w:p>
         </w:tc>
@@ -10756,7 +10756,7 @@
               <w:rPr>
                 <w:sz w:val="16"/>
               </w:rPr>
-              <w:t>16.1%</w:t>
+              <w:t>16.0%</w:t>
             </w:r>
           </w:p>
         </w:tc>
@@ -10855,7 +10855,7 @@
               <w:rPr>
                 <w:sz w:val="16"/>
               </w:rPr>
-              <w:t>922</w:t>
+              <w:t>924</w:t>
             </w:r>
           </w:p>
         </w:tc>
@@ -10885,7 +10885,7 @@
               <w:rPr>
                 <w:sz w:val="16"/>
               </w:rPr>
-              <w:t>883</w:t>
+              <w:t>886</w:t>
             </w:r>
           </w:p>
         </w:tc>
@@ -11223,7 +11223,7 @@
               <w:rPr>
                 <w:sz w:val="15"/>
               </w:rPr>
-              <w:t>낙하·충격 준비율 82.1%</w:t>
+              <w:t>낙하·충격 준비율 81.8%</w:t>
             </w:r>
           </w:p>
         </w:tc>
@@ -11281,7 +11281,7 @@
               <w:rPr>
                 <w:sz w:val="15"/>
               </w:rPr>
-              <w:t>열전달·방열 준비율 86.7% · 결로 두 갈래를 동시에 막는다</w:t>
+              <w:t>열전달·방열 준비율 86.4% · 결로 두 갈래를 동시에 막는다</w:t>
             </w:r>
           </w:p>
         </w:tc>
@@ -11339,7 +11339,7 @@
               <w:rPr>
                 <w:sz w:val="15"/>
               </w:rPr>
-              <w:t>폴더블 벤딩 준비율 87.1%</w:t>
+              <w:t>폴더블 벤딩 준비율 86.3%</w:t>
             </w:r>
           </w:p>
         </w:tc>
@@ -11397,7 +11397,7 @@
               <w:rPr>
                 <w:sz w:val="15"/>
               </w:rPr>
-              <w:t>결로(표면) 준비율 85.2%</w:t>
+              <w:t>결로(표면) 준비율 84.9%</w:t>
             </w:r>
           </w:p>
         </w:tc>
@@ -11455,7 +11455,7 @@
               <w:rPr>
                 <w:sz w:val="15"/>
               </w:rPr>
-              <w:t>피로·수명 준비율 47.8%</w:t>
+              <w:t>피로·수명 준비율 49.4%</w:t>
             </w:r>
           </w:p>
         </w:tc>
@@ -11513,7 +11513,7 @@
               <w:rPr>
                 <w:sz w:val="15"/>
               </w:rPr>
-              <w:t>산소소광-발광체 준비율 100.0% · 산소확산-매트릭스 준비율 93.8%</w:t>
+              <w:t>산소소광-발광체 준비율 100.0% · 산소확산-매트릭스 준비율 90.0%</w:t>
             </w:r>
           </w:p>
         </w:tc>

--- a/MaterialTwin_물성확보현황_해석가능성.docx
+++ b/MaterialTwin_물성확보현황_해석가능성.docx
@@ -31,7 +31,7 @@
           <w:color w:val="606060"/>
           <w:sz w:val="18"/>
         </w:rPr>
-        <w:t>2026-08-15 · 재료 1,167종 · 물성값 28,105건 · 출처 2,361건 · 물성 정의 186종</w:t>
+        <w:t>2026-08-15 · 재료 1,177종 · 물성값 28,413건 · 출처 2,361건 · 물성 정의 192종</w:t>
       </w:r>
     </w:p>
     <w:p/>
@@ -6182,7 +6182,7 @@
           <w:b w:val="0"/>
           <w:sz w:val="19"/>
         </w:rPr>
-        <w:t>물성 정의 186종 전부에 값이 하나 이상 있다(개통률 100%). 아래는 재료 1167종 기준 보유율이다.</w:t>
+        <w:t>물성 정의 192종 전부에 값이 하나 이상 있다(개통률 100%). 아래는 재료 1177종 기준 보유율이다.</w:t>
       </w:r>
     </w:p>
     <w:p>
@@ -9381,7 +9381,7 @@
               <w:rPr>
                 <w:sz w:val="16"/>
               </w:rPr>
-              <w:t>73종</w:t>
+              <w:t>75종</w:t>
             </w:r>
           </w:p>
         </w:tc>
@@ -9395,7 +9395,7 @@
               <w:rPr>
                 <w:sz w:val="16"/>
               </w:rPr>
-              <w:t>13,835건</w:t>
+              <w:t>14,098건</w:t>
             </w:r>
           </w:p>
         </w:tc>
@@ -9409,7 +9409,7 @@
               <w:rPr>
                 <w:sz w:val="16"/>
               </w:rPr>
-              <w:t>65종</w:t>
+              <w:t>63종</w:t>
             </w:r>
           </w:p>
         </w:tc>
@@ -9439,7 +9439,7 @@
               <w:rPr>
                 <w:sz w:val="16"/>
               </w:rPr>
-              <w:t>17종</w:t>
+              <w:t>18종</w:t>
             </w:r>
           </w:p>
         </w:tc>
@@ -9453,7 +9453,7 @@
               <w:rPr>
                 <w:sz w:val="16"/>
               </w:rPr>
-              <w:t>4,786건</w:t>
+              <w:t>4,795건</w:t>
             </w:r>
           </w:p>
         </w:tc>
@@ -9467,7 +9467,7 @@
               <w:rPr>
                 <w:sz w:val="16"/>
               </w:rPr>
-              <w:t>165종</w:t>
+              <w:t>156종</w:t>
             </w:r>
           </w:p>
         </w:tc>
@@ -9613,7 +9613,7 @@
               <w:rPr>
                 <w:sz w:val="16"/>
               </w:rPr>
-              <w:t>11종</w:t>
+              <w:t>12종</w:t>
             </w:r>
           </w:p>
         </w:tc>
@@ -9641,7 +9641,7 @@
               <w:rPr>
                 <w:sz w:val="16"/>
               </w:rPr>
-              <w:t>46종</w:t>
+              <w:t>42종</w:t>
             </w:r>
           </w:p>
         </w:tc>
@@ -9845,7 +9845,7 @@
               <w:rPr>
                 <w:sz w:val="16"/>
               </w:rPr>
-              <w:t>5종</w:t>
+              <w:t>7종</w:t>
             </w:r>
           </w:p>
         </w:tc>
@@ -9859,7 +9859,7 @@
               <w:rPr>
                 <w:sz w:val="16"/>
               </w:rPr>
-              <w:t>304건</w:t>
+              <w:t>340건</w:t>
             </w:r>
           </w:p>
         </w:tc>
@@ -9873,7 +9873,7 @@
               <w:rPr>
                 <w:sz w:val="16"/>
               </w:rPr>
-              <w:t>31종</w:t>
+              <w:t>26종</w:t>
             </w:r>
           </w:p>
         </w:tc>
@@ -10104,7 +10104,7 @@
               <w:rPr>
                 <w:sz w:val="16"/>
               </w:rPr>
-              <w:t>512종</w:t>
+              <w:t>522종</w:t>
             </w:r>
           </w:p>
         </w:tc>
@@ -10118,7 +10118,7 @@
               <w:rPr>
                 <w:sz w:val="16"/>
               </w:rPr>
-              <w:t>11,570건</w:t>
+              <w:t>11,878건</w:t>
             </w:r>
           </w:p>
         </w:tc>
@@ -10132,7 +10132,7 @@
               <w:rPr>
                 <w:sz w:val="16"/>
               </w:rPr>
-              <w:t>22.6</w:t>
+              <w:t>22.8</w:t>
             </w:r>
           </w:p>
         </w:tc>
@@ -10568,7 +10568,7 @@
               <w:rPr>
                 <w:sz w:val="16"/>
               </w:rPr>
-              <w:t>15,764</w:t>
+              <w:t>16,072</w:t>
             </w:r>
           </w:p>
         </w:tc>
@@ -10582,7 +10582,7 @@
               <w:rPr>
                 <w:sz w:val="16"/>
               </w:rPr>
-              <w:t>56.1%</w:t>
+              <w:t>56.6%</w:t>
             </w:r>
           </w:p>
         </w:tc>
@@ -10640,7 +10640,7 @@
               <w:rPr>
                 <w:sz w:val="16"/>
               </w:rPr>
-              <w:t>6.6%</w:t>
+              <w:t>6.5%</w:t>
             </w:r>
           </w:p>
         </w:tc>
@@ -10698,7 +10698,7 @@
               <w:rPr>
                 <w:sz w:val="16"/>
               </w:rPr>
-              <w:t>21.3%</w:t>
+              <w:t>21.1%</w:t>
             </w:r>
           </w:p>
         </w:tc>
@@ -10756,7 +10756,7 @@
               <w:rPr>
                 <w:sz w:val="16"/>
               </w:rPr>
-              <w:t>16.0%</w:t>
+              <w:t>15.8%</w:t>
             </w:r>
           </w:p>
         </w:tc>

--- a/MaterialTwin_물성확보현황_해석가능성.docx
+++ b/MaterialTwin_물성확보현황_해석가능성.docx
@@ -31,7 +31,7 @@
           <w:color w:val="606060"/>
           <w:sz w:val="18"/>
         </w:rPr>
-        <w:t>2026-08-15 · 재료 1,177종 · 물성값 28,413건 · 출처 2,361건 · 물성 정의 192종</w:t>
+        <w:t>2026-08-15 · 재료 1,177종 · 물성값 28,465건 · 출처 2,361건 · 물성 정의 192종</w:t>
       </w:r>
     </w:p>
     <w:p/>
@@ -52,7 +52,7 @@
           <w:b/>
           <w:sz w:val="22"/>
         </w:rPr>
-        <w:t>13개 해석이 요구하는 (재료 × 필수물성) 격자 13,997칸 중 12,327칸이 채워졌다 — 전체 88.1%.</w:t>
+        <w:t>13개 해석이 요구하는 (재료 × 필수물성) 격자 13,997칸 중 12,391칸이 채워졌다 — 전체 88.5%.</w:t>
       </w:r>
     </w:p>
     <w:p>
@@ -269,7 +269,7 @@
           <w:b/>
           <w:sz w:val="19"/>
         </w:rPr>
-        <w:t>셀 채움률이 높아도 재료 준비율은 낮을 수 있다. 재료마다 비어 있는 칸이 다르면 그렇게 된다 — 피로·수명이 정확히 그 경우다(셀 76.3% vs 준비 49.4%). **수집 진척과 해석 가능성을 같은 숫자로 말하면 안 된다.**</w:t>
+        <w:t>셀 채움률이 높아도 재료 준비율은 낮을 수 있다. 재료마다 비어 있는 칸이 다르면 그렇게 된다 — 피로·수명이 정확히 그 경우다(셀 77.4% vs 준비 49.4%). **수집 진척과 해석 가능성을 같은 숫자로 말하면 안 된다.**</w:t>
       </w:r>
     </w:p>
     <w:p>
@@ -442,7 +442,7 @@
               <w:rPr>
                 <w:sz w:val="15"/>
               </w:rPr>
-              <w:t>1407/1566</w:t>
+              <w:t>1415/1566</w:t>
             </w:r>
           </w:p>
         </w:tc>
@@ -456,7 +456,7 @@
               <w:rPr>
                 <w:sz w:val="15"/>
               </w:rPr>
-              <w:t>89.8%  █████████·</w:t>
+              <w:t>90.4%  █████████·</w:t>
             </w:r>
           </w:p>
         </w:tc>
@@ -470,7 +470,7 @@
               <w:rPr>
                 <w:sz w:val="15"/>
               </w:rPr>
-              <w:t>59.2%</w:t>
+              <w:t>59.7%</w:t>
             </w:r>
           </w:p>
         </w:tc>
@@ -542,7 +542,7 @@
               <w:rPr>
                 <w:sz w:val="15"/>
               </w:rPr>
-              <w:t>2301/2610</w:t>
+              <w:t>2310/2610</w:t>
             </w:r>
           </w:p>
         </w:tc>
@@ -556,7 +556,7 @@
               <w:rPr>
                 <w:sz w:val="15"/>
               </w:rPr>
-              <w:t>88.2%  █████████·</w:t>
+              <w:t>88.5%  █████████·</w:t>
             </w:r>
           </w:p>
         </w:tc>
@@ -570,7 +570,7 @@
               <w:rPr>
                 <w:sz w:val="15"/>
               </w:rPr>
-              <w:t>50.2%</w:t>
+              <w:t>50.5%</w:t>
             </w:r>
           </w:p>
         </w:tc>
@@ -642,7 +642,7 @@
               <w:rPr>
                 <w:sz w:val="15"/>
               </w:rPr>
-              <w:t>1377/1566</w:t>
+              <w:t>1391/1566</w:t>
             </w:r>
           </w:p>
         </w:tc>
@@ -656,7 +656,7 @@
               <w:rPr>
                 <w:sz w:val="15"/>
               </w:rPr>
-              <w:t>87.9%  █████████·</w:t>
+              <w:t>88.8%  █████████·</w:t>
             </w:r>
           </w:p>
         </w:tc>
@@ -670,7 +670,7 @@
               <w:rPr>
                 <w:sz w:val="15"/>
               </w:rPr>
-              <w:t>63.3%</w:t>
+              <w:t>64.2%</w:t>
             </w:r>
           </w:p>
         </w:tc>
@@ -698,7 +698,7 @@
               <w:rPr>
                 <w:sz w:val="15"/>
               </w:rPr>
-              <w:t>conductivity — 68종</w:t>
+              <w:t>specific_heat — 67종</w:t>
             </w:r>
           </w:p>
         </w:tc>
@@ -742,7 +742,7 @@
               <w:rPr>
                 <w:sz w:val="15"/>
               </w:rPr>
-              <w:t>1868/2088</w:t>
+              <w:t>1878/2088</w:t>
             </w:r>
           </w:p>
         </w:tc>
@@ -756,7 +756,7 @@
               <w:rPr>
                 <w:sz w:val="15"/>
               </w:rPr>
-              <w:t>89.5%  █████████·</w:t>
+              <w:t>89.9%  █████████·</w:t>
             </w:r>
           </w:p>
         </w:tc>
@@ -770,7 +770,7 @@
               <w:rPr>
                 <w:sz w:val="15"/>
               </w:rPr>
-              <w:t>60.9%</w:t>
+              <w:t>61.4%</w:t>
             </w:r>
           </w:p>
         </w:tc>
@@ -784,7 +784,7 @@
               <w:rPr>
                 <w:sz w:val="15"/>
               </w:rPr>
-              <w:t>448  (85.8%)</w:t>
+              <w:t>449  (86.0%)</w:t>
             </w:r>
           </w:p>
         </w:tc>
@@ -942,7 +942,7 @@
               <w:rPr>
                 <w:sz w:val="15"/>
               </w:rPr>
-              <w:t>1821/2088</w:t>
+              <w:t>1835/2088</w:t>
             </w:r>
           </w:p>
         </w:tc>
@@ -956,7 +956,7 @@
               <w:rPr>
                 <w:sz w:val="15"/>
               </w:rPr>
-              <w:t>87.2%  █████████·</w:t>
+              <w:t>87.9%  █████████·</w:t>
             </w:r>
           </w:p>
         </w:tc>
@@ -970,7 +970,7 @@
               <w:rPr>
                 <w:sz w:val="15"/>
               </w:rPr>
-              <w:t>64.8%</w:t>
+              <w:t>65.4%</w:t>
             </w:r>
           </w:p>
         </w:tc>
@@ -1042,7 +1042,7 @@
               <w:rPr>
                 <w:sz w:val="15"/>
               </w:rPr>
-              <w:t>1299/1444</w:t>
+              <w:t>1300/1444</w:t>
             </w:r>
           </w:p>
         </w:tc>
@@ -1442,7 +1442,7 @@
               <w:rPr>
                 <w:sz w:val="15"/>
               </w:rPr>
-              <w:t>570/747</w:t>
+              <w:t>578/747</w:t>
             </w:r>
           </w:p>
         </w:tc>
@@ -1456,7 +1456,7 @@
               <w:rPr>
                 <w:sz w:val="15"/>
               </w:rPr>
-              <w:t>76.3%  ████████··</w:t>
+              <w:t>77.4%  ████████··</w:t>
             </w:r>
           </w:p>
         </w:tc>
@@ -1470,7 +1470,7 @@
               <w:rPr>
                 <w:sz w:val="15"/>
               </w:rPr>
-              <w:t>65.6%</w:t>
+              <w:t>66.7%</w:t>
             </w:r>
           </w:p>
         </w:tc>
@@ -1714,7 +1714,7 @@
           <w:b/>
           <w:sz w:val="19"/>
         </w:rPr>
-        <w:t>**실측기반**은 tier4(가정·계산)를 뺀 값이다. 두 열의 차이 약 3,867칸이 가정값으로 채워진 부분이다. 해석을 돌리기 위해 칸을 닫는 것과, 그 값이 실측에 근거하는 것은 다른 문제다 — 둘을 나란히 둔다.</w:t>
+        <w:t>**실측기반**은 tier4(가정·계산)를 뺀 값이다. 두 열의 차이 약 3,870칸이 가정값으로 채워진 부분이다. 해석을 돌리기 위해 칸을 닫는 것과, 그 값이 실측에 근거하는 것은 다른 문제다 — 둘을 나란히 둔다.</w:t>
       </w:r>
     </w:p>
     <w:p>
@@ -1813,7 +1813,7 @@
               <w:rPr>
                 <w:sz w:val="16"/>
               </w:rPr>
-              <w:t>산소소광-발광체 100.0% · 초탄성(실링·완충) 97.8% · 전기·EMI 90.0% · 산소확산-매트릭스 90.0% · 결로(투습) 88.6% · 구조·강성 86.8% · 열전달·방열 86.4% · 폴더블 벤딩 86.3% · 열응력·워피지 85.8% · 결로(표면) 84.9% · 낙하·충격 81.8% · 접착·박리 70.6%</w:t>
+              <w:t>산소소광-발광체 100.0% · 초탄성(실링·완충) 97.8% · 전기·EMI 90.0% · 산소확산-매트릭스 90.0% · 결로(투습) 88.6% · 구조·강성 86.8% · 열전달·방열 86.4% · 폴더블 벤딩 86.3% · 열응력·워피지 86.0% · 결로(표면) 84.9% · 낙하·충격 81.8% · 접착·박리 70.6%</w:t>
             </w:r>
           </w:p>
         </w:tc>
@@ -2127,7 +2127,7 @@
               <w:rPr>
                 <w:sz w:val="16"/>
               </w:rPr>
-              <w:t>1407/1566  (89.8%)</w:t>
+              <w:t>1415/1566  (90.4%)</w:t>
             </w:r>
           </w:p>
         </w:tc>
@@ -2141,7 +2141,7 @@
               <w:rPr>
                 <w:sz w:val="16"/>
               </w:rPr>
-              <w:t>59.2%</w:t>
+              <w:t>59.7%</w:t>
             </w:r>
           </w:p>
         </w:tc>
@@ -2286,7 +2286,7 @@
               <w:rPr>
                 <w:sz w:val="16"/>
               </w:rPr>
-              <w:t>54종</w:t>
+              <w:t>47종</w:t>
             </w:r>
           </w:p>
         </w:tc>
@@ -2316,7 +2316,7 @@
               <w:rPr>
                 <w:sz w:val="16"/>
               </w:rPr>
-              <w:t>39종</w:t>
+              <w:t>38종</w:t>
             </w:r>
           </w:p>
         </w:tc>
@@ -2459,7 +2459,7 @@
               <w:rPr>
                 <w:sz w:val="16"/>
               </w:rPr>
-              <w:t>2301/2610  (88.2%)</w:t>
+              <w:t>2310/2610  (88.5%)</w:t>
             </w:r>
           </w:p>
         </w:tc>
@@ -2473,7 +2473,7 @@
               <w:rPr>
                 <w:sz w:val="16"/>
               </w:rPr>
-              <w:t>50.2%</w:t>
+              <w:t>50.5%</w:t>
             </w:r>
           </w:p>
         </w:tc>
@@ -2618,7 +2618,7 @@
               <w:rPr>
                 <w:sz w:val="16"/>
               </w:rPr>
-              <w:t>74종</w:t>
+              <w:t>73종</w:t>
             </w:r>
           </w:p>
         </w:tc>
@@ -2678,7 +2678,7 @@
               <w:rPr>
                 <w:sz w:val="16"/>
               </w:rPr>
-              <w:t>54종</w:t>
+              <w:t>47종</w:t>
             </w:r>
           </w:p>
         </w:tc>
@@ -2708,7 +2708,7 @@
               <w:rPr>
                 <w:sz w:val="16"/>
               </w:rPr>
-              <w:t>39종</w:t>
+              <w:t>38종</w:t>
             </w:r>
           </w:p>
         </w:tc>
@@ -2851,7 +2851,7 @@
               <w:rPr>
                 <w:sz w:val="16"/>
               </w:rPr>
-              <w:t>1377/1566  (87.9%)</w:t>
+              <w:t>1391/1566  (88.8%)</w:t>
             </w:r>
           </w:p>
         </w:tc>
@@ -2865,7 +2865,7 @@
               <w:rPr>
                 <w:sz w:val="16"/>
               </w:rPr>
-              <w:t>63.3%</w:t>
+              <w:t>64.2%</w:t>
             </w:r>
           </w:p>
         </w:tc>
@@ -2966,7 +2966,7 @@
               <w:rPr>
                 <w:sz w:val="16"/>
               </w:rPr>
-              <w:t>conductivity</w:t>
+              <w:t>specific_heat</w:t>
             </w:r>
           </w:p>
         </w:tc>
@@ -2980,7 +2980,7 @@
               <w:rPr>
                 <w:sz w:val="16"/>
               </w:rPr>
-              <w:t>68종</w:t>
+              <w:t>67종</w:t>
             </w:r>
           </w:p>
         </w:tc>
@@ -2996,7 +2996,7 @@
               <w:rPr>
                 <w:sz w:val="16"/>
               </w:rPr>
-              <w:t>specific_heat</w:t>
+              <w:t>conductivity</w:t>
             </w:r>
           </w:p>
         </w:tc>
@@ -3010,7 +3010,7 @@
               <w:rPr>
                 <w:sz w:val="16"/>
               </w:rPr>
-              <w:t>67종</w:t>
+              <w:t>61종</w:t>
             </w:r>
           </w:p>
         </w:tc>
@@ -3040,7 +3040,7 @@
               <w:rPr>
                 <w:sz w:val="16"/>
               </w:rPr>
-              <w:t>54종</w:t>
+              <w:t>47종</w:t>
             </w:r>
           </w:p>
         </w:tc>
@@ -3183,7 +3183,7 @@
               <w:rPr>
                 <w:sz w:val="16"/>
               </w:rPr>
-              <w:t>1868/2088  (89.5%)</w:t>
+              <w:t>1878/2088  (89.9%)</w:t>
             </w:r>
           </w:p>
         </w:tc>
@@ -3197,7 +3197,7 @@
               <w:rPr>
                 <w:sz w:val="16"/>
               </w:rPr>
-              <w:t>60.9%</w:t>
+              <w:t>61.4%</w:t>
             </w:r>
           </w:p>
         </w:tc>
@@ -3211,7 +3211,7 @@
               <w:rPr>
                 <w:sz w:val="16"/>
               </w:rPr>
-              <w:t>448종  (85.8%)</w:t>
+              <w:t>449종  (86.0%)</w:t>
             </w:r>
           </w:p>
         </w:tc>
@@ -3225,7 +3225,7 @@
               <w:rPr>
                 <w:sz w:val="16"/>
               </w:rPr>
-              <w:t>169종  (32.4%)</w:t>
+              <w:t>170종  (32.6%)</w:t>
             </w:r>
           </w:p>
         </w:tc>
@@ -3342,7 +3342,7 @@
               <w:rPr>
                 <w:sz w:val="16"/>
               </w:rPr>
-              <w:t>61종</w:t>
+              <w:t>59종</w:t>
             </w:r>
           </w:p>
         </w:tc>
@@ -3372,7 +3372,7 @@
               <w:rPr>
                 <w:sz w:val="16"/>
               </w:rPr>
-              <w:t>54종</w:t>
+              <w:t>47종</w:t>
             </w:r>
           </w:p>
         </w:tc>
@@ -3402,7 +3402,7 @@
               <w:rPr>
                 <w:sz w:val="16"/>
               </w:rPr>
-              <w:t>39종</w:t>
+              <w:t>38종</w:t>
             </w:r>
           </w:p>
         </w:tc>
@@ -3907,7 +3907,7 @@
               <w:rPr>
                 <w:sz w:val="16"/>
               </w:rPr>
-              <w:t>1821/2088  (87.2%)</w:t>
+              <w:t>1835/2088  (87.9%)</w:t>
             </w:r>
           </w:p>
         </w:tc>
@@ -3921,7 +3921,7 @@
               <w:rPr>
                 <w:sz w:val="16"/>
               </w:rPr>
-              <w:t>64.8%</w:t>
+              <w:t>65.4%</w:t>
             </w:r>
           </w:p>
         </w:tc>
@@ -4052,7 +4052,7 @@
               <w:rPr>
                 <w:sz w:val="16"/>
               </w:rPr>
-              <w:t>conductivity</w:t>
+              <w:t>specific_heat</w:t>
             </w:r>
           </w:p>
         </w:tc>
@@ -4066,7 +4066,7 @@
               <w:rPr>
                 <w:sz w:val="16"/>
               </w:rPr>
-              <w:t>68종</w:t>
+              <w:t>67종</w:t>
             </w:r>
           </w:p>
         </w:tc>
@@ -4082,7 +4082,7 @@
               <w:rPr>
                 <w:sz w:val="16"/>
               </w:rPr>
-              <w:t>specific_heat</w:t>
+              <w:t>conductivity</w:t>
             </w:r>
           </w:p>
         </w:tc>
@@ -4096,7 +4096,7 @@
               <w:rPr>
                 <w:sz w:val="16"/>
               </w:rPr>
-              <w:t>67종</w:t>
+              <w:t>61종</w:t>
             </w:r>
           </w:p>
         </w:tc>
@@ -4126,7 +4126,7 @@
               <w:rPr>
                 <w:sz w:val="16"/>
               </w:rPr>
-              <w:t>54종</w:t>
+              <w:t>47종</w:t>
             </w:r>
           </w:p>
         </w:tc>
@@ -4269,7 +4269,7 @@
               <w:rPr>
                 <w:sz w:val="16"/>
               </w:rPr>
-              <w:t>1299/1444  (90.0%)</w:t>
+              <w:t>1300/1444  (90.0%)</w:t>
             </w:r>
           </w:p>
         </w:tc>
@@ -4458,7 +4458,7 @@
               <w:rPr>
                 <w:sz w:val="16"/>
               </w:rPr>
-              <w:t>35종</w:t>
+              <w:t>34종</w:t>
             </w:r>
           </w:p>
         </w:tc>
@@ -5507,7 +5507,7 @@
               <w:rPr>
                 <w:sz w:val="16"/>
               </w:rPr>
-              <w:t>570/747  (76.3%)</w:t>
+              <w:t>578/747  (77.4%)</w:t>
             </w:r>
           </w:p>
         </w:tc>
@@ -5521,7 +5521,7 @@
               <w:rPr>
                 <w:sz w:val="16"/>
               </w:rPr>
-              <w:t>65.6%</w:t>
+              <w:t>66.7%</w:t>
             </w:r>
           </w:p>
         </w:tc>
@@ -5666,7 +5666,7 @@
               <w:rPr>
                 <w:sz w:val="16"/>
               </w:rPr>
-              <w:t>38종</w:t>
+              <w:t>31종</w:t>
             </w:r>
           </w:p>
         </w:tc>
@@ -5696,7 +5696,7 @@
               <w:rPr>
                 <w:sz w:val="16"/>
               </w:rPr>
-              <w:t>23종</w:t>
+              <w:t>22종</w:t>
             </w:r>
           </w:p>
         </w:tc>
@@ -6295,7 +6295,7 @@
               <w:rPr>
                 <w:sz w:val="15"/>
               </w:rPr>
-              <w:t>영률</w:t>
+              <w:t>열전도율</w:t>
             </w:r>
           </w:p>
         </w:tc>
@@ -6309,7 +6309,7 @@
               <w:rPr>
                 <w:sz w:val="15"/>
               </w:rPr>
-              <w:t>기계</w:t>
+              <w:t>열</w:t>
             </w:r>
           </w:p>
         </w:tc>
@@ -6323,7 +6323,7 @@
               <w:rPr>
                 <w:sz w:val="15"/>
               </w:rPr>
-              <w:t>676종</w:t>
+              <w:t>680종</w:t>
             </w:r>
           </w:p>
         </w:tc>
@@ -6337,7 +6337,7 @@
               <w:rPr>
                 <w:sz w:val="15"/>
               </w:rPr>
-              <w:t>129.5%  ████████████████</w:t>
+              <w:t>130.3%  ████████████████</w:t>
             </w:r>
           </w:p>
         </w:tc>
@@ -6351,7 +6351,7 @@
               <w:rPr>
                 <w:sz w:val="15"/>
               </w:rPr>
-              <w:t>1787건</w:t>
+              <w:t>988건</w:t>
             </w:r>
           </w:p>
         </w:tc>
@@ -6367,7 +6367,7 @@
               <w:rPr>
                 <w:sz w:val="15"/>
               </w:rPr>
-              <w:t>열전도율</w:t>
+              <w:t>영률</w:t>
             </w:r>
           </w:p>
         </w:tc>
@@ -6381,7 +6381,7 @@
               <w:rPr>
                 <w:sz w:val="15"/>
               </w:rPr>
-              <w:t>열</w:t>
+              <w:t>기계</w:t>
             </w:r>
           </w:p>
         </w:tc>
@@ -6395,7 +6395,7 @@
               <w:rPr>
                 <w:sz w:val="15"/>
               </w:rPr>
-              <w:t>673종</w:t>
+              <w:t>677종</w:t>
             </w:r>
           </w:p>
         </w:tc>
@@ -6409,7 +6409,7 @@
               <w:rPr>
                 <w:sz w:val="15"/>
               </w:rPr>
-              <w:t>128.9%  ███████████████</w:t>
+              <w:t>129.7%  ████████████████</w:t>
             </w:r>
           </w:p>
         </w:tc>
@@ -6423,7 +6423,7 @@
               <w:rPr>
                 <w:sz w:val="15"/>
               </w:rPr>
-              <w:t>981건</w:t>
+              <w:t>1792건</w:t>
             </w:r>
           </w:p>
         </w:tc>
@@ -6467,7 +6467,7 @@
               <w:rPr>
                 <w:sz w:val="15"/>
               </w:rPr>
-              <w:t>653종</w:t>
+              <w:t>655종</w:t>
             </w:r>
           </w:p>
         </w:tc>
@@ -6481,7 +6481,7 @@
               <w:rPr>
                 <w:sz w:val="15"/>
               </w:rPr>
-              <w:t>125.1%  ███████████████</w:t>
+              <w:t>125.5%  ███████████████</w:t>
             </w:r>
           </w:p>
         </w:tc>
@@ -6495,7 +6495,7 @@
               <w:rPr>
                 <w:sz w:val="15"/>
               </w:rPr>
-              <w:t>1466건</w:t>
+              <w:t>1469건</w:t>
             </w:r>
           </w:p>
         </w:tc>
@@ -6539,7 +6539,7 @@
               <w:rPr>
                 <w:sz w:val="15"/>
               </w:rPr>
-              <w:t>634종</w:t>
+              <w:t>641종</w:t>
             </w:r>
           </w:p>
         </w:tc>
@@ -6553,7 +6553,7 @@
               <w:rPr>
                 <w:sz w:val="15"/>
               </w:rPr>
-              <w:t>121.5%  ███████████████</w:t>
+              <w:t>122.8%  ███████████████</w:t>
             </w:r>
           </w:p>
         </w:tc>
@@ -6567,7 +6567,7 @@
               <w:rPr>
                 <w:sz w:val="15"/>
               </w:rPr>
-              <w:t>903건</w:t>
+              <w:t>911건</w:t>
             </w:r>
           </w:p>
         </w:tc>
@@ -6755,7 +6755,7 @@
               <w:rPr>
                 <w:sz w:val="15"/>
               </w:rPr>
-              <w:t>453종</w:t>
+              <w:t>454종</w:t>
             </w:r>
           </w:p>
         </w:tc>
@@ -6769,7 +6769,7 @@
               <w:rPr>
                 <w:sz w:val="15"/>
               </w:rPr>
-              <w:t>86.8%  ██████████··</w:t>
+              <w:t>87.0%  ██████████··</w:t>
             </w:r>
           </w:p>
         </w:tc>
@@ -6783,7 +6783,7 @@
               <w:rPr>
                 <w:sz w:val="15"/>
               </w:rPr>
-              <w:t>842건</w:t>
+              <w:t>847건</w:t>
             </w:r>
           </w:p>
         </w:tc>
@@ -6899,7 +6899,7 @@
               <w:rPr>
                 <w:sz w:val="15"/>
               </w:rPr>
-              <w:t>412종</w:t>
+              <w:t>413종</w:t>
             </w:r>
           </w:p>
         </w:tc>
@@ -6913,7 +6913,7 @@
               <w:rPr>
                 <w:sz w:val="15"/>
               </w:rPr>
-              <w:t>78.9%  █████████···</w:t>
+              <w:t>79.1%  █████████···</w:t>
             </w:r>
           </w:p>
         </w:tc>
@@ -6927,7 +6927,7 @@
               <w:rPr>
                 <w:sz w:val="15"/>
               </w:rPr>
-              <w:t>658건</w:t>
+              <w:t>663건</w:t>
             </w:r>
           </w:p>
         </w:tc>
@@ -7259,7 +7259,7 @@
               <w:rPr>
                 <w:sz w:val="15"/>
               </w:rPr>
-              <w:t>239종</w:t>
+              <w:t>240종</w:t>
             </w:r>
           </w:p>
         </w:tc>
@@ -7273,7 +7273,7 @@
               <w:rPr>
                 <w:sz w:val="15"/>
               </w:rPr>
-              <w:t>45.8%  █████·······</w:t>
+              <w:t>46.0%  ██████······</w:t>
             </w:r>
           </w:p>
         </w:tc>
@@ -7287,7 +7287,7 @@
               <w:rPr>
                 <w:sz w:val="15"/>
               </w:rPr>
-              <w:t>636건</w:t>
+              <w:t>637건</w:t>
             </w:r>
           </w:p>
         </w:tc>
@@ -7832,7 +7832,7 @@
               <w:rPr>
                 <w:sz w:val="15"/>
               </w:rPr>
-              <w:t>판정도달 조사량</w:t>
+              <w:t>CTE 다항식 계수</w:t>
             </w:r>
           </w:p>
         </w:tc>
@@ -7846,7 +7846,7 @@
               <w:rPr>
                 <w:sz w:val="15"/>
               </w:rPr>
-              <w:t>화학</w:t>
+              <w:t>열</w:t>
             </w:r>
           </w:p>
         </w:tc>
@@ -7860,7 +7860,7 @@
               <w:rPr>
                 <w:sz w:val="15"/>
               </w:rPr>
-              <w:t>4종</w:t>
+              <w:t>5종</w:t>
             </w:r>
           </w:p>
         </w:tc>
@@ -7874,7 +7874,7 @@
               <w:rPr>
                 <w:sz w:val="15"/>
               </w:rPr>
-              <w:t>4건</w:t>
+              <w:t>30건</w:t>
             </w:r>
           </w:p>
         </w:tc>
@@ -7890,7 +7890,7 @@
               <w:rPr>
                 <w:sz w:val="15"/>
               </w:rPr>
-              <w:t>응집영역 파괴에너지 GIIC</w:t>
+              <w:t>판정도달 조사량</w:t>
             </w:r>
           </w:p>
         </w:tc>
@@ -7904,7 +7904,7 @@
               <w:rPr>
                 <w:sz w:val="15"/>
               </w:rPr>
-              <w:t>계면</w:t>
+              <w:t>화학</w:t>
             </w:r>
           </w:p>
         </w:tc>
@@ -7932,7 +7932,7 @@
               <w:rPr>
                 <w:sz w:val="15"/>
               </w:rPr>
-              <w:t>35건</w:t>
+              <w:t>4건</w:t>
             </w:r>
           </w:p>
         </w:tc>
@@ -7948,7 +7948,7 @@
               <w:rPr>
                 <w:sz w:val="15"/>
               </w:rPr>
-              <w:t>표면압축응력(CS)</w:t>
+              <w:t>응집영역 파괴에너지 GIIC</w:t>
             </w:r>
           </w:p>
         </w:tc>
@@ -7962,7 +7962,7 @@
               <w:rPr>
                 <w:sz w:val="15"/>
               </w:rPr>
-              <w:t>기계</w:t>
+              <w:t>계면</w:t>
             </w:r>
           </w:p>
         </w:tc>
@@ -7990,7 +7990,7 @@
               <w:rPr>
                 <w:sz w:val="15"/>
               </w:rPr>
-              <w:t>18건</w:t>
+              <w:t>35건</w:t>
             </w:r>
           </w:p>
         </w:tc>
@@ -9395,7 +9395,7 @@
               <w:rPr>
                 <w:sz w:val="16"/>
               </w:rPr>
-              <w:t>14,098건</w:t>
+              <w:t>14,119건</w:t>
             </w:r>
           </w:p>
         </w:tc>
@@ -9453,7 +9453,7 @@
               <w:rPr>
                 <w:sz w:val="16"/>
               </w:rPr>
-              <w:t>4,795건</w:t>
+              <w:t>4,813건</w:t>
             </w:r>
           </w:p>
         </w:tc>
@@ -9467,7 +9467,7 @@
               <w:rPr>
                 <w:sz w:val="16"/>
               </w:rPr>
-              <w:t>156종</w:t>
+              <w:t>157종</w:t>
             </w:r>
           </w:p>
         </w:tc>
@@ -9511,7 +9511,7 @@
               <w:rPr>
                 <w:sz w:val="16"/>
               </w:rPr>
-              <w:t>2,405건</w:t>
+              <w:t>2,413건</w:t>
             </w:r>
           </w:p>
         </w:tc>
@@ -9525,7 +9525,7 @@
               <w:rPr>
                 <w:sz w:val="16"/>
               </w:rPr>
-              <w:t>130종</w:t>
+              <w:t>131종</w:t>
             </w:r>
           </w:p>
         </w:tc>
@@ -9569,7 +9569,7 @@
               <w:rPr>
                 <w:sz w:val="16"/>
               </w:rPr>
-              <w:t>1,954건</w:t>
+              <w:t>1,957건</w:t>
             </w:r>
           </w:p>
         </w:tc>
@@ -9583,7 +9583,7 @@
               <w:rPr>
                 <w:sz w:val="16"/>
               </w:rPr>
-              <w:t>114종</w:t>
+              <w:t>115종</w:t>
             </w:r>
           </w:p>
         </w:tc>
@@ -9685,7 +9685,7 @@
               <w:rPr>
                 <w:sz w:val="16"/>
               </w:rPr>
-              <w:t>1,459건</w:t>
+              <w:t>1,461건</w:t>
             </w:r>
           </w:p>
         </w:tc>
@@ -10176,7 +10176,7 @@
               <w:rPr>
                 <w:sz w:val="16"/>
               </w:rPr>
-              <w:t>7,484건</w:t>
+              <w:t>7,514건</w:t>
             </w:r>
           </w:p>
         </w:tc>
@@ -10190,7 +10190,7 @@
               <w:rPr>
                 <w:sz w:val="16"/>
               </w:rPr>
-              <w:t>23.5</w:t>
+              <w:t>23.6</w:t>
             </w:r>
           </w:p>
         </w:tc>
@@ -10234,7 +10234,7 @@
               <w:rPr>
                 <w:sz w:val="16"/>
               </w:rPr>
-              <w:t>5,216건</w:t>
+              <w:t>5,230건</w:t>
             </w:r>
           </w:p>
         </w:tc>
@@ -10248,7 +10248,7 @@
               <w:rPr>
                 <w:sz w:val="16"/>
               </w:rPr>
-              <w:t>30.7</w:t>
+              <w:t>30.8</w:t>
             </w:r>
           </w:p>
         </w:tc>
@@ -10292,7 +10292,7 @@
               <w:rPr>
                 <w:sz w:val="16"/>
               </w:rPr>
-              <w:t>2,310건</w:t>
+              <w:t>2,318건</w:t>
             </w:r>
           </w:p>
         </w:tc>
@@ -10568,7 +10568,7 @@
               <w:rPr>
                 <w:sz w:val="16"/>
               </w:rPr>
-              <w:t>16,072</w:t>
+              <w:t>16,110</w:t>
             </w:r>
           </w:p>
         </w:tc>
@@ -10626,7 +10626,7 @@
               <w:rPr>
                 <w:sz w:val="16"/>
               </w:rPr>
-              <w:t>1,857</w:t>
+              <w:t>1,871</w:t>
             </w:r>
           </w:p>
         </w:tc>
@@ -10640,7 +10640,7 @@
               <w:rPr>
                 <w:sz w:val="16"/>
               </w:rPr>
-              <w:t>6.5%</w:t>
+              <w:t>6.6%</w:t>
             </w:r>
           </w:p>
         </w:tc>
@@ -10698,7 +10698,7 @@
               <w:rPr>
                 <w:sz w:val="16"/>
               </w:rPr>
-              <w:t>21.1%</w:t>
+              <w:t>21.0%</w:t>
             </w:r>
           </w:p>
         </w:tc>

--- a/MaterialTwin_물성확보현황_해석가능성.docx
+++ b/MaterialTwin_물성확보현황_해석가능성.docx
@@ -31,7 +31,7 @@
           <w:color w:val="606060"/>
           <w:sz w:val="18"/>
         </w:rPr>
-        <w:t>2026-08-15 · 재료 1,177종 · 물성값 28,465건 · 출처 2,361건 · 물성 정의 192종</w:t>
+        <w:t>2026-08-15 · 재료 1,231종 · 물성값 28,645건 · 출처 2,371건 · 물성 정의 192종</w:t>
       </w:r>
     </w:p>
     <w:p/>
@@ -52,7 +52,7 @@
           <w:b/>
           <w:sz w:val="22"/>
         </w:rPr>
-        <w:t>13개 해석이 요구하는 (재료 × 필수물성) 격자 13,997칸 중 12,391칸이 채워졌다 — 전체 88.5%.</w:t>
+        <w:t>13개 해석이 요구하는 (재료 × 필수물성) 격자 14,063칸 중 12,401칸이 채워졌다 — 전체 88.2%.</w:t>
       </w:r>
     </w:p>
     <w:p>
@@ -269,7 +269,7 @@
           <w:b/>
           <w:sz w:val="19"/>
         </w:rPr>
-        <w:t>셀 채움률이 높아도 재료 준비율은 낮을 수 있다. 재료마다 비어 있는 칸이 다르면 그렇게 된다 — 피로·수명이 정확히 그 경우다(셀 77.4% vs 준비 49.4%). **수집 진척과 해석 가능성을 같은 숫자로 말하면 안 된다.**</w:t>
+        <w:t>셀 채움률이 높아도 재료 준비율은 낮을 수 있다. 재료마다 비어 있는 칸이 다르면 그렇게 된다 — 피로·수명이 정확히 그 경우다(셀 76.8% vs 준비 49.0%). **수집 진척과 해석 가능성을 같은 숫자로 말하면 안 된다.**</w:t>
       </w:r>
     </w:p>
     <w:p>
@@ -428,7 +428,7 @@
               <w:rPr>
                 <w:sz w:val="15"/>
               </w:rPr>
-              <w:t>522</w:t>
+              <w:t>524</w:t>
             </w:r>
           </w:p>
         </w:tc>
@@ -442,7 +442,7 @@
               <w:rPr>
                 <w:sz w:val="15"/>
               </w:rPr>
-              <w:t>1415/1566</w:t>
+              <w:t>1415/1572</w:t>
             </w:r>
           </w:p>
         </w:tc>
@@ -456,7 +456,7 @@
               <w:rPr>
                 <w:sz w:val="15"/>
               </w:rPr>
-              <w:t>90.4%  █████████·</w:t>
+              <w:t>90.0%  █████████·</w:t>
             </w:r>
           </w:p>
         </w:tc>
@@ -470,7 +470,7 @@
               <w:rPr>
                 <w:sz w:val="15"/>
               </w:rPr>
-              <w:t>59.7%</w:t>
+              <w:t>59.5%</w:t>
             </w:r>
           </w:p>
         </w:tc>
@@ -484,7 +484,7 @@
               <w:rPr>
                 <w:sz w:val="15"/>
               </w:rPr>
-              <w:t>453  (86.8%)</w:t>
+              <w:t>453  (86.5%)</w:t>
             </w:r>
           </w:p>
         </w:tc>
@@ -498,7 +498,7 @@
               <w:rPr>
                 <w:sz w:val="15"/>
               </w:rPr>
-              <w:t>poisson_ratio — 66종</w:t>
+              <w:t>poisson_ratio — 68종</w:t>
             </w:r>
           </w:p>
         </w:tc>
@@ -528,7 +528,7 @@
               <w:rPr>
                 <w:sz w:val="15"/>
               </w:rPr>
-              <w:t>522</w:t>
+              <w:t>524</w:t>
             </w:r>
           </w:p>
         </w:tc>
@@ -542,7 +542,7 @@
               <w:rPr>
                 <w:sz w:val="15"/>
               </w:rPr>
-              <w:t>2310/2610</w:t>
+              <w:t>2310/2620</w:t>
             </w:r>
           </w:p>
         </w:tc>
@@ -556,7 +556,7 @@
               <w:rPr>
                 <w:sz w:val="15"/>
               </w:rPr>
-              <w:t>88.5%  █████████·</w:t>
+              <w:t>88.2%  █████████·</w:t>
             </w:r>
           </w:p>
         </w:tc>
@@ -570,7 +570,7 @@
               <w:rPr>
                 <w:sz w:val="15"/>
               </w:rPr>
-              <w:t>50.5%</w:t>
+              <w:t>50.3%</w:t>
             </w:r>
           </w:p>
         </w:tc>
@@ -584,7 +584,7 @@
               <w:rPr>
                 <w:sz w:val="15"/>
               </w:rPr>
-              <w:t>427  (81.8%)</w:t>
+              <w:t>427  (81.5%)</w:t>
             </w:r>
           </w:p>
         </w:tc>
@@ -598,7 +598,7 @@
               <w:rPr>
                 <w:sz w:val="15"/>
               </w:rPr>
-              <w:t>cowper_symonds_c | cowper_symonds_p  — 76종</w:t>
+              <w:t>cowper_symonds_c | cowper_symonds_p  — 78종</w:t>
             </w:r>
           </w:p>
         </w:tc>
@@ -628,7 +628,7 @@
               <w:rPr>
                 <w:sz w:val="15"/>
               </w:rPr>
-              <w:t>522</w:t>
+              <w:t>524</w:t>
             </w:r>
           </w:p>
         </w:tc>
@@ -642,7 +642,7 @@
               <w:rPr>
                 <w:sz w:val="15"/>
               </w:rPr>
-              <w:t>1391/1566</w:t>
+              <w:t>1391/1572</w:t>
             </w:r>
           </w:p>
         </w:tc>
@@ -656,7 +656,7 @@
               <w:rPr>
                 <w:sz w:val="15"/>
               </w:rPr>
-              <w:t>88.8%  █████████·</w:t>
+              <w:t>88.5%  █████████·</w:t>
             </w:r>
           </w:p>
         </w:tc>
@@ -670,7 +670,7 @@
               <w:rPr>
                 <w:sz w:val="15"/>
               </w:rPr>
-              <w:t>64.2%</w:t>
+              <w:t>63.9%</w:t>
             </w:r>
           </w:p>
         </w:tc>
@@ -684,7 +684,7 @@
               <w:rPr>
                 <w:sz w:val="15"/>
               </w:rPr>
-              <w:t>451  (86.4%)</w:t>
+              <w:t>451  (86.1%)</w:t>
             </w:r>
           </w:p>
         </w:tc>
@@ -698,7 +698,7 @@
               <w:rPr>
                 <w:sz w:val="15"/>
               </w:rPr>
-              <w:t>specific_heat — 67종</w:t>
+              <w:t>specific_heat — 69종</w:t>
             </w:r>
           </w:p>
         </w:tc>
@@ -728,7 +728,7 @@
               <w:rPr>
                 <w:sz w:val="15"/>
               </w:rPr>
-              <w:t>522</w:t>
+              <w:t>524</w:t>
             </w:r>
           </w:p>
         </w:tc>
@@ -742,7 +742,7 @@
               <w:rPr>
                 <w:sz w:val="15"/>
               </w:rPr>
-              <w:t>1878/2088</w:t>
+              <w:t>1879/2096</w:t>
             </w:r>
           </w:p>
         </w:tc>
@@ -756,7 +756,7 @@
               <w:rPr>
                 <w:sz w:val="15"/>
               </w:rPr>
-              <w:t>89.9%  █████████·</w:t>
+              <w:t>89.6%  █████████·</w:t>
             </w:r>
           </w:p>
         </w:tc>
@@ -770,7 +770,7 @@
               <w:rPr>
                 <w:sz w:val="15"/>
               </w:rPr>
-              <w:t>61.4%</w:t>
+              <w:t>61.2%</w:t>
             </w:r>
           </w:p>
         </w:tc>
@@ -784,7 +784,7 @@
               <w:rPr>
                 <w:sz w:val="15"/>
               </w:rPr>
-              <w:t>449  (86.0%)</w:t>
+              <w:t>449  (85.7%)</w:t>
             </w:r>
           </w:p>
         </w:tc>
@@ -798,7 +798,7 @@
               <w:rPr>
                 <w:sz w:val="15"/>
               </w:rPr>
-              <w:t>poisson_ratio — 66종</w:t>
+              <w:t>poisson_ratio — 68종</w:t>
             </w:r>
           </w:p>
         </w:tc>
@@ -828,7 +828,7 @@
               <w:rPr>
                 <w:sz w:val="15"/>
               </w:rPr>
-              <w:t>204</w:t>
+              <w:t>206</w:t>
             </w:r>
           </w:p>
         </w:tc>
@@ -842,7 +842,7 @@
               <w:rPr>
                 <w:sz w:val="15"/>
               </w:rPr>
-              <w:t>742/816</w:t>
+              <w:t>742/824</w:t>
             </w:r>
           </w:p>
         </w:tc>
@@ -856,7 +856,7 @@
               <w:rPr>
                 <w:sz w:val="15"/>
               </w:rPr>
-              <w:t>90.9%  █████████·</w:t>
+              <w:t>90.0%  █████████·</w:t>
             </w:r>
           </w:p>
         </w:tc>
@@ -870,7 +870,7 @@
               <w:rPr>
                 <w:sz w:val="15"/>
               </w:rPr>
-              <w:t>55.6%</w:t>
+              <w:t>55.1%</w:t>
             </w:r>
           </w:p>
         </w:tc>
@@ -884,7 +884,7 @@
               <w:rPr>
                 <w:sz w:val="15"/>
               </w:rPr>
-              <w:t>176  (86.3%)</w:t>
+              <w:t>176  (85.4%)</w:t>
             </w:r>
           </w:p>
         </w:tc>
@@ -898,7 +898,7 @@
               <w:rPr>
                 <w:sz w:val="15"/>
               </w:rPr>
-              <w:t>prony_relaxation_time | prony_tensil — 25종</w:t>
+              <w:t>prony_relaxation_time | prony_tensil — 27종</w:t>
             </w:r>
           </w:p>
         </w:tc>
@@ -928,7 +928,7 @@
               <w:rPr>
                 <w:sz w:val="15"/>
               </w:rPr>
-              <w:t>522</w:t>
+              <w:t>524</w:t>
             </w:r>
           </w:p>
         </w:tc>
@@ -942,7 +942,7 @@
               <w:rPr>
                 <w:sz w:val="15"/>
               </w:rPr>
-              <w:t>1835/2088</w:t>
+              <w:t>1836/2096</w:t>
             </w:r>
           </w:p>
         </w:tc>
@@ -956,7 +956,7 @@
               <w:rPr>
                 <w:sz w:val="15"/>
               </w:rPr>
-              <w:t>87.9%  █████████·</w:t>
+              <w:t>87.6%  █████████·</w:t>
             </w:r>
           </w:p>
         </w:tc>
@@ -970,7 +970,7 @@
               <w:rPr>
                 <w:sz w:val="15"/>
               </w:rPr>
-              <w:t>65.4%</w:t>
+              <w:t>65.2%</w:t>
             </w:r>
           </w:p>
         </w:tc>
@@ -984,7 +984,7 @@
               <w:rPr>
                 <w:sz w:val="15"/>
               </w:rPr>
-              <w:t>443  (84.9%)</w:t>
+              <w:t>443  (84.5%)</w:t>
             </w:r>
           </w:p>
         </w:tc>
@@ -998,7 +998,7 @@
               <w:rPr>
                 <w:sz w:val="15"/>
               </w:rPr>
-              <w:t>contact_angle_water | surface_energy — 78종</w:t>
+              <w:t>contact_angle_water | surface_energy — 79종</w:t>
             </w:r>
           </w:p>
         </w:tc>
@@ -1028,7 +1028,7 @@
               <w:rPr>
                 <w:sz w:val="15"/>
               </w:rPr>
-              <w:t>361</w:t>
+              <w:t>363</w:t>
             </w:r>
           </w:p>
         </w:tc>
@@ -1042,7 +1042,7 @@
               <w:rPr>
                 <w:sz w:val="15"/>
               </w:rPr>
-              <w:t>1300/1444</w:t>
+              <w:t>1300/1452</w:t>
             </w:r>
           </w:p>
         </w:tc>
@@ -1056,7 +1056,7 @@
               <w:rPr>
                 <w:sz w:val="15"/>
               </w:rPr>
-              <w:t>90.0%  █████████·</w:t>
+              <w:t>89.5%  █████████·</w:t>
             </w:r>
           </w:p>
         </w:tc>
@@ -1070,7 +1070,7 @@
               <w:rPr>
                 <w:sz w:val="15"/>
               </w:rPr>
-              <w:t>61.1%</w:t>
+              <w:t>60.8%</w:t>
             </w:r>
           </w:p>
         </w:tc>
@@ -1084,7 +1084,7 @@
               <w:rPr>
                 <w:sz w:val="15"/>
               </w:rPr>
-              <w:t>320  (88.6%)</w:t>
+              <w:t>320  (88.2%)</w:t>
             </w:r>
           </w:p>
         </w:tc>
@@ -1098,7 +1098,7 @@
               <w:rPr>
                 <w:sz w:val="15"/>
               </w:rPr>
-              <w:t>specific_heat — 40종</w:t>
+              <w:t>specific_heat — 42종</w:t>
             </w:r>
           </w:p>
         </w:tc>
@@ -1228,7 +1228,7 @@
               <w:rPr>
                 <w:sz w:val="15"/>
               </w:rPr>
-              <w:t>204</w:t>
+              <w:t>206</w:t>
             </w:r>
           </w:p>
         </w:tc>
@@ -1242,7 +1242,7 @@
               <w:rPr>
                 <w:sz w:val="15"/>
               </w:rPr>
-              <w:t>337/408</w:t>
+              <w:t>338/412</w:t>
             </w:r>
           </w:p>
         </w:tc>
@@ -1256,7 +1256,7 @@
               <w:rPr>
                 <w:sz w:val="15"/>
               </w:rPr>
-              <w:t>82.6%  ████████··</w:t>
+              <w:t>82.0%  ████████··</w:t>
             </w:r>
           </w:p>
         </w:tc>
@@ -1270,7 +1270,7 @@
               <w:rPr>
                 <w:sz w:val="15"/>
               </w:rPr>
-              <w:t>65.2%</w:t>
+              <w:t>64.8%</w:t>
             </w:r>
           </w:p>
         </w:tc>
@@ -1284,7 +1284,7 @@
               <w:rPr>
                 <w:sz w:val="15"/>
               </w:rPr>
-              <w:t>144  (70.6%)</w:t>
+              <w:t>144  (69.9%)</w:t>
             </w:r>
           </w:p>
         </w:tc>
@@ -1298,7 +1298,7 @@
               <w:rPr>
                 <w:sz w:val="15"/>
               </w:rPr>
-              <w:t>peel_strength | lap_shear_strength | — 53종</w:t>
+              <w:t>peel_strength | lap_shear_strength | — 54종</w:t>
             </w:r>
           </w:p>
         </w:tc>
@@ -1328,7 +1328,7 @@
               <w:rPr>
                 <w:sz w:val="15"/>
               </w:rPr>
-              <w:t>522</w:t>
+              <w:t>524</w:t>
             </w:r>
           </w:p>
         </w:tc>
@@ -1342,7 +1342,7 @@
               <w:rPr>
                 <w:sz w:val="15"/>
               </w:rPr>
-              <w:t>470/522</w:t>
+              <w:t>477/524</w:t>
             </w:r>
           </w:p>
         </w:tc>
@@ -1356,7 +1356,7 @@
               <w:rPr>
                 <w:sz w:val="15"/>
               </w:rPr>
-              <w:t>90.0%  █████████·</w:t>
+              <w:t>91.0%  █████████·</w:t>
             </w:r>
           </w:p>
         </w:tc>
@@ -1370,7 +1370,7 @@
               <w:rPr>
                 <w:sz w:val="15"/>
               </w:rPr>
-              <w:t>77.2%</w:t>
+              <w:t>78.2%</w:t>
             </w:r>
           </w:p>
         </w:tc>
@@ -1384,7 +1384,7 @@
               <w:rPr>
                 <w:sz w:val="15"/>
               </w:rPr>
-              <w:t>470  (90.0%)</w:t>
+              <w:t>477  (91.0%)</w:t>
             </w:r>
           </w:p>
         </w:tc>
@@ -1398,7 +1398,7 @@
               <w:rPr>
                 <w:sz w:val="15"/>
               </w:rPr>
-              <w:t>dielectric_constant | resistivity_vo — 52종</w:t>
+              <w:t>dielectric_constant | resistivity_vo — 47종</w:t>
             </w:r>
           </w:p>
         </w:tc>
@@ -1428,7 +1428,7 @@
               <w:rPr>
                 <w:sz w:val="15"/>
               </w:rPr>
-              <w:t>249</w:t>
+              <w:t>251</w:t>
             </w:r>
           </w:p>
         </w:tc>
@@ -1442,7 +1442,7 @@
               <w:rPr>
                 <w:sz w:val="15"/>
               </w:rPr>
-              <w:t>578/747</w:t>
+              <w:t>578/753</w:t>
             </w:r>
           </w:p>
         </w:tc>
@@ -1456,7 +1456,7 @@
               <w:rPr>
                 <w:sz w:val="15"/>
               </w:rPr>
-              <w:t>77.4%  ████████··</w:t>
+              <w:t>76.8%  ████████··</w:t>
             </w:r>
           </w:p>
         </w:tc>
@@ -1470,7 +1470,7 @@
               <w:rPr>
                 <w:sz w:val="15"/>
               </w:rPr>
-              <w:t>66.7%</w:t>
+              <w:t>66.1%</w:t>
             </w:r>
           </w:p>
         </w:tc>
@@ -1484,7 +1484,7 @@
               <w:rPr>
                 <w:sz w:val="15"/>
               </w:rPr>
-              <w:t>123  (49.4%)</w:t>
+              <w:t>123  (49.0%)</w:t>
             </w:r>
           </w:p>
         </w:tc>
@@ -1498,7 +1498,7 @@
               <w:rPr>
                 <w:sz w:val="15"/>
               </w:rPr>
-              <w:t>fatigue_strength_coefficient | fatig — 116종</w:t>
+              <w:t>fatigue_strength_coefficient | fatig — 118종</w:t>
             </w:r>
           </w:p>
         </w:tc>
@@ -1714,7 +1714,7 @@
           <w:b/>
           <w:sz w:val="19"/>
         </w:rPr>
-        <w:t>**실측기반**은 tier4(가정·계산)를 뺀 값이다. 두 열의 차이 약 3,870칸이 가정값으로 채워진 부분이다. 해석을 돌리기 위해 칸을 닫는 것과, 그 값이 실측에 근거하는 것은 다른 문제다 — 둘을 나란히 둔다.</w:t>
+        <w:t>**실측기반**은 tier4(가정·계산)를 뺀 값이다. 두 열의 차이 약 3,869칸이 가정값으로 채워진 부분이다. 해석을 돌리기 위해 칸을 닫는 것과, 그 값이 실측에 근거하는 것은 다른 문제다 — 둘을 나란히 둔다.</w:t>
       </w:r>
     </w:p>
     <w:p>
@@ -1813,7 +1813,7 @@
               <w:rPr>
                 <w:sz w:val="16"/>
               </w:rPr>
-              <w:t>산소소광-발광체 100.0% · 초탄성(실링·완충) 97.8% · 전기·EMI 90.0% · 산소확산-매트릭스 90.0% · 결로(투습) 88.6% · 구조·강성 86.8% · 열전달·방열 86.4% · 폴더블 벤딩 86.3% · 열응력·워피지 86.0% · 결로(표면) 84.9% · 낙하·충격 81.8% · 접착·박리 70.6%</w:t>
+              <w:t>산소소광-발광체 100.0% · 초탄성(실링·완충) 97.8% · 전기·EMI 91.0% · 산소확산-매트릭스 90.0% · 결로(투습) 88.2% · 구조·강성 86.5% · 열전달·방열 86.1% · 열응력·워피지 85.7% · 폴더블 벤딩 85.4% · 결로(표면) 84.5% · 낙하·충격 81.5% · 접착·박리 69.9%</w:t>
             </w:r>
           </w:p>
         </w:tc>
@@ -1857,7 +1857,7 @@
               <w:rPr>
                 <w:sz w:val="16"/>
               </w:rPr>
-              <w:t>피로·수명 49.4%</w:t>
+              <w:t>피로·수명 49.0%</w:t>
             </w:r>
           </w:p>
         </w:tc>
@@ -2113,7 +2113,7 @@
               <w:rPr>
                 <w:sz w:val="16"/>
               </w:rPr>
-              <w:t>522종</w:t>
+              <w:t>524종</w:t>
             </w:r>
           </w:p>
         </w:tc>
@@ -2127,7 +2127,7 @@
               <w:rPr>
                 <w:sz w:val="16"/>
               </w:rPr>
-              <w:t>1415/1566  (90.4%)</w:t>
+              <w:t>1415/1572  (90.0%)</w:t>
             </w:r>
           </w:p>
         </w:tc>
@@ -2141,7 +2141,7 @@
               <w:rPr>
                 <w:sz w:val="16"/>
               </w:rPr>
-              <w:t>59.7%</w:t>
+              <w:t>59.5%</w:t>
             </w:r>
           </w:p>
         </w:tc>
@@ -2155,7 +2155,7 @@
               <w:rPr>
                 <w:sz w:val="16"/>
               </w:rPr>
-              <w:t>453종  (86.8%)</w:t>
+              <w:t>453종  (86.5%)</w:t>
             </w:r>
           </w:p>
         </w:tc>
@@ -2169,7 +2169,7 @@
               <w:rPr>
                 <w:sz w:val="16"/>
               </w:rPr>
-              <w:t>179종  (34.3%)</w:t>
+              <w:t>179종  (34.2%)</w:t>
             </w:r>
           </w:p>
         </w:tc>
@@ -2256,7 +2256,7 @@
               <w:rPr>
                 <w:sz w:val="16"/>
               </w:rPr>
-              <w:t>66종</w:t>
+              <w:t>68종</w:t>
             </w:r>
           </w:p>
         </w:tc>
@@ -2286,7 +2286,7 @@
               <w:rPr>
                 <w:sz w:val="16"/>
               </w:rPr>
-              <w:t>47종</w:t>
+              <w:t>49종</w:t>
             </w:r>
           </w:p>
         </w:tc>
@@ -2316,7 +2316,7 @@
               <w:rPr>
                 <w:sz w:val="16"/>
               </w:rPr>
-              <w:t>38종</w:t>
+              <w:t>40종</w:t>
             </w:r>
           </w:p>
         </w:tc>
@@ -2445,7 +2445,7 @@
               <w:rPr>
                 <w:sz w:val="16"/>
               </w:rPr>
-              <w:t>522종</w:t>
+              <w:t>524종</w:t>
             </w:r>
           </w:p>
         </w:tc>
@@ -2459,7 +2459,7 @@
               <w:rPr>
                 <w:sz w:val="16"/>
               </w:rPr>
-              <w:t>2310/2610  (88.5%)</w:t>
+              <w:t>2310/2620  (88.2%)</w:t>
             </w:r>
           </w:p>
         </w:tc>
@@ -2473,7 +2473,7 @@
               <w:rPr>
                 <w:sz w:val="16"/>
               </w:rPr>
-              <w:t>50.5%</w:t>
+              <w:t>50.3%</w:t>
             </w:r>
           </w:p>
         </w:tc>
@@ -2487,7 +2487,7 @@
               <w:rPr>
                 <w:sz w:val="16"/>
               </w:rPr>
-              <w:t>427종  (81.8%)</w:t>
+              <w:t>427종  (81.5%)</w:t>
             </w:r>
           </w:p>
         </w:tc>
@@ -2501,7 +2501,7 @@
               <w:rPr>
                 <w:sz w:val="16"/>
               </w:rPr>
-              <w:t>73종  (14.0%)</w:t>
+              <w:t>73종  (13.9%)</w:t>
             </w:r>
           </w:p>
         </w:tc>
@@ -2588,7 +2588,7 @@
               <w:rPr>
                 <w:sz w:val="16"/>
               </w:rPr>
-              <w:t>76종</w:t>
+              <w:t>78종</w:t>
             </w:r>
           </w:p>
         </w:tc>
@@ -2618,7 +2618,7 @@
               <w:rPr>
                 <w:sz w:val="16"/>
               </w:rPr>
-              <w:t>73종</w:t>
+              <w:t>75종</w:t>
             </w:r>
           </w:p>
         </w:tc>
@@ -2648,7 +2648,7 @@
               <w:rPr>
                 <w:sz w:val="16"/>
               </w:rPr>
-              <w:t>66종</w:t>
+              <w:t>68종</w:t>
             </w:r>
           </w:p>
         </w:tc>
@@ -2678,7 +2678,7 @@
               <w:rPr>
                 <w:sz w:val="16"/>
               </w:rPr>
-              <w:t>47종</w:t>
+              <w:t>49종</w:t>
             </w:r>
           </w:p>
         </w:tc>
@@ -2708,7 +2708,7 @@
               <w:rPr>
                 <w:sz w:val="16"/>
               </w:rPr>
-              <w:t>38종</w:t>
+              <w:t>40종</w:t>
             </w:r>
           </w:p>
         </w:tc>
@@ -2837,7 +2837,7 @@
               <w:rPr>
                 <w:sz w:val="16"/>
               </w:rPr>
-              <w:t>522종</w:t>
+              <w:t>524종</w:t>
             </w:r>
           </w:p>
         </w:tc>
@@ -2851,7 +2851,7 @@
               <w:rPr>
                 <w:sz w:val="16"/>
               </w:rPr>
-              <w:t>1391/1566  (88.8%)</w:t>
+              <w:t>1391/1572  (88.5%)</w:t>
             </w:r>
           </w:p>
         </w:tc>
@@ -2865,7 +2865,7 @@
               <w:rPr>
                 <w:sz w:val="16"/>
               </w:rPr>
-              <w:t>64.2%</w:t>
+              <w:t>63.9%</w:t>
             </w:r>
           </w:p>
         </w:tc>
@@ -2879,7 +2879,7 @@
               <w:rPr>
                 <w:sz w:val="16"/>
               </w:rPr>
-              <w:t>451종  (86.4%)</w:t>
+              <w:t>451종  (86.1%)</w:t>
             </w:r>
           </w:p>
         </w:tc>
@@ -2893,7 +2893,7 @@
               <w:rPr>
                 <w:sz w:val="16"/>
               </w:rPr>
-              <w:t>208종  (39.8%)</w:t>
+              <w:t>208종  (39.7%)</w:t>
             </w:r>
           </w:p>
         </w:tc>
@@ -2980,7 +2980,7 @@
               <w:rPr>
                 <w:sz w:val="16"/>
               </w:rPr>
-              <w:t>67종</w:t>
+              <w:t>69종</w:t>
             </w:r>
           </w:p>
         </w:tc>
@@ -3010,7 +3010,7 @@
               <w:rPr>
                 <w:sz w:val="16"/>
               </w:rPr>
-              <w:t>61종</w:t>
+              <w:t>63종</w:t>
             </w:r>
           </w:p>
         </w:tc>
@@ -3040,7 +3040,7 @@
               <w:rPr>
                 <w:sz w:val="16"/>
               </w:rPr>
-              <w:t>47종</w:t>
+              <w:t>49종</w:t>
             </w:r>
           </w:p>
         </w:tc>
@@ -3169,7 +3169,7 @@
               <w:rPr>
                 <w:sz w:val="16"/>
               </w:rPr>
-              <w:t>522종</w:t>
+              <w:t>524종</w:t>
             </w:r>
           </w:p>
         </w:tc>
@@ -3183,7 +3183,7 @@
               <w:rPr>
                 <w:sz w:val="16"/>
               </w:rPr>
-              <w:t>1878/2088  (89.9%)</w:t>
+              <w:t>1879/2096  (89.6%)</w:t>
             </w:r>
           </w:p>
         </w:tc>
@@ -3197,7 +3197,7 @@
               <w:rPr>
                 <w:sz w:val="16"/>
               </w:rPr>
-              <w:t>61.4%</w:t>
+              <w:t>61.2%</w:t>
             </w:r>
           </w:p>
         </w:tc>
@@ -3211,7 +3211,7 @@
               <w:rPr>
                 <w:sz w:val="16"/>
               </w:rPr>
-              <w:t>449종  (86.0%)</w:t>
+              <w:t>449종  (85.7%)</w:t>
             </w:r>
           </w:p>
         </w:tc>
@@ -3225,7 +3225,7 @@
               <w:rPr>
                 <w:sz w:val="16"/>
               </w:rPr>
-              <w:t>170종  (32.6%)</w:t>
+              <w:t>170종  (32.4%)</w:t>
             </w:r>
           </w:p>
         </w:tc>
@@ -3312,7 +3312,7 @@
               <w:rPr>
                 <w:sz w:val="16"/>
               </w:rPr>
-              <w:t>66종</w:t>
+              <w:t>68종</w:t>
             </w:r>
           </w:p>
         </w:tc>
@@ -3342,7 +3342,7 @@
               <w:rPr>
                 <w:sz w:val="16"/>
               </w:rPr>
-              <w:t>59종</w:t>
+              <w:t>60종</w:t>
             </w:r>
           </w:p>
         </w:tc>
@@ -3372,7 +3372,7 @@
               <w:rPr>
                 <w:sz w:val="16"/>
               </w:rPr>
-              <w:t>47종</w:t>
+              <w:t>49종</w:t>
             </w:r>
           </w:p>
         </w:tc>
@@ -3402,7 +3402,7 @@
               <w:rPr>
                 <w:sz w:val="16"/>
               </w:rPr>
-              <w:t>38종</w:t>
+              <w:t>40종</w:t>
             </w:r>
           </w:p>
         </w:tc>
@@ -3531,7 +3531,7 @@
               <w:rPr>
                 <w:sz w:val="16"/>
               </w:rPr>
-              <w:t>204종</w:t>
+              <w:t>206종</w:t>
             </w:r>
           </w:p>
         </w:tc>
@@ -3545,7 +3545,7 @@
               <w:rPr>
                 <w:sz w:val="16"/>
               </w:rPr>
-              <w:t>742/816  (90.9%)</w:t>
+              <w:t>742/824  (90.0%)</w:t>
             </w:r>
           </w:p>
         </w:tc>
@@ -3559,7 +3559,7 @@
               <w:rPr>
                 <w:sz w:val="16"/>
               </w:rPr>
-              <w:t>55.6%</w:t>
+              <w:t>55.1%</w:t>
             </w:r>
           </w:p>
         </w:tc>
@@ -3573,7 +3573,7 @@
               <w:rPr>
                 <w:sz w:val="16"/>
               </w:rPr>
-              <w:t>176종  (86.3%)</w:t>
+              <w:t>176종  (85.4%)</w:t>
             </w:r>
           </w:p>
         </w:tc>
@@ -3587,7 +3587,7 @@
               <w:rPr>
                 <w:sz w:val="16"/>
               </w:rPr>
-              <w:t>41종  (20.1%)</w:t>
+              <w:t>41종  (19.9%)</w:t>
             </w:r>
           </w:p>
         </w:tc>
@@ -3674,7 +3674,7 @@
               <w:rPr>
                 <w:sz w:val="16"/>
               </w:rPr>
-              <w:t>25종</w:t>
+              <w:t>27종</w:t>
             </w:r>
           </w:p>
         </w:tc>
@@ -3704,7 +3704,7 @@
               <w:rPr>
                 <w:sz w:val="16"/>
               </w:rPr>
-              <w:t>20종</w:t>
+              <w:t>22종</w:t>
             </w:r>
           </w:p>
         </w:tc>
@@ -3734,7 +3734,7 @@
               <w:rPr>
                 <w:sz w:val="16"/>
               </w:rPr>
-              <w:t>18종</w:t>
+              <w:t>20종</w:t>
             </w:r>
           </w:p>
         </w:tc>
@@ -3764,7 +3764,7 @@
               <w:rPr>
                 <w:sz w:val="16"/>
               </w:rPr>
-              <w:t>11종</w:t>
+              <w:t>13종</w:t>
             </w:r>
           </w:p>
         </w:tc>
@@ -3893,7 +3893,7 @@
               <w:rPr>
                 <w:sz w:val="16"/>
               </w:rPr>
-              <w:t>522종</w:t>
+              <w:t>524종</w:t>
             </w:r>
           </w:p>
         </w:tc>
@@ -3907,7 +3907,7 @@
               <w:rPr>
                 <w:sz w:val="16"/>
               </w:rPr>
-              <w:t>1835/2088  (87.9%)</w:t>
+              <w:t>1836/2096  (87.6%)</w:t>
             </w:r>
           </w:p>
         </w:tc>
@@ -3921,7 +3921,7 @@
               <w:rPr>
                 <w:sz w:val="16"/>
               </w:rPr>
-              <w:t>65.4%</w:t>
+              <w:t>65.2%</w:t>
             </w:r>
           </w:p>
         </w:tc>
@@ -3935,7 +3935,7 @@
               <w:rPr>
                 <w:sz w:val="16"/>
               </w:rPr>
-              <w:t>443종  (84.9%)</w:t>
+              <w:t>443종  (84.5%)</w:t>
             </w:r>
           </w:p>
         </w:tc>
@@ -3949,7 +3949,7 @@
               <w:rPr>
                 <w:sz w:val="16"/>
               </w:rPr>
-              <w:t>185종  (35.4%)</w:t>
+              <w:t>185종  (35.3%)</w:t>
             </w:r>
           </w:p>
         </w:tc>
@@ -4036,7 +4036,7 @@
               <w:rPr>
                 <w:sz w:val="16"/>
               </w:rPr>
-              <w:t>78종</w:t>
+              <w:t>79종</w:t>
             </w:r>
           </w:p>
         </w:tc>
@@ -4066,7 +4066,7 @@
               <w:rPr>
                 <w:sz w:val="16"/>
               </w:rPr>
-              <w:t>67종</w:t>
+              <w:t>69종</w:t>
             </w:r>
           </w:p>
         </w:tc>
@@ -4096,7 +4096,7 @@
               <w:rPr>
                 <w:sz w:val="16"/>
               </w:rPr>
-              <w:t>61종</w:t>
+              <w:t>63종</w:t>
             </w:r>
           </w:p>
         </w:tc>
@@ -4126,7 +4126,7 @@
               <w:rPr>
                 <w:sz w:val="16"/>
               </w:rPr>
-              <w:t>47종</w:t>
+              <w:t>49종</w:t>
             </w:r>
           </w:p>
         </w:tc>
@@ -4255,7 +4255,7 @@
               <w:rPr>
                 <w:sz w:val="16"/>
               </w:rPr>
-              <w:t>361종</w:t>
+              <w:t>363종</w:t>
             </w:r>
           </w:p>
         </w:tc>
@@ -4269,7 +4269,7 @@
               <w:rPr>
                 <w:sz w:val="16"/>
               </w:rPr>
-              <w:t>1300/1444  (90.0%)</w:t>
+              <w:t>1300/1452  (89.5%)</w:t>
             </w:r>
           </w:p>
         </w:tc>
@@ -4283,7 +4283,7 @@
               <w:rPr>
                 <w:sz w:val="16"/>
               </w:rPr>
-              <w:t>61.1%</w:t>
+              <w:t>60.8%</w:t>
             </w:r>
           </w:p>
         </w:tc>
@@ -4297,7 +4297,7 @@
               <w:rPr>
                 <w:sz w:val="16"/>
               </w:rPr>
-              <w:t>320종  (88.6%)</w:t>
+              <w:t>320종  (88.2%)</w:t>
             </w:r>
           </w:p>
         </w:tc>
@@ -4311,7 +4311,7 @@
               <w:rPr>
                 <w:sz w:val="16"/>
               </w:rPr>
-              <w:t>108종  (29.9%)</w:t>
+              <w:t>108종  (29.8%)</w:t>
             </w:r>
           </w:p>
         </w:tc>
@@ -4398,7 +4398,7 @@
               <w:rPr>
                 <w:sz w:val="16"/>
               </w:rPr>
-              <w:t>40종</w:t>
+              <w:t>42종</w:t>
             </w:r>
           </w:p>
         </w:tc>
@@ -4428,7 +4428,7 @@
               <w:rPr>
                 <w:sz w:val="16"/>
               </w:rPr>
-              <w:t>37종</w:t>
+              <w:t>39종</w:t>
             </w:r>
           </w:p>
         </w:tc>
@@ -4458,7 +4458,7 @@
               <w:rPr>
                 <w:sz w:val="16"/>
               </w:rPr>
-              <w:t>34종</w:t>
+              <w:t>36종</w:t>
             </w:r>
           </w:p>
         </w:tc>
@@ -4488,7 +4488,7 @@
               <w:rPr>
                 <w:sz w:val="16"/>
               </w:rPr>
-              <w:t>33종</w:t>
+              <w:t>35종</w:t>
             </w:r>
           </w:p>
         </w:tc>
@@ -4919,7 +4919,7 @@
               <w:rPr>
                 <w:sz w:val="16"/>
               </w:rPr>
-              <w:t>204종</w:t>
+              <w:t>206종</w:t>
             </w:r>
           </w:p>
         </w:tc>
@@ -4933,7 +4933,7 @@
               <w:rPr>
                 <w:sz w:val="16"/>
               </w:rPr>
-              <w:t>337/408  (82.6%)</w:t>
+              <w:t>338/412  (82.0%)</w:t>
             </w:r>
           </w:p>
         </w:tc>
@@ -4947,7 +4947,7 @@
               <w:rPr>
                 <w:sz w:val="16"/>
               </w:rPr>
-              <w:t>65.2%</w:t>
+              <w:t>64.8%</w:t>
             </w:r>
           </w:p>
         </w:tc>
@@ -4961,7 +4961,7 @@
               <w:rPr>
                 <w:sz w:val="16"/>
               </w:rPr>
-              <w:t>144종  (70.6%)</w:t>
+              <w:t>144종  (69.9%)</w:t>
             </w:r>
           </w:p>
         </w:tc>
@@ -4975,7 +4975,7 @@
               <w:rPr>
                 <w:sz w:val="16"/>
               </w:rPr>
-              <w:t>80종  (39.2%)</w:t>
+              <w:t>80종  (38.8%)</w:t>
             </w:r>
           </w:p>
         </w:tc>
@@ -5062,7 +5062,7 @@
               <w:rPr>
                 <w:sz w:val="16"/>
               </w:rPr>
-              <w:t>53종</w:t>
+              <w:t>54종</w:t>
             </w:r>
           </w:p>
         </w:tc>
@@ -5092,7 +5092,7 @@
               <w:rPr>
                 <w:sz w:val="16"/>
               </w:rPr>
-              <w:t>18종</w:t>
+              <w:t>20종</w:t>
             </w:r>
           </w:p>
         </w:tc>
@@ -5221,7 +5221,7 @@
               <w:rPr>
                 <w:sz w:val="16"/>
               </w:rPr>
-              <w:t>522종</w:t>
+              <w:t>524종</w:t>
             </w:r>
           </w:p>
         </w:tc>
@@ -5235,7 +5235,7 @@
               <w:rPr>
                 <w:sz w:val="16"/>
               </w:rPr>
-              <w:t>470/522  (90.0%)</w:t>
+              <w:t>477/524  (91.0%)</w:t>
             </w:r>
           </w:p>
         </w:tc>
@@ -5249,7 +5249,7 @@
               <w:rPr>
                 <w:sz w:val="16"/>
               </w:rPr>
-              <w:t>77.2%</w:t>
+              <w:t>78.2%</w:t>
             </w:r>
           </w:p>
         </w:tc>
@@ -5263,7 +5263,7 @@
               <w:rPr>
                 <w:sz w:val="16"/>
               </w:rPr>
-              <w:t>470종  (90.0%)</w:t>
+              <w:t>477종  (91.0%)</w:t>
             </w:r>
           </w:p>
         </w:tc>
@@ -5277,7 +5277,7 @@
               <w:rPr>
                 <w:sz w:val="16"/>
               </w:rPr>
-              <w:t>403종  (77.2%)</w:t>
+              <w:t>410종  (78.2%)</w:t>
             </w:r>
           </w:p>
         </w:tc>
@@ -5364,7 +5364,7 @@
               <w:rPr>
                 <w:sz w:val="16"/>
               </w:rPr>
-              <w:t>52종</w:t>
+              <w:t>47종</w:t>
             </w:r>
           </w:p>
         </w:tc>
@@ -5493,7 +5493,7 @@
               <w:rPr>
                 <w:sz w:val="16"/>
               </w:rPr>
-              <w:t>249종</w:t>
+              <w:t>251종</w:t>
             </w:r>
           </w:p>
         </w:tc>
@@ -5507,7 +5507,7 @@
               <w:rPr>
                 <w:sz w:val="16"/>
               </w:rPr>
-              <w:t>578/747  (77.4%)</w:t>
+              <w:t>578/753  (76.8%)</w:t>
             </w:r>
           </w:p>
         </w:tc>
@@ -5521,7 +5521,7 @@
               <w:rPr>
                 <w:sz w:val="16"/>
               </w:rPr>
-              <w:t>66.7%</w:t>
+              <w:t>66.1%</w:t>
             </w:r>
           </w:p>
         </w:tc>
@@ -5535,7 +5535,7 @@
               <w:rPr>
                 <w:sz w:val="16"/>
               </w:rPr>
-              <w:t>123종  (49.4%)</w:t>
+              <w:t>123종  (49.0%)</w:t>
             </w:r>
           </w:p>
         </w:tc>
@@ -5549,7 +5549,7 @@
               <w:rPr>
                 <w:sz w:val="16"/>
               </w:rPr>
-              <w:t>73종  (29.3%)</w:t>
+              <w:t>73종  (29.1%)</w:t>
             </w:r>
           </w:p>
         </w:tc>
@@ -5636,7 +5636,7 @@
               <w:rPr>
                 <w:sz w:val="16"/>
               </w:rPr>
-              <w:t>116종</w:t>
+              <w:t>118종</w:t>
             </w:r>
           </w:p>
         </w:tc>
@@ -5666,7 +5666,7 @@
               <w:rPr>
                 <w:sz w:val="16"/>
               </w:rPr>
-              <w:t>31종</w:t>
+              <w:t>33종</w:t>
             </w:r>
           </w:p>
         </w:tc>
@@ -5696,7 +5696,7 @@
               <w:rPr>
                 <w:sz w:val="16"/>
               </w:rPr>
-              <w:t>22종</w:t>
+              <w:t>24종</w:t>
             </w:r>
           </w:p>
         </w:tc>
@@ -6182,7 +6182,7 @@
           <w:b w:val="0"/>
           <w:sz w:val="19"/>
         </w:rPr>
-        <w:t>물성 정의 192종 전부에 값이 하나 이상 있다(개통률 100%). 아래는 재료 1177종 기준 보유율이다.</w:t>
+        <w:t>물성 정의 192종 전부에 값이 하나 이상 있다(개통률 100%). 아래는 재료 1231종 기준 보유율이다.</w:t>
       </w:r>
     </w:p>
     <w:p>
@@ -6337,7 +6337,7 @@
               <w:rPr>
                 <w:sz w:val="15"/>
               </w:rPr>
-              <w:t>130.3%  ████████████████</w:t>
+              <w:t>129.8%  ████████████████</w:t>
             </w:r>
           </w:p>
         </w:tc>
@@ -6395,7 +6395,7 @@
               <w:rPr>
                 <w:sz w:val="15"/>
               </w:rPr>
-              <w:t>677종</w:t>
+              <w:t>678종</w:t>
             </w:r>
           </w:p>
         </w:tc>
@@ -6409,7 +6409,7 @@
               <w:rPr>
                 <w:sz w:val="15"/>
               </w:rPr>
-              <w:t>129.7%  ████████████████</w:t>
+              <w:t>129.4%  ████████████████</w:t>
             </w:r>
           </w:p>
         </w:tc>
@@ -6423,7 +6423,7 @@
               <w:rPr>
                 <w:sz w:val="15"/>
               </w:rPr>
-              <w:t>1792건</w:t>
+              <w:t>1793건</w:t>
             </w:r>
           </w:p>
         </w:tc>
@@ -6467,7 +6467,7 @@
               <w:rPr>
                 <w:sz w:val="15"/>
               </w:rPr>
-              <w:t>655종</w:t>
+              <w:t>657종</w:t>
             </w:r>
           </w:p>
         </w:tc>
@@ -6481,7 +6481,7 @@
               <w:rPr>
                 <w:sz w:val="15"/>
               </w:rPr>
-              <w:t>125.5%  ███████████████</w:t>
+              <w:t>125.4%  ███████████████</w:t>
             </w:r>
           </w:p>
         </w:tc>
@@ -6495,7 +6495,7 @@
               <w:rPr>
                 <w:sz w:val="15"/>
               </w:rPr>
-              <w:t>1469건</w:t>
+              <w:t>1473건</w:t>
             </w:r>
           </w:p>
         </w:tc>
@@ -6553,7 +6553,7 @@
               <w:rPr>
                 <w:sz w:val="15"/>
               </w:rPr>
-              <w:t>122.8%  ███████████████</w:t>
+              <w:t>122.3%  ███████████████</w:t>
             </w:r>
           </w:p>
         </w:tc>
@@ -6625,7 +6625,7 @@
               <w:rPr>
                 <w:sz w:val="15"/>
               </w:rPr>
-              <w:t>110.7%  █████████████</w:t>
+              <w:t>110.3%  █████████████</w:t>
             </w:r>
           </w:p>
         </w:tc>
@@ -6697,7 +6697,7 @@
               <w:rPr>
                 <w:sz w:val="15"/>
               </w:rPr>
-              <w:t>107.7%  █████████████</w:t>
+              <w:t>107.3%  █████████████</w:t>
             </w:r>
           </w:p>
         </w:tc>
@@ -6755,7 +6755,7 @@
               <w:rPr>
                 <w:sz w:val="15"/>
               </w:rPr>
-              <w:t>454종</w:t>
+              <w:t>455종</w:t>
             </w:r>
           </w:p>
         </w:tc>
@@ -6769,7 +6769,7 @@
               <w:rPr>
                 <w:sz w:val="15"/>
               </w:rPr>
-              <w:t>87.0%  ██████████··</w:t>
+              <w:t>86.8%  ██████████··</w:t>
             </w:r>
           </w:p>
         </w:tc>
@@ -6783,7 +6783,7 @@
               <w:rPr>
                 <w:sz w:val="15"/>
               </w:rPr>
-              <w:t>847건</w:t>
+              <w:t>848건</w:t>
             </w:r>
           </w:p>
         </w:tc>
@@ -6827,7 +6827,7 @@
               <w:rPr>
                 <w:sz w:val="15"/>
               </w:rPr>
-              <w:t>433종</w:t>
+              <w:t>438종</w:t>
             </w:r>
           </w:p>
         </w:tc>
@@ -6841,7 +6841,7 @@
               <w:rPr>
                 <w:sz w:val="15"/>
               </w:rPr>
-              <w:t>83.0%  ██████████··</w:t>
+              <w:t>83.6%  ██████████··</w:t>
             </w:r>
           </w:p>
         </w:tc>
@@ -6855,7 +6855,7 @@
               <w:rPr>
                 <w:sz w:val="15"/>
               </w:rPr>
-              <w:t>718건</w:t>
+              <w:t>725건</w:t>
             </w:r>
           </w:p>
         </w:tc>
@@ -6899,7 +6899,7 @@
               <w:rPr>
                 <w:sz w:val="15"/>
               </w:rPr>
-              <w:t>413종</w:t>
+              <w:t>414종</w:t>
             </w:r>
           </w:p>
         </w:tc>
@@ -6913,7 +6913,7 @@
               <w:rPr>
                 <w:sz w:val="15"/>
               </w:rPr>
-              <w:t>79.1%  █████████···</w:t>
+              <w:t>79.0%  █████████···</w:t>
             </w:r>
           </w:p>
         </w:tc>
@@ -6927,7 +6927,7 @@
               <w:rPr>
                 <w:sz w:val="15"/>
               </w:rPr>
-              <w:t>663건</w:t>
+              <w:t>664건</w:t>
             </w:r>
           </w:p>
         </w:tc>
@@ -6985,7 +6985,7 @@
               <w:rPr>
                 <w:sz w:val="15"/>
               </w:rPr>
-              <w:t>75.7%  █████████···</w:t>
+              <w:t>75.4%  █████████···</w:t>
             </w:r>
           </w:p>
         </w:tc>
@@ -7043,7 +7043,7 @@
               <w:rPr>
                 <w:sz w:val="15"/>
               </w:rPr>
-              <w:t>387종</w:t>
+              <w:t>390종</w:t>
             </w:r>
           </w:p>
         </w:tc>
@@ -7057,7 +7057,7 @@
               <w:rPr>
                 <w:sz w:val="15"/>
               </w:rPr>
-              <w:t>74.1%  █████████···</w:t>
+              <w:t>74.4%  █████████···</w:t>
             </w:r>
           </w:p>
         </w:tc>
@@ -7071,7 +7071,7 @@
               <w:rPr>
                 <w:sz w:val="15"/>
               </w:rPr>
-              <w:t>433건</w:t>
+              <w:t>444건</w:t>
             </w:r>
           </w:p>
         </w:tc>
@@ -7115,7 +7115,7 @@
               <w:rPr>
                 <w:sz w:val="15"/>
               </w:rPr>
-              <w:t>309종</w:t>
+              <w:t>313종</w:t>
             </w:r>
           </w:p>
         </w:tc>
@@ -7129,7 +7129,7 @@
               <w:rPr>
                 <w:sz w:val="15"/>
               </w:rPr>
-              <w:t>59.2%  ███████·····</w:t>
+              <w:t>59.7%  ███████·····</w:t>
             </w:r>
           </w:p>
         </w:tc>
@@ -7143,7 +7143,7 @@
               <w:rPr>
                 <w:sz w:val="15"/>
               </w:rPr>
-              <w:t>430건</w:t>
+              <w:t>437건</w:t>
             </w:r>
           </w:p>
         </w:tc>
@@ -7159,7 +7159,7 @@
               <w:rPr>
                 <w:sz w:val="15"/>
               </w:rPr>
-              <w:t>동적증가계수(DIF)</w:t>
+              <w:t>박리강도</w:t>
             </w:r>
           </w:p>
         </w:tc>
@@ -7173,7 +7173,7 @@
               <w:rPr>
                 <w:sz w:val="15"/>
               </w:rPr>
-              <w:t>기계</w:t>
+              <w:t>계면</w:t>
             </w:r>
           </w:p>
         </w:tc>
@@ -7187,7 +7187,7 @@
               <w:rPr>
                 <w:sz w:val="15"/>
               </w:rPr>
-              <w:t>280종</w:t>
+              <w:t>283종</w:t>
             </w:r>
           </w:p>
         </w:tc>
@@ -7201,7 +7201,7 @@
               <w:rPr>
                 <w:sz w:val="15"/>
               </w:rPr>
-              <w:t>53.6%  ██████······</w:t>
+              <w:t>54.0%  ██████······</w:t>
             </w:r>
           </w:p>
         </w:tc>
@@ -7215,7 +7215,7 @@
               <w:rPr>
                 <w:sz w:val="15"/>
               </w:rPr>
-              <w:t>500건</w:t>
+              <w:t>864건</w:t>
             </w:r>
           </w:p>
         </w:tc>
@@ -7231,7 +7231,7 @@
               <w:rPr>
                 <w:sz w:val="15"/>
               </w:rPr>
-              <w:t>유리전이온도</w:t>
+              <w:t>동적증가계수(DIF)</w:t>
             </w:r>
           </w:p>
         </w:tc>
@@ -7245,7 +7245,7 @@
               <w:rPr>
                 <w:sz w:val="15"/>
               </w:rPr>
-              <w:t>열</w:t>
+              <w:t>기계</w:t>
             </w:r>
           </w:p>
         </w:tc>
@@ -7259,7 +7259,7 @@
               <w:rPr>
                 <w:sz w:val="15"/>
               </w:rPr>
-              <w:t>240종</w:t>
+              <w:t>280종</w:t>
             </w:r>
           </w:p>
         </w:tc>
@@ -7273,7 +7273,7 @@
               <w:rPr>
                 <w:sz w:val="15"/>
               </w:rPr>
-              <w:t>46.0%  ██████······</w:t>
+              <w:t>53.4%  ██████······</w:t>
             </w:r>
           </w:p>
         </w:tc>
@@ -7287,7 +7287,7 @@
               <w:rPr>
                 <w:sz w:val="15"/>
               </w:rPr>
-              <w:t>637건</w:t>
+              <w:t>500건</w:t>
             </w:r>
           </w:p>
         </w:tc>
@@ -7303,7 +7303,7 @@
               <w:rPr>
                 <w:sz w:val="15"/>
               </w:rPr>
-              <w:t>박리강도</w:t>
+              <w:t>유리전이온도</w:t>
             </w:r>
           </w:p>
         </w:tc>
@@ -7317,7 +7317,7 @@
               <w:rPr>
                 <w:sz w:val="15"/>
               </w:rPr>
-              <w:t>계면</w:t>
+              <w:t>열</w:t>
             </w:r>
           </w:p>
         </w:tc>
@@ -7331,7 +7331,7 @@
               <w:rPr>
                 <w:sz w:val="15"/>
               </w:rPr>
-              <w:t>234종</w:t>
+              <w:t>244종</w:t>
             </w:r>
           </w:p>
         </w:tc>
@@ -7345,7 +7345,7 @@
               <w:rPr>
                 <w:sz w:val="15"/>
               </w:rPr>
-              <w:t>44.8%  █████·······</w:t>
+              <w:t>46.6%  ██████······</w:t>
             </w:r>
           </w:p>
         </w:tc>
@@ -7359,7 +7359,7 @@
               <w:rPr>
                 <w:sz w:val="15"/>
               </w:rPr>
-              <w:t>798건</w:t>
+              <w:t>646건</w:t>
             </w:r>
           </w:p>
         </w:tc>
@@ -7417,7 +7417,7 @@
               <w:rPr>
                 <w:sz w:val="15"/>
               </w:rPr>
-              <w:t>41.8%  █████·······</w:t>
+              <w:t>41.6%  █████·······</w:t>
             </w:r>
           </w:p>
         </w:tc>
@@ -7489,7 +7489,7 @@
               <w:rPr>
                 <w:sz w:val="15"/>
               </w:rPr>
-              <w:t>39.7%  █████·······</w:t>
+              <w:t>39.5%  █████·······</w:t>
             </w:r>
           </w:p>
         </w:tc>
@@ -7561,7 +7561,7 @@
               <w:rPr>
                 <w:sz w:val="15"/>
               </w:rPr>
-              <w:t>36.0%  ████········</w:t>
+              <w:t>35.9%  ████········</w:t>
             </w:r>
           </w:p>
         </w:tc>
@@ -7633,7 +7633,7 @@
               <w:rPr>
                 <w:sz w:val="15"/>
               </w:rPr>
-              <w:t>33.3%  ████········</w:t>
+              <w:t>33.2%  ████········</w:t>
             </w:r>
           </w:p>
         </w:tc>
@@ -7705,7 +7705,7 @@
               <w:rPr>
                 <w:sz w:val="15"/>
               </w:rPr>
-              <w:t>31.6%  ████········</w:t>
+              <w:t>31.5%  ████········</w:t>
             </w:r>
           </w:p>
         </w:tc>
@@ -9395,7 +9395,7 @@
               <w:rPr>
                 <w:sz w:val="16"/>
               </w:rPr>
-              <w:t>14,119건</w:t>
+              <w:t>14,122건</w:t>
             </w:r>
           </w:p>
         </w:tc>
@@ -9409,7 +9409,7 @@
               <w:rPr>
                 <w:sz w:val="16"/>
               </w:rPr>
-              <w:t>63종</w:t>
+              <w:t>64종</w:t>
             </w:r>
           </w:p>
         </w:tc>
@@ -9453,7 +9453,7 @@
               <w:rPr>
                 <w:sz w:val="16"/>
               </w:rPr>
-              <w:t>4,813건</w:t>
+              <w:t>4,826건</w:t>
             </w:r>
           </w:p>
         </w:tc>
@@ -9511,7 +9511,7 @@
               <w:rPr>
                 <w:sz w:val="16"/>
               </w:rPr>
-              <w:t>2,413건</w:t>
+              <w:t>2,424건</w:t>
             </w:r>
           </w:p>
         </w:tc>
@@ -9569,7 +9569,7 @@
               <w:rPr>
                 <w:sz w:val="16"/>
               </w:rPr>
-              <w:t>1,957건</w:t>
+              <w:t>1,977건</w:t>
             </w:r>
           </w:p>
         </w:tc>
@@ -9583,7 +9583,7 @@
               <w:rPr>
                 <w:sz w:val="16"/>
               </w:rPr>
-              <w:t>115종</w:t>
+              <w:t>116종</w:t>
             </w:r>
           </w:p>
         </w:tc>
@@ -9627,7 +9627,7 @@
               <w:rPr>
                 <w:sz w:val="16"/>
               </w:rPr>
-              <w:t>1,503건</w:t>
+              <w:t>1,631건</w:t>
             </w:r>
           </w:p>
         </w:tc>
@@ -9641,7 +9641,7 @@
               <w:rPr>
                 <w:sz w:val="16"/>
               </w:rPr>
-              <w:t>42종</w:t>
+              <w:t>51종</w:t>
             </w:r>
           </w:p>
         </w:tc>
@@ -9801,7 +9801,7 @@
               <w:rPr>
                 <w:sz w:val="16"/>
               </w:rPr>
-              <w:t>449건</w:t>
+              <w:t>454건</w:t>
             </w:r>
           </w:p>
         </w:tc>
@@ -10104,7 +10104,7 @@
               <w:rPr>
                 <w:sz w:val="16"/>
               </w:rPr>
-              <w:t>522종</w:t>
+              <w:t>572종</w:t>
             </w:r>
           </w:p>
         </w:tc>
@@ -10118,7 +10118,7 @@
               <w:rPr>
                 <w:sz w:val="16"/>
               </w:rPr>
-              <w:t>11,878건</w:t>
+              <w:t>12,027건</w:t>
             </w:r>
           </w:p>
         </w:tc>
@@ -10132,7 +10132,7 @@
               <w:rPr>
                 <w:sz w:val="16"/>
               </w:rPr>
-              <w:t>22.8</w:t>
+              <w:t>21.0</w:t>
             </w:r>
           </w:p>
         </w:tc>
@@ -10162,7 +10162,7 @@
               <w:rPr>
                 <w:sz w:val="16"/>
               </w:rPr>
-              <w:t>319종</w:t>
+              <w:t>323종</w:t>
             </w:r>
           </w:p>
         </w:tc>
@@ -10176,7 +10176,7 @@
               <w:rPr>
                 <w:sz w:val="16"/>
               </w:rPr>
-              <w:t>7,514건</w:t>
+              <w:t>7,533건</w:t>
             </w:r>
           </w:p>
         </w:tc>
@@ -10190,7 +10190,7 @@
               <w:rPr>
                 <w:sz w:val="16"/>
               </w:rPr>
-              <w:t>23.6</w:t>
+              <w:t>23.3</w:t>
             </w:r>
           </w:p>
         </w:tc>
@@ -10234,7 +10234,7 @@
               <w:rPr>
                 <w:sz w:val="16"/>
               </w:rPr>
-              <w:t>5,230건</w:t>
+              <w:t>5,233건</w:t>
             </w:r>
           </w:p>
         </w:tc>
@@ -10292,7 +10292,7 @@
               <w:rPr>
                 <w:sz w:val="16"/>
               </w:rPr>
-              <w:t>2,318건</w:t>
+              <w:t>2,327건</w:t>
             </w:r>
           </w:p>
         </w:tc>
@@ -10306,7 +10306,7 @@
               <w:rPr>
                 <w:sz w:val="16"/>
               </w:rPr>
-              <w:t>19.6</w:t>
+              <w:t>19.7</w:t>
             </w:r>
           </w:p>
         </w:tc>
@@ -10568,7 +10568,7 @@
               <w:rPr>
                 <w:sz w:val="16"/>
               </w:rPr>
-              <w:t>16,110</w:t>
+              <w:t>16,273</w:t>
             </w:r>
           </w:p>
         </w:tc>
@@ -10582,7 +10582,7 @@
               <w:rPr>
                 <w:sz w:val="16"/>
               </w:rPr>
-              <w:t>56.6%</w:t>
+              <w:t>56.8%</w:t>
             </w:r>
           </w:p>
         </w:tc>
@@ -10626,7 +10626,7 @@
               <w:rPr>
                 <w:sz w:val="16"/>
               </w:rPr>
-              <w:t>1,871</w:t>
+              <w:t>1,882</w:t>
             </w:r>
           </w:p>
         </w:tc>
@@ -10684,7 +10684,7 @@
               <w:rPr>
                 <w:sz w:val="16"/>
               </w:rPr>
-              <w:t>5,985</w:t>
+              <w:t>5,988</w:t>
             </w:r>
           </w:p>
         </w:tc>
@@ -10698,7 +10698,7 @@
               <w:rPr>
                 <w:sz w:val="16"/>
               </w:rPr>
-              <w:t>21.0%</w:t>
+              <w:t>20.9%</w:t>
             </w:r>
           </w:p>
         </w:tc>
@@ -10742,7 +10742,7 @@
               <w:rPr>
                 <w:sz w:val="16"/>
               </w:rPr>
-              <w:t>4,499</w:t>
+              <w:t>4,502</w:t>
             </w:r>
           </w:p>
         </w:tc>
@@ -10756,7 +10756,7 @@
               <w:rPr>
                 <w:sz w:val="16"/>
               </w:rPr>
-              <w:t>15.8%</w:t>
+              <w:t>15.7%</w:t>
             </w:r>
           </w:p>
         </w:tc>
@@ -10772,7 +10772,7 @@
           <w:b w:val="0"/>
           <w:sz w:val="19"/>
         </w:rPr>
-        <w:t>가정값 4,407건은 조건에 assumption 표지가 붙어 UI·카드에 “가정”으로 표시된다. 대표값 선택에서 실측에 밀리므로, 나중에 실측이 들어오면 자동으로 대체된다.</w:t>
+        <w:t>가정값 4,410건은 조건에 assumption 표지가 붙어 UI·카드에 “가정”으로 표시된다. 대표값 선택에서 실측에 밀리므로, 나중에 실측이 들어오면 자동으로 대체된다.</w:t>
       </w:r>
     </w:p>
     <w:p>
@@ -10855,7 +10855,7 @@
               <w:rPr>
                 <w:sz w:val="16"/>
               </w:rPr>
-              <w:t>924</w:t>
+              <w:t>929</w:t>
             </w:r>
           </w:p>
         </w:tc>
@@ -10885,7 +10885,7 @@
               <w:rPr>
                 <w:sz w:val="16"/>
               </w:rPr>
-              <w:t>886</w:t>
+              <w:t>890</w:t>
             </w:r>
           </w:p>
         </w:tc>
@@ -10975,7 +10975,7 @@
               <w:rPr>
                 <w:sz w:val="16"/>
               </w:rPr>
-              <w:t>72</w:t>
+              <w:t>73</w:t>
             </w:r>
           </w:p>
         </w:tc>
@@ -11223,7 +11223,7 @@
               <w:rPr>
                 <w:sz w:val="15"/>
               </w:rPr>
-              <w:t>낙하·충격 준비율 81.8%</w:t>
+              <w:t>낙하·충격 준비율 81.5%</w:t>
             </w:r>
           </w:p>
         </w:tc>
@@ -11281,7 +11281,7 @@
               <w:rPr>
                 <w:sz w:val="15"/>
               </w:rPr>
-              <w:t>열전달·방열 준비율 86.4% · 결로 두 갈래를 동시에 막는다</w:t>
+              <w:t>열전달·방열 준비율 86.1% · 결로 두 갈래를 동시에 막는다</w:t>
             </w:r>
           </w:p>
         </w:tc>
@@ -11339,7 +11339,7 @@
               <w:rPr>
                 <w:sz w:val="15"/>
               </w:rPr>
-              <w:t>폴더블 벤딩 준비율 86.3%</w:t>
+              <w:t>폴더블 벤딩 준비율 85.4%</w:t>
             </w:r>
           </w:p>
         </w:tc>
@@ -11397,7 +11397,7 @@
               <w:rPr>
                 <w:sz w:val="15"/>
               </w:rPr>
-              <w:t>결로(표면) 준비율 84.9%</w:t>
+              <w:t>결로(표면) 준비율 84.5%</w:t>
             </w:r>
           </w:p>
         </w:tc>
@@ -11455,7 +11455,7 @@
               <w:rPr>
                 <w:sz w:val="15"/>
               </w:rPr>
-              <w:t>피로·수명 준비율 49.4%</w:t>
+              <w:t>피로·수명 준비율 49.0%</w:t>
             </w:r>
           </w:p>
         </w:tc>

--- a/MaterialTwin_물성확보현황_해석가능성.docx
+++ b/MaterialTwin_물성확보현황_해석가능성.docx
@@ -31,7 +31,7 @@
           <w:color w:val="606060"/>
           <w:sz w:val="18"/>
         </w:rPr>
-        <w:t>2026-08-15 · 재료 1,231종 · 물성값 28,645건 · 출처 2,371건 · 물성 정의 192종</w:t>
+        <w:t>2026-08-15 · 재료 1,247종 · 물성값 28,817건 · 출처 2,376건 · 물성 정의 196종</w:t>
       </w:r>
     </w:p>
     <w:p/>
@@ -52,7 +52,7 @@
           <w:b/>
           <w:sz w:val="22"/>
         </w:rPr>
-        <w:t>13개 해석이 요구하는 (재료 × 필수물성) 격자 14,063칸 중 12,401칸이 채워졌다 — 전체 88.2%.</w:t>
+        <w:t>13개 해석이 요구하는 (재료 × 필수물성) 격자 14,141칸 중 12,404칸이 채워졌다 — 전체 87.7%.</w:t>
       </w:r>
     </w:p>
     <w:p>
@@ -269,7 +269,7 @@
           <w:b/>
           <w:sz w:val="19"/>
         </w:rPr>
-        <w:t>셀 채움률이 높아도 재료 준비율은 낮을 수 있다. 재료마다 비어 있는 칸이 다르면 그렇게 된다 — 피로·수명이 정확히 그 경우다(셀 76.8% vs 준비 49.0%). **수집 진척과 해석 가능성을 같은 숫자로 말하면 안 된다.**</w:t>
+        <w:t>셀 채움률이 높아도 재료 준비율은 낮을 수 있다. 재료마다 비어 있는 칸이 다르면 그렇게 된다 — 피로·수명이 정확히 그 경우다(셀 77.0% vs 준비 49.8%). **수집 진척과 해석 가능성을 같은 숫자로 말하면 안 된다.**</w:t>
       </w:r>
     </w:p>
     <w:p>
@@ -428,7 +428,7 @@
               <w:rPr>
                 <w:sz w:val="15"/>
               </w:rPr>
-              <w:t>524</w:t>
+              <w:t>527</w:t>
             </w:r>
           </w:p>
         </w:tc>
@@ -442,7 +442,7 @@
               <w:rPr>
                 <w:sz w:val="15"/>
               </w:rPr>
-              <w:t>1415/1572</w:t>
+              <w:t>1415/1581</w:t>
             </w:r>
           </w:p>
         </w:tc>
@@ -456,7 +456,7 @@
               <w:rPr>
                 <w:sz w:val="15"/>
               </w:rPr>
-              <w:t>90.0%  █████████·</w:t>
+              <w:t>89.5%  █████████·</w:t>
             </w:r>
           </w:p>
         </w:tc>
@@ -470,7 +470,7 @@
               <w:rPr>
                 <w:sz w:val="15"/>
               </w:rPr>
-              <w:t>59.5%</w:t>
+              <w:t>59.1%</w:t>
             </w:r>
           </w:p>
         </w:tc>
@@ -484,7 +484,7 @@
               <w:rPr>
                 <w:sz w:val="15"/>
               </w:rPr>
-              <w:t>453  (86.5%)</w:t>
+              <w:t>453  (86.0%)</w:t>
             </w:r>
           </w:p>
         </w:tc>
@@ -498,7 +498,7 @@
               <w:rPr>
                 <w:sz w:val="15"/>
               </w:rPr>
-              <w:t>poisson_ratio — 68종</w:t>
+              <w:t>poisson_ratio — 71종</w:t>
             </w:r>
           </w:p>
         </w:tc>
@@ -528,7 +528,7 @@
               <w:rPr>
                 <w:sz w:val="15"/>
               </w:rPr>
-              <w:t>524</w:t>
+              <w:t>527</w:t>
             </w:r>
           </w:p>
         </w:tc>
@@ -542,7 +542,7 @@
               <w:rPr>
                 <w:sz w:val="15"/>
               </w:rPr>
-              <w:t>2310/2620</w:t>
+              <w:t>2310/2635</w:t>
             </w:r>
           </w:p>
         </w:tc>
@@ -556,7 +556,7 @@
               <w:rPr>
                 <w:sz w:val="15"/>
               </w:rPr>
-              <w:t>88.2%  █████████·</w:t>
+              <w:t>87.7%  █████████·</w:t>
             </w:r>
           </w:p>
         </w:tc>
@@ -570,7 +570,7 @@
               <w:rPr>
                 <w:sz w:val="15"/>
               </w:rPr>
-              <w:t>50.3%</w:t>
+              <w:t>50.1%</w:t>
             </w:r>
           </w:p>
         </w:tc>
@@ -584,7 +584,7 @@
               <w:rPr>
                 <w:sz w:val="15"/>
               </w:rPr>
-              <w:t>427  (81.5%)</w:t>
+              <w:t>427  (81.0%)</w:t>
             </w:r>
           </w:p>
         </w:tc>
@@ -598,7 +598,7 @@
               <w:rPr>
                 <w:sz w:val="15"/>
               </w:rPr>
-              <w:t>cowper_symonds_c | cowper_symonds_p  — 78종</w:t>
+              <w:t>cowper_symonds_c | cowper_symonds_p  — 81종</w:t>
             </w:r>
           </w:p>
         </w:tc>
@@ -628,7 +628,7 @@
               <w:rPr>
                 <w:sz w:val="15"/>
               </w:rPr>
-              <w:t>524</w:t>
+              <w:t>527</w:t>
             </w:r>
           </w:p>
         </w:tc>
@@ -642,7 +642,7 @@
               <w:rPr>
                 <w:sz w:val="15"/>
               </w:rPr>
-              <w:t>1391/1572</w:t>
+              <w:t>1391/1581</w:t>
             </w:r>
           </w:p>
         </w:tc>
@@ -656,7 +656,7 @@
               <w:rPr>
                 <w:sz w:val="15"/>
               </w:rPr>
-              <w:t>88.5%  █████████·</w:t>
+              <w:t>88.0%  █████████·</w:t>
             </w:r>
           </w:p>
         </w:tc>
@@ -670,7 +670,7 @@
               <w:rPr>
                 <w:sz w:val="15"/>
               </w:rPr>
-              <w:t>63.9%</w:t>
+              <w:t>63.6%</w:t>
             </w:r>
           </w:p>
         </w:tc>
@@ -684,7 +684,7 @@
               <w:rPr>
                 <w:sz w:val="15"/>
               </w:rPr>
-              <w:t>451  (86.1%)</w:t>
+              <w:t>451  (85.6%)</w:t>
             </w:r>
           </w:p>
         </w:tc>
@@ -698,7 +698,7 @@
               <w:rPr>
                 <w:sz w:val="15"/>
               </w:rPr>
-              <w:t>specific_heat — 69종</w:t>
+              <w:t>specific_heat — 72종</w:t>
             </w:r>
           </w:p>
         </w:tc>
@@ -728,7 +728,7 @@
               <w:rPr>
                 <w:sz w:val="15"/>
               </w:rPr>
-              <w:t>524</w:t>
+              <w:t>527</w:t>
             </w:r>
           </w:p>
         </w:tc>
@@ -742,7 +742,7 @@
               <w:rPr>
                 <w:sz w:val="15"/>
               </w:rPr>
-              <w:t>1879/2096</w:t>
+              <w:t>1879/2108</w:t>
             </w:r>
           </w:p>
         </w:tc>
@@ -756,7 +756,7 @@
               <w:rPr>
                 <w:sz w:val="15"/>
               </w:rPr>
-              <w:t>89.6%  █████████·</w:t>
+              <w:t>89.1%  █████████·</w:t>
             </w:r>
           </w:p>
         </w:tc>
@@ -770,7 +770,7 @@
               <w:rPr>
                 <w:sz w:val="15"/>
               </w:rPr>
-              <w:t>61.2%</w:t>
+              <w:t>60.9%</w:t>
             </w:r>
           </w:p>
         </w:tc>
@@ -784,7 +784,7 @@
               <w:rPr>
                 <w:sz w:val="15"/>
               </w:rPr>
-              <w:t>449  (85.7%)</w:t>
+              <w:t>449  (85.2%)</w:t>
             </w:r>
           </w:p>
         </w:tc>
@@ -798,7 +798,7 @@
               <w:rPr>
                 <w:sz w:val="15"/>
               </w:rPr>
-              <w:t>poisson_ratio — 68종</w:t>
+              <w:t>poisson_ratio — 71종</w:t>
             </w:r>
           </w:p>
         </w:tc>
@@ -828,7 +828,7 @@
               <w:rPr>
                 <w:sz w:val="15"/>
               </w:rPr>
-              <w:t>206</w:t>
+              <w:t>207</w:t>
             </w:r>
           </w:p>
         </w:tc>
@@ -842,7 +842,7 @@
               <w:rPr>
                 <w:sz w:val="15"/>
               </w:rPr>
-              <w:t>742/824</w:t>
+              <w:t>742/828</w:t>
             </w:r>
           </w:p>
         </w:tc>
@@ -856,7 +856,7 @@
               <w:rPr>
                 <w:sz w:val="15"/>
               </w:rPr>
-              <w:t>90.0%  █████████·</w:t>
+              <w:t>89.6%  █████████·</w:t>
             </w:r>
           </w:p>
         </w:tc>
@@ -870,7 +870,7 @@
               <w:rPr>
                 <w:sz w:val="15"/>
               </w:rPr>
-              <w:t>55.1%</w:t>
+              <w:t>54.8%</w:t>
             </w:r>
           </w:p>
         </w:tc>
@@ -884,7 +884,7 @@
               <w:rPr>
                 <w:sz w:val="15"/>
               </w:rPr>
-              <w:t>176  (85.4%)</w:t>
+              <w:t>176  (85.0%)</w:t>
             </w:r>
           </w:p>
         </w:tc>
@@ -898,7 +898,7 @@
               <w:rPr>
                 <w:sz w:val="15"/>
               </w:rPr>
-              <w:t>prony_relaxation_time | prony_tensil — 27종</w:t>
+              <w:t>prony_relaxation_time | prony_tensil — 28종</w:t>
             </w:r>
           </w:p>
         </w:tc>
@@ -928,7 +928,7 @@
               <w:rPr>
                 <w:sz w:val="15"/>
               </w:rPr>
-              <w:t>524</w:t>
+              <w:t>527</w:t>
             </w:r>
           </w:p>
         </w:tc>
@@ -942,7 +942,7 @@
               <w:rPr>
                 <w:sz w:val="15"/>
               </w:rPr>
-              <w:t>1836/2096</w:t>
+              <w:t>1836/2108</w:t>
             </w:r>
           </w:p>
         </w:tc>
@@ -956,7 +956,7 @@
               <w:rPr>
                 <w:sz w:val="15"/>
               </w:rPr>
-              <w:t>87.6%  █████████·</w:t>
+              <w:t>87.1%  █████████·</w:t>
             </w:r>
           </w:p>
         </w:tc>
@@ -970,7 +970,7 @@
               <w:rPr>
                 <w:sz w:val="15"/>
               </w:rPr>
-              <w:t>65.2%</w:t>
+              <w:t>64.8%</w:t>
             </w:r>
           </w:p>
         </w:tc>
@@ -984,7 +984,7 @@
               <w:rPr>
                 <w:sz w:val="15"/>
               </w:rPr>
-              <w:t>443  (84.5%)</w:t>
+              <w:t>443  (84.1%)</w:t>
             </w:r>
           </w:p>
         </w:tc>
@@ -998,7 +998,7 @@
               <w:rPr>
                 <w:sz w:val="15"/>
               </w:rPr>
-              <w:t>contact_angle_water | surface_energy — 79종</w:t>
+              <w:t>contact_angle_water | surface_energy — 82종</w:t>
             </w:r>
           </w:p>
         </w:tc>
@@ -1028,7 +1028,7 @@
               <w:rPr>
                 <w:sz w:val="15"/>
               </w:rPr>
-              <w:t>363</w:t>
+              <w:t>366</w:t>
             </w:r>
           </w:p>
         </w:tc>
@@ -1042,7 +1042,7 @@
               <w:rPr>
                 <w:sz w:val="15"/>
               </w:rPr>
-              <w:t>1300/1452</w:t>
+              <w:t>1300/1464</w:t>
             </w:r>
           </w:p>
         </w:tc>
@@ -1056,7 +1056,7 @@
               <w:rPr>
                 <w:sz w:val="15"/>
               </w:rPr>
-              <w:t>89.5%  █████████·</w:t>
+              <w:t>88.8%  █████████·</w:t>
             </w:r>
           </w:p>
         </w:tc>
@@ -1070,7 +1070,7 @@
               <w:rPr>
                 <w:sz w:val="15"/>
               </w:rPr>
-              <w:t>60.8%</w:t>
+              <w:t>60.3%</w:t>
             </w:r>
           </w:p>
         </w:tc>
@@ -1084,7 +1084,7 @@
               <w:rPr>
                 <w:sz w:val="15"/>
               </w:rPr>
-              <w:t>320  (88.2%)</w:t>
+              <w:t>320  (87.4%)</w:t>
             </w:r>
           </w:p>
         </w:tc>
@@ -1098,7 +1098,7 @@
               <w:rPr>
                 <w:sz w:val="15"/>
               </w:rPr>
-              <w:t>specific_heat — 42종</w:t>
+              <w:t>specific_heat — 45종</w:t>
             </w:r>
           </w:p>
         </w:tc>
@@ -1228,7 +1228,7 @@
               <w:rPr>
                 <w:sz w:val="15"/>
               </w:rPr>
-              <w:t>206</w:t>
+              <w:t>207</w:t>
             </w:r>
           </w:p>
         </w:tc>
@@ -1242,7 +1242,7 @@
               <w:rPr>
                 <w:sz w:val="15"/>
               </w:rPr>
-              <w:t>338/412</w:t>
+              <w:t>339/414</w:t>
             </w:r>
           </w:p>
         </w:tc>
@@ -1256,7 +1256,7 @@
               <w:rPr>
                 <w:sz w:val="15"/>
               </w:rPr>
-              <w:t>82.0%  ████████··</w:t>
+              <w:t>81.9%  ████████··</w:t>
             </w:r>
           </w:p>
         </w:tc>
@@ -1270,7 +1270,7 @@
               <w:rPr>
                 <w:sz w:val="15"/>
               </w:rPr>
-              <w:t>64.8%</w:t>
+              <w:t>64.7%</w:t>
             </w:r>
           </w:p>
         </w:tc>
@@ -1284,7 +1284,7 @@
               <w:rPr>
                 <w:sz w:val="15"/>
               </w:rPr>
-              <w:t>144  (69.9%)</w:t>
+              <w:t>144  (69.6%)</w:t>
             </w:r>
           </w:p>
         </w:tc>
@@ -1328,7 +1328,7 @@
               <w:rPr>
                 <w:sz w:val="15"/>
               </w:rPr>
-              <w:t>524</w:t>
+              <w:t>527</w:t>
             </w:r>
           </w:p>
         </w:tc>
@@ -1342,7 +1342,7 @@
               <w:rPr>
                 <w:sz w:val="15"/>
               </w:rPr>
-              <w:t>477/524</w:t>
+              <w:t>477/527</w:t>
             </w:r>
           </w:p>
         </w:tc>
@@ -1356,7 +1356,7 @@
               <w:rPr>
                 <w:sz w:val="15"/>
               </w:rPr>
-              <w:t>91.0%  █████████·</w:t>
+              <w:t>90.5%  █████████·</w:t>
             </w:r>
           </w:p>
         </w:tc>
@@ -1370,7 +1370,7 @@
               <w:rPr>
                 <w:sz w:val="15"/>
               </w:rPr>
-              <w:t>78.2%</w:t>
+              <w:t>77.8%</w:t>
             </w:r>
           </w:p>
         </w:tc>
@@ -1384,7 +1384,7 @@
               <w:rPr>
                 <w:sz w:val="15"/>
               </w:rPr>
-              <w:t>477  (91.0%)</w:t>
+              <w:t>477  (90.5%)</w:t>
             </w:r>
           </w:p>
         </w:tc>
@@ -1398,7 +1398,7 @@
               <w:rPr>
                 <w:sz w:val="15"/>
               </w:rPr>
-              <w:t>dielectric_constant | resistivity_vo — 47종</w:t>
+              <w:t>dielectric_constant | resistivity_vo — 50종</w:t>
             </w:r>
           </w:p>
         </w:tc>
@@ -1442,7 +1442,7 @@
               <w:rPr>
                 <w:sz w:val="15"/>
               </w:rPr>
-              <w:t>578/753</w:t>
+              <w:t>580/753</w:t>
             </w:r>
           </w:p>
         </w:tc>
@@ -1456,7 +1456,7 @@
               <w:rPr>
                 <w:sz w:val="15"/>
               </w:rPr>
-              <w:t>76.8%  ████████··</w:t>
+              <w:t>77.0%  ████████··</w:t>
             </w:r>
           </w:p>
         </w:tc>
@@ -1470,7 +1470,7 @@
               <w:rPr>
                 <w:sz w:val="15"/>
               </w:rPr>
-              <w:t>66.1%</w:t>
+              <w:t>66.4%</w:t>
             </w:r>
           </w:p>
         </w:tc>
@@ -1484,7 +1484,7 @@
               <w:rPr>
                 <w:sz w:val="15"/>
               </w:rPr>
-              <w:t>123  (49.0%)</w:t>
+              <w:t>125  (49.8%)</w:t>
             </w:r>
           </w:p>
         </w:tc>
@@ -1498,7 +1498,7 @@
               <w:rPr>
                 <w:sz w:val="15"/>
               </w:rPr>
-              <w:t>fatigue_strength_coefficient | fatig — 118종</w:t>
+              <w:t>fatigue_strength_coefficient | fatig — 116종</w:t>
             </w:r>
           </w:p>
         </w:tc>
@@ -1714,7 +1714,7 @@
           <w:b/>
           <w:sz w:val="19"/>
         </w:rPr>
-        <w:t>**실측기반**은 tier4(가정·계산)를 뺀 값이다. 두 열의 차이 약 3,869칸이 가정값으로 채워진 부분이다. 해석을 돌리기 위해 칸을 닫는 것과, 그 값이 실측에 근거하는 것은 다른 문제다 — 둘을 나란히 둔다.</w:t>
+        <w:t>**실측기반**은 tier4(가정·계산)를 뺀 값이다. 두 열의 차이 약 3,867칸이 가정값으로 채워진 부분이다. 해석을 돌리기 위해 칸을 닫는 것과, 그 값이 실측에 근거하는 것은 다른 문제다 — 둘을 나란히 둔다.</w:t>
       </w:r>
     </w:p>
     <w:p>
@@ -1813,7 +1813,7 @@
               <w:rPr>
                 <w:sz w:val="16"/>
               </w:rPr>
-              <w:t>산소소광-발광체 100.0% · 초탄성(실링·완충) 97.8% · 전기·EMI 91.0% · 산소확산-매트릭스 90.0% · 결로(투습) 88.2% · 구조·강성 86.5% · 열전달·방열 86.1% · 열응력·워피지 85.7% · 폴더블 벤딩 85.4% · 결로(표면) 84.5% · 낙하·충격 81.5% · 접착·박리 69.9%</w:t>
+              <w:t>산소소광-발광체 100.0% · 초탄성(실링·완충) 97.8% · 전기·EMI 90.5% · 산소확산-매트릭스 90.0% · 결로(투습) 87.4% · 구조·강성 86.0% · 열전달·방열 85.6% · 열응력·워피지 85.2% · 폴더블 벤딩 85.0% · 결로(표면) 84.1% · 낙하·충격 81.0% · 접착·박리 69.6%</w:t>
             </w:r>
           </w:p>
         </w:tc>
@@ -1857,7 +1857,7 @@
               <w:rPr>
                 <w:sz w:val="16"/>
               </w:rPr>
-              <w:t>피로·수명 49.0%</w:t>
+              <w:t>피로·수명 49.8%</w:t>
             </w:r>
           </w:p>
         </w:tc>
@@ -2113,7 +2113,7 @@
               <w:rPr>
                 <w:sz w:val="16"/>
               </w:rPr>
-              <w:t>524종</w:t>
+              <w:t>527종</w:t>
             </w:r>
           </w:p>
         </w:tc>
@@ -2127,7 +2127,7 @@
               <w:rPr>
                 <w:sz w:val="16"/>
               </w:rPr>
-              <w:t>1415/1572  (90.0%)</w:t>
+              <w:t>1415/1581  (89.5%)</w:t>
             </w:r>
           </w:p>
         </w:tc>
@@ -2141,7 +2141,7 @@
               <w:rPr>
                 <w:sz w:val="16"/>
               </w:rPr>
-              <w:t>59.5%</w:t>
+              <w:t>59.1%</w:t>
             </w:r>
           </w:p>
         </w:tc>
@@ -2155,7 +2155,7 @@
               <w:rPr>
                 <w:sz w:val="16"/>
               </w:rPr>
-              <w:t>453종  (86.5%)</w:t>
+              <w:t>453종  (86.0%)</w:t>
             </w:r>
           </w:p>
         </w:tc>
@@ -2169,7 +2169,7 @@
               <w:rPr>
                 <w:sz w:val="16"/>
               </w:rPr>
-              <w:t>179종  (34.2%)</w:t>
+              <w:t>179종  (34.0%)</w:t>
             </w:r>
           </w:p>
         </w:tc>
@@ -2256,7 +2256,7 @@
               <w:rPr>
                 <w:sz w:val="16"/>
               </w:rPr>
-              <w:t>68종</w:t>
+              <w:t>71종</w:t>
             </w:r>
           </w:p>
         </w:tc>
@@ -2286,7 +2286,7 @@
               <w:rPr>
                 <w:sz w:val="16"/>
               </w:rPr>
-              <w:t>49종</w:t>
+              <w:t>52종</w:t>
             </w:r>
           </w:p>
         </w:tc>
@@ -2316,7 +2316,7 @@
               <w:rPr>
                 <w:sz w:val="16"/>
               </w:rPr>
-              <w:t>40종</w:t>
+              <w:t>43종</w:t>
             </w:r>
           </w:p>
         </w:tc>
@@ -2445,7 +2445,7 @@
               <w:rPr>
                 <w:sz w:val="16"/>
               </w:rPr>
-              <w:t>524종</w:t>
+              <w:t>527종</w:t>
             </w:r>
           </w:p>
         </w:tc>
@@ -2459,7 +2459,7 @@
               <w:rPr>
                 <w:sz w:val="16"/>
               </w:rPr>
-              <w:t>2310/2620  (88.2%)</w:t>
+              <w:t>2310/2635  (87.7%)</w:t>
             </w:r>
           </w:p>
         </w:tc>
@@ -2473,7 +2473,7 @@
               <w:rPr>
                 <w:sz w:val="16"/>
               </w:rPr>
-              <w:t>50.3%</w:t>
+              <w:t>50.1%</w:t>
             </w:r>
           </w:p>
         </w:tc>
@@ -2487,7 +2487,7 @@
               <w:rPr>
                 <w:sz w:val="16"/>
               </w:rPr>
-              <w:t>427종  (81.5%)</w:t>
+              <w:t>427종  (81.0%)</w:t>
             </w:r>
           </w:p>
         </w:tc>
@@ -2588,7 +2588,7 @@
               <w:rPr>
                 <w:sz w:val="16"/>
               </w:rPr>
-              <w:t>78종</w:t>
+              <w:t>81종</w:t>
             </w:r>
           </w:p>
         </w:tc>
@@ -2618,7 +2618,7 @@
               <w:rPr>
                 <w:sz w:val="16"/>
               </w:rPr>
-              <w:t>75종</w:t>
+              <w:t>78종</w:t>
             </w:r>
           </w:p>
         </w:tc>
@@ -2648,7 +2648,7 @@
               <w:rPr>
                 <w:sz w:val="16"/>
               </w:rPr>
-              <w:t>68종</w:t>
+              <w:t>71종</w:t>
             </w:r>
           </w:p>
         </w:tc>
@@ -2678,7 +2678,7 @@
               <w:rPr>
                 <w:sz w:val="16"/>
               </w:rPr>
-              <w:t>49종</w:t>
+              <w:t>52종</w:t>
             </w:r>
           </w:p>
         </w:tc>
@@ -2708,7 +2708,7 @@
               <w:rPr>
                 <w:sz w:val="16"/>
               </w:rPr>
-              <w:t>40종</w:t>
+              <w:t>43종</w:t>
             </w:r>
           </w:p>
         </w:tc>
@@ -2837,7 +2837,7 @@
               <w:rPr>
                 <w:sz w:val="16"/>
               </w:rPr>
-              <w:t>524종</w:t>
+              <w:t>527종</w:t>
             </w:r>
           </w:p>
         </w:tc>
@@ -2851,7 +2851,7 @@
               <w:rPr>
                 <w:sz w:val="16"/>
               </w:rPr>
-              <w:t>1391/1572  (88.5%)</w:t>
+              <w:t>1391/1581  (88.0%)</w:t>
             </w:r>
           </w:p>
         </w:tc>
@@ -2865,7 +2865,7 @@
               <w:rPr>
                 <w:sz w:val="16"/>
               </w:rPr>
-              <w:t>63.9%</w:t>
+              <w:t>63.6%</w:t>
             </w:r>
           </w:p>
         </w:tc>
@@ -2879,7 +2879,7 @@
               <w:rPr>
                 <w:sz w:val="16"/>
               </w:rPr>
-              <w:t>451종  (86.1%)</w:t>
+              <w:t>451종  (85.6%)</w:t>
             </w:r>
           </w:p>
         </w:tc>
@@ -2893,7 +2893,7 @@
               <w:rPr>
                 <w:sz w:val="16"/>
               </w:rPr>
-              <w:t>208종  (39.7%)</w:t>
+              <w:t>208종  (39.5%)</w:t>
             </w:r>
           </w:p>
         </w:tc>
@@ -2980,7 +2980,7 @@
               <w:rPr>
                 <w:sz w:val="16"/>
               </w:rPr>
-              <w:t>69종</w:t>
+              <w:t>72종</w:t>
             </w:r>
           </w:p>
         </w:tc>
@@ -3010,7 +3010,7 @@
               <w:rPr>
                 <w:sz w:val="16"/>
               </w:rPr>
-              <w:t>63종</w:t>
+              <w:t>66종</w:t>
             </w:r>
           </w:p>
         </w:tc>
@@ -3040,7 +3040,7 @@
               <w:rPr>
                 <w:sz w:val="16"/>
               </w:rPr>
-              <w:t>49종</w:t>
+              <w:t>52종</w:t>
             </w:r>
           </w:p>
         </w:tc>
@@ -3169,7 +3169,7 @@
               <w:rPr>
                 <w:sz w:val="16"/>
               </w:rPr>
-              <w:t>524종</w:t>
+              <w:t>527종</w:t>
             </w:r>
           </w:p>
         </w:tc>
@@ -3183,7 +3183,7 @@
               <w:rPr>
                 <w:sz w:val="16"/>
               </w:rPr>
-              <w:t>1879/2096  (89.6%)</w:t>
+              <w:t>1879/2108  (89.1%)</w:t>
             </w:r>
           </w:p>
         </w:tc>
@@ -3197,7 +3197,7 @@
               <w:rPr>
                 <w:sz w:val="16"/>
               </w:rPr>
-              <w:t>61.2%</w:t>
+              <w:t>60.9%</w:t>
             </w:r>
           </w:p>
         </w:tc>
@@ -3211,7 +3211,7 @@
               <w:rPr>
                 <w:sz w:val="16"/>
               </w:rPr>
-              <w:t>449종  (85.7%)</w:t>
+              <w:t>449종  (85.2%)</w:t>
             </w:r>
           </w:p>
         </w:tc>
@@ -3225,7 +3225,7 @@
               <w:rPr>
                 <w:sz w:val="16"/>
               </w:rPr>
-              <w:t>170종  (32.4%)</w:t>
+              <w:t>170종  (32.3%)</w:t>
             </w:r>
           </w:p>
         </w:tc>
@@ -3312,7 +3312,7 @@
               <w:rPr>
                 <w:sz w:val="16"/>
               </w:rPr>
-              <w:t>68종</w:t>
+              <w:t>71종</w:t>
             </w:r>
           </w:p>
         </w:tc>
@@ -3342,7 +3342,7 @@
               <w:rPr>
                 <w:sz w:val="16"/>
               </w:rPr>
-              <w:t>60종</w:t>
+              <w:t>63종</w:t>
             </w:r>
           </w:p>
         </w:tc>
@@ -3372,7 +3372,7 @@
               <w:rPr>
                 <w:sz w:val="16"/>
               </w:rPr>
-              <w:t>49종</w:t>
+              <w:t>52종</w:t>
             </w:r>
           </w:p>
         </w:tc>
@@ -3402,7 +3402,7 @@
               <w:rPr>
                 <w:sz w:val="16"/>
               </w:rPr>
-              <w:t>40종</w:t>
+              <w:t>43종</w:t>
             </w:r>
           </w:p>
         </w:tc>
@@ -3531,7 +3531,7 @@
               <w:rPr>
                 <w:sz w:val="16"/>
               </w:rPr>
-              <w:t>206종</w:t>
+              <w:t>207종</w:t>
             </w:r>
           </w:p>
         </w:tc>
@@ -3545,7 +3545,7 @@
               <w:rPr>
                 <w:sz w:val="16"/>
               </w:rPr>
-              <w:t>742/824  (90.0%)</w:t>
+              <w:t>742/828  (89.6%)</w:t>
             </w:r>
           </w:p>
         </w:tc>
@@ -3559,7 +3559,7 @@
               <w:rPr>
                 <w:sz w:val="16"/>
               </w:rPr>
-              <w:t>55.1%</w:t>
+              <w:t>54.8%</w:t>
             </w:r>
           </w:p>
         </w:tc>
@@ -3573,7 +3573,7 @@
               <w:rPr>
                 <w:sz w:val="16"/>
               </w:rPr>
-              <w:t>176종  (85.4%)</w:t>
+              <w:t>176종  (85.0%)</w:t>
             </w:r>
           </w:p>
         </w:tc>
@@ -3587,7 +3587,7 @@
               <w:rPr>
                 <w:sz w:val="16"/>
               </w:rPr>
-              <w:t>41종  (19.9%)</w:t>
+              <w:t>41종  (19.8%)</w:t>
             </w:r>
           </w:p>
         </w:tc>
@@ -3674,7 +3674,7 @@
               <w:rPr>
                 <w:sz w:val="16"/>
               </w:rPr>
-              <w:t>27종</w:t>
+              <w:t>28종</w:t>
             </w:r>
           </w:p>
         </w:tc>
@@ -3704,7 +3704,7 @@
               <w:rPr>
                 <w:sz w:val="16"/>
               </w:rPr>
-              <w:t>22종</w:t>
+              <w:t>23종</w:t>
             </w:r>
           </w:p>
         </w:tc>
@@ -3734,7 +3734,7 @@
               <w:rPr>
                 <w:sz w:val="16"/>
               </w:rPr>
-              <w:t>20종</w:t>
+              <w:t>21종</w:t>
             </w:r>
           </w:p>
         </w:tc>
@@ -3764,7 +3764,7 @@
               <w:rPr>
                 <w:sz w:val="16"/>
               </w:rPr>
-              <w:t>13종</w:t>
+              <w:t>14종</w:t>
             </w:r>
           </w:p>
         </w:tc>
@@ -3893,7 +3893,7 @@
               <w:rPr>
                 <w:sz w:val="16"/>
               </w:rPr>
-              <w:t>524종</w:t>
+              <w:t>527종</w:t>
             </w:r>
           </w:p>
         </w:tc>
@@ -3907,7 +3907,7 @@
               <w:rPr>
                 <w:sz w:val="16"/>
               </w:rPr>
-              <w:t>1836/2096  (87.6%)</w:t>
+              <w:t>1836/2108  (87.1%)</w:t>
             </w:r>
           </w:p>
         </w:tc>
@@ -3921,7 +3921,7 @@
               <w:rPr>
                 <w:sz w:val="16"/>
               </w:rPr>
-              <w:t>65.2%</w:t>
+              <w:t>64.8%</w:t>
             </w:r>
           </w:p>
         </w:tc>
@@ -3935,7 +3935,7 @@
               <w:rPr>
                 <w:sz w:val="16"/>
               </w:rPr>
-              <w:t>443종  (84.5%)</w:t>
+              <w:t>443종  (84.1%)</w:t>
             </w:r>
           </w:p>
         </w:tc>
@@ -3949,7 +3949,7 @@
               <w:rPr>
                 <w:sz w:val="16"/>
               </w:rPr>
-              <w:t>185종  (35.3%)</w:t>
+              <w:t>185종  (35.1%)</w:t>
             </w:r>
           </w:p>
         </w:tc>
@@ -4036,7 +4036,7 @@
               <w:rPr>
                 <w:sz w:val="16"/>
               </w:rPr>
-              <w:t>79종</w:t>
+              <w:t>82종</w:t>
             </w:r>
           </w:p>
         </w:tc>
@@ -4066,7 +4066,7 @@
               <w:rPr>
                 <w:sz w:val="16"/>
               </w:rPr>
-              <w:t>69종</w:t>
+              <w:t>72종</w:t>
             </w:r>
           </w:p>
         </w:tc>
@@ -4096,7 +4096,7 @@
               <w:rPr>
                 <w:sz w:val="16"/>
               </w:rPr>
-              <w:t>63종</w:t>
+              <w:t>66종</w:t>
             </w:r>
           </w:p>
         </w:tc>
@@ -4126,7 +4126,7 @@
               <w:rPr>
                 <w:sz w:val="16"/>
               </w:rPr>
-              <w:t>49종</w:t>
+              <w:t>52종</w:t>
             </w:r>
           </w:p>
         </w:tc>
@@ -4255,7 +4255,7 @@
               <w:rPr>
                 <w:sz w:val="16"/>
               </w:rPr>
-              <w:t>363종</w:t>
+              <w:t>366종</w:t>
             </w:r>
           </w:p>
         </w:tc>
@@ -4269,7 +4269,7 @@
               <w:rPr>
                 <w:sz w:val="16"/>
               </w:rPr>
-              <w:t>1300/1452  (89.5%)</w:t>
+              <w:t>1300/1464  (88.8%)</w:t>
             </w:r>
           </w:p>
         </w:tc>
@@ -4283,7 +4283,7 @@
               <w:rPr>
                 <w:sz w:val="16"/>
               </w:rPr>
-              <w:t>60.8%</w:t>
+              <w:t>60.3%</w:t>
             </w:r>
           </w:p>
         </w:tc>
@@ -4297,7 +4297,7 @@
               <w:rPr>
                 <w:sz w:val="16"/>
               </w:rPr>
-              <w:t>320종  (88.2%)</w:t>
+              <w:t>320종  (87.4%)</w:t>
             </w:r>
           </w:p>
         </w:tc>
@@ -4311,7 +4311,7 @@
               <w:rPr>
                 <w:sz w:val="16"/>
               </w:rPr>
-              <w:t>108종  (29.8%)</w:t>
+              <w:t>108종  (29.5%)</w:t>
             </w:r>
           </w:p>
         </w:tc>
@@ -4398,7 +4398,7 @@
               <w:rPr>
                 <w:sz w:val="16"/>
               </w:rPr>
-              <w:t>42종</w:t>
+              <w:t>45종</w:t>
             </w:r>
           </w:p>
         </w:tc>
@@ -4428,7 +4428,7 @@
               <w:rPr>
                 <w:sz w:val="16"/>
               </w:rPr>
-              <w:t>39종</w:t>
+              <w:t>42종</w:t>
             </w:r>
           </w:p>
         </w:tc>
@@ -4458,7 +4458,7 @@
               <w:rPr>
                 <w:sz w:val="16"/>
               </w:rPr>
-              <w:t>36종</w:t>
+              <w:t>39종</w:t>
             </w:r>
           </w:p>
         </w:tc>
@@ -4488,7 +4488,7 @@
               <w:rPr>
                 <w:sz w:val="16"/>
               </w:rPr>
-              <w:t>35종</w:t>
+              <w:t>38종</w:t>
             </w:r>
           </w:p>
         </w:tc>
@@ -4919,7 +4919,7 @@
               <w:rPr>
                 <w:sz w:val="16"/>
               </w:rPr>
-              <w:t>206종</w:t>
+              <w:t>207종</w:t>
             </w:r>
           </w:p>
         </w:tc>
@@ -4933,7 +4933,7 @@
               <w:rPr>
                 <w:sz w:val="16"/>
               </w:rPr>
-              <w:t>338/412  (82.0%)</w:t>
+              <w:t>339/414  (81.9%)</w:t>
             </w:r>
           </w:p>
         </w:tc>
@@ -4947,7 +4947,7 @@
               <w:rPr>
                 <w:sz w:val="16"/>
               </w:rPr>
-              <w:t>64.8%</w:t>
+              <w:t>64.7%</w:t>
             </w:r>
           </w:p>
         </w:tc>
@@ -4961,7 +4961,7 @@
               <w:rPr>
                 <w:sz w:val="16"/>
               </w:rPr>
-              <w:t>144종  (69.9%)</w:t>
+              <w:t>144종  (69.6%)</w:t>
             </w:r>
           </w:p>
         </w:tc>
@@ -4975,7 +4975,7 @@
               <w:rPr>
                 <w:sz w:val="16"/>
               </w:rPr>
-              <w:t>80종  (38.8%)</w:t>
+              <w:t>80종  (38.6%)</w:t>
             </w:r>
           </w:p>
         </w:tc>
@@ -5092,7 +5092,7 @@
               <w:rPr>
                 <w:sz w:val="16"/>
               </w:rPr>
-              <w:t>20종</w:t>
+              <w:t>21종</w:t>
             </w:r>
           </w:p>
         </w:tc>
@@ -5221,7 +5221,7 @@
               <w:rPr>
                 <w:sz w:val="16"/>
               </w:rPr>
-              <w:t>524종</w:t>
+              <w:t>527종</w:t>
             </w:r>
           </w:p>
         </w:tc>
@@ -5235,7 +5235,7 @@
               <w:rPr>
                 <w:sz w:val="16"/>
               </w:rPr>
-              <w:t>477/524  (91.0%)</w:t>
+              <w:t>477/527  (90.5%)</w:t>
             </w:r>
           </w:p>
         </w:tc>
@@ -5249,7 +5249,7 @@
               <w:rPr>
                 <w:sz w:val="16"/>
               </w:rPr>
-              <w:t>78.2%</w:t>
+              <w:t>77.8%</w:t>
             </w:r>
           </w:p>
         </w:tc>
@@ -5263,7 +5263,7 @@
               <w:rPr>
                 <w:sz w:val="16"/>
               </w:rPr>
-              <w:t>477종  (91.0%)</w:t>
+              <w:t>477종  (90.5%)</w:t>
             </w:r>
           </w:p>
         </w:tc>
@@ -5277,7 +5277,7 @@
               <w:rPr>
                 <w:sz w:val="16"/>
               </w:rPr>
-              <w:t>410종  (78.2%)</w:t>
+              <w:t>410종  (77.8%)</w:t>
             </w:r>
           </w:p>
         </w:tc>
@@ -5364,7 +5364,7 @@
               <w:rPr>
                 <w:sz w:val="16"/>
               </w:rPr>
-              <w:t>47종</w:t>
+              <w:t>50종</w:t>
             </w:r>
           </w:p>
         </w:tc>
@@ -5507,7 +5507,7 @@
               <w:rPr>
                 <w:sz w:val="16"/>
               </w:rPr>
-              <w:t>578/753  (76.8%)</w:t>
+              <w:t>580/753  (77.0%)</w:t>
             </w:r>
           </w:p>
         </w:tc>
@@ -5521,7 +5521,7 @@
               <w:rPr>
                 <w:sz w:val="16"/>
               </w:rPr>
-              <w:t>66.1%</w:t>
+              <w:t>66.4%</w:t>
             </w:r>
           </w:p>
         </w:tc>
@@ -5535,7 +5535,7 @@
               <w:rPr>
                 <w:sz w:val="16"/>
               </w:rPr>
-              <w:t>123종  (49.0%)</w:t>
+              <w:t>125종  (49.8%)</w:t>
             </w:r>
           </w:p>
         </w:tc>
@@ -5549,7 +5549,7 @@
               <w:rPr>
                 <w:sz w:val="16"/>
               </w:rPr>
-              <w:t>73종  (29.1%)</w:t>
+              <w:t>75종  (29.9%)</w:t>
             </w:r>
           </w:p>
         </w:tc>
@@ -5636,7 +5636,7 @@
               <w:rPr>
                 <w:sz w:val="16"/>
               </w:rPr>
-              <w:t>118종</w:t>
+              <w:t>116종</w:t>
             </w:r>
           </w:p>
         </w:tc>
@@ -6182,7 +6182,7 @@
           <w:b w:val="0"/>
           <w:sz w:val="19"/>
         </w:rPr>
-        <w:t>물성 정의 192종 전부에 값이 하나 이상 있다(개통률 100%). 아래는 재료 1231종 기준 보유율이다.</w:t>
+        <w:t>물성 정의 196종 전부에 값이 하나 이상 있다(개통률 100%). 아래는 재료 1247종 기준 보유율이다.</w:t>
       </w:r>
     </w:p>
     <w:p>
@@ -6337,7 +6337,7 @@
               <w:rPr>
                 <w:sz w:val="15"/>
               </w:rPr>
-              <w:t>129.8%  ████████████████</w:t>
+              <w:t>129.0%  ███████████████</w:t>
             </w:r>
           </w:p>
         </w:tc>
@@ -6409,7 +6409,7 @@
               <w:rPr>
                 <w:sz w:val="15"/>
               </w:rPr>
-              <w:t>129.4%  ████████████████</w:t>
+              <w:t>128.7%  ███████████████</w:t>
             </w:r>
           </w:p>
         </w:tc>
@@ -6481,7 +6481,7 @@
               <w:rPr>
                 <w:sz w:val="15"/>
               </w:rPr>
-              <w:t>125.4%  ███████████████</w:t>
+              <w:t>124.7%  ███████████████</w:t>
             </w:r>
           </w:p>
         </w:tc>
@@ -6553,7 +6553,7 @@
               <w:rPr>
                 <w:sz w:val="15"/>
               </w:rPr>
-              <w:t>122.3%  ███████████████</w:t>
+              <w:t>121.6%  ███████████████</w:t>
             </w:r>
           </w:p>
         </w:tc>
@@ -6625,7 +6625,7 @@
               <w:rPr>
                 <w:sz w:val="15"/>
               </w:rPr>
-              <w:t>110.3%  █████████████</w:t>
+              <w:t>109.7%  █████████████</w:t>
             </w:r>
           </w:p>
         </w:tc>
@@ -6697,7 +6697,7 @@
               <w:rPr>
                 <w:sz w:val="15"/>
               </w:rPr>
-              <w:t>107.3%  █████████████</w:t>
+              <w:t>106.6%  █████████████</w:t>
             </w:r>
           </w:p>
         </w:tc>
@@ -6769,7 +6769,7 @@
               <w:rPr>
                 <w:sz w:val="15"/>
               </w:rPr>
-              <w:t>86.8%  ██████████··</w:t>
+              <w:t>86.3%  ██████████··</w:t>
             </w:r>
           </w:p>
         </w:tc>
@@ -6841,7 +6841,7 @@
               <w:rPr>
                 <w:sz w:val="15"/>
               </w:rPr>
-              <w:t>83.6%  ██████████··</w:t>
+              <w:t>83.1%  ██████████··</w:t>
             </w:r>
           </w:p>
         </w:tc>
@@ -6913,7 +6913,7 @@
               <w:rPr>
                 <w:sz w:val="15"/>
               </w:rPr>
-              <w:t>79.0%  █████████···</w:t>
+              <w:t>78.6%  █████████···</w:t>
             </w:r>
           </w:p>
         </w:tc>
@@ -6985,7 +6985,7 @@
               <w:rPr>
                 <w:sz w:val="15"/>
               </w:rPr>
-              <w:t>75.4%  █████████···</w:t>
+              <w:t>75.0%  █████████···</w:t>
             </w:r>
           </w:p>
         </w:tc>
@@ -7043,7 +7043,7 @@
               <w:rPr>
                 <w:sz w:val="15"/>
               </w:rPr>
-              <w:t>390종</w:t>
+              <w:t>394종</w:t>
             </w:r>
           </w:p>
         </w:tc>
@@ -7057,7 +7057,7 @@
               <w:rPr>
                 <w:sz w:val="15"/>
               </w:rPr>
-              <w:t>74.4%  █████████···</w:t>
+              <w:t>74.8%  █████████···</w:t>
             </w:r>
           </w:p>
         </w:tc>
@@ -7071,7 +7071,7 @@
               <w:rPr>
                 <w:sz w:val="15"/>
               </w:rPr>
-              <w:t>444건</w:t>
+              <w:t>457건</w:t>
             </w:r>
           </w:p>
         </w:tc>
@@ -7129,7 +7129,7 @@
               <w:rPr>
                 <w:sz w:val="15"/>
               </w:rPr>
-              <w:t>59.7%  ███████·····</w:t>
+              <w:t>59.4%  ███████·····</w:t>
             </w:r>
           </w:p>
         </w:tc>
@@ -7187,7 +7187,7 @@
               <w:rPr>
                 <w:sz w:val="15"/>
               </w:rPr>
-              <w:t>283종</w:t>
+              <w:t>290종</w:t>
             </w:r>
           </w:p>
         </w:tc>
@@ -7201,7 +7201,7 @@
               <w:rPr>
                 <w:sz w:val="15"/>
               </w:rPr>
-              <w:t>54.0%  ██████······</w:t>
+              <w:t>55.0%  ███████·····</w:t>
             </w:r>
           </w:p>
         </w:tc>
@@ -7215,7 +7215,7 @@
               <w:rPr>
                 <w:sz w:val="15"/>
               </w:rPr>
-              <w:t>864건</w:t>
+              <w:t>879건</w:t>
             </w:r>
           </w:p>
         </w:tc>
@@ -7273,7 +7273,7 @@
               <w:rPr>
                 <w:sz w:val="15"/>
               </w:rPr>
-              <w:t>53.4%  ██████······</w:t>
+              <w:t>53.1%  ██████······</w:t>
             </w:r>
           </w:p>
         </w:tc>
@@ -7345,7 +7345,7 @@
               <w:rPr>
                 <w:sz w:val="15"/>
               </w:rPr>
-              <w:t>46.6%  ██████······</w:t>
+              <w:t>46.3%  ██████······</w:t>
             </w:r>
           </w:p>
         </w:tc>
@@ -7417,7 +7417,7 @@
               <w:rPr>
                 <w:sz w:val="15"/>
               </w:rPr>
-              <w:t>41.6%  █████·······</w:t>
+              <w:t>41.4%  █████·······</w:t>
             </w:r>
           </w:p>
         </w:tc>
@@ -7489,7 +7489,7 @@
               <w:rPr>
                 <w:sz w:val="15"/>
               </w:rPr>
-              <w:t>39.5%  █████·······</w:t>
+              <w:t>39.3%  █████·······</w:t>
             </w:r>
           </w:p>
         </w:tc>
@@ -7561,7 +7561,7 @@
               <w:rPr>
                 <w:sz w:val="15"/>
               </w:rPr>
-              <w:t>35.9%  ████········</w:t>
+              <w:t>35.7%  ████········</w:t>
             </w:r>
           </w:p>
         </w:tc>
@@ -7633,7 +7633,7 @@
               <w:rPr>
                 <w:sz w:val="15"/>
               </w:rPr>
-              <w:t>33.2%  ████········</w:t>
+              <w:t>33.0%  ████········</w:t>
             </w:r>
           </w:p>
         </w:tc>
@@ -7705,7 +7705,7 @@
               <w:rPr>
                 <w:sz w:val="15"/>
               </w:rPr>
-              <w:t>31.5%  ████········</w:t>
+              <w:t>31.3%  ████········</w:t>
             </w:r>
           </w:p>
         </w:tc>
@@ -7832,7 +7832,7 @@
               <w:rPr>
                 <w:sz w:val="15"/>
               </w:rPr>
-              <w:t>CTE 다항식 계수</w:t>
+              <w:t>응집영역 파괴에너지 GIIC</w:t>
             </w:r>
           </w:p>
         </w:tc>
@@ -7846,7 +7846,7 @@
               <w:rPr>
                 <w:sz w:val="15"/>
               </w:rPr>
-              <w:t>열</w:t>
+              <w:t>계면</w:t>
             </w:r>
           </w:p>
         </w:tc>
@@ -7860,7 +7860,7 @@
               <w:rPr>
                 <w:sz w:val="15"/>
               </w:rPr>
-              <w:t>5종</w:t>
+              <w:t>4종</w:t>
             </w:r>
           </w:p>
         </w:tc>
@@ -7874,7 +7874,7 @@
               <w:rPr>
                 <w:sz w:val="15"/>
               </w:rPr>
-              <w:t>30건</w:t>
+              <w:t>35건</w:t>
             </w:r>
           </w:p>
         </w:tc>
@@ -7890,7 +7890,7 @@
               <w:rPr>
                 <w:sz w:val="15"/>
               </w:rPr>
-              <w:t>판정도달 조사량</w:t>
+              <w:t>진파괴연성 D</w:t>
             </w:r>
           </w:p>
         </w:tc>
@@ -7904,7 +7904,7 @@
               <w:rPr>
                 <w:sz w:val="15"/>
               </w:rPr>
-              <w:t>화학</w:t>
+              <w:t>기계</w:t>
             </w:r>
           </w:p>
         </w:tc>
@@ -7948,7 +7948,7 @@
               <w:rPr>
                 <w:sz w:val="15"/>
               </w:rPr>
-              <w:t>응집영역 파괴에너지 GIIC</w:t>
+              <w:t>UV 차단파장</w:t>
             </w:r>
           </w:p>
         </w:tc>
@@ -7962,7 +7962,7 @@
               <w:rPr>
                 <w:sz w:val="15"/>
               </w:rPr>
-              <w:t>계면</w:t>
+              <w:t>광학</w:t>
             </w:r>
           </w:p>
         </w:tc>
@@ -7990,7 +7990,7 @@
               <w:rPr>
                 <w:sz w:val="15"/>
               </w:rPr>
-              <w:t>35건</w:t>
+              <w:t>17건</w:t>
             </w:r>
           </w:p>
         </w:tc>
@@ -8006,7 +8006,7 @@
               <w:rPr>
                 <w:sz w:val="15"/>
               </w:rPr>
-              <w:t>진파괴연성 D</w:t>
+              <w:t>흡음계수</w:t>
             </w:r>
           </w:p>
         </w:tc>
@@ -8020,7 +8020,7 @@
               <w:rPr>
                 <w:sz w:val="15"/>
               </w:rPr>
-              <w:t>기계</w:t>
+              <w:t>음향</w:t>
             </w:r>
           </w:p>
         </w:tc>
@@ -8034,7 +8034,7 @@
               <w:rPr>
                 <w:sz w:val="15"/>
               </w:rPr>
-              <w:t>4종</w:t>
+              <w:t>3종</w:t>
             </w:r>
           </w:p>
         </w:tc>
@@ -8048,7 +8048,7 @@
               <w:rPr>
                 <w:sz w:val="15"/>
               </w:rPr>
-              <w:t>4건</w:t>
+              <w:t>21건</w:t>
             </w:r>
           </w:p>
         </w:tc>
@@ -8064,7 +8064,7 @@
               <w:rPr>
                 <w:sz w:val="15"/>
               </w:rPr>
-              <w:t>UV 차단파장</w:t>
+              <w:t>와이어 풀 강도</w:t>
             </w:r>
           </w:p>
         </w:tc>
@@ -8078,7 +8078,7 @@
               <w:rPr>
                 <w:sz w:val="15"/>
               </w:rPr>
-              <w:t>광학</w:t>
+              <w:t>계면</w:t>
             </w:r>
           </w:p>
         </w:tc>
@@ -8092,7 +8092,7 @@
               <w:rPr>
                 <w:sz w:val="15"/>
               </w:rPr>
-              <w:t>4종</w:t>
+              <w:t>3종</w:t>
             </w:r>
           </w:p>
         </w:tc>
@@ -8106,7 +8106,7 @@
               <w:rPr>
                 <w:sz w:val="15"/>
               </w:rPr>
-              <w:t>17건</w:t>
+              <w:t>13건</w:t>
             </w:r>
           </w:p>
         </w:tc>
@@ -8122,7 +8122,7 @@
               <w:rPr>
                 <w:sz w:val="15"/>
               </w:rPr>
-              <w:t>흡음계수</w:t>
+              <w:t>순환변형경화지수</w:t>
             </w:r>
           </w:p>
         </w:tc>
@@ -8136,7 +8136,7 @@
               <w:rPr>
                 <w:sz w:val="15"/>
               </w:rPr>
-              <w:t>음향</w:t>
+              <w:t>기계</w:t>
             </w:r>
           </w:p>
         </w:tc>
@@ -8164,7 +8164,7 @@
               <w:rPr>
                 <w:sz w:val="15"/>
               </w:rPr>
-              <w:t>21건</w:t>
+              <w:t>7건</w:t>
             </w:r>
           </w:p>
         </w:tc>
@@ -8180,7 +8180,7 @@
               <w:rPr>
                 <w:sz w:val="15"/>
               </w:rPr>
-              <w:t>와이어 풀 강도</w:t>
+              <w:t>Darveaux 균열 상수</w:t>
             </w:r>
           </w:p>
         </w:tc>
@@ -8194,7 +8194,7 @@
               <w:rPr>
                 <w:sz w:val="15"/>
               </w:rPr>
-              <w:t>계면</w:t>
+              <w:t>기계</w:t>
             </w:r>
           </w:p>
         </w:tc>
@@ -8222,7 +8222,7 @@
               <w:rPr>
                 <w:sz w:val="15"/>
               </w:rPr>
-              <w:t>13건</w:t>
+              <w:t>70건</w:t>
             </w:r>
           </w:p>
         </w:tc>
@@ -8238,7 +8238,7 @@
               <w:rPr>
                 <w:sz w:val="15"/>
               </w:rPr>
-              <w:t>순환변형경화지수</w:t>
+              <w:t>이분자 소광 속도상수</w:t>
             </w:r>
           </w:p>
         </w:tc>
@@ -8252,7 +8252,7 @@
               <w:rPr>
                 <w:sz w:val="15"/>
               </w:rPr>
-              <w:t>기계</w:t>
+              <w:t>광학</w:t>
             </w:r>
           </w:p>
         </w:tc>
@@ -8280,7 +8280,7 @@
               <w:rPr>
                 <w:sz w:val="15"/>
               </w:rPr>
-              <w:t>7건</w:t>
+              <w:t>3건</w:t>
             </w:r>
           </w:p>
         </w:tc>
@@ -8296,7 +8296,7 @@
               <w:rPr>
                 <w:sz w:val="15"/>
               </w:rPr>
-              <w:t>Darveaux 균열 상수</w:t>
+              <w:t>광택(60도)</w:t>
             </w:r>
           </w:p>
         </w:tc>
@@ -8310,7 +8310,7 @@
               <w:rPr>
                 <w:sz w:val="15"/>
               </w:rPr>
-              <w:t>기계</w:t>
+              <w:t>광학</w:t>
             </w:r>
           </w:p>
         </w:tc>
@@ -8338,7 +8338,7 @@
               <w:rPr>
                 <w:sz w:val="15"/>
               </w:rPr>
-              <w:t>70건</w:t>
+              <w:t>5건</w:t>
             </w:r>
           </w:p>
         </w:tc>
@@ -8354,7 +8354,7 @@
               <w:rPr>
                 <w:sz w:val="15"/>
               </w:rPr>
-              <w:t>이분자 소광 속도상수</w:t>
+              <w:t>결정화도</w:t>
             </w:r>
           </w:p>
         </w:tc>
@@ -8368,7 +8368,7 @@
               <w:rPr>
                 <w:sz w:val="15"/>
               </w:rPr>
-              <w:t>광학</w:t>
+              <w:t>구조</w:t>
             </w:r>
           </w:p>
         </w:tc>
@@ -8396,7 +8396,7 @@
               <w:rPr>
                 <w:sz w:val="15"/>
               </w:rPr>
-              <w:t>3건</w:t>
+              <w:t>13건</w:t>
             </w:r>
           </w:p>
         </w:tc>
@@ -8412,7 +8412,7 @@
               <w:rPr>
                 <w:sz w:val="15"/>
               </w:rPr>
-              <w:t>광택(60도)</w:t>
+              <w:t>경화 모델 상수</w:t>
             </w:r>
           </w:p>
         </w:tc>
@@ -8426,7 +8426,7 @@
               <w:rPr>
                 <w:sz w:val="15"/>
               </w:rPr>
-              <w:t>광학</w:t>
+              <w:t>화학</w:t>
             </w:r>
           </w:p>
         </w:tc>
@@ -8440,7 +8440,7 @@
               <w:rPr>
                 <w:sz w:val="15"/>
               </w:rPr>
-              <w:t>3종</w:t>
+              <w:t>2종</w:t>
             </w:r>
           </w:p>
         </w:tc>
@@ -8454,7 +8454,7 @@
               <w:rPr>
                 <w:sz w:val="15"/>
               </w:rPr>
-              <w:t>5건</w:t>
+              <w:t>23건</w:t>
             </w:r>
           </w:p>
         </w:tc>
@@ -8470,7 +8470,7 @@
               <w:rPr>
                 <w:sz w:val="15"/>
               </w:rPr>
-              <w:t>결정화도</w:t>
+              <w:t>부분몰부피</w:t>
             </w:r>
           </w:p>
         </w:tc>
@@ -8484,7 +8484,7 @@
               <w:rPr>
                 <w:sz w:val="15"/>
               </w:rPr>
-              <w:t>구조</w:t>
+              <w:t>화학</w:t>
             </w:r>
           </w:p>
         </w:tc>
@@ -8498,7 +8498,7 @@
               <w:rPr>
                 <w:sz w:val="15"/>
               </w:rPr>
-              <w:t>3종</w:t>
+              <w:t>2종</w:t>
             </w:r>
           </w:p>
         </w:tc>
@@ -8512,7 +8512,7 @@
               <w:rPr>
                 <w:sz w:val="15"/>
               </w:rPr>
-              <w:t>13건</w:t>
+              <w:t>6건</w:t>
             </w:r>
           </w:p>
         </w:tc>
@@ -8528,7 +8528,7 @@
               <w:rPr>
                 <w:sz w:val="15"/>
               </w:rPr>
-              <w:t>경화 모델 상수</w:t>
+              <w:t>택 에너지</w:t>
             </w:r>
           </w:p>
         </w:tc>
@@ -8542,7 +8542,7 @@
               <w:rPr>
                 <w:sz w:val="15"/>
               </w:rPr>
-              <w:t>화학</w:t>
+              <w:t>계면</w:t>
             </w:r>
           </w:p>
         </w:tc>
@@ -8570,7 +8570,7 @@
               <w:rPr>
                 <w:sz w:val="15"/>
               </w:rPr>
-              <w:t>23건</w:t>
+              <w:t>16건</w:t>
             </w:r>
           </w:p>
         </w:tc>
@@ -8586,7 +8586,7 @@
               <w:rPr>
                 <w:sz w:val="15"/>
               </w:rPr>
-              <w:t>부분몰부피</w:t>
+              <w:t>순환강도계수 A</w:t>
             </w:r>
           </w:p>
         </w:tc>
@@ -8600,7 +8600,7 @@
               <w:rPr>
                 <w:sz w:val="15"/>
               </w:rPr>
-              <w:t>화학</w:t>
+              <w:t>기계</w:t>
             </w:r>
           </w:p>
         </w:tc>
@@ -8628,7 +8628,7 @@
               <w:rPr>
                 <w:sz w:val="15"/>
               </w:rPr>
-              <w:t>6건</w:t>
+              <w:t>2건</w:t>
             </w:r>
           </w:p>
         </w:tc>
@@ -8644,7 +8644,7 @@
               <w:rPr>
                 <w:sz w:val="15"/>
               </w:rPr>
-              <w:t>응집영역 최대 트랙션</w:t>
+              <w:t>Stromeyer 점근응력 σ∞</w:t>
             </w:r>
           </w:p>
         </w:tc>
@@ -8658,7 +8658,7 @@
               <w:rPr>
                 <w:sz w:val="15"/>
               </w:rPr>
-              <w:t>계면</w:t>
+              <w:t>기계</w:t>
             </w:r>
           </w:p>
         </w:tc>
@@ -8686,7 +8686,7 @@
               <w:rPr>
                 <w:sz w:val="15"/>
               </w:rPr>
-              <w:t>11건</w:t>
+              <w:t>9건</w:t>
             </w:r>
           </w:p>
         </w:tc>
@@ -8702,7 +8702,7 @@
               <w:rPr>
                 <w:sz w:val="15"/>
               </w:rPr>
-              <w:t>순환강도계수 A</w:t>
+              <w:t>Stromeyer 계수 C</w:t>
             </w:r>
           </w:p>
         </w:tc>
@@ -8744,7 +8744,7 @@
               <w:rPr>
                 <w:sz w:val="15"/>
               </w:rPr>
-              <w:t>2건</w:t>
+              <w:t>9건</w:t>
             </w:r>
           </w:p>
         </w:tc>
@@ -8760,7 +8760,7 @@
               <w:rPr>
                 <w:sz w:val="15"/>
               </w:rPr>
-              <w:t>Stromeyer 점근응력 σ∞</w:t>
+              <w:t>Stromeyer 지수 m</w:t>
             </w:r>
           </w:p>
         </w:tc>
@@ -8818,7 +8818,7 @@
               <w:rPr>
                 <w:sz w:val="15"/>
               </w:rPr>
-              <w:t>Stromeyer 계수 C</w:t>
+              <w:t>내자외선성</w:t>
             </w:r>
           </w:p>
         </w:tc>
@@ -8832,7 +8832,7 @@
               <w:rPr>
                 <w:sz w:val="15"/>
               </w:rPr>
-              <w:t>기계</w:t>
+              <w:t>광학</w:t>
             </w:r>
           </w:p>
         </w:tc>
@@ -8860,7 +8860,7 @@
               <w:rPr>
                 <w:sz w:val="15"/>
               </w:rPr>
-              <w:t>9건</w:t>
+              <w:t>2건</w:t>
             </w:r>
           </w:p>
         </w:tc>
@@ -8876,7 +8876,7 @@
               <w:rPr>
                 <w:sz w:val="15"/>
               </w:rPr>
-              <w:t>Stromeyer 지수 m</w:t>
+              <w:t>광열화 속도상수</w:t>
             </w:r>
           </w:p>
         </w:tc>
@@ -8890,7 +8890,7 @@
               <w:rPr>
                 <w:sz w:val="15"/>
               </w:rPr>
-              <w:t>기계</w:t>
+              <w:t>화학</w:t>
             </w:r>
           </w:p>
         </w:tc>
@@ -8904,7 +8904,7 @@
               <w:rPr>
                 <w:sz w:val="15"/>
               </w:rPr>
-              <w:t>2종</w:t>
+              <w:t>1종</w:t>
             </w:r>
           </w:p>
         </w:tc>
@@ -8918,7 +8918,7 @@
               <w:rPr>
                 <w:sz w:val="15"/>
               </w:rPr>
-              <w:t>9건</w:t>
+              <w:t>2건</w:t>
             </w:r>
           </w:p>
         </w:tc>
@@ -8934,7 +8934,7 @@
               <w:rPr>
                 <w:sz w:val="15"/>
               </w:rPr>
-              <w:t>내자외선성</w:t>
+              <w:t>비압축 파라미터 D</w:t>
             </w:r>
           </w:p>
         </w:tc>
@@ -8948,7 +8948,7 @@
               <w:rPr>
                 <w:sz w:val="15"/>
               </w:rPr>
-              <w:t>광학</w:t>
+              <w:t>기계</w:t>
             </w:r>
           </w:p>
         </w:tc>
@@ -8962,7 +8962,7 @@
               <w:rPr>
                 <w:sz w:val="15"/>
               </w:rPr>
-              <w:t>2종</w:t>
+              <w:t>1종</w:t>
             </w:r>
           </w:p>
         </w:tc>
@@ -8976,7 +8976,7 @@
               <w:rPr>
                 <w:sz w:val="15"/>
               </w:rPr>
-              <w:t>2건</w:t>
+              <w:t>8건</w:t>
             </w:r>
           </w:p>
         </w:tc>
@@ -8992,7 +8992,7 @@
               <w:rPr>
                 <w:sz w:val="15"/>
               </w:rPr>
-              <w:t>광열화 속도상수</w:t>
+              <w:t>변형률 분해 성분</w:t>
             </w:r>
           </w:p>
         </w:tc>
@@ -9006,7 +9006,7 @@
               <w:rPr>
                 <w:sz w:val="15"/>
               </w:rPr>
-              <w:t>화학</w:t>
+              <w:t>기계</w:t>
             </w:r>
           </w:p>
         </w:tc>
@@ -9034,7 +9034,7 @@
               <w:rPr>
                 <w:sz w:val="15"/>
               </w:rPr>
-              <w:t>2건</w:t>
+              <w:t>10건</w:t>
             </w:r>
           </w:p>
         </w:tc>
@@ -9050,7 +9050,7 @@
               <w:rPr>
                 <w:sz w:val="15"/>
               </w:rPr>
-              <w:t>비압축 파라미터 D</w:t>
+              <w:t>충방전 팽창변형률</w:t>
             </w:r>
           </w:p>
         </w:tc>
@@ -9092,7 +9092,7 @@
               <w:rPr>
                 <w:sz w:val="15"/>
               </w:rPr>
-              <w:t>8건</w:t>
+              <w:t>5건</w:t>
             </w:r>
           </w:p>
         </w:tc>
@@ -9108,7 +9108,7 @@
               <w:rPr>
                 <w:sz w:val="15"/>
               </w:rPr>
-              <w:t>변형률 분해 성분</w:t>
+              <w:t>겔분율</w:t>
             </w:r>
           </w:p>
         </w:tc>
@@ -9122,7 +9122,7 @@
               <w:rPr>
                 <w:sz w:val="15"/>
               </w:rPr>
-              <w:t>기계</w:t>
+              <w:t>화학</w:t>
             </w:r>
           </w:p>
         </w:tc>
@@ -9136,7 +9136,7 @@
               <w:rPr>
                 <w:sz w:val="15"/>
               </w:rPr>
-              <w:t>1종</w:t>
+              <w:t>0종</w:t>
             </w:r>
           </w:p>
         </w:tc>
@@ -9150,7 +9150,7 @@
               <w:rPr>
                 <w:sz w:val="15"/>
               </w:rPr>
-              <w:t>10건</w:t>
+              <w:t>0건</w:t>
             </w:r>
           </w:p>
         </w:tc>
@@ -9166,7 +9166,7 @@
               <w:rPr>
                 <w:sz w:val="15"/>
               </w:rPr>
-              <w:t>충방전 팽창변형률</w:t>
+              <w:t>가수분해 속도상수</w:t>
             </w:r>
           </w:p>
         </w:tc>
@@ -9180,7 +9180,7 @@
               <w:rPr>
                 <w:sz w:val="15"/>
               </w:rPr>
-              <w:t>기계</w:t>
+              <w:t>화학</w:t>
             </w:r>
           </w:p>
         </w:tc>
@@ -9194,7 +9194,7 @@
               <w:rPr>
                 <w:sz w:val="15"/>
               </w:rPr>
-              <w:t>1종</w:t>
+              <w:t>0종</w:t>
             </w:r>
           </w:p>
         </w:tc>
@@ -9208,7 +9208,7 @@
               <w:rPr>
                 <w:sz w:val="15"/>
               </w:rPr>
-              <w:t>5건</w:t>
+              <w:t>0건</w:t>
             </w:r>
           </w:p>
         </w:tc>
@@ -9224,7 +9224,7 @@
               <w:rPr>
                 <w:sz w:val="15"/>
               </w:rPr>
-              <w:t>가수분해 속도상수</w:t>
+              <w:t>표면조도 Ra</w:t>
             </w:r>
           </w:p>
         </w:tc>
@@ -9238,7 +9238,7 @@
               <w:rPr>
                 <w:sz w:val="15"/>
               </w:rPr>
-              <w:t>화학</w:t>
+              <w:t>surface</w:t>
             </w:r>
           </w:p>
         </w:tc>
@@ -9395,7 +9395,7 @@
               <w:rPr>
                 <w:sz w:val="16"/>
               </w:rPr>
-              <w:t>14,122건</w:t>
+              <w:t>14,191건</w:t>
             </w:r>
           </w:p>
         </w:tc>
@@ -9511,7 +9511,7 @@
               <w:rPr>
                 <w:sz w:val="16"/>
               </w:rPr>
-              <w:t>2,424건</w:t>
+              <w:t>2,437건</w:t>
             </w:r>
           </w:p>
         </w:tc>
@@ -9613,7 +9613,7 @@
               <w:rPr>
                 <w:sz w:val="16"/>
               </w:rPr>
-              <w:t>12종</w:t>
+              <w:t>14종</w:t>
             </w:r>
           </w:p>
         </w:tc>
@@ -9627,7 +9627,7 @@
               <w:rPr>
                 <w:sz w:val="16"/>
               </w:rPr>
-              <w:t>1,631건</w:t>
+              <w:t>1,716건</w:t>
             </w:r>
           </w:p>
         </w:tc>
@@ -9641,7 +9641,7 @@
               <w:rPr>
                 <w:sz w:val="16"/>
               </w:rPr>
-              <w:t>51종</w:t>
+              <w:t>45종</w:t>
             </w:r>
           </w:p>
         </w:tc>
@@ -9729,7 +9729,7 @@
               <w:rPr>
                 <w:sz w:val="16"/>
               </w:rPr>
-              <w:t>20종</w:t>
+              <w:t>21종</w:t>
             </w:r>
           </w:p>
         </w:tc>
@@ -9743,7 +9743,7 @@
               <w:rPr>
                 <w:sz w:val="16"/>
               </w:rPr>
-              <w:t>1,059건</w:t>
+              <w:t>1,062건</w:t>
             </w:r>
           </w:p>
         </w:tc>
@@ -9757,7 +9757,7 @@
               <w:rPr>
                 <w:sz w:val="16"/>
               </w:rPr>
-              <w:t>39종</w:t>
+              <w:t>37종</w:t>
             </w:r>
           </w:p>
         </w:tc>
@@ -9801,7 +9801,7 @@
               <w:rPr>
                 <w:sz w:val="16"/>
               </w:rPr>
-              <w:t>454건</w:t>
+              <w:t>456건</w:t>
             </w:r>
           </w:p>
         </w:tc>
@@ -9815,7 +9815,7 @@
               <w:rPr>
                 <w:sz w:val="16"/>
               </w:rPr>
-              <w:t>47종</w:t>
+              <w:t>48종</w:t>
             </w:r>
           </w:p>
         </w:tc>
@@ -9990,6 +9990,64 @@
                 <w:sz w:val="16"/>
               </w:rPr>
               <w:t>24종</w:t>
+            </w:r>
+          </w:p>
+        </w:tc>
+      </w:tr>
+      <w:tr>
+        <w:tc>
+          <w:tcPr>
+            <w:tcW w:type="dxa" w:w="2160"/>
+          </w:tcPr>
+          <w:p>
+            <w:r/>
+            <w:r>
+              <w:rPr>
+                <w:sz w:val="16"/>
+              </w:rPr>
+              <w:t>surface</w:t>
+            </w:r>
+          </w:p>
+        </w:tc>
+        <w:tc>
+          <w:tcPr>
+            <w:tcW w:type="dxa" w:w="2160"/>
+          </w:tcPr>
+          <w:p>
+            <w:r/>
+            <w:r>
+              <w:rPr>
+                <w:sz w:val="16"/>
+              </w:rPr>
+              <w:t>1종</w:t>
+            </w:r>
+          </w:p>
+        </w:tc>
+        <w:tc>
+          <w:tcPr>
+            <w:tcW w:type="dxa" w:w="2160"/>
+          </w:tcPr>
+          <w:p>
+            <w:r/>
+            <w:r>
+              <w:rPr>
+                <w:sz w:val="16"/>
+              </w:rPr>
+              <w:t>0건</w:t>
+            </w:r>
+          </w:p>
+        </w:tc>
+        <w:tc>
+          <w:tcPr>
+            <